--- a/Documents/02_NovaBiblioteca_RAD.docx
+++ b/Documents/02_NovaBiblioteca_RAD.docx
@@ -1,6 +1,6 @@
 
 <file path=word/document.xml><?xml version="1.0" encoding="utf-8"?>
-<w:document xmlns:wpc="http://schemas.microsoft.com/office/word/2010/wordprocessingCanvas" xmlns:cx="http://schemas.microsoft.com/office/drawing/2014/chartex" xmlns:cx1="http://schemas.microsoft.com/office/drawing/2015/9/8/chartex" xmlns:cx2="http://schemas.microsoft.com/office/drawing/2015/10/21/chartex" xmlns:cx3="http://schemas.microsoft.com/office/drawing/2016/5/9/chartex" xmlns:cx4="http://schemas.microsoft.com/office/drawing/2016/5/10/chartex" xmlns:cx5="http://schemas.microsoft.com/office/drawing/2016/5/11/chartex" xmlns:cx6="http://schemas.microsoft.com/office/drawing/2016/5/12/chartex" xmlns:cx7="http://schemas.microsoft.com/office/drawing/2016/5/13/chartex" xmlns:cx8="http://schemas.microsoft.com/office/drawing/2016/5/14/chartex" xmlns:mc="http://schemas.openxmlformats.org/markup-compatibility/2006" xmlns:aink="http://schemas.microsoft.com/office/drawing/2016/ink" xmlns:am3d="http://schemas.microsoft.com/office/drawing/2017/model3d" xmlns:o="urn:schemas-microsoft-com:office:office" xmlns:oel="http://schemas.microsoft.com/office/2019/extlst" xmlns:r="http://schemas.openxmlformats.org/officeDocument/2006/relationships" xmlns:m="http://schemas.openxmlformats.org/officeDocument/2006/math" xmlns:v="urn:schemas-microsoft-com:vml" xmlns:wp14="http://schemas.microsoft.com/office/word/2010/wordprocessingDrawing" xmlns:wp="http://schemas.openxmlformats.org/drawingml/2006/wordprocessingDrawing" xmlns:w10="urn:schemas-microsoft-com:office:word" xmlns:w="http://schemas.openxmlformats.org/wordprocessingml/2006/main" xmlns:w14="http://schemas.microsoft.com/office/word/2010/wordml" xmlns:w15="http://schemas.microsoft.com/office/word/2012/wordml" xmlns:w16cex="http://schemas.microsoft.com/office/word/2018/wordml/cex" xmlns:w16cid="http://schemas.microsoft.com/office/word/2016/wordml/cid" xmlns:w16="http://schemas.microsoft.com/office/word/2018/wordml" xmlns:w16du="http://schemas.microsoft.com/office/word/2023/wordml/word16du" xmlns:w16sdtdh="http://schemas.microsoft.com/office/word/2020/wordml/sdtdatahash" xmlns:w16sdtfl="http://schemas.microsoft.com/office/word/2024/wordml/sdtformatlock" xmlns:w16se="http://schemas.microsoft.com/office/word/2015/wordml/symex" xmlns:wpg="http://schemas.microsoft.com/office/word/2010/wordprocessingGroup" xmlns:wpi="http://schemas.microsoft.com/office/word/2010/wordprocessingInk" xmlns:wne="http://schemas.microsoft.com/office/word/2006/wordml" xmlns:wps="http://schemas.microsoft.com/office/word/2010/wordprocessingShape" mc:Ignorable="w14 w15 w16se w16cid w16 w16cex w16sdtdh w16sdtfl w16du wp14">
+<w:document xmlns:wpc="http://schemas.microsoft.com/office/word/2010/wordprocessingCanvas" xmlns:cx="http://schemas.microsoft.com/office/drawing/2014/chartex" xmlns:cx1="http://schemas.microsoft.com/office/drawing/2015/9/8/chartex" xmlns:cx2="http://schemas.microsoft.com/office/drawing/2015/10/21/chartex" xmlns:cx3="http://schemas.microsoft.com/office/drawing/2016/5/9/chartex" xmlns:cx4="http://schemas.microsoft.com/office/drawing/2016/5/10/chartex" xmlns:cx5="http://schemas.microsoft.com/office/drawing/2016/5/11/chartex" xmlns:cx6="http://schemas.microsoft.com/office/drawing/2016/5/12/chartex" xmlns:cx7="http://schemas.microsoft.com/office/drawing/2016/5/13/chartex" xmlns:cx8="http://schemas.microsoft.com/office/drawing/2016/5/14/chartex" xmlns:mc="http://schemas.openxmlformats.org/markup-compatibility/2006" xmlns:aink="http://schemas.microsoft.com/office/drawing/2016/ink" xmlns:am3d="http://schemas.microsoft.com/office/drawing/2017/model3d" xmlns:o="urn:schemas-microsoft-com:office:office" xmlns:oel="http://schemas.microsoft.com/office/2019/extlst" xmlns:r="http://schemas.openxmlformats.org/officeDocument/2006/relationships" xmlns:m="http://schemas.openxmlformats.org/officeDocument/2006/math" xmlns:v="urn:schemas-microsoft-com:vml" xmlns:wp14="http://schemas.microsoft.com/office/word/2010/wordprocessingDrawing" xmlns:wp="http://schemas.openxmlformats.org/drawingml/2006/wordprocessingDrawing" xmlns:w10="urn:schemas-microsoft-com:office:word" xmlns:w="http://schemas.openxmlformats.org/wordprocessingml/2006/main" xmlns:w14="http://schemas.microsoft.com/office/word/2010/wordml" xmlns:w15="http://schemas.microsoft.com/office/word/2012/wordml" xmlns:w16cex="http://schemas.microsoft.com/office/word/2018/wordml/cex" xmlns:w16cid="http://schemas.microsoft.com/office/word/2016/wordml/cid" xmlns:w16="http://schemas.microsoft.com/office/word/2018/wordml" xmlns:w16du="http://schemas.microsoft.com/office/word/2023/wordml/word16du" xmlns:w16sdtdh="http://schemas.microsoft.com/office/word/2020/wordml/sdtdatahash" xmlns:w16sdtfl="http://schemas.microsoft.com/office/word/2024/wordml/sdtformatlock" xmlns:w16se="http://schemas.microsoft.com/office/word/2015/wordml/symex" xmlns:wpg="http://schemas.microsoft.com/office/word/2010/wordprocessingGroup" xmlns:wpi="http://schemas.microsoft.com/office/word/2010/wordprocessingInk" xmlns:wne="http://schemas.microsoft.com/office/word/2006/wordml" xmlns:wps="http://schemas.microsoft.com/office/word/2010/wordprocessingShape" xmlns:a="http://schemas.openxmlformats.org/drawingml/2006/main" xmlns:pic="http://schemas.openxmlformats.org/drawingml/2006/picture" mc:Ignorable="w14 w15 w16se w16cid w16 w16cex w16sdtdh w16sdtfl w16du wp14">
   <w:body>
     <w:p/>
     <w:tbl>
@@ -28,10 +28,10 @@
             <w:tcW w:w="9637" w:type="dxa"/>
             <w:vMerge w:val="restart"/>
             <w:tcBorders>
-              <w:top w:val="single" w:sz="1" w:space="0" w:color="000000"/>
-              <w:left w:val="single" w:sz="1" w:space="0" w:color="000000"/>
-              <w:bottom w:val="single" w:sz="1" w:space="0" w:color="000000"/>
-              <w:right w:val="single" w:sz="1" w:space="0" w:color="000000"/>
+              <w:top w:val="single" w:color="000000" w:sz="1" w:space="0"/>
+              <w:left w:val="single" w:color="000000" w:sz="1" w:space="0"/>
+              <w:bottom w:val="single" w:color="000000" w:sz="1" w:space="0"/>
+              <w:right w:val="single" w:color="000000" w:sz="1" w:space="0"/>
             </w:tcBorders>
           </w:tcPr>
           <w:p>
@@ -162,6 +162,13 @@
           <w:sz w:val="36"/>
         </w:rPr>
         <w:br/>
+      </w:r>
+      <w:r>
+        <w:rPr>
+          <w:rFonts w:ascii="Arial" w:hAnsi="Arial"/>
+          <w:b/>
+          <w:sz w:val="36"/>
+        </w:rPr>
         <w:t xml:space="preserve">Versione </w:t>
       </w:r>
       <w:r>
@@ -487,7 +494,7 @@
           <w:footnotePr>
             <w:pos w:val="beneathText"/>
           </w:footnotePr>
-          <w:pgSz w:w="11905" w:h="16837"/>
+          <w:pgSz w:w="11905" w:h="16837" w:orient="portrait"/>
           <w:pgMar w:top="1134" w:right="1134" w:bottom="1134" w:left="1134" w:header="720" w:footer="720" w:gutter="0"/>
           <w:cols w:space="720"/>
           <w:formProt w:val="0"/>
@@ -550,9 +557,9 @@
             <w:tcW w:w="6745" w:type="dxa"/>
             <w:vMerge w:val="restart"/>
             <w:tcBorders>
-              <w:top w:val="single" w:sz="1" w:space="0" w:color="000000"/>
-              <w:left w:val="single" w:sz="1" w:space="0" w:color="000000"/>
-              <w:bottom w:val="single" w:sz="1" w:space="0" w:color="000000"/>
+              <w:top w:val="single" w:color="000000" w:sz="1" w:space="0"/>
+              <w:left w:val="single" w:color="000000" w:sz="1" w:space="0"/>
+              <w:bottom w:val="single" w:color="000000" w:sz="1" w:space="0"/>
             </w:tcBorders>
           </w:tcPr>
           <w:p>
@@ -577,10 +584,10 @@
             <w:tcW w:w="2892" w:type="dxa"/>
             <w:vMerge w:val="restart"/>
             <w:tcBorders>
-              <w:top w:val="single" w:sz="1" w:space="0" w:color="000000"/>
-              <w:left w:val="single" w:sz="1" w:space="0" w:color="000000"/>
-              <w:bottom w:val="single" w:sz="1" w:space="0" w:color="000000"/>
-              <w:right w:val="single" w:sz="1" w:space="0" w:color="000000"/>
+              <w:top w:val="single" w:color="000000" w:sz="1" w:space="0"/>
+              <w:left w:val="single" w:color="000000" w:sz="1" w:space="0"/>
+              <w:bottom w:val="single" w:color="000000" w:sz="1" w:space="0"/>
+              <w:right w:val="single" w:color="000000" w:sz="1" w:space="0"/>
             </w:tcBorders>
           </w:tcPr>
           <w:p>
@@ -609,8 +616,8 @@
           <w:tcPr>
             <w:tcW w:w="6745" w:type="dxa"/>
             <w:tcBorders>
-              <w:left w:val="single" w:sz="1" w:space="0" w:color="000000"/>
-              <w:bottom w:val="single" w:sz="1" w:space="0" w:color="000000"/>
+              <w:left w:val="single" w:color="000000" w:sz="1" w:space="0"/>
+              <w:bottom w:val="single" w:color="000000" w:sz="1" w:space="0"/>
             </w:tcBorders>
           </w:tcPr>
           <w:p>
@@ -635,9 +642,9 @@
           <w:tcPr>
             <w:tcW w:w="2892" w:type="dxa"/>
             <w:tcBorders>
-              <w:left w:val="single" w:sz="1" w:space="0" w:color="000000"/>
-              <w:bottom w:val="single" w:sz="1" w:space="0" w:color="000000"/>
-              <w:right w:val="single" w:sz="1" w:space="0" w:color="000000"/>
+              <w:left w:val="single" w:color="000000" w:sz="1" w:space="0"/>
+              <w:bottom w:val="single" w:color="000000" w:sz="1" w:space="0"/>
+              <w:right w:val="single" w:color="000000" w:sz="1" w:space="0"/>
             </w:tcBorders>
           </w:tcPr>
           <w:p>
@@ -668,8 +675,8 @@
             <w:tcW w:w="6745" w:type="dxa"/>
             <w:vMerge w:val="restart"/>
             <w:tcBorders>
-              <w:left w:val="single" w:sz="1" w:space="0" w:color="000000"/>
-              <w:bottom w:val="single" w:sz="1" w:space="0" w:color="000000"/>
+              <w:left w:val="single" w:color="000000" w:sz="1" w:space="0"/>
+              <w:bottom w:val="single" w:color="000000" w:sz="1" w:space="0"/>
             </w:tcBorders>
           </w:tcPr>
           <w:p>
@@ -688,9 +695,9 @@
             <w:tcW w:w="2892" w:type="dxa"/>
             <w:vMerge w:val="restart"/>
             <w:tcBorders>
-              <w:left w:val="single" w:sz="1" w:space="0" w:color="000000"/>
-              <w:bottom w:val="single" w:sz="1" w:space="0" w:color="000000"/>
-              <w:right w:val="single" w:sz="1" w:space="0" w:color="000000"/>
+              <w:left w:val="single" w:color="000000" w:sz="1" w:space="0"/>
+              <w:bottom w:val="single" w:color="000000" w:sz="1" w:space="0"/>
+              <w:right w:val="single" w:color="000000" w:sz="1" w:space="0"/>
             </w:tcBorders>
           </w:tcPr>
           <w:p>
@@ -758,9 +765,9 @@
             <w:tcW w:w="6745" w:type="dxa"/>
             <w:vMerge w:val="restart"/>
             <w:tcBorders>
-              <w:top w:val="single" w:sz="1" w:space="0" w:color="000000"/>
-              <w:left w:val="single" w:sz="1" w:space="0" w:color="000000"/>
-              <w:bottom w:val="single" w:sz="1" w:space="0" w:color="000000"/>
+              <w:top w:val="single" w:color="000000" w:sz="1" w:space="0"/>
+              <w:left w:val="single" w:color="000000" w:sz="1" w:space="0"/>
+              <w:bottom w:val="single" w:color="000000" w:sz="1" w:space="0"/>
             </w:tcBorders>
           </w:tcPr>
           <w:p>
@@ -785,10 +792,10 @@
             <w:tcW w:w="2892" w:type="dxa"/>
             <w:vMerge w:val="restart"/>
             <w:tcBorders>
-              <w:top w:val="single" w:sz="1" w:space="0" w:color="000000"/>
-              <w:left w:val="single" w:sz="1" w:space="0" w:color="000000"/>
-              <w:bottom w:val="single" w:sz="1" w:space="0" w:color="000000"/>
-              <w:right w:val="single" w:sz="1" w:space="0" w:color="000000"/>
+              <w:top w:val="single" w:color="000000" w:sz="1" w:space="0"/>
+              <w:left w:val="single" w:color="000000" w:sz="1" w:space="0"/>
+              <w:bottom w:val="single" w:color="000000" w:sz="1" w:space="0"/>
+              <w:right w:val="single" w:color="000000" w:sz="1" w:space="0"/>
             </w:tcBorders>
           </w:tcPr>
           <w:p>
@@ -817,8 +824,8 @@
           <w:tcPr>
             <w:tcW w:w="6745" w:type="dxa"/>
             <w:tcBorders>
-              <w:left w:val="single" w:sz="1" w:space="0" w:color="000000"/>
-              <w:bottom w:val="single" w:sz="1" w:space="0" w:color="000000"/>
+              <w:left w:val="single" w:color="000000" w:sz="1" w:space="0"/>
+              <w:bottom w:val="single" w:color="000000" w:sz="1" w:space="0"/>
             </w:tcBorders>
           </w:tcPr>
           <w:p>
@@ -843,9 +850,9 @@
           <w:tcPr>
             <w:tcW w:w="2892" w:type="dxa"/>
             <w:tcBorders>
-              <w:left w:val="single" w:sz="1" w:space="0" w:color="000000"/>
-              <w:bottom w:val="single" w:sz="1" w:space="0" w:color="000000"/>
-              <w:right w:val="single" w:sz="1" w:space="0" w:color="000000"/>
+              <w:left w:val="single" w:color="000000" w:sz="1" w:space="0"/>
+              <w:bottom w:val="single" w:color="000000" w:sz="1" w:space="0"/>
+              <w:right w:val="single" w:color="000000" w:sz="1" w:space="0"/>
             </w:tcBorders>
           </w:tcPr>
           <w:p>
@@ -875,8 +882,8 @@
           <w:tcPr>
             <w:tcW w:w="6745" w:type="dxa"/>
             <w:tcBorders>
-              <w:left w:val="single" w:sz="1" w:space="0" w:color="000000"/>
-              <w:bottom w:val="single" w:sz="1" w:space="0" w:color="000000"/>
+              <w:left w:val="single" w:color="000000" w:sz="1" w:space="0"/>
+              <w:bottom w:val="single" w:color="000000" w:sz="1" w:space="0"/>
             </w:tcBorders>
           </w:tcPr>
           <w:p>
@@ -901,9 +908,9 @@
           <w:tcPr>
             <w:tcW w:w="2892" w:type="dxa"/>
             <w:tcBorders>
-              <w:left w:val="single" w:sz="1" w:space="0" w:color="000000"/>
-              <w:bottom w:val="single" w:sz="1" w:space="0" w:color="000000"/>
-              <w:right w:val="single" w:sz="1" w:space="0" w:color="000000"/>
+              <w:left w:val="single" w:color="000000" w:sz="1" w:space="0"/>
+              <w:bottom w:val="single" w:color="000000" w:sz="1" w:space="0"/>
+              <w:right w:val="single" w:color="000000" w:sz="1" w:space="0"/>
             </w:tcBorders>
           </w:tcPr>
           <w:p>
@@ -933,8 +940,8 @@
           <w:tcPr>
             <w:tcW w:w="6745" w:type="dxa"/>
             <w:tcBorders>
-              <w:left w:val="single" w:sz="1" w:space="0" w:color="000000"/>
-              <w:bottom w:val="single" w:sz="1" w:space="0" w:color="000000"/>
+              <w:left w:val="single" w:color="000000" w:sz="1" w:space="0"/>
+              <w:bottom w:val="single" w:color="000000" w:sz="1" w:space="0"/>
             </w:tcBorders>
           </w:tcPr>
           <w:p>
@@ -959,9 +966,9 @@
           <w:tcPr>
             <w:tcW w:w="2892" w:type="dxa"/>
             <w:tcBorders>
-              <w:left w:val="single" w:sz="1" w:space="0" w:color="000000"/>
-              <w:bottom w:val="single" w:sz="1" w:space="0" w:color="000000"/>
-              <w:right w:val="single" w:sz="1" w:space="0" w:color="000000"/>
+              <w:left w:val="single" w:color="000000" w:sz="1" w:space="0"/>
+              <w:bottom w:val="single" w:color="000000" w:sz="1" w:space="0"/>
+              <w:right w:val="single" w:color="000000" w:sz="1" w:space="0"/>
             </w:tcBorders>
           </w:tcPr>
           <w:p>
@@ -991,8 +998,8 @@
           <w:tcPr>
             <w:tcW w:w="6745" w:type="dxa"/>
             <w:tcBorders>
-              <w:left w:val="single" w:sz="1" w:space="0" w:color="000000"/>
-              <w:bottom w:val="single" w:sz="1" w:space="0" w:color="000000"/>
+              <w:left w:val="single" w:color="000000" w:sz="1" w:space="0"/>
+              <w:bottom w:val="single" w:color="000000" w:sz="1" w:space="0"/>
             </w:tcBorders>
           </w:tcPr>
           <w:p>
@@ -1010,9 +1017,9 @@
           <w:tcPr>
             <w:tcW w:w="2892" w:type="dxa"/>
             <w:tcBorders>
-              <w:left w:val="single" w:sz="1" w:space="0" w:color="000000"/>
-              <w:bottom w:val="single" w:sz="1" w:space="0" w:color="000000"/>
-              <w:right w:val="single" w:sz="1" w:space="0" w:color="000000"/>
+              <w:left w:val="single" w:color="000000" w:sz="1" w:space="0"/>
+              <w:bottom w:val="single" w:color="000000" w:sz="1" w:space="0"/>
+              <w:right w:val="single" w:color="000000" w:sz="1" w:space="0"/>
             </w:tcBorders>
           </w:tcPr>
           <w:p>
@@ -1036,8 +1043,8 @@
             <w:tcW w:w="6745" w:type="dxa"/>
             <w:vMerge w:val="restart"/>
             <w:tcBorders>
-              <w:left w:val="single" w:sz="1" w:space="0" w:color="000000"/>
-              <w:bottom w:val="single" w:sz="1" w:space="0" w:color="000000"/>
+              <w:left w:val="single" w:color="000000" w:sz="1" w:space="0"/>
+              <w:bottom w:val="single" w:color="000000" w:sz="1" w:space="0"/>
             </w:tcBorders>
           </w:tcPr>
           <w:p>
@@ -1056,9 +1063,9 @@
             <w:tcW w:w="2892" w:type="dxa"/>
             <w:vMerge w:val="restart"/>
             <w:tcBorders>
-              <w:left w:val="single" w:sz="1" w:space="0" w:color="000000"/>
-              <w:bottom w:val="single" w:sz="1" w:space="0" w:color="000000"/>
-              <w:right w:val="single" w:sz="1" w:space="0" w:color="000000"/>
+              <w:left w:val="single" w:color="000000" w:sz="1" w:space="0"/>
+              <w:bottom w:val="single" w:color="000000" w:sz="1" w:space="0"/>
+              <w:right w:val="single" w:color="000000" w:sz="1" w:space="0"/>
             </w:tcBorders>
           </w:tcPr>
           <w:p>
@@ -1082,8 +1089,8 @@
             <w:tcW w:w="6745" w:type="dxa"/>
             <w:vMerge w:val="restart"/>
             <w:tcBorders>
-              <w:left w:val="single" w:sz="1" w:space="0" w:color="000000"/>
-              <w:bottom w:val="single" w:sz="1" w:space="0" w:color="000000"/>
+              <w:left w:val="single" w:color="000000" w:sz="1" w:space="0"/>
+              <w:bottom w:val="single" w:color="000000" w:sz="1" w:space="0"/>
             </w:tcBorders>
           </w:tcPr>
           <w:p>
@@ -1102,9 +1109,9 @@
             <w:tcW w:w="2892" w:type="dxa"/>
             <w:vMerge w:val="restart"/>
             <w:tcBorders>
-              <w:left w:val="single" w:sz="1" w:space="0" w:color="000000"/>
-              <w:bottom w:val="single" w:sz="1" w:space="0" w:color="000000"/>
-              <w:right w:val="single" w:sz="1" w:space="0" w:color="000000"/>
+              <w:left w:val="single" w:color="000000" w:sz="1" w:space="0"/>
+              <w:bottom w:val="single" w:color="000000" w:sz="1" w:space="0"/>
+              <w:right w:val="single" w:color="000000" w:sz="1" w:space="0"/>
             </w:tcBorders>
           </w:tcPr>
           <w:p>
@@ -1164,9 +1171,9 @@
             <w:tcW w:w="2891" w:type="dxa"/>
             <w:vMerge w:val="restart"/>
             <w:tcBorders>
-              <w:top w:val="single" w:sz="1" w:space="0" w:color="000000"/>
-              <w:left w:val="single" w:sz="1" w:space="0" w:color="000000"/>
-              <w:bottom w:val="single" w:sz="1" w:space="0" w:color="000000"/>
+              <w:top w:val="single" w:color="000000" w:sz="1" w:space="0"/>
+              <w:left w:val="single" w:color="000000" w:sz="1" w:space="0"/>
+              <w:bottom w:val="single" w:color="000000" w:sz="1" w:space="0"/>
             </w:tcBorders>
           </w:tcPr>
           <w:p>
@@ -1193,10 +1200,10 @@
             <w:tcW w:w="6746" w:type="dxa"/>
             <w:vMerge w:val="restart"/>
             <w:tcBorders>
-              <w:top w:val="single" w:sz="1" w:space="0" w:color="000000"/>
-              <w:left w:val="single" w:sz="1" w:space="0" w:color="000000"/>
-              <w:bottom w:val="single" w:sz="1" w:space="0" w:color="000000"/>
-              <w:right w:val="single" w:sz="1" w:space="0" w:color="000000"/>
+              <w:top w:val="single" w:color="000000" w:sz="1" w:space="0"/>
+              <w:left w:val="single" w:color="000000" w:sz="1" w:space="0"/>
+              <w:bottom w:val="single" w:color="000000" w:sz="1" w:space="0"/>
+              <w:right w:val="single" w:color="000000" w:sz="1" w:space="0"/>
             </w:tcBorders>
           </w:tcPr>
           <w:p>
@@ -1300,9 +1307,9 @@
             <w:tcW w:w="1927" w:type="dxa"/>
             <w:vMerge w:val="restart"/>
             <w:tcBorders>
-              <w:top w:val="single" w:sz="1" w:space="0" w:color="000000"/>
-              <w:left w:val="single" w:sz="1" w:space="0" w:color="000000"/>
-              <w:bottom w:val="single" w:sz="1" w:space="0" w:color="000000"/>
+              <w:top w:val="single" w:color="000000" w:sz="1" w:space="0"/>
+              <w:left w:val="single" w:color="000000" w:sz="1" w:space="0"/>
+              <w:bottom w:val="single" w:color="000000" w:sz="1" w:space="0"/>
             </w:tcBorders>
           </w:tcPr>
           <w:p>
@@ -1327,9 +1334,9 @@
             <w:tcW w:w="964" w:type="dxa"/>
             <w:vMerge w:val="restart"/>
             <w:tcBorders>
-              <w:top w:val="single" w:sz="1" w:space="0" w:color="000000"/>
-              <w:left w:val="single" w:sz="1" w:space="0" w:color="000000"/>
-              <w:bottom w:val="single" w:sz="1" w:space="0" w:color="000000"/>
+              <w:top w:val="single" w:color="000000" w:sz="1" w:space="0"/>
+              <w:left w:val="single" w:color="000000" w:sz="1" w:space="0"/>
+              <w:bottom w:val="single" w:color="000000" w:sz="1" w:space="0"/>
             </w:tcBorders>
           </w:tcPr>
           <w:p>
@@ -1354,9 +1361,9 @@
             <w:tcW w:w="4336" w:type="dxa"/>
             <w:vMerge w:val="restart"/>
             <w:tcBorders>
-              <w:top w:val="single" w:sz="1" w:space="0" w:color="000000"/>
-              <w:left w:val="single" w:sz="1" w:space="0" w:color="000000"/>
-              <w:bottom w:val="single" w:sz="1" w:space="0" w:color="000000"/>
+              <w:top w:val="single" w:color="000000" w:sz="1" w:space="0"/>
+              <w:left w:val="single" w:color="000000" w:sz="1" w:space="0"/>
+              <w:bottom w:val="single" w:color="000000" w:sz="1" w:space="0"/>
             </w:tcBorders>
           </w:tcPr>
           <w:p>
@@ -1381,10 +1388,10 @@
             <w:tcW w:w="2410" w:type="dxa"/>
             <w:vMerge w:val="restart"/>
             <w:tcBorders>
-              <w:top w:val="single" w:sz="1" w:space="0" w:color="000000"/>
-              <w:left w:val="single" w:sz="1" w:space="0" w:color="000000"/>
-              <w:bottom w:val="single" w:sz="1" w:space="0" w:color="000000"/>
-              <w:right w:val="single" w:sz="1" w:space="0" w:color="000000"/>
+              <w:top w:val="single" w:color="000000" w:sz="1" w:space="0"/>
+              <w:left w:val="single" w:color="000000" w:sz="1" w:space="0"/>
+              <w:bottom w:val="single" w:color="000000" w:sz="1" w:space="0"/>
+              <w:right w:val="single" w:color="000000" w:sz="1" w:space="0"/>
             </w:tcBorders>
           </w:tcPr>
           <w:p>
@@ -1414,8 +1421,8 @@
             <w:tcW w:w="1927" w:type="dxa"/>
             <w:vMerge w:val="restart"/>
             <w:tcBorders>
-              <w:left w:val="single" w:sz="1" w:space="0" w:color="000000"/>
-              <w:bottom w:val="single" w:sz="1" w:space="0" w:color="000000"/>
+              <w:left w:val="single" w:color="000000" w:sz="1" w:space="0"/>
+              <w:bottom w:val="single" w:color="000000" w:sz="1" w:space="0"/>
             </w:tcBorders>
           </w:tcPr>
           <w:p>
@@ -1448,8 +1455,8 @@
             <w:tcW w:w="964" w:type="dxa"/>
             <w:vMerge w:val="restart"/>
             <w:tcBorders>
-              <w:left w:val="single" w:sz="1" w:space="0" w:color="000000"/>
-              <w:bottom w:val="single" w:sz="1" w:space="0" w:color="000000"/>
+              <w:left w:val="single" w:color="000000" w:sz="1" w:space="0"/>
+              <w:bottom w:val="single" w:color="000000" w:sz="1" w:space="0"/>
             </w:tcBorders>
           </w:tcPr>
           <w:p>
@@ -1475,8 +1482,8 @@
             <w:tcW w:w="4336" w:type="dxa"/>
             <w:vMerge w:val="restart"/>
             <w:tcBorders>
-              <w:left w:val="single" w:sz="1" w:space="0" w:color="000000"/>
-              <w:bottom w:val="single" w:sz="1" w:space="0" w:color="000000"/>
+              <w:left w:val="single" w:color="000000" w:sz="1" w:space="0"/>
+              <w:bottom w:val="single" w:color="000000" w:sz="1" w:space="0"/>
             </w:tcBorders>
           </w:tcPr>
           <w:p>
@@ -1516,9 +1523,9 @@
             <w:tcW w:w="2410" w:type="dxa"/>
             <w:vMerge w:val="restart"/>
             <w:tcBorders>
-              <w:left w:val="single" w:sz="1" w:space="0" w:color="000000"/>
-              <w:bottom w:val="single" w:sz="1" w:space="0" w:color="000000"/>
-              <w:right w:val="single" w:sz="1" w:space="0" w:color="000000"/>
+              <w:left w:val="single" w:color="000000" w:sz="1" w:space="0"/>
+              <w:bottom w:val="single" w:color="000000" w:sz="1" w:space="0"/>
+              <w:right w:val="single" w:color="000000" w:sz="1" w:space="0"/>
             </w:tcBorders>
           </w:tcPr>
           <w:p>
@@ -1549,8 +1556,8 @@
             <w:tcW w:w="1927" w:type="dxa"/>
             <w:vMerge w:val="restart"/>
             <w:tcBorders>
-              <w:left w:val="single" w:sz="1" w:space="0" w:color="000000"/>
-              <w:bottom w:val="single" w:sz="1" w:space="0" w:color="000000"/>
+              <w:left w:val="single" w:color="000000" w:sz="1" w:space="0"/>
+              <w:bottom w:val="single" w:color="000000" w:sz="1" w:space="0"/>
             </w:tcBorders>
           </w:tcPr>
           <w:p>
@@ -1569,8 +1576,8 @@
             <w:tcW w:w="964" w:type="dxa"/>
             <w:vMerge w:val="restart"/>
             <w:tcBorders>
-              <w:left w:val="single" w:sz="1" w:space="0" w:color="000000"/>
-              <w:bottom w:val="single" w:sz="1" w:space="0" w:color="000000"/>
+              <w:left w:val="single" w:color="000000" w:sz="1" w:space="0"/>
+              <w:bottom w:val="single" w:color="000000" w:sz="1" w:space="0"/>
             </w:tcBorders>
           </w:tcPr>
           <w:p>
@@ -1589,8 +1596,8 @@
             <w:tcW w:w="4336" w:type="dxa"/>
             <w:vMerge w:val="restart"/>
             <w:tcBorders>
-              <w:left w:val="single" w:sz="1" w:space="0" w:color="000000"/>
-              <w:bottom w:val="single" w:sz="1" w:space="0" w:color="000000"/>
+              <w:left w:val="single" w:color="000000" w:sz="1" w:space="0"/>
+              <w:bottom w:val="single" w:color="000000" w:sz="1" w:space="0"/>
             </w:tcBorders>
           </w:tcPr>
           <w:p>
@@ -1609,9 +1616,9 @@
             <w:tcW w:w="2410" w:type="dxa"/>
             <w:vMerge w:val="restart"/>
             <w:tcBorders>
-              <w:left w:val="single" w:sz="1" w:space="0" w:color="000000"/>
-              <w:bottom w:val="single" w:sz="1" w:space="0" w:color="000000"/>
-              <w:right w:val="single" w:sz="1" w:space="0" w:color="000000"/>
+              <w:left w:val="single" w:color="000000" w:sz="1" w:space="0"/>
+              <w:bottom w:val="single" w:color="000000" w:sz="1" w:space="0"/>
+              <w:right w:val="single" w:color="000000" w:sz="1" w:space="0"/>
             </w:tcBorders>
           </w:tcPr>
           <w:p>
@@ -1635,8 +1642,8 @@
             <w:tcW w:w="1927" w:type="dxa"/>
             <w:vMerge w:val="restart"/>
             <w:tcBorders>
-              <w:left w:val="single" w:sz="1" w:space="0" w:color="000000"/>
-              <w:bottom w:val="single" w:sz="1" w:space="0" w:color="000000"/>
+              <w:left w:val="single" w:color="000000" w:sz="1" w:space="0"/>
+              <w:bottom w:val="single" w:color="000000" w:sz="1" w:space="0"/>
             </w:tcBorders>
           </w:tcPr>
           <w:p>
@@ -1655,8 +1662,8 @@
             <w:tcW w:w="964" w:type="dxa"/>
             <w:vMerge w:val="restart"/>
             <w:tcBorders>
-              <w:left w:val="single" w:sz="1" w:space="0" w:color="000000"/>
-              <w:bottom w:val="single" w:sz="1" w:space="0" w:color="000000"/>
+              <w:left w:val="single" w:color="000000" w:sz="1" w:space="0"/>
+              <w:bottom w:val="single" w:color="000000" w:sz="1" w:space="0"/>
             </w:tcBorders>
           </w:tcPr>
           <w:p>
@@ -1675,8 +1682,8 @@
             <w:tcW w:w="4336" w:type="dxa"/>
             <w:vMerge w:val="restart"/>
             <w:tcBorders>
-              <w:left w:val="single" w:sz="1" w:space="0" w:color="000000"/>
-              <w:bottom w:val="single" w:sz="1" w:space="0" w:color="000000"/>
+              <w:left w:val="single" w:color="000000" w:sz="1" w:space="0"/>
+              <w:bottom w:val="single" w:color="000000" w:sz="1" w:space="0"/>
             </w:tcBorders>
           </w:tcPr>
           <w:p>
@@ -1695,9 +1702,9 @@
             <w:tcW w:w="2410" w:type="dxa"/>
             <w:vMerge w:val="restart"/>
             <w:tcBorders>
-              <w:left w:val="single" w:sz="1" w:space="0" w:color="000000"/>
-              <w:bottom w:val="single" w:sz="1" w:space="0" w:color="000000"/>
-              <w:right w:val="single" w:sz="1" w:space="0" w:color="000000"/>
+              <w:left w:val="single" w:color="000000" w:sz="1" w:space="0"/>
+              <w:bottom w:val="single" w:color="000000" w:sz="1" w:space="0"/>
+              <w:right w:val="single" w:color="000000" w:sz="1" w:space="0"/>
             </w:tcBorders>
           </w:tcPr>
           <w:p>
@@ -1721,8 +1728,8 @@
             <w:tcW w:w="1927" w:type="dxa"/>
             <w:vMerge w:val="restart"/>
             <w:tcBorders>
-              <w:left w:val="single" w:sz="1" w:space="0" w:color="000000"/>
-              <w:bottom w:val="single" w:sz="1" w:space="0" w:color="000000"/>
+              <w:left w:val="single" w:color="000000" w:sz="1" w:space="0"/>
+              <w:bottom w:val="single" w:color="000000" w:sz="1" w:space="0"/>
             </w:tcBorders>
           </w:tcPr>
           <w:p>
@@ -1741,8 +1748,8 @@
             <w:tcW w:w="964" w:type="dxa"/>
             <w:vMerge w:val="restart"/>
             <w:tcBorders>
-              <w:left w:val="single" w:sz="1" w:space="0" w:color="000000"/>
-              <w:bottom w:val="single" w:sz="1" w:space="0" w:color="000000"/>
+              <w:left w:val="single" w:color="000000" w:sz="1" w:space="0"/>
+              <w:bottom w:val="single" w:color="000000" w:sz="1" w:space="0"/>
             </w:tcBorders>
           </w:tcPr>
           <w:p>
@@ -1761,8 +1768,8 @@
             <w:tcW w:w="4336" w:type="dxa"/>
             <w:vMerge w:val="restart"/>
             <w:tcBorders>
-              <w:left w:val="single" w:sz="1" w:space="0" w:color="000000"/>
-              <w:bottom w:val="single" w:sz="1" w:space="0" w:color="000000"/>
+              <w:left w:val="single" w:color="000000" w:sz="1" w:space="0"/>
+              <w:bottom w:val="single" w:color="000000" w:sz="1" w:space="0"/>
             </w:tcBorders>
           </w:tcPr>
           <w:p>
@@ -1781,9 +1788,9 @@
             <w:tcW w:w="2410" w:type="dxa"/>
             <w:vMerge w:val="restart"/>
             <w:tcBorders>
-              <w:left w:val="single" w:sz="1" w:space="0" w:color="000000"/>
-              <w:bottom w:val="single" w:sz="1" w:space="0" w:color="000000"/>
-              <w:right w:val="single" w:sz="1" w:space="0" w:color="000000"/>
+              <w:left w:val="single" w:color="000000" w:sz="1" w:space="0"/>
+              <w:bottom w:val="single" w:color="000000" w:sz="1" w:space="0"/>
+              <w:right w:val="single" w:color="000000" w:sz="1" w:space="0"/>
             </w:tcBorders>
           </w:tcPr>
           <w:p>
@@ -1807,8 +1814,8 @@
             <w:tcW w:w="1927" w:type="dxa"/>
             <w:vMerge w:val="restart"/>
             <w:tcBorders>
-              <w:left w:val="single" w:sz="1" w:space="0" w:color="000000"/>
-              <w:bottom w:val="single" w:sz="1" w:space="0" w:color="000000"/>
+              <w:left w:val="single" w:color="000000" w:sz="1" w:space="0"/>
+              <w:bottom w:val="single" w:color="000000" w:sz="1" w:space="0"/>
             </w:tcBorders>
           </w:tcPr>
           <w:p>
@@ -1827,8 +1834,8 @@
             <w:tcW w:w="964" w:type="dxa"/>
             <w:vMerge w:val="restart"/>
             <w:tcBorders>
-              <w:left w:val="single" w:sz="1" w:space="0" w:color="000000"/>
-              <w:bottom w:val="single" w:sz="1" w:space="0" w:color="000000"/>
+              <w:left w:val="single" w:color="000000" w:sz="1" w:space="0"/>
+              <w:bottom w:val="single" w:color="000000" w:sz="1" w:space="0"/>
             </w:tcBorders>
           </w:tcPr>
           <w:p>
@@ -1847,8 +1854,8 @@
             <w:tcW w:w="4336" w:type="dxa"/>
             <w:vMerge w:val="restart"/>
             <w:tcBorders>
-              <w:left w:val="single" w:sz="1" w:space="0" w:color="000000"/>
-              <w:bottom w:val="single" w:sz="1" w:space="0" w:color="000000"/>
+              <w:left w:val="single" w:color="000000" w:sz="1" w:space="0"/>
+              <w:bottom w:val="single" w:color="000000" w:sz="1" w:space="0"/>
             </w:tcBorders>
           </w:tcPr>
           <w:p>
@@ -1867,9 +1874,9 @@
             <w:tcW w:w="2410" w:type="dxa"/>
             <w:vMerge w:val="restart"/>
             <w:tcBorders>
-              <w:left w:val="single" w:sz="1" w:space="0" w:color="000000"/>
-              <w:bottom w:val="single" w:sz="1" w:space="0" w:color="000000"/>
-              <w:right w:val="single" w:sz="1" w:space="0" w:color="000000"/>
+              <w:left w:val="single" w:color="000000" w:sz="1" w:space="0"/>
+              <w:bottom w:val="single" w:color="000000" w:sz="1" w:space="0"/>
+              <w:right w:val="single" w:color="000000" w:sz="1" w:space="0"/>
             </w:tcBorders>
           </w:tcPr>
           <w:p>
@@ -1893,8 +1900,8 @@
             <w:tcW w:w="1927" w:type="dxa"/>
             <w:vMerge w:val="restart"/>
             <w:tcBorders>
-              <w:left w:val="single" w:sz="1" w:space="0" w:color="000000"/>
-              <w:bottom w:val="single" w:sz="1" w:space="0" w:color="000000"/>
+              <w:left w:val="single" w:color="000000" w:sz="1" w:space="0"/>
+              <w:bottom w:val="single" w:color="000000" w:sz="1" w:space="0"/>
             </w:tcBorders>
           </w:tcPr>
           <w:p>
@@ -1913,8 +1920,8 @@
             <w:tcW w:w="964" w:type="dxa"/>
             <w:vMerge w:val="restart"/>
             <w:tcBorders>
-              <w:left w:val="single" w:sz="1" w:space="0" w:color="000000"/>
-              <w:bottom w:val="single" w:sz="1" w:space="0" w:color="000000"/>
+              <w:left w:val="single" w:color="000000" w:sz="1" w:space="0"/>
+              <w:bottom w:val="single" w:color="000000" w:sz="1" w:space="0"/>
             </w:tcBorders>
           </w:tcPr>
           <w:p>
@@ -1933,8 +1940,8 @@
             <w:tcW w:w="4336" w:type="dxa"/>
             <w:vMerge w:val="restart"/>
             <w:tcBorders>
-              <w:left w:val="single" w:sz="1" w:space="0" w:color="000000"/>
-              <w:bottom w:val="single" w:sz="1" w:space="0" w:color="000000"/>
+              <w:left w:val="single" w:color="000000" w:sz="1" w:space="0"/>
+              <w:bottom w:val="single" w:color="000000" w:sz="1" w:space="0"/>
             </w:tcBorders>
           </w:tcPr>
           <w:p>
@@ -1953,9 +1960,9 @@
             <w:tcW w:w="2410" w:type="dxa"/>
             <w:vMerge w:val="restart"/>
             <w:tcBorders>
-              <w:left w:val="single" w:sz="1" w:space="0" w:color="000000"/>
-              <w:bottom w:val="single" w:sz="1" w:space="0" w:color="000000"/>
-              <w:right w:val="single" w:sz="1" w:space="0" w:color="000000"/>
+              <w:left w:val="single" w:color="000000" w:sz="1" w:space="0"/>
+              <w:bottom w:val="single" w:color="000000" w:sz="1" w:space="0"/>
+              <w:right w:val="single" w:color="000000" w:sz="1" w:space="0"/>
             </w:tcBorders>
           </w:tcPr>
           <w:p>
@@ -1979,8 +1986,8 @@
             <w:tcW w:w="1927" w:type="dxa"/>
             <w:vMerge w:val="restart"/>
             <w:tcBorders>
-              <w:left w:val="single" w:sz="1" w:space="0" w:color="000000"/>
-              <w:bottom w:val="single" w:sz="1" w:space="0" w:color="000000"/>
+              <w:left w:val="single" w:color="000000" w:sz="1" w:space="0"/>
+              <w:bottom w:val="single" w:color="000000" w:sz="1" w:space="0"/>
             </w:tcBorders>
           </w:tcPr>
           <w:p>
@@ -1999,8 +2006,8 @@
             <w:tcW w:w="964" w:type="dxa"/>
             <w:vMerge w:val="restart"/>
             <w:tcBorders>
-              <w:left w:val="single" w:sz="1" w:space="0" w:color="000000"/>
-              <w:bottom w:val="single" w:sz="1" w:space="0" w:color="000000"/>
+              <w:left w:val="single" w:color="000000" w:sz="1" w:space="0"/>
+              <w:bottom w:val="single" w:color="000000" w:sz="1" w:space="0"/>
             </w:tcBorders>
           </w:tcPr>
           <w:p>
@@ -2019,8 +2026,8 @@
             <w:tcW w:w="4336" w:type="dxa"/>
             <w:vMerge w:val="restart"/>
             <w:tcBorders>
-              <w:left w:val="single" w:sz="1" w:space="0" w:color="000000"/>
-              <w:bottom w:val="single" w:sz="1" w:space="0" w:color="000000"/>
+              <w:left w:val="single" w:color="000000" w:sz="1" w:space="0"/>
+              <w:bottom w:val="single" w:color="000000" w:sz="1" w:space="0"/>
             </w:tcBorders>
           </w:tcPr>
           <w:p>
@@ -2039,9 +2046,9 @@
             <w:tcW w:w="2410" w:type="dxa"/>
             <w:vMerge w:val="restart"/>
             <w:tcBorders>
-              <w:left w:val="single" w:sz="1" w:space="0" w:color="000000"/>
-              <w:bottom w:val="single" w:sz="1" w:space="0" w:color="000000"/>
-              <w:right w:val="single" w:sz="1" w:space="0" w:color="000000"/>
+              <w:left w:val="single" w:color="000000" w:sz="1" w:space="0"/>
+              <w:bottom w:val="single" w:color="000000" w:sz="1" w:space="0"/>
+              <w:right w:val="single" w:color="000000" w:sz="1" w:space="0"/>
             </w:tcBorders>
           </w:tcPr>
           <w:p>
@@ -2073,7 +2080,7 @@
           <w:footnotePr>
             <w:pos w:val="beneathText"/>
           </w:footnotePr>
-          <w:pgSz w:w="11905" w:h="16837"/>
+          <w:pgSz w:w="11905" w:h="16837" w:orient="portrait"/>
           <w:pgMar w:top="2095" w:right="1134" w:bottom="1798" w:left="1134" w:header="1134" w:footer="1134" w:gutter="0"/>
           <w:cols w:space="720"/>
           <w:formProt w:val="0"/>
@@ -2114,7 +2121,7 @@
             <w:pos w:val="beneathText"/>
           </w:footnotePr>
           <w:type w:val="continuous"/>
-          <w:pgSz w:w="11905" w:h="16837"/>
+          <w:pgSz w:w="11905" w:h="16837" w:orient="portrait"/>
           <w:pgMar w:top="1560" w:right="1134" w:bottom="1798" w:left="1134" w:header="1134" w:footer="1134" w:gutter="0"/>
           <w:cols w:space="720"/>
           <w:formProt w:val="0"/>
@@ -2133,7 +2140,6 @@
         <w:rPr>
           <w:rFonts w:asciiTheme="minorHAnsi" w:hAnsiTheme="minorHAnsi"/>
         </w:rPr>
-        <w:lastRenderedPageBreak/>
         <w:t>Indice</w:t>
       </w:r>
     </w:p>
@@ -2152,7 +2158,7 @@
           <w:tab w:val="left" w:pos="566"/>
         </w:tabs>
         <w:rPr>
-          <w:rFonts w:asciiTheme="minorHAnsi" w:eastAsiaTheme="minorEastAsia" w:hAnsiTheme="minorHAnsi" w:cstheme="minorBidi"/>
+          <w:rFonts w:asciiTheme="minorHAnsi" w:hAnsiTheme="minorHAnsi" w:eastAsiaTheme="minorEastAsia" w:cstheme="minorBidi"/>
           <w:noProof/>
           <w:kern w:val="2"/>
           <w14:ligatures w14:val="standardContextual"/>
@@ -2185,7 +2191,7 @@
       </w:r>
       <w:r>
         <w:rPr>
-          <w:rFonts w:asciiTheme="minorHAnsi" w:eastAsiaTheme="minorEastAsia" w:hAnsiTheme="minorHAnsi" w:cstheme="minorBidi"/>
+          <w:rFonts w:asciiTheme="minorHAnsi" w:hAnsiTheme="minorHAnsi" w:eastAsiaTheme="minorEastAsia" w:cstheme="minorBidi"/>
           <w:noProof/>
           <w:kern w:val="2"/>
           <w14:ligatures w14:val="standardContextual"/>
@@ -2248,7 +2254,7 @@
           <w:tab w:val="left" w:pos="1132"/>
         </w:tabs>
         <w:rPr>
-          <w:rFonts w:asciiTheme="minorHAnsi" w:eastAsiaTheme="minorEastAsia" w:hAnsiTheme="minorHAnsi" w:cstheme="minorBidi"/>
+          <w:rFonts w:asciiTheme="minorHAnsi" w:hAnsiTheme="minorHAnsi" w:eastAsiaTheme="minorEastAsia" w:cstheme="minorBidi"/>
           <w:noProof/>
           <w:kern w:val="2"/>
           <w14:ligatures w14:val="standardContextual"/>
@@ -2263,7 +2269,7 @@
       </w:r>
       <w:r>
         <w:rPr>
-          <w:rFonts w:asciiTheme="minorHAnsi" w:eastAsiaTheme="minorEastAsia" w:hAnsiTheme="minorHAnsi" w:cstheme="minorBidi"/>
+          <w:rFonts w:asciiTheme="minorHAnsi" w:hAnsiTheme="minorHAnsi" w:eastAsiaTheme="minorEastAsia" w:cstheme="minorBidi"/>
           <w:noProof/>
           <w:kern w:val="2"/>
           <w14:ligatures w14:val="standardContextual"/>
@@ -2326,7 +2332,7 @@
           <w:tab w:val="left" w:pos="1132"/>
         </w:tabs>
         <w:rPr>
-          <w:rFonts w:asciiTheme="minorHAnsi" w:eastAsiaTheme="minorEastAsia" w:hAnsiTheme="minorHAnsi" w:cstheme="minorBidi"/>
+          <w:rFonts w:asciiTheme="minorHAnsi" w:hAnsiTheme="minorHAnsi" w:eastAsiaTheme="minorEastAsia" w:cstheme="minorBidi"/>
           <w:noProof/>
           <w:kern w:val="2"/>
           <w14:ligatures w14:val="standardContextual"/>
@@ -2341,7 +2347,7 @@
       </w:r>
       <w:r>
         <w:rPr>
-          <w:rFonts w:asciiTheme="minorHAnsi" w:eastAsiaTheme="minorEastAsia" w:hAnsiTheme="minorHAnsi" w:cstheme="minorBidi"/>
+          <w:rFonts w:asciiTheme="minorHAnsi" w:hAnsiTheme="minorHAnsi" w:eastAsiaTheme="minorEastAsia" w:cstheme="minorBidi"/>
           <w:noProof/>
           <w:kern w:val="2"/>
           <w14:ligatures w14:val="standardContextual"/>
@@ -2404,7 +2410,7 @@
           <w:tab w:val="left" w:pos="1132"/>
         </w:tabs>
         <w:rPr>
-          <w:rFonts w:asciiTheme="minorHAnsi" w:eastAsiaTheme="minorEastAsia" w:hAnsiTheme="minorHAnsi" w:cstheme="minorBidi"/>
+          <w:rFonts w:asciiTheme="minorHAnsi" w:hAnsiTheme="minorHAnsi" w:eastAsiaTheme="minorEastAsia" w:cstheme="minorBidi"/>
           <w:noProof/>
           <w:kern w:val="2"/>
           <w:lang w:val="en-US"/>
@@ -2421,7 +2427,7 @@
       </w:r>
       <w:r>
         <w:rPr>
-          <w:rFonts w:asciiTheme="minorHAnsi" w:eastAsiaTheme="minorEastAsia" w:hAnsiTheme="minorHAnsi" w:cstheme="minorBidi"/>
+          <w:rFonts w:asciiTheme="minorHAnsi" w:hAnsiTheme="minorHAnsi" w:eastAsiaTheme="minorEastAsia" w:cstheme="minorBidi"/>
           <w:noProof/>
           <w:kern w:val="2"/>
           <w:lang w:val="en-US"/>
@@ -2489,7 +2495,7 @@
           <w:tab w:val="left" w:pos="1132"/>
         </w:tabs>
         <w:rPr>
-          <w:rFonts w:asciiTheme="minorHAnsi" w:eastAsiaTheme="minorEastAsia" w:hAnsiTheme="minorHAnsi" w:cstheme="minorBidi"/>
+          <w:rFonts w:asciiTheme="minorHAnsi" w:hAnsiTheme="minorHAnsi" w:eastAsiaTheme="minorEastAsia" w:cstheme="minorBidi"/>
           <w:noProof/>
           <w:kern w:val="2"/>
           <w:lang w:val="en-US"/>
@@ -2506,7 +2512,7 @@
       </w:r>
       <w:r>
         <w:rPr>
-          <w:rFonts w:asciiTheme="minorHAnsi" w:eastAsiaTheme="minorEastAsia" w:hAnsiTheme="minorHAnsi" w:cstheme="minorBidi"/>
+          <w:rFonts w:asciiTheme="minorHAnsi" w:hAnsiTheme="minorHAnsi" w:eastAsiaTheme="minorEastAsia" w:cstheme="minorBidi"/>
           <w:noProof/>
           <w:kern w:val="2"/>
           <w:lang w:val="en-US"/>
@@ -2574,7 +2580,7 @@
           <w:tab w:val="left" w:pos="1132"/>
         </w:tabs>
         <w:rPr>
-          <w:rFonts w:asciiTheme="minorHAnsi" w:eastAsiaTheme="minorEastAsia" w:hAnsiTheme="minorHAnsi" w:cstheme="minorBidi"/>
+          <w:rFonts w:asciiTheme="minorHAnsi" w:hAnsiTheme="minorHAnsi" w:eastAsiaTheme="minorEastAsia" w:cstheme="minorBidi"/>
           <w:noProof/>
           <w:kern w:val="2"/>
           <w:lang w:val="en-US"/>
@@ -2591,7 +2597,7 @@
       </w:r>
       <w:r>
         <w:rPr>
-          <w:rFonts w:asciiTheme="minorHAnsi" w:eastAsiaTheme="minorEastAsia" w:hAnsiTheme="minorHAnsi" w:cstheme="minorBidi"/>
+          <w:rFonts w:asciiTheme="minorHAnsi" w:hAnsiTheme="minorHAnsi" w:eastAsiaTheme="minorEastAsia" w:cstheme="minorBidi"/>
           <w:noProof/>
           <w:kern w:val="2"/>
           <w:lang w:val="en-US"/>
@@ -2659,7 +2665,7 @@
           <w:tab w:val="left" w:pos="1132"/>
         </w:tabs>
         <w:rPr>
-          <w:rFonts w:asciiTheme="minorHAnsi" w:eastAsiaTheme="minorEastAsia" w:hAnsiTheme="minorHAnsi" w:cstheme="minorBidi"/>
+          <w:rFonts w:asciiTheme="minorHAnsi" w:hAnsiTheme="minorHAnsi" w:eastAsiaTheme="minorEastAsia" w:cstheme="minorBidi"/>
           <w:noProof/>
           <w:kern w:val="2"/>
           <w:lang w:val="en-US"/>
@@ -2676,7 +2682,7 @@
       </w:r>
       <w:r>
         <w:rPr>
-          <w:rFonts w:asciiTheme="minorHAnsi" w:eastAsiaTheme="minorEastAsia" w:hAnsiTheme="minorHAnsi" w:cstheme="minorBidi"/>
+          <w:rFonts w:asciiTheme="minorHAnsi" w:hAnsiTheme="minorHAnsi" w:eastAsiaTheme="minorEastAsia" w:cstheme="minorBidi"/>
           <w:noProof/>
           <w:kern w:val="2"/>
           <w:lang w:val="en-US"/>
@@ -2744,7 +2750,7 @@
           <w:tab w:val="left" w:pos="566"/>
         </w:tabs>
         <w:rPr>
-          <w:rFonts w:asciiTheme="minorHAnsi" w:eastAsiaTheme="minorEastAsia" w:hAnsiTheme="minorHAnsi" w:cstheme="minorBidi"/>
+          <w:rFonts w:asciiTheme="minorHAnsi" w:hAnsiTheme="minorHAnsi" w:eastAsiaTheme="minorEastAsia" w:cstheme="minorBidi"/>
           <w:noProof/>
           <w:kern w:val="2"/>
           <w:lang w:val="en-US"/>
@@ -2761,7 +2767,7 @@
       </w:r>
       <w:r>
         <w:rPr>
-          <w:rFonts w:asciiTheme="minorHAnsi" w:eastAsiaTheme="minorEastAsia" w:hAnsiTheme="minorHAnsi" w:cstheme="minorBidi"/>
+          <w:rFonts w:asciiTheme="minorHAnsi" w:hAnsiTheme="minorHAnsi" w:eastAsiaTheme="minorEastAsia" w:cstheme="minorBidi"/>
           <w:noProof/>
           <w:kern w:val="2"/>
           <w:lang w:val="en-US"/>
@@ -2829,7 +2835,7 @@
           <w:tab w:val="left" w:pos="566"/>
         </w:tabs>
         <w:rPr>
-          <w:rFonts w:asciiTheme="minorHAnsi" w:eastAsiaTheme="minorEastAsia" w:hAnsiTheme="minorHAnsi" w:cstheme="minorBidi"/>
+          <w:rFonts w:asciiTheme="minorHAnsi" w:hAnsiTheme="minorHAnsi" w:eastAsiaTheme="minorEastAsia" w:cstheme="minorBidi"/>
           <w:noProof/>
           <w:kern w:val="2"/>
           <w:lang w:val="en-US"/>
@@ -2846,7 +2852,7 @@
       </w:r>
       <w:r>
         <w:rPr>
-          <w:rFonts w:asciiTheme="minorHAnsi" w:eastAsiaTheme="minorEastAsia" w:hAnsiTheme="minorHAnsi" w:cstheme="minorBidi"/>
+          <w:rFonts w:asciiTheme="minorHAnsi" w:hAnsiTheme="minorHAnsi" w:eastAsiaTheme="minorEastAsia" w:cstheme="minorBidi"/>
           <w:noProof/>
           <w:kern w:val="2"/>
           <w:lang w:val="en-US"/>
@@ -2914,7 +2920,7 @@
           <w:tab w:val="left" w:pos="1132"/>
         </w:tabs>
         <w:rPr>
-          <w:rFonts w:asciiTheme="minorHAnsi" w:eastAsiaTheme="minorEastAsia" w:hAnsiTheme="minorHAnsi" w:cstheme="minorBidi"/>
+          <w:rFonts w:asciiTheme="minorHAnsi" w:hAnsiTheme="minorHAnsi" w:eastAsiaTheme="minorEastAsia" w:cstheme="minorBidi"/>
           <w:noProof/>
           <w:kern w:val="2"/>
           <w:lang w:val="en-US"/>
@@ -2931,7 +2937,7 @@
       </w:r>
       <w:r>
         <w:rPr>
-          <w:rFonts w:asciiTheme="minorHAnsi" w:eastAsiaTheme="minorEastAsia" w:hAnsiTheme="minorHAnsi" w:cstheme="minorBidi"/>
+          <w:rFonts w:asciiTheme="minorHAnsi" w:hAnsiTheme="minorHAnsi" w:eastAsiaTheme="minorEastAsia" w:cstheme="minorBidi"/>
           <w:noProof/>
           <w:kern w:val="2"/>
           <w:lang w:val="en-US"/>
@@ -2999,7 +3005,7 @@
           <w:tab w:val="left" w:pos="1132"/>
         </w:tabs>
         <w:rPr>
-          <w:rFonts w:asciiTheme="minorHAnsi" w:eastAsiaTheme="minorEastAsia" w:hAnsiTheme="minorHAnsi" w:cstheme="minorBidi"/>
+          <w:rFonts w:asciiTheme="minorHAnsi" w:hAnsiTheme="minorHAnsi" w:eastAsiaTheme="minorEastAsia" w:cstheme="minorBidi"/>
           <w:noProof/>
           <w:kern w:val="2"/>
           <w:lang w:val="en-US"/>
@@ -3016,7 +3022,7 @@
       </w:r>
       <w:r>
         <w:rPr>
-          <w:rFonts w:asciiTheme="minorHAnsi" w:eastAsiaTheme="minorEastAsia" w:hAnsiTheme="minorHAnsi" w:cstheme="minorBidi"/>
+          <w:rFonts w:asciiTheme="minorHAnsi" w:hAnsiTheme="minorHAnsi" w:eastAsiaTheme="minorEastAsia" w:cstheme="minorBidi"/>
           <w:noProof/>
           <w:kern w:val="2"/>
           <w:lang w:val="en-US"/>
@@ -3084,7 +3090,7 @@
           <w:tab w:val="left" w:pos="1132"/>
         </w:tabs>
         <w:rPr>
-          <w:rFonts w:asciiTheme="minorHAnsi" w:eastAsiaTheme="minorEastAsia" w:hAnsiTheme="minorHAnsi" w:cstheme="minorBidi"/>
+          <w:rFonts w:asciiTheme="minorHAnsi" w:hAnsiTheme="minorHAnsi" w:eastAsiaTheme="minorEastAsia" w:cstheme="minorBidi"/>
           <w:noProof/>
           <w:kern w:val="2"/>
           <w:lang w:val="en-US"/>
@@ -3101,7 +3107,7 @@
       </w:r>
       <w:r>
         <w:rPr>
-          <w:rFonts w:asciiTheme="minorHAnsi" w:eastAsiaTheme="minorEastAsia" w:hAnsiTheme="minorHAnsi" w:cstheme="minorBidi"/>
+          <w:rFonts w:asciiTheme="minorHAnsi" w:hAnsiTheme="minorHAnsi" w:eastAsiaTheme="minorEastAsia" w:cstheme="minorBidi"/>
           <w:noProof/>
           <w:kern w:val="2"/>
           <w:lang w:val="en-US"/>
@@ -3166,7 +3172,7 @@
       <w:pPr>
         <w:pStyle w:val="TOC3"/>
         <w:rPr>
-          <w:rFonts w:asciiTheme="minorHAnsi" w:eastAsiaTheme="minorEastAsia" w:hAnsiTheme="minorHAnsi" w:cstheme="minorBidi"/>
+          <w:rFonts w:asciiTheme="minorHAnsi" w:hAnsiTheme="minorHAnsi" w:eastAsiaTheme="minorEastAsia" w:cstheme="minorBidi"/>
           <w:noProof/>
           <w:kern w:val="2"/>
           <w:lang w:val="en-US"/>
@@ -3230,7 +3236,7 @@
       <w:pPr>
         <w:pStyle w:val="TOC3"/>
         <w:rPr>
-          <w:rFonts w:asciiTheme="minorHAnsi" w:eastAsiaTheme="minorEastAsia" w:hAnsiTheme="minorHAnsi" w:cstheme="minorBidi"/>
+          <w:rFonts w:asciiTheme="minorHAnsi" w:hAnsiTheme="minorHAnsi" w:eastAsiaTheme="minorEastAsia" w:cstheme="minorBidi"/>
           <w:noProof/>
           <w:kern w:val="2"/>
           <w:lang w:val="en-US"/>
@@ -3294,7 +3300,7 @@
       <w:pPr>
         <w:pStyle w:val="TOC3"/>
         <w:rPr>
-          <w:rFonts w:asciiTheme="minorHAnsi" w:eastAsiaTheme="minorEastAsia" w:hAnsiTheme="minorHAnsi" w:cstheme="minorBidi"/>
+          <w:rFonts w:asciiTheme="minorHAnsi" w:hAnsiTheme="minorHAnsi" w:eastAsiaTheme="minorEastAsia" w:cstheme="minorBidi"/>
           <w:noProof/>
           <w:kern w:val="2"/>
           <w:lang w:val="en-US"/>
@@ -3358,7 +3364,7 @@
       <w:pPr>
         <w:pStyle w:val="TOC3"/>
         <w:rPr>
-          <w:rFonts w:asciiTheme="minorHAnsi" w:eastAsiaTheme="minorEastAsia" w:hAnsiTheme="minorHAnsi" w:cstheme="minorBidi"/>
+          <w:rFonts w:asciiTheme="minorHAnsi" w:hAnsiTheme="minorHAnsi" w:eastAsiaTheme="minorEastAsia" w:cstheme="minorBidi"/>
           <w:noProof/>
           <w:kern w:val="2"/>
           <w:lang w:val="en-US"/>
@@ -3425,7 +3431,7 @@
           <w:tab w:val="left" w:pos="1132"/>
         </w:tabs>
         <w:rPr>
-          <w:rFonts w:asciiTheme="minorHAnsi" w:eastAsiaTheme="minorEastAsia" w:hAnsiTheme="minorHAnsi" w:cstheme="minorBidi"/>
+          <w:rFonts w:asciiTheme="minorHAnsi" w:hAnsiTheme="minorHAnsi" w:eastAsiaTheme="minorEastAsia" w:cstheme="minorBidi"/>
           <w:noProof/>
           <w:kern w:val="2"/>
           <w:lang w:val="en-US"/>
@@ -3442,7 +3448,7 @@
       </w:r>
       <w:r>
         <w:rPr>
-          <w:rFonts w:asciiTheme="minorHAnsi" w:eastAsiaTheme="minorEastAsia" w:hAnsiTheme="minorHAnsi" w:cstheme="minorBidi"/>
+          <w:rFonts w:asciiTheme="minorHAnsi" w:hAnsiTheme="minorHAnsi" w:eastAsiaTheme="minorEastAsia" w:cstheme="minorBidi"/>
           <w:noProof/>
           <w:kern w:val="2"/>
           <w:lang w:val="en-US"/>
@@ -3507,7 +3513,7 @@
       <w:pPr>
         <w:pStyle w:val="TOC3"/>
         <w:rPr>
-          <w:rFonts w:asciiTheme="minorHAnsi" w:eastAsiaTheme="minorEastAsia" w:hAnsiTheme="minorHAnsi" w:cstheme="minorBidi"/>
+          <w:rFonts w:asciiTheme="minorHAnsi" w:hAnsiTheme="minorHAnsi" w:eastAsiaTheme="minorEastAsia" w:cstheme="minorBidi"/>
           <w:noProof/>
           <w:kern w:val="2"/>
           <w:lang w:val="en-US"/>
@@ -3571,7 +3577,7 @@
       <w:pPr>
         <w:pStyle w:val="TOC3"/>
         <w:rPr>
-          <w:rFonts w:asciiTheme="minorHAnsi" w:eastAsiaTheme="minorEastAsia" w:hAnsiTheme="minorHAnsi" w:cstheme="minorBidi"/>
+          <w:rFonts w:asciiTheme="minorHAnsi" w:hAnsiTheme="minorHAnsi" w:eastAsiaTheme="minorEastAsia" w:cstheme="minorBidi"/>
           <w:noProof/>
           <w:kern w:val="2"/>
           <w:lang w:val="en-US"/>
@@ -3635,7 +3641,7 @@
       <w:pPr>
         <w:pStyle w:val="TOC3"/>
         <w:rPr>
-          <w:rFonts w:asciiTheme="minorHAnsi" w:eastAsiaTheme="minorEastAsia" w:hAnsiTheme="minorHAnsi" w:cstheme="minorBidi"/>
+          <w:rFonts w:asciiTheme="minorHAnsi" w:hAnsiTheme="minorHAnsi" w:eastAsiaTheme="minorEastAsia" w:cstheme="minorBidi"/>
           <w:noProof/>
           <w:kern w:val="2"/>
           <w:lang w:val="en-US"/>
@@ -3699,7 +3705,7 @@
       <w:pPr>
         <w:pStyle w:val="TOC3"/>
         <w:rPr>
-          <w:rFonts w:asciiTheme="minorHAnsi" w:eastAsiaTheme="minorEastAsia" w:hAnsiTheme="minorHAnsi" w:cstheme="minorBidi"/>
+          <w:rFonts w:asciiTheme="minorHAnsi" w:hAnsiTheme="minorHAnsi" w:eastAsiaTheme="minorEastAsia" w:cstheme="minorBidi"/>
           <w:noProof/>
           <w:kern w:val="2"/>
           <w:lang w:val="en-US"/>
@@ -3766,7 +3772,7 @@
           <w:tab w:val="left" w:pos="566"/>
         </w:tabs>
         <w:rPr>
-          <w:rFonts w:asciiTheme="minorHAnsi" w:eastAsiaTheme="minorEastAsia" w:hAnsiTheme="minorHAnsi" w:cstheme="minorBidi"/>
+          <w:rFonts w:asciiTheme="minorHAnsi" w:hAnsiTheme="minorHAnsi" w:eastAsiaTheme="minorEastAsia" w:cstheme="minorBidi"/>
           <w:noProof/>
           <w:kern w:val="2"/>
           <w14:ligatures w14:val="standardContextual"/>
@@ -3781,7 +3787,7 @@
       </w:r>
       <w:r>
         <w:rPr>
-          <w:rFonts w:asciiTheme="minorHAnsi" w:eastAsiaTheme="minorEastAsia" w:hAnsiTheme="minorHAnsi" w:cstheme="minorBidi"/>
+          <w:rFonts w:asciiTheme="minorHAnsi" w:hAnsiTheme="minorHAnsi" w:eastAsiaTheme="minorEastAsia" w:cstheme="minorBidi"/>
           <w:noProof/>
           <w:kern w:val="2"/>
           <w14:ligatures w14:val="standardContextual"/>
@@ -3860,7 +3866,7 @@
           <w:footnotePr>
             <w:pos w:val="beneathText"/>
           </w:footnotePr>
-          <w:pgSz w:w="11905" w:h="16837"/>
+          <w:pgSz w:w="11905" w:h="16837" w:orient="portrait"/>
           <w:pgMar w:top="1560" w:right="1134" w:bottom="1798" w:left="1134" w:header="1134" w:footer="1134" w:gutter="0"/>
           <w:cols w:space="720"/>
           <w:formProt w:val="0"/>
@@ -3882,12 +3888,11 @@
           <w:rFonts w:asciiTheme="minorHAnsi" w:hAnsiTheme="minorHAnsi"/>
         </w:rPr>
       </w:pPr>
-      <w:bookmarkStart w:id="0" w:name="_Toc243649307"/>
-      <w:r>
-        <w:rPr>
-          <w:rFonts w:asciiTheme="minorHAnsi" w:hAnsiTheme="minorHAnsi"/>
-        </w:rPr>
-        <w:lastRenderedPageBreak/>
+      <w:bookmarkStart w:name="_Toc243649307" w:id="0"/>
+      <w:r>
+        <w:rPr>
+          <w:rFonts w:asciiTheme="minorHAnsi" w:hAnsiTheme="minorHAnsi"/>
+        </w:rPr>
         <w:t>Introduzione</w:t>
       </w:r>
       <w:bookmarkEnd w:id="0"/>
@@ -3902,7 +3907,7 @@
           <w:iCs w:val="0"/>
         </w:rPr>
       </w:pPr>
-      <w:bookmarkStart w:id="1" w:name="_Toc243649308"/>
+      <w:bookmarkStart w:name="_Toc243649308" w:id="1"/>
       <w:r>
         <w:rPr>
           <w:rFonts w:ascii="Aptos" w:hAnsi="Aptos"/>
@@ -3945,7 +3950,7 @@
           <w:iCs w:val="0"/>
         </w:rPr>
       </w:pPr>
-      <w:bookmarkStart w:id="2" w:name="_Toc243649309"/>
+      <w:bookmarkStart w:name="_Toc243649309" w:id="2"/>
       <w:r>
         <w:rPr>
           <w:rFonts w:asciiTheme="minorHAnsi" w:hAnsiTheme="minorHAnsi"/>
@@ -4231,7 +4236,7 @@
           <w:lang w:val="en-US"/>
         </w:rPr>
       </w:pPr>
-      <w:bookmarkStart w:id="3" w:name="_Toc243649310"/>
+      <w:bookmarkStart w:name="_Toc243649310" w:id="3"/>
       <w:r>
         <w:rPr>
           <w:rFonts w:asciiTheme="minorHAnsi" w:hAnsiTheme="minorHAnsi"/>
@@ -4271,7 +4276,7 @@
           <w:iCs w:val="0"/>
         </w:rPr>
       </w:pPr>
-      <w:bookmarkStart w:id="4" w:name="_Toc243649311"/>
+      <w:bookmarkStart w:name="_Toc243649311" w:id="4"/>
       <w:r>
         <w:rPr>
           <w:rFonts w:asciiTheme="minorHAnsi" w:hAnsiTheme="minorHAnsi"/>
@@ -4294,7 +4299,7 @@
           <w:iCs w:val="0"/>
         </w:rPr>
       </w:pPr>
-      <w:bookmarkStart w:id="5" w:name="_Toc243649312"/>
+      <w:bookmarkStart w:name="_Toc243649312" w:id="5"/>
       <w:r>
         <w:rPr>
           <w:rFonts w:asciiTheme="minorHAnsi" w:hAnsiTheme="minorHAnsi"/>
@@ -4325,7 +4330,7 @@
           <w:iCs w:val="0"/>
         </w:rPr>
       </w:pPr>
-      <w:bookmarkStart w:id="6" w:name="_Toc243649313"/>
+      <w:bookmarkStart w:name="_Toc243649313" w:id="6"/>
       <w:r>
         <w:rPr>
           <w:rFonts w:asciiTheme="minorHAnsi" w:hAnsiTheme="minorHAnsi"/>
@@ -4350,7 +4355,7 @@
           <w:rFonts w:asciiTheme="minorHAnsi" w:hAnsiTheme="minorHAnsi"/>
         </w:rPr>
       </w:pPr>
-      <w:bookmarkStart w:id="7" w:name="_Toc243649314"/>
+      <w:bookmarkStart w:name="_Toc243649314" w:id="7"/>
       <w:r>
         <w:rPr>
           <w:rFonts w:asciiTheme="minorHAnsi" w:hAnsiTheme="minorHAnsi"/>
@@ -4373,7 +4378,7 @@
           <w:rFonts w:asciiTheme="minorHAnsi" w:hAnsiTheme="minorHAnsi"/>
         </w:rPr>
       </w:pPr>
-      <w:bookmarkStart w:id="8" w:name="_Toc243649315"/>
+      <w:bookmarkStart w:name="_Toc243649315" w:id="8"/>
       <w:r>
         <w:rPr>
           <w:rFonts w:asciiTheme="minorHAnsi" w:hAnsiTheme="minorHAnsi"/>
@@ -4442,7 +4447,7 @@
           <w:iCs w:val="0"/>
         </w:rPr>
       </w:pPr>
-      <w:bookmarkStart w:id="9" w:name="_Toc243649316"/>
+      <w:bookmarkStart w:name="_Toc243649316" w:id="9"/>
       <w:r>
         <w:rPr>
           <w:rFonts w:ascii="Aptos" w:hAnsi="Aptos"/>
@@ -4472,7 +4477,7 @@
           <w:iCs w:val="0"/>
         </w:rPr>
       </w:pPr>
-      <w:bookmarkStart w:id="10" w:name="_Toc243649317"/>
+      <w:bookmarkStart w:name="_Toc243649317" w:id="10"/>
       <w:r>
         <w:rPr>
           <w:rFonts w:ascii="Aptos" w:hAnsi="Aptos"/>
@@ -4486,6 +4491,765 @@
     <w:p>
       <w:pPr>
         <w:spacing w:line="276" w:lineRule="auto"/>
+      </w:pPr>
+    </w:p>
+    <w:p>
+      <w:pPr>
+        <w:pStyle w:val="Heading2"/>
+        <w:spacing w:line="276" w:lineRule="auto"/>
+        <w:rPr>
+          <w:rFonts w:ascii="Aptos" w:hAnsi="Aptos"/>
+          <w:i w:val="0"/>
+          <w:iCs w:val="0"/>
+        </w:rPr>
+      </w:pPr>
+      <w:bookmarkStart w:name="_Toc243649318" w:id="11"/>
+      <w:r>
+        <w:rPr>
+          <w:rFonts w:ascii="Aptos" w:hAnsi="Aptos"/>
+          <w:i w:val="0"/>
+          <w:iCs w:val="0"/>
+        </w:rPr>
+        <w:t>Nonfunctional requirements</w:t>
+      </w:r>
+      <w:bookmarkEnd w:id="11"/>
+    </w:p>
+    <w:p>
+      <w:pPr>
+        <w:pStyle w:val="Heading3"/>
+        <w:rPr/>
+      </w:pPr>
+      <w:r>
+        <w:rPr/>
+        <w:t>Usability</w:t>
+      </w:r>
+    </w:p>
+    <w:p>
+      <w:pPr>
+        <w:pStyle w:val="ListParagraph"/>
+        <w:numPr>
+          <w:ilvl w:val="0"/>
+          <w:numId w:val="42"/>
+        </w:numPr>
+        <w:spacing w:before="0" w:beforeAutospacing="off" w:after="0" w:afterAutospacing="off"/>
+        <w:rPr>
+          <w:rFonts w:ascii="Times New Roman" w:hAnsi="Times New Roman" w:eastAsia="Times New Roman" w:cs="Times New Roman"/>
+          <w:noProof w:val="0"/>
+          <w:sz w:val="24"/>
+          <w:szCs w:val="24"/>
+          <w:lang w:val="it-IT"/>
+        </w:rPr>
+      </w:pPr>
+      <w:r>
+        <w:rPr>
+          <w:rFonts w:ascii="Times New Roman" w:hAnsi="Times New Roman" w:eastAsia="Times New Roman" w:cs="Times New Roman"/>
+          <w:noProof w:val="0"/>
+          <w:sz w:val="24"/>
+          <w:szCs w:val="24"/>
+          <w:lang w:val="it-IT"/>
+        </w:rPr>
+        <w:t>Interfaccia Intuitiva: L'Interfaccia Utente deve essere progettata con un</w:t>
+      </w:r>
+      <w:r>
+        <w:rPr>
+          <w:rFonts w:ascii="Times New Roman" w:hAnsi="Times New Roman" w:eastAsia="Times New Roman" w:cs="Times New Roman"/>
+          <w:noProof w:val="0"/>
+          <w:sz w:val="24"/>
+          <w:szCs w:val="24"/>
+          <w:lang w:val="it-IT"/>
+        </w:rPr>
+        <w:t>a preferenza</w:t>
+      </w:r>
+      <w:r>
+        <w:rPr>
+          <w:rFonts w:ascii="Times New Roman" w:hAnsi="Times New Roman" w:eastAsia="Times New Roman" w:cs="Times New Roman"/>
+          <w:noProof w:val="0"/>
+          <w:sz w:val="24"/>
+          <w:szCs w:val="24"/>
+          <w:lang w:val="it-IT"/>
+        </w:rPr>
+        <w:t xml:space="preserve"> all'uso dell'inglese e italiano rispetto a</w:t>
+      </w:r>
+      <w:r>
+        <w:rPr>
+          <w:rFonts w:ascii="Times New Roman" w:hAnsi="Times New Roman" w:eastAsia="Times New Roman" w:cs="Times New Roman"/>
+          <w:noProof w:val="0"/>
+          <w:sz w:val="24"/>
+          <w:szCs w:val="24"/>
+          <w:lang w:val="it-IT"/>
+        </w:rPr>
+        <w:t>ll’uso di</w:t>
+      </w:r>
+      <w:r>
+        <w:rPr>
+          <w:rFonts w:ascii="Times New Roman" w:hAnsi="Times New Roman" w:eastAsia="Times New Roman" w:cs="Times New Roman"/>
+          <w:noProof w:val="0"/>
+          <w:sz w:val="24"/>
+          <w:szCs w:val="24"/>
+          <w:lang w:val="it-IT"/>
+        </w:rPr>
+        <w:t xml:space="preserve"> simboli ambigui</w:t>
+      </w:r>
+      <w:r>
+        <w:rPr>
+          <w:rFonts w:ascii="Times New Roman" w:hAnsi="Times New Roman" w:eastAsia="Times New Roman" w:cs="Times New Roman"/>
+          <w:noProof w:val="0"/>
+          <w:sz w:val="24"/>
+          <w:szCs w:val="24"/>
+          <w:lang w:val="it-IT"/>
+        </w:rPr>
+        <w:t xml:space="preserve"> (c</w:t>
+      </w:r>
+      <w:r>
+        <w:rPr>
+          <w:rFonts w:ascii="Times New Roman" w:hAnsi="Times New Roman" w:eastAsia="Times New Roman" w:cs="Times New Roman"/>
+          <w:noProof w:val="0"/>
+          <w:sz w:val="24"/>
+          <w:szCs w:val="24"/>
+          <w:lang w:val="it-IT"/>
+        </w:rPr>
+        <w:t>ome "</w:t>
+      </w:r>
+      <w:r>
+        <w:rPr>
+          <w:rFonts w:ascii="Times New Roman" w:hAnsi="Times New Roman" w:eastAsia="Times New Roman" w:cs="Times New Roman"/>
+          <w:noProof w:val="0"/>
+          <w:sz w:val="24"/>
+          <w:szCs w:val="24"/>
+          <w:lang w:val="it-IT"/>
+        </w:rPr>
+        <w:t>[</w:t>
+      </w:r>
+      <w:r>
+        <w:rPr>
+          <w:rFonts w:ascii="Times New Roman" w:hAnsi="Times New Roman" w:eastAsia="Times New Roman" w:cs="Times New Roman"/>
+          <w:noProof w:val="0"/>
+          <w:sz w:val="24"/>
+          <w:szCs w:val="24"/>
+          <w:lang w:val="it-IT"/>
+        </w:rPr>
+        <w:t>date</w:t>
+      </w:r>
+      <w:r>
+        <w:rPr>
+          <w:rFonts w:ascii="Times New Roman" w:hAnsi="Times New Roman" w:eastAsia="Times New Roman" w:cs="Times New Roman"/>
+          <w:noProof w:val="0"/>
+          <w:sz w:val="24"/>
+          <w:szCs w:val="24"/>
+          <w:lang w:val="it-IT"/>
+        </w:rPr>
+        <w:t>]</w:t>
+      </w:r>
+      <w:r>
+        <w:rPr>
+          <w:rFonts w:ascii="Times New Roman" w:hAnsi="Times New Roman" w:eastAsia="Times New Roman" w:cs="Times New Roman"/>
+          <w:noProof w:val="0"/>
+          <w:sz w:val="24"/>
+          <w:szCs w:val="24"/>
+          <w:lang w:val="it-IT"/>
+        </w:rPr>
+        <w:t xml:space="preserve"> </w:t>
+      </w:r>
+      <w:r>
+        <w:rPr>
+          <w:rFonts w:ascii="Times New Roman" w:hAnsi="Times New Roman" w:eastAsia="Times New Roman" w:cs="Times New Roman"/>
+          <w:noProof w:val="0"/>
+          <w:sz w:val="24"/>
+          <w:szCs w:val="24"/>
+          <w:lang w:val="it-IT"/>
+        </w:rPr>
+        <w:t>until</w:t>
+      </w:r>
+      <w:r>
+        <w:rPr>
+          <w:rFonts w:ascii="Times New Roman" w:hAnsi="Times New Roman" w:eastAsia="Times New Roman" w:cs="Times New Roman"/>
+          <w:noProof w:val="0"/>
+          <w:sz w:val="24"/>
+          <w:szCs w:val="24"/>
+          <w:lang w:val="it-IT"/>
+        </w:rPr>
+        <w:t xml:space="preserve"> </w:t>
+      </w:r>
+      <w:r>
+        <w:rPr>
+          <w:rFonts w:ascii="Times New Roman" w:hAnsi="Times New Roman" w:eastAsia="Times New Roman" w:cs="Times New Roman"/>
+          <w:noProof w:val="0"/>
+          <w:sz w:val="24"/>
+          <w:szCs w:val="24"/>
+          <w:lang w:val="it-IT"/>
+        </w:rPr>
+        <w:t>[</w:t>
+      </w:r>
+      <w:r>
+        <w:rPr>
+          <w:rFonts w:ascii="Times New Roman" w:hAnsi="Times New Roman" w:eastAsia="Times New Roman" w:cs="Times New Roman"/>
+          <w:noProof w:val="0"/>
+          <w:sz w:val="24"/>
+          <w:szCs w:val="24"/>
+          <w:lang w:val="it-IT"/>
+        </w:rPr>
+        <w:t>date</w:t>
+      </w:r>
+      <w:r>
+        <w:rPr>
+          <w:rFonts w:ascii="Times New Roman" w:hAnsi="Times New Roman" w:eastAsia="Times New Roman" w:cs="Times New Roman"/>
+          <w:noProof w:val="0"/>
+          <w:sz w:val="24"/>
+          <w:szCs w:val="24"/>
+          <w:lang w:val="it-IT"/>
+        </w:rPr>
+        <w:t>]</w:t>
+      </w:r>
+      <w:r>
+        <w:rPr>
+          <w:rFonts w:ascii="Times New Roman" w:hAnsi="Times New Roman" w:eastAsia="Times New Roman" w:cs="Times New Roman"/>
+          <w:noProof w:val="0"/>
+          <w:sz w:val="24"/>
+          <w:szCs w:val="24"/>
+          <w:lang w:val="it-IT"/>
+        </w:rPr>
+        <w:t>" invece di "</w:t>
+      </w:r>
+      <w:r>
+        <w:rPr>
+          <w:rFonts w:ascii="Times New Roman" w:hAnsi="Times New Roman" w:eastAsia="Times New Roman" w:cs="Times New Roman"/>
+          <w:noProof w:val="0"/>
+          <w:sz w:val="24"/>
+          <w:szCs w:val="24"/>
+          <w:lang w:val="it-IT"/>
+        </w:rPr>
+        <w:t>[</w:t>
+      </w:r>
+      <w:r>
+        <w:rPr>
+          <w:rFonts w:ascii="Times New Roman" w:hAnsi="Times New Roman" w:eastAsia="Times New Roman" w:cs="Times New Roman"/>
+          <w:noProof w:val="0"/>
+          <w:sz w:val="24"/>
+          <w:szCs w:val="24"/>
+          <w:lang w:val="it-IT"/>
+        </w:rPr>
+        <w:t>date</w:t>
+      </w:r>
+      <w:r>
+        <w:rPr>
+          <w:rFonts w:ascii="Times New Roman" w:hAnsi="Times New Roman" w:eastAsia="Times New Roman" w:cs="Times New Roman"/>
+          <w:noProof w:val="0"/>
+          <w:sz w:val="28"/>
+          <w:szCs w:val="28"/>
+          <w:lang w:val="it-IT"/>
+        </w:rPr>
+        <w:t>]</w:t>
+      </w:r>
+      <w:r>
+        <w:rPr>
+          <w:rFonts w:ascii="Times New Roman" w:hAnsi="Times New Roman" w:eastAsia="Times New Roman" w:cs="Times New Roman"/>
+          <w:noProof w:val="0"/>
+          <w:sz w:val="24"/>
+          <w:szCs w:val="24"/>
+          <w:lang w:val="it-IT"/>
+        </w:rPr>
+        <w:t xml:space="preserve"> -&gt; </w:t>
+      </w:r>
+      <w:r>
+        <w:rPr>
+          <w:rFonts w:ascii="Times New Roman" w:hAnsi="Times New Roman" w:eastAsia="Times New Roman" w:cs="Times New Roman"/>
+          <w:noProof w:val="0"/>
+          <w:sz w:val="24"/>
+          <w:szCs w:val="24"/>
+          <w:lang w:val="it-IT"/>
+        </w:rPr>
+        <w:t>[</w:t>
+      </w:r>
+      <w:r>
+        <w:rPr>
+          <w:rFonts w:ascii="Times New Roman" w:hAnsi="Times New Roman" w:eastAsia="Times New Roman" w:cs="Times New Roman"/>
+          <w:noProof w:val="0"/>
+          <w:sz w:val="24"/>
+          <w:szCs w:val="24"/>
+          <w:lang w:val="it-IT"/>
+        </w:rPr>
+        <w:t>date</w:t>
+      </w:r>
+      <w:r>
+        <w:rPr>
+          <w:rFonts w:ascii="Times New Roman" w:hAnsi="Times New Roman" w:eastAsia="Times New Roman" w:cs="Times New Roman"/>
+          <w:noProof w:val="0"/>
+          <w:sz w:val="24"/>
+          <w:szCs w:val="24"/>
+          <w:lang w:val="it-IT"/>
+        </w:rPr>
+        <w:t>]</w:t>
+      </w:r>
+      <w:r>
+        <w:rPr>
+          <w:rFonts w:ascii="Times New Roman" w:hAnsi="Times New Roman" w:eastAsia="Times New Roman" w:cs="Times New Roman"/>
+          <w:noProof w:val="0"/>
+          <w:sz w:val="24"/>
+          <w:szCs w:val="24"/>
+          <w:lang w:val="it-IT"/>
+        </w:rPr>
+        <w:t>"</w:t>
+      </w:r>
+      <w:r>
+        <w:rPr>
+          <w:rFonts w:ascii="Times New Roman" w:hAnsi="Times New Roman" w:eastAsia="Times New Roman" w:cs="Times New Roman"/>
+          <w:noProof w:val="0"/>
+          <w:sz w:val="24"/>
+          <w:szCs w:val="24"/>
+          <w:lang w:val="it-IT"/>
+        </w:rPr>
+        <w:t>)</w:t>
+      </w:r>
+      <w:r>
+        <w:rPr>
+          <w:rFonts w:ascii="Times New Roman" w:hAnsi="Times New Roman" w:eastAsia="Times New Roman" w:cs="Times New Roman"/>
+          <w:noProof w:val="0"/>
+          <w:sz w:val="24"/>
+          <w:szCs w:val="24"/>
+          <w:lang w:val="it-IT"/>
+        </w:rPr>
+        <w:t>.</w:t>
+      </w:r>
+    </w:p>
+    <w:p>
+      <w:pPr>
+        <w:pStyle w:val="ListParagraph"/>
+        <w:numPr>
+          <w:ilvl w:val="0"/>
+          <w:numId w:val="42"/>
+        </w:numPr>
+        <w:spacing w:before="0" w:beforeAutospacing="off" w:after="0" w:afterAutospacing="off"/>
+        <w:rPr>
+          <w:rFonts w:ascii="Times New Roman" w:hAnsi="Times New Roman" w:eastAsia="Times New Roman" w:cs="Times New Roman"/>
+          <w:noProof w:val="0"/>
+          <w:sz w:val="24"/>
+          <w:szCs w:val="24"/>
+          <w:lang w:val="it-IT"/>
+        </w:rPr>
+      </w:pPr>
+      <w:r>
+        <w:rPr>
+          <w:rFonts w:ascii="Times New Roman" w:hAnsi="Times New Roman" w:eastAsia="Times New Roman" w:cs="Times New Roman"/>
+          <w:noProof w:val="0"/>
+          <w:sz w:val="24"/>
+          <w:szCs w:val="24"/>
+          <w:lang w:val="it-IT"/>
+        </w:rPr>
+        <w:t>Disponibilità: Il sito lato lettore deve essere disponibile 24 ore su 24 per permettere la prenotazione di un libro in qualsiasi momento.</w:t>
+      </w:r>
+    </w:p>
+    <w:p>
+      <w:pPr>
+        <w:pStyle w:val="ListParagraph"/>
+        <w:numPr>
+          <w:ilvl w:val="0"/>
+          <w:numId w:val="42"/>
+        </w:numPr>
+        <w:spacing w:before="0" w:beforeAutospacing="off" w:after="0" w:afterAutospacing="off"/>
+        <w:rPr>
+          <w:rFonts w:ascii="Times New Roman" w:hAnsi="Times New Roman" w:eastAsia="Times New Roman" w:cs="Times New Roman"/>
+          <w:noProof w:val="0"/>
+          <w:sz w:val="24"/>
+          <w:szCs w:val="24"/>
+          <w:lang w:val="it-IT"/>
+        </w:rPr>
+      </w:pPr>
+      <w:r>
+        <w:rPr>
+          <w:rFonts w:ascii="Times New Roman" w:hAnsi="Times New Roman" w:eastAsia="Times New Roman" w:cs="Times New Roman"/>
+          <w:noProof w:val="0"/>
+          <w:sz w:val="24"/>
+          <w:szCs w:val="24"/>
+          <w:lang w:val="it-IT"/>
+        </w:rPr>
+        <w:t>Privacy: Tutte le richieste devono essere inviate in protocollo HTTPS per rispettare la privacy del lettore.</w:t>
+      </w:r>
+    </w:p>
+    <w:p>
+      <w:pPr>
+        <w:pStyle w:val="ListParagraph"/>
+        <w:numPr>
+          <w:ilvl w:val="0"/>
+          <w:numId w:val="42"/>
+        </w:numPr>
+        <w:spacing w:before="0" w:beforeAutospacing="off" w:after="0" w:afterAutospacing="off"/>
+        <w:rPr>
+          <w:rFonts w:ascii="Times New Roman" w:hAnsi="Times New Roman" w:eastAsia="Times New Roman" w:cs="Times New Roman"/>
+          <w:noProof w:val="0"/>
+          <w:sz w:val="24"/>
+          <w:szCs w:val="24"/>
+          <w:lang w:val="it-IT"/>
+        </w:rPr>
+      </w:pPr>
+      <w:r>
+        <w:rPr>
+          <w:rFonts w:ascii="Times New Roman" w:hAnsi="Times New Roman" w:eastAsia="Times New Roman" w:cs="Times New Roman"/>
+          <w:noProof w:val="0"/>
+          <w:sz w:val="24"/>
+          <w:szCs w:val="24"/>
+          <w:lang w:val="it-IT"/>
+        </w:rPr>
+        <w:t>Sicurezza: Il sistema non deve mai chiedere dati di pagamento al cliente ed i codici fiscali e tesseramenti devono essere fatti di persona insieme all'operatore.</w:t>
+      </w:r>
+    </w:p>
+    <w:p>
+      <w:pPr>
+        <w:pStyle w:val="Heading3"/>
+        <w:spacing w:before="0" w:beforeAutospacing="off" w:after="281" w:afterAutospacing="off"/>
+        <w:rPr>
+          <w:b w:val="1"/>
+          <w:bCs w:val="1"/>
+          <w:noProof w:val="0"/>
+          <w:sz w:val="28"/>
+          <w:szCs w:val="28"/>
+          <w:lang w:val="it-IT"/>
+        </w:rPr>
+      </w:pPr>
+      <w:r>
+        <w:rPr>
+          <w:b w:val="1"/>
+          <w:bCs w:val="1"/>
+          <w:noProof w:val="0"/>
+          <w:sz w:val="28"/>
+          <w:szCs w:val="28"/>
+          <w:lang w:val="it-IT"/>
+        </w:rPr>
+        <w:t>Supportability</w:t>
+      </w:r>
+    </w:p>
+    <w:p>
+      <w:pPr>
+        <w:pStyle w:val="ListParagraph"/>
+        <w:numPr>
+          <w:ilvl w:val="0"/>
+          <w:numId w:val="43"/>
+        </w:numPr>
+        <w:spacing w:before="0" w:beforeAutospacing="off" w:after="0" w:afterAutospacing="off"/>
+        <w:rPr>
+          <w:noProof w:val="0"/>
+          <w:lang w:val="it-IT"/>
+        </w:rPr>
+      </w:pPr>
+      <w:r>
+        <w:rPr>
+          <w:noProof w:val="0"/>
+          <w:lang w:val="it-IT"/>
+        </w:rPr>
+        <w:t>Malleabilità: le tabelle del database devono rispettare le 3 forme normali.</w:t>
+      </w:r>
+    </w:p>
+    <w:p>
+      <w:pPr>
+        <w:pStyle w:val="ListParagraph"/>
+        <w:numPr>
+          <w:ilvl w:val="0"/>
+          <w:numId w:val="43"/>
+        </w:numPr>
+        <w:spacing w:before="0" w:beforeAutospacing="off" w:after="0" w:afterAutospacing="off"/>
+        <w:rPr>
+          <w:noProof w:val="0"/>
+          <w:lang w:val="it-IT"/>
+        </w:rPr>
+      </w:pPr>
+      <w:r>
+        <w:rPr>
+          <w:noProof w:val="0"/>
+          <w:lang w:val="it-IT"/>
+        </w:rPr>
+        <w:t>Manutenibilità: Il codice sorgente del sistema deve rispettare il pattern di strutture MVC (Model-View-Control).</w:t>
+      </w:r>
+    </w:p>
+    <w:p>
+      <w:pPr>
+        <w:pStyle w:val="Heading3"/>
+        <w:spacing w:before="281" w:beforeAutospacing="off" w:after="281" w:afterAutospacing="off"/>
+        <w:rPr>
+          <w:b w:val="1"/>
+          <w:bCs w:val="1"/>
+          <w:noProof w:val="0"/>
+          <w:sz w:val="28"/>
+          <w:szCs w:val="28"/>
+          <w:lang w:val="it-IT"/>
+        </w:rPr>
+      </w:pPr>
+      <w:r>
+        <w:rPr>
+          <w:b w:val="1"/>
+          <w:bCs w:val="1"/>
+          <w:noProof w:val="0"/>
+          <w:sz w:val="28"/>
+          <w:szCs w:val="28"/>
+          <w:lang w:val="it-IT"/>
+        </w:rPr>
+        <w:t>Interfaccia</w:t>
+      </w:r>
+    </w:p>
+    <w:p>
+      <w:pPr>
+        <w:pStyle w:val="ListParagraph"/>
+        <w:numPr>
+          <w:ilvl w:val="0"/>
+          <w:numId w:val="44"/>
+        </w:numPr>
+        <w:spacing w:before="0" w:beforeAutospacing="off" w:after="0" w:afterAutospacing="off"/>
+        <w:rPr>
+          <w:noProof w:val="0"/>
+          <w:lang w:val="it-IT"/>
+        </w:rPr>
+      </w:pPr>
+      <w:r>
+        <w:rPr>
+          <w:noProof w:val="0"/>
+          <w:lang w:val="it-IT"/>
+        </w:rPr>
+        <w:t>Interfacce: Il lettore e l'operatore devono avere delle interfacce web a cui affacciarsi per svolgere ciò di loro interesse.</w:t>
+      </w:r>
+    </w:p>
+    <w:p>
+      <w:pPr>
+        <w:pStyle w:val="ListParagraph"/>
+        <w:numPr>
+          <w:ilvl w:val="0"/>
+          <w:numId w:val="44"/>
+        </w:numPr>
+        <w:spacing w:before="0" w:beforeAutospacing="off" w:after="0" w:afterAutospacing="off"/>
+        <w:rPr>
+          <w:noProof w:val="0"/>
+          <w:lang w:val="it-IT"/>
+        </w:rPr>
+      </w:pPr>
+      <w:r>
+        <w:rPr>
+          <w:noProof w:val="0"/>
+          <w:lang w:val="it-IT"/>
+        </w:rPr>
+        <w:t>Requisiti di installazione: Il livello client deve essere accessibile tramite i più comuni browser web (Chrome, Safari, Firefox, Edge) senza richiedere alcun download o installazione di software di terze parti sui dispositivi degli utenti finali</w:t>
+      </w:r>
+    </w:p>
+    <w:p>
+      <w:pPr>
+        <w:pStyle w:val="Heading3"/>
+        <w:spacing w:before="281" w:beforeAutospacing="off" w:after="281" w:afterAutospacing="off"/>
+        <w:rPr>
+          <w:b w:val="1"/>
+          <w:bCs w:val="1"/>
+          <w:noProof w:val="0"/>
+          <w:sz w:val="28"/>
+          <w:szCs w:val="28"/>
+          <w:lang w:val="it-IT"/>
+        </w:rPr>
+      </w:pPr>
+      <w:r>
+        <w:rPr>
+          <w:b w:val="1"/>
+          <w:bCs w:val="1"/>
+          <w:noProof w:val="0"/>
+          <w:sz w:val="28"/>
+          <w:szCs w:val="28"/>
+          <w:lang w:val="it-IT"/>
+        </w:rPr>
+        <w:t>Legal</w:t>
+      </w:r>
+    </w:p>
+    <w:p>
+      <w:pPr>
+        <w:pStyle w:val="ListParagraph"/>
+        <w:numPr>
+          <w:ilvl w:val="0"/>
+          <w:numId w:val="45"/>
+        </w:numPr>
+        <w:spacing w:before="0" w:beforeAutospacing="off" w:after="0" w:afterAutospacing="off"/>
+        <w:rPr>
+          <w:noProof w:val="0"/>
+          <w:lang w:val="it-IT"/>
+        </w:rPr>
+      </w:pPr>
+      <w:r>
+        <w:rPr>
+          <w:noProof w:val="0"/>
+          <w:lang w:val="it-IT"/>
+        </w:rPr>
+        <w:t>Informativa e base giuridica: durante l'iscrizione il lettore riceve un'informativa fisica che dice quali dati vengono raccolti, perché, per quanto tempo e chi è il titolare del trattamento. L'operatore deve assicurarsi che il lettore firmi il documento prima di completare la registrazione.</w:t>
+      </w:r>
+    </w:p>
+    <w:p>
+      <w:pPr>
+        <w:pStyle w:val="ListParagraph"/>
+        <w:numPr>
+          <w:ilvl w:val="0"/>
+          <w:numId w:val="45"/>
+        </w:numPr>
+        <w:spacing w:before="0" w:beforeAutospacing="off" w:after="0" w:afterAutospacing="off"/>
+        <w:rPr>
+          <w:noProof w:val="0"/>
+          <w:lang w:val="it-IT"/>
+        </w:rPr>
+      </w:pPr>
+      <w:r>
+        <w:rPr>
+          <w:noProof w:val="0"/>
+          <w:lang w:val="it-IT"/>
+        </w:rPr>
+        <w:t>Minimizzazione: il sistema deve raccoglie solo i dati necessari al servizio.</w:t>
+      </w:r>
+    </w:p>
+    <w:p>
+      <w:pPr>
+        <w:pStyle w:val="ListParagraph"/>
+        <w:numPr>
+          <w:ilvl w:val="0"/>
+          <w:numId w:val="45"/>
+        </w:numPr>
+        <w:spacing w:before="0" w:beforeAutospacing="off" w:after="0" w:afterAutospacing="off"/>
+        <w:rPr>
+          <w:noProof w:val="0"/>
+          <w:lang w:val="it-IT"/>
+        </w:rPr>
+      </w:pPr>
+      <w:r>
+        <w:rPr>
+          <w:noProof w:val="0"/>
+          <w:lang w:val="it-IT"/>
+        </w:rPr>
+        <w:t>Accesso ai dati: solo gli operatori autenticati ed addetti al sistema devono poter vedere i dati degli utenti.</w:t>
+      </w:r>
+    </w:p>
+    <w:p>
+      <w:pPr>
+        <w:pStyle w:val="ListParagraph"/>
+        <w:numPr>
+          <w:ilvl w:val="0"/>
+          <w:numId w:val="45"/>
+        </w:numPr>
+        <w:spacing w:before="0" w:beforeAutospacing="off" w:after="0" w:afterAutospacing="off"/>
+        <w:rPr>
+          <w:noProof w:val="0"/>
+          <w:lang w:val="it-IT"/>
+        </w:rPr>
+      </w:pPr>
+      <w:r>
+        <w:rPr>
+          <w:noProof w:val="0"/>
+          <w:lang w:val="it-IT"/>
+        </w:rPr>
+        <w:t>Data Breach: in caso di violazione dei dati il titolare deve notificare il Garante entro 72 ore.</w:t>
+      </w:r>
+    </w:p>
+    <w:p>
+      <w:pPr>
+        <w:pStyle w:val="ListParagraph"/>
+        <w:spacing w:before="0" w:beforeAutospacing="off" w:after="0" w:afterAutospacing="off"/>
+        <w:ind w:left="720"/>
+        <w:rPr>
+          <w:rFonts w:ascii="Times New Roman" w:hAnsi="Times New Roman" w:eastAsia="Times New Roman" w:cs="Times New Roman"/>
+          <w:noProof w:val="0"/>
+          <w:sz w:val="24"/>
+          <w:szCs w:val="24"/>
+          <w:lang w:val="it-IT"/>
+        </w:rPr>
+      </w:pPr>
+    </w:p>
+    <w:p>
+      <w:pPr>
+        <w:pStyle w:val="Normal"/>
+      </w:pPr>
+    </w:p>
+    <w:p>
+      <w:pPr>
+        <w:pStyle w:val="Heading3"/>
+        <w:rPr>
+          <w:rFonts w:asciiTheme="minorHAnsi" w:hAnsiTheme="minorHAnsi"/>
+          <w:sz w:val="28"/>
+          <w:szCs w:val="28"/>
+        </w:rPr>
+      </w:pPr>
+      <w:bookmarkStart w:name="_Toc243649319" w:id="12"/>
+      <w:r>
+        <w:rPr>
+          <w:rFonts w:asciiTheme="minorHAnsi" w:hAnsiTheme="minorHAnsi"/>
+          <w:sz w:val="28"/>
+          <w:szCs w:val="28"/>
+        </w:rPr>
+        <w:t>Scenarios</w:t>
+      </w:r>
+      <w:bookmarkEnd w:id="12"/>
+    </w:p>
+    <w:p>
+      <w:pPr>
+        <w:pStyle w:val="Heading3"/>
+        <w:rPr>
+          <w:rFonts w:asciiTheme="minorHAnsi" w:hAnsiTheme="minorHAnsi"/>
+          <w:sz w:val="28"/>
+          <w:szCs w:val="28"/>
+        </w:rPr>
+      </w:pPr>
+      <w:bookmarkStart w:name="_Toc243649320" w:id="13"/>
+      <w:r>
+        <w:rPr>
+          <w:rFonts w:asciiTheme="minorHAnsi" w:hAnsiTheme="minorHAnsi"/>
+          <w:sz w:val="28"/>
+          <w:szCs w:val="28"/>
+        </w:rPr>
+        <w:t>Use case model</w:t>
+      </w:r>
+      <w:bookmarkEnd w:id="13"/>
+    </w:p>
+    <w:p>
+      <w:pPr>
+        <w:pStyle w:val="Heading3"/>
+        <w:rPr>
+          <w:rFonts w:asciiTheme="minorHAnsi" w:hAnsiTheme="minorHAnsi"/>
+          <w:sz w:val="28"/>
+          <w:szCs w:val="28"/>
+        </w:rPr>
+      </w:pPr>
+      <w:bookmarkStart w:name="_Toc243649321" w:id="14"/>
+      <w:r>
+        <w:rPr>
+          <w:rFonts w:asciiTheme="minorHAnsi" w:hAnsiTheme="minorHAnsi"/>
+          <w:sz w:val="28"/>
+          <w:szCs w:val="28"/>
+        </w:rPr>
+        <w:t>Object model</w:t>
+      </w:r>
+      <w:bookmarkEnd w:id="14"/>
+    </w:p>
+    <w:p>
+      <w:pPr>
+        <w:pStyle w:val="Heading3"/>
+        <w:rPr>
+          <w:rFonts w:asciiTheme="minorHAnsi" w:hAnsiTheme="minorHAnsi"/>
+          <w:sz w:val="28"/>
+          <w:szCs w:val="28"/>
+          <w:lang w:val="en-US"/>
+        </w:rPr>
+      </w:pPr>
+      <w:bookmarkStart w:name="_Toc243649322" w:id="15"/>
+      <w:r>
+        <w:rPr>
+          <w:rFonts w:asciiTheme="minorHAnsi" w:hAnsiTheme="minorHAnsi"/>
+          <w:sz w:val="28"/>
+          <w:szCs w:val="28"/>
+          <w:lang w:val="en-US"/>
+        </w:rPr>
+        <w:t>User interface (Navigational paths a</w:t>
+      </w:r>
+      <w:r>
+        <w:rPr>
+          <w:rFonts w:asciiTheme="minorHAnsi" w:hAnsiTheme="minorHAnsi"/>
+          <w:sz w:val="28"/>
+          <w:szCs w:val="28"/>
+          <w:lang w:val="en-US"/>
+        </w:rPr>
+        <w:t>nd mock-ups)</w:t>
+      </w:r>
+      <w:bookmarkEnd w:id="15"/>
+    </w:p>
+    <w:p>
+      <w:pPr>
+        <w:rPr>
+          <w:lang w:val="en-US"/>
+        </w:rPr>
       </w:pPr>
     </w:p>
     <w:p>
@@ -4502,16 +5266,16 @@
           <w:iCs w:val="0"/>
         </w:rPr>
       </w:pPr>
-      <w:bookmarkStart w:id="11" w:name="_Toc243649318"/>
+      <w:bookmarkStart w:name="_Toc243649323" w:id="16"/>
       <w:r>
         <w:rPr>
           <w:rFonts w:ascii="Aptos" w:hAnsi="Aptos"/>
           <w:i w:val="0"/>
           <w:iCs w:val="0"/>
         </w:rPr>
-        <w:t>Nonfunctional requirements</w:t>
-      </w:r>
-      <w:bookmarkEnd w:id="11"/>
+        <w:t>System models</w:t>
+      </w:r>
+      <w:bookmarkEnd w:id="16"/>
     </w:p>
     <w:p>
       <w:pPr>
@@ -4522,17 +5286,16 @@
           <w:szCs w:val="28"/>
         </w:rPr>
       </w:pPr>
-      <w:bookmarkStart w:id="12" w:name="_Toc243649319"/>
+      <w:bookmarkStart w:name="_Toc243649324" w:id="17"/>
       <w:r>
         <w:rPr>
           <w:rFonts w:asciiTheme="minorHAnsi" w:hAnsiTheme="minorHAnsi"/>
           <w:sz w:val="28"/>
           <w:szCs w:val="28"/>
         </w:rPr>
-        <w:lastRenderedPageBreak/>
         <w:t>Scenarios</w:t>
       </w:r>
-      <w:bookmarkEnd w:id="12"/>
+      <w:bookmarkEnd w:id="17"/>
     </w:p>
     <w:p>
       <w:pPr>
@@ -4543,7 +5306,7 @@
           <w:szCs w:val="28"/>
         </w:rPr>
       </w:pPr>
-      <w:bookmarkStart w:id="13" w:name="_Toc243649320"/>
+      <w:bookmarkStart w:name="_Toc243649325" w:id="18"/>
       <w:r>
         <w:rPr>
           <w:rFonts w:asciiTheme="minorHAnsi" w:hAnsiTheme="minorHAnsi"/>
@@ -4552,7 +5315,7 @@
         </w:rPr>
         <w:t>Use case model</w:t>
       </w:r>
-      <w:bookmarkEnd w:id="13"/>
+      <w:bookmarkEnd w:id="18"/>
     </w:p>
     <w:p>
       <w:pPr>
@@ -4563,7 +5326,7 @@
           <w:szCs w:val="28"/>
         </w:rPr>
       </w:pPr>
-      <w:bookmarkStart w:id="14" w:name="_Toc243649321"/>
+      <w:bookmarkStart w:name="_Toc243649326" w:id="19"/>
       <w:r>
         <w:rPr>
           <w:rFonts w:asciiTheme="minorHAnsi" w:hAnsiTheme="minorHAnsi"/>
@@ -4572,7 +5335,7 @@
         </w:rPr>
         <w:t>Object model</w:t>
       </w:r>
-      <w:bookmarkEnd w:id="14"/>
+      <w:bookmarkEnd w:id="19"/>
     </w:p>
     <w:p>
       <w:pPr>
@@ -4584,130 +5347,7 @@
           <w:lang w:val="en-US"/>
         </w:rPr>
       </w:pPr>
-      <w:bookmarkStart w:id="15" w:name="_Toc243649322"/>
-      <w:r>
-        <w:rPr>
-          <w:rFonts w:asciiTheme="minorHAnsi" w:hAnsiTheme="minorHAnsi"/>
-          <w:sz w:val="28"/>
-          <w:szCs w:val="28"/>
-          <w:lang w:val="en-US"/>
-        </w:rPr>
-        <w:t>User interface (Navigational paths a</w:t>
-      </w:r>
-      <w:r>
-        <w:rPr>
-          <w:rFonts w:asciiTheme="minorHAnsi" w:hAnsiTheme="minorHAnsi"/>
-          <w:sz w:val="28"/>
-          <w:szCs w:val="28"/>
-          <w:lang w:val="en-US"/>
-        </w:rPr>
-        <w:t>nd mock-ups)</w:t>
-      </w:r>
-      <w:bookmarkEnd w:id="15"/>
-    </w:p>
-    <w:p>
-      <w:pPr>
-        <w:rPr>
-          <w:lang w:val="en-US"/>
-        </w:rPr>
-      </w:pPr>
-    </w:p>
-    <w:p>
-      <w:pPr>
-        <w:pStyle w:val="Heading2"/>
-        <w:numPr>
-          <w:ilvl w:val="1"/>
-          <w:numId w:val="39"/>
-        </w:numPr>
-        <w:spacing w:line="276" w:lineRule="auto"/>
-        <w:rPr>
-          <w:rFonts w:ascii="Aptos" w:hAnsi="Aptos"/>
-          <w:i w:val="0"/>
-          <w:iCs w:val="0"/>
-        </w:rPr>
-      </w:pPr>
-      <w:bookmarkStart w:id="16" w:name="_Toc243649323"/>
-      <w:r>
-        <w:rPr>
-          <w:rFonts w:ascii="Aptos" w:hAnsi="Aptos"/>
-          <w:i w:val="0"/>
-          <w:iCs w:val="0"/>
-        </w:rPr>
-        <w:t>System models</w:t>
-      </w:r>
-      <w:bookmarkEnd w:id="16"/>
-    </w:p>
-    <w:p>
-      <w:pPr>
-        <w:pStyle w:val="Heading3"/>
-        <w:rPr>
-          <w:rFonts w:asciiTheme="minorHAnsi" w:hAnsiTheme="minorHAnsi"/>
-          <w:sz w:val="28"/>
-          <w:szCs w:val="28"/>
-        </w:rPr>
-      </w:pPr>
-      <w:bookmarkStart w:id="17" w:name="_Toc243649324"/>
-      <w:r>
-        <w:rPr>
-          <w:rFonts w:asciiTheme="minorHAnsi" w:hAnsiTheme="minorHAnsi"/>
-          <w:sz w:val="28"/>
-          <w:szCs w:val="28"/>
-        </w:rPr>
-        <w:t>Scenarios</w:t>
-      </w:r>
-      <w:bookmarkEnd w:id="17"/>
-    </w:p>
-    <w:p>
-      <w:pPr>
-        <w:pStyle w:val="Heading3"/>
-        <w:rPr>
-          <w:rFonts w:asciiTheme="minorHAnsi" w:hAnsiTheme="minorHAnsi"/>
-          <w:sz w:val="28"/>
-          <w:szCs w:val="28"/>
-        </w:rPr>
-      </w:pPr>
-      <w:bookmarkStart w:id="18" w:name="_Toc243649325"/>
-      <w:r>
-        <w:rPr>
-          <w:rFonts w:asciiTheme="minorHAnsi" w:hAnsiTheme="minorHAnsi"/>
-          <w:sz w:val="28"/>
-          <w:szCs w:val="28"/>
-        </w:rPr>
-        <w:t>Use case model</w:t>
-      </w:r>
-      <w:bookmarkEnd w:id="18"/>
-    </w:p>
-    <w:p>
-      <w:pPr>
-        <w:pStyle w:val="Heading3"/>
-        <w:rPr>
-          <w:rFonts w:asciiTheme="minorHAnsi" w:hAnsiTheme="minorHAnsi"/>
-          <w:sz w:val="28"/>
-          <w:szCs w:val="28"/>
-        </w:rPr>
-      </w:pPr>
-      <w:bookmarkStart w:id="19" w:name="_Toc243649326"/>
-      <w:r>
-        <w:rPr>
-          <w:rFonts w:asciiTheme="minorHAnsi" w:hAnsiTheme="minorHAnsi"/>
-          <w:sz w:val="28"/>
-          <w:szCs w:val="28"/>
-        </w:rPr>
-        <w:t>Object model</w:t>
-      </w:r>
-      <w:bookmarkEnd w:id="19"/>
-    </w:p>
-    <w:p>
-      <w:pPr>
-        <w:pStyle w:val="Heading3"/>
-        <w:rPr>
-          <w:rFonts w:asciiTheme="minorHAnsi" w:hAnsiTheme="minorHAnsi"/>
-          <w:sz w:val="28"/>
-          <w:szCs w:val="28"/>
-          <w:lang w:val="en-US"/>
-        </w:rPr>
-      </w:pPr>
-      <w:bookmarkStart w:id="20" w:name="_Toc243649327"/>
+      <w:bookmarkStart w:name="_Toc243649327" w:id="20"/>
       <w:r>
         <w:rPr>
           <w:rFonts w:asciiTheme="minorHAnsi" w:hAnsiTheme="minorHAnsi"/>
@@ -4742,7 +5382,7 @@
           <w:rFonts w:asciiTheme="minorHAnsi" w:hAnsiTheme="minorHAnsi"/>
         </w:rPr>
       </w:pPr>
-      <w:bookmarkStart w:id="21" w:name="_Toc243649328"/>
+      <w:bookmarkStart w:name="_Toc243649328" w:id="21"/>
       <w:r>
         <w:rPr>
           <w:rFonts w:asciiTheme="minorHAnsi" w:hAnsiTheme="minorHAnsi"/>
@@ -4755,7 +5395,7 @@
       <w:footnotePr>
         <w:pos w:val="beneathText"/>
       </w:footnotePr>
-      <w:pgSz w:w="11905" w:h="16837"/>
+      <w:pgSz w:w="11905" w:h="16837" w:orient="portrait"/>
       <w:pgMar w:top="1560" w:right="1134" w:bottom="1798" w:left="1134" w:header="1134" w:footer="1134" w:gutter="0"/>
       <w:cols w:space="720"/>
       <w:formProt w:val="0"/>
@@ -4843,9 +5483,9 @@
           <w:tcW w:w="3212" w:type="dxa"/>
           <w:vMerge w:val="restart"/>
           <w:tcBorders>
-            <w:top w:val="single" w:sz="1" w:space="0" w:color="000000"/>
-            <w:left w:val="single" w:sz="1" w:space="0" w:color="000000"/>
-            <w:bottom w:val="single" w:sz="1" w:space="0" w:color="000000"/>
+            <w:top w:val="single" w:color="000000" w:sz="1" w:space="0"/>
+            <w:left w:val="single" w:color="000000" w:sz="1" w:space="0"/>
+            <w:bottom w:val="single" w:color="000000" w:sz="1" w:space="0"/>
           </w:tcBorders>
         </w:tcPr>
         <w:p>
@@ -4862,9 +5502,9 @@
           <w:tcW w:w="3212" w:type="dxa"/>
           <w:vMerge w:val="restart"/>
           <w:tcBorders>
-            <w:top w:val="single" w:sz="1" w:space="0" w:color="000000"/>
-            <w:left w:val="single" w:sz="1" w:space="0" w:color="000000"/>
-            <w:bottom w:val="single" w:sz="1" w:space="0" w:color="000000"/>
+            <w:top w:val="single" w:color="000000" w:sz="1" w:space="0"/>
+            <w:left w:val="single" w:color="000000" w:sz="1" w:space="0"/>
+            <w:bottom w:val="single" w:color="000000" w:sz="1" w:space="0"/>
           </w:tcBorders>
         </w:tcPr>
         <w:p>
@@ -4890,10 +5530,10 @@
           <w:tcW w:w="3213" w:type="dxa"/>
           <w:vMerge w:val="restart"/>
           <w:tcBorders>
-            <w:top w:val="single" w:sz="1" w:space="0" w:color="000000"/>
-            <w:left w:val="single" w:sz="1" w:space="0" w:color="000000"/>
-            <w:bottom w:val="single" w:sz="1" w:space="0" w:color="000000"/>
-            <w:right w:val="single" w:sz="1" w:space="0" w:color="000000"/>
+            <w:top w:val="single" w:color="000000" w:sz="1" w:space="0"/>
+            <w:left w:val="single" w:color="000000" w:sz="1" w:space="0"/>
+            <w:bottom w:val="single" w:color="000000" w:sz="1" w:space="0"/>
+            <w:right w:val="single" w:color="000000" w:sz="1" w:space="0"/>
           </w:tcBorders>
         </w:tcPr>
         <w:p>
@@ -5103,9 +5743,9 @@
           <w:tcW w:w="6745" w:type="dxa"/>
           <w:vMerge w:val="restart"/>
           <w:tcBorders>
-            <w:top w:val="single" w:sz="1" w:space="0" w:color="000000"/>
-            <w:left w:val="single" w:sz="1" w:space="0" w:color="000000"/>
-            <w:bottom w:val="single" w:sz="1" w:space="0" w:color="000000"/>
+            <w:top w:val="single" w:color="000000" w:sz="1" w:space="0"/>
+            <w:left w:val="single" w:color="000000" w:sz="1" w:space="0"/>
+            <w:bottom w:val="single" w:color="000000" w:sz="1" w:space="0"/>
           </w:tcBorders>
         </w:tcPr>
         <w:p>
@@ -5141,10 +5781,10 @@
           <w:tcW w:w="2892" w:type="dxa"/>
           <w:vMerge w:val="restart"/>
           <w:tcBorders>
-            <w:top w:val="single" w:sz="1" w:space="0" w:color="000000"/>
-            <w:left w:val="single" w:sz="1" w:space="0" w:color="000000"/>
-            <w:bottom w:val="single" w:sz="1" w:space="0" w:color="000000"/>
-            <w:right w:val="single" w:sz="1" w:space="0" w:color="000000"/>
+            <w:top w:val="single" w:color="000000" w:sz="1" w:space="0"/>
+            <w:left w:val="single" w:color="000000" w:sz="1" w:space="0"/>
+            <w:bottom w:val="single" w:color="000000" w:sz="1" w:space="0"/>
+            <w:right w:val="single" w:color="000000" w:sz="1" w:space="0"/>
           </w:tcBorders>
         </w:tcPr>
         <w:p>
@@ -5193,8 +5833,8 @@
           <w:tcW w:w="6745" w:type="dxa"/>
           <w:vMerge w:val="restart"/>
           <w:tcBorders>
-            <w:left w:val="single" w:sz="1" w:space="0" w:color="000000"/>
-            <w:bottom w:val="single" w:sz="1" w:space="0" w:color="000000"/>
+            <w:left w:val="single" w:color="000000" w:sz="1" w:space="0"/>
+            <w:bottom w:val="single" w:color="000000" w:sz="1" w:space="0"/>
           </w:tcBorders>
         </w:tcPr>
         <w:p>
@@ -5226,9 +5866,9 @@
           <w:tcW w:w="2892" w:type="dxa"/>
           <w:vMerge w:val="restart"/>
           <w:tcBorders>
-            <w:left w:val="single" w:sz="1" w:space="0" w:color="000000"/>
-            <w:bottom w:val="single" w:sz="1" w:space="0" w:color="000000"/>
-            <w:right w:val="single" w:sz="1" w:space="0" w:color="000000"/>
+            <w:left w:val="single" w:color="000000" w:sz="1" w:space="0"/>
+            <w:bottom w:val="single" w:color="000000" w:sz="1" w:space="0"/>
+            <w:right w:val="single" w:color="000000" w:sz="1" w:space="0"/>
           </w:tcBorders>
         </w:tcPr>
         <w:p>
@@ -5328,7 +5968,7 @@
 <w:numbering xmlns:wpc="http://schemas.microsoft.com/office/word/2010/wordprocessingCanvas" xmlns:cx="http://schemas.microsoft.com/office/drawing/2014/chartex" xmlns:cx1="http://schemas.microsoft.com/office/drawing/2015/9/8/chartex" xmlns:cx2="http://schemas.microsoft.com/office/drawing/2015/10/21/chartex" xmlns:cx3="http://schemas.microsoft.com/office/drawing/2016/5/9/chartex" xmlns:cx4="http://schemas.microsoft.com/office/drawing/2016/5/10/chartex" xmlns:cx5="http://schemas.microsoft.com/office/drawing/2016/5/11/chartex" xmlns:cx6="http://schemas.microsoft.com/office/drawing/2016/5/12/chartex" xmlns:cx7="http://schemas.microsoft.com/office/drawing/2016/5/13/chartex" xmlns:cx8="http://schemas.microsoft.com/office/drawing/2016/5/14/chartex" xmlns:mc="http://schemas.openxmlformats.org/markup-compatibility/2006" xmlns:aink="http://schemas.microsoft.com/office/drawing/2016/ink" xmlns:am3d="http://schemas.microsoft.com/office/drawing/2017/model3d" xmlns:o="urn:schemas-microsoft-com:office:office" xmlns:oel="http://schemas.microsoft.com/office/2019/extlst" xmlns:r="http://schemas.openxmlformats.org/officeDocument/2006/relationships" xmlns:m="http://schemas.openxmlformats.org/officeDocument/2006/math" xmlns:v="urn:schemas-microsoft-com:vml" xmlns:wp14="http://schemas.microsoft.com/office/word/2010/wordprocessingDrawing" xmlns:wp="http://schemas.openxmlformats.org/drawingml/2006/wordprocessingDrawing" xmlns:w10="urn:schemas-microsoft-com:office:word" xmlns:w="http://schemas.openxmlformats.org/wordprocessingml/2006/main" xmlns:w14="http://schemas.microsoft.com/office/word/2010/wordml" xmlns:w15="http://schemas.microsoft.com/office/word/2012/wordml" xmlns:w16cex="http://schemas.microsoft.com/office/word/2018/wordml/cex" xmlns:w16cid="http://schemas.microsoft.com/office/word/2016/wordml/cid" xmlns:w16="http://schemas.microsoft.com/office/word/2018/wordml" xmlns:w16du="http://schemas.microsoft.com/office/word/2023/wordml/word16du" xmlns:w16sdtdh="http://schemas.microsoft.com/office/word/2020/wordml/sdtdatahash" xmlns:w16sdtfl="http://schemas.microsoft.com/office/word/2024/wordml/sdtformatlock" xmlns:w16se="http://schemas.microsoft.com/office/word/2015/wordml/symex" xmlns:wpg="http://schemas.microsoft.com/office/word/2010/wordprocessingGroup" xmlns:wpi="http://schemas.microsoft.com/office/word/2010/wordprocessingInk" xmlns:wne="http://schemas.microsoft.com/office/word/2006/wordml" xmlns:wps="http://schemas.microsoft.com/office/word/2010/wordprocessingShape" mc:Ignorable="w14 w15 w16se w16cid w16 w16cex w16sdtdh w16sdtfl w16du wp14">
   <w:numPicBullet w:numPicBulletId="0">
     <w:pict>
-      <v:shapetype id="_x0000_t75" coordsize="21600,21600" o:spt="75" o:preferrelative="t" path="m@4@5l@4@11@9@11@9@5xe" filled="f" stroked="f">
+      <v:shapetype id="_x0000_t75" coordsize="21600,21600" filled="f" stroked="f" o:spt="75" o:preferrelative="t" path="m@4@5l@4@11@9@11@9@5xe">
         <v:stroke joinstyle="miter"/>
         <v:formulas>
           <v:f eqn="if lineDrawn pixelLineWidth 0"/>
@@ -5344,15 +5984,463 @@
           <v:f eqn="prod @7 21600 pixelHeight"/>
           <v:f eqn="sum @10 21600 0"/>
         </v:formulas>
-        <v:path o:extrusionok="f" gradientshapeok="t" o:connecttype="rect"/>
+        <v:path gradientshapeok="t" o:connecttype="rect" o:extrusionok="f"/>
         <o:lock v:ext="edit" aspectratio="t"/>
       </v:shapetype>
-      <v:shape id="_x0000_i1025" type="#_x0000_t75" style="width:316.5pt;height:252pt" o:bullet="t" filled="t">
+      <v:shape id="_x0000_i1025" style="width:316.5pt;height:252pt" o:bullet="t" filled="t" type="#_x0000_t75">
         <v:fill color2="black"/>
-        <v:imagedata r:id="rId1" o:title=""/>
+        <v:imagedata o:title="" r:id="rId1"/>
       </v:shape>
     </w:pict>
   </w:numPicBullet>
+  <w:abstractNum xmlns:w="http://schemas.openxmlformats.org/wordprocessingml/2006/main" w:abstractNumId="25">
+    <w:nsid w:val="1a2fd67d"/>
+    <w:multiLevelType xmlns:w="http://schemas.openxmlformats.org/wordprocessingml/2006/main" w:val="hybridMultilevel"/>
+    <w:lvl xmlns:w="http://schemas.openxmlformats.org/wordprocessingml/2006/main" w:ilvl="0">
+      <w:start w:val="1"/>
+      <w:numFmt w:val="bullet"/>
+      <w:lvlText w:val=""/>
+      <w:lvlJc w:val="left"/>
+      <w:pPr>
+        <w:ind w:left="720" w:hanging="360"/>
+      </w:pPr>
+      <w:rPr>
+        <w:rFonts w:hint="default" w:ascii="Symbol" w:hAnsi="Symbol"/>
+      </w:rPr>
+    </w:lvl>
+    <w:lvl xmlns:w="http://schemas.openxmlformats.org/wordprocessingml/2006/main" w:ilvl="1">
+      <w:start w:val="1"/>
+      <w:numFmt w:val="bullet"/>
+      <w:lvlText w:val="o"/>
+      <w:lvlJc w:val="left"/>
+      <w:pPr>
+        <w:ind w:left="1440" w:hanging="360"/>
+      </w:pPr>
+      <w:rPr>
+        <w:rFonts w:hint="default" w:ascii="Courier New" w:hAnsi="Courier New"/>
+      </w:rPr>
+    </w:lvl>
+    <w:lvl xmlns:w="http://schemas.openxmlformats.org/wordprocessingml/2006/main" w:ilvl="2">
+      <w:start w:val="1"/>
+      <w:numFmt w:val="bullet"/>
+      <w:lvlText w:val=""/>
+      <w:lvlJc w:val="left"/>
+      <w:pPr>
+        <w:ind w:left="2160" w:hanging="360"/>
+      </w:pPr>
+      <w:rPr>
+        <w:rFonts w:hint="default" w:ascii="Wingdings" w:hAnsi="Wingdings"/>
+      </w:rPr>
+    </w:lvl>
+    <w:lvl xmlns:w="http://schemas.openxmlformats.org/wordprocessingml/2006/main" w:ilvl="3">
+      <w:start w:val="1"/>
+      <w:numFmt w:val="bullet"/>
+      <w:lvlText w:val=""/>
+      <w:lvlJc w:val="left"/>
+      <w:pPr>
+        <w:ind w:left="2880" w:hanging="360"/>
+      </w:pPr>
+      <w:rPr>
+        <w:rFonts w:hint="default" w:ascii="Symbol" w:hAnsi="Symbol"/>
+      </w:rPr>
+    </w:lvl>
+    <w:lvl xmlns:w="http://schemas.openxmlformats.org/wordprocessingml/2006/main" w:ilvl="4">
+      <w:start w:val="1"/>
+      <w:numFmt w:val="bullet"/>
+      <w:lvlText w:val="o"/>
+      <w:lvlJc w:val="left"/>
+      <w:pPr>
+        <w:ind w:left="3600" w:hanging="360"/>
+      </w:pPr>
+      <w:rPr>
+        <w:rFonts w:hint="default" w:ascii="Courier New" w:hAnsi="Courier New"/>
+      </w:rPr>
+    </w:lvl>
+    <w:lvl xmlns:w="http://schemas.openxmlformats.org/wordprocessingml/2006/main" w:ilvl="5">
+      <w:start w:val="1"/>
+      <w:numFmt w:val="bullet"/>
+      <w:lvlText w:val=""/>
+      <w:lvlJc w:val="left"/>
+      <w:pPr>
+        <w:ind w:left="4320" w:hanging="360"/>
+      </w:pPr>
+      <w:rPr>
+        <w:rFonts w:hint="default" w:ascii="Wingdings" w:hAnsi="Wingdings"/>
+      </w:rPr>
+    </w:lvl>
+    <w:lvl xmlns:w="http://schemas.openxmlformats.org/wordprocessingml/2006/main" w:ilvl="6">
+      <w:start w:val="1"/>
+      <w:numFmt w:val="bullet"/>
+      <w:lvlText w:val=""/>
+      <w:lvlJc w:val="left"/>
+      <w:pPr>
+        <w:ind w:left="5040" w:hanging="360"/>
+      </w:pPr>
+      <w:rPr>
+        <w:rFonts w:hint="default" w:ascii="Symbol" w:hAnsi="Symbol"/>
+      </w:rPr>
+    </w:lvl>
+    <w:lvl xmlns:w="http://schemas.openxmlformats.org/wordprocessingml/2006/main" w:ilvl="7">
+      <w:start w:val="1"/>
+      <w:numFmt w:val="bullet"/>
+      <w:lvlText w:val="o"/>
+      <w:lvlJc w:val="left"/>
+      <w:pPr>
+        <w:ind w:left="5760" w:hanging="360"/>
+      </w:pPr>
+      <w:rPr>
+        <w:rFonts w:hint="default" w:ascii="Courier New" w:hAnsi="Courier New"/>
+      </w:rPr>
+    </w:lvl>
+    <w:lvl xmlns:w="http://schemas.openxmlformats.org/wordprocessingml/2006/main" w:ilvl="8">
+      <w:start w:val="1"/>
+      <w:numFmt w:val="bullet"/>
+      <w:lvlText w:val=""/>
+      <w:lvlJc w:val="left"/>
+      <w:pPr>
+        <w:ind w:left="6480" w:hanging="360"/>
+      </w:pPr>
+      <w:rPr>
+        <w:rFonts w:hint="default" w:ascii="Wingdings" w:hAnsi="Wingdings"/>
+      </w:rPr>
+    </w:lvl>
+  </w:abstractNum>
+  <w:abstractNum xmlns:w="http://schemas.openxmlformats.org/wordprocessingml/2006/main" w:abstractNumId="24">
+    <w:nsid w:val="4134cf1a"/>
+    <w:multiLevelType xmlns:w="http://schemas.openxmlformats.org/wordprocessingml/2006/main" w:val="hybridMultilevel"/>
+    <w:lvl xmlns:w="http://schemas.openxmlformats.org/wordprocessingml/2006/main" w:ilvl="0">
+      <w:start w:val="1"/>
+      <w:numFmt w:val="bullet"/>
+      <w:lvlText w:val=""/>
+      <w:lvlJc w:val="left"/>
+      <w:pPr>
+        <w:ind w:left="720" w:hanging="360"/>
+      </w:pPr>
+      <w:rPr>
+        <w:rFonts w:hint="default" w:ascii="Symbol" w:hAnsi="Symbol"/>
+      </w:rPr>
+    </w:lvl>
+    <w:lvl xmlns:w="http://schemas.openxmlformats.org/wordprocessingml/2006/main" w:ilvl="1">
+      <w:start w:val="1"/>
+      <w:numFmt w:val="bullet"/>
+      <w:lvlText w:val="o"/>
+      <w:lvlJc w:val="left"/>
+      <w:pPr>
+        <w:ind w:left="1440" w:hanging="360"/>
+      </w:pPr>
+      <w:rPr>
+        <w:rFonts w:hint="default" w:ascii="Courier New" w:hAnsi="Courier New"/>
+      </w:rPr>
+    </w:lvl>
+    <w:lvl xmlns:w="http://schemas.openxmlformats.org/wordprocessingml/2006/main" w:ilvl="2">
+      <w:start w:val="1"/>
+      <w:numFmt w:val="bullet"/>
+      <w:lvlText w:val=""/>
+      <w:lvlJc w:val="left"/>
+      <w:pPr>
+        <w:ind w:left="2160" w:hanging="360"/>
+      </w:pPr>
+      <w:rPr>
+        <w:rFonts w:hint="default" w:ascii="Wingdings" w:hAnsi="Wingdings"/>
+      </w:rPr>
+    </w:lvl>
+    <w:lvl xmlns:w="http://schemas.openxmlformats.org/wordprocessingml/2006/main" w:ilvl="3">
+      <w:start w:val="1"/>
+      <w:numFmt w:val="bullet"/>
+      <w:lvlText w:val=""/>
+      <w:lvlJc w:val="left"/>
+      <w:pPr>
+        <w:ind w:left="2880" w:hanging="360"/>
+      </w:pPr>
+      <w:rPr>
+        <w:rFonts w:hint="default" w:ascii="Symbol" w:hAnsi="Symbol"/>
+      </w:rPr>
+    </w:lvl>
+    <w:lvl xmlns:w="http://schemas.openxmlformats.org/wordprocessingml/2006/main" w:ilvl="4">
+      <w:start w:val="1"/>
+      <w:numFmt w:val="bullet"/>
+      <w:lvlText w:val="o"/>
+      <w:lvlJc w:val="left"/>
+      <w:pPr>
+        <w:ind w:left="3600" w:hanging="360"/>
+      </w:pPr>
+      <w:rPr>
+        <w:rFonts w:hint="default" w:ascii="Courier New" w:hAnsi="Courier New"/>
+      </w:rPr>
+    </w:lvl>
+    <w:lvl xmlns:w="http://schemas.openxmlformats.org/wordprocessingml/2006/main" w:ilvl="5">
+      <w:start w:val="1"/>
+      <w:numFmt w:val="bullet"/>
+      <w:lvlText w:val=""/>
+      <w:lvlJc w:val="left"/>
+      <w:pPr>
+        <w:ind w:left="4320" w:hanging="360"/>
+      </w:pPr>
+      <w:rPr>
+        <w:rFonts w:hint="default" w:ascii="Wingdings" w:hAnsi="Wingdings"/>
+      </w:rPr>
+    </w:lvl>
+    <w:lvl xmlns:w="http://schemas.openxmlformats.org/wordprocessingml/2006/main" w:ilvl="6">
+      <w:start w:val="1"/>
+      <w:numFmt w:val="bullet"/>
+      <w:lvlText w:val=""/>
+      <w:lvlJc w:val="left"/>
+      <w:pPr>
+        <w:ind w:left="5040" w:hanging="360"/>
+      </w:pPr>
+      <w:rPr>
+        <w:rFonts w:hint="default" w:ascii="Symbol" w:hAnsi="Symbol"/>
+      </w:rPr>
+    </w:lvl>
+    <w:lvl xmlns:w="http://schemas.openxmlformats.org/wordprocessingml/2006/main" w:ilvl="7">
+      <w:start w:val="1"/>
+      <w:numFmt w:val="bullet"/>
+      <w:lvlText w:val="o"/>
+      <w:lvlJc w:val="left"/>
+      <w:pPr>
+        <w:ind w:left="5760" w:hanging="360"/>
+      </w:pPr>
+      <w:rPr>
+        <w:rFonts w:hint="default" w:ascii="Courier New" w:hAnsi="Courier New"/>
+      </w:rPr>
+    </w:lvl>
+    <w:lvl xmlns:w="http://schemas.openxmlformats.org/wordprocessingml/2006/main" w:ilvl="8">
+      <w:start w:val="1"/>
+      <w:numFmt w:val="bullet"/>
+      <w:lvlText w:val=""/>
+      <w:lvlJc w:val="left"/>
+      <w:pPr>
+        <w:ind w:left="6480" w:hanging="360"/>
+      </w:pPr>
+      <w:rPr>
+        <w:rFonts w:hint="default" w:ascii="Wingdings" w:hAnsi="Wingdings"/>
+      </w:rPr>
+    </w:lvl>
+  </w:abstractNum>
+  <w:abstractNum xmlns:w="http://schemas.openxmlformats.org/wordprocessingml/2006/main" w:abstractNumId="23">
+    <w:nsid w:val="1eb636be"/>
+    <w:multiLevelType xmlns:w="http://schemas.openxmlformats.org/wordprocessingml/2006/main" w:val="hybridMultilevel"/>
+    <w:lvl xmlns:w="http://schemas.openxmlformats.org/wordprocessingml/2006/main" w:ilvl="0">
+      <w:start w:val="1"/>
+      <w:numFmt w:val="bullet"/>
+      <w:lvlText w:val=""/>
+      <w:lvlJc w:val="left"/>
+      <w:pPr>
+        <w:ind w:left="720" w:hanging="360"/>
+      </w:pPr>
+      <w:rPr>
+        <w:rFonts w:hint="default" w:ascii="Symbol" w:hAnsi="Symbol"/>
+      </w:rPr>
+    </w:lvl>
+    <w:lvl xmlns:w="http://schemas.openxmlformats.org/wordprocessingml/2006/main" w:ilvl="1">
+      <w:start w:val="1"/>
+      <w:numFmt w:val="bullet"/>
+      <w:lvlText w:val="o"/>
+      <w:lvlJc w:val="left"/>
+      <w:pPr>
+        <w:ind w:left="1440" w:hanging="360"/>
+      </w:pPr>
+      <w:rPr>
+        <w:rFonts w:hint="default" w:ascii="Courier New" w:hAnsi="Courier New"/>
+      </w:rPr>
+    </w:lvl>
+    <w:lvl xmlns:w="http://schemas.openxmlformats.org/wordprocessingml/2006/main" w:ilvl="2">
+      <w:start w:val="1"/>
+      <w:numFmt w:val="bullet"/>
+      <w:lvlText w:val=""/>
+      <w:lvlJc w:val="left"/>
+      <w:pPr>
+        <w:ind w:left="2160" w:hanging="360"/>
+      </w:pPr>
+      <w:rPr>
+        <w:rFonts w:hint="default" w:ascii="Wingdings" w:hAnsi="Wingdings"/>
+      </w:rPr>
+    </w:lvl>
+    <w:lvl xmlns:w="http://schemas.openxmlformats.org/wordprocessingml/2006/main" w:ilvl="3">
+      <w:start w:val="1"/>
+      <w:numFmt w:val="bullet"/>
+      <w:lvlText w:val=""/>
+      <w:lvlJc w:val="left"/>
+      <w:pPr>
+        <w:ind w:left="2880" w:hanging="360"/>
+      </w:pPr>
+      <w:rPr>
+        <w:rFonts w:hint="default" w:ascii="Symbol" w:hAnsi="Symbol"/>
+      </w:rPr>
+    </w:lvl>
+    <w:lvl xmlns:w="http://schemas.openxmlformats.org/wordprocessingml/2006/main" w:ilvl="4">
+      <w:start w:val="1"/>
+      <w:numFmt w:val="bullet"/>
+      <w:lvlText w:val="o"/>
+      <w:lvlJc w:val="left"/>
+      <w:pPr>
+        <w:ind w:left="3600" w:hanging="360"/>
+      </w:pPr>
+      <w:rPr>
+        <w:rFonts w:hint="default" w:ascii="Courier New" w:hAnsi="Courier New"/>
+      </w:rPr>
+    </w:lvl>
+    <w:lvl xmlns:w="http://schemas.openxmlformats.org/wordprocessingml/2006/main" w:ilvl="5">
+      <w:start w:val="1"/>
+      <w:numFmt w:val="bullet"/>
+      <w:lvlText w:val=""/>
+      <w:lvlJc w:val="left"/>
+      <w:pPr>
+        <w:ind w:left="4320" w:hanging="360"/>
+      </w:pPr>
+      <w:rPr>
+        <w:rFonts w:hint="default" w:ascii="Wingdings" w:hAnsi="Wingdings"/>
+      </w:rPr>
+    </w:lvl>
+    <w:lvl xmlns:w="http://schemas.openxmlformats.org/wordprocessingml/2006/main" w:ilvl="6">
+      <w:start w:val="1"/>
+      <w:numFmt w:val="bullet"/>
+      <w:lvlText w:val=""/>
+      <w:lvlJc w:val="left"/>
+      <w:pPr>
+        <w:ind w:left="5040" w:hanging="360"/>
+      </w:pPr>
+      <w:rPr>
+        <w:rFonts w:hint="default" w:ascii="Symbol" w:hAnsi="Symbol"/>
+      </w:rPr>
+    </w:lvl>
+    <w:lvl xmlns:w="http://schemas.openxmlformats.org/wordprocessingml/2006/main" w:ilvl="7">
+      <w:start w:val="1"/>
+      <w:numFmt w:val="bullet"/>
+      <w:lvlText w:val="o"/>
+      <w:lvlJc w:val="left"/>
+      <w:pPr>
+        <w:ind w:left="5760" w:hanging="360"/>
+      </w:pPr>
+      <w:rPr>
+        <w:rFonts w:hint="default" w:ascii="Courier New" w:hAnsi="Courier New"/>
+      </w:rPr>
+    </w:lvl>
+    <w:lvl xmlns:w="http://schemas.openxmlformats.org/wordprocessingml/2006/main" w:ilvl="8">
+      <w:start w:val="1"/>
+      <w:numFmt w:val="bullet"/>
+      <w:lvlText w:val=""/>
+      <w:lvlJc w:val="left"/>
+      <w:pPr>
+        <w:ind w:left="6480" w:hanging="360"/>
+      </w:pPr>
+      <w:rPr>
+        <w:rFonts w:hint="default" w:ascii="Wingdings" w:hAnsi="Wingdings"/>
+      </w:rPr>
+    </w:lvl>
+  </w:abstractNum>
+  <w:abstractNum xmlns:w="http://schemas.openxmlformats.org/wordprocessingml/2006/main" w:abstractNumId="22">
+    <w:nsid w:val="6f092528"/>
+    <w:multiLevelType xmlns:w="http://schemas.openxmlformats.org/wordprocessingml/2006/main" w:val="hybridMultilevel"/>
+    <w:lvl xmlns:w="http://schemas.openxmlformats.org/wordprocessingml/2006/main" w:ilvl="0">
+      <w:start w:val="1"/>
+      <w:numFmt w:val="bullet"/>
+      <w:lvlText w:val=""/>
+      <w:lvlJc w:val="left"/>
+      <w:pPr>
+        <w:ind w:left="720" w:hanging="360"/>
+      </w:pPr>
+      <w:rPr>
+        <w:rFonts w:hint="default" w:ascii="Symbol" w:hAnsi="Symbol"/>
+      </w:rPr>
+    </w:lvl>
+    <w:lvl xmlns:w="http://schemas.openxmlformats.org/wordprocessingml/2006/main" w:ilvl="1">
+      <w:start w:val="1"/>
+      <w:numFmt w:val="bullet"/>
+      <w:lvlText w:val="o"/>
+      <w:lvlJc w:val="left"/>
+      <w:pPr>
+        <w:ind w:left="1440" w:hanging="360"/>
+      </w:pPr>
+      <w:rPr>
+        <w:rFonts w:hint="default" w:ascii="Courier New" w:hAnsi="Courier New"/>
+      </w:rPr>
+    </w:lvl>
+    <w:lvl xmlns:w="http://schemas.openxmlformats.org/wordprocessingml/2006/main" w:ilvl="2">
+      <w:start w:val="1"/>
+      <w:numFmt w:val="bullet"/>
+      <w:lvlText w:val=""/>
+      <w:lvlJc w:val="left"/>
+      <w:pPr>
+        <w:ind w:left="2160" w:hanging="360"/>
+      </w:pPr>
+      <w:rPr>
+        <w:rFonts w:hint="default" w:ascii="Wingdings" w:hAnsi="Wingdings"/>
+      </w:rPr>
+    </w:lvl>
+    <w:lvl xmlns:w="http://schemas.openxmlformats.org/wordprocessingml/2006/main" w:ilvl="3">
+      <w:start w:val="1"/>
+      <w:numFmt w:val="bullet"/>
+      <w:lvlText w:val=""/>
+      <w:lvlJc w:val="left"/>
+      <w:pPr>
+        <w:ind w:left="2880" w:hanging="360"/>
+      </w:pPr>
+      <w:rPr>
+        <w:rFonts w:hint="default" w:ascii="Symbol" w:hAnsi="Symbol"/>
+      </w:rPr>
+    </w:lvl>
+    <w:lvl xmlns:w="http://schemas.openxmlformats.org/wordprocessingml/2006/main" w:ilvl="4">
+      <w:start w:val="1"/>
+      <w:numFmt w:val="bullet"/>
+      <w:lvlText w:val="o"/>
+      <w:lvlJc w:val="left"/>
+      <w:pPr>
+        <w:ind w:left="3600" w:hanging="360"/>
+      </w:pPr>
+      <w:rPr>
+        <w:rFonts w:hint="default" w:ascii="Courier New" w:hAnsi="Courier New"/>
+      </w:rPr>
+    </w:lvl>
+    <w:lvl xmlns:w="http://schemas.openxmlformats.org/wordprocessingml/2006/main" w:ilvl="5">
+      <w:start w:val="1"/>
+      <w:numFmt w:val="bullet"/>
+      <w:lvlText w:val=""/>
+      <w:lvlJc w:val="left"/>
+      <w:pPr>
+        <w:ind w:left="4320" w:hanging="360"/>
+      </w:pPr>
+      <w:rPr>
+        <w:rFonts w:hint="default" w:ascii="Wingdings" w:hAnsi="Wingdings"/>
+      </w:rPr>
+    </w:lvl>
+    <w:lvl xmlns:w="http://schemas.openxmlformats.org/wordprocessingml/2006/main" w:ilvl="6">
+      <w:start w:val="1"/>
+      <w:numFmt w:val="bullet"/>
+      <w:lvlText w:val=""/>
+      <w:lvlJc w:val="left"/>
+      <w:pPr>
+        <w:ind w:left="5040" w:hanging="360"/>
+      </w:pPr>
+      <w:rPr>
+        <w:rFonts w:hint="default" w:ascii="Symbol" w:hAnsi="Symbol"/>
+      </w:rPr>
+    </w:lvl>
+    <w:lvl xmlns:w="http://schemas.openxmlformats.org/wordprocessingml/2006/main" w:ilvl="7">
+      <w:start w:val="1"/>
+      <w:numFmt w:val="bullet"/>
+      <w:lvlText w:val="o"/>
+      <w:lvlJc w:val="left"/>
+      <w:pPr>
+        <w:ind w:left="5760" w:hanging="360"/>
+      </w:pPr>
+      <w:rPr>
+        <w:rFonts w:hint="default" w:ascii="Courier New" w:hAnsi="Courier New"/>
+      </w:rPr>
+    </w:lvl>
+    <w:lvl xmlns:w="http://schemas.openxmlformats.org/wordprocessingml/2006/main" w:ilvl="8">
+      <w:start w:val="1"/>
+      <w:numFmt w:val="bullet"/>
+      <w:lvlText w:val=""/>
+      <w:lvlJc w:val="left"/>
+      <w:pPr>
+        <w:ind w:left="6480" w:hanging="360"/>
+      </w:pPr>
+      <w:rPr>
+        <w:rFonts w:hint="default" w:ascii="Wingdings" w:hAnsi="Wingdings"/>
+      </w:rPr>
+    </w:lvl>
+  </w:abstractNum>
   <w:abstractNum w:abstractNumId="0" w15:restartNumberingAfterBreak="0">
     <w:nsid w:val="00000001"/>
     <w:multiLevelType w:val="multilevel"/>
@@ -5534,7 +6622,7 @@
         <w:ind w:left="1080" w:hanging="360"/>
       </w:pPr>
       <w:rPr>
-        <w:rFonts w:ascii="Wingdings" w:hAnsi="Wingdings" w:hint="default"/>
+        <w:rFonts w:hint="default" w:ascii="Wingdings" w:hAnsi="Wingdings"/>
       </w:rPr>
     </w:lvl>
     <w:lvl w:ilvl="1" w:tplc="04100003" w:tentative="1">
@@ -5546,7 +6634,7 @@
         <w:ind w:left="1800" w:hanging="360"/>
       </w:pPr>
       <w:rPr>
-        <w:rFonts w:ascii="Courier New" w:hAnsi="Courier New" w:cs="Courier New" w:hint="default"/>
+        <w:rFonts w:hint="default" w:ascii="Courier New" w:hAnsi="Courier New" w:cs="Courier New"/>
       </w:rPr>
     </w:lvl>
     <w:lvl w:ilvl="2" w:tplc="04100005" w:tentative="1">
@@ -5558,7 +6646,7 @@
         <w:ind w:left="2520" w:hanging="360"/>
       </w:pPr>
       <w:rPr>
-        <w:rFonts w:ascii="Wingdings" w:hAnsi="Wingdings" w:hint="default"/>
+        <w:rFonts w:hint="default" w:ascii="Wingdings" w:hAnsi="Wingdings"/>
       </w:rPr>
     </w:lvl>
     <w:lvl w:ilvl="3" w:tplc="04100001" w:tentative="1">
@@ -5570,7 +6658,7 @@
         <w:ind w:left="3240" w:hanging="360"/>
       </w:pPr>
       <w:rPr>
-        <w:rFonts w:ascii="Symbol" w:hAnsi="Symbol" w:hint="default"/>
+        <w:rFonts w:hint="default" w:ascii="Symbol" w:hAnsi="Symbol"/>
       </w:rPr>
     </w:lvl>
     <w:lvl w:ilvl="4" w:tplc="04100003" w:tentative="1">
@@ -5582,7 +6670,7 @@
         <w:ind w:left="3960" w:hanging="360"/>
       </w:pPr>
       <w:rPr>
-        <w:rFonts w:ascii="Courier New" w:hAnsi="Courier New" w:cs="Courier New" w:hint="default"/>
+        <w:rFonts w:hint="default" w:ascii="Courier New" w:hAnsi="Courier New" w:cs="Courier New"/>
       </w:rPr>
     </w:lvl>
     <w:lvl w:ilvl="5" w:tplc="04100005" w:tentative="1">
@@ -5594,7 +6682,7 @@
         <w:ind w:left="4680" w:hanging="360"/>
       </w:pPr>
       <w:rPr>
-        <w:rFonts w:ascii="Wingdings" w:hAnsi="Wingdings" w:hint="default"/>
+        <w:rFonts w:hint="default" w:ascii="Wingdings" w:hAnsi="Wingdings"/>
       </w:rPr>
     </w:lvl>
     <w:lvl w:ilvl="6" w:tplc="04100001" w:tentative="1">
@@ -5606,7 +6694,7 @@
         <w:ind w:left="5400" w:hanging="360"/>
       </w:pPr>
       <w:rPr>
-        <w:rFonts w:ascii="Symbol" w:hAnsi="Symbol" w:hint="default"/>
+        <w:rFonts w:hint="default" w:ascii="Symbol" w:hAnsi="Symbol"/>
       </w:rPr>
     </w:lvl>
     <w:lvl w:ilvl="7" w:tplc="04100003" w:tentative="1">
@@ -5618,7 +6706,7 @@
         <w:ind w:left="6120" w:hanging="360"/>
       </w:pPr>
       <w:rPr>
-        <w:rFonts w:ascii="Courier New" w:hAnsi="Courier New" w:cs="Courier New" w:hint="default"/>
+        <w:rFonts w:hint="default" w:ascii="Courier New" w:hAnsi="Courier New" w:cs="Courier New"/>
       </w:rPr>
     </w:lvl>
     <w:lvl w:ilvl="8" w:tplc="04100005" w:tentative="1">
@@ -5630,7 +6718,7 @@
         <w:ind w:left="6840" w:hanging="360"/>
       </w:pPr>
       <w:rPr>
-        <w:rFonts w:ascii="Wingdings" w:hAnsi="Wingdings" w:hint="default"/>
+        <w:rFonts w:hint="default" w:ascii="Wingdings" w:hAnsi="Wingdings"/>
       </w:rPr>
     </w:lvl>
   </w:abstractNum>
@@ -5647,7 +6735,7 @@
         <w:ind w:left="720" w:hanging="360"/>
       </w:pPr>
       <w:rPr>
-        <w:rFonts w:ascii="Symbol" w:hAnsi="Symbol" w:hint="default"/>
+        <w:rFonts w:hint="default" w:ascii="Symbol" w:hAnsi="Symbol"/>
       </w:rPr>
     </w:lvl>
     <w:lvl w:ilvl="1" w:tplc="04100003" w:tentative="1">
@@ -5659,7 +6747,7 @@
         <w:ind w:left="1440" w:hanging="360"/>
       </w:pPr>
       <w:rPr>
-        <w:rFonts w:ascii="Courier New" w:hAnsi="Courier New" w:cs="Courier New" w:hint="default"/>
+        <w:rFonts w:hint="default" w:ascii="Courier New" w:hAnsi="Courier New" w:cs="Courier New"/>
       </w:rPr>
     </w:lvl>
     <w:lvl w:ilvl="2" w:tplc="04100005" w:tentative="1">
@@ -5671,7 +6759,7 @@
         <w:ind w:left="2160" w:hanging="360"/>
       </w:pPr>
       <w:rPr>
-        <w:rFonts w:ascii="Wingdings" w:hAnsi="Wingdings" w:hint="default"/>
+        <w:rFonts w:hint="default" w:ascii="Wingdings" w:hAnsi="Wingdings"/>
       </w:rPr>
     </w:lvl>
     <w:lvl w:ilvl="3" w:tplc="04100001" w:tentative="1">
@@ -5683,7 +6771,7 @@
         <w:ind w:left="2880" w:hanging="360"/>
       </w:pPr>
       <w:rPr>
-        <w:rFonts w:ascii="Symbol" w:hAnsi="Symbol" w:hint="default"/>
+        <w:rFonts w:hint="default" w:ascii="Symbol" w:hAnsi="Symbol"/>
       </w:rPr>
     </w:lvl>
     <w:lvl w:ilvl="4" w:tplc="04100003" w:tentative="1">
@@ -5695,7 +6783,7 @@
         <w:ind w:left="3600" w:hanging="360"/>
       </w:pPr>
       <w:rPr>
-        <w:rFonts w:ascii="Courier New" w:hAnsi="Courier New" w:cs="Courier New" w:hint="default"/>
+        <w:rFonts w:hint="default" w:ascii="Courier New" w:hAnsi="Courier New" w:cs="Courier New"/>
       </w:rPr>
     </w:lvl>
     <w:lvl w:ilvl="5" w:tplc="04100005" w:tentative="1">
@@ -5707,7 +6795,7 @@
         <w:ind w:left="4320" w:hanging="360"/>
       </w:pPr>
       <w:rPr>
-        <w:rFonts w:ascii="Wingdings" w:hAnsi="Wingdings" w:hint="default"/>
+        <w:rFonts w:hint="default" w:ascii="Wingdings" w:hAnsi="Wingdings"/>
       </w:rPr>
     </w:lvl>
     <w:lvl w:ilvl="6" w:tplc="04100001" w:tentative="1">
@@ -5719,7 +6807,7 @@
         <w:ind w:left="5040" w:hanging="360"/>
       </w:pPr>
       <w:rPr>
-        <w:rFonts w:ascii="Symbol" w:hAnsi="Symbol" w:hint="default"/>
+        <w:rFonts w:hint="default" w:ascii="Symbol" w:hAnsi="Symbol"/>
       </w:rPr>
     </w:lvl>
     <w:lvl w:ilvl="7" w:tplc="04100003" w:tentative="1">
@@ -5731,7 +6819,7 @@
         <w:ind w:left="5760" w:hanging="360"/>
       </w:pPr>
       <w:rPr>
-        <w:rFonts w:ascii="Courier New" w:hAnsi="Courier New" w:cs="Courier New" w:hint="default"/>
+        <w:rFonts w:hint="default" w:ascii="Courier New" w:hAnsi="Courier New" w:cs="Courier New"/>
       </w:rPr>
     </w:lvl>
     <w:lvl w:ilvl="8" w:tplc="04100005" w:tentative="1">
@@ -5743,7 +6831,7 @@
         <w:ind w:left="6480" w:hanging="360"/>
       </w:pPr>
       <w:rPr>
-        <w:rFonts w:ascii="Wingdings" w:hAnsi="Wingdings" w:hint="default"/>
+        <w:rFonts w:hint="default" w:ascii="Wingdings" w:hAnsi="Wingdings"/>
       </w:rPr>
     </w:lvl>
   </w:abstractNum>
@@ -5877,7 +6965,7 @@
         <w:ind w:left="720" w:hanging="360"/>
       </w:pPr>
       <w:rPr>
-        <w:rFonts w:ascii="Aptos" w:eastAsia="Lucida Sans Unicode" w:hAnsi="Aptos" w:cs="Times New Roman" w:hint="default"/>
+        <w:rFonts w:hint="default" w:ascii="Aptos" w:hAnsi="Aptos" w:eastAsia="Lucida Sans Unicode" w:cs="Times New Roman"/>
       </w:rPr>
     </w:lvl>
     <w:lvl w:ilvl="1" w:tplc="04100003" w:tentative="1">
@@ -5889,7 +6977,7 @@
         <w:ind w:left="1440" w:hanging="360"/>
       </w:pPr>
       <w:rPr>
-        <w:rFonts w:ascii="Courier New" w:hAnsi="Courier New" w:cs="Courier New" w:hint="default"/>
+        <w:rFonts w:hint="default" w:ascii="Courier New" w:hAnsi="Courier New" w:cs="Courier New"/>
       </w:rPr>
     </w:lvl>
     <w:lvl w:ilvl="2" w:tplc="04100005" w:tentative="1">
@@ -5901,7 +6989,7 @@
         <w:ind w:left="2160" w:hanging="360"/>
       </w:pPr>
       <w:rPr>
-        <w:rFonts w:ascii="Wingdings" w:hAnsi="Wingdings" w:hint="default"/>
+        <w:rFonts w:hint="default" w:ascii="Wingdings" w:hAnsi="Wingdings"/>
       </w:rPr>
     </w:lvl>
     <w:lvl w:ilvl="3" w:tplc="04100001" w:tentative="1">
@@ -5913,7 +7001,7 @@
         <w:ind w:left="2880" w:hanging="360"/>
       </w:pPr>
       <w:rPr>
-        <w:rFonts w:ascii="Symbol" w:hAnsi="Symbol" w:hint="default"/>
+        <w:rFonts w:hint="default" w:ascii="Symbol" w:hAnsi="Symbol"/>
       </w:rPr>
     </w:lvl>
     <w:lvl w:ilvl="4" w:tplc="04100003" w:tentative="1">
@@ -5925,7 +7013,7 @@
         <w:ind w:left="3600" w:hanging="360"/>
       </w:pPr>
       <w:rPr>
-        <w:rFonts w:ascii="Courier New" w:hAnsi="Courier New" w:cs="Courier New" w:hint="default"/>
+        <w:rFonts w:hint="default" w:ascii="Courier New" w:hAnsi="Courier New" w:cs="Courier New"/>
       </w:rPr>
     </w:lvl>
     <w:lvl w:ilvl="5" w:tplc="04100005" w:tentative="1">
@@ -5937,7 +7025,7 @@
         <w:ind w:left="4320" w:hanging="360"/>
       </w:pPr>
       <w:rPr>
-        <w:rFonts w:ascii="Wingdings" w:hAnsi="Wingdings" w:hint="default"/>
+        <w:rFonts w:hint="default" w:ascii="Wingdings" w:hAnsi="Wingdings"/>
       </w:rPr>
     </w:lvl>
     <w:lvl w:ilvl="6" w:tplc="04100001" w:tentative="1">
@@ -5949,7 +7037,7 @@
         <w:ind w:left="5040" w:hanging="360"/>
       </w:pPr>
       <w:rPr>
-        <w:rFonts w:ascii="Symbol" w:hAnsi="Symbol" w:hint="default"/>
+        <w:rFonts w:hint="default" w:ascii="Symbol" w:hAnsi="Symbol"/>
       </w:rPr>
     </w:lvl>
     <w:lvl w:ilvl="7" w:tplc="04100003" w:tentative="1">
@@ -5961,7 +7049,7 @@
         <w:ind w:left="5760" w:hanging="360"/>
       </w:pPr>
       <w:rPr>
-        <w:rFonts w:ascii="Courier New" w:hAnsi="Courier New" w:cs="Courier New" w:hint="default"/>
+        <w:rFonts w:hint="default" w:ascii="Courier New" w:hAnsi="Courier New" w:cs="Courier New"/>
       </w:rPr>
     </w:lvl>
     <w:lvl w:ilvl="8" w:tplc="04100005" w:tentative="1">
@@ -5973,7 +7061,7 @@
         <w:ind w:left="6480" w:hanging="360"/>
       </w:pPr>
       <w:rPr>
-        <w:rFonts w:ascii="Wingdings" w:hAnsi="Wingdings" w:hint="default"/>
+        <w:rFonts w:hint="default" w:ascii="Wingdings" w:hAnsi="Wingdings"/>
       </w:rPr>
     </w:lvl>
   </w:abstractNum>
@@ -5990,7 +7078,7 @@
         <w:ind w:left="720" w:hanging="360"/>
       </w:pPr>
       <w:rPr>
-        <w:rFonts w:ascii="Symbol" w:hAnsi="Symbol" w:hint="default"/>
+        <w:rFonts w:hint="default" w:ascii="Symbol" w:hAnsi="Symbol"/>
       </w:rPr>
     </w:lvl>
     <w:lvl w:ilvl="1" w:tplc="04100003" w:tentative="1">
@@ -6002,7 +7090,7 @@
         <w:ind w:left="1440" w:hanging="360"/>
       </w:pPr>
       <w:rPr>
-        <w:rFonts w:ascii="Courier New" w:hAnsi="Courier New" w:cs="Courier New" w:hint="default"/>
+        <w:rFonts w:hint="default" w:ascii="Courier New" w:hAnsi="Courier New" w:cs="Courier New"/>
       </w:rPr>
     </w:lvl>
     <w:lvl w:ilvl="2" w:tplc="04100005" w:tentative="1">
@@ -6014,7 +7102,7 @@
         <w:ind w:left="2160" w:hanging="360"/>
       </w:pPr>
       <w:rPr>
-        <w:rFonts w:ascii="Wingdings" w:hAnsi="Wingdings" w:hint="default"/>
+        <w:rFonts w:hint="default" w:ascii="Wingdings" w:hAnsi="Wingdings"/>
       </w:rPr>
     </w:lvl>
     <w:lvl w:ilvl="3" w:tplc="04100001" w:tentative="1">
@@ -6026,7 +7114,7 @@
         <w:ind w:left="2880" w:hanging="360"/>
       </w:pPr>
       <w:rPr>
-        <w:rFonts w:ascii="Symbol" w:hAnsi="Symbol" w:hint="default"/>
+        <w:rFonts w:hint="default" w:ascii="Symbol" w:hAnsi="Symbol"/>
       </w:rPr>
     </w:lvl>
     <w:lvl w:ilvl="4" w:tplc="04100003" w:tentative="1">
@@ -6038,7 +7126,7 @@
         <w:ind w:left="3600" w:hanging="360"/>
       </w:pPr>
       <w:rPr>
-        <w:rFonts w:ascii="Courier New" w:hAnsi="Courier New" w:cs="Courier New" w:hint="default"/>
+        <w:rFonts w:hint="default" w:ascii="Courier New" w:hAnsi="Courier New" w:cs="Courier New"/>
       </w:rPr>
     </w:lvl>
     <w:lvl w:ilvl="5" w:tplc="04100005" w:tentative="1">
@@ -6050,7 +7138,7 @@
         <w:ind w:left="4320" w:hanging="360"/>
       </w:pPr>
       <w:rPr>
-        <w:rFonts w:ascii="Wingdings" w:hAnsi="Wingdings" w:hint="default"/>
+        <w:rFonts w:hint="default" w:ascii="Wingdings" w:hAnsi="Wingdings"/>
       </w:rPr>
     </w:lvl>
     <w:lvl w:ilvl="6" w:tplc="04100001" w:tentative="1">
@@ -6062,7 +7150,7 @@
         <w:ind w:left="5040" w:hanging="360"/>
       </w:pPr>
       <w:rPr>
-        <w:rFonts w:ascii="Symbol" w:hAnsi="Symbol" w:hint="default"/>
+        <w:rFonts w:hint="default" w:ascii="Symbol" w:hAnsi="Symbol"/>
       </w:rPr>
     </w:lvl>
     <w:lvl w:ilvl="7" w:tplc="04100003" w:tentative="1">
@@ -6074,7 +7162,7 @@
         <w:ind w:left="5760" w:hanging="360"/>
       </w:pPr>
       <w:rPr>
-        <w:rFonts w:ascii="Courier New" w:hAnsi="Courier New" w:cs="Courier New" w:hint="default"/>
+        <w:rFonts w:hint="default" w:ascii="Courier New" w:hAnsi="Courier New" w:cs="Courier New"/>
       </w:rPr>
     </w:lvl>
     <w:lvl w:ilvl="8" w:tplc="04100005" w:tentative="1">
@@ -6086,7 +7174,7 @@
         <w:ind w:left="6480" w:hanging="360"/>
       </w:pPr>
       <w:rPr>
-        <w:rFonts w:ascii="Wingdings" w:hAnsi="Wingdings" w:hint="default"/>
+        <w:rFonts w:hint="default" w:ascii="Wingdings" w:hAnsi="Wingdings"/>
       </w:rPr>
     </w:lvl>
   </w:abstractNum>
@@ -6103,7 +7191,7 @@
         <w:ind w:left="1080" w:hanging="360"/>
       </w:pPr>
       <w:rPr>
-        <w:rFonts w:ascii="Wingdings" w:hAnsi="Wingdings" w:hint="default"/>
+        <w:rFonts w:hint="default" w:ascii="Wingdings" w:hAnsi="Wingdings"/>
       </w:rPr>
     </w:lvl>
     <w:lvl w:ilvl="1" w:tplc="04100003" w:tentative="1">
@@ -6115,7 +7203,7 @@
         <w:ind w:left="1800" w:hanging="360"/>
       </w:pPr>
       <w:rPr>
-        <w:rFonts w:ascii="Courier New" w:hAnsi="Courier New" w:cs="Courier New" w:hint="default"/>
+        <w:rFonts w:hint="default" w:ascii="Courier New" w:hAnsi="Courier New" w:cs="Courier New"/>
       </w:rPr>
     </w:lvl>
     <w:lvl w:ilvl="2" w:tplc="04100005" w:tentative="1">
@@ -6127,7 +7215,7 @@
         <w:ind w:left="2520" w:hanging="360"/>
       </w:pPr>
       <w:rPr>
-        <w:rFonts w:ascii="Wingdings" w:hAnsi="Wingdings" w:hint="default"/>
+        <w:rFonts w:hint="default" w:ascii="Wingdings" w:hAnsi="Wingdings"/>
       </w:rPr>
     </w:lvl>
     <w:lvl w:ilvl="3" w:tplc="04100001" w:tentative="1">
@@ -6139,7 +7227,7 @@
         <w:ind w:left="3240" w:hanging="360"/>
       </w:pPr>
       <w:rPr>
-        <w:rFonts w:ascii="Symbol" w:hAnsi="Symbol" w:hint="default"/>
+        <w:rFonts w:hint="default" w:ascii="Symbol" w:hAnsi="Symbol"/>
       </w:rPr>
     </w:lvl>
     <w:lvl w:ilvl="4" w:tplc="04100003" w:tentative="1">
@@ -6151,7 +7239,7 @@
         <w:ind w:left="3960" w:hanging="360"/>
       </w:pPr>
       <w:rPr>
-        <w:rFonts w:ascii="Courier New" w:hAnsi="Courier New" w:cs="Courier New" w:hint="default"/>
+        <w:rFonts w:hint="default" w:ascii="Courier New" w:hAnsi="Courier New" w:cs="Courier New"/>
       </w:rPr>
     </w:lvl>
     <w:lvl w:ilvl="5" w:tplc="04100005" w:tentative="1">
@@ -6163,7 +7251,7 @@
         <w:ind w:left="4680" w:hanging="360"/>
       </w:pPr>
       <w:rPr>
-        <w:rFonts w:ascii="Wingdings" w:hAnsi="Wingdings" w:hint="default"/>
+        <w:rFonts w:hint="default" w:ascii="Wingdings" w:hAnsi="Wingdings"/>
       </w:rPr>
     </w:lvl>
     <w:lvl w:ilvl="6" w:tplc="04100001" w:tentative="1">
@@ -6175,7 +7263,7 @@
         <w:ind w:left="5400" w:hanging="360"/>
       </w:pPr>
       <w:rPr>
-        <w:rFonts w:ascii="Symbol" w:hAnsi="Symbol" w:hint="default"/>
+        <w:rFonts w:hint="default" w:ascii="Symbol" w:hAnsi="Symbol"/>
       </w:rPr>
     </w:lvl>
     <w:lvl w:ilvl="7" w:tplc="04100003" w:tentative="1">
@@ -6187,7 +7275,7 @@
         <w:ind w:left="6120" w:hanging="360"/>
       </w:pPr>
       <w:rPr>
-        <w:rFonts w:ascii="Courier New" w:hAnsi="Courier New" w:cs="Courier New" w:hint="default"/>
+        <w:rFonts w:hint="default" w:ascii="Courier New" w:hAnsi="Courier New" w:cs="Courier New"/>
       </w:rPr>
     </w:lvl>
     <w:lvl w:ilvl="8" w:tplc="04100005" w:tentative="1">
@@ -6199,7 +7287,7 @@
         <w:ind w:left="6840" w:hanging="360"/>
       </w:pPr>
       <w:rPr>
-        <w:rFonts w:ascii="Wingdings" w:hAnsi="Wingdings" w:hint="default"/>
+        <w:rFonts w:hint="default" w:ascii="Wingdings" w:hAnsi="Wingdings"/>
       </w:rPr>
     </w:lvl>
   </w:abstractNum>
@@ -6216,7 +7304,7 @@
         <w:ind w:left="720" w:hanging="360"/>
       </w:pPr>
       <w:rPr>
-        <w:rFonts w:ascii="Aptos" w:eastAsia="Lucida Sans Unicode" w:hAnsi="Aptos" w:cs="Times New Roman" w:hint="default"/>
+        <w:rFonts w:hint="default" w:ascii="Aptos" w:hAnsi="Aptos" w:eastAsia="Lucida Sans Unicode" w:cs="Times New Roman"/>
       </w:rPr>
     </w:lvl>
     <w:lvl w:ilvl="1" w:tplc="04100003" w:tentative="1">
@@ -6228,7 +7316,7 @@
         <w:ind w:left="1440" w:hanging="360"/>
       </w:pPr>
       <w:rPr>
-        <w:rFonts w:ascii="Courier New" w:hAnsi="Courier New" w:cs="Courier New" w:hint="default"/>
+        <w:rFonts w:hint="default" w:ascii="Courier New" w:hAnsi="Courier New" w:cs="Courier New"/>
       </w:rPr>
     </w:lvl>
     <w:lvl w:ilvl="2" w:tplc="04100005" w:tentative="1">
@@ -6240,7 +7328,7 @@
         <w:ind w:left="2160" w:hanging="360"/>
       </w:pPr>
       <w:rPr>
-        <w:rFonts w:ascii="Wingdings" w:hAnsi="Wingdings" w:hint="default"/>
+        <w:rFonts w:hint="default" w:ascii="Wingdings" w:hAnsi="Wingdings"/>
       </w:rPr>
     </w:lvl>
     <w:lvl w:ilvl="3" w:tplc="04100001" w:tentative="1">
@@ -6252,7 +7340,7 @@
         <w:ind w:left="2880" w:hanging="360"/>
       </w:pPr>
       <w:rPr>
-        <w:rFonts w:ascii="Symbol" w:hAnsi="Symbol" w:hint="default"/>
+        <w:rFonts w:hint="default" w:ascii="Symbol" w:hAnsi="Symbol"/>
       </w:rPr>
     </w:lvl>
     <w:lvl w:ilvl="4" w:tplc="04100003" w:tentative="1">
@@ -6264,7 +7352,7 @@
         <w:ind w:left="3600" w:hanging="360"/>
       </w:pPr>
       <w:rPr>
-        <w:rFonts w:ascii="Courier New" w:hAnsi="Courier New" w:cs="Courier New" w:hint="default"/>
+        <w:rFonts w:hint="default" w:ascii="Courier New" w:hAnsi="Courier New" w:cs="Courier New"/>
       </w:rPr>
     </w:lvl>
     <w:lvl w:ilvl="5" w:tplc="04100005" w:tentative="1">
@@ -6276,7 +7364,7 @@
         <w:ind w:left="4320" w:hanging="360"/>
       </w:pPr>
       <w:rPr>
-        <w:rFonts w:ascii="Wingdings" w:hAnsi="Wingdings" w:hint="default"/>
+        <w:rFonts w:hint="default" w:ascii="Wingdings" w:hAnsi="Wingdings"/>
       </w:rPr>
     </w:lvl>
     <w:lvl w:ilvl="6" w:tplc="04100001" w:tentative="1">
@@ -6288,7 +7376,7 @@
         <w:ind w:left="5040" w:hanging="360"/>
       </w:pPr>
       <w:rPr>
-        <w:rFonts w:ascii="Symbol" w:hAnsi="Symbol" w:hint="default"/>
+        <w:rFonts w:hint="default" w:ascii="Symbol" w:hAnsi="Symbol"/>
       </w:rPr>
     </w:lvl>
     <w:lvl w:ilvl="7" w:tplc="04100003" w:tentative="1">
@@ -6300,7 +7388,7 @@
         <w:ind w:left="5760" w:hanging="360"/>
       </w:pPr>
       <w:rPr>
-        <w:rFonts w:ascii="Courier New" w:hAnsi="Courier New" w:cs="Courier New" w:hint="default"/>
+        <w:rFonts w:hint="default" w:ascii="Courier New" w:hAnsi="Courier New" w:cs="Courier New"/>
       </w:rPr>
     </w:lvl>
     <w:lvl w:ilvl="8" w:tplc="04100005" w:tentative="1">
@@ -6312,7 +7400,7 @@
         <w:ind w:left="6480" w:hanging="360"/>
       </w:pPr>
       <w:rPr>
-        <w:rFonts w:ascii="Wingdings" w:hAnsi="Wingdings" w:hint="default"/>
+        <w:rFonts w:hint="default" w:ascii="Wingdings" w:hAnsi="Wingdings"/>
       </w:rPr>
     </w:lvl>
   </w:abstractNum>
@@ -6418,7 +7506,7 @@
         <w:ind w:left="720" w:hanging="360"/>
       </w:pPr>
       <w:rPr>
-        <w:rFonts w:ascii="Wingdings" w:hAnsi="Wingdings" w:hint="default"/>
+        <w:rFonts w:hint="default" w:ascii="Wingdings" w:hAnsi="Wingdings"/>
       </w:rPr>
     </w:lvl>
     <w:lvl w:ilvl="1" w:tplc="04100003" w:tentative="1">
@@ -6430,7 +7518,7 @@
         <w:ind w:left="1440" w:hanging="360"/>
       </w:pPr>
       <w:rPr>
-        <w:rFonts w:ascii="Courier New" w:hAnsi="Courier New" w:cs="Courier New" w:hint="default"/>
+        <w:rFonts w:hint="default" w:ascii="Courier New" w:hAnsi="Courier New" w:cs="Courier New"/>
       </w:rPr>
     </w:lvl>
     <w:lvl w:ilvl="2" w:tplc="04100005" w:tentative="1">
@@ -6442,7 +7530,7 @@
         <w:ind w:left="2160" w:hanging="360"/>
       </w:pPr>
       <w:rPr>
-        <w:rFonts w:ascii="Wingdings" w:hAnsi="Wingdings" w:hint="default"/>
+        <w:rFonts w:hint="default" w:ascii="Wingdings" w:hAnsi="Wingdings"/>
       </w:rPr>
     </w:lvl>
     <w:lvl w:ilvl="3" w:tplc="04100001" w:tentative="1">
@@ -6454,7 +7542,7 @@
         <w:ind w:left="2880" w:hanging="360"/>
       </w:pPr>
       <w:rPr>
-        <w:rFonts w:ascii="Symbol" w:hAnsi="Symbol" w:hint="default"/>
+        <w:rFonts w:hint="default" w:ascii="Symbol" w:hAnsi="Symbol"/>
       </w:rPr>
     </w:lvl>
     <w:lvl w:ilvl="4" w:tplc="04100003" w:tentative="1">
@@ -6466,7 +7554,7 @@
         <w:ind w:left="3600" w:hanging="360"/>
       </w:pPr>
       <w:rPr>
-        <w:rFonts w:ascii="Courier New" w:hAnsi="Courier New" w:cs="Courier New" w:hint="default"/>
+        <w:rFonts w:hint="default" w:ascii="Courier New" w:hAnsi="Courier New" w:cs="Courier New"/>
       </w:rPr>
     </w:lvl>
     <w:lvl w:ilvl="5" w:tplc="04100005" w:tentative="1">
@@ -6478,7 +7566,7 @@
         <w:ind w:left="4320" w:hanging="360"/>
       </w:pPr>
       <w:rPr>
-        <w:rFonts w:ascii="Wingdings" w:hAnsi="Wingdings" w:hint="default"/>
+        <w:rFonts w:hint="default" w:ascii="Wingdings" w:hAnsi="Wingdings"/>
       </w:rPr>
     </w:lvl>
     <w:lvl w:ilvl="6" w:tplc="04100001" w:tentative="1">
@@ -6490,7 +7578,7 @@
         <w:ind w:left="5040" w:hanging="360"/>
       </w:pPr>
       <w:rPr>
-        <w:rFonts w:ascii="Symbol" w:hAnsi="Symbol" w:hint="default"/>
+        <w:rFonts w:hint="default" w:ascii="Symbol" w:hAnsi="Symbol"/>
       </w:rPr>
     </w:lvl>
     <w:lvl w:ilvl="7" w:tplc="04100003" w:tentative="1">
@@ -6502,7 +7590,7 @@
         <w:ind w:left="5760" w:hanging="360"/>
       </w:pPr>
       <w:rPr>
-        <w:rFonts w:ascii="Courier New" w:hAnsi="Courier New" w:cs="Courier New" w:hint="default"/>
+        <w:rFonts w:hint="default" w:ascii="Courier New" w:hAnsi="Courier New" w:cs="Courier New"/>
       </w:rPr>
     </w:lvl>
     <w:lvl w:ilvl="8" w:tplc="04100005" w:tentative="1">
@@ -6514,7 +7602,7 @@
         <w:ind w:left="6480" w:hanging="360"/>
       </w:pPr>
       <w:rPr>
-        <w:rFonts w:ascii="Wingdings" w:hAnsi="Wingdings" w:hint="default"/>
+        <w:rFonts w:hint="default" w:ascii="Wingdings" w:hAnsi="Wingdings"/>
       </w:rPr>
     </w:lvl>
   </w:abstractNum>
@@ -6531,7 +7619,7 @@
         <w:ind w:left="720" w:hanging="360"/>
       </w:pPr>
       <w:rPr>
-        <w:rFonts w:ascii="Symbol" w:hAnsi="Symbol" w:hint="default"/>
+        <w:rFonts w:hint="default" w:ascii="Symbol" w:hAnsi="Symbol"/>
       </w:rPr>
     </w:lvl>
     <w:lvl w:ilvl="1" w:tplc="04100003" w:tentative="1">
@@ -6543,7 +7631,7 @@
         <w:ind w:left="1440" w:hanging="360"/>
       </w:pPr>
       <w:rPr>
-        <w:rFonts w:ascii="Courier New" w:hAnsi="Courier New" w:cs="Courier New" w:hint="default"/>
+        <w:rFonts w:hint="default" w:ascii="Courier New" w:hAnsi="Courier New" w:cs="Courier New"/>
       </w:rPr>
     </w:lvl>
     <w:lvl w:ilvl="2" w:tplc="04100005" w:tentative="1">
@@ -6555,7 +7643,7 @@
         <w:ind w:left="2160" w:hanging="360"/>
       </w:pPr>
       <w:rPr>
-        <w:rFonts w:ascii="Wingdings" w:hAnsi="Wingdings" w:hint="default"/>
+        <w:rFonts w:hint="default" w:ascii="Wingdings" w:hAnsi="Wingdings"/>
       </w:rPr>
     </w:lvl>
     <w:lvl w:ilvl="3" w:tplc="04100001" w:tentative="1">
@@ -6567,7 +7655,7 @@
         <w:ind w:left="2880" w:hanging="360"/>
       </w:pPr>
       <w:rPr>
-        <w:rFonts w:ascii="Symbol" w:hAnsi="Symbol" w:hint="default"/>
+        <w:rFonts w:hint="default" w:ascii="Symbol" w:hAnsi="Symbol"/>
       </w:rPr>
     </w:lvl>
     <w:lvl w:ilvl="4" w:tplc="04100003" w:tentative="1">
@@ -6579,7 +7667,7 @@
         <w:ind w:left="3600" w:hanging="360"/>
       </w:pPr>
       <w:rPr>
-        <w:rFonts w:ascii="Courier New" w:hAnsi="Courier New" w:cs="Courier New" w:hint="default"/>
+        <w:rFonts w:hint="default" w:ascii="Courier New" w:hAnsi="Courier New" w:cs="Courier New"/>
       </w:rPr>
     </w:lvl>
     <w:lvl w:ilvl="5" w:tplc="04100005" w:tentative="1">
@@ -6591,7 +7679,7 @@
         <w:ind w:left="4320" w:hanging="360"/>
       </w:pPr>
       <w:rPr>
-        <w:rFonts w:ascii="Wingdings" w:hAnsi="Wingdings" w:hint="default"/>
+        <w:rFonts w:hint="default" w:ascii="Wingdings" w:hAnsi="Wingdings"/>
       </w:rPr>
     </w:lvl>
     <w:lvl w:ilvl="6" w:tplc="04100001" w:tentative="1">
@@ -6603,7 +7691,7 @@
         <w:ind w:left="5040" w:hanging="360"/>
       </w:pPr>
       <w:rPr>
-        <w:rFonts w:ascii="Symbol" w:hAnsi="Symbol" w:hint="default"/>
+        <w:rFonts w:hint="default" w:ascii="Symbol" w:hAnsi="Symbol"/>
       </w:rPr>
     </w:lvl>
     <w:lvl w:ilvl="7" w:tplc="04100003" w:tentative="1">
@@ -6615,7 +7703,7 @@
         <w:ind w:left="5760" w:hanging="360"/>
       </w:pPr>
       <w:rPr>
-        <w:rFonts w:ascii="Courier New" w:hAnsi="Courier New" w:cs="Courier New" w:hint="default"/>
+        <w:rFonts w:hint="default" w:ascii="Courier New" w:hAnsi="Courier New" w:cs="Courier New"/>
       </w:rPr>
     </w:lvl>
     <w:lvl w:ilvl="8" w:tplc="04100005" w:tentative="1">
@@ -6627,7 +7715,7 @@
         <w:ind w:left="6480" w:hanging="360"/>
       </w:pPr>
       <w:rPr>
-        <w:rFonts w:ascii="Wingdings" w:hAnsi="Wingdings" w:hint="default"/>
+        <w:rFonts w:hint="default" w:ascii="Wingdings" w:hAnsi="Wingdings"/>
       </w:rPr>
     </w:lvl>
   </w:abstractNum>
@@ -6644,7 +7732,7 @@
         <w:ind w:left="720" w:hanging="360"/>
       </w:pPr>
       <w:rPr>
-        <w:rFonts w:ascii="Wingdings" w:hAnsi="Wingdings" w:hint="default"/>
+        <w:rFonts w:hint="default" w:ascii="Wingdings" w:hAnsi="Wingdings"/>
       </w:rPr>
     </w:lvl>
     <w:lvl w:ilvl="1" w:tplc="04100003" w:tentative="1">
@@ -6656,7 +7744,7 @@
         <w:ind w:left="1440" w:hanging="360"/>
       </w:pPr>
       <w:rPr>
-        <w:rFonts w:ascii="Courier New" w:hAnsi="Courier New" w:cs="Courier New" w:hint="default"/>
+        <w:rFonts w:hint="default" w:ascii="Courier New" w:hAnsi="Courier New" w:cs="Courier New"/>
       </w:rPr>
     </w:lvl>
     <w:lvl w:ilvl="2" w:tplc="04100005" w:tentative="1">
@@ -6668,7 +7756,7 @@
         <w:ind w:left="2160" w:hanging="360"/>
       </w:pPr>
       <w:rPr>
-        <w:rFonts w:ascii="Wingdings" w:hAnsi="Wingdings" w:hint="default"/>
+        <w:rFonts w:hint="default" w:ascii="Wingdings" w:hAnsi="Wingdings"/>
       </w:rPr>
     </w:lvl>
     <w:lvl w:ilvl="3" w:tplc="04100001" w:tentative="1">
@@ -6680,7 +7768,7 @@
         <w:ind w:left="2880" w:hanging="360"/>
       </w:pPr>
       <w:rPr>
-        <w:rFonts w:ascii="Symbol" w:hAnsi="Symbol" w:hint="default"/>
+        <w:rFonts w:hint="default" w:ascii="Symbol" w:hAnsi="Symbol"/>
       </w:rPr>
     </w:lvl>
     <w:lvl w:ilvl="4" w:tplc="04100003" w:tentative="1">
@@ -6692,7 +7780,7 @@
         <w:ind w:left="3600" w:hanging="360"/>
       </w:pPr>
       <w:rPr>
-        <w:rFonts w:ascii="Courier New" w:hAnsi="Courier New" w:cs="Courier New" w:hint="default"/>
+        <w:rFonts w:hint="default" w:ascii="Courier New" w:hAnsi="Courier New" w:cs="Courier New"/>
       </w:rPr>
     </w:lvl>
     <w:lvl w:ilvl="5" w:tplc="04100005" w:tentative="1">
@@ -6704,7 +7792,7 @@
         <w:ind w:left="4320" w:hanging="360"/>
       </w:pPr>
       <w:rPr>
-        <w:rFonts w:ascii="Wingdings" w:hAnsi="Wingdings" w:hint="default"/>
+        <w:rFonts w:hint="default" w:ascii="Wingdings" w:hAnsi="Wingdings"/>
       </w:rPr>
     </w:lvl>
     <w:lvl w:ilvl="6" w:tplc="04100001" w:tentative="1">
@@ -6716,7 +7804,7 @@
         <w:ind w:left="5040" w:hanging="360"/>
       </w:pPr>
       <w:rPr>
-        <w:rFonts w:ascii="Symbol" w:hAnsi="Symbol" w:hint="default"/>
+        <w:rFonts w:hint="default" w:ascii="Symbol" w:hAnsi="Symbol"/>
       </w:rPr>
     </w:lvl>
     <w:lvl w:ilvl="7" w:tplc="04100003" w:tentative="1">
@@ -6728,7 +7816,7 @@
         <w:ind w:left="5760" w:hanging="360"/>
       </w:pPr>
       <w:rPr>
-        <w:rFonts w:ascii="Courier New" w:hAnsi="Courier New" w:cs="Courier New" w:hint="default"/>
+        <w:rFonts w:hint="default" w:ascii="Courier New" w:hAnsi="Courier New" w:cs="Courier New"/>
       </w:rPr>
     </w:lvl>
     <w:lvl w:ilvl="8" w:tplc="04100005" w:tentative="1">
@@ -6740,7 +7828,7 @@
         <w:ind w:left="6480" w:hanging="360"/>
       </w:pPr>
       <w:rPr>
-        <w:rFonts w:ascii="Wingdings" w:hAnsi="Wingdings" w:hint="default"/>
+        <w:rFonts w:hint="default" w:ascii="Wingdings" w:hAnsi="Wingdings"/>
       </w:rPr>
     </w:lvl>
   </w:abstractNum>
@@ -6756,7 +7844,7 @@
         <w:ind w:left="720" w:hanging="360"/>
       </w:pPr>
       <w:rPr>
-        <w:rFonts w:ascii="Aptos" w:eastAsia="Lucida Sans Unicode" w:hAnsi="Aptos" w:cs="Times New Roman" w:hint="default"/>
+        <w:rFonts w:hint="default" w:ascii="Aptos" w:hAnsi="Aptos" w:eastAsia="Lucida Sans Unicode" w:cs="Times New Roman"/>
       </w:rPr>
     </w:lvl>
     <w:lvl w:ilvl="1" w:tplc="04100003">
@@ -6768,7 +7856,7 @@
         <w:ind w:left="1440" w:hanging="360"/>
       </w:pPr>
       <w:rPr>
-        <w:rFonts w:ascii="Courier New" w:hAnsi="Courier New" w:cs="Courier New" w:hint="default"/>
+        <w:rFonts w:hint="default" w:ascii="Courier New" w:hAnsi="Courier New" w:cs="Courier New"/>
       </w:rPr>
     </w:lvl>
     <w:lvl w:ilvl="2" w:tplc="04100005" w:tentative="1">
@@ -6780,7 +7868,7 @@
         <w:ind w:left="2160" w:hanging="360"/>
       </w:pPr>
       <w:rPr>
-        <w:rFonts w:ascii="Wingdings" w:hAnsi="Wingdings" w:hint="default"/>
+        <w:rFonts w:hint="default" w:ascii="Wingdings" w:hAnsi="Wingdings"/>
       </w:rPr>
     </w:lvl>
     <w:lvl w:ilvl="3" w:tplc="04100001" w:tentative="1">
@@ -6792,7 +7880,7 @@
         <w:ind w:left="2880" w:hanging="360"/>
       </w:pPr>
       <w:rPr>
-        <w:rFonts w:ascii="Symbol" w:hAnsi="Symbol" w:hint="default"/>
+        <w:rFonts w:hint="default" w:ascii="Symbol" w:hAnsi="Symbol"/>
       </w:rPr>
     </w:lvl>
     <w:lvl w:ilvl="4" w:tplc="04100003" w:tentative="1">
@@ -6804,7 +7892,7 @@
         <w:ind w:left="3600" w:hanging="360"/>
       </w:pPr>
       <w:rPr>
-        <w:rFonts w:ascii="Courier New" w:hAnsi="Courier New" w:cs="Courier New" w:hint="default"/>
+        <w:rFonts w:hint="default" w:ascii="Courier New" w:hAnsi="Courier New" w:cs="Courier New"/>
       </w:rPr>
     </w:lvl>
     <w:lvl w:ilvl="5" w:tplc="04100005" w:tentative="1">
@@ -6816,7 +7904,7 @@
         <w:ind w:left="4320" w:hanging="360"/>
       </w:pPr>
       <w:rPr>
-        <w:rFonts w:ascii="Wingdings" w:hAnsi="Wingdings" w:hint="default"/>
+        <w:rFonts w:hint="default" w:ascii="Wingdings" w:hAnsi="Wingdings"/>
       </w:rPr>
     </w:lvl>
     <w:lvl w:ilvl="6" w:tplc="04100001" w:tentative="1">
@@ -6828,7 +7916,7 @@
         <w:ind w:left="5040" w:hanging="360"/>
       </w:pPr>
       <w:rPr>
-        <w:rFonts w:ascii="Symbol" w:hAnsi="Symbol" w:hint="default"/>
+        <w:rFonts w:hint="default" w:ascii="Symbol" w:hAnsi="Symbol"/>
       </w:rPr>
     </w:lvl>
     <w:lvl w:ilvl="7" w:tplc="04100003" w:tentative="1">
@@ -6840,7 +7928,7 @@
         <w:ind w:left="5760" w:hanging="360"/>
       </w:pPr>
       <w:rPr>
-        <w:rFonts w:ascii="Courier New" w:hAnsi="Courier New" w:cs="Courier New" w:hint="default"/>
+        <w:rFonts w:hint="default" w:ascii="Courier New" w:hAnsi="Courier New" w:cs="Courier New"/>
       </w:rPr>
     </w:lvl>
     <w:lvl w:ilvl="8" w:tplc="04100005" w:tentative="1">
@@ -6852,7 +7940,7 @@
         <w:ind w:left="6480" w:hanging="360"/>
       </w:pPr>
       <w:rPr>
-        <w:rFonts w:ascii="Wingdings" w:hAnsi="Wingdings" w:hint="default"/>
+        <w:rFonts w:hint="default" w:ascii="Wingdings" w:hAnsi="Wingdings"/>
       </w:rPr>
     </w:lvl>
   </w:abstractNum>
@@ -6982,7 +8070,7 @@
         <w:ind w:left="360" w:hanging="360"/>
       </w:pPr>
       <w:rPr>
-        <w:rFonts w:asciiTheme="minorHAnsi" w:hAnsiTheme="minorHAnsi" w:hint="default"/>
+        <w:rFonts w:hint="default" w:asciiTheme="minorHAnsi" w:hAnsiTheme="minorHAnsi"/>
       </w:rPr>
     </w:lvl>
     <w:lvl w:ilvl="1">
@@ -6994,7 +8082,7 @@
         <w:ind w:left="720" w:hanging="360"/>
       </w:pPr>
       <w:rPr>
-        <w:rFonts w:ascii="Wingdings" w:hAnsi="Wingdings" w:hint="default"/>
+        <w:rFonts w:hint="default" w:ascii="Wingdings" w:hAnsi="Wingdings"/>
       </w:rPr>
     </w:lvl>
     <w:lvl w:ilvl="2">
@@ -7006,7 +8094,7 @@
         <w:ind w:left="1080" w:hanging="360"/>
       </w:pPr>
       <w:rPr>
-        <w:rFonts w:ascii="Wingdings" w:hAnsi="Wingdings" w:hint="default"/>
+        <w:rFonts w:hint="default" w:ascii="Wingdings" w:hAnsi="Wingdings"/>
       </w:rPr>
     </w:lvl>
     <w:lvl w:ilvl="3">
@@ -7018,7 +8106,7 @@
         <w:ind w:left="1440" w:hanging="360"/>
       </w:pPr>
       <w:rPr>
-        <w:rFonts w:ascii="Symbol" w:hAnsi="Symbol" w:hint="default"/>
+        <w:rFonts w:hint="default" w:ascii="Symbol" w:hAnsi="Symbol"/>
       </w:rPr>
     </w:lvl>
     <w:lvl w:ilvl="4">
@@ -7030,7 +8118,7 @@
         <w:ind w:left="1800" w:hanging="360"/>
       </w:pPr>
       <w:rPr>
-        <w:rFonts w:ascii="Symbol" w:hAnsi="Symbol" w:hint="default"/>
+        <w:rFonts w:hint="default" w:ascii="Symbol" w:hAnsi="Symbol"/>
       </w:rPr>
     </w:lvl>
     <w:lvl w:ilvl="5">
@@ -7042,7 +8130,7 @@
         <w:ind w:left="2160" w:hanging="360"/>
       </w:pPr>
       <w:rPr>
-        <w:rFonts w:ascii="Wingdings" w:hAnsi="Wingdings" w:hint="default"/>
+        <w:rFonts w:hint="default" w:ascii="Wingdings" w:hAnsi="Wingdings"/>
       </w:rPr>
     </w:lvl>
     <w:lvl w:ilvl="6">
@@ -7054,7 +8142,7 @@
         <w:ind w:left="2520" w:hanging="360"/>
       </w:pPr>
       <w:rPr>
-        <w:rFonts w:ascii="Wingdings" w:hAnsi="Wingdings" w:hint="default"/>
+        <w:rFonts w:hint="default" w:ascii="Wingdings" w:hAnsi="Wingdings"/>
       </w:rPr>
     </w:lvl>
     <w:lvl w:ilvl="7">
@@ -7066,7 +8154,7 @@
         <w:ind w:left="2880" w:hanging="360"/>
       </w:pPr>
       <w:rPr>
-        <w:rFonts w:ascii="Symbol" w:hAnsi="Symbol" w:hint="default"/>
+        <w:rFonts w:hint="default" w:ascii="Symbol" w:hAnsi="Symbol"/>
       </w:rPr>
     </w:lvl>
     <w:lvl w:ilvl="8">
@@ -7078,7 +8166,7 @@
         <w:ind w:left="3240" w:hanging="360"/>
       </w:pPr>
       <w:rPr>
-        <w:rFonts w:ascii="Symbol" w:hAnsi="Symbol" w:hint="default"/>
+        <w:rFonts w:hint="default" w:ascii="Symbol" w:hAnsi="Symbol"/>
       </w:rPr>
     </w:lvl>
   </w:abstractNum>
@@ -7095,7 +8183,7 @@
         <w:ind w:left="720" w:hanging="360"/>
       </w:pPr>
       <w:rPr>
-        <w:rFonts w:ascii="Symbol" w:hAnsi="Symbol" w:hint="default"/>
+        <w:rFonts w:hint="default" w:ascii="Symbol" w:hAnsi="Symbol"/>
       </w:rPr>
     </w:lvl>
     <w:lvl w:ilvl="1" w:tplc="04100003" w:tentative="1">
@@ -7107,7 +8195,7 @@
         <w:ind w:left="1440" w:hanging="360"/>
       </w:pPr>
       <w:rPr>
-        <w:rFonts w:ascii="Courier New" w:hAnsi="Courier New" w:cs="Courier New" w:hint="default"/>
+        <w:rFonts w:hint="default" w:ascii="Courier New" w:hAnsi="Courier New" w:cs="Courier New"/>
       </w:rPr>
     </w:lvl>
     <w:lvl w:ilvl="2" w:tplc="04100005" w:tentative="1">
@@ -7119,7 +8207,7 @@
         <w:ind w:left="2160" w:hanging="360"/>
       </w:pPr>
       <w:rPr>
-        <w:rFonts w:ascii="Wingdings" w:hAnsi="Wingdings" w:hint="default"/>
+        <w:rFonts w:hint="default" w:ascii="Wingdings" w:hAnsi="Wingdings"/>
       </w:rPr>
     </w:lvl>
     <w:lvl w:ilvl="3" w:tplc="04100001" w:tentative="1">
@@ -7131,7 +8219,7 @@
         <w:ind w:left="2880" w:hanging="360"/>
       </w:pPr>
       <w:rPr>
-        <w:rFonts w:ascii="Symbol" w:hAnsi="Symbol" w:hint="default"/>
+        <w:rFonts w:hint="default" w:ascii="Symbol" w:hAnsi="Symbol"/>
       </w:rPr>
     </w:lvl>
     <w:lvl w:ilvl="4" w:tplc="04100003" w:tentative="1">
@@ -7143,7 +8231,7 @@
         <w:ind w:left="3600" w:hanging="360"/>
       </w:pPr>
       <w:rPr>
-        <w:rFonts w:ascii="Courier New" w:hAnsi="Courier New" w:cs="Courier New" w:hint="default"/>
+        <w:rFonts w:hint="default" w:ascii="Courier New" w:hAnsi="Courier New" w:cs="Courier New"/>
       </w:rPr>
     </w:lvl>
     <w:lvl w:ilvl="5" w:tplc="04100005" w:tentative="1">
@@ -7155,7 +8243,7 @@
         <w:ind w:left="4320" w:hanging="360"/>
       </w:pPr>
       <w:rPr>
-        <w:rFonts w:ascii="Wingdings" w:hAnsi="Wingdings" w:hint="default"/>
+        <w:rFonts w:hint="default" w:ascii="Wingdings" w:hAnsi="Wingdings"/>
       </w:rPr>
     </w:lvl>
     <w:lvl w:ilvl="6" w:tplc="04100001" w:tentative="1">
@@ -7167,7 +8255,7 @@
         <w:ind w:left="5040" w:hanging="360"/>
       </w:pPr>
       <w:rPr>
-        <w:rFonts w:ascii="Symbol" w:hAnsi="Symbol" w:hint="default"/>
+        <w:rFonts w:hint="default" w:ascii="Symbol" w:hAnsi="Symbol"/>
       </w:rPr>
     </w:lvl>
     <w:lvl w:ilvl="7" w:tplc="04100003" w:tentative="1">
@@ -7179,7 +8267,7 @@
         <w:ind w:left="5760" w:hanging="360"/>
       </w:pPr>
       <w:rPr>
-        <w:rFonts w:ascii="Courier New" w:hAnsi="Courier New" w:cs="Courier New" w:hint="default"/>
+        <w:rFonts w:hint="default" w:ascii="Courier New" w:hAnsi="Courier New" w:cs="Courier New"/>
       </w:rPr>
     </w:lvl>
     <w:lvl w:ilvl="8" w:tplc="04100005" w:tentative="1">
@@ -7191,7 +8279,7 @@
         <w:ind w:left="6480" w:hanging="360"/>
       </w:pPr>
       <w:rPr>
-        <w:rFonts w:ascii="Wingdings" w:hAnsi="Wingdings" w:hint="default"/>
+        <w:rFonts w:hint="default" w:ascii="Wingdings" w:hAnsi="Wingdings"/>
       </w:rPr>
     </w:lvl>
   </w:abstractNum>
@@ -7208,7 +8296,7 @@
         <w:ind w:left="720" w:hanging="360"/>
       </w:pPr>
       <w:rPr>
-        <w:rFonts w:ascii="Wingdings" w:hAnsi="Wingdings" w:hint="default"/>
+        <w:rFonts w:hint="default" w:ascii="Wingdings" w:hAnsi="Wingdings"/>
       </w:rPr>
     </w:lvl>
     <w:lvl w:ilvl="1" w:tplc="04100003" w:tentative="1">
@@ -7220,7 +8308,7 @@
         <w:ind w:left="1440" w:hanging="360"/>
       </w:pPr>
       <w:rPr>
-        <w:rFonts w:ascii="Courier New" w:hAnsi="Courier New" w:cs="Courier New" w:hint="default"/>
+        <w:rFonts w:hint="default" w:ascii="Courier New" w:hAnsi="Courier New" w:cs="Courier New"/>
       </w:rPr>
     </w:lvl>
     <w:lvl w:ilvl="2" w:tplc="04100005" w:tentative="1">
@@ -7232,7 +8320,7 @@
         <w:ind w:left="2160" w:hanging="360"/>
       </w:pPr>
       <w:rPr>
-        <w:rFonts w:ascii="Wingdings" w:hAnsi="Wingdings" w:hint="default"/>
+        <w:rFonts w:hint="default" w:ascii="Wingdings" w:hAnsi="Wingdings"/>
       </w:rPr>
     </w:lvl>
     <w:lvl w:ilvl="3" w:tplc="04100001" w:tentative="1">
@@ -7244,7 +8332,7 @@
         <w:ind w:left="2880" w:hanging="360"/>
       </w:pPr>
       <w:rPr>
-        <w:rFonts w:ascii="Symbol" w:hAnsi="Symbol" w:hint="default"/>
+        <w:rFonts w:hint="default" w:ascii="Symbol" w:hAnsi="Symbol"/>
       </w:rPr>
     </w:lvl>
     <w:lvl w:ilvl="4" w:tplc="04100003" w:tentative="1">
@@ -7256,7 +8344,7 @@
         <w:ind w:left="3600" w:hanging="360"/>
       </w:pPr>
       <w:rPr>
-        <w:rFonts w:ascii="Courier New" w:hAnsi="Courier New" w:cs="Courier New" w:hint="default"/>
+        <w:rFonts w:hint="default" w:ascii="Courier New" w:hAnsi="Courier New" w:cs="Courier New"/>
       </w:rPr>
     </w:lvl>
     <w:lvl w:ilvl="5" w:tplc="04100005" w:tentative="1">
@@ -7268,7 +8356,7 @@
         <w:ind w:left="4320" w:hanging="360"/>
       </w:pPr>
       <w:rPr>
-        <w:rFonts w:ascii="Wingdings" w:hAnsi="Wingdings" w:hint="default"/>
+        <w:rFonts w:hint="default" w:ascii="Wingdings" w:hAnsi="Wingdings"/>
       </w:rPr>
     </w:lvl>
     <w:lvl w:ilvl="6" w:tplc="04100001" w:tentative="1">
@@ -7280,7 +8368,7 @@
         <w:ind w:left="5040" w:hanging="360"/>
       </w:pPr>
       <w:rPr>
-        <w:rFonts w:ascii="Symbol" w:hAnsi="Symbol" w:hint="default"/>
+        <w:rFonts w:hint="default" w:ascii="Symbol" w:hAnsi="Symbol"/>
       </w:rPr>
     </w:lvl>
     <w:lvl w:ilvl="7" w:tplc="04100003" w:tentative="1">
@@ -7292,7 +8380,7 @@
         <w:ind w:left="5760" w:hanging="360"/>
       </w:pPr>
       <w:rPr>
-        <w:rFonts w:ascii="Courier New" w:hAnsi="Courier New" w:cs="Courier New" w:hint="default"/>
+        <w:rFonts w:hint="default" w:ascii="Courier New" w:hAnsi="Courier New" w:cs="Courier New"/>
       </w:rPr>
     </w:lvl>
     <w:lvl w:ilvl="8" w:tplc="04100005" w:tentative="1">
@@ -7304,7 +8392,7 @@
         <w:ind w:left="6480" w:hanging="360"/>
       </w:pPr>
       <w:rPr>
-        <w:rFonts w:ascii="Wingdings" w:hAnsi="Wingdings" w:hint="default"/>
+        <w:rFonts w:hint="default" w:ascii="Wingdings" w:hAnsi="Wingdings"/>
       </w:rPr>
     </w:lvl>
   </w:abstractNum>
@@ -7321,7 +8409,7 @@
         <w:ind w:left="720" w:hanging="360"/>
       </w:pPr>
       <w:rPr>
-        <w:rFonts w:ascii="Wingdings" w:hAnsi="Wingdings" w:hint="default"/>
+        <w:rFonts w:hint="default" w:ascii="Wingdings" w:hAnsi="Wingdings"/>
       </w:rPr>
     </w:lvl>
     <w:lvl w:ilvl="1" w:tplc="04100003" w:tentative="1">
@@ -7333,7 +8421,7 @@
         <w:ind w:left="1440" w:hanging="360"/>
       </w:pPr>
       <w:rPr>
-        <w:rFonts w:ascii="Courier New" w:hAnsi="Courier New" w:cs="Courier New" w:hint="default"/>
+        <w:rFonts w:hint="default" w:ascii="Courier New" w:hAnsi="Courier New" w:cs="Courier New"/>
       </w:rPr>
     </w:lvl>
     <w:lvl w:ilvl="2" w:tplc="04100005" w:tentative="1">
@@ -7345,7 +8433,7 @@
         <w:ind w:left="2160" w:hanging="360"/>
       </w:pPr>
       <w:rPr>
-        <w:rFonts w:ascii="Wingdings" w:hAnsi="Wingdings" w:hint="default"/>
+        <w:rFonts w:hint="default" w:ascii="Wingdings" w:hAnsi="Wingdings"/>
       </w:rPr>
     </w:lvl>
     <w:lvl w:ilvl="3" w:tplc="04100001" w:tentative="1">
@@ -7357,7 +8445,7 @@
         <w:ind w:left="2880" w:hanging="360"/>
       </w:pPr>
       <w:rPr>
-        <w:rFonts w:ascii="Symbol" w:hAnsi="Symbol" w:hint="default"/>
+        <w:rFonts w:hint="default" w:ascii="Symbol" w:hAnsi="Symbol"/>
       </w:rPr>
     </w:lvl>
     <w:lvl w:ilvl="4" w:tplc="04100003" w:tentative="1">
@@ -7369,7 +8457,7 @@
         <w:ind w:left="3600" w:hanging="360"/>
       </w:pPr>
       <w:rPr>
-        <w:rFonts w:ascii="Courier New" w:hAnsi="Courier New" w:cs="Courier New" w:hint="default"/>
+        <w:rFonts w:hint="default" w:ascii="Courier New" w:hAnsi="Courier New" w:cs="Courier New"/>
       </w:rPr>
     </w:lvl>
     <w:lvl w:ilvl="5" w:tplc="04100005" w:tentative="1">
@@ -7381,7 +8469,7 @@
         <w:ind w:left="4320" w:hanging="360"/>
       </w:pPr>
       <w:rPr>
-        <w:rFonts w:ascii="Wingdings" w:hAnsi="Wingdings" w:hint="default"/>
+        <w:rFonts w:hint="default" w:ascii="Wingdings" w:hAnsi="Wingdings"/>
       </w:rPr>
     </w:lvl>
     <w:lvl w:ilvl="6" w:tplc="04100001" w:tentative="1">
@@ -7393,7 +8481,7 @@
         <w:ind w:left="5040" w:hanging="360"/>
       </w:pPr>
       <w:rPr>
-        <w:rFonts w:ascii="Symbol" w:hAnsi="Symbol" w:hint="default"/>
+        <w:rFonts w:hint="default" w:ascii="Symbol" w:hAnsi="Symbol"/>
       </w:rPr>
     </w:lvl>
     <w:lvl w:ilvl="7" w:tplc="04100003" w:tentative="1">
@@ -7405,7 +8493,7 @@
         <w:ind w:left="5760" w:hanging="360"/>
       </w:pPr>
       <w:rPr>
-        <w:rFonts w:ascii="Courier New" w:hAnsi="Courier New" w:cs="Courier New" w:hint="default"/>
+        <w:rFonts w:hint="default" w:ascii="Courier New" w:hAnsi="Courier New" w:cs="Courier New"/>
       </w:rPr>
     </w:lvl>
     <w:lvl w:ilvl="8" w:tplc="04100005" w:tentative="1">
@@ -7417,10 +8505,22 @@
         <w:ind w:left="6480" w:hanging="360"/>
       </w:pPr>
       <w:rPr>
-        <w:rFonts w:ascii="Wingdings" w:hAnsi="Wingdings" w:hint="default"/>
+        <w:rFonts w:hint="default" w:ascii="Wingdings" w:hAnsi="Wingdings"/>
       </w:rPr>
     </w:lvl>
   </w:abstractNum>
+  <w:num w:numId="45">
+    <w:abstractNumId w:val="25"/>
+  </w:num>
+  <w:num w:numId="44">
+    <w:abstractNumId w:val="24"/>
+  </w:num>
+  <w:num w:numId="43">
+    <w:abstractNumId w:val="23"/>
+  </w:num>
+  <w:num w:numId="42">
+    <w:abstractNumId w:val="22"/>
+  </w:num>
   <w:num w:numId="1" w16cid:durableId="1888373960">
     <w:abstractNumId w:val="0"/>
   </w:num>
@@ -8034,11 +9134,11 @@
 </file>
 
 <file path=word/styles.xml><?xml version="1.0" encoding="utf-8"?>
-<w:styles xmlns:mc="http://schemas.openxmlformats.org/markup-compatibility/2006" xmlns:r="http://schemas.openxmlformats.org/officeDocument/2006/relationships" xmlns:w="http://schemas.openxmlformats.org/wordprocessingml/2006/main" xmlns:w14="http://schemas.microsoft.com/office/word/2010/wordml" xmlns:w15="http://schemas.microsoft.com/office/word/2012/wordml" xmlns:w16cex="http://schemas.microsoft.com/office/word/2018/wordml/cex" xmlns:w16cid="http://schemas.microsoft.com/office/word/2016/wordml/cid" xmlns:w16="http://schemas.microsoft.com/office/word/2018/wordml" xmlns:w16du="http://schemas.microsoft.com/office/word/2023/wordml/word16du" xmlns:w16sdtdh="http://schemas.microsoft.com/office/word/2020/wordml/sdtdatahash" xmlns:w16sdtfl="http://schemas.microsoft.com/office/word/2024/wordml/sdtformatlock" xmlns:w16se="http://schemas.microsoft.com/office/word/2015/wordml/symex" mc:Ignorable="w14 w15 w16se w16cid w16 w16cex w16sdtdh w16sdtfl w16du">
+<w:styles xmlns:wp14="http://schemas.microsoft.com/office/word/2010/wordprocessingDrawing" xmlns:mc="http://schemas.openxmlformats.org/markup-compatibility/2006" xmlns:r="http://schemas.openxmlformats.org/officeDocument/2006/relationships" xmlns:w="http://schemas.openxmlformats.org/wordprocessingml/2006/main" xmlns:w14="http://schemas.microsoft.com/office/word/2010/wordml" xmlns:w15="http://schemas.microsoft.com/office/word/2012/wordml" xmlns:w16cex="http://schemas.microsoft.com/office/word/2018/wordml/cex" xmlns:w16cid="http://schemas.microsoft.com/office/word/2016/wordml/cid" xmlns:w16="http://schemas.microsoft.com/office/word/2018/wordml" xmlns:w16du="http://schemas.microsoft.com/office/word/2023/wordml/word16du" xmlns:w16sdtdh="http://schemas.microsoft.com/office/word/2020/wordml/sdtdatahash" xmlns:w16sdtfl="http://schemas.microsoft.com/office/word/2024/wordml/sdtformatlock" xmlns:w16se="http://schemas.microsoft.com/office/word/2015/wordml/symex" mc:Ignorable="w14 w15 w16se w16cid w16 w16cex w16sdtdh w16sdtfl w16du wp14">
   <w:docDefaults>
     <w:rPrDefault>
       <w:rPr>
-        <w:rFonts w:ascii="Times New Roman" w:eastAsia="Times New Roman" w:hAnsi="Times New Roman" w:cs="Times New Roman"/>
+        <w:rFonts w:ascii="Times New Roman" w:hAnsi="Times New Roman" w:eastAsia="Times New Roman" w:cs="Times New Roman"/>
         <w:lang w:val="it-IT" w:eastAsia="it-IT" w:bidi="ar-SA"/>
       </w:rPr>
     </w:rPrDefault>
@@ -8049,12 +9149,12 @@
     <w:lsdException w:name="heading 1" w:uiPriority="9" w:qFormat="1"/>
     <w:lsdException w:name="heading 2" w:uiPriority="9" w:qFormat="1"/>
     <w:lsdException w:name="heading 3" w:uiPriority="9" w:qFormat="1"/>
-    <w:lsdException w:name="heading 4" w:semiHidden="1" w:uiPriority="9" w:unhideWhenUsed="1" w:qFormat="1"/>
-    <w:lsdException w:name="heading 5" w:semiHidden="1" w:uiPriority="9" w:unhideWhenUsed="1" w:qFormat="1"/>
-    <w:lsdException w:name="heading 6" w:semiHidden="1" w:uiPriority="9" w:unhideWhenUsed="1" w:qFormat="1"/>
-    <w:lsdException w:name="heading 7" w:semiHidden="1" w:uiPriority="9" w:unhideWhenUsed="1" w:qFormat="1"/>
-    <w:lsdException w:name="heading 8" w:semiHidden="1" w:uiPriority="9" w:unhideWhenUsed="1" w:qFormat="1"/>
-    <w:lsdException w:name="heading 9" w:semiHidden="1" w:uiPriority="9" w:unhideWhenUsed="1" w:qFormat="1"/>
+    <w:lsdException w:name="heading 4" w:uiPriority="9" w:semiHidden="1" w:unhideWhenUsed="1" w:qFormat="1"/>
+    <w:lsdException w:name="heading 5" w:uiPriority="9" w:semiHidden="1" w:unhideWhenUsed="1" w:qFormat="1"/>
+    <w:lsdException w:name="heading 6" w:uiPriority="9" w:semiHidden="1" w:unhideWhenUsed="1" w:qFormat="1"/>
+    <w:lsdException w:name="heading 7" w:uiPriority="9" w:semiHidden="1" w:unhideWhenUsed="1" w:qFormat="1"/>
+    <w:lsdException w:name="heading 8" w:uiPriority="9" w:semiHidden="1" w:unhideWhenUsed="1" w:qFormat="1"/>
+    <w:lsdException w:name="heading 9" w:uiPriority="9" w:semiHidden="1" w:unhideWhenUsed="1" w:qFormat="1"/>
     <w:lsdException w:name="index 1" w:semiHidden="1" w:unhideWhenUsed="1"/>
     <w:lsdException w:name="index 2" w:semiHidden="1" w:unhideWhenUsed="1"/>
     <w:lsdException w:name="index 3" w:semiHidden="1" w:unhideWhenUsed="1"/>
@@ -8064,22 +9164,22 @@
     <w:lsdException w:name="index 7" w:semiHidden="1" w:unhideWhenUsed="1"/>
     <w:lsdException w:name="index 8" w:semiHidden="1" w:unhideWhenUsed="1"/>
     <w:lsdException w:name="index 9" w:semiHidden="1" w:unhideWhenUsed="1"/>
-    <w:lsdException w:name="toc 1" w:semiHidden="1" w:uiPriority="39" w:unhideWhenUsed="1"/>
-    <w:lsdException w:name="toc 2" w:semiHidden="1" w:uiPriority="39" w:unhideWhenUsed="1"/>
-    <w:lsdException w:name="toc 3" w:semiHidden="1" w:uiPriority="39" w:unhideWhenUsed="1"/>
-    <w:lsdException w:name="toc 4" w:semiHidden="1" w:uiPriority="39" w:unhideWhenUsed="1"/>
-    <w:lsdException w:name="toc 5" w:semiHidden="1" w:uiPriority="39" w:unhideWhenUsed="1"/>
-    <w:lsdException w:name="toc 6" w:semiHidden="1" w:uiPriority="39" w:unhideWhenUsed="1"/>
-    <w:lsdException w:name="toc 7" w:semiHidden="1" w:uiPriority="39" w:unhideWhenUsed="1"/>
-    <w:lsdException w:name="toc 8" w:semiHidden="1" w:uiPriority="39" w:unhideWhenUsed="1"/>
-    <w:lsdException w:name="toc 9" w:semiHidden="1" w:uiPriority="39" w:unhideWhenUsed="1"/>
+    <w:lsdException w:name="toc 1" w:uiPriority="39" w:semiHidden="1" w:unhideWhenUsed="1"/>
+    <w:lsdException w:name="toc 2" w:uiPriority="39" w:semiHidden="1" w:unhideWhenUsed="1"/>
+    <w:lsdException w:name="toc 3" w:uiPriority="39" w:semiHidden="1" w:unhideWhenUsed="1"/>
+    <w:lsdException w:name="toc 4" w:uiPriority="39" w:semiHidden="1" w:unhideWhenUsed="1"/>
+    <w:lsdException w:name="toc 5" w:uiPriority="39" w:semiHidden="1" w:unhideWhenUsed="1"/>
+    <w:lsdException w:name="toc 6" w:uiPriority="39" w:semiHidden="1" w:unhideWhenUsed="1"/>
+    <w:lsdException w:name="toc 7" w:uiPriority="39" w:semiHidden="1" w:unhideWhenUsed="1"/>
+    <w:lsdException w:name="toc 8" w:uiPriority="39" w:semiHidden="1" w:unhideWhenUsed="1"/>
+    <w:lsdException w:name="toc 9" w:uiPriority="39" w:semiHidden="1" w:unhideWhenUsed="1"/>
     <w:lsdException w:name="Normal Indent" w:semiHidden="1" w:unhideWhenUsed="1"/>
     <w:lsdException w:name="footnote text" w:semiHidden="1" w:unhideWhenUsed="1"/>
     <w:lsdException w:name="annotation text" w:semiHidden="1" w:unhideWhenUsed="1"/>
     <w:lsdException w:name="header" w:semiHidden="1" w:unhideWhenUsed="1"/>
     <w:lsdException w:name="footer" w:semiHidden="1" w:unhideWhenUsed="1"/>
     <w:lsdException w:name="index heading" w:semiHidden="1" w:unhideWhenUsed="1"/>
-    <w:lsdException w:name="caption" w:semiHidden="1" w:uiPriority="35" w:unhideWhenUsed="1" w:qFormat="1"/>
+    <w:lsdException w:name="caption" w:uiPriority="35" w:semiHidden="1" w:unhideWhenUsed="1" w:qFormat="1"/>
     <w:lsdException w:name="table of figures" w:semiHidden="1" w:unhideWhenUsed="1"/>
     <w:lsdException w:name="envelope address" w:semiHidden="1" w:unhideWhenUsed="1"/>
     <w:lsdException w:name="envelope return" w:semiHidden="1" w:unhideWhenUsed="1"/>
@@ -8110,7 +9210,7 @@
     <w:lsdException w:name="Title" w:uiPriority="10" w:qFormat="1"/>
     <w:lsdException w:name="Closing" w:semiHidden="1" w:unhideWhenUsed="1"/>
     <w:lsdException w:name="Signature" w:semiHidden="1" w:unhideWhenUsed="1"/>
-    <w:lsdException w:name="Default Paragraph Font" w:semiHidden="1" w:uiPriority="1" w:unhideWhenUsed="1"/>
+    <w:lsdException w:name="Default Paragraph Font" w:uiPriority="1" w:semiHidden="1" w:unhideWhenUsed="1"/>
     <w:lsdException w:name="Body Text" w:semiHidden="1" w:unhideWhenUsed="1"/>
     <w:lsdException w:name="Body Text Indent" w:semiHidden="1" w:unhideWhenUsed="1"/>
     <w:lsdException w:name="List Continue" w:semiHidden="1" w:unhideWhenUsed="1"/>
@@ -8311,7 +9411,7 @@
     <w:lsdException w:name="Intense Reference" w:uiPriority="68" w:qFormat="1"/>
     <w:lsdException w:name="Book Title" w:uiPriority="69" w:qFormat="1"/>
     <w:lsdException w:name="Bibliography" w:uiPriority="70"/>
-    <w:lsdException w:name="TOC Heading" w:semiHidden="1" w:uiPriority="71" w:unhideWhenUsed="1" w:qFormat="1"/>
+    <w:lsdException w:name="TOC Heading" w:uiPriority="71" w:semiHidden="1" w:unhideWhenUsed="1" w:qFormat="1"/>
     <w:lsdException w:name="Plain Table 1" w:uiPriority="72"/>
     <w:lsdException w:name="Plain Table 2" w:uiPriority="73"/>
     <w:lsdException w:name="Plain Table 3" w:uiPriority="19" w:qFormat="1"/>
@@ -8422,7 +9522,7 @@
     <w:lsdException w:name="Unresolved Mention" w:semiHidden="1" w:unhideWhenUsed="1"/>
     <w:lsdException w:name="Smart Link" w:semiHidden="1" w:unhideWhenUsed="1"/>
   </w:latentStyles>
-  <w:style w:type="paragraph" w:default="1" w:styleId="Normal">
+  <w:style w:type="paragraph" w:styleId="Normal" w:default="1">
     <w:name w:val="Normal"/>
     <w:qFormat/>
     <w:pPr>
@@ -8476,20 +9576,20 @@
       <w:outlineLvl w:val="2"/>
     </w:pPr>
     <w:rPr>
-      <w:rFonts w:ascii="Calibri" w:eastAsia="MS Gothic" w:hAnsi="Calibri"/>
+      <w:rFonts w:ascii="Calibri" w:hAnsi="Calibri" w:eastAsia="MS Gothic"/>
       <w:b/>
       <w:bCs/>
       <w:sz w:val="26"/>
       <w:szCs w:val="26"/>
     </w:rPr>
   </w:style>
-  <w:style w:type="character" w:default="1" w:styleId="DefaultParagraphFont">
+  <w:style w:type="character" w:styleId="DefaultParagraphFont" w:default="1">
     <w:name w:val="Default Paragraph Font"/>
     <w:uiPriority w:val="1"/>
     <w:semiHidden/>
     <w:unhideWhenUsed/>
   </w:style>
-  <w:style w:type="table" w:default="1" w:styleId="TableNormal">
+  <w:style w:type="table" w:styleId="TableNormal" w:default="1">
     <w:name w:val="Normal Table"/>
     <w:uiPriority w:val="99"/>
     <w:semiHidden/>
@@ -8504,138 +9604,138 @@
       </w:tblCellMar>
     </w:tblPr>
   </w:style>
-  <w:style w:type="numbering" w:default="1" w:styleId="NoList">
+  <w:style w:type="numbering" w:styleId="NoList" w:default="1">
     <w:name w:val="No List"/>
     <w:uiPriority w:val="99"/>
     <w:semiHidden/>
     <w:unhideWhenUsed/>
   </w:style>
-  <w:style w:type="character" w:customStyle="1" w:styleId="WW8Num1z1">
+  <w:style w:type="character" w:styleId="WW8Num1z1" w:customStyle="1">
     <w:name w:val="WW8Num1z1"/>
     <w:rPr>
       <w:b/>
     </w:rPr>
   </w:style>
-  <w:style w:type="character" w:customStyle="1" w:styleId="WW8Num3z0">
+  <w:style w:type="character" w:styleId="WW8Num3z0" w:customStyle="1">
     <w:name w:val="WW8Num3z0"/>
     <w:rPr>
       <w:rFonts w:ascii="Times New Roman" w:hAnsi="Times New Roman" w:cs="Times New Roman"/>
     </w:rPr>
   </w:style>
-  <w:style w:type="character" w:customStyle="1" w:styleId="WW8Num3z1">
+  <w:style w:type="character" w:styleId="WW8Num3z1" w:customStyle="1">
     <w:name w:val="WW8Num3z1"/>
     <w:rPr>
       <w:rFonts w:ascii="Courier New" w:hAnsi="Courier New" w:cs="Courier New"/>
     </w:rPr>
   </w:style>
-  <w:style w:type="character" w:customStyle="1" w:styleId="WW8Num3z2">
+  <w:style w:type="character" w:styleId="WW8Num3z2" w:customStyle="1">
     <w:name w:val="WW8Num3z2"/>
     <w:rPr>
       <w:rFonts w:ascii="Wingdings" w:hAnsi="Wingdings"/>
     </w:rPr>
   </w:style>
-  <w:style w:type="character" w:customStyle="1" w:styleId="WW8Num3z3">
+  <w:style w:type="character" w:styleId="WW8Num3z3" w:customStyle="1">
     <w:name w:val="WW8Num3z3"/>
     <w:rPr>
       <w:rFonts w:ascii="Symbol" w:hAnsi="Symbol"/>
     </w:rPr>
   </w:style>
-  <w:style w:type="character" w:customStyle="1" w:styleId="WW8Num5z0">
+  <w:style w:type="character" w:styleId="WW8Num5z0" w:customStyle="1">
     <w:name w:val="WW8Num5z0"/>
     <w:rPr>
       <w:rFonts w:ascii="Wingdings" w:hAnsi="Wingdings"/>
     </w:rPr>
   </w:style>
-  <w:style w:type="character" w:customStyle="1" w:styleId="WW8Num5z1">
+  <w:style w:type="character" w:styleId="WW8Num5z1" w:customStyle="1">
     <w:name w:val="WW8Num5z1"/>
     <w:rPr>
       <w:rFonts w:ascii="Courier New" w:hAnsi="Courier New" w:cs="Courier New"/>
     </w:rPr>
   </w:style>
-  <w:style w:type="character" w:customStyle="1" w:styleId="WW8Num5z3">
+  <w:style w:type="character" w:styleId="WW8Num5z3" w:customStyle="1">
     <w:name w:val="WW8Num5z3"/>
     <w:rPr>
       <w:rFonts w:ascii="Symbol" w:hAnsi="Symbol"/>
     </w:rPr>
   </w:style>
-  <w:style w:type="character" w:customStyle="1" w:styleId="WW8Num6z0">
+  <w:style w:type="character" w:styleId="WW8Num6z0" w:customStyle="1">
     <w:name w:val="WW8Num6z0"/>
     <w:rPr>
       <w:rFonts w:ascii="Symbol" w:hAnsi="Symbol"/>
     </w:rPr>
   </w:style>
-  <w:style w:type="character" w:customStyle="1" w:styleId="WW8Num7z0">
+  <w:style w:type="character" w:styleId="WW8Num7z0" w:customStyle="1">
     <w:name w:val="WW8Num7z0"/>
     <w:rPr>
       <w:rFonts w:ascii="Symbol" w:hAnsi="Symbol"/>
     </w:rPr>
   </w:style>
-  <w:style w:type="character" w:customStyle="1" w:styleId="WW8Num8z0">
+  <w:style w:type="character" w:styleId="WW8Num8z0" w:customStyle="1">
     <w:name w:val="WW8Num8z0"/>
     <w:rPr>
-      <w:rFonts w:ascii="Century Gothic" w:eastAsia="Calibri" w:hAnsi="Century Gothic" w:cs="Times New Roman"/>
-    </w:rPr>
-  </w:style>
-  <w:style w:type="character" w:customStyle="1" w:styleId="WW8Num8z1">
+      <w:rFonts w:ascii="Century Gothic" w:hAnsi="Century Gothic" w:eastAsia="Calibri" w:cs="Times New Roman"/>
+    </w:rPr>
+  </w:style>
+  <w:style w:type="character" w:styleId="WW8Num8z1" w:customStyle="1">
     <w:name w:val="WW8Num8z1"/>
     <w:rPr>
       <w:rFonts w:ascii="Courier New" w:hAnsi="Courier New" w:cs="Courier New"/>
     </w:rPr>
   </w:style>
-  <w:style w:type="character" w:customStyle="1" w:styleId="WW8Num8z2">
+  <w:style w:type="character" w:styleId="WW8Num8z2" w:customStyle="1">
     <w:name w:val="WW8Num8z2"/>
     <w:rPr>
       <w:rFonts w:ascii="Wingdings" w:hAnsi="Wingdings"/>
     </w:rPr>
   </w:style>
-  <w:style w:type="character" w:customStyle="1" w:styleId="WW8Num8z3">
+  <w:style w:type="character" w:styleId="WW8Num8z3" w:customStyle="1">
     <w:name w:val="WW8Num8z3"/>
     <w:rPr>
       <w:rFonts w:ascii="Symbol" w:hAnsi="Symbol"/>
     </w:rPr>
   </w:style>
-  <w:style w:type="character" w:customStyle="1" w:styleId="WW8Num9z0">
+  <w:style w:type="character" w:styleId="WW8Num9z0" w:customStyle="1">
     <w:name w:val="WW8Num9z0"/>
     <w:rPr>
       <w:rFonts w:ascii="Wingdings" w:hAnsi="Wingdings"/>
     </w:rPr>
   </w:style>
-  <w:style w:type="character" w:customStyle="1" w:styleId="WW8Num9z1">
+  <w:style w:type="character" w:styleId="WW8Num9z1" w:customStyle="1">
     <w:name w:val="WW8Num9z1"/>
     <w:rPr>
       <w:rFonts w:ascii="Courier New" w:hAnsi="Courier New" w:cs="Courier New"/>
     </w:rPr>
   </w:style>
-  <w:style w:type="character" w:customStyle="1" w:styleId="WW8Num9z3">
+  <w:style w:type="character" w:styleId="WW8Num9z3" w:customStyle="1">
     <w:name w:val="WW8Num9z3"/>
     <w:rPr>
       <w:rFonts w:ascii="Symbol" w:hAnsi="Symbol"/>
     </w:rPr>
   </w:style>
-  <w:style w:type="character" w:customStyle="1" w:styleId="WW8Num10z1">
+  <w:style w:type="character" w:styleId="WW8Num10z1" w:customStyle="1">
     <w:name w:val="WW8Num10z1"/>
     <w:rPr>
       <w:b/>
     </w:rPr>
   </w:style>
-  <w:style w:type="character" w:customStyle="1" w:styleId="Carpredefinitoparagrafo2">
+  <w:style w:type="character" w:styleId="Carpredefinitoparagrafo2" w:customStyle="1">
     <w:name w:val="Car. predefinito paragrafo2"/>
   </w:style>
-  <w:style w:type="character" w:customStyle="1" w:styleId="Carpredefinitoparagrafo1">
+  <w:style w:type="character" w:styleId="Carpredefinitoparagrafo1" w:customStyle="1">
     <w:name w:val="Car. predefinito paragrafo1"/>
   </w:style>
-  <w:style w:type="character" w:customStyle="1" w:styleId="TestofumettoCarattere">
+  <w:style w:type="character" w:styleId="TestofumettoCarattere" w:customStyle="1">
     <w:name w:val="Testo fumetto Carattere"/>
     <w:rPr>
-      <w:rFonts w:ascii="Tahoma" w:eastAsia="Times New Roman" w:hAnsi="Tahoma" w:cs="Tahoma"/>
+      <w:rFonts w:ascii="Tahoma" w:hAnsi="Tahoma" w:eastAsia="Times New Roman" w:cs="Tahoma"/>
       <w:sz w:val="16"/>
       <w:szCs w:val="16"/>
     </w:rPr>
   </w:style>
-  <w:style w:type="character" w:customStyle="1" w:styleId="Titolo2Carattere">
+  <w:style w:type="character" w:styleId="Titolo2Carattere" w:customStyle="1">
     <w:name w:val="Titolo 2 Carattere"/>
     <w:rPr>
-      <w:rFonts w:ascii="Cambria" w:eastAsia="Times New Roman" w:hAnsi="Cambria" w:cs="Times New Roman"/>
+      <w:rFonts w:ascii="Cambria" w:hAnsi="Cambria" w:eastAsia="Times New Roman" w:cs="Times New Roman"/>
       <w:b/>
       <w:bCs/>
       <w:i/>
@@ -8644,1303 +9744,1303 @@
       <w:szCs w:val="28"/>
     </w:rPr>
   </w:style>
-  <w:style w:type="character" w:customStyle="1" w:styleId="372836291z1">
+  <w:style w:type="character" w:styleId="372836291z1" w:customStyle="1">
     <w:name w:val="372836291z1"/>
     <w:rPr>
       <w:b/>
     </w:rPr>
   </w:style>
-  <w:style w:type="character" w:customStyle="1" w:styleId="372836293z0">
+  <w:style w:type="character" w:styleId="372836293z0" w:customStyle="1">
     <w:name w:val="372836293z0"/>
     <w:rPr>
       <w:rFonts w:ascii="Times New Roman" w:hAnsi="Times New Roman" w:cs="Times New Roman"/>
     </w:rPr>
   </w:style>
-  <w:style w:type="character" w:customStyle="1" w:styleId="372836293z1">
+  <w:style w:type="character" w:styleId="372836293z1" w:customStyle="1">
     <w:name w:val="372836293z1"/>
     <w:rPr>
       <w:rFonts w:ascii="Courier New" w:hAnsi="Courier New" w:cs="Courier New"/>
     </w:rPr>
   </w:style>
-  <w:style w:type="character" w:customStyle="1" w:styleId="372836293z2">
+  <w:style w:type="character" w:styleId="372836293z2" w:customStyle="1">
     <w:name w:val="372836293z2"/>
     <w:rPr>
       <w:rFonts w:ascii="Wingdings" w:hAnsi="Wingdings"/>
     </w:rPr>
   </w:style>
-  <w:style w:type="character" w:customStyle="1" w:styleId="372836293z3">
+  <w:style w:type="character" w:styleId="372836293z3" w:customStyle="1">
     <w:name w:val="372836293z3"/>
     <w:rPr>
       <w:rFonts w:ascii="Symbol" w:hAnsi="Symbol"/>
     </w:rPr>
   </w:style>
-  <w:style w:type="character" w:customStyle="1" w:styleId="372836295z0">
+  <w:style w:type="character" w:styleId="372836295z0" w:customStyle="1">
     <w:name w:val="372836295z0"/>
     <w:rPr>
       <w:rFonts w:ascii="Wingdings" w:hAnsi="Wingdings"/>
     </w:rPr>
   </w:style>
-  <w:style w:type="character" w:customStyle="1" w:styleId="372836295z1">
+  <w:style w:type="character" w:styleId="372836295z1" w:customStyle="1">
     <w:name w:val="372836295z1"/>
     <w:rPr>
       <w:rFonts w:ascii="Courier New" w:hAnsi="Courier New" w:cs="Courier New"/>
     </w:rPr>
   </w:style>
-  <w:style w:type="character" w:customStyle="1" w:styleId="372836295z3">
+  <w:style w:type="character" w:styleId="372836295z3" w:customStyle="1">
     <w:name w:val="372836295z3"/>
     <w:rPr>
       <w:rFonts w:ascii="Symbol" w:hAnsi="Symbol"/>
     </w:rPr>
   </w:style>
-  <w:style w:type="character" w:customStyle="1" w:styleId="372836296z0">
+  <w:style w:type="character" w:styleId="372836296z0" w:customStyle="1">
     <w:name w:val="372836296z0"/>
     <w:rPr>
       <w:rFonts w:ascii="Symbol" w:hAnsi="Symbol"/>
     </w:rPr>
   </w:style>
-  <w:style w:type="character" w:customStyle="1" w:styleId="372836297z0">
+  <w:style w:type="character" w:styleId="372836297z0" w:customStyle="1">
     <w:name w:val="372836297z0"/>
     <w:rPr>
       <w:rFonts w:ascii="Symbol" w:hAnsi="Symbol"/>
     </w:rPr>
   </w:style>
-  <w:style w:type="character" w:customStyle="1" w:styleId="372836298z0">
+  <w:style w:type="character" w:styleId="372836298z0" w:customStyle="1">
     <w:name w:val="372836298z0"/>
     <w:rPr>
-      <w:rFonts w:ascii="Century Gothic" w:eastAsia="Calibri" w:hAnsi="Century Gothic" w:cs="Times New Roman"/>
-    </w:rPr>
-  </w:style>
-  <w:style w:type="character" w:customStyle="1" w:styleId="372836298z1">
+      <w:rFonts w:ascii="Century Gothic" w:hAnsi="Century Gothic" w:eastAsia="Calibri" w:cs="Times New Roman"/>
+    </w:rPr>
+  </w:style>
+  <w:style w:type="character" w:styleId="372836298z1" w:customStyle="1">
     <w:name w:val="372836298z1"/>
     <w:rPr>
       <w:rFonts w:ascii="Courier New" w:hAnsi="Courier New" w:cs="Courier New"/>
     </w:rPr>
   </w:style>
-  <w:style w:type="character" w:customStyle="1" w:styleId="372836298z2">
+  <w:style w:type="character" w:styleId="372836298z2" w:customStyle="1">
     <w:name w:val="372836298z2"/>
     <w:rPr>
       <w:rFonts w:ascii="Wingdings" w:hAnsi="Wingdings"/>
     </w:rPr>
   </w:style>
-  <w:style w:type="character" w:customStyle="1" w:styleId="372836298z3">
+  <w:style w:type="character" w:styleId="372836298z3" w:customStyle="1">
     <w:name w:val="372836298z3"/>
     <w:rPr>
       <w:rFonts w:ascii="Symbol" w:hAnsi="Symbol"/>
     </w:rPr>
   </w:style>
-  <w:style w:type="character" w:customStyle="1" w:styleId="372836299z0">
+  <w:style w:type="character" w:styleId="372836299z0" w:customStyle="1">
     <w:name w:val="372836299z0"/>
     <w:rPr>
       <w:rFonts w:ascii="Wingdings" w:hAnsi="Wingdings"/>
     </w:rPr>
   </w:style>
-  <w:style w:type="character" w:customStyle="1" w:styleId="372836299z1">
+  <w:style w:type="character" w:styleId="372836299z1" w:customStyle="1">
     <w:name w:val="372836299z1"/>
     <w:rPr>
       <w:rFonts w:ascii="Courier New" w:hAnsi="Courier New" w:cs="Courier New"/>
     </w:rPr>
   </w:style>
-  <w:style w:type="character" w:customStyle="1" w:styleId="372836299z3">
+  <w:style w:type="character" w:styleId="372836299z3" w:customStyle="1">
     <w:name w:val="372836299z3"/>
     <w:rPr>
       <w:rFonts w:ascii="Symbol" w:hAnsi="Symbol"/>
     </w:rPr>
   </w:style>
-  <w:style w:type="character" w:customStyle="1" w:styleId="3728362910z1">
+  <w:style w:type="character" w:styleId="3728362910z1" w:customStyle="1">
     <w:name w:val="3728362910z1"/>
     <w:rPr>
       <w:b/>
     </w:rPr>
   </w:style>
-  <w:style w:type="character" w:customStyle="1" w:styleId="372836371z1">
+  <w:style w:type="character" w:styleId="372836371z1" w:customStyle="1">
     <w:name w:val="372836371z1"/>
     <w:rPr>
       <w:b/>
     </w:rPr>
   </w:style>
-  <w:style w:type="character" w:customStyle="1" w:styleId="372836373z0">
+  <w:style w:type="character" w:styleId="372836373z0" w:customStyle="1">
     <w:name w:val="372836373z0"/>
     <w:rPr>
       <w:rFonts w:ascii="Times New Roman" w:hAnsi="Times New Roman" w:cs="Times New Roman"/>
     </w:rPr>
   </w:style>
-  <w:style w:type="character" w:customStyle="1" w:styleId="372836373z1">
+  <w:style w:type="character" w:styleId="372836373z1" w:customStyle="1">
     <w:name w:val="372836373z1"/>
     <w:rPr>
       <w:rFonts w:ascii="Courier New" w:hAnsi="Courier New" w:cs="Courier New"/>
     </w:rPr>
   </w:style>
-  <w:style w:type="character" w:customStyle="1" w:styleId="372836373z2">
+  <w:style w:type="character" w:styleId="372836373z2" w:customStyle="1">
     <w:name w:val="372836373z2"/>
     <w:rPr>
       <w:rFonts w:ascii="Wingdings" w:hAnsi="Wingdings"/>
     </w:rPr>
   </w:style>
-  <w:style w:type="character" w:customStyle="1" w:styleId="372836373z3">
+  <w:style w:type="character" w:styleId="372836373z3" w:customStyle="1">
     <w:name w:val="372836373z3"/>
     <w:rPr>
       <w:rFonts w:ascii="Symbol" w:hAnsi="Symbol"/>
     </w:rPr>
   </w:style>
-  <w:style w:type="character" w:customStyle="1" w:styleId="372836375z0">
+  <w:style w:type="character" w:styleId="372836375z0" w:customStyle="1">
     <w:name w:val="372836375z0"/>
     <w:rPr>
       <w:rFonts w:ascii="Wingdings" w:hAnsi="Wingdings"/>
     </w:rPr>
   </w:style>
-  <w:style w:type="character" w:customStyle="1" w:styleId="372836375z1">
+  <w:style w:type="character" w:styleId="372836375z1" w:customStyle="1">
     <w:name w:val="372836375z1"/>
     <w:rPr>
       <w:rFonts w:ascii="Courier New" w:hAnsi="Courier New" w:cs="Courier New"/>
     </w:rPr>
   </w:style>
-  <w:style w:type="character" w:customStyle="1" w:styleId="372836375z3">
+  <w:style w:type="character" w:styleId="372836375z3" w:customStyle="1">
     <w:name w:val="372836375z3"/>
     <w:rPr>
       <w:rFonts w:ascii="Symbol" w:hAnsi="Symbol"/>
     </w:rPr>
   </w:style>
-  <w:style w:type="character" w:customStyle="1" w:styleId="372836376z0">
+  <w:style w:type="character" w:styleId="372836376z0" w:customStyle="1">
     <w:name w:val="372836376z0"/>
     <w:rPr>
       <w:rFonts w:ascii="Symbol" w:hAnsi="Symbol"/>
     </w:rPr>
   </w:style>
-  <w:style w:type="character" w:customStyle="1" w:styleId="372836377z0">
+  <w:style w:type="character" w:styleId="372836377z0" w:customStyle="1">
     <w:name w:val="372836377z0"/>
     <w:rPr>
       <w:rFonts w:ascii="Symbol" w:hAnsi="Symbol"/>
     </w:rPr>
   </w:style>
-  <w:style w:type="character" w:customStyle="1" w:styleId="372836378z0">
+  <w:style w:type="character" w:styleId="372836378z0" w:customStyle="1">
     <w:name w:val="372836378z0"/>
     <w:rPr>
-      <w:rFonts w:ascii="Century Gothic" w:eastAsia="Calibri" w:hAnsi="Century Gothic" w:cs="Times New Roman"/>
-    </w:rPr>
-  </w:style>
-  <w:style w:type="character" w:customStyle="1" w:styleId="372836378z1">
+      <w:rFonts w:ascii="Century Gothic" w:hAnsi="Century Gothic" w:eastAsia="Calibri" w:cs="Times New Roman"/>
+    </w:rPr>
+  </w:style>
+  <w:style w:type="character" w:styleId="372836378z1" w:customStyle="1">
     <w:name w:val="372836378z1"/>
     <w:rPr>
       <w:rFonts w:ascii="Courier New" w:hAnsi="Courier New" w:cs="Courier New"/>
     </w:rPr>
   </w:style>
-  <w:style w:type="character" w:customStyle="1" w:styleId="372836378z2">
+  <w:style w:type="character" w:styleId="372836378z2" w:customStyle="1">
     <w:name w:val="372836378z2"/>
     <w:rPr>
       <w:rFonts w:ascii="Wingdings" w:hAnsi="Wingdings"/>
     </w:rPr>
   </w:style>
-  <w:style w:type="character" w:customStyle="1" w:styleId="372836378z3">
+  <w:style w:type="character" w:styleId="372836378z3" w:customStyle="1">
     <w:name w:val="372836378z3"/>
     <w:rPr>
       <w:rFonts w:ascii="Symbol" w:hAnsi="Symbol"/>
     </w:rPr>
   </w:style>
-  <w:style w:type="character" w:customStyle="1" w:styleId="372836379z0">
+  <w:style w:type="character" w:styleId="372836379z0" w:customStyle="1">
     <w:name w:val="372836379z0"/>
     <w:rPr>
       <w:rFonts w:ascii="Wingdings" w:hAnsi="Wingdings"/>
     </w:rPr>
   </w:style>
-  <w:style w:type="character" w:customStyle="1" w:styleId="372836379z1">
+  <w:style w:type="character" w:styleId="372836379z1" w:customStyle="1">
     <w:name w:val="372836379z1"/>
     <w:rPr>
       <w:rFonts w:ascii="Courier New" w:hAnsi="Courier New" w:cs="Courier New"/>
     </w:rPr>
   </w:style>
-  <w:style w:type="character" w:customStyle="1" w:styleId="372836379z3">
+  <w:style w:type="character" w:styleId="372836379z3" w:customStyle="1">
     <w:name w:val="372836379z3"/>
     <w:rPr>
       <w:rFonts w:ascii="Symbol" w:hAnsi="Symbol"/>
     </w:rPr>
   </w:style>
-  <w:style w:type="character" w:customStyle="1" w:styleId="3728363710z1">
+  <w:style w:type="character" w:styleId="3728363710z1" w:customStyle="1">
     <w:name w:val="3728363710z1"/>
     <w:rPr>
       <w:b/>
     </w:rPr>
   </w:style>
-  <w:style w:type="character" w:customStyle="1" w:styleId="372836451z1">
+  <w:style w:type="character" w:styleId="372836451z1" w:customStyle="1">
     <w:name w:val="372836451z1"/>
     <w:rPr>
       <w:b/>
     </w:rPr>
   </w:style>
-  <w:style w:type="character" w:customStyle="1" w:styleId="372836453z0">
+  <w:style w:type="character" w:styleId="372836453z0" w:customStyle="1">
     <w:name w:val="372836453z0"/>
     <w:rPr>
       <w:rFonts w:ascii="Times New Roman" w:hAnsi="Times New Roman" w:cs="Times New Roman"/>
     </w:rPr>
   </w:style>
-  <w:style w:type="character" w:customStyle="1" w:styleId="372836453z1">
+  <w:style w:type="character" w:styleId="372836453z1" w:customStyle="1">
     <w:name w:val="372836453z1"/>
     <w:rPr>
       <w:rFonts w:ascii="Courier New" w:hAnsi="Courier New" w:cs="Courier New"/>
     </w:rPr>
   </w:style>
-  <w:style w:type="character" w:customStyle="1" w:styleId="372836453z2">
+  <w:style w:type="character" w:styleId="372836453z2" w:customStyle="1">
     <w:name w:val="372836453z2"/>
     <w:rPr>
       <w:rFonts w:ascii="Wingdings" w:hAnsi="Wingdings"/>
     </w:rPr>
   </w:style>
-  <w:style w:type="character" w:customStyle="1" w:styleId="372836453z3">
+  <w:style w:type="character" w:styleId="372836453z3" w:customStyle="1">
     <w:name w:val="372836453z3"/>
     <w:rPr>
       <w:rFonts w:ascii="Symbol" w:hAnsi="Symbol"/>
     </w:rPr>
   </w:style>
-  <w:style w:type="character" w:customStyle="1" w:styleId="372836455z0">
+  <w:style w:type="character" w:styleId="372836455z0" w:customStyle="1">
     <w:name w:val="372836455z0"/>
     <w:rPr>
       <w:rFonts w:ascii="Wingdings" w:hAnsi="Wingdings"/>
     </w:rPr>
   </w:style>
-  <w:style w:type="character" w:customStyle="1" w:styleId="372836455z1">
+  <w:style w:type="character" w:styleId="372836455z1" w:customStyle="1">
     <w:name w:val="372836455z1"/>
     <w:rPr>
       <w:rFonts w:ascii="Courier New" w:hAnsi="Courier New" w:cs="Courier New"/>
     </w:rPr>
   </w:style>
-  <w:style w:type="character" w:customStyle="1" w:styleId="372836455z3">
+  <w:style w:type="character" w:styleId="372836455z3" w:customStyle="1">
     <w:name w:val="372836455z3"/>
     <w:rPr>
       <w:rFonts w:ascii="Symbol" w:hAnsi="Symbol"/>
     </w:rPr>
   </w:style>
-  <w:style w:type="character" w:customStyle="1" w:styleId="372836456z0">
+  <w:style w:type="character" w:styleId="372836456z0" w:customStyle="1">
     <w:name w:val="372836456z0"/>
     <w:rPr>
       <w:rFonts w:ascii="Symbol" w:hAnsi="Symbol"/>
     </w:rPr>
   </w:style>
-  <w:style w:type="character" w:customStyle="1" w:styleId="372836457z0">
+  <w:style w:type="character" w:styleId="372836457z0" w:customStyle="1">
     <w:name w:val="372836457z0"/>
     <w:rPr>
       <w:rFonts w:ascii="Symbol" w:hAnsi="Symbol"/>
     </w:rPr>
   </w:style>
-  <w:style w:type="character" w:customStyle="1" w:styleId="372836458z0">
+  <w:style w:type="character" w:styleId="372836458z0" w:customStyle="1">
     <w:name w:val="372836458z0"/>
     <w:rPr>
-      <w:rFonts w:ascii="Century Gothic" w:eastAsia="Calibri" w:hAnsi="Century Gothic" w:cs="Times New Roman"/>
-    </w:rPr>
-  </w:style>
-  <w:style w:type="character" w:customStyle="1" w:styleId="372836458z1">
+      <w:rFonts w:ascii="Century Gothic" w:hAnsi="Century Gothic" w:eastAsia="Calibri" w:cs="Times New Roman"/>
+    </w:rPr>
+  </w:style>
+  <w:style w:type="character" w:styleId="372836458z1" w:customStyle="1">
     <w:name w:val="372836458z1"/>
     <w:rPr>
       <w:rFonts w:ascii="Courier New" w:hAnsi="Courier New" w:cs="Courier New"/>
     </w:rPr>
   </w:style>
-  <w:style w:type="character" w:customStyle="1" w:styleId="372836458z2">
+  <w:style w:type="character" w:styleId="372836458z2" w:customStyle="1">
     <w:name w:val="372836458z2"/>
     <w:rPr>
       <w:rFonts w:ascii="Wingdings" w:hAnsi="Wingdings"/>
     </w:rPr>
   </w:style>
-  <w:style w:type="character" w:customStyle="1" w:styleId="372836458z3">
+  <w:style w:type="character" w:styleId="372836458z3" w:customStyle="1">
     <w:name w:val="372836458z3"/>
     <w:rPr>
       <w:rFonts w:ascii="Symbol" w:hAnsi="Symbol"/>
     </w:rPr>
   </w:style>
-  <w:style w:type="character" w:customStyle="1" w:styleId="372836459z0">
+  <w:style w:type="character" w:styleId="372836459z0" w:customStyle="1">
     <w:name w:val="372836459z0"/>
     <w:rPr>
       <w:rFonts w:ascii="Wingdings" w:hAnsi="Wingdings"/>
     </w:rPr>
   </w:style>
-  <w:style w:type="character" w:customStyle="1" w:styleId="372836459z1">
+  <w:style w:type="character" w:styleId="372836459z1" w:customStyle="1">
     <w:name w:val="372836459z1"/>
     <w:rPr>
       <w:rFonts w:ascii="Courier New" w:hAnsi="Courier New" w:cs="Courier New"/>
     </w:rPr>
   </w:style>
-  <w:style w:type="character" w:customStyle="1" w:styleId="372836459z3">
+  <w:style w:type="character" w:styleId="372836459z3" w:customStyle="1">
     <w:name w:val="372836459z3"/>
     <w:rPr>
       <w:rFonts w:ascii="Symbol" w:hAnsi="Symbol"/>
     </w:rPr>
   </w:style>
-  <w:style w:type="character" w:customStyle="1" w:styleId="3728364510z1">
+  <w:style w:type="character" w:styleId="3728364510z1" w:customStyle="1">
     <w:name w:val="3728364510z1"/>
     <w:rPr>
       <w:b/>
     </w:rPr>
   </w:style>
-  <w:style w:type="character" w:customStyle="1" w:styleId="372836631z1">
+  <w:style w:type="character" w:styleId="372836631z1" w:customStyle="1">
     <w:name w:val="372836631z1"/>
     <w:rPr>
       <w:b/>
     </w:rPr>
   </w:style>
-  <w:style w:type="character" w:customStyle="1" w:styleId="372836633z0">
+  <w:style w:type="character" w:styleId="372836633z0" w:customStyle="1">
     <w:name w:val="372836633z0"/>
     <w:rPr>
       <w:rFonts w:ascii="Times New Roman" w:hAnsi="Times New Roman" w:cs="Times New Roman"/>
     </w:rPr>
   </w:style>
-  <w:style w:type="character" w:customStyle="1" w:styleId="372836633z1">
+  <w:style w:type="character" w:styleId="372836633z1" w:customStyle="1">
     <w:name w:val="372836633z1"/>
     <w:rPr>
       <w:rFonts w:ascii="Courier New" w:hAnsi="Courier New" w:cs="Courier New"/>
     </w:rPr>
   </w:style>
-  <w:style w:type="character" w:customStyle="1" w:styleId="372836633z2">
+  <w:style w:type="character" w:styleId="372836633z2" w:customStyle="1">
     <w:name w:val="372836633z2"/>
     <w:rPr>
       <w:rFonts w:ascii="Wingdings" w:hAnsi="Wingdings"/>
     </w:rPr>
   </w:style>
-  <w:style w:type="character" w:customStyle="1" w:styleId="372836633z3">
+  <w:style w:type="character" w:styleId="372836633z3" w:customStyle="1">
     <w:name w:val="372836633z3"/>
     <w:rPr>
       <w:rFonts w:ascii="Symbol" w:hAnsi="Symbol"/>
     </w:rPr>
   </w:style>
-  <w:style w:type="character" w:customStyle="1" w:styleId="372836635z0">
+  <w:style w:type="character" w:styleId="372836635z0" w:customStyle="1">
     <w:name w:val="372836635z0"/>
     <w:rPr>
       <w:rFonts w:ascii="Wingdings" w:hAnsi="Wingdings"/>
     </w:rPr>
   </w:style>
-  <w:style w:type="character" w:customStyle="1" w:styleId="372836635z1">
+  <w:style w:type="character" w:styleId="372836635z1" w:customStyle="1">
     <w:name w:val="372836635z1"/>
     <w:rPr>
       <w:rFonts w:ascii="Courier New" w:hAnsi="Courier New" w:cs="Courier New"/>
     </w:rPr>
   </w:style>
-  <w:style w:type="character" w:customStyle="1" w:styleId="372836635z3">
+  <w:style w:type="character" w:styleId="372836635z3" w:customStyle="1">
     <w:name w:val="372836635z3"/>
     <w:rPr>
       <w:rFonts w:ascii="Symbol" w:hAnsi="Symbol"/>
     </w:rPr>
   </w:style>
-  <w:style w:type="character" w:customStyle="1" w:styleId="372836636z0">
+  <w:style w:type="character" w:styleId="372836636z0" w:customStyle="1">
     <w:name w:val="372836636z0"/>
     <w:rPr>
       <w:rFonts w:ascii="Symbol" w:hAnsi="Symbol"/>
     </w:rPr>
   </w:style>
-  <w:style w:type="character" w:customStyle="1" w:styleId="372836637z0">
+  <w:style w:type="character" w:styleId="372836637z0" w:customStyle="1">
     <w:name w:val="372836637z0"/>
     <w:rPr>
       <w:rFonts w:ascii="Symbol" w:hAnsi="Symbol"/>
     </w:rPr>
   </w:style>
-  <w:style w:type="character" w:customStyle="1" w:styleId="372836638z0">
+  <w:style w:type="character" w:styleId="372836638z0" w:customStyle="1">
     <w:name w:val="372836638z0"/>
     <w:rPr>
-      <w:rFonts w:ascii="Century Gothic" w:eastAsia="Calibri" w:hAnsi="Century Gothic" w:cs="Times New Roman"/>
-    </w:rPr>
-  </w:style>
-  <w:style w:type="character" w:customStyle="1" w:styleId="372836638z1">
+      <w:rFonts w:ascii="Century Gothic" w:hAnsi="Century Gothic" w:eastAsia="Calibri" w:cs="Times New Roman"/>
+    </w:rPr>
+  </w:style>
+  <w:style w:type="character" w:styleId="372836638z1" w:customStyle="1">
     <w:name w:val="372836638z1"/>
     <w:rPr>
       <w:rFonts w:ascii="Courier New" w:hAnsi="Courier New" w:cs="Courier New"/>
     </w:rPr>
   </w:style>
-  <w:style w:type="character" w:customStyle="1" w:styleId="372836638z2">
+  <w:style w:type="character" w:styleId="372836638z2" w:customStyle="1">
     <w:name w:val="372836638z2"/>
     <w:rPr>
       <w:rFonts w:ascii="Wingdings" w:hAnsi="Wingdings"/>
     </w:rPr>
   </w:style>
-  <w:style w:type="character" w:customStyle="1" w:styleId="372836638z3">
+  <w:style w:type="character" w:styleId="372836638z3" w:customStyle="1">
     <w:name w:val="372836638z3"/>
     <w:rPr>
       <w:rFonts w:ascii="Symbol" w:hAnsi="Symbol"/>
     </w:rPr>
   </w:style>
-  <w:style w:type="character" w:customStyle="1" w:styleId="372836639z0">
+  <w:style w:type="character" w:styleId="372836639z0" w:customStyle="1">
     <w:name w:val="372836639z0"/>
     <w:rPr>
       <w:rFonts w:ascii="Wingdings" w:hAnsi="Wingdings"/>
     </w:rPr>
   </w:style>
-  <w:style w:type="character" w:customStyle="1" w:styleId="372836639z1">
+  <w:style w:type="character" w:styleId="372836639z1" w:customStyle="1">
     <w:name w:val="372836639z1"/>
     <w:rPr>
       <w:rFonts w:ascii="Courier New" w:hAnsi="Courier New" w:cs="Courier New"/>
     </w:rPr>
   </w:style>
-  <w:style w:type="character" w:customStyle="1" w:styleId="372836639z3">
+  <w:style w:type="character" w:styleId="372836639z3" w:customStyle="1">
     <w:name w:val="372836639z3"/>
     <w:rPr>
       <w:rFonts w:ascii="Symbol" w:hAnsi="Symbol"/>
     </w:rPr>
   </w:style>
-  <w:style w:type="character" w:customStyle="1" w:styleId="3728366310z1">
+  <w:style w:type="character" w:styleId="3728366310z1" w:customStyle="1">
     <w:name w:val="3728366310z1"/>
     <w:rPr>
       <w:b/>
     </w:rPr>
   </w:style>
-  <w:style w:type="character" w:customStyle="1" w:styleId="372836761z1">
+  <w:style w:type="character" w:styleId="372836761z1" w:customStyle="1">
     <w:name w:val="372836761z1"/>
     <w:rPr>
       <w:b/>
     </w:rPr>
   </w:style>
-  <w:style w:type="character" w:customStyle="1" w:styleId="372836763z0">
+  <w:style w:type="character" w:styleId="372836763z0" w:customStyle="1">
     <w:name w:val="372836763z0"/>
     <w:rPr>
       <w:rFonts w:ascii="Times New Roman" w:hAnsi="Times New Roman" w:cs="Times New Roman"/>
     </w:rPr>
   </w:style>
-  <w:style w:type="character" w:customStyle="1" w:styleId="372836763z1">
+  <w:style w:type="character" w:styleId="372836763z1" w:customStyle="1">
     <w:name w:val="372836763z1"/>
     <w:rPr>
       <w:rFonts w:ascii="Courier New" w:hAnsi="Courier New" w:cs="Courier New"/>
     </w:rPr>
   </w:style>
-  <w:style w:type="character" w:customStyle="1" w:styleId="372836763z2">
+  <w:style w:type="character" w:styleId="372836763z2" w:customStyle="1">
     <w:name w:val="372836763z2"/>
     <w:rPr>
       <w:rFonts w:ascii="Wingdings" w:hAnsi="Wingdings"/>
     </w:rPr>
   </w:style>
-  <w:style w:type="character" w:customStyle="1" w:styleId="372836763z3">
+  <w:style w:type="character" w:styleId="372836763z3" w:customStyle="1">
     <w:name w:val="372836763z3"/>
     <w:rPr>
       <w:rFonts w:ascii="Symbol" w:hAnsi="Symbol"/>
     </w:rPr>
   </w:style>
-  <w:style w:type="character" w:customStyle="1" w:styleId="372836765z0">
+  <w:style w:type="character" w:styleId="372836765z0" w:customStyle="1">
     <w:name w:val="372836765z0"/>
     <w:rPr>
       <w:rFonts w:ascii="Wingdings" w:hAnsi="Wingdings"/>
     </w:rPr>
   </w:style>
-  <w:style w:type="character" w:customStyle="1" w:styleId="372836765z1">
+  <w:style w:type="character" w:styleId="372836765z1" w:customStyle="1">
     <w:name w:val="372836765z1"/>
     <w:rPr>
       <w:rFonts w:ascii="Courier New" w:hAnsi="Courier New" w:cs="Courier New"/>
     </w:rPr>
   </w:style>
-  <w:style w:type="character" w:customStyle="1" w:styleId="372836765z3">
+  <w:style w:type="character" w:styleId="372836765z3" w:customStyle="1">
     <w:name w:val="372836765z3"/>
     <w:rPr>
       <w:rFonts w:ascii="Symbol" w:hAnsi="Symbol"/>
     </w:rPr>
   </w:style>
-  <w:style w:type="character" w:customStyle="1" w:styleId="372836766z0">
+  <w:style w:type="character" w:styleId="372836766z0" w:customStyle="1">
     <w:name w:val="372836766z0"/>
     <w:rPr>
       <w:rFonts w:ascii="Symbol" w:hAnsi="Symbol"/>
     </w:rPr>
   </w:style>
-  <w:style w:type="character" w:customStyle="1" w:styleId="372836767z0">
+  <w:style w:type="character" w:styleId="372836767z0" w:customStyle="1">
     <w:name w:val="372836767z0"/>
     <w:rPr>
       <w:rFonts w:ascii="Symbol" w:hAnsi="Symbol"/>
     </w:rPr>
   </w:style>
-  <w:style w:type="character" w:customStyle="1" w:styleId="372836768z0">
+  <w:style w:type="character" w:styleId="372836768z0" w:customStyle="1">
     <w:name w:val="372836768z0"/>
     <w:rPr>
-      <w:rFonts w:ascii="Century Gothic" w:eastAsia="Calibri" w:hAnsi="Century Gothic" w:cs="Times New Roman"/>
-    </w:rPr>
-  </w:style>
-  <w:style w:type="character" w:customStyle="1" w:styleId="372836768z1">
+      <w:rFonts w:ascii="Century Gothic" w:hAnsi="Century Gothic" w:eastAsia="Calibri" w:cs="Times New Roman"/>
+    </w:rPr>
+  </w:style>
+  <w:style w:type="character" w:styleId="372836768z1" w:customStyle="1">
     <w:name w:val="372836768z1"/>
     <w:rPr>
       <w:rFonts w:ascii="Courier New" w:hAnsi="Courier New" w:cs="Courier New"/>
     </w:rPr>
   </w:style>
-  <w:style w:type="character" w:customStyle="1" w:styleId="372836768z2">
+  <w:style w:type="character" w:styleId="372836768z2" w:customStyle="1">
     <w:name w:val="372836768z2"/>
     <w:rPr>
       <w:rFonts w:ascii="Wingdings" w:hAnsi="Wingdings"/>
     </w:rPr>
   </w:style>
-  <w:style w:type="character" w:customStyle="1" w:styleId="372836768z3">
+  <w:style w:type="character" w:styleId="372836768z3" w:customStyle="1">
     <w:name w:val="372836768z3"/>
     <w:rPr>
       <w:rFonts w:ascii="Symbol" w:hAnsi="Symbol"/>
     </w:rPr>
   </w:style>
-  <w:style w:type="character" w:customStyle="1" w:styleId="372836769z0">
+  <w:style w:type="character" w:styleId="372836769z0" w:customStyle="1">
     <w:name w:val="372836769z0"/>
     <w:rPr>
       <w:rFonts w:ascii="Wingdings" w:hAnsi="Wingdings"/>
     </w:rPr>
   </w:style>
-  <w:style w:type="character" w:customStyle="1" w:styleId="372836769z1">
+  <w:style w:type="character" w:styleId="372836769z1" w:customStyle="1">
     <w:name w:val="372836769z1"/>
     <w:rPr>
       <w:rFonts w:ascii="Courier New" w:hAnsi="Courier New" w:cs="Courier New"/>
     </w:rPr>
   </w:style>
-  <w:style w:type="character" w:customStyle="1" w:styleId="372836769z3">
+  <w:style w:type="character" w:styleId="372836769z3" w:customStyle="1">
     <w:name w:val="372836769z3"/>
     <w:rPr>
       <w:rFonts w:ascii="Symbol" w:hAnsi="Symbol"/>
     </w:rPr>
   </w:style>
-  <w:style w:type="character" w:customStyle="1" w:styleId="3728367610z1">
+  <w:style w:type="character" w:styleId="3728367610z1" w:customStyle="1">
     <w:name w:val="3728367610z1"/>
     <w:rPr>
       <w:b/>
     </w:rPr>
   </w:style>
-  <w:style w:type="character" w:customStyle="1" w:styleId="372836841z1">
+  <w:style w:type="character" w:styleId="372836841z1" w:customStyle="1">
     <w:name w:val="372836841z1"/>
     <w:rPr>
       <w:b/>
     </w:rPr>
   </w:style>
-  <w:style w:type="character" w:customStyle="1" w:styleId="372836843z0">
+  <w:style w:type="character" w:styleId="372836843z0" w:customStyle="1">
     <w:name w:val="372836843z0"/>
     <w:rPr>
       <w:rFonts w:ascii="Times New Roman" w:hAnsi="Times New Roman" w:cs="Times New Roman"/>
     </w:rPr>
   </w:style>
-  <w:style w:type="character" w:customStyle="1" w:styleId="372836843z1">
+  <w:style w:type="character" w:styleId="372836843z1" w:customStyle="1">
     <w:name w:val="372836843z1"/>
     <w:rPr>
       <w:rFonts w:ascii="Courier New" w:hAnsi="Courier New" w:cs="Courier New"/>
     </w:rPr>
   </w:style>
-  <w:style w:type="character" w:customStyle="1" w:styleId="372836843z2">
+  <w:style w:type="character" w:styleId="372836843z2" w:customStyle="1">
     <w:name w:val="372836843z2"/>
     <w:rPr>
       <w:rFonts w:ascii="Wingdings" w:hAnsi="Wingdings"/>
     </w:rPr>
   </w:style>
-  <w:style w:type="character" w:customStyle="1" w:styleId="372836843z3">
+  <w:style w:type="character" w:styleId="372836843z3" w:customStyle="1">
     <w:name w:val="372836843z3"/>
     <w:rPr>
       <w:rFonts w:ascii="Symbol" w:hAnsi="Symbol"/>
     </w:rPr>
   </w:style>
-  <w:style w:type="character" w:customStyle="1" w:styleId="372836845z0">
+  <w:style w:type="character" w:styleId="372836845z0" w:customStyle="1">
     <w:name w:val="372836845z0"/>
     <w:rPr>
       <w:rFonts w:ascii="Wingdings" w:hAnsi="Wingdings"/>
     </w:rPr>
   </w:style>
-  <w:style w:type="character" w:customStyle="1" w:styleId="372836845z1">
+  <w:style w:type="character" w:styleId="372836845z1" w:customStyle="1">
     <w:name w:val="372836845z1"/>
     <w:rPr>
       <w:rFonts w:ascii="Courier New" w:hAnsi="Courier New" w:cs="Courier New"/>
     </w:rPr>
   </w:style>
-  <w:style w:type="character" w:customStyle="1" w:styleId="372836845z3">
+  <w:style w:type="character" w:styleId="372836845z3" w:customStyle="1">
     <w:name w:val="372836845z3"/>
     <w:rPr>
       <w:rFonts w:ascii="Symbol" w:hAnsi="Symbol"/>
     </w:rPr>
   </w:style>
-  <w:style w:type="character" w:customStyle="1" w:styleId="372836846z0">
+  <w:style w:type="character" w:styleId="372836846z0" w:customStyle="1">
     <w:name w:val="372836846z0"/>
     <w:rPr>
       <w:rFonts w:ascii="Symbol" w:hAnsi="Symbol"/>
     </w:rPr>
   </w:style>
-  <w:style w:type="character" w:customStyle="1" w:styleId="372836847z0">
+  <w:style w:type="character" w:styleId="372836847z0" w:customStyle="1">
     <w:name w:val="372836847z0"/>
     <w:rPr>
       <w:rFonts w:ascii="Symbol" w:hAnsi="Symbol"/>
     </w:rPr>
   </w:style>
-  <w:style w:type="character" w:customStyle="1" w:styleId="372836848z0">
+  <w:style w:type="character" w:styleId="372836848z0" w:customStyle="1">
     <w:name w:val="372836848z0"/>
     <w:rPr>
-      <w:rFonts w:ascii="Century Gothic" w:eastAsia="Calibri" w:hAnsi="Century Gothic" w:cs="Times New Roman"/>
-    </w:rPr>
-  </w:style>
-  <w:style w:type="character" w:customStyle="1" w:styleId="372836848z1">
+      <w:rFonts w:ascii="Century Gothic" w:hAnsi="Century Gothic" w:eastAsia="Calibri" w:cs="Times New Roman"/>
+    </w:rPr>
+  </w:style>
+  <w:style w:type="character" w:styleId="372836848z1" w:customStyle="1">
     <w:name w:val="372836848z1"/>
     <w:rPr>
       <w:rFonts w:ascii="Courier New" w:hAnsi="Courier New" w:cs="Courier New"/>
     </w:rPr>
   </w:style>
-  <w:style w:type="character" w:customStyle="1" w:styleId="372836848z2">
+  <w:style w:type="character" w:styleId="372836848z2" w:customStyle="1">
     <w:name w:val="372836848z2"/>
     <w:rPr>
       <w:rFonts w:ascii="Wingdings" w:hAnsi="Wingdings"/>
     </w:rPr>
   </w:style>
-  <w:style w:type="character" w:customStyle="1" w:styleId="372836848z3">
+  <w:style w:type="character" w:styleId="372836848z3" w:customStyle="1">
     <w:name w:val="372836848z3"/>
     <w:rPr>
       <w:rFonts w:ascii="Symbol" w:hAnsi="Symbol"/>
     </w:rPr>
   </w:style>
-  <w:style w:type="character" w:customStyle="1" w:styleId="372836849z0">
+  <w:style w:type="character" w:styleId="372836849z0" w:customStyle="1">
     <w:name w:val="372836849z0"/>
     <w:rPr>
       <w:rFonts w:ascii="Wingdings" w:hAnsi="Wingdings"/>
     </w:rPr>
   </w:style>
-  <w:style w:type="character" w:customStyle="1" w:styleId="372836849z1">
+  <w:style w:type="character" w:styleId="372836849z1" w:customStyle="1">
     <w:name w:val="372836849z1"/>
     <w:rPr>
       <w:rFonts w:ascii="Courier New" w:hAnsi="Courier New" w:cs="Courier New"/>
     </w:rPr>
   </w:style>
-  <w:style w:type="character" w:customStyle="1" w:styleId="372836849z3">
+  <w:style w:type="character" w:styleId="372836849z3" w:customStyle="1">
     <w:name w:val="372836849z3"/>
     <w:rPr>
       <w:rFonts w:ascii="Symbol" w:hAnsi="Symbol"/>
     </w:rPr>
   </w:style>
-  <w:style w:type="character" w:customStyle="1" w:styleId="3728368410z1">
+  <w:style w:type="character" w:styleId="3728368410z1" w:customStyle="1">
     <w:name w:val="3728368410z1"/>
     <w:rPr>
       <w:b/>
     </w:rPr>
   </w:style>
-  <w:style w:type="character" w:customStyle="1" w:styleId="372836951z1">
+  <w:style w:type="character" w:styleId="372836951z1" w:customStyle="1">
     <w:name w:val="372836951z1"/>
     <w:rPr>
       <w:b/>
     </w:rPr>
   </w:style>
-  <w:style w:type="character" w:customStyle="1" w:styleId="372836953z0">
+  <w:style w:type="character" w:styleId="372836953z0" w:customStyle="1">
     <w:name w:val="372836953z0"/>
     <w:rPr>
       <w:rFonts w:ascii="Times New Roman" w:hAnsi="Times New Roman" w:cs="Times New Roman"/>
     </w:rPr>
   </w:style>
-  <w:style w:type="character" w:customStyle="1" w:styleId="372836953z1">
+  <w:style w:type="character" w:styleId="372836953z1" w:customStyle="1">
     <w:name w:val="372836953z1"/>
     <w:rPr>
       <w:rFonts w:ascii="Courier New" w:hAnsi="Courier New" w:cs="Courier New"/>
     </w:rPr>
   </w:style>
-  <w:style w:type="character" w:customStyle="1" w:styleId="372836953z2">
+  <w:style w:type="character" w:styleId="372836953z2" w:customStyle="1">
     <w:name w:val="372836953z2"/>
     <w:rPr>
       <w:rFonts w:ascii="Wingdings" w:hAnsi="Wingdings"/>
     </w:rPr>
   </w:style>
-  <w:style w:type="character" w:customStyle="1" w:styleId="372836953z3">
+  <w:style w:type="character" w:styleId="372836953z3" w:customStyle="1">
     <w:name w:val="372836953z3"/>
     <w:rPr>
       <w:rFonts w:ascii="Symbol" w:hAnsi="Symbol"/>
     </w:rPr>
   </w:style>
-  <w:style w:type="character" w:customStyle="1" w:styleId="372836955z0">
+  <w:style w:type="character" w:styleId="372836955z0" w:customStyle="1">
     <w:name w:val="372836955z0"/>
     <w:rPr>
       <w:rFonts w:ascii="Wingdings" w:hAnsi="Wingdings"/>
     </w:rPr>
   </w:style>
-  <w:style w:type="character" w:customStyle="1" w:styleId="372836955z1">
+  <w:style w:type="character" w:styleId="372836955z1" w:customStyle="1">
     <w:name w:val="372836955z1"/>
     <w:rPr>
       <w:rFonts w:ascii="Courier New" w:hAnsi="Courier New" w:cs="Courier New"/>
     </w:rPr>
   </w:style>
-  <w:style w:type="character" w:customStyle="1" w:styleId="372836955z3">
+  <w:style w:type="character" w:styleId="372836955z3" w:customStyle="1">
     <w:name w:val="372836955z3"/>
     <w:rPr>
       <w:rFonts w:ascii="Symbol" w:hAnsi="Symbol"/>
     </w:rPr>
   </w:style>
-  <w:style w:type="character" w:customStyle="1" w:styleId="372836956z0">
+  <w:style w:type="character" w:styleId="372836956z0" w:customStyle="1">
     <w:name w:val="372836956z0"/>
     <w:rPr>
       <w:rFonts w:ascii="Symbol" w:hAnsi="Symbol"/>
     </w:rPr>
   </w:style>
-  <w:style w:type="character" w:customStyle="1" w:styleId="372836957z0">
+  <w:style w:type="character" w:styleId="372836957z0" w:customStyle="1">
     <w:name w:val="372836957z0"/>
     <w:rPr>
       <w:rFonts w:ascii="Symbol" w:hAnsi="Symbol"/>
     </w:rPr>
   </w:style>
-  <w:style w:type="character" w:customStyle="1" w:styleId="372836958z0">
+  <w:style w:type="character" w:styleId="372836958z0" w:customStyle="1">
     <w:name w:val="372836958z0"/>
     <w:rPr>
-      <w:rFonts w:ascii="Century Gothic" w:eastAsia="Calibri" w:hAnsi="Century Gothic" w:cs="Times New Roman"/>
-    </w:rPr>
-  </w:style>
-  <w:style w:type="character" w:customStyle="1" w:styleId="372836958z1">
+      <w:rFonts w:ascii="Century Gothic" w:hAnsi="Century Gothic" w:eastAsia="Calibri" w:cs="Times New Roman"/>
+    </w:rPr>
+  </w:style>
+  <w:style w:type="character" w:styleId="372836958z1" w:customStyle="1">
     <w:name w:val="372836958z1"/>
     <w:rPr>
       <w:rFonts w:ascii="Courier New" w:hAnsi="Courier New" w:cs="Courier New"/>
     </w:rPr>
   </w:style>
-  <w:style w:type="character" w:customStyle="1" w:styleId="372836958z2">
+  <w:style w:type="character" w:styleId="372836958z2" w:customStyle="1">
     <w:name w:val="372836958z2"/>
     <w:rPr>
       <w:rFonts w:ascii="Wingdings" w:hAnsi="Wingdings"/>
     </w:rPr>
   </w:style>
-  <w:style w:type="character" w:customStyle="1" w:styleId="372836958z3">
+  <w:style w:type="character" w:styleId="372836958z3" w:customStyle="1">
     <w:name w:val="372836958z3"/>
     <w:rPr>
       <w:rFonts w:ascii="Symbol" w:hAnsi="Symbol"/>
     </w:rPr>
   </w:style>
-  <w:style w:type="character" w:customStyle="1" w:styleId="372836959z0">
+  <w:style w:type="character" w:styleId="372836959z0" w:customStyle="1">
     <w:name w:val="372836959z0"/>
     <w:rPr>
       <w:rFonts w:ascii="Wingdings" w:hAnsi="Wingdings"/>
     </w:rPr>
   </w:style>
-  <w:style w:type="character" w:customStyle="1" w:styleId="372836959z1">
+  <w:style w:type="character" w:styleId="372836959z1" w:customStyle="1">
     <w:name w:val="372836959z1"/>
     <w:rPr>
       <w:rFonts w:ascii="Courier New" w:hAnsi="Courier New" w:cs="Courier New"/>
     </w:rPr>
   </w:style>
-  <w:style w:type="character" w:customStyle="1" w:styleId="372836959z3">
+  <w:style w:type="character" w:styleId="372836959z3" w:customStyle="1">
     <w:name w:val="372836959z3"/>
     <w:rPr>
       <w:rFonts w:ascii="Symbol" w:hAnsi="Symbol"/>
     </w:rPr>
   </w:style>
-  <w:style w:type="character" w:customStyle="1" w:styleId="3728369510z1">
+  <w:style w:type="character" w:styleId="3728369510z1" w:customStyle="1">
     <w:name w:val="3728369510z1"/>
     <w:rPr>
       <w:b/>
     </w:rPr>
   </w:style>
-  <w:style w:type="character" w:customStyle="1" w:styleId="372837041z1">
+  <w:style w:type="character" w:styleId="372837041z1" w:customStyle="1">
     <w:name w:val="372837041z1"/>
     <w:rPr>
       <w:b/>
     </w:rPr>
   </w:style>
-  <w:style w:type="character" w:customStyle="1" w:styleId="372837043z0">
+  <w:style w:type="character" w:styleId="372837043z0" w:customStyle="1">
     <w:name w:val="372837043z0"/>
     <w:rPr>
       <w:rFonts w:ascii="Times New Roman" w:hAnsi="Times New Roman" w:cs="Times New Roman"/>
     </w:rPr>
   </w:style>
-  <w:style w:type="character" w:customStyle="1" w:styleId="372837043z1">
+  <w:style w:type="character" w:styleId="372837043z1" w:customStyle="1">
     <w:name w:val="372837043z1"/>
     <w:rPr>
       <w:rFonts w:ascii="Courier New" w:hAnsi="Courier New" w:cs="Courier New"/>
     </w:rPr>
   </w:style>
-  <w:style w:type="character" w:customStyle="1" w:styleId="372837043z2">
+  <w:style w:type="character" w:styleId="372837043z2" w:customStyle="1">
     <w:name w:val="372837043z2"/>
     <w:rPr>
       <w:rFonts w:ascii="Wingdings" w:hAnsi="Wingdings"/>
     </w:rPr>
   </w:style>
-  <w:style w:type="character" w:customStyle="1" w:styleId="372837043z3">
+  <w:style w:type="character" w:styleId="372837043z3" w:customStyle="1">
     <w:name w:val="372837043z3"/>
     <w:rPr>
       <w:rFonts w:ascii="Symbol" w:hAnsi="Symbol"/>
     </w:rPr>
   </w:style>
-  <w:style w:type="character" w:customStyle="1" w:styleId="372837045z0">
+  <w:style w:type="character" w:styleId="372837045z0" w:customStyle="1">
     <w:name w:val="372837045z0"/>
     <w:rPr>
       <w:rFonts w:ascii="Wingdings" w:hAnsi="Wingdings"/>
     </w:rPr>
   </w:style>
-  <w:style w:type="character" w:customStyle="1" w:styleId="372837045z1">
+  <w:style w:type="character" w:styleId="372837045z1" w:customStyle="1">
     <w:name w:val="372837045z1"/>
     <w:rPr>
       <w:rFonts w:ascii="Courier New" w:hAnsi="Courier New" w:cs="Courier New"/>
     </w:rPr>
   </w:style>
-  <w:style w:type="character" w:customStyle="1" w:styleId="372837045z3">
+  <w:style w:type="character" w:styleId="372837045z3" w:customStyle="1">
     <w:name w:val="372837045z3"/>
     <w:rPr>
       <w:rFonts w:ascii="Symbol" w:hAnsi="Symbol"/>
     </w:rPr>
   </w:style>
-  <w:style w:type="character" w:customStyle="1" w:styleId="372837046z0">
+  <w:style w:type="character" w:styleId="372837046z0" w:customStyle="1">
     <w:name w:val="372837046z0"/>
     <w:rPr>
       <w:rFonts w:ascii="Symbol" w:hAnsi="Symbol"/>
     </w:rPr>
   </w:style>
-  <w:style w:type="character" w:customStyle="1" w:styleId="372837047z0">
+  <w:style w:type="character" w:styleId="372837047z0" w:customStyle="1">
     <w:name w:val="372837047z0"/>
     <w:rPr>
       <w:rFonts w:ascii="Symbol" w:hAnsi="Symbol"/>
     </w:rPr>
   </w:style>
-  <w:style w:type="character" w:customStyle="1" w:styleId="372837048z0">
+  <w:style w:type="character" w:styleId="372837048z0" w:customStyle="1">
     <w:name w:val="372837048z0"/>
     <w:rPr>
-      <w:rFonts w:ascii="Century Gothic" w:eastAsia="Calibri" w:hAnsi="Century Gothic" w:cs="Times New Roman"/>
-    </w:rPr>
-  </w:style>
-  <w:style w:type="character" w:customStyle="1" w:styleId="372837048z1">
+      <w:rFonts w:ascii="Century Gothic" w:hAnsi="Century Gothic" w:eastAsia="Calibri" w:cs="Times New Roman"/>
+    </w:rPr>
+  </w:style>
+  <w:style w:type="character" w:styleId="372837048z1" w:customStyle="1">
     <w:name w:val="372837048z1"/>
     <w:rPr>
       <w:rFonts w:ascii="Courier New" w:hAnsi="Courier New" w:cs="Courier New"/>
     </w:rPr>
   </w:style>
-  <w:style w:type="character" w:customStyle="1" w:styleId="372837048z2">
+  <w:style w:type="character" w:styleId="372837048z2" w:customStyle="1">
     <w:name w:val="372837048z2"/>
     <w:rPr>
       <w:rFonts w:ascii="Wingdings" w:hAnsi="Wingdings"/>
     </w:rPr>
   </w:style>
-  <w:style w:type="character" w:customStyle="1" w:styleId="372837048z3">
+  <w:style w:type="character" w:styleId="372837048z3" w:customStyle="1">
     <w:name w:val="372837048z3"/>
     <w:rPr>
       <w:rFonts w:ascii="Symbol" w:hAnsi="Symbol"/>
     </w:rPr>
   </w:style>
-  <w:style w:type="character" w:customStyle="1" w:styleId="372837049z0">
+  <w:style w:type="character" w:styleId="372837049z0" w:customStyle="1">
     <w:name w:val="372837049z0"/>
     <w:rPr>
       <w:rFonts w:ascii="Wingdings" w:hAnsi="Wingdings"/>
     </w:rPr>
   </w:style>
-  <w:style w:type="character" w:customStyle="1" w:styleId="372837049z1">
+  <w:style w:type="character" w:styleId="372837049z1" w:customStyle="1">
     <w:name w:val="372837049z1"/>
     <w:rPr>
       <w:rFonts w:ascii="Courier New" w:hAnsi="Courier New" w:cs="Courier New"/>
     </w:rPr>
   </w:style>
-  <w:style w:type="character" w:customStyle="1" w:styleId="372837049z3">
+  <w:style w:type="character" w:styleId="372837049z3" w:customStyle="1">
     <w:name w:val="372837049z3"/>
     <w:rPr>
       <w:rFonts w:ascii="Symbol" w:hAnsi="Symbol"/>
     </w:rPr>
   </w:style>
-  <w:style w:type="character" w:customStyle="1" w:styleId="3728370410z1">
+  <w:style w:type="character" w:styleId="3728370410z1" w:customStyle="1">
     <w:name w:val="3728370410z1"/>
     <w:rPr>
       <w:b/>
     </w:rPr>
   </w:style>
-  <w:style w:type="character" w:customStyle="1" w:styleId="372837131z1">
+  <w:style w:type="character" w:styleId="372837131z1" w:customStyle="1">
     <w:name w:val="372837131z1"/>
     <w:rPr>
       <w:b/>
     </w:rPr>
   </w:style>
-  <w:style w:type="character" w:customStyle="1" w:styleId="372837133z0">
+  <w:style w:type="character" w:styleId="372837133z0" w:customStyle="1">
     <w:name w:val="372837133z0"/>
     <w:rPr>
       <w:rFonts w:ascii="Times New Roman" w:hAnsi="Times New Roman" w:cs="Times New Roman"/>
     </w:rPr>
   </w:style>
-  <w:style w:type="character" w:customStyle="1" w:styleId="372837133z1">
+  <w:style w:type="character" w:styleId="372837133z1" w:customStyle="1">
     <w:name w:val="372837133z1"/>
     <w:rPr>
       <w:rFonts w:ascii="Courier New" w:hAnsi="Courier New" w:cs="Courier New"/>
     </w:rPr>
   </w:style>
-  <w:style w:type="character" w:customStyle="1" w:styleId="372837133z2">
+  <w:style w:type="character" w:styleId="372837133z2" w:customStyle="1">
     <w:name w:val="372837133z2"/>
     <w:rPr>
       <w:rFonts w:ascii="Wingdings" w:hAnsi="Wingdings"/>
     </w:rPr>
   </w:style>
-  <w:style w:type="character" w:customStyle="1" w:styleId="372837133z3">
+  <w:style w:type="character" w:styleId="372837133z3" w:customStyle="1">
     <w:name w:val="372837133z3"/>
     <w:rPr>
       <w:rFonts w:ascii="Symbol" w:hAnsi="Symbol"/>
     </w:rPr>
   </w:style>
-  <w:style w:type="character" w:customStyle="1" w:styleId="372837135z0">
+  <w:style w:type="character" w:styleId="372837135z0" w:customStyle="1">
     <w:name w:val="372837135z0"/>
     <w:rPr>
       <w:rFonts w:ascii="Wingdings" w:hAnsi="Wingdings"/>
     </w:rPr>
   </w:style>
-  <w:style w:type="character" w:customStyle="1" w:styleId="372837135z1">
+  <w:style w:type="character" w:styleId="372837135z1" w:customStyle="1">
     <w:name w:val="372837135z1"/>
     <w:rPr>
       <w:rFonts w:ascii="Courier New" w:hAnsi="Courier New" w:cs="Courier New"/>
     </w:rPr>
   </w:style>
-  <w:style w:type="character" w:customStyle="1" w:styleId="372837135z3">
+  <w:style w:type="character" w:styleId="372837135z3" w:customStyle="1">
     <w:name w:val="372837135z3"/>
     <w:rPr>
       <w:rFonts w:ascii="Symbol" w:hAnsi="Symbol"/>
     </w:rPr>
   </w:style>
-  <w:style w:type="character" w:customStyle="1" w:styleId="372837136z0">
+  <w:style w:type="character" w:styleId="372837136z0" w:customStyle="1">
     <w:name w:val="372837136z0"/>
     <w:rPr>
       <w:rFonts w:ascii="Symbol" w:hAnsi="Symbol"/>
     </w:rPr>
   </w:style>
-  <w:style w:type="character" w:customStyle="1" w:styleId="372837137z0">
+  <w:style w:type="character" w:styleId="372837137z0" w:customStyle="1">
     <w:name w:val="372837137z0"/>
     <w:rPr>
       <w:rFonts w:ascii="Symbol" w:hAnsi="Symbol"/>
     </w:rPr>
   </w:style>
-  <w:style w:type="character" w:customStyle="1" w:styleId="372837138z0">
+  <w:style w:type="character" w:styleId="372837138z0" w:customStyle="1">
     <w:name w:val="372837138z0"/>
     <w:rPr>
-      <w:rFonts w:ascii="Century Gothic" w:eastAsia="Calibri" w:hAnsi="Century Gothic" w:cs="Times New Roman"/>
-    </w:rPr>
-  </w:style>
-  <w:style w:type="character" w:customStyle="1" w:styleId="372837138z1">
+      <w:rFonts w:ascii="Century Gothic" w:hAnsi="Century Gothic" w:eastAsia="Calibri" w:cs="Times New Roman"/>
+    </w:rPr>
+  </w:style>
+  <w:style w:type="character" w:styleId="372837138z1" w:customStyle="1">
     <w:name w:val="372837138z1"/>
     <w:rPr>
       <w:rFonts w:ascii="Courier New" w:hAnsi="Courier New" w:cs="Courier New"/>
     </w:rPr>
   </w:style>
-  <w:style w:type="character" w:customStyle="1" w:styleId="372837138z2">
+  <w:style w:type="character" w:styleId="372837138z2" w:customStyle="1">
     <w:name w:val="372837138z2"/>
     <w:rPr>
       <w:rFonts w:ascii="Wingdings" w:hAnsi="Wingdings"/>
     </w:rPr>
   </w:style>
-  <w:style w:type="character" w:customStyle="1" w:styleId="372837138z3">
+  <w:style w:type="character" w:styleId="372837138z3" w:customStyle="1">
     <w:name w:val="372837138z3"/>
     <w:rPr>
       <w:rFonts w:ascii="Symbol" w:hAnsi="Symbol"/>
     </w:rPr>
   </w:style>
-  <w:style w:type="character" w:customStyle="1" w:styleId="372837139z0">
+  <w:style w:type="character" w:styleId="372837139z0" w:customStyle="1">
     <w:name w:val="372837139z0"/>
     <w:rPr>
       <w:rFonts w:ascii="Wingdings" w:hAnsi="Wingdings"/>
     </w:rPr>
   </w:style>
-  <w:style w:type="character" w:customStyle="1" w:styleId="372837139z1">
+  <w:style w:type="character" w:styleId="372837139z1" w:customStyle="1">
     <w:name w:val="372837139z1"/>
     <w:rPr>
       <w:rFonts w:ascii="Courier New" w:hAnsi="Courier New" w:cs="Courier New"/>
     </w:rPr>
   </w:style>
-  <w:style w:type="character" w:customStyle="1" w:styleId="372837139z3">
+  <w:style w:type="character" w:styleId="372837139z3" w:customStyle="1">
     <w:name w:val="372837139z3"/>
     <w:rPr>
       <w:rFonts w:ascii="Symbol" w:hAnsi="Symbol"/>
     </w:rPr>
   </w:style>
-  <w:style w:type="character" w:customStyle="1" w:styleId="3728371310z1">
+  <w:style w:type="character" w:styleId="3728371310z1" w:customStyle="1">
     <w:name w:val="3728371310z1"/>
     <w:rPr>
       <w:b/>
     </w:rPr>
   </w:style>
-  <w:style w:type="character" w:customStyle="1" w:styleId="372837241z1">
+  <w:style w:type="character" w:styleId="372837241z1" w:customStyle="1">
     <w:name w:val="372837241z1"/>
     <w:rPr>
       <w:b/>
     </w:rPr>
   </w:style>
-  <w:style w:type="character" w:customStyle="1" w:styleId="372837243z0">
+  <w:style w:type="character" w:styleId="372837243z0" w:customStyle="1">
     <w:name w:val="372837243z0"/>
     <w:rPr>
       <w:rFonts w:ascii="Times New Roman" w:hAnsi="Times New Roman" w:cs="Times New Roman"/>
     </w:rPr>
   </w:style>
-  <w:style w:type="character" w:customStyle="1" w:styleId="372837243z1">
+  <w:style w:type="character" w:styleId="372837243z1" w:customStyle="1">
     <w:name w:val="372837243z1"/>
     <w:rPr>
       <w:rFonts w:ascii="Courier New" w:hAnsi="Courier New" w:cs="Courier New"/>
     </w:rPr>
   </w:style>
-  <w:style w:type="character" w:customStyle="1" w:styleId="372837243z2">
+  <w:style w:type="character" w:styleId="372837243z2" w:customStyle="1">
     <w:name w:val="372837243z2"/>
     <w:rPr>
       <w:rFonts w:ascii="Wingdings" w:hAnsi="Wingdings"/>
     </w:rPr>
   </w:style>
-  <w:style w:type="character" w:customStyle="1" w:styleId="372837243z3">
+  <w:style w:type="character" w:styleId="372837243z3" w:customStyle="1">
     <w:name w:val="372837243z3"/>
     <w:rPr>
       <w:rFonts w:ascii="Symbol" w:hAnsi="Symbol"/>
     </w:rPr>
   </w:style>
-  <w:style w:type="character" w:customStyle="1" w:styleId="372837245z0">
+  <w:style w:type="character" w:styleId="372837245z0" w:customStyle="1">
     <w:name w:val="372837245z0"/>
     <w:rPr>
       <w:rFonts w:ascii="Wingdings" w:hAnsi="Wingdings"/>
     </w:rPr>
   </w:style>
-  <w:style w:type="character" w:customStyle="1" w:styleId="372837245z1">
+  <w:style w:type="character" w:styleId="372837245z1" w:customStyle="1">
     <w:name w:val="372837245z1"/>
     <w:rPr>
       <w:rFonts w:ascii="Courier New" w:hAnsi="Courier New" w:cs="Courier New"/>
     </w:rPr>
   </w:style>
-  <w:style w:type="character" w:customStyle="1" w:styleId="372837245z3">
+  <w:style w:type="character" w:styleId="372837245z3" w:customStyle="1">
     <w:name w:val="372837245z3"/>
     <w:rPr>
       <w:rFonts w:ascii="Symbol" w:hAnsi="Symbol"/>
     </w:rPr>
   </w:style>
-  <w:style w:type="character" w:customStyle="1" w:styleId="372837246z0">
+  <w:style w:type="character" w:styleId="372837246z0" w:customStyle="1">
     <w:name w:val="372837246z0"/>
     <w:rPr>
       <w:rFonts w:ascii="Symbol" w:hAnsi="Symbol"/>
     </w:rPr>
   </w:style>
-  <w:style w:type="character" w:customStyle="1" w:styleId="372837247z0">
+  <w:style w:type="character" w:styleId="372837247z0" w:customStyle="1">
     <w:name w:val="372837247z0"/>
     <w:rPr>
       <w:rFonts w:ascii="Symbol" w:hAnsi="Symbol"/>
     </w:rPr>
   </w:style>
-  <w:style w:type="character" w:customStyle="1" w:styleId="372837248z0">
+  <w:style w:type="character" w:styleId="372837248z0" w:customStyle="1">
     <w:name w:val="372837248z0"/>
     <w:rPr>
-      <w:rFonts w:ascii="Century Gothic" w:eastAsia="Calibri" w:hAnsi="Century Gothic" w:cs="Times New Roman"/>
-    </w:rPr>
-  </w:style>
-  <w:style w:type="character" w:customStyle="1" w:styleId="372837248z1">
+      <w:rFonts w:ascii="Century Gothic" w:hAnsi="Century Gothic" w:eastAsia="Calibri" w:cs="Times New Roman"/>
+    </w:rPr>
+  </w:style>
+  <w:style w:type="character" w:styleId="372837248z1" w:customStyle="1">
     <w:name w:val="372837248z1"/>
     <w:rPr>
       <w:rFonts w:ascii="Courier New" w:hAnsi="Courier New" w:cs="Courier New"/>
     </w:rPr>
   </w:style>
-  <w:style w:type="character" w:customStyle="1" w:styleId="372837248z2">
+  <w:style w:type="character" w:styleId="372837248z2" w:customStyle="1">
     <w:name w:val="372837248z2"/>
     <w:rPr>
       <w:rFonts w:ascii="Wingdings" w:hAnsi="Wingdings"/>
     </w:rPr>
   </w:style>
-  <w:style w:type="character" w:customStyle="1" w:styleId="372837248z3">
+  <w:style w:type="character" w:styleId="372837248z3" w:customStyle="1">
     <w:name w:val="372837248z3"/>
     <w:rPr>
       <w:rFonts w:ascii="Symbol" w:hAnsi="Symbol"/>
     </w:rPr>
   </w:style>
-  <w:style w:type="character" w:customStyle="1" w:styleId="372837249z0">
+  <w:style w:type="character" w:styleId="372837249z0" w:customStyle="1">
     <w:name w:val="372837249z0"/>
     <w:rPr>
       <w:rFonts w:ascii="Wingdings" w:hAnsi="Wingdings"/>
     </w:rPr>
   </w:style>
-  <w:style w:type="character" w:customStyle="1" w:styleId="372837249z1">
+  <w:style w:type="character" w:styleId="372837249z1" w:customStyle="1">
     <w:name w:val="372837249z1"/>
     <w:rPr>
       <w:rFonts w:ascii="Courier New" w:hAnsi="Courier New" w:cs="Courier New"/>
     </w:rPr>
   </w:style>
-  <w:style w:type="character" w:customStyle="1" w:styleId="372837249z3">
+  <w:style w:type="character" w:styleId="372837249z3" w:customStyle="1">
     <w:name w:val="372837249z3"/>
     <w:rPr>
       <w:rFonts w:ascii="Symbol" w:hAnsi="Symbol"/>
     </w:rPr>
   </w:style>
-  <w:style w:type="character" w:customStyle="1" w:styleId="3728372410z1">
+  <w:style w:type="character" w:styleId="3728372410z1" w:customStyle="1">
     <w:name w:val="3728372410z1"/>
     <w:rPr>
       <w:b/>
     </w:rPr>
   </w:style>
-  <w:style w:type="character" w:customStyle="1" w:styleId="372837381z1">
+  <w:style w:type="character" w:styleId="372837381z1" w:customStyle="1">
     <w:name w:val="372837381z1"/>
     <w:rPr>
       <w:b/>
     </w:rPr>
   </w:style>
-  <w:style w:type="character" w:customStyle="1" w:styleId="372837383z0">
+  <w:style w:type="character" w:styleId="372837383z0" w:customStyle="1">
     <w:name w:val="372837383z0"/>
     <w:rPr>
       <w:rFonts w:ascii="Times New Roman" w:hAnsi="Times New Roman" w:cs="Times New Roman"/>
     </w:rPr>
   </w:style>
-  <w:style w:type="character" w:customStyle="1" w:styleId="372837383z1">
+  <w:style w:type="character" w:styleId="372837383z1" w:customStyle="1">
     <w:name w:val="372837383z1"/>
     <w:rPr>
       <w:rFonts w:ascii="Courier New" w:hAnsi="Courier New" w:cs="Courier New"/>
     </w:rPr>
   </w:style>
-  <w:style w:type="character" w:customStyle="1" w:styleId="372837383z2">
+  <w:style w:type="character" w:styleId="372837383z2" w:customStyle="1">
     <w:name w:val="372837383z2"/>
     <w:rPr>
       <w:rFonts w:ascii="Wingdings" w:hAnsi="Wingdings"/>
     </w:rPr>
   </w:style>
-  <w:style w:type="character" w:customStyle="1" w:styleId="372837383z3">
+  <w:style w:type="character" w:styleId="372837383z3" w:customStyle="1">
     <w:name w:val="372837383z3"/>
     <w:rPr>
       <w:rFonts w:ascii="Symbol" w:hAnsi="Symbol"/>
     </w:rPr>
   </w:style>
-  <w:style w:type="character" w:customStyle="1" w:styleId="372837385z0">
+  <w:style w:type="character" w:styleId="372837385z0" w:customStyle="1">
     <w:name w:val="372837385z0"/>
     <w:rPr>
       <w:rFonts w:ascii="Wingdings" w:hAnsi="Wingdings"/>
     </w:rPr>
   </w:style>
-  <w:style w:type="character" w:customStyle="1" w:styleId="372837385z1">
+  <w:style w:type="character" w:styleId="372837385z1" w:customStyle="1">
     <w:name w:val="372837385z1"/>
     <w:rPr>
       <w:rFonts w:ascii="Courier New" w:hAnsi="Courier New" w:cs="Courier New"/>
     </w:rPr>
   </w:style>
-  <w:style w:type="character" w:customStyle="1" w:styleId="372837385z3">
+  <w:style w:type="character" w:styleId="372837385z3" w:customStyle="1">
     <w:name w:val="372837385z3"/>
     <w:rPr>
       <w:rFonts w:ascii="Symbol" w:hAnsi="Symbol"/>
     </w:rPr>
   </w:style>
-  <w:style w:type="character" w:customStyle="1" w:styleId="372837386z0">
+  <w:style w:type="character" w:styleId="372837386z0" w:customStyle="1">
     <w:name w:val="372837386z0"/>
     <w:rPr>
       <w:rFonts w:ascii="Symbol" w:hAnsi="Symbol"/>
     </w:rPr>
   </w:style>
-  <w:style w:type="character" w:customStyle="1" w:styleId="372837387z0">
+  <w:style w:type="character" w:styleId="372837387z0" w:customStyle="1">
     <w:name w:val="372837387z0"/>
     <w:rPr>
       <w:rFonts w:ascii="Symbol" w:hAnsi="Symbol"/>
     </w:rPr>
   </w:style>
-  <w:style w:type="character" w:customStyle="1" w:styleId="372837388z0">
+  <w:style w:type="character" w:styleId="372837388z0" w:customStyle="1">
     <w:name w:val="372837388z0"/>
     <w:rPr>
-      <w:rFonts w:ascii="Century Gothic" w:eastAsia="Calibri" w:hAnsi="Century Gothic" w:cs="Times New Roman"/>
-    </w:rPr>
-  </w:style>
-  <w:style w:type="character" w:customStyle="1" w:styleId="372837388z1">
+      <w:rFonts w:ascii="Century Gothic" w:hAnsi="Century Gothic" w:eastAsia="Calibri" w:cs="Times New Roman"/>
+    </w:rPr>
+  </w:style>
+  <w:style w:type="character" w:styleId="372837388z1" w:customStyle="1">
     <w:name w:val="372837388z1"/>
     <w:rPr>
       <w:rFonts w:ascii="Courier New" w:hAnsi="Courier New" w:cs="Courier New"/>
     </w:rPr>
   </w:style>
-  <w:style w:type="character" w:customStyle="1" w:styleId="372837388z2">
+  <w:style w:type="character" w:styleId="372837388z2" w:customStyle="1">
     <w:name w:val="372837388z2"/>
     <w:rPr>
       <w:rFonts w:ascii="Wingdings" w:hAnsi="Wingdings"/>
     </w:rPr>
   </w:style>
-  <w:style w:type="character" w:customStyle="1" w:styleId="372837388z3">
+  <w:style w:type="character" w:styleId="372837388z3" w:customStyle="1">
     <w:name w:val="372837388z3"/>
     <w:rPr>
       <w:rFonts w:ascii="Symbol" w:hAnsi="Symbol"/>
     </w:rPr>
   </w:style>
-  <w:style w:type="character" w:customStyle="1" w:styleId="372837389z0">
+  <w:style w:type="character" w:styleId="372837389z0" w:customStyle="1">
     <w:name w:val="372837389z0"/>
     <w:rPr>
       <w:rFonts w:ascii="Wingdings" w:hAnsi="Wingdings"/>
     </w:rPr>
   </w:style>
-  <w:style w:type="character" w:customStyle="1" w:styleId="372837389z1">
+  <w:style w:type="character" w:styleId="372837389z1" w:customStyle="1">
     <w:name w:val="372837389z1"/>
     <w:rPr>
       <w:rFonts w:ascii="Courier New" w:hAnsi="Courier New" w:cs="Courier New"/>
     </w:rPr>
   </w:style>
-  <w:style w:type="character" w:customStyle="1" w:styleId="372837389z3">
+  <w:style w:type="character" w:styleId="372837389z3" w:customStyle="1">
     <w:name w:val="372837389z3"/>
     <w:rPr>
       <w:rFonts w:ascii="Symbol" w:hAnsi="Symbol"/>
     </w:rPr>
   </w:style>
-  <w:style w:type="character" w:customStyle="1" w:styleId="3728373810z1">
+  <w:style w:type="character" w:styleId="3728373810z1" w:customStyle="1">
     <w:name w:val="3728373810z1"/>
     <w:rPr>
       <w:b/>
     </w:rPr>
   </w:style>
-  <w:style w:type="character" w:customStyle="1" w:styleId="372837491z1">
+  <w:style w:type="character" w:styleId="372837491z1" w:customStyle="1">
     <w:name w:val="372837491z1"/>
     <w:rPr>
       <w:b/>
     </w:rPr>
   </w:style>
-  <w:style w:type="character" w:customStyle="1" w:styleId="372837493z0">
+  <w:style w:type="character" w:styleId="372837493z0" w:customStyle="1">
     <w:name w:val="372837493z0"/>
     <w:rPr>
       <w:rFonts w:ascii="Times New Roman" w:hAnsi="Times New Roman" w:cs="Times New Roman"/>
     </w:rPr>
   </w:style>
-  <w:style w:type="character" w:customStyle="1" w:styleId="372837493z1">
+  <w:style w:type="character" w:styleId="372837493z1" w:customStyle="1">
     <w:name w:val="372837493z1"/>
     <w:rPr>
       <w:rFonts w:ascii="Courier New" w:hAnsi="Courier New" w:cs="Courier New"/>
     </w:rPr>
   </w:style>
-  <w:style w:type="character" w:customStyle="1" w:styleId="372837493z2">
+  <w:style w:type="character" w:styleId="372837493z2" w:customStyle="1">
     <w:name w:val="372837493z2"/>
     <w:rPr>
       <w:rFonts w:ascii="Wingdings" w:hAnsi="Wingdings"/>
     </w:rPr>
   </w:style>
-  <w:style w:type="character" w:customStyle="1" w:styleId="372837493z3">
+  <w:style w:type="character" w:styleId="372837493z3" w:customStyle="1">
     <w:name w:val="372837493z3"/>
     <w:rPr>
       <w:rFonts w:ascii="Symbol" w:hAnsi="Symbol"/>
     </w:rPr>
   </w:style>
-  <w:style w:type="character" w:customStyle="1" w:styleId="372837495z0">
+  <w:style w:type="character" w:styleId="372837495z0" w:customStyle="1">
     <w:name w:val="372837495z0"/>
     <w:rPr>
       <w:rFonts w:ascii="Wingdings" w:hAnsi="Wingdings"/>
     </w:rPr>
   </w:style>
-  <w:style w:type="character" w:customStyle="1" w:styleId="372837495z1">
+  <w:style w:type="character" w:styleId="372837495z1" w:customStyle="1">
     <w:name w:val="372837495z1"/>
     <w:rPr>
       <w:rFonts w:ascii="Courier New" w:hAnsi="Courier New" w:cs="Courier New"/>
     </w:rPr>
   </w:style>
-  <w:style w:type="character" w:customStyle="1" w:styleId="372837495z3">
+  <w:style w:type="character" w:styleId="372837495z3" w:customStyle="1">
     <w:name w:val="372837495z3"/>
     <w:rPr>
       <w:rFonts w:ascii="Symbol" w:hAnsi="Symbol"/>
     </w:rPr>
   </w:style>
-  <w:style w:type="character" w:customStyle="1" w:styleId="372837496z0">
+  <w:style w:type="character" w:styleId="372837496z0" w:customStyle="1">
     <w:name w:val="372837496z0"/>
     <w:rPr>
       <w:rFonts w:ascii="Symbol" w:hAnsi="Symbol"/>
     </w:rPr>
   </w:style>
-  <w:style w:type="character" w:customStyle="1" w:styleId="372837497z0">
+  <w:style w:type="character" w:styleId="372837497z0" w:customStyle="1">
     <w:name w:val="372837497z0"/>
     <w:rPr>
       <w:rFonts w:ascii="Symbol" w:hAnsi="Symbol"/>
     </w:rPr>
   </w:style>
-  <w:style w:type="character" w:customStyle="1" w:styleId="372837498z0">
+  <w:style w:type="character" w:styleId="372837498z0" w:customStyle="1">
     <w:name w:val="372837498z0"/>
     <w:rPr>
-      <w:rFonts w:ascii="Century Gothic" w:eastAsia="Calibri" w:hAnsi="Century Gothic" w:cs="Times New Roman"/>
-    </w:rPr>
-  </w:style>
-  <w:style w:type="character" w:customStyle="1" w:styleId="372837498z1">
+      <w:rFonts w:ascii="Century Gothic" w:hAnsi="Century Gothic" w:eastAsia="Calibri" w:cs="Times New Roman"/>
+    </w:rPr>
+  </w:style>
+  <w:style w:type="character" w:styleId="372837498z1" w:customStyle="1">
     <w:name w:val="372837498z1"/>
     <w:rPr>
       <w:rFonts w:ascii="Courier New" w:hAnsi="Courier New" w:cs="Courier New"/>
     </w:rPr>
   </w:style>
-  <w:style w:type="character" w:customStyle="1" w:styleId="372837498z2">
+  <w:style w:type="character" w:styleId="372837498z2" w:customStyle="1">
     <w:name w:val="372837498z2"/>
     <w:rPr>
       <w:rFonts w:ascii="Wingdings" w:hAnsi="Wingdings"/>
     </w:rPr>
   </w:style>
-  <w:style w:type="character" w:customStyle="1" w:styleId="372837498z3">
+  <w:style w:type="character" w:styleId="372837498z3" w:customStyle="1">
     <w:name w:val="372837498z3"/>
     <w:rPr>
       <w:rFonts w:ascii="Symbol" w:hAnsi="Symbol"/>
     </w:rPr>
   </w:style>
-  <w:style w:type="character" w:customStyle="1" w:styleId="372837499z0">
+  <w:style w:type="character" w:styleId="372837499z0" w:customStyle="1">
     <w:name w:val="372837499z0"/>
     <w:rPr>
       <w:rFonts w:ascii="Wingdings" w:hAnsi="Wingdings"/>
     </w:rPr>
   </w:style>
-  <w:style w:type="character" w:customStyle="1" w:styleId="372837499z1">
+  <w:style w:type="character" w:styleId="372837499z1" w:customStyle="1">
     <w:name w:val="372837499z1"/>
     <w:rPr>
       <w:rFonts w:ascii="Courier New" w:hAnsi="Courier New" w:cs="Courier New"/>
     </w:rPr>
   </w:style>
-  <w:style w:type="character" w:customStyle="1" w:styleId="372837499z3">
+  <w:style w:type="character" w:styleId="372837499z3" w:customStyle="1">
     <w:name w:val="372837499z3"/>
     <w:rPr>
       <w:rFonts w:ascii="Symbol" w:hAnsi="Symbol"/>
     </w:rPr>
   </w:style>
-  <w:style w:type="character" w:customStyle="1" w:styleId="3728374910z1">
+  <w:style w:type="character" w:styleId="3728374910z1" w:customStyle="1">
     <w:name w:val="3728374910z1"/>
     <w:rPr>
       <w:b/>
     </w:rPr>
   </w:style>
-  <w:style w:type="paragraph" w:customStyle="1" w:styleId="Intestazione2">
+  <w:style w:type="paragraph" w:styleId="Intestazione2" w:customStyle="1">
     <w:name w:val="Intestazione2"/>
     <w:basedOn w:val="Normal"/>
     <w:next w:val="BodyText"/>
@@ -9970,7 +11070,7 @@
       <w:rFonts w:cs="Tahoma"/>
     </w:rPr>
   </w:style>
-  <w:style w:type="paragraph" w:customStyle="1" w:styleId="Didascalia2">
+  <w:style w:type="paragraph" w:styleId="Didascalia2" w:customStyle="1">
     <w:name w:val="Didascalia2"/>
     <w:basedOn w:val="Normal"/>
     <w:pPr>
@@ -9983,7 +11083,7 @@
       <w:iCs/>
     </w:rPr>
   </w:style>
-  <w:style w:type="paragraph" w:customStyle="1" w:styleId="Indice">
+  <w:style w:type="paragraph" w:styleId="Indice" w:customStyle="1">
     <w:name w:val="Indice"/>
     <w:basedOn w:val="Normal"/>
     <w:pPr>
@@ -9993,14 +11093,14 @@
       <w:rFonts w:cs="Tahoma"/>
     </w:rPr>
   </w:style>
-  <w:style w:type="paragraph" w:customStyle="1" w:styleId="Contenutotabella">
+  <w:style w:type="paragraph" w:styleId="Contenutotabella" w:customStyle="1">
     <w:name w:val="Contenuto tabella"/>
     <w:basedOn w:val="Normal"/>
     <w:pPr>
       <w:suppressLineNumbers/>
     </w:pPr>
   </w:style>
-  <w:style w:type="paragraph" w:customStyle="1" w:styleId="Intestazionetabella">
+  <w:style w:type="paragraph" w:styleId="Intestazionetabella" w:customStyle="1">
     <w:name w:val="Intestazione tabella"/>
     <w:basedOn w:val="Contenutotabella"/>
     <w:pPr>
@@ -10011,7 +11111,7 @@
       <w:bCs/>
     </w:rPr>
   </w:style>
-  <w:style w:type="paragraph" w:customStyle="1" w:styleId="Intestazioneindice">
+  <w:style w:type="paragraph" w:styleId="Intestazioneindice" w:customStyle="1">
     <w:name w:val="Intestazione indice"/>
     <w:basedOn w:val="Intestazione2"/>
     <w:pPr>
@@ -10048,7 +11148,7 @@
       </w:tabs>
     </w:pPr>
   </w:style>
-  <w:style w:type="paragraph" w:customStyle="1" w:styleId="Intestazione1">
+  <w:style w:type="paragraph" w:styleId="Intestazione1" w:customStyle="1">
     <w:name w:val="Intestazione1"/>
     <w:basedOn w:val="Normal"/>
     <w:next w:val="BodyText"/>
@@ -10063,7 +11163,7 @@
       <w:szCs w:val="28"/>
     </w:rPr>
   </w:style>
-  <w:style w:type="paragraph" w:customStyle="1" w:styleId="Didascalia1">
+  <w:style w:type="paragraph" w:styleId="Didascalia1" w:customStyle="1">
     <w:name w:val="Didascalia1"/>
     <w:basedOn w:val="Normal"/>
     <w:pPr>
@@ -10084,25 +11184,25 @@
       <w:widowControl/>
     </w:pPr>
     <w:rPr>
-      <w:rFonts w:ascii="Tahoma" w:eastAsia="Arial" w:hAnsi="Tahoma" w:cs="Tahoma"/>
+      <w:rFonts w:ascii="Tahoma" w:hAnsi="Tahoma" w:eastAsia="Arial" w:cs="Tahoma"/>
       <w:sz w:val="16"/>
       <w:szCs w:val="16"/>
     </w:rPr>
   </w:style>
-  <w:style w:type="paragraph" w:customStyle="1" w:styleId="NoSpacing1">
+  <w:style w:type="paragraph" w:styleId="NoSpacing1" w:customStyle="1">
     <w:name w:val="No Spacing1"/>
     <w:pPr>
       <w:suppressAutoHyphens/>
     </w:pPr>
     <w:rPr>
-      <w:rFonts w:ascii="Calibri" w:eastAsia="Arial" w:hAnsi="Calibri" w:cs="Calibri"/>
+      <w:rFonts w:ascii="Calibri" w:hAnsi="Calibri" w:eastAsia="Arial" w:cs="Calibri"/>
       <w:kern w:val="1"/>
       <w:sz w:val="22"/>
       <w:szCs w:val="22"/>
       <w:lang w:eastAsia="ar-SA"/>
     </w:rPr>
   </w:style>
-  <w:style w:type="paragraph" w:customStyle="1" w:styleId="Elencoacolori-Colore11">
+  <w:style w:type="paragraph" w:styleId="Elencoacolori-Colore11" w:customStyle="1">
     <w:name w:val="Elenco a colori - Colore 11"/>
     <w:basedOn w:val="Normal"/>
     <w:qFormat/>
@@ -10113,7 +11213,7 @@
       <w:ind w:left="720"/>
     </w:pPr>
     <w:rPr>
-      <w:rFonts w:ascii="Calibri" w:eastAsia="Calibri" w:hAnsi="Calibri"/>
+      <w:rFonts w:ascii="Calibri" w:hAnsi="Calibri" w:eastAsia="Calibri"/>
       <w:sz w:val="22"/>
       <w:szCs w:val="22"/>
     </w:rPr>
@@ -10198,7 +11298,7 @@
       <w:outlineLvl w:val="0"/>
     </w:pPr>
     <w:rPr>
-      <w:rFonts w:ascii="Calibri" w:eastAsia="MS Gothic" w:hAnsi="Calibri"/>
+      <w:rFonts w:ascii="Calibri" w:hAnsi="Calibri" w:eastAsia="MS Gothic"/>
       <w:b/>
       <w:bCs/>
       <w:kern w:val="28"/>
@@ -10206,13 +11306,13 @@
       <w:szCs w:val="32"/>
     </w:rPr>
   </w:style>
-  <w:style w:type="character" w:customStyle="1" w:styleId="TitleChar">
+  <w:style w:type="character" w:styleId="TitleChar" w:customStyle="1">
     <w:name w:val="Title Char"/>
     <w:link w:val="Title"/>
     <w:uiPriority w:val="10"/>
     <w:rsid w:val="003E00FB"/>
     <w:rPr>
-      <w:rFonts w:ascii="Calibri" w:eastAsia="MS Gothic" w:hAnsi="Calibri" w:cs="Times New Roman"/>
+      <w:rFonts w:ascii="Calibri" w:hAnsi="Calibri" w:eastAsia="MS Gothic" w:cs="Times New Roman"/>
       <w:b/>
       <w:bCs/>
       <w:kern w:val="28"/>
@@ -10220,13 +11320,13 @@
       <w:szCs w:val="32"/>
     </w:rPr>
   </w:style>
-  <w:style w:type="character" w:customStyle="1" w:styleId="Heading3Char">
+  <w:style w:type="character" w:styleId="Heading3Char" w:customStyle="1">
     <w:name w:val="Heading 3 Char"/>
     <w:link w:val="Heading3"/>
     <w:uiPriority w:val="9"/>
     <w:rsid w:val="003E00FB"/>
     <w:rPr>
-      <w:rFonts w:ascii="Calibri" w:eastAsia="MS Gothic" w:hAnsi="Calibri" w:cs="Times New Roman"/>
+      <w:rFonts w:ascii="Calibri" w:hAnsi="Calibri" w:eastAsia="MS Gothic" w:cs="Times New Roman"/>
       <w:b/>
       <w:bCs/>
       <w:kern w:val="1"/>
@@ -10401,7 +11501,7 @@
 </file>
 
 <file path=word/theme/theme1.xml><?xml version="1.0" encoding="utf-8"?>
-<a:theme xmlns:a="http://schemas.openxmlformats.org/drawingml/2006/main" name="Office Theme">
+<a:theme xmlns:a="http://schemas.openxmlformats.org/drawingml/2006/main" xmlns:thm15="http://schemas.microsoft.com/office/thememl/2012/main" name="Office Theme">
   <a:themeElements>
     <a:clrScheme name="Office">
       <a:dk1>

--- a/Documents/02_NovaBiblioteca_RAD.docx
+++ b/Documents/02_NovaBiblioteca_RAD.docx
@@ -1,6 +1,6 @@
 
 <file path=word/document.xml><?xml version="1.0" encoding="utf-8"?>
-<w:document xmlns:wpc="http://schemas.microsoft.com/office/word/2010/wordprocessingCanvas" xmlns:cx="http://schemas.microsoft.com/office/drawing/2014/chartex" xmlns:cx1="http://schemas.microsoft.com/office/drawing/2015/9/8/chartex" xmlns:cx2="http://schemas.microsoft.com/office/drawing/2015/10/21/chartex" xmlns:cx3="http://schemas.microsoft.com/office/drawing/2016/5/9/chartex" xmlns:cx4="http://schemas.microsoft.com/office/drawing/2016/5/10/chartex" xmlns:cx5="http://schemas.microsoft.com/office/drawing/2016/5/11/chartex" xmlns:cx6="http://schemas.microsoft.com/office/drawing/2016/5/12/chartex" xmlns:cx7="http://schemas.microsoft.com/office/drawing/2016/5/13/chartex" xmlns:cx8="http://schemas.microsoft.com/office/drawing/2016/5/14/chartex" xmlns:mc="http://schemas.openxmlformats.org/markup-compatibility/2006" xmlns:aink="http://schemas.microsoft.com/office/drawing/2016/ink" xmlns:am3d="http://schemas.microsoft.com/office/drawing/2017/model3d" xmlns:o="urn:schemas-microsoft-com:office:office" xmlns:oel="http://schemas.microsoft.com/office/2019/extlst" xmlns:r="http://schemas.openxmlformats.org/officeDocument/2006/relationships" xmlns:m="http://schemas.openxmlformats.org/officeDocument/2006/math" xmlns:v="urn:schemas-microsoft-com:vml" xmlns:wp14="http://schemas.microsoft.com/office/word/2010/wordprocessingDrawing" xmlns:wp="http://schemas.openxmlformats.org/drawingml/2006/wordprocessingDrawing" xmlns:w10="urn:schemas-microsoft-com:office:word" xmlns:w="http://schemas.openxmlformats.org/wordprocessingml/2006/main" xmlns:w14="http://schemas.microsoft.com/office/word/2010/wordml" xmlns:w15="http://schemas.microsoft.com/office/word/2012/wordml" xmlns:w16cex="http://schemas.microsoft.com/office/word/2018/wordml/cex" xmlns:w16cid="http://schemas.microsoft.com/office/word/2016/wordml/cid" xmlns:w16="http://schemas.microsoft.com/office/word/2018/wordml" xmlns:w16du="http://schemas.microsoft.com/office/word/2023/wordml/word16du" xmlns:w16sdtdh="http://schemas.microsoft.com/office/word/2020/wordml/sdtdatahash" xmlns:w16sdtfl="http://schemas.microsoft.com/office/word/2024/wordml/sdtformatlock" xmlns:w16se="http://schemas.microsoft.com/office/word/2015/wordml/symex" xmlns:wpg="http://schemas.microsoft.com/office/word/2010/wordprocessingGroup" xmlns:wpi="http://schemas.microsoft.com/office/word/2010/wordprocessingInk" xmlns:wne="http://schemas.microsoft.com/office/word/2006/wordml" xmlns:wps="http://schemas.microsoft.com/office/word/2010/wordprocessingShape" xmlns:a="http://schemas.openxmlformats.org/drawingml/2006/main" xmlns:pic="http://schemas.openxmlformats.org/drawingml/2006/picture" mc:Ignorable="w14 w15 w16se w16cid w16 w16cex w16sdtdh w16sdtfl w16du wp14">
+<w:document xmlns:wpc="http://schemas.microsoft.com/office/word/2010/wordprocessingCanvas" xmlns:cx="http://schemas.microsoft.com/office/drawing/2014/chartex" xmlns:cx1="http://schemas.microsoft.com/office/drawing/2015/9/8/chartex" xmlns:cx2="http://schemas.microsoft.com/office/drawing/2015/10/21/chartex" xmlns:cx3="http://schemas.microsoft.com/office/drawing/2016/5/9/chartex" xmlns:cx4="http://schemas.microsoft.com/office/drawing/2016/5/10/chartex" xmlns:cx5="http://schemas.microsoft.com/office/drawing/2016/5/11/chartex" xmlns:cx6="http://schemas.microsoft.com/office/drawing/2016/5/12/chartex" xmlns:cx7="http://schemas.microsoft.com/office/drawing/2016/5/13/chartex" xmlns:cx8="http://schemas.microsoft.com/office/drawing/2016/5/14/chartex" xmlns:mc="http://schemas.openxmlformats.org/markup-compatibility/2006" xmlns:aink="http://schemas.microsoft.com/office/drawing/2016/ink" xmlns:am3d="http://schemas.microsoft.com/office/drawing/2017/model3d" xmlns:o="urn:schemas-microsoft-com:office:office" xmlns:oel="http://schemas.microsoft.com/office/2019/extlst" xmlns:r="http://schemas.openxmlformats.org/officeDocument/2006/relationships" xmlns:m="http://schemas.openxmlformats.org/officeDocument/2006/math" xmlns:v="urn:schemas-microsoft-com:vml" xmlns:wp14="http://schemas.microsoft.com/office/word/2010/wordprocessingDrawing" xmlns:wp="http://schemas.openxmlformats.org/drawingml/2006/wordprocessingDrawing" xmlns:w10="urn:schemas-microsoft-com:office:word" xmlns:w="http://schemas.openxmlformats.org/wordprocessingml/2006/main" xmlns:w14="http://schemas.microsoft.com/office/word/2010/wordml" xmlns:w15="http://schemas.microsoft.com/office/word/2012/wordml" xmlns:w16cex="http://schemas.microsoft.com/office/word/2018/wordml/cex" xmlns:w16cid="http://schemas.microsoft.com/office/word/2016/wordml/cid" xmlns:w16="http://schemas.microsoft.com/office/word/2018/wordml" xmlns:w16du="http://schemas.microsoft.com/office/word/2023/wordml/word16du" xmlns:w16sdtdh="http://schemas.microsoft.com/office/word/2020/wordml/sdtdatahash" xmlns:w16sdtfl="http://schemas.microsoft.com/office/word/2024/wordml/sdtformatlock" xmlns:w16se="http://schemas.microsoft.com/office/word/2015/wordml/symex" xmlns:wpg="http://schemas.microsoft.com/office/word/2010/wordprocessingGroup" xmlns:wpi="http://schemas.microsoft.com/office/word/2010/wordprocessingInk" xmlns:wne="http://schemas.microsoft.com/office/word/2006/wordml" xmlns:wps="http://schemas.microsoft.com/office/word/2010/wordprocessingShape" mc:Ignorable="w14 w15 w16se w16cid w16 w16cex w16sdtdh w16sdtfl w16du wp14">
   <w:body>
     <w:p/>
     <w:tbl>
@@ -28,10 +28,10 @@
             <w:tcW w:w="9637" w:type="dxa"/>
             <w:vMerge w:val="restart"/>
             <w:tcBorders>
-              <w:top w:val="single" w:color="000000" w:sz="1" w:space="0"/>
-              <w:left w:val="single" w:color="000000" w:sz="1" w:space="0"/>
-              <w:bottom w:val="single" w:color="000000" w:sz="1" w:space="0"/>
-              <w:right w:val="single" w:color="000000" w:sz="1" w:space="0"/>
+              <w:top w:val="single" w:sz="1" w:space="0" w:color="000000"/>
+              <w:left w:val="single" w:sz="1" w:space="0" w:color="000000"/>
+              <w:bottom w:val="single" w:sz="1" w:space="0" w:color="000000"/>
+              <w:right w:val="single" w:sz="1" w:space="0" w:color="000000"/>
             </w:tcBorders>
           </w:tcPr>
           <w:p>
@@ -162,13 +162,6 @@
           <w:sz w:val="36"/>
         </w:rPr>
         <w:br/>
-      </w:r>
-      <w:r>
-        <w:rPr>
-          <w:rFonts w:ascii="Arial" w:hAnsi="Arial"/>
-          <w:b/>
-          <w:sz w:val="36"/>
-        </w:rPr>
         <w:t xml:space="preserve">Versione </w:t>
       </w:r>
       <w:r>
@@ -494,7 +487,7 @@
           <w:footnotePr>
             <w:pos w:val="beneathText"/>
           </w:footnotePr>
-          <w:pgSz w:w="11905" w:h="16837" w:orient="portrait"/>
+          <w:pgSz w:w="11905" w:h="16837"/>
           <w:pgMar w:top="1134" w:right="1134" w:bottom="1134" w:left="1134" w:header="720" w:footer="720" w:gutter="0"/>
           <w:cols w:space="720"/>
           <w:formProt w:val="0"/>
@@ -557,9 +550,9 @@
             <w:tcW w:w="6745" w:type="dxa"/>
             <w:vMerge w:val="restart"/>
             <w:tcBorders>
-              <w:top w:val="single" w:color="000000" w:sz="1" w:space="0"/>
-              <w:left w:val="single" w:color="000000" w:sz="1" w:space="0"/>
-              <w:bottom w:val="single" w:color="000000" w:sz="1" w:space="0"/>
+              <w:top w:val="single" w:sz="1" w:space="0" w:color="000000"/>
+              <w:left w:val="single" w:sz="1" w:space="0" w:color="000000"/>
+              <w:bottom w:val="single" w:sz="1" w:space="0" w:color="000000"/>
             </w:tcBorders>
           </w:tcPr>
           <w:p>
@@ -584,10 +577,10 @@
             <w:tcW w:w="2892" w:type="dxa"/>
             <w:vMerge w:val="restart"/>
             <w:tcBorders>
-              <w:top w:val="single" w:color="000000" w:sz="1" w:space="0"/>
-              <w:left w:val="single" w:color="000000" w:sz="1" w:space="0"/>
-              <w:bottom w:val="single" w:color="000000" w:sz="1" w:space="0"/>
-              <w:right w:val="single" w:color="000000" w:sz="1" w:space="0"/>
+              <w:top w:val="single" w:sz="1" w:space="0" w:color="000000"/>
+              <w:left w:val="single" w:sz="1" w:space="0" w:color="000000"/>
+              <w:bottom w:val="single" w:sz="1" w:space="0" w:color="000000"/>
+              <w:right w:val="single" w:sz="1" w:space="0" w:color="000000"/>
             </w:tcBorders>
           </w:tcPr>
           <w:p>
@@ -616,8 +609,8 @@
           <w:tcPr>
             <w:tcW w:w="6745" w:type="dxa"/>
             <w:tcBorders>
-              <w:left w:val="single" w:color="000000" w:sz="1" w:space="0"/>
-              <w:bottom w:val="single" w:color="000000" w:sz="1" w:space="0"/>
+              <w:left w:val="single" w:sz="1" w:space="0" w:color="000000"/>
+              <w:bottom w:val="single" w:sz="1" w:space="0" w:color="000000"/>
             </w:tcBorders>
           </w:tcPr>
           <w:p>
@@ -642,9 +635,9 @@
           <w:tcPr>
             <w:tcW w:w="2892" w:type="dxa"/>
             <w:tcBorders>
-              <w:left w:val="single" w:color="000000" w:sz="1" w:space="0"/>
-              <w:bottom w:val="single" w:color="000000" w:sz="1" w:space="0"/>
-              <w:right w:val="single" w:color="000000" w:sz="1" w:space="0"/>
+              <w:left w:val="single" w:sz="1" w:space="0" w:color="000000"/>
+              <w:bottom w:val="single" w:sz="1" w:space="0" w:color="000000"/>
+              <w:right w:val="single" w:sz="1" w:space="0" w:color="000000"/>
             </w:tcBorders>
           </w:tcPr>
           <w:p>
@@ -675,8 +668,8 @@
             <w:tcW w:w="6745" w:type="dxa"/>
             <w:vMerge w:val="restart"/>
             <w:tcBorders>
-              <w:left w:val="single" w:color="000000" w:sz="1" w:space="0"/>
-              <w:bottom w:val="single" w:color="000000" w:sz="1" w:space="0"/>
+              <w:left w:val="single" w:sz="1" w:space="0" w:color="000000"/>
+              <w:bottom w:val="single" w:sz="1" w:space="0" w:color="000000"/>
             </w:tcBorders>
           </w:tcPr>
           <w:p>
@@ -695,9 +688,9 @@
             <w:tcW w:w="2892" w:type="dxa"/>
             <w:vMerge w:val="restart"/>
             <w:tcBorders>
-              <w:left w:val="single" w:color="000000" w:sz="1" w:space="0"/>
-              <w:bottom w:val="single" w:color="000000" w:sz="1" w:space="0"/>
-              <w:right w:val="single" w:color="000000" w:sz="1" w:space="0"/>
+              <w:left w:val="single" w:sz="1" w:space="0" w:color="000000"/>
+              <w:bottom w:val="single" w:sz="1" w:space="0" w:color="000000"/>
+              <w:right w:val="single" w:sz="1" w:space="0" w:color="000000"/>
             </w:tcBorders>
           </w:tcPr>
           <w:p>
@@ -765,9 +758,9 @@
             <w:tcW w:w="6745" w:type="dxa"/>
             <w:vMerge w:val="restart"/>
             <w:tcBorders>
-              <w:top w:val="single" w:color="000000" w:sz="1" w:space="0"/>
-              <w:left w:val="single" w:color="000000" w:sz="1" w:space="0"/>
-              <w:bottom w:val="single" w:color="000000" w:sz="1" w:space="0"/>
+              <w:top w:val="single" w:sz="1" w:space="0" w:color="000000"/>
+              <w:left w:val="single" w:sz="1" w:space="0" w:color="000000"/>
+              <w:bottom w:val="single" w:sz="1" w:space="0" w:color="000000"/>
             </w:tcBorders>
           </w:tcPr>
           <w:p>
@@ -792,10 +785,10 @@
             <w:tcW w:w="2892" w:type="dxa"/>
             <w:vMerge w:val="restart"/>
             <w:tcBorders>
-              <w:top w:val="single" w:color="000000" w:sz="1" w:space="0"/>
-              <w:left w:val="single" w:color="000000" w:sz="1" w:space="0"/>
-              <w:bottom w:val="single" w:color="000000" w:sz="1" w:space="0"/>
-              <w:right w:val="single" w:color="000000" w:sz="1" w:space="0"/>
+              <w:top w:val="single" w:sz="1" w:space="0" w:color="000000"/>
+              <w:left w:val="single" w:sz="1" w:space="0" w:color="000000"/>
+              <w:bottom w:val="single" w:sz="1" w:space="0" w:color="000000"/>
+              <w:right w:val="single" w:sz="1" w:space="0" w:color="000000"/>
             </w:tcBorders>
           </w:tcPr>
           <w:p>
@@ -824,8 +817,8 @@
           <w:tcPr>
             <w:tcW w:w="6745" w:type="dxa"/>
             <w:tcBorders>
-              <w:left w:val="single" w:color="000000" w:sz="1" w:space="0"/>
-              <w:bottom w:val="single" w:color="000000" w:sz="1" w:space="0"/>
+              <w:left w:val="single" w:sz="1" w:space="0" w:color="000000"/>
+              <w:bottom w:val="single" w:sz="1" w:space="0" w:color="000000"/>
             </w:tcBorders>
           </w:tcPr>
           <w:p>
@@ -850,9 +843,9 @@
           <w:tcPr>
             <w:tcW w:w="2892" w:type="dxa"/>
             <w:tcBorders>
-              <w:left w:val="single" w:color="000000" w:sz="1" w:space="0"/>
-              <w:bottom w:val="single" w:color="000000" w:sz="1" w:space="0"/>
-              <w:right w:val="single" w:color="000000" w:sz="1" w:space="0"/>
+              <w:left w:val="single" w:sz="1" w:space="0" w:color="000000"/>
+              <w:bottom w:val="single" w:sz="1" w:space="0" w:color="000000"/>
+              <w:right w:val="single" w:sz="1" w:space="0" w:color="000000"/>
             </w:tcBorders>
           </w:tcPr>
           <w:p>
@@ -882,8 +875,8 @@
           <w:tcPr>
             <w:tcW w:w="6745" w:type="dxa"/>
             <w:tcBorders>
-              <w:left w:val="single" w:color="000000" w:sz="1" w:space="0"/>
-              <w:bottom w:val="single" w:color="000000" w:sz="1" w:space="0"/>
+              <w:left w:val="single" w:sz="1" w:space="0" w:color="000000"/>
+              <w:bottom w:val="single" w:sz="1" w:space="0" w:color="000000"/>
             </w:tcBorders>
           </w:tcPr>
           <w:p>
@@ -908,9 +901,9 @@
           <w:tcPr>
             <w:tcW w:w="2892" w:type="dxa"/>
             <w:tcBorders>
-              <w:left w:val="single" w:color="000000" w:sz="1" w:space="0"/>
-              <w:bottom w:val="single" w:color="000000" w:sz="1" w:space="0"/>
-              <w:right w:val="single" w:color="000000" w:sz="1" w:space="0"/>
+              <w:left w:val="single" w:sz="1" w:space="0" w:color="000000"/>
+              <w:bottom w:val="single" w:sz="1" w:space="0" w:color="000000"/>
+              <w:right w:val="single" w:sz="1" w:space="0" w:color="000000"/>
             </w:tcBorders>
           </w:tcPr>
           <w:p>
@@ -940,8 +933,8 @@
           <w:tcPr>
             <w:tcW w:w="6745" w:type="dxa"/>
             <w:tcBorders>
-              <w:left w:val="single" w:color="000000" w:sz="1" w:space="0"/>
-              <w:bottom w:val="single" w:color="000000" w:sz="1" w:space="0"/>
+              <w:left w:val="single" w:sz="1" w:space="0" w:color="000000"/>
+              <w:bottom w:val="single" w:sz="1" w:space="0" w:color="000000"/>
             </w:tcBorders>
           </w:tcPr>
           <w:p>
@@ -966,9 +959,9 @@
           <w:tcPr>
             <w:tcW w:w="2892" w:type="dxa"/>
             <w:tcBorders>
-              <w:left w:val="single" w:color="000000" w:sz="1" w:space="0"/>
-              <w:bottom w:val="single" w:color="000000" w:sz="1" w:space="0"/>
-              <w:right w:val="single" w:color="000000" w:sz="1" w:space="0"/>
+              <w:left w:val="single" w:sz="1" w:space="0" w:color="000000"/>
+              <w:bottom w:val="single" w:sz="1" w:space="0" w:color="000000"/>
+              <w:right w:val="single" w:sz="1" w:space="0" w:color="000000"/>
             </w:tcBorders>
           </w:tcPr>
           <w:p>
@@ -998,8 +991,8 @@
           <w:tcPr>
             <w:tcW w:w="6745" w:type="dxa"/>
             <w:tcBorders>
-              <w:left w:val="single" w:color="000000" w:sz="1" w:space="0"/>
-              <w:bottom w:val="single" w:color="000000" w:sz="1" w:space="0"/>
+              <w:left w:val="single" w:sz="1" w:space="0" w:color="000000"/>
+              <w:bottom w:val="single" w:sz="1" w:space="0" w:color="000000"/>
             </w:tcBorders>
           </w:tcPr>
           <w:p>
@@ -1017,9 +1010,9 @@
           <w:tcPr>
             <w:tcW w:w="2892" w:type="dxa"/>
             <w:tcBorders>
-              <w:left w:val="single" w:color="000000" w:sz="1" w:space="0"/>
-              <w:bottom w:val="single" w:color="000000" w:sz="1" w:space="0"/>
-              <w:right w:val="single" w:color="000000" w:sz="1" w:space="0"/>
+              <w:left w:val="single" w:sz="1" w:space="0" w:color="000000"/>
+              <w:bottom w:val="single" w:sz="1" w:space="0" w:color="000000"/>
+              <w:right w:val="single" w:sz="1" w:space="0" w:color="000000"/>
             </w:tcBorders>
           </w:tcPr>
           <w:p>
@@ -1043,8 +1036,8 @@
             <w:tcW w:w="6745" w:type="dxa"/>
             <w:vMerge w:val="restart"/>
             <w:tcBorders>
-              <w:left w:val="single" w:color="000000" w:sz="1" w:space="0"/>
-              <w:bottom w:val="single" w:color="000000" w:sz="1" w:space="0"/>
+              <w:left w:val="single" w:sz="1" w:space="0" w:color="000000"/>
+              <w:bottom w:val="single" w:sz="1" w:space="0" w:color="000000"/>
             </w:tcBorders>
           </w:tcPr>
           <w:p>
@@ -1063,9 +1056,9 @@
             <w:tcW w:w="2892" w:type="dxa"/>
             <w:vMerge w:val="restart"/>
             <w:tcBorders>
-              <w:left w:val="single" w:color="000000" w:sz="1" w:space="0"/>
-              <w:bottom w:val="single" w:color="000000" w:sz="1" w:space="0"/>
-              <w:right w:val="single" w:color="000000" w:sz="1" w:space="0"/>
+              <w:left w:val="single" w:sz="1" w:space="0" w:color="000000"/>
+              <w:bottom w:val="single" w:sz="1" w:space="0" w:color="000000"/>
+              <w:right w:val="single" w:sz="1" w:space="0" w:color="000000"/>
             </w:tcBorders>
           </w:tcPr>
           <w:p>
@@ -1089,8 +1082,8 @@
             <w:tcW w:w="6745" w:type="dxa"/>
             <w:vMerge w:val="restart"/>
             <w:tcBorders>
-              <w:left w:val="single" w:color="000000" w:sz="1" w:space="0"/>
-              <w:bottom w:val="single" w:color="000000" w:sz="1" w:space="0"/>
+              <w:left w:val="single" w:sz="1" w:space="0" w:color="000000"/>
+              <w:bottom w:val="single" w:sz="1" w:space="0" w:color="000000"/>
             </w:tcBorders>
           </w:tcPr>
           <w:p>
@@ -1109,9 +1102,9 @@
             <w:tcW w:w="2892" w:type="dxa"/>
             <w:vMerge w:val="restart"/>
             <w:tcBorders>
-              <w:left w:val="single" w:color="000000" w:sz="1" w:space="0"/>
-              <w:bottom w:val="single" w:color="000000" w:sz="1" w:space="0"/>
-              <w:right w:val="single" w:color="000000" w:sz="1" w:space="0"/>
+              <w:left w:val="single" w:sz="1" w:space="0" w:color="000000"/>
+              <w:bottom w:val="single" w:sz="1" w:space="0" w:color="000000"/>
+              <w:right w:val="single" w:sz="1" w:space="0" w:color="000000"/>
             </w:tcBorders>
           </w:tcPr>
           <w:p>
@@ -1171,9 +1164,9 @@
             <w:tcW w:w="2891" w:type="dxa"/>
             <w:vMerge w:val="restart"/>
             <w:tcBorders>
-              <w:top w:val="single" w:color="000000" w:sz="1" w:space="0"/>
-              <w:left w:val="single" w:color="000000" w:sz="1" w:space="0"/>
-              <w:bottom w:val="single" w:color="000000" w:sz="1" w:space="0"/>
+              <w:top w:val="single" w:sz="1" w:space="0" w:color="000000"/>
+              <w:left w:val="single" w:sz="1" w:space="0" w:color="000000"/>
+              <w:bottom w:val="single" w:sz="1" w:space="0" w:color="000000"/>
             </w:tcBorders>
           </w:tcPr>
           <w:p>
@@ -1200,10 +1193,10 @@
             <w:tcW w:w="6746" w:type="dxa"/>
             <w:vMerge w:val="restart"/>
             <w:tcBorders>
-              <w:top w:val="single" w:color="000000" w:sz="1" w:space="0"/>
-              <w:left w:val="single" w:color="000000" w:sz="1" w:space="0"/>
-              <w:bottom w:val="single" w:color="000000" w:sz="1" w:space="0"/>
-              <w:right w:val="single" w:color="000000" w:sz="1" w:space="0"/>
+              <w:top w:val="single" w:sz="1" w:space="0" w:color="000000"/>
+              <w:left w:val="single" w:sz="1" w:space="0" w:color="000000"/>
+              <w:bottom w:val="single" w:sz="1" w:space="0" w:color="000000"/>
+              <w:right w:val="single" w:sz="1" w:space="0" w:color="000000"/>
             </w:tcBorders>
           </w:tcPr>
           <w:p>
@@ -1307,9 +1300,9 @@
             <w:tcW w:w="1927" w:type="dxa"/>
             <w:vMerge w:val="restart"/>
             <w:tcBorders>
-              <w:top w:val="single" w:color="000000" w:sz="1" w:space="0"/>
-              <w:left w:val="single" w:color="000000" w:sz="1" w:space="0"/>
-              <w:bottom w:val="single" w:color="000000" w:sz="1" w:space="0"/>
+              <w:top w:val="single" w:sz="1" w:space="0" w:color="000000"/>
+              <w:left w:val="single" w:sz="1" w:space="0" w:color="000000"/>
+              <w:bottom w:val="single" w:sz="1" w:space="0" w:color="000000"/>
             </w:tcBorders>
           </w:tcPr>
           <w:p>
@@ -1334,9 +1327,9 @@
             <w:tcW w:w="964" w:type="dxa"/>
             <w:vMerge w:val="restart"/>
             <w:tcBorders>
-              <w:top w:val="single" w:color="000000" w:sz="1" w:space="0"/>
-              <w:left w:val="single" w:color="000000" w:sz="1" w:space="0"/>
-              <w:bottom w:val="single" w:color="000000" w:sz="1" w:space="0"/>
+              <w:top w:val="single" w:sz="1" w:space="0" w:color="000000"/>
+              <w:left w:val="single" w:sz="1" w:space="0" w:color="000000"/>
+              <w:bottom w:val="single" w:sz="1" w:space="0" w:color="000000"/>
             </w:tcBorders>
           </w:tcPr>
           <w:p>
@@ -1361,9 +1354,9 @@
             <w:tcW w:w="4336" w:type="dxa"/>
             <w:vMerge w:val="restart"/>
             <w:tcBorders>
-              <w:top w:val="single" w:color="000000" w:sz="1" w:space="0"/>
-              <w:left w:val="single" w:color="000000" w:sz="1" w:space="0"/>
-              <w:bottom w:val="single" w:color="000000" w:sz="1" w:space="0"/>
+              <w:top w:val="single" w:sz="1" w:space="0" w:color="000000"/>
+              <w:left w:val="single" w:sz="1" w:space="0" w:color="000000"/>
+              <w:bottom w:val="single" w:sz="1" w:space="0" w:color="000000"/>
             </w:tcBorders>
           </w:tcPr>
           <w:p>
@@ -1388,10 +1381,10 @@
             <w:tcW w:w="2410" w:type="dxa"/>
             <w:vMerge w:val="restart"/>
             <w:tcBorders>
-              <w:top w:val="single" w:color="000000" w:sz="1" w:space="0"/>
-              <w:left w:val="single" w:color="000000" w:sz="1" w:space="0"/>
-              <w:bottom w:val="single" w:color="000000" w:sz="1" w:space="0"/>
-              <w:right w:val="single" w:color="000000" w:sz="1" w:space="0"/>
+              <w:top w:val="single" w:sz="1" w:space="0" w:color="000000"/>
+              <w:left w:val="single" w:sz="1" w:space="0" w:color="000000"/>
+              <w:bottom w:val="single" w:sz="1" w:space="0" w:color="000000"/>
+              <w:right w:val="single" w:sz="1" w:space="0" w:color="000000"/>
             </w:tcBorders>
           </w:tcPr>
           <w:p>
@@ -1421,8 +1414,8 @@
             <w:tcW w:w="1927" w:type="dxa"/>
             <w:vMerge w:val="restart"/>
             <w:tcBorders>
-              <w:left w:val="single" w:color="000000" w:sz="1" w:space="0"/>
-              <w:bottom w:val="single" w:color="000000" w:sz="1" w:space="0"/>
+              <w:left w:val="single" w:sz="1" w:space="0" w:color="000000"/>
+              <w:bottom w:val="single" w:sz="1" w:space="0" w:color="000000"/>
             </w:tcBorders>
           </w:tcPr>
           <w:p>
@@ -1455,8 +1448,8 @@
             <w:tcW w:w="964" w:type="dxa"/>
             <w:vMerge w:val="restart"/>
             <w:tcBorders>
-              <w:left w:val="single" w:color="000000" w:sz="1" w:space="0"/>
-              <w:bottom w:val="single" w:color="000000" w:sz="1" w:space="0"/>
+              <w:left w:val="single" w:sz="1" w:space="0" w:color="000000"/>
+              <w:bottom w:val="single" w:sz="1" w:space="0" w:color="000000"/>
             </w:tcBorders>
           </w:tcPr>
           <w:p>
@@ -1482,8 +1475,8 @@
             <w:tcW w:w="4336" w:type="dxa"/>
             <w:vMerge w:val="restart"/>
             <w:tcBorders>
-              <w:left w:val="single" w:color="000000" w:sz="1" w:space="0"/>
-              <w:bottom w:val="single" w:color="000000" w:sz="1" w:space="0"/>
+              <w:left w:val="single" w:sz="1" w:space="0" w:color="000000"/>
+              <w:bottom w:val="single" w:sz="1" w:space="0" w:color="000000"/>
             </w:tcBorders>
           </w:tcPr>
           <w:p>
@@ -1523,9 +1516,9 @@
             <w:tcW w:w="2410" w:type="dxa"/>
             <w:vMerge w:val="restart"/>
             <w:tcBorders>
-              <w:left w:val="single" w:color="000000" w:sz="1" w:space="0"/>
-              <w:bottom w:val="single" w:color="000000" w:sz="1" w:space="0"/>
-              <w:right w:val="single" w:color="000000" w:sz="1" w:space="0"/>
+              <w:left w:val="single" w:sz="1" w:space="0" w:color="000000"/>
+              <w:bottom w:val="single" w:sz="1" w:space="0" w:color="000000"/>
+              <w:right w:val="single" w:sz="1" w:space="0" w:color="000000"/>
             </w:tcBorders>
           </w:tcPr>
           <w:p>
@@ -1556,8 +1549,8 @@
             <w:tcW w:w="1927" w:type="dxa"/>
             <w:vMerge w:val="restart"/>
             <w:tcBorders>
-              <w:left w:val="single" w:color="000000" w:sz="1" w:space="0"/>
-              <w:bottom w:val="single" w:color="000000" w:sz="1" w:space="0"/>
+              <w:left w:val="single" w:sz="1" w:space="0" w:color="000000"/>
+              <w:bottom w:val="single" w:sz="1" w:space="0" w:color="000000"/>
             </w:tcBorders>
           </w:tcPr>
           <w:p>
@@ -1576,8 +1569,8 @@
             <w:tcW w:w="964" w:type="dxa"/>
             <w:vMerge w:val="restart"/>
             <w:tcBorders>
-              <w:left w:val="single" w:color="000000" w:sz="1" w:space="0"/>
-              <w:bottom w:val="single" w:color="000000" w:sz="1" w:space="0"/>
+              <w:left w:val="single" w:sz="1" w:space="0" w:color="000000"/>
+              <w:bottom w:val="single" w:sz="1" w:space="0" w:color="000000"/>
             </w:tcBorders>
           </w:tcPr>
           <w:p>
@@ -1596,8 +1589,8 @@
             <w:tcW w:w="4336" w:type="dxa"/>
             <w:vMerge w:val="restart"/>
             <w:tcBorders>
-              <w:left w:val="single" w:color="000000" w:sz="1" w:space="0"/>
-              <w:bottom w:val="single" w:color="000000" w:sz="1" w:space="0"/>
+              <w:left w:val="single" w:sz="1" w:space="0" w:color="000000"/>
+              <w:bottom w:val="single" w:sz="1" w:space="0" w:color="000000"/>
             </w:tcBorders>
           </w:tcPr>
           <w:p>
@@ -1616,9 +1609,9 @@
             <w:tcW w:w="2410" w:type="dxa"/>
             <w:vMerge w:val="restart"/>
             <w:tcBorders>
-              <w:left w:val="single" w:color="000000" w:sz="1" w:space="0"/>
-              <w:bottom w:val="single" w:color="000000" w:sz="1" w:space="0"/>
-              <w:right w:val="single" w:color="000000" w:sz="1" w:space="0"/>
+              <w:left w:val="single" w:sz="1" w:space="0" w:color="000000"/>
+              <w:bottom w:val="single" w:sz="1" w:space="0" w:color="000000"/>
+              <w:right w:val="single" w:sz="1" w:space="0" w:color="000000"/>
             </w:tcBorders>
           </w:tcPr>
           <w:p>
@@ -1642,8 +1635,8 @@
             <w:tcW w:w="1927" w:type="dxa"/>
             <w:vMerge w:val="restart"/>
             <w:tcBorders>
-              <w:left w:val="single" w:color="000000" w:sz="1" w:space="0"/>
-              <w:bottom w:val="single" w:color="000000" w:sz="1" w:space="0"/>
+              <w:left w:val="single" w:sz="1" w:space="0" w:color="000000"/>
+              <w:bottom w:val="single" w:sz="1" w:space="0" w:color="000000"/>
             </w:tcBorders>
           </w:tcPr>
           <w:p>
@@ -1662,8 +1655,8 @@
             <w:tcW w:w="964" w:type="dxa"/>
             <w:vMerge w:val="restart"/>
             <w:tcBorders>
-              <w:left w:val="single" w:color="000000" w:sz="1" w:space="0"/>
-              <w:bottom w:val="single" w:color="000000" w:sz="1" w:space="0"/>
+              <w:left w:val="single" w:sz="1" w:space="0" w:color="000000"/>
+              <w:bottom w:val="single" w:sz="1" w:space="0" w:color="000000"/>
             </w:tcBorders>
           </w:tcPr>
           <w:p>
@@ -1682,8 +1675,8 @@
             <w:tcW w:w="4336" w:type="dxa"/>
             <w:vMerge w:val="restart"/>
             <w:tcBorders>
-              <w:left w:val="single" w:color="000000" w:sz="1" w:space="0"/>
-              <w:bottom w:val="single" w:color="000000" w:sz="1" w:space="0"/>
+              <w:left w:val="single" w:sz="1" w:space="0" w:color="000000"/>
+              <w:bottom w:val="single" w:sz="1" w:space="0" w:color="000000"/>
             </w:tcBorders>
           </w:tcPr>
           <w:p>
@@ -1702,9 +1695,9 @@
             <w:tcW w:w="2410" w:type="dxa"/>
             <w:vMerge w:val="restart"/>
             <w:tcBorders>
-              <w:left w:val="single" w:color="000000" w:sz="1" w:space="0"/>
-              <w:bottom w:val="single" w:color="000000" w:sz="1" w:space="0"/>
-              <w:right w:val="single" w:color="000000" w:sz="1" w:space="0"/>
+              <w:left w:val="single" w:sz="1" w:space="0" w:color="000000"/>
+              <w:bottom w:val="single" w:sz="1" w:space="0" w:color="000000"/>
+              <w:right w:val="single" w:sz="1" w:space="0" w:color="000000"/>
             </w:tcBorders>
           </w:tcPr>
           <w:p>
@@ -1728,8 +1721,8 @@
             <w:tcW w:w="1927" w:type="dxa"/>
             <w:vMerge w:val="restart"/>
             <w:tcBorders>
-              <w:left w:val="single" w:color="000000" w:sz="1" w:space="0"/>
-              <w:bottom w:val="single" w:color="000000" w:sz="1" w:space="0"/>
+              <w:left w:val="single" w:sz="1" w:space="0" w:color="000000"/>
+              <w:bottom w:val="single" w:sz="1" w:space="0" w:color="000000"/>
             </w:tcBorders>
           </w:tcPr>
           <w:p>
@@ -1748,8 +1741,8 @@
             <w:tcW w:w="964" w:type="dxa"/>
             <w:vMerge w:val="restart"/>
             <w:tcBorders>
-              <w:left w:val="single" w:color="000000" w:sz="1" w:space="0"/>
-              <w:bottom w:val="single" w:color="000000" w:sz="1" w:space="0"/>
+              <w:left w:val="single" w:sz="1" w:space="0" w:color="000000"/>
+              <w:bottom w:val="single" w:sz="1" w:space="0" w:color="000000"/>
             </w:tcBorders>
           </w:tcPr>
           <w:p>
@@ -1768,8 +1761,8 @@
             <w:tcW w:w="4336" w:type="dxa"/>
             <w:vMerge w:val="restart"/>
             <w:tcBorders>
-              <w:left w:val="single" w:color="000000" w:sz="1" w:space="0"/>
-              <w:bottom w:val="single" w:color="000000" w:sz="1" w:space="0"/>
+              <w:left w:val="single" w:sz="1" w:space="0" w:color="000000"/>
+              <w:bottom w:val="single" w:sz="1" w:space="0" w:color="000000"/>
             </w:tcBorders>
           </w:tcPr>
           <w:p>
@@ -1788,9 +1781,9 @@
             <w:tcW w:w="2410" w:type="dxa"/>
             <w:vMerge w:val="restart"/>
             <w:tcBorders>
-              <w:left w:val="single" w:color="000000" w:sz="1" w:space="0"/>
-              <w:bottom w:val="single" w:color="000000" w:sz="1" w:space="0"/>
-              <w:right w:val="single" w:color="000000" w:sz="1" w:space="0"/>
+              <w:left w:val="single" w:sz="1" w:space="0" w:color="000000"/>
+              <w:bottom w:val="single" w:sz="1" w:space="0" w:color="000000"/>
+              <w:right w:val="single" w:sz="1" w:space="0" w:color="000000"/>
             </w:tcBorders>
           </w:tcPr>
           <w:p>
@@ -1814,8 +1807,8 @@
             <w:tcW w:w="1927" w:type="dxa"/>
             <w:vMerge w:val="restart"/>
             <w:tcBorders>
-              <w:left w:val="single" w:color="000000" w:sz="1" w:space="0"/>
-              <w:bottom w:val="single" w:color="000000" w:sz="1" w:space="0"/>
+              <w:left w:val="single" w:sz="1" w:space="0" w:color="000000"/>
+              <w:bottom w:val="single" w:sz="1" w:space="0" w:color="000000"/>
             </w:tcBorders>
           </w:tcPr>
           <w:p>
@@ -1834,8 +1827,8 @@
             <w:tcW w:w="964" w:type="dxa"/>
             <w:vMerge w:val="restart"/>
             <w:tcBorders>
-              <w:left w:val="single" w:color="000000" w:sz="1" w:space="0"/>
-              <w:bottom w:val="single" w:color="000000" w:sz="1" w:space="0"/>
+              <w:left w:val="single" w:sz="1" w:space="0" w:color="000000"/>
+              <w:bottom w:val="single" w:sz="1" w:space="0" w:color="000000"/>
             </w:tcBorders>
           </w:tcPr>
           <w:p>
@@ -1854,8 +1847,8 @@
             <w:tcW w:w="4336" w:type="dxa"/>
             <w:vMerge w:val="restart"/>
             <w:tcBorders>
-              <w:left w:val="single" w:color="000000" w:sz="1" w:space="0"/>
-              <w:bottom w:val="single" w:color="000000" w:sz="1" w:space="0"/>
+              <w:left w:val="single" w:sz="1" w:space="0" w:color="000000"/>
+              <w:bottom w:val="single" w:sz="1" w:space="0" w:color="000000"/>
             </w:tcBorders>
           </w:tcPr>
           <w:p>
@@ -1874,9 +1867,9 @@
             <w:tcW w:w="2410" w:type="dxa"/>
             <w:vMerge w:val="restart"/>
             <w:tcBorders>
-              <w:left w:val="single" w:color="000000" w:sz="1" w:space="0"/>
-              <w:bottom w:val="single" w:color="000000" w:sz="1" w:space="0"/>
-              <w:right w:val="single" w:color="000000" w:sz="1" w:space="0"/>
+              <w:left w:val="single" w:sz="1" w:space="0" w:color="000000"/>
+              <w:bottom w:val="single" w:sz="1" w:space="0" w:color="000000"/>
+              <w:right w:val="single" w:sz="1" w:space="0" w:color="000000"/>
             </w:tcBorders>
           </w:tcPr>
           <w:p>
@@ -1900,8 +1893,8 @@
             <w:tcW w:w="1927" w:type="dxa"/>
             <w:vMerge w:val="restart"/>
             <w:tcBorders>
-              <w:left w:val="single" w:color="000000" w:sz="1" w:space="0"/>
-              <w:bottom w:val="single" w:color="000000" w:sz="1" w:space="0"/>
+              <w:left w:val="single" w:sz="1" w:space="0" w:color="000000"/>
+              <w:bottom w:val="single" w:sz="1" w:space="0" w:color="000000"/>
             </w:tcBorders>
           </w:tcPr>
           <w:p>
@@ -1920,8 +1913,8 @@
             <w:tcW w:w="964" w:type="dxa"/>
             <w:vMerge w:val="restart"/>
             <w:tcBorders>
-              <w:left w:val="single" w:color="000000" w:sz="1" w:space="0"/>
-              <w:bottom w:val="single" w:color="000000" w:sz="1" w:space="0"/>
+              <w:left w:val="single" w:sz="1" w:space="0" w:color="000000"/>
+              <w:bottom w:val="single" w:sz="1" w:space="0" w:color="000000"/>
             </w:tcBorders>
           </w:tcPr>
           <w:p>
@@ -1940,8 +1933,8 @@
             <w:tcW w:w="4336" w:type="dxa"/>
             <w:vMerge w:val="restart"/>
             <w:tcBorders>
-              <w:left w:val="single" w:color="000000" w:sz="1" w:space="0"/>
-              <w:bottom w:val="single" w:color="000000" w:sz="1" w:space="0"/>
+              <w:left w:val="single" w:sz="1" w:space="0" w:color="000000"/>
+              <w:bottom w:val="single" w:sz="1" w:space="0" w:color="000000"/>
             </w:tcBorders>
           </w:tcPr>
           <w:p>
@@ -1960,9 +1953,9 @@
             <w:tcW w:w="2410" w:type="dxa"/>
             <w:vMerge w:val="restart"/>
             <w:tcBorders>
-              <w:left w:val="single" w:color="000000" w:sz="1" w:space="0"/>
-              <w:bottom w:val="single" w:color="000000" w:sz="1" w:space="0"/>
-              <w:right w:val="single" w:color="000000" w:sz="1" w:space="0"/>
+              <w:left w:val="single" w:sz="1" w:space="0" w:color="000000"/>
+              <w:bottom w:val="single" w:sz="1" w:space="0" w:color="000000"/>
+              <w:right w:val="single" w:sz="1" w:space="0" w:color="000000"/>
             </w:tcBorders>
           </w:tcPr>
           <w:p>
@@ -1986,8 +1979,8 @@
             <w:tcW w:w="1927" w:type="dxa"/>
             <w:vMerge w:val="restart"/>
             <w:tcBorders>
-              <w:left w:val="single" w:color="000000" w:sz="1" w:space="0"/>
-              <w:bottom w:val="single" w:color="000000" w:sz="1" w:space="0"/>
+              <w:left w:val="single" w:sz="1" w:space="0" w:color="000000"/>
+              <w:bottom w:val="single" w:sz="1" w:space="0" w:color="000000"/>
             </w:tcBorders>
           </w:tcPr>
           <w:p>
@@ -2006,8 +1999,8 @@
             <w:tcW w:w="964" w:type="dxa"/>
             <w:vMerge w:val="restart"/>
             <w:tcBorders>
-              <w:left w:val="single" w:color="000000" w:sz="1" w:space="0"/>
-              <w:bottom w:val="single" w:color="000000" w:sz="1" w:space="0"/>
+              <w:left w:val="single" w:sz="1" w:space="0" w:color="000000"/>
+              <w:bottom w:val="single" w:sz="1" w:space="0" w:color="000000"/>
             </w:tcBorders>
           </w:tcPr>
           <w:p>
@@ -2026,8 +2019,8 @@
             <w:tcW w:w="4336" w:type="dxa"/>
             <w:vMerge w:val="restart"/>
             <w:tcBorders>
-              <w:left w:val="single" w:color="000000" w:sz="1" w:space="0"/>
-              <w:bottom w:val="single" w:color="000000" w:sz="1" w:space="0"/>
+              <w:left w:val="single" w:sz="1" w:space="0" w:color="000000"/>
+              <w:bottom w:val="single" w:sz="1" w:space="0" w:color="000000"/>
             </w:tcBorders>
           </w:tcPr>
           <w:p>
@@ -2046,9 +2039,9 @@
             <w:tcW w:w="2410" w:type="dxa"/>
             <w:vMerge w:val="restart"/>
             <w:tcBorders>
-              <w:left w:val="single" w:color="000000" w:sz="1" w:space="0"/>
-              <w:bottom w:val="single" w:color="000000" w:sz="1" w:space="0"/>
-              <w:right w:val="single" w:color="000000" w:sz="1" w:space="0"/>
+              <w:left w:val="single" w:sz="1" w:space="0" w:color="000000"/>
+              <w:bottom w:val="single" w:sz="1" w:space="0" w:color="000000"/>
+              <w:right w:val="single" w:sz="1" w:space="0" w:color="000000"/>
             </w:tcBorders>
           </w:tcPr>
           <w:p>
@@ -2080,7 +2073,7 @@
           <w:footnotePr>
             <w:pos w:val="beneathText"/>
           </w:footnotePr>
-          <w:pgSz w:w="11905" w:h="16837" w:orient="portrait"/>
+          <w:pgSz w:w="11905" w:h="16837"/>
           <w:pgMar w:top="2095" w:right="1134" w:bottom="1798" w:left="1134" w:header="1134" w:footer="1134" w:gutter="0"/>
           <w:cols w:space="720"/>
           <w:formProt w:val="0"/>
@@ -2121,7 +2114,7 @@
             <w:pos w:val="beneathText"/>
           </w:footnotePr>
           <w:type w:val="continuous"/>
-          <w:pgSz w:w="11905" w:h="16837" w:orient="portrait"/>
+          <w:pgSz w:w="11905" w:h="16837"/>
           <w:pgMar w:top="1560" w:right="1134" w:bottom="1798" w:left="1134" w:header="1134" w:footer="1134" w:gutter="0"/>
           <w:cols w:space="720"/>
           <w:formProt w:val="0"/>
@@ -2134,20 +2127,26 @@
         <w:pStyle w:val="Intestazioneindice"/>
         <w:rPr>
           <w:rFonts w:asciiTheme="minorHAnsi" w:hAnsiTheme="minorHAnsi"/>
-        </w:rPr>
-      </w:pPr>
-      <w:r>
-        <w:rPr>
-          <w:rFonts w:asciiTheme="minorHAnsi" w:hAnsiTheme="minorHAnsi"/>
-        </w:rPr>
+          <w:lang w:val="en-US"/>
+        </w:rPr>
+      </w:pPr>
+      <w:proofErr w:type="spellStart"/>
+      <w:r>
+        <w:rPr>
+          <w:rFonts w:asciiTheme="minorHAnsi" w:hAnsiTheme="minorHAnsi"/>
+          <w:lang w:val="en-US"/>
+        </w:rPr>
+        <w:lastRenderedPageBreak/>
         <w:t>Indice</w:t>
       </w:r>
+      <w:proofErr w:type="spellEnd"/>
     </w:p>
     <w:p>
       <w:pPr>
         <w:pStyle w:val="TOC5"/>
         <w:rPr>
           <w:rFonts w:asciiTheme="minorHAnsi" w:hAnsiTheme="minorHAnsi"/>
+          <w:lang w:val="en-US"/>
         </w:rPr>
       </w:pPr>
     </w:p>
@@ -2158,9 +2157,10 @@
           <w:tab w:val="left" w:pos="566"/>
         </w:tabs>
         <w:rPr>
-          <w:rFonts w:asciiTheme="minorHAnsi" w:hAnsiTheme="minorHAnsi" w:eastAsiaTheme="minorEastAsia" w:cstheme="minorBidi"/>
+          <w:rFonts w:asciiTheme="minorHAnsi" w:eastAsiaTheme="minorEastAsia" w:hAnsiTheme="minorHAnsi" w:cstheme="minorBidi"/>
           <w:noProof/>
           <w:kern w:val="2"/>
+          <w:lang w:val="en-US"/>
           <w14:ligatures w14:val="standardContextual"/>
         </w:rPr>
       </w:pPr>
@@ -2173,6 +2173,7 @@
       <w:r>
         <w:rPr>
           <w:rFonts w:asciiTheme="minorHAnsi" w:hAnsiTheme="minorHAnsi"/>
+          <w:lang w:val="en-US"/>
         </w:rPr>
         <w:instrText xml:space="preserve"> TOC \o "1-3" </w:instrText>
       </w:r>
@@ -2186,14 +2187,16 @@
         <w:rPr>
           <w:rFonts w:asciiTheme="minorHAnsi" w:hAnsiTheme="minorHAnsi"/>
           <w:noProof/>
+          <w:lang w:val="en-US"/>
         </w:rPr>
         <w:t>1.</w:t>
       </w:r>
       <w:r>
         <w:rPr>
-          <w:rFonts w:asciiTheme="minorHAnsi" w:hAnsiTheme="minorHAnsi" w:eastAsiaTheme="minorEastAsia" w:cstheme="minorBidi"/>
+          <w:rFonts w:asciiTheme="minorHAnsi" w:eastAsiaTheme="minorEastAsia" w:hAnsiTheme="minorHAnsi" w:cstheme="minorBidi"/>
           <w:noProof/>
           <w:kern w:val="2"/>
+          <w:lang w:val="en-US"/>
           <w14:ligatures w14:val="standardContextual"/>
         </w:rPr>
         <w:tab/>
@@ -2202,12 +2205,14 @@
         <w:rPr>
           <w:rFonts w:asciiTheme="minorHAnsi" w:hAnsiTheme="minorHAnsi"/>
           <w:noProof/>
+          <w:lang w:val="en-US"/>
         </w:rPr>
         <w:t>Introduzione</w:t>
       </w:r>
       <w:r>
         <w:rPr>
           <w:noProof/>
+          <w:lang w:val="en-US"/>
         </w:rPr>
         <w:tab/>
       </w:r>
@@ -2220,8 +2225,9 @@
       <w:r>
         <w:rPr>
           <w:noProof/>
-        </w:rPr>
-        <w:instrText xml:space="preserve"> PAGEREF _Toc243649307 \h </w:instrText>
+          <w:lang w:val="en-US"/>
+        </w:rPr>
+        <w:instrText xml:space="preserve"> PAGEREF _Toc243674744 \h </w:instrText>
       </w:r>
       <w:r>
         <w:rPr>
@@ -2237,6 +2243,7 @@
       <w:r>
         <w:rPr>
           <w:noProof/>
+          <w:lang w:val="en-US"/>
         </w:rPr>
         <w:t>4</w:t>
       </w:r>
@@ -2254,9 +2261,10 @@
           <w:tab w:val="left" w:pos="1132"/>
         </w:tabs>
         <w:rPr>
-          <w:rFonts w:asciiTheme="minorHAnsi" w:hAnsiTheme="minorHAnsi" w:eastAsiaTheme="minorEastAsia" w:cstheme="minorBidi"/>
+          <w:rFonts w:asciiTheme="minorHAnsi" w:eastAsiaTheme="minorEastAsia" w:hAnsiTheme="minorHAnsi" w:cstheme="minorBidi"/>
           <w:noProof/>
           <w:kern w:val="2"/>
+          <w:lang w:val="en-US"/>
           <w14:ligatures w14:val="standardContextual"/>
         </w:rPr>
       </w:pPr>
@@ -2264,14 +2272,16 @@
         <w:rPr>
           <w:rFonts w:ascii="Aptos" w:hAnsi="Aptos"/>
           <w:noProof/>
+          <w:lang w:val="en-US"/>
         </w:rPr>
         <w:t>1.1.</w:t>
       </w:r>
       <w:r>
         <w:rPr>
-          <w:rFonts w:asciiTheme="minorHAnsi" w:hAnsiTheme="minorHAnsi" w:eastAsiaTheme="minorEastAsia" w:cstheme="minorBidi"/>
+          <w:rFonts w:asciiTheme="minorHAnsi" w:eastAsiaTheme="minorEastAsia" w:hAnsiTheme="minorHAnsi" w:cstheme="minorBidi"/>
           <w:noProof/>
           <w:kern w:val="2"/>
+          <w:lang w:val="en-US"/>
           <w14:ligatures w14:val="standardContextual"/>
         </w:rPr>
         <w:tab/>
@@ -2280,12 +2290,14 @@
         <w:rPr>
           <w:rFonts w:ascii="Aptos" w:hAnsi="Aptos"/>
           <w:noProof/>
+          <w:lang w:val="en-US"/>
         </w:rPr>
         <w:t>Purpose of the system</w:t>
       </w:r>
       <w:r>
         <w:rPr>
           <w:noProof/>
+          <w:lang w:val="en-US"/>
         </w:rPr>
         <w:tab/>
       </w:r>
@@ -2298,8 +2310,9 @@
       <w:r>
         <w:rPr>
           <w:noProof/>
-        </w:rPr>
-        <w:instrText xml:space="preserve"> PAGEREF _Toc243649308 \h </w:instrText>
+          <w:lang w:val="en-US"/>
+        </w:rPr>
+        <w:instrText xml:space="preserve"> PAGEREF _Toc243674745 \h </w:instrText>
       </w:r>
       <w:r>
         <w:rPr>
@@ -2315,6 +2328,7 @@
       <w:r>
         <w:rPr>
           <w:noProof/>
+          <w:lang w:val="en-US"/>
         </w:rPr>
         <w:t>4</w:t>
       </w:r>
@@ -2332,9 +2346,10 @@
           <w:tab w:val="left" w:pos="1132"/>
         </w:tabs>
         <w:rPr>
-          <w:rFonts w:asciiTheme="minorHAnsi" w:hAnsiTheme="minorHAnsi" w:eastAsiaTheme="minorEastAsia" w:cstheme="minorBidi"/>
+          <w:rFonts w:asciiTheme="minorHAnsi" w:eastAsiaTheme="minorEastAsia" w:hAnsiTheme="minorHAnsi" w:cstheme="minorBidi"/>
           <w:noProof/>
           <w:kern w:val="2"/>
+          <w:lang w:val="en-US"/>
           <w14:ligatures w14:val="standardContextual"/>
         </w:rPr>
       </w:pPr>
@@ -2342,14 +2357,16 @@
         <w:rPr>
           <w:rFonts w:asciiTheme="minorHAnsi" w:hAnsiTheme="minorHAnsi"/>
           <w:noProof/>
+          <w:lang w:val="en-US"/>
         </w:rPr>
         <w:t>1.2.</w:t>
       </w:r>
       <w:r>
         <w:rPr>
-          <w:rFonts w:asciiTheme="minorHAnsi" w:hAnsiTheme="minorHAnsi" w:eastAsiaTheme="minorEastAsia" w:cstheme="minorBidi"/>
+          <w:rFonts w:asciiTheme="minorHAnsi" w:eastAsiaTheme="minorEastAsia" w:hAnsiTheme="minorHAnsi" w:cstheme="minorBidi"/>
           <w:noProof/>
           <w:kern w:val="2"/>
+          <w:lang w:val="en-US"/>
           <w14:ligatures w14:val="standardContextual"/>
         </w:rPr>
         <w:tab/>
@@ -2358,12 +2375,14 @@
         <w:rPr>
           <w:rFonts w:asciiTheme="minorHAnsi" w:hAnsiTheme="minorHAnsi"/>
           <w:noProof/>
+          <w:lang w:val="en-US"/>
         </w:rPr>
         <w:t>Scope of the system</w:t>
       </w:r>
       <w:r>
         <w:rPr>
           <w:noProof/>
+          <w:lang w:val="en-US"/>
         </w:rPr>
         <w:tab/>
       </w:r>
@@ -2376,8 +2395,9 @@
       <w:r>
         <w:rPr>
           <w:noProof/>
-        </w:rPr>
-        <w:instrText xml:space="preserve"> PAGEREF _Toc243649309 \h </w:instrText>
+          <w:lang w:val="en-US"/>
+        </w:rPr>
+        <w:instrText xml:space="preserve"> PAGEREF _Toc243674746 \h </w:instrText>
       </w:r>
       <w:r>
         <w:rPr>
@@ -2393,6 +2413,7 @@
       <w:r>
         <w:rPr>
           <w:noProof/>
+          <w:lang w:val="en-US"/>
         </w:rPr>
         <w:t>4</w:t>
       </w:r>
@@ -2410,7 +2431,7 @@
           <w:tab w:val="left" w:pos="1132"/>
         </w:tabs>
         <w:rPr>
-          <w:rFonts w:asciiTheme="minorHAnsi" w:hAnsiTheme="minorHAnsi" w:eastAsiaTheme="minorEastAsia" w:cstheme="minorBidi"/>
+          <w:rFonts w:asciiTheme="minorHAnsi" w:eastAsiaTheme="minorEastAsia" w:hAnsiTheme="minorHAnsi" w:cstheme="minorBidi"/>
           <w:noProof/>
           <w:kern w:val="2"/>
           <w:lang w:val="en-US"/>
@@ -2427,7 +2448,7 @@
       </w:r>
       <w:r>
         <w:rPr>
-          <w:rFonts w:asciiTheme="minorHAnsi" w:hAnsiTheme="minorHAnsi" w:eastAsiaTheme="minorEastAsia" w:cstheme="minorBidi"/>
+          <w:rFonts w:asciiTheme="minorHAnsi" w:eastAsiaTheme="minorEastAsia" w:hAnsiTheme="minorHAnsi" w:cstheme="minorBidi"/>
           <w:noProof/>
           <w:kern w:val="2"/>
           <w:lang w:val="en-US"/>
@@ -2461,7 +2482,7 @@
           <w:noProof/>
           <w:lang w:val="en-US"/>
         </w:rPr>
-        <w:instrText xml:space="preserve"> PAGEREF _Toc243649310 \h </w:instrText>
+        <w:instrText xml:space="preserve"> PAGEREF _Toc243674747 \h </w:instrText>
       </w:r>
       <w:r>
         <w:rPr>
@@ -2479,7 +2500,7 @@
           <w:noProof/>
           <w:lang w:val="en-US"/>
         </w:rPr>
-        <w:t>4</w:t>
+        <w:t>5</w:t>
       </w:r>
       <w:r>
         <w:rPr>
@@ -2495,7 +2516,7 @@
           <w:tab w:val="left" w:pos="1132"/>
         </w:tabs>
         <w:rPr>
-          <w:rFonts w:asciiTheme="minorHAnsi" w:hAnsiTheme="minorHAnsi" w:eastAsiaTheme="minorEastAsia" w:cstheme="minorBidi"/>
+          <w:rFonts w:asciiTheme="minorHAnsi" w:eastAsiaTheme="minorEastAsia" w:hAnsiTheme="minorHAnsi" w:cstheme="minorBidi"/>
           <w:noProof/>
           <w:kern w:val="2"/>
           <w:lang w:val="en-US"/>
@@ -2512,7 +2533,7 @@
       </w:r>
       <w:r>
         <w:rPr>
-          <w:rFonts w:asciiTheme="minorHAnsi" w:hAnsiTheme="minorHAnsi" w:eastAsiaTheme="minorEastAsia" w:cstheme="minorBidi"/>
+          <w:rFonts w:asciiTheme="minorHAnsi" w:eastAsiaTheme="minorEastAsia" w:hAnsiTheme="minorHAnsi" w:cstheme="minorBidi"/>
           <w:noProof/>
           <w:kern w:val="2"/>
           <w:lang w:val="en-US"/>
@@ -2546,7 +2567,7 @@
           <w:noProof/>
           <w:lang w:val="en-US"/>
         </w:rPr>
-        <w:instrText xml:space="preserve"> PAGEREF _Toc243649311 \h </w:instrText>
+        <w:instrText xml:space="preserve"> PAGEREF _Toc243674748 \h </w:instrText>
       </w:r>
       <w:r>
         <w:rPr>
@@ -2564,7 +2585,7 @@
           <w:noProof/>
           <w:lang w:val="en-US"/>
         </w:rPr>
-        <w:t>4</w:t>
+        <w:t>5</w:t>
       </w:r>
       <w:r>
         <w:rPr>
@@ -2580,7 +2601,7 @@
           <w:tab w:val="left" w:pos="1132"/>
         </w:tabs>
         <w:rPr>
-          <w:rFonts w:asciiTheme="minorHAnsi" w:hAnsiTheme="minorHAnsi" w:eastAsiaTheme="minorEastAsia" w:cstheme="minorBidi"/>
+          <w:rFonts w:asciiTheme="minorHAnsi" w:eastAsiaTheme="minorEastAsia" w:hAnsiTheme="minorHAnsi" w:cstheme="minorBidi"/>
           <w:noProof/>
           <w:kern w:val="2"/>
           <w:lang w:val="en-US"/>
@@ -2597,7 +2618,7 @@
       </w:r>
       <w:r>
         <w:rPr>
-          <w:rFonts w:asciiTheme="minorHAnsi" w:hAnsiTheme="minorHAnsi" w:eastAsiaTheme="minorEastAsia" w:cstheme="minorBidi"/>
+          <w:rFonts w:asciiTheme="minorHAnsi" w:eastAsiaTheme="minorEastAsia" w:hAnsiTheme="minorHAnsi" w:cstheme="minorBidi"/>
           <w:noProof/>
           <w:kern w:val="2"/>
           <w:lang w:val="en-US"/>
@@ -2631,7 +2652,7 @@
           <w:noProof/>
           <w:lang w:val="en-US"/>
         </w:rPr>
-        <w:instrText xml:space="preserve"> PAGEREF _Toc243649312 \h </w:instrText>
+        <w:instrText xml:space="preserve"> PAGEREF _Toc243674749 \h </w:instrText>
       </w:r>
       <w:r>
         <w:rPr>
@@ -2649,7 +2670,7 @@
           <w:noProof/>
           <w:lang w:val="en-US"/>
         </w:rPr>
-        <w:t>4</w:t>
+        <w:t>5</w:t>
       </w:r>
       <w:r>
         <w:rPr>
@@ -2665,7 +2686,7 @@
           <w:tab w:val="left" w:pos="1132"/>
         </w:tabs>
         <w:rPr>
-          <w:rFonts w:asciiTheme="minorHAnsi" w:hAnsiTheme="minorHAnsi" w:eastAsiaTheme="minorEastAsia" w:cstheme="minorBidi"/>
+          <w:rFonts w:asciiTheme="minorHAnsi" w:eastAsiaTheme="minorEastAsia" w:hAnsiTheme="minorHAnsi" w:cstheme="minorBidi"/>
           <w:noProof/>
           <w:kern w:val="2"/>
           <w:lang w:val="en-US"/>
@@ -2682,7 +2703,7 @@
       </w:r>
       <w:r>
         <w:rPr>
-          <w:rFonts w:asciiTheme="minorHAnsi" w:hAnsiTheme="minorHAnsi" w:eastAsiaTheme="minorEastAsia" w:cstheme="minorBidi"/>
+          <w:rFonts w:asciiTheme="minorHAnsi" w:eastAsiaTheme="minorEastAsia" w:hAnsiTheme="minorHAnsi" w:cstheme="minorBidi"/>
           <w:noProof/>
           <w:kern w:val="2"/>
           <w:lang w:val="en-US"/>
@@ -2716,7 +2737,7 @@
           <w:noProof/>
           <w:lang w:val="en-US"/>
         </w:rPr>
-        <w:instrText xml:space="preserve"> PAGEREF _Toc243649313 \h </w:instrText>
+        <w:instrText xml:space="preserve"> PAGEREF _Toc243674750 \h </w:instrText>
       </w:r>
       <w:r>
         <w:rPr>
@@ -2734,7 +2755,7 @@
           <w:noProof/>
           <w:lang w:val="en-US"/>
         </w:rPr>
-        <w:t>4</w:t>
+        <w:t>5</w:t>
       </w:r>
       <w:r>
         <w:rPr>
@@ -2750,7 +2771,7 @@
           <w:tab w:val="left" w:pos="566"/>
         </w:tabs>
         <w:rPr>
-          <w:rFonts w:asciiTheme="minorHAnsi" w:hAnsiTheme="minorHAnsi" w:eastAsiaTheme="minorEastAsia" w:cstheme="minorBidi"/>
+          <w:rFonts w:asciiTheme="minorHAnsi" w:eastAsiaTheme="minorEastAsia" w:hAnsiTheme="minorHAnsi" w:cstheme="minorBidi"/>
           <w:noProof/>
           <w:kern w:val="2"/>
           <w:lang w:val="en-US"/>
@@ -2767,7 +2788,7 @@
       </w:r>
       <w:r>
         <w:rPr>
-          <w:rFonts w:asciiTheme="minorHAnsi" w:hAnsiTheme="minorHAnsi" w:eastAsiaTheme="minorEastAsia" w:cstheme="minorBidi"/>
+          <w:rFonts w:asciiTheme="minorHAnsi" w:eastAsiaTheme="minorEastAsia" w:hAnsiTheme="minorHAnsi" w:cstheme="minorBidi"/>
           <w:noProof/>
           <w:kern w:val="2"/>
           <w:lang w:val="en-US"/>
@@ -2801,7 +2822,7 @@
           <w:noProof/>
           <w:lang w:val="en-US"/>
         </w:rPr>
-        <w:instrText xml:space="preserve"> PAGEREF _Toc243649314 \h </w:instrText>
+        <w:instrText xml:space="preserve"> PAGEREF _Toc243674751 \h </w:instrText>
       </w:r>
       <w:r>
         <w:rPr>
@@ -2819,7 +2840,7 @@
           <w:noProof/>
           <w:lang w:val="en-US"/>
         </w:rPr>
-        <w:t>4</w:t>
+        <w:t>5</w:t>
       </w:r>
       <w:r>
         <w:rPr>
@@ -2835,7 +2856,7 @@
           <w:tab w:val="left" w:pos="566"/>
         </w:tabs>
         <w:rPr>
-          <w:rFonts w:asciiTheme="minorHAnsi" w:hAnsiTheme="minorHAnsi" w:eastAsiaTheme="minorEastAsia" w:cstheme="minorBidi"/>
+          <w:rFonts w:asciiTheme="minorHAnsi" w:eastAsiaTheme="minorEastAsia" w:hAnsiTheme="minorHAnsi" w:cstheme="minorBidi"/>
           <w:noProof/>
           <w:kern w:val="2"/>
           <w:lang w:val="en-US"/>
@@ -2852,7 +2873,7 @@
       </w:r>
       <w:r>
         <w:rPr>
-          <w:rFonts w:asciiTheme="minorHAnsi" w:hAnsiTheme="minorHAnsi" w:eastAsiaTheme="minorEastAsia" w:cstheme="minorBidi"/>
+          <w:rFonts w:asciiTheme="minorHAnsi" w:eastAsiaTheme="minorEastAsia" w:hAnsiTheme="minorHAnsi" w:cstheme="minorBidi"/>
           <w:noProof/>
           <w:kern w:val="2"/>
           <w:lang w:val="en-US"/>
@@ -2886,7 +2907,7 @@
           <w:noProof/>
           <w:lang w:val="en-US"/>
         </w:rPr>
-        <w:instrText xml:space="preserve"> PAGEREF _Toc243649315 \h </w:instrText>
+        <w:instrText xml:space="preserve"> PAGEREF _Toc243674752 \h </w:instrText>
       </w:r>
       <w:r>
         <w:rPr>
@@ -2904,7 +2925,7 @@
           <w:noProof/>
           <w:lang w:val="en-US"/>
         </w:rPr>
-        <w:t>4</w:t>
+        <w:t>5</w:t>
       </w:r>
       <w:r>
         <w:rPr>
@@ -2920,7 +2941,7 @@
           <w:tab w:val="left" w:pos="1132"/>
         </w:tabs>
         <w:rPr>
-          <w:rFonts w:asciiTheme="minorHAnsi" w:hAnsiTheme="minorHAnsi" w:eastAsiaTheme="minorEastAsia" w:cstheme="minorBidi"/>
+          <w:rFonts w:asciiTheme="minorHAnsi" w:eastAsiaTheme="minorEastAsia" w:hAnsiTheme="minorHAnsi" w:cstheme="minorBidi"/>
           <w:noProof/>
           <w:kern w:val="2"/>
           <w:lang w:val="en-US"/>
@@ -2933,11 +2954,11 @@
           <w:noProof/>
           <w:lang w:val="en-US"/>
         </w:rPr>
-        <w:t>2.1.</w:t>
-      </w:r>
-      <w:r>
-        <w:rPr>
-          <w:rFonts w:asciiTheme="minorHAnsi" w:hAnsiTheme="minorHAnsi" w:eastAsiaTheme="minorEastAsia" w:cstheme="minorBidi"/>
+        <w:t>3.1.</w:t>
+      </w:r>
+      <w:r>
+        <w:rPr>
+          <w:rFonts w:asciiTheme="minorHAnsi" w:eastAsiaTheme="minorEastAsia" w:hAnsiTheme="minorHAnsi" w:cstheme="minorBidi"/>
           <w:noProof/>
           <w:kern w:val="2"/>
           <w:lang w:val="en-US"/>
@@ -2971,7 +2992,7 @@
           <w:noProof/>
           <w:lang w:val="en-US"/>
         </w:rPr>
-        <w:instrText xml:space="preserve"> PAGEREF _Toc243649316 \h </w:instrText>
+        <w:instrText xml:space="preserve"> PAGEREF _Toc243674753 \h </w:instrText>
       </w:r>
       <w:r>
         <w:rPr>
@@ -2989,7 +3010,7 @@
           <w:noProof/>
           <w:lang w:val="en-US"/>
         </w:rPr>
-        <w:t>4</w:t>
+        <w:t>5</w:t>
       </w:r>
       <w:r>
         <w:rPr>
@@ -3005,7 +3026,7 @@
           <w:tab w:val="left" w:pos="1132"/>
         </w:tabs>
         <w:rPr>
-          <w:rFonts w:asciiTheme="minorHAnsi" w:hAnsiTheme="minorHAnsi" w:eastAsiaTheme="minorEastAsia" w:cstheme="minorBidi"/>
+          <w:rFonts w:asciiTheme="minorHAnsi" w:eastAsiaTheme="minorEastAsia" w:hAnsiTheme="minorHAnsi" w:cstheme="minorBidi"/>
           <w:noProof/>
           <w:kern w:val="2"/>
           <w:lang w:val="en-US"/>
@@ -3018,11 +3039,11 @@
           <w:noProof/>
           <w:lang w:val="en-US"/>
         </w:rPr>
-        <w:t>2.2.</w:t>
-      </w:r>
-      <w:r>
-        <w:rPr>
-          <w:rFonts w:asciiTheme="minorHAnsi" w:hAnsiTheme="minorHAnsi" w:eastAsiaTheme="minorEastAsia" w:cstheme="minorBidi"/>
+        <w:t>3.2.</w:t>
+      </w:r>
+      <w:r>
+        <w:rPr>
+          <w:rFonts w:asciiTheme="minorHAnsi" w:eastAsiaTheme="minorEastAsia" w:hAnsiTheme="minorHAnsi" w:cstheme="minorBidi"/>
           <w:noProof/>
           <w:kern w:val="2"/>
           <w:lang w:val="en-US"/>
@@ -3056,7 +3077,7 @@
           <w:noProof/>
           <w:lang w:val="en-US"/>
         </w:rPr>
-        <w:instrText xml:space="preserve"> PAGEREF _Toc243649317 \h </w:instrText>
+        <w:instrText xml:space="preserve"> PAGEREF _Toc243674754 \h </w:instrText>
       </w:r>
       <w:r>
         <w:rPr>
@@ -3074,7 +3095,7 @@
           <w:noProof/>
           <w:lang w:val="en-US"/>
         </w:rPr>
-        <w:t>4</w:t>
+        <w:t>5</w:t>
       </w:r>
       <w:r>
         <w:rPr>
@@ -3090,7 +3111,7 @@
           <w:tab w:val="left" w:pos="1132"/>
         </w:tabs>
         <w:rPr>
-          <w:rFonts w:asciiTheme="minorHAnsi" w:hAnsiTheme="minorHAnsi" w:eastAsiaTheme="minorEastAsia" w:cstheme="minorBidi"/>
+          <w:rFonts w:asciiTheme="minorHAnsi" w:eastAsiaTheme="minorEastAsia" w:hAnsiTheme="minorHAnsi" w:cstheme="minorBidi"/>
           <w:noProof/>
           <w:kern w:val="2"/>
           <w:lang w:val="en-US"/>
@@ -3103,11 +3124,11 @@
           <w:noProof/>
           <w:lang w:val="en-US"/>
         </w:rPr>
-        <w:t>2.3.</w:t>
-      </w:r>
-      <w:r>
-        <w:rPr>
-          <w:rFonts w:asciiTheme="minorHAnsi" w:hAnsiTheme="minorHAnsi" w:eastAsiaTheme="minorEastAsia" w:cstheme="minorBidi"/>
+        <w:t>3.3.</w:t>
+      </w:r>
+      <w:r>
+        <w:rPr>
+          <w:rFonts w:asciiTheme="minorHAnsi" w:eastAsiaTheme="minorEastAsia" w:hAnsiTheme="minorHAnsi" w:cstheme="minorBidi"/>
           <w:noProof/>
           <w:kern w:val="2"/>
           <w:lang w:val="en-US"/>
@@ -3141,7 +3162,7 @@
           <w:noProof/>
           <w:lang w:val="en-US"/>
         </w:rPr>
-        <w:instrText xml:space="preserve"> PAGEREF _Toc243649318 \h </w:instrText>
+        <w:instrText xml:space="preserve"> PAGEREF _Toc243674755 \h </w:instrText>
       </w:r>
       <w:r>
         <w:rPr>
@@ -3159,7 +3180,7 @@
           <w:noProof/>
           <w:lang w:val="en-US"/>
         </w:rPr>
-        <w:t>4</w:t>
+        <w:t>5</w:t>
       </w:r>
       <w:r>
         <w:rPr>
@@ -3172,7 +3193,7 @@
       <w:pPr>
         <w:pStyle w:val="TOC3"/>
         <w:rPr>
-          <w:rFonts w:asciiTheme="minorHAnsi" w:hAnsiTheme="minorHAnsi" w:eastAsiaTheme="minorEastAsia" w:cstheme="minorBidi"/>
+          <w:rFonts w:asciiTheme="minorHAnsi" w:eastAsiaTheme="minorEastAsia" w:hAnsiTheme="minorHAnsi" w:cstheme="minorBidi"/>
           <w:noProof/>
           <w:kern w:val="2"/>
           <w:lang w:val="en-US"/>
@@ -3185,7 +3206,7 @@
           <w:noProof/>
           <w:lang w:val="en-US"/>
         </w:rPr>
-        <w:t>2.3.1. Scenarios</w:t>
+        <w:t>3.3.1. Usability</w:t>
       </w:r>
       <w:r>
         <w:rPr>
@@ -3205,7 +3226,7 @@
           <w:noProof/>
           <w:lang w:val="en-US"/>
         </w:rPr>
-        <w:instrText xml:space="preserve"> PAGEREF _Toc243649319 \h </w:instrText>
+        <w:instrText xml:space="preserve"> PAGEREF _Toc243674756 \h </w:instrText>
       </w:r>
       <w:r>
         <w:rPr>
@@ -3223,7 +3244,7 @@
           <w:noProof/>
           <w:lang w:val="en-US"/>
         </w:rPr>
-        <w:t>4</w:t>
+        <w:t>5</w:t>
       </w:r>
       <w:r>
         <w:rPr>
@@ -3236,7 +3257,7 @@
       <w:pPr>
         <w:pStyle w:val="TOC3"/>
         <w:rPr>
-          <w:rFonts w:asciiTheme="minorHAnsi" w:hAnsiTheme="minorHAnsi" w:eastAsiaTheme="minorEastAsia" w:cstheme="minorBidi"/>
+          <w:rFonts w:asciiTheme="minorHAnsi" w:eastAsiaTheme="minorEastAsia" w:hAnsiTheme="minorHAnsi" w:cstheme="minorBidi"/>
           <w:noProof/>
           <w:kern w:val="2"/>
           <w:lang w:val="en-US"/>
@@ -3249,7 +3270,7 @@
           <w:noProof/>
           <w:lang w:val="en-US"/>
         </w:rPr>
-        <w:t>2.3.2. Use case model</w:t>
+        <w:t>3.3.2. Supportability</w:t>
       </w:r>
       <w:r>
         <w:rPr>
@@ -3269,7 +3290,7 @@
           <w:noProof/>
           <w:lang w:val="en-US"/>
         </w:rPr>
-        <w:instrText xml:space="preserve"> PAGEREF _Toc243649320 \h </w:instrText>
+        <w:instrText xml:space="preserve"> PAGEREF _Toc243674757 \h </w:instrText>
       </w:r>
       <w:r>
         <w:rPr>
@@ -3287,7 +3308,7 @@
           <w:noProof/>
           <w:lang w:val="en-US"/>
         </w:rPr>
-        <w:t>4</w:t>
+        <w:t>5</w:t>
       </w:r>
       <w:r>
         <w:rPr>
@@ -3300,7 +3321,7 @@
       <w:pPr>
         <w:pStyle w:val="TOC3"/>
         <w:rPr>
-          <w:rFonts w:asciiTheme="minorHAnsi" w:hAnsiTheme="minorHAnsi" w:eastAsiaTheme="minorEastAsia" w:cstheme="minorBidi"/>
+          <w:rFonts w:asciiTheme="minorHAnsi" w:eastAsiaTheme="minorEastAsia" w:hAnsiTheme="minorHAnsi" w:cstheme="minorBidi"/>
           <w:noProof/>
           <w:kern w:val="2"/>
           <w:lang w:val="en-US"/>
@@ -3313,7 +3334,7 @@
           <w:noProof/>
           <w:lang w:val="en-US"/>
         </w:rPr>
-        <w:t>2.3.3. Object model</w:t>
+        <w:t>3.3.3. Interfaccia</w:t>
       </w:r>
       <w:r>
         <w:rPr>
@@ -3333,7 +3354,7 @@
           <w:noProof/>
           <w:lang w:val="en-US"/>
         </w:rPr>
-        <w:instrText xml:space="preserve"> PAGEREF _Toc243649321 \h </w:instrText>
+        <w:instrText xml:space="preserve"> PAGEREF _Toc243674758 \h </w:instrText>
       </w:r>
       <w:r>
         <w:rPr>
@@ -3351,7 +3372,7 @@
           <w:noProof/>
           <w:lang w:val="en-US"/>
         </w:rPr>
-        <w:t>4</w:t>
+        <w:t>5</w:t>
       </w:r>
       <w:r>
         <w:rPr>
@@ -3364,7 +3385,7 @@
       <w:pPr>
         <w:pStyle w:val="TOC3"/>
         <w:rPr>
-          <w:rFonts w:asciiTheme="minorHAnsi" w:hAnsiTheme="minorHAnsi" w:eastAsiaTheme="minorEastAsia" w:cstheme="minorBidi"/>
+          <w:rFonts w:asciiTheme="minorHAnsi" w:eastAsiaTheme="minorEastAsia" w:hAnsiTheme="minorHAnsi" w:cstheme="minorBidi"/>
           <w:noProof/>
           <w:kern w:val="2"/>
           <w:lang w:val="en-US"/>
@@ -3377,7 +3398,7 @@
           <w:noProof/>
           <w:lang w:val="en-US"/>
         </w:rPr>
-        <w:t>2.3.4. User interface (Navigational paths and mock-ups)</w:t>
+        <w:t>3.3.4. Legal</w:t>
       </w:r>
       <w:r>
         <w:rPr>
@@ -3397,7 +3418,7 @@
           <w:noProof/>
           <w:lang w:val="en-US"/>
         </w:rPr>
-        <w:instrText xml:space="preserve"> PAGEREF _Toc243649322 \h </w:instrText>
+        <w:instrText xml:space="preserve"> PAGEREF _Toc243674759 \h </w:instrText>
       </w:r>
       <w:r>
         <w:rPr>
@@ -3415,7 +3436,7 @@
           <w:noProof/>
           <w:lang w:val="en-US"/>
         </w:rPr>
-        <w:t>4</w:t>
+        <w:t>6</w:t>
       </w:r>
       <w:r>
         <w:rPr>
@@ -3431,7 +3452,7 @@
           <w:tab w:val="left" w:pos="1132"/>
         </w:tabs>
         <w:rPr>
-          <w:rFonts w:asciiTheme="minorHAnsi" w:hAnsiTheme="minorHAnsi" w:eastAsiaTheme="minorEastAsia" w:cstheme="minorBidi"/>
+          <w:rFonts w:asciiTheme="minorHAnsi" w:eastAsiaTheme="minorEastAsia" w:hAnsiTheme="minorHAnsi" w:cstheme="minorBidi"/>
           <w:noProof/>
           <w:kern w:val="2"/>
           <w:lang w:val="en-US"/>
@@ -3444,11 +3465,11 @@
           <w:noProof/>
           <w:lang w:val="en-US"/>
         </w:rPr>
-        <w:t>2.4.</w:t>
-      </w:r>
-      <w:r>
-        <w:rPr>
-          <w:rFonts w:asciiTheme="minorHAnsi" w:hAnsiTheme="minorHAnsi" w:eastAsiaTheme="minorEastAsia" w:cstheme="minorBidi"/>
+        <w:t>3.4.</w:t>
+      </w:r>
+      <w:r>
+        <w:rPr>
+          <w:rFonts w:asciiTheme="minorHAnsi" w:eastAsiaTheme="minorEastAsia" w:hAnsiTheme="minorHAnsi" w:cstheme="minorBidi"/>
           <w:noProof/>
           <w:kern w:val="2"/>
           <w:lang w:val="en-US"/>
@@ -3482,7 +3503,7 @@
           <w:noProof/>
           <w:lang w:val="en-US"/>
         </w:rPr>
-        <w:instrText xml:space="preserve"> PAGEREF _Toc243649323 \h </w:instrText>
+        <w:instrText xml:space="preserve"> PAGEREF _Toc243674760 \h </w:instrText>
       </w:r>
       <w:r>
         <w:rPr>
@@ -3500,7 +3521,7 @@
           <w:noProof/>
           <w:lang w:val="en-US"/>
         </w:rPr>
-        <w:t>4</w:t>
+        <w:t>6</w:t>
       </w:r>
       <w:r>
         <w:rPr>
@@ -3513,7 +3534,7 @@
       <w:pPr>
         <w:pStyle w:val="TOC3"/>
         <w:rPr>
-          <w:rFonts w:asciiTheme="minorHAnsi" w:hAnsiTheme="minorHAnsi" w:eastAsiaTheme="minorEastAsia" w:cstheme="minorBidi"/>
+          <w:rFonts w:asciiTheme="minorHAnsi" w:eastAsiaTheme="minorEastAsia" w:hAnsiTheme="minorHAnsi" w:cstheme="minorBidi"/>
           <w:noProof/>
           <w:kern w:val="2"/>
           <w:lang w:val="en-US"/>
@@ -3526,7 +3547,7 @@
           <w:noProof/>
           <w:lang w:val="en-US"/>
         </w:rPr>
-        <w:t>2.4.1. Scenarios</w:t>
+        <w:t>3.4.1. Scenarios</w:t>
       </w:r>
       <w:r>
         <w:rPr>
@@ -3546,7 +3567,7 @@
           <w:noProof/>
           <w:lang w:val="en-US"/>
         </w:rPr>
-        <w:instrText xml:space="preserve"> PAGEREF _Toc243649324 \h </w:instrText>
+        <w:instrText xml:space="preserve"> PAGEREF _Toc243674761 \h </w:instrText>
       </w:r>
       <w:r>
         <w:rPr>
@@ -3564,7 +3585,7 @@
           <w:noProof/>
           <w:lang w:val="en-US"/>
         </w:rPr>
-        <w:t>5</w:t>
+        <w:t>6</w:t>
       </w:r>
       <w:r>
         <w:rPr>
@@ -3577,7 +3598,7 @@
       <w:pPr>
         <w:pStyle w:val="TOC3"/>
         <w:rPr>
-          <w:rFonts w:asciiTheme="minorHAnsi" w:hAnsiTheme="minorHAnsi" w:eastAsiaTheme="minorEastAsia" w:cstheme="minorBidi"/>
+          <w:rFonts w:asciiTheme="minorHAnsi" w:eastAsiaTheme="minorEastAsia" w:hAnsiTheme="minorHAnsi" w:cstheme="minorBidi"/>
           <w:noProof/>
           <w:kern w:val="2"/>
           <w:lang w:val="en-US"/>
@@ -3590,7 +3611,7 @@
           <w:noProof/>
           <w:lang w:val="en-US"/>
         </w:rPr>
-        <w:t>2.4.2. Use case model</w:t>
+        <w:t>3.4.2. Use case model</w:t>
       </w:r>
       <w:r>
         <w:rPr>
@@ -3610,7 +3631,7 @@
           <w:noProof/>
           <w:lang w:val="en-US"/>
         </w:rPr>
-        <w:instrText xml:space="preserve"> PAGEREF _Toc243649325 \h </w:instrText>
+        <w:instrText xml:space="preserve"> PAGEREF _Toc243674762 \h </w:instrText>
       </w:r>
       <w:r>
         <w:rPr>
@@ -3628,7 +3649,7 @@
           <w:noProof/>
           <w:lang w:val="en-US"/>
         </w:rPr>
-        <w:t>5</w:t>
+        <w:t>6</w:t>
       </w:r>
       <w:r>
         <w:rPr>
@@ -3641,7 +3662,7 @@
       <w:pPr>
         <w:pStyle w:val="TOC3"/>
         <w:rPr>
-          <w:rFonts w:asciiTheme="minorHAnsi" w:hAnsiTheme="minorHAnsi" w:eastAsiaTheme="minorEastAsia" w:cstheme="minorBidi"/>
+          <w:rFonts w:asciiTheme="minorHAnsi" w:eastAsiaTheme="minorEastAsia" w:hAnsiTheme="minorHAnsi" w:cstheme="minorBidi"/>
           <w:noProof/>
           <w:kern w:val="2"/>
           <w:lang w:val="en-US"/>
@@ -3654,7 +3675,7 @@
           <w:noProof/>
           <w:lang w:val="en-US"/>
         </w:rPr>
-        <w:t>2.4.3. Object model</w:t>
+        <w:t>3.4.3. Object model</w:t>
       </w:r>
       <w:r>
         <w:rPr>
@@ -3674,7 +3695,7 @@
           <w:noProof/>
           <w:lang w:val="en-US"/>
         </w:rPr>
-        <w:instrText xml:space="preserve"> PAGEREF _Toc243649326 \h </w:instrText>
+        <w:instrText xml:space="preserve"> PAGEREF _Toc243674763 \h </w:instrText>
       </w:r>
       <w:r>
         <w:rPr>
@@ -3692,7 +3713,7 @@
           <w:noProof/>
           <w:lang w:val="en-US"/>
         </w:rPr>
-        <w:t>5</w:t>
+        <w:t>6</w:t>
       </w:r>
       <w:r>
         <w:rPr>
@@ -3705,7 +3726,7 @@
       <w:pPr>
         <w:pStyle w:val="TOC3"/>
         <w:rPr>
-          <w:rFonts w:asciiTheme="minorHAnsi" w:hAnsiTheme="minorHAnsi" w:eastAsiaTheme="minorEastAsia" w:cstheme="minorBidi"/>
+          <w:rFonts w:asciiTheme="minorHAnsi" w:eastAsiaTheme="minorEastAsia" w:hAnsiTheme="minorHAnsi" w:cstheme="minorBidi"/>
           <w:noProof/>
           <w:kern w:val="2"/>
           <w:lang w:val="en-US"/>
@@ -3718,7 +3739,7 @@
           <w:noProof/>
           <w:lang w:val="en-US"/>
         </w:rPr>
-        <w:t>2.4.4. User interface (Navigational paths and mock-ups)</w:t>
+        <w:t>3.4.4. User interface (Navigational paths and mock-ups)</w:t>
       </w:r>
       <w:r>
         <w:rPr>
@@ -3738,7 +3759,7 @@
           <w:noProof/>
           <w:lang w:val="en-US"/>
         </w:rPr>
-        <w:instrText xml:space="preserve"> PAGEREF _Toc243649327 \h </w:instrText>
+        <w:instrText xml:space="preserve"> PAGEREF _Toc243674764 \h </w:instrText>
       </w:r>
       <w:r>
         <w:rPr>
@@ -3756,7 +3777,7 @@
           <w:noProof/>
           <w:lang w:val="en-US"/>
         </w:rPr>
-        <w:t>5</w:t>
+        <w:t>6</w:t>
       </w:r>
       <w:r>
         <w:rPr>
@@ -3772,7 +3793,7 @@
           <w:tab w:val="left" w:pos="566"/>
         </w:tabs>
         <w:rPr>
-          <w:rFonts w:asciiTheme="minorHAnsi" w:hAnsiTheme="minorHAnsi" w:eastAsiaTheme="minorEastAsia" w:cstheme="minorBidi"/>
+          <w:rFonts w:asciiTheme="minorHAnsi" w:eastAsiaTheme="minorEastAsia" w:hAnsiTheme="minorHAnsi" w:cstheme="minorBidi"/>
           <w:noProof/>
           <w:kern w:val="2"/>
           <w14:ligatures w14:val="standardContextual"/>
@@ -3787,7 +3808,7 @@
       </w:r>
       <w:r>
         <w:rPr>
-          <w:rFonts w:asciiTheme="minorHAnsi" w:hAnsiTheme="minorHAnsi" w:eastAsiaTheme="minorEastAsia" w:cstheme="minorBidi"/>
+          <w:rFonts w:asciiTheme="minorHAnsi" w:eastAsiaTheme="minorEastAsia" w:hAnsiTheme="minorHAnsi" w:cstheme="minorBidi"/>
           <w:noProof/>
           <w:kern w:val="2"/>
           <w14:ligatures w14:val="standardContextual"/>
@@ -3817,7 +3838,7 @@
         <w:rPr>
           <w:noProof/>
         </w:rPr>
-        <w:instrText xml:space="preserve"> PAGEREF _Toc243649328 \h </w:instrText>
+        <w:instrText xml:space="preserve"> PAGEREF _Toc243674765 \h </w:instrText>
       </w:r>
       <w:r>
         <w:rPr>
@@ -3834,7 +3855,7 @@
         <w:rPr>
           <w:noProof/>
         </w:rPr>
-        <w:t>5</w:t>
+        <w:t>6</w:t>
       </w:r>
       <w:r>
         <w:rPr>
@@ -3866,7 +3887,7 @@
           <w:footnotePr>
             <w:pos w:val="beneathText"/>
           </w:footnotePr>
-          <w:pgSz w:w="11905" w:h="16837" w:orient="portrait"/>
+          <w:pgSz w:w="11905" w:h="16837"/>
           <w:pgMar w:top="1560" w:right="1134" w:bottom="1798" w:left="1134" w:header="1134" w:footer="1134" w:gutter="0"/>
           <w:cols w:space="720"/>
           <w:formProt w:val="0"/>
@@ -3879,7 +3900,7 @@
         <w:pStyle w:val="Title"/>
         <w:numPr>
           <w:ilvl w:val="0"/>
-          <w:numId w:val="6"/>
+          <w:numId w:val="10"/>
         </w:numPr>
         <w:spacing w:line="360" w:lineRule="auto"/>
         <w:ind w:left="426"/>
@@ -3888,11 +3909,12 @@
           <w:rFonts w:asciiTheme="minorHAnsi" w:hAnsiTheme="minorHAnsi"/>
         </w:rPr>
       </w:pPr>
-      <w:bookmarkStart w:name="_Toc243649307" w:id="0"/>
-      <w:r>
-        <w:rPr>
-          <w:rFonts w:asciiTheme="minorHAnsi" w:hAnsiTheme="minorHAnsi"/>
-        </w:rPr>
+      <w:bookmarkStart w:id="0" w:name="_Toc243674744"/>
+      <w:r>
+        <w:rPr>
+          <w:rFonts w:asciiTheme="minorHAnsi" w:hAnsiTheme="minorHAnsi"/>
+        </w:rPr>
+        <w:lastRenderedPageBreak/>
         <w:t>Introduzione</w:t>
       </w:r>
       <w:bookmarkEnd w:id="0"/>
@@ -3907,7 +3929,7 @@
           <w:iCs w:val="0"/>
         </w:rPr>
       </w:pPr>
-      <w:bookmarkStart w:name="_Toc243649308" w:id="1"/>
+      <w:bookmarkStart w:id="1" w:name="_Toc243674745"/>
       <w:r>
         <w:rPr>
           <w:rFonts w:ascii="Aptos" w:hAnsi="Aptos"/>
@@ -3937,57 +3959,25 @@
         <w:rPr>
           <w:rFonts w:asciiTheme="minorHAnsi" w:hAnsiTheme="minorHAnsi"/>
         </w:rPr>
-        <w:t xml:space="preserve">Lo scopo di NovaBiblioteca è di fornire ai lettori uno strumento affidabile per facilitare le operazioni di ricerca nel catalogo e di prenotazione delle copie di interesse. D’altra parte, NovaBiblioteca si pone come obiettivo anche quello di facilitare la gestione della biblioteca per gli operatori, garantendo degli strumenti che permettono di registrare prestiti, restituzioni e sospensioni per ciascun lettore, che sia registrato o no. </w:t>
-      </w:r>
-    </w:p>
-    <w:p>
-      <w:pPr>
-        <w:pStyle w:val="Heading2"/>
-        <w:spacing w:line="276" w:lineRule="auto"/>
-        <w:rPr>
-          <w:rFonts w:asciiTheme="minorHAnsi" w:hAnsiTheme="minorHAnsi"/>
-          <w:i w:val="0"/>
-          <w:iCs w:val="0"/>
-        </w:rPr>
-      </w:pPr>
-      <w:bookmarkStart w:name="_Toc243649309" w:id="2"/>
-      <w:r>
-        <w:rPr>
-          <w:rFonts w:asciiTheme="minorHAnsi" w:hAnsiTheme="minorHAnsi"/>
-          <w:i w:val="0"/>
-          <w:iCs w:val="0"/>
-        </w:rPr>
-        <w:t>Scope</w:t>
-      </w:r>
-      <w:r>
-        <w:rPr>
-          <w:rFonts w:asciiTheme="minorHAnsi" w:hAnsiTheme="minorHAnsi"/>
-          <w:i w:val="0"/>
-          <w:iCs w:val="0"/>
-        </w:rPr>
-        <w:t xml:space="preserve"> of the system</w:t>
-      </w:r>
-      <w:bookmarkEnd w:id="2"/>
-    </w:p>
-    <w:p>
-      <w:pPr>
-        <w:spacing w:line="276" w:lineRule="auto"/>
-        <w:jc w:val="both"/>
-        <w:rPr>
-          <w:rFonts w:asciiTheme="minorHAnsi" w:hAnsiTheme="minorHAnsi"/>
-        </w:rPr>
-      </w:pPr>
-      <w:r>
-        <w:rPr>
-          <w:rFonts w:asciiTheme="minorHAnsi" w:hAnsiTheme="minorHAnsi"/>
-        </w:rPr>
-        <w:t>Le funzionalità in scope di NovaBiblioteca sono:</w:t>
-      </w:r>
-      <w:r>
-        <w:rPr>
-          <w:rFonts w:asciiTheme="minorHAnsi" w:hAnsiTheme="minorHAnsi"/>
-        </w:rPr>
-        <w:t xml:space="preserve"> </w:t>
+        <w:t xml:space="preserve">Lo scopo di NovaBiblioteca </w:t>
+      </w:r>
+      <w:r>
+        <w:rPr>
+          <w:rFonts w:asciiTheme="minorHAnsi" w:hAnsiTheme="minorHAnsi"/>
+        </w:rPr>
+        <w:t>è digitalizzare e centralizzare una sezione dei servizi di una biblioteca comunale</w:t>
+      </w:r>
+      <w:r>
+        <w:rPr>
+          <w:rFonts w:asciiTheme="minorHAnsi" w:hAnsiTheme="minorHAnsi"/>
+        </w:rPr>
+        <w:t>, cercando di ridurre le operazioni manuali e gli spostamenti dei lettori</w:t>
+      </w:r>
+      <w:r>
+        <w:rPr>
+          <w:rFonts w:asciiTheme="minorHAnsi" w:hAnsiTheme="minorHAnsi"/>
+        </w:rPr>
+        <w:t>. Si rivolge a due tipologie di utenti:</w:t>
       </w:r>
     </w:p>
     <w:p>
@@ -3995,7 +3985,119 @@
         <w:pStyle w:val="ListParagraph"/>
         <w:numPr>
           <w:ilvl w:val="0"/>
-          <w:numId w:val="41"/>
+          <w:numId w:val="47"/>
+        </w:numPr>
+        <w:jc w:val="both"/>
+        <w:rPr>
+          <w:rFonts w:asciiTheme="minorHAnsi" w:hAnsiTheme="minorHAnsi"/>
+        </w:rPr>
+      </w:pPr>
+      <w:r>
+        <w:rPr>
+          <w:rFonts w:asciiTheme="minorHAnsi" w:hAnsiTheme="minorHAnsi"/>
+          <w:b/>
+          <w:bCs/>
+        </w:rPr>
+        <w:t>I lettori</w:t>
+      </w:r>
+      <w:r>
+        <w:rPr>
+          <w:rFonts w:asciiTheme="minorHAnsi" w:hAnsiTheme="minorHAnsi"/>
+        </w:rPr>
+        <w:t>, a cui fornisce uno strumento che permette di consultare liberamente il catalogo, e, una volta registrati, per prenotare online le copie di interesse, le quali possono essere ritirate in biblioteca con la certezza che siano disponibili;</w:t>
+      </w:r>
+    </w:p>
+    <w:p>
+      <w:pPr>
+        <w:pStyle w:val="ListParagraph"/>
+        <w:numPr>
+          <w:ilvl w:val="0"/>
+          <w:numId w:val="47"/>
+        </w:numPr>
+        <w:jc w:val="both"/>
+        <w:rPr>
+          <w:rFonts w:asciiTheme="minorHAnsi" w:hAnsiTheme="minorHAnsi"/>
+        </w:rPr>
+      </w:pPr>
+      <w:r>
+        <w:rPr>
+          <w:rFonts w:asciiTheme="minorHAnsi" w:hAnsiTheme="minorHAnsi"/>
+          <w:b/>
+          <w:bCs/>
+        </w:rPr>
+        <w:t>Gli operatori della biblioteca</w:t>
+      </w:r>
+      <w:r>
+        <w:rPr>
+          <w:rFonts w:asciiTheme="minorHAnsi" w:hAnsiTheme="minorHAnsi"/>
+        </w:rPr>
+        <w:t>, a cui fornisce gli strumenti per gestire il catalogo, registrare prestiti, restituzioni e sospensioni dei lettori e consultarne lo storico.</w:t>
+      </w:r>
+    </w:p>
+    <w:p>
+      <w:pPr>
+        <w:jc w:val="both"/>
+        <w:rPr>
+          <w:rFonts w:asciiTheme="minorHAnsi" w:hAnsiTheme="minorHAnsi"/>
+        </w:rPr>
+      </w:pPr>
+    </w:p>
+    <w:p>
+      <w:pPr>
+        <w:pStyle w:val="Heading2"/>
+        <w:spacing w:line="276" w:lineRule="auto"/>
+        <w:rPr>
+          <w:rFonts w:asciiTheme="minorHAnsi" w:hAnsiTheme="minorHAnsi"/>
+          <w:i w:val="0"/>
+          <w:iCs w:val="0"/>
+        </w:rPr>
+      </w:pPr>
+      <w:bookmarkStart w:id="2" w:name="_Toc243674746"/>
+      <w:r>
+        <w:rPr>
+          <w:rFonts w:asciiTheme="minorHAnsi" w:hAnsiTheme="minorHAnsi"/>
+          <w:i w:val="0"/>
+          <w:iCs w:val="0"/>
+        </w:rPr>
+        <w:t>Scope</w:t>
+      </w:r>
+      <w:r>
+        <w:rPr>
+          <w:rFonts w:asciiTheme="minorHAnsi" w:hAnsiTheme="minorHAnsi"/>
+          <w:i w:val="0"/>
+          <w:iCs w:val="0"/>
+        </w:rPr>
+        <w:t xml:space="preserve"> of the system</w:t>
+      </w:r>
+      <w:bookmarkEnd w:id="2"/>
+    </w:p>
+    <w:p>
+      <w:pPr>
+        <w:spacing w:line="276" w:lineRule="auto"/>
+        <w:jc w:val="both"/>
+        <w:rPr>
+          <w:rFonts w:asciiTheme="minorHAnsi" w:hAnsiTheme="minorHAnsi"/>
+        </w:rPr>
+      </w:pPr>
+      <w:r>
+        <w:rPr>
+          <w:rFonts w:asciiTheme="minorHAnsi" w:hAnsiTheme="minorHAnsi"/>
+        </w:rPr>
+        <w:t>Le funzionalità in scope di NovaBiblioteca sono:</w:t>
+      </w:r>
+      <w:r>
+        <w:rPr>
+          <w:rFonts w:asciiTheme="minorHAnsi" w:hAnsiTheme="minorHAnsi"/>
+        </w:rPr>
+        <w:t xml:space="preserve"> </w:t>
+      </w:r>
+    </w:p>
+    <w:p>
+      <w:pPr>
+        <w:pStyle w:val="ListParagraph"/>
+        <w:numPr>
+          <w:ilvl w:val="0"/>
+          <w:numId w:val="45"/>
         </w:numPr>
         <w:spacing w:line="276" w:lineRule="auto"/>
         <w:jc w:val="both"/>
@@ -4027,7 +4129,7 @@
         <w:pStyle w:val="ListParagraph"/>
         <w:numPr>
           <w:ilvl w:val="1"/>
-          <w:numId w:val="41"/>
+          <w:numId w:val="45"/>
         </w:numPr>
         <w:spacing w:line="276" w:lineRule="auto"/>
         <w:jc w:val="both"/>
@@ -4045,6 +4147,12 @@
         <w:rPr>
           <w:rFonts w:asciiTheme="minorHAnsi" w:hAnsiTheme="minorHAnsi"/>
         </w:rPr>
+        <w:t>,</w:t>
+      </w:r>
+      <w:r>
+        <w:rPr>
+          <w:rFonts w:asciiTheme="minorHAnsi" w:hAnsiTheme="minorHAnsi"/>
+        </w:rPr>
         <w:t xml:space="preserve"> </w:t>
       </w:r>
       <w:r>
@@ -4065,7 +4173,7 @@
         <w:pStyle w:val="ListParagraph"/>
         <w:numPr>
           <w:ilvl w:val="1"/>
-          <w:numId w:val="41"/>
+          <w:numId w:val="45"/>
         </w:numPr>
         <w:spacing w:line="276" w:lineRule="auto"/>
         <w:jc w:val="both"/>
@@ -4085,7 +4193,7 @@
         <w:pStyle w:val="ListParagraph"/>
         <w:numPr>
           <w:ilvl w:val="1"/>
-          <w:numId w:val="41"/>
+          <w:numId w:val="45"/>
         </w:numPr>
         <w:spacing w:line="276" w:lineRule="auto"/>
         <w:jc w:val="both"/>
@@ -4097,7 +4205,19 @@
         <w:rPr>
           <w:rFonts w:asciiTheme="minorHAnsi" w:hAnsiTheme="minorHAnsi"/>
         </w:rPr>
-        <w:t>Impostazione della nuova password al primo accesso e in seguito alla richiesta di reset;</w:t>
+        <w:t xml:space="preserve">Impostazione della nuova password al primo accesso e in seguito </w:t>
+      </w:r>
+      <w:r>
+        <w:rPr>
+          <w:rFonts w:asciiTheme="minorHAnsi" w:hAnsiTheme="minorHAnsi"/>
+        </w:rPr>
+        <w:t>a un reset</w:t>
+      </w:r>
+      <w:r>
+        <w:rPr>
+          <w:rFonts w:asciiTheme="minorHAnsi" w:hAnsiTheme="minorHAnsi"/>
+        </w:rPr>
+        <w:t>;</w:t>
       </w:r>
     </w:p>
     <w:p>
@@ -4105,7 +4225,7 @@
         <w:pStyle w:val="ListParagraph"/>
         <w:numPr>
           <w:ilvl w:val="1"/>
-          <w:numId w:val="41"/>
+          <w:numId w:val="45"/>
         </w:numPr>
         <w:spacing w:line="276" w:lineRule="auto"/>
         <w:jc w:val="both"/>
@@ -4125,7 +4245,7 @@
         <w:pStyle w:val="ListParagraph"/>
         <w:numPr>
           <w:ilvl w:val="0"/>
-          <w:numId w:val="41"/>
+          <w:numId w:val="45"/>
         </w:numPr>
         <w:spacing w:line="276" w:lineRule="auto"/>
         <w:jc w:val="both"/>
@@ -4141,15 +4261,7 @@
           <w:b/>
           <w:bCs/>
         </w:rPr>
-        <w:t>Gestione del catalogo</w:t>
-      </w:r>
-      <w:r>
-        <w:rPr>
-          <w:rFonts w:asciiTheme="minorHAnsi" w:hAnsiTheme="minorHAnsi"/>
-          <w:b/>
-          <w:bCs/>
-        </w:rPr>
-        <w:t>:</w:t>
+        <w:t>Consultazione e prenotazione</w:t>
       </w:r>
     </w:p>
     <w:p>
@@ -4157,7 +4269,7 @@
         <w:pStyle w:val="ListParagraph"/>
         <w:numPr>
           <w:ilvl w:val="1"/>
-          <w:numId w:val="41"/>
+          <w:numId w:val="45"/>
         </w:numPr>
         <w:spacing w:line="276" w:lineRule="auto"/>
         <w:jc w:val="both"/>
@@ -4171,7 +4283,7 @@
         <w:rPr>
           <w:rFonts w:asciiTheme="minorHAnsi" w:hAnsiTheme="minorHAnsi"/>
         </w:rPr>
-        <w:t>Aggiunta di una nuova edizione;</w:t>
+        <w:t>Ricerca delle edizioni nel catalogo tramite filtri e consultazione dei dettagli di un’edizione;</w:t>
       </w:r>
     </w:p>
     <w:p>
@@ -4179,7 +4291,7 @@
         <w:pStyle w:val="ListParagraph"/>
         <w:numPr>
           <w:ilvl w:val="1"/>
-          <w:numId w:val="41"/>
+          <w:numId w:val="45"/>
         </w:numPr>
         <w:spacing w:line="276" w:lineRule="auto"/>
         <w:jc w:val="both"/>
@@ -4193,19 +4305,53 @@
         <w:rPr>
           <w:rFonts w:asciiTheme="minorHAnsi" w:hAnsiTheme="minorHAnsi"/>
         </w:rPr>
-        <w:t xml:space="preserve">Aggiunta </w:t>
-      </w:r>
-      <w:r>
-        <w:rPr>
-          <w:rFonts w:asciiTheme="minorHAnsi" w:hAnsiTheme="minorHAnsi"/>
-        </w:rPr>
-        <w:t xml:space="preserve">e rimozione </w:t>
-      </w:r>
-      <w:r>
-        <w:rPr>
-          <w:rFonts w:asciiTheme="minorHAnsi" w:hAnsiTheme="minorHAnsi"/>
-        </w:rPr>
-        <w:t>di una copia di un’edizione;</w:t>
+        <w:t>Prenotazione online di un</w:t>
+      </w:r>
+      <w:r>
+        <w:rPr>
+          <w:rFonts w:asciiTheme="minorHAnsi" w:hAnsiTheme="minorHAnsi"/>
+        </w:rPr>
+        <w:t>’edizione</w:t>
+      </w:r>
+      <w:r>
+        <w:rPr>
+          <w:rFonts w:asciiTheme="minorHAnsi" w:hAnsiTheme="minorHAnsi"/>
+        </w:rPr>
+        <w:t xml:space="preserve"> disponibile, accessibile solo a lettori registrati</w:t>
+      </w:r>
+      <w:r>
+        <w:rPr>
+          <w:rFonts w:asciiTheme="minorHAnsi" w:hAnsiTheme="minorHAnsi"/>
+        </w:rPr>
+        <w:t xml:space="preserve"> con un massimo di tre prenotazioni per lettore</w:t>
+      </w:r>
+      <w:r>
+        <w:rPr>
+          <w:rFonts w:asciiTheme="minorHAnsi" w:hAnsiTheme="minorHAnsi"/>
+        </w:rPr>
+        <w:t>;</w:t>
+      </w:r>
+    </w:p>
+    <w:p>
+      <w:pPr>
+        <w:pStyle w:val="ListParagraph"/>
+        <w:numPr>
+          <w:ilvl w:val="1"/>
+          <w:numId w:val="45"/>
+        </w:numPr>
+        <w:spacing w:line="276" w:lineRule="auto"/>
+        <w:jc w:val="both"/>
+        <w:rPr>
+          <w:rFonts w:asciiTheme="minorHAnsi" w:hAnsiTheme="minorHAnsi"/>
+          <w:b/>
+          <w:bCs/>
+        </w:rPr>
+      </w:pPr>
+      <w:r>
+        <w:rPr>
+          <w:rFonts w:asciiTheme="minorHAnsi" w:hAnsiTheme="minorHAnsi"/>
+        </w:rPr>
+        <w:t>Annullamento delle proprie prenotazioni.</w:t>
       </w:r>
     </w:p>
     <w:p>
@@ -4213,7 +4359,7 @@
         <w:pStyle w:val="ListParagraph"/>
         <w:numPr>
           <w:ilvl w:val="0"/>
-          <w:numId w:val="41"/>
+          <w:numId w:val="45"/>
         </w:numPr>
         <w:spacing w:line="276" w:lineRule="auto"/>
         <w:jc w:val="both"/>
@@ -4223,6 +4369,403 @@
           <w:bCs/>
         </w:rPr>
       </w:pPr>
+      <w:r>
+        <w:rPr>
+          <w:rFonts w:asciiTheme="minorHAnsi" w:hAnsiTheme="minorHAnsi"/>
+          <w:b/>
+          <w:bCs/>
+        </w:rPr>
+        <w:t>Gestione del catalogo</w:t>
+      </w:r>
+      <w:r>
+        <w:rPr>
+          <w:rFonts w:asciiTheme="minorHAnsi" w:hAnsiTheme="minorHAnsi"/>
+          <w:b/>
+          <w:bCs/>
+        </w:rPr>
+        <w:t>:</w:t>
+      </w:r>
+    </w:p>
+    <w:p>
+      <w:pPr>
+        <w:pStyle w:val="ListParagraph"/>
+        <w:numPr>
+          <w:ilvl w:val="1"/>
+          <w:numId w:val="45"/>
+        </w:numPr>
+        <w:spacing w:line="276" w:lineRule="auto"/>
+        <w:jc w:val="both"/>
+        <w:rPr>
+          <w:rFonts w:asciiTheme="minorHAnsi" w:hAnsiTheme="minorHAnsi"/>
+          <w:b/>
+          <w:bCs/>
+        </w:rPr>
+      </w:pPr>
+      <w:r>
+        <w:rPr>
+          <w:rFonts w:asciiTheme="minorHAnsi" w:hAnsiTheme="minorHAnsi"/>
+        </w:rPr>
+        <w:t>Aggiunta di una nuova edizione;</w:t>
+      </w:r>
+    </w:p>
+    <w:p>
+      <w:pPr>
+        <w:pStyle w:val="ListParagraph"/>
+        <w:numPr>
+          <w:ilvl w:val="1"/>
+          <w:numId w:val="45"/>
+        </w:numPr>
+        <w:spacing w:line="276" w:lineRule="auto"/>
+        <w:jc w:val="both"/>
+        <w:rPr>
+          <w:rFonts w:asciiTheme="minorHAnsi" w:hAnsiTheme="minorHAnsi"/>
+          <w:b/>
+          <w:bCs/>
+        </w:rPr>
+      </w:pPr>
+      <w:r>
+        <w:rPr>
+          <w:rFonts w:asciiTheme="minorHAnsi" w:hAnsiTheme="minorHAnsi"/>
+        </w:rPr>
+        <w:t>Modifica delle informazioni di un’edizione;</w:t>
+      </w:r>
+    </w:p>
+    <w:p>
+      <w:pPr>
+        <w:pStyle w:val="ListParagraph"/>
+        <w:numPr>
+          <w:ilvl w:val="1"/>
+          <w:numId w:val="45"/>
+        </w:numPr>
+        <w:spacing w:line="276" w:lineRule="auto"/>
+        <w:jc w:val="both"/>
+        <w:rPr>
+          <w:rFonts w:asciiTheme="minorHAnsi" w:hAnsiTheme="minorHAnsi"/>
+          <w:b/>
+          <w:bCs/>
+        </w:rPr>
+      </w:pPr>
+      <w:r>
+        <w:rPr>
+          <w:rFonts w:asciiTheme="minorHAnsi" w:hAnsiTheme="minorHAnsi"/>
+        </w:rPr>
+        <w:t xml:space="preserve">Aggiunta </w:t>
+      </w:r>
+      <w:r>
+        <w:rPr>
+          <w:rFonts w:asciiTheme="minorHAnsi" w:hAnsiTheme="minorHAnsi"/>
+        </w:rPr>
+        <w:t>di una copia di un’edizione;</w:t>
+      </w:r>
+    </w:p>
+    <w:p>
+      <w:pPr>
+        <w:pStyle w:val="ListParagraph"/>
+        <w:numPr>
+          <w:ilvl w:val="1"/>
+          <w:numId w:val="45"/>
+        </w:numPr>
+        <w:spacing w:line="276" w:lineRule="auto"/>
+        <w:jc w:val="both"/>
+        <w:rPr>
+          <w:rFonts w:asciiTheme="minorHAnsi" w:hAnsiTheme="minorHAnsi"/>
+          <w:b/>
+          <w:bCs/>
+        </w:rPr>
+      </w:pPr>
+      <w:r>
+        <w:rPr>
+          <w:rFonts w:asciiTheme="minorHAnsi" w:hAnsiTheme="minorHAnsi"/>
+        </w:rPr>
+        <w:t>Rimozione di una copia disponibile, che viene resa inattiva</w:t>
+      </w:r>
+      <w:r>
+        <w:rPr>
+          <w:rFonts w:asciiTheme="minorHAnsi" w:hAnsiTheme="minorHAnsi"/>
+        </w:rPr>
+        <w:t>.</w:t>
+      </w:r>
+    </w:p>
+    <w:p>
+      <w:pPr>
+        <w:pStyle w:val="ListParagraph"/>
+        <w:numPr>
+          <w:ilvl w:val="0"/>
+          <w:numId w:val="45"/>
+        </w:numPr>
+        <w:spacing w:line="276" w:lineRule="auto"/>
+        <w:jc w:val="both"/>
+        <w:rPr>
+          <w:rFonts w:asciiTheme="minorHAnsi" w:hAnsiTheme="minorHAnsi"/>
+          <w:b/>
+          <w:bCs/>
+        </w:rPr>
+      </w:pPr>
+      <w:r>
+        <w:rPr>
+          <w:rFonts w:asciiTheme="minorHAnsi" w:hAnsiTheme="minorHAnsi"/>
+          <w:b/>
+          <w:bCs/>
+        </w:rPr>
+        <w:t>Prestiti e restituzioni</w:t>
+      </w:r>
+    </w:p>
+    <w:p>
+      <w:pPr>
+        <w:pStyle w:val="ListParagraph"/>
+        <w:numPr>
+          <w:ilvl w:val="1"/>
+          <w:numId w:val="45"/>
+        </w:numPr>
+        <w:spacing w:line="276" w:lineRule="auto"/>
+        <w:jc w:val="both"/>
+        <w:rPr>
+          <w:rFonts w:asciiTheme="minorHAnsi" w:hAnsiTheme="minorHAnsi"/>
+          <w:b/>
+          <w:bCs/>
+        </w:rPr>
+      </w:pPr>
+      <w:r>
+        <w:rPr>
+          <w:rFonts w:asciiTheme="minorHAnsi" w:hAnsiTheme="minorHAnsi"/>
+        </w:rPr>
+        <w:t>Registrazione di un prestito</w:t>
+      </w:r>
+      <w:r>
+        <w:rPr>
+          <w:rFonts w:asciiTheme="minorHAnsi" w:hAnsiTheme="minorHAnsi"/>
+        </w:rPr>
+        <w:t xml:space="preserve"> a un lettore non sospeso, anche su una copia riservata</w:t>
+      </w:r>
+      <w:r>
+        <w:rPr>
+          <w:rFonts w:asciiTheme="minorHAnsi" w:hAnsiTheme="minorHAnsi"/>
+        </w:rPr>
+        <w:t>;</w:t>
+      </w:r>
+    </w:p>
+    <w:p>
+      <w:pPr>
+        <w:pStyle w:val="ListParagraph"/>
+        <w:numPr>
+          <w:ilvl w:val="1"/>
+          <w:numId w:val="45"/>
+        </w:numPr>
+        <w:spacing w:line="276" w:lineRule="auto"/>
+        <w:jc w:val="both"/>
+        <w:rPr>
+          <w:rFonts w:asciiTheme="minorHAnsi" w:hAnsiTheme="minorHAnsi"/>
+          <w:b/>
+          <w:bCs/>
+        </w:rPr>
+      </w:pPr>
+      <w:r>
+        <w:rPr>
+          <w:rFonts w:asciiTheme="minorHAnsi" w:hAnsiTheme="minorHAnsi"/>
+        </w:rPr>
+        <w:t>Registrazione di una restituzione</w:t>
+      </w:r>
+      <w:r>
+        <w:rPr>
+          <w:rFonts w:asciiTheme="minorHAnsi" w:hAnsiTheme="minorHAnsi"/>
+        </w:rPr>
+        <w:t xml:space="preserve">, con </w:t>
+      </w:r>
+      <w:r>
+        <w:rPr>
+          <w:rFonts w:asciiTheme="minorHAnsi" w:hAnsiTheme="minorHAnsi"/>
+        </w:rPr>
+        <w:t xml:space="preserve">rilevazione e comunicazione </w:t>
+      </w:r>
+      <w:r>
+        <w:rPr>
+          <w:rFonts w:asciiTheme="minorHAnsi" w:hAnsiTheme="minorHAnsi"/>
+        </w:rPr>
+        <w:t>dell’</w:t>
+      </w:r>
+      <w:r>
+        <w:rPr>
+          <w:rFonts w:asciiTheme="minorHAnsi" w:hAnsiTheme="minorHAnsi"/>
+        </w:rPr>
+        <w:t>eventuale ritardo.</w:t>
+      </w:r>
+    </w:p>
+    <w:p>
+      <w:pPr>
+        <w:pStyle w:val="ListParagraph"/>
+        <w:numPr>
+          <w:ilvl w:val="0"/>
+          <w:numId w:val="45"/>
+        </w:numPr>
+        <w:spacing w:line="276" w:lineRule="auto"/>
+        <w:jc w:val="both"/>
+        <w:rPr>
+          <w:rFonts w:asciiTheme="minorHAnsi" w:hAnsiTheme="minorHAnsi"/>
+          <w:b/>
+          <w:bCs/>
+        </w:rPr>
+      </w:pPr>
+      <w:r>
+        <w:rPr>
+          <w:rFonts w:asciiTheme="minorHAnsi" w:hAnsiTheme="minorHAnsi"/>
+          <w:b/>
+          <w:bCs/>
+        </w:rPr>
+        <w:t>Gestione dei lettori e delle sospensioni</w:t>
+      </w:r>
+    </w:p>
+    <w:p>
+      <w:pPr>
+        <w:pStyle w:val="ListParagraph"/>
+        <w:numPr>
+          <w:ilvl w:val="1"/>
+          <w:numId w:val="45"/>
+        </w:numPr>
+        <w:spacing w:line="276" w:lineRule="auto"/>
+        <w:jc w:val="both"/>
+        <w:rPr>
+          <w:rFonts w:asciiTheme="minorHAnsi" w:hAnsiTheme="minorHAnsi"/>
+          <w:b/>
+          <w:bCs/>
+        </w:rPr>
+      </w:pPr>
+      <w:r>
+        <w:rPr>
+          <w:rFonts w:asciiTheme="minorHAnsi" w:hAnsiTheme="minorHAnsi"/>
+        </w:rPr>
+        <w:t>Ricerca di un lettore</w:t>
+      </w:r>
+      <w:r>
+        <w:rPr>
+          <w:rFonts w:asciiTheme="minorHAnsi" w:hAnsiTheme="minorHAnsi"/>
+        </w:rPr>
+        <w:t xml:space="preserve"> tramite codice fiscale</w:t>
+      </w:r>
+      <w:r>
+        <w:rPr>
+          <w:rFonts w:asciiTheme="minorHAnsi" w:hAnsiTheme="minorHAnsi"/>
+        </w:rPr>
+        <w:t>;</w:t>
+      </w:r>
+    </w:p>
+    <w:p>
+      <w:pPr>
+        <w:pStyle w:val="ListParagraph"/>
+        <w:numPr>
+          <w:ilvl w:val="1"/>
+          <w:numId w:val="45"/>
+        </w:numPr>
+        <w:spacing w:line="276" w:lineRule="auto"/>
+        <w:jc w:val="both"/>
+        <w:rPr>
+          <w:rFonts w:asciiTheme="minorHAnsi" w:hAnsiTheme="minorHAnsi"/>
+          <w:b/>
+          <w:bCs/>
+        </w:rPr>
+      </w:pPr>
+      <w:r>
+        <w:rPr>
+          <w:rFonts w:asciiTheme="minorHAnsi" w:hAnsiTheme="minorHAnsi"/>
+        </w:rPr>
+        <w:t>Visualizzazione dello storico del lettore;</w:t>
+      </w:r>
+    </w:p>
+    <w:p>
+      <w:pPr>
+        <w:pStyle w:val="ListParagraph"/>
+        <w:numPr>
+          <w:ilvl w:val="1"/>
+          <w:numId w:val="45"/>
+        </w:numPr>
+        <w:spacing w:line="276" w:lineRule="auto"/>
+        <w:jc w:val="both"/>
+        <w:rPr>
+          <w:rFonts w:asciiTheme="minorHAnsi" w:hAnsiTheme="minorHAnsi"/>
+          <w:b/>
+          <w:bCs/>
+        </w:rPr>
+      </w:pPr>
+      <w:r>
+        <w:rPr>
+          <w:rFonts w:asciiTheme="minorHAnsi" w:hAnsiTheme="minorHAnsi"/>
+        </w:rPr>
+        <w:t>Modifica delle informazioni dell’account di un lettore;</w:t>
+      </w:r>
+    </w:p>
+    <w:p>
+      <w:pPr>
+        <w:pStyle w:val="ListParagraph"/>
+        <w:numPr>
+          <w:ilvl w:val="1"/>
+          <w:numId w:val="45"/>
+        </w:numPr>
+        <w:spacing w:line="276" w:lineRule="auto"/>
+        <w:jc w:val="both"/>
+        <w:rPr>
+          <w:rFonts w:asciiTheme="minorHAnsi" w:hAnsiTheme="minorHAnsi"/>
+          <w:b/>
+          <w:bCs/>
+        </w:rPr>
+      </w:pPr>
+      <w:r>
+        <w:rPr>
+          <w:rFonts w:asciiTheme="minorHAnsi" w:hAnsiTheme="minorHAnsi"/>
+        </w:rPr>
+        <w:lastRenderedPageBreak/>
+        <w:t>Registrazione di una sospensione</w:t>
+      </w:r>
+      <w:r>
+        <w:rPr>
+          <w:rFonts w:asciiTheme="minorHAnsi" w:hAnsiTheme="minorHAnsi"/>
+        </w:rPr>
+        <w:t>, che impedisce nuove prenotazioni e rpestiti e annulla le prenotazioni del lettore</w:t>
+      </w:r>
+      <w:r>
+        <w:rPr>
+          <w:rFonts w:asciiTheme="minorHAnsi" w:hAnsiTheme="minorHAnsi"/>
+        </w:rPr>
+        <w:t xml:space="preserve"> registrato</w:t>
+      </w:r>
+      <w:r>
+        <w:rPr>
+          <w:rFonts w:asciiTheme="minorHAnsi" w:hAnsiTheme="minorHAnsi"/>
+        </w:rPr>
+        <w:t>;</w:t>
+      </w:r>
+    </w:p>
+    <w:p>
+      <w:pPr>
+        <w:pStyle w:val="ListParagraph"/>
+        <w:numPr>
+          <w:ilvl w:val="1"/>
+          <w:numId w:val="45"/>
+        </w:numPr>
+        <w:spacing w:line="276" w:lineRule="auto"/>
+        <w:jc w:val="both"/>
+        <w:rPr>
+          <w:rFonts w:asciiTheme="minorHAnsi" w:hAnsiTheme="minorHAnsi"/>
+          <w:b/>
+          <w:bCs/>
+        </w:rPr>
+      </w:pPr>
+      <w:r>
+        <w:rPr>
+          <w:rFonts w:asciiTheme="minorHAnsi" w:hAnsiTheme="minorHAnsi"/>
+        </w:rPr>
+        <w:t xml:space="preserve">Annullamento </w:t>
+      </w:r>
+      <w:r>
+        <w:rPr>
+          <w:rFonts w:asciiTheme="minorHAnsi" w:hAnsiTheme="minorHAnsi"/>
+        </w:rPr>
+        <w:t xml:space="preserve">anticipato </w:t>
+      </w:r>
+      <w:r>
+        <w:rPr>
+          <w:rFonts w:asciiTheme="minorHAnsi" w:hAnsiTheme="minorHAnsi"/>
+        </w:rPr>
+        <w:t>di una sospensione.</w:t>
+      </w:r>
     </w:p>
     <w:p>
       <w:pPr>
@@ -4236,7 +4779,7 @@
           <w:lang w:val="en-US"/>
         </w:rPr>
       </w:pPr>
-      <w:bookmarkStart w:name="_Toc243649310" w:id="3"/>
+      <w:bookmarkStart w:id="3" w:name="_Toc243674747"/>
       <w:r>
         <w:rPr>
           <w:rFonts w:asciiTheme="minorHAnsi" w:hAnsiTheme="minorHAnsi"/>
@@ -4276,7 +4819,7 @@
           <w:iCs w:val="0"/>
         </w:rPr>
       </w:pPr>
-      <w:bookmarkStart w:name="_Toc243649311" w:id="4"/>
+      <w:bookmarkStart w:id="4" w:name="_Toc243674748"/>
       <w:r>
         <w:rPr>
           <w:rFonts w:asciiTheme="minorHAnsi" w:hAnsiTheme="minorHAnsi"/>
@@ -4299,7 +4842,7 @@
           <w:iCs w:val="0"/>
         </w:rPr>
       </w:pPr>
-      <w:bookmarkStart w:name="_Toc243649312" w:id="5"/>
+      <w:bookmarkStart w:id="5" w:name="_Toc243674749"/>
       <w:r>
         <w:rPr>
           <w:rFonts w:asciiTheme="minorHAnsi" w:hAnsiTheme="minorHAnsi"/>
@@ -4330,7 +4873,7 @@
           <w:iCs w:val="0"/>
         </w:rPr>
       </w:pPr>
-      <w:bookmarkStart w:name="_Toc243649313" w:id="6"/>
+      <w:bookmarkStart w:id="6" w:name="_Toc243674750"/>
       <w:r>
         <w:rPr>
           <w:rFonts w:asciiTheme="minorHAnsi" w:hAnsiTheme="minorHAnsi"/>
@@ -4346,7 +4889,7 @@
         <w:pStyle w:val="Title"/>
         <w:numPr>
           <w:ilvl w:val="0"/>
-          <w:numId w:val="6"/>
+          <w:numId w:val="10"/>
         </w:numPr>
         <w:spacing w:line="360" w:lineRule="auto"/>
         <w:ind w:left="426"/>
@@ -4355,7 +4898,7 @@
           <w:rFonts w:asciiTheme="minorHAnsi" w:hAnsiTheme="minorHAnsi"/>
         </w:rPr>
       </w:pPr>
-      <w:bookmarkStart w:name="_Toc243649314" w:id="7"/>
+      <w:bookmarkStart w:id="7" w:name="_Toc243674751"/>
       <w:r>
         <w:rPr>
           <w:rFonts w:asciiTheme="minorHAnsi" w:hAnsiTheme="minorHAnsi"/>
@@ -4369,7 +4912,7 @@
         <w:pStyle w:val="Title"/>
         <w:numPr>
           <w:ilvl w:val="0"/>
-          <w:numId w:val="6"/>
+          <w:numId w:val="10"/>
         </w:numPr>
         <w:spacing w:line="360" w:lineRule="auto"/>
         <w:ind w:left="426"/>
@@ -4378,7 +4921,7 @@
           <w:rFonts w:asciiTheme="minorHAnsi" w:hAnsiTheme="minorHAnsi"/>
         </w:rPr>
       </w:pPr>
-      <w:bookmarkStart w:name="_Toc243649315" w:id="8"/>
+      <w:bookmarkStart w:id="8" w:name="_Toc243674752"/>
       <w:r>
         <w:rPr>
           <w:rFonts w:asciiTheme="minorHAnsi" w:hAnsiTheme="minorHAnsi"/>
@@ -4398,9 +4941,9 @@
         <w:pStyle w:val="ListParagraph"/>
         <w:numPr>
           <w:ilvl w:val="0"/>
-          <w:numId w:val="39"/>
+          <w:numId w:val="43"/>
         </w:numPr>
-        <w:spacing w:line="360" w:lineRule="auto"/>
+        <w:spacing w:line="276" w:lineRule="auto"/>
         <w:contextualSpacing w:val="0"/>
         <w:outlineLvl w:val="1"/>
         <w:rPr>
@@ -4418,9 +4961,9 @@
         <w:pStyle w:val="ListParagraph"/>
         <w:numPr>
           <w:ilvl w:val="0"/>
-          <w:numId w:val="39"/>
+          <w:numId w:val="43"/>
         </w:numPr>
-        <w:spacing w:line="360" w:lineRule="auto"/>
+        <w:spacing w:line="276" w:lineRule="auto"/>
         <w:contextualSpacing w:val="0"/>
         <w:outlineLvl w:val="1"/>
         <w:rPr>
@@ -4435,553 +4978,287 @@
     </w:p>
     <w:p>
       <w:pPr>
-        <w:pStyle w:val="Heading2"/>
-        <w:numPr>
-          <w:ilvl w:val="1"/>
-          <w:numId w:val="39"/>
-        </w:numPr>
-        <w:spacing w:line="276" w:lineRule="auto"/>
-        <w:rPr>
-          <w:rFonts w:ascii="Aptos" w:hAnsi="Aptos"/>
-          <w:i w:val="0"/>
-          <w:iCs w:val="0"/>
-        </w:rPr>
-      </w:pPr>
-      <w:bookmarkStart w:name="_Toc243649316" w:id="9"/>
-      <w:r>
-        <w:rPr>
-          <w:rFonts w:ascii="Aptos" w:hAnsi="Aptos"/>
-          <w:i w:val="0"/>
-          <w:iCs w:val="0"/>
-        </w:rPr>
-        <w:t>Overview</w:t>
-      </w:r>
-      <w:bookmarkEnd w:id="9"/>
-    </w:p>
-    <w:p>
-      <w:pPr>
-        <w:spacing w:line="276" w:lineRule="auto"/>
-      </w:pPr>
-    </w:p>
-    <w:p>
-      <w:pPr>
-        <w:pStyle w:val="Heading2"/>
-        <w:numPr>
-          <w:ilvl w:val="1"/>
-          <w:numId w:val="39"/>
-        </w:numPr>
-        <w:spacing w:line="276" w:lineRule="auto"/>
-        <w:rPr>
-          <w:rFonts w:ascii="Aptos" w:hAnsi="Aptos"/>
-          <w:i w:val="0"/>
-          <w:iCs w:val="0"/>
-        </w:rPr>
-      </w:pPr>
-      <w:bookmarkStart w:name="_Toc243649317" w:id="10"/>
-      <w:r>
-        <w:rPr>
-          <w:rFonts w:ascii="Aptos" w:hAnsi="Aptos"/>
-          <w:i w:val="0"/>
-          <w:iCs w:val="0"/>
-        </w:rPr>
-        <w:t>Functional requirements</w:t>
-      </w:r>
-      <w:bookmarkEnd w:id="10"/>
-    </w:p>
-    <w:p>
-      <w:pPr>
-        <w:spacing w:line="276" w:lineRule="auto"/>
-      </w:pPr>
-    </w:p>
-    <w:p>
-      <w:pPr>
-        <w:pStyle w:val="Heading2"/>
-        <w:spacing w:line="276" w:lineRule="auto"/>
-        <w:rPr>
-          <w:rFonts w:ascii="Aptos" w:hAnsi="Aptos"/>
-          <w:i w:val="0"/>
-          <w:iCs w:val="0"/>
-        </w:rPr>
-      </w:pPr>
-      <w:bookmarkStart w:name="_Toc243649318" w:id="11"/>
-      <w:r>
-        <w:rPr>
-          <w:rFonts w:ascii="Aptos" w:hAnsi="Aptos"/>
-          <w:i w:val="0"/>
-          <w:iCs w:val="0"/>
-        </w:rPr>
-        <w:t>Nonfunctional requirements</w:t>
-      </w:r>
-      <w:bookmarkEnd w:id="11"/>
-    </w:p>
-    <w:p>
-      <w:pPr>
-        <w:pStyle w:val="Heading3"/>
-        <w:rPr/>
-      </w:pPr>
-      <w:r>
-        <w:rPr/>
-        <w:t>Usability</w:t>
-      </w:r>
-    </w:p>
-    <w:p>
-      <w:pPr>
-        <w:pStyle w:val="ListParagraph"/>
-        <w:numPr>
-          <w:ilvl w:val="0"/>
-          <w:numId w:val="42"/>
-        </w:numPr>
-        <w:spacing w:before="0" w:beforeAutospacing="off" w:after="0" w:afterAutospacing="off"/>
-        <w:rPr>
-          <w:rFonts w:ascii="Times New Roman" w:hAnsi="Times New Roman" w:eastAsia="Times New Roman" w:cs="Times New Roman"/>
-          <w:noProof w:val="0"/>
-          <w:sz w:val="24"/>
-          <w:szCs w:val="24"/>
-          <w:lang w:val="it-IT"/>
-        </w:rPr>
-      </w:pPr>
-      <w:r>
-        <w:rPr>
-          <w:rFonts w:ascii="Times New Roman" w:hAnsi="Times New Roman" w:eastAsia="Times New Roman" w:cs="Times New Roman"/>
-          <w:noProof w:val="0"/>
-          <w:sz w:val="24"/>
-          <w:szCs w:val="24"/>
-          <w:lang w:val="it-IT"/>
-        </w:rPr>
-        <w:t>Interfaccia Intuitiva: L'Interfaccia Utente deve essere progettata con un</w:t>
-      </w:r>
-      <w:r>
-        <w:rPr>
-          <w:rFonts w:ascii="Times New Roman" w:hAnsi="Times New Roman" w:eastAsia="Times New Roman" w:cs="Times New Roman"/>
-          <w:noProof w:val="0"/>
-          <w:sz w:val="24"/>
-          <w:szCs w:val="24"/>
-          <w:lang w:val="it-IT"/>
-        </w:rPr>
-        <w:t>a preferenza</w:t>
-      </w:r>
-      <w:r>
-        <w:rPr>
-          <w:rFonts w:ascii="Times New Roman" w:hAnsi="Times New Roman" w:eastAsia="Times New Roman" w:cs="Times New Roman"/>
-          <w:noProof w:val="0"/>
-          <w:sz w:val="24"/>
-          <w:szCs w:val="24"/>
-          <w:lang w:val="it-IT"/>
-        </w:rPr>
-        <w:t xml:space="preserve"> all'uso dell'inglese e italiano rispetto a</w:t>
-      </w:r>
-      <w:r>
-        <w:rPr>
-          <w:rFonts w:ascii="Times New Roman" w:hAnsi="Times New Roman" w:eastAsia="Times New Roman" w:cs="Times New Roman"/>
-          <w:noProof w:val="0"/>
-          <w:sz w:val="24"/>
-          <w:szCs w:val="24"/>
-          <w:lang w:val="it-IT"/>
-        </w:rPr>
-        <w:t>ll’uso di</w:t>
-      </w:r>
-      <w:r>
-        <w:rPr>
-          <w:rFonts w:ascii="Times New Roman" w:hAnsi="Times New Roman" w:eastAsia="Times New Roman" w:cs="Times New Roman"/>
-          <w:noProof w:val="0"/>
-          <w:sz w:val="24"/>
-          <w:szCs w:val="24"/>
-          <w:lang w:val="it-IT"/>
-        </w:rPr>
-        <w:t xml:space="preserve"> simboli ambigui</w:t>
-      </w:r>
-      <w:r>
-        <w:rPr>
-          <w:rFonts w:ascii="Times New Roman" w:hAnsi="Times New Roman" w:eastAsia="Times New Roman" w:cs="Times New Roman"/>
-          <w:noProof w:val="0"/>
-          <w:sz w:val="24"/>
-          <w:szCs w:val="24"/>
-          <w:lang w:val="it-IT"/>
-        </w:rPr>
-        <w:t xml:space="preserve"> (c</w:t>
-      </w:r>
-      <w:r>
-        <w:rPr>
-          <w:rFonts w:ascii="Times New Roman" w:hAnsi="Times New Roman" w:eastAsia="Times New Roman" w:cs="Times New Roman"/>
-          <w:noProof w:val="0"/>
-          <w:sz w:val="24"/>
-          <w:szCs w:val="24"/>
-          <w:lang w:val="it-IT"/>
-        </w:rPr>
-        <w:t>ome "</w:t>
-      </w:r>
-      <w:r>
-        <w:rPr>
-          <w:rFonts w:ascii="Times New Roman" w:hAnsi="Times New Roman" w:eastAsia="Times New Roman" w:cs="Times New Roman"/>
-          <w:noProof w:val="0"/>
-          <w:sz w:val="24"/>
-          <w:szCs w:val="24"/>
-          <w:lang w:val="it-IT"/>
-        </w:rPr>
-        <w:t>[</w:t>
-      </w:r>
-      <w:r>
-        <w:rPr>
-          <w:rFonts w:ascii="Times New Roman" w:hAnsi="Times New Roman" w:eastAsia="Times New Roman" w:cs="Times New Roman"/>
-          <w:noProof w:val="0"/>
-          <w:sz w:val="24"/>
-          <w:szCs w:val="24"/>
-          <w:lang w:val="it-IT"/>
-        </w:rPr>
-        <w:t>date</w:t>
-      </w:r>
-      <w:r>
-        <w:rPr>
-          <w:rFonts w:ascii="Times New Roman" w:hAnsi="Times New Roman" w:eastAsia="Times New Roman" w:cs="Times New Roman"/>
-          <w:noProof w:val="0"/>
-          <w:sz w:val="24"/>
-          <w:szCs w:val="24"/>
-          <w:lang w:val="it-IT"/>
-        </w:rPr>
-        <w:t>]</w:t>
-      </w:r>
-      <w:r>
-        <w:rPr>
-          <w:rFonts w:ascii="Times New Roman" w:hAnsi="Times New Roman" w:eastAsia="Times New Roman" w:cs="Times New Roman"/>
-          <w:noProof w:val="0"/>
-          <w:sz w:val="24"/>
-          <w:szCs w:val="24"/>
-          <w:lang w:val="it-IT"/>
-        </w:rPr>
-        <w:t xml:space="preserve"> </w:t>
-      </w:r>
-      <w:r>
-        <w:rPr>
-          <w:rFonts w:ascii="Times New Roman" w:hAnsi="Times New Roman" w:eastAsia="Times New Roman" w:cs="Times New Roman"/>
-          <w:noProof w:val="0"/>
-          <w:sz w:val="24"/>
-          <w:szCs w:val="24"/>
-          <w:lang w:val="it-IT"/>
-        </w:rPr>
-        <w:t>until</w:t>
-      </w:r>
-      <w:r>
-        <w:rPr>
-          <w:rFonts w:ascii="Times New Roman" w:hAnsi="Times New Roman" w:eastAsia="Times New Roman" w:cs="Times New Roman"/>
-          <w:noProof w:val="0"/>
-          <w:sz w:val="24"/>
-          <w:szCs w:val="24"/>
-          <w:lang w:val="it-IT"/>
-        </w:rPr>
-        <w:t xml:space="preserve"> </w:t>
-      </w:r>
-      <w:r>
-        <w:rPr>
-          <w:rFonts w:ascii="Times New Roman" w:hAnsi="Times New Roman" w:eastAsia="Times New Roman" w:cs="Times New Roman"/>
-          <w:noProof w:val="0"/>
-          <w:sz w:val="24"/>
-          <w:szCs w:val="24"/>
-          <w:lang w:val="it-IT"/>
-        </w:rPr>
-        <w:t>[</w:t>
-      </w:r>
-      <w:r>
-        <w:rPr>
-          <w:rFonts w:ascii="Times New Roman" w:hAnsi="Times New Roman" w:eastAsia="Times New Roman" w:cs="Times New Roman"/>
-          <w:noProof w:val="0"/>
-          <w:sz w:val="24"/>
-          <w:szCs w:val="24"/>
-          <w:lang w:val="it-IT"/>
-        </w:rPr>
-        <w:t>date</w:t>
-      </w:r>
-      <w:r>
-        <w:rPr>
-          <w:rFonts w:ascii="Times New Roman" w:hAnsi="Times New Roman" w:eastAsia="Times New Roman" w:cs="Times New Roman"/>
-          <w:noProof w:val="0"/>
-          <w:sz w:val="24"/>
-          <w:szCs w:val="24"/>
-          <w:lang w:val="it-IT"/>
-        </w:rPr>
-        <w:t>]</w:t>
-      </w:r>
-      <w:r>
-        <w:rPr>
-          <w:rFonts w:ascii="Times New Roman" w:hAnsi="Times New Roman" w:eastAsia="Times New Roman" w:cs="Times New Roman"/>
-          <w:noProof w:val="0"/>
-          <w:sz w:val="24"/>
-          <w:szCs w:val="24"/>
-          <w:lang w:val="it-IT"/>
-        </w:rPr>
-        <w:t>" invece di "</w:t>
-      </w:r>
-      <w:r>
-        <w:rPr>
-          <w:rFonts w:ascii="Times New Roman" w:hAnsi="Times New Roman" w:eastAsia="Times New Roman" w:cs="Times New Roman"/>
-          <w:noProof w:val="0"/>
-          <w:sz w:val="24"/>
-          <w:szCs w:val="24"/>
-          <w:lang w:val="it-IT"/>
-        </w:rPr>
-        <w:t>[</w:t>
-      </w:r>
-      <w:r>
-        <w:rPr>
-          <w:rFonts w:ascii="Times New Roman" w:hAnsi="Times New Roman" w:eastAsia="Times New Roman" w:cs="Times New Roman"/>
-          <w:noProof w:val="0"/>
-          <w:sz w:val="24"/>
-          <w:szCs w:val="24"/>
-          <w:lang w:val="it-IT"/>
-        </w:rPr>
-        <w:t>date</w:t>
-      </w:r>
-      <w:r>
-        <w:rPr>
-          <w:rFonts w:ascii="Times New Roman" w:hAnsi="Times New Roman" w:eastAsia="Times New Roman" w:cs="Times New Roman"/>
-          <w:noProof w:val="0"/>
-          <w:sz w:val="28"/>
-          <w:szCs w:val="28"/>
-          <w:lang w:val="it-IT"/>
-        </w:rPr>
-        <w:t>]</w:t>
-      </w:r>
-      <w:r>
-        <w:rPr>
-          <w:rFonts w:ascii="Times New Roman" w:hAnsi="Times New Roman" w:eastAsia="Times New Roman" w:cs="Times New Roman"/>
-          <w:noProof w:val="0"/>
-          <w:sz w:val="24"/>
-          <w:szCs w:val="24"/>
-          <w:lang w:val="it-IT"/>
-        </w:rPr>
-        <w:t xml:space="preserve"> -&gt; </w:t>
-      </w:r>
-      <w:r>
-        <w:rPr>
-          <w:rFonts w:ascii="Times New Roman" w:hAnsi="Times New Roman" w:eastAsia="Times New Roman" w:cs="Times New Roman"/>
-          <w:noProof w:val="0"/>
-          <w:sz w:val="24"/>
-          <w:szCs w:val="24"/>
-          <w:lang w:val="it-IT"/>
-        </w:rPr>
-        <w:t>[</w:t>
-      </w:r>
-      <w:r>
-        <w:rPr>
-          <w:rFonts w:ascii="Times New Roman" w:hAnsi="Times New Roman" w:eastAsia="Times New Roman" w:cs="Times New Roman"/>
-          <w:noProof w:val="0"/>
-          <w:sz w:val="24"/>
-          <w:szCs w:val="24"/>
-          <w:lang w:val="it-IT"/>
-        </w:rPr>
-        <w:t>date</w:t>
-      </w:r>
-      <w:r>
-        <w:rPr>
-          <w:rFonts w:ascii="Times New Roman" w:hAnsi="Times New Roman" w:eastAsia="Times New Roman" w:cs="Times New Roman"/>
-          <w:noProof w:val="0"/>
-          <w:sz w:val="24"/>
-          <w:szCs w:val="24"/>
-          <w:lang w:val="it-IT"/>
-        </w:rPr>
-        <w:t>]</w:t>
-      </w:r>
-      <w:r>
-        <w:rPr>
-          <w:rFonts w:ascii="Times New Roman" w:hAnsi="Times New Roman" w:eastAsia="Times New Roman" w:cs="Times New Roman"/>
-          <w:noProof w:val="0"/>
-          <w:sz w:val="24"/>
-          <w:szCs w:val="24"/>
-          <w:lang w:val="it-IT"/>
-        </w:rPr>
-        <w:t>"</w:t>
-      </w:r>
-      <w:r>
-        <w:rPr>
-          <w:rFonts w:ascii="Times New Roman" w:hAnsi="Times New Roman" w:eastAsia="Times New Roman" w:cs="Times New Roman"/>
-          <w:noProof w:val="0"/>
-          <w:sz w:val="24"/>
-          <w:szCs w:val="24"/>
-          <w:lang w:val="it-IT"/>
-        </w:rPr>
-        <w:t>)</w:t>
-      </w:r>
-      <w:r>
-        <w:rPr>
-          <w:rFonts w:ascii="Times New Roman" w:hAnsi="Times New Roman" w:eastAsia="Times New Roman" w:cs="Times New Roman"/>
-          <w:noProof w:val="0"/>
-          <w:sz w:val="24"/>
-          <w:szCs w:val="24"/>
-          <w:lang w:val="it-IT"/>
-        </w:rPr>
-        <w:t>.</w:t>
-      </w:r>
-    </w:p>
-    <w:p>
-      <w:pPr>
-        <w:pStyle w:val="ListParagraph"/>
-        <w:numPr>
-          <w:ilvl w:val="0"/>
-          <w:numId w:val="42"/>
-        </w:numPr>
-        <w:spacing w:before="0" w:beforeAutospacing="off" w:after="0" w:afterAutospacing="off"/>
-        <w:rPr>
-          <w:rFonts w:ascii="Times New Roman" w:hAnsi="Times New Roman" w:eastAsia="Times New Roman" w:cs="Times New Roman"/>
-          <w:noProof w:val="0"/>
-          <w:sz w:val="24"/>
-          <w:szCs w:val="24"/>
-          <w:lang w:val="it-IT"/>
-        </w:rPr>
-      </w:pPr>
-      <w:r>
-        <w:rPr>
-          <w:rFonts w:ascii="Times New Roman" w:hAnsi="Times New Roman" w:eastAsia="Times New Roman" w:cs="Times New Roman"/>
-          <w:noProof w:val="0"/>
-          <w:sz w:val="24"/>
-          <w:szCs w:val="24"/>
-          <w:lang w:val="it-IT"/>
-        </w:rPr>
-        <w:t>Disponibilità: Il sito lato lettore deve essere disponibile 24 ore su 24 per permettere la prenotazione di un libro in qualsiasi momento.</w:t>
-      </w:r>
-    </w:p>
-    <w:p>
-      <w:pPr>
-        <w:pStyle w:val="ListParagraph"/>
-        <w:numPr>
-          <w:ilvl w:val="0"/>
-          <w:numId w:val="42"/>
-        </w:numPr>
-        <w:spacing w:before="0" w:beforeAutospacing="off" w:after="0" w:afterAutospacing="off"/>
-        <w:rPr>
-          <w:rFonts w:ascii="Times New Roman" w:hAnsi="Times New Roman" w:eastAsia="Times New Roman" w:cs="Times New Roman"/>
-          <w:noProof w:val="0"/>
-          <w:sz w:val="24"/>
-          <w:szCs w:val="24"/>
-          <w:lang w:val="it-IT"/>
-        </w:rPr>
-      </w:pPr>
-      <w:r>
-        <w:rPr>
-          <w:rFonts w:ascii="Times New Roman" w:hAnsi="Times New Roman" w:eastAsia="Times New Roman" w:cs="Times New Roman"/>
-          <w:noProof w:val="0"/>
-          <w:sz w:val="24"/>
-          <w:szCs w:val="24"/>
-          <w:lang w:val="it-IT"/>
-        </w:rPr>
-        <w:t>Privacy: Tutte le richieste devono essere inviate in protocollo HTTPS per rispettare la privacy del lettore.</w:t>
-      </w:r>
-    </w:p>
-    <w:p>
-      <w:pPr>
-        <w:pStyle w:val="ListParagraph"/>
-        <w:numPr>
-          <w:ilvl w:val="0"/>
-          <w:numId w:val="42"/>
-        </w:numPr>
-        <w:spacing w:before="0" w:beforeAutospacing="off" w:after="0" w:afterAutospacing="off"/>
-        <w:rPr>
-          <w:rFonts w:ascii="Times New Roman" w:hAnsi="Times New Roman" w:eastAsia="Times New Roman" w:cs="Times New Roman"/>
-          <w:noProof w:val="0"/>
-          <w:sz w:val="24"/>
-          <w:szCs w:val="24"/>
-          <w:lang w:val="it-IT"/>
-        </w:rPr>
-      </w:pPr>
-      <w:r>
-        <w:rPr>
-          <w:rFonts w:ascii="Times New Roman" w:hAnsi="Times New Roman" w:eastAsia="Times New Roman" w:cs="Times New Roman"/>
-          <w:noProof w:val="0"/>
-          <w:sz w:val="24"/>
-          <w:szCs w:val="24"/>
-          <w:lang w:val="it-IT"/>
-        </w:rPr>
-        <w:t>Sicurezza: Il sistema non deve mai chiedere dati di pagamento al cliente ed i codici fiscali e tesseramenti devono essere fatti di persona insieme all'operatore.</w:t>
-      </w:r>
-    </w:p>
-    <w:p>
-      <w:pPr>
-        <w:pStyle w:val="Heading3"/>
-        <w:spacing w:before="0" w:beforeAutospacing="off" w:after="281" w:afterAutospacing="off"/>
-        <w:rPr>
-          <w:b w:val="1"/>
-          <w:bCs w:val="1"/>
-          <w:noProof w:val="0"/>
-          <w:sz w:val="28"/>
-          <w:szCs w:val="28"/>
-          <w:lang w:val="it-IT"/>
-        </w:rPr>
-      </w:pPr>
-      <w:r>
-        <w:rPr>
-          <w:b w:val="1"/>
-          <w:bCs w:val="1"/>
-          <w:noProof w:val="0"/>
-          <w:sz w:val="28"/>
-          <w:szCs w:val="28"/>
-          <w:lang w:val="it-IT"/>
-        </w:rPr>
-        <w:t>Supportability</w:t>
-      </w:r>
-    </w:p>
-    <w:p>
-      <w:pPr>
         <w:pStyle w:val="ListParagraph"/>
         <w:numPr>
           <w:ilvl w:val="0"/>
           <w:numId w:val="43"/>
         </w:numPr>
-        <w:spacing w:before="0" w:beforeAutospacing="off" w:after="0" w:afterAutospacing="off"/>
-        <w:rPr>
-          <w:noProof w:val="0"/>
-          <w:lang w:val="it-IT"/>
-        </w:rPr>
-      </w:pPr>
-      <w:r>
-        <w:rPr>
-          <w:noProof w:val="0"/>
-          <w:lang w:val="it-IT"/>
-        </w:rPr>
-        <w:t>Malleabilità: le tabelle del database devono rispettare le 3 forme normali.</w:t>
-      </w:r>
+        <w:spacing w:line="276" w:lineRule="auto"/>
+        <w:contextualSpacing w:val="0"/>
+        <w:outlineLvl w:val="1"/>
+        <w:rPr>
+          <w:rFonts w:ascii="Aptos" w:hAnsi="Aptos"/>
+          <w:b/>
+          <w:bCs/>
+          <w:vanish/>
+          <w:sz w:val="28"/>
+          <w:szCs w:val="28"/>
+        </w:rPr>
+      </w:pPr>
+    </w:p>
+    <w:p>
+      <w:pPr>
+        <w:pStyle w:val="Heading2"/>
+        <w:numPr>
+          <w:ilvl w:val="1"/>
+          <w:numId w:val="43"/>
+        </w:numPr>
+        <w:spacing w:line="276" w:lineRule="auto"/>
+        <w:rPr>
+          <w:rFonts w:ascii="Aptos" w:hAnsi="Aptos"/>
+          <w:i w:val="0"/>
+          <w:iCs w:val="0"/>
+        </w:rPr>
+      </w:pPr>
+      <w:bookmarkStart w:id="9" w:name="_Toc243674753"/>
+      <w:r>
+        <w:rPr>
+          <w:rFonts w:ascii="Aptos" w:hAnsi="Aptos"/>
+          <w:i w:val="0"/>
+          <w:iCs w:val="0"/>
+        </w:rPr>
+        <w:t>Overview</w:t>
+      </w:r>
+      <w:bookmarkEnd w:id="9"/>
+    </w:p>
+    <w:p>
+      <w:pPr>
+        <w:spacing w:line="276" w:lineRule="auto"/>
+      </w:pPr>
+    </w:p>
+    <w:p>
+      <w:pPr>
+        <w:pStyle w:val="Heading2"/>
+        <w:numPr>
+          <w:ilvl w:val="1"/>
+          <w:numId w:val="43"/>
+        </w:numPr>
+        <w:spacing w:line="276" w:lineRule="auto"/>
+        <w:rPr>
+          <w:rFonts w:ascii="Aptos" w:hAnsi="Aptos"/>
+          <w:i w:val="0"/>
+          <w:iCs w:val="0"/>
+        </w:rPr>
+      </w:pPr>
+      <w:bookmarkStart w:id="10" w:name="_Toc243674754"/>
+      <w:r>
+        <w:rPr>
+          <w:rFonts w:ascii="Aptos" w:hAnsi="Aptos"/>
+          <w:i w:val="0"/>
+          <w:iCs w:val="0"/>
+        </w:rPr>
+        <w:t>Functional requirements</w:t>
+      </w:r>
+      <w:bookmarkEnd w:id="10"/>
+    </w:p>
+    <w:p>
+      <w:pPr>
+        <w:spacing w:line="276" w:lineRule="auto"/>
+      </w:pPr>
+    </w:p>
+    <w:p>
+      <w:pPr>
+        <w:pStyle w:val="Heading2"/>
+        <w:spacing w:line="276" w:lineRule="auto"/>
+        <w:rPr>
+          <w:rFonts w:ascii="Aptos" w:hAnsi="Aptos"/>
+          <w:i w:val="0"/>
+          <w:iCs w:val="0"/>
+        </w:rPr>
+      </w:pPr>
+      <w:bookmarkStart w:id="11" w:name="_Toc243674755"/>
+      <w:r>
+        <w:rPr>
+          <w:rFonts w:ascii="Aptos" w:hAnsi="Aptos"/>
+          <w:i w:val="0"/>
+          <w:iCs w:val="0"/>
+        </w:rPr>
+        <w:t>Nonfunctional requirements</w:t>
+      </w:r>
+      <w:bookmarkEnd w:id="11"/>
+    </w:p>
+    <w:p>
+      <w:pPr>
+        <w:pStyle w:val="Heading3"/>
+        <w:rPr>
+          <w:rFonts w:asciiTheme="minorHAnsi" w:hAnsiTheme="minorHAnsi"/>
+          <w:sz w:val="28"/>
+          <w:szCs w:val="28"/>
+        </w:rPr>
+      </w:pPr>
+      <w:bookmarkStart w:id="12" w:name="_Toc243674756"/>
+      <w:r>
+        <w:rPr>
+          <w:rFonts w:asciiTheme="minorHAnsi" w:hAnsiTheme="minorHAnsi"/>
+          <w:sz w:val="28"/>
+          <w:szCs w:val="28"/>
+        </w:rPr>
+        <w:t>Usability</w:t>
+      </w:r>
+      <w:bookmarkEnd w:id="12"/>
     </w:p>
     <w:p>
       <w:pPr>
         <w:pStyle w:val="ListParagraph"/>
         <w:numPr>
           <w:ilvl w:val="0"/>
-          <w:numId w:val="43"/>
+          <w:numId w:val="4"/>
         </w:numPr>
-        <w:spacing w:before="0" w:beforeAutospacing="off" w:after="0" w:afterAutospacing="off"/>
-        <w:rPr>
-          <w:noProof w:val="0"/>
-          <w:lang w:val="it-IT"/>
-        </w:rPr>
-      </w:pPr>
-      <w:r>
-        <w:rPr>
-          <w:noProof w:val="0"/>
-          <w:lang w:val="it-IT"/>
-        </w:rPr>
-        <w:t>Manutenibilità: Il codice sorgente del sistema deve rispettare il pattern di strutture MVC (Model-View-Control).</w:t>
-      </w:r>
-    </w:p>
-    <w:p>
-      <w:pPr>
-        <w:pStyle w:val="Heading3"/>
-        <w:spacing w:before="281" w:beforeAutospacing="off" w:after="281" w:afterAutospacing="off"/>
-        <w:rPr>
-          <w:b w:val="1"/>
-          <w:bCs w:val="1"/>
-          <w:noProof w:val="0"/>
+        <w:rPr>
+          <w:rFonts w:asciiTheme="minorHAnsi" w:eastAsia="Times New Roman" w:hAnsiTheme="minorHAnsi"/>
+        </w:rPr>
+      </w:pPr>
+      <w:r>
+        <w:rPr>
+          <w:rFonts w:asciiTheme="minorHAnsi" w:eastAsia="Times New Roman" w:hAnsiTheme="minorHAnsi"/>
+        </w:rPr>
+        <w:t>Interfaccia Intuitiva: L'Interfaccia Utente deve essere progettata con un</w:t>
+      </w:r>
+      <w:r>
+        <w:rPr>
+          <w:rFonts w:asciiTheme="minorHAnsi" w:eastAsia="Times New Roman" w:hAnsiTheme="minorHAnsi"/>
+        </w:rPr>
+        <w:t>a preferenza</w:t>
+      </w:r>
+      <w:r>
+        <w:rPr>
+          <w:rFonts w:asciiTheme="minorHAnsi" w:eastAsia="Times New Roman" w:hAnsiTheme="minorHAnsi"/>
+        </w:rPr>
+        <w:t xml:space="preserve"> all'uso dell'inglese e italiano rispetto a</w:t>
+      </w:r>
+      <w:r>
+        <w:rPr>
+          <w:rFonts w:asciiTheme="minorHAnsi" w:eastAsia="Times New Roman" w:hAnsiTheme="minorHAnsi"/>
+        </w:rPr>
+        <w:t>ll’uso di</w:t>
+      </w:r>
+      <w:r>
+        <w:rPr>
+          <w:rFonts w:asciiTheme="minorHAnsi" w:eastAsia="Times New Roman" w:hAnsiTheme="minorHAnsi"/>
+        </w:rPr>
+        <w:t xml:space="preserve"> simboli ambigui</w:t>
+      </w:r>
+      <w:r>
+        <w:rPr>
+          <w:rFonts w:asciiTheme="minorHAnsi" w:eastAsia="Times New Roman" w:hAnsiTheme="minorHAnsi"/>
+        </w:rPr>
+        <w:t xml:space="preserve"> (c</w:t>
+      </w:r>
+      <w:r>
+        <w:rPr>
+          <w:rFonts w:asciiTheme="minorHAnsi" w:eastAsia="Times New Roman" w:hAnsiTheme="minorHAnsi"/>
+        </w:rPr>
+        <w:t>ome "</w:t>
+      </w:r>
+      <w:r>
+        <w:rPr>
+          <w:rFonts w:asciiTheme="minorHAnsi" w:eastAsia="Times New Roman" w:hAnsiTheme="minorHAnsi"/>
+        </w:rPr>
+        <w:t>[</w:t>
+      </w:r>
+      <w:r>
+        <w:rPr>
+          <w:rFonts w:asciiTheme="minorHAnsi" w:eastAsia="Times New Roman" w:hAnsiTheme="minorHAnsi"/>
+        </w:rPr>
+        <w:t>date</w:t>
+      </w:r>
+      <w:r>
+        <w:rPr>
+          <w:rFonts w:asciiTheme="minorHAnsi" w:eastAsia="Times New Roman" w:hAnsiTheme="minorHAnsi"/>
+        </w:rPr>
+        <w:t>]</w:t>
+      </w:r>
+      <w:r>
+        <w:rPr>
+          <w:rFonts w:asciiTheme="minorHAnsi" w:eastAsia="Times New Roman" w:hAnsiTheme="minorHAnsi"/>
+        </w:rPr>
+        <w:t xml:space="preserve"> until </w:t>
+      </w:r>
+      <w:r>
+        <w:rPr>
+          <w:rFonts w:asciiTheme="minorHAnsi" w:eastAsia="Times New Roman" w:hAnsiTheme="minorHAnsi"/>
+        </w:rPr>
+        <w:t>[</w:t>
+      </w:r>
+      <w:r>
+        <w:rPr>
+          <w:rFonts w:asciiTheme="minorHAnsi" w:eastAsia="Times New Roman" w:hAnsiTheme="minorHAnsi"/>
+        </w:rPr>
+        <w:t>date</w:t>
+      </w:r>
+      <w:r>
+        <w:rPr>
+          <w:rFonts w:asciiTheme="minorHAnsi" w:eastAsia="Times New Roman" w:hAnsiTheme="minorHAnsi"/>
+        </w:rPr>
+        <w:t>]</w:t>
+      </w:r>
+      <w:r>
+        <w:rPr>
+          <w:rFonts w:asciiTheme="minorHAnsi" w:eastAsia="Times New Roman" w:hAnsiTheme="minorHAnsi"/>
+        </w:rPr>
+        <w:t>" invece di "</w:t>
+      </w:r>
+      <w:r>
+        <w:rPr>
+          <w:rFonts w:asciiTheme="minorHAnsi" w:eastAsia="Times New Roman" w:hAnsiTheme="minorHAnsi"/>
+        </w:rPr>
+        <w:t>[</w:t>
+      </w:r>
+      <w:r>
+        <w:rPr>
+          <w:rFonts w:asciiTheme="minorHAnsi" w:eastAsia="Times New Roman" w:hAnsiTheme="minorHAnsi"/>
+        </w:rPr>
+        <w:t>date</w:t>
+      </w:r>
+      <w:r>
+        <w:rPr>
+          <w:rFonts w:asciiTheme="minorHAnsi" w:eastAsia="Times New Roman" w:hAnsiTheme="minorHAnsi"/>
           <w:sz w:val="28"/>
           <w:szCs w:val="28"/>
-          <w:lang w:val="it-IT"/>
-        </w:rPr>
-      </w:pPr>
-      <w:r>
-        <w:rPr>
-          <w:b w:val="1"/>
-          <w:bCs w:val="1"/>
-          <w:noProof w:val="0"/>
-          <w:sz w:val="28"/>
-          <w:szCs w:val="28"/>
-          <w:lang w:val="it-IT"/>
-        </w:rPr>
-        <w:t>Interfaccia</w:t>
+        </w:rPr>
+        <w:t>]</w:t>
+      </w:r>
+      <w:r>
+        <w:rPr>
+          <w:rFonts w:asciiTheme="minorHAnsi" w:eastAsia="Times New Roman" w:hAnsiTheme="minorHAnsi"/>
+        </w:rPr>
+        <w:t xml:space="preserve"> -&gt; </w:t>
+      </w:r>
+      <w:r>
+        <w:rPr>
+          <w:rFonts w:asciiTheme="minorHAnsi" w:eastAsia="Times New Roman" w:hAnsiTheme="minorHAnsi"/>
+        </w:rPr>
+        <w:t>[</w:t>
+      </w:r>
+      <w:r>
+        <w:rPr>
+          <w:rFonts w:asciiTheme="minorHAnsi" w:eastAsia="Times New Roman" w:hAnsiTheme="minorHAnsi"/>
+        </w:rPr>
+        <w:t>date</w:t>
+      </w:r>
+      <w:r>
+        <w:rPr>
+          <w:rFonts w:asciiTheme="minorHAnsi" w:eastAsia="Times New Roman" w:hAnsiTheme="minorHAnsi"/>
+        </w:rPr>
+        <w:t>]</w:t>
+      </w:r>
+      <w:r>
+        <w:rPr>
+          <w:rFonts w:asciiTheme="minorHAnsi" w:eastAsia="Times New Roman" w:hAnsiTheme="minorHAnsi"/>
+        </w:rPr>
+        <w:t>"</w:t>
+      </w:r>
+      <w:r>
+        <w:rPr>
+          <w:rFonts w:asciiTheme="minorHAnsi" w:eastAsia="Times New Roman" w:hAnsiTheme="minorHAnsi"/>
+        </w:rPr>
+        <w:t>)</w:t>
+      </w:r>
+      <w:r>
+        <w:rPr>
+          <w:rFonts w:asciiTheme="minorHAnsi" w:eastAsia="Times New Roman" w:hAnsiTheme="minorHAnsi"/>
+        </w:rPr>
+        <w:t>.</w:t>
       </w:r>
     </w:p>
     <w:p>
@@ -4989,20 +5266,17 @@
         <w:pStyle w:val="ListParagraph"/>
         <w:numPr>
           <w:ilvl w:val="0"/>
-          <w:numId w:val="44"/>
+          <w:numId w:val="4"/>
         </w:numPr>
-        <w:spacing w:before="0" w:beforeAutospacing="off" w:after="0" w:afterAutospacing="off"/>
-        <w:rPr>
-          <w:noProof w:val="0"/>
-          <w:lang w:val="it-IT"/>
-        </w:rPr>
-      </w:pPr>
-      <w:r>
-        <w:rPr>
-          <w:noProof w:val="0"/>
-          <w:lang w:val="it-IT"/>
-        </w:rPr>
-        <w:t>Interfacce: Il lettore e l'operatore devono avere delle interfacce web a cui affacciarsi per svolgere ciò di loro interesse.</w:t>
+        <w:rPr>
+          <w:rFonts w:asciiTheme="minorHAnsi" w:eastAsia="Times New Roman" w:hAnsiTheme="minorHAnsi"/>
+        </w:rPr>
+      </w:pPr>
+      <w:r>
+        <w:rPr>
+          <w:rFonts w:asciiTheme="minorHAnsi" w:eastAsia="Times New Roman" w:hAnsiTheme="minorHAnsi"/>
+        </w:rPr>
+        <w:t>Disponibilità: Il sito lato lettore deve essere disponibile 24 ore su 24 per permettere la prenotazione di un libro in qualsiasi momento.</w:t>
       </w:r>
     </w:p>
     <w:p>
@@ -5010,45 +5284,17 @@
         <w:pStyle w:val="ListParagraph"/>
         <w:numPr>
           <w:ilvl w:val="0"/>
-          <w:numId w:val="44"/>
+          <w:numId w:val="4"/>
         </w:numPr>
-        <w:spacing w:before="0" w:beforeAutospacing="off" w:after="0" w:afterAutospacing="off"/>
-        <w:rPr>
-          <w:noProof w:val="0"/>
-          <w:lang w:val="it-IT"/>
-        </w:rPr>
-      </w:pPr>
-      <w:r>
-        <w:rPr>
-          <w:noProof w:val="0"/>
-          <w:lang w:val="it-IT"/>
-        </w:rPr>
-        <w:t>Requisiti di installazione: Il livello client deve essere accessibile tramite i più comuni browser web (Chrome, Safari, Firefox, Edge) senza richiedere alcun download o installazione di software di terze parti sui dispositivi degli utenti finali</w:t>
-      </w:r>
-    </w:p>
-    <w:p>
-      <w:pPr>
-        <w:pStyle w:val="Heading3"/>
-        <w:spacing w:before="281" w:beforeAutospacing="off" w:after="281" w:afterAutospacing="off"/>
-        <w:rPr>
-          <w:b w:val="1"/>
-          <w:bCs w:val="1"/>
-          <w:noProof w:val="0"/>
-          <w:sz w:val="28"/>
-          <w:szCs w:val="28"/>
-          <w:lang w:val="it-IT"/>
-        </w:rPr>
-      </w:pPr>
-      <w:r>
-        <w:rPr>
-          <w:b w:val="1"/>
-          <w:bCs w:val="1"/>
-          <w:noProof w:val="0"/>
-          <w:sz w:val="28"/>
-          <w:szCs w:val="28"/>
-          <w:lang w:val="it-IT"/>
-        </w:rPr>
-        <w:t>Legal</w:t>
+        <w:rPr>
+          <w:rFonts w:asciiTheme="minorHAnsi" w:eastAsia="Times New Roman" w:hAnsiTheme="minorHAnsi"/>
+        </w:rPr>
+      </w:pPr>
+      <w:r>
+        <w:rPr>
+          <w:rFonts w:asciiTheme="minorHAnsi" w:eastAsia="Times New Roman" w:hAnsiTheme="minorHAnsi"/>
+        </w:rPr>
+        <w:t>Privacy: Tutte le richieste devono essere inviate in protocollo HTTPS per rispettare la privacy del lettore.</w:t>
       </w:r>
     </w:p>
     <w:p>
@@ -5056,41 +5302,56 @@
         <w:pStyle w:val="ListParagraph"/>
         <w:numPr>
           <w:ilvl w:val="0"/>
-          <w:numId w:val="45"/>
+          <w:numId w:val="4"/>
         </w:numPr>
-        <w:spacing w:before="0" w:beforeAutospacing="off" w:after="0" w:afterAutospacing="off"/>
-        <w:rPr>
-          <w:noProof w:val="0"/>
-          <w:lang w:val="it-IT"/>
-        </w:rPr>
-      </w:pPr>
-      <w:r>
-        <w:rPr>
-          <w:noProof w:val="0"/>
-          <w:lang w:val="it-IT"/>
-        </w:rPr>
-        <w:t>Informativa e base giuridica: durante l'iscrizione il lettore riceve un'informativa fisica che dice quali dati vengono raccolti, perché, per quanto tempo e chi è il titolare del trattamento. L'operatore deve assicurarsi che il lettore firmi il documento prima di completare la registrazione.</w:t>
-      </w:r>
+        <w:rPr>
+          <w:rFonts w:asciiTheme="minorHAnsi" w:eastAsia="Times New Roman" w:hAnsiTheme="minorHAnsi"/>
+        </w:rPr>
+      </w:pPr>
+      <w:r>
+        <w:rPr>
+          <w:rFonts w:asciiTheme="minorHAnsi" w:eastAsia="Times New Roman" w:hAnsiTheme="minorHAnsi"/>
+        </w:rPr>
+        <w:t>Sicurezza: Il sistema non deve mai chiedere dati di pagamento al cliente ed i codici fiscali e tesseramenti devono essere fatti di persona insieme all'operatore.</w:t>
+      </w:r>
+    </w:p>
+    <w:p>
+      <w:pPr>
+        <w:pStyle w:val="Heading3"/>
+        <w:spacing w:before="0" w:after="281"/>
+        <w:rPr>
+          <w:rFonts w:asciiTheme="minorHAnsi" w:hAnsiTheme="minorHAnsi"/>
+          <w:sz w:val="28"/>
+          <w:szCs w:val="28"/>
+        </w:rPr>
+      </w:pPr>
+      <w:bookmarkStart w:id="13" w:name="_Toc243674757"/>
+      <w:r>
+        <w:rPr>
+          <w:rFonts w:asciiTheme="minorHAnsi" w:hAnsiTheme="minorHAnsi"/>
+          <w:sz w:val="28"/>
+          <w:szCs w:val="28"/>
+        </w:rPr>
+        <w:t>Supportability</w:t>
+      </w:r>
+      <w:bookmarkEnd w:id="13"/>
     </w:p>
     <w:p>
       <w:pPr>
         <w:pStyle w:val="ListParagraph"/>
         <w:numPr>
           <w:ilvl w:val="0"/>
-          <w:numId w:val="45"/>
+          <w:numId w:val="3"/>
         </w:numPr>
-        <w:spacing w:before="0" w:beforeAutospacing="off" w:after="0" w:afterAutospacing="off"/>
-        <w:rPr>
-          <w:noProof w:val="0"/>
-          <w:lang w:val="it-IT"/>
-        </w:rPr>
-      </w:pPr>
-      <w:r>
-        <w:rPr>
-          <w:noProof w:val="0"/>
-          <w:lang w:val="it-IT"/>
-        </w:rPr>
-        <w:t>Minimizzazione: il sistema deve raccoglie solo i dati necessari al servizio.</w:t>
+        <w:rPr>
+          <w:rFonts w:asciiTheme="minorHAnsi" w:hAnsiTheme="minorHAnsi"/>
+        </w:rPr>
+      </w:pPr>
+      <w:r>
+        <w:rPr>
+          <w:rFonts w:asciiTheme="minorHAnsi" w:hAnsiTheme="minorHAnsi"/>
+        </w:rPr>
+        <w:t>Malleabilità: le tabelle del database devono rispettare le 3 forme normali.</w:t>
       </w:r>
     </w:p>
     <w:p>
@@ -5098,166 +5359,183 @@
         <w:pStyle w:val="ListParagraph"/>
         <w:numPr>
           <w:ilvl w:val="0"/>
-          <w:numId w:val="45"/>
+          <w:numId w:val="3"/>
         </w:numPr>
-        <w:spacing w:before="0" w:beforeAutospacing="off" w:after="0" w:afterAutospacing="off"/>
-        <w:rPr>
-          <w:noProof w:val="0"/>
-          <w:lang w:val="it-IT"/>
-        </w:rPr>
-      </w:pPr>
-      <w:r>
-        <w:rPr>
-          <w:noProof w:val="0"/>
-          <w:lang w:val="it-IT"/>
-        </w:rPr>
-        <w:t>Accesso ai dati: solo gli operatori autenticati ed addetti al sistema devono poter vedere i dati degli utenti.</w:t>
-      </w:r>
+        <w:rPr>
+          <w:rFonts w:asciiTheme="minorHAnsi" w:hAnsiTheme="minorHAnsi"/>
+        </w:rPr>
+      </w:pPr>
+      <w:r>
+        <w:rPr>
+          <w:rFonts w:asciiTheme="minorHAnsi" w:hAnsiTheme="minorHAnsi"/>
+        </w:rPr>
+        <w:t>Manutenibilità: Il codice sorgente del sistema deve rispettare il pattern di strutture MVC (Model-View-Control).</w:t>
+      </w:r>
+    </w:p>
+    <w:p>
+      <w:pPr>
+        <w:pStyle w:val="Heading3"/>
+        <w:spacing w:before="281" w:after="281"/>
+        <w:rPr>
+          <w:rFonts w:asciiTheme="minorHAnsi" w:hAnsiTheme="minorHAnsi"/>
+          <w:sz w:val="28"/>
+          <w:szCs w:val="28"/>
+        </w:rPr>
+      </w:pPr>
+      <w:bookmarkStart w:id="14" w:name="_Toc243674758"/>
+      <w:r>
+        <w:rPr>
+          <w:rFonts w:asciiTheme="minorHAnsi" w:hAnsiTheme="minorHAnsi"/>
+          <w:sz w:val="28"/>
+          <w:szCs w:val="28"/>
+        </w:rPr>
+        <w:t>Interfaccia</w:t>
+      </w:r>
+      <w:bookmarkEnd w:id="14"/>
     </w:p>
     <w:p>
       <w:pPr>
         <w:pStyle w:val="ListParagraph"/>
         <w:numPr>
           <w:ilvl w:val="0"/>
-          <w:numId w:val="45"/>
+          <w:numId w:val="2"/>
         </w:numPr>
-        <w:spacing w:before="0" w:beforeAutospacing="off" w:after="0" w:afterAutospacing="off"/>
-        <w:rPr>
-          <w:noProof w:val="0"/>
-          <w:lang w:val="it-IT"/>
-        </w:rPr>
-      </w:pPr>
-      <w:r>
-        <w:rPr>
-          <w:noProof w:val="0"/>
-          <w:lang w:val="it-IT"/>
-        </w:rPr>
-        <w:t>Data Breach: in caso di violazione dei dati il titolare deve notificare il Garante entro 72 ore.</w:t>
+        <w:rPr>
+          <w:rFonts w:asciiTheme="minorHAnsi" w:hAnsiTheme="minorHAnsi"/>
+        </w:rPr>
+      </w:pPr>
+      <w:r>
+        <w:rPr>
+          <w:rFonts w:asciiTheme="minorHAnsi" w:hAnsiTheme="minorHAnsi"/>
+        </w:rPr>
+        <w:t xml:space="preserve">Interfacce: Il lettore e l'operatore devono avere delle interfacce web a cui affacciarsi </w:t>
+      </w:r>
+      <w:r>
+        <w:rPr>
+          <w:rFonts w:asciiTheme="minorHAnsi" w:hAnsiTheme="minorHAnsi"/>
+        </w:rPr>
+        <w:lastRenderedPageBreak/>
+        <w:t>per svolgere ciò di loro interesse.</w:t>
       </w:r>
     </w:p>
     <w:p>
       <w:pPr>
         <w:pStyle w:val="ListParagraph"/>
-        <w:spacing w:before="0" w:beforeAutospacing="off" w:after="0" w:afterAutospacing="off"/>
-        <w:ind w:left="720"/>
-        <w:rPr>
-          <w:rFonts w:ascii="Times New Roman" w:hAnsi="Times New Roman" w:eastAsia="Times New Roman" w:cs="Times New Roman"/>
-          <w:noProof w:val="0"/>
-          <w:sz w:val="24"/>
-          <w:szCs w:val="24"/>
-          <w:lang w:val="it-IT"/>
-        </w:rPr>
-      </w:pPr>
-    </w:p>
-    <w:p>
-      <w:pPr>
-        <w:pStyle w:val="Normal"/>
-      </w:pPr>
+        <w:numPr>
+          <w:ilvl w:val="0"/>
+          <w:numId w:val="2"/>
+        </w:numPr>
+        <w:rPr>
+          <w:rFonts w:asciiTheme="minorHAnsi" w:hAnsiTheme="minorHAnsi"/>
+        </w:rPr>
+      </w:pPr>
+      <w:r>
+        <w:rPr>
+          <w:rFonts w:asciiTheme="minorHAnsi" w:hAnsiTheme="minorHAnsi"/>
+        </w:rPr>
+        <w:t>Requisiti di installazione: Il livello client deve essere accessibile tramite i più comuni browser web (Chrome, Safari, Firefox, Edge) senza richiedere alcun download o installazione di software di terze parti sui dispositivi degli utenti finali</w:t>
+      </w:r>
     </w:p>
     <w:p>
       <w:pPr>
         <w:pStyle w:val="Heading3"/>
+        <w:spacing w:before="281" w:after="281"/>
         <w:rPr>
           <w:rFonts w:asciiTheme="minorHAnsi" w:hAnsiTheme="minorHAnsi"/>
           <w:sz w:val="28"/>
           <w:szCs w:val="28"/>
         </w:rPr>
       </w:pPr>
-      <w:bookmarkStart w:name="_Toc243649319" w:id="12"/>
+      <w:bookmarkStart w:id="15" w:name="_Toc243674759"/>
       <w:r>
         <w:rPr>
           <w:rFonts w:asciiTheme="minorHAnsi" w:hAnsiTheme="minorHAnsi"/>
           <w:sz w:val="28"/>
           <w:szCs w:val="28"/>
         </w:rPr>
-        <w:t>Scenarios</w:t>
-      </w:r>
-      <w:bookmarkEnd w:id="12"/>
-    </w:p>
-    <w:p>
-      <w:pPr>
-        <w:pStyle w:val="Heading3"/>
-        <w:rPr>
-          <w:rFonts w:asciiTheme="minorHAnsi" w:hAnsiTheme="minorHAnsi"/>
-          <w:sz w:val="28"/>
-          <w:szCs w:val="28"/>
-        </w:rPr>
-      </w:pPr>
-      <w:bookmarkStart w:name="_Toc243649320" w:id="13"/>
-      <w:r>
-        <w:rPr>
-          <w:rFonts w:asciiTheme="minorHAnsi" w:hAnsiTheme="minorHAnsi"/>
-          <w:sz w:val="28"/>
-          <w:szCs w:val="28"/>
-        </w:rPr>
-        <w:t>Use case model</w:t>
-      </w:r>
-      <w:bookmarkEnd w:id="13"/>
-    </w:p>
-    <w:p>
-      <w:pPr>
-        <w:pStyle w:val="Heading3"/>
-        <w:rPr>
-          <w:rFonts w:asciiTheme="minorHAnsi" w:hAnsiTheme="minorHAnsi"/>
-          <w:sz w:val="28"/>
-          <w:szCs w:val="28"/>
-        </w:rPr>
-      </w:pPr>
-      <w:bookmarkStart w:name="_Toc243649321" w:id="14"/>
-      <w:r>
-        <w:rPr>
-          <w:rFonts w:asciiTheme="minorHAnsi" w:hAnsiTheme="minorHAnsi"/>
-          <w:sz w:val="28"/>
-          <w:szCs w:val="28"/>
-        </w:rPr>
-        <w:t>Object model</w:t>
-      </w:r>
-      <w:bookmarkEnd w:id="14"/>
-    </w:p>
-    <w:p>
-      <w:pPr>
-        <w:pStyle w:val="Heading3"/>
-        <w:rPr>
-          <w:rFonts w:asciiTheme="minorHAnsi" w:hAnsiTheme="minorHAnsi"/>
-          <w:sz w:val="28"/>
-          <w:szCs w:val="28"/>
-          <w:lang w:val="en-US"/>
-        </w:rPr>
-      </w:pPr>
-      <w:bookmarkStart w:name="_Toc243649322" w:id="15"/>
-      <w:r>
-        <w:rPr>
-          <w:rFonts w:asciiTheme="minorHAnsi" w:hAnsiTheme="minorHAnsi"/>
-          <w:sz w:val="28"/>
-          <w:szCs w:val="28"/>
-          <w:lang w:val="en-US"/>
-        </w:rPr>
-        <w:t>User interface (Navigational paths a</w:t>
-      </w:r>
-      <w:r>
-        <w:rPr>
-          <w:rFonts w:asciiTheme="minorHAnsi" w:hAnsiTheme="minorHAnsi"/>
-          <w:sz w:val="28"/>
-          <w:szCs w:val="28"/>
-          <w:lang w:val="en-US"/>
-        </w:rPr>
-        <w:t>nd mock-ups)</w:t>
+        <w:t>Legal</w:t>
       </w:r>
       <w:bookmarkEnd w:id="15"/>
     </w:p>
     <w:p>
       <w:pPr>
-        <w:rPr>
-          <w:lang w:val="en-US"/>
-        </w:rPr>
-      </w:pPr>
-    </w:p>
+        <w:pStyle w:val="ListParagraph"/>
+        <w:numPr>
+          <w:ilvl w:val="0"/>
+          <w:numId w:val="1"/>
+        </w:numPr>
+        <w:rPr>
+          <w:rFonts w:asciiTheme="minorHAnsi" w:hAnsiTheme="minorHAnsi"/>
+        </w:rPr>
+      </w:pPr>
+      <w:r>
+        <w:rPr>
+          <w:rFonts w:asciiTheme="minorHAnsi" w:hAnsiTheme="minorHAnsi"/>
+        </w:rPr>
+        <w:t>Informativa e base giuridica: durante l'iscrizione il lettore riceve un'informativa fisica che dice quali dati vengono raccolti, perché, per quanto tempo e chi è il titolare del trattamento. L'operatore deve assicurarsi che il lettore firmi il documento prima di completare la registrazione.</w:t>
+      </w:r>
+    </w:p>
+    <w:p>
+      <w:pPr>
+        <w:pStyle w:val="ListParagraph"/>
+        <w:numPr>
+          <w:ilvl w:val="0"/>
+          <w:numId w:val="1"/>
+        </w:numPr>
+        <w:rPr>
+          <w:rFonts w:asciiTheme="minorHAnsi" w:hAnsiTheme="minorHAnsi"/>
+        </w:rPr>
+      </w:pPr>
+      <w:r>
+        <w:rPr>
+          <w:rFonts w:asciiTheme="minorHAnsi" w:hAnsiTheme="minorHAnsi"/>
+        </w:rPr>
+        <w:t>Minimizzazione: il sistema deve raccoglie solo i dati necessari al servizio.</w:t>
+      </w:r>
+    </w:p>
+    <w:p>
+      <w:pPr>
+        <w:pStyle w:val="ListParagraph"/>
+        <w:numPr>
+          <w:ilvl w:val="0"/>
+          <w:numId w:val="1"/>
+        </w:numPr>
+        <w:rPr>
+          <w:rFonts w:asciiTheme="minorHAnsi" w:hAnsiTheme="minorHAnsi"/>
+        </w:rPr>
+      </w:pPr>
+      <w:r>
+        <w:rPr>
+          <w:rFonts w:asciiTheme="minorHAnsi" w:hAnsiTheme="minorHAnsi"/>
+        </w:rPr>
+        <w:t>Accesso ai dati: solo gli operatori autenticati ed addetti al sistema devono poter vedere i dati degli utenti.</w:t>
+      </w:r>
+    </w:p>
+    <w:p>
+      <w:pPr>
+        <w:pStyle w:val="ListParagraph"/>
+        <w:numPr>
+          <w:ilvl w:val="0"/>
+          <w:numId w:val="1"/>
+        </w:numPr>
+        <w:rPr>
+          <w:rFonts w:asciiTheme="minorHAnsi" w:hAnsiTheme="minorHAnsi"/>
+        </w:rPr>
+      </w:pPr>
+      <w:r>
+        <w:rPr>
+          <w:rFonts w:asciiTheme="minorHAnsi" w:hAnsiTheme="minorHAnsi"/>
+        </w:rPr>
+        <w:t>Data Breach: in caso di violazione dei dati il titolare deve notificare il Garante entro 72 ore.</w:t>
+      </w:r>
+    </w:p>
+    <w:p/>
     <w:p>
       <w:pPr>
         <w:pStyle w:val="Heading2"/>
         <w:numPr>
           <w:ilvl w:val="1"/>
-          <w:numId w:val="39"/>
+          <w:numId w:val="43"/>
         </w:numPr>
         <w:spacing w:line="276" w:lineRule="auto"/>
         <w:rPr>
@@ -5266,7 +5544,7 @@
           <w:iCs w:val="0"/>
         </w:rPr>
       </w:pPr>
-      <w:bookmarkStart w:name="_Toc243649323" w:id="16"/>
+      <w:bookmarkStart w:id="16" w:name="_Toc243674760"/>
       <w:r>
         <w:rPr>
           <w:rFonts w:ascii="Aptos" w:hAnsi="Aptos"/>
@@ -5286,7 +5564,7 @@
           <w:szCs w:val="28"/>
         </w:rPr>
       </w:pPr>
-      <w:bookmarkStart w:name="_Toc243649324" w:id="17"/>
+      <w:bookmarkStart w:id="17" w:name="_Toc243674761"/>
       <w:r>
         <w:rPr>
           <w:rFonts w:asciiTheme="minorHAnsi" w:hAnsiTheme="minorHAnsi"/>
@@ -5306,7 +5584,7 @@
           <w:szCs w:val="28"/>
         </w:rPr>
       </w:pPr>
-      <w:bookmarkStart w:name="_Toc243649325" w:id="18"/>
+      <w:bookmarkStart w:id="18" w:name="_Toc243674762"/>
       <w:r>
         <w:rPr>
           <w:rFonts w:asciiTheme="minorHAnsi" w:hAnsiTheme="minorHAnsi"/>
@@ -5326,7 +5604,7 @@
           <w:szCs w:val="28"/>
         </w:rPr>
       </w:pPr>
-      <w:bookmarkStart w:name="_Toc243649326" w:id="19"/>
+      <w:bookmarkStart w:id="19" w:name="_Toc243674763"/>
       <w:r>
         <w:rPr>
           <w:rFonts w:asciiTheme="minorHAnsi" w:hAnsiTheme="minorHAnsi"/>
@@ -5344,10 +5622,36 @@
           <w:rFonts w:asciiTheme="minorHAnsi" w:hAnsiTheme="minorHAnsi"/>
           <w:sz w:val="28"/>
           <w:szCs w:val="28"/>
-          <w:lang w:val="en-US"/>
-        </w:rPr>
-      </w:pPr>
-      <w:bookmarkStart w:name="_Toc243649327" w:id="20"/>
+        </w:rPr>
+      </w:pPr>
+      <w:r>
+        <w:rPr>
+          <w:rFonts w:asciiTheme="minorHAnsi" w:hAnsiTheme="minorHAnsi"/>
+          <w:sz w:val="28"/>
+          <w:szCs w:val="28"/>
+        </w:rPr>
+        <w:t xml:space="preserve">Dynamic </w:t>
+      </w:r>
+      <w:r>
+        <w:rPr>
+          <w:rFonts w:asciiTheme="minorHAnsi" w:hAnsiTheme="minorHAnsi"/>
+          <w:sz w:val="28"/>
+          <w:szCs w:val="28"/>
+        </w:rPr>
+        <w:t>model</w:t>
+      </w:r>
+    </w:p>
+    <w:p>
+      <w:pPr>
+        <w:pStyle w:val="Heading3"/>
+        <w:rPr>
+          <w:rFonts w:asciiTheme="minorHAnsi" w:hAnsiTheme="minorHAnsi"/>
+          <w:sz w:val="28"/>
+          <w:szCs w:val="28"/>
+          <w:lang w:val="en-US"/>
+        </w:rPr>
+      </w:pPr>
+      <w:bookmarkStart w:id="20" w:name="_Toc243674764"/>
       <w:r>
         <w:rPr>
           <w:rFonts w:asciiTheme="minorHAnsi" w:hAnsiTheme="minorHAnsi"/>
@@ -5373,7 +5677,7 @@
         <w:pStyle w:val="Title"/>
         <w:numPr>
           <w:ilvl w:val="0"/>
-          <w:numId w:val="6"/>
+          <w:numId w:val="10"/>
         </w:numPr>
         <w:spacing w:line="360" w:lineRule="auto"/>
         <w:ind w:left="426"/>
@@ -5382,7 +5686,7 @@
           <w:rFonts w:asciiTheme="minorHAnsi" w:hAnsiTheme="minorHAnsi"/>
         </w:rPr>
       </w:pPr>
-      <w:bookmarkStart w:name="_Toc243649328" w:id="21"/>
+      <w:bookmarkStart w:id="21" w:name="_Toc243674765"/>
       <w:r>
         <w:rPr>
           <w:rFonts w:asciiTheme="minorHAnsi" w:hAnsiTheme="minorHAnsi"/>
@@ -5395,7 +5699,7 @@
       <w:footnotePr>
         <w:pos w:val="beneathText"/>
       </w:footnotePr>
-      <w:pgSz w:w="11905" w:h="16837" w:orient="portrait"/>
+      <w:pgSz w:w="11905" w:h="16837"/>
       <w:pgMar w:top="1560" w:right="1134" w:bottom="1798" w:left="1134" w:header="1134" w:footer="1134" w:gutter="0"/>
       <w:cols w:space="720"/>
       <w:formProt w:val="0"/>
@@ -5483,9 +5787,9 @@
           <w:tcW w:w="3212" w:type="dxa"/>
           <w:vMerge w:val="restart"/>
           <w:tcBorders>
-            <w:top w:val="single" w:color="000000" w:sz="1" w:space="0"/>
-            <w:left w:val="single" w:color="000000" w:sz="1" w:space="0"/>
-            <w:bottom w:val="single" w:color="000000" w:sz="1" w:space="0"/>
+            <w:top w:val="single" w:sz="1" w:space="0" w:color="000000"/>
+            <w:left w:val="single" w:sz="1" w:space="0" w:color="000000"/>
+            <w:bottom w:val="single" w:sz="1" w:space="0" w:color="000000"/>
           </w:tcBorders>
         </w:tcPr>
         <w:p>
@@ -5502,9 +5806,9 @@
           <w:tcW w:w="3212" w:type="dxa"/>
           <w:vMerge w:val="restart"/>
           <w:tcBorders>
-            <w:top w:val="single" w:color="000000" w:sz="1" w:space="0"/>
-            <w:left w:val="single" w:color="000000" w:sz="1" w:space="0"/>
-            <w:bottom w:val="single" w:color="000000" w:sz="1" w:space="0"/>
+            <w:top w:val="single" w:sz="1" w:space="0" w:color="000000"/>
+            <w:left w:val="single" w:sz="1" w:space="0" w:color="000000"/>
+            <w:bottom w:val="single" w:sz="1" w:space="0" w:color="000000"/>
           </w:tcBorders>
         </w:tcPr>
         <w:p>
@@ -5530,10 +5834,10 @@
           <w:tcW w:w="3213" w:type="dxa"/>
           <w:vMerge w:val="restart"/>
           <w:tcBorders>
-            <w:top w:val="single" w:color="000000" w:sz="1" w:space="0"/>
-            <w:left w:val="single" w:color="000000" w:sz="1" w:space="0"/>
-            <w:bottom w:val="single" w:color="000000" w:sz="1" w:space="0"/>
-            <w:right w:val="single" w:color="000000" w:sz="1" w:space="0"/>
+            <w:top w:val="single" w:sz="1" w:space="0" w:color="000000"/>
+            <w:left w:val="single" w:sz="1" w:space="0" w:color="000000"/>
+            <w:bottom w:val="single" w:sz="1" w:space="0" w:color="000000"/>
+            <w:right w:val="single" w:sz="1" w:space="0" w:color="000000"/>
           </w:tcBorders>
         </w:tcPr>
         <w:p>
@@ -5743,9 +6047,9 @@
           <w:tcW w:w="6745" w:type="dxa"/>
           <w:vMerge w:val="restart"/>
           <w:tcBorders>
-            <w:top w:val="single" w:color="000000" w:sz="1" w:space="0"/>
-            <w:left w:val="single" w:color="000000" w:sz="1" w:space="0"/>
-            <w:bottom w:val="single" w:color="000000" w:sz="1" w:space="0"/>
+            <w:top w:val="single" w:sz="1" w:space="0" w:color="000000"/>
+            <w:left w:val="single" w:sz="1" w:space="0" w:color="000000"/>
+            <w:bottom w:val="single" w:sz="1" w:space="0" w:color="000000"/>
           </w:tcBorders>
         </w:tcPr>
         <w:p>
@@ -5781,10 +6085,10 @@
           <w:tcW w:w="2892" w:type="dxa"/>
           <w:vMerge w:val="restart"/>
           <w:tcBorders>
-            <w:top w:val="single" w:color="000000" w:sz="1" w:space="0"/>
-            <w:left w:val="single" w:color="000000" w:sz="1" w:space="0"/>
-            <w:bottom w:val="single" w:color="000000" w:sz="1" w:space="0"/>
-            <w:right w:val="single" w:color="000000" w:sz="1" w:space="0"/>
+            <w:top w:val="single" w:sz="1" w:space="0" w:color="000000"/>
+            <w:left w:val="single" w:sz="1" w:space="0" w:color="000000"/>
+            <w:bottom w:val="single" w:sz="1" w:space="0" w:color="000000"/>
+            <w:right w:val="single" w:sz="1" w:space="0" w:color="000000"/>
           </w:tcBorders>
         </w:tcPr>
         <w:p>
@@ -5833,8 +6137,8 @@
           <w:tcW w:w="6745" w:type="dxa"/>
           <w:vMerge w:val="restart"/>
           <w:tcBorders>
-            <w:left w:val="single" w:color="000000" w:sz="1" w:space="0"/>
-            <w:bottom w:val="single" w:color="000000" w:sz="1" w:space="0"/>
+            <w:left w:val="single" w:sz="1" w:space="0" w:color="000000"/>
+            <w:bottom w:val="single" w:sz="1" w:space="0" w:color="000000"/>
           </w:tcBorders>
         </w:tcPr>
         <w:p>
@@ -5866,9 +6170,9 @@
           <w:tcW w:w="2892" w:type="dxa"/>
           <w:vMerge w:val="restart"/>
           <w:tcBorders>
-            <w:left w:val="single" w:color="000000" w:sz="1" w:space="0"/>
-            <w:bottom w:val="single" w:color="000000" w:sz="1" w:space="0"/>
-            <w:right w:val="single" w:color="000000" w:sz="1" w:space="0"/>
+            <w:left w:val="single" w:sz="1" w:space="0" w:color="000000"/>
+            <w:bottom w:val="single" w:sz="1" w:space="0" w:color="000000"/>
+            <w:right w:val="single" w:sz="1" w:space="0" w:color="000000"/>
           </w:tcBorders>
         </w:tcPr>
         <w:p>
@@ -5968,7 +6272,7 @@
 <w:numbering xmlns:wpc="http://schemas.microsoft.com/office/word/2010/wordprocessingCanvas" xmlns:cx="http://schemas.microsoft.com/office/drawing/2014/chartex" xmlns:cx1="http://schemas.microsoft.com/office/drawing/2015/9/8/chartex" xmlns:cx2="http://schemas.microsoft.com/office/drawing/2015/10/21/chartex" xmlns:cx3="http://schemas.microsoft.com/office/drawing/2016/5/9/chartex" xmlns:cx4="http://schemas.microsoft.com/office/drawing/2016/5/10/chartex" xmlns:cx5="http://schemas.microsoft.com/office/drawing/2016/5/11/chartex" xmlns:cx6="http://schemas.microsoft.com/office/drawing/2016/5/12/chartex" xmlns:cx7="http://schemas.microsoft.com/office/drawing/2016/5/13/chartex" xmlns:cx8="http://schemas.microsoft.com/office/drawing/2016/5/14/chartex" xmlns:mc="http://schemas.openxmlformats.org/markup-compatibility/2006" xmlns:aink="http://schemas.microsoft.com/office/drawing/2016/ink" xmlns:am3d="http://schemas.microsoft.com/office/drawing/2017/model3d" xmlns:o="urn:schemas-microsoft-com:office:office" xmlns:oel="http://schemas.microsoft.com/office/2019/extlst" xmlns:r="http://schemas.openxmlformats.org/officeDocument/2006/relationships" xmlns:m="http://schemas.openxmlformats.org/officeDocument/2006/math" xmlns:v="urn:schemas-microsoft-com:vml" xmlns:wp14="http://schemas.microsoft.com/office/word/2010/wordprocessingDrawing" xmlns:wp="http://schemas.openxmlformats.org/drawingml/2006/wordprocessingDrawing" xmlns:w10="urn:schemas-microsoft-com:office:word" xmlns:w="http://schemas.openxmlformats.org/wordprocessingml/2006/main" xmlns:w14="http://schemas.microsoft.com/office/word/2010/wordml" xmlns:w15="http://schemas.microsoft.com/office/word/2012/wordml" xmlns:w16cex="http://schemas.microsoft.com/office/word/2018/wordml/cex" xmlns:w16cid="http://schemas.microsoft.com/office/word/2016/wordml/cid" xmlns:w16="http://schemas.microsoft.com/office/word/2018/wordml" xmlns:w16du="http://schemas.microsoft.com/office/word/2023/wordml/word16du" xmlns:w16sdtdh="http://schemas.microsoft.com/office/word/2020/wordml/sdtdatahash" xmlns:w16sdtfl="http://schemas.microsoft.com/office/word/2024/wordml/sdtformatlock" xmlns:w16se="http://schemas.microsoft.com/office/word/2015/wordml/symex" xmlns:wpg="http://schemas.microsoft.com/office/word/2010/wordprocessingGroup" xmlns:wpi="http://schemas.microsoft.com/office/word/2010/wordprocessingInk" xmlns:wne="http://schemas.microsoft.com/office/word/2006/wordml" xmlns:wps="http://schemas.microsoft.com/office/word/2010/wordprocessingShape" mc:Ignorable="w14 w15 w16se w16cid w16 w16cex w16sdtdh w16sdtfl w16du wp14">
   <w:numPicBullet w:numPicBulletId="0">
     <w:pict>
-      <v:shapetype id="_x0000_t75" coordsize="21600,21600" filled="f" stroked="f" o:spt="75" o:preferrelative="t" path="m@4@5l@4@11@9@11@9@5xe">
+      <v:shapetype id="_x0000_t75" coordsize="21600,21600" o:spt="75" o:preferrelative="t" path="m@4@5l@4@11@9@11@9@5xe" filled="f" stroked="f">
         <v:stroke joinstyle="miter"/>
         <v:formulas>
           <v:f eqn="if lineDrawn pixelLineWidth 0"/>
@@ -5984,463 +6288,15 @@
           <v:f eqn="prod @7 21600 pixelHeight"/>
           <v:f eqn="sum @10 21600 0"/>
         </v:formulas>
-        <v:path gradientshapeok="t" o:connecttype="rect" o:extrusionok="f"/>
+        <v:path o:extrusionok="f" gradientshapeok="t" o:connecttype="rect"/>
         <o:lock v:ext="edit" aspectratio="t"/>
       </v:shapetype>
-      <v:shape id="_x0000_i1025" style="width:316.5pt;height:252pt" o:bullet="t" filled="t" type="#_x0000_t75">
+      <v:shape id="_x0000_i1025" type="#_x0000_t75" style="width:316.5pt;height:252pt" o:bullet="t" filled="t">
         <v:fill color2="black"/>
-        <v:imagedata o:title="" r:id="rId1"/>
+        <v:imagedata r:id="rId1" o:title=""/>
       </v:shape>
     </w:pict>
   </w:numPicBullet>
-  <w:abstractNum xmlns:w="http://schemas.openxmlformats.org/wordprocessingml/2006/main" w:abstractNumId="25">
-    <w:nsid w:val="1a2fd67d"/>
-    <w:multiLevelType xmlns:w="http://schemas.openxmlformats.org/wordprocessingml/2006/main" w:val="hybridMultilevel"/>
-    <w:lvl xmlns:w="http://schemas.openxmlformats.org/wordprocessingml/2006/main" w:ilvl="0">
-      <w:start w:val="1"/>
-      <w:numFmt w:val="bullet"/>
-      <w:lvlText w:val=""/>
-      <w:lvlJc w:val="left"/>
-      <w:pPr>
-        <w:ind w:left="720" w:hanging="360"/>
-      </w:pPr>
-      <w:rPr>
-        <w:rFonts w:hint="default" w:ascii="Symbol" w:hAnsi="Symbol"/>
-      </w:rPr>
-    </w:lvl>
-    <w:lvl xmlns:w="http://schemas.openxmlformats.org/wordprocessingml/2006/main" w:ilvl="1">
-      <w:start w:val="1"/>
-      <w:numFmt w:val="bullet"/>
-      <w:lvlText w:val="o"/>
-      <w:lvlJc w:val="left"/>
-      <w:pPr>
-        <w:ind w:left="1440" w:hanging="360"/>
-      </w:pPr>
-      <w:rPr>
-        <w:rFonts w:hint="default" w:ascii="Courier New" w:hAnsi="Courier New"/>
-      </w:rPr>
-    </w:lvl>
-    <w:lvl xmlns:w="http://schemas.openxmlformats.org/wordprocessingml/2006/main" w:ilvl="2">
-      <w:start w:val="1"/>
-      <w:numFmt w:val="bullet"/>
-      <w:lvlText w:val=""/>
-      <w:lvlJc w:val="left"/>
-      <w:pPr>
-        <w:ind w:left="2160" w:hanging="360"/>
-      </w:pPr>
-      <w:rPr>
-        <w:rFonts w:hint="default" w:ascii="Wingdings" w:hAnsi="Wingdings"/>
-      </w:rPr>
-    </w:lvl>
-    <w:lvl xmlns:w="http://schemas.openxmlformats.org/wordprocessingml/2006/main" w:ilvl="3">
-      <w:start w:val="1"/>
-      <w:numFmt w:val="bullet"/>
-      <w:lvlText w:val=""/>
-      <w:lvlJc w:val="left"/>
-      <w:pPr>
-        <w:ind w:left="2880" w:hanging="360"/>
-      </w:pPr>
-      <w:rPr>
-        <w:rFonts w:hint="default" w:ascii="Symbol" w:hAnsi="Symbol"/>
-      </w:rPr>
-    </w:lvl>
-    <w:lvl xmlns:w="http://schemas.openxmlformats.org/wordprocessingml/2006/main" w:ilvl="4">
-      <w:start w:val="1"/>
-      <w:numFmt w:val="bullet"/>
-      <w:lvlText w:val="o"/>
-      <w:lvlJc w:val="left"/>
-      <w:pPr>
-        <w:ind w:left="3600" w:hanging="360"/>
-      </w:pPr>
-      <w:rPr>
-        <w:rFonts w:hint="default" w:ascii="Courier New" w:hAnsi="Courier New"/>
-      </w:rPr>
-    </w:lvl>
-    <w:lvl xmlns:w="http://schemas.openxmlformats.org/wordprocessingml/2006/main" w:ilvl="5">
-      <w:start w:val="1"/>
-      <w:numFmt w:val="bullet"/>
-      <w:lvlText w:val=""/>
-      <w:lvlJc w:val="left"/>
-      <w:pPr>
-        <w:ind w:left="4320" w:hanging="360"/>
-      </w:pPr>
-      <w:rPr>
-        <w:rFonts w:hint="default" w:ascii="Wingdings" w:hAnsi="Wingdings"/>
-      </w:rPr>
-    </w:lvl>
-    <w:lvl xmlns:w="http://schemas.openxmlformats.org/wordprocessingml/2006/main" w:ilvl="6">
-      <w:start w:val="1"/>
-      <w:numFmt w:val="bullet"/>
-      <w:lvlText w:val=""/>
-      <w:lvlJc w:val="left"/>
-      <w:pPr>
-        <w:ind w:left="5040" w:hanging="360"/>
-      </w:pPr>
-      <w:rPr>
-        <w:rFonts w:hint="default" w:ascii="Symbol" w:hAnsi="Symbol"/>
-      </w:rPr>
-    </w:lvl>
-    <w:lvl xmlns:w="http://schemas.openxmlformats.org/wordprocessingml/2006/main" w:ilvl="7">
-      <w:start w:val="1"/>
-      <w:numFmt w:val="bullet"/>
-      <w:lvlText w:val="o"/>
-      <w:lvlJc w:val="left"/>
-      <w:pPr>
-        <w:ind w:left="5760" w:hanging="360"/>
-      </w:pPr>
-      <w:rPr>
-        <w:rFonts w:hint="default" w:ascii="Courier New" w:hAnsi="Courier New"/>
-      </w:rPr>
-    </w:lvl>
-    <w:lvl xmlns:w="http://schemas.openxmlformats.org/wordprocessingml/2006/main" w:ilvl="8">
-      <w:start w:val="1"/>
-      <w:numFmt w:val="bullet"/>
-      <w:lvlText w:val=""/>
-      <w:lvlJc w:val="left"/>
-      <w:pPr>
-        <w:ind w:left="6480" w:hanging="360"/>
-      </w:pPr>
-      <w:rPr>
-        <w:rFonts w:hint="default" w:ascii="Wingdings" w:hAnsi="Wingdings"/>
-      </w:rPr>
-    </w:lvl>
-  </w:abstractNum>
-  <w:abstractNum xmlns:w="http://schemas.openxmlformats.org/wordprocessingml/2006/main" w:abstractNumId="24">
-    <w:nsid w:val="4134cf1a"/>
-    <w:multiLevelType xmlns:w="http://schemas.openxmlformats.org/wordprocessingml/2006/main" w:val="hybridMultilevel"/>
-    <w:lvl xmlns:w="http://schemas.openxmlformats.org/wordprocessingml/2006/main" w:ilvl="0">
-      <w:start w:val="1"/>
-      <w:numFmt w:val="bullet"/>
-      <w:lvlText w:val=""/>
-      <w:lvlJc w:val="left"/>
-      <w:pPr>
-        <w:ind w:left="720" w:hanging="360"/>
-      </w:pPr>
-      <w:rPr>
-        <w:rFonts w:hint="default" w:ascii="Symbol" w:hAnsi="Symbol"/>
-      </w:rPr>
-    </w:lvl>
-    <w:lvl xmlns:w="http://schemas.openxmlformats.org/wordprocessingml/2006/main" w:ilvl="1">
-      <w:start w:val="1"/>
-      <w:numFmt w:val="bullet"/>
-      <w:lvlText w:val="o"/>
-      <w:lvlJc w:val="left"/>
-      <w:pPr>
-        <w:ind w:left="1440" w:hanging="360"/>
-      </w:pPr>
-      <w:rPr>
-        <w:rFonts w:hint="default" w:ascii="Courier New" w:hAnsi="Courier New"/>
-      </w:rPr>
-    </w:lvl>
-    <w:lvl xmlns:w="http://schemas.openxmlformats.org/wordprocessingml/2006/main" w:ilvl="2">
-      <w:start w:val="1"/>
-      <w:numFmt w:val="bullet"/>
-      <w:lvlText w:val=""/>
-      <w:lvlJc w:val="left"/>
-      <w:pPr>
-        <w:ind w:left="2160" w:hanging="360"/>
-      </w:pPr>
-      <w:rPr>
-        <w:rFonts w:hint="default" w:ascii="Wingdings" w:hAnsi="Wingdings"/>
-      </w:rPr>
-    </w:lvl>
-    <w:lvl xmlns:w="http://schemas.openxmlformats.org/wordprocessingml/2006/main" w:ilvl="3">
-      <w:start w:val="1"/>
-      <w:numFmt w:val="bullet"/>
-      <w:lvlText w:val=""/>
-      <w:lvlJc w:val="left"/>
-      <w:pPr>
-        <w:ind w:left="2880" w:hanging="360"/>
-      </w:pPr>
-      <w:rPr>
-        <w:rFonts w:hint="default" w:ascii="Symbol" w:hAnsi="Symbol"/>
-      </w:rPr>
-    </w:lvl>
-    <w:lvl xmlns:w="http://schemas.openxmlformats.org/wordprocessingml/2006/main" w:ilvl="4">
-      <w:start w:val="1"/>
-      <w:numFmt w:val="bullet"/>
-      <w:lvlText w:val="o"/>
-      <w:lvlJc w:val="left"/>
-      <w:pPr>
-        <w:ind w:left="3600" w:hanging="360"/>
-      </w:pPr>
-      <w:rPr>
-        <w:rFonts w:hint="default" w:ascii="Courier New" w:hAnsi="Courier New"/>
-      </w:rPr>
-    </w:lvl>
-    <w:lvl xmlns:w="http://schemas.openxmlformats.org/wordprocessingml/2006/main" w:ilvl="5">
-      <w:start w:val="1"/>
-      <w:numFmt w:val="bullet"/>
-      <w:lvlText w:val=""/>
-      <w:lvlJc w:val="left"/>
-      <w:pPr>
-        <w:ind w:left="4320" w:hanging="360"/>
-      </w:pPr>
-      <w:rPr>
-        <w:rFonts w:hint="default" w:ascii="Wingdings" w:hAnsi="Wingdings"/>
-      </w:rPr>
-    </w:lvl>
-    <w:lvl xmlns:w="http://schemas.openxmlformats.org/wordprocessingml/2006/main" w:ilvl="6">
-      <w:start w:val="1"/>
-      <w:numFmt w:val="bullet"/>
-      <w:lvlText w:val=""/>
-      <w:lvlJc w:val="left"/>
-      <w:pPr>
-        <w:ind w:left="5040" w:hanging="360"/>
-      </w:pPr>
-      <w:rPr>
-        <w:rFonts w:hint="default" w:ascii="Symbol" w:hAnsi="Symbol"/>
-      </w:rPr>
-    </w:lvl>
-    <w:lvl xmlns:w="http://schemas.openxmlformats.org/wordprocessingml/2006/main" w:ilvl="7">
-      <w:start w:val="1"/>
-      <w:numFmt w:val="bullet"/>
-      <w:lvlText w:val="o"/>
-      <w:lvlJc w:val="left"/>
-      <w:pPr>
-        <w:ind w:left="5760" w:hanging="360"/>
-      </w:pPr>
-      <w:rPr>
-        <w:rFonts w:hint="default" w:ascii="Courier New" w:hAnsi="Courier New"/>
-      </w:rPr>
-    </w:lvl>
-    <w:lvl xmlns:w="http://schemas.openxmlformats.org/wordprocessingml/2006/main" w:ilvl="8">
-      <w:start w:val="1"/>
-      <w:numFmt w:val="bullet"/>
-      <w:lvlText w:val=""/>
-      <w:lvlJc w:val="left"/>
-      <w:pPr>
-        <w:ind w:left="6480" w:hanging="360"/>
-      </w:pPr>
-      <w:rPr>
-        <w:rFonts w:hint="default" w:ascii="Wingdings" w:hAnsi="Wingdings"/>
-      </w:rPr>
-    </w:lvl>
-  </w:abstractNum>
-  <w:abstractNum xmlns:w="http://schemas.openxmlformats.org/wordprocessingml/2006/main" w:abstractNumId="23">
-    <w:nsid w:val="1eb636be"/>
-    <w:multiLevelType xmlns:w="http://schemas.openxmlformats.org/wordprocessingml/2006/main" w:val="hybridMultilevel"/>
-    <w:lvl xmlns:w="http://schemas.openxmlformats.org/wordprocessingml/2006/main" w:ilvl="0">
-      <w:start w:val="1"/>
-      <w:numFmt w:val="bullet"/>
-      <w:lvlText w:val=""/>
-      <w:lvlJc w:val="left"/>
-      <w:pPr>
-        <w:ind w:left="720" w:hanging="360"/>
-      </w:pPr>
-      <w:rPr>
-        <w:rFonts w:hint="default" w:ascii="Symbol" w:hAnsi="Symbol"/>
-      </w:rPr>
-    </w:lvl>
-    <w:lvl xmlns:w="http://schemas.openxmlformats.org/wordprocessingml/2006/main" w:ilvl="1">
-      <w:start w:val="1"/>
-      <w:numFmt w:val="bullet"/>
-      <w:lvlText w:val="o"/>
-      <w:lvlJc w:val="left"/>
-      <w:pPr>
-        <w:ind w:left="1440" w:hanging="360"/>
-      </w:pPr>
-      <w:rPr>
-        <w:rFonts w:hint="default" w:ascii="Courier New" w:hAnsi="Courier New"/>
-      </w:rPr>
-    </w:lvl>
-    <w:lvl xmlns:w="http://schemas.openxmlformats.org/wordprocessingml/2006/main" w:ilvl="2">
-      <w:start w:val="1"/>
-      <w:numFmt w:val="bullet"/>
-      <w:lvlText w:val=""/>
-      <w:lvlJc w:val="left"/>
-      <w:pPr>
-        <w:ind w:left="2160" w:hanging="360"/>
-      </w:pPr>
-      <w:rPr>
-        <w:rFonts w:hint="default" w:ascii="Wingdings" w:hAnsi="Wingdings"/>
-      </w:rPr>
-    </w:lvl>
-    <w:lvl xmlns:w="http://schemas.openxmlformats.org/wordprocessingml/2006/main" w:ilvl="3">
-      <w:start w:val="1"/>
-      <w:numFmt w:val="bullet"/>
-      <w:lvlText w:val=""/>
-      <w:lvlJc w:val="left"/>
-      <w:pPr>
-        <w:ind w:left="2880" w:hanging="360"/>
-      </w:pPr>
-      <w:rPr>
-        <w:rFonts w:hint="default" w:ascii="Symbol" w:hAnsi="Symbol"/>
-      </w:rPr>
-    </w:lvl>
-    <w:lvl xmlns:w="http://schemas.openxmlformats.org/wordprocessingml/2006/main" w:ilvl="4">
-      <w:start w:val="1"/>
-      <w:numFmt w:val="bullet"/>
-      <w:lvlText w:val="o"/>
-      <w:lvlJc w:val="left"/>
-      <w:pPr>
-        <w:ind w:left="3600" w:hanging="360"/>
-      </w:pPr>
-      <w:rPr>
-        <w:rFonts w:hint="default" w:ascii="Courier New" w:hAnsi="Courier New"/>
-      </w:rPr>
-    </w:lvl>
-    <w:lvl xmlns:w="http://schemas.openxmlformats.org/wordprocessingml/2006/main" w:ilvl="5">
-      <w:start w:val="1"/>
-      <w:numFmt w:val="bullet"/>
-      <w:lvlText w:val=""/>
-      <w:lvlJc w:val="left"/>
-      <w:pPr>
-        <w:ind w:left="4320" w:hanging="360"/>
-      </w:pPr>
-      <w:rPr>
-        <w:rFonts w:hint="default" w:ascii="Wingdings" w:hAnsi="Wingdings"/>
-      </w:rPr>
-    </w:lvl>
-    <w:lvl xmlns:w="http://schemas.openxmlformats.org/wordprocessingml/2006/main" w:ilvl="6">
-      <w:start w:val="1"/>
-      <w:numFmt w:val="bullet"/>
-      <w:lvlText w:val=""/>
-      <w:lvlJc w:val="left"/>
-      <w:pPr>
-        <w:ind w:left="5040" w:hanging="360"/>
-      </w:pPr>
-      <w:rPr>
-        <w:rFonts w:hint="default" w:ascii="Symbol" w:hAnsi="Symbol"/>
-      </w:rPr>
-    </w:lvl>
-    <w:lvl xmlns:w="http://schemas.openxmlformats.org/wordprocessingml/2006/main" w:ilvl="7">
-      <w:start w:val="1"/>
-      <w:numFmt w:val="bullet"/>
-      <w:lvlText w:val="o"/>
-      <w:lvlJc w:val="left"/>
-      <w:pPr>
-        <w:ind w:left="5760" w:hanging="360"/>
-      </w:pPr>
-      <w:rPr>
-        <w:rFonts w:hint="default" w:ascii="Courier New" w:hAnsi="Courier New"/>
-      </w:rPr>
-    </w:lvl>
-    <w:lvl xmlns:w="http://schemas.openxmlformats.org/wordprocessingml/2006/main" w:ilvl="8">
-      <w:start w:val="1"/>
-      <w:numFmt w:val="bullet"/>
-      <w:lvlText w:val=""/>
-      <w:lvlJc w:val="left"/>
-      <w:pPr>
-        <w:ind w:left="6480" w:hanging="360"/>
-      </w:pPr>
-      <w:rPr>
-        <w:rFonts w:hint="default" w:ascii="Wingdings" w:hAnsi="Wingdings"/>
-      </w:rPr>
-    </w:lvl>
-  </w:abstractNum>
-  <w:abstractNum xmlns:w="http://schemas.openxmlformats.org/wordprocessingml/2006/main" w:abstractNumId="22">
-    <w:nsid w:val="6f092528"/>
-    <w:multiLevelType xmlns:w="http://schemas.openxmlformats.org/wordprocessingml/2006/main" w:val="hybridMultilevel"/>
-    <w:lvl xmlns:w="http://schemas.openxmlformats.org/wordprocessingml/2006/main" w:ilvl="0">
-      <w:start w:val="1"/>
-      <w:numFmt w:val="bullet"/>
-      <w:lvlText w:val=""/>
-      <w:lvlJc w:val="left"/>
-      <w:pPr>
-        <w:ind w:left="720" w:hanging="360"/>
-      </w:pPr>
-      <w:rPr>
-        <w:rFonts w:hint="default" w:ascii="Symbol" w:hAnsi="Symbol"/>
-      </w:rPr>
-    </w:lvl>
-    <w:lvl xmlns:w="http://schemas.openxmlformats.org/wordprocessingml/2006/main" w:ilvl="1">
-      <w:start w:val="1"/>
-      <w:numFmt w:val="bullet"/>
-      <w:lvlText w:val="o"/>
-      <w:lvlJc w:val="left"/>
-      <w:pPr>
-        <w:ind w:left="1440" w:hanging="360"/>
-      </w:pPr>
-      <w:rPr>
-        <w:rFonts w:hint="default" w:ascii="Courier New" w:hAnsi="Courier New"/>
-      </w:rPr>
-    </w:lvl>
-    <w:lvl xmlns:w="http://schemas.openxmlformats.org/wordprocessingml/2006/main" w:ilvl="2">
-      <w:start w:val="1"/>
-      <w:numFmt w:val="bullet"/>
-      <w:lvlText w:val=""/>
-      <w:lvlJc w:val="left"/>
-      <w:pPr>
-        <w:ind w:left="2160" w:hanging="360"/>
-      </w:pPr>
-      <w:rPr>
-        <w:rFonts w:hint="default" w:ascii="Wingdings" w:hAnsi="Wingdings"/>
-      </w:rPr>
-    </w:lvl>
-    <w:lvl xmlns:w="http://schemas.openxmlformats.org/wordprocessingml/2006/main" w:ilvl="3">
-      <w:start w:val="1"/>
-      <w:numFmt w:val="bullet"/>
-      <w:lvlText w:val=""/>
-      <w:lvlJc w:val="left"/>
-      <w:pPr>
-        <w:ind w:left="2880" w:hanging="360"/>
-      </w:pPr>
-      <w:rPr>
-        <w:rFonts w:hint="default" w:ascii="Symbol" w:hAnsi="Symbol"/>
-      </w:rPr>
-    </w:lvl>
-    <w:lvl xmlns:w="http://schemas.openxmlformats.org/wordprocessingml/2006/main" w:ilvl="4">
-      <w:start w:val="1"/>
-      <w:numFmt w:val="bullet"/>
-      <w:lvlText w:val="o"/>
-      <w:lvlJc w:val="left"/>
-      <w:pPr>
-        <w:ind w:left="3600" w:hanging="360"/>
-      </w:pPr>
-      <w:rPr>
-        <w:rFonts w:hint="default" w:ascii="Courier New" w:hAnsi="Courier New"/>
-      </w:rPr>
-    </w:lvl>
-    <w:lvl xmlns:w="http://schemas.openxmlformats.org/wordprocessingml/2006/main" w:ilvl="5">
-      <w:start w:val="1"/>
-      <w:numFmt w:val="bullet"/>
-      <w:lvlText w:val=""/>
-      <w:lvlJc w:val="left"/>
-      <w:pPr>
-        <w:ind w:left="4320" w:hanging="360"/>
-      </w:pPr>
-      <w:rPr>
-        <w:rFonts w:hint="default" w:ascii="Wingdings" w:hAnsi="Wingdings"/>
-      </w:rPr>
-    </w:lvl>
-    <w:lvl xmlns:w="http://schemas.openxmlformats.org/wordprocessingml/2006/main" w:ilvl="6">
-      <w:start w:val="1"/>
-      <w:numFmt w:val="bullet"/>
-      <w:lvlText w:val=""/>
-      <w:lvlJc w:val="left"/>
-      <w:pPr>
-        <w:ind w:left="5040" w:hanging="360"/>
-      </w:pPr>
-      <w:rPr>
-        <w:rFonts w:hint="default" w:ascii="Symbol" w:hAnsi="Symbol"/>
-      </w:rPr>
-    </w:lvl>
-    <w:lvl xmlns:w="http://schemas.openxmlformats.org/wordprocessingml/2006/main" w:ilvl="7">
-      <w:start w:val="1"/>
-      <w:numFmt w:val="bullet"/>
-      <w:lvlText w:val="o"/>
-      <w:lvlJc w:val="left"/>
-      <w:pPr>
-        <w:ind w:left="5760" w:hanging="360"/>
-      </w:pPr>
-      <w:rPr>
-        <w:rFonts w:hint="default" w:ascii="Courier New" w:hAnsi="Courier New"/>
-      </w:rPr>
-    </w:lvl>
-    <w:lvl xmlns:w="http://schemas.openxmlformats.org/wordprocessingml/2006/main" w:ilvl="8">
-      <w:start w:val="1"/>
-      <w:numFmt w:val="bullet"/>
-      <w:lvlText w:val=""/>
-      <w:lvlJc w:val="left"/>
-      <w:pPr>
-        <w:ind w:left="6480" w:hanging="360"/>
-      </w:pPr>
-      <w:rPr>
-        <w:rFonts w:hint="default" w:ascii="Wingdings" w:hAnsi="Wingdings"/>
-      </w:rPr>
-    </w:lvl>
-  </w:abstractNum>
   <w:abstractNum w:abstractNumId="0" w15:restartNumberingAfterBreak="0">
     <w:nsid w:val="00000001"/>
     <w:multiLevelType w:val="multilevel"/>
@@ -6622,7 +6478,7 @@
         <w:ind w:left="1080" w:hanging="360"/>
       </w:pPr>
       <w:rPr>
-        <w:rFonts w:hint="default" w:ascii="Wingdings" w:hAnsi="Wingdings"/>
+        <w:rFonts w:ascii="Wingdings" w:hAnsi="Wingdings" w:hint="default"/>
       </w:rPr>
     </w:lvl>
     <w:lvl w:ilvl="1" w:tplc="04100003" w:tentative="1">
@@ -6634,7 +6490,7 @@
         <w:ind w:left="1800" w:hanging="360"/>
       </w:pPr>
       <w:rPr>
-        <w:rFonts w:hint="default" w:ascii="Courier New" w:hAnsi="Courier New" w:cs="Courier New"/>
+        <w:rFonts w:ascii="Courier New" w:hAnsi="Courier New" w:cs="Courier New" w:hint="default"/>
       </w:rPr>
     </w:lvl>
     <w:lvl w:ilvl="2" w:tplc="04100005" w:tentative="1">
@@ -6646,7 +6502,7 @@
         <w:ind w:left="2520" w:hanging="360"/>
       </w:pPr>
       <w:rPr>
-        <w:rFonts w:hint="default" w:ascii="Wingdings" w:hAnsi="Wingdings"/>
+        <w:rFonts w:ascii="Wingdings" w:hAnsi="Wingdings" w:hint="default"/>
       </w:rPr>
     </w:lvl>
     <w:lvl w:ilvl="3" w:tplc="04100001" w:tentative="1">
@@ -6658,7 +6514,7 @@
         <w:ind w:left="3240" w:hanging="360"/>
       </w:pPr>
       <w:rPr>
-        <w:rFonts w:hint="default" w:ascii="Symbol" w:hAnsi="Symbol"/>
+        <w:rFonts w:ascii="Symbol" w:hAnsi="Symbol" w:hint="default"/>
       </w:rPr>
     </w:lvl>
     <w:lvl w:ilvl="4" w:tplc="04100003" w:tentative="1">
@@ -6670,7 +6526,7 @@
         <w:ind w:left="3960" w:hanging="360"/>
       </w:pPr>
       <w:rPr>
-        <w:rFonts w:hint="default" w:ascii="Courier New" w:hAnsi="Courier New" w:cs="Courier New"/>
+        <w:rFonts w:ascii="Courier New" w:hAnsi="Courier New" w:cs="Courier New" w:hint="default"/>
       </w:rPr>
     </w:lvl>
     <w:lvl w:ilvl="5" w:tplc="04100005" w:tentative="1">
@@ -6682,7 +6538,7 @@
         <w:ind w:left="4680" w:hanging="360"/>
       </w:pPr>
       <w:rPr>
-        <w:rFonts w:hint="default" w:ascii="Wingdings" w:hAnsi="Wingdings"/>
+        <w:rFonts w:ascii="Wingdings" w:hAnsi="Wingdings" w:hint="default"/>
       </w:rPr>
     </w:lvl>
     <w:lvl w:ilvl="6" w:tplc="04100001" w:tentative="1">
@@ -6694,7 +6550,7 @@
         <w:ind w:left="5400" w:hanging="360"/>
       </w:pPr>
       <w:rPr>
-        <w:rFonts w:hint="default" w:ascii="Symbol" w:hAnsi="Symbol"/>
+        <w:rFonts w:ascii="Symbol" w:hAnsi="Symbol" w:hint="default"/>
       </w:rPr>
     </w:lvl>
     <w:lvl w:ilvl="7" w:tplc="04100003" w:tentative="1">
@@ -6706,7 +6562,7 @@
         <w:ind w:left="6120" w:hanging="360"/>
       </w:pPr>
       <w:rPr>
-        <w:rFonts w:hint="default" w:ascii="Courier New" w:hAnsi="Courier New" w:cs="Courier New"/>
+        <w:rFonts w:ascii="Courier New" w:hAnsi="Courier New" w:cs="Courier New" w:hint="default"/>
       </w:rPr>
     </w:lvl>
     <w:lvl w:ilvl="8" w:tplc="04100005" w:tentative="1">
@@ -6718,7 +6574,7 @@
         <w:ind w:left="6840" w:hanging="360"/>
       </w:pPr>
       <w:rPr>
-        <w:rFonts w:hint="default" w:ascii="Wingdings" w:hAnsi="Wingdings"/>
+        <w:rFonts w:ascii="Wingdings" w:hAnsi="Wingdings" w:hint="default"/>
       </w:rPr>
     </w:lvl>
   </w:abstractNum>
@@ -6735,7 +6591,7 @@
         <w:ind w:left="720" w:hanging="360"/>
       </w:pPr>
       <w:rPr>
-        <w:rFonts w:hint="default" w:ascii="Symbol" w:hAnsi="Symbol"/>
+        <w:rFonts w:ascii="Symbol" w:hAnsi="Symbol" w:hint="default"/>
       </w:rPr>
     </w:lvl>
     <w:lvl w:ilvl="1" w:tplc="04100003" w:tentative="1">
@@ -6747,7 +6603,7 @@
         <w:ind w:left="1440" w:hanging="360"/>
       </w:pPr>
       <w:rPr>
-        <w:rFonts w:hint="default" w:ascii="Courier New" w:hAnsi="Courier New" w:cs="Courier New"/>
+        <w:rFonts w:ascii="Courier New" w:hAnsi="Courier New" w:cs="Courier New" w:hint="default"/>
       </w:rPr>
     </w:lvl>
     <w:lvl w:ilvl="2" w:tplc="04100005" w:tentative="1">
@@ -6759,7 +6615,7 @@
         <w:ind w:left="2160" w:hanging="360"/>
       </w:pPr>
       <w:rPr>
-        <w:rFonts w:hint="default" w:ascii="Wingdings" w:hAnsi="Wingdings"/>
+        <w:rFonts w:ascii="Wingdings" w:hAnsi="Wingdings" w:hint="default"/>
       </w:rPr>
     </w:lvl>
     <w:lvl w:ilvl="3" w:tplc="04100001" w:tentative="1">
@@ -6771,7 +6627,7 @@
         <w:ind w:left="2880" w:hanging="360"/>
       </w:pPr>
       <w:rPr>
-        <w:rFonts w:hint="default" w:ascii="Symbol" w:hAnsi="Symbol"/>
+        <w:rFonts w:ascii="Symbol" w:hAnsi="Symbol" w:hint="default"/>
       </w:rPr>
     </w:lvl>
     <w:lvl w:ilvl="4" w:tplc="04100003" w:tentative="1">
@@ -6783,7 +6639,7 @@
         <w:ind w:left="3600" w:hanging="360"/>
       </w:pPr>
       <w:rPr>
-        <w:rFonts w:hint="default" w:ascii="Courier New" w:hAnsi="Courier New" w:cs="Courier New"/>
+        <w:rFonts w:ascii="Courier New" w:hAnsi="Courier New" w:cs="Courier New" w:hint="default"/>
       </w:rPr>
     </w:lvl>
     <w:lvl w:ilvl="5" w:tplc="04100005" w:tentative="1">
@@ -6795,7 +6651,7 @@
         <w:ind w:left="4320" w:hanging="360"/>
       </w:pPr>
       <w:rPr>
-        <w:rFonts w:hint="default" w:ascii="Wingdings" w:hAnsi="Wingdings"/>
+        <w:rFonts w:ascii="Wingdings" w:hAnsi="Wingdings" w:hint="default"/>
       </w:rPr>
     </w:lvl>
     <w:lvl w:ilvl="6" w:tplc="04100001" w:tentative="1">
@@ -6807,7 +6663,7 @@
         <w:ind w:left="5040" w:hanging="360"/>
       </w:pPr>
       <w:rPr>
-        <w:rFonts w:hint="default" w:ascii="Symbol" w:hAnsi="Symbol"/>
+        <w:rFonts w:ascii="Symbol" w:hAnsi="Symbol" w:hint="default"/>
       </w:rPr>
     </w:lvl>
     <w:lvl w:ilvl="7" w:tplc="04100003" w:tentative="1">
@@ -6819,7 +6675,7 @@
         <w:ind w:left="5760" w:hanging="360"/>
       </w:pPr>
       <w:rPr>
-        <w:rFonts w:hint="default" w:ascii="Courier New" w:hAnsi="Courier New" w:cs="Courier New"/>
+        <w:rFonts w:ascii="Courier New" w:hAnsi="Courier New" w:cs="Courier New" w:hint="default"/>
       </w:rPr>
     </w:lvl>
     <w:lvl w:ilvl="8" w:tplc="04100005" w:tentative="1">
@@ -6831,11 +6687,349 @@
         <w:ind w:left="6480" w:hanging="360"/>
       </w:pPr>
       <w:rPr>
-        <w:rFonts w:hint="default" w:ascii="Wingdings" w:hAnsi="Wingdings"/>
+        <w:rFonts w:ascii="Wingdings" w:hAnsi="Wingdings" w:hint="default"/>
       </w:rPr>
     </w:lvl>
   </w:abstractNum>
   <w:abstractNum w:abstractNumId="7" w15:restartNumberingAfterBreak="0">
+    <w:nsid w:val="1A2FD67D"/>
+    <w:multiLevelType w:val="hybridMultilevel"/>
+    <w:tmpl w:val="B9BE572A"/>
+    <w:lvl w:ilvl="0" w:tplc="3D044CB8">
+      <w:start w:val="1"/>
+      <w:numFmt w:val="bullet"/>
+      <w:lvlText w:val=""/>
+      <w:lvlJc w:val="left"/>
+      <w:pPr>
+        <w:ind w:left="720" w:hanging="360"/>
+      </w:pPr>
+      <w:rPr>
+        <w:rFonts w:ascii="Symbol" w:hAnsi="Symbol" w:hint="default"/>
+      </w:rPr>
+    </w:lvl>
+    <w:lvl w:ilvl="1" w:tplc="BFC6C54C">
+      <w:start w:val="1"/>
+      <w:numFmt w:val="bullet"/>
+      <w:lvlText w:val="o"/>
+      <w:lvlJc w:val="left"/>
+      <w:pPr>
+        <w:ind w:left="1440" w:hanging="360"/>
+      </w:pPr>
+      <w:rPr>
+        <w:rFonts w:ascii="Courier New" w:hAnsi="Courier New" w:hint="default"/>
+      </w:rPr>
+    </w:lvl>
+    <w:lvl w:ilvl="2" w:tplc="854C458A">
+      <w:start w:val="1"/>
+      <w:numFmt w:val="bullet"/>
+      <w:lvlText w:val=""/>
+      <w:lvlJc w:val="left"/>
+      <w:pPr>
+        <w:ind w:left="2160" w:hanging="360"/>
+      </w:pPr>
+      <w:rPr>
+        <w:rFonts w:ascii="Wingdings" w:hAnsi="Wingdings" w:hint="default"/>
+      </w:rPr>
+    </w:lvl>
+    <w:lvl w:ilvl="3" w:tplc="0AA2423C">
+      <w:start w:val="1"/>
+      <w:numFmt w:val="bullet"/>
+      <w:lvlText w:val=""/>
+      <w:lvlJc w:val="left"/>
+      <w:pPr>
+        <w:ind w:left="2880" w:hanging="360"/>
+      </w:pPr>
+      <w:rPr>
+        <w:rFonts w:ascii="Symbol" w:hAnsi="Symbol" w:hint="default"/>
+      </w:rPr>
+    </w:lvl>
+    <w:lvl w:ilvl="4" w:tplc="630EAB9E">
+      <w:start w:val="1"/>
+      <w:numFmt w:val="bullet"/>
+      <w:lvlText w:val="o"/>
+      <w:lvlJc w:val="left"/>
+      <w:pPr>
+        <w:ind w:left="3600" w:hanging="360"/>
+      </w:pPr>
+      <w:rPr>
+        <w:rFonts w:ascii="Courier New" w:hAnsi="Courier New" w:hint="default"/>
+      </w:rPr>
+    </w:lvl>
+    <w:lvl w:ilvl="5" w:tplc="3EA495B2">
+      <w:start w:val="1"/>
+      <w:numFmt w:val="bullet"/>
+      <w:lvlText w:val=""/>
+      <w:lvlJc w:val="left"/>
+      <w:pPr>
+        <w:ind w:left="4320" w:hanging="360"/>
+      </w:pPr>
+      <w:rPr>
+        <w:rFonts w:ascii="Wingdings" w:hAnsi="Wingdings" w:hint="default"/>
+      </w:rPr>
+    </w:lvl>
+    <w:lvl w:ilvl="6" w:tplc="5FE2F100">
+      <w:start w:val="1"/>
+      <w:numFmt w:val="bullet"/>
+      <w:lvlText w:val=""/>
+      <w:lvlJc w:val="left"/>
+      <w:pPr>
+        <w:ind w:left="5040" w:hanging="360"/>
+      </w:pPr>
+      <w:rPr>
+        <w:rFonts w:ascii="Symbol" w:hAnsi="Symbol" w:hint="default"/>
+      </w:rPr>
+    </w:lvl>
+    <w:lvl w:ilvl="7" w:tplc="105AD22E">
+      <w:start w:val="1"/>
+      <w:numFmt w:val="bullet"/>
+      <w:lvlText w:val="o"/>
+      <w:lvlJc w:val="left"/>
+      <w:pPr>
+        <w:ind w:left="5760" w:hanging="360"/>
+      </w:pPr>
+      <w:rPr>
+        <w:rFonts w:ascii="Courier New" w:hAnsi="Courier New" w:hint="default"/>
+      </w:rPr>
+    </w:lvl>
+    <w:lvl w:ilvl="8" w:tplc="DC8216AC">
+      <w:start w:val="1"/>
+      <w:numFmt w:val="bullet"/>
+      <w:lvlText w:val=""/>
+      <w:lvlJc w:val="left"/>
+      <w:pPr>
+        <w:ind w:left="6480" w:hanging="360"/>
+      </w:pPr>
+      <w:rPr>
+        <w:rFonts w:ascii="Wingdings" w:hAnsi="Wingdings" w:hint="default"/>
+      </w:rPr>
+    </w:lvl>
+  </w:abstractNum>
+  <w:abstractNum w:abstractNumId="8" w15:restartNumberingAfterBreak="0">
+    <w:nsid w:val="1A463542"/>
+    <w:multiLevelType w:val="hybridMultilevel"/>
+    <w:tmpl w:val="0C2098CC"/>
+    <w:lvl w:ilvl="0" w:tplc="FB70C0A4">
+      <w:numFmt w:val="bullet"/>
+      <w:lvlText w:val="-"/>
+      <w:lvlJc w:val="left"/>
+      <w:pPr>
+        <w:ind w:left="720" w:hanging="360"/>
+      </w:pPr>
+      <w:rPr>
+        <w:rFonts w:ascii="Aptos" w:eastAsia="Lucida Sans Unicode" w:hAnsi="Aptos" w:cs="Times New Roman" w:hint="default"/>
+      </w:rPr>
+    </w:lvl>
+    <w:lvl w:ilvl="1" w:tplc="04100003" w:tentative="1">
+      <w:start w:val="1"/>
+      <w:numFmt w:val="bullet"/>
+      <w:lvlText w:val="o"/>
+      <w:lvlJc w:val="left"/>
+      <w:pPr>
+        <w:ind w:left="1440" w:hanging="360"/>
+      </w:pPr>
+      <w:rPr>
+        <w:rFonts w:ascii="Courier New" w:hAnsi="Courier New" w:cs="Courier New" w:hint="default"/>
+      </w:rPr>
+    </w:lvl>
+    <w:lvl w:ilvl="2" w:tplc="04100005" w:tentative="1">
+      <w:start w:val="1"/>
+      <w:numFmt w:val="bullet"/>
+      <w:lvlText w:val=""/>
+      <w:lvlJc w:val="left"/>
+      <w:pPr>
+        <w:ind w:left="2160" w:hanging="360"/>
+      </w:pPr>
+      <w:rPr>
+        <w:rFonts w:ascii="Wingdings" w:hAnsi="Wingdings" w:hint="default"/>
+      </w:rPr>
+    </w:lvl>
+    <w:lvl w:ilvl="3" w:tplc="04100001" w:tentative="1">
+      <w:start w:val="1"/>
+      <w:numFmt w:val="bullet"/>
+      <w:lvlText w:val=""/>
+      <w:lvlJc w:val="left"/>
+      <w:pPr>
+        <w:ind w:left="2880" w:hanging="360"/>
+      </w:pPr>
+      <w:rPr>
+        <w:rFonts w:ascii="Symbol" w:hAnsi="Symbol" w:hint="default"/>
+      </w:rPr>
+    </w:lvl>
+    <w:lvl w:ilvl="4" w:tplc="04100003" w:tentative="1">
+      <w:start w:val="1"/>
+      <w:numFmt w:val="bullet"/>
+      <w:lvlText w:val="o"/>
+      <w:lvlJc w:val="left"/>
+      <w:pPr>
+        <w:ind w:left="3600" w:hanging="360"/>
+      </w:pPr>
+      <w:rPr>
+        <w:rFonts w:ascii="Courier New" w:hAnsi="Courier New" w:cs="Courier New" w:hint="default"/>
+      </w:rPr>
+    </w:lvl>
+    <w:lvl w:ilvl="5" w:tplc="04100005" w:tentative="1">
+      <w:start w:val="1"/>
+      <w:numFmt w:val="bullet"/>
+      <w:lvlText w:val=""/>
+      <w:lvlJc w:val="left"/>
+      <w:pPr>
+        <w:ind w:left="4320" w:hanging="360"/>
+      </w:pPr>
+      <w:rPr>
+        <w:rFonts w:ascii="Wingdings" w:hAnsi="Wingdings" w:hint="default"/>
+      </w:rPr>
+    </w:lvl>
+    <w:lvl w:ilvl="6" w:tplc="04100001" w:tentative="1">
+      <w:start w:val="1"/>
+      <w:numFmt w:val="bullet"/>
+      <w:lvlText w:val=""/>
+      <w:lvlJc w:val="left"/>
+      <w:pPr>
+        <w:ind w:left="5040" w:hanging="360"/>
+      </w:pPr>
+      <w:rPr>
+        <w:rFonts w:ascii="Symbol" w:hAnsi="Symbol" w:hint="default"/>
+      </w:rPr>
+    </w:lvl>
+    <w:lvl w:ilvl="7" w:tplc="04100003" w:tentative="1">
+      <w:start w:val="1"/>
+      <w:numFmt w:val="bullet"/>
+      <w:lvlText w:val="o"/>
+      <w:lvlJc w:val="left"/>
+      <w:pPr>
+        <w:ind w:left="5760" w:hanging="360"/>
+      </w:pPr>
+      <w:rPr>
+        <w:rFonts w:ascii="Courier New" w:hAnsi="Courier New" w:cs="Courier New" w:hint="default"/>
+      </w:rPr>
+    </w:lvl>
+    <w:lvl w:ilvl="8" w:tplc="04100005" w:tentative="1">
+      <w:start w:val="1"/>
+      <w:numFmt w:val="bullet"/>
+      <w:lvlText w:val=""/>
+      <w:lvlJc w:val="left"/>
+      <w:pPr>
+        <w:ind w:left="6480" w:hanging="360"/>
+      </w:pPr>
+      <w:rPr>
+        <w:rFonts w:ascii="Wingdings" w:hAnsi="Wingdings" w:hint="default"/>
+      </w:rPr>
+    </w:lvl>
+  </w:abstractNum>
+  <w:abstractNum w:abstractNumId="9" w15:restartNumberingAfterBreak="0">
+    <w:nsid w:val="1EB636BE"/>
+    <w:multiLevelType w:val="hybridMultilevel"/>
+    <w:tmpl w:val="708C4F1E"/>
+    <w:lvl w:ilvl="0" w:tplc="CBBEAE30">
+      <w:start w:val="1"/>
+      <w:numFmt w:val="bullet"/>
+      <w:lvlText w:val=""/>
+      <w:lvlJc w:val="left"/>
+      <w:pPr>
+        <w:ind w:left="720" w:hanging="360"/>
+      </w:pPr>
+      <w:rPr>
+        <w:rFonts w:ascii="Symbol" w:hAnsi="Symbol" w:hint="default"/>
+      </w:rPr>
+    </w:lvl>
+    <w:lvl w:ilvl="1" w:tplc="EB5CCDCE">
+      <w:start w:val="1"/>
+      <w:numFmt w:val="bullet"/>
+      <w:lvlText w:val="o"/>
+      <w:lvlJc w:val="left"/>
+      <w:pPr>
+        <w:ind w:left="1440" w:hanging="360"/>
+      </w:pPr>
+      <w:rPr>
+        <w:rFonts w:ascii="Courier New" w:hAnsi="Courier New" w:hint="default"/>
+      </w:rPr>
+    </w:lvl>
+    <w:lvl w:ilvl="2" w:tplc="CEC4E450">
+      <w:start w:val="1"/>
+      <w:numFmt w:val="bullet"/>
+      <w:lvlText w:val=""/>
+      <w:lvlJc w:val="left"/>
+      <w:pPr>
+        <w:ind w:left="2160" w:hanging="360"/>
+      </w:pPr>
+      <w:rPr>
+        <w:rFonts w:ascii="Wingdings" w:hAnsi="Wingdings" w:hint="default"/>
+      </w:rPr>
+    </w:lvl>
+    <w:lvl w:ilvl="3" w:tplc="807EC35E">
+      <w:start w:val="1"/>
+      <w:numFmt w:val="bullet"/>
+      <w:lvlText w:val=""/>
+      <w:lvlJc w:val="left"/>
+      <w:pPr>
+        <w:ind w:left="2880" w:hanging="360"/>
+      </w:pPr>
+      <w:rPr>
+        <w:rFonts w:ascii="Symbol" w:hAnsi="Symbol" w:hint="default"/>
+      </w:rPr>
+    </w:lvl>
+    <w:lvl w:ilvl="4" w:tplc="A3EE7F4A">
+      <w:start w:val="1"/>
+      <w:numFmt w:val="bullet"/>
+      <w:lvlText w:val="o"/>
+      <w:lvlJc w:val="left"/>
+      <w:pPr>
+        <w:ind w:left="3600" w:hanging="360"/>
+      </w:pPr>
+      <w:rPr>
+        <w:rFonts w:ascii="Courier New" w:hAnsi="Courier New" w:hint="default"/>
+      </w:rPr>
+    </w:lvl>
+    <w:lvl w:ilvl="5" w:tplc="D29AFBF4">
+      <w:start w:val="1"/>
+      <w:numFmt w:val="bullet"/>
+      <w:lvlText w:val=""/>
+      <w:lvlJc w:val="left"/>
+      <w:pPr>
+        <w:ind w:left="4320" w:hanging="360"/>
+      </w:pPr>
+      <w:rPr>
+        <w:rFonts w:ascii="Wingdings" w:hAnsi="Wingdings" w:hint="default"/>
+      </w:rPr>
+    </w:lvl>
+    <w:lvl w:ilvl="6" w:tplc="7534BC20">
+      <w:start w:val="1"/>
+      <w:numFmt w:val="bullet"/>
+      <w:lvlText w:val=""/>
+      <w:lvlJc w:val="left"/>
+      <w:pPr>
+        <w:ind w:left="5040" w:hanging="360"/>
+      </w:pPr>
+      <w:rPr>
+        <w:rFonts w:ascii="Symbol" w:hAnsi="Symbol" w:hint="default"/>
+      </w:rPr>
+    </w:lvl>
+    <w:lvl w:ilvl="7" w:tplc="9F8AFEC8">
+      <w:start w:val="1"/>
+      <w:numFmt w:val="bullet"/>
+      <w:lvlText w:val="o"/>
+      <w:lvlJc w:val="left"/>
+      <w:pPr>
+        <w:ind w:left="5760" w:hanging="360"/>
+      </w:pPr>
+      <w:rPr>
+        <w:rFonts w:ascii="Courier New" w:hAnsi="Courier New" w:hint="default"/>
+      </w:rPr>
+    </w:lvl>
+    <w:lvl w:ilvl="8" w:tplc="CCA0B64C">
+      <w:start w:val="1"/>
+      <w:numFmt w:val="bullet"/>
+      <w:lvlText w:val=""/>
+      <w:lvlJc w:val="left"/>
+      <w:pPr>
+        <w:ind w:left="6480" w:hanging="360"/>
+      </w:pPr>
+      <w:rPr>
+        <w:rFonts w:ascii="Wingdings" w:hAnsi="Wingdings" w:hint="default"/>
+      </w:rPr>
+    </w:lvl>
+  </w:abstractNum>
+  <w:abstractNum w:abstractNumId="10" w15:restartNumberingAfterBreak="0">
     <w:nsid w:val="1F8433D7"/>
     <w:multiLevelType w:val="multilevel"/>
     <w:tmpl w:val="03B49136"/>
@@ -6953,7 +7147,7 @@
       </w:rPr>
     </w:lvl>
   </w:abstractNum>
-  <w:abstractNum w:abstractNumId="8" w15:restartNumberingAfterBreak="0">
+  <w:abstractNum w:abstractNumId="11" w15:restartNumberingAfterBreak="0">
     <w:nsid w:val="28A3429B"/>
     <w:multiLevelType w:val="hybridMultilevel"/>
     <w:tmpl w:val="0A92FDB6"/>
@@ -6965,7 +7159,7 @@
         <w:ind w:left="720" w:hanging="360"/>
       </w:pPr>
       <w:rPr>
-        <w:rFonts w:hint="default" w:ascii="Aptos" w:hAnsi="Aptos" w:eastAsia="Lucida Sans Unicode" w:cs="Times New Roman"/>
+        <w:rFonts w:ascii="Aptos" w:eastAsia="Lucida Sans Unicode" w:hAnsi="Aptos" w:cs="Times New Roman" w:hint="default"/>
       </w:rPr>
     </w:lvl>
     <w:lvl w:ilvl="1" w:tplc="04100003" w:tentative="1">
@@ -6977,7 +7171,7 @@
         <w:ind w:left="1440" w:hanging="360"/>
       </w:pPr>
       <w:rPr>
-        <w:rFonts w:hint="default" w:ascii="Courier New" w:hAnsi="Courier New" w:cs="Courier New"/>
+        <w:rFonts w:ascii="Courier New" w:hAnsi="Courier New" w:cs="Courier New" w:hint="default"/>
       </w:rPr>
     </w:lvl>
     <w:lvl w:ilvl="2" w:tplc="04100005" w:tentative="1">
@@ -6989,7 +7183,7 @@
         <w:ind w:left="2160" w:hanging="360"/>
       </w:pPr>
       <w:rPr>
-        <w:rFonts w:hint="default" w:ascii="Wingdings" w:hAnsi="Wingdings"/>
+        <w:rFonts w:ascii="Wingdings" w:hAnsi="Wingdings" w:hint="default"/>
       </w:rPr>
     </w:lvl>
     <w:lvl w:ilvl="3" w:tplc="04100001" w:tentative="1">
@@ -7001,7 +7195,7 @@
         <w:ind w:left="2880" w:hanging="360"/>
       </w:pPr>
       <w:rPr>
-        <w:rFonts w:hint="default" w:ascii="Symbol" w:hAnsi="Symbol"/>
+        <w:rFonts w:ascii="Symbol" w:hAnsi="Symbol" w:hint="default"/>
       </w:rPr>
     </w:lvl>
     <w:lvl w:ilvl="4" w:tplc="04100003" w:tentative="1">
@@ -7013,7 +7207,7 @@
         <w:ind w:left="3600" w:hanging="360"/>
       </w:pPr>
       <w:rPr>
-        <w:rFonts w:hint="default" w:ascii="Courier New" w:hAnsi="Courier New" w:cs="Courier New"/>
+        <w:rFonts w:ascii="Courier New" w:hAnsi="Courier New" w:cs="Courier New" w:hint="default"/>
       </w:rPr>
     </w:lvl>
     <w:lvl w:ilvl="5" w:tplc="04100005" w:tentative="1">
@@ -7025,7 +7219,7 @@
         <w:ind w:left="4320" w:hanging="360"/>
       </w:pPr>
       <w:rPr>
-        <w:rFonts w:hint="default" w:ascii="Wingdings" w:hAnsi="Wingdings"/>
+        <w:rFonts w:ascii="Wingdings" w:hAnsi="Wingdings" w:hint="default"/>
       </w:rPr>
     </w:lvl>
     <w:lvl w:ilvl="6" w:tplc="04100001" w:tentative="1">
@@ -7037,7 +7231,7 @@
         <w:ind w:left="5040" w:hanging="360"/>
       </w:pPr>
       <w:rPr>
-        <w:rFonts w:hint="default" w:ascii="Symbol" w:hAnsi="Symbol"/>
+        <w:rFonts w:ascii="Symbol" w:hAnsi="Symbol" w:hint="default"/>
       </w:rPr>
     </w:lvl>
     <w:lvl w:ilvl="7" w:tplc="04100003" w:tentative="1">
@@ -7049,7 +7243,7 @@
         <w:ind w:left="5760" w:hanging="360"/>
       </w:pPr>
       <w:rPr>
-        <w:rFonts w:hint="default" w:ascii="Courier New" w:hAnsi="Courier New" w:cs="Courier New"/>
+        <w:rFonts w:ascii="Courier New" w:hAnsi="Courier New" w:cs="Courier New" w:hint="default"/>
       </w:rPr>
     </w:lvl>
     <w:lvl w:ilvl="8" w:tplc="04100005" w:tentative="1">
@@ -7061,11 +7255,11 @@
         <w:ind w:left="6480" w:hanging="360"/>
       </w:pPr>
       <w:rPr>
-        <w:rFonts w:hint="default" w:ascii="Wingdings" w:hAnsi="Wingdings"/>
+        <w:rFonts w:ascii="Wingdings" w:hAnsi="Wingdings" w:hint="default"/>
       </w:rPr>
     </w:lvl>
   </w:abstractNum>
-  <w:abstractNum w:abstractNumId="9" w15:restartNumberingAfterBreak="0">
+  <w:abstractNum w:abstractNumId="12" w15:restartNumberingAfterBreak="0">
     <w:nsid w:val="28A44A3C"/>
     <w:multiLevelType w:val="hybridMultilevel"/>
     <w:tmpl w:val="3E60387A"/>
@@ -7078,7 +7272,7 @@
         <w:ind w:left="720" w:hanging="360"/>
       </w:pPr>
       <w:rPr>
-        <w:rFonts w:hint="default" w:ascii="Symbol" w:hAnsi="Symbol"/>
+        <w:rFonts w:ascii="Symbol" w:hAnsi="Symbol" w:hint="default"/>
       </w:rPr>
     </w:lvl>
     <w:lvl w:ilvl="1" w:tplc="04100003" w:tentative="1">
@@ -7090,7 +7284,7 @@
         <w:ind w:left="1440" w:hanging="360"/>
       </w:pPr>
       <w:rPr>
-        <w:rFonts w:hint="default" w:ascii="Courier New" w:hAnsi="Courier New" w:cs="Courier New"/>
+        <w:rFonts w:ascii="Courier New" w:hAnsi="Courier New" w:cs="Courier New" w:hint="default"/>
       </w:rPr>
     </w:lvl>
     <w:lvl w:ilvl="2" w:tplc="04100005" w:tentative="1">
@@ -7102,7 +7296,7 @@
         <w:ind w:left="2160" w:hanging="360"/>
       </w:pPr>
       <w:rPr>
-        <w:rFonts w:hint="default" w:ascii="Wingdings" w:hAnsi="Wingdings"/>
+        <w:rFonts w:ascii="Wingdings" w:hAnsi="Wingdings" w:hint="default"/>
       </w:rPr>
     </w:lvl>
     <w:lvl w:ilvl="3" w:tplc="04100001" w:tentative="1">
@@ -7114,7 +7308,7 @@
         <w:ind w:left="2880" w:hanging="360"/>
       </w:pPr>
       <w:rPr>
-        <w:rFonts w:hint="default" w:ascii="Symbol" w:hAnsi="Symbol"/>
+        <w:rFonts w:ascii="Symbol" w:hAnsi="Symbol" w:hint="default"/>
       </w:rPr>
     </w:lvl>
     <w:lvl w:ilvl="4" w:tplc="04100003" w:tentative="1">
@@ -7126,7 +7320,7 @@
         <w:ind w:left="3600" w:hanging="360"/>
       </w:pPr>
       <w:rPr>
-        <w:rFonts w:hint="default" w:ascii="Courier New" w:hAnsi="Courier New" w:cs="Courier New"/>
+        <w:rFonts w:ascii="Courier New" w:hAnsi="Courier New" w:cs="Courier New" w:hint="default"/>
       </w:rPr>
     </w:lvl>
     <w:lvl w:ilvl="5" w:tplc="04100005" w:tentative="1">
@@ -7138,7 +7332,7 @@
         <w:ind w:left="4320" w:hanging="360"/>
       </w:pPr>
       <w:rPr>
-        <w:rFonts w:hint="default" w:ascii="Wingdings" w:hAnsi="Wingdings"/>
+        <w:rFonts w:ascii="Wingdings" w:hAnsi="Wingdings" w:hint="default"/>
       </w:rPr>
     </w:lvl>
     <w:lvl w:ilvl="6" w:tplc="04100001" w:tentative="1">
@@ -7150,7 +7344,7 @@
         <w:ind w:left="5040" w:hanging="360"/>
       </w:pPr>
       <w:rPr>
-        <w:rFonts w:hint="default" w:ascii="Symbol" w:hAnsi="Symbol"/>
+        <w:rFonts w:ascii="Symbol" w:hAnsi="Symbol" w:hint="default"/>
       </w:rPr>
     </w:lvl>
     <w:lvl w:ilvl="7" w:tplc="04100003" w:tentative="1">
@@ -7162,7 +7356,7 @@
         <w:ind w:left="5760" w:hanging="360"/>
       </w:pPr>
       <w:rPr>
-        <w:rFonts w:hint="default" w:ascii="Courier New" w:hAnsi="Courier New" w:cs="Courier New"/>
+        <w:rFonts w:ascii="Courier New" w:hAnsi="Courier New" w:cs="Courier New" w:hint="default"/>
       </w:rPr>
     </w:lvl>
     <w:lvl w:ilvl="8" w:tplc="04100005" w:tentative="1">
@@ -7174,11 +7368,123 @@
         <w:ind w:left="6480" w:hanging="360"/>
       </w:pPr>
       <w:rPr>
-        <w:rFonts w:hint="default" w:ascii="Wingdings" w:hAnsi="Wingdings"/>
+        <w:rFonts w:ascii="Wingdings" w:hAnsi="Wingdings" w:hint="default"/>
       </w:rPr>
     </w:lvl>
   </w:abstractNum>
-  <w:abstractNum w:abstractNumId="10" w15:restartNumberingAfterBreak="0">
+  <w:abstractNum w:abstractNumId="13" w15:restartNumberingAfterBreak="0">
+    <w:nsid w:val="301561E6"/>
+    <w:multiLevelType w:val="hybridMultilevel"/>
+    <w:tmpl w:val="8C8AFCD4"/>
+    <w:lvl w:ilvl="0" w:tplc="F22E4FD8">
+      <w:numFmt w:val="bullet"/>
+      <w:lvlText w:val="-"/>
+      <w:lvlJc w:val="left"/>
+      <w:pPr>
+        <w:ind w:left="720" w:hanging="360"/>
+      </w:pPr>
+      <w:rPr>
+        <w:rFonts w:ascii="Aptos" w:eastAsia="Lucida Sans Unicode" w:hAnsi="Aptos" w:cs="Times New Roman" w:hint="default"/>
+      </w:rPr>
+    </w:lvl>
+    <w:lvl w:ilvl="1" w:tplc="04100003" w:tentative="1">
+      <w:start w:val="1"/>
+      <w:numFmt w:val="bullet"/>
+      <w:lvlText w:val="o"/>
+      <w:lvlJc w:val="left"/>
+      <w:pPr>
+        <w:ind w:left="1440" w:hanging="360"/>
+      </w:pPr>
+      <w:rPr>
+        <w:rFonts w:ascii="Courier New" w:hAnsi="Courier New" w:cs="Courier New" w:hint="default"/>
+      </w:rPr>
+    </w:lvl>
+    <w:lvl w:ilvl="2" w:tplc="04100005" w:tentative="1">
+      <w:start w:val="1"/>
+      <w:numFmt w:val="bullet"/>
+      <w:lvlText w:val=""/>
+      <w:lvlJc w:val="left"/>
+      <w:pPr>
+        <w:ind w:left="2160" w:hanging="360"/>
+      </w:pPr>
+      <w:rPr>
+        <w:rFonts w:ascii="Wingdings" w:hAnsi="Wingdings" w:hint="default"/>
+      </w:rPr>
+    </w:lvl>
+    <w:lvl w:ilvl="3" w:tplc="04100001" w:tentative="1">
+      <w:start w:val="1"/>
+      <w:numFmt w:val="bullet"/>
+      <w:lvlText w:val=""/>
+      <w:lvlJc w:val="left"/>
+      <w:pPr>
+        <w:ind w:left="2880" w:hanging="360"/>
+      </w:pPr>
+      <w:rPr>
+        <w:rFonts w:ascii="Symbol" w:hAnsi="Symbol" w:hint="default"/>
+      </w:rPr>
+    </w:lvl>
+    <w:lvl w:ilvl="4" w:tplc="04100003" w:tentative="1">
+      <w:start w:val="1"/>
+      <w:numFmt w:val="bullet"/>
+      <w:lvlText w:val="o"/>
+      <w:lvlJc w:val="left"/>
+      <w:pPr>
+        <w:ind w:left="3600" w:hanging="360"/>
+      </w:pPr>
+      <w:rPr>
+        <w:rFonts w:ascii="Courier New" w:hAnsi="Courier New" w:cs="Courier New" w:hint="default"/>
+      </w:rPr>
+    </w:lvl>
+    <w:lvl w:ilvl="5" w:tplc="04100005" w:tentative="1">
+      <w:start w:val="1"/>
+      <w:numFmt w:val="bullet"/>
+      <w:lvlText w:val=""/>
+      <w:lvlJc w:val="left"/>
+      <w:pPr>
+        <w:ind w:left="4320" w:hanging="360"/>
+      </w:pPr>
+      <w:rPr>
+        <w:rFonts w:ascii="Wingdings" w:hAnsi="Wingdings" w:hint="default"/>
+      </w:rPr>
+    </w:lvl>
+    <w:lvl w:ilvl="6" w:tplc="04100001" w:tentative="1">
+      <w:start w:val="1"/>
+      <w:numFmt w:val="bullet"/>
+      <w:lvlText w:val=""/>
+      <w:lvlJc w:val="left"/>
+      <w:pPr>
+        <w:ind w:left="5040" w:hanging="360"/>
+      </w:pPr>
+      <w:rPr>
+        <w:rFonts w:ascii="Symbol" w:hAnsi="Symbol" w:hint="default"/>
+      </w:rPr>
+    </w:lvl>
+    <w:lvl w:ilvl="7" w:tplc="04100003" w:tentative="1">
+      <w:start w:val="1"/>
+      <w:numFmt w:val="bullet"/>
+      <w:lvlText w:val="o"/>
+      <w:lvlJc w:val="left"/>
+      <w:pPr>
+        <w:ind w:left="5760" w:hanging="360"/>
+      </w:pPr>
+      <w:rPr>
+        <w:rFonts w:ascii="Courier New" w:hAnsi="Courier New" w:cs="Courier New" w:hint="default"/>
+      </w:rPr>
+    </w:lvl>
+    <w:lvl w:ilvl="8" w:tplc="04100005" w:tentative="1">
+      <w:start w:val="1"/>
+      <w:numFmt w:val="bullet"/>
+      <w:lvlText w:val=""/>
+      <w:lvlJc w:val="left"/>
+      <w:pPr>
+        <w:ind w:left="6480" w:hanging="360"/>
+      </w:pPr>
+      <w:rPr>
+        <w:rFonts w:ascii="Wingdings" w:hAnsi="Wingdings" w:hint="default"/>
+      </w:rPr>
+    </w:lvl>
+  </w:abstractNum>
+  <w:abstractNum w:abstractNumId="14" w15:restartNumberingAfterBreak="0">
     <w:nsid w:val="31F12CBF"/>
     <w:multiLevelType w:val="hybridMultilevel"/>
     <w:tmpl w:val="986048AA"/>
@@ -7191,7 +7497,7 @@
         <w:ind w:left="1080" w:hanging="360"/>
       </w:pPr>
       <w:rPr>
-        <w:rFonts w:hint="default" w:ascii="Wingdings" w:hAnsi="Wingdings"/>
+        <w:rFonts w:ascii="Wingdings" w:hAnsi="Wingdings" w:hint="default"/>
       </w:rPr>
     </w:lvl>
     <w:lvl w:ilvl="1" w:tplc="04100003" w:tentative="1">
@@ -7203,7 +7509,7 @@
         <w:ind w:left="1800" w:hanging="360"/>
       </w:pPr>
       <w:rPr>
-        <w:rFonts w:hint="default" w:ascii="Courier New" w:hAnsi="Courier New" w:cs="Courier New"/>
+        <w:rFonts w:ascii="Courier New" w:hAnsi="Courier New" w:cs="Courier New" w:hint="default"/>
       </w:rPr>
     </w:lvl>
     <w:lvl w:ilvl="2" w:tplc="04100005" w:tentative="1">
@@ -7215,7 +7521,7 @@
         <w:ind w:left="2520" w:hanging="360"/>
       </w:pPr>
       <w:rPr>
-        <w:rFonts w:hint="default" w:ascii="Wingdings" w:hAnsi="Wingdings"/>
+        <w:rFonts w:ascii="Wingdings" w:hAnsi="Wingdings" w:hint="default"/>
       </w:rPr>
     </w:lvl>
     <w:lvl w:ilvl="3" w:tplc="04100001" w:tentative="1">
@@ -7227,7 +7533,7 @@
         <w:ind w:left="3240" w:hanging="360"/>
       </w:pPr>
       <w:rPr>
-        <w:rFonts w:hint="default" w:ascii="Symbol" w:hAnsi="Symbol"/>
+        <w:rFonts w:ascii="Symbol" w:hAnsi="Symbol" w:hint="default"/>
       </w:rPr>
     </w:lvl>
     <w:lvl w:ilvl="4" w:tplc="04100003" w:tentative="1">
@@ -7239,7 +7545,7 @@
         <w:ind w:left="3960" w:hanging="360"/>
       </w:pPr>
       <w:rPr>
-        <w:rFonts w:hint="default" w:ascii="Courier New" w:hAnsi="Courier New" w:cs="Courier New"/>
+        <w:rFonts w:ascii="Courier New" w:hAnsi="Courier New" w:cs="Courier New" w:hint="default"/>
       </w:rPr>
     </w:lvl>
     <w:lvl w:ilvl="5" w:tplc="04100005" w:tentative="1">
@@ -7251,7 +7557,7 @@
         <w:ind w:left="4680" w:hanging="360"/>
       </w:pPr>
       <w:rPr>
-        <w:rFonts w:hint="default" w:ascii="Wingdings" w:hAnsi="Wingdings"/>
+        <w:rFonts w:ascii="Wingdings" w:hAnsi="Wingdings" w:hint="default"/>
       </w:rPr>
     </w:lvl>
     <w:lvl w:ilvl="6" w:tplc="04100001" w:tentative="1">
@@ -7263,7 +7569,7 @@
         <w:ind w:left="5400" w:hanging="360"/>
       </w:pPr>
       <w:rPr>
-        <w:rFonts w:hint="default" w:ascii="Symbol" w:hAnsi="Symbol"/>
+        <w:rFonts w:ascii="Symbol" w:hAnsi="Symbol" w:hint="default"/>
       </w:rPr>
     </w:lvl>
     <w:lvl w:ilvl="7" w:tplc="04100003" w:tentative="1">
@@ -7275,7 +7581,7 @@
         <w:ind w:left="6120" w:hanging="360"/>
       </w:pPr>
       <w:rPr>
-        <w:rFonts w:hint="default" w:ascii="Courier New" w:hAnsi="Courier New" w:cs="Courier New"/>
+        <w:rFonts w:ascii="Courier New" w:hAnsi="Courier New" w:cs="Courier New" w:hint="default"/>
       </w:rPr>
     </w:lvl>
     <w:lvl w:ilvl="8" w:tplc="04100005" w:tentative="1">
@@ -7287,11 +7593,11 @@
         <w:ind w:left="6840" w:hanging="360"/>
       </w:pPr>
       <w:rPr>
-        <w:rFonts w:hint="default" w:ascii="Wingdings" w:hAnsi="Wingdings"/>
+        <w:rFonts w:ascii="Wingdings" w:hAnsi="Wingdings" w:hint="default"/>
       </w:rPr>
     </w:lvl>
   </w:abstractNum>
-  <w:abstractNum w:abstractNumId="11" w15:restartNumberingAfterBreak="0">
+  <w:abstractNum w:abstractNumId="15" w15:restartNumberingAfterBreak="0">
     <w:nsid w:val="3E68634A"/>
     <w:multiLevelType w:val="hybridMultilevel"/>
     <w:tmpl w:val="6D92EA5E"/>
@@ -7304,7 +7610,7 @@
         <w:ind w:left="720" w:hanging="360"/>
       </w:pPr>
       <w:rPr>
-        <w:rFonts w:hint="default" w:ascii="Aptos" w:hAnsi="Aptos" w:eastAsia="Lucida Sans Unicode" w:cs="Times New Roman"/>
+        <w:rFonts w:ascii="Aptos" w:eastAsia="Lucida Sans Unicode" w:hAnsi="Aptos" w:cs="Times New Roman" w:hint="default"/>
       </w:rPr>
     </w:lvl>
     <w:lvl w:ilvl="1" w:tplc="04100003" w:tentative="1">
@@ -7316,7 +7622,7 @@
         <w:ind w:left="1440" w:hanging="360"/>
       </w:pPr>
       <w:rPr>
-        <w:rFonts w:hint="default" w:ascii="Courier New" w:hAnsi="Courier New" w:cs="Courier New"/>
+        <w:rFonts w:ascii="Courier New" w:hAnsi="Courier New" w:cs="Courier New" w:hint="default"/>
       </w:rPr>
     </w:lvl>
     <w:lvl w:ilvl="2" w:tplc="04100005" w:tentative="1">
@@ -7328,7 +7634,7 @@
         <w:ind w:left="2160" w:hanging="360"/>
       </w:pPr>
       <w:rPr>
-        <w:rFonts w:hint="default" w:ascii="Wingdings" w:hAnsi="Wingdings"/>
+        <w:rFonts w:ascii="Wingdings" w:hAnsi="Wingdings" w:hint="default"/>
       </w:rPr>
     </w:lvl>
     <w:lvl w:ilvl="3" w:tplc="04100001" w:tentative="1">
@@ -7340,7 +7646,7 @@
         <w:ind w:left="2880" w:hanging="360"/>
       </w:pPr>
       <w:rPr>
-        <w:rFonts w:hint="default" w:ascii="Symbol" w:hAnsi="Symbol"/>
+        <w:rFonts w:ascii="Symbol" w:hAnsi="Symbol" w:hint="default"/>
       </w:rPr>
     </w:lvl>
     <w:lvl w:ilvl="4" w:tplc="04100003" w:tentative="1">
@@ -7352,7 +7658,7 @@
         <w:ind w:left="3600" w:hanging="360"/>
       </w:pPr>
       <w:rPr>
-        <w:rFonts w:hint="default" w:ascii="Courier New" w:hAnsi="Courier New" w:cs="Courier New"/>
+        <w:rFonts w:ascii="Courier New" w:hAnsi="Courier New" w:cs="Courier New" w:hint="default"/>
       </w:rPr>
     </w:lvl>
     <w:lvl w:ilvl="5" w:tplc="04100005" w:tentative="1">
@@ -7364,7 +7670,7 @@
         <w:ind w:left="4320" w:hanging="360"/>
       </w:pPr>
       <w:rPr>
-        <w:rFonts w:hint="default" w:ascii="Wingdings" w:hAnsi="Wingdings"/>
+        <w:rFonts w:ascii="Wingdings" w:hAnsi="Wingdings" w:hint="default"/>
       </w:rPr>
     </w:lvl>
     <w:lvl w:ilvl="6" w:tplc="04100001" w:tentative="1">
@@ -7376,7 +7682,7 @@
         <w:ind w:left="5040" w:hanging="360"/>
       </w:pPr>
       <w:rPr>
-        <w:rFonts w:hint="default" w:ascii="Symbol" w:hAnsi="Symbol"/>
+        <w:rFonts w:ascii="Symbol" w:hAnsi="Symbol" w:hint="default"/>
       </w:rPr>
     </w:lvl>
     <w:lvl w:ilvl="7" w:tplc="04100003" w:tentative="1">
@@ -7388,7 +7694,7 @@
         <w:ind w:left="5760" w:hanging="360"/>
       </w:pPr>
       <w:rPr>
-        <w:rFonts w:hint="default" w:ascii="Courier New" w:hAnsi="Courier New" w:cs="Courier New"/>
+        <w:rFonts w:ascii="Courier New" w:hAnsi="Courier New" w:cs="Courier New" w:hint="default"/>
       </w:rPr>
     </w:lvl>
     <w:lvl w:ilvl="8" w:tplc="04100005" w:tentative="1">
@@ -7400,11 +7706,124 @@
         <w:ind w:left="6480" w:hanging="360"/>
       </w:pPr>
       <w:rPr>
-        <w:rFonts w:hint="default" w:ascii="Wingdings" w:hAnsi="Wingdings"/>
+        <w:rFonts w:ascii="Wingdings" w:hAnsi="Wingdings" w:hint="default"/>
       </w:rPr>
     </w:lvl>
   </w:abstractNum>
-  <w:abstractNum w:abstractNumId="12" w15:restartNumberingAfterBreak="0">
+  <w:abstractNum w:abstractNumId="16" w15:restartNumberingAfterBreak="0">
+    <w:nsid w:val="4134CF1A"/>
+    <w:multiLevelType w:val="hybridMultilevel"/>
+    <w:tmpl w:val="66DEBF48"/>
+    <w:lvl w:ilvl="0" w:tplc="E61C5D9A">
+      <w:start w:val="1"/>
+      <w:numFmt w:val="bullet"/>
+      <w:lvlText w:val=""/>
+      <w:lvlJc w:val="left"/>
+      <w:pPr>
+        <w:ind w:left="720" w:hanging="360"/>
+      </w:pPr>
+      <w:rPr>
+        <w:rFonts w:ascii="Symbol" w:hAnsi="Symbol" w:hint="default"/>
+      </w:rPr>
+    </w:lvl>
+    <w:lvl w:ilvl="1" w:tplc="53B4A4AE">
+      <w:start w:val="1"/>
+      <w:numFmt w:val="bullet"/>
+      <w:lvlText w:val="o"/>
+      <w:lvlJc w:val="left"/>
+      <w:pPr>
+        <w:ind w:left="1440" w:hanging="360"/>
+      </w:pPr>
+      <w:rPr>
+        <w:rFonts w:ascii="Courier New" w:hAnsi="Courier New" w:hint="default"/>
+      </w:rPr>
+    </w:lvl>
+    <w:lvl w:ilvl="2" w:tplc="51AA5EC8">
+      <w:start w:val="1"/>
+      <w:numFmt w:val="bullet"/>
+      <w:lvlText w:val=""/>
+      <w:lvlJc w:val="left"/>
+      <w:pPr>
+        <w:ind w:left="2160" w:hanging="360"/>
+      </w:pPr>
+      <w:rPr>
+        <w:rFonts w:ascii="Wingdings" w:hAnsi="Wingdings" w:hint="default"/>
+      </w:rPr>
+    </w:lvl>
+    <w:lvl w:ilvl="3" w:tplc="8536E78A">
+      <w:start w:val="1"/>
+      <w:numFmt w:val="bullet"/>
+      <w:lvlText w:val=""/>
+      <w:lvlJc w:val="left"/>
+      <w:pPr>
+        <w:ind w:left="2880" w:hanging="360"/>
+      </w:pPr>
+      <w:rPr>
+        <w:rFonts w:ascii="Symbol" w:hAnsi="Symbol" w:hint="default"/>
+      </w:rPr>
+    </w:lvl>
+    <w:lvl w:ilvl="4" w:tplc="5D4A3F66">
+      <w:start w:val="1"/>
+      <w:numFmt w:val="bullet"/>
+      <w:lvlText w:val="o"/>
+      <w:lvlJc w:val="left"/>
+      <w:pPr>
+        <w:ind w:left="3600" w:hanging="360"/>
+      </w:pPr>
+      <w:rPr>
+        <w:rFonts w:ascii="Courier New" w:hAnsi="Courier New" w:hint="default"/>
+      </w:rPr>
+    </w:lvl>
+    <w:lvl w:ilvl="5" w:tplc="BB0AE6DE">
+      <w:start w:val="1"/>
+      <w:numFmt w:val="bullet"/>
+      <w:lvlText w:val=""/>
+      <w:lvlJc w:val="left"/>
+      <w:pPr>
+        <w:ind w:left="4320" w:hanging="360"/>
+      </w:pPr>
+      <w:rPr>
+        <w:rFonts w:ascii="Wingdings" w:hAnsi="Wingdings" w:hint="default"/>
+      </w:rPr>
+    </w:lvl>
+    <w:lvl w:ilvl="6" w:tplc="96C6C8F0">
+      <w:start w:val="1"/>
+      <w:numFmt w:val="bullet"/>
+      <w:lvlText w:val=""/>
+      <w:lvlJc w:val="left"/>
+      <w:pPr>
+        <w:ind w:left="5040" w:hanging="360"/>
+      </w:pPr>
+      <w:rPr>
+        <w:rFonts w:ascii="Symbol" w:hAnsi="Symbol" w:hint="default"/>
+      </w:rPr>
+    </w:lvl>
+    <w:lvl w:ilvl="7" w:tplc="491ABAD0">
+      <w:start w:val="1"/>
+      <w:numFmt w:val="bullet"/>
+      <w:lvlText w:val="o"/>
+      <w:lvlJc w:val="left"/>
+      <w:pPr>
+        <w:ind w:left="5760" w:hanging="360"/>
+      </w:pPr>
+      <w:rPr>
+        <w:rFonts w:ascii="Courier New" w:hAnsi="Courier New" w:hint="default"/>
+      </w:rPr>
+    </w:lvl>
+    <w:lvl w:ilvl="8" w:tplc="662641F2">
+      <w:start w:val="1"/>
+      <w:numFmt w:val="bullet"/>
+      <w:lvlText w:val=""/>
+      <w:lvlJc w:val="left"/>
+      <w:pPr>
+        <w:ind w:left="6480" w:hanging="360"/>
+      </w:pPr>
+      <w:rPr>
+        <w:rFonts w:ascii="Wingdings" w:hAnsi="Wingdings" w:hint="default"/>
+      </w:rPr>
+    </w:lvl>
+  </w:abstractNum>
+  <w:abstractNum w:abstractNumId="17" w15:restartNumberingAfterBreak="0">
     <w:nsid w:val="42F31A3D"/>
     <w:multiLevelType w:val="hybridMultilevel"/>
     <w:tmpl w:val="E5E62C26"/>
@@ -7493,7 +7912,7 @@
       </w:pPr>
     </w:lvl>
   </w:abstractNum>
-  <w:abstractNum w:abstractNumId="13" w15:restartNumberingAfterBreak="0">
+  <w:abstractNum w:abstractNumId="18" w15:restartNumberingAfterBreak="0">
     <w:nsid w:val="4326538A"/>
     <w:multiLevelType w:val="hybridMultilevel"/>
     <w:tmpl w:val="F61882BA"/>
@@ -7506,7 +7925,7 @@
         <w:ind w:left="720" w:hanging="360"/>
       </w:pPr>
       <w:rPr>
-        <w:rFonts w:hint="default" w:ascii="Wingdings" w:hAnsi="Wingdings"/>
+        <w:rFonts w:ascii="Wingdings" w:hAnsi="Wingdings" w:hint="default"/>
       </w:rPr>
     </w:lvl>
     <w:lvl w:ilvl="1" w:tplc="04100003" w:tentative="1">
@@ -7518,7 +7937,7 @@
         <w:ind w:left="1440" w:hanging="360"/>
       </w:pPr>
       <w:rPr>
-        <w:rFonts w:hint="default" w:ascii="Courier New" w:hAnsi="Courier New" w:cs="Courier New"/>
+        <w:rFonts w:ascii="Courier New" w:hAnsi="Courier New" w:cs="Courier New" w:hint="default"/>
       </w:rPr>
     </w:lvl>
     <w:lvl w:ilvl="2" w:tplc="04100005" w:tentative="1">
@@ -7530,7 +7949,7 @@
         <w:ind w:left="2160" w:hanging="360"/>
       </w:pPr>
       <w:rPr>
-        <w:rFonts w:hint="default" w:ascii="Wingdings" w:hAnsi="Wingdings"/>
+        <w:rFonts w:ascii="Wingdings" w:hAnsi="Wingdings" w:hint="default"/>
       </w:rPr>
     </w:lvl>
     <w:lvl w:ilvl="3" w:tplc="04100001" w:tentative="1">
@@ -7542,7 +7961,7 @@
         <w:ind w:left="2880" w:hanging="360"/>
       </w:pPr>
       <w:rPr>
-        <w:rFonts w:hint="default" w:ascii="Symbol" w:hAnsi="Symbol"/>
+        <w:rFonts w:ascii="Symbol" w:hAnsi="Symbol" w:hint="default"/>
       </w:rPr>
     </w:lvl>
     <w:lvl w:ilvl="4" w:tplc="04100003" w:tentative="1">
@@ -7554,7 +7973,7 @@
         <w:ind w:left="3600" w:hanging="360"/>
       </w:pPr>
       <w:rPr>
-        <w:rFonts w:hint="default" w:ascii="Courier New" w:hAnsi="Courier New" w:cs="Courier New"/>
+        <w:rFonts w:ascii="Courier New" w:hAnsi="Courier New" w:cs="Courier New" w:hint="default"/>
       </w:rPr>
     </w:lvl>
     <w:lvl w:ilvl="5" w:tplc="04100005" w:tentative="1">
@@ -7566,7 +7985,7 @@
         <w:ind w:left="4320" w:hanging="360"/>
       </w:pPr>
       <w:rPr>
-        <w:rFonts w:hint="default" w:ascii="Wingdings" w:hAnsi="Wingdings"/>
+        <w:rFonts w:ascii="Wingdings" w:hAnsi="Wingdings" w:hint="default"/>
       </w:rPr>
     </w:lvl>
     <w:lvl w:ilvl="6" w:tplc="04100001" w:tentative="1">
@@ -7578,7 +7997,7 @@
         <w:ind w:left="5040" w:hanging="360"/>
       </w:pPr>
       <w:rPr>
-        <w:rFonts w:hint="default" w:ascii="Symbol" w:hAnsi="Symbol"/>
+        <w:rFonts w:ascii="Symbol" w:hAnsi="Symbol" w:hint="default"/>
       </w:rPr>
     </w:lvl>
     <w:lvl w:ilvl="7" w:tplc="04100003" w:tentative="1">
@@ -7590,7 +8009,7 @@
         <w:ind w:left="5760" w:hanging="360"/>
       </w:pPr>
       <w:rPr>
-        <w:rFonts w:hint="default" w:ascii="Courier New" w:hAnsi="Courier New" w:cs="Courier New"/>
+        <w:rFonts w:ascii="Courier New" w:hAnsi="Courier New" w:cs="Courier New" w:hint="default"/>
       </w:rPr>
     </w:lvl>
     <w:lvl w:ilvl="8" w:tplc="04100005" w:tentative="1">
@@ -7602,11 +8021,11 @@
         <w:ind w:left="6480" w:hanging="360"/>
       </w:pPr>
       <w:rPr>
-        <w:rFonts w:hint="default" w:ascii="Wingdings" w:hAnsi="Wingdings"/>
+        <w:rFonts w:ascii="Wingdings" w:hAnsi="Wingdings" w:hint="default"/>
       </w:rPr>
     </w:lvl>
   </w:abstractNum>
-  <w:abstractNum w:abstractNumId="14" w15:restartNumberingAfterBreak="0">
+  <w:abstractNum w:abstractNumId="19" w15:restartNumberingAfterBreak="0">
     <w:nsid w:val="43777B04"/>
     <w:multiLevelType w:val="hybridMultilevel"/>
     <w:tmpl w:val="4BF0BC1C"/>
@@ -7619,7 +8038,7 @@
         <w:ind w:left="720" w:hanging="360"/>
       </w:pPr>
       <w:rPr>
-        <w:rFonts w:hint="default" w:ascii="Symbol" w:hAnsi="Symbol"/>
+        <w:rFonts w:ascii="Symbol" w:hAnsi="Symbol" w:hint="default"/>
       </w:rPr>
     </w:lvl>
     <w:lvl w:ilvl="1" w:tplc="04100003" w:tentative="1">
@@ -7631,7 +8050,7 @@
         <w:ind w:left="1440" w:hanging="360"/>
       </w:pPr>
       <w:rPr>
-        <w:rFonts w:hint="default" w:ascii="Courier New" w:hAnsi="Courier New" w:cs="Courier New"/>
+        <w:rFonts w:ascii="Courier New" w:hAnsi="Courier New" w:cs="Courier New" w:hint="default"/>
       </w:rPr>
     </w:lvl>
     <w:lvl w:ilvl="2" w:tplc="04100005" w:tentative="1">
@@ -7643,7 +8062,7 @@
         <w:ind w:left="2160" w:hanging="360"/>
       </w:pPr>
       <w:rPr>
-        <w:rFonts w:hint="default" w:ascii="Wingdings" w:hAnsi="Wingdings"/>
+        <w:rFonts w:ascii="Wingdings" w:hAnsi="Wingdings" w:hint="default"/>
       </w:rPr>
     </w:lvl>
     <w:lvl w:ilvl="3" w:tplc="04100001" w:tentative="1">
@@ -7655,7 +8074,7 @@
         <w:ind w:left="2880" w:hanging="360"/>
       </w:pPr>
       <w:rPr>
-        <w:rFonts w:hint="default" w:ascii="Symbol" w:hAnsi="Symbol"/>
+        <w:rFonts w:ascii="Symbol" w:hAnsi="Symbol" w:hint="default"/>
       </w:rPr>
     </w:lvl>
     <w:lvl w:ilvl="4" w:tplc="04100003" w:tentative="1">
@@ -7667,7 +8086,7 @@
         <w:ind w:left="3600" w:hanging="360"/>
       </w:pPr>
       <w:rPr>
-        <w:rFonts w:hint="default" w:ascii="Courier New" w:hAnsi="Courier New" w:cs="Courier New"/>
+        <w:rFonts w:ascii="Courier New" w:hAnsi="Courier New" w:cs="Courier New" w:hint="default"/>
       </w:rPr>
     </w:lvl>
     <w:lvl w:ilvl="5" w:tplc="04100005" w:tentative="1">
@@ -7679,7 +8098,7 @@
         <w:ind w:left="4320" w:hanging="360"/>
       </w:pPr>
       <w:rPr>
-        <w:rFonts w:hint="default" w:ascii="Wingdings" w:hAnsi="Wingdings"/>
+        <w:rFonts w:ascii="Wingdings" w:hAnsi="Wingdings" w:hint="default"/>
       </w:rPr>
     </w:lvl>
     <w:lvl w:ilvl="6" w:tplc="04100001" w:tentative="1">
@@ -7691,7 +8110,7 @@
         <w:ind w:left="5040" w:hanging="360"/>
       </w:pPr>
       <w:rPr>
-        <w:rFonts w:hint="default" w:ascii="Symbol" w:hAnsi="Symbol"/>
+        <w:rFonts w:ascii="Symbol" w:hAnsi="Symbol" w:hint="default"/>
       </w:rPr>
     </w:lvl>
     <w:lvl w:ilvl="7" w:tplc="04100003" w:tentative="1">
@@ -7703,7 +8122,7 @@
         <w:ind w:left="5760" w:hanging="360"/>
       </w:pPr>
       <w:rPr>
-        <w:rFonts w:hint="default" w:ascii="Courier New" w:hAnsi="Courier New" w:cs="Courier New"/>
+        <w:rFonts w:ascii="Courier New" w:hAnsi="Courier New" w:cs="Courier New" w:hint="default"/>
       </w:rPr>
     </w:lvl>
     <w:lvl w:ilvl="8" w:tplc="04100005" w:tentative="1">
@@ -7715,11 +8134,11 @@
         <w:ind w:left="6480" w:hanging="360"/>
       </w:pPr>
       <w:rPr>
-        <w:rFonts w:hint="default" w:ascii="Wingdings" w:hAnsi="Wingdings"/>
+        <w:rFonts w:ascii="Wingdings" w:hAnsi="Wingdings" w:hint="default"/>
       </w:rPr>
     </w:lvl>
   </w:abstractNum>
-  <w:abstractNum w:abstractNumId="15" w15:restartNumberingAfterBreak="0">
+  <w:abstractNum w:abstractNumId="20" w15:restartNumberingAfterBreak="0">
     <w:nsid w:val="51CF4A1D"/>
     <w:multiLevelType w:val="hybridMultilevel"/>
     <w:tmpl w:val="FE328B08"/>
@@ -7732,7 +8151,7 @@
         <w:ind w:left="720" w:hanging="360"/>
       </w:pPr>
       <w:rPr>
-        <w:rFonts w:hint="default" w:ascii="Wingdings" w:hAnsi="Wingdings"/>
+        <w:rFonts w:ascii="Wingdings" w:hAnsi="Wingdings" w:hint="default"/>
       </w:rPr>
     </w:lvl>
     <w:lvl w:ilvl="1" w:tplc="04100003" w:tentative="1">
@@ -7744,7 +8163,7 @@
         <w:ind w:left="1440" w:hanging="360"/>
       </w:pPr>
       <w:rPr>
-        <w:rFonts w:hint="default" w:ascii="Courier New" w:hAnsi="Courier New" w:cs="Courier New"/>
+        <w:rFonts w:ascii="Courier New" w:hAnsi="Courier New" w:cs="Courier New" w:hint="default"/>
       </w:rPr>
     </w:lvl>
     <w:lvl w:ilvl="2" w:tplc="04100005" w:tentative="1">
@@ -7756,7 +8175,7 @@
         <w:ind w:left="2160" w:hanging="360"/>
       </w:pPr>
       <w:rPr>
-        <w:rFonts w:hint="default" w:ascii="Wingdings" w:hAnsi="Wingdings"/>
+        <w:rFonts w:ascii="Wingdings" w:hAnsi="Wingdings" w:hint="default"/>
       </w:rPr>
     </w:lvl>
     <w:lvl w:ilvl="3" w:tplc="04100001" w:tentative="1">
@@ -7768,7 +8187,7 @@
         <w:ind w:left="2880" w:hanging="360"/>
       </w:pPr>
       <w:rPr>
-        <w:rFonts w:hint="default" w:ascii="Symbol" w:hAnsi="Symbol"/>
+        <w:rFonts w:ascii="Symbol" w:hAnsi="Symbol" w:hint="default"/>
       </w:rPr>
     </w:lvl>
     <w:lvl w:ilvl="4" w:tplc="04100003" w:tentative="1">
@@ -7780,7 +8199,7 @@
         <w:ind w:left="3600" w:hanging="360"/>
       </w:pPr>
       <w:rPr>
-        <w:rFonts w:hint="default" w:ascii="Courier New" w:hAnsi="Courier New" w:cs="Courier New"/>
+        <w:rFonts w:ascii="Courier New" w:hAnsi="Courier New" w:cs="Courier New" w:hint="default"/>
       </w:rPr>
     </w:lvl>
     <w:lvl w:ilvl="5" w:tplc="04100005" w:tentative="1">
@@ -7792,7 +8211,7 @@
         <w:ind w:left="4320" w:hanging="360"/>
       </w:pPr>
       <w:rPr>
-        <w:rFonts w:hint="default" w:ascii="Wingdings" w:hAnsi="Wingdings"/>
+        <w:rFonts w:ascii="Wingdings" w:hAnsi="Wingdings" w:hint="default"/>
       </w:rPr>
     </w:lvl>
     <w:lvl w:ilvl="6" w:tplc="04100001" w:tentative="1">
@@ -7804,7 +8223,7 @@
         <w:ind w:left="5040" w:hanging="360"/>
       </w:pPr>
       <w:rPr>
-        <w:rFonts w:hint="default" w:ascii="Symbol" w:hAnsi="Symbol"/>
+        <w:rFonts w:ascii="Symbol" w:hAnsi="Symbol" w:hint="default"/>
       </w:rPr>
     </w:lvl>
     <w:lvl w:ilvl="7" w:tplc="04100003" w:tentative="1">
@@ -7816,7 +8235,7 @@
         <w:ind w:left="5760" w:hanging="360"/>
       </w:pPr>
       <w:rPr>
-        <w:rFonts w:hint="default" w:ascii="Courier New" w:hAnsi="Courier New" w:cs="Courier New"/>
+        <w:rFonts w:ascii="Courier New" w:hAnsi="Courier New" w:cs="Courier New" w:hint="default"/>
       </w:rPr>
     </w:lvl>
     <w:lvl w:ilvl="8" w:tplc="04100005" w:tentative="1">
@@ -7828,11 +8247,11 @@
         <w:ind w:left="6480" w:hanging="360"/>
       </w:pPr>
       <w:rPr>
-        <w:rFonts w:hint="default" w:ascii="Wingdings" w:hAnsi="Wingdings"/>
+        <w:rFonts w:ascii="Wingdings" w:hAnsi="Wingdings" w:hint="default"/>
       </w:rPr>
     </w:lvl>
   </w:abstractNum>
-  <w:abstractNum w:abstractNumId="16" w15:restartNumberingAfterBreak="0">
+  <w:abstractNum w:abstractNumId="21" w15:restartNumberingAfterBreak="0">
     <w:nsid w:val="622F7E77"/>
     <w:multiLevelType w:val="hybridMultilevel"/>
     <w:tmpl w:val="E35845CA"/>
@@ -7844,7 +8263,7 @@
         <w:ind w:left="720" w:hanging="360"/>
       </w:pPr>
       <w:rPr>
-        <w:rFonts w:hint="default" w:ascii="Aptos" w:hAnsi="Aptos" w:eastAsia="Lucida Sans Unicode" w:cs="Times New Roman"/>
+        <w:rFonts w:ascii="Aptos" w:eastAsia="Lucida Sans Unicode" w:hAnsi="Aptos" w:cs="Times New Roman" w:hint="default"/>
       </w:rPr>
     </w:lvl>
     <w:lvl w:ilvl="1" w:tplc="04100003">
@@ -7856,7 +8275,7 @@
         <w:ind w:left="1440" w:hanging="360"/>
       </w:pPr>
       <w:rPr>
-        <w:rFonts w:hint="default" w:ascii="Courier New" w:hAnsi="Courier New" w:cs="Courier New"/>
+        <w:rFonts w:ascii="Courier New" w:hAnsi="Courier New" w:cs="Courier New" w:hint="default"/>
       </w:rPr>
     </w:lvl>
     <w:lvl w:ilvl="2" w:tplc="04100005" w:tentative="1">
@@ -7868,7 +8287,7 @@
         <w:ind w:left="2160" w:hanging="360"/>
       </w:pPr>
       <w:rPr>
-        <w:rFonts w:hint="default" w:ascii="Wingdings" w:hAnsi="Wingdings"/>
+        <w:rFonts w:ascii="Wingdings" w:hAnsi="Wingdings" w:hint="default"/>
       </w:rPr>
     </w:lvl>
     <w:lvl w:ilvl="3" w:tplc="04100001" w:tentative="1">
@@ -7880,7 +8299,7 @@
         <w:ind w:left="2880" w:hanging="360"/>
       </w:pPr>
       <w:rPr>
-        <w:rFonts w:hint="default" w:ascii="Symbol" w:hAnsi="Symbol"/>
+        <w:rFonts w:ascii="Symbol" w:hAnsi="Symbol" w:hint="default"/>
       </w:rPr>
     </w:lvl>
     <w:lvl w:ilvl="4" w:tplc="04100003" w:tentative="1">
@@ -7892,7 +8311,7 @@
         <w:ind w:left="3600" w:hanging="360"/>
       </w:pPr>
       <w:rPr>
-        <w:rFonts w:hint="default" w:ascii="Courier New" w:hAnsi="Courier New" w:cs="Courier New"/>
+        <w:rFonts w:ascii="Courier New" w:hAnsi="Courier New" w:cs="Courier New" w:hint="default"/>
       </w:rPr>
     </w:lvl>
     <w:lvl w:ilvl="5" w:tplc="04100005" w:tentative="1">
@@ -7904,7 +8323,7 @@
         <w:ind w:left="4320" w:hanging="360"/>
       </w:pPr>
       <w:rPr>
-        <w:rFonts w:hint="default" w:ascii="Wingdings" w:hAnsi="Wingdings"/>
+        <w:rFonts w:ascii="Wingdings" w:hAnsi="Wingdings" w:hint="default"/>
       </w:rPr>
     </w:lvl>
     <w:lvl w:ilvl="6" w:tplc="04100001" w:tentative="1">
@@ -7916,7 +8335,7 @@
         <w:ind w:left="5040" w:hanging="360"/>
       </w:pPr>
       <w:rPr>
-        <w:rFonts w:hint="default" w:ascii="Symbol" w:hAnsi="Symbol"/>
+        <w:rFonts w:ascii="Symbol" w:hAnsi="Symbol" w:hint="default"/>
       </w:rPr>
     </w:lvl>
     <w:lvl w:ilvl="7" w:tplc="04100003" w:tentative="1">
@@ -7928,7 +8347,7 @@
         <w:ind w:left="5760" w:hanging="360"/>
       </w:pPr>
       <w:rPr>
-        <w:rFonts w:hint="default" w:ascii="Courier New" w:hAnsi="Courier New" w:cs="Courier New"/>
+        <w:rFonts w:ascii="Courier New" w:hAnsi="Courier New" w:cs="Courier New" w:hint="default"/>
       </w:rPr>
     </w:lvl>
     <w:lvl w:ilvl="8" w:tplc="04100005" w:tentative="1">
@@ -7940,11 +8359,11 @@
         <w:ind w:left="6480" w:hanging="360"/>
       </w:pPr>
       <w:rPr>
-        <w:rFonts w:hint="default" w:ascii="Wingdings" w:hAnsi="Wingdings"/>
+        <w:rFonts w:ascii="Wingdings" w:hAnsi="Wingdings" w:hint="default"/>
       </w:rPr>
     </w:lvl>
   </w:abstractNum>
-  <w:abstractNum w:abstractNumId="17" w15:restartNumberingAfterBreak="0">
+  <w:abstractNum w:abstractNumId="22" w15:restartNumberingAfterBreak="0">
     <w:nsid w:val="687E0260"/>
     <w:multiLevelType w:val="multilevel"/>
     <w:tmpl w:val="00000001"/>
@@ -8057,7 +8476,120 @@
       </w:pPr>
     </w:lvl>
   </w:abstractNum>
-  <w:abstractNum w:abstractNumId="18" w15:restartNumberingAfterBreak="0">
+  <w:abstractNum w:abstractNumId="23" w15:restartNumberingAfterBreak="0">
+    <w:nsid w:val="6F092528"/>
+    <w:multiLevelType w:val="hybridMultilevel"/>
+    <w:tmpl w:val="7438017E"/>
+    <w:lvl w:ilvl="0" w:tplc="7A8A6F46">
+      <w:start w:val="1"/>
+      <w:numFmt w:val="bullet"/>
+      <w:lvlText w:val=""/>
+      <w:lvlJc w:val="left"/>
+      <w:pPr>
+        <w:ind w:left="720" w:hanging="360"/>
+      </w:pPr>
+      <w:rPr>
+        <w:rFonts w:ascii="Symbol" w:hAnsi="Symbol" w:hint="default"/>
+      </w:rPr>
+    </w:lvl>
+    <w:lvl w:ilvl="1" w:tplc="6EB6D7A6">
+      <w:start w:val="1"/>
+      <w:numFmt w:val="bullet"/>
+      <w:lvlText w:val="o"/>
+      <w:lvlJc w:val="left"/>
+      <w:pPr>
+        <w:ind w:left="1440" w:hanging="360"/>
+      </w:pPr>
+      <w:rPr>
+        <w:rFonts w:ascii="Courier New" w:hAnsi="Courier New" w:hint="default"/>
+      </w:rPr>
+    </w:lvl>
+    <w:lvl w:ilvl="2" w:tplc="8C340AE0">
+      <w:start w:val="1"/>
+      <w:numFmt w:val="bullet"/>
+      <w:lvlText w:val=""/>
+      <w:lvlJc w:val="left"/>
+      <w:pPr>
+        <w:ind w:left="2160" w:hanging="360"/>
+      </w:pPr>
+      <w:rPr>
+        <w:rFonts w:ascii="Wingdings" w:hAnsi="Wingdings" w:hint="default"/>
+      </w:rPr>
+    </w:lvl>
+    <w:lvl w:ilvl="3" w:tplc="A7E0A74E">
+      <w:start w:val="1"/>
+      <w:numFmt w:val="bullet"/>
+      <w:lvlText w:val=""/>
+      <w:lvlJc w:val="left"/>
+      <w:pPr>
+        <w:ind w:left="2880" w:hanging="360"/>
+      </w:pPr>
+      <w:rPr>
+        <w:rFonts w:ascii="Symbol" w:hAnsi="Symbol" w:hint="default"/>
+      </w:rPr>
+    </w:lvl>
+    <w:lvl w:ilvl="4" w:tplc="CCE03782">
+      <w:start w:val="1"/>
+      <w:numFmt w:val="bullet"/>
+      <w:lvlText w:val="o"/>
+      <w:lvlJc w:val="left"/>
+      <w:pPr>
+        <w:ind w:left="3600" w:hanging="360"/>
+      </w:pPr>
+      <w:rPr>
+        <w:rFonts w:ascii="Courier New" w:hAnsi="Courier New" w:hint="default"/>
+      </w:rPr>
+    </w:lvl>
+    <w:lvl w:ilvl="5" w:tplc="F7204C88">
+      <w:start w:val="1"/>
+      <w:numFmt w:val="bullet"/>
+      <w:lvlText w:val=""/>
+      <w:lvlJc w:val="left"/>
+      <w:pPr>
+        <w:ind w:left="4320" w:hanging="360"/>
+      </w:pPr>
+      <w:rPr>
+        <w:rFonts w:ascii="Wingdings" w:hAnsi="Wingdings" w:hint="default"/>
+      </w:rPr>
+    </w:lvl>
+    <w:lvl w:ilvl="6" w:tplc="85E05ACA">
+      <w:start w:val="1"/>
+      <w:numFmt w:val="bullet"/>
+      <w:lvlText w:val=""/>
+      <w:lvlJc w:val="left"/>
+      <w:pPr>
+        <w:ind w:left="5040" w:hanging="360"/>
+      </w:pPr>
+      <w:rPr>
+        <w:rFonts w:ascii="Symbol" w:hAnsi="Symbol" w:hint="default"/>
+      </w:rPr>
+    </w:lvl>
+    <w:lvl w:ilvl="7" w:tplc="768C7638">
+      <w:start w:val="1"/>
+      <w:numFmt w:val="bullet"/>
+      <w:lvlText w:val="o"/>
+      <w:lvlJc w:val="left"/>
+      <w:pPr>
+        <w:ind w:left="5760" w:hanging="360"/>
+      </w:pPr>
+      <w:rPr>
+        <w:rFonts w:ascii="Courier New" w:hAnsi="Courier New" w:hint="default"/>
+      </w:rPr>
+    </w:lvl>
+    <w:lvl w:ilvl="8" w:tplc="A13C2AE2">
+      <w:start w:val="1"/>
+      <w:numFmt w:val="bullet"/>
+      <w:lvlText w:val=""/>
+      <w:lvlJc w:val="left"/>
+      <w:pPr>
+        <w:ind w:left="6480" w:hanging="360"/>
+      </w:pPr>
+      <w:rPr>
+        <w:rFonts w:ascii="Wingdings" w:hAnsi="Wingdings" w:hint="default"/>
+      </w:rPr>
+    </w:lvl>
+  </w:abstractNum>
+  <w:abstractNum w:abstractNumId="24" w15:restartNumberingAfterBreak="0">
     <w:nsid w:val="713D7D7D"/>
     <w:multiLevelType w:val="multilevel"/>
     <w:tmpl w:val="F7CA9550"/>
@@ -8070,7 +8602,7 @@
         <w:ind w:left="360" w:hanging="360"/>
       </w:pPr>
       <w:rPr>
-        <w:rFonts w:hint="default" w:asciiTheme="minorHAnsi" w:hAnsiTheme="minorHAnsi"/>
+        <w:rFonts w:asciiTheme="minorHAnsi" w:hAnsiTheme="minorHAnsi" w:hint="default"/>
       </w:rPr>
     </w:lvl>
     <w:lvl w:ilvl="1">
@@ -8082,7 +8614,7 @@
         <w:ind w:left="720" w:hanging="360"/>
       </w:pPr>
       <w:rPr>
-        <w:rFonts w:hint="default" w:ascii="Wingdings" w:hAnsi="Wingdings"/>
+        <w:rFonts w:ascii="Wingdings" w:hAnsi="Wingdings" w:hint="default"/>
       </w:rPr>
     </w:lvl>
     <w:lvl w:ilvl="2">
@@ -8094,7 +8626,7 @@
         <w:ind w:left="1080" w:hanging="360"/>
       </w:pPr>
       <w:rPr>
-        <w:rFonts w:hint="default" w:ascii="Wingdings" w:hAnsi="Wingdings"/>
+        <w:rFonts w:ascii="Wingdings" w:hAnsi="Wingdings" w:hint="default"/>
       </w:rPr>
     </w:lvl>
     <w:lvl w:ilvl="3">
@@ -8106,7 +8638,7 @@
         <w:ind w:left="1440" w:hanging="360"/>
       </w:pPr>
       <w:rPr>
-        <w:rFonts w:hint="default" w:ascii="Symbol" w:hAnsi="Symbol"/>
+        <w:rFonts w:ascii="Symbol" w:hAnsi="Symbol" w:hint="default"/>
       </w:rPr>
     </w:lvl>
     <w:lvl w:ilvl="4">
@@ -8118,7 +8650,7 @@
         <w:ind w:left="1800" w:hanging="360"/>
       </w:pPr>
       <w:rPr>
-        <w:rFonts w:hint="default" w:ascii="Symbol" w:hAnsi="Symbol"/>
+        <w:rFonts w:ascii="Symbol" w:hAnsi="Symbol" w:hint="default"/>
       </w:rPr>
     </w:lvl>
     <w:lvl w:ilvl="5">
@@ -8130,7 +8662,7 @@
         <w:ind w:left="2160" w:hanging="360"/>
       </w:pPr>
       <w:rPr>
-        <w:rFonts w:hint="default" w:ascii="Wingdings" w:hAnsi="Wingdings"/>
+        <w:rFonts w:ascii="Wingdings" w:hAnsi="Wingdings" w:hint="default"/>
       </w:rPr>
     </w:lvl>
     <w:lvl w:ilvl="6">
@@ -8142,7 +8674,7 @@
         <w:ind w:left="2520" w:hanging="360"/>
       </w:pPr>
       <w:rPr>
-        <w:rFonts w:hint="default" w:ascii="Wingdings" w:hAnsi="Wingdings"/>
+        <w:rFonts w:ascii="Wingdings" w:hAnsi="Wingdings" w:hint="default"/>
       </w:rPr>
     </w:lvl>
     <w:lvl w:ilvl="7">
@@ -8154,7 +8686,7 @@
         <w:ind w:left="2880" w:hanging="360"/>
       </w:pPr>
       <w:rPr>
-        <w:rFonts w:hint="default" w:ascii="Symbol" w:hAnsi="Symbol"/>
+        <w:rFonts w:ascii="Symbol" w:hAnsi="Symbol" w:hint="default"/>
       </w:rPr>
     </w:lvl>
     <w:lvl w:ilvl="8">
@@ -8166,11 +8698,11 @@
         <w:ind w:left="3240" w:hanging="360"/>
       </w:pPr>
       <w:rPr>
-        <w:rFonts w:hint="default" w:ascii="Symbol" w:hAnsi="Symbol"/>
+        <w:rFonts w:ascii="Symbol" w:hAnsi="Symbol" w:hint="default"/>
       </w:rPr>
     </w:lvl>
   </w:abstractNum>
-  <w:abstractNum w:abstractNumId="19" w15:restartNumberingAfterBreak="0">
+  <w:abstractNum w:abstractNumId="25" w15:restartNumberingAfterBreak="0">
     <w:nsid w:val="71441995"/>
     <w:multiLevelType w:val="hybridMultilevel"/>
     <w:tmpl w:val="405ECE3C"/>
@@ -8183,7 +8715,7 @@
         <w:ind w:left="720" w:hanging="360"/>
       </w:pPr>
       <w:rPr>
-        <w:rFonts w:hint="default" w:ascii="Symbol" w:hAnsi="Symbol"/>
+        <w:rFonts w:ascii="Symbol" w:hAnsi="Symbol" w:hint="default"/>
       </w:rPr>
     </w:lvl>
     <w:lvl w:ilvl="1" w:tplc="04100003" w:tentative="1">
@@ -8195,7 +8727,7 @@
         <w:ind w:left="1440" w:hanging="360"/>
       </w:pPr>
       <w:rPr>
-        <w:rFonts w:hint="default" w:ascii="Courier New" w:hAnsi="Courier New" w:cs="Courier New"/>
+        <w:rFonts w:ascii="Courier New" w:hAnsi="Courier New" w:cs="Courier New" w:hint="default"/>
       </w:rPr>
     </w:lvl>
     <w:lvl w:ilvl="2" w:tplc="04100005" w:tentative="1">
@@ -8207,7 +8739,7 @@
         <w:ind w:left="2160" w:hanging="360"/>
       </w:pPr>
       <w:rPr>
-        <w:rFonts w:hint="default" w:ascii="Wingdings" w:hAnsi="Wingdings"/>
+        <w:rFonts w:ascii="Wingdings" w:hAnsi="Wingdings" w:hint="default"/>
       </w:rPr>
     </w:lvl>
     <w:lvl w:ilvl="3" w:tplc="04100001" w:tentative="1">
@@ -8219,7 +8751,7 @@
         <w:ind w:left="2880" w:hanging="360"/>
       </w:pPr>
       <w:rPr>
-        <w:rFonts w:hint="default" w:ascii="Symbol" w:hAnsi="Symbol"/>
+        <w:rFonts w:ascii="Symbol" w:hAnsi="Symbol" w:hint="default"/>
       </w:rPr>
     </w:lvl>
     <w:lvl w:ilvl="4" w:tplc="04100003" w:tentative="1">
@@ -8231,7 +8763,7 @@
         <w:ind w:left="3600" w:hanging="360"/>
       </w:pPr>
       <w:rPr>
-        <w:rFonts w:hint="default" w:ascii="Courier New" w:hAnsi="Courier New" w:cs="Courier New"/>
+        <w:rFonts w:ascii="Courier New" w:hAnsi="Courier New" w:cs="Courier New" w:hint="default"/>
       </w:rPr>
     </w:lvl>
     <w:lvl w:ilvl="5" w:tplc="04100005" w:tentative="1">
@@ -8243,7 +8775,7 @@
         <w:ind w:left="4320" w:hanging="360"/>
       </w:pPr>
       <w:rPr>
-        <w:rFonts w:hint="default" w:ascii="Wingdings" w:hAnsi="Wingdings"/>
+        <w:rFonts w:ascii="Wingdings" w:hAnsi="Wingdings" w:hint="default"/>
       </w:rPr>
     </w:lvl>
     <w:lvl w:ilvl="6" w:tplc="04100001" w:tentative="1">
@@ -8255,7 +8787,7 @@
         <w:ind w:left="5040" w:hanging="360"/>
       </w:pPr>
       <w:rPr>
-        <w:rFonts w:hint="default" w:ascii="Symbol" w:hAnsi="Symbol"/>
+        <w:rFonts w:ascii="Symbol" w:hAnsi="Symbol" w:hint="default"/>
       </w:rPr>
     </w:lvl>
     <w:lvl w:ilvl="7" w:tplc="04100003" w:tentative="1">
@@ -8267,7 +8799,7 @@
         <w:ind w:left="5760" w:hanging="360"/>
       </w:pPr>
       <w:rPr>
-        <w:rFonts w:hint="default" w:ascii="Courier New" w:hAnsi="Courier New" w:cs="Courier New"/>
+        <w:rFonts w:ascii="Courier New" w:hAnsi="Courier New" w:cs="Courier New" w:hint="default"/>
       </w:rPr>
     </w:lvl>
     <w:lvl w:ilvl="8" w:tplc="04100005" w:tentative="1">
@@ -8279,11 +8811,11 @@
         <w:ind w:left="6480" w:hanging="360"/>
       </w:pPr>
       <w:rPr>
-        <w:rFonts w:hint="default" w:ascii="Wingdings" w:hAnsi="Wingdings"/>
+        <w:rFonts w:ascii="Wingdings" w:hAnsi="Wingdings" w:hint="default"/>
       </w:rPr>
     </w:lvl>
   </w:abstractNum>
-  <w:abstractNum w:abstractNumId="20" w15:restartNumberingAfterBreak="0">
+  <w:abstractNum w:abstractNumId="26" w15:restartNumberingAfterBreak="0">
     <w:nsid w:val="72B730B0"/>
     <w:multiLevelType w:val="hybridMultilevel"/>
     <w:tmpl w:val="37FAF5E2"/>
@@ -8296,7 +8828,7 @@
         <w:ind w:left="720" w:hanging="360"/>
       </w:pPr>
       <w:rPr>
-        <w:rFonts w:hint="default" w:ascii="Wingdings" w:hAnsi="Wingdings"/>
+        <w:rFonts w:ascii="Wingdings" w:hAnsi="Wingdings" w:hint="default"/>
       </w:rPr>
     </w:lvl>
     <w:lvl w:ilvl="1" w:tplc="04100003" w:tentative="1">
@@ -8308,7 +8840,7 @@
         <w:ind w:left="1440" w:hanging="360"/>
       </w:pPr>
       <w:rPr>
-        <w:rFonts w:hint="default" w:ascii="Courier New" w:hAnsi="Courier New" w:cs="Courier New"/>
+        <w:rFonts w:ascii="Courier New" w:hAnsi="Courier New" w:cs="Courier New" w:hint="default"/>
       </w:rPr>
     </w:lvl>
     <w:lvl w:ilvl="2" w:tplc="04100005" w:tentative="1">
@@ -8320,7 +8852,7 @@
         <w:ind w:left="2160" w:hanging="360"/>
       </w:pPr>
       <w:rPr>
-        <w:rFonts w:hint="default" w:ascii="Wingdings" w:hAnsi="Wingdings"/>
+        <w:rFonts w:ascii="Wingdings" w:hAnsi="Wingdings" w:hint="default"/>
       </w:rPr>
     </w:lvl>
     <w:lvl w:ilvl="3" w:tplc="04100001" w:tentative="1">
@@ -8332,7 +8864,7 @@
         <w:ind w:left="2880" w:hanging="360"/>
       </w:pPr>
       <w:rPr>
-        <w:rFonts w:hint="default" w:ascii="Symbol" w:hAnsi="Symbol"/>
+        <w:rFonts w:ascii="Symbol" w:hAnsi="Symbol" w:hint="default"/>
       </w:rPr>
     </w:lvl>
     <w:lvl w:ilvl="4" w:tplc="04100003" w:tentative="1">
@@ -8344,7 +8876,7 @@
         <w:ind w:left="3600" w:hanging="360"/>
       </w:pPr>
       <w:rPr>
-        <w:rFonts w:hint="default" w:ascii="Courier New" w:hAnsi="Courier New" w:cs="Courier New"/>
+        <w:rFonts w:ascii="Courier New" w:hAnsi="Courier New" w:cs="Courier New" w:hint="default"/>
       </w:rPr>
     </w:lvl>
     <w:lvl w:ilvl="5" w:tplc="04100005" w:tentative="1">
@@ -8356,7 +8888,7 @@
         <w:ind w:left="4320" w:hanging="360"/>
       </w:pPr>
       <w:rPr>
-        <w:rFonts w:hint="default" w:ascii="Wingdings" w:hAnsi="Wingdings"/>
+        <w:rFonts w:ascii="Wingdings" w:hAnsi="Wingdings" w:hint="default"/>
       </w:rPr>
     </w:lvl>
     <w:lvl w:ilvl="6" w:tplc="04100001" w:tentative="1">
@@ -8368,7 +8900,7 @@
         <w:ind w:left="5040" w:hanging="360"/>
       </w:pPr>
       <w:rPr>
-        <w:rFonts w:hint="default" w:ascii="Symbol" w:hAnsi="Symbol"/>
+        <w:rFonts w:ascii="Symbol" w:hAnsi="Symbol" w:hint="default"/>
       </w:rPr>
     </w:lvl>
     <w:lvl w:ilvl="7" w:tplc="04100003" w:tentative="1">
@@ -8380,7 +8912,7 @@
         <w:ind w:left="5760" w:hanging="360"/>
       </w:pPr>
       <w:rPr>
-        <w:rFonts w:hint="default" w:ascii="Courier New" w:hAnsi="Courier New" w:cs="Courier New"/>
+        <w:rFonts w:ascii="Courier New" w:hAnsi="Courier New" w:cs="Courier New" w:hint="default"/>
       </w:rPr>
     </w:lvl>
     <w:lvl w:ilvl="8" w:tplc="04100005" w:tentative="1">
@@ -8392,11 +8924,11 @@
         <w:ind w:left="6480" w:hanging="360"/>
       </w:pPr>
       <w:rPr>
-        <w:rFonts w:hint="default" w:ascii="Wingdings" w:hAnsi="Wingdings"/>
+        <w:rFonts w:ascii="Wingdings" w:hAnsi="Wingdings" w:hint="default"/>
       </w:rPr>
     </w:lvl>
   </w:abstractNum>
-  <w:abstractNum w:abstractNumId="21" w15:restartNumberingAfterBreak="0">
+  <w:abstractNum w:abstractNumId="27" w15:restartNumberingAfterBreak="0">
     <w:nsid w:val="74EB3573"/>
     <w:multiLevelType w:val="hybridMultilevel"/>
     <w:tmpl w:val="98FEEC68"/>
@@ -8409,7 +8941,7 @@
         <w:ind w:left="720" w:hanging="360"/>
       </w:pPr>
       <w:rPr>
-        <w:rFonts w:hint="default" w:ascii="Wingdings" w:hAnsi="Wingdings"/>
+        <w:rFonts w:ascii="Wingdings" w:hAnsi="Wingdings" w:hint="default"/>
       </w:rPr>
     </w:lvl>
     <w:lvl w:ilvl="1" w:tplc="04100003" w:tentative="1">
@@ -8421,7 +8953,7 @@
         <w:ind w:left="1440" w:hanging="360"/>
       </w:pPr>
       <w:rPr>
-        <w:rFonts w:hint="default" w:ascii="Courier New" w:hAnsi="Courier New" w:cs="Courier New"/>
+        <w:rFonts w:ascii="Courier New" w:hAnsi="Courier New" w:cs="Courier New" w:hint="default"/>
       </w:rPr>
     </w:lvl>
     <w:lvl w:ilvl="2" w:tplc="04100005" w:tentative="1">
@@ -8433,7 +8965,7 @@
         <w:ind w:left="2160" w:hanging="360"/>
       </w:pPr>
       <w:rPr>
-        <w:rFonts w:hint="default" w:ascii="Wingdings" w:hAnsi="Wingdings"/>
+        <w:rFonts w:ascii="Wingdings" w:hAnsi="Wingdings" w:hint="default"/>
       </w:rPr>
     </w:lvl>
     <w:lvl w:ilvl="3" w:tplc="04100001" w:tentative="1">
@@ -8445,7 +8977,7 @@
         <w:ind w:left="2880" w:hanging="360"/>
       </w:pPr>
       <w:rPr>
-        <w:rFonts w:hint="default" w:ascii="Symbol" w:hAnsi="Symbol"/>
+        <w:rFonts w:ascii="Symbol" w:hAnsi="Symbol" w:hint="default"/>
       </w:rPr>
     </w:lvl>
     <w:lvl w:ilvl="4" w:tplc="04100003" w:tentative="1">
@@ -8457,7 +8989,7 @@
         <w:ind w:left="3600" w:hanging="360"/>
       </w:pPr>
       <w:rPr>
-        <w:rFonts w:hint="default" w:ascii="Courier New" w:hAnsi="Courier New" w:cs="Courier New"/>
+        <w:rFonts w:ascii="Courier New" w:hAnsi="Courier New" w:cs="Courier New" w:hint="default"/>
       </w:rPr>
     </w:lvl>
     <w:lvl w:ilvl="5" w:tplc="04100005" w:tentative="1">
@@ -8469,7 +9001,7 @@
         <w:ind w:left="4320" w:hanging="360"/>
       </w:pPr>
       <w:rPr>
-        <w:rFonts w:hint="default" w:ascii="Wingdings" w:hAnsi="Wingdings"/>
+        <w:rFonts w:ascii="Wingdings" w:hAnsi="Wingdings" w:hint="default"/>
       </w:rPr>
     </w:lvl>
     <w:lvl w:ilvl="6" w:tplc="04100001" w:tentative="1">
@@ -8481,7 +9013,7 @@
         <w:ind w:left="5040" w:hanging="360"/>
       </w:pPr>
       <w:rPr>
-        <w:rFonts w:hint="default" w:ascii="Symbol" w:hAnsi="Symbol"/>
+        <w:rFonts w:ascii="Symbol" w:hAnsi="Symbol" w:hint="default"/>
       </w:rPr>
     </w:lvl>
     <w:lvl w:ilvl="7" w:tplc="04100003" w:tentative="1">
@@ -8493,7 +9025,7 @@
         <w:ind w:left="5760" w:hanging="360"/>
       </w:pPr>
       <w:rPr>
-        <w:rFonts w:hint="default" w:ascii="Courier New" w:hAnsi="Courier New" w:cs="Courier New"/>
+        <w:rFonts w:ascii="Courier New" w:hAnsi="Courier New" w:cs="Courier New" w:hint="default"/>
       </w:rPr>
     </w:lvl>
     <w:lvl w:ilvl="8" w:tplc="04100005" w:tentative="1">
@@ -8505,640 +9037,646 @@
         <w:ind w:left="6480" w:hanging="360"/>
       </w:pPr>
       <w:rPr>
-        <w:rFonts w:hint="default" w:ascii="Wingdings" w:hAnsi="Wingdings"/>
+        <w:rFonts w:ascii="Wingdings" w:hAnsi="Wingdings" w:hint="default"/>
       </w:rPr>
     </w:lvl>
   </w:abstractNum>
-  <w:num w:numId="45">
+  <w:num w:numId="1" w16cid:durableId="1735929182">
+    <w:abstractNumId w:val="7"/>
+  </w:num>
+  <w:num w:numId="2" w16cid:durableId="941641874">
+    <w:abstractNumId w:val="16"/>
+  </w:num>
+  <w:num w:numId="3" w16cid:durableId="1327005597">
+    <w:abstractNumId w:val="9"/>
+  </w:num>
+  <w:num w:numId="4" w16cid:durableId="1176534514">
+    <w:abstractNumId w:val="23"/>
+  </w:num>
+  <w:num w:numId="5" w16cid:durableId="1888373960">
+    <w:abstractNumId w:val="0"/>
+  </w:num>
+  <w:num w:numId="6" w16cid:durableId="1431924315">
+    <w:abstractNumId w:val="1"/>
+  </w:num>
+  <w:num w:numId="7" w16cid:durableId="1783769064">
+    <w:abstractNumId w:val="2"/>
+  </w:num>
+  <w:num w:numId="8" w16cid:durableId="702756343">
+    <w:abstractNumId w:val="3"/>
+  </w:num>
+  <w:num w:numId="9" w16cid:durableId="1879079761">
+    <w:abstractNumId w:val="4"/>
+  </w:num>
+  <w:num w:numId="10" w16cid:durableId="644049740">
+    <w:abstractNumId w:val="17"/>
+  </w:num>
+  <w:num w:numId="11" w16cid:durableId="450395602">
+    <w:abstractNumId w:val="22"/>
+  </w:num>
+  <w:num w:numId="12" w16cid:durableId="1000691270">
+    <w:abstractNumId w:val="10"/>
+  </w:num>
+  <w:num w:numId="13" w16cid:durableId="2053074979">
+    <w:abstractNumId w:val="10"/>
+  </w:num>
+  <w:num w:numId="14" w16cid:durableId="86117276">
+    <w:abstractNumId w:val="10"/>
+    <w:lvlOverride w:ilvl="0">
+      <w:startOverride w:val="1"/>
+    </w:lvlOverride>
+    <w:lvlOverride w:ilvl="1">
+      <w:startOverride w:val="1"/>
+    </w:lvlOverride>
+    <w:lvlOverride w:ilvl="2">
+      <w:startOverride w:val="1"/>
+    </w:lvlOverride>
+    <w:lvlOverride w:ilvl="3">
+      <w:startOverride w:val="1"/>
+    </w:lvlOverride>
+    <w:lvlOverride w:ilvl="4">
+      <w:startOverride w:val="1"/>
+    </w:lvlOverride>
+    <w:lvlOverride w:ilvl="5">
+      <w:startOverride w:val="1"/>
+    </w:lvlOverride>
+    <w:lvlOverride w:ilvl="6">
+      <w:startOverride w:val="1"/>
+    </w:lvlOverride>
+    <w:lvlOverride w:ilvl="7">
+      <w:startOverride w:val="1"/>
+    </w:lvlOverride>
+    <w:lvlOverride w:ilvl="8">
+      <w:startOverride w:val="1"/>
+    </w:lvlOverride>
+  </w:num>
+  <w:num w:numId="15" w16cid:durableId="1149709085">
+    <w:abstractNumId w:val="10"/>
+    <w:lvlOverride w:ilvl="0">
+      <w:startOverride w:val="1"/>
+    </w:lvlOverride>
+    <w:lvlOverride w:ilvl="1">
+      <w:startOverride w:val="1"/>
+    </w:lvlOverride>
+    <w:lvlOverride w:ilvl="2">
+      <w:startOverride w:val="1"/>
+    </w:lvlOverride>
+    <w:lvlOverride w:ilvl="3">
+      <w:startOverride w:val="1"/>
+    </w:lvlOverride>
+    <w:lvlOverride w:ilvl="4">
+      <w:startOverride w:val="1"/>
+    </w:lvlOverride>
+    <w:lvlOverride w:ilvl="5">
+      <w:startOverride w:val="1"/>
+    </w:lvlOverride>
+    <w:lvlOverride w:ilvl="6">
+      <w:startOverride w:val="1"/>
+    </w:lvlOverride>
+    <w:lvlOverride w:ilvl="7">
+      <w:startOverride w:val="1"/>
+    </w:lvlOverride>
+    <w:lvlOverride w:ilvl="8">
+      <w:startOverride w:val="1"/>
+    </w:lvlOverride>
+  </w:num>
+  <w:num w:numId="16" w16cid:durableId="1987397777">
+    <w:abstractNumId w:val="10"/>
+    <w:lvlOverride w:ilvl="0">
+      <w:startOverride w:val="1"/>
+    </w:lvlOverride>
+    <w:lvlOverride w:ilvl="1">
+      <w:startOverride w:val="1"/>
+    </w:lvlOverride>
+    <w:lvlOverride w:ilvl="2">
+      <w:startOverride w:val="1"/>
+    </w:lvlOverride>
+    <w:lvlOverride w:ilvl="3">
+      <w:startOverride w:val="1"/>
+    </w:lvlOverride>
+    <w:lvlOverride w:ilvl="4">
+      <w:startOverride w:val="1"/>
+    </w:lvlOverride>
+    <w:lvlOverride w:ilvl="5">
+      <w:startOverride w:val="1"/>
+    </w:lvlOverride>
+    <w:lvlOverride w:ilvl="6">
+      <w:startOverride w:val="1"/>
+    </w:lvlOverride>
+    <w:lvlOverride w:ilvl="7">
+      <w:startOverride w:val="1"/>
+    </w:lvlOverride>
+    <w:lvlOverride w:ilvl="8">
+      <w:startOverride w:val="1"/>
+    </w:lvlOverride>
+  </w:num>
+  <w:num w:numId="17" w16cid:durableId="318927073">
+    <w:abstractNumId w:val="10"/>
+    <w:lvlOverride w:ilvl="0">
+      <w:startOverride w:val="1"/>
+    </w:lvlOverride>
+    <w:lvlOverride w:ilvl="1">
+      <w:startOverride w:val="1"/>
+    </w:lvlOverride>
+    <w:lvlOverride w:ilvl="2">
+      <w:startOverride w:val="1"/>
+    </w:lvlOverride>
+    <w:lvlOverride w:ilvl="3">
+      <w:startOverride w:val="1"/>
+    </w:lvlOverride>
+    <w:lvlOverride w:ilvl="4">
+      <w:startOverride w:val="1"/>
+    </w:lvlOverride>
+    <w:lvlOverride w:ilvl="5">
+      <w:startOverride w:val="1"/>
+    </w:lvlOverride>
+    <w:lvlOverride w:ilvl="6">
+      <w:startOverride w:val="1"/>
+    </w:lvlOverride>
+    <w:lvlOverride w:ilvl="7">
+      <w:startOverride w:val="1"/>
+    </w:lvlOverride>
+    <w:lvlOverride w:ilvl="8">
+      <w:startOverride w:val="1"/>
+    </w:lvlOverride>
+  </w:num>
+  <w:num w:numId="18" w16cid:durableId="1885092400">
+    <w:abstractNumId w:val="24"/>
+  </w:num>
+  <w:num w:numId="19" w16cid:durableId="397754505">
+    <w:abstractNumId w:val="5"/>
+  </w:num>
+  <w:num w:numId="20" w16cid:durableId="3366956">
+    <w:abstractNumId w:val="18"/>
+  </w:num>
+  <w:num w:numId="21" w16cid:durableId="1025404040">
+    <w:abstractNumId w:val="26"/>
+  </w:num>
+  <w:num w:numId="22" w16cid:durableId="1925920229">
+    <w:abstractNumId w:val="20"/>
+  </w:num>
+  <w:num w:numId="23" w16cid:durableId="1861357117">
+    <w:abstractNumId w:val="27"/>
+  </w:num>
+  <w:num w:numId="24" w16cid:durableId="1690836257">
+    <w:abstractNumId w:val="14"/>
+  </w:num>
+  <w:num w:numId="25" w16cid:durableId="1675643415">
+    <w:abstractNumId w:val="12"/>
+  </w:num>
+  <w:num w:numId="26" w16cid:durableId="1180005907">
+    <w:abstractNumId w:val="6"/>
+  </w:num>
+  <w:num w:numId="27" w16cid:durableId="315652025">
+    <w:abstractNumId w:val="19"/>
+  </w:num>
+  <w:num w:numId="28" w16cid:durableId="1210150553">
+    <w:abstractNumId w:val="10"/>
+    <w:lvlOverride w:ilvl="0">
+      <w:startOverride w:val="1"/>
+    </w:lvlOverride>
+    <w:lvlOverride w:ilvl="1">
+      <w:startOverride w:val="1"/>
+    </w:lvlOverride>
+    <w:lvlOverride w:ilvl="2">
+      <w:startOverride w:val="1"/>
+    </w:lvlOverride>
+    <w:lvlOverride w:ilvl="3">
+      <w:startOverride w:val="1"/>
+    </w:lvlOverride>
+    <w:lvlOverride w:ilvl="4">
+      <w:startOverride w:val="1"/>
+    </w:lvlOverride>
+    <w:lvlOverride w:ilvl="5">
+      <w:startOverride w:val="1"/>
+    </w:lvlOverride>
+    <w:lvlOverride w:ilvl="6">
+      <w:startOverride w:val="1"/>
+    </w:lvlOverride>
+    <w:lvlOverride w:ilvl="7">
+      <w:startOverride w:val="1"/>
+    </w:lvlOverride>
+    <w:lvlOverride w:ilvl="8">
+      <w:startOverride w:val="1"/>
+    </w:lvlOverride>
+  </w:num>
+  <w:num w:numId="29" w16cid:durableId="1680236930">
     <w:abstractNumId w:val="25"/>
   </w:num>
-  <w:num w:numId="44">
-    <w:abstractNumId w:val="24"/>
+  <w:num w:numId="30" w16cid:durableId="1546260881">
+    <w:abstractNumId w:val="10"/>
+    <w:lvlOverride w:ilvl="0">
+      <w:startOverride w:val="1"/>
+    </w:lvlOverride>
+    <w:lvlOverride w:ilvl="1">
+      <w:startOverride w:val="1"/>
+    </w:lvlOverride>
+    <w:lvlOverride w:ilvl="2">
+      <w:startOverride w:val="1"/>
+    </w:lvlOverride>
+    <w:lvlOverride w:ilvl="3">
+      <w:startOverride w:val="1"/>
+    </w:lvlOverride>
+    <w:lvlOverride w:ilvl="4">
+      <w:startOverride w:val="1"/>
+    </w:lvlOverride>
+    <w:lvlOverride w:ilvl="5">
+      <w:startOverride w:val="1"/>
+    </w:lvlOverride>
+    <w:lvlOverride w:ilvl="6">
+      <w:startOverride w:val="1"/>
+    </w:lvlOverride>
+    <w:lvlOverride w:ilvl="7">
+      <w:startOverride w:val="1"/>
+    </w:lvlOverride>
+    <w:lvlOverride w:ilvl="8">
+      <w:startOverride w:val="1"/>
+    </w:lvlOverride>
   </w:num>
-  <w:num w:numId="43">
-    <w:abstractNumId w:val="23"/>
+  <w:num w:numId="31" w16cid:durableId="1045256068">
+    <w:abstractNumId w:val="10"/>
+    <w:lvlOverride w:ilvl="0">
+      <w:startOverride w:val="1"/>
+    </w:lvlOverride>
+    <w:lvlOverride w:ilvl="1">
+      <w:startOverride w:val="1"/>
+    </w:lvlOverride>
+    <w:lvlOverride w:ilvl="2">
+      <w:startOverride w:val="1"/>
+    </w:lvlOverride>
+    <w:lvlOverride w:ilvl="3">
+      <w:startOverride w:val="1"/>
+    </w:lvlOverride>
+    <w:lvlOverride w:ilvl="4">
+      <w:startOverride w:val="1"/>
+    </w:lvlOverride>
+    <w:lvlOverride w:ilvl="5">
+      <w:startOverride w:val="1"/>
+    </w:lvlOverride>
+    <w:lvlOverride w:ilvl="6">
+      <w:startOverride w:val="1"/>
+    </w:lvlOverride>
+    <w:lvlOverride w:ilvl="7">
+      <w:startOverride w:val="1"/>
+    </w:lvlOverride>
+    <w:lvlOverride w:ilvl="8">
+      <w:startOverride w:val="1"/>
+    </w:lvlOverride>
   </w:num>
-  <w:num w:numId="42">
-    <w:abstractNumId w:val="22"/>
+  <w:num w:numId="32" w16cid:durableId="202596421">
+    <w:abstractNumId w:val="10"/>
+    <w:lvlOverride w:ilvl="0">
+      <w:startOverride w:val="1"/>
+    </w:lvlOverride>
+    <w:lvlOverride w:ilvl="1">
+      <w:startOverride w:val="1"/>
+    </w:lvlOverride>
+    <w:lvlOverride w:ilvl="2">
+      <w:startOverride w:val="1"/>
+    </w:lvlOverride>
+    <w:lvlOverride w:ilvl="3">
+      <w:startOverride w:val="1"/>
+    </w:lvlOverride>
+    <w:lvlOverride w:ilvl="4">
+      <w:startOverride w:val="1"/>
+    </w:lvlOverride>
+    <w:lvlOverride w:ilvl="5">
+      <w:startOverride w:val="1"/>
+    </w:lvlOverride>
+    <w:lvlOverride w:ilvl="6">
+      <w:startOverride w:val="1"/>
+    </w:lvlOverride>
+    <w:lvlOverride w:ilvl="7">
+      <w:startOverride w:val="1"/>
+    </w:lvlOverride>
+    <w:lvlOverride w:ilvl="8">
+      <w:startOverride w:val="1"/>
+    </w:lvlOverride>
   </w:num>
-  <w:num w:numId="1" w16cid:durableId="1888373960">
-    <w:abstractNumId w:val="0"/>
+  <w:num w:numId="33" w16cid:durableId="255676987">
+    <w:abstractNumId w:val="10"/>
+    <w:lvlOverride w:ilvl="0">
+      <w:startOverride w:val="1"/>
+    </w:lvlOverride>
+    <w:lvlOverride w:ilvl="1">
+      <w:startOverride w:val="1"/>
+    </w:lvlOverride>
+    <w:lvlOverride w:ilvl="2">
+      <w:startOverride w:val="1"/>
+    </w:lvlOverride>
+    <w:lvlOverride w:ilvl="3">
+      <w:startOverride w:val="1"/>
+    </w:lvlOverride>
+    <w:lvlOverride w:ilvl="4">
+      <w:startOverride w:val="1"/>
+    </w:lvlOverride>
+    <w:lvlOverride w:ilvl="5">
+      <w:startOverride w:val="1"/>
+    </w:lvlOverride>
+    <w:lvlOverride w:ilvl="6">
+      <w:startOverride w:val="1"/>
+    </w:lvlOverride>
+    <w:lvlOverride w:ilvl="7">
+      <w:startOverride w:val="1"/>
+    </w:lvlOverride>
+    <w:lvlOverride w:ilvl="8">
+      <w:startOverride w:val="1"/>
+    </w:lvlOverride>
   </w:num>
-  <w:num w:numId="2" w16cid:durableId="1431924315">
-    <w:abstractNumId w:val="1"/>
+  <w:num w:numId="34" w16cid:durableId="1867939323">
+    <w:abstractNumId w:val="10"/>
+    <w:lvlOverride w:ilvl="0">
+      <w:startOverride w:val="1"/>
+    </w:lvlOverride>
+    <w:lvlOverride w:ilvl="1">
+      <w:startOverride w:val="1"/>
+    </w:lvlOverride>
+    <w:lvlOverride w:ilvl="2">
+      <w:startOverride w:val="1"/>
+    </w:lvlOverride>
+    <w:lvlOverride w:ilvl="3">
+      <w:startOverride w:val="1"/>
+    </w:lvlOverride>
+    <w:lvlOverride w:ilvl="4">
+      <w:startOverride w:val="1"/>
+    </w:lvlOverride>
+    <w:lvlOverride w:ilvl="5">
+      <w:startOverride w:val="1"/>
+    </w:lvlOverride>
+    <w:lvlOverride w:ilvl="6">
+      <w:startOverride w:val="1"/>
+    </w:lvlOverride>
+    <w:lvlOverride w:ilvl="7">
+      <w:startOverride w:val="1"/>
+    </w:lvlOverride>
+    <w:lvlOverride w:ilvl="8">
+      <w:startOverride w:val="1"/>
+    </w:lvlOverride>
   </w:num>
-  <w:num w:numId="3" w16cid:durableId="1783769064">
-    <w:abstractNumId w:val="2"/>
+  <w:num w:numId="35" w16cid:durableId="1857304302">
+    <w:abstractNumId w:val="10"/>
+    <w:lvlOverride w:ilvl="0">
+      <w:startOverride w:val="1"/>
+    </w:lvlOverride>
+    <w:lvlOverride w:ilvl="1">
+      <w:startOverride w:val="1"/>
+    </w:lvlOverride>
+    <w:lvlOverride w:ilvl="2">
+      <w:startOverride w:val="1"/>
+    </w:lvlOverride>
+    <w:lvlOverride w:ilvl="3">
+      <w:startOverride w:val="1"/>
+    </w:lvlOverride>
+    <w:lvlOverride w:ilvl="4">
+      <w:startOverride w:val="1"/>
+    </w:lvlOverride>
+    <w:lvlOverride w:ilvl="5">
+      <w:startOverride w:val="1"/>
+    </w:lvlOverride>
+    <w:lvlOverride w:ilvl="6">
+      <w:startOverride w:val="1"/>
+    </w:lvlOverride>
+    <w:lvlOverride w:ilvl="7">
+      <w:startOverride w:val="1"/>
+    </w:lvlOverride>
+    <w:lvlOverride w:ilvl="8">
+      <w:startOverride w:val="1"/>
+    </w:lvlOverride>
   </w:num>
-  <w:num w:numId="4" w16cid:durableId="702756343">
-    <w:abstractNumId w:val="3"/>
+  <w:num w:numId="36" w16cid:durableId="900870276">
+    <w:abstractNumId w:val="10"/>
+    <w:lvlOverride w:ilvl="0">
+      <w:startOverride w:val="1"/>
+    </w:lvlOverride>
+    <w:lvlOverride w:ilvl="1">
+      <w:startOverride w:val="1"/>
+    </w:lvlOverride>
+    <w:lvlOverride w:ilvl="2">
+      <w:startOverride w:val="1"/>
+    </w:lvlOverride>
+    <w:lvlOverride w:ilvl="3">
+      <w:startOverride w:val="1"/>
+    </w:lvlOverride>
+    <w:lvlOverride w:ilvl="4">
+      <w:startOverride w:val="1"/>
+    </w:lvlOverride>
+    <w:lvlOverride w:ilvl="5">
+      <w:startOverride w:val="1"/>
+    </w:lvlOverride>
+    <w:lvlOverride w:ilvl="6">
+      <w:startOverride w:val="1"/>
+    </w:lvlOverride>
+    <w:lvlOverride w:ilvl="7">
+      <w:startOverride w:val="1"/>
+    </w:lvlOverride>
+    <w:lvlOverride w:ilvl="8">
+      <w:startOverride w:val="1"/>
+    </w:lvlOverride>
   </w:num>
-  <w:num w:numId="5" w16cid:durableId="1879079761">
-    <w:abstractNumId w:val="4"/>
-  </w:num>
-  <w:num w:numId="6" w16cid:durableId="644049740">
-    <w:abstractNumId w:val="12"/>
-  </w:num>
-  <w:num w:numId="7" w16cid:durableId="450395602">
-    <w:abstractNumId w:val="17"/>
-  </w:num>
-  <w:num w:numId="8" w16cid:durableId="1000691270">
-    <w:abstractNumId w:val="7"/>
-  </w:num>
-  <w:num w:numId="9" w16cid:durableId="2053074979">
-    <w:abstractNumId w:val="7"/>
-  </w:num>
-  <w:num w:numId="10" w16cid:durableId="86117276">
-    <w:abstractNumId w:val="7"/>
-    <w:lvlOverride w:ilvl="0">
-      <w:startOverride w:val="1"/>
-    </w:lvlOverride>
-    <w:lvlOverride w:ilvl="1">
-      <w:startOverride w:val="1"/>
-    </w:lvlOverride>
-    <w:lvlOverride w:ilvl="2">
-      <w:startOverride w:val="1"/>
-    </w:lvlOverride>
-    <w:lvlOverride w:ilvl="3">
-      <w:startOverride w:val="1"/>
-    </w:lvlOverride>
-    <w:lvlOverride w:ilvl="4">
-      <w:startOverride w:val="1"/>
-    </w:lvlOverride>
-    <w:lvlOverride w:ilvl="5">
-      <w:startOverride w:val="1"/>
-    </w:lvlOverride>
-    <w:lvlOverride w:ilvl="6">
-      <w:startOverride w:val="1"/>
-    </w:lvlOverride>
-    <w:lvlOverride w:ilvl="7">
-      <w:startOverride w:val="1"/>
-    </w:lvlOverride>
-    <w:lvlOverride w:ilvl="8">
-      <w:startOverride w:val="1"/>
-    </w:lvlOverride>
-  </w:num>
-  <w:num w:numId="11" w16cid:durableId="1149709085">
-    <w:abstractNumId w:val="7"/>
-    <w:lvlOverride w:ilvl="0">
-      <w:startOverride w:val="1"/>
-    </w:lvlOverride>
-    <w:lvlOverride w:ilvl="1">
-      <w:startOverride w:val="1"/>
-    </w:lvlOverride>
-    <w:lvlOverride w:ilvl="2">
-      <w:startOverride w:val="1"/>
-    </w:lvlOverride>
-    <w:lvlOverride w:ilvl="3">
-      <w:startOverride w:val="1"/>
-    </w:lvlOverride>
-    <w:lvlOverride w:ilvl="4">
-      <w:startOverride w:val="1"/>
-    </w:lvlOverride>
-    <w:lvlOverride w:ilvl="5">
-      <w:startOverride w:val="1"/>
-    </w:lvlOverride>
-    <w:lvlOverride w:ilvl="6">
-      <w:startOverride w:val="1"/>
-    </w:lvlOverride>
-    <w:lvlOverride w:ilvl="7">
-      <w:startOverride w:val="1"/>
-    </w:lvlOverride>
-    <w:lvlOverride w:ilvl="8">
-      <w:startOverride w:val="1"/>
-    </w:lvlOverride>
-  </w:num>
-  <w:num w:numId="12" w16cid:durableId="1987397777">
-    <w:abstractNumId w:val="7"/>
-    <w:lvlOverride w:ilvl="0">
-      <w:startOverride w:val="1"/>
-    </w:lvlOverride>
-    <w:lvlOverride w:ilvl="1">
-      <w:startOverride w:val="1"/>
-    </w:lvlOverride>
-    <w:lvlOverride w:ilvl="2">
-      <w:startOverride w:val="1"/>
-    </w:lvlOverride>
-    <w:lvlOverride w:ilvl="3">
-      <w:startOverride w:val="1"/>
-    </w:lvlOverride>
-    <w:lvlOverride w:ilvl="4">
-      <w:startOverride w:val="1"/>
-    </w:lvlOverride>
-    <w:lvlOverride w:ilvl="5">
-      <w:startOverride w:val="1"/>
-    </w:lvlOverride>
-    <w:lvlOverride w:ilvl="6">
-      <w:startOverride w:val="1"/>
-    </w:lvlOverride>
-    <w:lvlOverride w:ilvl="7">
-      <w:startOverride w:val="1"/>
-    </w:lvlOverride>
-    <w:lvlOverride w:ilvl="8">
-      <w:startOverride w:val="1"/>
-    </w:lvlOverride>
-  </w:num>
-  <w:num w:numId="13" w16cid:durableId="318927073">
-    <w:abstractNumId w:val="7"/>
-    <w:lvlOverride w:ilvl="0">
-      <w:startOverride w:val="1"/>
-    </w:lvlOverride>
-    <w:lvlOverride w:ilvl="1">
-      <w:startOverride w:val="1"/>
-    </w:lvlOverride>
-    <w:lvlOverride w:ilvl="2">
-      <w:startOverride w:val="1"/>
-    </w:lvlOverride>
-    <w:lvlOverride w:ilvl="3">
-      <w:startOverride w:val="1"/>
-    </w:lvlOverride>
-    <w:lvlOverride w:ilvl="4">
-      <w:startOverride w:val="1"/>
-    </w:lvlOverride>
-    <w:lvlOverride w:ilvl="5">
-      <w:startOverride w:val="1"/>
-    </w:lvlOverride>
-    <w:lvlOverride w:ilvl="6">
-      <w:startOverride w:val="1"/>
-    </w:lvlOverride>
-    <w:lvlOverride w:ilvl="7">
-      <w:startOverride w:val="1"/>
-    </w:lvlOverride>
-    <w:lvlOverride w:ilvl="8">
-      <w:startOverride w:val="1"/>
-    </w:lvlOverride>
-  </w:num>
-  <w:num w:numId="14" w16cid:durableId="1885092400">
-    <w:abstractNumId w:val="18"/>
-  </w:num>
-  <w:num w:numId="15" w16cid:durableId="397754505">
-    <w:abstractNumId w:val="5"/>
-  </w:num>
-  <w:num w:numId="16" w16cid:durableId="3366956">
-    <w:abstractNumId w:val="13"/>
-  </w:num>
-  <w:num w:numId="17" w16cid:durableId="1025404040">
-    <w:abstractNumId w:val="20"/>
-  </w:num>
-  <w:num w:numId="18" w16cid:durableId="1925920229">
+  <w:num w:numId="37" w16cid:durableId="1786119725">
     <w:abstractNumId w:val="15"/>
   </w:num>
-  <w:num w:numId="19" w16cid:durableId="1861357117">
+  <w:num w:numId="38" w16cid:durableId="1984967045">
+    <w:abstractNumId w:val="10"/>
+    <w:lvlOverride w:ilvl="0">
+      <w:startOverride w:val="1"/>
+    </w:lvlOverride>
+    <w:lvlOverride w:ilvl="1">
+      <w:startOverride w:val="1"/>
+    </w:lvlOverride>
+    <w:lvlOverride w:ilvl="2">
+      <w:startOverride w:val="1"/>
+    </w:lvlOverride>
+    <w:lvlOverride w:ilvl="3">
+      <w:startOverride w:val="1"/>
+    </w:lvlOverride>
+    <w:lvlOverride w:ilvl="4">
+      <w:startOverride w:val="1"/>
+    </w:lvlOverride>
+    <w:lvlOverride w:ilvl="5">
+      <w:startOverride w:val="1"/>
+    </w:lvlOverride>
+    <w:lvlOverride w:ilvl="6">
+      <w:startOverride w:val="1"/>
+    </w:lvlOverride>
+    <w:lvlOverride w:ilvl="7">
+      <w:startOverride w:val="1"/>
+    </w:lvlOverride>
+    <w:lvlOverride w:ilvl="8">
+      <w:startOverride w:val="1"/>
+    </w:lvlOverride>
+  </w:num>
+  <w:num w:numId="39" w16cid:durableId="1095322771">
+    <w:abstractNumId w:val="10"/>
+    <w:lvlOverride w:ilvl="0">
+      <w:startOverride w:val="1"/>
+    </w:lvlOverride>
+    <w:lvlOverride w:ilvl="1">
+      <w:startOverride w:val="1"/>
+    </w:lvlOverride>
+    <w:lvlOverride w:ilvl="2">
+      <w:startOverride w:val="1"/>
+    </w:lvlOverride>
+    <w:lvlOverride w:ilvl="3">
+      <w:startOverride w:val="1"/>
+    </w:lvlOverride>
+    <w:lvlOverride w:ilvl="4">
+      <w:startOverride w:val="1"/>
+    </w:lvlOverride>
+    <w:lvlOverride w:ilvl="5">
+      <w:startOverride w:val="1"/>
+    </w:lvlOverride>
+    <w:lvlOverride w:ilvl="6">
+      <w:startOverride w:val="1"/>
+    </w:lvlOverride>
+    <w:lvlOverride w:ilvl="7">
+      <w:startOverride w:val="1"/>
+    </w:lvlOverride>
+    <w:lvlOverride w:ilvl="8">
+      <w:startOverride w:val="1"/>
+    </w:lvlOverride>
+  </w:num>
+  <w:num w:numId="40" w16cid:durableId="1844852213">
+    <w:abstractNumId w:val="10"/>
+    <w:lvlOverride w:ilvl="0">
+      <w:startOverride w:val="1"/>
+    </w:lvlOverride>
+    <w:lvlOverride w:ilvl="1">
+      <w:startOverride w:val="1"/>
+    </w:lvlOverride>
+    <w:lvlOverride w:ilvl="2">
+      <w:startOverride w:val="1"/>
+    </w:lvlOverride>
+    <w:lvlOverride w:ilvl="3">
+      <w:startOverride w:val="1"/>
+    </w:lvlOverride>
+    <w:lvlOverride w:ilvl="4">
+      <w:startOverride w:val="1"/>
+    </w:lvlOverride>
+    <w:lvlOverride w:ilvl="5">
+      <w:startOverride w:val="1"/>
+    </w:lvlOverride>
+    <w:lvlOverride w:ilvl="6">
+      <w:startOverride w:val="1"/>
+    </w:lvlOverride>
+    <w:lvlOverride w:ilvl="7">
+      <w:startOverride w:val="1"/>
+    </w:lvlOverride>
+    <w:lvlOverride w:ilvl="8">
+      <w:startOverride w:val="1"/>
+    </w:lvlOverride>
+  </w:num>
+  <w:num w:numId="41" w16cid:durableId="1391685008">
+    <w:abstractNumId w:val="10"/>
+    <w:lvlOverride w:ilvl="0">
+      <w:startOverride w:val="1"/>
+    </w:lvlOverride>
+    <w:lvlOverride w:ilvl="1">
+      <w:startOverride w:val="1"/>
+    </w:lvlOverride>
+    <w:lvlOverride w:ilvl="2">
+      <w:startOverride w:val="1"/>
+    </w:lvlOverride>
+    <w:lvlOverride w:ilvl="3">
+      <w:startOverride w:val="1"/>
+    </w:lvlOverride>
+    <w:lvlOverride w:ilvl="4">
+      <w:startOverride w:val="1"/>
+    </w:lvlOverride>
+    <w:lvlOverride w:ilvl="5">
+      <w:startOverride w:val="1"/>
+    </w:lvlOverride>
+    <w:lvlOverride w:ilvl="6">
+      <w:startOverride w:val="1"/>
+    </w:lvlOverride>
+    <w:lvlOverride w:ilvl="7">
+      <w:startOverride w:val="1"/>
+    </w:lvlOverride>
+    <w:lvlOverride w:ilvl="8">
+      <w:startOverride w:val="1"/>
+    </w:lvlOverride>
+  </w:num>
+  <w:num w:numId="42" w16cid:durableId="892934973">
+    <w:abstractNumId w:val="10"/>
+    <w:lvlOverride w:ilvl="0">
+      <w:startOverride w:val="1"/>
+    </w:lvlOverride>
+    <w:lvlOverride w:ilvl="1">
+      <w:startOverride w:val="1"/>
+    </w:lvlOverride>
+    <w:lvlOverride w:ilvl="2">
+      <w:startOverride w:val="1"/>
+    </w:lvlOverride>
+    <w:lvlOverride w:ilvl="3">
+      <w:startOverride w:val="1"/>
+    </w:lvlOverride>
+    <w:lvlOverride w:ilvl="4">
+      <w:startOverride w:val="1"/>
+    </w:lvlOverride>
+    <w:lvlOverride w:ilvl="5">
+      <w:startOverride w:val="1"/>
+    </w:lvlOverride>
+    <w:lvlOverride w:ilvl="6">
+      <w:startOverride w:val="1"/>
+    </w:lvlOverride>
+    <w:lvlOverride w:ilvl="7">
+      <w:startOverride w:val="1"/>
+    </w:lvlOverride>
+    <w:lvlOverride w:ilvl="8">
+      <w:startOverride w:val="1"/>
+    </w:lvlOverride>
+  </w:num>
+  <w:num w:numId="43" w16cid:durableId="1016999726">
+    <w:abstractNumId w:val="10"/>
+    <w:lvlOverride w:ilvl="0">
+      <w:startOverride w:val="1"/>
+    </w:lvlOverride>
+    <w:lvlOverride w:ilvl="1">
+      <w:startOverride w:val="1"/>
+    </w:lvlOverride>
+    <w:lvlOverride w:ilvl="2">
+      <w:startOverride w:val="1"/>
+    </w:lvlOverride>
+    <w:lvlOverride w:ilvl="3">
+      <w:startOverride w:val="1"/>
+    </w:lvlOverride>
+    <w:lvlOverride w:ilvl="4">
+      <w:startOverride w:val="1"/>
+    </w:lvlOverride>
+    <w:lvlOverride w:ilvl="5">
+      <w:startOverride w:val="1"/>
+    </w:lvlOverride>
+    <w:lvlOverride w:ilvl="6">
+      <w:startOverride w:val="1"/>
+    </w:lvlOverride>
+    <w:lvlOverride w:ilvl="7">
+      <w:startOverride w:val="1"/>
+    </w:lvlOverride>
+    <w:lvlOverride w:ilvl="8">
+      <w:startOverride w:val="1"/>
+    </w:lvlOverride>
+  </w:num>
+  <w:num w:numId="44" w16cid:durableId="1151097116">
+    <w:abstractNumId w:val="11"/>
+  </w:num>
+  <w:num w:numId="45" w16cid:durableId="1748529093">
     <w:abstractNumId w:val="21"/>
   </w:num>
-  <w:num w:numId="20" w16cid:durableId="1690836257">
-    <w:abstractNumId w:val="10"/>
-  </w:num>
-  <w:num w:numId="21" w16cid:durableId="1675643415">
-    <w:abstractNumId w:val="9"/>
-  </w:num>
-  <w:num w:numId="22" w16cid:durableId="1180005907">
-    <w:abstractNumId w:val="6"/>
-  </w:num>
-  <w:num w:numId="23" w16cid:durableId="315652025">
-    <w:abstractNumId w:val="14"/>
-  </w:num>
-  <w:num w:numId="24" w16cid:durableId="1210150553">
-    <w:abstractNumId w:val="7"/>
-    <w:lvlOverride w:ilvl="0">
-      <w:startOverride w:val="1"/>
-    </w:lvlOverride>
-    <w:lvlOverride w:ilvl="1">
-      <w:startOverride w:val="1"/>
-    </w:lvlOverride>
-    <w:lvlOverride w:ilvl="2">
-      <w:startOverride w:val="1"/>
-    </w:lvlOverride>
-    <w:lvlOverride w:ilvl="3">
-      <w:startOverride w:val="1"/>
-    </w:lvlOverride>
-    <w:lvlOverride w:ilvl="4">
-      <w:startOverride w:val="1"/>
-    </w:lvlOverride>
-    <w:lvlOverride w:ilvl="5">
-      <w:startOverride w:val="1"/>
-    </w:lvlOverride>
-    <w:lvlOverride w:ilvl="6">
-      <w:startOverride w:val="1"/>
-    </w:lvlOverride>
-    <w:lvlOverride w:ilvl="7">
-      <w:startOverride w:val="1"/>
-    </w:lvlOverride>
-    <w:lvlOverride w:ilvl="8">
-      <w:startOverride w:val="1"/>
-    </w:lvlOverride>
-  </w:num>
-  <w:num w:numId="25" w16cid:durableId="1680236930">
-    <w:abstractNumId w:val="19"/>
-  </w:num>
-  <w:num w:numId="26" w16cid:durableId="1546260881">
-    <w:abstractNumId w:val="7"/>
-    <w:lvlOverride w:ilvl="0">
-      <w:startOverride w:val="1"/>
-    </w:lvlOverride>
-    <w:lvlOverride w:ilvl="1">
-      <w:startOverride w:val="1"/>
-    </w:lvlOverride>
-    <w:lvlOverride w:ilvl="2">
-      <w:startOverride w:val="1"/>
-    </w:lvlOverride>
-    <w:lvlOverride w:ilvl="3">
-      <w:startOverride w:val="1"/>
-    </w:lvlOverride>
-    <w:lvlOverride w:ilvl="4">
-      <w:startOverride w:val="1"/>
-    </w:lvlOverride>
-    <w:lvlOverride w:ilvl="5">
-      <w:startOverride w:val="1"/>
-    </w:lvlOverride>
-    <w:lvlOverride w:ilvl="6">
-      <w:startOverride w:val="1"/>
-    </w:lvlOverride>
-    <w:lvlOverride w:ilvl="7">
-      <w:startOverride w:val="1"/>
-    </w:lvlOverride>
-    <w:lvlOverride w:ilvl="8">
-      <w:startOverride w:val="1"/>
-    </w:lvlOverride>
-  </w:num>
-  <w:num w:numId="27" w16cid:durableId="1045256068">
-    <w:abstractNumId w:val="7"/>
-    <w:lvlOverride w:ilvl="0">
-      <w:startOverride w:val="1"/>
-    </w:lvlOverride>
-    <w:lvlOverride w:ilvl="1">
-      <w:startOverride w:val="1"/>
-    </w:lvlOverride>
-    <w:lvlOverride w:ilvl="2">
-      <w:startOverride w:val="1"/>
-    </w:lvlOverride>
-    <w:lvlOverride w:ilvl="3">
-      <w:startOverride w:val="1"/>
-    </w:lvlOverride>
-    <w:lvlOverride w:ilvl="4">
-      <w:startOverride w:val="1"/>
-    </w:lvlOverride>
-    <w:lvlOverride w:ilvl="5">
-      <w:startOverride w:val="1"/>
-    </w:lvlOverride>
-    <w:lvlOverride w:ilvl="6">
-      <w:startOverride w:val="1"/>
-    </w:lvlOverride>
-    <w:lvlOverride w:ilvl="7">
-      <w:startOverride w:val="1"/>
-    </w:lvlOverride>
-    <w:lvlOverride w:ilvl="8">
-      <w:startOverride w:val="1"/>
-    </w:lvlOverride>
-  </w:num>
-  <w:num w:numId="28" w16cid:durableId="202596421">
-    <w:abstractNumId w:val="7"/>
-    <w:lvlOverride w:ilvl="0">
-      <w:startOverride w:val="1"/>
-    </w:lvlOverride>
-    <w:lvlOverride w:ilvl="1">
-      <w:startOverride w:val="1"/>
-    </w:lvlOverride>
-    <w:lvlOverride w:ilvl="2">
-      <w:startOverride w:val="1"/>
-    </w:lvlOverride>
-    <w:lvlOverride w:ilvl="3">
-      <w:startOverride w:val="1"/>
-    </w:lvlOverride>
-    <w:lvlOverride w:ilvl="4">
-      <w:startOverride w:val="1"/>
-    </w:lvlOverride>
-    <w:lvlOverride w:ilvl="5">
-      <w:startOverride w:val="1"/>
-    </w:lvlOverride>
-    <w:lvlOverride w:ilvl="6">
-      <w:startOverride w:val="1"/>
-    </w:lvlOverride>
-    <w:lvlOverride w:ilvl="7">
-      <w:startOverride w:val="1"/>
-    </w:lvlOverride>
-    <w:lvlOverride w:ilvl="8">
-      <w:startOverride w:val="1"/>
-    </w:lvlOverride>
-  </w:num>
-  <w:num w:numId="29" w16cid:durableId="255676987">
-    <w:abstractNumId w:val="7"/>
-    <w:lvlOverride w:ilvl="0">
-      <w:startOverride w:val="1"/>
-    </w:lvlOverride>
-    <w:lvlOverride w:ilvl="1">
-      <w:startOverride w:val="1"/>
-    </w:lvlOverride>
-    <w:lvlOverride w:ilvl="2">
-      <w:startOverride w:val="1"/>
-    </w:lvlOverride>
-    <w:lvlOverride w:ilvl="3">
-      <w:startOverride w:val="1"/>
-    </w:lvlOverride>
-    <w:lvlOverride w:ilvl="4">
-      <w:startOverride w:val="1"/>
-    </w:lvlOverride>
-    <w:lvlOverride w:ilvl="5">
-      <w:startOverride w:val="1"/>
-    </w:lvlOverride>
-    <w:lvlOverride w:ilvl="6">
-      <w:startOverride w:val="1"/>
-    </w:lvlOverride>
-    <w:lvlOverride w:ilvl="7">
-      <w:startOverride w:val="1"/>
-    </w:lvlOverride>
-    <w:lvlOverride w:ilvl="8">
-      <w:startOverride w:val="1"/>
-    </w:lvlOverride>
-  </w:num>
-  <w:num w:numId="30" w16cid:durableId="1867939323">
-    <w:abstractNumId w:val="7"/>
-    <w:lvlOverride w:ilvl="0">
-      <w:startOverride w:val="1"/>
-    </w:lvlOverride>
-    <w:lvlOverride w:ilvl="1">
-      <w:startOverride w:val="1"/>
-    </w:lvlOverride>
-    <w:lvlOverride w:ilvl="2">
-      <w:startOverride w:val="1"/>
-    </w:lvlOverride>
-    <w:lvlOverride w:ilvl="3">
-      <w:startOverride w:val="1"/>
-    </w:lvlOverride>
-    <w:lvlOverride w:ilvl="4">
-      <w:startOverride w:val="1"/>
-    </w:lvlOverride>
-    <w:lvlOverride w:ilvl="5">
-      <w:startOverride w:val="1"/>
-    </w:lvlOverride>
-    <w:lvlOverride w:ilvl="6">
-      <w:startOverride w:val="1"/>
-    </w:lvlOverride>
-    <w:lvlOverride w:ilvl="7">
-      <w:startOverride w:val="1"/>
-    </w:lvlOverride>
-    <w:lvlOverride w:ilvl="8">
-      <w:startOverride w:val="1"/>
-    </w:lvlOverride>
-  </w:num>
-  <w:num w:numId="31" w16cid:durableId="1857304302">
-    <w:abstractNumId w:val="7"/>
-    <w:lvlOverride w:ilvl="0">
-      <w:startOverride w:val="1"/>
-    </w:lvlOverride>
-    <w:lvlOverride w:ilvl="1">
-      <w:startOverride w:val="1"/>
-    </w:lvlOverride>
-    <w:lvlOverride w:ilvl="2">
-      <w:startOverride w:val="1"/>
-    </w:lvlOverride>
-    <w:lvlOverride w:ilvl="3">
-      <w:startOverride w:val="1"/>
-    </w:lvlOverride>
-    <w:lvlOverride w:ilvl="4">
-      <w:startOverride w:val="1"/>
-    </w:lvlOverride>
-    <w:lvlOverride w:ilvl="5">
-      <w:startOverride w:val="1"/>
-    </w:lvlOverride>
-    <w:lvlOverride w:ilvl="6">
-      <w:startOverride w:val="1"/>
-    </w:lvlOverride>
-    <w:lvlOverride w:ilvl="7">
-      <w:startOverride w:val="1"/>
-    </w:lvlOverride>
-    <w:lvlOverride w:ilvl="8">
-      <w:startOverride w:val="1"/>
-    </w:lvlOverride>
-  </w:num>
-  <w:num w:numId="32" w16cid:durableId="900870276">
-    <w:abstractNumId w:val="7"/>
-    <w:lvlOverride w:ilvl="0">
-      <w:startOverride w:val="1"/>
-    </w:lvlOverride>
-    <w:lvlOverride w:ilvl="1">
-      <w:startOverride w:val="1"/>
-    </w:lvlOverride>
-    <w:lvlOverride w:ilvl="2">
-      <w:startOverride w:val="1"/>
-    </w:lvlOverride>
-    <w:lvlOverride w:ilvl="3">
-      <w:startOverride w:val="1"/>
-    </w:lvlOverride>
-    <w:lvlOverride w:ilvl="4">
-      <w:startOverride w:val="1"/>
-    </w:lvlOverride>
-    <w:lvlOverride w:ilvl="5">
-      <w:startOverride w:val="1"/>
-    </w:lvlOverride>
-    <w:lvlOverride w:ilvl="6">
-      <w:startOverride w:val="1"/>
-    </w:lvlOverride>
-    <w:lvlOverride w:ilvl="7">
-      <w:startOverride w:val="1"/>
-    </w:lvlOverride>
-    <w:lvlOverride w:ilvl="8">
-      <w:startOverride w:val="1"/>
-    </w:lvlOverride>
-  </w:num>
-  <w:num w:numId="33" w16cid:durableId="1786119725">
-    <w:abstractNumId w:val="11"/>
-  </w:num>
-  <w:num w:numId="34" w16cid:durableId="1984967045">
-    <w:abstractNumId w:val="7"/>
-    <w:lvlOverride w:ilvl="0">
-      <w:startOverride w:val="1"/>
-    </w:lvlOverride>
-    <w:lvlOverride w:ilvl="1">
-      <w:startOverride w:val="1"/>
-    </w:lvlOverride>
-    <w:lvlOverride w:ilvl="2">
-      <w:startOverride w:val="1"/>
-    </w:lvlOverride>
-    <w:lvlOverride w:ilvl="3">
-      <w:startOverride w:val="1"/>
-    </w:lvlOverride>
-    <w:lvlOverride w:ilvl="4">
-      <w:startOverride w:val="1"/>
-    </w:lvlOverride>
-    <w:lvlOverride w:ilvl="5">
-      <w:startOverride w:val="1"/>
-    </w:lvlOverride>
-    <w:lvlOverride w:ilvl="6">
-      <w:startOverride w:val="1"/>
-    </w:lvlOverride>
-    <w:lvlOverride w:ilvl="7">
-      <w:startOverride w:val="1"/>
-    </w:lvlOverride>
-    <w:lvlOverride w:ilvl="8">
-      <w:startOverride w:val="1"/>
-    </w:lvlOverride>
-  </w:num>
-  <w:num w:numId="35" w16cid:durableId="1095322771">
-    <w:abstractNumId w:val="7"/>
-    <w:lvlOverride w:ilvl="0">
-      <w:startOverride w:val="1"/>
-    </w:lvlOverride>
-    <w:lvlOverride w:ilvl="1">
-      <w:startOverride w:val="1"/>
-    </w:lvlOverride>
-    <w:lvlOverride w:ilvl="2">
-      <w:startOverride w:val="1"/>
-    </w:lvlOverride>
-    <w:lvlOverride w:ilvl="3">
-      <w:startOverride w:val="1"/>
-    </w:lvlOverride>
-    <w:lvlOverride w:ilvl="4">
-      <w:startOverride w:val="1"/>
-    </w:lvlOverride>
-    <w:lvlOverride w:ilvl="5">
-      <w:startOverride w:val="1"/>
-    </w:lvlOverride>
-    <w:lvlOverride w:ilvl="6">
-      <w:startOverride w:val="1"/>
-    </w:lvlOverride>
-    <w:lvlOverride w:ilvl="7">
-      <w:startOverride w:val="1"/>
-    </w:lvlOverride>
-    <w:lvlOverride w:ilvl="8">
-      <w:startOverride w:val="1"/>
-    </w:lvlOverride>
-  </w:num>
-  <w:num w:numId="36" w16cid:durableId="1844852213">
-    <w:abstractNumId w:val="7"/>
-    <w:lvlOverride w:ilvl="0">
-      <w:startOverride w:val="1"/>
-    </w:lvlOverride>
-    <w:lvlOverride w:ilvl="1">
-      <w:startOverride w:val="1"/>
-    </w:lvlOverride>
-    <w:lvlOverride w:ilvl="2">
-      <w:startOverride w:val="1"/>
-    </w:lvlOverride>
-    <w:lvlOverride w:ilvl="3">
-      <w:startOverride w:val="1"/>
-    </w:lvlOverride>
-    <w:lvlOverride w:ilvl="4">
-      <w:startOverride w:val="1"/>
-    </w:lvlOverride>
-    <w:lvlOverride w:ilvl="5">
-      <w:startOverride w:val="1"/>
-    </w:lvlOverride>
-    <w:lvlOverride w:ilvl="6">
-      <w:startOverride w:val="1"/>
-    </w:lvlOverride>
-    <w:lvlOverride w:ilvl="7">
-      <w:startOverride w:val="1"/>
-    </w:lvlOverride>
-    <w:lvlOverride w:ilvl="8">
-      <w:startOverride w:val="1"/>
-    </w:lvlOverride>
-  </w:num>
-  <w:num w:numId="37" w16cid:durableId="1391685008">
-    <w:abstractNumId w:val="7"/>
-    <w:lvlOverride w:ilvl="0">
-      <w:startOverride w:val="1"/>
-    </w:lvlOverride>
-    <w:lvlOverride w:ilvl="1">
-      <w:startOverride w:val="1"/>
-    </w:lvlOverride>
-    <w:lvlOverride w:ilvl="2">
-      <w:startOverride w:val="1"/>
-    </w:lvlOverride>
-    <w:lvlOverride w:ilvl="3">
-      <w:startOverride w:val="1"/>
-    </w:lvlOverride>
-    <w:lvlOverride w:ilvl="4">
-      <w:startOverride w:val="1"/>
-    </w:lvlOverride>
-    <w:lvlOverride w:ilvl="5">
-      <w:startOverride w:val="1"/>
-    </w:lvlOverride>
-    <w:lvlOverride w:ilvl="6">
-      <w:startOverride w:val="1"/>
-    </w:lvlOverride>
-    <w:lvlOverride w:ilvl="7">
-      <w:startOverride w:val="1"/>
-    </w:lvlOverride>
-    <w:lvlOverride w:ilvl="8">
-      <w:startOverride w:val="1"/>
-    </w:lvlOverride>
-  </w:num>
-  <w:num w:numId="38" w16cid:durableId="892934973">
-    <w:abstractNumId w:val="7"/>
-    <w:lvlOverride w:ilvl="0">
-      <w:startOverride w:val="1"/>
-    </w:lvlOverride>
-    <w:lvlOverride w:ilvl="1">
-      <w:startOverride w:val="1"/>
-    </w:lvlOverride>
-    <w:lvlOverride w:ilvl="2">
-      <w:startOverride w:val="1"/>
-    </w:lvlOverride>
-    <w:lvlOverride w:ilvl="3">
-      <w:startOverride w:val="1"/>
-    </w:lvlOverride>
-    <w:lvlOverride w:ilvl="4">
-      <w:startOverride w:val="1"/>
-    </w:lvlOverride>
-    <w:lvlOverride w:ilvl="5">
-      <w:startOverride w:val="1"/>
-    </w:lvlOverride>
-    <w:lvlOverride w:ilvl="6">
-      <w:startOverride w:val="1"/>
-    </w:lvlOverride>
-    <w:lvlOverride w:ilvl="7">
-      <w:startOverride w:val="1"/>
-    </w:lvlOverride>
-    <w:lvlOverride w:ilvl="8">
-      <w:startOverride w:val="1"/>
-    </w:lvlOverride>
-  </w:num>
-  <w:num w:numId="39" w16cid:durableId="1016999726">
-    <w:abstractNumId w:val="7"/>
-    <w:lvlOverride w:ilvl="0">
-      <w:startOverride w:val="1"/>
-    </w:lvlOverride>
-    <w:lvlOverride w:ilvl="1">
-      <w:startOverride w:val="1"/>
-    </w:lvlOverride>
-    <w:lvlOverride w:ilvl="2">
-      <w:startOverride w:val="1"/>
-    </w:lvlOverride>
-    <w:lvlOverride w:ilvl="3">
-      <w:startOverride w:val="1"/>
-    </w:lvlOverride>
-    <w:lvlOverride w:ilvl="4">
-      <w:startOverride w:val="1"/>
-    </w:lvlOverride>
-    <w:lvlOverride w:ilvl="5">
-      <w:startOverride w:val="1"/>
-    </w:lvlOverride>
-    <w:lvlOverride w:ilvl="6">
-      <w:startOverride w:val="1"/>
-    </w:lvlOverride>
-    <w:lvlOverride w:ilvl="7">
-      <w:startOverride w:val="1"/>
-    </w:lvlOverride>
-    <w:lvlOverride w:ilvl="8">
-      <w:startOverride w:val="1"/>
-    </w:lvlOverride>
-  </w:num>
-  <w:num w:numId="40" w16cid:durableId="1151097116">
+  <w:num w:numId="46" w16cid:durableId="1288582780">
     <w:abstractNumId w:val="8"/>
   </w:num>
-  <w:num w:numId="41" w16cid:durableId="1748529093">
-    <w:abstractNumId w:val="16"/>
+  <w:num w:numId="47" w16cid:durableId="13771043">
+    <w:abstractNumId w:val="13"/>
   </w:num>
 </w:numbering>
 </file>
 
 <file path=word/styles.xml><?xml version="1.0" encoding="utf-8"?>
-<w:styles xmlns:wp14="http://schemas.microsoft.com/office/word/2010/wordprocessingDrawing" xmlns:mc="http://schemas.openxmlformats.org/markup-compatibility/2006" xmlns:r="http://schemas.openxmlformats.org/officeDocument/2006/relationships" xmlns:w="http://schemas.openxmlformats.org/wordprocessingml/2006/main" xmlns:w14="http://schemas.microsoft.com/office/word/2010/wordml" xmlns:w15="http://schemas.microsoft.com/office/word/2012/wordml" xmlns:w16cex="http://schemas.microsoft.com/office/word/2018/wordml/cex" xmlns:w16cid="http://schemas.microsoft.com/office/word/2016/wordml/cid" xmlns:w16="http://schemas.microsoft.com/office/word/2018/wordml" xmlns:w16du="http://schemas.microsoft.com/office/word/2023/wordml/word16du" xmlns:w16sdtdh="http://schemas.microsoft.com/office/word/2020/wordml/sdtdatahash" xmlns:w16sdtfl="http://schemas.microsoft.com/office/word/2024/wordml/sdtformatlock" xmlns:w16se="http://schemas.microsoft.com/office/word/2015/wordml/symex" mc:Ignorable="w14 w15 w16se w16cid w16 w16cex w16sdtdh w16sdtfl w16du wp14">
+<w:styles xmlns:mc="http://schemas.openxmlformats.org/markup-compatibility/2006" xmlns:r="http://schemas.openxmlformats.org/officeDocument/2006/relationships" xmlns:w="http://schemas.openxmlformats.org/wordprocessingml/2006/main" xmlns:w14="http://schemas.microsoft.com/office/word/2010/wordml" xmlns:w15="http://schemas.microsoft.com/office/word/2012/wordml" xmlns:w16cex="http://schemas.microsoft.com/office/word/2018/wordml/cex" xmlns:w16cid="http://schemas.microsoft.com/office/word/2016/wordml/cid" xmlns:w16="http://schemas.microsoft.com/office/word/2018/wordml" xmlns:w16du="http://schemas.microsoft.com/office/word/2023/wordml/word16du" xmlns:w16sdtdh="http://schemas.microsoft.com/office/word/2020/wordml/sdtdatahash" xmlns:w16sdtfl="http://schemas.microsoft.com/office/word/2024/wordml/sdtformatlock" xmlns:w16se="http://schemas.microsoft.com/office/word/2015/wordml/symex" mc:Ignorable="w14 w15 w16se w16cid w16 w16cex w16sdtdh w16sdtfl w16du">
   <w:docDefaults>
     <w:rPrDefault>
       <w:rPr>
-        <w:rFonts w:ascii="Times New Roman" w:hAnsi="Times New Roman" w:eastAsia="Times New Roman" w:cs="Times New Roman"/>
+        <w:rFonts w:ascii="Times New Roman" w:eastAsia="Times New Roman" w:hAnsi="Times New Roman" w:cs="Times New Roman"/>
         <w:lang w:val="it-IT" w:eastAsia="it-IT" w:bidi="ar-SA"/>
       </w:rPr>
     </w:rPrDefault>
@@ -9149,12 +9687,12 @@
     <w:lsdException w:name="heading 1" w:uiPriority="9" w:qFormat="1"/>
     <w:lsdException w:name="heading 2" w:uiPriority="9" w:qFormat="1"/>
     <w:lsdException w:name="heading 3" w:uiPriority="9" w:qFormat="1"/>
-    <w:lsdException w:name="heading 4" w:uiPriority="9" w:semiHidden="1" w:unhideWhenUsed="1" w:qFormat="1"/>
-    <w:lsdException w:name="heading 5" w:uiPriority="9" w:semiHidden="1" w:unhideWhenUsed="1" w:qFormat="1"/>
-    <w:lsdException w:name="heading 6" w:uiPriority="9" w:semiHidden="1" w:unhideWhenUsed="1" w:qFormat="1"/>
-    <w:lsdException w:name="heading 7" w:uiPriority="9" w:semiHidden="1" w:unhideWhenUsed="1" w:qFormat="1"/>
-    <w:lsdException w:name="heading 8" w:uiPriority="9" w:semiHidden="1" w:unhideWhenUsed="1" w:qFormat="1"/>
-    <w:lsdException w:name="heading 9" w:uiPriority="9" w:semiHidden="1" w:unhideWhenUsed="1" w:qFormat="1"/>
+    <w:lsdException w:name="heading 4" w:semiHidden="1" w:uiPriority="9" w:unhideWhenUsed="1" w:qFormat="1"/>
+    <w:lsdException w:name="heading 5" w:semiHidden="1" w:uiPriority="9" w:unhideWhenUsed="1" w:qFormat="1"/>
+    <w:lsdException w:name="heading 6" w:semiHidden="1" w:uiPriority="9" w:unhideWhenUsed="1" w:qFormat="1"/>
+    <w:lsdException w:name="heading 7" w:semiHidden="1" w:uiPriority="9" w:unhideWhenUsed="1" w:qFormat="1"/>
+    <w:lsdException w:name="heading 8" w:semiHidden="1" w:uiPriority="9" w:unhideWhenUsed="1" w:qFormat="1"/>
+    <w:lsdException w:name="heading 9" w:semiHidden="1" w:uiPriority="9" w:unhideWhenUsed="1" w:qFormat="1"/>
     <w:lsdException w:name="index 1" w:semiHidden="1" w:unhideWhenUsed="1"/>
     <w:lsdException w:name="index 2" w:semiHidden="1" w:unhideWhenUsed="1"/>
     <w:lsdException w:name="index 3" w:semiHidden="1" w:unhideWhenUsed="1"/>
@@ -9164,22 +9702,22 @@
     <w:lsdException w:name="index 7" w:semiHidden="1" w:unhideWhenUsed="1"/>
     <w:lsdException w:name="index 8" w:semiHidden="1" w:unhideWhenUsed="1"/>
     <w:lsdException w:name="index 9" w:semiHidden="1" w:unhideWhenUsed="1"/>
-    <w:lsdException w:name="toc 1" w:uiPriority="39" w:semiHidden="1" w:unhideWhenUsed="1"/>
-    <w:lsdException w:name="toc 2" w:uiPriority="39" w:semiHidden="1" w:unhideWhenUsed="1"/>
-    <w:lsdException w:name="toc 3" w:uiPriority="39" w:semiHidden="1" w:unhideWhenUsed="1"/>
-    <w:lsdException w:name="toc 4" w:uiPriority="39" w:semiHidden="1" w:unhideWhenUsed="1"/>
-    <w:lsdException w:name="toc 5" w:uiPriority="39" w:semiHidden="1" w:unhideWhenUsed="1"/>
-    <w:lsdException w:name="toc 6" w:uiPriority="39" w:semiHidden="1" w:unhideWhenUsed="1"/>
-    <w:lsdException w:name="toc 7" w:uiPriority="39" w:semiHidden="1" w:unhideWhenUsed="1"/>
-    <w:lsdException w:name="toc 8" w:uiPriority="39" w:semiHidden="1" w:unhideWhenUsed="1"/>
-    <w:lsdException w:name="toc 9" w:uiPriority="39" w:semiHidden="1" w:unhideWhenUsed="1"/>
+    <w:lsdException w:name="toc 1" w:semiHidden="1" w:uiPriority="39" w:unhideWhenUsed="1"/>
+    <w:lsdException w:name="toc 2" w:semiHidden="1" w:uiPriority="39" w:unhideWhenUsed="1"/>
+    <w:lsdException w:name="toc 3" w:semiHidden="1" w:uiPriority="39" w:unhideWhenUsed="1"/>
+    <w:lsdException w:name="toc 4" w:semiHidden="1" w:uiPriority="39" w:unhideWhenUsed="1"/>
+    <w:lsdException w:name="toc 5" w:semiHidden="1" w:uiPriority="39" w:unhideWhenUsed="1"/>
+    <w:lsdException w:name="toc 6" w:semiHidden="1" w:uiPriority="39" w:unhideWhenUsed="1"/>
+    <w:lsdException w:name="toc 7" w:semiHidden="1" w:uiPriority="39" w:unhideWhenUsed="1"/>
+    <w:lsdException w:name="toc 8" w:semiHidden="1" w:uiPriority="39" w:unhideWhenUsed="1"/>
+    <w:lsdException w:name="toc 9" w:semiHidden="1" w:uiPriority="39" w:unhideWhenUsed="1"/>
     <w:lsdException w:name="Normal Indent" w:semiHidden="1" w:unhideWhenUsed="1"/>
     <w:lsdException w:name="footnote text" w:semiHidden="1" w:unhideWhenUsed="1"/>
     <w:lsdException w:name="annotation text" w:semiHidden="1" w:unhideWhenUsed="1"/>
     <w:lsdException w:name="header" w:semiHidden="1" w:unhideWhenUsed="1"/>
     <w:lsdException w:name="footer" w:semiHidden="1" w:unhideWhenUsed="1"/>
     <w:lsdException w:name="index heading" w:semiHidden="1" w:unhideWhenUsed="1"/>
-    <w:lsdException w:name="caption" w:uiPriority="35" w:semiHidden="1" w:unhideWhenUsed="1" w:qFormat="1"/>
+    <w:lsdException w:name="caption" w:semiHidden="1" w:uiPriority="35" w:unhideWhenUsed="1" w:qFormat="1"/>
     <w:lsdException w:name="table of figures" w:semiHidden="1" w:unhideWhenUsed="1"/>
     <w:lsdException w:name="envelope address" w:semiHidden="1" w:unhideWhenUsed="1"/>
     <w:lsdException w:name="envelope return" w:semiHidden="1" w:unhideWhenUsed="1"/>
@@ -9210,7 +9748,7 @@
     <w:lsdException w:name="Title" w:uiPriority="10" w:qFormat="1"/>
     <w:lsdException w:name="Closing" w:semiHidden="1" w:unhideWhenUsed="1"/>
     <w:lsdException w:name="Signature" w:semiHidden="1" w:unhideWhenUsed="1"/>
-    <w:lsdException w:name="Default Paragraph Font" w:uiPriority="1" w:semiHidden="1" w:unhideWhenUsed="1"/>
+    <w:lsdException w:name="Default Paragraph Font" w:semiHidden="1" w:uiPriority="1" w:unhideWhenUsed="1"/>
     <w:lsdException w:name="Body Text" w:semiHidden="1" w:unhideWhenUsed="1"/>
     <w:lsdException w:name="Body Text Indent" w:semiHidden="1" w:unhideWhenUsed="1"/>
     <w:lsdException w:name="List Continue" w:semiHidden="1" w:unhideWhenUsed="1"/>
@@ -9411,7 +9949,7 @@
     <w:lsdException w:name="Intense Reference" w:uiPriority="68" w:qFormat="1"/>
     <w:lsdException w:name="Book Title" w:uiPriority="69" w:qFormat="1"/>
     <w:lsdException w:name="Bibliography" w:uiPriority="70"/>
-    <w:lsdException w:name="TOC Heading" w:uiPriority="71" w:semiHidden="1" w:unhideWhenUsed="1" w:qFormat="1"/>
+    <w:lsdException w:name="TOC Heading" w:semiHidden="1" w:uiPriority="71" w:unhideWhenUsed="1" w:qFormat="1"/>
     <w:lsdException w:name="Plain Table 1" w:uiPriority="72"/>
     <w:lsdException w:name="Plain Table 2" w:uiPriority="73"/>
     <w:lsdException w:name="Plain Table 3" w:uiPriority="19" w:qFormat="1"/>
@@ -9522,7 +10060,7 @@
     <w:lsdException w:name="Unresolved Mention" w:semiHidden="1" w:unhideWhenUsed="1"/>
     <w:lsdException w:name="Smart Link" w:semiHidden="1" w:unhideWhenUsed="1"/>
   </w:latentStyles>
-  <w:style w:type="paragraph" w:styleId="Normal" w:default="1">
+  <w:style w:type="paragraph" w:default="1" w:styleId="Normal">
     <w:name w:val="Normal"/>
     <w:qFormat/>
     <w:pPr>
@@ -9545,7 +10083,7 @@
     <w:pPr>
       <w:numPr>
         <w:ilvl w:val="1"/>
-        <w:numId w:val="8"/>
+        <w:numId w:val="12"/>
       </w:numPr>
       <w:outlineLvl w:val="1"/>
     </w:pPr>
@@ -9570,26 +10108,26 @@
       <w:keepNext/>
       <w:numPr>
         <w:ilvl w:val="2"/>
-        <w:numId w:val="8"/>
+        <w:numId w:val="12"/>
       </w:numPr>
       <w:spacing w:before="240" w:after="60"/>
       <w:outlineLvl w:val="2"/>
     </w:pPr>
     <w:rPr>
-      <w:rFonts w:ascii="Calibri" w:hAnsi="Calibri" w:eastAsia="MS Gothic"/>
+      <w:rFonts w:ascii="Calibri" w:eastAsia="MS Gothic" w:hAnsi="Calibri"/>
       <w:b/>
       <w:bCs/>
       <w:sz w:val="26"/>
       <w:szCs w:val="26"/>
     </w:rPr>
   </w:style>
-  <w:style w:type="character" w:styleId="DefaultParagraphFont" w:default="1">
+  <w:style w:type="character" w:default="1" w:styleId="DefaultParagraphFont">
     <w:name w:val="Default Paragraph Font"/>
     <w:uiPriority w:val="1"/>
     <w:semiHidden/>
     <w:unhideWhenUsed/>
   </w:style>
-  <w:style w:type="table" w:styleId="TableNormal" w:default="1">
+  <w:style w:type="table" w:default="1" w:styleId="TableNormal">
     <w:name w:val="Normal Table"/>
     <w:uiPriority w:val="99"/>
     <w:semiHidden/>
@@ -9604,138 +10142,138 @@
       </w:tblCellMar>
     </w:tblPr>
   </w:style>
-  <w:style w:type="numbering" w:styleId="NoList" w:default="1">
+  <w:style w:type="numbering" w:default="1" w:styleId="NoList">
     <w:name w:val="No List"/>
     <w:uiPriority w:val="99"/>
     <w:semiHidden/>
     <w:unhideWhenUsed/>
   </w:style>
-  <w:style w:type="character" w:styleId="WW8Num1z1" w:customStyle="1">
+  <w:style w:type="character" w:customStyle="1" w:styleId="WW8Num1z1">
     <w:name w:val="WW8Num1z1"/>
     <w:rPr>
       <w:b/>
     </w:rPr>
   </w:style>
-  <w:style w:type="character" w:styleId="WW8Num3z0" w:customStyle="1">
+  <w:style w:type="character" w:customStyle="1" w:styleId="WW8Num3z0">
     <w:name w:val="WW8Num3z0"/>
     <w:rPr>
       <w:rFonts w:ascii="Times New Roman" w:hAnsi="Times New Roman" w:cs="Times New Roman"/>
     </w:rPr>
   </w:style>
-  <w:style w:type="character" w:styleId="WW8Num3z1" w:customStyle="1">
+  <w:style w:type="character" w:customStyle="1" w:styleId="WW8Num3z1">
     <w:name w:val="WW8Num3z1"/>
     <w:rPr>
       <w:rFonts w:ascii="Courier New" w:hAnsi="Courier New" w:cs="Courier New"/>
     </w:rPr>
   </w:style>
-  <w:style w:type="character" w:styleId="WW8Num3z2" w:customStyle="1">
+  <w:style w:type="character" w:customStyle="1" w:styleId="WW8Num3z2">
     <w:name w:val="WW8Num3z2"/>
     <w:rPr>
       <w:rFonts w:ascii="Wingdings" w:hAnsi="Wingdings"/>
     </w:rPr>
   </w:style>
-  <w:style w:type="character" w:styleId="WW8Num3z3" w:customStyle="1">
+  <w:style w:type="character" w:customStyle="1" w:styleId="WW8Num3z3">
     <w:name w:val="WW8Num3z3"/>
     <w:rPr>
       <w:rFonts w:ascii="Symbol" w:hAnsi="Symbol"/>
     </w:rPr>
   </w:style>
-  <w:style w:type="character" w:styleId="WW8Num5z0" w:customStyle="1">
+  <w:style w:type="character" w:customStyle="1" w:styleId="WW8Num5z0">
     <w:name w:val="WW8Num5z0"/>
     <w:rPr>
       <w:rFonts w:ascii="Wingdings" w:hAnsi="Wingdings"/>
     </w:rPr>
   </w:style>
-  <w:style w:type="character" w:styleId="WW8Num5z1" w:customStyle="1">
+  <w:style w:type="character" w:customStyle="1" w:styleId="WW8Num5z1">
     <w:name w:val="WW8Num5z1"/>
     <w:rPr>
       <w:rFonts w:ascii="Courier New" w:hAnsi="Courier New" w:cs="Courier New"/>
     </w:rPr>
   </w:style>
-  <w:style w:type="character" w:styleId="WW8Num5z3" w:customStyle="1">
+  <w:style w:type="character" w:customStyle="1" w:styleId="WW8Num5z3">
     <w:name w:val="WW8Num5z3"/>
     <w:rPr>
       <w:rFonts w:ascii="Symbol" w:hAnsi="Symbol"/>
     </w:rPr>
   </w:style>
-  <w:style w:type="character" w:styleId="WW8Num6z0" w:customStyle="1">
+  <w:style w:type="character" w:customStyle="1" w:styleId="WW8Num6z0">
     <w:name w:val="WW8Num6z0"/>
     <w:rPr>
       <w:rFonts w:ascii="Symbol" w:hAnsi="Symbol"/>
     </w:rPr>
   </w:style>
-  <w:style w:type="character" w:styleId="WW8Num7z0" w:customStyle="1">
+  <w:style w:type="character" w:customStyle="1" w:styleId="WW8Num7z0">
     <w:name w:val="WW8Num7z0"/>
     <w:rPr>
       <w:rFonts w:ascii="Symbol" w:hAnsi="Symbol"/>
     </w:rPr>
   </w:style>
-  <w:style w:type="character" w:styleId="WW8Num8z0" w:customStyle="1">
+  <w:style w:type="character" w:customStyle="1" w:styleId="WW8Num8z0">
     <w:name w:val="WW8Num8z0"/>
     <w:rPr>
-      <w:rFonts w:ascii="Century Gothic" w:hAnsi="Century Gothic" w:eastAsia="Calibri" w:cs="Times New Roman"/>
-    </w:rPr>
-  </w:style>
-  <w:style w:type="character" w:styleId="WW8Num8z1" w:customStyle="1">
+      <w:rFonts w:ascii="Century Gothic" w:eastAsia="Calibri" w:hAnsi="Century Gothic" w:cs="Times New Roman"/>
+    </w:rPr>
+  </w:style>
+  <w:style w:type="character" w:customStyle="1" w:styleId="WW8Num8z1">
     <w:name w:val="WW8Num8z1"/>
     <w:rPr>
       <w:rFonts w:ascii="Courier New" w:hAnsi="Courier New" w:cs="Courier New"/>
     </w:rPr>
   </w:style>
-  <w:style w:type="character" w:styleId="WW8Num8z2" w:customStyle="1">
+  <w:style w:type="character" w:customStyle="1" w:styleId="WW8Num8z2">
     <w:name w:val="WW8Num8z2"/>
     <w:rPr>
       <w:rFonts w:ascii="Wingdings" w:hAnsi="Wingdings"/>
     </w:rPr>
   </w:style>
-  <w:style w:type="character" w:styleId="WW8Num8z3" w:customStyle="1">
+  <w:style w:type="character" w:customStyle="1" w:styleId="WW8Num8z3">
     <w:name w:val="WW8Num8z3"/>
     <w:rPr>
       <w:rFonts w:ascii="Symbol" w:hAnsi="Symbol"/>
     </w:rPr>
   </w:style>
-  <w:style w:type="character" w:styleId="WW8Num9z0" w:customStyle="1">
+  <w:style w:type="character" w:customStyle="1" w:styleId="WW8Num9z0">
     <w:name w:val="WW8Num9z0"/>
     <w:rPr>
       <w:rFonts w:ascii="Wingdings" w:hAnsi="Wingdings"/>
     </w:rPr>
   </w:style>
-  <w:style w:type="character" w:styleId="WW8Num9z1" w:customStyle="1">
+  <w:style w:type="character" w:customStyle="1" w:styleId="WW8Num9z1">
     <w:name w:val="WW8Num9z1"/>
     <w:rPr>
       <w:rFonts w:ascii="Courier New" w:hAnsi="Courier New" w:cs="Courier New"/>
     </w:rPr>
   </w:style>
-  <w:style w:type="character" w:styleId="WW8Num9z3" w:customStyle="1">
+  <w:style w:type="character" w:customStyle="1" w:styleId="WW8Num9z3">
     <w:name w:val="WW8Num9z3"/>
     <w:rPr>
       <w:rFonts w:ascii="Symbol" w:hAnsi="Symbol"/>
     </w:rPr>
   </w:style>
-  <w:style w:type="character" w:styleId="WW8Num10z1" w:customStyle="1">
+  <w:style w:type="character" w:customStyle="1" w:styleId="WW8Num10z1">
     <w:name w:val="WW8Num10z1"/>
     <w:rPr>
       <w:b/>
     </w:rPr>
   </w:style>
-  <w:style w:type="character" w:styleId="Carpredefinitoparagrafo2" w:customStyle="1">
+  <w:style w:type="character" w:customStyle="1" w:styleId="Carpredefinitoparagrafo2">
     <w:name w:val="Car. predefinito paragrafo2"/>
   </w:style>
-  <w:style w:type="character" w:styleId="Carpredefinitoparagrafo1" w:customStyle="1">
+  <w:style w:type="character" w:customStyle="1" w:styleId="Carpredefinitoparagrafo1">
     <w:name w:val="Car. predefinito paragrafo1"/>
   </w:style>
-  <w:style w:type="character" w:styleId="TestofumettoCarattere" w:customStyle="1">
+  <w:style w:type="character" w:customStyle="1" w:styleId="TestofumettoCarattere">
     <w:name w:val="Testo fumetto Carattere"/>
     <w:rPr>
-      <w:rFonts w:ascii="Tahoma" w:hAnsi="Tahoma" w:eastAsia="Times New Roman" w:cs="Tahoma"/>
+      <w:rFonts w:ascii="Tahoma" w:eastAsia="Times New Roman" w:hAnsi="Tahoma" w:cs="Tahoma"/>
       <w:sz w:val="16"/>
       <w:szCs w:val="16"/>
     </w:rPr>
   </w:style>
-  <w:style w:type="character" w:styleId="Titolo2Carattere" w:customStyle="1">
+  <w:style w:type="character" w:customStyle="1" w:styleId="Titolo2Carattere">
     <w:name w:val="Titolo 2 Carattere"/>
     <w:rPr>
-      <w:rFonts w:ascii="Cambria" w:hAnsi="Cambria" w:eastAsia="Times New Roman" w:cs="Times New Roman"/>
+      <w:rFonts w:ascii="Cambria" w:eastAsia="Times New Roman" w:hAnsi="Cambria" w:cs="Times New Roman"/>
       <w:b/>
       <w:bCs/>
       <w:i/>
@@ -9744,1303 +10282,1303 @@
       <w:szCs w:val="28"/>
     </w:rPr>
   </w:style>
-  <w:style w:type="character" w:styleId="372836291z1" w:customStyle="1">
+  <w:style w:type="character" w:customStyle="1" w:styleId="372836291z1">
     <w:name w:val="372836291z1"/>
     <w:rPr>
       <w:b/>
     </w:rPr>
   </w:style>
-  <w:style w:type="character" w:styleId="372836293z0" w:customStyle="1">
+  <w:style w:type="character" w:customStyle="1" w:styleId="372836293z0">
     <w:name w:val="372836293z0"/>
     <w:rPr>
       <w:rFonts w:ascii="Times New Roman" w:hAnsi="Times New Roman" w:cs="Times New Roman"/>
     </w:rPr>
   </w:style>
-  <w:style w:type="character" w:styleId="372836293z1" w:customStyle="1">
+  <w:style w:type="character" w:customStyle="1" w:styleId="372836293z1">
     <w:name w:val="372836293z1"/>
     <w:rPr>
       <w:rFonts w:ascii="Courier New" w:hAnsi="Courier New" w:cs="Courier New"/>
     </w:rPr>
   </w:style>
-  <w:style w:type="character" w:styleId="372836293z2" w:customStyle="1">
+  <w:style w:type="character" w:customStyle="1" w:styleId="372836293z2">
     <w:name w:val="372836293z2"/>
     <w:rPr>
       <w:rFonts w:ascii="Wingdings" w:hAnsi="Wingdings"/>
     </w:rPr>
   </w:style>
-  <w:style w:type="character" w:styleId="372836293z3" w:customStyle="1">
+  <w:style w:type="character" w:customStyle="1" w:styleId="372836293z3">
     <w:name w:val="372836293z3"/>
     <w:rPr>
       <w:rFonts w:ascii="Symbol" w:hAnsi="Symbol"/>
     </w:rPr>
   </w:style>
-  <w:style w:type="character" w:styleId="372836295z0" w:customStyle="1">
+  <w:style w:type="character" w:customStyle="1" w:styleId="372836295z0">
     <w:name w:val="372836295z0"/>
     <w:rPr>
       <w:rFonts w:ascii="Wingdings" w:hAnsi="Wingdings"/>
     </w:rPr>
   </w:style>
-  <w:style w:type="character" w:styleId="372836295z1" w:customStyle="1">
+  <w:style w:type="character" w:customStyle="1" w:styleId="372836295z1">
     <w:name w:val="372836295z1"/>
     <w:rPr>
       <w:rFonts w:ascii="Courier New" w:hAnsi="Courier New" w:cs="Courier New"/>
     </w:rPr>
   </w:style>
-  <w:style w:type="character" w:styleId="372836295z3" w:customStyle="1">
+  <w:style w:type="character" w:customStyle="1" w:styleId="372836295z3">
     <w:name w:val="372836295z3"/>
     <w:rPr>
       <w:rFonts w:ascii="Symbol" w:hAnsi="Symbol"/>
     </w:rPr>
   </w:style>
-  <w:style w:type="character" w:styleId="372836296z0" w:customStyle="1">
+  <w:style w:type="character" w:customStyle="1" w:styleId="372836296z0">
     <w:name w:val="372836296z0"/>
     <w:rPr>
       <w:rFonts w:ascii="Symbol" w:hAnsi="Symbol"/>
     </w:rPr>
   </w:style>
-  <w:style w:type="character" w:styleId="372836297z0" w:customStyle="1">
+  <w:style w:type="character" w:customStyle="1" w:styleId="372836297z0">
     <w:name w:val="372836297z0"/>
     <w:rPr>
       <w:rFonts w:ascii="Symbol" w:hAnsi="Symbol"/>
     </w:rPr>
   </w:style>
-  <w:style w:type="character" w:styleId="372836298z0" w:customStyle="1">
+  <w:style w:type="character" w:customStyle="1" w:styleId="372836298z0">
     <w:name w:val="372836298z0"/>
     <w:rPr>
-      <w:rFonts w:ascii="Century Gothic" w:hAnsi="Century Gothic" w:eastAsia="Calibri" w:cs="Times New Roman"/>
-    </w:rPr>
-  </w:style>
-  <w:style w:type="character" w:styleId="372836298z1" w:customStyle="1">
+      <w:rFonts w:ascii="Century Gothic" w:eastAsia="Calibri" w:hAnsi="Century Gothic" w:cs="Times New Roman"/>
+    </w:rPr>
+  </w:style>
+  <w:style w:type="character" w:customStyle="1" w:styleId="372836298z1">
     <w:name w:val="372836298z1"/>
     <w:rPr>
       <w:rFonts w:ascii="Courier New" w:hAnsi="Courier New" w:cs="Courier New"/>
     </w:rPr>
   </w:style>
-  <w:style w:type="character" w:styleId="372836298z2" w:customStyle="1">
+  <w:style w:type="character" w:customStyle="1" w:styleId="372836298z2">
     <w:name w:val="372836298z2"/>
     <w:rPr>
       <w:rFonts w:ascii="Wingdings" w:hAnsi="Wingdings"/>
     </w:rPr>
   </w:style>
-  <w:style w:type="character" w:styleId="372836298z3" w:customStyle="1">
+  <w:style w:type="character" w:customStyle="1" w:styleId="372836298z3">
     <w:name w:val="372836298z3"/>
     <w:rPr>
       <w:rFonts w:ascii="Symbol" w:hAnsi="Symbol"/>
     </w:rPr>
   </w:style>
-  <w:style w:type="character" w:styleId="372836299z0" w:customStyle="1">
+  <w:style w:type="character" w:customStyle="1" w:styleId="372836299z0">
     <w:name w:val="372836299z0"/>
     <w:rPr>
       <w:rFonts w:ascii="Wingdings" w:hAnsi="Wingdings"/>
     </w:rPr>
   </w:style>
-  <w:style w:type="character" w:styleId="372836299z1" w:customStyle="1">
+  <w:style w:type="character" w:customStyle="1" w:styleId="372836299z1">
     <w:name w:val="372836299z1"/>
     <w:rPr>
       <w:rFonts w:ascii="Courier New" w:hAnsi="Courier New" w:cs="Courier New"/>
     </w:rPr>
   </w:style>
-  <w:style w:type="character" w:styleId="372836299z3" w:customStyle="1">
+  <w:style w:type="character" w:customStyle="1" w:styleId="372836299z3">
     <w:name w:val="372836299z3"/>
     <w:rPr>
       <w:rFonts w:ascii="Symbol" w:hAnsi="Symbol"/>
     </w:rPr>
   </w:style>
-  <w:style w:type="character" w:styleId="3728362910z1" w:customStyle="1">
+  <w:style w:type="character" w:customStyle="1" w:styleId="3728362910z1">
     <w:name w:val="3728362910z1"/>
     <w:rPr>
       <w:b/>
     </w:rPr>
   </w:style>
-  <w:style w:type="character" w:styleId="372836371z1" w:customStyle="1">
+  <w:style w:type="character" w:customStyle="1" w:styleId="372836371z1">
     <w:name w:val="372836371z1"/>
     <w:rPr>
       <w:b/>
     </w:rPr>
   </w:style>
-  <w:style w:type="character" w:styleId="372836373z0" w:customStyle="1">
+  <w:style w:type="character" w:customStyle="1" w:styleId="372836373z0">
     <w:name w:val="372836373z0"/>
     <w:rPr>
       <w:rFonts w:ascii="Times New Roman" w:hAnsi="Times New Roman" w:cs="Times New Roman"/>
     </w:rPr>
   </w:style>
-  <w:style w:type="character" w:styleId="372836373z1" w:customStyle="1">
+  <w:style w:type="character" w:customStyle="1" w:styleId="372836373z1">
     <w:name w:val="372836373z1"/>
     <w:rPr>
       <w:rFonts w:ascii="Courier New" w:hAnsi="Courier New" w:cs="Courier New"/>
     </w:rPr>
   </w:style>
-  <w:style w:type="character" w:styleId="372836373z2" w:customStyle="1">
+  <w:style w:type="character" w:customStyle="1" w:styleId="372836373z2">
     <w:name w:val="372836373z2"/>
     <w:rPr>
       <w:rFonts w:ascii="Wingdings" w:hAnsi="Wingdings"/>
     </w:rPr>
   </w:style>
-  <w:style w:type="character" w:styleId="372836373z3" w:customStyle="1">
+  <w:style w:type="character" w:customStyle="1" w:styleId="372836373z3">
     <w:name w:val="372836373z3"/>
     <w:rPr>
       <w:rFonts w:ascii="Symbol" w:hAnsi="Symbol"/>
     </w:rPr>
   </w:style>
-  <w:style w:type="character" w:styleId="372836375z0" w:customStyle="1">
+  <w:style w:type="character" w:customStyle="1" w:styleId="372836375z0">
     <w:name w:val="372836375z0"/>
     <w:rPr>
       <w:rFonts w:ascii="Wingdings" w:hAnsi="Wingdings"/>
     </w:rPr>
   </w:style>
-  <w:style w:type="character" w:styleId="372836375z1" w:customStyle="1">
+  <w:style w:type="character" w:customStyle="1" w:styleId="372836375z1">
     <w:name w:val="372836375z1"/>
     <w:rPr>
       <w:rFonts w:ascii="Courier New" w:hAnsi="Courier New" w:cs="Courier New"/>
     </w:rPr>
   </w:style>
-  <w:style w:type="character" w:styleId="372836375z3" w:customStyle="1">
+  <w:style w:type="character" w:customStyle="1" w:styleId="372836375z3">
     <w:name w:val="372836375z3"/>
     <w:rPr>
       <w:rFonts w:ascii="Symbol" w:hAnsi="Symbol"/>
     </w:rPr>
   </w:style>
-  <w:style w:type="character" w:styleId="372836376z0" w:customStyle="1">
+  <w:style w:type="character" w:customStyle="1" w:styleId="372836376z0">
     <w:name w:val="372836376z0"/>
     <w:rPr>
       <w:rFonts w:ascii="Symbol" w:hAnsi="Symbol"/>
     </w:rPr>
   </w:style>
-  <w:style w:type="character" w:styleId="372836377z0" w:customStyle="1">
+  <w:style w:type="character" w:customStyle="1" w:styleId="372836377z0">
     <w:name w:val="372836377z0"/>
     <w:rPr>
       <w:rFonts w:ascii="Symbol" w:hAnsi="Symbol"/>
     </w:rPr>
   </w:style>
-  <w:style w:type="character" w:styleId="372836378z0" w:customStyle="1">
+  <w:style w:type="character" w:customStyle="1" w:styleId="372836378z0">
     <w:name w:val="372836378z0"/>
     <w:rPr>
-      <w:rFonts w:ascii="Century Gothic" w:hAnsi="Century Gothic" w:eastAsia="Calibri" w:cs="Times New Roman"/>
-    </w:rPr>
-  </w:style>
-  <w:style w:type="character" w:styleId="372836378z1" w:customStyle="1">
+      <w:rFonts w:ascii="Century Gothic" w:eastAsia="Calibri" w:hAnsi="Century Gothic" w:cs="Times New Roman"/>
+    </w:rPr>
+  </w:style>
+  <w:style w:type="character" w:customStyle="1" w:styleId="372836378z1">
     <w:name w:val="372836378z1"/>
     <w:rPr>
       <w:rFonts w:ascii="Courier New" w:hAnsi="Courier New" w:cs="Courier New"/>
     </w:rPr>
   </w:style>
-  <w:style w:type="character" w:styleId="372836378z2" w:customStyle="1">
+  <w:style w:type="character" w:customStyle="1" w:styleId="372836378z2">
     <w:name w:val="372836378z2"/>
     <w:rPr>
       <w:rFonts w:ascii="Wingdings" w:hAnsi="Wingdings"/>
     </w:rPr>
   </w:style>
-  <w:style w:type="character" w:styleId="372836378z3" w:customStyle="1">
+  <w:style w:type="character" w:customStyle="1" w:styleId="372836378z3">
     <w:name w:val="372836378z3"/>
     <w:rPr>
       <w:rFonts w:ascii="Symbol" w:hAnsi="Symbol"/>
     </w:rPr>
   </w:style>
-  <w:style w:type="character" w:styleId="372836379z0" w:customStyle="1">
+  <w:style w:type="character" w:customStyle="1" w:styleId="372836379z0">
     <w:name w:val="372836379z0"/>
     <w:rPr>
       <w:rFonts w:ascii="Wingdings" w:hAnsi="Wingdings"/>
     </w:rPr>
   </w:style>
-  <w:style w:type="character" w:styleId="372836379z1" w:customStyle="1">
+  <w:style w:type="character" w:customStyle="1" w:styleId="372836379z1">
     <w:name w:val="372836379z1"/>
     <w:rPr>
       <w:rFonts w:ascii="Courier New" w:hAnsi="Courier New" w:cs="Courier New"/>
     </w:rPr>
   </w:style>
-  <w:style w:type="character" w:styleId="372836379z3" w:customStyle="1">
+  <w:style w:type="character" w:customStyle="1" w:styleId="372836379z3">
     <w:name w:val="372836379z3"/>
     <w:rPr>
       <w:rFonts w:ascii="Symbol" w:hAnsi="Symbol"/>
     </w:rPr>
   </w:style>
-  <w:style w:type="character" w:styleId="3728363710z1" w:customStyle="1">
+  <w:style w:type="character" w:customStyle="1" w:styleId="3728363710z1">
     <w:name w:val="3728363710z1"/>
     <w:rPr>
       <w:b/>
     </w:rPr>
   </w:style>
-  <w:style w:type="character" w:styleId="372836451z1" w:customStyle="1">
+  <w:style w:type="character" w:customStyle="1" w:styleId="372836451z1">
     <w:name w:val="372836451z1"/>
     <w:rPr>
       <w:b/>
     </w:rPr>
   </w:style>
-  <w:style w:type="character" w:styleId="372836453z0" w:customStyle="1">
+  <w:style w:type="character" w:customStyle="1" w:styleId="372836453z0">
     <w:name w:val="372836453z0"/>
     <w:rPr>
       <w:rFonts w:ascii="Times New Roman" w:hAnsi="Times New Roman" w:cs="Times New Roman"/>
     </w:rPr>
   </w:style>
-  <w:style w:type="character" w:styleId="372836453z1" w:customStyle="1">
+  <w:style w:type="character" w:customStyle="1" w:styleId="372836453z1">
     <w:name w:val="372836453z1"/>
     <w:rPr>
       <w:rFonts w:ascii="Courier New" w:hAnsi="Courier New" w:cs="Courier New"/>
     </w:rPr>
   </w:style>
-  <w:style w:type="character" w:styleId="372836453z2" w:customStyle="1">
+  <w:style w:type="character" w:customStyle="1" w:styleId="372836453z2">
     <w:name w:val="372836453z2"/>
     <w:rPr>
       <w:rFonts w:ascii="Wingdings" w:hAnsi="Wingdings"/>
     </w:rPr>
   </w:style>
-  <w:style w:type="character" w:styleId="372836453z3" w:customStyle="1">
+  <w:style w:type="character" w:customStyle="1" w:styleId="372836453z3">
     <w:name w:val="372836453z3"/>
     <w:rPr>
       <w:rFonts w:ascii="Symbol" w:hAnsi="Symbol"/>
     </w:rPr>
   </w:style>
-  <w:style w:type="character" w:styleId="372836455z0" w:customStyle="1">
+  <w:style w:type="character" w:customStyle="1" w:styleId="372836455z0">
     <w:name w:val="372836455z0"/>
     <w:rPr>
       <w:rFonts w:ascii="Wingdings" w:hAnsi="Wingdings"/>
     </w:rPr>
   </w:style>
-  <w:style w:type="character" w:styleId="372836455z1" w:customStyle="1">
+  <w:style w:type="character" w:customStyle="1" w:styleId="372836455z1">
     <w:name w:val="372836455z1"/>
     <w:rPr>
       <w:rFonts w:ascii="Courier New" w:hAnsi="Courier New" w:cs="Courier New"/>
     </w:rPr>
   </w:style>
-  <w:style w:type="character" w:styleId="372836455z3" w:customStyle="1">
+  <w:style w:type="character" w:customStyle="1" w:styleId="372836455z3">
     <w:name w:val="372836455z3"/>
     <w:rPr>
       <w:rFonts w:ascii="Symbol" w:hAnsi="Symbol"/>
     </w:rPr>
   </w:style>
-  <w:style w:type="character" w:styleId="372836456z0" w:customStyle="1">
+  <w:style w:type="character" w:customStyle="1" w:styleId="372836456z0">
     <w:name w:val="372836456z0"/>
     <w:rPr>
       <w:rFonts w:ascii="Symbol" w:hAnsi="Symbol"/>
     </w:rPr>
   </w:style>
-  <w:style w:type="character" w:styleId="372836457z0" w:customStyle="1">
+  <w:style w:type="character" w:customStyle="1" w:styleId="372836457z0">
     <w:name w:val="372836457z0"/>
     <w:rPr>
       <w:rFonts w:ascii="Symbol" w:hAnsi="Symbol"/>
     </w:rPr>
   </w:style>
-  <w:style w:type="character" w:styleId="372836458z0" w:customStyle="1">
+  <w:style w:type="character" w:customStyle="1" w:styleId="372836458z0">
     <w:name w:val="372836458z0"/>
     <w:rPr>
-      <w:rFonts w:ascii="Century Gothic" w:hAnsi="Century Gothic" w:eastAsia="Calibri" w:cs="Times New Roman"/>
-    </w:rPr>
-  </w:style>
-  <w:style w:type="character" w:styleId="372836458z1" w:customStyle="1">
+      <w:rFonts w:ascii="Century Gothic" w:eastAsia="Calibri" w:hAnsi="Century Gothic" w:cs="Times New Roman"/>
+    </w:rPr>
+  </w:style>
+  <w:style w:type="character" w:customStyle="1" w:styleId="372836458z1">
     <w:name w:val="372836458z1"/>
     <w:rPr>
       <w:rFonts w:ascii="Courier New" w:hAnsi="Courier New" w:cs="Courier New"/>
     </w:rPr>
   </w:style>
-  <w:style w:type="character" w:styleId="372836458z2" w:customStyle="1">
+  <w:style w:type="character" w:customStyle="1" w:styleId="372836458z2">
     <w:name w:val="372836458z2"/>
     <w:rPr>
       <w:rFonts w:ascii="Wingdings" w:hAnsi="Wingdings"/>
     </w:rPr>
   </w:style>
-  <w:style w:type="character" w:styleId="372836458z3" w:customStyle="1">
+  <w:style w:type="character" w:customStyle="1" w:styleId="372836458z3">
     <w:name w:val="372836458z3"/>
     <w:rPr>
       <w:rFonts w:ascii="Symbol" w:hAnsi="Symbol"/>
     </w:rPr>
   </w:style>
-  <w:style w:type="character" w:styleId="372836459z0" w:customStyle="1">
+  <w:style w:type="character" w:customStyle="1" w:styleId="372836459z0">
     <w:name w:val="372836459z0"/>
     <w:rPr>
       <w:rFonts w:ascii="Wingdings" w:hAnsi="Wingdings"/>
     </w:rPr>
   </w:style>
-  <w:style w:type="character" w:styleId="372836459z1" w:customStyle="1">
+  <w:style w:type="character" w:customStyle="1" w:styleId="372836459z1">
     <w:name w:val="372836459z1"/>
     <w:rPr>
       <w:rFonts w:ascii="Courier New" w:hAnsi="Courier New" w:cs="Courier New"/>
     </w:rPr>
   </w:style>
-  <w:style w:type="character" w:styleId="372836459z3" w:customStyle="1">
+  <w:style w:type="character" w:customStyle="1" w:styleId="372836459z3">
     <w:name w:val="372836459z3"/>
     <w:rPr>
       <w:rFonts w:ascii="Symbol" w:hAnsi="Symbol"/>
     </w:rPr>
   </w:style>
-  <w:style w:type="character" w:styleId="3728364510z1" w:customStyle="1">
+  <w:style w:type="character" w:customStyle="1" w:styleId="3728364510z1">
     <w:name w:val="3728364510z1"/>
     <w:rPr>
       <w:b/>
     </w:rPr>
   </w:style>
-  <w:style w:type="character" w:styleId="372836631z1" w:customStyle="1">
+  <w:style w:type="character" w:customStyle="1" w:styleId="372836631z1">
     <w:name w:val="372836631z1"/>
     <w:rPr>
       <w:b/>
     </w:rPr>
   </w:style>
-  <w:style w:type="character" w:styleId="372836633z0" w:customStyle="1">
+  <w:style w:type="character" w:customStyle="1" w:styleId="372836633z0">
     <w:name w:val="372836633z0"/>
     <w:rPr>
       <w:rFonts w:ascii="Times New Roman" w:hAnsi="Times New Roman" w:cs="Times New Roman"/>
     </w:rPr>
   </w:style>
-  <w:style w:type="character" w:styleId="372836633z1" w:customStyle="1">
+  <w:style w:type="character" w:customStyle="1" w:styleId="372836633z1">
     <w:name w:val="372836633z1"/>
     <w:rPr>
       <w:rFonts w:ascii="Courier New" w:hAnsi="Courier New" w:cs="Courier New"/>
     </w:rPr>
   </w:style>
-  <w:style w:type="character" w:styleId="372836633z2" w:customStyle="1">
+  <w:style w:type="character" w:customStyle="1" w:styleId="372836633z2">
     <w:name w:val="372836633z2"/>
     <w:rPr>
       <w:rFonts w:ascii="Wingdings" w:hAnsi="Wingdings"/>
     </w:rPr>
   </w:style>
-  <w:style w:type="character" w:styleId="372836633z3" w:customStyle="1">
+  <w:style w:type="character" w:customStyle="1" w:styleId="372836633z3">
     <w:name w:val="372836633z3"/>
     <w:rPr>
       <w:rFonts w:ascii="Symbol" w:hAnsi="Symbol"/>
     </w:rPr>
   </w:style>
-  <w:style w:type="character" w:styleId="372836635z0" w:customStyle="1">
+  <w:style w:type="character" w:customStyle="1" w:styleId="372836635z0">
     <w:name w:val="372836635z0"/>
     <w:rPr>
       <w:rFonts w:ascii="Wingdings" w:hAnsi="Wingdings"/>
     </w:rPr>
   </w:style>
-  <w:style w:type="character" w:styleId="372836635z1" w:customStyle="1">
+  <w:style w:type="character" w:customStyle="1" w:styleId="372836635z1">
     <w:name w:val="372836635z1"/>
     <w:rPr>
       <w:rFonts w:ascii="Courier New" w:hAnsi="Courier New" w:cs="Courier New"/>
     </w:rPr>
   </w:style>
-  <w:style w:type="character" w:styleId="372836635z3" w:customStyle="1">
+  <w:style w:type="character" w:customStyle="1" w:styleId="372836635z3">
     <w:name w:val="372836635z3"/>
     <w:rPr>
       <w:rFonts w:ascii="Symbol" w:hAnsi="Symbol"/>
     </w:rPr>
   </w:style>
-  <w:style w:type="character" w:styleId="372836636z0" w:customStyle="1">
+  <w:style w:type="character" w:customStyle="1" w:styleId="372836636z0">
     <w:name w:val="372836636z0"/>
     <w:rPr>
       <w:rFonts w:ascii="Symbol" w:hAnsi="Symbol"/>
     </w:rPr>
   </w:style>
-  <w:style w:type="character" w:styleId="372836637z0" w:customStyle="1">
+  <w:style w:type="character" w:customStyle="1" w:styleId="372836637z0">
     <w:name w:val="372836637z0"/>
     <w:rPr>
       <w:rFonts w:ascii="Symbol" w:hAnsi="Symbol"/>
     </w:rPr>
   </w:style>
-  <w:style w:type="character" w:styleId="372836638z0" w:customStyle="1">
+  <w:style w:type="character" w:customStyle="1" w:styleId="372836638z0">
     <w:name w:val="372836638z0"/>
     <w:rPr>
-      <w:rFonts w:ascii="Century Gothic" w:hAnsi="Century Gothic" w:eastAsia="Calibri" w:cs="Times New Roman"/>
-    </w:rPr>
-  </w:style>
-  <w:style w:type="character" w:styleId="372836638z1" w:customStyle="1">
+      <w:rFonts w:ascii="Century Gothic" w:eastAsia="Calibri" w:hAnsi="Century Gothic" w:cs="Times New Roman"/>
+    </w:rPr>
+  </w:style>
+  <w:style w:type="character" w:customStyle="1" w:styleId="372836638z1">
     <w:name w:val="372836638z1"/>
     <w:rPr>
       <w:rFonts w:ascii="Courier New" w:hAnsi="Courier New" w:cs="Courier New"/>
     </w:rPr>
   </w:style>
-  <w:style w:type="character" w:styleId="372836638z2" w:customStyle="1">
+  <w:style w:type="character" w:customStyle="1" w:styleId="372836638z2">
     <w:name w:val="372836638z2"/>
     <w:rPr>
       <w:rFonts w:ascii="Wingdings" w:hAnsi="Wingdings"/>
     </w:rPr>
   </w:style>
-  <w:style w:type="character" w:styleId="372836638z3" w:customStyle="1">
+  <w:style w:type="character" w:customStyle="1" w:styleId="372836638z3">
     <w:name w:val="372836638z3"/>
     <w:rPr>
       <w:rFonts w:ascii="Symbol" w:hAnsi="Symbol"/>
     </w:rPr>
   </w:style>
-  <w:style w:type="character" w:styleId="372836639z0" w:customStyle="1">
+  <w:style w:type="character" w:customStyle="1" w:styleId="372836639z0">
     <w:name w:val="372836639z0"/>
     <w:rPr>
       <w:rFonts w:ascii="Wingdings" w:hAnsi="Wingdings"/>
     </w:rPr>
   </w:style>
-  <w:style w:type="character" w:styleId="372836639z1" w:customStyle="1">
+  <w:style w:type="character" w:customStyle="1" w:styleId="372836639z1">
     <w:name w:val="372836639z1"/>
     <w:rPr>
       <w:rFonts w:ascii="Courier New" w:hAnsi="Courier New" w:cs="Courier New"/>
     </w:rPr>
   </w:style>
-  <w:style w:type="character" w:styleId="372836639z3" w:customStyle="1">
+  <w:style w:type="character" w:customStyle="1" w:styleId="372836639z3">
     <w:name w:val="372836639z3"/>
     <w:rPr>
       <w:rFonts w:ascii="Symbol" w:hAnsi="Symbol"/>
     </w:rPr>
   </w:style>
-  <w:style w:type="character" w:styleId="3728366310z1" w:customStyle="1">
+  <w:style w:type="character" w:customStyle="1" w:styleId="3728366310z1">
     <w:name w:val="3728366310z1"/>
     <w:rPr>
       <w:b/>
     </w:rPr>
   </w:style>
-  <w:style w:type="character" w:styleId="372836761z1" w:customStyle="1">
+  <w:style w:type="character" w:customStyle="1" w:styleId="372836761z1">
     <w:name w:val="372836761z1"/>
     <w:rPr>
       <w:b/>
     </w:rPr>
   </w:style>
-  <w:style w:type="character" w:styleId="372836763z0" w:customStyle="1">
+  <w:style w:type="character" w:customStyle="1" w:styleId="372836763z0">
     <w:name w:val="372836763z0"/>
     <w:rPr>
       <w:rFonts w:ascii="Times New Roman" w:hAnsi="Times New Roman" w:cs="Times New Roman"/>
     </w:rPr>
   </w:style>
-  <w:style w:type="character" w:styleId="372836763z1" w:customStyle="1">
+  <w:style w:type="character" w:customStyle="1" w:styleId="372836763z1">
     <w:name w:val="372836763z1"/>
     <w:rPr>
       <w:rFonts w:ascii="Courier New" w:hAnsi="Courier New" w:cs="Courier New"/>
     </w:rPr>
   </w:style>
-  <w:style w:type="character" w:styleId="372836763z2" w:customStyle="1">
+  <w:style w:type="character" w:customStyle="1" w:styleId="372836763z2">
     <w:name w:val="372836763z2"/>
     <w:rPr>
       <w:rFonts w:ascii="Wingdings" w:hAnsi="Wingdings"/>
     </w:rPr>
   </w:style>
-  <w:style w:type="character" w:styleId="372836763z3" w:customStyle="1">
+  <w:style w:type="character" w:customStyle="1" w:styleId="372836763z3">
     <w:name w:val="372836763z3"/>
     <w:rPr>
       <w:rFonts w:ascii="Symbol" w:hAnsi="Symbol"/>
     </w:rPr>
   </w:style>
-  <w:style w:type="character" w:styleId="372836765z0" w:customStyle="1">
+  <w:style w:type="character" w:customStyle="1" w:styleId="372836765z0">
     <w:name w:val="372836765z0"/>
     <w:rPr>
       <w:rFonts w:ascii="Wingdings" w:hAnsi="Wingdings"/>
     </w:rPr>
   </w:style>
-  <w:style w:type="character" w:styleId="372836765z1" w:customStyle="1">
+  <w:style w:type="character" w:customStyle="1" w:styleId="372836765z1">
     <w:name w:val="372836765z1"/>
     <w:rPr>
       <w:rFonts w:ascii="Courier New" w:hAnsi="Courier New" w:cs="Courier New"/>
     </w:rPr>
   </w:style>
-  <w:style w:type="character" w:styleId="372836765z3" w:customStyle="1">
+  <w:style w:type="character" w:customStyle="1" w:styleId="372836765z3">
     <w:name w:val="372836765z3"/>
     <w:rPr>
       <w:rFonts w:ascii="Symbol" w:hAnsi="Symbol"/>
     </w:rPr>
   </w:style>
-  <w:style w:type="character" w:styleId="372836766z0" w:customStyle="1">
+  <w:style w:type="character" w:customStyle="1" w:styleId="372836766z0">
     <w:name w:val="372836766z0"/>
     <w:rPr>
       <w:rFonts w:ascii="Symbol" w:hAnsi="Symbol"/>
     </w:rPr>
   </w:style>
-  <w:style w:type="character" w:styleId="372836767z0" w:customStyle="1">
+  <w:style w:type="character" w:customStyle="1" w:styleId="372836767z0">
     <w:name w:val="372836767z0"/>
     <w:rPr>
       <w:rFonts w:ascii="Symbol" w:hAnsi="Symbol"/>
     </w:rPr>
   </w:style>
-  <w:style w:type="character" w:styleId="372836768z0" w:customStyle="1">
+  <w:style w:type="character" w:customStyle="1" w:styleId="372836768z0">
     <w:name w:val="372836768z0"/>
     <w:rPr>
-      <w:rFonts w:ascii="Century Gothic" w:hAnsi="Century Gothic" w:eastAsia="Calibri" w:cs="Times New Roman"/>
-    </w:rPr>
-  </w:style>
-  <w:style w:type="character" w:styleId="372836768z1" w:customStyle="1">
+      <w:rFonts w:ascii="Century Gothic" w:eastAsia="Calibri" w:hAnsi="Century Gothic" w:cs="Times New Roman"/>
+    </w:rPr>
+  </w:style>
+  <w:style w:type="character" w:customStyle="1" w:styleId="372836768z1">
     <w:name w:val="372836768z1"/>
     <w:rPr>
       <w:rFonts w:ascii="Courier New" w:hAnsi="Courier New" w:cs="Courier New"/>
     </w:rPr>
   </w:style>
-  <w:style w:type="character" w:styleId="372836768z2" w:customStyle="1">
+  <w:style w:type="character" w:customStyle="1" w:styleId="372836768z2">
     <w:name w:val="372836768z2"/>
     <w:rPr>
       <w:rFonts w:ascii="Wingdings" w:hAnsi="Wingdings"/>
     </w:rPr>
   </w:style>
-  <w:style w:type="character" w:styleId="372836768z3" w:customStyle="1">
+  <w:style w:type="character" w:customStyle="1" w:styleId="372836768z3">
     <w:name w:val="372836768z3"/>
     <w:rPr>
       <w:rFonts w:ascii="Symbol" w:hAnsi="Symbol"/>
     </w:rPr>
   </w:style>
-  <w:style w:type="character" w:styleId="372836769z0" w:customStyle="1">
+  <w:style w:type="character" w:customStyle="1" w:styleId="372836769z0">
     <w:name w:val="372836769z0"/>
     <w:rPr>
       <w:rFonts w:ascii="Wingdings" w:hAnsi="Wingdings"/>
     </w:rPr>
   </w:style>
-  <w:style w:type="character" w:styleId="372836769z1" w:customStyle="1">
+  <w:style w:type="character" w:customStyle="1" w:styleId="372836769z1">
     <w:name w:val="372836769z1"/>
     <w:rPr>
       <w:rFonts w:ascii="Courier New" w:hAnsi="Courier New" w:cs="Courier New"/>
     </w:rPr>
   </w:style>
-  <w:style w:type="character" w:styleId="372836769z3" w:customStyle="1">
+  <w:style w:type="character" w:customStyle="1" w:styleId="372836769z3">
     <w:name w:val="372836769z3"/>
     <w:rPr>
       <w:rFonts w:ascii="Symbol" w:hAnsi="Symbol"/>
     </w:rPr>
   </w:style>
-  <w:style w:type="character" w:styleId="3728367610z1" w:customStyle="1">
+  <w:style w:type="character" w:customStyle="1" w:styleId="3728367610z1">
     <w:name w:val="3728367610z1"/>
     <w:rPr>
       <w:b/>
     </w:rPr>
   </w:style>
-  <w:style w:type="character" w:styleId="372836841z1" w:customStyle="1">
+  <w:style w:type="character" w:customStyle="1" w:styleId="372836841z1">
     <w:name w:val="372836841z1"/>
     <w:rPr>
       <w:b/>
     </w:rPr>
   </w:style>
-  <w:style w:type="character" w:styleId="372836843z0" w:customStyle="1">
+  <w:style w:type="character" w:customStyle="1" w:styleId="372836843z0">
     <w:name w:val="372836843z0"/>
     <w:rPr>
       <w:rFonts w:ascii="Times New Roman" w:hAnsi="Times New Roman" w:cs="Times New Roman"/>
     </w:rPr>
   </w:style>
-  <w:style w:type="character" w:styleId="372836843z1" w:customStyle="1">
+  <w:style w:type="character" w:customStyle="1" w:styleId="372836843z1">
     <w:name w:val="372836843z1"/>
     <w:rPr>
       <w:rFonts w:ascii="Courier New" w:hAnsi="Courier New" w:cs="Courier New"/>
     </w:rPr>
   </w:style>
-  <w:style w:type="character" w:styleId="372836843z2" w:customStyle="1">
+  <w:style w:type="character" w:customStyle="1" w:styleId="372836843z2">
     <w:name w:val="372836843z2"/>
     <w:rPr>
       <w:rFonts w:ascii="Wingdings" w:hAnsi="Wingdings"/>
     </w:rPr>
   </w:style>
-  <w:style w:type="character" w:styleId="372836843z3" w:customStyle="1">
+  <w:style w:type="character" w:customStyle="1" w:styleId="372836843z3">
     <w:name w:val="372836843z3"/>
     <w:rPr>
       <w:rFonts w:ascii="Symbol" w:hAnsi="Symbol"/>
     </w:rPr>
   </w:style>
-  <w:style w:type="character" w:styleId="372836845z0" w:customStyle="1">
+  <w:style w:type="character" w:customStyle="1" w:styleId="372836845z0">
     <w:name w:val="372836845z0"/>
     <w:rPr>
       <w:rFonts w:ascii="Wingdings" w:hAnsi="Wingdings"/>
     </w:rPr>
   </w:style>
-  <w:style w:type="character" w:styleId="372836845z1" w:customStyle="1">
+  <w:style w:type="character" w:customStyle="1" w:styleId="372836845z1">
     <w:name w:val="372836845z1"/>
     <w:rPr>
       <w:rFonts w:ascii="Courier New" w:hAnsi="Courier New" w:cs="Courier New"/>
     </w:rPr>
   </w:style>
-  <w:style w:type="character" w:styleId="372836845z3" w:customStyle="1">
+  <w:style w:type="character" w:customStyle="1" w:styleId="372836845z3">
     <w:name w:val="372836845z3"/>
     <w:rPr>
       <w:rFonts w:ascii="Symbol" w:hAnsi="Symbol"/>
     </w:rPr>
   </w:style>
-  <w:style w:type="character" w:styleId="372836846z0" w:customStyle="1">
+  <w:style w:type="character" w:customStyle="1" w:styleId="372836846z0">
     <w:name w:val="372836846z0"/>
     <w:rPr>
       <w:rFonts w:ascii="Symbol" w:hAnsi="Symbol"/>
     </w:rPr>
   </w:style>
-  <w:style w:type="character" w:styleId="372836847z0" w:customStyle="1">
+  <w:style w:type="character" w:customStyle="1" w:styleId="372836847z0">
     <w:name w:val="372836847z0"/>
     <w:rPr>
       <w:rFonts w:ascii="Symbol" w:hAnsi="Symbol"/>
     </w:rPr>
   </w:style>
-  <w:style w:type="character" w:styleId="372836848z0" w:customStyle="1">
+  <w:style w:type="character" w:customStyle="1" w:styleId="372836848z0">
     <w:name w:val="372836848z0"/>
     <w:rPr>
-      <w:rFonts w:ascii="Century Gothic" w:hAnsi="Century Gothic" w:eastAsia="Calibri" w:cs="Times New Roman"/>
-    </w:rPr>
-  </w:style>
-  <w:style w:type="character" w:styleId="372836848z1" w:customStyle="1">
+      <w:rFonts w:ascii="Century Gothic" w:eastAsia="Calibri" w:hAnsi="Century Gothic" w:cs="Times New Roman"/>
+    </w:rPr>
+  </w:style>
+  <w:style w:type="character" w:customStyle="1" w:styleId="372836848z1">
     <w:name w:val="372836848z1"/>
     <w:rPr>
       <w:rFonts w:ascii="Courier New" w:hAnsi="Courier New" w:cs="Courier New"/>
     </w:rPr>
   </w:style>
-  <w:style w:type="character" w:styleId="372836848z2" w:customStyle="1">
+  <w:style w:type="character" w:customStyle="1" w:styleId="372836848z2">
     <w:name w:val="372836848z2"/>
     <w:rPr>
       <w:rFonts w:ascii="Wingdings" w:hAnsi="Wingdings"/>
     </w:rPr>
   </w:style>
-  <w:style w:type="character" w:styleId="372836848z3" w:customStyle="1">
+  <w:style w:type="character" w:customStyle="1" w:styleId="372836848z3">
     <w:name w:val="372836848z3"/>
     <w:rPr>
       <w:rFonts w:ascii="Symbol" w:hAnsi="Symbol"/>
     </w:rPr>
   </w:style>
-  <w:style w:type="character" w:styleId="372836849z0" w:customStyle="1">
+  <w:style w:type="character" w:customStyle="1" w:styleId="372836849z0">
     <w:name w:val="372836849z0"/>
     <w:rPr>
       <w:rFonts w:ascii="Wingdings" w:hAnsi="Wingdings"/>
     </w:rPr>
   </w:style>
-  <w:style w:type="character" w:styleId="372836849z1" w:customStyle="1">
+  <w:style w:type="character" w:customStyle="1" w:styleId="372836849z1">
     <w:name w:val="372836849z1"/>
     <w:rPr>
       <w:rFonts w:ascii="Courier New" w:hAnsi="Courier New" w:cs="Courier New"/>
     </w:rPr>
   </w:style>
-  <w:style w:type="character" w:styleId="372836849z3" w:customStyle="1">
+  <w:style w:type="character" w:customStyle="1" w:styleId="372836849z3">
     <w:name w:val="372836849z3"/>
     <w:rPr>
       <w:rFonts w:ascii="Symbol" w:hAnsi="Symbol"/>
     </w:rPr>
   </w:style>
-  <w:style w:type="character" w:styleId="3728368410z1" w:customStyle="1">
+  <w:style w:type="character" w:customStyle="1" w:styleId="3728368410z1">
     <w:name w:val="3728368410z1"/>
     <w:rPr>
       <w:b/>
     </w:rPr>
   </w:style>
-  <w:style w:type="character" w:styleId="372836951z1" w:customStyle="1">
+  <w:style w:type="character" w:customStyle="1" w:styleId="372836951z1">
     <w:name w:val="372836951z1"/>
     <w:rPr>
       <w:b/>
     </w:rPr>
   </w:style>
-  <w:style w:type="character" w:styleId="372836953z0" w:customStyle="1">
+  <w:style w:type="character" w:customStyle="1" w:styleId="372836953z0">
     <w:name w:val="372836953z0"/>
     <w:rPr>
       <w:rFonts w:ascii="Times New Roman" w:hAnsi="Times New Roman" w:cs="Times New Roman"/>
     </w:rPr>
   </w:style>
-  <w:style w:type="character" w:styleId="372836953z1" w:customStyle="1">
+  <w:style w:type="character" w:customStyle="1" w:styleId="372836953z1">
     <w:name w:val="372836953z1"/>
     <w:rPr>
       <w:rFonts w:ascii="Courier New" w:hAnsi="Courier New" w:cs="Courier New"/>
     </w:rPr>
   </w:style>
-  <w:style w:type="character" w:styleId="372836953z2" w:customStyle="1">
+  <w:style w:type="character" w:customStyle="1" w:styleId="372836953z2">
     <w:name w:val="372836953z2"/>
     <w:rPr>
       <w:rFonts w:ascii="Wingdings" w:hAnsi="Wingdings"/>
     </w:rPr>
   </w:style>
-  <w:style w:type="character" w:styleId="372836953z3" w:customStyle="1">
+  <w:style w:type="character" w:customStyle="1" w:styleId="372836953z3">
     <w:name w:val="372836953z3"/>
     <w:rPr>
       <w:rFonts w:ascii="Symbol" w:hAnsi="Symbol"/>
     </w:rPr>
   </w:style>
-  <w:style w:type="character" w:styleId="372836955z0" w:customStyle="1">
+  <w:style w:type="character" w:customStyle="1" w:styleId="372836955z0">
     <w:name w:val="372836955z0"/>
     <w:rPr>
       <w:rFonts w:ascii="Wingdings" w:hAnsi="Wingdings"/>
     </w:rPr>
   </w:style>
-  <w:style w:type="character" w:styleId="372836955z1" w:customStyle="1">
+  <w:style w:type="character" w:customStyle="1" w:styleId="372836955z1">
     <w:name w:val="372836955z1"/>
     <w:rPr>
       <w:rFonts w:ascii="Courier New" w:hAnsi="Courier New" w:cs="Courier New"/>
     </w:rPr>
   </w:style>
-  <w:style w:type="character" w:styleId="372836955z3" w:customStyle="1">
+  <w:style w:type="character" w:customStyle="1" w:styleId="372836955z3">
     <w:name w:val="372836955z3"/>
     <w:rPr>
       <w:rFonts w:ascii="Symbol" w:hAnsi="Symbol"/>
     </w:rPr>
   </w:style>
-  <w:style w:type="character" w:styleId="372836956z0" w:customStyle="1">
+  <w:style w:type="character" w:customStyle="1" w:styleId="372836956z0">
     <w:name w:val="372836956z0"/>
     <w:rPr>
       <w:rFonts w:ascii="Symbol" w:hAnsi="Symbol"/>
     </w:rPr>
   </w:style>
-  <w:style w:type="character" w:styleId="372836957z0" w:customStyle="1">
+  <w:style w:type="character" w:customStyle="1" w:styleId="372836957z0">
     <w:name w:val="372836957z0"/>
     <w:rPr>
       <w:rFonts w:ascii="Symbol" w:hAnsi="Symbol"/>
     </w:rPr>
   </w:style>
-  <w:style w:type="character" w:styleId="372836958z0" w:customStyle="1">
+  <w:style w:type="character" w:customStyle="1" w:styleId="372836958z0">
     <w:name w:val="372836958z0"/>
     <w:rPr>
-      <w:rFonts w:ascii="Century Gothic" w:hAnsi="Century Gothic" w:eastAsia="Calibri" w:cs="Times New Roman"/>
-    </w:rPr>
-  </w:style>
-  <w:style w:type="character" w:styleId="372836958z1" w:customStyle="1">
+      <w:rFonts w:ascii="Century Gothic" w:eastAsia="Calibri" w:hAnsi="Century Gothic" w:cs="Times New Roman"/>
+    </w:rPr>
+  </w:style>
+  <w:style w:type="character" w:customStyle="1" w:styleId="372836958z1">
     <w:name w:val="372836958z1"/>
     <w:rPr>
       <w:rFonts w:ascii="Courier New" w:hAnsi="Courier New" w:cs="Courier New"/>
     </w:rPr>
   </w:style>
-  <w:style w:type="character" w:styleId="372836958z2" w:customStyle="1">
+  <w:style w:type="character" w:customStyle="1" w:styleId="372836958z2">
     <w:name w:val="372836958z2"/>
     <w:rPr>
       <w:rFonts w:ascii="Wingdings" w:hAnsi="Wingdings"/>
     </w:rPr>
   </w:style>
-  <w:style w:type="character" w:styleId="372836958z3" w:customStyle="1">
+  <w:style w:type="character" w:customStyle="1" w:styleId="372836958z3">
     <w:name w:val="372836958z3"/>
     <w:rPr>
       <w:rFonts w:ascii="Symbol" w:hAnsi="Symbol"/>
     </w:rPr>
   </w:style>
-  <w:style w:type="character" w:styleId="372836959z0" w:customStyle="1">
+  <w:style w:type="character" w:customStyle="1" w:styleId="372836959z0">
     <w:name w:val="372836959z0"/>
     <w:rPr>
       <w:rFonts w:ascii="Wingdings" w:hAnsi="Wingdings"/>
     </w:rPr>
   </w:style>
-  <w:style w:type="character" w:styleId="372836959z1" w:customStyle="1">
+  <w:style w:type="character" w:customStyle="1" w:styleId="372836959z1">
     <w:name w:val="372836959z1"/>
     <w:rPr>
       <w:rFonts w:ascii="Courier New" w:hAnsi="Courier New" w:cs="Courier New"/>
     </w:rPr>
   </w:style>
-  <w:style w:type="character" w:styleId="372836959z3" w:customStyle="1">
+  <w:style w:type="character" w:customStyle="1" w:styleId="372836959z3">
     <w:name w:val="372836959z3"/>
     <w:rPr>
       <w:rFonts w:ascii="Symbol" w:hAnsi="Symbol"/>
     </w:rPr>
   </w:style>
-  <w:style w:type="character" w:styleId="3728369510z1" w:customStyle="1">
+  <w:style w:type="character" w:customStyle="1" w:styleId="3728369510z1">
     <w:name w:val="3728369510z1"/>
     <w:rPr>
       <w:b/>
     </w:rPr>
   </w:style>
-  <w:style w:type="character" w:styleId="372837041z1" w:customStyle="1">
+  <w:style w:type="character" w:customStyle="1" w:styleId="372837041z1">
     <w:name w:val="372837041z1"/>
     <w:rPr>
       <w:b/>
     </w:rPr>
   </w:style>
-  <w:style w:type="character" w:styleId="372837043z0" w:customStyle="1">
+  <w:style w:type="character" w:customStyle="1" w:styleId="372837043z0">
     <w:name w:val="372837043z0"/>
     <w:rPr>
       <w:rFonts w:ascii="Times New Roman" w:hAnsi="Times New Roman" w:cs="Times New Roman"/>
     </w:rPr>
   </w:style>
-  <w:style w:type="character" w:styleId="372837043z1" w:customStyle="1">
+  <w:style w:type="character" w:customStyle="1" w:styleId="372837043z1">
     <w:name w:val="372837043z1"/>
     <w:rPr>
       <w:rFonts w:ascii="Courier New" w:hAnsi="Courier New" w:cs="Courier New"/>
     </w:rPr>
   </w:style>
-  <w:style w:type="character" w:styleId="372837043z2" w:customStyle="1">
+  <w:style w:type="character" w:customStyle="1" w:styleId="372837043z2">
     <w:name w:val="372837043z2"/>
     <w:rPr>
       <w:rFonts w:ascii="Wingdings" w:hAnsi="Wingdings"/>
     </w:rPr>
   </w:style>
-  <w:style w:type="character" w:styleId="372837043z3" w:customStyle="1">
+  <w:style w:type="character" w:customStyle="1" w:styleId="372837043z3">
     <w:name w:val="372837043z3"/>
     <w:rPr>
       <w:rFonts w:ascii="Symbol" w:hAnsi="Symbol"/>
     </w:rPr>
   </w:style>
-  <w:style w:type="character" w:styleId="372837045z0" w:customStyle="1">
+  <w:style w:type="character" w:customStyle="1" w:styleId="372837045z0">
     <w:name w:val="372837045z0"/>
     <w:rPr>
       <w:rFonts w:ascii="Wingdings" w:hAnsi="Wingdings"/>
     </w:rPr>
   </w:style>
-  <w:style w:type="character" w:styleId="372837045z1" w:customStyle="1">
+  <w:style w:type="character" w:customStyle="1" w:styleId="372837045z1">
     <w:name w:val="372837045z1"/>
     <w:rPr>
       <w:rFonts w:ascii="Courier New" w:hAnsi="Courier New" w:cs="Courier New"/>
     </w:rPr>
   </w:style>
-  <w:style w:type="character" w:styleId="372837045z3" w:customStyle="1">
+  <w:style w:type="character" w:customStyle="1" w:styleId="372837045z3">
     <w:name w:val="372837045z3"/>
     <w:rPr>
       <w:rFonts w:ascii="Symbol" w:hAnsi="Symbol"/>
     </w:rPr>
   </w:style>
-  <w:style w:type="character" w:styleId="372837046z0" w:customStyle="1">
+  <w:style w:type="character" w:customStyle="1" w:styleId="372837046z0">
     <w:name w:val="372837046z0"/>
     <w:rPr>
       <w:rFonts w:ascii="Symbol" w:hAnsi="Symbol"/>
     </w:rPr>
   </w:style>
-  <w:style w:type="character" w:styleId="372837047z0" w:customStyle="1">
+  <w:style w:type="character" w:customStyle="1" w:styleId="372837047z0">
     <w:name w:val="372837047z0"/>
     <w:rPr>
       <w:rFonts w:ascii="Symbol" w:hAnsi="Symbol"/>
     </w:rPr>
   </w:style>
-  <w:style w:type="character" w:styleId="372837048z0" w:customStyle="1">
+  <w:style w:type="character" w:customStyle="1" w:styleId="372837048z0">
     <w:name w:val="372837048z0"/>
     <w:rPr>
-      <w:rFonts w:ascii="Century Gothic" w:hAnsi="Century Gothic" w:eastAsia="Calibri" w:cs="Times New Roman"/>
-    </w:rPr>
-  </w:style>
-  <w:style w:type="character" w:styleId="372837048z1" w:customStyle="1">
+      <w:rFonts w:ascii="Century Gothic" w:eastAsia="Calibri" w:hAnsi="Century Gothic" w:cs="Times New Roman"/>
+    </w:rPr>
+  </w:style>
+  <w:style w:type="character" w:customStyle="1" w:styleId="372837048z1">
     <w:name w:val="372837048z1"/>
     <w:rPr>
       <w:rFonts w:ascii="Courier New" w:hAnsi="Courier New" w:cs="Courier New"/>
     </w:rPr>
   </w:style>
-  <w:style w:type="character" w:styleId="372837048z2" w:customStyle="1">
+  <w:style w:type="character" w:customStyle="1" w:styleId="372837048z2">
     <w:name w:val="372837048z2"/>
     <w:rPr>
       <w:rFonts w:ascii="Wingdings" w:hAnsi="Wingdings"/>
     </w:rPr>
   </w:style>
-  <w:style w:type="character" w:styleId="372837048z3" w:customStyle="1">
+  <w:style w:type="character" w:customStyle="1" w:styleId="372837048z3">
     <w:name w:val="372837048z3"/>
     <w:rPr>
       <w:rFonts w:ascii="Symbol" w:hAnsi="Symbol"/>
     </w:rPr>
   </w:style>
-  <w:style w:type="character" w:styleId="372837049z0" w:customStyle="1">
+  <w:style w:type="character" w:customStyle="1" w:styleId="372837049z0">
     <w:name w:val="372837049z0"/>
     <w:rPr>
       <w:rFonts w:ascii="Wingdings" w:hAnsi="Wingdings"/>
     </w:rPr>
   </w:style>
-  <w:style w:type="character" w:styleId="372837049z1" w:customStyle="1">
+  <w:style w:type="character" w:customStyle="1" w:styleId="372837049z1">
     <w:name w:val="372837049z1"/>
     <w:rPr>
       <w:rFonts w:ascii="Courier New" w:hAnsi="Courier New" w:cs="Courier New"/>
     </w:rPr>
   </w:style>
-  <w:style w:type="character" w:styleId="372837049z3" w:customStyle="1">
+  <w:style w:type="character" w:customStyle="1" w:styleId="372837049z3">
     <w:name w:val="372837049z3"/>
     <w:rPr>
       <w:rFonts w:ascii="Symbol" w:hAnsi="Symbol"/>
     </w:rPr>
   </w:style>
-  <w:style w:type="character" w:styleId="3728370410z1" w:customStyle="1">
+  <w:style w:type="character" w:customStyle="1" w:styleId="3728370410z1">
     <w:name w:val="3728370410z1"/>
     <w:rPr>
       <w:b/>
     </w:rPr>
   </w:style>
-  <w:style w:type="character" w:styleId="372837131z1" w:customStyle="1">
+  <w:style w:type="character" w:customStyle="1" w:styleId="372837131z1">
     <w:name w:val="372837131z1"/>
     <w:rPr>
       <w:b/>
     </w:rPr>
   </w:style>
-  <w:style w:type="character" w:styleId="372837133z0" w:customStyle="1">
+  <w:style w:type="character" w:customStyle="1" w:styleId="372837133z0">
     <w:name w:val="372837133z0"/>
     <w:rPr>
       <w:rFonts w:ascii="Times New Roman" w:hAnsi="Times New Roman" w:cs="Times New Roman"/>
     </w:rPr>
   </w:style>
-  <w:style w:type="character" w:styleId="372837133z1" w:customStyle="1">
+  <w:style w:type="character" w:customStyle="1" w:styleId="372837133z1">
     <w:name w:val="372837133z1"/>
     <w:rPr>
       <w:rFonts w:ascii="Courier New" w:hAnsi="Courier New" w:cs="Courier New"/>
     </w:rPr>
   </w:style>
-  <w:style w:type="character" w:styleId="372837133z2" w:customStyle="1">
+  <w:style w:type="character" w:customStyle="1" w:styleId="372837133z2">
     <w:name w:val="372837133z2"/>
     <w:rPr>
       <w:rFonts w:ascii="Wingdings" w:hAnsi="Wingdings"/>
     </w:rPr>
   </w:style>
-  <w:style w:type="character" w:styleId="372837133z3" w:customStyle="1">
+  <w:style w:type="character" w:customStyle="1" w:styleId="372837133z3">
     <w:name w:val="372837133z3"/>
     <w:rPr>
       <w:rFonts w:ascii="Symbol" w:hAnsi="Symbol"/>
     </w:rPr>
   </w:style>
-  <w:style w:type="character" w:styleId="372837135z0" w:customStyle="1">
+  <w:style w:type="character" w:customStyle="1" w:styleId="372837135z0">
     <w:name w:val="372837135z0"/>
     <w:rPr>
       <w:rFonts w:ascii="Wingdings" w:hAnsi="Wingdings"/>
     </w:rPr>
   </w:style>
-  <w:style w:type="character" w:styleId="372837135z1" w:customStyle="1">
+  <w:style w:type="character" w:customStyle="1" w:styleId="372837135z1">
     <w:name w:val="372837135z1"/>
     <w:rPr>
       <w:rFonts w:ascii="Courier New" w:hAnsi="Courier New" w:cs="Courier New"/>
     </w:rPr>
   </w:style>
-  <w:style w:type="character" w:styleId="372837135z3" w:customStyle="1">
+  <w:style w:type="character" w:customStyle="1" w:styleId="372837135z3">
     <w:name w:val="372837135z3"/>
     <w:rPr>
       <w:rFonts w:ascii="Symbol" w:hAnsi="Symbol"/>
     </w:rPr>
   </w:style>
-  <w:style w:type="character" w:styleId="372837136z0" w:customStyle="1">
+  <w:style w:type="character" w:customStyle="1" w:styleId="372837136z0">
     <w:name w:val="372837136z0"/>
     <w:rPr>
       <w:rFonts w:ascii="Symbol" w:hAnsi="Symbol"/>
     </w:rPr>
   </w:style>
-  <w:style w:type="character" w:styleId="372837137z0" w:customStyle="1">
+  <w:style w:type="character" w:customStyle="1" w:styleId="372837137z0">
     <w:name w:val="372837137z0"/>
     <w:rPr>
       <w:rFonts w:ascii="Symbol" w:hAnsi="Symbol"/>
     </w:rPr>
   </w:style>
-  <w:style w:type="character" w:styleId="372837138z0" w:customStyle="1">
+  <w:style w:type="character" w:customStyle="1" w:styleId="372837138z0">
     <w:name w:val="372837138z0"/>
     <w:rPr>
-      <w:rFonts w:ascii="Century Gothic" w:hAnsi="Century Gothic" w:eastAsia="Calibri" w:cs="Times New Roman"/>
-    </w:rPr>
-  </w:style>
-  <w:style w:type="character" w:styleId="372837138z1" w:customStyle="1">
+      <w:rFonts w:ascii="Century Gothic" w:eastAsia="Calibri" w:hAnsi="Century Gothic" w:cs="Times New Roman"/>
+    </w:rPr>
+  </w:style>
+  <w:style w:type="character" w:customStyle="1" w:styleId="372837138z1">
     <w:name w:val="372837138z1"/>
     <w:rPr>
       <w:rFonts w:ascii="Courier New" w:hAnsi="Courier New" w:cs="Courier New"/>
     </w:rPr>
   </w:style>
-  <w:style w:type="character" w:styleId="372837138z2" w:customStyle="1">
+  <w:style w:type="character" w:customStyle="1" w:styleId="372837138z2">
     <w:name w:val="372837138z2"/>
     <w:rPr>
       <w:rFonts w:ascii="Wingdings" w:hAnsi="Wingdings"/>
     </w:rPr>
   </w:style>
-  <w:style w:type="character" w:styleId="372837138z3" w:customStyle="1">
+  <w:style w:type="character" w:customStyle="1" w:styleId="372837138z3">
     <w:name w:val="372837138z3"/>
     <w:rPr>
       <w:rFonts w:ascii="Symbol" w:hAnsi="Symbol"/>
     </w:rPr>
   </w:style>
-  <w:style w:type="character" w:styleId="372837139z0" w:customStyle="1">
+  <w:style w:type="character" w:customStyle="1" w:styleId="372837139z0">
     <w:name w:val="372837139z0"/>
     <w:rPr>
       <w:rFonts w:ascii="Wingdings" w:hAnsi="Wingdings"/>
     </w:rPr>
   </w:style>
-  <w:style w:type="character" w:styleId="372837139z1" w:customStyle="1">
+  <w:style w:type="character" w:customStyle="1" w:styleId="372837139z1">
     <w:name w:val="372837139z1"/>
     <w:rPr>
       <w:rFonts w:ascii="Courier New" w:hAnsi="Courier New" w:cs="Courier New"/>
     </w:rPr>
   </w:style>
-  <w:style w:type="character" w:styleId="372837139z3" w:customStyle="1">
+  <w:style w:type="character" w:customStyle="1" w:styleId="372837139z3">
     <w:name w:val="372837139z3"/>
     <w:rPr>
       <w:rFonts w:ascii="Symbol" w:hAnsi="Symbol"/>
     </w:rPr>
   </w:style>
-  <w:style w:type="character" w:styleId="3728371310z1" w:customStyle="1">
+  <w:style w:type="character" w:customStyle="1" w:styleId="3728371310z1">
     <w:name w:val="3728371310z1"/>
     <w:rPr>
       <w:b/>
     </w:rPr>
   </w:style>
-  <w:style w:type="character" w:styleId="372837241z1" w:customStyle="1">
+  <w:style w:type="character" w:customStyle="1" w:styleId="372837241z1">
     <w:name w:val="372837241z1"/>
     <w:rPr>
       <w:b/>
     </w:rPr>
   </w:style>
-  <w:style w:type="character" w:styleId="372837243z0" w:customStyle="1">
+  <w:style w:type="character" w:customStyle="1" w:styleId="372837243z0">
     <w:name w:val="372837243z0"/>
     <w:rPr>
       <w:rFonts w:ascii="Times New Roman" w:hAnsi="Times New Roman" w:cs="Times New Roman"/>
     </w:rPr>
   </w:style>
-  <w:style w:type="character" w:styleId="372837243z1" w:customStyle="1">
+  <w:style w:type="character" w:customStyle="1" w:styleId="372837243z1">
     <w:name w:val="372837243z1"/>
     <w:rPr>
       <w:rFonts w:ascii="Courier New" w:hAnsi="Courier New" w:cs="Courier New"/>
     </w:rPr>
   </w:style>
-  <w:style w:type="character" w:styleId="372837243z2" w:customStyle="1">
+  <w:style w:type="character" w:customStyle="1" w:styleId="372837243z2">
     <w:name w:val="372837243z2"/>
     <w:rPr>
       <w:rFonts w:ascii="Wingdings" w:hAnsi="Wingdings"/>
     </w:rPr>
   </w:style>
-  <w:style w:type="character" w:styleId="372837243z3" w:customStyle="1">
+  <w:style w:type="character" w:customStyle="1" w:styleId="372837243z3">
     <w:name w:val="372837243z3"/>
     <w:rPr>
       <w:rFonts w:ascii="Symbol" w:hAnsi="Symbol"/>
     </w:rPr>
   </w:style>
-  <w:style w:type="character" w:styleId="372837245z0" w:customStyle="1">
+  <w:style w:type="character" w:customStyle="1" w:styleId="372837245z0">
     <w:name w:val="372837245z0"/>
     <w:rPr>
       <w:rFonts w:ascii="Wingdings" w:hAnsi="Wingdings"/>
     </w:rPr>
   </w:style>
-  <w:style w:type="character" w:styleId="372837245z1" w:customStyle="1">
+  <w:style w:type="character" w:customStyle="1" w:styleId="372837245z1">
     <w:name w:val="372837245z1"/>
     <w:rPr>
       <w:rFonts w:ascii="Courier New" w:hAnsi="Courier New" w:cs="Courier New"/>
     </w:rPr>
   </w:style>
-  <w:style w:type="character" w:styleId="372837245z3" w:customStyle="1">
+  <w:style w:type="character" w:customStyle="1" w:styleId="372837245z3">
     <w:name w:val="372837245z3"/>
     <w:rPr>
       <w:rFonts w:ascii="Symbol" w:hAnsi="Symbol"/>
     </w:rPr>
   </w:style>
-  <w:style w:type="character" w:styleId="372837246z0" w:customStyle="1">
+  <w:style w:type="character" w:customStyle="1" w:styleId="372837246z0">
     <w:name w:val="372837246z0"/>
     <w:rPr>
       <w:rFonts w:ascii="Symbol" w:hAnsi="Symbol"/>
     </w:rPr>
   </w:style>
-  <w:style w:type="character" w:styleId="372837247z0" w:customStyle="1">
+  <w:style w:type="character" w:customStyle="1" w:styleId="372837247z0">
     <w:name w:val="372837247z0"/>
     <w:rPr>
       <w:rFonts w:ascii="Symbol" w:hAnsi="Symbol"/>
     </w:rPr>
   </w:style>
-  <w:style w:type="character" w:styleId="372837248z0" w:customStyle="1">
+  <w:style w:type="character" w:customStyle="1" w:styleId="372837248z0">
     <w:name w:val="372837248z0"/>
     <w:rPr>
-      <w:rFonts w:ascii="Century Gothic" w:hAnsi="Century Gothic" w:eastAsia="Calibri" w:cs="Times New Roman"/>
-    </w:rPr>
-  </w:style>
-  <w:style w:type="character" w:styleId="372837248z1" w:customStyle="1">
+      <w:rFonts w:ascii="Century Gothic" w:eastAsia="Calibri" w:hAnsi="Century Gothic" w:cs="Times New Roman"/>
+    </w:rPr>
+  </w:style>
+  <w:style w:type="character" w:customStyle="1" w:styleId="372837248z1">
     <w:name w:val="372837248z1"/>
     <w:rPr>
       <w:rFonts w:ascii="Courier New" w:hAnsi="Courier New" w:cs="Courier New"/>
     </w:rPr>
   </w:style>
-  <w:style w:type="character" w:styleId="372837248z2" w:customStyle="1">
+  <w:style w:type="character" w:customStyle="1" w:styleId="372837248z2">
     <w:name w:val="372837248z2"/>
     <w:rPr>
       <w:rFonts w:ascii="Wingdings" w:hAnsi="Wingdings"/>
     </w:rPr>
   </w:style>
-  <w:style w:type="character" w:styleId="372837248z3" w:customStyle="1">
+  <w:style w:type="character" w:customStyle="1" w:styleId="372837248z3">
     <w:name w:val="372837248z3"/>
     <w:rPr>
       <w:rFonts w:ascii="Symbol" w:hAnsi="Symbol"/>
     </w:rPr>
   </w:style>
-  <w:style w:type="character" w:styleId="372837249z0" w:customStyle="1">
+  <w:style w:type="character" w:customStyle="1" w:styleId="372837249z0">
     <w:name w:val="372837249z0"/>
     <w:rPr>
       <w:rFonts w:ascii="Wingdings" w:hAnsi="Wingdings"/>
     </w:rPr>
   </w:style>
-  <w:style w:type="character" w:styleId="372837249z1" w:customStyle="1">
+  <w:style w:type="character" w:customStyle="1" w:styleId="372837249z1">
     <w:name w:val="372837249z1"/>
     <w:rPr>
       <w:rFonts w:ascii="Courier New" w:hAnsi="Courier New" w:cs="Courier New"/>
     </w:rPr>
   </w:style>
-  <w:style w:type="character" w:styleId="372837249z3" w:customStyle="1">
+  <w:style w:type="character" w:customStyle="1" w:styleId="372837249z3">
     <w:name w:val="372837249z3"/>
     <w:rPr>
       <w:rFonts w:ascii="Symbol" w:hAnsi="Symbol"/>
     </w:rPr>
   </w:style>
-  <w:style w:type="character" w:styleId="3728372410z1" w:customStyle="1">
+  <w:style w:type="character" w:customStyle="1" w:styleId="3728372410z1">
     <w:name w:val="3728372410z1"/>
     <w:rPr>
       <w:b/>
     </w:rPr>
   </w:style>
-  <w:style w:type="character" w:styleId="372837381z1" w:customStyle="1">
+  <w:style w:type="character" w:customStyle="1" w:styleId="372837381z1">
     <w:name w:val="372837381z1"/>
     <w:rPr>
       <w:b/>
     </w:rPr>
   </w:style>
-  <w:style w:type="character" w:styleId="372837383z0" w:customStyle="1">
+  <w:style w:type="character" w:customStyle="1" w:styleId="372837383z0">
     <w:name w:val="372837383z0"/>
     <w:rPr>
       <w:rFonts w:ascii="Times New Roman" w:hAnsi="Times New Roman" w:cs="Times New Roman"/>
     </w:rPr>
   </w:style>
-  <w:style w:type="character" w:styleId="372837383z1" w:customStyle="1">
+  <w:style w:type="character" w:customStyle="1" w:styleId="372837383z1">
     <w:name w:val="372837383z1"/>
     <w:rPr>
       <w:rFonts w:ascii="Courier New" w:hAnsi="Courier New" w:cs="Courier New"/>
     </w:rPr>
   </w:style>
-  <w:style w:type="character" w:styleId="372837383z2" w:customStyle="1">
+  <w:style w:type="character" w:customStyle="1" w:styleId="372837383z2">
     <w:name w:val="372837383z2"/>
     <w:rPr>
       <w:rFonts w:ascii="Wingdings" w:hAnsi="Wingdings"/>
     </w:rPr>
   </w:style>
-  <w:style w:type="character" w:styleId="372837383z3" w:customStyle="1">
+  <w:style w:type="character" w:customStyle="1" w:styleId="372837383z3">
     <w:name w:val="372837383z3"/>
     <w:rPr>
       <w:rFonts w:ascii="Symbol" w:hAnsi="Symbol"/>
     </w:rPr>
   </w:style>
-  <w:style w:type="character" w:styleId="372837385z0" w:customStyle="1">
+  <w:style w:type="character" w:customStyle="1" w:styleId="372837385z0">
     <w:name w:val="372837385z0"/>
     <w:rPr>
       <w:rFonts w:ascii="Wingdings" w:hAnsi="Wingdings"/>
     </w:rPr>
   </w:style>
-  <w:style w:type="character" w:styleId="372837385z1" w:customStyle="1">
+  <w:style w:type="character" w:customStyle="1" w:styleId="372837385z1">
     <w:name w:val="372837385z1"/>
     <w:rPr>
       <w:rFonts w:ascii="Courier New" w:hAnsi="Courier New" w:cs="Courier New"/>
     </w:rPr>
   </w:style>
-  <w:style w:type="character" w:styleId="372837385z3" w:customStyle="1">
+  <w:style w:type="character" w:customStyle="1" w:styleId="372837385z3">
     <w:name w:val="372837385z3"/>
     <w:rPr>
       <w:rFonts w:ascii="Symbol" w:hAnsi="Symbol"/>
     </w:rPr>
   </w:style>
-  <w:style w:type="character" w:styleId="372837386z0" w:customStyle="1">
+  <w:style w:type="character" w:customStyle="1" w:styleId="372837386z0">
     <w:name w:val="372837386z0"/>
     <w:rPr>
       <w:rFonts w:ascii="Symbol" w:hAnsi="Symbol"/>
     </w:rPr>
   </w:style>
-  <w:style w:type="character" w:styleId="372837387z0" w:customStyle="1">
+  <w:style w:type="character" w:customStyle="1" w:styleId="372837387z0">
     <w:name w:val="372837387z0"/>
     <w:rPr>
       <w:rFonts w:ascii="Symbol" w:hAnsi="Symbol"/>
     </w:rPr>
   </w:style>
-  <w:style w:type="character" w:styleId="372837388z0" w:customStyle="1">
+  <w:style w:type="character" w:customStyle="1" w:styleId="372837388z0">
     <w:name w:val="372837388z0"/>
     <w:rPr>
-      <w:rFonts w:ascii="Century Gothic" w:hAnsi="Century Gothic" w:eastAsia="Calibri" w:cs="Times New Roman"/>
-    </w:rPr>
-  </w:style>
-  <w:style w:type="character" w:styleId="372837388z1" w:customStyle="1">
+      <w:rFonts w:ascii="Century Gothic" w:eastAsia="Calibri" w:hAnsi="Century Gothic" w:cs="Times New Roman"/>
+    </w:rPr>
+  </w:style>
+  <w:style w:type="character" w:customStyle="1" w:styleId="372837388z1">
     <w:name w:val="372837388z1"/>
     <w:rPr>
       <w:rFonts w:ascii="Courier New" w:hAnsi="Courier New" w:cs="Courier New"/>
     </w:rPr>
   </w:style>
-  <w:style w:type="character" w:styleId="372837388z2" w:customStyle="1">
+  <w:style w:type="character" w:customStyle="1" w:styleId="372837388z2">
     <w:name w:val="372837388z2"/>
     <w:rPr>
       <w:rFonts w:ascii="Wingdings" w:hAnsi="Wingdings"/>
     </w:rPr>
   </w:style>
-  <w:style w:type="character" w:styleId="372837388z3" w:customStyle="1">
+  <w:style w:type="character" w:customStyle="1" w:styleId="372837388z3">
     <w:name w:val="372837388z3"/>
     <w:rPr>
       <w:rFonts w:ascii="Symbol" w:hAnsi="Symbol"/>
     </w:rPr>
   </w:style>
-  <w:style w:type="character" w:styleId="372837389z0" w:customStyle="1">
+  <w:style w:type="character" w:customStyle="1" w:styleId="372837389z0">
     <w:name w:val="372837389z0"/>
     <w:rPr>
       <w:rFonts w:ascii="Wingdings" w:hAnsi="Wingdings"/>
     </w:rPr>
   </w:style>
-  <w:style w:type="character" w:styleId="372837389z1" w:customStyle="1">
+  <w:style w:type="character" w:customStyle="1" w:styleId="372837389z1">
     <w:name w:val="372837389z1"/>
     <w:rPr>
       <w:rFonts w:ascii="Courier New" w:hAnsi="Courier New" w:cs="Courier New"/>
     </w:rPr>
   </w:style>
-  <w:style w:type="character" w:styleId="372837389z3" w:customStyle="1">
+  <w:style w:type="character" w:customStyle="1" w:styleId="372837389z3">
     <w:name w:val="372837389z3"/>
     <w:rPr>
       <w:rFonts w:ascii="Symbol" w:hAnsi="Symbol"/>
     </w:rPr>
   </w:style>
-  <w:style w:type="character" w:styleId="3728373810z1" w:customStyle="1">
+  <w:style w:type="character" w:customStyle="1" w:styleId="3728373810z1">
     <w:name w:val="3728373810z1"/>
     <w:rPr>
       <w:b/>
     </w:rPr>
   </w:style>
-  <w:style w:type="character" w:styleId="372837491z1" w:customStyle="1">
+  <w:style w:type="character" w:customStyle="1" w:styleId="372837491z1">
     <w:name w:val="372837491z1"/>
     <w:rPr>
       <w:b/>
     </w:rPr>
   </w:style>
-  <w:style w:type="character" w:styleId="372837493z0" w:customStyle="1">
+  <w:style w:type="character" w:customStyle="1" w:styleId="372837493z0">
     <w:name w:val="372837493z0"/>
     <w:rPr>
       <w:rFonts w:ascii="Times New Roman" w:hAnsi="Times New Roman" w:cs="Times New Roman"/>
     </w:rPr>
   </w:style>
-  <w:style w:type="character" w:styleId="372837493z1" w:customStyle="1">
+  <w:style w:type="character" w:customStyle="1" w:styleId="372837493z1">
     <w:name w:val="372837493z1"/>
     <w:rPr>
       <w:rFonts w:ascii="Courier New" w:hAnsi="Courier New" w:cs="Courier New"/>
     </w:rPr>
   </w:style>
-  <w:style w:type="character" w:styleId="372837493z2" w:customStyle="1">
+  <w:style w:type="character" w:customStyle="1" w:styleId="372837493z2">
     <w:name w:val="372837493z2"/>
     <w:rPr>
       <w:rFonts w:ascii="Wingdings" w:hAnsi="Wingdings"/>
     </w:rPr>
   </w:style>
-  <w:style w:type="character" w:styleId="372837493z3" w:customStyle="1">
+  <w:style w:type="character" w:customStyle="1" w:styleId="372837493z3">
     <w:name w:val="372837493z3"/>
     <w:rPr>
       <w:rFonts w:ascii="Symbol" w:hAnsi="Symbol"/>
     </w:rPr>
   </w:style>
-  <w:style w:type="character" w:styleId="372837495z0" w:customStyle="1">
+  <w:style w:type="character" w:customStyle="1" w:styleId="372837495z0">
     <w:name w:val="372837495z0"/>
     <w:rPr>
       <w:rFonts w:ascii="Wingdings" w:hAnsi="Wingdings"/>
     </w:rPr>
   </w:style>
-  <w:style w:type="character" w:styleId="372837495z1" w:customStyle="1">
+  <w:style w:type="character" w:customStyle="1" w:styleId="372837495z1">
     <w:name w:val="372837495z1"/>
     <w:rPr>
       <w:rFonts w:ascii="Courier New" w:hAnsi="Courier New" w:cs="Courier New"/>
     </w:rPr>
   </w:style>
-  <w:style w:type="character" w:styleId="372837495z3" w:customStyle="1">
+  <w:style w:type="character" w:customStyle="1" w:styleId="372837495z3">
     <w:name w:val="372837495z3"/>
     <w:rPr>
       <w:rFonts w:ascii="Symbol" w:hAnsi="Symbol"/>
     </w:rPr>
   </w:style>
-  <w:style w:type="character" w:styleId="372837496z0" w:customStyle="1">
+  <w:style w:type="character" w:customStyle="1" w:styleId="372837496z0">
     <w:name w:val="372837496z0"/>
     <w:rPr>
       <w:rFonts w:ascii="Symbol" w:hAnsi="Symbol"/>
     </w:rPr>
   </w:style>
-  <w:style w:type="character" w:styleId="372837497z0" w:customStyle="1">
+  <w:style w:type="character" w:customStyle="1" w:styleId="372837497z0">
     <w:name w:val="372837497z0"/>
     <w:rPr>
       <w:rFonts w:ascii="Symbol" w:hAnsi="Symbol"/>
     </w:rPr>
   </w:style>
-  <w:style w:type="character" w:styleId="372837498z0" w:customStyle="1">
+  <w:style w:type="character" w:customStyle="1" w:styleId="372837498z0">
     <w:name w:val="372837498z0"/>
     <w:rPr>
-      <w:rFonts w:ascii="Century Gothic" w:hAnsi="Century Gothic" w:eastAsia="Calibri" w:cs="Times New Roman"/>
-    </w:rPr>
-  </w:style>
-  <w:style w:type="character" w:styleId="372837498z1" w:customStyle="1">
+      <w:rFonts w:ascii="Century Gothic" w:eastAsia="Calibri" w:hAnsi="Century Gothic" w:cs="Times New Roman"/>
+    </w:rPr>
+  </w:style>
+  <w:style w:type="character" w:customStyle="1" w:styleId="372837498z1">
     <w:name w:val="372837498z1"/>
     <w:rPr>
       <w:rFonts w:ascii="Courier New" w:hAnsi="Courier New" w:cs="Courier New"/>
     </w:rPr>
   </w:style>
-  <w:style w:type="character" w:styleId="372837498z2" w:customStyle="1">
+  <w:style w:type="character" w:customStyle="1" w:styleId="372837498z2">
     <w:name w:val="372837498z2"/>
     <w:rPr>
       <w:rFonts w:ascii="Wingdings" w:hAnsi="Wingdings"/>
     </w:rPr>
   </w:style>
-  <w:style w:type="character" w:styleId="372837498z3" w:customStyle="1">
+  <w:style w:type="character" w:customStyle="1" w:styleId="372837498z3">
     <w:name w:val="372837498z3"/>
     <w:rPr>
       <w:rFonts w:ascii="Symbol" w:hAnsi="Symbol"/>
     </w:rPr>
   </w:style>
-  <w:style w:type="character" w:styleId="372837499z0" w:customStyle="1">
+  <w:style w:type="character" w:customStyle="1" w:styleId="372837499z0">
     <w:name w:val="372837499z0"/>
     <w:rPr>
       <w:rFonts w:ascii="Wingdings" w:hAnsi="Wingdings"/>
     </w:rPr>
   </w:style>
-  <w:style w:type="character" w:styleId="372837499z1" w:customStyle="1">
+  <w:style w:type="character" w:customStyle="1" w:styleId="372837499z1">
     <w:name w:val="372837499z1"/>
     <w:rPr>
       <w:rFonts w:ascii="Courier New" w:hAnsi="Courier New" w:cs="Courier New"/>
     </w:rPr>
   </w:style>
-  <w:style w:type="character" w:styleId="372837499z3" w:customStyle="1">
+  <w:style w:type="character" w:customStyle="1" w:styleId="372837499z3">
     <w:name w:val="372837499z3"/>
     <w:rPr>
       <w:rFonts w:ascii="Symbol" w:hAnsi="Symbol"/>
     </w:rPr>
   </w:style>
-  <w:style w:type="character" w:styleId="3728374910z1" w:customStyle="1">
+  <w:style w:type="character" w:customStyle="1" w:styleId="3728374910z1">
     <w:name w:val="3728374910z1"/>
     <w:rPr>
       <w:b/>
     </w:rPr>
   </w:style>
-  <w:style w:type="paragraph" w:styleId="Intestazione2" w:customStyle="1">
+  <w:style w:type="paragraph" w:customStyle="1" w:styleId="Intestazione2">
     <w:name w:val="Intestazione2"/>
     <w:basedOn w:val="Normal"/>
     <w:next w:val="BodyText"/>
@@ -11070,7 +11608,7 @@
       <w:rFonts w:cs="Tahoma"/>
     </w:rPr>
   </w:style>
-  <w:style w:type="paragraph" w:styleId="Didascalia2" w:customStyle="1">
+  <w:style w:type="paragraph" w:customStyle="1" w:styleId="Didascalia2">
     <w:name w:val="Didascalia2"/>
     <w:basedOn w:val="Normal"/>
     <w:pPr>
@@ -11083,7 +11621,7 @@
       <w:iCs/>
     </w:rPr>
   </w:style>
-  <w:style w:type="paragraph" w:styleId="Indice" w:customStyle="1">
+  <w:style w:type="paragraph" w:customStyle="1" w:styleId="Indice">
     <w:name w:val="Indice"/>
     <w:basedOn w:val="Normal"/>
     <w:pPr>
@@ -11093,14 +11631,14 @@
       <w:rFonts w:cs="Tahoma"/>
     </w:rPr>
   </w:style>
-  <w:style w:type="paragraph" w:styleId="Contenutotabella" w:customStyle="1">
+  <w:style w:type="paragraph" w:customStyle="1" w:styleId="Contenutotabella">
     <w:name w:val="Contenuto tabella"/>
     <w:basedOn w:val="Normal"/>
     <w:pPr>
       <w:suppressLineNumbers/>
     </w:pPr>
   </w:style>
-  <w:style w:type="paragraph" w:styleId="Intestazionetabella" w:customStyle="1">
+  <w:style w:type="paragraph" w:customStyle="1" w:styleId="Intestazionetabella">
     <w:name w:val="Intestazione tabella"/>
     <w:basedOn w:val="Contenutotabella"/>
     <w:pPr>
@@ -11111,7 +11649,7 @@
       <w:bCs/>
     </w:rPr>
   </w:style>
-  <w:style w:type="paragraph" w:styleId="Intestazioneindice" w:customStyle="1">
+  <w:style w:type="paragraph" w:customStyle="1" w:styleId="Intestazioneindice">
     <w:name w:val="Intestazione indice"/>
     <w:basedOn w:val="Intestazione2"/>
     <w:pPr>
@@ -11148,7 +11686,7 @@
       </w:tabs>
     </w:pPr>
   </w:style>
-  <w:style w:type="paragraph" w:styleId="Intestazione1" w:customStyle="1">
+  <w:style w:type="paragraph" w:customStyle="1" w:styleId="Intestazione1">
     <w:name w:val="Intestazione1"/>
     <w:basedOn w:val="Normal"/>
     <w:next w:val="BodyText"/>
@@ -11163,7 +11701,7 @@
       <w:szCs w:val="28"/>
     </w:rPr>
   </w:style>
-  <w:style w:type="paragraph" w:styleId="Didascalia1" w:customStyle="1">
+  <w:style w:type="paragraph" w:customStyle="1" w:styleId="Didascalia1">
     <w:name w:val="Didascalia1"/>
     <w:basedOn w:val="Normal"/>
     <w:pPr>
@@ -11184,25 +11722,25 @@
       <w:widowControl/>
     </w:pPr>
     <w:rPr>
-      <w:rFonts w:ascii="Tahoma" w:hAnsi="Tahoma" w:eastAsia="Arial" w:cs="Tahoma"/>
+      <w:rFonts w:ascii="Tahoma" w:eastAsia="Arial" w:hAnsi="Tahoma" w:cs="Tahoma"/>
       <w:sz w:val="16"/>
       <w:szCs w:val="16"/>
     </w:rPr>
   </w:style>
-  <w:style w:type="paragraph" w:styleId="NoSpacing1" w:customStyle="1">
+  <w:style w:type="paragraph" w:customStyle="1" w:styleId="NoSpacing1">
     <w:name w:val="No Spacing1"/>
     <w:pPr>
       <w:suppressAutoHyphens/>
     </w:pPr>
     <w:rPr>
-      <w:rFonts w:ascii="Calibri" w:hAnsi="Calibri" w:eastAsia="Arial" w:cs="Calibri"/>
+      <w:rFonts w:ascii="Calibri" w:eastAsia="Arial" w:hAnsi="Calibri" w:cs="Calibri"/>
       <w:kern w:val="1"/>
       <w:sz w:val="22"/>
       <w:szCs w:val="22"/>
       <w:lang w:eastAsia="ar-SA"/>
     </w:rPr>
   </w:style>
-  <w:style w:type="paragraph" w:styleId="Elencoacolori-Colore11" w:customStyle="1">
+  <w:style w:type="paragraph" w:customStyle="1" w:styleId="Elencoacolori-Colore11">
     <w:name w:val="Elenco a colori - Colore 11"/>
     <w:basedOn w:val="Normal"/>
     <w:qFormat/>
@@ -11213,7 +11751,7 @@
       <w:ind w:left="720"/>
     </w:pPr>
     <w:rPr>
-      <w:rFonts w:ascii="Calibri" w:hAnsi="Calibri" w:eastAsia="Calibri"/>
+      <w:rFonts w:ascii="Calibri" w:eastAsia="Calibri" w:hAnsi="Calibri"/>
       <w:sz w:val="22"/>
       <w:szCs w:val="22"/>
     </w:rPr>
@@ -11298,7 +11836,7 @@
       <w:outlineLvl w:val="0"/>
     </w:pPr>
     <w:rPr>
-      <w:rFonts w:ascii="Calibri" w:hAnsi="Calibri" w:eastAsia="MS Gothic"/>
+      <w:rFonts w:ascii="Calibri" w:eastAsia="MS Gothic" w:hAnsi="Calibri"/>
       <w:b/>
       <w:bCs/>
       <w:kern w:val="28"/>
@@ -11306,13 +11844,13 @@
       <w:szCs w:val="32"/>
     </w:rPr>
   </w:style>
-  <w:style w:type="character" w:styleId="TitleChar" w:customStyle="1">
+  <w:style w:type="character" w:customStyle="1" w:styleId="TitleChar">
     <w:name w:val="Title Char"/>
     <w:link w:val="Title"/>
     <w:uiPriority w:val="10"/>
     <w:rsid w:val="003E00FB"/>
     <w:rPr>
-      <w:rFonts w:ascii="Calibri" w:hAnsi="Calibri" w:eastAsia="MS Gothic" w:cs="Times New Roman"/>
+      <w:rFonts w:ascii="Calibri" w:eastAsia="MS Gothic" w:hAnsi="Calibri" w:cs="Times New Roman"/>
       <w:b/>
       <w:bCs/>
       <w:kern w:val="28"/>
@@ -11320,13 +11858,13 @@
       <w:szCs w:val="32"/>
     </w:rPr>
   </w:style>
-  <w:style w:type="character" w:styleId="Heading3Char" w:customStyle="1">
+  <w:style w:type="character" w:customStyle="1" w:styleId="Heading3Char">
     <w:name w:val="Heading 3 Char"/>
     <w:link w:val="Heading3"/>
     <w:uiPriority w:val="9"/>
     <w:rsid w:val="003E00FB"/>
     <w:rPr>
-      <w:rFonts w:ascii="Calibri" w:hAnsi="Calibri" w:eastAsia="MS Gothic" w:cs="Times New Roman"/>
+      <w:rFonts w:ascii="Calibri" w:eastAsia="MS Gothic" w:hAnsi="Calibri" w:cs="Times New Roman"/>
       <w:b/>
       <w:bCs/>
       <w:kern w:val="1"/>
@@ -11501,7 +12039,7 @@
 </file>
 
 <file path=word/theme/theme1.xml><?xml version="1.0" encoding="utf-8"?>
-<a:theme xmlns:a="http://schemas.openxmlformats.org/drawingml/2006/main" xmlns:thm15="http://schemas.microsoft.com/office/thememl/2012/main" name="Office Theme">
+<a:theme xmlns:a="http://schemas.openxmlformats.org/drawingml/2006/main" name="Office Theme">
   <a:themeElements>
     <a:clrScheme name="Office">
       <a:dk1>

--- a/Documents/02_NovaBiblioteca_RAD.docx
+++ b/Documents/02_NovaBiblioteca_RAD.docx
@@ -3900,11 +3900,11 @@
         <w:pStyle w:val="Title"/>
         <w:numPr>
           <w:ilvl w:val="0"/>
-          <w:numId w:val="10"/>
+          <w:numId w:val="5"/>
         </w:numPr>
         <w:spacing w:line="360" w:lineRule="auto"/>
         <w:ind w:left="426"/>
-        <w:jc w:val="left"/>
+        <w:jc w:val="both"/>
         <w:rPr>
           <w:rFonts w:asciiTheme="minorHAnsi" w:hAnsiTheme="minorHAnsi"/>
         </w:rPr>
@@ -3923,6 +3923,7 @@
       <w:pPr>
         <w:pStyle w:val="Heading2"/>
         <w:spacing w:line="276" w:lineRule="auto"/>
+        <w:jc w:val="both"/>
         <w:rPr>
           <w:rFonts w:ascii="Aptos" w:hAnsi="Aptos"/>
           <w:i w:val="0"/>
@@ -3985,7 +3986,7 @@
         <w:pStyle w:val="ListParagraph"/>
         <w:numPr>
           <w:ilvl w:val="0"/>
-          <w:numId w:val="47"/>
+          <w:numId w:val="9"/>
         </w:numPr>
         <w:jc w:val="both"/>
         <w:rPr>
@@ -4012,7 +4013,7 @@
         <w:pStyle w:val="ListParagraph"/>
         <w:numPr>
           <w:ilvl w:val="0"/>
-          <w:numId w:val="47"/>
+          <w:numId w:val="9"/>
         </w:numPr>
         <w:jc w:val="both"/>
         <w:rPr>
@@ -4046,6 +4047,7 @@
       <w:pPr>
         <w:pStyle w:val="Heading2"/>
         <w:spacing w:line="276" w:lineRule="auto"/>
+        <w:jc w:val="both"/>
         <w:rPr>
           <w:rFonts w:asciiTheme="minorHAnsi" w:hAnsiTheme="minorHAnsi"/>
           <w:i w:val="0"/>
@@ -4097,7 +4099,7 @@
         <w:pStyle w:val="ListParagraph"/>
         <w:numPr>
           <w:ilvl w:val="0"/>
-          <w:numId w:val="45"/>
+          <w:numId w:val="8"/>
         </w:numPr>
         <w:spacing w:line="276" w:lineRule="auto"/>
         <w:jc w:val="both"/>
@@ -4129,7 +4131,7 @@
         <w:pStyle w:val="ListParagraph"/>
         <w:numPr>
           <w:ilvl w:val="1"/>
-          <w:numId w:val="45"/>
+          <w:numId w:val="8"/>
         </w:numPr>
         <w:spacing w:line="276" w:lineRule="auto"/>
         <w:jc w:val="both"/>
@@ -4173,7 +4175,7 @@
         <w:pStyle w:val="ListParagraph"/>
         <w:numPr>
           <w:ilvl w:val="1"/>
-          <w:numId w:val="45"/>
+          <w:numId w:val="8"/>
         </w:numPr>
         <w:spacing w:line="276" w:lineRule="auto"/>
         <w:jc w:val="both"/>
@@ -4193,7 +4195,7 @@
         <w:pStyle w:val="ListParagraph"/>
         <w:numPr>
           <w:ilvl w:val="1"/>
-          <w:numId w:val="45"/>
+          <w:numId w:val="8"/>
         </w:numPr>
         <w:spacing w:line="276" w:lineRule="auto"/>
         <w:jc w:val="both"/>
@@ -4225,7 +4227,7 @@
         <w:pStyle w:val="ListParagraph"/>
         <w:numPr>
           <w:ilvl w:val="1"/>
-          <w:numId w:val="45"/>
+          <w:numId w:val="8"/>
         </w:numPr>
         <w:spacing w:line="276" w:lineRule="auto"/>
         <w:jc w:val="both"/>
@@ -4245,7 +4247,7 @@
         <w:pStyle w:val="ListParagraph"/>
         <w:numPr>
           <w:ilvl w:val="0"/>
-          <w:numId w:val="45"/>
+          <w:numId w:val="8"/>
         </w:numPr>
         <w:spacing w:line="276" w:lineRule="auto"/>
         <w:jc w:val="both"/>
@@ -4269,7 +4271,7 @@
         <w:pStyle w:val="ListParagraph"/>
         <w:numPr>
           <w:ilvl w:val="1"/>
-          <w:numId w:val="45"/>
+          <w:numId w:val="8"/>
         </w:numPr>
         <w:spacing w:line="276" w:lineRule="auto"/>
         <w:jc w:val="both"/>
@@ -4291,7 +4293,7 @@
         <w:pStyle w:val="ListParagraph"/>
         <w:numPr>
           <w:ilvl w:val="1"/>
-          <w:numId w:val="45"/>
+          <w:numId w:val="8"/>
         </w:numPr>
         <w:spacing w:line="276" w:lineRule="auto"/>
         <w:jc w:val="both"/>
@@ -4337,7 +4339,7 @@
         <w:pStyle w:val="ListParagraph"/>
         <w:numPr>
           <w:ilvl w:val="1"/>
-          <w:numId w:val="45"/>
+          <w:numId w:val="8"/>
         </w:numPr>
         <w:spacing w:line="276" w:lineRule="auto"/>
         <w:jc w:val="both"/>
@@ -4359,7 +4361,7 @@
         <w:pStyle w:val="ListParagraph"/>
         <w:numPr>
           <w:ilvl w:val="0"/>
-          <w:numId w:val="45"/>
+          <w:numId w:val="8"/>
         </w:numPr>
         <w:spacing w:line="276" w:lineRule="auto"/>
         <w:jc w:val="both"/>
@@ -4391,7 +4393,7 @@
         <w:pStyle w:val="ListParagraph"/>
         <w:numPr>
           <w:ilvl w:val="1"/>
-          <w:numId w:val="45"/>
+          <w:numId w:val="8"/>
         </w:numPr>
         <w:spacing w:line="276" w:lineRule="auto"/>
         <w:jc w:val="both"/>
@@ -4413,7 +4415,7 @@
         <w:pStyle w:val="ListParagraph"/>
         <w:numPr>
           <w:ilvl w:val="1"/>
-          <w:numId w:val="45"/>
+          <w:numId w:val="8"/>
         </w:numPr>
         <w:spacing w:line="276" w:lineRule="auto"/>
         <w:jc w:val="both"/>
@@ -4435,7 +4437,7 @@
         <w:pStyle w:val="ListParagraph"/>
         <w:numPr>
           <w:ilvl w:val="1"/>
-          <w:numId w:val="45"/>
+          <w:numId w:val="8"/>
         </w:numPr>
         <w:spacing w:line="276" w:lineRule="auto"/>
         <w:jc w:val="both"/>
@@ -4463,7 +4465,7 @@
         <w:pStyle w:val="ListParagraph"/>
         <w:numPr>
           <w:ilvl w:val="1"/>
-          <w:numId w:val="45"/>
+          <w:numId w:val="8"/>
         </w:numPr>
         <w:spacing w:line="276" w:lineRule="auto"/>
         <w:jc w:val="both"/>
@@ -4491,7 +4493,7 @@
         <w:pStyle w:val="ListParagraph"/>
         <w:numPr>
           <w:ilvl w:val="0"/>
-          <w:numId w:val="45"/>
+          <w:numId w:val="8"/>
         </w:numPr>
         <w:spacing w:line="276" w:lineRule="auto"/>
         <w:jc w:val="both"/>
@@ -4515,7 +4517,7 @@
         <w:pStyle w:val="ListParagraph"/>
         <w:numPr>
           <w:ilvl w:val="1"/>
-          <w:numId w:val="45"/>
+          <w:numId w:val="8"/>
         </w:numPr>
         <w:spacing w:line="276" w:lineRule="auto"/>
         <w:jc w:val="both"/>
@@ -4549,7 +4551,7 @@
         <w:pStyle w:val="ListParagraph"/>
         <w:numPr>
           <w:ilvl w:val="1"/>
-          <w:numId w:val="45"/>
+          <w:numId w:val="8"/>
         </w:numPr>
         <w:spacing w:line="276" w:lineRule="auto"/>
         <w:jc w:val="both"/>
@@ -4595,7 +4597,7 @@
         <w:pStyle w:val="ListParagraph"/>
         <w:numPr>
           <w:ilvl w:val="0"/>
-          <w:numId w:val="45"/>
+          <w:numId w:val="8"/>
         </w:numPr>
         <w:spacing w:line="276" w:lineRule="auto"/>
         <w:jc w:val="both"/>
@@ -4619,7 +4621,7 @@
         <w:pStyle w:val="ListParagraph"/>
         <w:numPr>
           <w:ilvl w:val="1"/>
-          <w:numId w:val="45"/>
+          <w:numId w:val="8"/>
         </w:numPr>
         <w:spacing w:line="276" w:lineRule="auto"/>
         <w:jc w:val="both"/>
@@ -4653,7 +4655,7 @@
         <w:pStyle w:val="ListParagraph"/>
         <w:numPr>
           <w:ilvl w:val="1"/>
-          <w:numId w:val="45"/>
+          <w:numId w:val="8"/>
         </w:numPr>
         <w:spacing w:line="276" w:lineRule="auto"/>
         <w:jc w:val="both"/>
@@ -4675,7 +4677,7 @@
         <w:pStyle w:val="ListParagraph"/>
         <w:numPr>
           <w:ilvl w:val="1"/>
-          <w:numId w:val="45"/>
+          <w:numId w:val="8"/>
         </w:numPr>
         <w:spacing w:line="276" w:lineRule="auto"/>
         <w:jc w:val="both"/>
@@ -4697,7 +4699,7 @@
         <w:pStyle w:val="ListParagraph"/>
         <w:numPr>
           <w:ilvl w:val="1"/>
-          <w:numId w:val="45"/>
+          <w:numId w:val="8"/>
         </w:numPr>
         <w:spacing w:line="276" w:lineRule="auto"/>
         <w:jc w:val="both"/>
@@ -4711,7 +4713,6 @@
         <w:rPr>
           <w:rFonts w:asciiTheme="minorHAnsi" w:hAnsiTheme="minorHAnsi"/>
         </w:rPr>
-        <w:lastRenderedPageBreak/>
         <w:t>Registrazione di una sospensione</w:t>
       </w:r>
       <w:r>
@@ -4738,7 +4739,7 @@
         <w:pStyle w:val="ListParagraph"/>
         <w:numPr>
           <w:ilvl w:val="1"/>
-          <w:numId w:val="45"/>
+          <w:numId w:val="8"/>
         </w:numPr>
         <w:spacing w:line="276" w:lineRule="auto"/>
         <w:jc w:val="both"/>
@@ -4787,8 +4788,9 @@
           <w:iCs w:val="0"/>
           <w:lang w:val="en-US"/>
         </w:rPr>
-        <w:t>Objectives and success criteria o</w:t>
-      </w:r>
+        <w:t xml:space="preserve">Objectives and success criteria </w:t>
+      </w:r>
+      <w:proofErr w:type="gramStart"/>
       <w:r>
         <w:rPr>
           <w:rFonts w:asciiTheme="minorHAnsi" w:hAnsiTheme="minorHAnsi"/>
@@ -4796,155 +4798,736 @@
           <w:iCs w:val="0"/>
           <w:lang w:val="en-US"/>
         </w:rPr>
-        <w:t>f the project</w:t>
-      </w:r>
-      <w:bookmarkEnd w:id="3"/>
-    </w:p>
-    <w:p>
-      <w:pPr>
-        <w:spacing w:line="276" w:lineRule="auto"/>
-        <w:rPr>
-          <w:lang w:val="en-US"/>
-        </w:rPr>
-      </w:pPr>
-    </w:p>
-    <w:p>
-      <w:pPr>
-        <w:pStyle w:val="Heading2"/>
-        <w:spacing w:line="276" w:lineRule="auto"/>
-        <w:jc w:val="both"/>
+        <w:t>o</w:t>
+      </w:r>
+      <w:r>
         <w:rPr>
           <w:rFonts w:asciiTheme="minorHAnsi" w:hAnsiTheme="minorHAnsi"/>
           <w:i w:val="0"/>
           <w:iCs w:val="0"/>
-        </w:rPr>
-      </w:pPr>
-      <w:bookmarkStart w:id="4" w:name="_Toc243674748"/>
+          <w:lang w:val="en-US"/>
+        </w:rPr>
+        <w:t>f</w:t>
+      </w:r>
+      <w:proofErr w:type="gramEnd"/>
       <w:r>
         <w:rPr>
           <w:rFonts w:asciiTheme="minorHAnsi" w:hAnsiTheme="minorHAnsi"/>
           <w:i w:val="0"/>
           <w:iCs w:val="0"/>
-        </w:rPr>
-        <w:t>Defintions, acronyms, and abbreviations</w:t>
-      </w:r>
-      <w:bookmarkEnd w:id="4"/>
-    </w:p>
-    <w:p/>
-    <w:p>
-      <w:pPr>
-        <w:pStyle w:val="Heading2"/>
-        <w:spacing w:line="276" w:lineRule="auto"/>
-        <w:jc w:val="both"/>
-        <w:rPr>
-          <w:rFonts w:asciiTheme="minorHAnsi" w:hAnsiTheme="minorHAnsi"/>
-          <w:i w:val="0"/>
-          <w:iCs w:val="0"/>
-        </w:rPr>
-      </w:pPr>
-      <w:bookmarkStart w:id="5" w:name="_Toc243674749"/>
-      <w:r>
-        <w:rPr>
-          <w:rFonts w:asciiTheme="minorHAnsi" w:hAnsiTheme="minorHAnsi"/>
-          <w:i w:val="0"/>
-          <w:iCs w:val="0"/>
-        </w:rPr>
-        <w:t>Refererences</w:t>
-      </w:r>
-      <w:bookmarkEnd w:id="5"/>
-    </w:p>
-    <w:p>
-      <w:pPr>
-        <w:spacing w:line="276" w:lineRule="auto"/>
-        <w:jc w:val="both"/>
-        <w:rPr>
-          <w:rFonts w:asciiTheme="minorHAnsi" w:hAnsiTheme="minorHAnsi"/>
-        </w:rPr>
-      </w:pPr>
-    </w:p>
-    <w:p>
-      <w:pPr>
-        <w:pStyle w:val="Heading2"/>
-        <w:spacing w:line="276" w:lineRule="auto"/>
-        <w:jc w:val="both"/>
-        <w:rPr>
-          <w:rFonts w:asciiTheme="minorHAnsi" w:hAnsiTheme="minorHAnsi"/>
-          <w:i w:val="0"/>
-          <w:iCs w:val="0"/>
-        </w:rPr>
-      </w:pPr>
-      <w:bookmarkStart w:id="6" w:name="_Toc243674750"/>
-      <w:r>
-        <w:rPr>
-          <w:rFonts w:asciiTheme="minorHAnsi" w:hAnsiTheme="minorHAnsi"/>
-          <w:i w:val="0"/>
-          <w:iCs w:val="0"/>
-        </w:rPr>
-        <w:t>Overview</w:t>
-      </w:r>
-      <w:bookmarkEnd w:id="6"/>
-    </w:p>
-    <w:p>
-      <w:pPr>
-        <w:pStyle w:val="Title"/>
+          <w:lang w:val="en-US"/>
+        </w:rPr>
+        <w:t xml:space="preserve"> the project</w:t>
+      </w:r>
+      <w:bookmarkEnd w:id="3"/>
+    </w:p>
+    <w:p>
+      <w:pPr>
+        <w:pStyle w:val="ListParagraph"/>
         <w:numPr>
           <w:ilvl w:val="0"/>
           <w:numId w:val="10"/>
         </w:numPr>
-        <w:spacing w:line="360" w:lineRule="auto"/>
-        <w:ind w:left="426"/>
-        <w:jc w:val="left"/>
-        <w:rPr>
-          <w:rFonts w:asciiTheme="minorHAnsi" w:hAnsiTheme="minorHAnsi"/>
-        </w:rPr>
-      </w:pPr>
-      <w:bookmarkStart w:id="7" w:name="_Toc243674751"/>
-      <w:r>
-        <w:rPr>
-          <w:rFonts w:asciiTheme="minorHAnsi" w:hAnsiTheme="minorHAnsi"/>
-        </w:rPr>
-        <w:t>Current system</w:t>
-      </w:r>
-      <w:bookmarkEnd w:id="7"/>
-    </w:p>
-    <w:p>
-      <w:pPr>
-        <w:pStyle w:val="Title"/>
+        <w:jc w:val="both"/>
+        <w:rPr>
+          <w:rFonts w:asciiTheme="minorHAnsi" w:hAnsiTheme="minorHAnsi"/>
+        </w:rPr>
+      </w:pPr>
+      <w:r>
+        <w:rPr>
+          <w:rFonts w:asciiTheme="minorHAnsi" w:hAnsiTheme="minorHAnsi"/>
+          <w:b/>
+          <w:bCs/>
+        </w:rPr>
+        <w:t>Consultazione e prenotazione</w:t>
+      </w:r>
+      <w:r>
+        <w:rPr>
+          <w:rFonts w:asciiTheme="minorHAnsi" w:hAnsiTheme="minorHAnsi"/>
+        </w:rPr>
+        <w:t>: p</w:t>
+      </w:r>
+      <w:r>
+        <w:rPr>
+          <w:rFonts w:asciiTheme="minorHAnsi" w:hAnsiTheme="minorHAnsi"/>
+        </w:rPr>
+        <w:t>ermettere ai lettori di consult</w:t>
+      </w:r>
+      <w:r>
+        <w:rPr>
+          <w:rFonts w:asciiTheme="minorHAnsi" w:hAnsiTheme="minorHAnsi"/>
+        </w:rPr>
+        <w:t>are il catalogo e di prenotare online le copie disponibili, evitando spostamenti inutili in biblioteca.</w:t>
+      </w:r>
+    </w:p>
+    <w:p>
+      <w:pPr>
+        <w:pStyle w:val="ListParagraph"/>
+        <w:numPr>
+          <w:ilvl w:val="1"/>
+          <w:numId w:val="10"/>
+        </w:numPr>
+        <w:jc w:val="both"/>
+        <w:rPr>
+          <w:rFonts w:asciiTheme="minorHAnsi" w:hAnsiTheme="minorHAnsi"/>
+        </w:rPr>
+      </w:pPr>
+      <w:r>
+        <w:rPr>
+          <w:rFonts w:asciiTheme="minorHAnsi" w:hAnsiTheme="minorHAnsi"/>
+        </w:rPr>
+        <w:t>La ricerca nel catalogo, la prenotazione e l’annullamento della prenotazione possono essere eseguiti dall’inizio alla fine.</w:t>
+      </w:r>
+    </w:p>
+    <w:p>
+      <w:pPr>
+        <w:pStyle w:val="ListParagraph"/>
+        <w:numPr>
+          <w:ilvl w:val="1"/>
+          <w:numId w:val="10"/>
+        </w:numPr>
+        <w:jc w:val="both"/>
+        <w:rPr>
+          <w:rFonts w:asciiTheme="minorHAnsi" w:hAnsiTheme="minorHAnsi"/>
+        </w:rPr>
+      </w:pPr>
+      <w:r>
+        <w:rPr>
+          <w:rFonts w:asciiTheme="minorHAnsi" w:hAnsiTheme="minorHAnsi"/>
+        </w:rPr>
+        <w:t xml:space="preserve">Il sito è raggiungibile dal lettore dai browser più comuni </w:t>
+      </w:r>
+      <w:r>
+        <w:rPr>
+          <w:rFonts w:asciiTheme="minorHAnsi" w:hAnsiTheme="minorHAnsi"/>
+        </w:rPr>
+        <w:t>24 ore su 24</w:t>
+      </w:r>
+      <w:r>
+        <w:rPr>
+          <w:rFonts w:asciiTheme="minorHAnsi" w:hAnsiTheme="minorHAnsi"/>
+        </w:rPr>
+        <w:t>.</w:t>
+      </w:r>
+    </w:p>
+    <w:p>
+      <w:pPr>
+        <w:pStyle w:val="ListParagraph"/>
+        <w:numPr>
+          <w:ilvl w:val="1"/>
+          <w:numId w:val="10"/>
+        </w:numPr>
+        <w:jc w:val="both"/>
+        <w:rPr>
+          <w:rFonts w:asciiTheme="minorHAnsi" w:hAnsiTheme="minorHAnsi"/>
+        </w:rPr>
+      </w:pPr>
+      <w:r>
+        <w:rPr>
+          <w:rFonts w:asciiTheme="minorHAnsi" w:hAnsiTheme="minorHAnsi"/>
+        </w:rPr>
+        <w:t>Il sistema risponde entro due secondi per almeno il 90% delle operazioni</w:t>
+      </w:r>
+      <w:r>
+        <w:rPr>
+          <w:rFonts w:asciiTheme="minorHAnsi" w:hAnsiTheme="minorHAnsi"/>
+        </w:rPr>
+        <w:t>,</w:t>
+      </w:r>
+      <w:r>
+        <w:rPr>
+          <w:rFonts w:asciiTheme="minorHAnsi" w:hAnsiTheme="minorHAnsi"/>
+        </w:rPr>
+        <w:t xml:space="preserve"> anche con 10 utenti collegati contemporane</w:t>
+      </w:r>
+      <w:r>
+        <w:rPr>
+          <w:rFonts w:asciiTheme="minorHAnsi" w:hAnsiTheme="minorHAnsi"/>
+        </w:rPr>
+        <w:t>a</w:t>
+      </w:r>
+      <w:r>
+        <w:rPr>
+          <w:rFonts w:asciiTheme="minorHAnsi" w:hAnsiTheme="minorHAnsi"/>
+        </w:rPr>
+        <w:t>mente.</w:t>
+      </w:r>
+    </w:p>
+    <w:p>
+      <w:pPr>
+        <w:pStyle w:val="ListParagraph"/>
         <w:numPr>
           <w:ilvl w:val="0"/>
           <w:numId w:val="10"/>
         </w:numPr>
-        <w:spacing w:line="360" w:lineRule="auto"/>
-        <w:ind w:left="426"/>
-        <w:jc w:val="left"/>
-        <w:rPr>
-          <w:rFonts w:asciiTheme="minorHAnsi" w:hAnsiTheme="minorHAnsi"/>
-        </w:rPr>
-      </w:pPr>
-      <w:bookmarkStart w:id="8" w:name="_Toc243674752"/>
-      <w:r>
-        <w:rPr>
-          <w:rFonts w:asciiTheme="minorHAnsi" w:hAnsiTheme="minorHAnsi"/>
-        </w:rPr>
-        <w:t>Proposed</w:t>
-      </w:r>
-      <w:r>
-        <w:rPr>
-          <w:rFonts w:asciiTheme="minorHAnsi" w:hAnsiTheme="minorHAnsi"/>
-        </w:rPr>
-        <w:t xml:space="preserve"> system</w:t>
-      </w:r>
-      <w:bookmarkEnd w:id="8"/>
+        <w:jc w:val="both"/>
+        <w:rPr>
+          <w:rFonts w:asciiTheme="minorHAnsi" w:hAnsiTheme="minorHAnsi"/>
+        </w:rPr>
+      </w:pPr>
+      <w:r>
+        <w:rPr>
+          <w:rFonts w:asciiTheme="minorHAnsi" w:hAnsiTheme="minorHAnsi"/>
+          <w:b/>
+          <w:bCs/>
+        </w:rPr>
+        <w:t>Gestione della biblioteca</w:t>
+      </w:r>
+      <w:r>
+        <w:rPr>
+          <w:rFonts w:asciiTheme="minorHAnsi" w:hAnsiTheme="minorHAnsi"/>
+        </w:rPr>
+        <w:t>: permettere agli operatori di gestire il catalogo, i lettori e le loro sospensioni da un’unica applicazione.</w:t>
+      </w:r>
+    </w:p>
+    <w:p>
+      <w:pPr>
+        <w:pStyle w:val="ListParagraph"/>
+        <w:numPr>
+          <w:ilvl w:val="1"/>
+          <w:numId w:val="10"/>
+        </w:numPr>
+        <w:jc w:val="both"/>
+        <w:rPr>
+          <w:rFonts w:asciiTheme="minorHAnsi" w:hAnsiTheme="minorHAnsi"/>
+        </w:rPr>
+      </w:pPr>
+      <w:r>
+        <w:rPr>
+          <w:rFonts w:asciiTheme="minorHAnsi" w:hAnsiTheme="minorHAnsi"/>
+        </w:rPr>
+        <w:t>La gestione di catalogo, lettori e sospensioni può essere eseguita dall’inizio alla fine</w:t>
+      </w:r>
+      <w:r>
+        <w:rPr>
+          <w:rFonts w:asciiTheme="minorHAnsi" w:hAnsiTheme="minorHAnsi"/>
+        </w:rPr>
+        <w:t>.</w:t>
+      </w:r>
+    </w:p>
+    <w:p>
+      <w:pPr>
+        <w:pStyle w:val="ListParagraph"/>
+        <w:numPr>
+          <w:ilvl w:val="1"/>
+          <w:numId w:val="10"/>
+        </w:numPr>
+        <w:jc w:val="both"/>
+        <w:rPr>
+          <w:rFonts w:asciiTheme="minorHAnsi" w:hAnsiTheme="minorHAnsi"/>
+        </w:rPr>
+      </w:pPr>
+      <w:r>
+        <w:rPr>
+          <w:rFonts w:asciiTheme="minorHAnsi" w:hAnsiTheme="minorHAnsi"/>
+        </w:rPr>
+        <w:t>Le funzioni di gestione della biblioteca</w:t>
+      </w:r>
+      <w:r>
+        <w:rPr>
+          <w:rFonts w:asciiTheme="minorHAnsi" w:hAnsiTheme="minorHAnsi"/>
+        </w:rPr>
+        <w:t>, compresa la registrazione dei lettori,</w:t>
+      </w:r>
+      <w:r>
+        <w:rPr>
+          <w:rFonts w:asciiTheme="minorHAnsi" w:hAnsiTheme="minorHAnsi"/>
+        </w:rPr>
+        <w:t xml:space="preserve"> sono disponibili solo per l’operatore autenticato.</w:t>
+      </w:r>
     </w:p>
     <w:p>
       <w:pPr>
         <w:pStyle w:val="ListParagraph"/>
         <w:numPr>
           <w:ilvl w:val="0"/>
-          <w:numId w:val="43"/>
+          <w:numId w:val="10"/>
+        </w:numPr>
+        <w:jc w:val="both"/>
+        <w:rPr>
+          <w:rFonts w:asciiTheme="minorHAnsi" w:hAnsiTheme="minorHAnsi"/>
+        </w:rPr>
+      </w:pPr>
+      <w:r>
+        <w:rPr>
+          <w:rFonts w:asciiTheme="minorHAnsi" w:hAnsiTheme="minorHAnsi"/>
+          <w:b/>
+          <w:bCs/>
+        </w:rPr>
+        <w:t>Gestione</w:t>
+      </w:r>
+      <w:r>
+        <w:rPr>
+          <w:rFonts w:asciiTheme="minorHAnsi" w:hAnsiTheme="minorHAnsi"/>
+          <w:b/>
+          <w:bCs/>
+        </w:rPr>
+        <w:t xml:space="preserve"> prestiti e restituzioni</w:t>
+      </w:r>
+      <w:r>
+        <w:rPr>
+          <w:rFonts w:asciiTheme="minorHAnsi" w:hAnsiTheme="minorHAnsi"/>
+        </w:rPr>
+        <w:t>: permettere agli operatori di registrare prestiti e restituzioni, mantenendo lo stato delle copie e lo storico dei lettori sempre aggiornati.</w:t>
+      </w:r>
+    </w:p>
+    <w:p>
+      <w:pPr>
+        <w:pStyle w:val="ListParagraph"/>
+        <w:numPr>
+          <w:ilvl w:val="1"/>
+          <w:numId w:val="10"/>
+        </w:numPr>
+        <w:jc w:val="both"/>
+        <w:rPr>
+          <w:rFonts w:asciiTheme="minorHAnsi" w:hAnsiTheme="minorHAnsi"/>
+        </w:rPr>
+      </w:pPr>
+      <w:r>
+        <w:rPr>
+          <w:rFonts w:asciiTheme="minorHAnsi" w:hAnsiTheme="minorHAnsi"/>
+        </w:rPr>
+        <w:t>La registrazione dei prestiti e delle restituzioni può essere eseguita dall’inizio alla fine.</w:t>
+      </w:r>
+    </w:p>
+    <w:p>
+      <w:pPr>
+        <w:pStyle w:val="ListParagraph"/>
+        <w:numPr>
+          <w:ilvl w:val="1"/>
+          <w:numId w:val="10"/>
+        </w:numPr>
+        <w:jc w:val="both"/>
+        <w:rPr>
+          <w:rFonts w:asciiTheme="minorHAnsi" w:hAnsiTheme="minorHAnsi"/>
+        </w:rPr>
+      </w:pPr>
+      <w:r>
+        <w:rPr>
+          <w:rFonts w:asciiTheme="minorHAnsi" w:hAnsiTheme="minorHAnsi"/>
+        </w:rPr>
+        <w:t xml:space="preserve">Dopo ogni operazione, lo stato delle copie </w:t>
+      </w:r>
+      <w:r>
+        <w:rPr>
+          <w:rFonts w:asciiTheme="minorHAnsi" w:hAnsiTheme="minorHAnsi"/>
+        </w:rPr>
+        <w:t>resta</w:t>
+      </w:r>
+      <w:r>
+        <w:rPr>
+          <w:rFonts w:asciiTheme="minorHAnsi" w:hAnsiTheme="minorHAnsi"/>
+        </w:rPr>
+        <w:t xml:space="preserve"> coerente</w:t>
+      </w:r>
+      <w:r>
+        <w:rPr>
+          <w:rFonts w:asciiTheme="minorHAnsi" w:hAnsiTheme="minorHAnsi"/>
+        </w:rPr>
+        <w:t xml:space="preserve"> e nessuna copia risulta riservata o in prestito a due lettori</w:t>
+      </w:r>
+      <w:r>
+        <w:rPr>
+          <w:rFonts w:asciiTheme="minorHAnsi" w:hAnsiTheme="minorHAnsi"/>
+        </w:rPr>
+        <w:t>.</w:t>
+      </w:r>
+    </w:p>
+    <w:p>
+      <w:pPr>
+        <w:pStyle w:val="ListParagraph"/>
+        <w:numPr>
+          <w:ilvl w:val="1"/>
+          <w:numId w:val="10"/>
+        </w:numPr>
+        <w:jc w:val="both"/>
+        <w:rPr>
+          <w:rFonts w:asciiTheme="minorHAnsi" w:hAnsiTheme="minorHAnsi"/>
+        </w:rPr>
+      </w:pPr>
+      <w:r>
+        <w:rPr>
+          <w:rFonts w:asciiTheme="minorHAnsi" w:hAnsiTheme="minorHAnsi"/>
+        </w:rPr>
+        <w:t>Lo storico di un lettore mostra tutti i prestiti, le restituzioni, le prenotazioni e le sospensioni registrati.</w:t>
+      </w:r>
+    </w:p>
+    <w:p>
+      <w:pPr>
+        <w:pStyle w:val="ListParagraph"/>
+        <w:numPr>
+          <w:ilvl w:val="0"/>
+          <w:numId w:val="10"/>
+        </w:numPr>
+        <w:jc w:val="both"/>
+        <w:rPr>
+          <w:rFonts w:asciiTheme="minorHAnsi" w:hAnsiTheme="minorHAnsi"/>
+        </w:rPr>
+      </w:pPr>
+      <w:r>
+        <w:rPr>
+          <w:rFonts w:asciiTheme="minorHAnsi" w:hAnsiTheme="minorHAnsi"/>
+          <w:b/>
+          <w:bCs/>
+        </w:rPr>
+        <w:t>Rispetto delle regole</w:t>
+      </w:r>
+      <w:r>
+        <w:rPr>
+          <w:rFonts w:asciiTheme="minorHAnsi" w:hAnsiTheme="minorHAnsi"/>
+        </w:rPr>
+        <w:t>: garantire il corretto uso del sistema di prenotazione, permettendo al massimo tre prenotazioni attive</w:t>
+      </w:r>
+      <w:r>
+        <w:rPr>
+          <w:rFonts w:asciiTheme="minorHAnsi" w:hAnsiTheme="minorHAnsi"/>
+        </w:rPr>
+        <w:t xml:space="preserve"> per lettore, impededno prenotazioni e prestiti durante una sospensione e segnalando all’operatore le restituzioni in ritardo.</w:t>
+      </w:r>
+      <w:r>
+        <w:rPr>
+          <w:rFonts w:asciiTheme="minorHAnsi" w:hAnsiTheme="minorHAnsi"/>
+        </w:rPr>
+        <w:t xml:space="preserve"> </w:t>
+      </w:r>
+    </w:p>
+    <w:p>
+      <w:pPr>
+        <w:pStyle w:val="ListParagraph"/>
+        <w:numPr>
+          <w:ilvl w:val="1"/>
+          <w:numId w:val="10"/>
+        </w:numPr>
+        <w:jc w:val="both"/>
+        <w:rPr>
+          <w:rFonts w:asciiTheme="minorHAnsi" w:hAnsiTheme="minorHAnsi"/>
+        </w:rPr>
+      </w:pPr>
+      <w:r>
+        <w:rPr>
+          <w:rFonts w:asciiTheme="minorHAnsi" w:hAnsiTheme="minorHAnsi"/>
+        </w:rPr>
+        <w:t>Un lettore non ha mai più di tre prenotazioni attive.</w:t>
+      </w:r>
+    </w:p>
+    <w:p>
+      <w:pPr>
+        <w:pStyle w:val="ListParagraph"/>
+        <w:numPr>
+          <w:ilvl w:val="1"/>
+          <w:numId w:val="10"/>
+        </w:numPr>
+        <w:jc w:val="both"/>
+        <w:rPr>
+          <w:rFonts w:asciiTheme="minorHAnsi" w:hAnsiTheme="minorHAnsi"/>
+        </w:rPr>
+      </w:pPr>
+      <w:r>
+        <w:rPr>
+          <w:rFonts w:asciiTheme="minorHAnsi" w:hAnsiTheme="minorHAnsi"/>
+        </w:rPr>
+        <w:t xml:space="preserve">Un lettore sospeso non può ricevere prestiti </w:t>
+      </w:r>
+      <w:r>
+        <w:rPr>
+          <w:rFonts w:asciiTheme="minorHAnsi" w:hAnsiTheme="minorHAnsi"/>
+        </w:rPr>
+        <w:t>n</w:t>
+      </w:r>
+      <w:r>
+        <w:rPr>
+          <w:rFonts w:asciiTheme="minorHAnsi" w:hAnsiTheme="minorHAnsi"/>
+        </w:rPr>
+        <w:t>é</w:t>
+      </w:r>
+      <w:r>
+        <w:rPr>
+          <w:rFonts w:asciiTheme="minorHAnsi" w:hAnsiTheme="minorHAnsi"/>
+        </w:rPr>
+        <w:t xml:space="preserve"> </w:t>
+      </w:r>
+      <w:r>
+        <w:rPr>
+          <w:rFonts w:asciiTheme="minorHAnsi" w:hAnsiTheme="minorHAnsi"/>
+        </w:rPr>
+        <w:t>effettuare prenotazioni.</w:t>
+      </w:r>
+    </w:p>
+    <w:p>
+      <w:pPr>
+        <w:pStyle w:val="ListParagraph"/>
+        <w:numPr>
+          <w:ilvl w:val="1"/>
+          <w:numId w:val="10"/>
+        </w:numPr>
+        <w:jc w:val="both"/>
+        <w:rPr>
+          <w:rFonts w:asciiTheme="minorHAnsi" w:hAnsiTheme="minorHAnsi"/>
+        </w:rPr>
+      </w:pPr>
+      <w:r>
+        <w:rPr>
+          <w:rFonts w:asciiTheme="minorHAnsi" w:hAnsiTheme="minorHAnsi"/>
+        </w:rPr>
+        <w:t>Una restituzione avvenuta in ritardo viene sempre comunicata all’operatore</w:t>
+      </w:r>
+      <w:r>
+        <w:rPr>
+          <w:rFonts w:asciiTheme="minorHAnsi" w:hAnsiTheme="minorHAnsi"/>
+        </w:rPr>
+        <w:t>, con l’entità del ritardo</w:t>
+      </w:r>
+      <w:r>
+        <w:rPr>
+          <w:rFonts w:asciiTheme="minorHAnsi" w:hAnsiTheme="minorHAnsi"/>
+        </w:rPr>
+        <w:t>.</w:t>
+      </w:r>
+    </w:p>
+    <w:p>
+      <w:pPr>
+        <w:pStyle w:val="ListParagraph"/>
+        <w:numPr>
+          <w:ilvl w:val="0"/>
+          <w:numId w:val="10"/>
+        </w:numPr>
+        <w:jc w:val="both"/>
+        <w:rPr>
+          <w:rFonts w:asciiTheme="minorHAnsi" w:hAnsiTheme="minorHAnsi"/>
+        </w:rPr>
+      </w:pPr>
+      <w:r>
+        <w:rPr>
+          <w:rFonts w:asciiTheme="minorHAnsi" w:hAnsiTheme="minorHAnsi"/>
+          <w:b/>
+          <w:bCs/>
+        </w:rPr>
+        <w:t>Protezione dei dati</w:t>
+      </w:r>
+      <w:r>
+        <w:rPr>
+          <w:rFonts w:asciiTheme="minorHAnsi" w:hAnsiTheme="minorHAnsi"/>
+        </w:rPr>
+        <w:t>: proteggere i dati personali dei lettori, memorizzando le password solo in forma di hash e raccogliendo il consenso al trattamento dei dati in fase di registrazione.</w:t>
+      </w:r>
+    </w:p>
+    <w:p>
+      <w:pPr>
+        <w:pStyle w:val="ListParagraph"/>
+        <w:numPr>
+          <w:ilvl w:val="1"/>
+          <w:numId w:val="10"/>
+        </w:numPr>
+        <w:jc w:val="both"/>
+        <w:rPr>
+          <w:rFonts w:asciiTheme="minorHAnsi" w:hAnsiTheme="minorHAnsi"/>
+        </w:rPr>
+      </w:pPr>
+      <w:r>
+        <w:rPr>
+          <w:rFonts w:asciiTheme="minorHAnsi" w:hAnsiTheme="minorHAnsi"/>
+        </w:rPr>
+        <w:t>I dati dei lettori sono visibili solo agli operatori autenticati.</w:t>
+      </w:r>
+    </w:p>
+    <w:p>
+      <w:pPr>
+        <w:pStyle w:val="ListParagraph"/>
+        <w:numPr>
+          <w:ilvl w:val="1"/>
+          <w:numId w:val="10"/>
+        </w:numPr>
+        <w:jc w:val="both"/>
+        <w:rPr>
+          <w:rFonts w:asciiTheme="minorHAnsi" w:hAnsiTheme="minorHAnsi"/>
+        </w:rPr>
+      </w:pPr>
+      <w:r>
+        <w:rPr>
+          <w:rFonts w:asciiTheme="minorHAnsi" w:hAnsiTheme="minorHAnsi"/>
+        </w:rPr>
+        <w:t xml:space="preserve">La registrazione di un lettore </w:t>
+      </w:r>
+      <w:r>
+        <w:rPr>
+          <w:rFonts w:asciiTheme="minorHAnsi" w:hAnsiTheme="minorHAnsi"/>
+        </w:rPr>
+        <w:t>richiede la conferma del suo consenso al trat</w:t>
+      </w:r>
+      <w:r>
+        <w:rPr>
+          <w:rFonts w:asciiTheme="minorHAnsi" w:hAnsiTheme="minorHAnsi"/>
+        </w:rPr>
+        <w:t>t</w:t>
+      </w:r>
+      <w:r>
+        <w:rPr>
+          <w:rFonts w:asciiTheme="minorHAnsi" w:hAnsiTheme="minorHAnsi"/>
+        </w:rPr>
+        <w:t>amento dei dati</w:t>
+      </w:r>
+      <w:r>
+        <w:rPr>
+          <w:rFonts w:asciiTheme="minorHAnsi" w:hAnsiTheme="minorHAnsi"/>
+        </w:rPr>
+        <w:t>.</w:t>
+      </w:r>
+    </w:p>
+    <w:p>
+      <w:pPr>
+        <w:pStyle w:val="ListParagraph"/>
+        <w:numPr>
+          <w:ilvl w:val="1"/>
+          <w:numId w:val="10"/>
+        </w:numPr>
+        <w:jc w:val="both"/>
+        <w:rPr>
+          <w:rFonts w:asciiTheme="minorHAnsi" w:hAnsiTheme="minorHAnsi"/>
+        </w:rPr>
+      </w:pPr>
+      <w:r>
+        <w:rPr>
+          <w:rFonts w:asciiTheme="minorHAnsi" w:hAnsiTheme="minorHAnsi"/>
+        </w:rPr>
+        <w:t>Nessuna password è memorizzata in chiaro.</w:t>
+      </w:r>
+    </w:p>
+    <w:p>
+      <w:pPr>
+        <w:jc w:val="both"/>
+        <w:rPr>
+          <w:rFonts w:asciiTheme="minorHAnsi" w:hAnsiTheme="minorHAnsi"/>
+        </w:rPr>
+      </w:pPr>
+    </w:p>
+    <w:p>
+      <w:pPr>
+        <w:pStyle w:val="Heading2"/>
+        <w:spacing w:line="276" w:lineRule="auto"/>
+        <w:jc w:val="both"/>
+        <w:rPr>
+          <w:rFonts w:asciiTheme="minorHAnsi" w:hAnsiTheme="minorHAnsi"/>
+          <w:i w:val="0"/>
+          <w:iCs w:val="0"/>
+        </w:rPr>
+      </w:pPr>
+      <w:bookmarkStart w:id="4" w:name="_Toc243674748"/>
+      <w:r>
+        <w:rPr>
+          <w:rFonts w:asciiTheme="minorHAnsi" w:hAnsiTheme="minorHAnsi"/>
+          <w:i w:val="0"/>
+          <w:iCs w:val="0"/>
+        </w:rPr>
+        <w:t>Defintions, acronyms, and abbreviations</w:t>
+      </w:r>
+      <w:bookmarkEnd w:id="4"/>
+    </w:p>
+    <w:p>
+      <w:pPr>
+        <w:pStyle w:val="Heading2"/>
+        <w:spacing w:line="276" w:lineRule="auto"/>
+        <w:jc w:val="both"/>
+        <w:rPr>
+          <w:rFonts w:asciiTheme="minorHAnsi" w:hAnsiTheme="minorHAnsi"/>
+          <w:i w:val="0"/>
+          <w:iCs w:val="0"/>
+        </w:rPr>
+      </w:pPr>
+      <w:bookmarkStart w:id="5" w:name="_Toc243674749"/>
+      <w:r>
+        <w:rPr>
+          <w:rFonts w:asciiTheme="minorHAnsi" w:hAnsiTheme="minorHAnsi"/>
+          <w:i w:val="0"/>
+          <w:iCs w:val="0"/>
+        </w:rPr>
+        <w:t>Refererences</w:t>
+      </w:r>
+      <w:bookmarkEnd w:id="5"/>
+    </w:p>
+    <w:p>
+      <w:pPr>
+        <w:pStyle w:val="Heading2"/>
+        <w:spacing w:line="276" w:lineRule="auto"/>
+        <w:jc w:val="both"/>
+        <w:rPr>
+          <w:rFonts w:asciiTheme="minorHAnsi" w:hAnsiTheme="minorHAnsi"/>
+          <w:i w:val="0"/>
+          <w:iCs w:val="0"/>
+        </w:rPr>
+      </w:pPr>
+      <w:bookmarkStart w:id="6" w:name="_Toc243674750"/>
+      <w:r>
+        <w:rPr>
+          <w:rFonts w:asciiTheme="minorHAnsi" w:hAnsiTheme="minorHAnsi"/>
+          <w:i w:val="0"/>
+          <w:iCs w:val="0"/>
+        </w:rPr>
+        <w:t>Overview</w:t>
+      </w:r>
+      <w:bookmarkEnd w:id="6"/>
+    </w:p>
+    <w:p>
+      <w:pPr>
+        <w:pStyle w:val="Title"/>
+        <w:numPr>
+          <w:ilvl w:val="0"/>
+          <w:numId w:val="5"/>
+        </w:numPr>
+        <w:spacing w:line="360" w:lineRule="auto"/>
+        <w:ind w:left="426"/>
+        <w:jc w:val="both"/>
+        <w:rPr>
+          <w:rFonts w:asciiTheme="minorHAnsi" w:hAnsiTheme="minorHAnsi"/>
+        </w:rPr>
+      </w:pPr>
+      <w:bookmarkStart w:id="7" w:name="_Toc243674751"/>
+      <w:r>
+        <w:rPr>
+          <w:rFonts w:asciiTheme="minorHAnsi" w:hAnsiTheme="minorHAnsi"/>
+        </w:rPr>
+        <w:t>Current system</w:t>
+      </w:r>
+      <w:bookmarkEnd w:id="7"/>
+    </w:p>
+    <w:p>
+      <w:pPr>
+        <w:pStyle w:val="Title"/>
+        <w:numPr>
+          <w:ilvl w:val="0"/>
+          <w:numId w:val="5"/>
+        </w:numPr>
+        <w:spacing w:line="360" w:lineRule="auto"/>
+        <w:ind w:left="426"/>
+        <w:jc w:val="both"/>
+        <w:rPr>
+          <w:rFonts w:asciiTheme="minorHAnsi" w:hAnsiTheme="minorHAnsi"/>
+        </w:rPr>
+      </w:pPr>
+      <w:bookmarkStart w:id="8" w:name="_Toc243674752"/>
+      <w:r>
+        <w:rPr>
+          <w:rFonts w:asciiTheme="minorHAnsi" w:hAnsiTheme="minorHAnsi"/>
+        </w:rPr>
+        <w:t>Proposed</w:t>
+      </w:r>
+      <w:r>
+        <w:rPr>
+          <w:rFonts w:asciiTheme="minorHAnsi" w:hAnsiTheme="minorHAnsi"/>
+        </w:rPr>
+        <w:t xml:space="preserve"> system</w:t>
+      </w:r>
+      <w:bookmarkEnd w:id="8"/>
+    </w:p>
+    <w:p>
+      <w:pPr>
+        <w:pStyle w:val="ListParagraph"/>
+        <w:numPr>
+          <w:ilvl w:val="0"/>
+          <w:numId w:val="7"/>
         </w:numPr>
         <w:spacing w:line="276" w:lineRule="auto"/>
         <w:contextualSpacing w:val="0"/>
+        <w:jc w:val="both"/>
         <w:outlineLvl w:val="1"/>
         <w:rPr>
           <w:rFonts w:ascii="Aptos" w:hAnsi="Aptos"/>
@@ -4961,10 +5544,11 @@
         <w:pStyle w:val="ListParagraph"/>
         <w:numPr>
           <w:ilvl w:val="0"/>
-          <w:numId w:val="43"/>
+          <w:numId w:val="7"/>
         </w:numPr>
         <w:spacing w:line="276" w:lineRule="auto"/>
         <w:contextualSpacing w:val="0"/>
+        <w:jc w:val="both"/>
         <w:outlineLvl w:val="1"/>
         <w:rPr>
           <w:rFonts w:ascii="Aptos" w:hAnsi="Aptos"/>
@@ -4981,10 +5565,11 @@
         <w:pStyle w:val="ListParagraph"/>
         <w:numPr>
           <w:ilvl w:val="0"/>
-          <w:numId w:val="43"/>
+          <w:numId w:val="7"/>
         </w:numPr>
         <w:spacing w:line="276" w:lineRule="auto"/>
         <w:contextualSpacing w:val="0"/>
+        <w:jc w:val="both"/>
         <w:outlineLvl w:val="1"/>
         <w:rPr>
           <w:rFonts w:ascii="Aptos" w:hAnsi="Aptos"/>
@@ -5001,9 +5586,10 @@
         <w:pStyle w:val="Heading2"/>
         <w:numPr>
           <w:ilvl w:val="1"/>
-          <w:numId w:val="43"/>
+          <w:numId w:val="7"/>
         </w:numPr>
         <w:spacing w:line="276" w:lineRule="auto"/>
+        <w:jc w:val="both"/>
         <w:rPr>
           <w:rFonts w:ascii="Aptos" w:hAnsi="Aptos"/>
           <w:i w:val="0"/>
@@ -5023,17 +5609,13 @@
     </w:p>
     <w:p>
       <w:pPr>
-        <w:spacing w:line="276" w:lineRule="auto"/>
-      </w:pPr>
-    </w:p>
-    <w:p>
-      <w:pPr>
         <w:pStyle w:val="Heading2"/>
         <w:numPr>
           <w:ilvl w:val="1"/>
-          <w:numId w:val="43"/>
+          <w:numId w:val="7"/>
         </w:numPr>
         <w:spacing w:line="276" w:lineRule="auto"/>
+        <w:jc w:val="both"/>
         <w:rPr>
           <w:rFonts w:ascii="Aptos" w:hAnsi="Aptos"/>
           <w:i w:val="0"/>
@@ -5053,13 +5635,9 @@
     </w:p>
     <w:p>
       <w:pPr>
-        <w:spacing w:line="276" w:lineRule="auto"/>
-      </w:pPr>
-    </w:p>
-    <w:p>
-      <w:pPr>
         <w:pStyle w:val="Heading2"/>
         <w:spacing w:line="276" w:lineRule="auto"/>
+        <w:jc w:val="both"/>
         <w:rPr>
           <w:rFonts w:ascii="Aptos" w:hAnsi="Aptos"/>
           <w:i w:val="0"/>
@@ -5080,6 +5658,7 @@
     <w:p>
       <w:pPr>
         <w:pStyle w:val="Heading3"/>
+        <w:jc w:val="both"/>
         <w:rPr>
           <w:rFonts w:asciiTheme="minorHAnsi" w:hAnsiTheme="minorHAnsi"/>
           <w:sz w:val="28"/>
@@ -5104,6 +5683,7 @@
           <w:ilvl w:val="0"/>
           <w:numId w:val="4"/>
         </w:numPr>
+        <w:jc w:val="both"/>
         <w:rPr>
           <w:rFonts w:asciiTheme="minorHAnsi" w:eastAsia="Times New Roman" w:hAnsiTheme="minorHAnsi"/>
         </w:rPr>
@@ -5111,8 +5691,44 @@
       <w:r>
         <w:rPr>
           <w:rFonts w:asciiTheme="minorHAnsi" w:eastAsia="Times New Roman" w:hAnsiTheme="minorHAnsi"/>
-        </w:rPr>
-        <w:t>Interfaccia Intuitiva: L'Interfaccia Utente deve essere progettata con un</w:t>
+          <w:b/>
+          <w:bCs/>
+        </w:rPr>
+        <w:t xml:space="preserve">Interfaccia </w:t>
+      </w:r>
+      <w:r>
+        <w:rPr>
+          <w:rFonts w:asciiTheme="minorHAnsi" w:eastAsia="Times New Roman" w:hAnsiTheme="minorHAnsi"/>
+          <w:b/>
+          <w:bCs/>
+        </w:rPr>
+        <w:t>i</w:t>
+      </w:r>
+      <w:r>
+        <w:rPr>
+          <w:rFonts w:asciiTheme="minorHAnsi" w:eastAsia="Times New Roman" w:hAnsiTheme="minorHAnsi"/>
+          <w:b/>
+          <w:bCs/>
+        </w:rPr>
+        <w:t>ntuitiva</w:t>
+      </w:r>
+      <w:r>
+        <w:rPr>
+          <w:rFonts w:asciiTheme="minorHAnsi" w:eastAsia="Times New Roman" w:hAnsiTheme="minorHAnsi"/>
+        </w:rPr>
+        <w:t xml:space="preserve">: </w:t>
+      </w:r>
+      <w:r>
+        <w:rPr>
+          <w:rFonts w:asciiTheme="minorHAnsi" w:eastAsia="Times New Roman" w:hAnsiTheme="minorHAnsi"/>
+        </w:rPr>
+        <w:t>l</w:t>
+      </w:r>
+      <w:r>
+        <w:rPr>
+          <w:rFonts w:asciiTheme="minorHAnsi" w:eastAsia="Times New Roman" w:hAnsiTheme="minorHAnsi"/>
+        </w:rPr>
+        <w:t>'Interfaccia Utente deve essere progettata con un</w:t>
       </w:r>
       <w:r>
         <w:rPr>
@@ -5268,6 +5884,7 @@
           <w:ilvl w:val="0"/>
           <w:numId w:val="4"/>
         </w:numPr>
+        <w:jc w:val="both"/>
         <w:rPr>
           <w:rFonts w:asciiTheme="minorHAnsi" w:eastAsia="Times New Roman" w:hAnsiTheme="minorHAnsi"/>
         </w:rPr>
@@ -5275,8 +5892,46 @@
       <w:r>
         <w:rPr>
           <w:rFonts w:asciiTheme="minorHAnsi" w:eastAsia="Times New Roman" w:hAnsiTheme="minorHAnsi"/>
-        </w:rPr>
-        <w:t>Disponibilità: Il sito lato lettore deve essere disponibile 24 ore su 24 per permettere la prenotazione di un libro in qualsiasi momento.</w:t>
+          <w:b/>
+          <w:bCs/>
+        </w:rPr>
+        <w:t>Feedback delle operazioni</w:t>
+      </w:r>
+      <w:r>
+        <w:rPr>
+          <w:rFonts w:asciiTheme="minorHAnsi" w:eastAsia="Times New Roman" w:hAnsiTheme="minorHAnsi"/>
+        </w:rPr>
+        <w:t>:</w:t>
+      </w:r>
+      <w:r>
+        <w:rPr>
+          <w:rFonts w:asciiTheme="minorHAnsi" w:eastAsia="Times New Roman" w:hAnsiTheme="minorHAnsi"/>
+        </w:rPr>
+        <w:t xml:space="preserve"> </w:t>
+      </w:r>
+      <w:r>
+        <w:rPr>
+          <w:rFonts w:asciiTheme="minorHAnsi" w:eastAsia="Times New Roman" w:hAnsiTheme="minorHAnsi"/>
+        </w:rPr>
+        <w:t>i</w:t>
+      </w:r>
+      <w:r>
+        <w:rPr>
+          <w:rFonts w:asciiTheme="minorHAnsi" w:eastAsia="Times New Roman" w:hAnsiTheme="minorHAnsi"/>
+        </w:rPr>
+        <w:t xml:space="preserve">l sistema </w:t>
+      </w:r>
+      <w:r>
+        <w:rPr>
+          <w:rFonts w:asciiTheme="minorHAnsi" w:eastAsia="Times New Roman" w:hAnsiTheme="minorHAnsi"/>
+        </w:rPr>
+        <w:t>deve mostrare</w:t>
+      </w:r>
+      <w:r>
+        <w:rPr>
+          <w:rFonts w:asciiTheme="minorHAnsi" w:eastAsia="Times New Roman" w:hAnsiTheme="minorHAnsi"/>
+        </w:rPr>
+        <w:t xml:space="preserve"> un messaggio di conferma al completamento delle operazioni principali e un messaggio esplicativo in caso di errore e operazioni non riuscite.</w:t>
       </w:r>
     </w:p>
     <w:p>
@@ -5286,6 +5941,7 @@
           <w:ilvl w:val="0"/>
           <w:numId w:val="4"/>
         </w:numPr>
+        <w:jc w:val="both"/>
         <w:rPr>
           <w:rFonts w:asciiTheme="minorHAnsi" w:eastAsia="Times New Roman" w:hAnsiTheme="minorHAnsi"/>
         </w:rPr>
@@ -5293,8 +5949,62 @@
       <w:r>
         <w:rPr>
           <w:rFonts w:asciiTheme="minorHAnsi" w:eastAsia="Times New Roman" w:hAnsiTheme="minorHAnsi"/>
-        </w:rPr>
-        <w:t>Privacy: Tutte le richieste devono essere inviate in protocollo HTTPS per rispettare la privacy del lettore.</w:t>
+          <w:b/>
+          <w:bCs/>
+        </w:rPr>
+        <w:t>Interfaccia responsive</w:t>
+      </w:r>
+      <w:r>
+        <w:rPr>
+          <w:rFonts w:asciiTheme="minorHAnsi" w:eastAsia="Times New Roman" w:hAnsiTheme="minorHAnsi"/>
+        </w:rPr>
+        <w:t>:</w:t>
+      </w:r>
+      <w:r>
+        <w:rPr>
+          <w:rFonts w:asciiTheme="minorHAnsi" w:eastAsia="Times New Roman" w:hAnsiTheme="minorHAnsi"/>
+        </w:rPr>
+        <w:t xml:space="preserve"> il sistema </w:t>
+      </w:r>
+      <w:r>
+        <w:rPr>
+          <w:rFonts w:asciiTheme="minorHAnsi" w:eastAsia="Times New Roman" w:hAnsiTheme="minorHAnsi"/>
+        </w:rPr>
+        <w:t>deve avere</w:t>
+      </w:r>
+      <w:r>
+        <w:rPr>
+          <w:rFonts w:asciiTheme="minorHAnsi" w:eastAsia="Times New Roman" w:hAnsiTheme="minorHAnsi"/>
+        </w:rPr>
+        <w:t xml:space="preserve"> un’interfaccia responsive.</w:t>
+      </w:r>
+    </w:p>
+    <w:p>
+      <w:pPr>
+        <w:jc w:val="both"/>
+        <w:rPr>
+          <w:rFonts w:asciiTheme="minorHAnsi" w:eastAsia="Times New Roman" w:hAnsiTheme="minorHAnsi"/>
+        </w:rPr>
+      </w:pPr>
+    </w:p>
+    <w:p>
+      <w:pPr>
+        <w:pStyle w:val="Heading3"/>
+        <w:spacing w:before="0" w:after="281"/>
+        <w:jc w:val="both"/>
+        <w:rPr>
+          <w:rFonts w:asciiTheme="minorHAnsi" w:hAnsiTheme="minorHAnsi"/>
+          <w:sz w:val="28"/>
+          <w:szCs w:val="28"/>
+        </w:rPr>
+      </w:pPr>
+      <w:r>
+        <w:rPr>
+          <w:rFonts w:asciiTheme="minorHAnsi" w:hAnsiTheme="minorHAnsi"/>
+          <w:sz w:val="28"/>
+          <w:szCs w:val="28"/>
+        </w:rPr>
+        <w:t>Reliability</w:t>
       </w:r>
     </w:p>
     <w:p>
@@ -5304,6 +6014,7 @@
           <w:ilvl w:val="0"/>
           <w:numId w:val="4"/>
         </w:numPr>
+        <w:jc w:val="both"/>
         <w:rPr>
           <w:rFonts w:asciiTheme="minorHAnsi" w:eastAsia="Times New Roman" w:hAnsiTheme="minorHAnsi"/>
         </w:rPr>
@@ -5311,14 +6022,242 @@
       <w:r>
         <w:rPr>
           <w:rFonts w:asciiTheme="minorHAnsi" w:eastAsia="Times New Roman" w:hAnsiTheme="minorHAnsi"/>
-        </w:rPr>
-        <w:t>Sicurezza: Il sistema non deve mai chiedere dati di pagamento al cliente ed i codici fiscali e tesseramenti devono essere fatti di persona insieme all'operatore.</w:t>
-      </w:r>
+          <w:b/>
+          <w:bCs/>
+        </w:rPr>
+        <w:t>Disponibilità</w:t>
+      </w:r>
+      <w:r>
+        <w:rPr>
+          <w:rFonts w:asciiTheme="minorHAnsi" w:eastAsia="Times New Roman" w:hAnsiTheme="minorHAnsi"/>
+        </w:rPr>
+        <w:t xml:space="preserve">: </w:t>
+      </w:r>
+      <w:r>
+        <w:rPr>
+          <w:rFonts w:asciiTheme="minorHAnsi" w:eastAsia="Times New Roman" w:hAnsiTheme="minorHAnsi"/>
+        </w:rPr>
+        <w:t>i</w:t>
+      </w:r>
+      <w:r>
+        <w:rPr>
+          <w:rFonts w:asciiTheme="minorHAnsi" w:eastAsia="Times New Roman" w:hAnsiTheme="minorHAnsi"/>
+        </w:rPr>
+        <w:t>l sito lato lettore deve essere disponibile 24 ore su 24 per permettere la prenotazione di un libro in qualsiasi momento.</w:t>
+      </w:r>
+    </w:p>
+    <w:p>
+      <w:pPr>
+        <w:pStyle w:val="ListParagraph"/>
+        <w:numPr>
+          <w:ilvl w:val="0"/>
+          <w:numId w:val="4"/>
+        </w:numPr>
+        <w:jc w:val="both"/>
+        <w:rPr>
+          <w:rFonts w:asciiTheme="minorHAnsi" w:eastAsia="Times New Roman" w:hAnsiTheme="minorHAnsi"/>
+        </w:rPr>
+      </w:pPr>
+      <w:r>
+        <w:rPr>
+          <w:rFonts w:asciiTheme="minorHAnsi" w:eastAsia="Times New Roman" w:hAnsiTheme="minorHAnsi"/>
+          <w:b/>
+          <w:bCs/>
+        </w:rPr>
+        <w:t>Coerenza</w:t>
+      </w:r>
+      <w:r>
+        <w:rPr>
+          <w:rFonts w:asciiTheme="minorHAnsi" w:eastAsia="Times New Roman" w:hAnsiTheme="minorHAnsi"/>
+        </w:rPr>
+        <w:t>:</w:t>
+      </w:r>
+      <w:r>
+        <w:rPr>
+          <w:rFonts w:asciiTheme="minorHAnsi" w:eastAsia="Times New Roman" w:hAnsiTheme="minorHAnsi"/>
+        </w:rPr>
+        <w:t xml:space="preserve"> lo stato delle copie deve restare coerente dopo ogni operazione</w:t>
+      </w:r>
+      <w:r>
+        <w:rPr>
+          <w:rFonts w:asciiTheme="minorHAnsi" w:eastAsia="Times New Roman" w:hAnsiTheme="minorHAnsi"/>
+        </w:rPr>
+        <w:t xml:space="preserve"> e nessuna copia può essere prestata o prenotata da due lettori contemporaneamente</w:t>
+      </w:r>
+      <w:r>
+        <w:rPr>
+          <w:rFonts w:asciiTheme="minorHAnsi" w:eastAsia="Times New Roman" w:hAnsiTheme="minorHAnsi"/>
+        </w:rPr>
+        <w:t>.</w:t>
+      </w:r>
+    </w:p>
+    <w:p>
+      <w:pPr>
+        <w:jc w:val="both"/>
+        <w:rPr>
+          <w:rFonts w:asciiTheme="minorHAnsi" w:eastAsia="Times New Roman" w:hAnsiTheme="minorHAnsi"/>
+        </w:rPr>
+      </w:pPr>
     </w:p>
     <w:p>
       <w:pPr>
         <w:pStyle w:val="Heading3"/>
         <w:spacing w:before="0" w:after="281"/>
+        <w:jc w:val="both"/>
+        <w:rPr>
+          <w:rFonts w:asciiTheme="minorHAnsi" w:hAnsiTheme="minorHAnsi"/>
+          <w:sz w:val="28"/>
+          <w:szCs w:val="28"/>
+        </w:rPr>
+      </w:pPr>
+      <w:r>
+        <w:rPr>
+          <w:rFonts w:asciiTheme="minorHAnsi" w:hAnsiTheme="minorHAnsi"/>
+          <w:sz w:val="28"/>
+          <w:szCs w:val="28"/>
+        </w:rPr>
+        <w:t>Performance</w:t>
+      </w:r>
+    </w:p>
+    <w:p>
+      <w:pPr>
+        <w:pStyle w:val="ListParagraph"/>
+        <w:numPr>
+          <w:ilvl w:val="0"/>
+          <w:numId w:val="4"/>
+        </w:numPr>
+        <w:rPr>
+          <w:rFonts w:asciiTheme="minorHAnsi" w:eastAsia="Times New Roman" w:hAnsiTheme="minorHAnsi"/>
+        </w:rPr>
+      </w:pPr>
+      <w:r>
+        <w:rPr>
+          <w:rFonts w:asciiTheme="minorHAnsi" w:eastAsia="Times New Roman" w:hAnsiTheme="minorHAnsi"/>
+          <w:b/>
+          <w:bCs/>
+        </w:rPr>
+        <w:t>Temp</w:t>
+      </w:r>
+      <w:r>
+        <w:rPr>
+          <w:rFonts w:asciiTheme="minorHAnsi" w:eastAsia="Times New Roman" w:hAnsiTheme="minorHAnsi"/>
+          <w:b/>
+          <w:bCs/>
+        </w:rPr>
+        <w:t>i</w:t>
+      </w:r>
+      <w:r>
+        <w:rPr>
+          <w:rFonts w:asciiTheme="minorHAnsi" w:eastAsia="Times New Roman" w:hAnsiTheme="minorHAnsi"/>
+          <w:b/>
+          <w:bCs/>
+        </w:rPr>
+        <w:t xml:space="preserve"> di risposta</w:t>
+      </w:r>
+      <w:r>
+        <w:rPr>
+          <w:rFonts w:asciiTheme="minorHAnsi" w:eastAsia="Times New Roman" w:hAnsiTheme="minorHAnsi"/>
+        </w:rPr>
+        <w:t xml:space="preserve">: </w:t>
+      </w:r>
+      <w:r>
+        <w:rPr>
+          <w:rFonts w:asciiTheme="minorHAnsi" w:eastAsia="Times New Roman" w:hAnsiTheme="minorHAnsi"/>
+        </w:rPr>
+        <w:t xml:space="preserve">i </w:t>
+      </w:r>
+      <w:r>
+        <w:rPr>
+          <w:rFonts w:asciiTheme="minorHAnsi" w:eastAsia="Times New Roman" w:hAnsiTheme="minorHAnsi"/>
+        </w:rPr>
+        <w:t xml:space="preserve">tempi di risposta del sistema </w:t>
+      </w:r>
+      <w:r>
+        <w:rPr>
+          <w:rFonts w:asciiTheme="minorHAnsi" w:eastAsia="Times New Roman" w:hAnsiTheme="minorHAnsi"/>
+        </w:rPr>
+        <w:t>devono essere</w:t>
+      </w:r>
+      <w:r>
+        <w:rPr>
+          <w:rFonts w:asciiTheme="minorHAnsi" w:eastAsia="Times New Roman" w:hAnsiTheme="minorHAnsi"/>
+        </w:rPr>
+        <w:t xml:space="preserve"> al massimo di due secondi per almeno il 90% delle operazioni, così da garantire un’esperienza fluida.</w:t>
+      </w:r>
+    </w:p>
+    <w:p>
+      <w:pPr>
+        <w:pStyle w:val="ListParagraph"/>
+        <w:numPr>
+          <w:ilvl w:val="0"/>
+          <w:numId w:val="4"/>
+        </w:numPr>
+        <w:jc w:val="both"/>
+        <w:rPr>
+          <w:rFonts w:asciiTheme="minorHAnsi" w:hAnsiTheme="minorHAnsi"/>
+          <w:kern w:val="2"/>
+        </w:rPr>
+      </w:pPr>
+      <w:r>
+        <w:rPr>
+          <w:rFonts w:asciiTheme="minorHAnsi" w:hAnsiTheme="minorHAnsi"/>
+          <w:b/>
+          <w:bCs/>
+        </w:rPr>
+        <w:t>Utenti concorrenti</w:t>
+      </w:r>
+      <w:r>
+        <w:rPr>
+          <w:rFonts w:asciiTheme="minorHAnsi" w:hAnsiTheme="minorHAnsi"/>
+        </w:rPr>
+        <w:t xml:space="preserve">: </w:t>
+      </w:r>
+      <w:r>
+        <w:rPr>
+          <w:rFonts w:asciiTheme="minorHAnsi" w:hAnsiTheme="minorHAnsi"/>
+        </w:rPr>
+        <w:t>i</w:t>
+      </w:r>
+      <w:r>
+        <w:rPr>
+          <w:rFonts w:asciiTheme="minorHAnsi" w:hAnsiTheme="minorHAnsi"/>
+        </w:rPr>
+        <w:t xml:space="preserve">l sistema garantirà il corretto funzionamento supportando un carico minimo di </w:t>
+      </w:r>
+      <w:r>
+        <w:rPr>
+          <w:rFonts w:asciiTheme="minorHAnsi" w:hAnsiTheme="minorHAnsi"/>
+        </w:rPr>
+        <w:t>10</w:t>
+      </w:r>
+      <w:r>
+        <w:rPr>
+          <w:rFonts w:asciiTheme="minorHAnsi" w:hAnsiTheme="minorHAnsi"/>
+        </w:rPr>
+        <w:t xml:space="preserve"> utenti contemporaneamente connessi senza degrado delle </w:t>
+      </w:r>
+      <w:r>
+        <w:rPr>
+          <w:rFonts w:asciiTheme="minorHAnsi" w:hAnsiTheme="minorHAnsi"/>
+        </w:rPr>
+        <w:lastRenderedPageBreak/>
+        <w:t>funzionalità.</w:t>
+      </w:r>
+    </w:p>
+    <w:p>
+      <w:pPr>
+        <w:ind w:left="360"/>
+        <w:jc w:val="both"/>
+        <w:rPr>
+          <w:rFonts w:asciiTheme="minorHAnsi" w:eastAsia="Times New Roman" w:hAnsiTheme="minorHAnsi"/>
+        </w:rPr>
+      </w:pPr>
+    </w:p>
+    <w:p>
+      <w:pPr>
+        <w:pStyle w:val="Heading3"/>
+        <w:spacing w:before="0" w:after="281"/>
+        <w:jc w:val="both"/>
         <w:rPr>
           <w:rFonts w:asciiTheme="minorHAnsi" w:hAnsiTheme="minorHAnsi"/>
           <w:sz w:val="28"/>
@@ -5343,15 +6282,24 @@
           <w:ilvl w:val="0"/>
           <w:numId w:val="3"/>
         </w:numPr>
-        <w:rPr>
-          <w:rFonts w:asciiTheme="minorHAnsi" w:hAnsiTheme="minorHAnsi"/>
-        </w:rPr>
-      </w:pPr>
-      <w:r>
-        <w:rPr>
-          <w:rFonts w:asciiTheme="minorHAnsi" w:hAnsiTheme="minorHAnsi"/>
-        </w:rPr>
-        <w:t>Malleabilità: le tabelle del database devono rispettare le 3 forme normali.</w:t>
+        <w:jc w:val="both"/>
+        <w:rPr>
+          <w:rFonts w:asciiTheme="minorHAnsi" w:hAnsiTheme="minorHAnsi"/>
+        </w:rPr>
+      </w:pPr>
+      <w:r>
+        <w:rPr>
+          <w:rFonts w:asciiTheme="minorHAnsi" w:hAnsiTheme="minorHAnsi"/>
+          <w:b/>
+          <w:bCs/>
+        </w:rPr>
+        <w:t>Malleabilità</w:t>
+      </w:r>
+      <w:r>
+        <w:rPr>
+          <w:rFonts w:asciiTheme="minorHAnsi" w:hAnsiTheme="minorHAnsi"/>
+        </w:rPr>
+        <w:t>: le tabelle del database devono rispettare le 3 forme normali.</w:t>
       </w:r>
     </w:p>
     <w:p>
@@ -5361,21 +6309,185 @@
           <w:ilvl w:val="0"/>
           <w:numId w:val="3"/>
         </w:numPr>
-        <w:rPr>
-          <w:rFonts w:asciiTheme="minorHAnsi" w:hAnsiTheme="minorHAnsi"/>
-        </w:rPr>
-      </w:pPr>
-      <w:r>
-        <w:rPr>
-          <w:rFonts w:asciiTheme="minorHAnsi" w:hAnsiTheme="minorHAnsi"/>
-        </w:rPr>
-        <w:t>Manutenibilità: Il codice sorgente del sistema deve rispettare il pattern di strutture MVC (Model-View-Control).</w:t>
+        <w:jc w:val="both"/>
+        <w:rPr>
+          <w:rFonts w:asciiTheme="minorHAnsi" w:hAnsiTheme="minorHAnsi"/>
+        </w:rPr>
+      </w:pPr>
+      <w:r>
+        <w:rPr>
+          <w:rFonts w:asciiTheme="minorHAnsi" w:hAnsiTheme="minorHAnsi"/>
+          <w:b/>
+          <w:bCs/>
+        </w:rPr>
+        <w:t>Manutenibilità</w:t>
+      </w:r>
+      <w:r>
+        <w:rPr>
+          <w:rFonts w:asciiTheme="minorHAnsi" w:hAnsiTheme="minorHAnsi"/>
+        </w:rPr>
+        <w:t>: Il codice sorgente del sistema deve rispettare il pattern di strutture MVC (Model-View-Control</w:t>
+      </w:r>
+      <w:r>
+        <w:rPr>
+          <w:rFonts w:asciiTheme="minorHAnsi" w:hAnsiTheme="minorHAnsi"/>
+        </w:rPr>
+        <w:t>ler</w:t>
+      </w:r>
+      <w:r>
+        <w:rPr>
+          <w:rFonts w:asciiTheme="minorHAnsi" w:hAnsiTheme="minorHAnsi"/>
+        </w:rPr>
+        <w:t>).</w:t>
+      </w:r>
+    </w:p>
+    <w:p>
+      <w:pPr>
+        <w:jc w:val="both"/>
+        <w:rPr>
+          <w:rFonts w:asciiTheme="minorHAnsi" w:hAnsiTheme="minorHAnsi"/>
+        </w:rPr>
+      </w:pPr>
+    </w:p>
+    <w:p>
+      <w:pPr>
+        <w:pStyle w:val="Heading3"/>
+        <w:spacing w:before="0" w:after="281"/>
+        <w:jc w:val="both"/>
+        <w:rPr>
+          <w:rFonts w:asciiTheme="minorHAnsi" w:hAnsiTheme="minorHAnsi"/>
+          <w:sz w:val="28"/>
+          <w:szCs w:val="28"/>
+        </w:rPr>
+      </w:pPr>
+      <w:r>
+        <w:rPr>
+          <w:rFonts w:asciiTheme="minorHAnsi" w:hAnsiTheme="minorHAnsi"/>
+          <w:sz w:val="28"/>
+          <w:szCs w:val="28"/>
+        </w:rPr>
+        <w:t>Implementation</w:t>
+      </w:r>
+    </w:p>
+    <w:p>
+      <w:pPr>
+        <w:pStyle w:val="ListParagraph"/>
+        <w:numPr>
+          <w:ilvl w:val="0"/>
+          <w:numId w:val="4"/>
+        </w:numPr>
+        <w:rPr>
+          <w:rFonts w:asciiTheme="minorHAnsi" w:eastAsia="Times New Roman" w:hAnsiTheme="minorHAnsi"/>
+        </w:rPr>
+      </w:pPr>
+      <w:r>
+        <w:rPr>
+          <w:rFonts w:asciiTheme="minorHAnsi" w:eastAsia="Times New Roman" w:hAnsiTheme="minorHAnsi"/>
+          <w:b/>
+          <w:bCs/>
+        </w:rPr>
+        <w:t>Comunicazioni sicure</w:t>
+      </w:r>
+      <w:r>
+        <w:rPr>
+          <w:rFonts w:asciiTheme="minorHAnsi" w:eastAsia="Times New Roman" w:hAnsiTheme="minorHAnsi"/>
+        </w:rPr>
+        <w:t xml:space="preserve">: </w:t>
+      </w:r>
+      <w:r>
+        <w:rPr>
+          <w:rFonts w:asciiTheme="minorHAnsi" w:eastAsia="Times New Roman" w:hAnsiTheme="minorHAnsi"/>
+        </w:rPr>
+        <w:t>Tutto il traffico dati tra client e server deve avvenire tramite protocollo crittografato HTTPS.</w:t>
+      </w:r>
+    </w:p>
+    <w:p>
+      <w:pPr>
+        <w:pStyle w:val="ListParagraph"/>
+        <w:numPr>
+          <w:ilvl w:val="0"/>
+          <w:numId w:val="4"/>
+        </w:numPr>
+        <w:jc w:val="both"/>
+        <w:rPr>
+          <w:rFonts w:asciiTheme="minorHAnsi" w:hAnsiTheme="minorHAnsi"/>
+          <w:b/>
+          <w:bCs/>
+          <w:kern w:val="2"/>
+        </w:rPr>
+      </w:pPr>
+      <w:r>
+        <w:rPr>
+          <w:rFonts w:asciiTheme="minorHAnsi" w:hAnsiTheme="minorHAnsi"/>
+          <w:b/>
+          <w:bCs/>
+        </w:rPr>
+        <w:t>Protezione delle passwor</w:t>
+      </w:r>
+      <w:r>
+        <w:rPr>
+          <w:rFonts w:asciiTheme="minorHAnsi" w:hAnsiTheme="minorHAnsi"/>
+          <w:b/>
+          <w:bCs/>
+        </w:rPr>
+        <w:t xml:space="preserve">d: </w:t>
+      </w:r>
+      <w:r>
+        <w:rPr>
+          <w:rFonts w:asciiTheme="minorHAnsi" w:hAnsiTheme="minorHAnsi"/>
+        </w:rPr>
+        <w:t>le password saranno sottoposte ad hash e salvate nel database.</w:t>
+      </w:r>
+    </w:p>
+    <w:p>
+      <w:pPr>
+        <w:pStyle w:val="ListParagraph"/>
+        <w:numPr>
+          <w:ilvl w:val="0"/>
+          <w:numId w:val="4"/>
+        </w:numPr>
+        <w:rPr>
+          <w:rFonts w:asciiTheme="minorHAnsi" w:hAnsiTheme="minorHAnsi"/>
+        </w:rPr>
+      </w:pPr>
+      <w:r>
+        <w:rPr>
+          <w:rFonts w:asciiTheme="minorHAnsi" w:hAnsiTheme="minorHAnsi"/>
+          <w:b/>
+          <w:bCs/>
+        </w:rPr>
+        <w:t>Controllo degli accessi</w:t>
+      </w:r>
+      <w:r>
+        <w:rPr>
+          <w:rFonts w:asciiTheme="minorHAnsi" w:hAnsiTheme="minorHAnsi"/>
+        </w:rPr>
+        <w:t xml:space="preserve">: </w:t>
+      </w:r>
+      <w:r>
+        <w:rPr>
+          <w:rFonts w:asciiTheme="minorHAnsi" w:hAnsiTheme="minorHAnsi"/>
+        </w:rPr>
+        <w:t xml:space="preserve">Il sistema </w:t>
+      </w:r>
+      <w:r>
+        <w:rPr>
+          <w:rFonts w:asciiTheme="minorHAnsi" w:hAnsiTheme="minorHAnsi"/>
+        </w:rPr>
+        <w:t>deve impedire</w:t>
+      </w:r>
+      <w:r>
+        <w:rPr>
+          <w:rFonts w:asciiTheme="minorHAnsi" w:hAnsiTheme="minorHAnsi"/>
+        </w:rPr>
+        <w:t xml:space="preserve"> l’accesso diretto via URL alle pagine riservate solo a chi ha il permesso di accedere ad esse.</w:t>
       </w:r>
     </w:p>
     <w:p>
       <w:pPr>
         <w:pStyle w:val="Heading3"/>
         <w:spacing w:before="281" w:after="281"/>
+        <w:jc w:val="both"/>
         <w:rPr>
           <w:rFonts w:asciiTheme="minorHAnsi" w:hAnsiTheme="minorHAnsi"/>
           <w:sz w:val="28"/>
@@ -5389,9 +6501,17 @@
           <w:sz w:val="28"/>
           <w:szCs w:val="28"/>
         </w:rPr>
-        <w:t>Interfaccia</w:t>
+        <w:t>I</w:t>
       </w:r>
       <w:bookmarkEnd w:id="14"/>
+      <w:r>
+        <w:rPr>
+          <w:rFonts w:asciiTheme="minorHAnsi" w:hAnsiTheme="minorHAnsi"/>
+          <w:sz w:val="28"/>
+          <w:szCs w:val="28"/>
+        </w:rPr>
+        <w:t>nterface</w:t>
+      </w:r>
     </w:p>
     <w:p>
       <w:pPr>
@@ -5400,22 +6520,24 @@
           <w:ilvl w:val="0"/>
           <w:numId w:val="2"/>
         </w:numPr>
-        <w:rPr>
-          <w:rFonts w:asciiTheme="minorHAnsi" w:hAnsiTheme="minorHAnsi"/>
-        </w:rPr>
-      </w:pPr>
-      <w:r>
-        <w:rPr>
-          <w:rFonts w:asciiTheme="minorHAnsi" w:hAnsiTheme="minorHAnsi"/>
-        </w:rPr>
-        <w:t xml:space="preserve">Interfacce: Il lettore e l'operatore devono avere delle interfacce web a cui affacciarsi </w:t>
-      </w:r>
-      <w:r>
-        <w:rPr>
-          <w:rFonts w:asciiTheme="minorHAnsi" w:hAnsiTheme="minorHAnsi"/>
-        </w:rPr>
-        <w:lastRenderedPageBreak/>
-        <w:t>per svolgere ciò di loro interesse.</w:t>
+        <w:jc w:val="both"/>
+        <w:rPr>
+          <w:rFonts w:asciiTheme="minorHAnsi" w:hAnsiTheme="minorHAnsi"/>
+        </w:rPr>
+      </w:pPr>
+      <w:r>
+        <w:rPr>
+          <w:rFonts w:asciiTheme="minorHAnsi" w:hAnsiTheme="minorHAnsi"/>
+          <w:b/>
+          <w:bCs/>
+        </w:rPr>
+        <w:t>Interfacce</w:t>
+      </w:r>
+      <w:r>
+        <w:rPr>
+          <w:rFonts w:asciiTheme="minorHAnsi" w:hAnsiTheme="minorHAnsi"/>
+        </w:rPr>
+        <w:t>: Il lettore e l'operatore devono avere delle interfacce web a cui affacciarsi per svolgere ciò di loro interesse.</w:t>
       </w:r>
     </w:p>
     <w:p>
@@ -5425,21 +6547,102 @@
           <w:ilvl w:val="0"/>
           <w:numId w:val="2"/>
         </w:numPr>
-        <w:rPr>
-          <w:rFonts w:asciiTheme="minorHAnsi" w:hAnsiTheme="minorHAnsi"/>
-        </w:rPr>
-      </w:pPr>
-      <w:r>
-        <w:rPr>
-          <w:rFonts w:asciiTheme="minorHAnsi" w:hAnsiTheme="minorHAnsi"/>
-        </w:rPr>
-        <w:t>Requisiti di installazione: Il livello client deve essere accessibile tramite i più comuni browser web (Chrome, Safari, Firefox, Edge) senza richiedere alcun download o installazione di software di terze parti sui dispositivi degli utenti finali</w:t>
+        <w:jc w:val="both"/>
+        <w:rPr>
+          <w:rFonts w:asciiTheme="minorHAnsi" w:hAnsiTheme="minorHAnsi"/>
+        </w:rPr>
+      </w:pPr>
+      <w:r>
+        <w:rPr>
+          <w:rFonts w:asciiTheme="minorHAnsi" w:hAnsiTheme="minorHAnsi"/>
+          <w:b/>
+          <w:bCs/>
+        </w:rPr>
+        <w:t>Requisiti di installazione</w:t>
+      </w:r>
+      <w:r>
+        <w:rPr>
+          <w:rFonts w:asciiTheme="minorHAnsi" w:hAnsiTheme="minorHAnsi"/>
+        </w:rPr>
+        <w:t>: Il livello client deve essere accessibile tramite i più comuni browser web (Chrome, Safari, Firefox, Edge) senza richiedere alcun download o installazione di software di terze parti sui dispositivi degli utenti finali</w:t>
+      </w:r>
+      <w:r>
+        <w:rPr>
+          <w:rFonts w:asciiTheme="minorHAnsi" w:hAnsiTheme="minorHAnsi"/>
+        </w:rPr>
+        <w:t>.</w:t>
       </w:r>
     </w:p>
     <w:p>
       <w:pPr>
         <w:pStyle w:val="Heading3"/>
         <w:spacing w:before="281" w:after="281"/>
+        <w:jc w:val="both"/>
+        <w:rPr>
+          <w:rFonts w:asciiTheme="minorHAnsi" w:hAnsiTheme="minorHAnsi"/>
+          <w:sz w:val="28"/>
+          <w:szCs w:val="28"/>
+        </w:rPr>
+      </w:pPr>
+      <w:r>
+        <w:rPr>
+          <w:rFonts w:asciiTheme="minorHAnsi" w:hAnsiTheme="minorHAnsi"/>
+          <w:sz w:val="28"/>
+          <w:szCs w:val="28"/>
+        </w:rPr>
+        <w:t>Packaging</w:t>
+      </w:r>
+    </w:p>
+    <w:p>
+      <w:pPr>
+        <w:pStyle w:val="ListParagraph"/>
+        <w:numPr>
+          <w:ilvl w:val="0"/>
+          <w:numId w:val="2"/>
+        </w:numPr>
+        <w:jc w:val="both"/>
+        <w:rPr>
+          <w:rFonts w:asciiTheme="minorHAnsi" w:hAnsiTheme="minorHAnsi"/>
+        </w:rPr>
+      </w:pPr>
+      <w:r>
+        <w:rPr>
+          <w:rFonts w:asciiTheme="minorHAnsi" w:hAnsiTheme="minorHAnsi"/>
+          <w:b/>
+          <w:bCs/>
+        </w:rPr>
+        <w:t>Consegna</w:t>
+      </w:r>
+      <w:r>
+        <w:rPr>
+          <w:rFonts w:asciiTheme="minorHAnsi" w:hAnsiTheme="minorHAnsi"/>
+        </w:rPr>
+        <w:t>: i</w:t>
+      </w:r>
+      <w:r>
+        <w:rPr>
+          <w:rFonts w:asciiTheme="minorHAnsi" w:hAnsiTheme="minorHAnsi"/>
+        </w:rPr>
+        <w:t xml:space="preserve">l codice sorgente </w:t>
+      </w:r>
+      <w:r>
+        <w:rPr>
+          <w:rFonts w:asciiTheme="minorHAnsi" w:hAnsiTheme="minorHAnsi"/>
+        </w:rPr>
+        <w:t>sarà</w:t>
+      </w:r>
+      <w:r>
+        <w:rPr>
+          <w:rFonts w:asciiTheme="minorHAnsi" w:hAnsiTheme="minorHAnsi"/>
+        </w:rPr>
+        <w:t xml:space="preserve"> consegnato in un repository Git, insieme alle istruzioni per l’installazione e l’avvio del sistema.</w:t>
+      </w:r>
+    </w:p>
+    <w:p>
+      <w:pPr>
+        <w:pStyle w:val="Heading3"/>
+        <w:spacing w:before="281" w:after="281"/>
+        <w:jc w:val="both"/>
         <w:rPr>
           <w:rFonts w:asciiTheme="minorHAnsi" w:hAnsiTheme="minorHAnsi"/>
           <w:sz w:val="28"/>
@@ -5464,15 +6667,25 @@
           <w:ilvl w:val="0"/>
           <w:numId w:val="1"/>
         </w:numPr>
-        <w:rPr>
-          <w:rFonts w:asciiTheme="minorHAnsi" w:hAnsiTheme="minorHAnsi"/>
-        </w:rPr>
-      </w:pPr>
-      <w:r>
-        <w:rPr>
-          <w:rFonts w:asciiTheme="minorHAnsi" w:hAnsiTheme="minorHAnsi"/>
-        </w:rPr>
-        <w:t>Informativa e base giuridica: durante l'iscrizione il lettore riceve un'informativa fisica che dice quali dati vengono raccolti, perché, per quanto tempo e chi è il titolare del trattamento. L'operatore deve assicurarsi che il lettore firmi il documento prima di completare la registrazione.</w:t>
+        <w:ind w:left="714" w:hanging="357"/>
+        <w:jc w:val="both"/>
+        <w:rPr>
+          <w:rFonts w:asciiTheme="minorHAnsi" w:hAnsiTheme="minorHAnsi"/>
+        </w:rPr>
+      </w:pPr>
+      <w:r>
+        <w:rPr>
+          <w:rFonts w:asciiTheme="minorHAnsi" w:hAnsiTheme="minorHAnsi"/>
+          <w:b/>
+          <w:bCs/>
+        </w:rPr>
+        <w:t>Informativa e base giuridica</w:t>
+      </w:r>
+      <w:r>
+        <w:rPr>
+          <w:rFonts w:asciiTheme="minorHAnsi" w:hAnsiTheme="minorHAnsi"/>
+        </w:rPr>
+        <w:t>: durante l'iscrizione il lettore riceve un'informativa fisica che dice quali dati vengono raccolti, perché, per quanto tempo e chi è il titolare del trattamento. L'operatore deve assicurarsi che il lettore firmi il documento prima di completare la registrazione.</w:t>
       </w:r>
     </w:p>
     <w:p>
@@ -5482,15 +6695,36 @@
           <w:ilvl w:val="0"/>
           <w:numId w:val="1"/>
         </w:numPr>
-        <w:rPr>
-          <w:rFonts w:asciiTheme="minorHAnsi" w:hAnsiTheme="minorHAnsi"/>
-        </w:rPr>
-      </w:pPr>
-      <w:r>
-        <w:rPr>
-          <w:rFonts w:asciiTheme="minorHAnsi" w:hAnsiTheme="minorHAnsi"/>
-        </w:rPr>
-        <w:t>Minimizzazione: il sistema deve raccoglie solo i dati necessari al servizio.</w:t>
+        <w:jc w:val="both"/>
+        <w:rPr>
+          <w:rFonts w:asciiTheme="minorHAnsi" w:hAnsiTheme="minorHAnsi"/>
+        </w:rPr>
+      </w:pPr>
+      <w:r>
+        <w:rPr>
+          <w:rFonts w:asciiTheme="minorHAnsi" w:hAnsiTheme="minorHAnsi"/>
+          <w:b/>
+          <w:bCs/>
+        </w:rPr>
+        <w:t>Minimizzazione</w:t>
+      </w:r>
+      <w:r>
+        <w:rPr>
+          <w:rFonts w:asciiTheme="minorHAnsi" w:hAnsiTheme="minorHAnsi"/>
+        </w:rPr>
+        <w:t>: il sistema</w:t>
+      </w:r>
+      <w:r>
+        <w:rPr>
+          <w:rFonts w:asciiTheme="minorHAnsi" w:hAnsiTheme="minorHAnsi"/>
+        </w:rPr>
+        <w:t xml:space="preserve"> raccoglie</w:t>
+      </w:r>
+      <w:r>
+        <w:rPr>
+          <w:rFonts w:asciiTheme="minorHAnsi" w:hAnsiTheme="minorHAnsi"/>
+        </w:rPr>
+        <w:t xml:space="preserve"> solo i dati necessari al servizio.</w:t>
       </w:r>
     </w:p>
     <w:p>
@@ -5500,15 +6734,24 @@
           <w:ilvl w:val="0"/>
           <w:numId w:val="1"/>
         </w:numPr>
-        <w:rPr>
-          <w:rFonts w:asciiTheme="minorHAnsi" w:hAnsiTheme="minorHAnsi"/>
-        </w:rPr>
-      </w:pPr>
-      <w:r>
-        <w:rPr>
-          <w:rFonts w:asciiTheme="minorHAnsi" w:hAnsiTheme="minorHAnsi"/>
-        </w:rPr>
-        <w:t>Accesso ai dati: solo gli operatori autenticati ed addetti al sistema devono poter vedere i dati degli utenti.</w:t>
+        <w:jc w:val="both"/>
+        <w:rPr>
+          <w:rFonts w:asciiTheme="minorHAnsi" w:hAnsiTheme="minorHAnsi"/>
+        </w:rPr>
+      </w:pPr>
+      <w:r>
+        <w:rPr>
+          <w:rFonts w:asciiTheme="minorHAnsi" w:hAnsiTheme="minorHAnsi"/>
+          <w:b/>
+          <w:bCs/>
+        </w:rPr>
+        <w:t>Data Breach</w:t>
+      </w:r>
+      <w:r>
+        <w:rPr>
+          <w:rFonts w:asciiTheme="minorHAnsi" w:hAnsiTheme="minorHAnsi"/>
+        </w:rPr>
+        <w:t>: in caso di violazione dei dati il titolare deve notificare il Garante entro 72 ore.</w:t>
       </w:r>
     </w:p>
     <w:p>
@@ -5518,26 +6761,73 @@
           <w:ilvl w:val="0"/>
           <w:numId w:val="1"/>
         </w:numPr>
-        <w:rPr>
-          <w:rFonts w:asciiTheme="minorHAnsi" w:hAnsiTheme="minorHAnsi"/>
-        </w:rPr>
-      </w:pPr>
-      <w:r>
-        <w:rPr>
-          <w:rFonts w:asciiTheme="minorHAnsi" w:hAnsiTheme="minorHAnsi"/>
-        </w:rPr>
-        <w:t>Data Breach: in caso di violazione dei dati il titolare deve notificare il Garante entro 72 ore.</w:t>
-      </w:r>
-    </w:p>
-    <w:p/>
+        <w:jc w:val="both"/>
+        <w:rPr>
+          <w:rFonts w:asciiTheme="minorHAnsi" w:eastAsia="Times New Roman" w:hAnsiTheme="minorHAnsi"/>
+        </w:rPr>
+      </w:pPr>
+      <w:r>
+        <w:rPr>
+          <w:rFonts w:asciiTheme="minorHAnsi" w:eastAsia="Times New Roman" w:hAnsiTheme="minorHAnsi"/>
+          <w:b/>
+          <w:bCs/>
+        </w:rPr>
+        <w:t>Sicurezza</w:t>
+      </w:r>
+      <w:r>
+        <w:rPr>
+          <w:rFonts w:asciiTheme="minorHAnsi" w:eastAsia="Times New Roman" w:hAnsiTheme="minorHAnsi"/>
+        </w:rPr>
+        <w:t xml:space="preserve">: </w:t>
+      </w:r>
+      <w:r>
+        <w:rPr>
+          <w:rFonts w:asciiTheme="minorHAnsi" w:eastAsia="Times New Roman" w:hAnsiTheme="minorHAnsi"/>
+        </w:rPr>
+        <w:t>i</w:t>
+      </w:r>
+      <w:r>
+        <w:rPr>
+          <w:rFonts w:asciiTheme="minorHAnsi" w:eastAsia="Times New Roman" w:hAnsiTheme="minorHAnsi"/>
+        </w:rPr>
+        <w:t>l sistema non deve mai chiedere dati di pagamento al cliente ed i codici fiscali e</w:t>
+      </w:r>
+      <w:r>
+        <w:rPr>
+          <w:rFonts w:asciiTheme="minorHAnsi" w:eastAsia="Times New Roman" w:hAnsiTheme="minorHAnsi"/>
+        </w:rPr>
+        <w:t xml:space="preserve"> le iscrizioni</w:t>
+      </w:r>
+      <w:r>
+        <w:rPr>
+          <w:rFonts w:asciiTheme="minorHAnsi" w:eastAsia="Times New Roman" w:hAnsiTheme="minorHAnsi"/>
+        </w:rPr>
+        <w:t xml:space="preserve"> devono essere fatti di persona insieme all'operatore.</w:t>
+      </w:r>
+      <w:r>
+        <w:rPr>
+          <w:rFonts w:asciiTheme="minorHAnsi" w:eastAsia="Times New Roman" w:hAnsiTheme="minorHAnsi"/>
+        </w:rPr>
+        <w:t xml:space="preserve"> Inoltre solo gli operatori autenticati sono autorizzati a vedere i dati dei lettori.</w:t>
+      </w:r>
+    </w:p>
+    <w:p>
+      <w:pPr>
+        <w:jc w:val="both"/>
+        <w:rPr>
+          <w:rFonts w:asciiTheme="minorHAnsi" w:eastAsia="Times New Roman" w:hAnsiTheme="minorHAnsi"/>
+        </w:rPr>
+      </w:pPr>
+    </w:p>
     <w:p>
       <w:pPr>
         <w:pStyle w:val="Heading2"/>
         <w:numPr>
           <w:ilvl w:val="1"/>
-          <w:numId w:val="43"/>
+          <w:numId w:val="7"/>
         </w:numPr>
         <w:spacing w:line="276" w:lineRule="auto"/>
+        <w:jc w:val="both"/>
         <w:rPr>
           <w:rFonts w:ascii="Aptos" w:hAnsi="Aptos"/>
           <w:i w:val="0"/>
@@ -5558,6 +6848,7 @@
     <w:p>
       <w:pPr>
         <w:pStyle w:val="Heading3"/>
+        <w:jc w:val="both"/>
         <w:rPr>
           <w:rFonts w:asciiTheme="minorHAnsi" w:hAnsiTheme="minorHAnsi"/>
           <w:sz w:val="28"/>
@@ -5571,6 +6862,7 @@
           <w:sz w:val="28"/>
           <w:szCs w:val="28"/>
         </w:rPr>
+        <w:lastRenderedPageBreak/>
         <w:t>Scenarios</w:t>
       </w:r>
       <w:bookmarkEnd w:id="17"/>
@@ -5578,6 +6870,7 @@
     <w:p>
       <w:pPr>
         <w:pStyle w:val="Heading3"/>
+        <w:jc w:val="both"/>
         <w:rPr>
           <w:rFonts w:asciiTheme="minorHAnsi" w:hAnsiTheme="minorHAnsi"/>
           <w:sz w:val="28"/>
@@ -5598,6 +6891,7 @@
     <w:p>
       <w:pPr>
         <w:pStyle w:val="Heading3"/>
+        <w:jc w:val="both"/>
         <w:rPr>
           <w:rFonts w:asciiTheme="minorHAnsi" w:hAnsiTheme="minorHAnsi"/>
           <w:sz w:val="28"/>
@@ -5618,6 +6912,7 @@
     <w:p>
       <w:pPr>
         <w:pStyle w:val="Heading3"/>
+        <w:jc w:val="both"/>
         <w:rPr>
           <w:rFonts w:asciiTheme="minorHAnsi" w:hAnsiTheme="minorHAnsi"/>
           <w:sz w:val="28"/>
@@ -5630,20 +6925,13 @@
           <w:sz w:val="28"/>
           <w:szCs w:val="28"/>
         </w:rPr>
-        <w:t xml:space="preserve">Dynamic </w:t>
-      </w:r>
-      <w:r>
-        <w:rPr>
-          <w:rFonts w:asciiTheme="minorHAnsi" w:hAnsiTheme="minorHAnsi"/>
-          <w:sz w:val="28"/>
-          <w:szCs w:val="28"/>
-        </w:rPr>
-        <w:t>model</w:t>
+        <w:t>Dynamic model</w:t>
       </w:r>
     </w:p>
     <w:p>
       <w:pPr>
         <w:pStyle w:val="Heading3"/>
+        <w:jc w:val="both"/>
         <w:rPr>
           <w:rFonts w:asciiTheme="minorHAnsi" w:hAnsiTheme="minorHAnsi"/>
           <w:sz w:val="28"/>
@@ -5677,11 +6965,11 @@
         <w:pStyle w:val="Title"/>
         <w:numPr>
           <w:ilvl w:val="0"/>
-          <w:numId w:val="10"/>
+          <w:numId w:val="5"/>
         </w:numPr>
         <w:spacing w:line="360" w:lineRule="auto"/>
         <w:ind w:left="426"/>
-        <w:jc w:val="left"/>
+        <w:jc w:val="both"/>
         <w:rPr>
           <w:rFonts w:asciiTheme="minorHAnsi" w:hAnsiTheme="minorHAnsi"/>
         </w:rPr>
@@ -6270,120 +7558,7 @@
 
 <file path=word/numbering.xml><?xml version="1.0" encoding="utf-8"?>
 <w:numbering xmlns:wpc="http://schemas.microsoft.com/office/word/2010/wordprocessingCanvas" xmlns:cx="http://schemas.microsoft.com/office/drawing/2014/chartex" xmlns:cx1="http://schemas.microsoft.com/office/drawing/2015/9/8/chartex" xmlns:cx2="http://schemas.microsoft.com/office/drawing/2015/10/21/chartex" xmlns:cx3="http://schemas.microsoft.com/office/drawing/2016/5/9/chartex" xmlns:cx4="http://schemas.microsoft.com/office/drawing/2016/5/10/chartex" xmlns:cx5="http://schemas.microsoft.com/office/drawing/2016/5/11/chartex" xmlns:cx6="http://schemas.microsoft.com/office/drawing/2016/5/12/chartex" xmlns:cx7="http://schemas.microsoft.com/office/drawing/2016/5/13/chartex" xmlns:cx8="http://schemas.microsoft.com/office/drawing/2016/5/14/chartex" xmlns:mc="http://schemas.openxmlformats.org/markup-compatibility/2006" xmlns:aink="http://schemas.microsoft.com/office/drawing/2016/ink" xmlns:am3d="http://schemas.microsoft.com/office/drawing/2017/model3d" xmlns:o="urn:schemas-microsoft-com:office:office" xmlns:oel="http://schemas.microsoft.com/office/2019/extlst" xmlns:r="http://schemas.openxmlformats.org/officeDocument/2006/relationships" xmlns:m="http://schemas.openxmlformats.org/officeDocument/2006/math" xmlns:v="urn:schemas-microsoft-com:vml" xmlns:wp14="http://schemas.microsoft.com/office/word/2010/wordprocessingDrawing" xmlns:wp="http://schemas.openxmlformats.org/drawingml/2006/wordprocessingDrawing" xmlns:w10="urn:schemas-microsoft-com:office:word" xmlns:w="http://schemas.openxmlformats.org/wordprocessingml/2006/main" xmlns:w14="http://schemas.microsoft.com/office/word/2010/wordml" xmlns:w15="http://schemas.microsoft.com/office/word/2012/wordml" xmlns:w16cex="http://schemas.microsoft.com/office/word/2018/wordml/cex" xmlns:w16cid="http://schemas.microsoft.com/office/word/2016/wordml/cid" xmlns:w16="http://schemas.microsoft.com/office/word/2018/wordml" xmlns:w16du="http://schemas.microsoft.com/office/word/2023/wordml/word16du" xmlns:w16sdtdh="http://schemas.microsoft.com/office/word/2020/wordml/sdtdatahash" xmlns:w16sdtfl="http://schemas.microsoft.com/office/word/2024/wordml/sdtformatlock" xmlns:w16se="http://schemas.microsoft.com/office/word/2015/wordml/symex" xmlns:wpg="http://schemas.microsoft.com/office/word/2010/wordprocessingGroup" xmlns:wpi="http://schemas.microsoft.com/office/word/2010/wordprocessingInk" xmlns:wne="http://schemas.microsoft.com/office/word/2006/wordml" xmlns:wps="http://schemas.microsoft.com/office/word/2010/wordprocessingShape" mc:Ignorable="w14 w15 w16se w16cid w16 w16cex w16sdtdh w16sdtfl w16du wp14">
-  <w:numPicBullet w:numPicBulletId="0">
-    <w:pict>
-      <v:shapetype id="_x0000_t75" coordsize="21600,21600" o:spt="75" o:preferrelative="t" path="m@4@5l@4@11@9@11@9@5xe" filled="f" stroked="f">
-        <v:stroke joinstyle="miter"/>
-        <v:formulas>
-          <v:f eqn="if lineDrawn pixelLineWidth 0"/>
-          <v:f eqn="sum @0 1 0"/>
-          <v:f eqn="sum 0 0 @1"/>
-          <v:f eqn="prod @2 1 2"/>
-          <v:f eqn="prod @3 21600 pixelWidth"/>
-          <v:f eqn="prod @3 21600 pixelHeight"/>
-          <v:f eqn="sum @0 0 1"/>
-          <v:f eqn="prod @6 1 2"/>
-          <v:f eqn="prod @7 21600 pixelWidth"/>
-          <v:f eqn="sum @8 21600 0"/>
-          <v:f eqn="prod @7 21600 pixelHeight"/>
-          <v:f eqn="sum @10 21600 0"/>
-        </v:formulas>
-        <v:path o:extrusionok="f" gradientshapeok="t" o:connecttype="rect"/>
-        <o:lock v:ext="edit" aspectratio="t"/>
-      </v:shapetype>
-      <v:shape id="_x0000_i1025" type="#_x0000_t75" style="width:316.5pt;height:252pt" o:bullet="t" filled="t">
-        <v:fill color2="black"/>
-        <v:imagedata r:id="rId1" o:title=""/>
-      </v:shape>
-    </w:pict>
-  </w:numPicBullet>
   <w:abstractNum w:abstractNumId="0" w15:restartNumberingAfterBreak="0">
-    <w:nsid w:val="00000001"/>
-    <w:multiLevelType w:val="multilevel"/>
-    <w:tmpl w:val="E9A4E690"/>
-    <w:lvl w:ilvl="0">
-      <w:start w:val="1"/>
-      <w:numFmt w:val="decimal"/>
-      <w:lvlText w:val="%1."/>
-      <w:lvlJc w:val="left"/>
-      <w:pPr>
-        <w:ind w:left="360" w:hanging="360"/>
-      </w:pPr>
-    </w:lvl>
-    <w:lvl w:ilvl="1">
-      <w:start w:val="1"/>
-      <w:numFmt w:val="decimal"/>
-      <w:lvlText w:val="%1.%2."/>
-      <w:lvlJc w:val="left"/>
-      <w:pPr>
-        <w:ind w:left="792" w:hanging="432"/>
-      </w:pPr>
-    </w:lvl>
-    <w:lvl w:ilvl="2">
-      <w:start w:val="1"/>
-      <w:numFmt w:val="decimal"/>
-      <w:lvlText w:val="%1.%2.%3."/>
-      <w:lvlJc w:val="left"/>
-      <w:pPr>
-        <w:ind w:left="1224" w:hanging="504"/>
-      </w:pPr>
-    </w:lvl>
-    <w:lvl w:ilvl="3">
-      <w:start w:val="1"/>
-      <w:numFmt w:val="decimal"/>
-      <w:lvlText w:val="%1.%2.%3.%4."/>
-      <w:lvlJc w:val="left"/>
-      <w:pPr>
-        <w:ind w:left="1728" w:hanging="648"/>
-      </w:pPr>
-    </w:lvl>
-    <w:lvl w:ilvl="4">
-      <w:start w:val="1"/>
-      <w:numFmt w:val="decimal"/>
-      <w:lvlText w:val="%1.%2.%3.%4.%5."/>
-      <w:lvlJc w:val="left"/>
-      <w:pPr>
-        <w:ind w:left="2232" w:hanging="792"/>
-      </w:pPr>
-    </w:lvl>
-    <w:lvl w:ilvl="5">
-      <w:start w:val="1"/>
-      <w:numFmt w:val="decimal"/>
-      <w:lvlText w:val="%1.%2.%3.%4.%5.%6."/>
-      <w:lvlJc w:val="left"/>
-      <w:pPr>
-        <w:ind w:left="2736" w:hanging="936"/>
-      </w:pPr>
-    </w:lvl>
-    <w:lvl w:ilvl="6">
-      <w:start w:val="1"/>
-      <w:numFmt w:val="decimal"/>
-      <w:lvlText w:val="%1.%2.%3.%4.%5.%6.%7."/>
-      <w:lvlJc w:val="left"/>
-      <w:pPr>
-        <w:ind w:left="3240" w:hanging="1080"/>
-      </w:pPr>
-    </w:lvl>
-    <w:lvl w:ilvl="7">
-      <w:start w:val="1"/>
-      <w:numFmt w:val="decimal"/>
-      <w:lvlText w:val="%1.%2.%3.%4.%5.%6.%7.%8."/>
-      <w:lvlJc w:val="left"/>
-      <w:pPr>
-        <w:ind w:left="3744" w:hanging="1224"/>
-      </w:pPr>
-    </w:lvl>
-    <w:lvl w:ilvl="8">
-      <w:start w:val="1"/>
-      <w:numFmt w:val="decimal"/>
-      <w:lvlText w:val="%1.%2.%3.%4.%5.%6.%7.%8.%9."/>
-      <w:lvlJc w:val="left"/>
-      <w:pPr>
-        <w:ind w:left="4320" w:hanging="1440"/>
-      </w:pPr>
-    </w:lvl>
-  </w:abstractNum>
-  <w:abstractNum w:abstractNumId="1" w15:restartNumberingAfterBreak="0">
     <w:nsid w:val="00000002"/>
     <w:multiLevelType w:val="singleLevel"/>
     <w:tmpl w:val="00000002"/>
@@ -6404,7 +7579,7 @@
       </w:rPr>
     </w:lvl>
   </w:abstractNum>
-  <w:abstractNum w:abstractNumId="2" w15:restartNumberingAfterBreak="0">
+  <w:abstractNum w:abstractNumId="1" w15:restartNumberingAfterBreak="0">
     <w:nsid w:val="00000003"/>
     <w:multiLevelType w:val="singleLevel"/>
     <w:tmpl w:val="00000003"/>
@@ -6425,7 +7600,7 @@
       </w:rPr>
     </w:lvl>
   </w:abstractNum>
-  <w:abstractNum w:abstractNumId="3" w15:restartNumberingAfterBreak="0">
+  <w:abstractNum w:abstractNumId="2" w15:restartNumberingAfterBreak="0">
     <w:nsid w:val="00000004"/>
     <w:multiLevelType w:val="singleLevel"/>
     <w:tmpl w:val="00000004"/>
@@ -6445,7 +7620,7 @@
       </w:rPr>
     </w:lvl>
   </w:abstractNum>
-  <w:abstractNum w:abstractNumId="4" w15:restartNumberingAfterBreak="0">
+  <w:abstractNum w:abstractNumId="3" w15:restartNumberingAfterBreak="0">
     <w:nsid w:val="00000005"/>
     <w:multiLevelType w:val="singleLevel"/>
     <w:tmpl w:val="00000005"/>
@@ -6465,233 +7640,7 @@
       </w:rPr>
     </w:lvl>
   </w:abstractNum>
-  <w:abstractNum w:abstractNumId="5" w15:restartNumberingAfterBreak="0">
-    <w:nsid w:val="07FD3297"/>
-    <w:multiLevelType w:val="hybridMultilevel"/>
-    <w:tmpl w:val="156AD70A"/>
-    <w:lvl w:ilvl="0" w:tplc="0410000B">
-      <w:start w:val="1"/>
-      <w:numFmt w:val="bullet"/>
-      <w:lvlText w:val=""/>
-      <w:lvlJc w:val="left"/>
-      <w:pPr>
-        <w:ind w:left="1080" w:hanging="360"/>
-      </w:pPr>
-      <w:rPr>
-        <w:rFonts w:ascii="Wingdings" w:hAnsi="Wingdings" w:hint="default"/>
-      </w:rPr>
-    </w:lvl>
-    <w:lvl w:ilvl="1" w:tplc="04100003" w:tentative="1">
-      <w:start w:val="1"/>
-      <w:numFmt w:val="bullet"/>
-      <w:lvlText w:val="o"/>
-      <w:lvlJc w:val="left"/>
-      <w:pPr>
-        <w:ind w:left="1800" w:hanging="360"/>
-      </w:pPr>
-      <w:rPr>
-        <w:rFonts w:ascii="Courier New" w:hAnsi="Courier New" w:cs="Courier New" w:hint="default"/>
-      </w:rPr>
-    </w:lvl>
-    <w:lvl w:ilvl="2" w:tplc="04100005" w:tentative="1">
-      <w:start w:val="1"/>
-      <w:numFmt w:val="bullet"/>
-      <w:lvlText w:val=""/>
-      <w:lvlJc w:val="left"/>
-      <w:pPr>
-        <w:ind w:left="2520" w:hanging="360"/>
-      </w:pPr>
-      <w:rPr>
-        <w:rFonts w:ascii="Wingdings" w:hAnsi="Wingdings" w:hint="default"/>
-      </w:rPr>
-    </w:lvl>
-    <w:lvl w:ilvl="3" w:tplc="04100001" w:tentative="1">
-      <w:start w:val="1"/>
-      <w:numFmt w:val="bullet"/>
-      <w:lvlText w:val=""/>
-      <w:lvlJc w:val="left"/>
-      <w:pPr>
-        <w:ind w:left="3240" w:hanging="360"/>
-      </w:pPr>
-      <w:rPr>
-        <w:rFonts w:ascii="Symbol" w:hAnsi="Symbol" w:hint="default"/>
-      </w:rPr>
-    </w:lvl>
-    <w:lvl w:ilvl="4" w:tplc="04100003" w:tentative="1">
-      <w:start w:val="1"/>
-      <w:numFmt w:val="bullet"/>
-      <w:lvlText w:val="o"/>
-      <w:lvlJc w:val="left"/>
-      <w:pPr>
-        <w:ind w:left="3960" w:hanging="360"/>
-      </w:pPr>
-      <w:rPr>
-        <w:rFonts w:ascii="Courier New" w:hAnsi="Courier New" w:cs="Courier New" w:hint="default"/>
-      </w:rPr>
-    </w:lvl>
-    <w:lvl w:ilvl="5" w:tplc="04100005" w:tentative="1">
-      <w:start w:val="1"/>
-      <w:numFmt w:val="bullet"/>
-      <w:lvlText w:val=""/>
-      <w:lvlJc w:val="left"/>
-      <w:pPr>
-        <w:ind w:left="4680" w:hanging="360"/>
-      </w:pPr>
-      <w:rPr>
-        <w:rFonts w:ascii="Wingdings" w:hAnsi="Wingdings" w:hint="default"/>
-      </w:rPr>
-    </w:lvl>
-    <w:lvl w:ilvl="6" w:tplc="04100001" w:tentative="1">
-      <w:start w:val="1"/>
-      <w:numFmt w:val="bullet"/>
-      <w:lvlText w:val=""/>
-      <w:lvlJc w:val="left"/>
-      <w:pPr>
-        <w:ind w:left="5400" w:hanging="360"/>
-      </w:pPr>
-      <w:rPr>
-        <w:rFonts w:ascii="Symbol" w:hAnsi="Symbol" w:hint="default"/>
-      </w:rPr>
-    </w:lvl>
-    <w:lvl w:ilvl="7" w:tplc="04100003" w:tentative="1">
-      <w:start w:val="1"/>
-      <w:numFmt w:val="bullet"/>
-      <w:lvlText w:val="o"/>
-      <w:lvlJc w:val="left"/>
-      <w:pPr>
-        <w:ind w:left="6120" w:hanging="360"/>
-      </w:pPr>
-      <w:rPr>
-        <w:rFonts w:ascii="Courier New" w:hAnsi="Courier New" w:cs="Courier New" w:hint="default"/>
-      </w:rPr>
-    </w:lvl>
-    <w:lvl w:ilvl="8" w:tplc="04100005" w:tentative="1">
-      <w:start w:val="1"/>
-      <w:numFmt w:val="bullet"/>
-      <w:lvlText w:val=""/>
-      <w:lvlJc w:val="left"/>
-      <w:pPr>
-        <w:ind w:left="6840" w:hanging="360"/>
-      </w:pPr>
-      <w:rPr>
-        <w:rFonts w:ascii="Wingdings" w:hAnsi="Wingdings" w:hint="default"/>
-      </w:rPr>
-    </w:lvl>
-  </w:abstractNum>
-  <w:abstractNum w:abstractNumId="6" w15:restartNumberingAfterBreak="0">
-    <w:nsid w:val="104C59CF"/>
-    <w:multiLevelType w:val="hybridMultilevel"/>
-    <w:tmpl w:val="223810BC"/>
-    <w:lvl w:ilvl="0" w:tplc="04100001">
-      <w:start w:val="1"/>
-      <w:numFmt w:val="bullet"/>
-      <w:lvlText w:val=""/>
-      <w:lvlJc w:val="left"/>
-      <w:pPr>
-        <w:ind w:left="720" w:hanging="360"/>
-      </w:pPr>
-      <w:rPr>
-        <w:rFonts w:ascii="Symbol" w:hAnsi="Symbol" w:hint="default"/>
-      </w:rPr>
-    </w:lvl>
-    <w:lvl w:ilvl="1" w:tplc="04100003" w:tentative="1">
-      <w:start w:val="1"/>
-      <w:numFmt w:val="bullet"/>
-      <w:lvlText w:val="o"/>
-      <w:lvlJc w:val="left"/>
-      <w:pPr>
-        <w:ind w:left="1440" w:hanging="360"/>
-      </w:pPr>
-      <w:rPr>
-        <w:rFonts w:ascii="Courier New" w:hAnsi="Courier New" w:cs="Courier New" w:hint="default"/>
-      </w:rPr>
-    </w:lvl>
-    <w:lvl w:ilvl="2" w:tplc="04100005" w:tentative="1">
-      <w:start w:val="1"/>
-      <w:numFmt w:val="bullet"/>
-      <w:lvlText w:val=""/>
-      <w:lvlJc w:val="left"/>
-      <w:pPr>
-        <w:ind w:left="2160" w:hanging="360"/>
-      </w:pPr>
-      <w:rPr>
-        <w:rFonts w:ascii="Wingdings" w:hAnsi="Wingdings" w:hint="default"/>
-      </w:rPr>
-    </w:lvl>
-    <w:lvl w:ilvl="3" w:tplc="04100001" w:tentative="1">
-      <w:start w:val="1"/>
-      <w:numFmt w:val="bullet"/>
-      <w:lvlText w:val=""/>
-      <w:lvlJc w:val="left"/>
-      <w:pPr>
-        <w:ind w:left="2880" w:hanging="360"/>
-      </w:pPr>
-      <w:rPr>
-        <w:rFonts w:ascii="Symbol" w:hAnsi="Symbol" w:hint="default"/>
-      </w:rPr>
-    </w:lvl>
-    <w:lvl w:ilvl="4" w:tplc="04100003" w:tentative="1">
-      <w:start w:val="1"/>
-      <w:numFmt w:val="bullet"/>
-      <w:lvlText w:val="o"/>
-      <w:lvlJc w:val="left"/>
-      <w:pPr>
-        <w:ind w:left="3600" w:hanging="360"/>
-      </w:pPr>
-      <w:rPr>
-        <w:rFonts w:ascii="Courier New" w:hAnsi="Courier New" w:cs="Courier New" w:hint="default"/>
-      </w:rPr>
-    </w:lvl>
-    <w:lvl w:ilvl="5" w:tplc="04100005" w:tentative="1">
-      <w:start w:val="1"/>
-      <w:numFmt w:val="bullet"/>
-      <w:lvlText w:val=""/>
-      <w:lvlJc w:val="left"/>
-      <w:pPr>
-        <w:ind w:left="4320" w:hanging="360"/>
-      </w:pPr>
-      <w:rPr>
-        <w:rFonts w:ascii="Wingdings" w:hAnsi="Wingdings" w:hint="default"/>
-      </w:rPr>
-    </w:lvl>
-    <w:lvl w:ilvl="6" w:tplc="04100001" w:tentative="1">
-      <w:start w:val="1"/>
-      <w:numFmt w:val="bullet"/>
-      <w:lvlText w:val=""/>
-      <w:lvlJc w:val="left"/>
-      <w:pPr>
-        <w:ind w:left="5040" w:hanging="360"/>
-      </w:pPr>
-      <w:rPr>
-        <w:rFonts w:ascii="Symbol" w:hAnsi="Symbol" w:hint="default"/>
-      </w:rPr>
-    </w:lvl>
-    <w:lvl w:ilvl="7" w:tplc="04100003" w:tentative="1">
-      <w:start w:val="1"/>
-      <w:numFmt w:val="bullet"/>
-      <w:lvlText w:val="o"/>
-      <w:lvlJc w:val="left"/>
-      <w:pPr>
-        <w:ind w:left="5760" w:hanging="360"/>
-      </w:pPr>
-      <w:rPr>
-        <w:rFonts w:ascii="Courier New" w:hAnsi="Courier New" w:cs="Courier New" w:hint="default"/>
-      </w:rPr>
-    </w:lvl>
-    <w:lvl w:ilvl="8" w:tplc="04100005" w:tentative="1">
-      <w:start w:val="1"/>
-      <w:numFmt w:val="bullet"/>
-      <w:lvlText w:val=""/>
-      <w:lvlJc w:val="left"/>
-      <w:pPr>
-        <w:ind w:left="6480" w:hanging="360"/>
-      </w:pPr>
-      <w:rPr>
-        <w:rFonts w:ascii="Wingdings" w:hAnsi="Wingdings" w:hint="default"/>
-      </w:rPr>
-    </w:lvl>
-  </w:abstractNum>
-  <w:abstractNum w:abstractNumId="7" w15:restartNumberingAfterBreak="0">
+  <w:abstractNum w:abstractNumId="4" w15:restartNumberingAfterBreak="0">
     <w:nsid w:val="1A2FD67D"/>
     <w:multiLevelType w:val="hybridMultilevel"/>
     <w:tmpl w:val="B9BE572A"/>
@@ -6804,119 +7753,7 @@
       </w:rPr>
     </w:lvl>
   </w:abstractNum>
-  <w:abstractNum w:abstractNumId="8" w15:restartNumberingAfterBreak="0">
-    <w:nsid w:val="1A463542"/>
-    <w:multiLevelType w:val="hybridMultilevel"/>
-    <w:tmpl w:val="0C2098CC"/>
-    <w:lvl w:ilvl="0" w:tplc="FB70C0A4">
-      <w:numFmt w:val="bullet"/>
-      <w:lvlText w:val="-"/>
-      <w:lvlJc w:val="left"/>
-      <w:pPr>
-        <w:ind w:left="720" w:hanging="360"/>
-      </w:pPr>
-      <w:rPr>
-        <w:rFonts w:ascii="Aptos" w:eastAsia="Lucida Sans Unicode" w:hAnsi="Aptos" w:cs="Times New Roman" w:hint="default"/>
-      </w:rPr>
-    </w:lvl>
-    <w:lvl w:ilvl="1" w:tplc="04100003" w:tentative="1">
-      <w:start w:val="1"/>
-      <w:numFmt w:val="bullet"/>
-      <w:lvlText w:val="o"/>
-      <w:lvlJc w:val="left"/>
-      <w:pPr>
-        <w:ind w:left="1440" w:hanging="360"/>
-      </w:pPr>
-      <w:rPr>
-        <w:rFonts w:ascii="Courier New" w:hAnsi="Courier New" w:cs="Courier New" w:hint="default"/>
-      </w:rPr>
-    </w:lvl>
-    <w:lvl w:ilvl="2" w:tplc="04100005" w:tentative="1">
-      <w:start w:val="1"/>
-      <w:numFmt w:val="bullet"/>
-      <w:lvlText w:val=""/>
-      <w:lvlJc w:val="left"/>
-      <w:pPr>
-        <w:ind w:left="2160" w:hanging="360"/>
-      </w:pPr>
-      <w:rPr>
-        <w:rFonts w:ascii="Wingdings" w:hAnsi="Wingdings" w:hint="default"/>
-      </w:rPr>
-    </w:lvl>
-    <w:lvl w:ilvl="3" w:tplc="04100001" w:tentative="1">
-      <w:start w:val="1"/>
-      <w:numFmt w:val="bullet"/>
-      <w:lvlText w:val=""/>
-      <w:lvlJc w:val="left"/>
-      <w:pPr>
-        <w:ind w:left="2880" w:hanging="360"/>
-      </w:pPr>
-      <w:rPr>
-        <w:rFonts w:ascii="Symbol" w:hAnsi="Symbol" w:hint="default"/>
-      </w:rPr>
-    </w:lvl>
-    <w:lvl w:ilvl="4" w:tplc="04100003" w:tentative="1">
-      <w:start w:val="1"/>
-      <w:numFmt w:val="bullet"/>
-      <w:lvlText w:val="o"/>
-      <w:lvlJc w:val="left"/>
-      <w:pPr>
-        <w:ind w:left="3600" w:hanging="360"/>
-      </w:pPr>
-      <w:rPr>
-        <w:rFonts w:ascii="Courier New" w:hAnsi="Courier New" w:cs="Courier New" w:hint="default"/>
-      </w:rPr>
-    </w:lvl>
-    <w:lvl w:ilvl="5" w:tplc="04100005" w:tentative="1">
-      <w:start w:val="1"/>
-      <w:numFmt w:val="bullet"/>
-      <w:lvlText w:val=""/>
-      <w:lvlJc w:val="left"/>
-      <w:pPr>
-        <w:ind w:left="4320" w:hanging="360"/>
-      </w:pPr>
-      <w:rPr>
-        <w:rFonts w:ascii="Wingdings" w:hAnsi="Wingdings" w:hint="default"/>
-      </w:rPr>
-    </w:lvl>
-    <w:lvl w:ilvl="6" w:tplc="04100001" w:tentative="1">
-      <w:start w:val="1"/>
-      <w:numFmt w:val="bullet"/>
-      <w:lvlText w:val=""/>
-      <w:lvlJc w:val="left"/>
-      <w:pPr>
-        <w:ind w:left="5040" w:hanging="360"/>
-      </w:pPr>
-      <w:rPr>
-        <w:rFonts w:ascii="Symbol" w:hAnsi="Symbol" w:hint="default"/>
-      </w:rPr>
-    </w:lvl>
-    <w:lvl w:ilvl="7" w:tplc="04100003" w:tentative="1">
-      <w:start w:val="1"/>
-      <w:numFmt w:val="bullet"/>
-      <w:lvlText w:val="o"/>
-      <w:lvlJc w:val="left"/>
-      <w:pPr>
-        <w:ind w:left="5760" w:hanging="360"/>
-      </w:pPr>
-      <w:rPr>
-        <w:rFonts w:ascii="Courier New" w:hAnsi="Courier New" w:cs="Courier New" w:hint="default"/>
-      </w:rPr>
-    </w:lvl>
-    <w:lvl w:ilvl="8" w:tplc="04100005" w:tentative="1">
-      <w:start w:val="1"/>
-      <w:numFmt w:val="bullet"/>
-      <w:lvlText w:val=""/>
-      <w:lvlJc w:val="left"/>
-      <w:pPr>
-        <w:ind w:left="6480" w:hanging="360"/>
-      </w:pPr>
-      <w:rPr>
-        <w:rFonts w:ascii="Wingdings" w:hAnsi="Wingdings" w:hint="default"/>
-      </w:rPr>
-    </w:lvl>
-  </w:abstractNum>
-  <w:abstractNum w:abstractNumId="9" w15:restartNumberingAfterBreak="0">
+  <w:abstractNum w:abstractNumId="5" w15:restartNumberingAfterBreak="0">
     <w:nsid w:val="1EB636BE"/>
     <w:multiLevelType w:val="hybridMultilevel"/>
     <w:tmpl w:val="708C4F1E"/>
@@ -7029,7 +7866,7 @@
       </w:rPr>
     </w:lvl>
   </w:abstractNum>
-  <w:abstractNum w:abstractNumId="10" w15:restartNumberingAfterBreak="0">
+  <w:abstractNum w:abstractNumId="6" w15:restartNumberingAfterBreak="0">
     <w:nsid w:val="1F8433D7"/>
     <w:multiLevelType w:val="multilevel"/>
     <w:tmpl w:val="03B49136"/>
@@ -7147,11 +7984,11 @@
       </w:rPr>
     </w:lvl>
   </w:abstractNum>
-  <w:abstractNum w:abstractNumId="11" w15:restartNumberingAfterBreak="0">
-    <w:nsid w:val="28A3429B"/>
+  <w:abstractNum w:abstractNumId="7" w15:restartNumberingAfterBreak="0">
+    <w:nsid w:val="301561E6"/>
     <w:multiLevelType w:val="hybridMultilevel"/>
-    <w:tmpl w:val="0A92FDB6"/>
-    <w:lvl w:ilvl="0" w:tplc="81F2B1D6">
+    <w:tmpl w:val="8C8AFCD4"/>
+    <w:lvl w:ilvl="0" w:tplc="F22E4FD8">
       <w:numFmt w:val="bullet"/>
       <w:lvlText w:val="-"/>
       <w:lvlJc w:val="left"/>
@@ -7259,11 +8096,97 @@
       </w:rPr>
     </w:lvl>
   </w:abstractNum>
-  <w:abstractNum w:abstractNumId="12" w15:restartNumberingAfterBreak="0">
-    <w:nsid w:val="28A44A3C"/>
+  <w:abstractNum w:abstractNumId="8" w15:restartNumberingAfterBreak="0">
+    <w:nsid w:val="337837FD"/>
     <w:multiLevelType w:val="hybridMultilevel"/>
-    <w:tmpl w:val="3E60387A"/>
-    <w:lvl w:ilvl="0" w:tplc="04100001">
+    <w:tmpl w:val="2DE88A4E"/>
+    <w:lvl w:ilvl="0" w:tplc="0410000F">
+      <w:start w:val="1"/>
+      <w:numFmt w:val="decimal"/>
+      <w:lvlText w:val="%1."/>
+      <w:lvlJc w:val="left"/>
+      <w:pPr>
+        <w:ind w:left="720" w:hanging="360"/>
+      </w:pPr>
+    </w:lvl>
+    <w:lvl w:ilvl="1" w:tplc="04100019">
+      <w:start w:val="1"/>
+      <w:numFmt w:val="lowerLetter"/>
+      <w:lvlText w:val="%2."/>
+      <w:lvlJc w:val="left"/>
+      <w:pPr>
+        <w:ind w:left="1440" w:hanging="360"/>
+      </w:pPr>
+    </w:lvl>
+    <w:lvl w:ilvl="2" w:tplc="0410001B" w:tentative="1">
+      <w:start w:val="1"/>
+      <w:numFmt w:val="lowerRoman"/>
+      <w:lvlText w:val="%3."/>
+      <w:lvlJc w:val="right"/>
+      <w:pPr>
+        <w:ind w:left="2160" w:hanging="180"/>
+      </w:pPr>
+    </w:lvl>
+    <w:lvl w:ilvl="3" w:tplc="0410000F" w:tentative="1">
+      <w:start w:val="1"/>
+      <w:numFmt w:val="decimal"/>
+      <w:lvlText w:val="%4."/>
+      <w:lvlJc w:val="left"/>
+      <w:pPr>
+        <w:ind w:left="2880" w:hanging="360"/>
+      </w:pPr>
+    </w:lvl>
+    <w:lvl w:ilvl="4" w:tplc="04100019" w:tentative="1">
+      <w:start w:val="1"/>
+      <w:numFmt w:val="lowerLetter"/>
+      <w:lvlText w:val="%5."/>
+      <w:lvlJc w:val="left"/>
+      <w:pPr>
+        <w:ind w:left="3600" w:hanging="360"/>
+      </w:pPr>
+    </w:lvl>
+    <w:lvl w:ilvl="5" w:tplc="0410001B" w:tentative="1">
+      <w:start w:val="1"/>
+      <w:numFmt w:val="lowerRoman"/>
+      <w:lvlText w:val="%6."/>
+      <w:lvlJc w:val="right"/>
+      <w:pPr>
+        <w:ind w:left="4320" w:hanging="180"/>
+      </w:pPr>
+    </w:lvl>
+    <w:lvl w:ilvl="6" w:tplc="0410000F" w:tentative="1">
+      <w:start w:val="1"/>
+      <w:numFmt w:val="decimal"/>
+      <w:lvlText w:val="%7."/>
+      <w:lvlJc w:val="left"/>
+      <w:pPr>
+        <w:ind w:left="5040" w:hanging="360"/>
+      </w:pPr>
+    </w:lvl>
+    <w:lvl w:ilvl="7" w:tplc="04100019" w:tentative="1">
+      <w:start w:val="1"/>
+      <w:numFmt w:val="lowerLetter"/>
+      <w:lvlText w:val="%8."/>
+      <w:lvlJc w:val="left"/>
+      <w:pPr>
+        <w:ind w:left="5760" w:hanging="360"/>
+      </w:pPr>
+    </w:lvl>
+    <w:lvl w:ilvl="8" w:tplc="0410001B" w:tentative="1">
+      <w:start w:val="1"/>
+      <w:numFmt w:val="lowerRoman"/>
+      <w:lvlText w:val="%9."/>
+      <w:lvlJc w:val="right"/>
+      <w:pPr>
+        <w:ind w:left="6480" w:hanging="180"/>
+      </w:pPr>
+    </w:lvl>
+  </w:abstractNum>
+  <w:abstractNum w:abstractNumId="9" w15:restartNumberingAfterBreak="0">
+    <w:nsid w:val="4134CF1A"/>
+    <w:multiLevelType w:val="hybridMultilevel"/>
+    <w:tmpl w:val="66DEBF48"/>
+    <w:lvl w:ilvl="0" w:tplc="E61C5D9A">
       <w:start w:val="1"/>
       <w:numFmt w:val="bullet"/>
       <w:lvlText w:val=""/>
@@ -7275,7 +8198,208 @@
         <w:rFonts w:ascii="Symbol" w:hAnsi="Symbol" w:hint="default"/>
       </w:rPr>
     </w:lvl>
-    <w:lvl w:ilvl="1" w:tplc="04100003" w:tentative="1">
+    <w:lvl w:ilvl="1" w:tplc="53B4A4AE">
+      <w:start w:val="1"/>
+      <w:numFmt w:val="bullet"/>
+      <w:lvlText w:val="o"/>
+      <w:lvlJc w:val="left"/>
+      <w:pPr>
+        <w:ind w:left="1440" w:hanging="360"/>
+      </w:pPr>
+      <w:rPr>
+        <w:rFonts w:ascii="Courier New" w:hAnsi="Courier New" w:hint="default"/>
+      </w:rPr>
+    </w:lvl>
+    <w:lvl w:ilvl="2" w:tplc="51AA5EC8">
+      <w:start w:val="1"/>
+      <w:numFmt w:val="bullet"/>
+      <w:lvlText w:val=""/>
+      <w:lvlJc w:val="left"/>
+      <w:pPr>
+        <w:ind w:left="2160" w:hanging="360"/>
+      </w:pPr>
+      <w:rPr>
+        <w:rFonts w:ascii="Wingdings" w:hAnsi="Wingdings" w:hint="default"/>
+      </w:rPr>
+    </w:lvl>
+    <w:lvl w:ilvl="3" w:tplc="8536E78A">
+      <w:start w:val="1"/>
+      <w:numFmt w:val="bullet"/>
+      <w:lvlText w:val=""/>
+      <w:lvlJc w:val="left"/>
+      <w:pPr>
+        <w:ind w:left="2880" w:hanging="360"/>
+      </w:pPr>
+      <w:rPr>
+        <w:rFonts w:ascii="Symbol" w:hAnsi="Symbol" w:hint="default"/>
+      </w:rPr>
+    </w:lvl>
+    <w:lvl w:ilvl="4" w:tplc="5D4A3F66">
+      <w:start w:val="1"/>
+      <w:numFmt w:val="bullet"/>
+      <w:lvlText w:val="o"/>
+      <w:lvlJc w:val="left"/>
+      <w:pPr>
+        <w:ind w:left="3600" w:hanging="360"/>
+      </w:pPr>
+      <w:rPr>
+        <w:rFonts w:ascii="Courier New" w:hAnsi="Courier New" w:hint="default"/>
+      </w:rPr>
+    </w:lvl>
+    <w:lvl w:ilvl="5" w:tplc="BB0AE6DE">
+      <w:start w:val="1"/>
+      <w:numFmt w:val="bullet"/>
+      <w:lvlText w:val=""/>
+      <w:lvlJc w:val="left"/>
+      <w:pPr>
+        <w:ind w:left="4320" w:hanging="360"/>
+      </w:pPr>
+      <w:rPr>
+        <w:rFonts w:ascii="Wingdings" w:hAnsi="Wingdings" w:hint="default"/>
+      </w:rPr>
+    </w:lvl>
+    <w:lvl w:ilvl="6" w:tplc="96C6C8F0">
+      <w:start w:val="1"/>
+      <w:numFmt w:val="bullet"/>
+      <w:lvlText w:val=""/>
+      <w:lvlJc w:val="left"/>
+      <w:pPr>
+        <w:ind w:left="5040" w:hanging="360"/>
+      </w:pPr>
+      <w:rPr>
+        <w:rFonts w:ascii="Symbol" w:hAnsi="Symbol" w:hint="default"/>
+      </w:rPr>
+    </w:lvl>
+    <w:lvl w:ilvl="7" w:tplc="491ABAD0">
+      <w:start w:val="1"/>
+      <w:numFmt w:val="bullet"/>
+      <w:lvlText w:val="o"/>
+      <w:lvlJc w:val="left"/>
+      <w:pPr>
+        <w:ind w:left="5760" w:hanging="360"/>
+      </w:pPr>
+      <w:rPr>
+        <w:rFonts w:ascii="Courier New" w:hAnsi="Courier New" w:hint="default"/>
+      </w:rPr>
+    </w:lvl>
+    <w:lvl w:ilvl="8" w:tplc="662641F2">
+      <w:start w:val="1"/>
+      <w:numFmt w:val="bullet"/>
+      <w:lvlText w:val=""/>
+      <w:lvlJc w:val="left"/>
+      <w:pPr>
+        <w:ind w:left="6480" w:hanging="360"/>
+      </w:pPr>
+      <w:rPr>
+        <w:rFonts w:ascii="Wingdings" w:hAnsi="Wingdings" w:hint="default"/>
+      </w:rPr>
+    </w:lvl>
+  </w:abstractNum>
+  <w:abstractNum w:abstractNumId="10" w15:restartNumberingAfterBreak="0">
+    <w:nsid w:val="42F31A3D"/>
+    <w:multiLevelType w:val="hybridMultilevel"/>
+    <w:tmpl w:val="E5E62C26"/>
+    <w:lvl w:ilvl="0" w:tplc="C24A36E8">
+      <w:start w:val="1"/>
+      <w:numFmt w:val="decimal"/>
+      <w:lvlText w:val="%1."/>
+      <w:lvlJc w:val="left"/>
+      <w:pPr>
+        <w:ind w:left="967" w:hanging="400"/>
+      </w:pPr>
+      <w:rPr>
+        <w:rFonts w:hint="default"/>
+      </w:rPr>
+    </w:lvl>
+    <w:lvl w:ilvl="1" w:tplc="04100019" w:tentative="1">
+      <w:start w:val="1"/>
+      <w:numFmt w:val="lowerLetter"/>
+      <w:lvlText w:val="%2."/>
+      <w:lvlJc w:val="left"/>
+      <w:pPr>
+        <w:ind w:left="1647" w:hanging="360"/>
+      </w:pPr>
+    </w:lvl>
+    <w:lvl w:ilvl="2" w:tplc="0410001B" w:tentative="1">
+      <w:start w:val="1"/>
+      <w:numFmt w:val="lowerRoman"/>
+      <w:lvlText w:val="%3."/>
+      <w:lvlJc w:val="right"/>
+      <w:pPr>
+        <w:ind w:left="2367" w:hanging="180"/>
+      </w:pPr>
+    </w:lvl>
+    <w:lvl w:ilvl="3" w:tplc="0410000F" w:tentative="1">
+      <w:start w:val="1"/>
+      <w:numFmt w:val="decimal"/>
+      <w:lvlText w:val="%4."/>
+      <w:lvlJc w:val="left"/>
+      <w:pPr>
+        <w:ind w:left="3087" w:hanging="360"/>
+      </w:pPr>
+    </w:lvl>
+    <w:lvl w:ilvl="4" w:tplc="04100019" w:tentative="1">
+      <w:start w:val="1"/>
+      <w:numFmt w:val="lowerLetter"/>
+      <w:lvlText w:val="%5."/>
+      <w:lvlJc w:val="left"/>
+      <w:pPr>
+        <w:ind w:left="3807" w:hanging="360"/>
+      </w:pPr>
+    </w:lvl>
+    <w:lvl w:ilvl="5" w:tplc="0410001B" w:tentative="1">
+      <w:start w:val="1"/>
+      <w:numFmt w:val="lowerRoman"/>
+      <w:lvlText w:val="%6."/>
+      <w:lvlJc w:val="right"/>
+      <w:pPr>
+        <w:ind w:left="4527" w:hanging="180"/>
+      </w:pPr>
+    </w:lvl>
+    <w:lvl w:ilvl="6" w:tplc="0410000F" w:tentative="1">
+      <w:start w:val="1"/>
+      <w:numFmt w:val="decimal"/>
+      <w:lvlText w:val="%7."/>
+      <w:lvlJc w:val="left"/>
+      <w:pPr>
+        <w:ind w:left="5247" w:hanging="360"/>
+      </w:pPr>
+    </w:lvl>
+    <w:lvl w:ilvl="7" w:tplc="04100019" w:tentative="1">
+      <w:start w:val="1"/>
+      <w:numFmt w:val="lowerLetter"/>
+      <w:lvlText w:val="%8."/>
+      <w:lvlJc w:val="left"/>
+      <w:pPr>
+        <w:ind w:left="5967" w:hanging="360"/>
+      </w:pPr>
+    </w:lvl>
+    <w:lvl w:ilvl="8" w:tplc="0410001B" w:tentative="1">
+      <w:start w:val="1"/>
+      <w:numFmt w:val="lowerRoman"/>
+      <w:lvlText w:val="%9."/>
+      <w:lvlJc w:val="right"/>
+      <w:pPr>
+        <w:ind w:left="6687" w:hanging="180"/>
+      </w:pPr>
+    </w:lvl>
+  </w:abstractNum>
+  <w:abstractNum w:abstractNumId="11" w15:restartNumberingAfterBreak="0">
+    <w:nsid w:val="622F7E77"/>
+    <w:multiLevelType w:val="hybridMultilevel"/>
+    <w:tmpl w:val="E35845CA"/>
+    <w:lvl w:ilvl="0" w:tplc="667AEFB0">
+      <w:numFmt w:val="bullet"/>
+      <w:lvlText w:val="-"/>
+      <w:lvlJc w:val="left"/>
+      <w:pPr>
+        <w:ind w:left="720" w:hanging="360"/>
+      </w:pPr>
+      <w:rPr>
+        <w:rFonts w:ascii="Aptos" w:eastAsia="Lucida Sans Unicode" w:hAnsi="Aptos" w:cs="Times New Roman" w:hint="default"/>
+      </w:rPr>
+    </w:lvl>
+    <w:lvl w:ilvl="1" w:tplc="04100003">
       <w:start w:val="1"/>
       <w:numFmt w:val="bullet"/>
       <w:lvlText w:val="o"/>
@@ -7372,1111 +8496,7 @@
       </w:rPr>
     </w:lvl>
   </w:abstractNum>
-  <w:abstractNum w:abstractNumId="13" w15:restartNumberingAfterBreak="0">
-    <w:nsid w:val="301561E6"/>
-    <w:multiLevelType w:val="hybridMultilevel"/>
-    <w:tmpl w:val="8C8AFCD4"/>
-    <w:lvl w:ilvl="0" w:tplc="F22E4FD8">
-      <w:numFmt w:val="bullet"/>
-      <w:lvlText w:val="-"/>
-      <w:lvlJc w:val="left"/>
-      <w:pPr>
-        <w:ind w:left="720" w:hanging="360"/>
-      </w:pPr>
-      <w:rPr>
-        <w:rFonts w:ascii="Aptos" w:eastAsia="Lucida Sans Unicode" w:hAnsi="Aptos" w:cs="Times New Roman" w:hint="default"/>
-      </w:rPr>
-    </w:lvl>
-    <w:lvl w:ilvl="1" w:tplc="04100003" w:tentative="1">
-      <w:start w:val="1"/>
-      <w:numFmt w:val="bullet"/>
-      <w:lvlText w:val="o"/>
-      <w:lvlJc w:val="left"/>
-      <w:pPr>
-        <w:ind w:left="1440" w:hanging="360"/>
-      </w:pPr>
-      <w:rPr>
-        <w:rFonts w:ascii="Courier New" w:hAnsi="Courier New" w:cs="Courier New" w:hint="default"/>
-      </w:rPr>
-    </w:lvl>
-    <w:lvl w:ilvl="2" w:tplc="04100005" w:tentative="1">
-      <w:start w:val="1"/>
-      <w:numFmt w:val="bullet"/>
-      <w:lvlText w:val=""/>
-      <w:lvlJc w:val="left"/>
-      <w:pPr>
-        <w:ind w:left="2160" w:hanging="360"/>
-      </w:pPr>
-      <w:rPr>
-        <w:rFonts w:ascii="Wingdings" w:hAnsi="Wingdings" w:hint="default"/>
-      </w:rPr>
-    </w:lvl>
-    <w:lvl w:ilvl="3" w:tplc="04100001" w:tentative="1">
-      <w:start w:val="1"/>
-      <w:numFmt w:val="bullet"/>
-      <w:lvlText w:val=""/>
-      <w:lvlJc w:val="left"/>
-      <w:pPr>
-        <w:ind w:left="2880" w:hanging="360"/>
-      </w:pPr>
-      <w:rPr>
-        <w:rFonts w:ascii="Symbol" w:hAnsi="Symbol" w:hint="default"/>
-      </w:rPr>
-    </w:lvl>
-    <w:lvl w:ilvl="4" w:tplc="04100003" w:tentative="1">
-      <w:start w:val="1"/>
-      <w:numFmt w:val="bullet"/>
-      <w:lvlText w:val="o"/>
-      <w:lvlJc w:val="left"/>
-      <w:pPr>
-        <w:ind w:left="3600" w:hanging="360"/>
-      </w:pPr>
-      <w:rPr>
-        <w:rFonts w:ascii="Courier New" w:hAnsi="Courier New" w:cs="Courier New" w:hint="default"/>
-      </w:rPr>
-    </w:lvl>
-    <w:lvl w:ilvl="5" w:tplc="04100005" w:tentative="1">
-      <w:start w:val="1"/>
-      <w:numFmt w:val="bullet"/>
-      <w:lvlText w:val=""/>
-      <w:lvlJc w:val="left"/>
-      <w:pPr>
-        <w:ind w:left="4320" w:hanging="360"/>
-      </w:pPr>
-      <w:rPr>
-        <w:rFonts w:ascii="Wingdings" w:hAnsi="Wingdings" w:hint="default"/>
-      </w:rPr>
-    </w:lvl>
-    <w:lvl w:ilvl="6" w:tplc="04100001" w:tentative="1">
-      <w:start w:val="1"/>
-      <w:numFmt w:val="bullet"/>
-      <w:lvlText w:val=""/>
-      <w:lvlJc w:val="left"/>
-      <w:pPr>
-        <w:ind w:left="5040" w:hanging="360"/>
-      </w:pPr>
-      <w:rPr>
-        <w:rFonts w:ascii="Symbol" w:hAnsi="Symbol" w:hint="default"/>
-      </w:rPr>
-    </w:lvl>
-    <w:lvl w:ilvl="7" w:tplc="04100003" w:tentative="1">
-      <w:start w:val="1"/>
-      <w:numFmt w:val="bullet"/>
-      <w:lvlText w:val="o"/>
-      <w:lvlJc w:val="left"/>
-      <w:pPr>
-        <w:ind w:left="5760" w:hanging="360"/>
-      </w:pPr>
-      <w:rPr>
-        <w:rFonts w:ascii="Courier New" w:hAnsi="Courier New" w:cs="Courier New" w:hint="default"/>
-      </w:rPr>
-    </w:lvl>
-    <w:lvl w:ilvl="8" w:tplc="04100005" w:tentative="1">
-      <w:start w:val="1"/>
-      <w:numFmt w:val="bullet"/>
-      <w:lvlText w:val=""/>
-      <w:lvlJc w:val="left"/>
-      <w:pPr>
-        <w:ind w:left="6480" w:hanging="360"/>
-      </w:pPr>
-      <w:rPr>
-        <w:rFonts w:ascii="Wingdings" w:hAnsi="Wingdings" w:hint="default"/>
-      </w:rPr>
-    </w:lvl>
-  </w:abstractNum>
-  <w:abstractNum w:abstractNumId="14" w15:restartNumberingAfterBreak="0">
-    <w:nsid w:val="31F12CBF"/>
-    <w:multiLevelType w:val="hybridMultilevel"/>
-    <w:tmpl w:val="986048AA"/>
-    <w:lvl w:ilvl="0" w:tplc="0410000B">
-      <w:start w:val="1"/>
-      <w:numFmt w:val="bullet"/>
-      <w:lvlText w:val=""/>
-      <w:lvlJc w:val="left"/>
-      <w:pPr>
-        <w:ind w:left="1080" w:hanging="360"/>
-      </w:pPr>
-      <w:rPr>
-        <w:rFonts w:ascii="Wingdings" w:hAnsi="Wingdings" w:hint="default"/>
-      </w:rPr>
-    </w:lvl>
-    <w:lvl w:ilvl="1" w:tplc="04100003" w:tentative="1">
-      <w:start w:val="1"/>
-      <w:numFmt w:val="bullet"/>
-      <w:lvlText w:val="o"/>
-      <w:lvlJc w:val="left"/>
-      <w:pPr>
-        <w:ind w:left="1800" w:hanging="360"/>
-      </w:pPr>
-      <w:rPr>
-        <w:rFonts w:ascii="Courier New" w:hAnsi="Courier New" w:cs="Courier New" w:hint="default"/>
-      </w:rPr>
-    </w:lvl>
-    <w:lvl w:ilvl="2" w:tplc="04100005" w:tentative="1">
-      <w:start w:val="1"/>
-      <w:numFmt w:val="bullet"/>
-      <w:lvlText w:val=""/>
-      <w:lvlJc w:val="left"/>
-      <w:pPr>
-        <w:ind w:left="2520" w:hanging="360"/>
-      </w:pPr>
-      <w:rPr>
-        <w:rFonts w:ascii="Wingdings" w:hAnsi="Wingdings" w:hint="default"/>
-      </w:rPr>
-    </w:lvl>
-    <w:lvl w:ilvl="3" w:tplc="04100001" w:tentative="1">
-      <w:start w:val="1"/>
-      <w:numFmt w:val="bullet"/>
-      <w:lvlText w:val=""/>
-      <w:lvlJc w:val="left"/>
-      <w:pPr>
-        <w:ind w:left="3240" w:hanging="360"/>
-      </w:pPr>
-      <w:rPr>
-        <w:rFonts w:ascii="Symbol" w:hAnsi="Symbol" w:hint="default"/>
-      </w:rPr>
-    </w:lvl>
-    <w:lvl w:ilvl="4" w:tplc="04100003" w:tentative="1">
-      <w:start w:val="1"/>
-      <w:numFmt w:val="bullet"/>
-      <w:lvlText w:val="o"/>
-      <w:lvlJc w:val="left"/>
-      <w:pPr>
-        <w:ind w:left="3960" w:hanging="360"/>
-      </w:pPr>
-      <w:rPr>
-        <w:rFonts w:ascii="Courier New" w:hAnsi="Courier New" w:cs="Courier New" w:hint="default"/>
-      </w:rPr>
-    </w:lvl>
-    <w:lvl w:ilvl="5" w:tplc="04100005" w:tentative="1">
-      <w:start w:val="1"/>
-      <w:numFmt w:val="bullet"/>
-      <w:lvlText w:val=""/>
-      <w:lvlJc w:val="left"/>
-      <w:pPr>
-        <w:ind w:left="4680" w:hanging="360"/>
-      </w:pPr>
-      <w:rPr>
-        <w:rFonts w:ascii="Wingdings" w:hAnsi="Wingdings" w:hint="default"/>
-      </w:rPr>
-    </w:lvl>
-    <w:lvl w:ilvl="6" w:tplc="04100001" w:tentative="1">
-      <w:start w:val="1"/>
-      <w:numFmt w:val="bullet"/>
-      <w:lvlText w:val=""/>
-      <w:lvlJc w:val="left"/>
-      <w:pPr>
-        <w:ind w:left="5400" w:hanging="360"/>
-      </w:pPr>
-      <w:rPr>
-        <w:rFonts w:ascii="Symbol" w:hAnsi="Symbol" w:hint="default"/>
-      </w:rPr>
-    </w:lvl>
-    <w:lvl w:ilvl="7" w:tplc="04100003" w:tentative="1">
-      <w:start w:val="1"/>
-      <w:numFmt w:val="bullet"/>
-      <w:lvlText w:val="o"/>
-      <w:lvlJc w:val="left"/>
-      <w:pPr>
-        <w:ind w:left="6120" w:hanging="360"/>
-      </w:pPr>
-      <w:rPr>
-        <w:rFonts w:ascii="Courier New" w:hAnsi="Courier New" w:cs="Courier New" w:hint="default"/>
-      </w:rPr>
-    </w:lvl>
-    <w:lvl w:ilvl="8" w:tplc="04100005" w:tentative="1">
-      <w:start w:val="1"/>
-      <w:numFmt w:val="bullet"/>
-      <w:lvlText w:val=""/>
-      <w:lvlJc w:val="left"/>
-      <w:pPr>
-        <w:ind w:left="6840" w:hanging="360"/>
-      </w:pPr>
-      <w:rPr>
-        <w:rFonts w:ascii="Wingdings" w:hAnsi="Wingdings" w:hint="default"/>
-      </w:rPr>
-    </w:lvl>
-  </w:abstractNum>
-  <w:abstractNum w:abstractNumId="15" w15:restartNumberingAfterBreak="0">
-    <w:nsid w:val="3E68634A"/>
-    <w:multiLevelType w:val="hybridMultilevel"/>
-    <w:tmpl w:val="6D92EA5E"/>
-    <w:lvl w:ilvl="0" w:tplc="4F668B8E">
-      <w:start w:val="1"/>
-      <w:numFmt w:val="bullet"/>
-      <w:lvlText w:val="-"/>
-      <w:lvlJc w:val="left"/>
-      <w:pPr>
-        <w:ind w:left="720" w:hanging="360"/>
-      </w:pPr>
-      <w:rPr>
-        <w:rFonts w:ascii="Aptos" w:eastAsia="Lucida Sans Unicode" w:hAnsi="Aptos" w:cs="Times New Roman" w:hint="default"/>
-      </w:rPr>
-    </w:lvl>
-    <w:lvl w:ilvl="1" w:tplc="04100003" w:tentative="1">
-      <w:start w:val="1"/>
-      <w:numFmt w:val="bullet"/>
-      <w:lvlText w:val="o"/>
-      <w:lvlJc w:val="left"/>
-      <w:pPr>
-        <w:ind w:left="1440" w:hanging="360"/>
-      </w:pPr>
-      <w:rPr>
-        <w:rFonts w:ascii="Courier New" w:hAnsi="Courier New" w:cs="Courier New" w:hint="default"/>
-      </w:rPr>
-    </w:lvl>
-    <w:lvl w:ilvl="2" w:tplc="04100005" w:tentative="1">
-      <w:start w:val="1"/>
-      <w:numFmt w:val="bullet"/>
-      <w:lvlText w:val=""/>
-      <w:lvlJc w:val="left"/>
-      <w:pPr>
-        <w:ind w:left="2160" w:hanging="360"/>
-      </w:pPr>
-      <w:rPr>
-        <w:rFonts w:ascii="Wingdings" w:hAnsi="Wingdings" w:hint="default"/>
-      </w:rPr>
-    </w:lvl>
-    <w:lvl w:ilvl="3" w:tplc="04100001" w:tentative="1">
-      <w:start w:val="1"/>
-      <w:numFmt w:val="bullet"/>
-      <w:lvlText w:val=""/>
-      <w:lvlJc w:val="left"/>
-      <w:pPr>
-        <w:ind w:left="2880" w:hanging="360"/>
-      </w:pPr>
-      <w:rPr>
-        <w:rFonts w:ascii="Symbol" w:hAnsi="Symbol" w:hint="default"/>
-      </w:rPr>
-    </w:lvl>
-    <w:lvl w:ilvl="4" w:tplc="04100003" w:tentative="1">
-      <w:start w:val="1"/>
-      <w:numFmt w:val="bullet"/>
-      <w:lvlText w:val="o"/>
-      <w:lvlJc w:val="left"/>
-      <w:pPr>
-        <w:ind w:left="3600" w:hanging="360"/>
-      </w:pPr>
-      <w:rPr>
-        <w:rFonts w:ascii="Courier New" w:hAnsi="Courier New" w:cs="Courier New" w:hint="default"/>
-      </w:rPr>
-    </w:lvl>
-    <w:lvl w:ilvl="5" w:tplc="04100005" w:tentative="1">
-      <w:start w:val="1"/>
-      <w:numFmt w:val="bullet"/>
-      <w:lvlText w:val=""/>
-      <w:lvlJc w:val="left"/>
-      <w:pPr>
-        <w:ind w:left="4320" w:hanging="360"/>
-      </w:pPr>
-      <w:rPr>
-        <w:rFonts w:ascii="Wingdings" w:hAnsi="Wingdings" w:hint="default"/>
-      </w:rPr>
-    </w:lvl>
-    <w:lvl w:ilvl="6" w:tplc="04100001" w:tentative="1">
-      <w:start w:val="1"/>
-      <w:numFmt w:val="bullet"/>
-      <w:lvlText w:val=""/>
-      <w:lvlJc w:val="left"/>
-      <w:pPr>
-        <w:ind w:left="5040" w:hanging="360"/>
-      </w:pPr>
-      <w:rPr>
-        <w:rFonts w:ascii="Symbol" w:hAnsi="Symbol" w:hint="default"/>
-      </w:rPr>
-    </w:lvl>
-    <w:lvl w:ilvl="7" w:tplc="04100003" w:tentative="1">
-      <w:start w:val="1"/>
-      <w:numFmt w:val="bullet"/>
-      <w:lvlText w:val="o"/>
-      <w:lvlJc w:val="left"/>
-      <w:pPr>
-        <w:ind w:left="5760" w:hanging="360"/>
-      </w:pPr>
-      <w:rPr>
-        <w:rFonts w:ascii="Courier New" w:hAnsi="Courier New" w:cs="Courier New" w:hint="default"/>
-      </w:rPr>
-    </w:lvl>
-    <w:lvl w:ilvl="8" w:tplc="04100005" w:tentative="1">
-      <w:start w:val="1"/>
-      <w:numFmt w:val="bullet"/>
-      <w:lvlText w:val=""/>
-      <w:lvlJc w:val="left"/>
-      <w:pPr>
-        <w:ind w:left="6480" w:hanging="360"/>
-      </w:pPr>
-      <w:rPr>
-        <w:rFonts w:ascii="Wingdings" w:hAnsi="Wingdings" w:hint="default"/>
-      </w:rPr>
-    </w:lvl>
-  </w:abstractNum>
-  <w:abstractNum w:abstractNumId="16" w15:restartNumberingAfterBreak="0">
-    <w:nsid w:val="4134CF1A"/>
-    <w:multiLevelType w:val="hybridMultilevel"/>
-    <w:tmpl w:val="66DEBF48"/>
-    <w:lvl w:ilvl="0" w:tplc="E61C5D9A">
-      <w:start w:val="1"/>
-      <w:numFmt w:val="bullet"/>
-      <w:lvlText w:val=""/>
-      <w:lvlJc w:val="left"/>
-      <w:pPr>
-        <w:ind w:left="720" w:hanging="360"/>
-      </w:pPr>
-      <w:rPr>
-        <w:rFonts w:ascii="Symbol" w:hAnsi="Symbol" w:hint="default"/>
-      </w:rPr>
-    </w:lvl>
-    <w:lvl w:ilvl="1" w:tplc="53B4A4AE">
-      <w:start w:val="1"/>
-      <w:numFmt w:val="bullet"/>
-      <w:lvlText w:val="o"/>
-      <w:lvlJc w:val="left"/>
-      <w:pPr>
-        <w:ind w:left="1440" w:hanging="360"/>
-      </w:pPr>
-      <w:rPr>
-        <w:rFonts w:ascii="Courier New" w:hAnsi="Courier New" w:hint="default"/>
-      </w:rPr>
-    </w:lvl>
-    <w:lvl w:ilvl="2" w:tplc="51AA5EC8">
-      <w:start w:val="1"/>
-      <w:numFmt w:val="bullet"/>
-      <w:lvlText w:val=""/>
-      <w:lvlJc w:val="left"/>
-      <w:pPr>
-        <w:ind w:left="2160" w:hanging="360"/>
-      </w:pPr>
-      <w:rPr>
-        <w:rFonts w:ascii="Wingdings" w:hAnsi="Wingdings" w:hint="default"/>
-      </w:rPr>
-    </w:lvl>
-    <w:lvl w:ilvl="3" w:tplc="8536E78A">
-      <w:start w:val="1"/>
-      <w:numFmt w:val="bullet"/>
-      <w:lvlText w:val=""/>
-      <w:lvlJc w:val="left"/>
-      <w:pPr>
-        <w:ind w:left="2880" w:hanging="360"/>
-      </w:pPr>
-      <w:rPr>
-        <w:rFonts w:ascii="Symbol" w:hAnsi="Symbol" w:hint="default"/>
-      </w:rPr>
-    </w:lvl>
-    <w:lvl w:ilvl="4" w:tplc="5D4A3F66">
-      <w:start w:val="1"/>
-      <w:numFmt w:val="bullet"/>
-      <w:lvlText w:val="o"/>
-      <w:lvlJc w:val="left"/>
-      <w:pPr>
-        <w:ind w:left="3600" w:hanging="360"/>
-      </w:pPr>
-      <w:rPr>
-        <w:rFonts w:ascii="Courier New" w:hAnsi="Courier New" w:hint="default"/>
-      </w:rPr>
-    </w:lvl>
-    <w:lvl w:ilvl="5" w:tplc="BB0AE6DE">
-      <w:start w:val="1"/>
-      <w:numFmt w:val="bullet"/>
-      <w:lvlText w:val=""/>
-      <w:lvlJc w:val="left"/>
-      <w:pPr>
-        <w:ind w:left="4320" w:hanging="360"/>
-      </w:pPr>
-      <w:rPr>
-        <w:rFonts w:ascii="Wingdings" w:hAnsi="Wingdings" w:hint="default"/>
-      </w:rPr>
-    </w:lvl>
-    <w:lvl w:ilvl="6" w:tplc="96C6C8F0">
-      <w:start w:val="1"/>
-      <w:numFmt w:val="bullet"/>
-      <w:lvlText w:val=""/>
-      <w:lvlJc w:val="left"/>
-      <w:pPr>
-        <w:ind w:left="5040" w:hanging="360"/>
-      </w:pPr>
-      <w:rPr>
-        <w:rFonts w:ascii="Symbol" w:hAnsi="Symbol" w:hint="default"/>
-      </w:rPr>
-    </w:lvl>
-    <w:lvl w:ilvl="7" w:tplc="491ABAD0">
-      <w:start w:val="1"/>
-      <w:numFmt w:val="bullet"/>
-      <w:lvlText w:val="o"/>
-      <w:lvlJc w:val="left"/>
-      <w:pPr>
-        <w:ind w:left="5760" w:hanging="360"/>
-      </w:pPr>
-      <w:rPr>
-        <w:rFonts w:ascii="Courier New" w:hAnsi="Courier New" w:hint="default"/>
-      </w:rPr>
-    </w:lvl>
-    <w:lvl w:ilvl="8" w:tplc="662641F2">
-      <w:start w:val="1"/>
-      <w:numFmt w:val="bullet"/>
-      <w:lvlText w:val=""/>
-      <w:lvlJc w:val="left"/>
-      <w:pPr>
-        <w:ind w:left="6480" w:hanging="360"/>
-      </w:pPr>
-      <w:rPr>
-        <w:rFonts w:ascii="Wingdings" w:hAnsi="Wingdings" w:hint="default"/>
-      </w:rPr>
-    </w:lvl>
-  </w:abstractNum>
-  <w:abstractNum w:abstractNumId="17" w15:restartNumberingAfterBreak="0">
-    <w:nsid w:val="42F31A3D"/>
-    <w:multiLevelType w:val="hybridMultilevel"/>
-    <w:tmpl w:val="E5E62C26"/>
-    <w:lvl w:ilvl="0" w:tplc="C24A36E8">
-      <w:start w:val="1"/>
-      <w:numFmt w:val="decimal"/>
-      <w:lvlText w:val="%1."/>
-      <w:lvlJc w:val="left"/>
-      <w:pPr>
-        <w:ind w:left="967" w:hanging="400"/>
-      </w:pPr>
-      <w:rPr>
-        <w:rFonts w:hint="default"/>
-      </w:rPr>
-    </w:lvl>
-    <w:lvl w:ilvl="1" w:tplc="04100019" w:tentative="1">
-      <w:start w:val="1"/>
-      <w:numFmt w:val="lowerLetter"/>
-      <w:lvlText w:val="%2."/>
-      <w:lvlJc w:val="left"/>
-      <w:pPr>
-        <w:ind w:left="1647" w:hanging="360"/>
-      </w:pPr>
-    </w:lvl>
-    <w:lvl w:ilvl="2" w:tplc="0410001B" w:tentative="1">
-      <w:start w:val="1"/>
-      <w:numFmt w:val="lowerRoman"/>
-      <w:lvlText w:val="%3."/>
-      <w:lvlJc w:val="right"/>
-      <w:pPr>
-        <w:ind w:left="2367" w:hanging="180"/>
-      </w:pPr>
-    </w:lvl>
-    <w:lvl w:ilvl="3" w:tplc="0410000F" w:tentative="1">
-      <w:start w:val="1"/>
-      <w:numFmt w:val="decimal"/>
-      <w:lvlText w:val="%4."/>
-      <w:lvlJc w:val="left"/>
-      <w:pPr>
-        <w:ind w:left="3087" w:hanging="360"/>
-      </w:pPr>
-    </w:lvl>
-    <w:lvl w:ilvl="4" w:tplc="04100019" w:tentative="1">
-      <w:start w:val="1"/>
-      <w:numFmt w:val="lowerLetter"/>
-      <w:lvlText w:val="%5."/>
-      <w:lvlJc w:val="left"/>
-      <w:pPr>
-        <w:ind w:left="3807" w:hanging="360"/>
-      </w:pPr>
-    </w:lvl>
-    <w:lvl w:ilvl="5" w:tplc="0410001B" w:tentative="1">
-      <w:start w:val="1"/>
-      <w:numFmt w:val="lowerRoman"/>
-      <w:lvlText w:val="%6."/>
-      <w:lvlJc w:val="right"/>
-      <w:pPr>
-        <w:ind w:left="4527" w:hanging="180"/>
-      </w:pPr>
-    </w:lvl>
-    <w:lvl w:ilvl="6" w:tplc="0410000F" w:tentative="1">
-      <w:start w:val="1"/>
-      <w:numFmt w:val="decimal"/>
-      <w:lvlText w:val="%7."/>
-      <w:lvlJc w:val="left"/>
-      <w:pPr>
-        <w:ind w:left="5247" w:hanging="360"/>
-      </w:pPr>
-    </w:lvl>
-    <w:lvl w:ilvl="7" w:tplc="04100019" w:tentative="1">
-      <w:start w:val="1"/>
-      <w:numFmt w:val="lowerLetter"/>
-      <w:lvlText w:val="%8."/>
-      <w:lvlJc w:val="left"/>
-      <w:pPr>
-        <w:ind w:left="5967" w:hanging="360"/>
-      </w:pPr>
-    </w:lvl>
-    <w:lvl w:ilvl="8" w:tplc="0410001B" w:tentative="1">
-      <w:start w:val="1"/>
-      <w:numFmt w:val="lowerRoman"/>
-      <w:lvlText w:val="%9."/>
-      <w:lvlJc w:val="right"/>
-      <w:pPr>
-        <w:ind w:left="6687" w:hanging="180"/>
-      </w:pPr>
-    </w:lvl>
-  </w:abstractNum>
-  <w:abstractNum w:abstractNumId="18" w15:restartNumberingAfterBreak="0">
-    <w:nsid w:val="4326538A"/>
-    <w:multiLevelType w:val="hybridMultilevel"/>
-    <w:tmpl w:val="F61882BA"/>
-    <w:lvl w:ilvl="0" w:tplc="0410000B">
-      <w:start w:val="1"/>
-      <w:numFmt w:val="bullet"/>
-      <w:lvlText w:val=""/>
-      <w:lvlJc w:val="left"/>
-      <w:pPr>
-        <w:ind w:left="720" w:hanging="360"/>
-      </w:pPr>
-      <w:rPr>
-        <w:rFonts w:ascii="Wingdings" w:hAnsi="Wingdings" w:hint="default"/>
-      </w:rPr>
-    </w:lvl>
-    <w:lvl w:ilvl="1" w:tplc="04100003" w:tentative="1">
-      <w:start w:val="1"/>
-      <w:numFmt w:val="bullet"/>
-      <w:lvlText w:val="o"/>
-      <w:lvlJc w:val="left"/>
-      <w:pPr>
-        <w:ind w:left="1440" w:hanging="360"/>
-      </w:pPr>
-      <w:rPr>
-        <w:rFonts w:ascii="Courier New" w:hAnsi="Courier New" w:cs="Courier New" w:hint="default"/>
-      </w:rPr>
-    </w:lvl>
-    <w:lvl w:ilvl="2" w:tplc="04100005" w:tentative="1">
-      <w:start w:val="1"/>
-      <w:numFmt w:val="bullet"/>
-      <w:lvlText w:val=""/>
-      <w:lvlJc w:val="left"/>
-      <w:pPr>
-        <w:ind w:left="2160" w:hanging="360"/>
-      </w:pPr>
-      <w:rPr>
-        <w:rFonts w:ascii="Wingdings" w:hAnsi="Wingdings" w:hint="default"/>
-      </w:rPr>
-    </w:lvl>
-    <w:lvl w:ilvl="3" w:tplc="04100001" w:tentative="1">
-      <w:start w:val="1"/>
-      <w:numFmt w:val="bullet"/>
-      <w:lvlText w:val=""/>
-      <w:lvlJc w:val="left"/>
-      <w:pPr>
-        <w:ind w:left="2880" w:hanging="360"/>
-      </w:pPr>
-      <w:rPr>
-        <w:rFonts w:ascii="Symbol" w:hAnsi="Symbol" w:hint="default"/>
-      </w:rPr>
-    </w:lvl>
-    <w:lvl w:ilvl="4" w:tplc="04100003" w:tentative="1">
-      <w:start w:val="1"/>
-      <w:numFmt w:val="bullet"/>
-      <w:lvlText w:val="o"/>
-      <w:lvlJc w:val="left"/>
-      <w:pPr>
-        <w:ind w:left="3600" w:hanging="360"/>
-      </w:pPr>
-      <w:rPr>
-        <w:rFonts w:ascii="Courier New" w:hAnsi="Courier New" w:cs="Courier New" w:hint="default"/>
-      </w:rPr>
-    </w:lvl>
-    <w:lvl w:ilvl="5" w:tplc="04100005" w:tentative="1">
-      <w:start w:val="1"/>
-      <w:numFmt w:val="bullet"/>
-      <w:lvlText w:val=""/>
-      <w:lvlJc w:val="left"/>
-      <w:pPr>
-        <w:ind w:left="4320" w:hanging="360"/>
-      </w:pPr>
-      <w:rPr>
-        <w:rFonts w:ascii="Wingdings" w:hAnsi="Wingdings" w:hint="default"/>
-      </w:rPr>
-    </w:lvl>
-    <w:lvl w:ilvl="6" w:tplc="04100001" w:tentative="1">
-      <w:start w:val="1"/>
-      <w:numFmt w:val="bullet"/>
-      <w:lvlText w:val=""/>
-      <w:lvlJc w:val="left"/>
-      <w:pPr>
-        <w:ind w:left="5040" w:hanging="360"/>
-      </w:pPr>
-      <w:rPr>
-        <w:rFonts w:ascii="Symbol" w:hAnsi="Symbol" w:hint="default"/>
-      </w:rPr>
-    </w:lvl>
-    <w:lvl w:ilvl="7" w:tplc="04100003" w:tentative="1">
-      <w:start w:val="1"/>
-      <w:numFmt w:val="bullet"/>
-      <w:lvlText w:val="o"/>
-      <w:lvlJc w:val="left"/>
-      <w:pPr>
-        <w:ind w:left="5760" w:hanging="360"/>
-      </w:pPr>
-      <w:rPr>
-        <w:rFonts w:ascii="Courier New" w:hAnsi="Courier New" w:cs="Courier New" w:hint="default"/>
-      </w:rPr>
-    </w:lvl>
-    <w:lvl w:ilvl="8" w:tplc="04100005" w:tentative="1">
-      <w:start w:val="1"/>
-      <w:numFmt w:val="bullet"/>
-      <w:lvlText w:val=""/>
-      <w:lvlJc w:val="left"/>
-      <w:pPr>
-        <w:ind w:left="6480" w:hanging="360"/>
-      </w:pPr>
-      <w:rPr>
-        <w:rFonts w:ascii="Wingdings" w:hAnsi="Wingdings" w:hint="default"/>
-      </w:rPr>
-    </w:lvl>
-  </w:abstractNum>
-  <w:abstractNum w:abstractNumId="19" w15:restartNumberingAfterBreak="0">
-    <w:nsid w:val="43777B04"/>
-    <w:multiLevelType w:val="hybridMultilevel"/>
-    <w:tmpl w:val="4BF0BC1C"/>
-    <w:lvl w:ilvl="0" w:tplc="04100001">
-      <w:start w:val="1"/>
-      <w:numFmt w:val="bullet"/>
-      <w:lvlText w:val=""/>
-      <w:lvlJc w:val="left"/>
-      <w:pPr>
-        <w:ind w:left="720" w:hanging="360"/>
-      </w:pPr>
-      <w:rPr>
-        <w:rFonts w:ascii="Symbol" w:hAnsi="Symbol" w:hint="default"/>
-      </w:rPr>
-    </w:lvl>
-    <w:lvl w:ilvl="1" w:tplc="04100003" w:tentative="1">
-      <w:start w:val="1"/>
-      <w:numFmt w:val="bullet"/>
-      <w:lvlText w:val="o"/>
-      <w:lvlJc w:val="left"/>
-      <w:pPr>
-        <w:ind w:left="1440" w:hanging="360"/>
-      </w:pPr>
-      <w:rPr>
-        <w:rFonts w:ascii="Courier New" w:hAnsi="Courier New" w:cs="Courier New" w:hint="default"/>
-      </w:rPr>
-    </w:lvl>
-    <w:lvl w:ilvl="2" w:tplc="04100005" w:tentative="1">
-      <w:start w:val="1"/>
-      <w:numFmt w:val="bullet"/>
-      <w:lvlText w:val=""/>
-      <w:lvlJc w:val="left"/>
-      <w:pPr>
-        <w:ind w:left="2160" w:hanging="360"/>
-      </w:pPr>
-      <w:rPr>
-        <w:rFonts w:ascii="Wingdings" w:hAnsi="Wingdings" w:hint="default"/>
-      </w:rPr>
-    </w:lvl>
-    <w:lvl w:ilvl="3" w:tplc="04100001" w:tentative="1">
-      <w:start w:val="1"/>
-      <w:numFmt w:val="bullet"/>
-      <w:lvlText w:val=""/>
-      <w:lvlJc w:val="left"/>
-      <w:pPr>
-        <w:ind w:left="2880" w:hanging="360"/>
-      </w:pPr>
-      <w:rPr>
-        <w:rFonts w:ascii="Symbol" w:hAnsi="Symbol" w:hint="default"/>
-      </w:rPr>
-    </w:lvl>
-    <w:lvl w:ilvl="4" w:tplc="04100003" w:tentative="1">
-      <w:start w:val="1"/>
-      <w:numFmt w:val="bullet"/>
-      <w:lvlText w:val="o"/>
-      <w:lvlJc w:val="left"/>
-      <w:pPr>
-        <w:ind w:left="3600" w:hanging="360"/>
-      </w:pPr>
-      <w:rPr>
-        <w:rFonts w:ascii="Courier New" w:hAnsi="Courier New" w:cs="Courier New" w:hint="default"/>
-      </w:rPr>
-    </w:lvl>
-    <w:lvl w:ilvl="5" w:tplc="04100005" w:tentative="1">
-      <w:start w:val="1"/>
-      <w:numFmt w:val="bullet"/>
-      <w:lvlText w:val=""/>
-      <w:lvlJc w:val="left"/>
-      <w:pPr>
-        <w:ind w:left="4320" w:hanging="360"/>
-      </w:pPr>
-      <w:rPr>
-        <w:rFonts w:ascii="Wingdings" w:hAnsi="Wingdings" w:hint="default"/>
-      </w:rPr>
-    </w:lvl>
-    <w:lvl w:ilvl="6" w:tplc="04100001" w:tentative="1">
-      <w:start w:val="1"/>
-      <w:numFmt w:val="bullet"/>
-      <w:lvlText w:val=""/>
-      <w:lvlJc w:val="left"/>
-      <w:pPr>
-        <w:ind w:left="5040" w:hanging="360"/>
-      </w:pPr>
-      <w:rPr>
-        <w:rFonts w:ascii="Symbol" w:hAnsi="Symbol" w:hint="default"/>
-      </w:rPr>
-    </w:lvl>
-    <w:lvl w:ilvl="7" w:tplc="04100003" w:tentative="1">
-      <w:start w:val="1"/>
-      <w:numFmt w:val="bullet"/>
-      <w:lvlText w:val="o"/>
-      <w:lvlJc w:val="left"/>
-      <w:pPr>
-        <w:ind w:left="5760" w:hanging="360"/>
-      </w:pPr>
-      <w:rPr>
-        <w:rFonts w:ascii="Courier New" w:hAnsi="Courier New" w:cs="Courier New" w:hint="default"/>
-      </w:rPr>
-    </w:lvl>
-    <w:lvl w:ilvl="8" w:tplc="04100005" w:tentative="1">
-      <w:start w:val="1"/>
-      <w:numFmt w:val="bullet"/>
-      <w:lvlText w:val=""/>
-      <w:lvlJc w:val="left"/>
-      <w:pPr>
-        <w:ind w:left="6480" w:hanging="360"/>
-      </w:pPr>
-      <w:rPr>
-        <w:rFonts w:ascii="Wingdings" w:hAnsi="Wingdings" w:hint="default"/>
-      </w:rPr>
-    </w:lvl>
-  </w:abstractNum>
-  <w:abstractNum w:abstractNumId="20" w15:restartNumberingAfterBreak="0">
-    <w:nsid w:val="51CF4A1D"/>
-    <w:multiLevelType w:val="hybridMultilevel"/>
-    <w:tmpl w:val="FE328B08"/>
-    <w:lvl w:ilvl="0" w:tplc="0410000B">
-      <w:start w:val="1"/>
-      <w:numFmt w:val="bullet"/>
-      <w:lvlText w:val=""/>
-      <w:lvlJc w:val="left"/>
-      <w:pPr>
-        <w:ind w:left="720" w:hanging="360"/>
-      </w:pPr>
-      <w:rPr>
-        <w:rFonts w:ascii="Wingdings" w:hAnsi="Wingdings" w:hint="default"/>
-      </w:rPr>
-    </w:lvl>
-    <w:lvl w:ilvl="1" w:tplc="04100003" w:tentative="1">
-      <w:start w:val="1"/>
-      <w:numFmt w:val="bullet"/>
-      <w:lvlText w:val="o"/>
-      <w:lvlJc w:val="left"/>
-      <w:pPr>
-        <w:ind w:left="1440" w:hanging="360"/>
-      </w:pPr>
-      <w:rPr>
-        <w:rFonts w:ascii="Courier New" w:hAnsi="Courier New" w:cs="Courier New" w:hint="default"/>
-      </w:rPr>
-    </w:lvl>
-    <w:lvl w:ilvl="2" w:tplc="04100005" w:tentative="1">
-      <w:start w:val="1"/>
-      <w:numFmt w:val="bullet"/>
-      <w:lvlText w:val=""/>
-      <w:lvlJc w:val="left"/>
-      <w:pPr>
-        <w:ind w:left="2160" w:hanging="360"/>
-      </w:pPr>
-      <w:rPr>
-        <w:rFonts w:ascii="Wingdings" w:hAnsi="Wingdings" w:hint="default"/>
-      </w:rPr>
-    </w:lvl>
-    <w:lvl w:ilvl="3" w:tplc="04100001" w:tentative="1">
-      <w:start w:val="1"/>
-      <w:numFmt w:val="bullet"/>
-      <w:lvlText w:val=""/>
-      <w:lvlJc w:val="left"/>
-      <w:pPr>
-        <w:ind w:left="2880" w:hanging="360"/>
-      </w:pPr>
-      <w:rPr>
-        <w:rFonts w:ascii="Symbol" w:hAnsi="Symbol" w:hint="default"/>
-      </w:rPr>
-    </w:lvl>
-    <w:lvl w:ilvl="4" w:tplc="04100003" w:tentative="1">
-      <w:start w:val="1"/>
-      <w:numFmt w:val="bullet"/>
-      <w:lvlText w:val="o"/>
-      <w:lvlJc w:val="left"/>
-      <w:pPr>
-        <w:ind w:left="3600" w:hanging="360"/>
-      </w:pPr>
-      <w:rPr>
-        <w:rFonts w:ascii="Courier New" w:hAnsi="Courier New" w:cs="Courier New" w:hint="default"/>
-      </w:rPr>
-    </w:lvl>
-    <w:lvl w:ilvl="5" w:tplc="04100005" w:tentative="1">
-      <w:start w:val="1"/>
-      <w:numFmt w:val="bullet"/>
-      <w:lvlText w:val=""/>
-      <w:lvlJc w:val="left"/>
-      <w:pPr>
-        <w:ind w:left="4320" w:hanging="360"/>
-      </w:pPr>
-      <w:rPr>
-        <w:rFonts w:ascii="Wingdings" w:hAnsi="Wingdings" w:hint="default"/>
-      </w:rPr>
-    </w:lvl>
-    <w:lvl w:ilvl="6" w:tplc="04100001" w:tentative="1">
-      <w:start w:val="1"/>
-      <w:numFmt w:val="bullet"/>
-      <w:lvlText w:val=""/>
-      <w:lvlJc w:val="left"/>
-      <w:pPr>
-        <w:ind w:left="5040" w:hanging="360"/>
-      </w:pPr>
-      <w:rPr>
-        <w:rFonts w:ascii="Symbol" w:hAnsi="Symbol" w:hint="default"/>
-      </w:rPr>
-    </w:lvl>
-    <w:lvl w:ilvl="7" w:tplc="04100003" w:tentative="1">
-      <w:start w:val="1"/>
-      <w:numFmt w:val="bullet"/>
-      <w:lvlText w:val="o"/>
-      <w:lvlJc w:val="left"/>
-      <w:pPr>
-        <w:ind w:left="5760" w:hanging="360"/>
-      </w:pPr>
-      <w:rPr>
-        <w:rFonts w:ascii="Courier New" w:hAnsi="Courier New" w:cs="Courier New" w:hint="default"/>
-      </w:rPr>
-    </w:lvl>
-    <w:lvl w:ilvl="8" w:tplc="04100005" w:tentative="1">
-      <w:start w:val="1"/>
-      <w:numFmt w:val="bullet"/>
-      <w:lvlText w:val=""/>
-      <w:lvlJc w:val="left"/>
-      <w:pPr>
-        <w:ind w:left="6480" w:hanging="360"/>
-      </w:pPr>
-      <w:rPr>
-        <w:rFonts w:ascii="Wingdings" w:hAnsi="Wingdings" w:hint="default"/>
-      </w:rPr>
-    </w:lvl>
-  </w:abstractNum>
-  <w:abstractNum w:abstractNumId="21" w15:restartNumberingAfterBreak="0">
-    <w:nsid w:val="622F7E77"/>
-    <w:multiLevelType w:val="hybridMultilevel"/>
-    <w:tmpl w:val="E35845CA"/>
-    <w:lvl w:ilvl="0" w:tplc="667AEFB0">
-      <w:numFmt w:val="bullet"/>
-      <w:lvlText w:val="-"/>
-      <w:lvlJc w:val="left"/>
-      <w:pPr>
-        <w:ind w:left="720" w:hanging="360"/>
-      </w:pPr>
-      <w:rPr>
-        <w:rFonts w:ascii="Aptos" w:eastAsia="Lucida Sans Unicode" w:hAnsi="Aptos" w:cs="Times New Roman" w:hint="default"/>
-      </w:rPr>
-    </w:lvl>
-    <w:lvl w:ilvl="1" w:tplc="04100003">
-      <w:start w:val="1"/>
-      <w:numFmt w:val="bullet"/>
-      <w:lvlText w:val="o"/>
-      <w:lvlJc w:val="left"/>
-      <w:pPr>
-        <w:ind w:left="1440" w:hanging="360"/>
-      </w:pPr>
-      <w:rPr>
-        <w:rFonts w:ascii="Courier New" w:hAnsi="Courier New" w:cs="Courier New" w:hint="default"/>
-      </w:rPr>
-    </w:lvl>
-    <w:lvl w:ilvl="2" w:tplc="04100005" w:tentative="1">
-      <w:start w:val="1"/>
-      <w:numFmt w:val="bullet"/>
-      <w:lvlText w:val=""/>
-      <w:lvlJc w:val="left"/>
-      <w:pPr>
-        <w:ind w:left="2160" w:hanging="360"/>
-      </w:pPr>
-      <w:rPr>
-        <w:rFonts w:ascii="Wingdings" w:hAnsi="Wingdings" w:hint="default"/>
-      </w:rPr>
-    </w:lvl>
-    <w:lvl w:ilvl="3" w:tplc="04100001" w:tentative="1">
-      <w:start w:val="1"/>
-      <w:numFmt w:val="bullet"/>
-      <w:lvlText w:val=""/>
-      <w:lvlJc w:val="left"/>
-      <w:pPr>
-        <w:ind w:left="2880" w:hanging="360"/>
-      </w:pPr>
-      <w:rPr>
-        <w:rFonts w:ascii="Symbol" w:hAnsi="Symbol" w:hint="default"/>
-      </w:rPr>
-    </w:lvl>
-    <w:lvl w:ilvl="4" w:tplc="04100003" w:tentative="1">
-      <w:start w:val="1"/>
-      <w:numFmt w:val="bullet"/>
-      <w:lvlText w:val="o"/>
-      <w:lvlJc w:val="left"/>
-      <w:pPr>
-        <w:ind w:left="3600" w:hanging="360"/>
-      </w:pPr>
-      <w:rPr>
-        <w:rFonts w:ascii="Courier New" w:hAnsi="Courier New" w:cs="Courier New" w:hint="default"/>
-      </w:rPr>
-    </w:lvl>
-    <w:lvl w:ilvl="5" w:tplc="04100005" w:tentative="1">
-      <w:start w:val="1"/>
-      <w:numFmt w:val="bullet"/>
-      <w:lvlText w:val=""/>
-      <w:lvlJc w:val="left"/>
-      <w:pPr>
-        <w:ind w:left="4320" w:hanging="360"/>
-      </w:pPr>
-      <w:rPr>
-        <w:rFonts w:ascii="Wingdings" w:hAnsi="Wingdings" w:hint="default"/>
-      </w:rPr>
-    </w:lvl>
-    <w:lvl w:ilvl="6" w:tplc="04100001" w:tentative="1">
-      <w:start w:val="1"/>
-      <w:numFmt w:val="bullet"/>
-      <w:lvlText w:val=""/>
-      <w:lvlJc w:val="left"/>
-      <w:pPr>
-        <w:ind w:left="5040" w:hanging="360"/>
-      </w:pPr>
-      <w:rPr>
-        <w:rFonts w:ascii="Symbol" w:hAnsi="Symbol" w:hint="default"/>
-      </w:rPr>
-    </w:lvl>
-    <w:lvl w:ilvl="7" w:tplc="04100003" w:tentative="1">
-      <w:start w:val="1"/>
-      <w:numFmt w:val="bullet"/>
-      <w:lvlText w:val="o"/>
-      <w:lvlJc w:val="left"/>
-      <w:pPr>
-        <w:ind w:left="5760" w:hanging="360"/>
-      </w:pPr>
-      <w:rPr>
-        <w:rFonts w:ascii="Courier New" w:hAnsi="Courier New" w:cs="Courier New" w:hint="default"/>
-      </w:rPr>
-    </w:lvl>
-    <w:lvl w:ilvl="8" w:tplc="04100005" w:tentative="1">
-      <w:start w:val="1"/>
-      <w:numFmt w:val="bullet"/>
-      <w:lvlText w:val=""/>
-      <w:lvlJc w:val="left"/>
-      <w:pPr>
-        <w:ind w:left="6480" w:hanging="360"/>
-      </w:pPr>
-      <w:rPr>
-        <w:rFonts w:ascii="Wingdings" w:hAnsi="Wingdings" w:hint="default"/>
-      </w:rPr>
-    </w:lvl>
-  </w:abstractNum>
-  <w:abstractNum w:abstractNumId="22" w15:restartNumberingAfterBreak="0">
-    <w:nsid w:val="687E0260"/>
-    <w:multiLevelType w:val="multilevel"/>
-    <w:tmpl w:val="00000001"/>
-    <w:lvl w:ilvl="0">
-      <w:start w:val="1"/>
-      <w:numFmt w:val="none"/>
-      <w:lvlText w:val=""/>
-      <w:lvlJc w:val="left"/>
-      <w:pPr>
-        <w:tabs>
-          <w:tab w:val="num" w:pos="432"/>
-        </w:tabs>
-        <w:ind w:left="432" w:hanging="432"/>
-      </w:pPr>
-    </w:lvl>
-    <w:lvl w:ilvl="1">
-      <w:start w:val="1"/>
-      <w:numFmt w:val="none"/>
-      <w:lvlText w:val=""/>
-      <w:lvlJc w:val="left"/>
-      <w:pPr>
-        <w:tabs>
-          <w:tab w:val="num" w:pos="576"/>
-        </w:tabs>
-        <w:ind w:left="576" w:hanging="576"/>
-      </w:pPr>
-    </w:lvl>
-    <w:lvl w:ilvl="2">
-      <w:start w:val="1"/>
-      <w:numFmt w:val="none"/>
-      <w:lvlText w:val=""/>
-      <w:lvlJc w:val="left"/>
-      <w:pPr>
-        <w:tabs>
-          <w:tab w:val="num" w:pos="720"/>
-        </w:tabs>
-        <w:ind w:left="720" w:hanging="720"/>
-      </w:pPr>
-    </w:lvl>
-    <w:lvl w:ilvl="3">
-      <w:start w:val="1"/>
-      <w:numFmt w:val="none"/>
-      <w:lvlText w:val=""/>
-      <w:lvlJc w:val="left"/>
-      <w:pPr>
-        <w:tabs>
-          <w:tab w:val="num" w:pos="864"/>
-        </w:tabs>
-        <w:ind w:left="864" w:hanging="864"/>
-      </w:pPr>
-    </w:lvl>
-    <w:lvl w:ilvl="4">
-      <w:start w:val="1"/>
-      <w:numFmt w:val="none"/>
-      <w:lvlText w:val=""/>
-      <w:lvlJc w:val="left"/>
-      <w:pPr>
-        <w:tabs>
-          <w:tab w:val="num" w:pos="1008"/>
-        </w:tabs>
-        <w:ind w:left="1008" w:hanging="1008"/>
-      </w:pPr>
-    </w:lvl>
-    <w:lvl w:ilvl="5">
-      <w:start w:val="1"/>
-      <w:numFmt w:val="none"/>
-      <w:lvlText w:val=""/>
-      <w:lvlJc w:val="left"/>
-      <w:pPr>
-        <w:tabs>
-          <w:tab w:val="num" w:pos="1152"/>
-        </w:tabs>
-        <w:ind w:left="1152" w:hanging="1152"/>
-      </w:pPr>
-    </w:lvl>
-    <w:lvl w:ilvl="6">
-      <w:start w:val="1"/>
-      <w:numFmt w:val="none"/>
-      <w:lvlText w:val=""/>
-      <w:lvlJc w:val="left"/>
-      <w:pPr>
-        <w:tabs>
-          <w:tab w:val="num" w:pos="1296"/>
-        </w:tabs>
-        <w:ind w:left="1296" w:hanging="1296"/>
-      </w:pPr>
-    </w:lvl>
-    <w:lvl w:ilvl="7">
-      <w:start w:val="1"/>
-      <w:numFmt w:val="none"/>
-      <w:lvlText w:val=""/>
-      <w:lvlJc w:val="left"/>
-      <w:pPr>
-        <w:tabs>
-          <w:tab w:val="num" w:pos="1440"/>
-        </w:tabs>
-        <w:ind w:left="1440" w:hanging="1440"/>
-      </w:pPr>
-    </w:lvl>
-    <w:lvl w:ilvl="8">
-      <w:start w:val="1"/>
-      <w:numFmt w:val="none"/>
-      <w:lvlText w:val=""/>
-      <w:lvlJc w:val="left"/>
-      <w:pPr>
-        <w:tabs>
-          <w:tab w:val="num" w:pos="1584"/>
-        </w:tabs>
-        <w:ind w:left="1584" w:hanging="1584"/>
-      </w:pPr>
-    </w:lvl>
-  </w:abstractNum>
-  <w:abstractNum w:abstractNumId="23" w15:restartNumberingAfterBreak="0">
+  <w:abstractNum w:abstractNumId="12" w15:restartNumberingAfterBreak="0">
     <w:nsid w:val="6F092528"/>
     <w:multiLevelType w:val="hybridMultilevel"/>
     <w:tmpl w:val="7438017E"/>
@@ -8589,499 +8609,26 @@
       </w:rPr>
     </w:lvl>
   </w:abstractNum>
-  <w:abstractNum w:abstractNumId="24" w15:restartNumberingAfterBreak="0">
-    <w:nsid w:val="713D7D7D"/>
-    <w:multiLevelType w:val="multilevel"/>
-    <w:tmpl w:val="F7CA9550"/>
-    <w:lvl w:ilvl="0">
-      <w:start w:val="1"/>
-      <w:numFmt w:val="bullet"/>
-      <w:lvlText w:val=""/>
-      <w:lvlJc w:val="left"/>
-      <w:pPr>
-        <w:ind w:left="360" w:hanging="360"/>
-      </w:pPr>
-      <w:rPr>
-        <w:rFonts w:asciiTheme="minorHAnsi" w:hAnsiTheme="minorHAnsi" w:hint="default"/>
-      </w:rPr>
-    </w:lvl>
-    <w:lvl w:ilvl="1">
-      <w:start w:val="1"/>
-      <w:numFmt w:val="bullet"/>
-      <w:lvlText w:val=""/>
-      <w:lvlJc w:val="left"/>
-      <w:pPr>
-        <w:ind w:left="720" w:hanging="360"/>
-      </w:pPr>
-      <w:rPr>
-        <w:rFonts w:ascii="Wingdings" w:hAnsi="Wingdings" w:hint="default"/>
-      </w:rPr>
-    </w:lvl>
-    <w:lvl w:ilvl="2">
-      <w:start w:val="1"/>
-      <w:numFmt w:val="bullet"/>
-      <w:lvlText w:val=""/>
-      <w:lvlJc w:val="left"/>
-      <w:pPr>
-        <w:ind w:left="1080" w:hanging="360"/>
-      </w:pPr>
-      <w:rPr>
-        <w:rFonts w:ascii="Wingdings" w:hAnsi="Wingdings" w:hint="default"/>
-      </w:rPr>
-    </w:lvl>
-    <w:lvl w:ilvl="3">
-      <w:start w:val="1"/>
-      <w:numFmt w:val="bullet"/>
-      <w:lvlText w:val=""/>
-      <w:lvlJc w:val="left"/>
-      <w:pPr>
-        <w:ind w:left="1440" w:hanging="360"/>
-      </w:pPr>
-      <w:rPr>
-        <w:rFonts w:ascii="Symbol" w:hAnsi="Symbol" w:hint="default"/>
-      </w:rPr>
-    </w:lvl>
-    <w:lvl w:ilvl="4">
-      <w:start w:val="1"/>
-      <w:numFmt w:val="bullet"/>
-      <w:lvlText w:val=""/>
-      <w:lvlJc w:val="left"/>
-      <w:pPr>
-        <w:ind w:left="1800" w:hanging="360"/>
-      </w:pPr>
-      <w:rPr>
-        <w:rFonts w:ascii="Symbol" w:hAnsi="Symbol" w:hint="default"/>
-      </w:rPr>
-    </w:lvl>
-    <w:lvl w:ilvl="5">
-      <w:start w:val="1"/>
-      <w:numFmt w:val="bullet"/>
-      <w:lvlText w:val=""/>
-      <w:lvlJc w:val="left"/>
-      <w:pPr>
-        <w:ind w:left="2160" w:hanging="360"/>
-      </w:pPr>
-      <w:rPr>
-        <w:rFonts w:ascii="Wingdings" w:hAnsi="Wingdings" w:hint="default"/>
-      </w:rPr>
-    </w:lvl>
-    <w:lvl w:ilvl="6">
-      <w:start w:val="1"/>
-      <w:numFmt w:val="bullet"/>
-      <w:lvlText w:val=""/>
-      <w:lvlJc w:val="left"/>
-      <w:pPr>
-        <w:ind w:left="2520" w:hanging="360"/>
-      </w:pPr>
-      <w:rPr>
-        <w:rFonts w:ascii="Wingdings" w:hAnsi="Wingdings" w:hint="default"/>
-      </w:rPr>
-    </w:lvl>
-    <w:lvl w:ilvl="7">
-      <w:start w:val="1"/>
-      <w:numFmt w:val="bullet"/>
-      <w:lvlText w:val=""/>
-      <w:lvlJc w:val="left"/>
-      <w:pPr>
-        <w:ind w:left="2880" w:hanging="360"/>
-      </w:pPr>
-      <w:rPr>
-        <w:rFonts w:ascii="Symbol" w:hAnsi="Symbol" w:hint="default"/>
-      </w:rPr>
-    </w:lvl>
-    <w:lvl w:ilvl="8">
-      <w:start w:val="1"/>
-      <w:numFmt w:val="bullet"/>
-      <w:lvlText w:val=""/>
-      <w:lvlJc w:val="left"/>
-      <w:pPr>
-        <w:ind w:left="3240" w:hanging="360"/>
-      </w:pPr>
-      <w:rPr>
-        <w:rFonts w:ascii="Symbol" w:hAnsi="Symbol" w:hint="default"/>
-      </w:rPr>
-    </w:lvl>
-  </w:abstractNum>
-  <w:abstractNum w:abstractNumId="25" w15:restartNumberingAfterBreak="0">
-    <w:nsid w:val="71441995"/>
-    <w:multiLevelType w:val="hybridMultilevel"/>
-    <w:tmpl w:val="405ECE3C"/>
-    <w:lvl w:ilvl="0" w:tplc="04100001">
-      <w:start w:val="1"/>
-      <w:numFmt w:val="bullet"/>
-      <w:lvlText w:val=""/>
-      <w:lvlJc w:val="left"/>
-      <w:pPr>
-        <w:ind w:left="720" w:hanging="360"/>
-      </w:pPr>
-      <w:rPr>
-        <w:rFonts w:ascii="Symbol" w:hAnsi="Symbol" w:hint="default"/>
-      </w:rPr>
-    </w:lvl>
-    <w:lvl w:ilvl="1" w:tplc="04100003" w:tentative="1">
-      <w:start w:val="1"/>
-      <w:numFmt w:val="bullet"/>
-      <w:lvlText w:val="o"/>
-      <w:lvlJc w:val="left"/>
-      <w:pPr>
-        <w:ind w:left="1440" w:hanging="360"/>
-      </w:pPr>
-      <w:rPr>
-        <w:rFonts w:ascii="Courier New" w:hAnsi="Courier New" w:cs="Courier New" w:hint="default"/>
-      </w:rPr>
-    </w:lvl>
-    <w:lvl w:ilvl="2" w:tplc="04100005" w:tentative="1">
-      <w:start w:val="1"/>
-      <w:numFmt w:val="bullet"/>
-      <w:lvlText w:val=""/>
-      <w:lvlJc w:val="left"/>
-      <w:pPr>
-        <w:ind w:left="2160" w:hanging="360"/>
-      </w:pPr>
-      <w:rPr>
-        <w:rFonts w:ascii="Wingdings" w:hAnsi="Wingdings" w:hint="default"/>
-      </w:rPr>
-    </w:lvl>
-    <w:lvl w:ilvl="3" w:tplc="04100001" w:tentative="1">
-      <w:start w:val="1"/>
-      <w:numFmt w:val="bullet"/>
-      <w:lvlText w:val=""/>
-      <w:lvlJc w:val="left"/>
-      <w:pPr>
-        <w:ind w:left="2880" w:hanging="360"/>
-      </w:pPr>
-      <w:rPr>
-        <w:rFonts w:ascii="Symbol" w:hAnsi="Symbol" w:hint="default"/>
-      </w:rPr>
-    </w:lvl>
-    <w:lvl w:ilvl="4" w:tplc="04100003" w:tentative="1">
-      <w:start w:val="1"/>
-      <w:numFmt w:val="bullet"/>
-      <w:lvlText w:val="o"/>
-      <w:lvlJc w:val="left"/>
-      <w:pPr>
-        <w:ind w:left="3600" w:hanging="360"/>
-      </w:pPr>
-      <w:rPr>
-        <w:rFonts w:ascii="Courier New" w:hAnsi="Courier New" w:cs="Courier New" w:hint="default"/>
-      </w:rPr>
-    </w:lvl>
-    <w:lvl w:ilvl="5" w:tplc="04100005" w:tentative="1">
-      <w:start w:val="1"/>
-      <w:numFmt w:val="bullet"/>
-      <w:lvlText w:val=""/>
-      <w:lvlJc w:val="left"/>
-      <w:pPr>
-        <w:ind w:left="4320" w:hanging="360"/>
-      </w:pPr>
-      <w:rPr>
-        <w:rFonts w:ascii="Wingdings" w:hAnsi="Wingdings" w:hint="default"/>
-      </w:rPr>
-    </w:lvl>
-    <w:lvl w:ilvl="6" w:tplc="04100001" w:tentative="1">
-      <w:start w:val="1"/>
-      <w:numFmt w:val="bullet"/>
-      <w:lvlText w:val=""/>
-      <w:lvlJc w:val="left"/>
-      <w:pPr>
-        <w:ind w:left="5040" w:hanging="360"/>
-      </w:pPr>
-      <w:rPr>
-        <w:rFonts w:ascii="Symbol" w:hAnsi="Symbol" w:hint="default"/>
-      </w:rPr>
-    </w:lvl>
-    <w:lvl w:ilvl="7" w:tplc="04100003" w:tentative="1">
-      <w:start w:val="1"/>
-      <w:numFmt w:val="bullet"/>
-      <w:lvlText w:val="o"/>
-      <w:lvlJc w:val="left"/>
-      <w:pPr>
-        <w:ind w:left="5760" w:hanging="360"/>
-      </w:pPr>
-      <w:rPr>
-        <w:rFonts w:ascii="Courier New" w:hAnsi="Courier New" w:cs="Courier New" w:hint="default"/>
-      </w:rPr>
-    </w:lvl>
-    <w:lvl w:ilvl="8" w:tplc="04100005" w:tentative="1">
-      <w:start w:val="1"/>
-      <w:numFmt w:val="bullet"/>
-      <w:lvlText w:val=""/>
-      <w:lvlJc w:val="left"/>
-      <w:pPr>
-        <w:ind w:left="6480" w:hanging="360"/>
-      </w:pPr>
-      <w:rPr>
-        <w:rFonts w:ascii="Wingdings" w:hAnsi="Wingdings" w:hint="default"/>
-      </w:rPr>
-    </w:lvl>
-  </w:abstractNum>
-  <w:abstractNum w:abstractNumId="26" w15:restartNumberingAfterBreak="0">
-    <w:nsid w:val="72B730B0"/>
-    <w:multiLevelType w:val="hybridMultilevel"/>
-    <w:tmpl w:val="37FAF5E2"/>
-    <w:lvl w:ilvl="0" w:tplc="0410000B">
-      <w:start w:val="1"/>
-      <w:numFmt w:val="bullet"/>
-      <w:lvlText w:val=""/>
-      <w:lvlJc w:val="left"/>
-      <w:pPr>
-        <w:ind w:left="720" w:hanging="360"/>
-      </w:pPr>
-      <w:rPr>
-        <w:rFonts w:ascii="Wingdings" w:hAnsi="Wingdings" w:hint="default"/>
-      </w:rPr>
-    </w:lvl>
-    <w:lvl w:ilvl="1" w:tplc="04100003" w:tentative="1">
-      <w:start w:val="1"/>
-      <w:numFmt w:val="bullet"/>
-      <w:lvlText w:val="o"/>
-      <w:lvlJc w:val="left"/>
-      <w:pPr>
-        <w:ind w:left="1440" w:hanging="360"/>
-      </w:pPr>
-      <w:rPr>
-        <w:rFonts w:ascii="Courier New" w:hAnsi="Courier New" w:cs="Courier New" w:hint="default"/>
-      </w:rPr>
-    </w:lvl>
-    <w:lvl w:ilvl="2" w:tplc="04100005" w:tentative="1">
-      <w:start w:val="1"/>
-      <w:numFmt w:val="bullet"/>
-      <w:lvlText w:val=""/>
-      <w:lvlJc w:val="left"/>
-      <w:pPr>
-        <w:ind w:left="2160" w:hanging="360"/>
-      </w:pPr>
-      <w:rPr>
-        <w:rFonts w:ascii="Wingdings" w:hAnsi="Wingdings" w:hint="default"/>
-      </w:rPr>
-    </w:lvl>
-    <w:lvl w:ilvl="3" w:tplc="04100001" w:tentative="1">
-      <w:start w:val="1"/>
-      <w:numFmt w:val="bullet"/>
-      <w:lvlText w:val=""/>
-      <w:lvlJc w:val="left"/>
-      <w:pPr>
-        <w:ind w:left="2880" w:hanging="360"/>
-      </w:pPr>
-      <w:rPr>
-        <w:rFonts w:ascii="Symbol" w:hAnsi="Symbol" w:hint="default"/>
-      </w:rPr>
-    </w:lvl>
-    <w:lvl w:ilvl="4" w:tplc="04100003" w:tentative="1">
-      <w:start w:val="1"/>
-      <w:numFmt w:val="bullet"/>
-      <w:lvlText w:val="o"/>
-      <w:lvlJc w:val="left"/>
-      <w:pPr>
-        <w:ind w:left="3600" w:hanging="360"/>
-      </w:pPr>
-      <w:rPr>
-        <w:rFonts w:ascii="Courier New" w:hAnsi="Courier New" w:cs="Courier New" w:hint="default"/>
-      </w:rPr>
-    </w:lvl>
-    <w:lvl w:ilvl="5" w:tplc="04100005" w:tentative="1">
-      <w:start w:val="1"/>
-      <w:numFmt w:val="bullet"/>
-      <w:lvlText w:val=""/>
-      <w:lvlJc w:val="left"/>
-      <w:pPr>
-        <w:ind w:left="4320" w:hanging="360"/>
-      </w:pPr>
-      <w:rPr>
-        <w:rFonts w:ascii="Wingdings" w:hAnsi="Wingdings" w:hint="default"/>
-      </w:rPr>
-    </w:lvl>
-    <w:lvl w:ilvl="6" w:tplc="04100001" w:tentative="1">
-      <w:start w:val="1"/>
-      <w:numFmt w:val="bullet"/>
-      <w:lvlText w:val=""/>
-      <w:lvlJc w:val="left"/>
-      <w:pPr>
-        <w:ind w:left="5040" w:hanging="360"/>
-      </w:pPr>
-      <w:rPr>
-        <w:rFonts w:ascii="Symbol" w:hAnsi="Symbol" w:hint="default"/>
-      </w:rPr>
-    </w:lvl>
-    <w:lvl w:ilvl="7" w:tplc="04100003" w:tentative="1">
-      <w:start w:val="1"/>
-      <w:numFmt w:val="bullet"/>
-      <w:lvlText w:val="o"/>
-      <w:lvlJc w:val="left"/>
-      <w:pPr>
-        <w:ind w:left="5760" w:hanging="360"/>
-      </w:pPr>
-      <w:rPr>
-        <w:rFonts w:ascii="Courier New" w:hAnsi="Courier New" w:cs="Courier New" w:hint="default"/>
-      </w:rPr>
-    </w:lvl>
-    <w:lvl w:ilvl="8" w:tplc="04100005" w:tentative="1">
-      <w:start w:val="1"/>
-      <w:numFmt w:val="bullet"/>
-      <w:lvlText w:val=""/>
-      <w:lvlJc w:val="left"/>
-      <w:pPr>
-        <w:ind w:left="6480" w:hanging="360"/>
-      </w:pPr>
-      <w:rPr>
-        <w:rFonts w:ascii="Wingdings" w:hAnsi="Wingdings" w:hint="default"/>
-      </w:rPr>
-    </w:lvl>
-  </w:abstractNum>
-  <w:abstractNum w:abstractNumId="27" w15:restartNumberingAfterBreak="0">
-    <w:nsid w:val="74EB3573"/>
-    <w:multiLevelType w:val="hybridMultilevel"/>
-    <w:tmpl w:val="98FEEC68"/>
-    <w:lvl w:ilvl="0" w:tplc="0410000B">
-      <w:start w:val="1"/>
-      <w:numFmt w:val="bullet"/>
-      <w:lvlText w:val=""/>
-      <w:lvlJc w:val="left"/>
-      <w:pPr>
-        <w:ind w:left="720" w:hanging="360"/>
-      </w:pPr>
-      <w:rPr>
-        <w:rFonts w:ascii="Wingdings" w:hAnsi="Wingdings" w:hint="default"/>
-      </w:rPr>
-    </w:lvl>
-    <w:lvl w:ilvl="1" w:tplc="04100003" w:tentative="1">
-      <w:start w:val="1"/>
-      <w:numFmt w:val="bullet"/>
-      <w:lvlText w:val="o"/>
-      <w:lvlJc w:val="left"/>
-      <w:pPr>
-        <w:ind w:left="1440" w:hanging="360"/>
-      </w:pPr>
-      <w:rPr>
-        <w:rFonts w:ascii="Courier New" w:hAnsi="Courier New" w:cs="Courier New" w:hint="default"/>
-      </w:rPr>
-    </w:lvl>
-    <w:lvl w:ilvl="2" w:tplc="04100005" w:tentative="1">
-      <w:start w:val="1"/>
-      <w:numFmt w:val="bullet"/>
-      <w:lvlText w:val=""/>
-      <w:lvlJc w:val="left"/>
-      <w:pPr>
-        <w:ind w:left="2160" w:hanging="360"/>
-      </w:pPr>
-      <w:rPr>
-        <w:rFonts w:ascii="Wingdings" w:hAnsi="Wingdings" w:hint="default"/>
-      </w:rPr>
-    </w:lvl>
-    <w:lvl w:ilvl="3" w:tplc="04100001" w:tentative="1">
-      <w:start w:val="1"/>
-      <w:numFmt w:val="bullet"/>
-      <w:lvlText w:val=""/>
-      <w:lvlJc w:val="left"/>
-      <w:pPr>
-        <w:ind w:left="2880" w:hanging="360"/>
-      </w:pPr>
-      <w:rPr>
-        <w:rFonts w:ascii="Symbol" w:hAnsi="Symbol" w:hint="default"/>
-      </w:rPr>
-    </w:lvl>
-    <w:lvl w:ilvl="4" w:tplc="04100003" w:tentative="1">
-      <w:start w:val="1"/>
-      <w:numFmt w:val="bullet"/>
-      <w:lvlText w:val="o"/>
-      <w:lvlJc w:val="left"/>
-      <w:pPr>
-        <w:ind w:left="3600" w:hanging="360"/>
-      </w:pPr>
-      <w:rPr>
-        <w:rFonts w:ascii="Courier New" w:hAnsi="Courier New" w:cs="Courier New" w:hint="default"/>
-      </w:rPr>
-    </w:lvl>
-    <w:lvl w:ilvl="5" w:tplc="04100005" w:tentative="1">
-      <w:start w:val="1"/>
-      <w:numFmt w:val="bullet"/>
-      <w:lvlText w:val=""/>
-      <w:lvlJc w:val="left"/>
-      <w:pPr>
-        <w:ind w:left="4320" w:hanging="360"/>
-      </w:pPr>
-      <w:rPr>
-        <w:rFonts w:ascii="Wingdings" w:hAnsi="Wingdings" w:hint="default"/>
-      </w:rPr>
-    </w:lvl>
-    <w:lvl w:ilvl="6" w:tplc="04100001" w:tentative="1">
-      <w:start w:val="1"/>
-      <w:numFmt w:val="bullet"/>
-      <w:lvlText w:val=""/>
-      <w:lvlJc w:val="left"/>
-      <w:pPr>
-        <w:ind w:left="5040" w:hanging="360"/>
-      </w:pPr>
-      <w:rPr>
-        <w:rFonts w:ascii="Symbol" w:hAnsi="Symbol" w:hint="default"/>
-      </w:rPr>
-    </w:lvl>
-    <w:lvl w:ilvl="7" w:tplc="04100003" w:tentative="1">
-      <w:start w:val="1"/>
-      <w:numFmt w:val="bullet"/>
-      <w:lvlText w:val="o"/>
-      <w:lvlJc w:val="left"/>
-      <w:pPr>
-        <w:ind w:left="5760" w:hanging="360"/>
-      </w:pPr>
-      <w:rPr>
-        <w:rFonts w:ascii="Courier New" w:hAnsi="Courier New" w:cs="Courier New" w:hint="default"/>
-      </w:rPr>
-    </w:lvl>
-    <w:lvl w:ilvl="8" w:tplc="04100005" w:tentative="1">
-      <w:start w:val="1"/>
-      <w:numFmt w:val="bullet"/>
-      <w:lvlText w:val=""/>
-      <w:lvlJc w:val="left"/>
-      <w:pPr>
-        <w:ind w:left="6480" w:hanging="360"/>
-      </w:pPr>
-      <w:rPr>
-        <w:rFonts w:ascii="Wingdings" w:hAnsi="Wingdings" w:hint="default"/>
-      </w:rPr>
-    </w:lvl>
-  </w:abstractNum>
   <w:num w:numId="1" w16cid:durableId="1735929182">
-    <w:abstractNumId w:val="7"/>
+    <w:abstractNumId w:val="4"/>
   </w:num>
   <w:num w:numId="2" w16cid:durableId="941641874">
-    <w:abstractNumId w:val="16"/>
+    <w:abstractNumId w:val="9"/>
   </w:num>
   <w:num w:numId="3" w16cid:durableId="1327005597">
-    <w:abstractNumId w:val="9"/>
+    <w:abstractNumId w:val="5"/>
   </w:num>
   <w:num w:numId="4" w16cid:durableId="1176534514">
-    <w:abstractNumId w:val="23"/>
+    <w:abstractNumId w:val="12"/>
   </w:num>
-  <w:num w:numId="5" w16cid:durableId="1888373960">
-    <w:abstractNumId w:val="0"/>
-  </w:num>
-  <w:num w:numId="6" w16cid:durableId="1431924315">
-    <w:abstractNumId w:val="1"/>
-  </w:num>
-  <w:num w:numId="7" w16cid:durableId="1783769064">
-    <w:abstractNumId w:val="2"/>
-  </w:num>
-  <w:num w:numId="8" w16cid:durableId="702756343">
-    <w:abstractNumId w:val="3"/>
-  </w:num>
-  <w:num w:numId="9" w16cid:durableId="1879079761">
-    <w:abstractNumId w:val="4"/>
-  </w:num>
-  <w:num w:numId="10" w16cid:durableId="644049740">
-    <w:abstractNumId w:val="17"/>
-  </w:num>
-  <w:num w:numId="11" w16cid:durableId="450395602">
-    <w:abstractNumId w:val="22"/>
-  </w:num>
-  <w:num w:numId="12" w16cid:durableId="1000691270">
+  <w:num w:numId="5" w16cid:durableId="644049740">
     <w:abstractNumId w:val="10"/>
   </w:num>
-  <w:num w:numId="13" w16cid:durableId="2053074979">
-    <w:abstractNumId w:val="10"/>
+  <w:num w:numId="6" w16cid:durableId="1000691270">
+    <w:abstractNumId w:val="6"/>
   </w:num>
-  <w:num w:numId="14" w16cid:durableId="86117276">
-    <w:abstractNumId w:val="10"/>
+  <w:num w:numId="7" w16cid:durableId="1016999726">
+    <w:abstractNumId w:val="6"/>
     <w:lvlOverride w:ilvl="0">
       <w:startOverride w:val="1"/>
     </w:lvlOverride>
@@ -9110,564 +8657,16 @@
       <w:startOverride w:val="1"/>
     </w:lvlOverride>
   </w:num>
-  <w:num w:numId="15" w16cid:durableId="1149709085">
-    <w:abstractNumId w:val="10"/>
-    <w:lvlOverride w:ilvl="0">
-      <w:startOverride w:val="1"/>
-    </w:lvlOverride>
-    <w:lvlOverride w:ilvl="1">
-      <w:startOverride w:val="1"/>
-    </w:lvlOverride>
-    <w:lvlOverride w:ilvl="2">
-      <w:startOverride w:val="1"/>
-    </w:lvlOverride>
-    <w:lvlOverride w:ilvl="3">
-      <w:startOverride w:val="1"/>
-    </w:lvlOverride>
-    <w:lvlOverride w:ilvl="4">
-      <w:startOverride w:val="1"/>
-    </w:lvlOverride>
-    <w:lvlOverride w:ilvl="5">
-      <w:startOverride w:val="1"/>
-    </w:lvlOverride>
-    <w:lvlOverride w:ilvl="6">
-      <w:startOverride w:val="1"/>
-    </w:lvlOverride>
-    <w:lvlOverride w:ilvl="7">
-      <w:startOverride w:val="1"/>
-    </w:lvlOverride>
-    <w:lvlOverride w:ilvl="8">
-      <w:startOverride w:val="1"/>
-    </w:lvlOverride>
-  </w:num>
-  <w:num w:numId="16" w16cid:durableId="1987397777">
-    <w:abstractNumId w:val="10"/>
-    <w:lvlOverride w:ilvl="0">
-      <w:startOverride w:val="1"/>
-    </w:lvlOverride>
-    <w:lvlOverride w:ilvl="1">
-      <w:startOverride w:val="1"/>
-    </w:lvlOverride>
-    <w:lvlOverride w:ilvl="2">
-      <w:startOverride w:val="1"/>
-    </w:lvlOverride>
-    <w:lvlOverride w:ilvl="3">
-      <w:startOverride w:val="1"/>
-    </w:lvlOverride>
-    <w:lvlOverride w:ilvl="4">
-      <w:startOverride w:val="1"/>
-    </w:lvlOverride>
-    <w:lvlOverride w:ilvl="5">
-      <w:startOverride w:val="1"/>
-    </w:lvlOverride>
-    <w:lvlOverride w:ilvl="6">
-      <w:startOverride w:val="1"/>
-    </w:lvlOverride>
-    <w:lvlOverride w:ilvl="7">
-      <w:startOverride w:val="1"/>
-    </w:lvlOverride>
-    <w:lvlOverride w:ilvl="8">
-      <w:startOverride w:val="1"/>
-    </w:lvlOverride>
-  </w:num>
-  <w:num w:numId="17" w16cid:durableId="318927073">
-    <w:abstractNumId w:val="10"/>
-    <w:lvlOverride w:ilvl="0">
-      <w:startOverride w:val="1"/>
-    </w:lvlOverride>
-    <w:lvlOverride w:ilvl="1">
-      <w:startOverride w:val="1"/>
-    </w:lvlOverride>
-    <w:lvlOverride w:ilvl="2">
-      <w:startOverride w:val="1"/>
-    </w:lvlOverride>
-    <w:lvlOverride w:ilvl="3">
-      <w:startOverride w:val="1"/>
-    </w:lvlOverride>
-    <w:lvlOverride w:ilvl="4">
-      <w:startOverride w:val="1"/>
-    </w:lvlOverride>
-    <w:lvlOverride w:ilvl="5">
-      <w:startOverride w:val="1"/>
-    </w:lvlOverride>
-    <w:lvlOverride w:ilvl="6">
-      <w:startOverride w:val="1"/>
-    </w:lvlOverride>
-    <w:lvlOverride w:ilvl="7">
-      <w:startOverride w:val="1"/>
-    </w:lvlOverride>
-    <w:lvlOverride w:ilvl="8">
-      <w:startOverride w:val="1"/>
-    </w:lvlOverride>
-  </w:num>
-  <w:num w:numId="18" w16cid:durableId="1885092400">
-    <w:abstractNumId w:val="24"/>
-  </w:num>
-  <w:num w:numId="19" w16cid:durableId="397754505">
-    <w:abstractNumId w:val="5"/>
-  </w:num>
-  <w:num w:numId="20" w16cid:durableId="3366956">
-    <w:abstractNumId w:val="18"/>
-  </w:num>
-  <w:num w:numId="21" w16cid:durableId="1025404040">
-    <w:abstractNumId w:val="26"/>
-  </w:num>
-  <w:num w:numId="22" w16cid:durableId="1925920229">
-    <w:abstractNumId w:val="20"/>
-  </w:num>
-  <w:num w:numId="23" w16cid:durableId="1861357117">
-    <w:abstractNumId w:val="27"/>
-  </w:num>
-  <w:num w:numId="24" w16cid:durableId="1690836257">
-    <w:abstractNumId w:val="14"/>
-  </w:num>
-  <w:num w:numId="25" w16cid:durableId="1675643415">
-    <w:abstractNumId w:val="12"/>
-  </w:num>
-  <w:num w:numId="26" w16cid:durableId="1180005907">
-    <w:abstractNumId w:val="6"/>
-  </w:num>
-  <w:num w:numId="27" w16cid:durableId="315652025">
-    <w:abstractNumId w:val="19"/>
-  </w:num>
-  <w:num w:numId="28" w16cid:durableId="1210150553">
-    <w:abstractNumId w:val="10"/>
-    <w:lvlOverride w:ilvl="0">
-      <w:startOverride w:val="1"/>
-    </w:lvlOverride>
-    <w:lvlOverride w:ilvl="1">
-      <w:startOverride w:val="1"/>
-    </w:lvlOverride>
-    <w:lvlOverride w:ilvl="2">
-      <w:startOverride w:val="1"/>
-    </w:lvlOverride>
-    <w:lvlOverride w:ilvl="3">
-      <w:startOverride w:val="1"/>
-    </w:lvlOverride>
-    <w:lvlOverride w:ilvl="4">
-      <w:startOverride w:val="1"/>
-    </w:lvlOverride>
-    <w:lvlOverride w:ilvl="5">
-      <w:startOverride w:val="1"/>
-    </w:lvlOverride>
-    <w:lvlOverride w:ilvl="6">
-      <w:startOverride w:val="1"/>
-    </w:lvlOverride>
-    <w:lvlOverride w:ilvl="7">
-      <w:startOverride w:val="1"/>
-    </w:lvlOverride>
-    <w:lvlOverride w:ilvl="8">
-      <w:startOverride w:val="1"/>
-    </w:lvlOverride>
-  </w:num>
-  <w:num w:numId="29" w16cid:durableId="1680236930">
-    <w:abstractNumId w:val="25"/>
-  </w:num>
-  <w:num w:numId="30" w16cid:durableId="1546260881">
-    <w:abstractNumId w:val="10"/>
-    <w:lvlOverride w:ilvl="0">
-      <w:startOverride w:val="1"/>
-    </w:lvlOverride>
-    <w:lvlOverride w:ilvl="1">
-      <w:startOverride w:val="1"/>
-    </w:lvlOverride>
-    <w:lvlOverride w:ilvl="2">
-      <w:startOverride w:val="1"/>
-    </w:lvlOverride>
-    <w:lvlOverride w:ilvl="3">
-      <w:startOverride w:val="1"/>
-    </w:lvlOverride>
-    <w:lvlOverride w:ilvl="4">
-      <w:startOverride w:val="1"/>
-    </w:lvlOverride>
-    <w:lvlOverride w:ilvl="5">
-      <w:startOverride w:val="1"/>
-    </w:lvlOverride>
-    <w:lvlOverride w:ilvl="6">
-      <w:startOverride w:val="1"/>
-    </w:lvlOverride>
-    <w:lvlOverride w:ilvl="7">
-      <w:startOverride w:val="1"/>
-    </w:lvlOverride>
-    <w:lvlOverride w:ilvl="8">
-      <w:startOverride w:val="1"/>
-    </w:lvlOverride>
-  </w:num>
-  <w:num w:numId="31" w16cid:durableId="1045256068">
-    <w:abstractNumId w:val="10"/>
-    <w:lvlOverride w:ilvl="0">
-      <w:startOverride w:val="1"/>
-    </w:lvlOverride>
-    <w:lvlOverride w:ilvl="1">
-      <w:startOverride w:val="1"/>
-    </w:lvlOverride>
-    <w:lvlOverride w:ilvl="2">
-      <w:startOverride w:val="1"/>
-    </w:lvlOverride>
-    <w:lvlOverride w:ilvl="3">
-      <w:startOverride w:val="1"/>
-    </w:lvlOverride>
-    <w:lvlOverride w:ilvl="4">
-      <w:startOverride w:val="1"/>
-    </w:lvlOverride>
-    <w:lvlOverride w:ilvl="5">
-      <w:startOverride w:val="1"/>
-    </w:lvlOverride>
-    <w:lvlOverride w:ilvl="6">
-      <w:startOverride w:val="1"/>
-    </w:lvlOverride>
-    <w:lvlOverride w:ilvl="7">
-      <w:startOverride w:val="1"/>
-    </w:lvlOverride>
-    <w:lvlOverride w:ilvl="8">
-      <w:startOverride w:val="1"/>
-    </w:lvlOverride>
-  </w:num>
-  <w:num w:numId="32" w16cid:durableId="202596421">
-    <w:abstractNumId w:val="10"/>
-    <w:lvlOverride w:ilvl="0">
-      <w:startOverride w:val="1"/>
-    </w:lvlOverride>
-    <w:lvlOverride w:ilvl="1">
-      <w:startOverride w:val="1"/>
-    </w:lvlOverride>
-    <w:lvlOverride w:ilvl="2">
-      <w:startOverride w:val="1"/>
-    </w:lvlOverride>
-    <w:lvlOverride w:ilvl="3">
-      <w:startOverride w:val="1"/>
-    </w:lvlOverride>
-    <w:lvlOverride w:ilvl="4">
-      <w:startOverride w:val="1"/>
-    </w:lvlOverride>
-    <w:lvlOverride w:ilvl="5">
-      <w:startOverride w:val="1"/>
-    </w:lvlOverride>
-    <w:lvlOverride w:ilvl="6">
-      <w:startOverride w:val="1"/>
-    </w:lvlOverride>
-    <w:lvlOverride w:ilvl="7">
-      <w:startOverride w:val="1"/>
-    </w:lvlOverride>
-    <w:lvlOverride w:ilvl="8">
-      <w:startOverride w:val="1"/>
-    </w:lvlOverride>
-  </w:num>
-  <w:num w:numId="33" w16cid:durableId="255676987">
-    <w:abstractNumId w:val="10"/>
-    <w:lvlOverride w:ilvl="0">
-      <w:startOverride w:val="1"/>
-    </w:lvlOverride>
-    <w:lvlOverride w:ilvl="1">
-      <w:startOverride w:val="1"/>
-    </w:lvlOverride>
-    <w:lvlOverride w:ilvl="2">
-      <w:startOverride w:val="1"/>
-    </w:lvlOverride>
-    <w:lvlOverride w:ilvl="3">
-      <w:startOverride w:val="1"/>
-    </w:lvlOverride>
-    <w:lvlOverride w:ilvl="4">
-      <w:startOverride w:val="1"/>
-    </w:lvlOverride>
-    <w:lvlOverride w:ilvl="5">
-      <w:startOverride w:val="1"/>
-    </w:lvlOverride>
-    <w:lvlOverride w:ilvl="6">
-      <w:startOverride w:val="1"/>
-    </w:lvlOverride>
-    <w:lvlOverride w:ilvl="7">
-      <w:startOverride w:val="1"/>
-    </w:lvlOverride>
-    <w:lvlOverride w:ilvl="8">
-      <w:startOverride w:val="1"/>
-    </w:lvlOverride>
-  </w:num>
-  <w:num w:numId="34" w16cid:durableId="1867939323">
-    <w:abstractNumId w:val="10"/>
-    <w:lvlOverride w:ilvl="0">
-      <w:startOverride w:val="1"/>
-    </w:lvlOverride>
-    <w:lvlOverride w:ilvl="1">
-      <w:startOverride w:val="1"/>
-    </w:lvlOverride>
-    <w:lvlOverride w:ilvl="2">
-      <w:startOverride w:val="1"/>
-    </w:lvlOverride>
-    <w:lvlOverride w:ilvl="3">
-      <w:startOverride w:val="1"/>
-    </w:lvlOverride>
-    <w:lvlOverride w:ilvl="4">
-      <w:startOverride w:val="1"/>
-    </w:lvlOverride>
-    <w:lvlOverride w:ilvl="5">
-      <w:startOverride w:val="1"/>
-    </w:lvlOverride>
-    <w:lvlOverride w:ilvl="6">
-      <w:startOverride w:val="1"/>
-    </w:lvlOverride>
-    <w:lvlOverride w:ilvl="7">
-      <w:startOverride w:val="1"/>
-    </w:lvlOverride>
-    <w:lvlOverride w:ilvl="8">
-      <w:startOverride w:val="1"/>
-    </w:lvlOverride>
-  </w:num>
-  <w:num w:numId="35" w16cid:durableId="1857304302">
-    <w:abstractNumId w:val="10"/>
-    <w:lvlOverride w:ilvl="0">
-      <w:startOverride w:val="1"/>
-    </w:lvlOverride>
-    <w:lvlOverride w:ilvl="1">
-      <w:startOverride w:val="1"/>
-    </w:lvlOverride>
-    <w:lvlOverride w:ilvl="2">
-      <w:startOverride w:val="1"/>
-    </w:lvlOverride>
-    <w:lvlOverride w:ilvl="3">
-      <w:startOverride w:val="1"/>
-    </w:lvlOverride>
-    <w:lvlOverride w:ilvl="4">
-      <w:startOverride w:val="1"/>
-    </w:lvlOverride>
-    <w:lvlOverride w:ilvl="5">
-      <w:startOverride w:val="1"/>
-    </w:lvlOverride>
-    <w:lvlOverride w:ilvl="6">
-      <w:startOverride w:val="1"/>
-    </w:lvlOverride>
-    <w:lvlOverride w:ilvl="7">
-      <w:startOverride w:val="1"/>
-    </w:lvlOverride>
-    <w:lvlOverride w:ilvl="8">
-      <w:startOverride w:val="1"/>
-    </w:lvlOverride>
-  </w:num>
-  <w:num w:numId="36" w16cid:durableId="900870276">
-    <w:abstractNumId w:val="10"/>
-    <w:lvlOverride w:ilvl="0">
-      <w:startOverride w:val="1"/>
-    </w:lvlOverride>
-    <w:lvlOverride w:ilvl="1">
-      <w:startOverride w:val="1"/>
-    </w:lvlOverride>
-    <w:lvlOverride w:ilvl="2">
-      <w:startOverride w:val="1"/>
-    </w:lvlOverride>
-    <w:lvlOverride w:ilvl="3">
-      <w:startOverride w:val="1"/>
-    </w:lvlOverride>
-    <w:lvlOverride w:ilvl="4">
-      <w:startOverride w:val="1"/>
-    </w:lvlOverride>
-    <w:lvlOverride w:ilvl="5">
-      <w:startOverride w:val="1"/>
-    </w:lvlOverride>
-    <w:lvlOverride w:ilvl="6">
-      <w:startOverride w:val="1"/>
-    </w:lvlOverride>
-    <w:lvlOverride w:ilvl="7">
-      <w:startOverride w:val="1"/>
-    </w:lvlOverride>
-    <w:lvlOverride w:ilvl="8">
-      <w:startOverride w:val="1"/>
-    </w:lvlOverride>
-  </w:num>
-  <w:num w:numId="37" w16cid:durableId="1786119725">
-    <w:abstractNumId w:val="15"/>
-  </w:num>
-  <w:num w:numId="38" w16cid:durableId="1984967045">
-    <w:abstractNumId w:val="10"/>
-    <w:lvlOverride w:ilvl="0">
-      <w:startOverride w:val="1"/>
-    </w:lvlOverride>
-    <w:lvlOverride w:ilvl="1">
-      <w:startOverride w:val="1"/>
-    </w:lvlOverride>
-    <w:lvlOverride w:ilvl="2">
-      <w:startOverride w:val="1"/>
-    </w:lvlOverride>
-    <w:lvlOverride w:ilvl="3">
-      <w:startOverride w:val="1"/>
-    </w:lvlOverride>
-    <w:lvlOverride w:ilvl="4">
-      <w:startOverride w:val="1"/>
-    </w:lvlOverride>
-    <w:lvlOverride w:ilvl="5">
-      <w:startOverride w:val="1"/>
-    </w:lvlOverride>
-    <w:lvlOverride w:ilvl="6">
-      <w:startOverride w:val="1"/>
-    </w:lvlOverride>
-    <w:lvlOverride w:ilvl="7">
-      <w:startOverride w:val="1"/>
-    </w:lvlOverride>
-    <w:lvlOverride w:ilvl="8">
-      <w:startOverride w:val="1"/>
-    </w:lvlOverride>
-  </w:num>
-  <w:num w:numId="39" w16cid:durableId="1095322771">
-    <w:abstractNumId w:val="10"/>
-    <w:lvlOverride w:ilvl="0">
-      <w:startOverride w:val="1"/>
-    </w:lvlOverride>
-    <w:lvlOverride w:ilvl="1">
-      <w:startOverride w:val="1"/>
-    </w:lvlOverride>
-    <w:lvlOverride w:ilvl="2">
-      <w:startOverride w:val="1"/>
-    </w:lvlOverride>
-    <w:lvlOverride w:ilvl="3">
-      <w:startOverride w:val="1"/>
-    </w:lvlOverride>
-    <w:lvlOverride w:ilvl="4">
-      <w:startOverride w:val="1"/>
-    </w:lvlOverride>
-    <w:lvlOverride w:ilvl="5">
-      <w:startOverride w:val="1"/>
-    </w:lvlOverride>
-    <w:lvlOverride w:ilvl="6">
-      <w:startOverride w:val="1"/>
-    </w:lvlOverride>
-    <w:lvlOverride w:ilvl="7">
-      <w:startOverride w:val="1"/>
-    </w:lvlOverride>
-    <w:lvlOverride w:ilvl="8">
-      <w:startOverride w:val="1"/>
-    </w:lvlOverride>
-  </w:num>
-  <w:num w:numId="40" w16cid:durableId="1844852213">
-    <w:abstractNumId w:val="10"/>
-    <w:lvlOverride w:ilvl="0">
-      <w:startOverride w:val="1"/>
-    </w:lvlOverride>
-    <w:lvlOverride w:ilvl="1">
-      <w:startOverride w:val="1"/>
-    </w:lvlOverride>
-    <w:lvlOverride w:ilvl="2">
-      <w:startOverride w:val="1"/>
-    </w:lvlOverride>
-    <w:lvlOverride w:ilvl="3">
-      <w:startOverride w:val="1"/>
-    </w:lvlOverride>
-    <w:lvlOverride w:ilvl="4">
-      <w:startOverride w:val="1"/>
-    </w:lvlOverride>
-    <w:lvlOverride w:ilvl="5">
-      <w:startOverride w:val="1"/>
-    </w:lvlOverride>
-    <w:lvlOverride w:ilvl="6">
-      <w:startOverride w:val="1"/>
-    </w:lvlOverride>
-    <w:lvlOverride w:ilvl="7">
-      <w:startOverride w:val="1"/>
-    </w:lvlOverride>
-    <w:lvlOverride w:ilvl="8">
-      <w:startOverride w:val="1"/>
-    </w:lvlOverride>
-  </w:num>
-  <w:num w:numId="41" w16cid:durableId="1391685008">
-    <w:abstractNumId w:val="10"/>
-    <w:lvlOverride w:ilvl="0">
-      <w:startOverride w:val="1"/>
-    </w:lvlOverride>
-    <w:lvlOverride w:ilvl="1">
-      <w:startOverride w:val="1"/>
-    </w:lvlOverride>
-    <w:lvlOverride w:ilvl="2">
-      <w:startOverride w:val="1"/>
-    </w:lvlOverride>
-    <w:lvlOverride w:ilvl="3">
-      <w:startOverride w:val="1"/>
-    </w:lvlOverride>
-    <w:lvlOverride w:ilvl="4">
-      <w:startOverride w:val="1"/>
-    </w:lvlOverride>
-    <w:lvlOverride w:ilvl="5">
-      <w:startOverride w:val="1"/>
-    </w:lvlOverride>
-    <w:lvlOverride w:ilvl="6">
-      <w:startOverride w:val="1"/>
-    </w:lvlOverride>
-    <w:lvlOverride w:ilvl="7">
-      <w:startOverride w:val="1"/>
-    </w:lvlOverride>
-    <w:lvlOverride w:ilvl="8">
-      <w:startOverride w:val="1"/>
-    </w:lvlOverride>
-  </w:num>
-  <w:num w:numId="42" w16cid:durableId="892934973">
-    <w:abstractNumId w:val="10"/>
-    <w:lvlOverride w:ilvl="0">
-      <w:startOverride w:val="1"/>
-    </w:lvlOverride>
-    <w:lvlOverride w:ilvl="1">
-      <w:startOverride w:val="1"/>
-    </w:lvlOverride>
-    <w:lvlOverride w:ilvl="2">
-      <w:startOverride w:val="1"/>
-    </w:lvlOverride>
-    <w:lvlOverride w:ilvl="3">
-      <w:startOverride w:val="1"/>
-    </w:lvlOverride>
-    <w:lvlOverride w:ilvl="4">
-      <w:startOverride w:val="1"/>
-    </w:lvlOverride>
-    <w:lvlOverride w:ilvl="5">
-      <w:startOverride w:val="1"/>
-    </w:lvlOverride>
-    <w:lvlOverride w:ilvl="6">
-      <w:startOverride w:val="1"/>
-    </w:lvlOverride>
-    <w:lvlOverride w:ilvl="7">
-      <w:startOverride w:val="1"/>
-    </w:lvlOverride>
-    <w:lvlOverride w:ilvl="8">
-      <w:startOverride w:val="1"/>
-    </w:lvlOverride>
-  </w:num>
-  <w:num w:numId="43" w16cid:durableId="1016999726">
-    <w:abstractNumId w:val="10"/>
-    <w:lvlOverride w:ilvl="0">
-      <w:startOverride w:val="1"/>
-    </w:lvlOverride>
-    <w:lvlOverride w:ilvl="1">
-      <w:startOverride w:val="1"/>
-    </w:lvlOverride>
-    <w:lvlOverride w:ilvl="2">
-      <w:startOverride w:val="1"/>
-    </w:lvlOverride>
-    <w:lvlOverride w:ilvl="3">
-      <w:startOverride w:val="1"/>
-    </w:lvlOverride>
-    <w:lvlOverride w:ilvl="4">
-      <w:startOverride w:val="1"/>
-    </w:lvlOverride>
-    <w:lvlOverride w:ilvl="5">
-      <w:startOverride w:val="1"/>
-    </w:lvlOverride>
-    <w:lvlOverride w:ilvl="6">
-      <w:startOverride w:val="1"/>
-    </w:lvlOverride>
-    <w:lvlOverride w:ilvl="7">
-      <w:startOverride w:val="1"/>
-    </w:lvlOverride>
-    <w:lvlOverride w:ilvl="8">
-      <w:startOverride w:val="1"/>
-    </w:lvlOverride>
-  </w:num>
-  <w:num w:numId="44" w16cid:durableId="1151097116">
+  <w:num w:numId="8" w16cid:durableId="1748529093">
     <w:abstractNumId w:val="11"/>
   </w:num>
-  <w:num w:numId="45" w16cid:durableId="1748529093">
-    <w:abstractNumId w:val="21"/>
+  <w:num w:numId="9" w16cid:durableId="13771043">
+    <w:abstractNumId w:val="7"/>
   </w:num>
-  <w:num w:numId="46" w16cid:durableId="1288582780">
+  <w:num w:numId="10" w16cid:durableId="1222715115">
     <w:abstractNumId w:val="8"/>
   </w:num>
-  <w:num w:numId="47" w16cid:durableId="13771043">
-    <w:abstractNumId w:val="13"/>
-  </w:num>
+  <w:numIdMacAtCleanup w:val="10"/>
 </w:numbering>
 </file>
 
@@ -10083,7 +9082,7 @@
     <w:pPr>
       <w:numPr>
         <w:ilvl w:val="1"/>
-        <w:numId w:val="12"/>
+        <w:numId w:val="6"/>
       </w:numPr>
       <w:outlineLvl w:val="1"/>
     </w:pPr>
@@ -10108,7 +9107,7 @@
       <w:keepNext/>
       <w:numPr>
         <w:ilvl w:val="2"/>
-        <w:numId w:val="12"/>
+        <w:numId w:val="6"/>
       </w:numPr>
       <w:spacing w:before="240" w:after="60"/>
       <w:outlineLvl w:val="2"/>
@@ -10124,7 +9123,6 @@
   <w:style w:type="character" w:default="1" w:styleId="DefaultParagraphFont">
     <w:name w:val="Default Paragraph Font"/>
     <w:uiPriority w:val="1"/>
-    <w:semiHidden/>
     <w:unhideWhenUsed/>
   </w:style>
   <w:style w:type="table" w:default="1" w:styleId="TableNormal">
@@ -11864,7 +10862,7 @@
     <w:uiPriority w:val="9"/>
     <w:rsid w:val="003E00FB"/>
     <w:rPr>
-      <w:rFonts w:ascii="Calibri" w:eastAsia="MS Gothic" w:hAnsi="Calibri" w:cs="Times New Roman"/>
+      <w:rFonts w:ascii="Calibri" w:eastAsia="MS Gothic" w:hAnsi="Calibri"/>
       <w:b/>
       <w:bCs/>
       <w:kern w:val="1"/>

--- a/Documents/02_NovaBiblioteca_RAD.docx
+++ b/Documents/02_NovaBiblioteca_RAD.docx
@@ -420,12 +420,18 @@
         <w:rPr>
           <w:sz w:val="32"/>
         </w:rPr>
-        <w:t>23</w:t>
+        <w:t>2</w:t>
       </w:r>
       <w:r>
         <w:rPr>
           <w:sz w:val="32"/>
         </w:rPr>
+        <w:t>5</w:t>
+      </w:r>
+      <w:r>
+        <w:rPr>
+          <w:sz w:val="32"/>
+        </w:rPr>
         <w:t>/</w:t>
       </w:r>
       <w:r>
@@ -478,12 +484,6 @@
           <w:sz w:val="32"/>
         </w:rPr>
         <w:sectPr>
-          <w:headerReference w:type="even" r:id="rId8"/>
-          <w:headerReference w:type="default" r:id="rId9"/>
-          <w:footerReference w:type="even" r:id="rId10"/>
-          <w:footerReference w:type="default" r:id="rId11"/>
-          <w:headerReference w:type="first" r:id="rId12"/>
-          <w:footerReference w:type="first" r:id="rId13"/>
           <w:footnotePr>
             <w:pos w:val="beneathText"/>
           </w:footnotePr>
@@ -2066,10 +2066,10 @@
           <w:sz w:val="32"/>
         </w:rPr>
         <w:sectPr>
-          <w:headerReference w:type="default" r:id="rId14"/>
-          <w:footerReference w:type="default" r:id="rId15"/>
-          <w:headerReference w:type="first" r:id="rId16"/>
-          <w:footerReference w:type="first" r:id="rId17"/>
+          <w:headerReference w:type="default" r:id="rId8"/>
+          <w:footerReference w:type="default" r:id="rId9"/>
+          <w:headerReference w:type="first" r:id="rId10"/>
+          <w:footerReference w:type="first" r:id="rId11"/>
           <w:footnotePr>
             <w:pos w:val="beneathText"/>
           </w:footnotePr>
@@ -2103,33 +2103,10 @@
         <w:rPr>
           <w:rFonts w:asciiTheme="minorHAnsi" w:hAnsiTheme="minorHAnsi"/>
         </w:rPr>
-        <w:sectPr>
-          <w:headerReference w:type="even" r:id="rId18"/>
-          <w:headerReference w:type="default" r:id="rId19"/>
-          <w:footerReference w:type="even" r:id="rId20"/>
-          <w:footerReference w:type="default" r:id="rId21"/>
-          <w:headerReference w:type="first" r:id="rId22"/>
-          <w:footerReference w:type="first" r:id="rId23"/>
-          <w:footnotePr>
-            <w:pos w:val="beneathText"/>
-          </w:footnotePr>
-          <w:type w:val="continuous"/>
-          <w:pgSz w:w="11905" w:h="16837"/>
-          <w:pgMar w:top="1560" w:right="1134" w:bottom="1798" w:left="1134" w:header="1134" w:footer="1134" w:gutter="0"/>
-          <w:cols w:space="720"/>
-          <w:formProt w:val="0"/>
-          <w:docGrid w:linePitch="312" w:charSpace="-6145"/>
-        </w:sectPr>
-      </w:pPr>
-    </w:p>
-    <w:p>
-      <w:pPr>
-        <w:pStyle w:val="Intestazioneindice"/>
-        <w:rPr>
-          <w:rFonts w:asciiTheme="minorHAnsi" w:hAnsiTheme="minorHAnsi"/>
-          <w:lang w:val="en-US"/>
-        </w:rPr>
-      </w:pPr>
+      </w:pPr>
+      <w:r>
+        <w:br w:type="page"/>
+      </w:r>
       <w:proofErr w:type="spellStart"/>
       <w:r>
         <w:rPr>
@@ -2160,92 +2137,85 @@
           <w:rFonts w:asciiTheme="minorHAnsi" w:eastAsiaTheme="minorEastAsia" w:hAnsiTheme="minorHAnsi" w:cstheme="minorBidi"/>
           <w:noProof/>
           <w:kern w:val="2"/>
+          <w14:ligatures w14:val="standardContextual"/>
+        </w:rPr>
+      </w:pPr>
+      <w:r>
+        <w:rPr>
+          <w:rFonts w:asciiTheme="minorHAnsi" w:hAnsiTheme="minorHAnsi"/>
+        </w:rPr>
+        <w:fldChar w:fldCharType="begin"/>
+      </w:r>
+      <w:r>
+        <w:rPr>
+          <w:rFonts w:asciiTheme="minorHAnsi" w:hAnsiTheme="minorHAnsi"/>
           <w:lang w:val="en-US"/>
+        </w:rPr>
+        <w:instrText xml:space="preserve"> TOC \o "1-3" </w:instrText>
+      </w:r>
+      <w:r>
+        <w:rPr>
+          <w:rFonts w:asciiTheme="minorHAnsi" w:hAnsiTheme="minorHAnsi"/>
+        </w:rPr>
+        <w:fldChar w:fldCharType="separate"/>
+      </w:r>
+      <w:r>
+        <w:rPr>
+          <w:rFonts w:asciiTheme="minorHAnsi" w:hAnsiTheme="minorHAnsi"/>
+          <w:noProof/>
+        </w:rPr>
+        <w:t>1.</w:t>
+      </w:r>
+      <w:r>
+        <w:rPr>
+          <w:rFonts w:asciiTheme="minorHAnsi" w:eastAsiaTheme="minorEastAsia" w:hAnsiTheme="minorHAnsi" w:cstheme="minorBidi"/>
+          <w:noProof/>
+          <w:kern w:val="2"/>
           <w14:ligatures w14:val="standardContextual"/>
         </w:rPr>
-      </w:pPr>
-      <w:r>
-        <w:rPr>
-          <w:rFonts w:asciiTheme="minorHAnsi" w:hAnsiTheme="minorHAnsi"/>
+        <w:tab/>
+      </w:r>
+      <w:r>
+        <w:rPr>
+          <w:rFonts w:asciiTheme="minorHAnsi" w:hAnsiTheme="minorHAnsi"/>
+          <w:noProof/>
+        </w:rPr>
+        <w:t>Introduzione</w:t>
+      </w:r>
+      <w:r>
+        <w:rPr>
+          <w:noProof/>
+        </w:rPr>
+        <w:tab/>
+      </w:r>
+      <w:r>
+        <w:rPr>
+          <w:noProof/>
         </w:rPr>
         <w:fldChar w:fldCharType="begin"/>
       </w:r>
       <w:r>
         <w:rPr>
-          <w:rFonts w:asciiTheme="minorHAnsi" w:hAnsiTheme="minorHAnsi"/>
-          <w:lang w:val="en-US"/>
-        </w:rPr>
-        <w:instrText xml:space="preserve"> TOC \o "1-3" </w:instrText>
-      </w:r>
-      <w:r>
-        <w:rPr>
-          <w:rFonts w:asciiTheme="minorHAnsi" w:hAnsiTheme="minorHAnsi"/>
+          <w:noProof/>
+        </w:rPr>
+        <w:instrText xml:space="preserve"> PAGEREF _Toc243846646 \h </w:instrText>
+      </w:r>
+      <w:r>
+        <w:rPr>
+          <w:noProof/>
+        </w:rPr>
+      </w:r>
+      <w:r>
+        <w:rPr>
+          <w:noProof/>
         </w:rPr>
         <w:fldChar w:fldCharType="separate"/>
       </w:r>
       <w:r>
         <w:rPr>
-          <w:rFonts w:asciiTheme="minorHAnsi" w:hAnsiTheme="minorHAnsi"/>
-          <w:noProof/>
-          <w:lang w:val="en-US"/>
-        </w:rPr>
-        <w:t>1.</w:t>
-      </w:r>
-      <w:r>
-        <w:rPr>
-          <w:rFonts w:asciiTheme="minorHAnsi" w:eastAsiaTheme="minorEastAsia" w:hAnsiTheme="minorHAnsi" w:cstheme="minorBidi"/>
-          <w:noProof/>
-          <w:kern w:val="2"/>
-          <w:lang w:val="en-US"/>
-          <w14:ligatures w14:val="standardContextual"/>
-        </w:rPr>
-        <w:tab/>
-      </w:r>
-      <w:r>
-        <w:rPr>
-          <w:rFonts w:asciiTheme="minorHAnsi" w:hAnsiTheme="minorHAnsi"/>
-          <w:noProof/>
-          <w:lang w:val="en-US"/>
-        </w:rPr>
-        <w:t>Introduzione</w:t>
-      </w:r>
-      <w:r>
-        <w:rPr>
-          <w:noProof/>
-          <w:lang w:val="en-US"/>
-        </w:rPr>
-        <w:tab/>
-      </w:r>
-      <w:r>
-        <w:rPr>
-          <w:noProof/>
-        </w:rPr>
-        <w:fldChar w:fldCharType="begin"/>
-      </w:r>
-      <w:r>
-        <w:rPr>
-          <w:noProof/>
-          <w:lang w:val="en-US"/>
-        </w:rPr>
-        <w:instrText xml:space="preserve"> PAGEREF _Toc243674744 \h </w:instrText>
-      </w:r>
-      <w:r>
-        <w:rPr>
-          <w:noProof/>
-        </w:rPr>
-      </w:r>
-      <w:r>
-        <w:rPr>
-          <w:noProof/>
-        </w:rPr>
-        <w:fldChar w:fldCharType="separate"/>
-      </w:r>
-      <w:r>
-        <w:rPr>
-          <w:noProof/>
-          <w:lang w:val="en-US"/>
-        </w:rPr>
-        <w:t>4</w:t>
+          <w:noProof/>
+        </w:rPr>
+        <w:t>5</w:t>
       </w:r>
       <w:r>
         <w:rPr>
@@ -2264,7 +2234,6 @@
           <w:rFonts w:asciiTheme="minorHAnsi" w:eastAsiaTheme="minorEastAsia" w:hAnsiTheme="minorHAnsi" w:cstheme="minorBidi"/>
           <w:noProof/>
           <w:kern w:val="2"/>
-          <w:lang w:val="en-US"/>
           <w14:ligatures w14:val="standardContextual"/>
         </w:rPr>
       </w:pPr>
@@ -2272,7 +2241,6 @@
         <w:rPr>
           <w:rFonts w:ascii="Aptos" w:hAnsi="Aptos"/>
           <w:noProof/>
-          <w:lang w:val="en-US"/>
         </w:rPr>
         <w:t>1.1.</w:t>
       </w:r>
@@ -2281,7 +2249,6 @@
           <w:rFonts w:asciiTheme="minorHAnsi" w:eastAsiaTheme="minorEastAsia" w:hAnsiTheme="minorHAnsi" w:cstheme="minorBidi"/>
           <w:noProof/>
           <w:kern w:val="2"/>
-          <w:lang w:val="en-US"/>
           <w14:ligatures w14:val="standardContextual"/>
         </w:rPr>
         <w:tab/>
@@ -2290,14 +2257,12 @@
         <w:rPr>
           <w:rFonts w:ascii="Aptos" w:hAnsi="Aptos"/>
           <w:noProof/>
-          <w:lang w:val="en-US"/>
         </w:rPr>
         <w:t>Purpose of the system</w:t>
       </w:r>
       <w:r>
         <w:rPr>
           <w:noProof/>
-          <w:lang w:val="en-US"/>
         </w:rPr>
         <w:tab/>
       </w:r>
@@ -2310,9 +2275,8 @@
       <w:r>
         <w:rPr>
           <w:noProof/>
-          <w:lang w:val="en-US"/>
-        </w:rPr>
-        <w:instrText xml:space="preserve"> PAGEREF _Toc243674745 \h </w:instrText>
+        </w:rPr>
+        <w:instrText xml:space="preserve"> PAGEREF _Toc243846647 \h </w:instrText>
       </w:r>
       <w:r>
         <w:rPr>
@@ -2328,9 +2292,8 @@
       <w:r>
         <w:rPr>
           <w:noProof/>
-          <w:lang w:val="en-US"/>
-        </w:rPr>
-        <w:t>4</w:t>
+        </w:rPr>
+        <w:t>5</w:t>
       </w:r>
       <w:r>
         <w:rPr>
@@ -2349,7 +2312,6 @@
           <w:rFonts w:asciiTheme="minorHAnsi" w:eastAsiaTheme="minorEastAsia" w:hAnsiTheme="minorHAnsi" w:cstheme="minorBidi"/>
           <w:noProof/>
           <w:kern w:val="2"/>
-          <w:lang w:val="en-US"/>
           <w14:ligatures w14:val="standardContextual"/>
         </w:rPr>
       </w:pPr>
@@ -2357,7 +2319,6 @@
         <w:rPr>
           <w:rFonts w:asciiTheme="minorHAnsi" w:hAnsiTheme="minorHAnsi"/>
           <w:noProof/>
-          <w:lang w:val="en-US"/>
         </w:rPr>
         <w:t>1.2.</w:t>
       </w:r>
@@ -2366,7 +2327,6 @@
           <w:rFonts w:asciiTheme="minorHAnsi" w:eastAsiaTheme="minorEastAsia" w:hAnsiTheme="minorHAnsi" w:cstheme="minorBidi"/>
           <w:noProof/>
           <w:kern w:val="2"/>
-          <w:lang w:val="en-US"/>
           <w14:ligatures w14:val="standardContextual"/>
         </w:rPr>
         <w:tab/>
@@ -2375,14 +2335,12 @@
         <w:rPr>
           <w:rFonts w:asciiTheme="minorHAnsi" w:hAnsiTheme="minorHAnsi"/>
           <w:noProof/>
-          <w:lang w:val="en-US"/>
         </w:rPr>
         <w:t>Scope of the system</w:t>
       </w:r>
       <w:r>
         <w:rPr>
           <w:noProof/>
-          <w:lang w:val="en-US"/>
         </w:rPr>
         <w:tab/>
       </w:r>
@@ -2395,9 +2353,8 @@
       <w:r>
         <w:rPr>
           <w:noProof/>
-          <w:lang w:val="en-US"/>
-        </w:rPr>
-        <w:instrText xml:space="preserve"> PAGEREF _Toc243674746 \h </w:instrText>
+        </w:rPr>
+        <w:instrText xml:space="preserve"> PAGEREF _Toc243846648 \h </w:instrText>
       </w:r>
       <w:r>
         <w:rPr>
@@ -2413,9 +2370,8 @@
       <w:r>
         <w:rPr>
           <w:noProof/>
-          <w:lang w:val="en-US"/>
-        </w:rPr>
-        <w:t>4</w:t>
+        </w:rPr>
+        <w:t>5</w:t>
       </w:r>
       <w:r>
         <w:rPr>
@@ -2482,7 +2438,7 @@
           <w:noProof/>
           <w:lang w:val="en-US"/>
         </w:rPr>
-        <w:instrText xml:space="preserve"> PAGEREF _Toc243674747 \h </w:instrText>
+        <w:instrText xml:space="preserve"> PAGEREF _Toc243846649 \h </w:instrText>
       </w:r>
       <w:r>
         <w:rPr>
@@ -2500,7 +2456,7 @@
           <w:noProof/>
           <w:lang w:val="en-US"/>
         </w:rPr>
-        <w:t>5</w:t>
+        <w:t>6</w:t>
       </w:r>
       <w:r>
         <w:rPr>
@@ -2567,7 +2523,7 @@
           <w:noProof/>
           <w:lang w:val="en-US"/>
         </w:rPr>
-        <w:instrText xml:space="preserve"> PAGEREF _Toc243674748 \h </w:instrText>
+        <w:instrText xml:space="preserve"> PAGEREF _Toc243846650 \h </w:instrText>
       </w:r>
       <w:r>
         <w:rPr>
@@ -2585,7 +2541,7 @@
           <w:noProof/>
           <w:lang w:val="en-US"/>
         </w:rPr>
-        <w:t>5</w:t>
+        <w:t>7</w:t>
       </w:r>
       <w:r>
         <w:rPr>
@@ -2652,7 +2608,7 @@
           <w:noProof/>
           <w:lang w:val="en-US"/>
         </w:rPr>
-        <w:instrText xml:space="preserve"> PAGEREF _Toc243674749 \h </w:instrText>
+        <w:instrText xml:space="preserve"> PAGEREF _Toc243846651 \h </w:instrText>
       </w:r>
       <w:r>
         <w:rPr>
@@ -2670,7 +2626,7 @@
           <w:noProof/>
           <w:lang w:val="en-US"/>
         </w:rPr>
-        <w:t>5</w:t>
+        <w:t>8</w:t>
       </w:r>
       <w:r>
         <w:rPr>
@@ -2737,7 +2693,7 @@
           <w:noProof/>
           <w:lang w:val="en-US"/>
         </w:rPr>
-        <w:instrText xml:space="preserve"> PAGEREF _Toc243674750 \h </w:instrText>
+        <w:instrText xml:space="preserve"> PAGEREF _Toc243846652 \h </w:instrText>
       </w:r>
       <w:r>
         <w:rPr>
@@ -2755,7 +2711,7 @@
           <w:noProof/>
           <w:lang w:val="en-US"/>
         </w:rPr>
-        <w:t>5</w:t>
+        <w:t>8</w:t>
       </w:r>
       <w:r>
         <w:rPr>
@@ -2822,7 +2778,7 @@
           <w:noProof/>
           <w:lang w:val="en-US"/>
         </w:rPr>
-        <w:instrText xml:space="preserve"> PAGEREF _Toc243674751 \h </w:instrText>
+        <w:instrText xml:space="preserve"> PAGEREF _Toc243846653 \h </w:instrText>
       </w:r>
       <w:r>
         <w:rPr>
@@ -2840,7 +2796,7 @@
           <w:noProof/>
           <w:lang w:val="en-US"/>
         </w:rPr>
-        <w:t>5</w:t>
+        <w:t>8</w:t>
       </w:r>
       <w:r>
         <w:rPr>
@@ -2907,7 +2863,7 @@
           <w:noProof/>
           <w:lang w:val="en-US"/>
         </w:rPr>
-        <w:instrText xml:space="preserve"> PAGEREF _Toc243674752 \h </w:instrText>
+        <w:instrText xml:space="preserve"> PAGEREF _Toc243846654 \h </w:instrText>
       </w:r>
       <w:r>
         <w:rPr>
@@ -2925,7 +2881,7 @@
           <w:noProof/>
           <w:lang w:val="en-US"/>
         </w:rPr>
-        <w:t>5</w:t>
+        <w:t>9</w:t>
       </w:r>
       <w:r>
         <w:rPr>
@@ -2992,7 +2948,7 @@
           <w:noProof/>
           <w:lang w:val="en-US"/>
         </w:rPr>
-        <w:instrText xml:space="preserve"> PAGEREF _Toc243674753 \h </w:instrText>
+        <w:instrText xml:space="preserve"> PAGEREF _Toc243846655 \h </w:instrText>
       </w:r>
       <w:r>
         <w:rPr>
@@ -3010,7 +2966,7 @@
           <w:noProof/>
           <w:lang w:val="en-US"/>
         </w:rPr>
-        <w:t>5</w:t>
+        <w:t>9</w:t>
       </w:r>
       <w:r>
         <w:rPr>
@@ -3077,7 +3033,7 @@
           <w:noProof/>
           <w:lang w:val="en-US"/>
         </w:rPr>
-        <w:instrText xml:space="preserve"> PAGEREF _Toc243674754 \h </w:instrText>
+        <w:instrText xml:space="preserve"> PAGEREF _Toc243846656 \h </w:instrText>
       </w:r>
       <w:r>
         <w:rPr>
@@ -3095,7 +3051,7 @@
           <w:noProof/>
           <w:lang w:val="en-US"/>
         </w:rPr>
-        <w:t>5</w:t>
+        <w:t>10</w:t>
       </w:r>
       <w:r>
         <w:rPr>
@@ -3162,7 +3118,7 @@
           <w:noProof/>
           <w:lang w:val="en-US"/>
         </w:rPr>
-        <w:instrText xml:space="preserve"> PAGEREF _Toc243674755 \h </w:instrText>
+        <w:instrText xml:space="preserve"> PAGEREF _Toc243846657 \h </w:instrText>
       </w:r>
       <w:r>
         <w:rPr>
@@ -3180,7 +3136,7 @@
           <w:noProof/>
           <w:lang w:val="en-US"/>
         </w:rPr>
-        <w:t>5</w:t>
+        <w:t>11</w:t>
       </w:r>
       <w:r>
         <w:rPr>
@@ -3226,7 +3182,7 @@
           <w:noProof/>
           <w:lang w:val="en-US"/>
         </w:rPr>
-        <w:instrText xml:space="preserve"> PAGEREF _Toc243674756 \h </w:instrText>
+        <w:instrText xml:space="preserve"> PAGEREF _Toc243846658 \h </w:instrText>
       </w:r>
       <w:r>
         <w:rPr>
@@ -3244,7 +3200,7 @@
           <w:noProof/>
           <w:lang w:val="en-US"/>
         </w:rPr>
-        <w:t>5</w:t>
+        <w:t>11</w:t>
       </w:r>
       <w:r>
         <w:rPr>
@@ -3270,7 +3226,7 @@
           <w:noProof/>
           <w:lang w:val="en-US"/>
         </w:rPr>
-        <w:t>3.3.2. Supportability</w:t>
+        <w:t>3.3.2. Reliability</w:t>
       </w:r>
       <w:r>
         <w:rPr>
@@ -3290,7 +3246,7 @@
           <w:noProof/>
           <w:lang w:val="en-US"/>
         </w:rPr>
-        <w:instrText xml:space="preserve"> PAGEREF _Toc243674757 \h </w:instrText>
+        <w:instrText xml:space="preserve"> PAGEREF _Toc243846659 \h </w:instrText>
       </w:r>
       <w:r>
         <w:rPr>
@@ -3308,7 +3264,7 @@
           <w:noProof/>
           <w:lang w:val="en-US"/>
         </w:rPr>
-        <w:t>5</w:t>
+        <w:t>12</w:t>
       </w:r>
       <w:r>
         <w:rPr>
@@ -3334,7 +3290,7 @@
           <w:noProof/>
           <w:lang w:val="en-US"/>
         </w:rPr>
-        <w:t>3.3.3. Interfaccia</w:t>
+        <w:t>3.3.3. Performance</w:t>
       </w:r>
       <w:r>
         <w:rPr>
@@ -3354,7 +3310,7 @@
           <w:noProof/>
           <w:lang w:val="en-US"/>
         </w:rPr>
-        <w:instrText xml:space="preserve"> PAGEREF _Toc243674758 \h </w:instrText>
+        <w:instrText xml:space="preserve"> PAGEREF _Toc243846660 \h </w:instrText>
       </w:r>
       <w:r>
         <w:rPr>
@@ -3372,7 +3328,7 @@
           <w:noProof/>
           <w:lang w:val="en-US"/>
         </w:rPr>
-        <w:t>5</w:t>
+        <w:t>12</w:t>
       </w:r>
       <w:r>
         <w:rPr>
@@ -3398,7 +3354,7 @@
           <w:noProof/>
           <w:lang w:val="en-US"/>
         </w:rPr>
-        <w:t>3.3.4. Legal</w:t>
+        <w:t>3.3.4. Supportability</w:t>
       </w:r>
       <w:r>
         <w:rPr>
@@ -3418,7 +3374,7 @@
           <w:noProof/>
           <w:lang w:val="en-US"/>
         </w:rPr>
-        <w:instrText xml:space="preserve"> PAGEREF _Toc243674759 \h </w:instrText>
+        <w:instrText xml:space="preserve"> PAGEREF _Toc243846661 \h </w:instrText>
       </w:r>
       <w:r>
         <w:rPr>
@@ -3436,7 +3392,263 @@
           <w:noProof/>
           <w:lang w:val="en-US"/>
         </w:rPr>
-        <w:t>6</w:t>
+        <w:t>12</w:t>
+      </w:r>
+      <w:r>
+        <w:rPr>
+          <w:noProof/>
+        </w:rPr>
+        <w:fldChar w:fldCharType="end"/>
+      </w:r>
+    </w:p>
+    <w:p>
+      <w:pPr>
+        <w:pStyle w:val="TOC3"/>
+        <w:rPr>
+          <w:rFonts w:asciiTheme="minorHAnsi" w:eastAsiaTheme="minorEastAsia" w:hAnsiTheme="minorHAnsi" w:cstheme="minorBidi"/>
+          <w:noProof/>
+          <w:kern w:val="2"/>
+          <w:lang w:val="en-US"/>
+          <w14:ligatures w14:val="standardContextual"/>
+        </w:rPr>
+      </w:pPr>
+      <w:r>
+        <w:rPr>
+          <w:rFonts w:asciiTheme="minorHAnsi" w:hAnsiTheme="minorHAnsi"/>
+          <w:noProof/>
+          <w:lang w:val="en-US"/>
+        </w:rPr>
+        <w:t>3.3.5. Implementation</w:t>
+      </w:r>
+      <w:r>
+        <w:rPr>
+          <w:noProof/>
+          <w:lang w:val="en-US"/>
+        </w:rPr>
+        <w:tab/>
+      </w:r>
+      <w:r>
+        <w:rPr>
+          <w:noProof/>
+        </w:rPr>
+        <w:fldChar w:fldCharType="begin"/>
+      </w:r>
+      <w:r>
+        <w:rPr>
+          <w:noProof/>
+          <w:lang w:val="en-US"/>
+        </w:rPr>
+        <w:instrText xml:space="preserve"> PAGEREF _Toc243846662 \h </w:instrText>
+      </w:r>
+      <w:r>
+        <w:rPr>
+          <w:noProof/>
+        </w:rPr>
+      </w:r>
+      <w:r>
+        <w:rPr>
+          <w:noProof/>
+        </w:rPr>
+        <w:fldChar w:fldCharType="separate"/>
+      </w:r>
+      <w:r>
+        <w:rPr>
+          <w:noProof/>
+          <w:lang w:val="en-US"/>
+        </w:rPr>
+        <w:t>12</w:t>
+      </w:r>
+      <w:r>
+        <w:rPr>
+          <w:noProof/>
+        </w:rPr>
+        <w:fldChar w:fldCharType="end"/>
+      </w:r>
+    </w:p>
+    <w:p>
+      <w:pPr>
+        <w:pStyle w:val="TOC3"/>
+        <w:rPr>
+          <w:rFonts w:asciiTheme="minorHAnsi" w:eastAsiaTheme="minorEastAsia" w:hAnsiTheme="minorHAnsi" w:cstheme="minorBidi"/>
+          <w:noProof/>
+          <w:kern w:val="2"/>
+          <w:lang w:val="en-US"/>
+          <w14:ligatures w14:val="standardContextual"/>
+        </w:rPr>
+      </w:pPr>
+      <w:r>
+        <w:rPr>
+          <w:rFonts w:asciiTheme="minorHAnsi" w:hAnsiTheme="minorHAnsi"/>
+          <w:noProof/>
+          <w:lang w:val="en-US"/>
+        </w:rPr>
+        <w:t>3.3.6. Interface</w:t>
+      </w:r>
+      <w:r>
+        <w:rPr>
+          <w:noProof/>
+          <w:lang w:val="en-US"/>
+        </w:rPr>
+        <w:tab/>
+      </w:r>
+      <w:r>
+        <w:rPr>
+          <w:noProof/>
+        </w:rPr>
+        <w:fldChar w:fldCharType="begin"/>
+      </w:r>
+      <w:r>
+        <w:rPr>
+          <w:noProof/>
+          <w:lang w:val="en-US"/>
+        </w:rPr>
+        <w:instrText xml:space="preserve"> PAGEREF _Toc243846663 \h </w:instrText>
+      </w:r>
+      <w:r>
+        <w:rPr>
+          <w:noProof/>
+        </w:rPr>
+      </w:r>
+      <w:r>
+        <w:rPr>
+          <w:noProof/>
+        </w:rPr>
+        <w:fldChar w:fldCharType="separate"/>
+      </w:r>
+      <w:r>
+        <w:rPr>
+          <w:noProof/>
+          <w:lang w:val="en-US"/>
+        </w:rPr>
+        <w:t>12</w:t>
+      </w:r>
+      <w:r>
+        <w:rPr>
+          <w:noProof/>
+        </w:rPr>
+        <w:fldChar w:fldCharType="end"/>
+      </w:r>
+    </w:p>
+    <w:p>
+      <w:pPr>
+        <w:pStyle w:val="TOC3"/>
+        <w:rPr>
+          <w:rFonts w:asciiTheme="minorHAnsi" w:eastAsiaTheme="minorEastAsia" w:hAnsiTheme="minorHAnsi" w:cstheme="minorBidi"/>
+          <w:noProof/>
+          <w:kern w:val="2"/>
+          <w:lang w:val="en-US"/>
+          <w14:ligatures w14:val="standardContextual"/>
+        </w:rPr>
+      </w:pPr>
+      <w:r>
+        <w:rPr>
+          <w:rFonts w:asciiTheme="minorHAnsi" w:hAnsiTheme="minorHAnsi"/>
+          <w:noProof/>
+          <w:lang w:val="en-US"/>
+        </w:rPr>
+        <w:t>3.3.7. Packaging</w:t>
+      </w:r>
+      <w:r>
+        <w:rPr>
+          <w:noProof/>
+          <w:lang w:val="en-US"/>
+        </w:rPr>
+        <w:tab/>
+      </w:r>
+      <w:r>
+        <w:rPr>
+          <w:noProof/>
+        </w:rPr>
+        <w:fldChar w:fldCharType="begin"/>
+      </w:r>
+      <w:r>
+        <w:rPr>
+          <w:noProof/>
+          <w:lang w:val="en-US"/>
+        </w:rPr>
+        <w:instrText xml:space="preserve"> PAGEREF _Toc243846664 \h </w:instrText>
+      </w:r>
+      <w:r>
+        <w:rPr>
+          <w:noProof/>
+        </w:rPr>
+      </w:r>
+      <w:r>
+        <w:rPr>
+          <w:noProof/>
+        </w:rPr>
+        <w:fldChar w:fldCharType="separate"/>
+      </w:r>
+      <w:r>
+        <w:rPr>
+          <w:noProof/>
+          <w:lang w:val="en-US"/>
+        </w:rPr>
+        <w:t>12</w:t>
+      </w:r>
+      <w:r>
+        <w:rPr>
+          <w:noProof/>
+        </w:rPr>
+        <w:fldChar w:fldCharType="end"/>
+      </w:r>
+    </w:p>
+    <w:p>
+      <w:pPr>
+        <w:pStyle w:val="TOC3"/>
+        <w:rPr>
+          <w:rFonts w:asciiTheme="minorHAnsi" w:eastAsiaTheme="minorEastAsia" w:hAnsiTheme="minorHAnsi" w:cstheme="minorBidi"/>
+          <w:noProof/>
+          <w:kern w:val="2"/>
+          <w:lang w:val="en-US"/>
+          <w14:ligatures w14:val="standardContextual"/>
+        </w:rPr>
+      </w:pPr>
+      <w:r>
+        <w:rPr>
+          <w:rFonts w:asciiTheme="minorHAnsi" w:hAnsiTheme="minorHAnsi"/>
+          <w:noProof/>
+          <w:lang w:val="en-US"/>
+        </w:rPr>
+        <w:t>3.3.8. Legal</w:t>
+      </w:r>
+      <w:r>
+        <w:rPr>
+          <w:noProof/>
+          <w:lang w:val="en-US"/>
+        </w:rPr>
+        <w:tab/>
+      </w:r>
+      <w:r>
+        <w:rPr>
+          <w:noProof/>
+        </w:rPr>
+        <w:fldChar w:fldCharType="begin"/>
+      </w:r>
+      <w:r>
+        <w:rPr>
+          <w:noProof/>
+          <w:lang w:val="en-US"/>
+        </w:rPr>
+        <w:instrText xml:space="preserve"> PAGEREF _Toc243846665 \h </w:instrText>
+      </w:r>
+      <w:r>
+        <w:rPr>
+          <w:noProof/>
+        </w:rPr>
+      </w:r>
+      <w:r>
+        <w:rPr>
+          <w:noProof/>
+        </w:rPr>
+        <w:fldChar w:fldCharType="separate"/>
+      </w:r>
+      <w:r>
+        <w:rPr>
+          <w:noProof/>
+          <w:lang w:val="en-US"/>
+        </w:rPr>
+        <w:t>13</w:t>
       </w:r>
       <w:r>
         <w:rPr>
@@ -3503,7 +3715,7 @@
           <w:noProof/>
           <w:lang w:val="en-US"/>
         </w:rPr>
-        <w:instrText xml:space="preserve"> PAGEREF _Toc243674760 \h </w:instrText>
+        <w:instrText xml:space="preserve"> PAGEREF _Toc243846666 \h </w:instrText>
       </w:r>
       <w:r>
         <w:rPr>
@@ -3521,7 +3733,7 @@
           <w:noProof/>
           <w:lang w:val="en-US"/>
         </w:rPr>
-        <w:t>6</w:t>
+        <w:t>13</w:t>
       </w:r>
       <w:r>
         <w:rPr>
@@ -3567,7 +3779,7 @@
           <w:noProof/>
           <w:lang w:val="en-US"/>
         </w:rPr>
-        <w:instrText xml:space="preserve"> PAGEREF _Toc243674761 \h </w:instrText>
+        <w:instrText xml:space="preserve"> PAGEREF _Toc243846667 \h </w:instrText>
       </w:r>
       <w:r>
         <w:rPr>
@@ -3585,7 +3797,7 @@
           <w:noProof/>
           <w:lang w:val="en-US"/>
         </w:rPr>
-        <w:t>6</w:t>
+        <w:t>13</w:t>
       </w:r>
       <w:r>
         <w:rPr>
@@ -3631,7 +3843,7 @@
           <w:noProof/>
           <w:lang w:val="en-US"/>
         </w:rPr>
-        <w:instrText xml:space="preserve"> PAGEREF _Toc243674762 \h </w:instrText>
+        <w:instrText xml:space="preserve"> PAGEREF _Toc243846668 \h </w:instrText>
       </w:r>
       <w:r>
         <w:rPr>
@@ -3649,7 +3861,7 @@
           <w:noProof/>
           <w:lang w:val="en-US"/>
         </w:rPr>
-        <w:t>6</w:t>
+        <w:t>17</w:t>
       </w:r>
       <w:r>
         <w:rPr>
@@ -3695,7 +3907,7 @@
           <w:noProof/>
           <w:lang w:val="en-US"/>
         </w:rPr>
-        <w:instrText xml:space="preserve"> PAGEREF _Toc243674763 \h </w:instrText>
+        <w:instrText xml:space="preserve"> PAGEREF _Toc243846669 \h </w:instrText>
       </w:r>
       <w:r>
         <w:rPr>
@@ -3713,7 +3925,7 @@
           <w:noProof/>
           <w:lang w:val="en-US"/>
         </w:rPr>
-        <w:t>6</w:t>
+        <w:t>17</w:t>
       </w:r>
       <w:r>
         <w:rPr>
@@ -3739,7 +3951,7 @@
           <w:noProof/>
           <w:lang w:val="en-US"/>
         </w:rPr>
-        <w:t>3.4.4. User interface (Navigational paths and mock-ups)</w:t>
+        <w:t>3.4.4. Dynamic model</w:t>
       </w:r>
       <w:r>
         <w:rPr>
@@ -3759,7 +3971,7 @@
           <w:noProof/>
           <w:lang w:val="en-US"/>
         </w:rPr>
-        <w:instrText xml:space="preserve"> PAGEREF _Toc243674764 \h </w:instrText>
+        <w:instrText xml:space="preserve"> PAGEREF _Toc243846670 \h </w:instrText>
       </w:r>
       <w:r>
         <w:rPr>
@@ -3777,7 +3989,71 @@
           <w:noProof/>
           <w:lang w:val="en-US"/>
         </w:rPr>
-        <w:t>6</w:t>
+        <w:t>17</w:t>
+      </w:r>
+      <w:r>
+        <w:rPr>
+          <w:noProof/>
+        </w:rPr>
+        <w:fldChar w:fldCharType="end"/>
+      </w:r>
+    </w:p>
+    <w:p>
+      <w:pPr>
+        <w:pStyle w:val="TOC3"/>
+        <w:rPr>
+          <w:rFonts w:asciiTheme="minorHAnsi" w:eastAsiaTheme="minorEastAsia" w:hAnsiTheme="minorHAnsi" w:cstheme="minorBidi"/>
+          <w:noProof/>
+          <w:kern w:val="2"/>
+          <w:lang w:val="en-US"/>
+          <w14:ligatures w14:val="standardContextual"/>
+        </w:rPr>
+      </w:pPr>
+      <w:r>
+        <w:rPr>
+          <w:rFonts w:asciiTheme="minorHAnsi" w:hAnsiTheme="minorHAnsi"/>
+          <w:noProof/>
+          <w:lang w:val="en-US"/>
+        </w:rPr>
+        <w:t>3.4.5. User interface (Navigational paths and mock-ups)</w:t>
+      </w:r>
+      <w:r>
+        <w:rPr>
+          <w:noProof/>
+          <w:lang w:val="en-US"/>
+        </w:rPr>
+        <w:tab/>
+      </w:r>
+      <w:r>
+        <w:rPr>
+          <w:noProof/>
+        </w:rPr>
+        <w:fldChar w:fldCharType="begin"/>
+      </w:r>
+      <w:r>
+        <w:rPr>
+          <w:noProof/>
+          <w:lang w:val="en-US"/>
+        </w:rPr>
+        <w:instrText xml:space="preserve"> PAGEREF _Toc243846671 \h </w:instrText>
+      </w:r>
+      <w:r>
+        <w:rPr>
+          <w:noProof/>
+        </w:rPr>
+      </w:r>
+      <w:r>
+        <w:rPr>
+          <w:noProof/>
+        </w:rPr>
+        <w:fldChar w:fldCharType="separate"/>
+      </w:r>
+      <w:r>
+        <w:rPr>
+          <w:noProof/>
+          <w:lang w:val="en-US"/>
+        </w:rPr>
+        <w:t>17</w:t>
       </w:r>
       <w:r>
         <w:rPr>
@@ -3838,7 +4114,7 @@
         <w:rPr>
           <w:noProof/>
         </w:rPr>
-        <w:instrText xml:space="preserve"> PAGEREF _Toc243674765 \h </w:instrText>
+        <w:instrText xml:space="preserve"> PAGEREF _Toc243846672 \h </w:instrText>
       </w:r>
       <w:r>
         <w:rPr>
@@ -3855,7 +4131,7 @@
         <w:rPr>
           <w:noProof/>
         </w:rPr>
-        <w:t>6</w:t>
+        <w:t>17</w:t>
       </w:r>
       <w:r>
         <w:rPr>
@@ -3909,7 +4185,7 @@
           <w:rFonts w:asciiTheme="minorHAnsi" w:hAnsiTheme="minorHAnsi"/>
         </w:rPr>
       </w:pPr>
-      <w:bookmarkStart w:id="0" w:name="_Toc243674744"/>
+      <w:bookmarkStart w:id="0" w:name="_Toc243846646"/>
       <w:r>
         <w:rPr>
           <w:rFonts w:asciiTheme="minorHAnsi" w:hAnsiTheme="minorHAnsi"/>
@@ -3930,7 +4206,7 @@
           <w:iCs w:val="0"/>
         </w:rPr>
       </w:pPr>
-      <w:bookmarkStart w:id="1" w:name="_Toc243674745"/>
+      <w:bookmarkStart w:id="1" w:name="_Toc243846647"/>
       <w:r>
         <w:rPr>
           <w:rFonts w:ascii="Aptos" w:hAnsi="Aptos"/>
@@ -4054,7 +4330,7 @@
           <w:iCs w:val="0"/>
         </w:rPr>
       </w:pPr>
-      <w:bookmarkStart w:id="2" w:name="_Toc243674746"/>
+      <w:bookmarkStart w:id="2" w:name="_Toc243846648"/>
       <w:r>
         <w:rPr>
           <w:rFonts w:asciiTheme="minorHAnsi" w:hAnsiTheme="minorHAnsi"/>
@@ -4353,7 +4629,35 @@
         <w:rPr>
           <w:rFonts w:asciiTheme="minorHAnsi" w:hAnsiTheme="minorHAnsi"/>
         </w:rPr>
-        <w:t>Annullamento delle proprie prenotazioni.</w:t>
+        <w:t>Annullamento delle proprie prenotazioni</w:t>
+      </w:r>
+      <w:r>
+        <w:rPr>
+          <w:rFonts w:asciiTheme="minorHAnsi" w:hAnsiTheme="minorHAnsi"/>
+        </w:rPr>
+        <w:t>;</w:t>
+      </w:r>
+    </w:p>
+    <w:p>
+      <w:pPr>
+        <w:pStyle w:val="ListParagraph"/>
+        <w:numPr>
+          <w:ilvl w:val="1"/>
+          <w:numId w:val="8"/>
+        </w:numPr>
+        <w:spacing w:line="276" w:lineRule="auto"/>
+        <w:jc w:val="both"/>
+        <w:rPr>
+          <w:rFonts w:asciiTheme="minorHAnsi" w:hAnsiTheme="minorHAnsi"/>
+          <w:b/>
+          <w:bCs/>
+        </w:rPr>
+      </w:pPr>
+      <w:r>
+        <w:rPr>
+          <w:rFonts w:asciiTheme="minorHAnsi" w:hAnsiTheme="minorHAnsi"/>
+        </w:rPr>
+        <w:t>Cancellazione automatica delle prenotazioni scadute.</w:t>
       </w:r>
     </w:p>
     <w:p>
@@ -4635,6 +4939,7 @@
         <w:rPr>
           <w:rFonts w:asciiTheme="minorHAnsi" w:hAnsiTheme="minorHAnsi"/>
         </w:rPr>
+        <w:lastRenderedPageBreak/>
         <w:t>Ricerca di un lettore</w:t>
       </w:r>
       <w:r>
@@ -4713,25 +5018,7 @@
         <w:rPr>
           <w:rFonts w:asciiTheme="minorHAnsi" w:hAnsiTheme="minorHAnsi"/>
         </w:rPr>
-        <w:t>Registrazione di una sospensione</w:t>
-      </w:r>
-      <w:r>
-        <w:rPr>
-          <w:rFonts w:asciiTheme="minorHAnsi" w:hAnsiTheme="minorHAnsi"/>
-        </w:rPr>
-        <w:t>, che impedisce nuove prenotazioni e rpestiti e annulla le prenotazioni del lettore</w:t>
-      </w:r>
-      <w:r>
-        <w:rPr>
-          <w:rFonts w:asciiTheme="minorHAnsi" w:hAnsiTheme="minorHAnsi"/>
-        </w:rPr>
-        <w:t xml:space="preserve"> registrato</w:t>
-      </w:r>
-      <w:r>
-        <w:rPr>
-          <w:rFonts w:asciiTheme="minorHAnsi" w:hAnsiTheme="minorHAnsi"/>
-        </w:rPr>
-        <w:t>;</w:t>
+        <w:t>Reset della password dell’account di un lettore;</w:t>
       </w:r>
     </w:p>
     <w:p>
@@ -4753,6 +5040,58 @@
         <w:rPr>
           <w:rFonts w:asciiTheme="minorHAnsi" w:hAnsiTheme="minorHAnsi"/>
         </w:rPr>
+        <w:t>Registrazione di una sospensione</w:t>
+      </w:r>
+      <w:r>
+        <w:rPr>
+          <w:rFonts w:asciiTheme="minorHAnsi" w:hAnsiTheme="minorHAnsi"/>
+        </w:rPr>
+        <w:t xml:space="preserve">, che impedisce nuove prenotazioni e </w:t>
+      </w:r>
+      <w:r>
+        <w:rPr>
+          <w:rFonts w:asciiTheme="minorHAnsi" w:hAnsiTheme="minorHAnsi"/>
+        </w:rPr>
+        <w:t>pr</w:t>
+      </w:r>
+      <w:r>
+        <w:rPr>
+          <w:rFonts w:asciiTheme="minorHAnsi" w:hAnsiTheme="minorHAnsi"/>
+        </w:rPr>
+        <w:t>estiti e annulla le prenotazioni del lettore</w:t>
+      </w:r>
+      <w:r>
+        <w:rPr>
+          <w:rFonts w:asciiTheme="minorHAnsi" w:hAnsiTheme="minorHAnsi"/>
+        </w:rPr>
+        <w:t xml:space="preserve"> registrato</w:t>
+      </w:r>
+      <w:r>
+        <w:rPr>
+          <w:rFonts w:asciiTheme="minorHAnsi" w:hAnsiTheme="minorHAnsi"/>
+        </w:rPr>
+        <w:t>;</w:t>
+      </w:r>
+    </w:p>
+    <w:p>
+      <w:pPr>
+        <w:pStyle w:val="ListParagraph"/>
+        <w:numPr>
+          <w:ilvl w:val="1"/>
+          <w:numId w:val="8"/>
+        </w:numPr>
+        <w:spacing w:line="276" w:lineRule="auto"/>
+        <w:jc w:val="both"/>
+        <w:rPr>
+          <w:rFonts w:asciiTheme="minorHAnsi" w:hAnsiTheme="minorHAnsi"/>
+          <w:b/>
+          <w:bCs/>
+        </w:rPr>
+      </w:pPr>
+      <w:r>
+        <w:rPr>
+          <w:rFonts w:asciiTheme="minorHAnsi" w:hAnsiTheme="minorHAnsi"/>
+        </w:rPr>
         <w:t xml:space="preserve">Annullamento </w:t>
       </w:r>
       <w:r>
@@ -4780,7 +5119,7 @@
           <w:lang w:val="en-US"/>
         </w:rPr>
       </w:pPr>
-      <w:bookmarkStart w:id="3" w:name="_Toc243674747"/>
+      <w:bookmarkStart w:id="3" w:name="_Toc243846649"/>
       <w:r>
         <w:rPr>
           <w:rFonts w:asciiTheme="minorHAnsi" w:hAnsiTheme="minorHAnsi"/>
@@ -5389,6 +5728,7 @@
         <w:rPr>
           <w:rFonts w:asciiTheme="minorHAnsi" w:hAnsiTheme="minorHAnsi"/>
         </w:rPr>
+        <w:lastRenderedPageBreak/>
         <w:t>Nessuna password è memorizzata in chiaro.</w:t>
       </w:r>
     </w:p>
@@ -5411,7 +5751,7 @@
           <w:iCs w:val="0"/>
         </w:rPr>
       </w:pPr>
-      <w:bookmarkStart w:id="4" w:name="_Toc243674748"/>
+      <w:bookmarkStart w:id="4" w:name="_Toc243846650"/>
       <w:r>
         <w:rPr>
           <w:rFonts w:asciiTheme="minorHAnsi" w:hAnsiTheme="minorHAnsi"/>
@@ -5422,6 +5762,764 @@
       </w:r>
       <w:bookmarkEnd w:id="4"/>
     </w:p>
+    <w:tbl>
+      <w:tblPr>
+        <w:tblStyle w:val="GridTable4"/>
+        <w:tblW w:w="9907" w:type="dxa"/>
+        <w:tblLook w:val="04A0" w:firstRow="1" w:lastRow="0" w:firstColumn="1" w:lastColumn="0" w:noHBand="0" w:noVBand="1"/>
+      </w:tblPr>
+      <w:tblGrid>
+        <w:gridCol w:w="3124"/>
+        <w:gridCol w:w="6783"/>
+      </w:tblGrid>
+      <w:tr>
+        <w:trPr>
+          <w:cnfStyle w:val="100000000000" w:firstRow="1" w:lastRow="0" w:firstColumn="0" w:lastColumn="0" w:oddVBand="0" w:evenVBand="0" w:oddHBand="0" w:evenHBand="0" w:firstRowFirstColumn="0" w:firstRowLastColumn="0" w:lastRowFirstColumn="0" w:lastRowLastColumn="0"/>
+          <w:trHeight w:val="293"/>
+        </w:trPr>
+        <w:tc>
+          <w:tcPr>
+            <w:cnfStyle w:val="001000000000" w:firstRow="0" w:lastRow="0" w:firstColumn="1" w:lastColumn="0" w:oddVBand="0" w:evenVBand="0" w:oddHBand="0" w:evenHBand="0" w:firstRowFirstColumn="0" w:firstRowLastColumn="0" w:lastRowFirstColumn="0" w:lastRowLastColumn="0"/>
+            <w:tcW w:w="3124" w:type="dxa"/>
+          </w:tcPr>
+          <w:p>
+            <w:pPr>
+              <w:jc w:val="center"/>
+              <w:rPr>
+                <w:rFonts w:asciiTheme="minorHAnsi" w:hAnsiTheme="minorHAnsi"/>
+              </w:rPr>
+            </w:pPr>
+            <w:r>
+              <w:rPr>
+                <w:rFonts w:asciiTheme="minorHAnsi" w:hAnsiTheme="minorHAnsi"/>
+              </w:rPr>
+              <w:t>Nome</w:t>
+            </w:r>
+          </w:p>
+        </w:tc>
+        <w:tc>
+          <w:tcPr>
+            <w:tcW w:w="6783" w:type="dxa"/>
+          </w:tcPr>
+          <w:p>
+            <w:pPr>
+              <w:jc w:val="center"/>
+              <w:cnfStyle w:val="100000000000" w:firstRow="1" w:lastRow="0" w:firstColumn="0" w:lastColumn="0" w:oddVBand="0" w:evenVBand="0" w:oddHBand="0" w:evenHBand="0" w:firstRowFirstColumn="0" w:firstRowLastColumn="0" w:lastRowFirstColumn="0" w:lastRowLastColumn="0"/>
+              <w:rPr>
+                <w:rFonts w:asciiTheme="minorHAnsi" w:hAnsiTheme="minorHAnsi"/>
+              </w:rPr>
+            </w:pPr>
+            <w:r>
+              <w:rPr>
+                <w:rFonts w:asciiTheme="minorHAnsi" w:hAnsiTheme="minorHAnsi"/>
+              </w:rPr>
+              <w:t>Descrizione</w:t>
+            </w:r>
+          </w:p>
+        </w:tc>
+      </w:tr>
+      <w:tr>
+        <w:trPr>
+          <w:cnfStyle w:val="000000100000" w:firstRow="0" w:lastRow="0" w:firstColumn="0" w:lastColumn="0" w:oddVBand="0" w:evenVBand="0" w:oddHBand="1" w:evenHBand="0" w:firstRowFirstColumn="0" w:firstRowLastColumn="0" w:lastRowFirstColumn="0" w:lastRowLastColumn="0"/>
+          <w:trHeight w:val="293"/>
+        </w:trPr>
+        <w:tc>
+          <w:tcPr>
+            <w:cnfStyle w:val="001000000000" w:firstRow="0" w:lastRow="0" w:firstColumn="1" w:lastColumn="0" w:oddVBand="0" w:evenVBand="0" w:oddHBand="0" w:evenHBand="0" w:firstRowFirstColumn="0" w:firstRowLastColumn="0" w:lastRowFirstColumn="0" w:lastRowLastColumn="0"/>
+            <w:tcW w:w="3124" w:type="dxa"/>
+          </w:tcPr>
+          <w:p>
+            <w:pPr>
+              <w:jc w:val="center"/>
+              <w:rPr>
+                <w:rFonts w:asciiTheme="minorHAnsi" w:hAnsiTheme="minorHAnsi"/>
+              </w:rPr>
+            </w:pPr>
+            <w:r>
+              <w:rPr>
+                <w:rFonts w:asciiTheme="minorHAnsi" w:hAnsiTheme="minorHAnsi"/>
+              </w:rPr>
+              <w:t>Funzione di hash</w:t>
+            </w:r>
+          </w:p>
+        </w:tc>
+        <w:tc>
+          <w:tcPr>
+            <w:tcW w:w="6783" w:type="dxa"/>
+          </w:tcPr>
+          <w:p>
+            <w:pPr>
+              <w:jc w:val="both"/>
+              <w:cnfStyle w:val="000000100000" w:firstRow="0" w:lastRow="0" w:firstColumn="0" w:lastColumn="0" w:oddVBand="0" w:evenVBand="0" w:oddHBand="1" w:evenHBand="0" w:firstRowFirstColumn="0" w:firstRowLastColumn="0" w:lastRowFirstColumn="0" w:lastRowLastColumn="0"/>
+              <w:rPr>
+                <w:rFonts w:asciiTheme="minorHAnsi" w:hAnsiTheme="minorHAnsi"/>
+              </w:rPr>
+            </w:pPr>
+            <w:r>
+              <w:rPr>
+                <w:rFonts w:asciiTheme="minorHAnsi" w:hAnsiTheme="minorHAnsi"/>
+              </w:rPr>
+              <w:t>Algoritmo matematico che trasforma un insieme di dati di qualsiasi dimensione in una stringa di caratteri di lunghezza fissa.</w:t>
+            </w:r>
+          </w:p>
+        </w:tc>
+      </w:tr>
+      <w:tr>
+        <w:trPr>
+          <w:trHeight w:val="293"/>
+        </w:trPr>
+        <w:tc>
+          <w:tcPr>
+            <w:cnfStyle w:val="001000000000" w:firstRow="0" w:lastRow="0" w:firstColumn="1" w:lastColumn="0" w:oddVBand="0" w:evenVBand="0" w:oddHBand="0" w:evenHBand="0" w:firstRowFirstColumn="0" w:firstRowLastColumn="0" w:lastRowFirstColumn="0" w:lastRowLastColumn="0"/>
+            <w:tcW w:w="3124" w:type="dxa"/>
+          </w:tcPr>
+          <w:p>
+            <w:pPr>
+              <w:jc w:val="center"/>
+              <w:rPr>
+                <w:rFonts w:asciiTheme="minorHAnsi" w:hAnsiTheme="minorHAnsi"/>
+              </w:rPr>
+            </w:pPr>
+            <w:r>
+              <w:rPr>
+                <w:rFonts w:asciiTheme="minorHAnsi" w:hAnsiTheme="minorHAnsi"/>
+              </w:rPr>
+              <w:t>Interfaccia Responsive</w:t>
+            </w:r>
+          </w:p>
+        </w:tc>
+        <w:tc>
+          <w:tcPr>
+            <w:tcW w:w="6783" w:type="dxa"/>
+          </w:tcPr>
+          <w:p>
+            <w:pPr>
+              <w:jc w:val="both"/>
+              <w:cnfStyle w:val="000000000000" w:firstRow="0" w:lastRow="0" w:firstColumn="0" w:lastColumn="0" w:oddVBand="0" w:evenVBand="0" w:oddHBand="0" w:evenHBand="0" w:firstRowFirstColumn="0" w:firstRowLastColumn="0" w:lastRowFirstColumn="0" w:lastRowLastColumn="0"/>
+              <w:rPr>
+                <w:rFonts w:asciiTheme="minorHAnsi" w:hAnsiTheme="minorHAnsi"/>
+              </w:rPr>
+            </w:pPr>
+            <w:r>
+              <w:rPr>
+                <w:rFonts w:asciiTheme="minorHAnsi" w:hAnsiTheme="minorHAnsi"/>
+              </w:rPr>
+              <w:t>Approccio di progettazione digitale in cui layout, testi, immagini ed elementi grafici si adattano automaticamente alla dimensione, alla risoluzione e all’orientamento dello schermo del dispositivo utilizzato dall’utente.</w:t>
+            </w:r>
+          </w:p>
+        </w:tc>
+      </w:tr>
+      <w:tr>
+        <w:trPr>
+          <w:cnfStyle w:val="000000100000" w:firstRow="0" w:lastRow="0" w:firstColumn="0" w:lastColumn="0" w:oddVBand="0" w:evenVBand="0" w:oddHBand="1" w:evenHBand="0" w:firstRowFirstColumn="0" w:firstRowLastColumn="0" w:lastRowFirstColumn="0" w:lastRowLastColumn="0"/>
+          <w:trHeight w:val="293"/>
+        </w:trPr>
+        <w:tc>
+          <w:tcPr>
+            <w:cnfStyle w:val="001000000000" w:firstRow="0" w:lastRow="0" w:firstColumn="1" w:lastColumn="0" w:oddVBand="0" w:evenVBand="0" w:oddHBand="0" w:evenHBand="0" w:firstRowFirstColumn="0" w:firstRowLastColumn="0" w:lastRowFirstColumn="0" w:lastRowLastColumn="0"/>
+            <w:tcW w:w="3124" w:type="dxa"/>
+          </w:tcPr>
+          <w:p>
+            <w:pPr>
+              <w:jc w:val="center"/>
+              <w:rPr>
+                <w:rFonts w:asciiTheme="minorHAnsi" w:hAnsiTheme="minorHAnsi"/>
+              </w:rPr>
+            </w:pPr>
+            <w:r>
+              <w:rPr>
+                <w:rFonts w:asciiTheme="minorHAnsi" w:hAnsiTheme="minorHAnsi"/>
+              </w:rPr>
+              <w:t>Forma normale</w:t>
+            </w:r>
+          </w:p>
+        </w:tc>
+        <w:tc>
+          <w:tcPr>
+            <w:tcW w:w="6783" w:type="dxa"/>
+          </w:tcPr>
+          <w:p>
+            <w:pPr>
+              <w:jc w:val="both"/>
+              <w:cnfStyle w:val="000000100000" w:firstRow="0" w:lastRow="0" w:firstColumn="0" w:lastColumn="0" w:oddVBand="0" w:evenVBand="0" w:oddHBand="1" w:evenHBand="0" w:firstRowFirstColumn="0" w:firstRowLastColumn="0" w:lastRowFirstColumn="0" w:lastRowLastColumn="0"/>
+              <w:rPr>
+                <w:rFonts w:asciiTheme="minorHAnsi" w:hAnsiTheme="minorHAnsi"/>
+              </w:rPr>
+            </w:pPr>
+            <w:r>
+              <w:rPr>
+                <w:rFonts w:asciiTheme="minorHAnsi" w:hAnsiTheme="minorHAnsi"/>
+              </w:rPr>
+              <w:t>Proprietà strutturale di uno schema di database relazionale che ne garantisce la qualità e l’assenza di anomalie.</w:t>
+            </w:r>
+          </w:p>
+        </w:tc>
+      </w:tr>
+      <w:tr>
+        <w:trPr>
+          <w:trHeight w:val="293"/>
+        </w:trPr>
+        <w:tc>
+          <w:tcPr>
+            <w:cnfStyle w:val="001000000000" w:firstRow="0" w:lastRow="0" w:firstColumn="1" w:lastColumn="0" w:oddVBand="0" w:evenVBand="0" w:oddHBand="0" w:evenHBand="0" w:firstRowFirstColumn="0" w:firstRowLastColumn="0" w:lastRowFirstColumn="0" w:lastRowLastColumn="0"/>
+            <w:tcW w:w="3124" w:type="dxa"/>
+          </w:tcPr>
+          <w:p>
+            <w:pPr>
+              <w:jc w:val="center"/>
+              <w:rPr>
+                <w:rFonts w:asciiTheme="minorHAnsi" w:hAnsiTheme="minorHAnsi"/>
+              </w:rPr>
+            </w:pPr>
+            <w:r>
+              <w:rPr>
+                <w:rFonts w:asciiTheme="minorHAnsi" w:hAnsiTheme="minorHAnsi"/>
+              </w:rPr>
+              <w:t>Autenticazione</w:t>
+            </w:r>
+          </w:p>
+        </w:tc>
+        <w:tc>
+          <w:tcPr>
+            <w:tcW w:w="6783" w:type="dxa"/>
+          </w:tcPr>
+          <w:p>
+            <w:pPr>
+              <w:jc w:val="both"/>
+              <w:cnfStyle w:val="000000000000" w:firstRow="0" w:lastRow="0" w:firstColumn="0" w:lastColumn="0" w:oddVBand="0" w:evenVBand="0" w:oddHBand="0" w:evenHBand="0" w:firstRowFirstColumn="0" w:firstRowLastColumn="0" w:lastRowFirstColumn="0" w:lastRowLastColumn="0"/>
+              <w:rPr>
+                <w:rFonts w:asciiTheme="minorHAnsi" w:hAnsiTheme="minorHAnsi"/>
+              </w:rPr>
+            </w:pPr>
+            <w:r>
+              <w:rPr>
+                <w:rFonts w:asciiTheme="minorHAnsi" w:hAnsiTheme="minorHAnsi"/>
+              </w:rPr>
+              <w:t>Processo di sicurezza che verifica l’identità di un utente, di un dispositivo o di un sistema prima di consentire l’accesso a una risorsa digitale.</w:t>
+            </w:r>
+          </w:p>
+        </w:tc>
+      </w:tr>
+      <w:tr>
+        <w:trPr>
+          <w:cnfStyle w:val="000000100000" w:firstRow="0" w:lastRow="0" w:firstColumn="0" w:lastColumn="0" w:oddVBand="0" w:evenVBand="0" w:oddHBand="1" w:evenHBand="0" w:firstRowFirstColumn="0" w:firstRowLastColumn="0" w:lastRowFirstColumn="0" w:lastRowLastColumn="0"/>
+          <w:trHeight w:val="293"/>
+        </w:trPr>
+        <w:tc>
+          <w:tcPr>
+            <w:cnfStyle w:val="001000000000" w:firstRow="0" w:lastRow="0" w:firstColumn="1" w:lastColumn="0" w:oddVBand="0" w:evenVBand="0" w:oddHBand="0" w:evenHBand="0" w:firstRowFirstColumn="0" w:firstRowLastColumn="0" w:lastRowFirstColumn="0" w:lastRowLastColumn="0"/>
+            <w:tcW w:w="3124" w:type="dxa"/>
+          </w:tcPr>
+          <w:p>
+            <w:pPr>
+              <w:jc w:val="center"/>
+              <w:rPr>
+                <w:rFonts w:asciiTheme="minorHAnsi" w:hAnsiTheme="minorHAnsi"/>
+              </w:rPr>
+            </w:pPr>
+            <w:r>
+              <w:rPr>
+                <w:rFonts w:asciiTheme="minorHAnsi" w:hAnsiTheme="minorHAnsi"/>
+              </w:rPr>
+              <w:t>Sessione</w:t>
+            </w:r>
+          </w:p>
+        </w:tc>
+        <w:tc>
+          <w:tcPr>
+            <w:tcW w:w="6783" w:type="dxa"/>
+          </w:tcPr>
+          <w:p>
+            <w:pPr>
+              <w:jc w:val="both"/>
+              <w:cnfStyle w:val="000000100000" w:firstRow="0" w:lastRow="0" w:firstColumn="0" w:lastColumn="0" w:oddVBand="0" w:evenVBand="0" w:oddHBand="1" w:evenHBand="0" w:firstRowFirstColumn="0" w:firstRowLastColumn="0" w:lastRowFirstColumn="0" w:lastRowLastColumn="0"/>
+              <w:rPr>
+                <w:rFonts w:asciiTheme="minorHAnsi" w:hAnsiTheme="minorHAnsi"/>
+              </w:rPr>
+            </w:pPr>
+            <w:r>
+              <w:rPr>
+                <w:rFonts w:asciiTheme="minorHAnsi" w:hAnsiTheme="minorHAnsi"/>
+              </w:rPr>
+              <w:t>L'attività svolta tra due entità per trasferire dati in entrambi i sensi per tutta la durata del collegamento ovvero compreso all'interno del tempo di connessione tra le entità stesse.</w:t>
+            </w:r>
+          </w:p>
+        </w:tc>
+      </w:tr>
+      <w:tr>
+        <w:trPr>
+          <w:trHeight w:val="293"/>
+        </w:trPr>
+        <w:tc>
+          <w:tcPr>
+            <w:cnfStyle w:val="001000000000" w:firstRow="0" w:lastRow="0" w:firstColumn="1" w:lastColumn="0" w:oddVBand="0" w:evenVBand="0" w:oddHBand="0" w:evenHBand="0" w:firstRowFirstColumn="0" w:firstRowLastColumn="0" w:lastRowFirstColumn="0" w:lastRowLastColumn="0"/>
+            <w:tcW w:w="3124" w:type="dxa"/>
+          </w:tcPr>
+          <w:p>
+            <w:pPr>
+              <w:jc w:val="center"/>
+              <w:rPr>
+                <w:rFonts w:asciiTheme="minorHAnsi" w:hAnsiTheme="minorHAnsi"/>
+              </w:rPr>
+            </w:pPr>
+            <w:r>
+              <w:rPr>
+                <w:rFonts w:asciiTheme="minorHAnsi" w:hAnsiTheme="minorHAnsi"/>
+              </w:rPr>
+              <w:t>Data Breach</w:t>
+            </w:r>
+          </w:p>
+        </w:tc>
+        <w:tc>
+          <w:tcPr>
+            <w:tcW w:w="6783" w:type="dxa"/>
+          </w:tcPr>
+          <w:p>
+            <w:pPr>
+              <w:jc w:val="both"/>
+              <w:cnfStyle w:val="000000000000" w:firstRow="0" w:lastRow="0" w:firstColumn="0" w:lastColumn="0" w:oddVBand="0" w:evenVBand="0" w:oddHBand="0" w:evenHBand="0" w:firstRowFirstColumn="0" w:firstRowLastColumn="0" w:lastRowFirstColumn="0" w:lastRowLastColumn="0"/>
+              <w:rPr>
+                <w:rFonts w:asciiTheme="minorHAnsi" w:hAnsiTheme="minorHAnsi"/>
+              </w:rPr>
+            </w:pPr>
+            <w:r>
+              <w:rPr>
+                <w:rFonts w:asciiTheme="minorHAnsi" w:hAnsiTheme="minorHAnsi"/>
+              </w:rPr>
+              <w:t>Violazione di sicurezza che comporta la distruzione, perdita, modifica, divulgazione non autorizzata o l’accesso ai dati personali trasmessi, conservati o trattati.</w:t>
+            </w:r>
+          </w:p>
+        </w:tc>
+      </w:tr>
+      <w:tr>
+        <w:trPr>
+          <w:cnfStyle w:val="000000100000" w:firstRow="0" w:lastRow="0" w:firstColumn="0" w:lastColumn="0" w:oddVBand="0" w:evenVBand="0" w:oddHBand="1" w:evenHBand="0" w:firstRowFirstColumn="0" w:firstRowLastColumn="0" w:lastRowFirstColumn="0" w:lastRowLastColumn="0"/>
+          <w:trHeight w:val="293"/>
+        </w:trPr>
+        <w:tc>
+          <w:tcPr>
+            <w:cnfStyle w:val="001000000000" w:firstRow="0" w:lastRow="0" w:firstColumn="1" w:lastColumn="0" w:oddVBand="0" w:evenVBand="0" w:oddHBand="0" w:evenHBand="0" w:firstRowFirstColumn="0" w:firstRowLastColumn="0" w:lastRowFirstColumn="0" w:lastRowLastColumn="0"/>
+            <w:tcW w:w="3124" w:type="dxa"/>
+          </w:tcPr>
+          <w:p>
+            <w:pPr>
+              <w:jc w:val="center"/>
+              <w:rPr>
+                <w:rFonts w:asciiTheme="minorHAnsi" w:hAnsiTheme="minorHAnsi"/>
+              </w:rPr>
+            </w:pPr>
+            <w:r>
+              <w:rPr>
+                <w:rFonts w:asciiTheme="minorHAnsi" w:hAnsiTheme="minorHAnsi"/>
+              </w:rPr>
+              <w:t>Garante</w:t>
+            </w:r>
+          </w:p>
+        </w:tc>
+        <w:tc>
+          <w:tcPr>
+            <w:tcW w:w="6783" w:type="dxa"/>
+          </w:tcPr>
+          <w:p>
+            <w:pPr>
+              <w:jc w:val="both"/>
+              <w:cnfStyle w:val="000000100000" w:firstRow="0" w:lastRow="0" w:firstColumn="0" w:lastColumn="0" w:oddVBand="0" w:evenVBand="0" w:oddHBand="1" w:evenHBand="0" w:firstRowFirstColumn="0" w:firstRowLastColumn="0" w:lastRowFirstColumn="0" w:lastRowLastColumn="0"/>
+              <w:rPr>
+                <w:rFonts w:asciiTheme="minorHAnsi" w:hAnsiTheme="minorHAnsi"/>
+              </w:rPr>
+            </w:pPr>
+            <w:r>
+              <w:rPr>
+                <w:rFonts w:asciiTheme="minorHAnsi" w:hAnsiTheme="minorHAnsi"/>
+              </w:rPr>
+              <w:t>Autorità amministrativa indipendente italiana che ha il compito di tutelare i diritti e le libertà fondamentali delle persone nel trattamento dei dati personali, in attuazione delle normative nazionali ed europee.</w:t>
+            </w:r>
+          </w:p>
+        </w:tc>
+      </w:tr>
+      <w:tr>
+        <w:trPr>
+          <w:trHeight w:val="311"/>
+        </w:trPr>
+        <w:tc>
+          <w:tcPr>
+            <w:cnfStyle w:val="001000000000" w:firstRow="0" w:lastRow="0" w:firstColumn="1" w:lastColumn="0" w:oddVBand="0" w:evenVBand="0" w:oddHBand="0" w:evenHBand="0" w:firstRowFirstColumn="0" w:firstRowLastColumn="0" w:lastRowFirstColumn="0" w:lastRowLastColumn="0"/>
+            <w:tcW w:w="3124" w:type="dxa"/>
+          </w:tcPr>
+          <w:p>
+            <w:pPr>
+              <w:jc w:val="center"/>
+              <w:rPr>
+                <w:rFonts w:asciiTheme="minorHAnsi" w:hAnsiTheme="minorHAnsi"/>
+              </w:rPr>
+            </w:pPr>
+            <w:r>
+              <w:rPr>
+                <w:rFonts w:asciiTheme="minorHAnsi" w:hAnsiTheme="minorHAnsi"/>
+              </w:rPr>
+              <w:t>FR</w:t>
+            </w:r>
+          </w:p>
+        </w:tc>
+        <w:tc>
+          <w:tcPr>
+            <w:tcW w:w="6783" w:type="dxa"/>
+          </w:tcPr>
+          <w:p>
+            <w:pPr>
+              <w:jc w:val="both"/>
+              <w:cnfStyle w:val="000000000000" w:firstRow="0" w:lastRow="0" w:firstColumn="0" w:lastColumn="0" w:oddVBand="0" w:evenVBand="0" w:oddHBand="0" w:evenHBand="0" w:firstRowFirstColumn="0" w:firstRowLastColumn="0" w:lastRowFirstColumn="0" w:lastRowLastColumn="0"/>
+              <w:rPr>
+                <w:rFonts w:asciiTheme="minorHAnsi" w:hAnsiTheme="minorHAnsi"/>
+              </w:rPr>
+            </w:pPr>
+            <w:r>
+              <w:rPr>
+                <w:rFonts w:asciiTheme="minorHAnsi" w:hAnsiTheme="minorHAnsi"/>
+                <w:b/>
+                <w:bCs/>
+              </w:rPr>
+              <w:t>Requisito Funzionale</w:t>
+            </w:r>
+            <w:r>
+              <w:rPr>
+                <w:rFonts w:asciiTheme="minorHAnsi" w:hAnsiTheme="minorHAnsi"/>
+              </w:rPr>
+              <w:t>, che definisce un comportamento, un’azione o un servizio specifico che un sistema software o un prodotto deve essere in grado di svolgere in risposta a determinati input.</w:t>
+            </w:r>
+          </w:p>
+        </w:tc>
+      </w:tr>
+      <w:tr>
+        <w:trPr>
+          <w:cnfStyle w:val="000000100000" w:firstRow="0" w:lastRow="0" w:firstColumn="0" w:lastColumn="0" w:oddVBand="0" w:evenVBand="0" w:oddHBand="1" w:evenHBand="0" w:firstRowFirstColumn="0" w:firstRowLastColumn="0" w:lastRowFirstColumn="0" w:lastRowLastColumn="0"/>
+          <w:trHeight w:val="311"/>
+        </w:trPr>
+        <w:tc>
+          <w:tcPr>
+            <w:cnfStyle w:val="001000000000" w:firstRow="0" w:lastRow="0" w:firstColumn="1" w:lastColumn="0" w:oddVBand="0" w:evenVBand="0" w:oddHBand="0" w:evenHBand="0" w:firstRowFirstColumn="0" w:firstRowLastColumn="0" w:lastRowFirstColumn="0" w:lastRowLastColumn="0"/>
+            <w:tcW w:w="3124" w:type="dxa"/>
+          </w:tcPr>
+          <w:p>
+            <w:pPr>
+              <w:jc w:val="center"/>
+              <w:rPr>
+                <w:rFonts w:asciiTheme="minorHAnsi" w:hAnsiTheme="minorHAnsi"/>
+              </w:rPr>
+            </w:pPr>
+            <w:r>
+              <w:rPr>
+                <w:rFonts w:asciiTheme="minorHAnsi" w:hAnsiTheme="minorHAnsi"/>
+              </w:rPr>
+              <w:t>NFR</w:t>
+            </w:r>
+          </w:p>
+        </w:tc>
+        <w:tc>
+          <w:tcPr>
+            <w:tcW w:w="6783" w:type="dxa"/>
+          </w:tcPr>
+          <w:p>
+            <w:pPr>
+              <w:jc w:val="both"/>
+              <w:cnfStyle w:val="000000100000" w:firstRow="0" w:lastRow="0" w:firstColumn="0" w:lastColumn="0" w:oddVBand="0" w:evenVBand="0" w:oddHBand="1" w:evenHBand="0" w:firstRowFirstColumn="0" w:firstRowLastColumn="0" w:lastRowFirstColumn="0" w:lastRowLastColumn="0"/>
+              <w:rPr>
+                <w:rFonts w:asciiTheme="minorHAnsi" w:hAnsiTheme="minorHAnsi"/>
+              </w:rPr>
+            </w:pPr>
+            <w:r>
+              <w:rPr>
+                <w:rFonts w:asciiTheme="minorHAnsi" w:hAnsiTheme="minorHAnsi"/>
+                <w:b/>
+                <w:bCs/>
+              </w:rPr>
+              <w:t>Requisito Non Funzionale</w:t>
+            </w:r>
+            <w:r>
+              <w:rPr>
+                <w:rFonts w:asciiTheme="minorHAnsi" w:hAnsiTheme="minorHAnsi"/>
+              </w:rPr>
+              <w:t>, che definisce</w:t>
+            </w:r>
+            <w:r>
+              <w:rPr>
+                <w:rFonts w:asciiTheme="minorHAnsi" w:hAnsiTheme="minorHAnsi"/>
+              </w:rPr>
+              <w:t xml:space="preserve"> come il sistema deve fare qualcosa, concentrandosi sulle qualità, sugli standard e sui vincoli prestazionali del sistema, piuttosto che sui comportamenti specifici.</w:t>
+            </w:r>
+          </w:p>
+        </w:tc>
+      </w:tr>
+      <w:tr>
+        <w:trPr>
+          <w:trHeight w:val="293"/>
+        </w:trPr>
+        <w:tc>
+          <w:tcPr>
+            <w:cnfStyle w:val="001000000000" w:firstRow="0" w:lastRow="0" w:firstColumn="1" w:lastColumn="0" w:oddVBand="0" w:evenVBand="0" w:oddHBand="0" w:evenHBand="0" w:firstRowFirstColumn="0" w:firstRowLastColumn="0" w:lastRowFirstColumn="0" w:lastRowLastColumn="0"/>
+            <w:tcW w:w="3124" w:type="dxa"/>
+          </w:tcPr>
+          <w:p>
+            <w:pPr>
+              <w:jc w:val="center"/>
+              <w:rPr>
+                <w:rFonts w:asciiTheme="minorHAnsi" w:hAnsiTheme="minorHAnsi"/>
+              </w:rPr>
+            </w:pPr>
+            <w:r>
+              <w:rPr>
+                <w:rFonts w:asciiTheme="minorHAnsi" w:hAnsiTheme="minorHAnsi"/>
+              </w:rPr>
+              <w:t>MVC</w:t>
+            </w:r>
+          </w:p>
+        </w:tc>
+        <w:tc>
+          <w:tcPr>
+            <w:tcW w:w="6783" w:type="dxa"/>
+          </w:tcPr>
+          <w:p>
+            <w:pPr>
+              <w:jc w:val="both"/>
+              <w:cnfStyle w:val="000000000000" w:firstRow="0" w:lastRow="0" w:firstColumn="0" w:lastColumn="0" w:oddVBand="0" w:evenVBand="0" w:oddHBand="0" w:evenHBand="0" w:firstRowFirstColumn="0" w:firstRowLastColumn="0" w:lastRowFirstColumn="0" w:lastRowLastColumn="0"/>
+              <w:rPr>
+                <w:rFonts w:asciiTheme="minorHAnsi" w:hAnsiTheme="minorHAnsi"/>
+              </w:rPr>
+            </w:pPr>
+            <w:r>
+              <w:rPr>
+                <w:rFonts w:asciiTheme="minorHAnsi" w:hAnsiTheme="minorHAnsi"/>
+                <w:b/>
+                <w:bCs/>
+              </w:rPr>
+              <w:t>Model-View-Controller</w:t>
+            </w:r>
+            <w:r>
+              <w:rPr>
+                <w:rFonts w:asciiTheme="minorHAnsi" w:hAnsiTheme="minorHAnsi"/>
+              </w:rPr>
+              <w:t>, pattern architetturale utilizzato nello sviluppo software e nelle applicazioni web per separare le responsabilità nel codice.</w:t>
+            </w:r>
+          </w:p>
+        </w:tc>
+      </w:tr>
+      <w:tr>
+        <w:trPr>
+          <w:cnfStyle w:val="000000100000" w:firstRow="0" w:lastRow="0" w:firstColumn="0" w:lastColumn="0" w:oddVBand="0" w:evenVBand="0" w:oddHBand="1" w:evenHBand="0" w:firstRowFirstColumn="0" w:firstRowLastColumn="0" w:lastRowFirstColumn="0" w:lastRowLastColumn="0"/>
+          <w:trHeight w:val="293"/>
+        </w:trPr>
+        <w:tc>
+          <w:tcPr>
+            <w:cnfStyle w:val="001000000000" w:firstRow="0" w:lastRow="0" w:firstColumn="1" w:lastColumn="0" w:oddVBand="0" w:evenVBand="0" w:oddHBand="0" w:evenHBand="0" w:firstRowFirstColumn="0" w:firstRowLastColumn="0" w:lastRowFirstColumn="0" w:lastRowLastColumn="0"/>
+            <w:tcW w:w="3124" w:type="dxa"/>
+          </w:tcPr>
+          <w:p>
+            <w:pPr>
+              <w:jc w:val="center"/>
+              <w:rPr>
+                <w:rFonts w:asciiTheme="minorHAnsi" w:hAnsiTheme="minorHAnsi"/>
+              </w:rPr>
+            </w:pPr>
+            <w:r>
+              <w:rPr>
+                <w:rFonts w:asciiTheme="minorHAnsi" w:hAnsiTheme="minorHAnsi"/>
+              </w:rPr>
+              <w:t>HTTPS</w:t>
+            </w:r>
+          </w:p>
+        </w:tc>
+        <w:tc>
+          <w:tcPr>
+            <w:tcW w:w="6783" w:type="dxa"/>
+          </w:tcPr>
+          <w:p>
+            <w:pPr>
+              <w:jc w:val="both"/>
+              <w:cnfStyle w:val="000000100000" w:firstRow="0" w:lastRow="0" w:firstColumn="0" w:lastColumn="0" w:oddVBand="0" w:evenVBand="0" w:oddHBand="1" w:evenHBand="0" w:firstRowFirstColumn="0" w:firstRowLastColumn="0" w:lastRowFirstColumn="0" w:lastRowLastColumn="0"/>
+              <w:rPr>
+                <w:rFonts w:asciiTheme="minorHAnsi" w:hAnsiTheme="minorHAnsi"/>
+              </w:rPr>
+            </w:pPr>
+            <w:r>
+              <w:rPr>
+                <w:rFonts w:asciiTheme="minorHAnsi" w:hAnsiTheme="minorHAnsi"/>
+                <w:b/>
+                <w:bCs/>
+              </w:rPr>
+              <w:t>HyperText Transfer Protocol Secure</w:t>
+            </w:r>
+            <w:r>
+              <w:rPr>
+                <w:rFonts w:asciiTheme="minorHAnsi" w:hAnsiTheme="minorHAnsi"/>
+              </w:rPr>
+              <w:t>, versione protetta del protocollo HTTP, usato per la navigazione sul Web con modello Client-Server.</w:t>
+            </w:r>
+          </w:p>
+        </w:tc>
+      </w:tr>
+      <w:tr>
+        <w:trPr>
+          <w:trHeight w:val="293"/>
+        </w:trPr>
+        <w:tc>
+          <w:tcPr>
+            <w:cnfStyle w:val="001000000000" w:firstRow="0" w:lastRow="0" w:firstColumn="1" w:lastColumn="0" w:oddVBand="0" w:evenVBand="0" w:oddHBand="0" w:evenHBand="0" w:firstRowFirstColumn="0" w:firstRowLastColumn="0" w:lastRowFirstColumn="0" w:lastRowLastColumn="0"/>
+            <w:tcW w:w="3124" w:type="dxa"/>
+          </w:tcPr>
+          <w:p>
+            <w:pPr>
+              <w:jc w:val="center"/>
+              <w:rPr>
+                <w:rFonts w:asciiTheme="minorHAnsi" w:hAnsiTheme="minorHAnsi"/>
+              </w:rPr>
+            </w:pPr>
+            <w:r>
+              <w:rPr>
+                <w:rFonts w:asciiTheme="minorHAnsi" w:hAnsiTheme="minorHAnsi"/>
+              </w:rPr>
+              <w:t>ISBN</w:t>
+            </w:r>
+          </w:p>
+        </w:tc>
+        <w:tc>
+          <w:tcPr>
+            <w:tcW w:w="6783" w:type="dxa"/>
+          </w:tcPr>
+          <w:p>
+            <w:pPr>
+              <w:jc w:val="both"/>
+              <w:cnfStyle w:val="000000000000" w:firstRow="0" w:lastRow="0" w:firstColumn="0" w:lastColumn="0" w:oddVBand="0" w:evenVBand="0" w:oddHBand="0" w:evenHBand="0" w:firstRowFirstColumn="0" w:firstRowLastColumn="0" w:lastRowFirstColumn="0" w:lastRowLastColumn="0"/>
+              <w:rPr>
+                <w:rFonts w:asciiTheme="minorHAnsi" w:hAnsiTheme="minorHAnsi"/>
+              </w:rPr>
+            </w:pPr>
+            <w:r>
+              <w:rPr>
+                <w:rFonts w:asciiTheme="minorHAnsi" w:hAnsiTheme="minorHAnsi"/>
+                <w:b/>
+                <w:bCs/>
+              </w:rPr>
+              <w:t>International Standard Book Number</w:t>
+            </w:r>
+            <w:r>
+              <w:rPr>
+                <w:rFonts w:asciiTheme="minorHAnsi" w:hAnsiTheme="minorHAnsi"/>
+              </w:rPr>
+              <w:t>, è un numero standard internazione che identifica in modo unico e duraturo un libro o prodotto editoriale.</w:t>
+            </w:r>
+          </w:p>
+        </w:tc>
+      </w:tr>
+      <w:tr>
+        <w:trPr>
+          <w:cnfStyle w:val="000000100000" w:firstRow="0" w:lastRow="0" w:firstColumn="0" w:lastColumn="0" w:oddVBand="0" w:evenVBand="0" w:oddHBand="1" w:evenHBand="0" w:firstRowFirstColumn="0" w:firstRowLastColumn="0" w:lastRowFirstColumn="0" w:lastRowLastColumn="0"/>
+          <w:trHeight w:val="293"/>
+        </w:trPr>
+        <w:tc>
+          <w:tcPr>
+            <w:cnfStyle w:val="001000000000" w:firstRow="0" w:lastRow="0" w:firstColumn="1" w:lastColumn="0" w:oddVBand="0" w:evenVBand="0" w:oddHBand="0" w:evenHBand="0" w:firstRowFirstColumn="0" w:firstRowLastColumn="0" w:lastRowFirstColumn="0" w:lastRowLastColumn="0"/>
+            <w:tcW w:w="3124" w:type="dxa"/>
+          </w:tcPr>
+          <w:p>
+            <w:pPr>
+              <w:jc w:val="center"/>
+              <w:rPr>
+                <w:rFonts w:asciiTheme="minorHAnsi" w:hAnsiTheme="minorHAnsi"/>
+              </w:rPr>
+            </w:pPr>
+            <w:r>
+              <w:rPr>
+                <w:rFonts w:asciiTheme="minorHAnsi" w:hAnsiTheme="minorHAnsi"/>
+              </w:rPr>
+              <w:lastRenderedPageBreak/>
+              <w:t>UC</w:t>
+            </w:r>
+          </w:p>
+        </w:tc>
+        <w:tc>
+          <w:tcPr>
+            <w:tcW w:w="6783" w:type="dxa"/>
+          </w:tcPr>
+          <w:p>
+            <w:pPr>
+              <w:jc w:val="both"/>
+              <w:cnfStyle w:val="000000100000" w:firstRow="0" w:lastRow="0" w:firstColumn="0" w:lastColumn="0" w:oddVBand="0" w:evenVBand="0" w:oddHBand="1" w:evenHBand="0" w:firstRowFirstColumn="0" w:firstRowLastColumn="0" w:lastRowFirstColumn="0" w:lastRowLastColumn="0"/>
+              <w:rPr>
+                <w:rFonts w:asciiTheme="minorHAnsi" w:hAnsiTheme="minorHAnsi"/>
+              </w:rPr>
+            </w:pPr>
+            <w:r>
+              <w:rPr>
+                <w:rFonts w:asciiTheme="minorHAnsi" w:hAnsiTheme="minorHAnsi"/>
+                <w:b/>
+                <w:bCs/>
+              </w:rPr>
+              <w:t>Use Case</w:t>
+            </w:r>
+            <w:r>
+              <w:rPr>
+                <w:rFonts w:asciiTheme="minorHAnsi" w:hAnsiTheme="minorHAnsi"/>
+              </w:rPr>
+              <w:t>, è una descrizione dettagliata di come un utente (o un altro sistema) interagisce con un software o un prodotto per raggiungere un obiettivo specifico.</w:t>
+            </w:r>
+          </w:p>
+        </w:tc>
+      </w:tr>
+      <w:tr>
+        <w:trPr>
+          <w:trHeight w:val="70"/>
+        </w:trPr>
+        <w:tc>
+          <w:tcPr>
+            <w:cnfStyle w:val="001000000000" w:firstRow="0" w:lastRow="0" w:firstColumn="1" w:lastColumn="0" w:oddVBand="0" w:evenVBand="0" w:oddHBand="0" w:evenHBand="0" w:firstRowFirstColumn="0" w:firstRowLastColumn="0" w:lastRowFirstColumn="0" w:lastRowLastColumn="0"/>
+            <w:tcW w:w="3124" w:type="dxa"/>
+          </w:tcPr>
+          <w:p>
+            <w:pPr>
+              <w:jc w:val="center"/>
+              <w:rPr>
+                <w:rFonts w:asciiTheme="minorHAnsi" w:hAnsiTheme="minorHAnsi"/>
+              </w:rPr>
+            </w:pPr>
+            <w:r>
+              <w:rPr>
+                <w:rFonts w:asciiTheme="minorHAnsi" w:hAnsiTheme="minorHAnsi"/>
+              </w:rPr>
+              <w:t>URL</w:t>
+            </w:r>
+          </w:p>
+        </w:tc>
+        <w:tc>
+          <w:tcPr>
+            <w:tcW w:w="6783" w:type="dxa"/>
+          </w:tcPr>
+          <w:p>
+            <w:pPr>
+              <w:jc w:val="both"/>
+              <w:cnfStyle w:val="000000000000" w:firstRow="0" w:lastRow="0" w:firstColumn="0" w:lastColumn="0" w:oddVBand="0" w:evenVBand="0" w:oddHBand="0" w:evenHBand="0" w:firstRowFirstColumn="0" w:firstRowLastColumn="0" w:lastRowFirstColumn="0" w:lastRowLastColumn="0"/>
+              <w:rPr>
+                <w:rFonts w:asciiTheme="minorHAnsi" w:hAnsiTheme="minorHAnsi"/>
+              </w:rPr>
+            </w:pPr>
+            <w:r>
+              <w:rPr>
+                <w:rFonts w:asciiTheme="minorHAnsi" w:hAnsiTheme="minorHAnsi"/>
+                <w:b/>
+                <w:bCs/>
+              </w:rPr>
+              <w:t>Uniform Resource Locator</w:t>
+            </w:r>
+            <w:r>
+              <w:rPr>
+                <w:rFonts w:asciiTheme="minorHAnsi" w:hAnsiTheme="minorHAnsi"/>
+              </w:rPr>
+              <w:t>, che è una sequenza di caratteri che identifica univocamente l’indirizzo di una risorsa su una rete di computer, tipicamente presente su un host server e resa accessibile a un client.</w:t>
+            </w:r>
+          </w:p>
+        </w:tc>
+      </w:tr>
+    </w:tbl>
+    <w:p/>
     <w:p>
       <w:pPr>
         <w:pStyle w:val="Heading2"/>
@@ -5433,7 +6531,7 @@
           <w:iCs w:val="0"/>
         </w:rPr>
       </w:pPr>
-      <w:bookmarkStart w:id="5" w:name="_Toc243674749"/>
+      <w:bookmarkStart w:id="5" w:name="_Toc243846651"/>
       <w:r>
         <w:rPr>
           <w:rFonts w:asciiTheme="minorHAnsi" w:hAnsiTheme="minorHAnsi"/>
@@ -5443,6 +6541,31 @@
         <w:t>Refererences</w:t>
       </w:r>
       <w:bookmarkEnd w:id="5"/>
+    </w:p>
+    <w:p>
+      <w:pPr>
+        <w:pStyle w:val="ListParagraph"/>
+        <w:numPr>
+          <w:ilvl w:val="0"/>
+          <w:numId w:val="8"/>
+        </w:numPr>
+        <w:rPr>
+          <w:rFonts w:asciiTheme="minorHAnsi" w:hAnsiTheme="minorHAnsi"/>
+        </w:rPr>
+      </w:pPr>
+      <w:r>
+        <w:rPr>
+          <w:rFonts w:asciiTheme="minorHAnsi" w:hAnsiTheme="minorHAnsi"/>
+        </w:rPr>
+        <w:t>[1] Regolamento (UE) 2016/679 del Parlamento europeo e del Consiglio, del aprile 2016 (GDPR).</w:t>
+      </w:r>
+    </w:p>
+    <w:p>
+      <w:pPr>
+        <w:rPr>
+          <w:rFonts w:asciiTheme="minorHAnsi" w:hAnsiTheme="minorHAnsi"/>
+        </w:rPr>
+      </w:pPr>
     </w:p>
     <w:p>
       <w:pPr>
@@ -5455,7 +6578,7 @@
           <w:iCs w:val="0"/>
         </w:rPr>
       </w:pPr>
-      <w:bookmarkStart w:id="6" w:name="_Toc243674750"/>
+      <w:bookmarkStart w:id="6" w:name="_Toc243846652"/>
       <w:r>
         <w:rPr>
           <w:rFonts w:asciiTheme="minorHAnsi" w:hAnsiTheme="minorHAnsi"/>
@@ -5465,6 +6588,187 @@
         <w:t>Overview</w:t>
       </w:r>
       <w:bookmarkEnd w:id="6"/>
+    </w:p>
+    <w:p>
+      <w:pPr>
+        <w:rPr>
+          <w:rFonts w:asciiTheme="minorHAnsi" w:hAnsiTheme="minorHAnsi"/>
+        </w:rPr>
+      </w:pPr>
+      <w:r>
+        <w:rPr>
+          <w:rFonts w:asciiTheme="minorHAnsi" w:hAnsiTheme="minorHAnsi"/>
+        </w:rPr>
+        <w:t xml:space="preserve">Questo documento definisce in modo dettagliato e strutturato tutti i requisiti funzionali e non funzionali </w:t>
+      </w:r>
+      <w:r>
+        <w:rPr>
+          <w:rFonts w:asciiTheme="minorHAnsi" w:hAnsiTheme="minorHAnsi"/>
+        </w:rPr>
+        <w:t xml:space="preserve">del sistema </w:t>
+      </w:r>
+      <w:r>
+        <w:rPr>
+          <w:rFonts w:asciiTheme="minorHAnsi" w:hAnsiTheme="minorHAnsi"/>
+          <w:b/>
+          <w:bCs/>
+        </w:rPr>
+        <w:t>NovaBiblioteca</w:t>
+      </w:r>
+      <w:r>
+        <w:rPr>
+          <w:rFonts w:asciiTheme="minorHAnsi" w:hAnsiTheme="minorHAnsi"/>
+        </w:rPr>
+        <w:t>.</w:t>
+      </w:r>
+    </w:p>
+    <w:p>
+      <w:pPr>
+        <w:rPr>
+          <w:rFonts w:asciiTheme="minorHAnsi" w:hAnsiTheme="minorHAnsi"/>
+        </w:rPr>
+      </w:pPr>
+    </w:p>
+    <w:p>
+      <w:pPr>
+        <w:rPr>
+          <w:rFonts w:asciiTheme="minorHAnsi" w:hAnsiTheme="minorHAnsi"/>
+        </w:rPr>
+      </w:pPr>
+      <w:r>
+        <w:rPr>
+          <w:rFonts w:asciiTheme="minorHAnsi" w:hAnsiTheme="minorHAnsi"/>
+        </w:rPr>
+        <w:t>Dopo l’introduzione, il documento presenta:</w:t>
+      </w:r>
+    </w:p>
+    <w:p>
+      <w:pPr>
+        <w:pStyle w:val="ListParagraph"/>
+        <w:numPr>
+          <w:ilvl w:val="0"/>
+          <w:numId w:val="8"/>
+        </w:numPr>
+        <w:rPr>
+          <w:rFonts w:asciiTheme="minorHAnsi" w:hAnsiTheme="minorHAnsi"/>
+        </w:rPr>
+      </w:pPr>
+      <w:r>
+        <w:rPr>
+          <w:rFonts w:asciiTheme="minorHAnsi" w:hAnsiTheme="minorHAnsi"/>
+        </w:rPr>
+        <w:t xml:space="preserve">una descrizione del </w:t>
+      </w:r>
+      <w:r>
+        <w:rPr>
+          <w:rFonts w:asciiTheme="minorHAnsi" w:hAnsiTheme="minorHAnsi"/>
+          <w:b/>
+          <w:bCs/>
+        </w:rPr>
+        <w:t>sistema corrente</w:t>
+      </w:r>
+      <w:r>
+        <w:rPr>
+          <w:rFonts w:asciiTheme="minorHAnsi" w:hAnsiTheme="minorHAnsi"/>
+        </w:rPr>
+        <w:t xml:space="preserve"> e delle sue limitazioni;</w:t>
+      </w:r>
+    </w:p>
+    <w:p>
+      <w:pPr>
+        <w:pStyle w:val="ListParagraph"/>
+        <w:numPr>
+          <w:ilvl w:val="0"/>
+          <w:numId w:val="8"/>
+        </w:numPr>
+        <w:rPr>
+          <w:rFonts w:asciiTheme="minorHAnsi" w:hAnsiTheme="minorHAnsi"/>
+        </w:rPr>
+      </w:pPr>
+      <w:r>
+        <w:rPr>
+          <w:rFonts w:asciiTheme="minorHAnsi" w:hAnsiTheme="minorHAnsi"/>
+        </w:rPr>
+        <w:t xml:space="preserve">il </w:t>
+      </w:r>
+      <w:r>
+        <w:rPr>
+          <w:rFonts w:asciiTheme="minorHAnsi" w:hAnsiTheme="minorHAnsi"/>
+          <w:b/>
+          <w:bCs/>
+        </w:rPr>
+        <w:t>sistema proposto</w:t>
+      </w:r>
+      <w:r>
+        <w:rPr>
+          <w:rFonts w:asciiTheme="minorHAnsi" w:hAnsiTheme="minorHAnsi"/>
+        </w:rPr>
+        <w:t xml:space="preserve"> NovaBiblioteca, con i requisiti funzionali e i requisiti non funzionali;</w:t>
+      </w:r>
+    </w:p>
+    <w:p>
+      <w:pPr>
+        <w:pStyle w:val="ListParagraph"/>
+        <w:numPr>
+          <w:ilvl w:val="0"/>
+          <w:numId w:val="8"/>
+        </w:numPr>
+        <w:rPr>
+          <w:rFonts w:asciiTheme="minorHAnsi" w:hAnsiTheme="minorHAnsi"/>
+        </w:rPr>
+      </w:pPr>
+      <w:r>
+        <w:rPr>
+          <w:rFonts w:asciiTheme="minorHAnsi" w:hAnsiTheme="minorHAnsi"/>
+        </w:rPr>
+        <w:t xml:space="preserve">I </w:t>
+      </w:r>
+      <w:r>
+        <w:rPr>
+          <w:rFonts w:asciiTheme="minorHAnsi" w:hAnsiTheme="minorHAnsi"/>
+          <w:b/>
+          <w:bCs/>
+        </w:rPr>
+        <w:t>modelli di sistema</w:t>
+      </w:r>
+      <w:r>
+        <w:rPr>
+          <w:rFonts w:asciiTheme="minorHAnsi" w:hAnsiTheme="minorHAnsi"/>
+        </w:rPr>
+        <w:t>, con scenari, casi d’uso, il modello a oggetti, il modello dinamico e l’interfaccia utente con i percorsi di navigazione e i mock-up;</w:t>
+      </w:r>
+    </w:p>
+    <w:p>
+      <w:pPr>
+        <w:pStyle w:val="ListParagraph"/>
+        <w:numPr>
+          <w:ilvl w:val="0"/>
+          <w:numId w:val="8"/>
+        </w:numPr>
+        <w:rPr>
+          <w:rFonts w:asciiTheme="minorHAnsi" w:hAnsiTheme="minorHAnsi"/>
+        </w:rPr>
+      </w:pPr>
+      <w:r>
+        <w:rPr>
+          <w:rFonts w:asciiTheme="minorHAnsi" w:hAnsiTheme="minorHAnsi"/>
+        </w:rPr>
+        <w:t xml:space="preserve">un </w:t>
+      </w:r>
+      <w:r>
+        <w:rPr>
+          <w:rFonts w:asciiTheme="minorHAnsi" w:hAnsiTheme="minorHAnsi"/>
+          <w:b/>
+          <w:bCs/>
+        </w:rPr>
+        <w:t>glossario</w:t>
+      </w:r>
+      <w:r>
+        <w:rPr>
+          <w:rFonts w:asciiTheme="minorHAnsi" w:hAnsiTheme="minorHAnsi"/>
+        </w:rPr>
+        <w:t>, che definisce i termini del dominio utilizzati nel documento.</w:t>
+      </w:r>
     </w:p>
     <w:p>
       <w:pPr>
@@ -5480,7 +6784,7 @@
           <w:rFonts w:asciiTheme="minorHAnsi" w:hAnsiTheme="minorHAnsi"/>
         </w:rPr>
       </w:pPr>
-      <w:bookmarkStart w:id="7" w:name="_Toc243674751"/>
+      <w:bookmarkStart w:id="7" w:name="_Toc243846653"/>
       <w:r>
         <w:rPr>
           <w:rFonts w:asciiTheme="minorHAnsi" w:hAnsiTheme="minorHAnsi"/>
@@ -5488,6 +6792,232 @@
         <w:t>Current system</w:t>
       </w:r>
       <w:bookmarkEnd w:id="7"/>
+    </w:p>
+    <w:p>
+      <w:pPr>
+        <w:rPr>
+          <w:rFonts w:asciiTheme="minorHAnsi" w:hAnsiTheme="minorHAnsi"/>
+        </w:rPr>
+      </w:pPr>
+      <w:r>
+        <w:rPr>
+          <w:rFonts w:asciiTheme="minorHAnsi" w:hAnsiTheme="minorHAnsi"/>
+        </w:rPr>
+        <w:t>Nel sistema corrente, le attività di una biblioteca comunale come quella considerata sono svolte completamente in presenza con lavoro manuale degli operatori e senza un servizio online dedicato ai lettori.</w:t>
+      </w:r>
+      <w:r>
+        <w:rPr>
+          <w:rFonts w:asciiTheme="minorHAnsi" w:hAnsiTheme="minorHAnsi"/>
+        </w:rPr>
+        <w:t xml:space="preserve"> Questo comporta spostamenti inutili per i lettori, operazioni manuali ripetitive per gli operatori e il rischio di incoerenze tra le informazioni registrate e lo stato reale delle copie.</w:t>
+      </w:r>
+    </w:p>
+    <w:p>
+      <w:pPr>
+        <w:rPr>
+          <w:rFonts w:asciiTheme="minorHAnsi" w:hAnsiTheme="minorHAnsi"/>
+        </w:rPr>
+      </w:pPr>
+    </w:p>
+    <w:p>
+      <w:pPr>
+        <w:rPr>
+          <w:rFonts w:asciiTheme="minorHAnsi" w:hAnsiTheme="minorHAnsi"/>
+        </w:rPr>
+      </w:pPr>
+      <w:r>
+        <w:rPr>
+          <w:rFonts w:asciiTheme="minorHAnsi" w:hAnsiTheme="minorHAnsi"/>
+        </w:rPr>
+        <w:t>Più in particolare:</w:t>
+      </w:r>
+    </w:p>
+    <w:p>
+      <w:pPr>
+        <w:pStyle w:val="ListParagraph"/>
+        <w:numPr>
+          <w:ilvl w:val="0"/>
+          <w:numId w:val="8"/>
+        </w:numPr>
+        <w:rPr>
+          <w:rFonts w:asciiTheme="minorHAnsi" w:hAnsiTheme="minorHAnsi"/>
+        </w:rPr>
+      </w:pPr>
+      <w:r>
+        <w:rPr>
+          <w:rFonts w:asciiTheme="minorHAnsi" w:hAnsiTheme="minorHAnsi"/>
+        </w:rPr>
+        <w:t>Per la consultazione del catalogo, il lettore è costretto a recarsi in biblioteca o deve contattare direttamente un operatore, che controlla le copie presenti.</w:t>
+      </w:r>
+    </w:p>
+    <w:p>
+      <w:pPr>
+        <w:pStyle w:val="ListParagraph"/>
+        <w:numPr>
+          <w:ilvl w:val="0"/>
+          <w:numId w:val="8"/>
+        </w:numPr>
+        <w:rPr>
+          <w:rFonts w:asciiTheme="minorHAnsi" w:hAnsiTheme="minorHAnsi"/>
+        </w:rPr>
+      </w:pPr>
+      <w:r>
+        <w:rPr>
+          <w:rFonts w:asciiTheme="minorHAnsi" w:hAnsiTheme="minorHAnsi"/>
+        </w:rPr>
+        <w:t>Non esiste un sistema di prenotazione online. Questo vuol dire che esiste il rischio per il lettore di effettuare uno spostamento inutile nel caso in cui la copia richiesta sia già stata data in prestito.</w:t>
+      </w:r>
+    </w:p>
+    <w:p>
+      <w:pPr>
+        <w:pStyle w:val="ListParagraph"/>
+        <w:numPr>
+          <w:ilvl w:val="0"/>
+          <w:numId w:val="8"/>
+        </w:numPr>
+        <w:rPr>
+          <w:rFonts w:asciiTheme="minorHAnsi" w:hAnsiTheme="minorHAnsi"/>
+        </w:rPr>
+      </w:pPr>
+      <w:r>
+        <w:rPr>
+          <w:rFonts w:asciiTheme="minorHAnsi" w:hAnsiTheme="minorHAnsi"/>
+        </w:rPr>
+        <w:t>L’operatore deve verificare l’identità del lettore e</w:t>
+      </w:r>
+      <w:r>
+        <w:rPr>
+          <w:rFonts w:asciiTheme="minorHAnsi" w:hAnsiTheme="minorHAnsi"/>
+        </w:rPr>
+        <w:t xml:space="preserve"> la disponibilità</w:t>
+      </w:r>
+      <w:r>
+        <w:rPr>
+          <w:rFonts w:asciiTheme="minorHAnsi" w:hAnsiTheme="minorHAnsi"/>
+        </w:rPr>
+        <w:t xml:space="preserve"> della copia e deve registrare a mano il prestito con la data entro cui restituirla. Alla restituzione, l’operatore deve controllare se il prestito risulta e se la riconsegna è avvenuta nei termini.</w:t>
+      </w:r>
+    </w:p>
+    <w:p>
+      <w:pPr>
+        <w:pStyle w:val="ListParagraph"/>
+        <w:numPr>
+          <w:ilvl w:val="0"/>
+          <w:numId w:val="8"/>
+        </w:numPr>
+        <w:rPr>
+          <w:rFonts w:asciiTheme="minorHAnsi" w:hAnsiTheme="minorHAnsi"/>
+        </w:rPr>
+      </w:pPr>
+      <w:r>
+        <w:rPr>
+          <w:rFonts w:asciiTheme="minorHAnsi" w:hAnsiTheme="minorHAnsi"/>
+        </w:rPr>
+        <w:t>In caso di restituzione in ritardo</w:t>
+      </w:r>
+      <w:r>
+        <w:rPr>
+          <w:rFonts w:asciiTheme="minorHAnsi" w:hAnsiTheme="minorHAnsi"/>
+        </w:rPr>
+        <w:t xml:space="preserve"> o altri comportamenti del lettore</w:t>
+      </w:r>
+      <w:r>
+        <w:rPr>
+          <w:rFonts w:asciiTheme="minorHAnsi" w:hAnsiTheme="minorHAnsi"/>
+        </w:rPr>
+        <w:t xml:space="preserve">, l’operatore può </w:t>
+      </w:r>
+      <w:r>
+        <w:rPr>
+          <w:rFonts w:asciiTheme="minorHAnsi" w:hAnsiTheme="minorHAnsi"/>
+        </w:rPr>
+        <w:lastRenderedPageBreak/>
+        <w:t xml:space="preserve">applicare una sospensione sulla base delle regole della biblioteca, e deve </w:t>
+      </w:r>
+      <w:r>
+        <w:rPr>
+          <w:rFonts w:asciiTheme="minorHAnsi" w:hAnsiTheme="minorHAnsi"/>
+        </w:rPr>
+        <w:t xml:space="preserve">annotarla </w:t>
+      </w:r>
+      <w:r>
+        <w:rPr>
+          <w:rFonts w:asciiTheme="minorHAnsi" w:hAnsiTheme="minorHAnsi"/>
+        </w:rPr>
+        <w:t xml:space="preserve">su </w:t>
+      </w:r>
+      <w:r>
+        <w:rPr>
+          <w:rFonts w:asciiTheme="minorHAnsi" w:hAnsiTheme="minorHAnsi"/>
+        </w:rPr>
+        <w:t>un registro</w:t>
+      </w:r>
+      <w:r>
+        <w:rPr>
+          <w:rFonts w:asciiTheme="minorHAnsi" w:hAnsiTheme="minorHAnsi"/>
+        </w:rPr>
+        <w:t xml:space="preserve"> cartaceo</w:t>
+      </w:r>
+      <w:r>
+        <w:rPr>
+          <w:rFonts w:asciiTheme="minorHAnsi" w:hAnsiTheme="minorHAnsi"/>
+        </w:rPr>
+        <w:t>, che deve essere consultato quando vengono effettuate nuove richieste di prestito</w:t>
+      </w:r>
+      <w:r>
+        <w:rPr>
+          <w:rFonts w:asciiTheme="minorHAnsi" w:hAnsiTheme="minorHAnsi"/>
+        </w:rPr>
+        <w:t xml:space="preserve">. </w:t>
+      </w:r>
+    </w:p>
+    <w:p>
+      <w:pPr>
+        <w:pStyle w:val="ListParagraph"/>
+        <w:numPr>
+          <w:ilvl w:val="0"/>
+          <w:numId w:val="8"/>
+        </w:numPr>
+        <w:rPr>
+          <w:rFonts w:asciiTheme="minorHAnsi" w:hAnsiTheme="minorHAnsi"/>
+        </w:rPr>
+      </w:pPr>
+      <w:r>
+        <w:rPr>
+          <w:rFonts w:asciiTheme="minorHAnsi" w:hAnsiTheme="minorHAnsi"/>
+        </w:rPr>
+        <w:t>Affinché l’operatore possa vedere lo storico del lettore, ha bisogno di cercarlo tra i registri cartacei.</w:t>
+      </w:r>
+    </w:p>
+    <w:p>
+      <w:pPr>
+        <w:pStyle w:val="ListParagraph"/>
+        <w:numPr>
+          <w:ilvl w:val="0"/>
+          <w:numId w:val="8"/>
+        </w:numPr>
+        <w:rPr>
+          <w:rFonts w:asciiTheme="minorHAnsi" w:hAnsiTheme="minorHAnsi"/>
+        </w:rPr>
+      </w:pPr>
+      <w:r>
+        <w:rPr>
+          <w:rFonts w:asciiTheme="minorHAnsi" w:hAnsiTheme="minorHAnsi"/>
+        </w:rPr>
+        <w:t xml:space="preserve">L’aggiornamento </w:t>
+      </w:r>
+      <w:r>
+        <w:rPr>
+          <w:rFonts w:asciiTheme="minorHAnsi" w:hAnsiTheme="minorHAnsi"/>
+        </w:rPr>
+        <w:t>di</w:t>
+      </w:r>
+      <w:r>
+        <w:rPr>
+          <w:rFonts w:asciiTheme="minorHAnsi" w:hAnsiTheme="minorHAnsi"/>
+        </w:rPr>
+        <w:t xml:space="preserve"> copie, edizioni e lettori è fatto dagli operatori senza un sistema centralizzato e condiviso.</w:t>
+      </w:r>
     </w:p>
     <w:p>
       <w:pPr>
@@ -5503,7 +7033,7 @@
           <w:rFonts w:asciiTheme="minorHAnsi" w:hAnsiTheme="minorHAnsi"/>
         </w:rPr>
       </w:pPr>
-      <w:bookmarkStart w:id="8" w:name="_Toc243674752"/>
+      <w:bookmarkStart w:id="8" w:name="_Toc243846654"/>
       <w:r>
         <w:rPr>
           <w:rFonts w:asciiTheme="minorHAnsi" w:hAnsiTheme="minorHAnsi"/>
@@ -5596,7 +7126,7 @@
           <w:iCs w:val="0"/>
         </w:rPr>
       </w:pPr>
-      <w:bookmarkStart w:id="9" w:name="_Toc243674753"/>
+      <w:bookmarkStart w:id="9" w:name="_Toc243846655"/>
       <w:r>
         <w:rPr>
           <w:rFonts w:ascii="Aptos" w:hAnsi="Aptos"/>
@@ -5607,6 +7137,419 @@
       </w:r>
       <w:bookmarkEnd w:id="9"/>
     </w:p>
+    <w:p>
+      <w:pPr>
+        <w:rPr>
+          <w:rFonts w:asciiTheme="minorHAnsi" w:hAnsiTheme="minorHAnsi"/>
+        </w:rPr>
+      </w:pPr>
+      <w:r>
+        <w:rPr>
+          <w:rFonts w:asciiTheme="minorHAnsi" w:hAnsiTheme="minorHAnsi"/>
+        </w:rPr>
+        <w:t xml:space="preserve">Il sistema NovaBiblioteca si propone di risolvere i problemi della gestione tradizionale della biblioteca </w:t>
+      </w:r>
+      <w:r>
+        <w:rPr>
+          <w:rFonts w:asciiTheme="minorHAnsi" w:hAnsiTheme="minorHAnsi"/>
+        </w:rPr>
+        <w:t>e di facilitare la consultazione del catalogo e la prenotazione delle copie da parte dei lettori, tramite l’introduzione di un catalogo online e delle prenotazioni.</w:t>
+      </w:r>
+    </w:p>
+    <w:p>
+      <w:pPr>
+        <w:rPr>
+          <w:rFonts w:asciiTheme="minorHAnsi" w:hAnsiTheme="minorHAnsi"/>
+        </w:rPr>
+      </w:pPr>
+    </w:p>
+    <w:p>
+      <w:pPr>
+        <w:rPr>
+          <w:rFonts w:asciiTheme="minorHAnsi" w:hAnsiTheme="minorHAnsi"/>
+        </w:rPr>
+      </w:pPr>
+      <w:r>
+        <w:rPr>
+          <w:rFonts w:asciiTheme="minorHAnsi" w:hAnsiTheme="minorHAnsi"/>
+        </w:rPr>
+        <w:t>Più in particolare il sistema:</w:t>
+      </w:r>
+    </w:p>
+    <w:p>
+      <w:pPr>
+        <w:pStyle w:val="ListParagraph"/>
+        <w:numPr>
+          <w:ilvl w:val="0"/>
+          <w:numId w:val="8"/>
+        </w:numPr>
+        <w:rPr>
+          <w:rFonts w:asciiTheme="minorHAnsi" w:hAnsiTheme="minorHAnsi"/>
+        </w:rPr>
+      </w:pPr>
+      <w:r>
+        <w:rPr>
+          <w:rFonts w:asciiTheme="minorHAnsi" w:hAnsiTheme="minorHAnsi"/>
+        </w:rPr>
+        <w:t xml:space="preserve">Permette agli operatori di registrare lettori al sistema e di resettare la loro password. </w:t>
+      </w:r>
+      <w:r>
+        <w:rPr>
+          <w:rFonts w:asciiTheme="minorHAnsi" w:hAnsiTheme="minorHAnsi"/>
+        </w:rPr>
+        <w:t xml:space="preserve">Il sistema genera una password temporanea che il lettore deve cambiare al primo accesso. </w:t>
+      </w:r>
+    </w:p>
+    <w:p>
+      <w:pPr>
+        <w:pStyle w:val="ListParagraph"/>
+        <w:numPr>
+          <w:ilvl w:val="0"/>
+          <w:numId w:val="8"/>
+        </w:numPr>
+        <w:rPr>
+          <w:rFonts w:asciiTheme="minorHAnsi" w:hAnsiTheme="minorHAnsi"/>
+        </w:rPr>
+      </w:pPr>
+      <w:r>
+        <w:rPr>
+          <w:rFonts w:asciiTheme="minorHAnsi" w:hAnsiTheme="minorHAnsi"/>
+        </w:rPr>
+        <w:t>Lettori registrati e operatori possono autenticarsi ed effettuare il logout</w:t>
+      </w:r>
+      <w:r>
+        <w:rPr>
+          <w:rFonts w:asciiTheme="minorHAnsi" w:hAnsiTheme="minorHAnsi"/>
+        </w:rPr>
+        <w:t>.</w:t>
+      </w:r>
+    </w:p>
+    <w:p>
+      <w:pPr>
+        <w:pStyle w:val="ListParagraph"/>
+        <w:numPr>
+          <w:ilvl w:val="0"/>
+          <w:numId w:val="8"/>
+        </w:numPr>
+        <w:rPr>
+          <w:rFonts w:asciiTheme="minorHAnsi" w:hAnsiTheme="minorHAnsi"/>
+        </w:rPr>
+      </w:pPr>
+      <w:r>
+        <w:rPr>
+          <w:rFonts w:asciiTheme="minorHAnsi" w:hAnsiTheme="minorHAnsi"/>
+        </w:rPr>
+        <w:t xml:space="preserve">Consente a </w:t>
+      </w:r>
+      <w:r>
+        <w:rPr>
+          <w:rFonts w:asciiTheme="minorHAnsi" w:hAnsiTheme="minorHAnsi"/>
+        </w:rPr>
+        <w:t>chiunque</w:t>
+      </w:r>
+      <w:r>
+        <w:rPr>
+          <w:rFonts w:asciiTheme="minorHAnsi" w:hAnsiTheme="minorHAnsi"/>
+        </w:rPr>
+        <w:t xml:space="preserve">, anche </w:t>
+      </w:r>
+      <w:r>
+        <w:rPr>
+          <w:rFonts w:asciiTheme="minorHAnsi" w:hAnsiTheme="minorHAnsi"/>
+        </w:rPr>
+        <w:t>senza registrazione</w:t>
+      </w:r>
+      <w:r>
+        <w:rPr>
+          <w:rFonts w:asciiTheme="minorHAnsi" w:hAnsiTheme="minorHAnsi"/>
+        </w:rPr>
+        <w:t>,</w:t>
+      </w:r>
+      <w:r>
+        <w:rPr>
+          <w:rFonts w:asciiTheme="minorHAnsi" w:hAnsiTheme="minorHAnsi"/>
+        </w:rPr>
+        <w:t xml:space="preserve"> di consultare il catalogo online, mostrando oltre alle informazioni delle edizioni anche la disponibilità delle copie.</w:t>
+      </w:r>
+    </w:p>
+    <w:p>
+      <w:pPr>
+        <w:pStyle w:val="ListParagraph"/>
+        <w:numPr>
+          <w:ilvl w:val="0"/>
+          <w:numId w:val="8"/>
+        </w:numPr>
+        <w:rPr>
+          <w:rFonts w:asciiTheme="minorHAnsi" w:hAnsiTheme="minorHAnsi"/>
+        </w:rPr>
+      </w:pPr>
+      <w:r>
+        <w:rPr>
+          <w:rFonts w:asciiTheme="minorHAnsi" w:hAnsiTheme="minorHAnsi"/>
+        </w:rPr>
+        <w:t>Consente ai lettori autenticati di effettuare una prenotazione di una copia disponibile che dura 72 ore</w:t>
+      </w:r>
+      <w:r>
+        <w:rPr>
+          <w:rFonts w:asciiTheme="minorHAnsi" w:hAnsiTheme="minorHAnsi"/>
+        </w:rPr>
+        <w:t>, dopodiché essa viene cancellata</w:t>
+      </w:r>
+      <w:r>
+        <w:rPr>
+          <w:rFonts w:asciiTheme="minorHAnsi" w:hAnsiTheme="minorHAnsi"/>
+        </w:rPr>
+        <w:t>.</w:t>
+      </w:r>
+      <w:r>
+        <w:rPr>
+          <w:rFonts w:asciiTheme="minorHAnsi" w:hAnsiTheme="minorHAnsi"/>
+        </w:rPr>
+        <w:t xml:space="preserve"> Questa prenotazione potrà essere cancellata dal lettore stesso, e potrà essere effettuata solo se il lettore non è sospeso e se non ne ha già tre attive.</w:t>
+      </w:r>
+      <w:r>
+        <w:rPr>
+          <w:rFonts w:asciiTheme="minorHAnsi" w:hAnsiTheme="minorHAnsi"/>
+        </w:rPr>
+        <w:t xml:space="preserve"> La prenotazione permette di riservare una copia al lettore, che potrà essere presa in prestito in presenza.</w:t>
+      </w:r>
+      <w:r>
+        <w:rPr>
+          <w:rFonts w:asciiTheme="minorHAnsi" w:hAnsiTheme="minorHAnsi"/>
+        </w:rPr>
+        <w:t xml:space="preserve"> </w:t>
+      </w:r>
+    </w:p>
+    <w:p>
+      <w:pPr>
+        <w:pStyle w:val="ListParagraph"/>
+        <w:numPr>
+          <w:ilvl w:val="0"/>
+          <w:numId w:val="8"/>
+        </w:numPr>
+        <w:rPr>
+          <w:rFonts w:asciiTheme="minorHAnsi" w:hAnsiTheme="minorHAnsi"/>
+        </w:rPr>
+      </w:pPr>
+      <w:r>
+        <w:rPr>
+          <w:rFonts w:asciiTheme="minorHAnsi" w:hAnsiTheme="minorHAnsi"/>
+        </w:rPr>
+        <w:t>L’operatore può registrare prestiti</w:t>
+      </w:r>
+      <w:r>
+        <w:rPr>
+          <w:rFonts w:asciiTheme="minorHAnsi" w:hAnsiTheme="minorHAnsi"/>
+        </w:rPr>
+        <w:t xml:space="preserve">, </w:t>
+      </w:r>
+      <w:r>
+        <w:rPr>
+          <w:rFonts w:asciiTheme="minorHAnsi" w:hAnsiTheme="minorHAnsi"/>
+        </w:rPr>
+        <w:t>anche di copie prenotate,</w:t>
+      </w:r>
+      <w:r>
+        <w:rPr>
+          <w:rFonts w:asciiTheme="minorHAnsi" w:hAnsiTheme="minorHAnsi"/>
+        </w:rPr>
+        <w:t xml:space="preserve"> e restituzioni compilando i rispettivi moduli. Nel caso della restituzione, è il sistema a ver</w:t>
+      </w:r>
+      <w:r>
+        <w:rPr>
+          <w:rFonts w:asciiTheme="minorHAnsi" w:hAnsiTheme="minorHAnsi"/>
+        </w:rPr>
+        <w:t>i</w:t>
+      </w:r>
+      <w:r>
+        <w:rPr>
+          <w:rFonts w:asciiTheme="minorHAnsi" w:hAnsiTheme="minorHAnsi"/>
+        </w:rPr>
+        <w:t>ficare che sia stata fatta nei tempi stabiliti, indicando anche un eventuale ritardo.</w:t>
+      </w:r>
+      <w:r>
+        <w:rPr>
+          <w:rFonts w:asciiTheme="minorHAnsi" w:hAnsiTheme="minorHAnsi"/>
+        </w:rPr>
+        <w:t xml:space="preserve"> Il prestito di una copia riservata </w:t>
+      </w:r>
+      <w:r>
+        <w:rPr>
+          <w:rFonts w:asciiTheme="minorHAnsi" w:hAnsiTheme="minorHAnsi"/>
+        </w:rPr>
+        <w:t xml:space="preserve">elimina </w:t>
+      </w:r>
+      <w:r>
+        <w:rPr>
+          <w:rFonts w:asciiTheme="minorHAnsi" w:hAnsiTheme="minorHAnsi"/>
+        </w:rPr>
+        <w:t>la rispettiva prenotazione.</w:t>
+      </w:r>
+    </w:p>
+    <w:p>
+      <w:pPr>
+        <w:pStyle w:val="ListParagraph"/>
+        <w:numPr>
+          <w:ilvl w:val="0"/>
+          <w:numId w:val="8"/>
+        </w:numPr>
+        <w:rPr>
+          <w:rFonts w:asciiTheme="minorHAnsi" w:hAnsiTheme="minorHAnsi"/>
+        </w:rPr>
+      </w:pPr>
+      <w:r>
+        <w:rPr>
+          <w:rFonts w:asciiTheme="minorHAnsi" w:hAnsiTheme="minorHAnsi"/>
+        </w:rPr>
+        <w:t>In caso di restituzione in ritardo</w:t>
+      </w:r>
+      <w:r>
+        <w:rPr>
+          <w:rFonts w:asciiTheme="minorHAnsi" w:hAnsiTheme="minorHAnsi"/>
+        </w:rPr>
+        <w:t xml:space="preserve"> o altri comportamenti del lettore, l’operatore può applicare una sospensione sulla base delle regole della biblioteca, compilando il modulo di aggiunta di sospensione offerto dal sistema, che permette di </w:t>
+      </w:r>
+      <w:r>
+        <w:rPr>
+          <w:rFonts w:asciiTheme="minorHAnsi" w:hAnsiTheme="minorHAnsi"/>
+        </w:rPr>
+        <w:t xml:space="preserve">registrare </w:t>
+      </w:r>
+      <w:r>
+        <w:rPr>
+          <w:rFonts w:asciiTheme="minorHAnsi" w:hAnsiTheme="minorHAnsi"/>
+        </w:rPr>
+        <w:t>la sospensione. Il sistema presenta anche l’opzione di annullare le sospensioni in corso.</w:t>
+      </w:r>
+      <w:r>
+        <w:rPr>
+          <w:rFonts w:asciiTheme="minorHAnsi" w:hAnsiTheme="minorHAnsi"/>
+        </w:rPr>
+        <w:t xml:space="preserve"> La sospensione </w:t>
+      </w:r>
+      <w:r>
+        <w:rPr>
+          <w:rFonts w:asciiTheme="minorHAnsi" w:hAnsiTheme="minorHAnsi"/>
+        </w:rPr>
+        <w:t>impedisce al lettore</w:t>
+      </w:r>
+      <w:r>
+        <w:rPr>
+          <w:rFonts w:asciiTheme="minorHAnsi" w:hAnsiTheme="minorHAnsi"/>
+        </w:rPr>
+        <w:t xml:space="preserve"> </w:t>
+      </w:r>
+      <w:r>
+        <w:rPr>
+          <w:rFonts w:asciiTheme="minorHAnsi" w:hAnsiTheme="minorHAnsi"/>
+        </w:rPr>
+        <w:t>sia</w:t>
+      </w:r>
+      <w:r>
+        <w:rPr>
+          <w:rFonts w:asciiTheme="minorHAnsi" w:hAnsiTheme="minorHAnsi"/>
+        </w:rPr>
+        <w:t xml:space="preserve"> di prenotare </w:t>
+      </w:r>
+      <w:r>
+        <w:rPr>
+          <w:rFonts w:asciiTheme="minorHAnsi" w:hAnsiTheme="minorHAnsi"/>
+        </w:rPr>
+        <w:t>sia</w:t>
+      </w:r>
+      <w:r>
+        <w:rPr>
+          <w:rFonts w:asciiTheme="minorHAnsi" w:hAnsiTheme="minorHAnsi"/>
+        </w:rPr>
+        <w:t xml:space="preserve"> di ricevere prestiti, e inoltre cancella le sue prenotazioni attive.</w:t>
+      </w:r>
+    </w:p>
+    <w:p>
+      <w:pPr>
+        <w:pStyle w:val="ListParagraph"/>
+        <w:numPr>
+          <w:ilvl w:val="0"/>
+          <w:numId w:val="8"/>
+        </w:numPr>
+        <w:rPr>
+          <w:rFonts w:asciiTheme="minorHAnsi" w:hAnsiTheme="minorHAnsi"/>
+        </w:rPr>
+      </w:pPr>
+      <w:r>
+        <w:rPr>
+          <w:rFonts w:asciiTheme="minorHAnsi" w:hAnsiTheme="minorHAnsi"/>
+        </w:rPr>
+        <w:t xml:space="preserve">Affinché l’operatore possa vedere lo storico del lettore, può cercarlo per mezzo del suo codice fiscale. Gli verranno mostrati lo storico dei prestiti, delle restituzioni, delle sospensioni e, se il lettore è registrato, anche le </w:t>
+      </w:r>
+      <w:r>
+        <w:rPr>
+          <w:rFonts w:asciiTheme="minorHAnsi" w:hAnsiTheme="minorHAnsi"/>
+        </w:rPr>
+        <w:t xml:space="preserve">sue </w:t>
+      </w:r>
+      <w:r>
+        <w:rPr>
+          <w:rFonts w:asciiTheme="minorHAnsi" w:hAnsiTheme="minorHAnsi"/>
+        </w:rPr>
+        <w:t xml:space="preserve">informazioni, con la possibilità di modificarle, e </w:t>
+      </w:r>
+      <w:r>
+        <w:rPr>
+          <w:rFonts w:asciiTheme="minorHAnsi" w:hAnsiTheme="minorHAnsi"/>
+        </w:rPr>
+        <w:t xml:space="preserve">le </w:t>
+      </w:r>
+      <w:r>
+        <w:rPr>
+          <w:rFonts w:asciiTheme="minorHAnsi" w:hAnsiTheme="minorHAnsi"/>
+        </w:rPr>
+        <w:t>sue prenotazioni</w:t>
+      </w:r>
+      <w:r>
+        <w:rPr>
+          <w:rFonts w:asciiTheme="minorHAnsi" w:hAnsiTheme="minorHAnsi"/>
+        </w:rPr>
+        <w:t xml:space="preserve"> attive</w:t>
+      </w:r>
+      <w:r>
+        <w:rPr>
+          <w:rFonts w:asciiTheme="minorHAnsi" w:hAnsiTheme="minorHAnsi"/>
+        </w:rPr>
+        <w:t>.</w:t>
+      </w:r>
+    </w:p>
+    <w:p>
+      <w:pPr>
+        <w:pStyle w:val="ListParagraph"/>
+        <w:numPr>
+          <w:ilvl w:val="0"/>
+          <w:numId w:val="8"/>
+        </w:numPr>
+        <w:rPr>
+          <w:rFonts w:asciiTheme="minorHAnsi" w:hAnsiTheme="minorHAnsi"/>
+        </w:rPr>
+      </w:pPr>
+      <w:r>
+        <w:rPr>
+          <w:rFonts w:asciiTheme="minorHAnsi" w:hAnsiTheme="minorHAnsi"/>
+        </w:rPr>
+        <w:t>L’aggiornamento di copie, edizioni e lettori è fatto dagli operatori attraverso gli strumenti del sistema, che consentono di mantenere le informazioni</w:t>
+      </w:r>
+      <w:r>
+        <w:rPr>
+          <w:rFonts w:asciiTheme="minorHAnsi" w:hAnsiTheme="minorHAnsi"/>
+        </w:rPr>
+        <w:t xml:space="preserve"> aggiornate e </w:t>
+      </w:r>
+      <w:r>
+        <w:rPr>
+          <w:rFonts w:asciiTheme="minorHAnsi" w:hAnsiTheme="minorHAnsi"/>
+        </w:rPr>
+        <w:lastRenderedPageBreak/>
+        <w:t>coerenti.</w:t>
+      </w:r>
+    </w:p>
+    <w:p/>
     <w:p>
       <w:pPr>
         <w:pStyle w:val="Heading2"/>
@@ -5622,7 +7565,7 @@
           <w:iCs w:val="0"/>
         </w:rPr>
       </w:pPr>
-      <w:bookmarkStart w:id="10" w:name="_Toc243674754"/>
+      <w:bookmarkStart w:id="10" w:name="_Toc243846656"/>
       <w:r>
         <w:rPr>
           <w:rFonts w:ascii="Aptos" w:hAnsi="Aptos"/>
@@ -5635,6 +7578,909 @@
     </w:p>
     <w:p>
       <w:pPr>
+        <w:jc w:val="both"/>
+        <w:rPr>
+          <w:rFonts w:asciiTheme="minorHAnsi" w:hAnsiTheme="minorHAnsi"/>
+          <w:b/>
+          <w:bCs/>
+        </w:rPr>
+      </w:pPr>
+      <w:r>
+        <w:rPr>
+          <w:rFonts w:asciiTheme="minorHAnsi" w:hAnsiTheme="minorHAnsi"/>
+          <w:b/>
+          <w:bCs/>
+        </w:rPr>
+        <w:t>FR</w:t>
+      </w:r>
+      <w:r>
+        <w:rPr>
+          <w:rFonts w:asciiTheme="minorHAnsi" w:hAnsiTheme="minorHAnsi"/>
+          <w:b/>
+          <w:bCs/>
+        </w:rPr>
+        <w:t>1 – Registrazione del lettore</w:t>
+      </w:r>
+      <w:r>
+        <w:rPr>
+          <w:rFonts w:asciiTheme="minorHAnsi" w:hAnsiTheme="minorHAnsi"/>
+          <w:b/>
+          <w:bCs/>
+        </w:rPr>
+        <w:t xml:space="preserve"> al servizio NovaBiblioteca</w:t>
+      </w:r>
+    </w:p>
+    <w:p>
+      <w:pPr>
+        <w:jc w:val="both"/>
+        <w:rPr>
+          <w:rFonts w:asciiTheme="minorHAnsi" w:hAnsiTheme="minorHAnsi"/>
+        </w:rPr>
+      </w:pPr>
+      <w:r>
+        <w:rPr>
+          <w:rFonts w:asciiTheme="minorHAnsi" w:hAnsiTheme="minorHAnsi"/>
+        </w:rPr>
+        <w:t>Un operatore può registrare un lettore inserendo codice fiscale, nome, cognome ed e-mail. Il sistema deve creare l’account del lettore dopo la validazione dei dati, generare una password temporanea e richiedere al primo accesso di impostarne una nuova.</w:t>
+      </w:r>
+    </w:p>
+    <w:p>
+      <w:pPr>
+        <w:jc w:val="both"/>
+        <w:rPr>
+          <w:rFonts w:asciiTheme="minorHAnsi" w:hAnsiTheme="minorHAnsi"/>
+        </w:rPr>
+      </w:pPr>
+    </w:p>
+    <w:p>
+      <w:pPr>
+        <w:jc w:val="both"/>
+        <w:rPr>
+          <w:rFonts w:asciiTheme="minorHAnsi" w:hAnsiTheme="minorHAnsi"/>
+          <w:b/>
+          <w:bCs/>
+        </w:rPr>
+      </w:pPr>
+      <w:r>
+        <w:rPr>
+          <w:rFonts w:asciiTheme="minorHAnsi" w:hAnsiTheme="minorHAnsi"/>
+          <w:b/>
+          <w:bCs/>
+        </w:rPr>
+        <w:t>FR</w:t>
+      </w:r>
+      <w:r>
+        <w:rPr>
+          <w:rFonts w:asciiTheme="minorHAnsi" w:hAnsiTheme="minorHAnsi"/>
+          <w:b/>
+          <w:bCs/>
+        </w:rPr>
+        <w:t>2 – Autenticazione degli utenti</w:t>
+      </w:r>
+    </w:p>
+    <w:p>
+      <w:pPr>
+        <w:jc w:val="both"/>
+        <w:rPr>
+          <w:rFonts w:asciiTheme="minorHAnsi" w:hAnsiTheme="minorHAnsi"/>
+        </w:rPr>
+      </w:pPr>
+      <w:r>
+        <w:rPr>
+          <w:rFonts w:asciiTheme="minorHAnsi" w:hAnsiTheme="minorHAnsi"/>
+        </w:rPr>
+        <w:t>I lettori registrati e gli operatori devono poter accedere mediante e-mail e password e terminare la propria sessione tramite una funzionalità di logout.</w:t>
+      </w:r>
+    </w:p>
+    <w:p>
+      <w:pPr>
+        <w:jc w:val="both"/>
+        <w:rPr>
+          <w:rFonts w:asciiTheme="minorHAnsi" w:hAnsiTheme="minorHAnsi"/>
+        </w:rPr>
+      </w:pPr>
+    </w:p>
+    <w:p>
+      <w:pPr>
+        <w:jc w:val="both"/>
+        <w:rPr>
+          <w:rFonts w:asciiTheme="minorHAnsi" w:hAnsiTheme="minorHAnsi"/>
+          <w:b/>
+          <w:bCs/>
+        </w:rPr>
+      </w:pPr>
+      <w:r>
+        <w:rPr>
+          <w:rFonts w:asciiTheme="minorHAnsi" w:hAnsiTheme="minorHAnsi"/>
+          <w:b/>
+          <w:bCs/>
+        </w:rPr>
+        <w:t>FR</w:t>
+      </w:r>
+      <w:r>
+        <w:rPr>
+          <w:rFonts w:asciiTheme="minorHAnsi" w:hAnsiTheme="minorHAnsi"/>
+          <w:b/>
+          <w:bCs/>
+        </w:rPr>
+        <w:t>3 – Consultazione del catalogo</w:t>
+      </w:r>
+    </w:p>
+    <w:p>
+      <w:pPr>
+        <w:jc w:val="both"/>
+        <w:rPr>
+          <w:rFonts w:asciiTheme="minorHAnsi" w:hAnsiTheme="minorHAnsi"/>
+        </w:rPr>
+      </w:pPr>
+      <w:r>
+        <w:rPr>
+          <w:rFonts w:asciiTheme="minorHAnsi" w:hAnsiTheme="minorHAnsi"/>
+        </w:rPr>
+        <w:t>Il sistema deve consentire a qualsiasi utente, anche non registrato, di consultare il catalogo e cercare i libri di interesse, anche sulla base di filtri di ricerca, mostrando solo i risultati corrispondenti.</w:t>
+      </w:r>
+    </w:p>
+    <w:p>
+      <w:pPr>
+        <w:jc w:val="both"/>
+        <w:rPr>
+          <w:rFonts w:asciiTheme="minorHAnsi" w:hAnsiTheme="minorHAnsi"/>
+        </w:rPr>
+      </w:pPr>
+    </w:p>
+    <w:p>
+      <w:pPr>
+        <w:jc w:val="both"/>
+        <w:rPr>
+          <w:rFonts w:asciiTheme="minorHAnsi" w:hAnsiTheme="minorHAnsi"/>
+          <w:b/>
+          <w:bCs/>
+        </w:rPr>
+      </w:pPr>
+      <w:r>
+        <w:rPr>
+          <w:rFonts w:asciiTheme="minorHAnsi" w:hAnsiTheme="minorHAnsi"/>
+          <w:b/>
+          <w:bCs/>
+        </w:rPr>
+        <w:t>FR</w:t>
+      </w:r>
+      <w:r>
+        <w:rPr>
+          <w:rFonts w:asciiTheme="minorHAnsi" w:hAnsiTheme="minorHAnsi"/>
+          <w:b/>
+          <w:bCs/>
+        </w:rPr>
+        <w:t>4 – Visualizzazione dei dettagli dell’edizione</w:t>
+      </w:r>
+    </w:p>
+    <w:p>
+      <w:pPr>
+        <w:jc w:val="both"/>
+        <w:rPr>
+          <w:rFonts w:asciiTheme="minorHAnsi" w:hAnsiTheme="minorHAnsi"/>
+        </w:rPr>
+      </w:pPr>
+      <w:r>
+        <w:rPr>
+          <w:rFonts w:asciiTheme="minorHAnsi" w:hAnsiTheme="minorHAnsi"/>
+        </w:rPr>
+        <w:t>Il sistema deve consentire di selezionare un’edizione e visualizzare le relative informazioni, quali autore, edizione e numero di copie disponibili.</w:t>
+      </w:r>
+    </w:p>
+    <w:p>
+      <w:pPr>
+        <w:jc w:val="both"/>
+        <w:rPr>
+          <w:rFonts w:asciiTheme="minorHAnsi" w:hAnsiTheme="minorHAnsi"/>
+        </w:rPr>
+      </w:pPr>
+    </w:p>
+    <w:p>
+      <w:pPr>
+        <w:jc w:val="both"/>
+        <w:rPr>
+          <w:rFonts w:asciiTheme="minorHAnsi" w:hAnsiTheme="minorHAnsi"/>
+          <w:b/>
+          <w:bCs/>
+        </w:rPr>
+      </w:pPr>
+      <w:r>
+        <w:rPr>
+          <w:rFonts w:asciiTheme="minorHAnsi" w:hAnsiTheme="minorHAnsi"/>
+          <w:b/>
+          <w:bCs/>
+        </w:rPr>
+        <w:t>FR</w:t>
+      </w:r>
+      <w:r>
+        <w:rPr>
+          <w:rFonts w:asciiTheme="minorHAnsi" w:hAnsiTheme="minorHAnsi"/>
+          <w:b/>
+          <w:bCs/>
+        </w:rPr>
+        <w:t>5 – Prenotazione di una copia</w:t>
+      </w:r>
+    </w:p>
+    <w:p>
+      <w:pPr>
+        <w:jc w:val="both"/>
+        <w:rPr>
+          <w:rFonts w:asciiTheme="minorHAnsi" w:hAnsiTheme="minorHAnsi"/>
+        </w:rPr>
+      </w:pPr>
+      <w:r>
+        <w:rPr>
+          <w:rFonts w:asciiTheme="minorHAnsi" w:hAnsiTheme="minorHAnsi"/>
+        </w:rPr>
+        <w:t>Un lettore autenticato deve poter richiedere una prenotazione di una copia disponibile di un</w:t>
+      </w:r>
+      <w:r>
+        <w:rPr>
+          <w:rFonts w:asciiTheme="minorHAnsi" w:hAnsiTheme="minorHAnsi"/>
+        </w:rPr>
+        <w:t xml:space="preserve">’edizione </w:t>
+      </w:r>
+      <w:r>
+        <w:rPr>
+          <w:rFonts w:asciiTheme="minorHAnsi" w:hAnsiTheme="minorHAnsi"/>
+        </w:rPr>
+        <w:t>presente nel catalogo, nel rispetto dei vincoli stabiliti dalla biblioteca come ad esempio assenza di sospensioni, numero massimo di prenotazioni.</w:t>
+      </w:r>
+    </w:p>
+    <w:p>
+      <w:pPr>
+        <w:jc w:val="both"/>
+        <w:rPr>
+          <w:rFonts w:asciiTheme="minorHAnsi" w:hAnsiTheme="minorHAnsi"/>
+        </w:rPr>
+      </w:pPr>
+    </w:p>
+    <w:p>
+      <w:pPr>
+        <w:jc w:val="both"/>
+        <w:rPr>
+          <w:rFonts w:asciiTheme="minorHAnsi" w:hAnsiTheme="minorHAnsi"/>
+          <w:b/>
+          <w:bCs/>
+        </w:rPr>
+      </w:pPr>
+      <w:r>
+        <w:rPr>
+          <w:rFonts w:asciiTheme="minorHAnsi" w:hAnsiTheme="minorHAnsi"/>
+          <w:b/>
+          <w:bCs/>
+        </w:rPr>
+        <w:t>FR</w:t>
+      </w:r>
+      <w:r>
+        <w:rPr>
+          <w:rFonts w:asciiTheme="minorHAnsi" w:hAnsiTheme="minorHAnsi"/>
+          <w:b/>
+          <w:bCs/>
+        </w:rPr>
+        <w:t>6 – Visualizzazione e gestione delle prenotazioni</w:t>
+      </w:r>
+    </w:p>
+    <w:p>
+      <w:pPr>
+        <w:jc w:val="both"/>
+        <w:rPr>
+          <w:rFonts w:asciiTheme="minorHAnsi" w:hAnsiTheme="minorHAnsi"/>
+        </w:rPr>
+      </w:pPr>
+      <w:r>
+        <w:rPr>
+          <w:rFonts w:asciiTheme="minorHAnsi" w:hAnsiTheme="minorHAnsi"/>
+        </w:rPr>
+        <w:t>Un lettore autenticato deve poter visualizzare e annullare le proprie prenotazioni attive, rendendo nuovamente disponibile la copia riservata dopo l’annullamento.</w:t>
+      </w:r>
+    </w:p>
+    <w:p>
+      <w:pPr>
+        <w:jc w:val="both"/>
+        <w:rPr>
+          <w:rFonts w:asciiTheme="minorHAnsi" w:hAnsiTheme="minorHAnsi"/>
+        </w:rPr>
+      </w:pPr>
+    </w:p>
+    <w:p>
+      <w:pPr>
+        <w:jc w:val="both"/>
+        <w:rPr>
+          <w:rFonts w:asciiTheme="minorHAnsi" w:hAnsiTheme="minorHAnsi"/>
+          <w:b/>
+          <w:bCs/>
+        </w:rPr>
+      </w:pPr>
+      <w:r>
+        <w:rPr>
+          <w:rFonts w:asciiTheme="minorHAnsi" w:hAnsiTheme="minorHAnsi"/>
+          <w:b/>
+          <w:bCs/>
+        </w:rPr>
+        <w:t>FR</w:t>
+      </w:r>
+      <w:r>
+        <w:rPr>
+          <w:rFonts w:asciiTheme="minorHAnsi" w:hAnsiTheme="minorHAnsi"/>
+          <w:b/>
+          <w:bCs/>
+        </w:rPr>
+        <w:t>7 – Ricerca delle informazioni di un lettore</w:t>
+      </w:r>
+    </w:p>
+    <w:p>
+      <w:pPr>
+        <w:jc w:val="both"/>
+        <w:rPr>
+          <w:rFonts w:asciiTheme="minorHAnsi" w:hAnsiTheme="minorHAnsi"/>
+        </w:rPr>
+      </w:pPr>
+      <w:r>
+        <w:rPr>
+          <w:rFonts w:asciiTheme="minorHAnsi" w:hAnsiTheme="minorHAnsi"/>
+        </w:rPr>
+        <w:t>Un operatore deve poter ricercare un lettore tramite codice fiscale e visualizzarne le prenotazioni attive, lo storico dei prestiti e delle restituzioni e lo storico delle sospensioni.</w:t>
+      </w:r>
+    </w:p>
+    <w:p>
+      <w:pPr>
+        <w:jc w:val="both"/>
+        <w:rPr>
+          <w:rFonts w:asciiTheme="minorHAnsi" w:hAnsiTheme="minorHAnsi"/>
+        </w:rPr>
+      </w:pPr>
+    </w:p>
+    <w:p>
+      <w:pPr>
+        <w:jc w:val="both"/>
+        <w:rPr>
+          <w:rFonts w:asciiTheme="minorHAnsi" w:hAnsiTheme="minorHAnsi"/>
+          <w:b/>
+          <w:bCs/>
+        </w:rPr>
+      </w:pPr>
+      <w:r>
+        <w:rPr>
+          <w:rFonts w:asciiTheme="minorHAnsi" w:hAnsiTheme="minorHAnsi"/>
+          <w:b/>
+          <w:bCs/>
+        </w:rPr>
+        <w:t>FR</w:t>
+      </w:r>
+      <w:r>
+        <w:rPr>
+          <w:rFonts w:asciiTheme="minorHAnsi" w:hAnsiTheme="minorHAnsi"/>
+          <w:b/>
+          <w:bCs/>
+        </w:rPr>
+        <w:t>8 – Registrazione del prestito</w:t>
+      </w:r>
+    </w:p>
+    <w:p>
+      <w:pPr>
+        <w:jc w:val="both"/>
+        <w:rPr>
+          <w:rFonts w:asciiTheme="minorHAnsi" w:hAnsiTheme="minorHAnsi"/>
+        </w:rPr>
+      </w:pPr>
+      <w:r>
+        <w:rPr>
+          <w:rFonts w:asciiTheme="minorHAnsi" w:hAnsiTheme="minorHAnsi"/>
+        </w:rPr>
+        <w:t>Un operatore deve poter registrare il prestito di una copia a un lettore verificando la</w:t>
+      </w:r>
+      <w:r>
+        <w:rPr>
+          <w:rFonts w:asciiTheme="minorHAnsi" w:hAnsiTheme="minorHAnsi"/>
+        </w:rPr>
+        <w:t xml:space="preserve"> </w:t>
+      </w:r>
+      <w:r>
+        <w:rPr>
+          <w:rFonts w:asciiTheme="minorHAnsi" w:hAnsiTheme="minorHAnsi"/>
+        </w:rPr>
+        <w:t>disponibilità della copia e l'assenza di sospensioni.</w:t>
+      </w:r>
+    </w:p>
+    <w:p>
+      <w:pPr>
+        <w:jc w:val="both"/>
+        <w:rPr>
+          <w:rFonts w:asciiTheme="minorHAnsi" w:hAnsiTheme="minorHAnsi"/>
+        </w:rPr>
+      </w:pPr>
+      <w:r>
+        <w:rPr>
+          <w:rFonts w:asciiTheme="minorHAnsi" w:hAnsiTheme="minorHAnsi"/>
+        </w:rPr>
+        <w:t>In caso di prenotazione online, il sistema deve verificare che la prenotazione sia attiva e associata al lettore e alla copia da consegnare.</w:t>
+      </w:r>
+    </w:p>
+    <w:p>
+      <w:pPr>
+        <w:jc w:val="both"/>
+        <w:rPr>
+          <w:rFonts w:asciiTheme="minorHAnsi" w:hAnsiTheme="minorHAnsi"/>
+        </w:rPr>
+      </w:pPr>
+      <w:r>
+        <w:rPr>
+          <w:rFonts w:asciiTheme="minorHAnsi" w:hAnsiTheme="minorHAnsi"/>
+        </w:rPr>
+        <w:t>Se le condizioni sono soddisfatte, il sistema deve registrare il prestito, aggiornare il catalogo e registrare la data di restituzione</w:t>
+      </w:r>
+      <w:r>
+        <w:rPr>
+          <w:rFonts w:asciiTheme="minorHAnsi" w:hAnsiTheme="minorHAnsi"/>
+        </w:rPr>
+        <w:t xml:space="preserve"> prevista</w:t>
+      </w:r>
+      <w:r>
+        <w:rPr>
+          <w:rFonts w:asciiTheme="minorHAnsi" w:hAnsiTheme="minorHAnsi"/>
+        </w:rPr>
+        <w:t>, scelta dall’operatore sulla base delle regole della biblioteca.</w:t>
+      </w:r>
+    </w:p>
+    <w:p>
+      <w:pPr>
+        <w:rPr>
+          <w:rFonts w:asciiTheme="minorHAnsi" w:hAnsiTheme="minorHAnsi"/>
+        </w:rPr>
+      </w:pPr>
+    </w:p>
+    <w:p>
+      <w:pPr>
+        <w:jc w:val="both"/>
+        <w:rPr>
+          <w:rFonts w:asciiTheme="minorHAnsi" w:hAnsiTheme="minorHAnsi"/>
+          <w:b/>
+          <w:bCs/>
+        </w:rPr>
+      </w:pPr>
+      <w:r>
+        <w:rPr>
+          <w:rFonts w:asciiTheme="minorHAnsi" w:hAnsiTheme="minorHAnsi"/>
+          <w:b/>
+          <w:bCs/>
+        </w:rPr>
+        <w:lastRenderedPageBreak/>
+        <w:t>FR</w:t>
+      </w:r>
+      <w:r>
+        <w:rPr>
+          <w:rFonts w:asciiTheme="minorHAnsi" w:hAnsiTheme="minorHAnsi"/>
+          <w:b/>
+          <w:bCs/>
+        </w:rPr>
+        <w:t>9 – Registrazione della restituzione</w:t>
+      </w:r>
+    </w:p>
+    <w:p>
+      <w:pPr>
+        <w:jc w:val="both"/>
+        <w:rPr>
+          <w:rFonts w:asciiTheme="minorHAnsi" w:hAnsiTheme="minorHAnsi"/>
+        </w:rPr>
+      </w:pPr>
+      <w:r>
+        <w:rPr>
+          <w:rFonts w:asciiTheme="minorHAnsi" w:hAnsiTheme="minorHAnsi"/>
+        </w:rPr>
+        <w:t>Un operatore deve poter registrare una restituzione di una copia del libro, verificando l'esistenza di un prestito corrispondente e segnalando eventuali ritardi rispetto alla data di restituzione prevista.</w:t>
+      </w:r>
+    </w:p>
+    <w:p>
+      <w:pPr>
+        <w:jc w:val="both"/>
+        <w:rPr>
+          <w:rFonts w:asciiTheme="minorHAnsi" w:hAnsiTheme="minorHAnsi"/>
+        </w:rPr>
+      </w:pPr>
+    </w:p>
+    <w:p>
+      <w:pPr>
+        <w:jc w:val="both"/>
+        <w:rPr>
+          <w:rFonts w:asciiTheme="minorHAnsi" w:hAnsiTheme="minorHAnsi"/>
+          <w:b/>
+          <w:bCs/>
+        </w:rPr>
+      </w:pPr>
+      <w:r>
+        <w:rPr>
+          <w:rFonts w:asciiTheme="minorHAnsi" w:hAnsiTheme="minorHAnsi"/>
+          <w:b/>
+          <w:bCs/>
+        </w:rPr>
+        <w:t>FR</w:t>
+      </w:r>
+      <w:r>
+        <w:rPr>
+          <w:rFonts w:asciiTheme="minorHAnsi" w:hAnsiTheme="minorHAnsi"/>
+          <w:b/>
+          <w:bCs/>
+        </w:rPr>
+        <w:t>10 – Modifica del catalogo</w:t>
+      </w:r>
+    </w:p>
+    <w:p>
+      <w:pPr>
+        <w:jc w:val="both"/>
+        <w:rPr>
+          <w:rFonts w:asciiTheme="minorHAnsi" w:hAnsiTheme="minorHAnsi"/>
+        </w:rPr>
+      </w:pPr>
+      <w:r>
+        <w:rPr>
+          <w:rFonts w:asciiTheme="minorHAnsi" w:hAnsiTheme="minorHAnsi"/>
+        </w:rPr>
+        <w:t>Un operatore deve poter modificare il catalogo, aggiungendo o rimuovendo copie</w:t>
+      </w:r>
+      <w:r>
+        <w:rPr>
+          <w:rFonts w:asciiTheme="minorHAnsi" w:hAnsiTheme="minorHAnsi"/>
+        </w:rPr>
+        <w:t xml:space="preserve"> e aggiungendo o modificando edizioni,</w:t>
+      </w:r>
+      <w:r>
+        <w:rPr>
+          <w:rFonts w:asciiTheme="minorHAnsi" w:hAnsiTheme="minorHAnsi"/>
+        </w:rPr>
+        <w:t xml:space="preserve"> mantenendo aggiornate le informazioni consultabili.</w:t>
+      </w:r>
+    </w:p>
+    <w:p>
+      <w:pPr>
+        <w:jc w:val="both"/>
+        <w:rPr>
+          <w:rFonts w:asciiTheme="minorHAnsi" w:hAnsiTheme="minorHAnsi"/>
+        </w:rPr>
+      </w:pPr>
+    </w:p>
+    <w:p>
+      <w:pPr>
+        <w:jc w:val="both"/>
+        <w:rPr>
+          <w:rFonts w:asciiTheme="minorHAnsi" w:hAnsiTheme="minorHAnsi"/>
+          <w:b/>
+          <w:bCs/>
+        </w:rPr>
+      </w:pPr>
+      <w:r>
+        <w:rPr>
+          <w:rFonts w:asciiTheme="minorHAnsi" w:hAnsiTheme="minorHAnsi"/>
+          <w:b/>
+          <w:bCs/>
+        </w:rPr>
+        <w:t>FR</w:t>
+      </w:r>
+      <w:r>
+        <w:rPr>
+          <w:rFonts w:asciiTheme="minorHAnsi" w:hAnsiTheme="minorHAnsi"/>
+          <w:b/>
+          <w:bCs/>
+        </w:rPr>
+        <w:t>11 – Registrazione d</w:t>
+      </w:r>
+      <w:r>
+        <w:rPr>
+          <w:rFonts w:asciiTheme="minorHAnsi" w:hAnsiTheme="minorHAnsi"/>
+          <w:b/>
+          <w:bCs/>
+        </w:rPr>
+        <w:t xml:space="preserve">i una </w:t>
+      </w:r>
+      <w:r>
+        <w:rPr>
+          <w:rFonts w:asciiTheme="minorHAnsi" w:hAnsiTheme="minorHAnsi"/>
+          <w:b/>
+          <w:bCs/>
+        </w:rPr>
+        <w:t>sospensione</w:t>
+      </w:r>
+    </w:p>
+    <w:p>
+      <w:pPr>
+        <w:jc w:val="both"/>
+        <w:rPr>
+          <w:rFonts w:asciiTheme="minorHAnsi" w:hAnsiTheme="minorHAnsi"/>
+        </w:rPr>
+      </w:pPr>
+      <w:r>
+        <w:rPr>
+          <w:rFonts w:asciiTheme="minorHAnsi" w:hAnsiTheme="minorHAnsi"/>
+        </w:rPr>
+        <w:t>Un operatore deve poter registrare una sospensione a un lettore, indicando data di inizio e durata, aggiungendola allo storico del lettore. Per tutta la durata della sospensione, il sistema deve impedire al lettore di effettuare prenotazioni e ottenere prestiti. Inoltre</w:t>
+      </w:r>
+      <w:r>
+        <w:rPr>
+          <w:rFonts w:asciiTheme="minorHAnsi" w:hAnsiTheme="minorHAnsi"/>
+        </w:rPr>
+        <w:t>, in caso di sospensione,</w:t>
+      </w:r>
+      <w:r>
+        <w:rPr>
+          <w:rFonts w:asciiTheme="minorHAnsi" w:hAnsiTheme="minorHAnsi"/>
+        </w:rPr>
+        <w:t xml:space="preserve"> </w:t>
+      </w:r>
+      <w:r>
+        <w:rPr>
+          <w:rFonts w:asciiTheme="minorHAnsi" w:hAnsiTheme="minorHAnsi"/>
+        </w:rPr>
+        <w:t xml:space="preserve">devono essere </w:t>
+      </w:r>
+      <w:r>
+        <w:rPr>
+          <w:rFonts w:asciiTheme="minorHAnsi" w:hAnsiTheme="minorHAnsi"/>
+        </w:rPr>
+        <w:t>annullate, se ci sono, tutte le prenotazion</w:t>
+      </w:r>
+      <w:r>
+        <w:rPr>
+          <w:rFonts w:asciiTheme="minorHAnsi" w:hAnsiTheme="minorHAnsi"/>
+        </w:rPr>
+        <w:t>i</w:t>
+      </w:r>
+      <w:r>
+        <w:rPr>
+          <w:rFonts w:asciiTheme="minorHAnsi" w:hAnsiTheme="minorHAnsi"/>
+        </w:rPr>
+        <w:t xml:space="preserve"> attive </w:t>
+      </w:r>
+      <w:r>
+        <w:rPr>
+          <w:rFonts w:asciiTheme="minorHAnsi" w:hAnsiTheme="minorHAnsi"/>
+        </w:rPr>
+        <w:t>di</w:t>
+      </w:r>
+      <w:r>
+        <w:rPr>
+          <w:rFonts w:asciiTheme="minorHAnsi" w:hAnsiTheme="minorHAnsi"/>
+        </w:rPr>
+        <w:t xml:space="preserve"> quel lettore.</w:t>
+      </w:r>
+    </w:p>
+    <w:p>
+      <w:pPr>
+        <w:jc w:val="both"/>
+        <w:rPr>
+          <w:rFonts w:asciiTheme="minorHAnsi" w:hAnsiTheme="minorHAnsi"/>
+        </w:rPr>
+      </w:pPr>
+    </w:p>
+    <w:p>
+      <w:pPr>
+        <w:jc w:val="both"/>
+        <w:rPr>
+          <w:rFonts w:asciiTheme="minorHAnsi" w:hAnsiTheme="minorHAnsi"/>
+          <w:b/>
+          <w:bCs/>
+        </w:rPr>
+      </w:pPr>
+      <w:r>
+        <w:rPr>
+          <w:rFonts w:asciiTheme="minorHAnsi" w:hAnsiTheme="minorHAnsi"/>
+          <w:b/>
+          <w:bCs/>
+        </w:rPr>
+        <w:t>FR</w:t>
+      </w:r>
+      <w:r>
+        <w:rPr>
+          <w:rFonts w:asciiTheme="minorHAnsi" w:hAnsiTheme="minorHAnsi"/>
+          <w:b/>
+          <w:bCs/>
+        </w:rPr>
+        <w:t>12 – Annullamento di una sospensione</w:t>
+      </w:r>
+    </w:p>
+    <w:p>
+      <w:pPr>
+        <w:jc w:val="both"/>
+        <w:rPr>
+          <w:rFonts w:asciiTheme="minorHAnsi" w:hAnsiTheme="minorHAnsi"/>
+        </w:rPr>
+      </w:pPr>
+      <w:r>
+        <w:rPr>
+          <w:rFonts w:asciiTheme="minorHAnsi" w:hAnsiTheme="minorHAnsi"/>
+        </w:rPr>
+        <w:t>Un operatore deve poter annullare una sospesione a un lettore assegnata in precedenza.</w:t>
+      </w:r>
+    </w:p>
+    <w:p>
+      <w:pPr>
+        <w:jc w:val="both"/>
+        <w:rPr>
+          <w:rFonts w:asciiTheme="minorHAnsi" w:hAnsiTheme="minorHAnsi"/>
+          <w:b/>
+          <w:bCs/>
+        </w:rPr>
+      </w:pPr>
+    </w:p>
+    <w:p>
+      <w:pPr>
+        <w:jc w:val="both"/>
+        <w:rPr>
+          <w:rFonts w:asciiTheme="minorHAnsi" w:hAnsiTheme="minorHAnsi"/>
+          <w:b/>
+          <w:bCs/>
+        </w:rPr>
+      </w:pPr>
+      <w:r>
+        <w:rPr>
+          <w:rFonts w:asciiTheme="minorHAnsi" w:hAnsiTheme="minorHAnsi"/>
+          <w:b/>
+          <w:bCs/>
+        </w:rPr>
+        <w:t>FR</w:t>
+      </w:r>
+      <w:r>
+        <w:rPr>
+          <w:rFonts w:asciiTheme="minorHAnsi" w:hAnsiTheme="minorHAnsi"/>
+          <w:b/>
+          <w:bCs/>
+        </w:rPr>
+        <w:t>1</w:t>
+      </w:r>
+      <w:r>
+        <w:rPr>
+          <w:rFonts w:asciiTheme="minorHAnsi" w:hAnsiTheme="minorHAnsi"/>
+          <w:b/>
+          <w:bCs/>
+        </w:rPr>
+        <w:t>3</w:t>
+      </w:r>
+      <w:r>
+        <w:rPr>
+          <w:rFonts w:asciiTheme="minorHAnsi" w:hAnsiTheme="minorHAnsi"/>
+          <w:b/>
+          <w:bCs/>
+        </w:rPr>
+        <w:t xml:space="preserve"> – Modifica informazioni lettore registrato</w:t>
+      </w:r>
+    </w:p>
+    <w:p>
+      <w:pPr>
+        <w:jc w:val="both"/>
+        <w:rPr>
+          <w:rFonts w:asciiTheme="minorHAnsi" w:hAnsiTheme="minorHAnsi"/>
+        </w:rPr>
+      </w:pPr>
+      <w:r>
+        <w:rPr>
+          <w:rFonts w:asciiTheme="minorHAnsi" w:hAnsiTheme="minorHAnsi"/>
+        </w:rPr>
+        <w:t>Il sistema deve consentire ad un operatore di modificare nome, cognome ed e-mail di un lettore registrato.</w:t>
+      </w:r>
+    </w:p>
+    <w:p>
+      <w:pPr>
+        <w:jc w:val="both"/>
+        <w:rPr>
+          <w:rFonts w:asciiTheme="minorHAnsi" w:hAnsiTheme="minorHAnsi"/>
+        </w:rPr>
+      </w:pPr>
+    </w:p>
+    <w:p>
+      <w:pPr>
+        <w:jc w:val="both"/>
+        <w:rPr>
+          <w:rFonts w:asciiTheme="minorHAnsi" w:hAnsiTheme="minorHAnsi"/>
+          <w:b/>
+          <w:bCs/>
+        </w:rPr>
+      </w:pPr>
+      <w:r>
+        <w:rPr>
+          <w:rFonts w:asciiTheme="minorHAnsi" w:hAnsiTheme="minorHAnsi"/>
+          <w:b/>
+          <w:bCs/>
+        </w:rPr>
+        <w:t>FR</w:t>
+      </w:r>
+      <w:r>
+        <w:rPr>
+          <w:rFonts w:asciiTheme="minorHAnsi" w:hAnsiTheme="minorHAnsi"/>
+          <w:b/>
+          <w:bCs/>
+        </w:rPr>
+        <w:t>1</w:t>
+      </w:r>
+      <w:r>
+        <w:rPr>
+          <w:rFonts w:asciiTheme="minorHAnsi" w:hAnsiTheme="minorHAnsi"/>
+          <w:b/>
+          <w:bCs/>
+        </w:rPr>
+        <w:t xml:space="preserve">4 </w:t>
+      </w:r>
+      <w:r>
+        <w:rPr>
+          <w:rFonts w:asciiTheme="minorHAnsi" w:hAnsiTheme="minorHAnsi"/>
+          <w:b/>
+          <w:bCs/>
+        </w:rPr>
+        <w:t>– Reset della password</w:t>
+      </w:r>
+    </w:p>
+    <w:p>
+      <w:pPr>
+        <w:jc w:val="both"/>
+        <w:rPr>
+          <w:rFonts w:asciiTheme="minorHAnsi" w:hAnsiTheme="minorHAnsi"/>
+        </w:rPr>
+      </w:pPr>
+      <w:r>
+        <w:rPr>
+          <w:rFonts w:asciiTheme="minorHAnsi" w:hAnsiTheme="minorHAnsi"/>
+        </w:rPr>
+        <w:t>Il sistema deve consentire ad un operatore di resettare la password dell’account di un lettore registrato. Assegnando una nuova password temporanea.</w:t>
+      </w:r>
+    </w:p>
+    <w:p>
+      <w:pPr>
+        <w:jc w:val="both"/>
+        <w:rPr>
+          <w:rFonts w:asciiTheme="minorHAnsi" w:hAnsiTheme="minorHAnsi"/>
+        </w:rPr>
+      </w:pPr>
+    </w:p>
+    <w:p>
+      <w:pPr>
+        <w:jc w:val="both"/>
+        <w:rPr>
+          <w:rFonts w:asciiTheme="minorHAnsi" w:hAnsiTheme="minorHAnsi"/>
+          <w:b/>
+          <w:bCs/>
+        </w:rPr>
+      </w:pPr>
+      <w:r>
+        <w:rPr>
+          <w:rFonts w:asciiTheme="minorHAnsi" w:hAnsiTheme="minorHAnsi"/>
+          <w:b/>
+          <w:bCs/>
+        </w:rPr>
+        <w:t>FR</w:t>
+      </w:r>
+      <w:r>
+        <w:rPr>
+          <w:rFonts w:asciiTheme="minorHAnsi" w:hAnsiTheme="minorHAnsi"/>
+          <w:b/>
+          <w:bCs/>
+        </w:rPr>
+        <w:t>15 – Cancellazione automatica delle prenotazioni</w:t>
+      </w:r>
+      <w:r>
+        <w:rPr>
+          <w:rFonts w:asciiTheme="minorHAnsi" w:hAnsiTheme="minorHAnsi"/>
+          <w:b/>
+          <w:bCs/>
+        </w:rPr>
+        <w:t xml:space="preserve"> scadute</w:t>
+      </w:r>
+    </w:p>
+    <w:p>
+      <w:pPr>
+        <w:jc w:val="both"/>
+        <w:rPr>
+          <w:rFonts w:asciiTheme="minorHAnsi" w:hAnsiTheme="minorHAnsi"/>
+        </w:rPr>
+      </w:pPr>
+      <w:r>
+        <w:rPr>
+          <w:rFonts w:asciiTheme="minorHAnsi" w:hAnsiTheme="minorHAnsi"/>
+        </w:rPr>
+        <w:t>Il sistema deve controllare periodicamente che le prenotazioni non siano scadute. Nel caso in cui lo siano deve eliminarle.</w:t>
+      </w:r>
+    </w:p>
+    <w:p/>
+    <w:p>
+      <w:pPr>
         <w:pStyle w:val="Heading2"/>
         <w:spacing w:line="276" w:lineRule="auto"/>
         <w:jc w:val="both"/>
@@ -5644,7 +8490,7 @@
           <w:iCs w:val="0"/>
         </w:rPr>
       </w:pPr>
-      <w:bookmarkStart w:id="11" w:name="_Toc243674755"/>
+      <w:bookmarkStart w:id="11" w:name="_Toc243846657"/>
       <w:r>
         <w:rPr>
           <w:rFonts w:ascii="Aptos" w:hAnsi="Aptos"/>
@@ -5665,7 +8511,7 @@
           <w:szCs w:val="28"/>
         </w:rPr>
       </w:pPr>
-      <w:bookmarkStart w:id="12" w:name="_Toc243674756"/>
+      <w:bookmarkStart w:id="12" w:name="_Toc243846658"/>
       <w:r>
         <w:rPr>
           <w:rFonts w:asciiTheme="minorHAnsi" w:hAnsiTheme="minorHAnsi"/>
@@ -5694,6 +8540,14 @@
           <w:b/>
           <w:bCs/>
         </w:rPr>
+        <w:t xml:space="preserve">NFR1 - </w:t>
+      </w:r>
+      <w:r>
+        <w:rPr>
+          <w:rFonts w:asciiTheme="minorHAnsi" w:eastAsia="Times New Roman" w:hAnsiTheme="minorHAnsi"/>
+          <w:b/>
+          <w:bCs/>
+        </w:rPr>
         <w:t xml:space="preserve">Interfaccia </w:t>
       </w:r>
       <w:r>
@@ -5895,6 +8749,14 @@
           <w:b/>
           <w:bCs/>
         </w:rPr>
+        <w:t xml:space="preserve">NFR2 - </w:t>
+      </w:r>
+      <w:r>
+        <w:rPr>
+          <w:rFonts w:asciiTheme="minorHAnsi" w:eastAsia="Times New Roman" w:hAnsiTheme="minorHAnsi"/>
+          <w:b/>
+          <w:bCs/>
+        </w:rPr>
         <w:t>Feedback delle operazioni</w:t>
       </w:r>
       <w:r>
@@ -5952,6 +8814,14 @@
           <w:b/>
           <w:bCs/>
         </w:rPr>
+        <w:t xml:space="preserve">NFR3 - </w:t>
+      </w:r>
+      <w:r>
+        <w:rPr>
+          <w:rFonts w:asciiTheme="minorHAnsi" w:eastAsia="Times New Roman" w:hAnsiTheme="minorHAnsi"/>
+          <w:b/>
+          <w:bCs/>
+        </w:rPr>
         <w:t>Interfaccia responsive</w:t>
       </w:r>
       <w:r>
@@ -5998,14 +8868,17 @@
           <w:szCs w:val="28"/>
         </w:rPr>
       </w:pPr>
+      <w:bookmarkStart w:id="13" w:name="_Toc243846659"/>
       <w:r>
         <w:rPr>
           <w:rFonts w:asciiTheme="minorHAnsi" w:hAnsiTheme="minorHAnsi"/>
           <w:sz w:val="28"/>
           <w:szCs w:val="28"/>
         </w:rPr>
+        <w:lastRenderedPageBreak/>
         <w:t>Reliability</w:t>
       </w:r>
+      <w:bookmarkEnd w:id="13"/>
     </w:p>
     <w:p>
       <w:pPr>
@@ -6025,6 +8898,14 @@
           <w:b/>
           <w:bCs/>
         </w:rPr>
+        <w:t xml:space="preserve">NFR4 - </w:t>
+      </w:r>
+      <w:r>
+        <w:rPr>
+          <w:rFonts w:asciiTheme="minorHAnsi" w:eastAsia="Times New Roman" w:hAnsiTheme="minorHAnsi"/>
+          <w:b/>
+          <w:bCs/>
+        </w:rPr>
         <w:t>Disponibilità</w:t>
       </w:r>
       <w:r>
@@ -6064,6 +8945,14 @@
           <w:b/>
           <w:bCs/>
         </w:rPr>
+        <w:t xml:space="preserve">NFR5 - </w:t>
+      </w:r>
+      <w:r>
+        <w:rPr>
+          <w:rFonts w:asciiTheme="minorHAnsi" w:eastAsia="Times New Roman" w:hAnsiTheme="minorHAnsi"/>
+          <w:b/>
+          <w:bCs/>
+        </w:rPr>
         <w:t>Coerenza</w:t>
       </w:r>
       <w:r>
@@ -6110,6 +8999,7 @@
           <w:szCs w:val="28"/>
         </w:rPr>
       </w:pPr>
+      <w:bookmarkStart w:id="14" w:name="_Toc243846660"/>
       <w:r>
         <w:rPr>
           <w:rFonts w:asciiTheme="minorHAnsi" w:hAnsiTheme="minorHAnsi"/>
@@ -6118,6 +9008,7 @@
         </w:rPr>
         <w:t>Performance</w:t>
       </w:r>
+      <w:bookmarkEnd w:id="14"/>
     </w:p>
     <w:p>
       <w:pPr>
@@ -6130,6 +9021,14 @@
           <w:rFonts w:asciiTheme="minorHAnsi" w:eastAsia="Times New Roman" w:hAnsiTheme="minorHAnsi"/>
         </w:rPr>
       </w:pPr>
+      <w:r>
+        <w:rPr>
+          <w:rFonts w:asciiTheme="minorHAnsi" w:eastAsia="Times New Roman" w:hAnsiTheme="minorHAnsi"/>
+          <w:b/>
+          <w:bCs/>
+        </w:rPr>
+        <w:t xml:space="preserve">NFR6 - </w:t>
+      </w:r>
       <w:r>
         <w:rPr>
           <w:rFonts w:asciiTheme="minorHAnsi" w:eastAsia="Times New Roman" w:hAnsiTheme="minorHAnsi"/>
@@ -6200,6 +9099,14 @@
       </w:pPr>
       <w:r>
         <w:rPr>
+          <w:rFonts w:asciiTheme="minorHAnsi" w:eastAsia="Times New Roman" w:hAnsiTheme="minorHAnsi"/>
+          <w:b/>
+          <w:bCs/>
+        </w:rPr>
+        <w:t xml:space="preserve">NFR7 - </w:t>
+      </w:r>
+      <w:r>
+        <w:rPr>
           <w:rFonts w:asciiTheme="minorHAnsi" w:hAnsiTheme="minorHAnsi"/>
           <w:b/>
           <w:bCs/>
@@ -6234,14 +9141,7 @@
         <w:rPr>
           <w:rFonts w:asciiTheme="minorHAnsi" w:hAnsiTheme="minorHAnsi"/>
         </w:rPr>
-        <w:t xml:space="preserve"> utenti contemporaneamente connessi senza degrado delle </w:t>
-      </w:r>
-      <w:r>
-        <w:rPr>
-          <w:rFonts w:asciiTheme="minorHAnsi" w:hAnsiTheme="minorHAnsi"/>
-        </w:rPr>
-        <w:lastRenderedPageBreak/>
-        <w:t>funzionalità.</w:t>
+        <w:t xml:space="preserve"> utenti contemporaneamente connessi senza degrado delle funzionalità.</w:t>
       </w:r>
     </w:p>
     <w:p>
@@ -6264,7 +9164,7 @@
           <w:szCs w:val="28"/>
         </w:rPr>
       </w:pPr>
-      <w:bookmarkStart w:id="13" w:name="_Toc243674757"/>
+      <w:bookmarkStart w:id="15" w:name="_Toc243846661"/>
       <w:r>
         <w:rPr>
           <w:rFonts w:asciiTheme="minorHAnsi" w:hAnsiTheme="minorHAnsi"/>
@@ -6273,7 +9173,7 @@
         </w:rPr>
         <w:t>Supportability</w:t>
       </w:r>
-      <w:bookmarkEnd w:id="13"/>
+      <w:bookmarkEnd w:id="15"/>
     </w:p>
     <w:p>
       <w:pPr>
@@ -6289,6 +9189,14 @@
       </w:pPr>
       <w:r>
         <w:rPr>
+          <w:rFonts w:asciiTheme="minorHAnsi" w:eastAsia="Times New Roman" w:hAnsiTheme="minorHAnsi"/>
+          <w:b/>
+          <w:bCs/>
+        </w:rPr>
+        <w:t xml:space="preserve">NFR8 - </w:t>
+      </w:r>
+      <w:r>
+        <w:rPr>
           <w:rFonts w:asciiTheme="minorHAnsi" w:hAnsiTheme="minorHAnsi"/>
           <w:b/>
           <w:bCs/>
@@ -6299,7 +9207,19 @@
         <w:rPr>
           <w:rFonts w:asciiTheme="minorHAnsi" w:hAnsiTheme="minorHAnsi"/>
         </w:rPr>
-        <w:t>: le tabelle del database devono rispettare le 3 forme normali.</w:t>
+        <w:t xml:space="preserve">: le tabelle del database devono rispettare le </w:t>
+      </w:r>
+      <w:r>
+        <w:rPr>
+          <w:rFonts w:asciiTheme="minorHAnsi" w:hAnsiTheme="minorHAnsi"/>
+        </w:rPr>
+        <w:t>tre</w:t>
+      </w:r>
+      <w:r>
+        <w:rPr>
+          <w:rFonts w:asciiTheme="minorHAnsi" w:hAnsiTheme="minorHAnsi"/>
+        </w:rPr>
+        <w:t xml:space="preserve"> forme normali.</w:t>
       </w:r>
     </w:p>
     <w:p>
@@ -6316,6 +9236,14 @@
       </w:pPr>
       <w:r>
         <w:rPr>
+          <w:rFonts w:asciiTheme="minorHAnsi" w:eastAsia="Times New Roman" w:hAnsiTheme="minorHAnsi"/>
+          <w:b/>
+          <w:bCs/>
+        </w:rPr>
+        <w:t xml:space="preserve">NFR9 - </w:t>
+      </w:r>
+      <w:r>
+        <w:rPr>
           <w:rFonts w:asciiTheme="minorHAnsi" w:hAnsiTheme="minorHAnsi"/>
           <w:b/>
           <w:bCs/>
@@ -6360,6 +9288,7 @@
           <w:szCs w:val="28"/>
         </w:rPr>
       </w:pPr>
+      <w:bookmarkStart w:id="16" w:name="_Toc243846662"/>
       <w:r>
         <w:rPr>
           <w:rFonts w:asciiTheme="minorHAnsi" w:hAnsiTheme="minorHAnsi"/>
@@ -6368,6 +9297,7 @@
         </w:rPr>
         <w:t>Implementation</w:t>
       </w:r>
+      <w:bookmarkEnd w:id="16"/>
     </w:p>
     <w:p>
       <w:pPr>
@@ -6380,6 +9310,14 @@
           <w:rFonts w:asciiTheme="minorHAnsi" w:eastAsia="Times New Roman" w:hAnsiTheme="minorHAnsi"/>
         </w:rPr>
       </w:pPr>
+      <w:r>
+        <w:rPr>
+          <w:rFonts w:asciiTheme="minorHAnsi" w:eastAsia="Times New Roman" w:hAnsiTheme="minorHAnsi"/>
+          <w:b/>
+          <w:bCs/>
+        </w:rPr>
+        <w:t xml:space="preserve">NFR10 - </w:t>
+      </w:r>
       <w:r>
         <w:rPr>
           <w:rFonts w:asciiTheme="minorHAnsi" w:eastAsia="Times New Roman" w:hAnsiTheme="minorHAnsi"/>
@@ -6418,6 +9356,14 @@
       </w:pPr>
       <w:r>
         <w:rPr>
+          <w:rFonts w:asciiTheme="minorHAnsi" w:eastAsia="Times New Roman" w:hAnsiTheme="minorHAnsi"/>
+          <w:b/>
+          <w:bCs/>
+        </w:rPr>
+        <w:t xml:space="preserve">NFR11 - </w:t>
+      </w:r>
+      <w:r>
+        <w:rPr>
           <w:rFonts w:asciiTheme="minorHAnsi" w:hAnsiTheme="minorHAnsi"/>
           <w:b/>
           <w:bCs/>
@@ -6452,6 +9398,14 @@
       </w:pPr>
       <w:r>
         <w:rPr>
+          <w:rFonts w:asciiTheme="minorHAnsi" w:eastAsia="Times New Roman" w:hAnsiTheme="minorHAnsi"/>
+          <w:b/>
+          <w:bCs/>
+        </w:rPr>
+        <w:t xml:space="preserve">NFR12 - </w:t>
+      </w:r>
+      <w:r>
+        <w:rPr>
           <w:rFonts w:asciiTheme="minorHAnsi" w:hAnsiTheme="minorHAnsi"/>
           <w:b/>
           <w:bCs/>
@@ -6494,7 +9448,7 @@
           <w:szCs w:val="28"/>
         </w:rPr>
       </w:pPr>
-      <w:bookmarkStart w:id="14" w:name="_Toc243674758"/>
+      <w:bookmarkStart w:id="17" w:name="_Toc243846663"/>
       <w:r>
         <w:rPr>
           <w:rFonts w:asciiTheme="minorHAnsi" w:hAnsiTheme="minorHAnsi"/>
@@ -6503,7 +9457,6 @@
         </w:rPr>
         <w:t>I</w:t>
       </w:r>
-      <w:bookmarkEnd w:id="14"/>
       <w:r>
         <w:rPr>
           <w:rFonts w:asciiTheme="minorHAnsi" w:hAnsiTheme="minorHAnsi"/>
@@ -6512,6 +9465,7 @@
         </w:rPr>
         <w:t>nterface</w:t>
       </w:r>
+      <w:bookmarkEnd w:id="17"/>
     </w:p>
     <w:p>
       <w:pPr>
@@ -6527,6 +9481,14 @@
       </w:pPr>
       <w:r>
         <w:rPr>
+          <w:rFonts w:asciiTheme="minorHAnsi" w:eastAsia="Times New Roman" w:hAnsiTheme="minorHAnsi"/>
+          <w:b/>
+          <w:bCs/>
+        </w:rPr>
+        <w:t xml:space="preserve">NFR13 - </w:t>
+      </w:r>
+      <w:r>
+        <w:rPr>
           <w:rFonts w:asciiTheme="minorHAnsi" w:hAnsiTheme="minorHAnsi"/>
           <w:b/>
           <w:bCs/>
@@ -6554,6 +9516,14 @@
       </w:pPr>
       <w:r>
         <w:rPr>
+          <w:rFonts w:asciiTheme="minorHAnsi" w:eastAsia="Times New Roman" w:hAnsiTheme="minorHAnsi"/>
+          <w:b/>
+          <w:bCs/>
+        </w:rPr>
+        <w:t xml:space="preserve">NFR14 - </w:t>
+      </w:r>
+      <w:r>
+        <w:rPr>
           <w:rFonts w:asciiTheme="minorHAnsi" w:hAnsiTheme="minorHAnsi"/>
           <w:b/>
           <w:bCs/>
@@ -6584,6 +9554,7 @@
           <w:szCs w:val="28"/>
         </w:rPr>
       </w:pPr>
+      <w:bookmarkStart w:id="18" w:name="_Toc243846664"/>
       <w:r>
         <w:rPr>
           <w:rFonts w:asciiTheme="minorHAnsi" w:hAnsiTheme="minorHAnsi"/>
@@ -6592,6 +9563,7 @@
         </w:rPr>
         <w:t>Packaging</w:t>
       </w:r>
+      <w:bookmarkEnd w:id="18"/>
     </w:p>
     <w:p>
       <w:pPr>
@@ -6607,6 +9579,14 @@
       </w:pPr>
       <w:r>
         <w:rPr>
+          <w:rFonts w:asciiTheme="minorHAnsi" w:eastAsia="Times New Roman" w:hAnsiTheme="minorHAnsi"/>
+          <w:b/>
+          <w:bCs/>
+        </w:rPr>
+        <w:t xml:space="preserve">NFR15 - </w:t>
+      </w:r>
+      <w:r>
+        <w:rPr>
           <w:rFonts w:asciiTheme="minorHAnsi" w:hAnsiTheme="minorHAnsi"/>
           <w:b/>
           <w:bCs/>
@@ -6649,16 +9629,17 @@
           <w:szCs w:val="28"/>
         </w:rPr>
       </w:pPr>
-      <w:bookmarkStart w:id="15" w:name="_Toc243674759"/>
+      <w:bookmarkStart w:id="19" w:name="_Toc243846665"/>
       <w:r>
         <w:rPr>
           <w:rFonts w:asciiTheme="minorHAnsi" w:hAnsiTheme="minorHAnsi"/>
           <w:sz w:val="28"/>
           <w:szCs w:val="28"/>
         </w:rPr>
+        <w:lastRenderedPageBreak/>
         <w:t>Legal</w:t>
       </w:r>
-      <w:bookmarkEnd w:id="15"/>
+      <w:bookmarkEnd w:id="19"/>
     </w:p>
     <w:p>
       <w:pPr>
@@ -6675,6 +9656,14 @@
       </w:pPr>
       <w:r>
         <w:rPr>
+          <w:rFonts w:asciiTheme="minorHAnsi" w:eastAsia="Times New Roman" w:hAnsiTheme="minorHAnsi"/>
+          <w:b/>
+          <w:bCs/>
+        </w:rPr>
+        <w:t xml:space="preserve">NFR16 - </w:t>
+      </w:r>
+      <w:r>
+        <w:rPr>
           <w:rFonts w:asciiTheme="minorHAnsi" w:hAnsiTheme="minorHAnsi"/>
           <w:b/>
           <w:bCs/>
@@ -6686,6 +9675,12 @@
           <w:rFonts w:asciiTheme="minorHAnsi" w:hAnsiTheme="minorHAnsi"/>
         </w:rPr>
         <w:t>: durante l'iscrizione il lettore riceve un'informativa fisica che dice quali dati vengono raccolti, perché, per quanto tempo e chi è il titolare del trattamento. L'operatore deve assicurarsi che il lettore firmi il documento prima di completare la registrazione.</w:t>
+      </w:r>
+      <w:r>
+        <w:rPr>
+          <w:rFonts w:asciiTheme="minorHAnsi" w:hAnsiTheme="minorHAnsi"/>
+        </w:rPr>
+        <w:t xml:space="preserve"> [1]</w:t>
       </w:r>
     </w:p>
     <w:p>
@@ -6702,6 +9697,14 @@
       </w:pPr>
       <w:r>
         <w:rPr>
+          <w:rFonts w:asciiTheme="minorHAnsi" w:eastAsia="Times New Roman" w:hAnsiTheme="minorHAnsi"/>
+          <w:b/>
+          <w:bCs/>
+        </w:rPr>
+        <w:t xml:space="preserve">NFR17 - </w:t>
+      </w:r>
+      <w:r>
+        <w:rPr>
           <w:rFonts w:asciiTheme="minorHAnsi" w:hAnsiTheme="minorHAnsi"/>
           <w:b/>
           <w:bCs/>
@@ -6725,6 +9728,12 @@
           <w:rFonts w:asciiTheme="minorHAnsi" w:hAnsiTheme="minorHAnsi"/>
         </w:rPr>
         <w:t xml:space="preserve"> solo i dati necessari al servizio.</w:t>
+      </w:r>
+      <w:r>
+        <w:rPr>
+          <w:rFonts w:asciiTheme="minorHAnsi" w:hAnsiTheme="minorHAnsi"/>
+        </w:rPr>
+        <w:t xml:space="preserve"> [1]</w:t>
       </w:r>
     </w:p>
     <w:p>
@@ -6741,6 +9750,14 @@
       </w:pPr>
       <w:r>
         <w:rPr>
+          <w:rFonts w:asciiTheme="minorHAnsi" w:eastAsia="Times New Roman" w:hAnsiTheme="minorHAnsi"/>
+          <w:b/>
+          <w:bCs/>
+        </w:rPr>
+        <w:t xml:space="preserve">NFR18 - </w:t>
+      </w:r>
+      <w:r>
+        <w:rPr>
           <w:rFonts w:asciiTheme="minorHAnsi" w:hAnsiTheme="minorHAnsi"/>
           <w:b/>
           <w:bCs/>
@@ -6752,6 +9769,12 @@
           <w:rFonts w:asciiTheme="minorHAnsi" w:hAnsiTheme="minorHAnsi"/>
         </w:rPr>
         <w:t>: in caso di violazione dei dati il titolare deve notificare il Garante entro 72 ore.</w:t>
+      </w:r>
+      <w:r>
+        <w:rPr>
+          <w:rFonts w:asciiTheme="minorHAnsi" w:hAnsiTheme="minorHAnsi"/>
+        </w:rPr>
+        <w:t xml:space="preserve"> [1]</w:t>
       </w:r>
     </w:p>
     <w:p>
@@ -6766,6 +9789,14 @@
           <w:rFonts w:asciiTheme="minorHAnsi" w:eastAsia="Times New Roman" w:hAnsiTheme="minorHAnsi"/>
         </w:rPr>
       </w:pPr>
+      <w:r>
+        <w:rPr>
+          <w:rFonts w:asciiTheme="minorHAnsi" w:eastAsia="Times New Roman" w:hAnsiTheme="minorHAnsi"/>
+          <w:b/>
+          <w:bCs/>
+        </w:rPr>
+        <w:t xml:space="preserve">NFR19 - </w:t>
+      </w:r>
       <w:r>
         <w:rPr>
           <w:rFonts w:asciiTheme="minorHAnsi" w:eastAsia="Times New Roman" w:hAnsiTheme="minorHAnsi"/>
@@ -6834,7 +9865,7 @@
           <w:iCs w:val="0"/>
         </w:rPr>
       </w:pPr>
-      <w:bookmarkStart w:id="16" w:name="_Toc243674760"/>
+      <w:bookmarkStart w:id="20" w:name="_Toc243846666"/>
       <w:r>
         <w:rPr>
           <w:rFonts w:ascii="Aptos" w:hAnsi="Aptos"/>
@@ -6843,7 +9874,7 @@
         </w:rPr>
         <w:t>System models</w:t>
       </w:r>
-      <w:bookmarkEnd w:id="16"/>
+      <w:bookmarkEnd w:id="20"/>
     </w:p>
     <w:p>
       <w:pPr>
@@ -6855,17 +9886,1457 @@
           <w:szCs w:val="28"/>
         </w:rPr>
       </w:pPr>
-      <w:bookmarkStart w:id="17" w:name="_Toc243674761"/>
+      <w:bookmarkStart w:id="21" w:name="_Toc243846667"/>
       <w:r>
         <w:rPr>
           <w:rFonts w:asciiTheme="minorHAnsi" w:hAnsiTheme="minorHAnsi"/>
           <w:sz w:val="28"/>
           <w:szCs w:val="28"/>
         </w:rPr>
+        <w:t>Scenarios</w:t>
+      </w:r>
+      <w:bookmarkStart w:id="22" w:name="_Toc243674698"/>
+      <w:bookmarkEnd w:id="21"/>
+    </w:p>
+    <w:p>
+      <w:pPr>
+        <w:rPr>
+          <w:rFonts w:asciiTheme="minorHAnsi" w:hAnsiTheme="minorHAnsi"/>
+          <w:b/>
+          <w:bCs/>
+          <w:sz w:val="28"/>
+          <w:szCs w:val="28"/>
+        </w:rPr>
+      </w:pPr>
+      <w:r>
+        <w:rPr>
+          <w:rFonts w:asciiTheme="minorHAnsi" w:hAnsiTheme="minorHAnsi"/>
+          <w:b/>
+          <w:bCs/>
+        </w:rPr>
+        <w:t>Scenario 1 – Registrazione del lettore</w:t>
+      </w:r>
+      <w:bookmarkEnd w:id="22"/>
+    </w:p>
+    <w:p>
+      <w:pPr>
+        <w:rPr>
+          <w:rFonts w:asciiTheme="minorHAnsi" w:hAnsiTheme="minorHAnsi"/>
+        </w:rPr>
+      </w:pPr>
+      <w:r>
+        <w:rPr>
+          <w:rFonts w:asciiTheme="minorHAnsi" w:hAnsiTheme="minorHAnsi"/>
+        </w:rPr>
+        <w:t>Giacomo è uno studente che vuole poter prenotare online i libri della biblioteca del proprio comune. Per farlo deve prima iscriversi al servizio e, per questo, si reca in biblioteca.</w:t>
+      </w:r>
+    </w:p>
+    <w:p>
+      <w:pPr>
+        <w:rPr>
+          <w:rFonts w:asciiTheme="minorHAnsi" w:hAnsiTheme="minorHAnsi"/>
+        </w:rPr>
+      </w:pPr>
+    </w:p>
+    <w:p>
+      <w:pPr>
+        <w:rPr>
+          <w:rFonts w:asciiTheme="minorHAnsi" w:hAnsiTheme="minorHAnsi"/>
+        </w:rPr>
+      </w:pPr>
+      <w:r>
+        <w:rPr>
+          <w:rFonts w:asciiTheme="minorHAnsi" w:hAnsiTheme="minorHAnsi"/>
+        </w:rPr>
+        <w:t>Giacomo comunica a Grazia, operatrice della biblioteca, di volersi registrare. Grazia verifica un suo documento di identità e raccoglie il consenso al trattamento dei dati personali. Inserisce quindi nel sistema il codice fiscale, nome, cognome e l’e-mail di Giacomo.</w:t>
+      </w:r>
+    </w:p>
+    <w:p>
+      <w:pPr>
+        <w:rPr>
+          <w:rFonts w:asciiTheme="minorHAnsi" w:hAnsiTheme="minorHAnsi"/>
+        </w:rPr>
+      </w:pPr>
+    </w:p>
+    <w:p>
+      <w:pPr>
+        <w:rPr>
+          <w:rFonts w:asciiTheme="minorHAnsi" w:hAnsiTheme="minorHAnsi"/>
+        </w:rPr>
+      </w:pPr>
+      <w:r>
+        <w:rPr>
+          <w:rFonts w:asciiTheme="minorHAnsi" w:hAnsiTheme="minorHAnsi"/>
+        </w:rPr>
+        <w:t>Il sistema verifica se i dati sono validi. Se un dato non è valido, il sistema lo segnala e Grazia lo corregge con Giacomo prima di riprovare. Se i dati sono corretti, il sistema mostra a Grazia tutti i dati inseriti, affinché possano essere convalidati. Quindi il sistema crea l’account, generando una password temporanea che viene mostrata a Grazia e comunicata a Giacomo.</w:t>
+      </w:r>
+    </w:p>
+    <w:p>
+      <w:pPr>
+        <w:rPr>
+          <w:rFonts w:asciiTheme="minorHAnsi" w:hAnsiTheme="minorHAnsi"/>
+        </w:rPr>
+      </w:pPr>
+    </w:p>
+    <w:p>
+      <w:pPr>
+        <w:rPr>
+          <w:rFonts w:asciiTheme="minorHAnsi" w:hAnsiTheme="minorHAnsi"/>
+        </w:rPr>
+      </w:pPr>
+      <w:r>
+        <w:rPr>
+          <w:rFonts w:asciiTheme="minorHAnsi" w:hAnsiTheme="minorHAnsi"/>
+        </w:rPr>
+        <w:t>Quando Giacomo accede al sistema tramite e-mail e password temporanea, il sistema gli chiede di scegliere una nuova password.</w:t>
+      </w:r>
+    </w:p>
+    <w:p>
+      <w:pPr>
+        <w:rPr>
+          <w:rFonts w:asciiTheme="minorHAnsi" w:hAnsiTheme="minorHAnsi"/>
+        </w:rPr>
+      </w:pPr>
+    </w:p>
+    <w:p>
+      <w:pPr>
+        <w:rPr>
+          <w:rFonts w:asciiTheme="minorHAnsi" w:hAnsiTheme="minorHAnsi"/>
+        </w:rPr>
+      </w:pPr>
+      <w:r>
+        <w:rPr>
+          <w:rFonts w:asciiTheme="minorHAnsi" w:hAnsiTheme="minorHAnsi"/>
+        </w:rPr>
+        <w:t>Giacomo può ora accedere con e-mail e password e prenotare i libri di cui ha bisogno.</w:t>
+      </w:r>
+    </w:p>
+    <w:p>
+      <w:pPr>
+        <w:rPr>
+          <w:rFonts w:asciiTheme="minorHAnsi" w:hAnsiTheme="minorHAnsi"/>
+        </w:rPr>
+      </w:pPr>
+    </w:p>
+    <w:p>
+      <w:pPr>
+        <w:rPr>
+          <w:rFonts w:asciiTheme="minorHAnsi" w:hAnsiTheme="minorHAnsi"/>
+          <w:b/>
+          <w:bCs/>
+        </w:rPr>
+      </w:pPr>
+      <w:bookmarkStart w:id="23" w:name="_Toc243674699"/>
+      <w:r>
+        <w:rPr>
+          <w:rFonts w:asciiTheme="minorHAnsi" w:hAnsiTheme="minorHAnsi"/>
+          <w:b/>
+          <w:bCs/>
+        </w:rPr>
+        <w:t>Scenario 2 – Ricerca di un libro nel catalogo</w:t>
+      </w:r>
+      <w:bookmarkEnd w:id="23"/>
+    </w:p>
+    <w:p>
+      <w:pPr>
+        <w:rPr>
+          <w:rFonts w:asciiTheme="minorHAnsi" w:hAnsiTheme="minorHAnsi"/>
+        </w:rPr>
+      </w:pPr>
+      <w:r>
+        <w:rPr>
+          <w:rFonts w:asciiTheme="minorHAnsi" w:hAnsiTheme="minorHAnsi"/>
+        </w:rPr>
+        <w:t xml:space="preserve">Elsa vuole leggere </w:t>
+      </w:r>
+      <w:r>
+        <w:rPr>
+          <w:rFonts w:asciiTheme="minorHAnsi" w:hAnsiTheme="minorHAnsi"/>
+          <w:i/>
+          <w:iCs/>
+        </w:rPr>
+        <w:t>Uno, nessuno e centomila</w:t>
+      </w:r>
+      <w:r>
+        <w:rPr>
+          <w:rFonts w:asciiTheme="minorHAnsi" w:hAnsiTheme="minorHAnsi"/>
+        </w:rPr>
+        <w:t xml:space="preserve"> e verifica la disponibilità sul sistema prima di recarsi in biblioteca. Elsa non è registrata, ma poiché la consultazione del catalogo è libera, può cercare il libro nel catalogo. Il sistema elenca i possibili risultati che comprendono diverse edizioni del libro. </w:t>
+      </w:r>
+    </w:p>
+    <w:p>
+      <w:pPr>
+        <w:rPr>
+          <w:rFonts w:asciiTheme="minorHAnsi" w:hAnsiTheme="minorHAnsi"/>
+        </w:rPr>
+      </w:pPr>
+    </w:p>
+    <w:p>
+      <w:pPr>
+        <w:rPr>
+          <w:rFonts w:asciiTheme="minorHAnsi" w:hAnsiTheme="minorHAnsi"/>
+        </w:rPr>
+      </w:pPr>
+      <w:r>
+        <w:rPr>
+          <w:rFonts w:asciiTheme="minorHAnsi" w:hAnsiTheme="minorHAnsi"/>
+        </w:rPr>
+        <w:t xml:space="preserve">Per restringere i risultati, Elsa limita i risultati ai soli libri disponibili e aggiorna l’elenco. Elsa seleziona l’edizione che preferisce e il sistema mostra varie informazioni quali autore, edizione e numero di copie disponibili. </w:t>
+      </w:r>
+    </w:p>
+    <w:p>
+      <w:pPr>
+        <w:rPr>
+          <w:rFonts w:asciiTheme="minorHAnsi" w:hAnsiTheme="minorHAnsi"/>
+        </w:rPr>
+      </w:pPr>
+    </w:p>
+    <w:p>
+      <w:pPr>
+        <w:rPr>
+          <w:rFonts w:asciiTheme="minorHAnsi" w:hAnsiTheme="minorHAnsi"/>
+        </w:rPr>
+      </w:pPr>
+      <w:r>
+        <w:rPr>
+          <w:rFonts w:asciiTheme="minorHAnsi" w:hAnsiTheme="minorHAnsi"/>
+        </w:rPr>
+        <w:t xml:space="preserve">Elsa vede che una copia è disponibile e decide di recarsi in biblioteca. </w:t>
+      </w:r>
+    </w:p>
+    <w:p>
+      <w:pPr>
+        <w:rPr>
+          <w:rFonts w:asciiTheme="minorHAnsi" w:hAnsiTheme="minorHAnsi"/>
+        </w:rPr>
+      </w:pPr>
+    </w:p>
+    <w:p>
+      <w:pPr>
+        <w:rPr>
+          <w:rFonts w:asciiTheme="minorHAnsi" w:hAnsiTheme="minorHAnsi"/>
+          <w:b/>
+          <w:bCs/>
+        </w:rPr>
+      </w:pPr>
+      <w:bookmarkStart w:id="24" w:name="_Toc243674700"/>
+      <w:r>
+        <w:rPr>
+          <w:rFonts w:asciiTheme="minorHAnsi" w:hAnsiTheme="minorHAnsi"/>
+          <w:b/>
+          <w:bCs/>
+        </w:rPr>
+        <w:t>Scenario 3 – Prenotazione di un libro disponibile</w:t>
+      </w:r>
+      <w:bookmarkEnd w:id="24"/>
+    </w:p>
+    <w:p>
+      <w:pPr>
+        <w:rPr>
+          <w:rFonts w:asciiTheme="minorHAnsi" w:hAnsiTheme="minorHAnsi"/>
+        </w:rPr>
+      </w:pPr>
+      <w:r>
+        <w:rPr>
+          <w:rFonts w:asciiTheme="minorHAnsi" w:hAnsiTheme="minorHAnsi"/>
+        </w:rPr>
+        <w:t xml:space="preserve">Francesco, già registrato nel sistema, vuole prenotare </w:t>
+      </w:r>
+      <w:r>
+        <w:rPr>
+          <w:rFonts w:asciiTheme="minorHAnsi" w:hAnsiTheme="minorHAnsi"/>
+          <w:i/>
+          <w:iCs/>
+        </w:rPr>
+        <w:t>La coscienza di Zeno</w:t>
+      </w:r>
+      <w:r>
+        <w:rPr>
+          <w:rFonts w:asciiTheme="minorHAnsi" w:hAnsiTheme="minorHAnsi"/>
+        </w:rPr>
+        <w:t>. Accede con e-mail e password, trova l’edizione richiesta nel catalogo e vede che una copia è disponibile. Sceglie quindi di prenotarla.</w:t>
+      </w:r>
+    </w:p>
+    <w:p>
+      <w:pPr>
+        <w:rPr>
+          <w:rFonts w:asciiTheme="minorHAnsi" w:hAnsiTheme="minorHAnsi"/>
+        </w:rPr>
+      </w:pPr>
+    </w:p>
+    <w:p>
+      <w:pPr>
+        <w:rPr>
+          <w:rFonts w:asciiTheme="minorHAnsi" w:hAnsiTheme="minorHAnsi"/>
+        </w:rPr>
+      </w:pPr>
+      <w:r>
+        <w:rPr>
+          <w:rFonts w:asciiTheme="minorHAnsi" w:hAnsiTheme="minorHAnsi"/>
+        </w:rPr>
+        <w:t>Il sistema verifica che la copia sia ancora disponibile e che Francesco non abbia già tre prenotazioni attive. Se non vi sono problemi, registra la prenotazione a nome di Francesco, segna la copia come riservata e gli comunica che può andare a ritirarla in biblioteca entro un periodo di tre giorni, al termine del quale la prenotazione scade, e la copia sarà nuovamente disponibile. Se, invece, un altro lettore ha prenotato l’ultima copia, il sistema avvisa Francesco che non è possibile effettuare la prenotazione.</w:t>
+      </w:r>
+    </w:p>
+    <w:p>
+      <w:pPr>
+        <w:rPr>
+          <w:rFonts w:asciiTheme="minorHAnsi" w:hAnsiTheme="minorHAnsi"/>
+        </w:rPr>
+      </w:pPr>
+    </w:p>
+    <w:p>
+      <w:pPr>
+        <w:rPr>
+          <w:rFonts w:asciiTheme="minorHAnsi" w:hAnsiTheme="minorHAnsi"/>
+        </w:rPr>
+      </w:pPr>
+      <w:r>
+        <w:rPr>
+          <w:rFonts w:asciiTheme="minorHAnsi" w:hAnsiTheme="minorHAnsi"/>
+        </w:rPr>
+        <w:t>Francesco può così ritirare il libro in biblioteca senza rischiare di trovarlo già in prestito.</w:t>
+      </w:r>
+    </w:p>
+    <w:p>
+      <w:pPr>
+        <w:rPr>
+          <w:rFonts w:asciiTheme="minorHAnsi" w:hAnsiTheme="minorHAnsi"/>
+        </w:rPr>
+      </w:pPr>
+    </w:p>
+    <w:p>
+      <w:pPr>
+        <w:rPr>
+          <w:rFonts w:asciiTheme="minorHAnsi" w:hAnsiTheme="minorHAnsi"/>
+          <w:b/>
+          <w:bCs/>
+        </w:rPr>
+      </w:pPr>
+      <w:bookmarkStart w:id="25" w:name="_Toc243674701"/>
+      <w:r>
+        <w:rPr>
+          <w:rFonts w:asciiTheme="minorHAnsi" w:hAnsiTheme="minorHAnsi"/>
+          <w:b/>
+          <w:bCs/>
+        </w:rPr>
+        <w:t>Scenario 4 – Tentativo di prenotazione con sospensione</w:t>
+      </w:r>
+      <w:bookmarkEnd w:id="25"/>
+    </w:p>
+    <w:p>
+      <w:pPr>
+        <w:rPr>
+          <w:rFonts w:asciiTheme="minorHAnsi" w:hAnsiTheme="minorHAnsi"/>
+        </w:rPr>
+      </w:pPr>
+      <w:r>
+        <w:rPr>
+          <w:rFonts w:asciiTheme="minorHAnsi" w:hAnsiTheme="minorHAnsi"/>
+        </w:rPr>
+        <w:t>Luca, già registrato nel sistema, ha ricevuto una sospensione temporanea dalla biblioteca per aver restituito una copia presa in prestito oltre il termine stabilito.</w:t>
+      </w:r>
+    </w:p>
+    <w:p>
+      <w:pPr>
+        <w:rPr>
+          <w:rFonts w:asciiTheme="minorHAnsi" w:hAnsiTheme="minorHAnsi"/>
+        </w:rPr>
+      </w:pPr>
+    </w:p>
+    <w:p>
+      <w:pPr>
+        <w:rPr>
+          <w:rFonts w:asciiTheme="minorHAnsi" w:hAnsiTheme="minorHAnsi"/>
+        </w:rPr>
+      </w:pPr>
+      <w:r>
+        <w:rPr>
+          <w:rFonts w:asciiTheme="minorHAnsi" w:hAnsiTheme="minorHAnsi"/>
+        </w:rPr>
+        <w:t>Luca accede al sistema, ricerca nel catalogo un’edizione disponibile e prova ad effettuare una prenotazione per una copia. Il sistema rileva che Luca è in stato di sospensione e glielo comunica assieme alla data di fine della sospensione, impedendogli di effettuare la prenotazione.</w:t>
+      </w:r>
+    </w:p>
+    <w:p>
+      <w:pPr>
+        <w:rPr>
+          <w:rFonts w:asciiTheme="minorHAnsi" w:hAnsiTheme="minorHAnsi"/>
+        </w:rPr>
+      </w:pPr>
+    </w:p>
+    <w:p>
+      <w:pPr>
+        <w:rPr>
+          <w:rFonts w:asciiTheme="minorHAnsi" w:hAnsiTheme="minorHAnsi"/>
+          <w:b/>
+          <w:bCs/>
+        </w:rPr>
+      </w:pPr>
+      <w:bookmarkStart w:id="26" w:name="_Toc243674702"/>
+      <w:r>
+        <w:rPr>
+          <w:rFonts w:asciiTheme="minorHAnsi" w:hAnsiTheme="minorHAnsi"/>
+          <w:b/>
+          <w:bCs/>
+        </w:rPr>
+        <w:t>Scenario 5 – Gestione delle proprie prenotazioni</w:t>
+      </w:r>
+      <w:bookmarkEnd w:id="26"/>
+    </w:p>
+    <w:p>
+      <w:pPr>
+        <w:rPr>
+          <w:rFonts w:asciiTheme="minorHAnsi" w:hAnsiTheme="minorHAnsi"/>
+        </w:rPr>
+      </w:pPr>
+      <w:r>
+        <w:rPr>
+          <w:rFonts w:asciiTheme="minorHAnsi" w:hAnsiTheme="minorHAnsi"/>
+        </w:rPr>
+        <w:t xml:space="preserve">Emma, già registrata nel sistema, ha prenotato una copia de </w:t>
+      </w:r>
+      <w:r>
+        <w:rPr>
+          <w:rFonts w:asciiTheme="minorHAnsi" w:hAnsiTheme="minorHAnsi"/>
+          <w:i/>
+          <w:iCs/>
+        </w:rPr>
+        <w:t>I promessi sposi</w:t>
+      </w:r>
+      <w:r>
+        <w:rPr>
+          <w:rFonts w:asciiTheme="minorHAnsi" w:hAnsiTheme="minorHAnsi"/>
+        </w:rPr>
+        <w:t xml:space="preserve"> ma si rende conto che non ne ha più bisogno. </w:t>
+      </w:r>
+    </w:p>
+    <w:p>
+      <w:pPr>
+        <w:rPr>
+          <w:rFonts w:asciiTheme="minorHAnsi" w:hAnsiTheme="minorHAnsi"/>
+        </w:rPr>
+      </w:pPr>
+    </w:p>
+    <w:p>
+      <w:pPr>
+        <w:rPr>
+          <w:rFonts w:asciiTheme="minorHAnsi" w:hAnsiTheme="minorHAnsi"/>
+        </w:rPr>
+      </w:pPr>
+      <w:r>
+        <w:rPr>
+          <w:rFonts w:asciiTheme="minorHAnsi" w:hAnsiTheme="minorHAnsi"/>
+        </w:rPr>
+        <w:t>Emma accede al sistema, si reca nella pagina di gestione delle prenotazioni, e annulla la prenotazione per la copia. Il sistema annulla la prenotazione e la copia riservata torna disponibile agli altri lettori.</w:t>
+      </w:r>
+    </w:p>
+    <w:p>
+      <w:pPr>
+        <w:rPr>
+          <w:rFonts w:asciiTheme="minorHAnsi" w:hAnsiTheme="minorHAnsi"/>
+        </w:rPr>
+      </w:pPr>
+    </w:p>
+    <w:p>
+      <w:pPr>
+        <w:rPr>
+          <w:rFonts w:asciiTheme="minorHAnsi" w:hAnsiTheme="minorHAnsi"/>
+          <w:b/>
+          <w:bCs/>
+        </w:rPr>
+      </w:pPr>
+      <w:bookmarkStart w:id="27" w:name="_Toc243674703"/>
+      <w:r>
+        <w:rPr>
+          <w:rFonts w:asciiTheme="minorHAnsi" w:hAnsiTheme="minorHAnsi"/>
+          <w:b/>
+          <w:bCs/>
+        </w:rPr>
+        <w:t>Scenario 6 – Registrazione di un prestito senza prenotazione</w:t>
+      </w:r>
+      <w:bookmarkEnd w:id="27"/>
+    </w:p>
+    <w:p>
+      <w:pPr>
+        <w:rPr>
+          <w:rFonts w:asciiTheme="minorHAnsi" w:hAnsiTheme="minorHAnsi"/>
+        </w:rPr>
+      </w:pPr>
+      <w:r>
+        <w:rPr>
+          <w:rFonts w:asciiTheme="minorHAnsi" w:hAnsiTheme="minorHAnsi"/>
+        </w:rPr>
+        <w:t>Gianni è un lettore e si è recato in biblioteca per prendere in prestito un libro.</w:t>
+      </w:r>
+    </w:p>
+    <w:p>
+      <w:pPr>
+        <w:rPr>
+          <w:rFonts w:asciiTheme="minorHAnsi" w:hAnsiTheme="minorHAnsi"/>
+        </w:rPr>
+      </w:pPr>
+    </w:p>
+    <w:p>
+      <w:pPr>
+        <w:rPr>
+          <w:rFonts w:asciiTheme="minorHAnsi" w:hAnsiTheme="minorHAnsi"/>
+        </w:rPr>
+      </w:pPr>
+      <w:r>
+        <w:rPr>
+          <w:rFonts w:asciiTheme="minorHAnsi" w:hAnsiTheme="minorHAnsi"/>
+        </w:rPr>
+        <w:t>Grazia, operatrice della biblioteca, verifica il suo documento d’identità e verifica se è disponibile una copia dell’edizione che Gianni vuole prendere in prestito.</w:t>
+      </w:r>
+    </w:p>
+    <w:p>
+      <w:pPr>
+        <w:rPr>
+          <w:rFonts w:asciiTheme="minorHAnsi" w:hAnsiTheme="minorHAnsi"/>
+        </w:rPr>
+      </w:pPr>
+    </w:p>
+    <w:p>
+      <w:pPr>
+        <w:rPr>
+          <w:rFonts w:asciiTheme="minorHAnsi" w:hAnsiTheme="minorHAnsi"/>
+        </w:rPr>
+      </w:pPr>
+      <w:r>
+        <w:rPr>
+          <w:rFonts w:asciiTheme="minorHAnsi" w:hAnsiTheme="minorHAnsi"/>
+        </w:rPr>
+        <w:t>Se almeno una copia è disponibile, Grazia registra il prestito a nome di Gianni, scegliendo anche la data di scadenza, e gli consegna la copia. La copia consegnata risulta, quindi, non disponibile. Altrimenti informa Gianni che al momento non è possibile concedere il prestito.</w:t>
+      </w:r>
+    </w:p>
+    <w:p>
+      <w:pPr>
+        <w:rPr>
+          <w:rFonts w:asciiTheme="minorHAnsi" w:hAnsiTheme="minorHAnsi"/>
+        </w:rPr>
+      </w:pPr>
+    </w:p>
+    <w:p>
+      <w:pPr>
+        <w:rPr>
+          <w:rFonts w:asciiTheme="minorHAnsi" w:hAnsiTheme="minorHAnsi"/>
+          <w:b/>
+          <w:bCs/>
+        </w:rPr>
+      </w:pPr>
+      <w:bookmarkStart w:id="28" w:name="_Toc243674704"/>
+      <w:r>
+        <w:rPr>
+          <w:rFonts w:asciiTheme="minorHAnsi" w:hAnsiTheme="minorHAnsi"/>
+          <w:b/>
+          <w:bCs/>
+        </w:rPr>
         <w:lastRenderedPageBreak/>
-        <w:t>Scenarios</w:t>
-      </w:r>
-      <w:bookmarkEnd w:id="17"/>
+        <w:t>Scenario 7 – Registrazione di un prestito con prenotazione</w:t>
+      </w:r>
+      <w:bookmarkEnd w:id="28"/>
+    </w:p>
+    <w:p>
+      <w:pPr>
+        <w:rPr>
+          <w:rFonts w:asciiTheme="minorHAnsi" w:hAnsiTheme="minorHAnsi"/>
+        </w:rPr>
+      </w:pPr>
+      <w:r>
+        <w:rPr>
+          <w:rFonts w:asciiTheme="minorHAnsi" w:hAnsiTheme="minorHAnsi"/>
+        </w:rPr>
+        <w:t xml:space="preserve">Giacomo, già registrato nel sistema, ha prenotato un libro online e si reca in biblioteca per ritirarlo. </w:t>
+      </w:r>
+    </w:p>
+    <w:p>
+      <w:pPr>
+        <w:rPr>
+          <w:rFonts w:asciiTheme="minorHAnsi" w:hAnsiTheme="minorHAnsi"/>
+        </w:rPr>
+      </w:pPr>
+    </w:p>
+    <w:p>
+      <w:pPr>
+        <w:rPr>
+          <w:rFonts w:asciiTheme="minorHAnsi" w:hAnsiTheme="minorHAnsi"/>
+        </w:rPr>
+      </w:pPr>
+      <w:r>
+        <w:rPr>
+          <w:rFonts w:asciiTheme="minorHAnsi" w:hAnsiTheme="minorHAnsi"/>
+        </w:rPr>
+        <w:t>Grazia, operatrice della biblioteca, verifica il suo documento d’identità e cerca il lettore tramite codice fiscale. Il sistema mostra la prenotazione attiva di Giacomo. Grazia registra il prestito a nome di Giacomo, scegliendo anche la data di scadenza, e consegna la copia riservata. La copia consegnata risulta, quindi, non disponibile e la prenotazione sarà eliminata.</w:t>
+      </w:r>
+    </w:p>
+    <w:p>
+      <w:pPr>
+        <w:rPr>
+          <w:rFonts w:asciiTheme="minorHAnsi" w:hAnsiTheme="minorHAnsi"/>
+        </w:rPr>
+      </w:pPr>
+    </w:p>
+    <w:p>
+      <w:pPr>
+        <w:rPr>
+          <w:rFonts w:asciiTheme="minorHAnsi" w:hAnsiTheme="minorHAnsi"/>
+          <w:b/>
+          <w:bCs/>
+        </w:rPr>
+      </w:pPr>
+      <w:bookmarkStart w:id="29" w:name="_Toc243674705"/>
+      <w:r>
+        <w:rPr>
+          <w:rFonts w:asciiTheme="minorHAnsi" w:hAnsiTheme="minorHAnsi"/>
+          <w:b/>
+          <w:bCs/>
+        </w:rPr>
+        <w:t>Scenario 8 – Tentativo di ottenere un prestito con sospensione</w:t>
+      </w:r>
+      <w:bookmarkEnd w:id="29"/>
+    </w:p>
+    <w:p>
+      <w:pPr>
+        <w:rPr>
+          <w:rFonts w:asciiTheme="minorHAnsi" w:hAnsiTheme="minorHAnsi"/>
+        </w:rPr>
+      </w:pPr>
+      <w:r>
+        <w:rPr>
+          <w:rFonts w:asciiTheme="minorHAnsi" w:hAnsiTheme="minorHAnsi"/>
+        </w:rPr>
+        <w:t>Luca è un lettore e ha ricevuto una sospensione temporanea dalla biblioteca per aver restituito una copia presa in prestito oltre il termine stabilito.</w:t>
+      </w:r>
+    </w:p>
+    <w:p>
+      <w:pPr>
+        <w:rPr>
+          <w:rFonts w:asciiTheme="minorHAnsi" w:hAnsiTheme="minorHAnsi"/>
+        </w:rPr>
+      </w:pPr>
+    </w:p>
+    <w:p>
+      <w:pPr>
+        <w:rPr>
+          <w:rFonts w:asciiTheme="minorHAnsi" w:hAnsiTheme="minorHAnsi"/>
+        </w:rPr>
+      </w:pPr>
+      <w:r>
+        <w:rPr>
+          <w:rFonts w:asciiTheme="minorHAnsi" w:hAnsiTheme="minorHAnsi"/>
+        </w:rPr>
+        <w:t>Si reca in biblioteca e chiede a Mario, operatore della biblioteca, se può prendere in prestito una copia di un’edizione di suo interesse.</w:t>
+      </w:r>
+    </w:p>
+    <w:p>
+      <w:pPr>
+        <w:rPr>
+          <w:rFonts w:asciiTheme="minorHAnsi" w:hAnsiTheme="minorHAnsi"/>
+        </w:rPr>
+      </w:pPr>
+    </w:p>
+    <w:p>
+      <w:pPr>
+        <w:rPr>
+          <w:rFonts w:asciiTheme="minorHAnsi" w:hAnsiTheme="minorHAnsi"/>
+        </w:rPr>
+      </w:pPr>
+      <w:r>
+        <w:rPr>
+          <w:rFonts w:asciiTheme="minorHAnsi" w:hAnsiTheme="minorHAnsi"/>
+        </w:rPr>
+        <w:t>Se almeno una copia è disponibile, Mario prova a registrare il prestito a nome di Luca, ma il sistema rileva una sospensione a suo nome, impedendo la registrazione del prestito. Mario informa Luca.</w:t>
+      </w:r>
+    </w:p>
+    <w:p>
+      <w:pPr>
+        <w:rPr>
+          <w:rFonts w:asciiTheme="minorHAnsi" w:hAnsiTheme="minorHAnsi"/>
+        </w:rPr>
+      </w:pPr>
+    </w:p>
+    <w:p>
+      <w:pPr>
+        <w:rPr>
+          <w:rFonts w:asciiTheme="minorHAnsi" w:hAnsiTheme="minorHAnsi"/>
+          <w:b/>
+          <w:bCs/>
+        </w:rPr>
+      </w:pPr>
+      <w:bookmarkStart w:id="30" w:name="_Toc243674706"/>
+      <w:r>
+        <w:rPr>
+          <w:rFonts w:asciiTheme="minorHAnsi" w:hAnsiTheme="minorHAnsi"/>
+          <w:b/>
+          <w:bCs/>
+        </w:rPr>
+        <w:t>Scenario 9 – Registrazione di una restituzione in tempo</w:t>
+      </w:r>
+      <w:bookmarkEnd w:id="30"/>
+    </w:p>
+    <w:p>
+      <w:pPr>
+        <w:rPr>
+          <w:rFonts w:asciiTheme="minorHAnsi" w:hAnsiTheme="minorHAnsi"/>
+        </w:rPr>
+      </w:pPr>
+      <w:r>
+        <w:rPr>
+          <w:rFonts w:asciiTheme="minorHAnsi" w:hAnsiTheme="minorHAnsi"/>
+        </w:rPr>
+        <w:t>Anna si presenta in biblioteca per restituire la copia del libro che aveva preso in prestito.</w:t>
+      </w:r>
+    </w:p>
+    <w:p>
+      <w:pPr>
+        <w:rPr>
+          <w:rFonts w:asciiTheme="minorHAnsi" w:hAnsiTheme="minorHAnsi"/>
+        </w:rPr>
+      </w:pPr>
+    </w:p>
+    <w:p>
+      <w:pPr>
+        <w:rPr>
+          <w:rFonts w:asciiTheme="minorHAnsi" w:hAnsiTheme="minorHAnsi"/>
+        </w:rPr>
+      </w:pPr>
+      <w:r>
+        <w:rPr>
+          <w:rFonts w:asciiTheme="minorHAnsi" w:hAnsiTheme="minorHAnsi"/>
+        </w:rPr>
+        <w:t>Mario, operatore della biblioteca, verifica il suo documento d’identità e cerca la lettrice tramite codice fiscale. Se tra i prestiti attivi c’è quello relativo alla copia riportata da Anna, Mario ritira la copia e registra la restituzione: il sistema verifica che la restituzione è avvenuta nei tempi, quindi chiude il prestito e la copia torna disponibile nel catalogo. Se tra i prestiti attivi di Anna non risulta quello relativo alla copia riportata, Mario avverte Anna e non registra la restituzione.</w:t>
+      </w:r>
+    </w:p>
+    <w:p>
+      <w:pPr>
+        <w:rPr>
+          <w:rFonts w:asciiTheme="minorHAnsi" w:hAnsiTheme="minorHAnsi"/>
+        </w:rPr>
+      </w:pPr>
+    </w:p>
+    <w:p>
+      <w:pPr>
+        <w:rPr>
+          <w:rFonts w:asciiTheme="minorHAnsi" w:hAnsiTheme="minorHAnsi"/>
+          <w:b/>
+          <w:bCs/>
+        </w:rPr>
+      </w:pPr>
+      <w:bookmarkStart w:id="31" w:name="_Toc243674707"/>
+      <w:r>
+        <w:rPr>
+          <w:rFonts w:asciiTheme="minorHAnsi" w:hAnsiTheme="minorHAnsi"/>
+          <w:b/>
+          <w:bCs/>
+        </w:rPr>
+        <w:t>Scenario 10 – Registrazione di una restituzione fuori tempo</w:t>
+      </w:r>
+      <w:bookmarkEnd w:id="31"/>
+    </w:p>
+    <w:p>
+      <w:pPr>
+        <w:rPr>
+          <w:rFonts w:asciiTheme="minorHAnsi" w:hAnsiTheme="minorHAnsi"/>
+        </w:rPr>
+      </w:pPr>
+      <w:r>
+        <w:rPr>
+          <w:rFonts w:asciiTheme="minorHAnsi" w:hAnsiTheme="minorHAnsi"/>
+        </w:rPr>
+        <w:t>Luca è un lettore che si reca in biblioteca per restituire una copia oltre il termine stabilito.</w:t>
+      </w:r>
+    </w:p>
+    <w:p>
+      <w:pPr>
+        <w:rPr>
+          <w:rFonts w:asciiTheme="minorHAnsi" w:hAnsiTheme="minorHAnsi"/>
+        </w:rPr>
+      </w:pPr>
+    </w:p>
+    <w:p>
+      <w:pPr>
+        <w:rPr>
+          <w:rFonts w:asciiTheme="minorHAnsi" w:hAnsiTheme="minorHAnsi"/>
+        </w:rPr>
+      </w:pPr>
+      <w:r>
+        <w:rPr>
+          <w:rFonts w:asciiTheme="minorHAnsi" w:hAnsiTheme="minorHAnsi"/>
+        </w:rPr>
+        <w:t xml:space="preserve">Mario, operatore della biblioteca, verifica il suo documento d’identità e cerca il lettore tramite codice fiscale. Se tra i prestiti attivi c’è quello relativo alla copia riportata da Luca, Mario ritira la copia e registra la restituzione: il sistema verifica che la restituzione è avvenuta in ritardo e comunica di conseguenza a Mario l’entità del ritardo. Poi chiude il prestito e la copia torna disponibile nel catalogo. </w:t>
+      </w:r>
+    </w:p>
+    <w:p>
+      <w:pPr>
+        <w:rPr>
+          <w:rFonts w:asciiTheme="minorHAnsi" w:hAnsiTheme="minorHAnsi"/>
+        </w:rPr>
+      </w:pPr>
+    </w:p>
+    <w:p>
+      <w:pPr>
+        <w:rPr>
+          <w:rFonts w:asciiTheme="minorHAnsi" w:hAnsiTheme="minorHAnsi"/>
+        </w:rPr>
+      </w:pPr>
+      <w:r>
+        <w:rPr>
+          <w:rFonts w:asciiTheme="minorHAnsi" w:hAnsiTheme="minorHAnsi"/>
+        </w:rPr>
+        <w:t>Se le regole della biblioteca lo prevedono, Mario avverte Luca e registra una sospensione a suo nome, indicandone la durata. La sospensione annulla anche eventuali prenotazioni effettuate online da Luca.</w:t>
+      </w:r>
+    </w:p>
+    <w:p>
+      <w:pPr>
+        <w:rPr>
+          <w:rFonts w:asciiTheme="minorHAnsi" w:hAnsiTheme="minorHAnsi"/>
+        </w:rPr>
+      </w:pPr>
+    </w:p>
+    <w:p>
+      <w:pPr>
+        <w:rPr>
+          <w:rFonts w:asciiTheme="minorHAnsi" w:hAnsiTheme="minorHAnsi"/>
+          <w:b/>
+          <w:bCs/>
+        </w:rPr>
+      </w:pPr>
+      <w:bookmarkStart w:id="32" w:name="_Toc243674708"/>
+      <w:r>
+        <w:rPr>
+          <w:rFonts w:asciiTheme="minorHAnsi" w:hAnsiTheme="minorHAnsi"/>
+          <w:b/>
+          <w:bCs/>
+        </w:rPr>
+        <w:lastRenderedPageBreak/>
+        <w:t>Scenario 11 – Aggiunta nel catalogo di una nuova edizione</w:t>
+      </w:r>
+      <w:bookmarkEnd w:id="32"/>
+    </w:p>
+    <w:p>
+      <w:pPr>
+        <w:jc w:val="both"/>
+        <w:rPr>
+          <w:rFonts w:asciiTheme="minorHAnsi" w:hAnsiTheme="minorHAnsi"/>
+        </w:rPr>
+      </w:pPr>
+      <w:r>
+        <w:rPr>
+          <w:rFonts w:asciiTheme="minorHAnsi" w:hAnsiTheme="minorHAnsi"/>
+        </w:rPr>
+        <w:t>Mario</w:t>
+      </w:r>
+      <w:r>
+        <w:rPr>
+          <w:rFonts w:asciiTheme="minorHAnsi" w:hAnsiTheme="minorHAnsi"/>
+        </w:rPr>
+        <w:t xml:space="preserve">, operatore della biblioteca, deve inserire nel catalogo </w:t>
+      </w:r>
+      <w:r>
+        <w:rPr>
+          <w:rFonts w:asciiTheme="minorHAnsi" w:hAnsiTheme="minorHAnsi"/>
+          <w:i/>
+          <w:iCs/>
+        </w:rPr>
+        <w:t>Il barone rampante</w:t>
+      </w:r>
+      <w:r>
+        <w:rPr>
+          <w:rFonts w:asciiTheme="minorHAnsi" w:hAnsiTheme="minorHAnsi"/>
+        </w:rPr>
+        <w:t>,</w:t>
+      </w:r>
+      <w:r>
+        <w:rPr>
+          <w:rFonts w:asciiTheme="minorHAnsi" w:hAnsiTheme="minorHAnsi"/>
+        </w:rPr>
+        <w:t xml:space="preserve"> libro</w:t>
+      </w:r>
+      <w:r>
+        <w:rPr>
+          <w:rFonts w:asciiTheme="minorHAnsi" w:hAnsiTheme="minorHAnsi"/>
+          <w:i/>
+          <w:iCs/>
+        </w:rPr>
+        <w:t xml:space="preserve"> </w:t>
+      </w:r>
+      <w:r>
+        <w:rPr>
+          <w:rFonts w:asciiTheme="minorHAnsi" w:hAnsiTheme="minorHAnsi"/>
+        </w:rPr>
+        <w:t>appena acquisito dalla biblioteca la cui edizione non è mai stata inserita nel catalogo. Mario accede al sistema e inserisce le informazioni del</w:t>
+      </w:r>
+      <w:r>
+        <w:rPr>
+          <w:rFonts w:asciiTheme="minorHAnsi" w:hAnsiTheme="minorHAnsi"/>
+        </w:rPr>
+        <w:t xml:space="preserve">l’edizione ovvero: </w:t>
+      </w:r>
+      <w:r>
+        <w:rPr>
+          <w:rFonts w:asciiTheme="minorHAnsi" w:hAnsiTheme="minorHAnsi"/>
+        </w:rPr>
+        <w:t>titolo, autori, editore, categorie, lingua, data di pubblicazione e ISBN. Se i dati sono corretti, il sistema registra l’edizione.</w:t>
+      </w:r>
+    </w:p>
+    <w:p>
+      <w:pPr>
+        <w:rPr>
+          <w:rFonts w:asciiTheme="minorHAnsi" w:hAnsiTheme="minorHAnsi"/>
+        </w:rPr>
+      </w:pPr>
+    </w:p>
+    <w:p>
+      <w:pPr>
+        <w:rPr>
+          <w:rFonts w:asciiTheme="minorHAnsi" w:hAnsiTheme="minorHAnsi"/>
+          <w:b/>
+          <w:bCs/>
+        </w:rPr>
+      </w:pPr>
+      <w:bookmarkStart w:id="33" w:name="_Toc243674709"/>
+      <w:r>
+        <w:rPr>
+          <w:rFonts w:asciiTheme="minorHAnsi" w:hAnsiTheme="minorHAnsi"/>
+          <w:b/>
+          <w:bCs/>
+        </w:rPr>
+        <w:t>Scenario 12 – Aggiunta nel catalogo di una copia</w:t>
+      </w:r>
+      <w:bookmarkEnd w:id="33"/>
+    </w:p>
+    <w:p>
+      <w:pPr>
+        <w:rPr>
+          <w:rFonts w:asciiTheme="minorHAnsi" w:hAnsiTheme="minorHAnsi"/>
+        </w:rPr>
+      </w:pPr>
+      <w:r>
+        <w:rPr>
+          <w:rFonts w:asciiTheme="minorHAnsi" w:hAnsiTheme="minorHAnsi"/>
+        </w:rPr>
+        <w:t xml:space="preserve">Mario, operatore della biblioteca, deve inserire nel catalogo una nuova copia di un’edizione di </w:t>
+      </w:r>
+      <w:r>
+        <w:rPr>
+          <w:rFonts w:asciiTheme="minorHAnsi" w:hAnsiTheme="minorHAnsi"/>
+          <w:i/>
+          <w:iCs/>
+        </w:rPr>
+        <w:t>I dolori del giovane Werther</w:t>
+      </w:r>
+      <w:r>
+        <w:rPr>
+          <w:rFonts w:asciiTheme="minorHAnsi" w:hAnsiTheme="minorHAnsi"/>
+        </w:rPr>
+        <w:t xml:space="preserve"> già presente all’interno del catalogo. Mario accede al sistema, seleziona l’edizione e inserisce la nuova copia. Il sistema registra la nuova copia, assegnandole un identificativo.</w:t>
+      </w:r>
+    </w:p>
+    <w:p>
+      <w:pPr>
+        <w:rPr>
+          <w:rFonts w:asciiTheme="minorHAnsi" w:hAnsiTheme="minorHAnsi"/>
+        </w:rPr>
+      </w:pPr>
+    </w:p>
+    <w:p>
+      <w:pPr>
+        <w:rPr>
+          <w:rFonts w:asciiTheme="minorHAnsi" w:hAnsiTheme="minorHAnsi"/>
+          <w:b/>
+          <w:bCs/>
+        </w:rPr>
+      </w:pPr>
+      <w:bookmarkStart w:id="34" w:name="_Toc243674710"/>
+      <w:r>
+        <w:rPr>
+          <w:rFonts w:asciiTheme="minorHAnsi" w:hAnsiTheme="minorHAnsi"/>
+          <w:b/>
+          <w:bCs/>
+        </w:rPr>
+        <w:t>Scenario 13 – Rimozione dal catalogo di una copia</w:t>
+      </w:r>
+      <w:bookmarkEnd w:id="34"/>
+    </w:p>
+    <w:p>
+      <w:pPr>
+        <w:rPr>
+          <w:rFonts w:asciiTheme="minorHAnsi" w:hAnsiTheme="minorHAnsi"/>
+        </w:rPr>
+      </w:pPr>
+      <w:r>
+        <w:rPr>
+          <w:rFonts w:asciiTheme="minorHAnsi" w:hAnsiTheme="minorHAnsi"/>
+        </w:rPr>
+        <w:t xml:space="preserve">Mario, operatore della biblioteca, deve rimuovere una copia di </w:t>
+      </w:r>
+      <w:r>
+        <w:rPr>
+          <w:rFonts w:asciiTheme="minorHAnsi" w:hAnsiTheme="minorHAnsi"/>
+          <w:i/>
+          <w:iCs/>
+        </w:rPr>
+        <w:t>Oliver Twist</w:t>
+      </w:r>
+      <w:r>
+        <w:rPr>
+          <w:rFonts w:asciiTheme="minorHAnsi" w:hAnsiTheme="minorHAnsi"/>
+        </w:rPr>
+        <w:t xml:space="preserve"> dal catalogo, in quanto il libro è stato ceduto. Mario accede al sistema, ricerca la copia e se essa è disponibile, la rimuove e il sistema aggiorna il catalogo affinché la copia non sia più presente. Se la copia è riservata o in prestito, la rimozione non sarà possibile.</w:t>
+      </w:r>
+    </w:p>
+    <w:p>
+      <w:pPr>
+        <w:rPr>
+          <w:rFonts w:asciiTheme="minorHAnsi" w:hAnsiTheme="minorHAnsi"/>
+        </w:rPr>
+      </w:pPr>
+    </w:p>
+    <w:p>
+      <w:pPr>
+        <w:rPr>
+          <w:rFonts w:asciiTheme="minorHAnsi" w:hAnsiTheme="minorHAnsi"/>
+        </w:rPr>
+      </w:pPr>
+      <w:r>
+        <w:rPr>
+          <w:rFonts w:asciiTheme="minorHAnsi" w:hAnsiTheme="minorHAnsi"/>
+        </w:rPr>
+        <w:t>Se la copia rimossa era l’ultima, allora l’edizione sarà rimossa dal catalogo.</w:t>
+      </w:r>
+    </w:p>
+    <w:p>
+      <w:pPr>
+        <w:rPr>
+          <w:rFonts w:asciiTheme="minorHAnsi" w:hAnsiTheme="minorHAnsi"/>
+        </w:rPr>
+      </w:pPr>
+    </w:p>
+    <w:p>
+      <w:pPr>
+        <w:rPr>
+          <w:rFonts w:asciiTheme="minorHAnsi" w:hAnsiTheme="minorHAnsi"/>
+          <w:b/>
+          <w:bCs/>
+        </w:rPr>
+      </w:pPr>
+      <w:bookmarkStart w:id="35" w:name="_Toc243674711"/>
+      <w:r>
+        <w:rPr>
+          <w:rFonts w:asciiTheme="minorHAnsi" w:hAnsiTheme="minorHAnsi"/>
+          <w:b/>
+          <w:bCs/>
+        </w:rPr>
+        <w:t>Scenario 14 – Ricerca di informazioni su un lettore</w:t>
+      </w:r>
+      <w:bookmarkEnd w:id="35"/>
+    </w:p>
+    <w:p>
+      <w:pPr>
+        <w:rPr>
+          <w:rFonts w:asciiTheme="minorHAnsi" w:hAnsiTheme="minorHAnsi"/>
+        </w:rPr>
+      </w:pPr>
+      <w:r>
+        <w:rPr>
+          <w:rFonts w:asciiTheme="minorHAnsi" w:hAnsiTheme="minorHAnsi"/>
+        </w:rPr>
+        <w:t>Grazia, operatrice della biblioteca, deve ottenere delle informazioni su un lettore della biblioteca.</w:t>
+      </w:r>
+    </w:p>
+    <w:p>
+      <w:pPr>
+        <w:rPr>
+          <w:rFonts w:asciiTheme="minorHAnsi" w:hAnsiTheme="minorHAnsi"/>
+        </w:rPr>
+      </w:pPr>
+    </w:p>
+    <w:p>
+      <w:pPr>
+        <w:rPr>
+          <w:rFonts w:asciiTheme="minorHAnsi" w:hAnsiTheme="minorHAnsi"/>
+        </w:rPr>
+      </w:pPr>
+      <w:r>
+        <w:rPr>
+          <w:rFonts w:asciiTheme="minorHAnsi" w:hAnsiTheme="minorHAnsi"/>
+        </w:rPr>
+        <w:t xml:space="preserve">Grazia accede al sistema e ricerca il lettore tramite codice fiscale. Il sistema presenta a Grazia il suo storico dei prestiti, delle restituzioni e delle sospensioni e le sue prenotazioni attive. Se il lettore è registrato, il sistema lo mostra. </w:t>
+      </w:r>
+    </w:p>
+    <w:p>
+      <w:pPr>
+        <w:rPr>
+          <w:rFonts w:asciiTheme="minorHAnsi" w:hAnsiTheme="minorHAnsi"/>
+        </w:rPr>
+      </w:pPr>
+    </w:p>
+    <w:p>
+      <w:pPr>
+        <w:rPr>
+          <w:rFonts w:asciiTheme="minorHAnsi" w:hAnsiTheme="minorHAnsi"/>
+          <w:b/>
+          <w:bCs/>
+        </w:rPr>
+      </w:pPr>
+      <w:bookmarkStart w:id="36" w:name="_Toc243674712"/>
+      <w:r>
+        <w:rPr>
+          <w:rFonts w:asciiTheme="minorHAnsi" w:hAnsiTheme="minorHAnsi"/>
+          <w:b/>
+          <w:bCs/>
+        </w:rPr>
+        <w:t>Scenario 15 – Modifica di un edizione presente nel catalogo</w:t>
+      </w:r>
+      <w:bookmarkEnd w:id="36"/>
+    </w:p>
+    <w:p>
+      <w:pPr>
+        <w:rPr>
+          <w:rFonts w:asciiTheme="minorHAnsi" w:hAnsiTheme="minorHAnsi"/>
+        </w:rPr>
+      </w:pPr>
+      <w:r>
+        <w:rPr>
+          <w:rFonts w:asciiTheme="minorHAnsi" w:hAnsiTheme="minorHAnsi"/>
+        </w:rPr>
+        <w:t>Grazia, operatrice della biblioteca, deve modificare delle informazioni di un’edizione già presente nel catalogo. Grazia accede al sistema, seleziona l’edizione e ne modifica le informazioni. Il sistema registra le modifiche, aggiornando anche le informazioni mostrate nel catalogo.</w:t>
+      </w:r>
+    </w:p>
+    <w:p>
+      <w:pPr>
+        <w:rPr>
+          <w:rFonts w:asciiTheme="minorHAnsi" w:hAnsiTheme="minorHAnsi"/>
+        </w:rPr>
+      </w:pPr>
+    </w:p>
+    <w:p>
+      <w:pPr>
+        <w:rPr>
+          <w:rFonts w:asciiTheme="minorHAnsi" w:hAnsiTheme="minorHAnsi"/>
+          <w:b/>
+          <w:bCs/>
+        </w:rPr>
+      </w:pPr>
+      <w:bookmarkStart w:id="37" w:name="_Toc243674713"/>
+      <w:r>
+        <w:rPr>
+          <w:rFonts w:asciiTheme="minorHAnsi" w:hAnsiTheme="minorHAnsi"/>
+          <w:b/>
+          <w:bCs/>
+        </w:rPr>
+        <w:t>Scenario 16 – Modifica delle informazioni di un account lettore</w:t>
+      </w:r>
+      <w:bookmarkEnd w:id="37"/>
+    </w:p>
+    <w:p>
+      <w:pPr>
+        <w:rPr>
+          <w:rFonts w:asciiTheme="minorHAnsi" w:hAnsiTheme="minorHAnsi"/>
+        </w:rPr>
+      </w:pPr>
+      <w:r>
+        <w:rPr>
+          <w:rFonts w:asciiTheme="minorHAnsi" w:hAnsiTheme="minorHAnsi"/>
+        </w:rPr>
+        <w:t>Grazia, operatrice della biblioteca, deve modificare un’informazione associata all’account di Giuseppe, lettore registrato.</w:t>
+      </w:r>
+    </w:p>
+    <w:p>
+      <w:pPr>
+        <w:rPr>
+          <w:rFonts w:asciiTheme="minorHAnsi" w:hAnsiTheme="minorHAnsi"/>
+        </w:rPr>
+      </w:pPr>
+    </w:p>
+    <w:p>
+      <w:pPr>
+        <w:rPr>
+          <w:rFonts w:asciiTheme="minorHAnsi" w:hAnsiTheme="minorHAnsi"/>
+        </w:rPr>
+      </w:pPr>
+      <w:r>
+        <w:rPr>
+          <w:rFonts w:asciiTheme="minorHAnsi" w:hAnsiTheme="minorHAnsi"/>
+        </w:rPr>
+        <w:t>Grazia accede al sistema e ricerca il lettore tramite codice fiscale. Il sistema presenta a Grazia le sue informazioni.</w:t>
+      </w:r>
+    </w:p>
+    <w:p>
+      <w:pPr>
+        <w:rPr>
+          <w:rFonts w:asciiTheme="minorHAnsi" w:hAnsiTheme="minorHAnsi"/>
+        </w:rPr>
+      </w:pPr>
+    </w:p>
+    <w:p>
+      <w:pPr>
+        <w:rPr>
+          <w:rFonts w:asciiTheme="minorHAnsi" w:hAnsiTheme="minorHAnsi"/>
+        </w:rPr>
+      </w:pPr>
+      <w:r>
+        <w:rPr>
+          <w:rFonts w:asciiTheme="minorHAnsi" w:hAnsiTheme="minorHAnsi"/>
+        </w:rPr>
+        <w:t>Grazia procede modificando le informazioni del lettore. Il sistema verifica la validità delle modifiche. Se sono valide, aggiorna le informazioni dell’account; altrimenti le rifiuta e segnala a Grazia i problemi riscontrati.</w:t>
+      </w:r>
+    </w:p>
+    <w:p>
+      <w:pPr>
+        <w:rPr>
+          <w:rFonts w:asciiTheme="minorHAnsi" w:hAnsiTheme="minorHAnsi"/>
+        </w:rPr>
+      </w:pPr>
+    </w:p>
+    <w:p>
+      <w:pPr>
+        <w:rPr>
+          <w:rFonts w:asciiTheme="minorHAnsi" w:hAnsiTheme="minorHAnsi"/>
+          <w:b/>
+          <w:bCs/>
+        </w:rPr>
+      </w:pPr>
+      <w:bookmarkStart w:id="38" w:name="_Toc243674714"/>
+      <w:r>
+        <w:rPr>
+          <w:rFonts w:asciiTheme="minorHAnsi" w:hAnsiTheme="minorHAnsi"/>
+          <w:b/>
+          <w:bCs/>
+        </w:rPr>
+        <w:t>Scenario 17 – Richiesta di modifica della password dell’account</w:t>
+      </w:r>
+      <w:bookmarkEnd w:id="38"/>
+    </w:p>
+    <w:p>
+      <w:pPr>
+        <w:rPr>
+          <w:rFonts w:asciiTheme="minorHAnsi" w:hAnsiTheme="minorHAnsi"/>
+        </w:rPr>
+      </w:pPr>
+      <w:r>
+        <w:rPr>
+          <w:rFonts w:asciiTheme="minorHAnsi" w:hAnsiTheme="minorHAnsi"/>
+        </w:rPr>
+        <w:t>Alessandro, lettore registrato, si reca in biblioteca per richiedere una modifica della password del proprio account.</w:t>
+      </w:r>
+    </w:p>
+    <w:p>
+      <w:pPr>
+        <w:rPr>
+          <w:rFonts w:asciiTheme="minorHAnsi" w:hAnsiTheme="minorHAnsi"/>
+        </w:rPr>
+      </w:pPr>
+    </w:p>
+    <w:p>
+      <w:pPr>
+        <w:rPr>
+          <w:rFonts w:asciiTheme="minorHAnsi" w:hAnsiTheme="minorHAnsi"/>
+        </w:rPr>
+      </w:pPr>
+      <w:r>
+        <w:rPr>
+          <w:rFonts w:asciiTheme="minorHAnsi" w:hAnsiTheme="minorHAnsi"/>
+        </w:rPr>
+        <w:t>Grazia, operatrice della biblioteca, accede al sistema e ricerca il lettore tramite codice fiscale. Il sistema presenta a Grazia le informazioni che riguardano il lettore, e se è registrato, mostrerà anche un’opzione che consente di resettare la password dell’account di Alessandro.</w:t>
+      </w:r>
+    </w:p>
+    <w:p>
+      <w:pPr>
+        <w:rPr>
+          <w:rFonts w:asciiTheme="minorHAnsi" w:hAnsiTheme="minorHAnsi"/>
+        </w:rPr>
+      </w:pPr>
+    </w:p>
+    <w:p>
+      <w:pPr>
+        <w:rPr>
+          <w:rFonts w:asciiTheme="minorHAnsi" w:hAnsiTheme="minorHAnsi"/>
+        </w:rPr>
+      </w:pPr>
+      <w:r>
+        <w:rPr>
+          <w:rFonts w:asciiTheme="minorHAnsi" w:hAnsiTheme="minorHAnsi"/>
+        </w:rPr>
+        <w:t>Una volta che Grazia ha richiesto il reset, il sistema mostra su schermo la nuova password temporanea che viene comunicata ad Alessandro.</w:t>
+      </w:r>
+    </w:p>
+    <w:p>
+      <w:pPr>
+        <w:rPr>
+          <w:rFonts w:asciiTheme="minorHAnsi" w:hAnsiTheme="minorHAnsi"/>
+        </w:rPr>
+      </w:pPr>
+    </w:p>
+    <w:p>
+      <w:pPr>
+        <w:rPr>
+          <w:rFonts w:asciiTheme="minorHAnsi" w:hAnsiTheme="minorHAnsi"/>
+        </w:rPr>
+      </w:pPr>
+      <w:r>
+        <w:rPr>
+          <w:rFonts w:asciiTheme="minorHAnsi" w:hAnsiTheme="minorHAnsi"/>
+        </w:rPr>
+        <w:t>Quando Alessandro accede al sistema tramite e-mail e password temporanea, il sistema gli chiede di scegliere una nuova password.</w:t>
+      </w:r>
+    </w:p>
+    <w:p>
+      <w:pPr>
+        <w:rPr>
+          <w:rFonts w:asciiTheme="minorHAnsi" w:hAnsiTheme="minorHAnsi"/>
+        </w:rPr>
+      </w:pPr>
+    </w:p>
+    <w:p>
+      <w:pPr>
+        <w:rPr>
+          <w:rFonts w:asciiTheme="minorHAnsi" w:hAnsiTheme="minorHAnsi"/>
+          <w:b/>
+          <w:bCs/>
+        </w:rPr>
+      </w:pPr>
+      <w:bookmarkStart w:id="39" w:name="_Toc243674715"/>
+      <w:r>
+        <w:rPr>
+          <w:rFonts w:asciiTheme="minorHAnsi" w:hAnsiTheme="minorHAnsi"/>
+          <w:b/>
+          <w:bCs/>
+        </w:rPr>
+        <w:t>Scenario 18 – Registrazione di una sospensione</w:t>
+      </w:r>
+      <w:bookmarkEnd w:id="39"/>
+    </w:p>
+    <w:p>
+      <w:pPr>
+        <w:rPr>
+          <w:rFonts w:asciiTheme="minorHAnsi" w:hAnsiTheme="minorHAnsi"/>
+        </w:rPr>
+      </w:pPr>
+      <w:r>
+        <w:rPr>
+          <w:rFonts w:asciiTheme="minorHAnsi" w:hAnsiTheme="minorHAnsi"/>
+        </w:rPr>
+        <w:t>Mario, operatore della biblioteca, deve inserire una sospensione temporanea a Luca, lettore della biblioteca.</w:t>
+      </w:r>
+    </w:p>
+    <w:p>
+      <w:pPr>
+        <w:rPr>
+          <w:rFonts w:asciiTheme="minorHAnsi" w:hAnsiTheme="minorHAnsi"/>
+        </w:rPr>
+      </w:pPr>
+    </w:p>
+    <w:p>
+      <w:pPr>
+        <w:rPr>
+          <w:rFonts w:asciiTheme="minorHAnsi" w:hAnsiTheme="minorHAnsi"/>
+        </w:rPr>
+      </w:pPr>
+      <w:r>
+        <w:rPr>
+          <w:rFonts w:asciiTheme="minorHAnsi" w:hAnsiTheme="minorHAnsi"/>
+        </w:rPr>
+        <w:t>Mario accede al sistema e ricerca il lettore tramite codice fiscale. Il sistema presenta a Mario le informazioni che riguardano Luca.</w:t>
+      </w:r>
+    </w:p>
+    <w:p>
+      <w:pPr>
+        <w:rPr>
+          <w:rFonts w:asciiTheme="minorHAnsi" w:hAnsiTheme="minorHAnsi"/>
+        </w:rPr>
+      </w:pPr>
+    </w:p>
+    <w:p>
+      <w:pPr>
+        <w:rPr>
+          <w:rFonts w:asciiTheme="minorHAnsi" w:hAnsiTheme="minorHAnsi"/>
+        </w:rPr>
+      </w:pPr>
+      <w:r>
+        <w:rPr>
+          <w:rFonts w:asciiTheme="minorHAnsi" w:hAnsiTheme="minorHAnsi"/>
+        </w:rPr>
+        <w:t>Mario preme sul pulsante dedicato e registra una sospensione a Luca.</w:t>
+      </w:r>
+    </w:p>
+    <w:p>
+      <w:pPr>
+        <w:rPr>
+          <w:rFonts w:asciiTheme="minorHAnsi" w:hAnsiTheme="minorHAnsi"/>
+        </w:rPr>
+      </w:pPr>
+    </w:p>
+    <w:p>
+      <w:pPr>
+        <w:rPr>
+          <w:rFonts w:asciiTheme="minorHAnsi" w:hAnsiTheme="minorHAnsi"/>
+          <w:b/>
+          <w:bCs/>
+        </w:rPr>
+      </w:pPr>
+      <w:bookmarkStart w:id="40" w:name="_Toc243674716"/>
+      <w:r>
+        <w:rPr>
+          <w:rFonts w:asciiTheme="minorHAnsi" w:hAnsiTheme="minorHAnsi"/>
+          <w:b/>
+          <w:bCs/>
+        </w:rPr>
+        <w:t>Scenario 19 – Annullamento di una sospensione in anticipo</w:t>
+      </w:r>
+      <w:bookmarkEnd w:id="40"/>
+    </w:p>
+    <w:p>
+      <w:pPr>
+        <w:rPr>
+          <w:rFonts w:asciiTheme="minorHAnsi" w:hAnsiTheme="minorHAnsi"/>
+        </w:rPr>
+      </w:pPr>
+      <w:r>
+        <w:rPr>
+          <w:rFonts w:asciiTheme="minorHAnsi" w:hAnsiTheme="minorHAnsi"/>
+        </w:rPr>
+        <w:t>Mario, operatore della biblioteca, deve annullare una sospensione assegnata a Luca, lettore della biblioteca.</w:t>
+      </w:r>
+    </w:p>
+    <w:p>
+      <w:pPr>
+        <w:rPr>
+          <w:rFonts w:asciiTheme="minorHAnsi" w:hAnsiTheme="minorHAnsi"/>
+        </w:rPr>
+      </w:pPr>
+    </w:p>
+    <w:p>
+      <w:pPr>
+        <w:rPr>
+          <w:rFonts w:asciiTheme="minorHAnsi" w:hAnsiTheme="minorHAnsi"/>
+        </w:rPr>
+      </w:pPr>
+      <w:r>
+        <w:rPr>
+          <w:rFonts w:asciiTheme="minorHAnsi" w:hAnsiTheme="minorHAnsi"/>
+        </w:rPr>
+        <w:t>Mario accede al sistema e ricerca il lettore tramite codice fiscale. Il sistema presenta a Mario le informazioni che riguardano Luca.</w:t>
+      </w:r>
+    </w:p>
+    <w:p>
+      <w:pPr>
+        <w:rPr>
+          <w:rFonts w:asciiTheme="minorHAnsi" w:hAnsiTheme="minorHAnsi"/>
+        </w:rPr>
+      </w:pPr>
+    </w:p>
+    <w:p>
+      <w:pPr>
+        <w:rPr>
+          <w:rFonts w:asciiTheme="minorHAnsi" w:hAnsiTheme="minorHAnsi"/>
+        </w:rPr>
+      </w:pPr>
+      <w:r>
+        <w:rPr>
+          <w:rFonts w:asciiTheme="minorHAnsi" w:hAnsiTheme="minorHAnsi"/>
+        </w:rPr>
+        <w:t>Mario preme sul pulsante dedicato e sospensione di Luca sarà annullata.</w:t>
+      </w:r>
     </w:p>
     <w:p>
       <w:pPr>
@@ -6877,7 +11348,7 @@
           <w:szCs w:val="28"/>
         </w:rPr>
       </w:pPr>
-      <w:bookmarkStart w:id="18" w:name="_Toc243674762"/>
+      <w:bookmarkStart w:id="41" w:name="_Toc243846668"/>
       <w:r>
         <w:rPr>
           <w:rFonts w:asciiTheme="minorHAnsi" w:hAnsiTheme="minorHAnsi"/>
@@ -6886,7 +11357,7 @@
         </w:rPr>
         <w:t>Use case model</w:t>
       </w:r>
-      <w:bookmarkEnd w:id="18"/>
+      <w:bookmarkEnd w:id="41"/>
     </w:p>
     <w:p>
       <w:pPr>
@@ -6898,7 +11369,7 @@
           <w:szCs w:val="28"/>
         </w:rPr>
       </w:pPr>
-      <w:bookmarkStart w:id="19" w:name="_Toc243674763"/>
+      <w:bookmarkStart w:id="42" w:name="_Toc243846669"/>
       <w:r>
         <w:rPr>
           <w:rFonts w:asciiTheme="minorHAnsi" w:hAnsiTheme="minorHAnsi"/>
@@ -6907,7 +11378,7 @@
         </w:rPr>
         <w:t>Object model</w:t>
       </w:r>
-      <w:bookmarkEnd w:id="19"/>
+      <w:bookmarkEnd w:id="42"/>
     </w:p>
     <w:p>
       <w:pPr>
@@ -6919,6 +11390,7 @@
           <w:szCs w:val="28"/>
         </w:rPr>
       </w:pPr>
+      <w:bookmarkStart w:id="43" w:name="_Toc243846670"/>
       <w:r>
         <w:rPr>
           <w:rFonts w:asciiTheme="minorHAnsi" w:hAnsiTheme="minorHAnsi"/>
@@ -6927,6 +11399,7 @@
         </w:rPr>
         <w:t>Dynamic model</w:t>
       </w:r>
+      <w:bookmarkEnd w:id="43"/>
     </w:p>
     <w:p>
       <w:pPr>
@@ -6939,7 +11412,7 @@
           <w:lang w:val="en-US"/>
         </w:rPr>
       </w:pPr>
-      <w:bookmarkStart w:id="20" w:name="_Toc243674764"/>
+      <w:bookmarkStart w:id="44" w:name="_Toc243846671"/>
       <w:r>
         <w:rPr>
           <w:rFonts w:asciiTheme="minorHAnsi" w:hAnsiTheme="minorHAnsi"/>
@@ -6958,7 +11431,7 @@
         </w:rPr>
         <w:t>nd mock-ups)</w:t>
       </w:r>
-      <w:bookmarkEnd w:id="20"/>
+      <w:bookmarkEnd w:id="44"/>
     </w:p>
     <w:p>
       <w:pPr>
@@ -6974,15 +11447,430 @@
           <w:rFonts w:asciiTheme="minorHAnsi" w:hAnsiTheme="minorHAnsi"/>
         </w:rPr>
       </w:pPr>
-      <w:bookmarkStart w:id="21" w:name="_Toc243674765"/>
+      <w:bookmarkStart w:id="45" w:name="_Toc243846672"/>
       <w:r>
         <w:rPr>
           <w:rFonts w:asciiTheme="minorHAnsi" w:hAnsiTheme="minorHAnsi"/>
         </w:rPr>
         <w:t>Glossary</w:t>
       </w:r>
-      <w:bookmarkEnd w:id="21"/>
-    </w:p>
+      <w:bookmarkEnd w:id="45"/>
+    </w:p>
+    <w:tbl>
+      <w:tblPr>
+        <w:tblStyle w:val="GridTable4"/>
+        <w:tblW w:w="9907" w:type="dxa"/>
+        <w:tblLook w:val="04A0" w:firstRow="1" w:lastRow="0" w:firstColumn="1" w:lastColumn="0" w:noHBand="0" w:noVBand="1"/>
+      </w:tblPr>
+      <w:tblGrid>
+        <w:gridCol w:w="3124"/>
+        <w:gridCol w:w="6783"/>
+      </w:tblGrid>
+      <w:tr>
+        <w:trPr>
+          <w:cnfStyle w:val="100000000000" w:firstRow="1" w:lastRow="0" w:firstColumn="0" w:lastColumn="0" w:oddVBand="0" w:evenVBand="0" w:oddHBand="0" w:evenHBand="0" w:firstRowFirstColumn="0" w:firstRowLastColumn="0" w:lastRowFirstColumn="0" w:lastRowLastColumn="0"/>
+          <w:trHeight w:val="293"/>
+        </w:trPr>
+        <w:tc>
+          <w:tcPr>
+            <w:cnfStyle w:val="001000000000" w:firstRow="0" w:lastRow="0" w:firstColumn="1" w:lastColumn="0" w:oddVBand="0" w:evenVBand="0" w:oddHBand="0" w:evenHBand="0" w:firstRowFirstColumn="0" w:firstRowLastColumn="0" w:lastRowFirstColumn="0" w:lastRowLastColumn="0"/>
+            <w:tcW w:w="3124" w:type="dxa"/>
+          </w:tcPr>
+          <w:p>
+            <w:pPr>
+              <w:jc w:val="center"/>
+              <w:rPr>
+                <w:rFonts w:asciiTheme="minorHAnsi" w:hAnsiTheme="minorHAnsi"/>
+              </w:rPr>
+            </w:pPr>
+            <w:r>
+              <w:rPr>
+                <w:rFonts w:asciiTheme="minorHAnsi" w:hAnsiTheme="minorHAnsi"/>
+              </w:rPr>
+              <w:lastRenderedPageBreak/>
+              <w:t>Nome</w:t>
+            </w:r>
+          </w:p>
+        </w:tc>
+        <w:tc>
+          <w:tcPr>
+            <w:tcW w:w="6783" w:type="dxa"/>
+          </w:tcPr>
+          <w:p>
+            <w:pPr>
+              <w:jc w:val="center"/>
+              <w:cnfStyle w:val="100000000000" w:firstRow="1" w:lastRow="0" w:firstColumn="0" w:lastColumn="0" w:oddVBand="0" w:evenVBand="0" w:oddHBand="0" w:evenHBand="0" w:firstRowFirstColumn="0" w:firstRowLastColumn="0" w:lastRowFirstColumn="0" w:lastRowLastColumn="0"/>
+              <w:rPr>
+                <w:rFonts w:asciiTheme="minorHAnsi" w:hAnsiTheme="minorHAnsi"/>
+              </w:rPr>
+            </w:pPr>
+            <w:r>
+              <w:rPr>
+                <w:rFonts w:asciiTheme="minorHAnsi" w:hAnsiTheme="minorHAnsi"/>
+              </w:rPr>
+              <w:t>Descrizione</w:t>
+            </w:r>
+          </w:p>
+        </w:tc>
+      </w:tr>
+      <w:tr>
+        <w:trPr>
+          <w:cnfStyle w:val="000000100000" w:firstRow="0" w:lastRow="0" w:firstColumn="0" w:lastColumn="0" w:oddVBand="0" w:evenVBand="0" w:oddHBand="1" w:evenHBand="0" w:firstRowFirstColumn="0" w:firstRowLastColumn="0" w:lastRowFirstColumn="0" w:lastRowLastColumn="0"/>
+          <w:trHeight w:val="293"/>
+        </w:trPr>
+        <w:tc>
+          <w:tcPr>
+            <w:cnfStyle w:val="001000000000" w:firstRow="0" w:lastRow="0" w:firstColumn="1" w:lastColumn="0" w:oddVBand="0" w:evenVBand="0" w:oddHBand="0" w:evenHBand="0" w:firstRowFirstColumn="0" w:firstRowLastColumn="0" w:lastRowFirstColumn="0" w:lastRowLastColumn="0"/>
+            <w:tcW w:w="3124" w:type="dxa"/>
+          </w:tcPr>
+          <w:p>
+            <w:pPr>
+              <w:jc w:val="center"/>
+              <w:rPr>
+                <w:rFonts w:asciiTheme="minorHAnsi" w:hAnsiTheme="minorHAnsi"/>
+              </w:rPr>
+            </w:pPr>
+            <w:r>
+              <w:rPr>
+                <w:rFonts w:asciiTheme="minorHAnsi" w:hAnsiTheme="minorHAnsi"/>
+              </w:rPr>
+              <w:t>Lettore</w:t>
+            </w:r>
+          </w:p>
+        </w:tc>
+        <w:tc>
+          <w:tcPr>
+            <w:tcW w:w="6783" w:type="dxa"/>
+          </w:tcPr>
+          <w:p>
+            <w:pPr>
+              <w:jc w:val="both"/>
+              <w:cnfStyle w:val="000000100000" w:firstRow="0" w:lastRow="0" w:firstColumn="0" w:lastColumn="0" w:oddVBand="0" w:evenVBand="0" w:oddHBand="1" w:evenHBand="0" w:firstRowFirstColumn="0" w:firstRowLastColumn="0" w:lastRowFirstColumn="0" w:lastRowLastColumn="0"/>
+              <w:rPr>
+                <w:rFonts w:asciiTheme="minorHAnsi" w:hAnsiTheme="minorHAnsi"/>
+              </w:rPr>
+            </w:pPr>
+          </w:p>
+        </w:tc>
+      </w:tr>
+      <w:tr>
+        <w:trPr>
+          <w:trHeight w:val="293"/>
+        </w:trPr>
+        <w:tc>
+          <w:tcPr>
+            <w:cnfStyle w:val="001000000000" w:firstRow="0" w:lastRow="0" w:firstColumn="1" w:lastColumn="0" w:oddVBand="0" w:evenVBand="0" w:oddHBand="0" w:evenHBand="0" w:firstRowFirstColumn="0" w:firstRowLastColumn="0" w:lastRowFirstColumn="0" w:lastRowLastColumn="0"/>
+            <w:tcW w:w="3124" w:type="dxa"/>
+          </w:tcPr>
+          <w:p>
+            <w:pPr>
+              <w:jc w:val="center"/>
+              <w:rPr>
+                <w:rFonts w:asciiTheme="minorHAnsi" w:hAnsiTheme="minorHAnsi"/>
+              </w:rPr>
+            </w:pPr>
+            <w:r>
+              <w:rPr>
+                <w:rFonts w:asciiTheme="minorHAnsi" w:hAnsiTheme="minorHAnsi"/>
+              </w:rPr>
+              <w:t>Operatore</w:t>
+            </w:r>
+          </w:p>
+        </w:tc>
+        <w:tc>
+          <w:tcPr>
+            <w:tcW w:w="6783" w:type="dxa"/>
+          </w:tcPr>
+          <w:p>
+            <w:pPr>
+              <w:jc w:val="both"/>
+              <w:cnfStyle w:val="000000000000" w:firstRow="0" w:lastRow="0" w:firstColumn="0" w:lastColumn="0" w:oddVBand="0" w:evenVBand="0" w:oddHBand="0" w:evenHBand="0" w:firstRowFirstColumn="0" w:firstRowLastColumn="0" w:lastRowFirstColumn="0" w:lastRowLastColumn="0"/>
+              <w:rPr>
+                <w:rFonts w:asciiTheme="minorHAnsi" w:hAnsiTheme="minorHAnsi"/>
+              </w:rPr>
+            </w:pPr>
+          </w:p>
+        </w:tc>
+      </w:tr>
+      <w:tr>
+        <w:trPr>
+          <w:cnfStyle w:val="000000100000" w:firstRow="0" w:lastRow="0" w:firstColumn="0" w:lastColumn="0" w:oddVBand="0" w:evenVBand="0" w:oddHBand="1" w:evenHBand="0" w:firstRowFirstColumn="0" w:firstRowLastColumn="0" w:lastRowFirstColumn="0" w:lastRowLastColumn="0"/>
+          <w:trHeight w:val="293"/>
+        </w:trPr>
+        <w:tc>
+          <w:tcPr>
+            <w:cnfStyle w:val="001000000000" w:firstRow="0" w:lastRow="0" w:firstColumn="1" w:lastColumn="0" w:oddVBand="0" w:evenVBand="0" w:oddHBand="0" w:evenHBand="0" w:firstRowFirstColumn="0" w:firstRowLastColumn="0" w:lastRowFirstColumn="0" w:lastRowLastColumn="0"/>
+            <w:tcW w:w="3124" w:type="dxa"/>
+          </w:tcPr>
+          <w:p>
+            <w:pPr>
+              <w:jc w:val="center"/>
+              <w:rPr>
+                <w:rFonts w:asciiTheme="minorHAnsi" w:hAnsiTheme="minorHAnsi"/>
+              </w:rPr>
+            </w:pPr>
+            <w:r>
+              <w:rPr>
+                <w:rFonts w:asciiTheme="minorHAnsi" w:hAnsiTheme="minorHAnsi"/>
+              </w:rPr>
+              <w:t>Edizione</w:t>
+            </w:r>
+          </w:p>
+        </w:tc>
+        <w:tc>
+          <w:tcPr>
+            <w:tcW w:w="6783" w:type="dxa"/>
+          </w:tcPr>
+          <w:p>
+            <w:pPr>
+              <w:jc w:val="both"/>
+              <w:cnfStyle w:val="000000100000" w:firstRow="0" w:lastRow="0" w:firstColumn="0" w:lastColumn="0" w:oddVBand="0" w:evenVBand="0" w:oddHBand="1" w:evenHBand="0" w:firstRowFirstColumn="0" w:firstRowLastColumn="0" w:lastRowFirstColumn="0" w:lastRowLastColumn="0"/>
+              <w:rPr>
+                <w:rFonts w:asciiTheme="minorHAnsi" w:hAnsiTheme="minorHAnsi"/>
+              </w:rPr>
+            </w:pPr>
+          </w:p>
+        </w:tc>
+      </w:tr>
+      <w:tr>
+        <w:trPr>
+          <w:trHeight w:val="293"/>
+        </w:trPr>
+        <w:tc>
+          <w:tcPr>
+            <w:cnfStyle w:val="001000000000" w:firstRow="0" w:lastRow="0" w:firstColumn="1" w:lastColumn="0" w:oddVBand="0" w:evenVBand="0" w:oddHBand="0" w:evenHBand="0" w:firstRowFirstColumn="0" w:firstRowLastColumn="0" w:lastRowFirstColumn="0" w:lastRowLastColumn="0"/>
+            <w:tcW w:w="3124" w:type="dxa"/>
+          </w:tcPr>
+          <w:p>
+            <w:pPr>
+              <w:jc w:val="center"/>
+              <w:rPr>
+                <w:rFonts w:asciiTheme="minorHAnsi" w:hAnsiTheme="minorHAnsi"/>
+              </w:rPr>
+            </w:pPr>
+            <w:r>
+              <w:rPr>
+                <w:rFonts w:asciiTheme="minorHAnsi" w:hAnsiTheme="minorHAnsi"/>
+              </w:rPr>
+              <w:t>Copia</w:t>
+            </w:r>
+          </w:p>
+        </w:tc>
+        <w:tc>
+          <w:tcPr>
+            <w:tcW w:w="6783" w:type="dxa"/>
+          </w:tcPr>
+          <w:p>
+            <w:pPr>
+              <w:jc w:val="both"/>
+              <w:cnfStyle w:val="000000000000" w:firstRow="0" w:lastRow="0" w:firstColumn="0" w:lastColumn="0" w:oddVBand="0" w:evenVBand="0" w:oddHBand="0" w:evenHBand="0" w:firstRowFirstColumn="0" w:firstRowLastColumn="0" w:lastRowFirstColumn="0" w:lastRowLastColumn="0"/>
+              <w:rPr>
+                <w:rFonts w:asciiTheme="minorHAnsi" w:hAnsiTheme="minorHAnsi"/>
+              </w:rPr>
+            </w:pPr>
+          </w:p>
+        </w:tc>
+      </w:tr>
+      <w:tr>
+        <w:trPr>
+          <w:cnfStyle w:val="000000100000" w:firstRow="0" w:lastRow="0" w:firstColumn="0" w:lastColumn="0" w:oddVBand="0" w:evenVBand="0" w:oddHBand="1" w:evenHBand="0" w:firstRowFirstColumn="0" w:firstRowLastColumn="0" w:lastRowFirstColumn="0" w:lastRowLastColumn="0"/>
+          <w:trHeight w:val="293"/>
+        </w:trPr>
+        <w:tc>
+          <w:tcPr>
+            <w:cnfStyle w:val="001000000000" w:firstRow="0" w:lastRow="0" w:firstColumn="1" w:lastColumn="0" w:oddVBand="0" w:evenVBand="0" w:oddHBand="0" w:evenHBand="0" w:firstRowFirstColumn="0" w:firstRowLastColumn="0" w:lastRowFirstColumn="0" w:lastRowLastColumn="0"/>
+            <w:tcW w:w="3124" w:type="dxa"/>
+          </w:tcPr>
+          <w:p>
+            <w:pPr>
+              <w:jc w:val="center"/>
+              <w:rPr>
+                <w:rFonts w:asciiTheme="minorHAnsi" w:hAnsiTheme="minorHAnsi"/>
+              </w:rPr>
+            </w:pPr>
+            <w:r>
+              <w:rPr>
+                <w:rFonts w:asciiTheme="minorHAnsi" w:hAnsiTheme="minorHAnsi"/>
+              </w:rPr>
+              <w:t>Prenotazione</w:t>
+            </w:r>
+          </w:p>
+        </w:tc>
+        <w:tc>
+          <w:tcPr>
+            <w:tcW w:w="6783" w:type="dxa"/>
+          </w:tcPr>
+          <w:p>
+            <w:pPr>
+              <w:jc w:val="both"/>
+              <w:cnfStyle w:val="000000100000" w:firstRow="0" w:lastRow="0" w:firstColumn="0" w:lastColumn="0" w:oddVBand="0" w:evenVBand="0" w:oddHBand="1" w:evenHBand="0" w:firstRowFirstColumn="0" w:firstRowLastColumn="0" w:lastRowFirstColumn="0" w:lastRowLastColumn="0"/>
+              <w:rPr>
+                <w:rFonts w:asciiTheme="minorHAnsi" w:hAnsiTheme="minorHAnsi"/>
+              </w:rPr>
+            </w:pPr>
+          </w:p>
+        </w:tc>
+      </w:tr>
+      <w:tr>
+        <w:trPr>
+          <w:trHeight w:val="293"/>
+        </w:trPr>
+        <w:tc>
+          <w:tcPr>
+            <w:cnfStyle w:val="001000000000" w:firstRow="0" w:lastRow="0" w:firstColumn="1" w:lastColumn="0" w:oddVBand="0" w:evenVBand="0" w:oddHBand="0" w:evenHBand="0" w:firstRowFirstColumn="0" w:firstRowLastColumn="0" w:lastRowFirstColumn="0" w:lastRowLastColumn="0"/>
+            <w:tcW w:w="3124" w:type="dxa"/>
+          </w:tcPr>
+          <w:p>
+            <w:pPr>
+              <w:jc w:val="center"/>
+              <w:rPr>
+                <w:rFonts w:asciiTheme="minorHAnsi" w:hAnsiTheme="minorHAnsi"/>
+              </w:rPr>
+            </w:pPr>
+            <w:r>
+              <w:rPr>
+                <w:rFonts w:asciiTheme="minorHAnsi" w:hAnsiTheme="minorHAnsi"/>
+              </w:rPr>
+              <w:t>Prestito</w:t>
+            </w:r>
+          </w:p>
+        </w:tc>
+        <w:tc>
+          <w:tcPr>
+            <w:tcW w:w="6783" w:type="dxa"/>
+          </w:tcPr>
+          <w:p>
+            <w:pPr>
+              <w:jc w:val="both"/>
+              <w:cnfStyle w:val="000000000000" w:firstRow="0" w:lastRow="0" w:firstColumn="0" w:lastColumn="0" w:oddVBand="0" w:evenVBand="0" w:oddHBand="0" w:evenHBand="0" w:firstRowFirstColumn="0" w:firstRowLastColumn="0" w:lastRowFirstColumn="0" w:lastRowLastColumn="0"/>
+              <w:rPr>
+                <w:rFonts w:asciiTheme="minorHAnsi" w:hAnsiTheme="minorHAnsi"/>
+              </w:rPr>
+            </w:pPr>
+          </w:p>
+        </w:tc>
+      </w:tr>
+      <w:tr>
+        <w:trPr>
+          <w:cnfStyle w:val="000000100000" w:firstRow="0" w:lastRow="0" w:firstColumn="0" w:lastColumn="0" w:oddVBand="0" w:evenVBand="0" w:oddHBand="1" w:evenHBand="0" w:firstRowFirstColumn="0" w:firstRowLastColumn="0" w:lastRowFirstColumn="0" w:lastRowLastColumn="0"/>
+          <w:trHeight w:val="293"/>
+        </w:trPr>
+        <w:tc>
+          <w:tcPr>
+            <w:cnfStyle w:val="001000000000" w:firstRow="0" w:lastRow="0" w:firstColumn="1" w:lastColumn="0" w:oddVBand="0" w:evenVBand="0" w:oddHBand="0" w:evenHBand="0" w:firstRowFirstColumn="0" w:firstRowLastColumn="0" w:lastRowFirstColumn="0" w:lastRowLastColumn="0"/>
+            <w:tcW w:w="3124" w:type="dxa"/>
+          </w:tcPr>
+          <w:p>
+            <w:pPr>
+              <w:jc w:val="center"/>
+              <w:rPr>
+                <w:rFonts w:asciiTheme="minorHAnsi" w:hAnsiTheme="minorHAnsi"/>
+              </w:rPr>
+            </w:pPr>
+            <w:r>
+              <w:rPr>
+                <w:rFonts w:asciiTheme="minorHAnsi" w:hAnsiTheme="minorHAnsi"/>
+              </w:rPr>
+              <w:t>Restituzione</w:t>
+            </w:r>
+          </w:p>
+        </w:tc>
+        <w:tc>
+          <w:tcPr>
+            <w:tcW w:w="6783" w:type="dxa"/>
+          </w:tcPr>
+          <w:p>
+            <w:pPr>
+              <w:jc w:val="both"/>
+              <w:cnfStyle w:val="000000100000" w:firstRow="0" w:lastRow="0" w:firstColumn="0" w:lastColumn="0" w:oddVBand="0" w:evenVBand="0" w:oddHBand="1" w:evenHBand="0" w:firstRowFirstColumn="0" w:firstRowLastColumn="0" w:lastRowFirstColumn="0" w:lastRowLastColumn="0"/>
+              <w:rPr>
+                <w:rFonts w:asciiTheme="minorHAnsi" w:hAnsiTheme="minorHAnsi"/>
+              </w:rPr>
+            </w:pPr>
+          </w:p>
+        </w:tc>
+      </w:tr>
+      <w:tr>
+        <w:trPr>
+          <w:trHeight w:val="293"/>
+        </w:trPr>
+        <w:tc>
+          <w:tcPr>
+            <w:cnfStyle w:val="001000000000" w:firstRow="0" w:lastRow="0" w:firstColumn="1" w:lastColumn="0" w:oddVBand="0" w:evenVBand="0" w:oddHBand="0" w:evenHBand="0" w:firstRowFirstColumn="0" w:firstRowLastColumn="0" w:lastRowFirstColumn="0" w:lastRowLastColumn="0"/>
+            <w:tcW w:w="3124" w:type="dxa"/>
+          </w:tcPr>
+          <w:p>
+            <w:pPr>
+              <w:jc w:val="center"/>
+              <w:rPr>
+                <w:rFonts w:asciiTheme="minorHAnsi" w:hAnsiTheme="minorHAnsi"/>
+              </w:rPr>
+            </w:pPr>
+            <w:r>
+              <w:rPr>
+                <w:rFonts w:asciiTheme="minorHAnsi" w:hAnsiTheme="minorHAnsi"/>
+              </w:rPr>
+              <w:t>Sospensione</w:t>
+            </w:r>
+          </w:p>
+        </w:tc>
+        <w:tc>
+          <w:tcPr>
+            <w:tcW w:w="6783" w:type="dxa"/>
+          </w:tcPr>
+          <w:p>
+            <w:pPr>
+              <w:jc w:val="both"/>
+              <w:cnfStyle w:val="000000000000" w:firstRow="0" w:lastRow="0" w:firstColumn="0" w:lastColumn="0" w:oddVBand="0" w:evenVBand="0" w:oddHBand="0" w:evenHBand="0" w:firstRowFirstColumn="0" w:firstRowLastColumn="0" w:lastRowFirstColumn="0" w:lastRowLastColumn="0"/>
+              <w:rPr>
+                <w:rFonts w:asciiTheme="minorHAnsi" w:hAnsiTheme="minorHAnsi"/>
+              </w:rPr>
+            </w:pPr>
+          </w:p>
+        </w:tc>
+      </w:tr>
+      <w:tr>
+        <w:trPr>
+          <w:cnfStyle w:val="000000100000" w:firstRow="0" w:lastRow="0" w:firstColumn="0" w:lastColumn="0" w:oddVBand="0" w:evenVBand="0" w:oddHBand="1" w:evenHBand="0" w:firstRowFirstColumn="0" w:firstRowLastColumn="0" w:lastRowFirstColumn="0" w:lastRowLastColumn="0"/>
+          <w:trHeight w:val="293"/>
+        </w:trPr>
+        <w:tc>
+          <w:tcPr>
+            <w:cnfStyle w:val="001000000000" w:firstRow="0" w:lastRow="0" w:firstColumn="1" w:lastColumn="0" w:oddVBand="0" w:evenVBand="0" w:oddHBand="0" w:evenHBand="0" w:firstRowFirstColumn="0" w:firstRowLastColumn="0" w:lastRowFirstColumn="0" w:lastRowLastColumn="0"/>
+            <w:tcW w:w="3124" w:type="dxa"/>
+          </w:tcPr>
+          <w:p>
+            <w:pPr>
+              <w:jc w:val="center"/>
+              <w:rPr>
+                <w:rFonts w:asciiTheme="minorHAnsi" w:hAnsiTheme="minorHAnsi"/>
+              </w:rPr>
+            </w:pPr>
+            <w:r>
+              <w:rPr>
+                <w:rFonts w:asciiTheme="minorHAnsi" w:hAnsiTheme="minorHAnsi"/>
+              </w:rPr>
+              <w:t>Catalogo</w:t>
+            </w:r>
+          </w:p>
+        </w:tc>
+        <w:tc>
+          <w:tcPr>
+            <w:tcW w:w="6783" w:type="dxa"/>
+          </w:tcPr>
+          <w:p>
+            <w:pPr>
+              <w:jc w:val="both"/>
+              <w:cnfStyle w:val="000000100000" w:firstRow="0" w:lastRow="0" w:firstColumn="0" w:lastColumn="0" w:oddVBand="0" w:evenVBand="0" w:oddHBand="1" w:evenHBand="0" w:firstRowFirstColumn="0" w:firstRowLastColumn="0" w:lastRowFirstColumn="0" w:lastRowLastColumn="0"/>
+              <w:rPr>
+                <w:rFonts w:asciiTheme="minorHAnsi" w:hAnsiTheme="minorHAnsi"/>
+              </w:rPr>
+            </w:pPr>
+          </w:p>
+        </w:tc>
+      </w:tr>
+    </w:tbl>
+    <w:p/>
     <w:sectPr>
       <w:footnotePr>
         <w:pos w:val="beneathText"/>
@@ -7017,36 +11905,6 @@
 </file>
 
 <file path=word/footer1.xml><?xml version="1.0" encoding="utf-8"?>
-<w:ftr xmlns:wpc="http://schemas.microsoft.com/office/word/2010/wordprocessingCanvas" xmlns:cx="http://schemas.microsoft.com/office/drawing/2014/chartex" xmlns:cx1="http://schemas.microsoft.com/office/drawing/2015/9/8/chartex" xmlns:cx2="http://schemas.microsoft.com/office/drawing/2015/10/21/chartex" xmlns:cx3="http://schemas.microsoft.com/office/drawing/2016/5/9/chartex" xmlns:cx4="http://schemas.microsoft.com/office/drawing/2016/5/10/chartex" xmlns:cx5="http://schemas.microsoft.com/office/drawing/2016/5/11/chartex" xmlns:cx6="http://schemas.microsoft.com/office/drawing/2016/5/12/chartex" xmlns:cx7="http://schemas.microsoft.com/office/drawing/2016/5/13/chartex" xmlns:cx8="http://schemas.microsoft.com/office/drawing/2016/5/14/chartex" xmlns:mc="http://schemas.openxmlformats.org/markup-compatibility/2006" xmlns:aink="http://schemas.microsoft.com/office/drawing/2016/ink" xmlns:am3d="http://schemas.microsoft.com/office/drawing/2017/model3d" xmlns:o="urn:schemas-microsoft-com:office:office" xmlns:oel="http://schemas.microsoft.com/office/2019/extlst" xmlns:r="http://schemas.openxmlformats.org/officeDocument/2006/relationships" xmlns:m="http://schemas.openxmlformats.org/officeDocument/2006/math" xmlns:v="urn:schemas-microsoft-com:vml" xmlns:wp14="http://schemas.microsoft.com/office/word/2010/wordprocessingDrawing" xmlns:wp="http://schemas.openxmlformats.org/drawingml/2006/wordprocessingDrawing" xmlns:w10="urn:schemas-microsoft-com:office:word" xmlns:w="http://schemas.openxmlformats.org/wordprocessingml/2006/main" xmlns:w14="http://schemas.microsoft.com/office/word/2010/wordml" xmlns:w15="http://schemas.microsoft.com/office/word/2012/wordml" xmlns:w16cex="http://schemas.microsoft.com/office/word/2018/wordml/cex" xmlns:w16cid="http://schemas.microsoft.com/office/word/2016/wordml/cid" xmlns:w16="http://schemas.microsoft.com/office/word/2018/wordml" xmlns:w16du="http://schemas.microsoft.com/office/word/2023/wordml/word16du" xmlns:w16sdtdh="http://schemas.microsoft.com/office/word/2020/wordml/sdtdatahash" xmlns:w16sdtfl="http://schemas.microsoft.com/office/word/2024/wordml/sdtformatlock" xmlns:w16se="http://schemas.microsoft.com/office/word/2015/wordml/symex" xmlns:wpg="http://schemas.microsoft.com/office/word/2010/wordprocessingGroup" xmlns:wpi="http://schemas.microsoft.com/office/word/2010/wordprocessingInk" xmlns:wne="http://schemas.microsoft.com/office/word/2006/wordml" xmlns:wps="http://schemas.microsoft.com/office/word/2010/wordprocessingShape" mc:Ignorable="w14 w15 w16se w16cid w16 w16cex w16sdtdh w16sdtfl w16du wp14">
-  <w:p>
-    <w:pPr>
-      <w:pStyle w:val="Footer"/>
-    </w:pPr>
-  </w:p>
-</w:ftr>
-</file>
-
-<file path=word/footer2.xml><?xml version="1.0" encoding="utf-8"?>
-<w:ftr xmlns:wpc="http://schemas.microsoft.com/office/word/2010/wordprocessingCanvas" xmlns:cx="http://schemas.microsoft.com/office/drawing/2014/chartex" xmlns:cx1="http://schemas.microsoft.com/office/drawing/2015/9/8/chartex" xmlns:cx2="http://schemas.microsoft.com/office/drawing/2015/10/21/chartex" xmlns:cx3="http://schemas.microsoft.com/office/drawing/2016/5/9/chartex" xmlns:cx4="http://schemas.microsoft.com/office/drawing/2016/5/10/chartex" xmlns:cx5="http://schemas.microsoft.com/office/drawing/2016/5/11/chartex" xmlns:cx6="http://schemas.microsoft.com/office/drawing/2016/5/12/chartex" xmlns:cx7="http://schemas.microsoft.com/office/drawing/2016/5/13/chartex" xmlns:cx8="http://schemas.microsoft.com/office/drawing/2016/5/14/chartex" xmlns:mc="http://schemas.openxmlformats.org/markup-compatibility/2006" xmlns:aink="http://schemas.microsoft.com/office/drawing/2016/ink" xmlns:am3d="http://schemas.microsoft.com/office/drawing/2017/model3d" xmlns:o="urn:schemas-microsoft-com:office:office" xmlns:oel="http://schemas.microsoft.com/office/2019/extlst" xmlns:r="http://schemas.openxmlformats.org/officeDocument/2006/relationships" xmlns:m="http://schemas.openxmlformats.org/officeDocument/2006/math" xmlns:v="urn:schemas-microsoft-com:vml" xmlns:wp14="http://schemas.microsoft.com/office/word/2010/wordprocessingDrawing" xmlns:wp="http://schemas.openxmlformats.org/drawingml/2006/wordprocessingDrawing" xmlns:w10="urn:schemas-microsoft-com:office:word" xmlns:w="http://schemas.openxmlformats.org/wordprocessingml/2006/main" xmlns:w14="http://schemas.microsoft.com/office/word/2010/wordml" xmlns:w15="http://schemas.microsoft.com/office/word/2012/wordml" xmlns:w16cex="http://schemas.microsoft.com/office/word/2018/wordml/cex" xmlns:w16cid="http://schemas.microsoft.com/office/word/2016/wordml/cid" xmlns:w16="http://schemas.microsoft.com/office/word/2018/wordml" xmlns:w16du="http://schemas.microsoft.com/office/word/2023/wordml/word16du" xmlns:w16sdtdh="http://schemas.microsoft.com/office/word/2020/wordml/sdtdatahash" xmlns:w16sdtfl="http://schemas.microsoft.com/office/word/2024/wordml/sdtformatlock" xmlns:w16se="http://schemas.microsoft.com/office/word/2015/wordml/symex" xmlns:wpg="http://schemas.microsoft.com/office/word/2010/wordprocessingGroup" xmlns:wpi="http://schemas.microsoft.com/office/word/2010/wordprocessingInk" xmlns:wne="http://schemas.microsoft.com/office/word/2006/wordml" xmlns:wps="http://schemas.microsoft.com/office/word/2010/wordprocessingShape" mc:Ignorable="w14 w15 w16se w16cid w16 w16cex w16sdtdh w16sdtfl w16du wp14">
-  <w:p>
-    <w:pPr>
-      <w:pStyle w:val="Footer"/>
-    </w:pPr>
-  </w:p>
-</w:ftr>
-</file>
-
-<file path=word/footer3.xml><?xml version="1.0" encoding="utf-8"?>
-<w:ftr xmlns:wpc="http://schemas.microsoft.com/office/word/2010/wordprocessingCanvas" xmlns:cx="http://schemas.microsoft.com/office/drawing/2014/chartex" xmlns:cx1="http://schemas.microsoft.com/office/drawing/2015/9/8/chartex" xmlns:cx2="http://schemas.microsoft.com/office/drawing/2015/10/21/chartex" xmlns:cx3="http://schemas.microsoft.com/office/drawing/2016/5/9/chartex" xmlns:cx4="http://schemas.microsoft.com/office/drawing/2016/5/10/chartex" xmlns:cx5="http://schemas.microsoft.com/office/drawing/2016/5/11/chartex" xmlns:cx6="http://schemas.microsoft.com/office/drawing/2016/5/12/chartex" xmlns:cx7="http://schemas.microsoft.com/office/drawing/2016/5/13/chartex" xmlns:cx8="http://schemas.microsoft.com/office/drawing/2016/5/14/chartex" xmlns:mc="http://schemas.openxmlformats.org/markup-compatibility/2006" xmlns:aink="http://schemas.microsoft.com/office/drawing/2016/ink" xmlns:am3d="http://schemas.microsoft.com/office/drawing/2017/model3d" xmlns:o="urn:schemas-microsoft-com:office:office" xmlns:oel="http://schemas.microsoft.com/office/2019/extlst" xmlns:r="http://schemas.openxmlformats.org/officeDocument/2006/relationships" xmlns:m="http://schemas.openxmlformats.org/officeDocument/2006/math" xmlns:v="urn:schemas-microsoft-com:vml" xmlns:wp14="http://schemas.microsoft.com/office/word/2010/wordprocessingDrawing" xmlns:wp="http://schemas.openxmlformats.org/drawingml/2006/wordprocessingDrawing" xmlns:w10="urn:schemas-microsoft-com:office:word" xmlns:w="http://schemas.openxmlformats.org/wordprocessingml/2006/main" xmlns:w14="http://schemas.microsoft.com/office/word/2010/wordml" xmlns:w15="http://schemas.microsoft.com/office/word/2012/wordml" xmlns:w16cex="http://schemas.microsoft.com/office/word/2018/wordml/cex" xmlns:w16cid="http://schemas.microsoft.com/office/word/2016/wordml/cid" xmlns:w16="http://schemas.microsoft.com/office/word/2018/wordml" xmlns:w16du="http://schemas.microsoft.com/office/word/2023/wordml/word16du" xmlns:w16sdtdh="http://schemas.microsoft.com/office/word/2020/wordml/sdtdatahash" xmlns:w16sdtfl="http://schemas.microsoft.com/office/word/2024/wordml/sdtformatlock" xmlns:w16se="http://schemas.microsoft.com/office/word/2015/wordml/symex" xmlns:wpg="http://schemas.microsoft.com/office/word/2010/wordprocessingGroup" xmlns:wpi="http://schemas.microsoft.com/office/word/2010/wordprocessingInk" xmlns:wne="http://schemas.microsoft.com/office/word/2006/wordml" xmlns:wps="http://schemas.microsoft.com/office/word/2010/wordprocessingShape" mc:Ignorable="w14 w15 w16se w16cid w16 w16cex w16sdtdh w16sdtfl w16du wp14">
-  <w:p>
-    <w:pPr>
-      <w:pStyle w:val="Footer"/>
-    </w:pPr>
-  </w:p>
-</w:ftr>
-</file>
-
-<file path=word/footer4.xml><?xml version="1.0" encoding="utf-8"?>
 <w:ftr xmlns:wpc="http://schemas.microsoft.com/office/word/2010/wordprocessingCanvas" xmlns:cx="http://schemas.microsoft.com/office/drawing/2014/chartex" xmlns:cx1="http://schemas.microsoft.com/office/drawing/2015/9/8/chartex" xmlns:cx2="http://schemas.microsoft.com/office/drawing/2015/10/21/chartex" xmlns:cx3="http://schemas.microsoft.com/office/drawing/2016/5/9/chartex" xmlns:cx4="http://schemas.microsoft.com/office/drawing/2016/5/10/chartex" xmlns:cx5="http://schemas.microsoft.com/office/drawing/2016/5/11/chartex" xmlns:cx6="http://schemas.microsoft.com/office/drawing/2016/5/12/chartex" xmlns:cx7="http://schemas.microsoft.com/office/drawing/2016/5/13/chartex" xmlns:cx8="http://schemas.microsoft.com/office/drawing/2016/5/14/chartex" xmlns:mc="http://schemas.openxmlformats.org/markup-compatibility/2006" xmlns:aink="http://schemas.microsoft.com/office/drawing/2016/ink" xmlns:am3d="http://schemas.microsoft.com/office/drawing/2017/model3d" xmlns:o="urn:schemas-microsoft-com:office:office" xmlns:oel="http://schemas.microsoft.com/office/2019/extlst" xmlns:r="http://schemas.openxmlformats.org/officeDocument/2006/relationships" xmlns:m="http://schemas.openxmlformats.org/officeDocument/2006/math" xmlns:v="urn:schemas-microsoft-com:vml" xmlns:wp14="http://schemas.microsoft.com/office/word/2010/wordprocessingDrawing" xmlns:wp="http://schemas.openxmlformats.org/drawingml/2006/wordprocessingDrawing" xmlns:w10="urn:schemas-microsoft-com:office:word" xmlns:w="http://schemas.openxmlformats.org/wordprocessingml/2006/main" xmlns:w14="http://schemas.microsoft.com/office/word/2010/wordml" xmlns:w15="http://schemas.microsoft.com/office/word/2012/wordml" xmlns:w16cex="http://schemas.microsoft.com/office/word/2018/wordml/cex" xmlns:w16cid="http://schemas.microsoft.com/office/word/2016/wordml/cid" xmlns:w16="http://schemas.microsoft.com/office/word/2018/wordml" xmlns:w16du="http://schemas.microsoft.com/office/word/2023/wordml/word16du" xmlns:w16sdtdh="http://schemas.microsoft.com/office/word/2020/wordml/sdtdatahash" xmlns:w16sdtfl="http://schemas.microsoft.com/office/word/2024/wordml/sdtformatlock" xmlns:w16se="http://schemas.microsoft.com/office/word/2015/wordml/symex" xmlns:wpg="http://schemas.microsoft.com/office/word/2010/wordprocessingGroup" xmlns:wpi="http://schemas.microsoft.com/office/word/2010/wordprocessingInk" xmlns:wne="http://schemas.microsoft.com/office/word/2006/wordml" xmlns:wps="http://schemas.microsoft.com/office/word/2010/wordprocessingShape" mc:Ignorable="w14 w15 w16se w16cid w16 w16cex w16sdtdh w16sdtfl w16du wp14">
   <w:tbl>
     <w:tblPr>
@@ -7234,25 +12092,7 @@
 </w:ftr>
 </file>
 
-<file path=word/footer5.xml><?xml version="1.0" encoding="utf-8"?>
-<w:ftr xmlns:wpc="http://schemas.microsoft.com/office/word/2010/wordprocessingCanvas" xmlns:cx="http://schemas.microsoft.com/office/drawing/2014/chartex" xmlns:cx1="http://schemas.microsoft.com/office/drawing/2015/9/8/chartex" xmlns:cx2="http://schemas.microsoft.com/office/drawing/2015/10/21/chartex" xmlns:cx3="http://schemas.microsoft.com/office/drawing/2016/5/9/chartex" xmlns:cx4="http://schemas.microsoft.com/office/drawing/2016/5/10/chartex" xmlns:cx5="http://schemas.microsoft.com/office/drawing/2016/5/11/chartex" xmlns:cx6="http://schemas.microsoft.com/office/drawing/2016/5/12/chartex" xmlns:cx7="http://schemas.microsoft.com/office/drawing/2016/5/13/chartex" xmlns:cx8="http://schemas.microsoft.com/office/drawing/2016/5/14/chartex" xmlns:mc="http://schemas.openxmlformats.org/markup-compatibility/2006" xmlns:aink="http://schemas.microsoft.com/office/drawing/2016/ink" xmlns:am3d="http://schemas.microsoft.com/office/drawing/2017/model3d" xmlns:o="urn:schemas-microsoft-com:office:office" xmlns:oel="http://schemas.microsoft.com/office/2019/extlst" xmlns:r="http://schemas.openxmlformats.org/officeDocument/2006/relationships" xmlns:m="http://schemas.openxmlformats.org/officeDocument/2006/math" xmlns:v="urn:schemas-microsoft-com:vml" xmlns:wp14="http://schemas.microsoft.com/office/word/2010/wordprocessingDrawing" xmlns:wp="http://schemas.openxmlformats.org/drawingml/2006/wordprocessingDrawing" xmlns:w10="urn:schemas-microsoft-com:office:word" xmlns:w="http://schemas.openxmlformats.org/wordprocessingml/2006/main" xmlns:w14="http://schemas.microsoft.com/office/word/2010/wordml" xmlns:w15="http://schemas.microsoft.com/office/word/2012/wordml" xmlns:w16cex="http://schemas.microsoft.com/office/word/2018/wordml/cex" xmlns:w16cid="http://schemas.microsoft.com/office/word/2016/wordml/cid" xmlns:w16="http://schemas.microsoft.com/office/word/2018/wordml" xmlns:w16du="http://schemas.microsoft.com/office/word/2023/wordml/word16du" xmlns:w16sdtdh="http://schemas.microsoft.com/office/word/2020/wordml/sdtdatahash" xmlns:w16sdtfl="http://schemas.microsoft.com/office/word/2024/wordml/sdtformatlock" xmlns:w16se="http://schemas.microsoft.com/office/word/2015/wordml/symex" xmlns:wpg="http://schemas.microsoft.com/office/word/2010/wordprocessingGroup" xmlns:wpi="http://schemas.microsoft.com/office/word/2010/wordprocessingInk" xmlns:wne="http://schemas.microsoft.com/office/word/2006/wordml" xmlns:wps="http://schemas.microsoft.com/office/word/2010/wordprocessingShape" mc:Ignorable="w14 w15 w16se w16cid w16 w16cex w16sdtdh w16sdtfl w16du wp14">
-  <w:p/>
-</w:ftr>
-</file>
-
-<file path=word/footer6.xml><?xml version="1.0" encoding="utf-8"?>
-<w:ftr xmlns:wpc="http://schemas.microsoft.com/office/word/2010/wordprocessingCanvas" xmlns:cx="http://schemas.microsoft.com/office/drawing/2014/chartex" xmlns:cx1="http://schemas.microsoft.com/office/drawing/2015/9/8/chartex" xmlns:cx2="http://schemas.microsoft.com/office/drawing/2015/10/21/chartex" xmlns:cx3="http://schemas.microsoft.com/office/drawing/2016/5/9/chartex" xmlns:cx4="http://schemas.microsoft.com/office/drawing/2016/5/10/chartex" xmlns:cx5="http://schemas.microsoft.com/office/drawing/2016/5/11/chartex" xmlns:cx6="http://schemas.microsoft.com/office/drawing/2016/5/12/chartex" xmlns:cx7="http://schemas.microsoft.com/office/drawing/2016/5/13/chartex" xmlns:cx8="http://schemas.microsoft.com/office/drawing/2016/5/14/chartex" xmlns:mc="http://schemas.openxmlformats.org/markup-compatibility/2006" xmlns:aink="http://schemas.microsoft.com/office/drawing/2016/ink" xmlns:am3d="http://schemas.microsoft.com/office/drawing/2017/model3d" xmlns:o="urn:schemas-microsoft-com:office:office" xmlns:oel="http://schemas.microsoft.com/office/2019/extlst" xmlns:r="http://schemas.openxmlformats.org/officeDocument/2006/relationships" xmlns:m="http://schemas.openxmlformats.org/officeDocument/2006/math" xmlns:v="urn:schemas-microsoft-com:vml" xmlns:wp14="http://schemas.microsoft.com/office/word/2010/wordprocessingDrawing" xmlns:wp="http://schemas.openxmlformats.org/drawingml/2006/wordprocessingDrawing" xmlns:w10="urn:schemas-microsoft-com:office:word" xmlns:w="http://schemas.openxmlformats.org/wordprocessingml/2006/main" xmlns:w14="http://schemas.microsoft.com/office/word/2010/wordml" xmlns:w15="http://schemas.microsoft.com/office/word/2012/wordml" xmlns:w16cex="http://schemas.microsoft.com/office/word/2018/wordml/cex" xmlns:w16cid="http://schemas.microsoft.com/office/word/2016/wordml/cid" xmlns:w16="http://schemas.microsoft.com/office/word/2018/wordml" xmlns:w16du="http://schemas.microsoft.com/office/word/2023/wordml/word16du" xmlns:w16sdtdh="http://schemas.microsoft.com/office/word/2020/wordml/sdtdatahash" xmlns:w16sdtfl="http://schemas.microsoft.com/office/word/2024/wordml/sdtformatlock" xmlns:w16se="http://schemas.microsoft.com/office/word/2015/wordml/symex" xmlns:wpg="http://schemas.microsoft.com/office/word/2010/wordprocessingGroup" xmlns:wpi="http://schemas.microsoft.com/office/word/2010/wordprocessingInk" xmlns:wne="http://schemas.microsoft.com/office/word/2006/wordml" xmlns:wps="http://schemas.microsoft.com/office/word/2010/wordprocessingShape" mc:Ignorable="w14 w15 w16se w16cid w16 w16cex w16sdtdh w16sdtfl w16du wp14">
-  <w:p/>
-</w:ftr>
-</file>
-
-<file path=word/footer7.xml><?xml version="1.0" encoding="utf-8"?>
-<w:ftr xmlns:wpc="http://schemas.microsoft.com/office/word/2010/wordprocessingCanvas" xmlns:cx="http://schemas.microsoft.com/office/drawing/2014/chartex" xmlns:cx1="http://schemas.microsoft.com/office/drawing/2015/9/8/chartex" xmlns:cx2="http://schemas.microsoft.com/office/drawing/2015/10/21/chartex" xmlns:cx3="http://schemas.microsoft.com/office/drawing/2016/5/9/chartex" xmlns:cx4="http://schemas.microsoft.com/office/drawing/2016/5/10/chartex" xmlns:cx5="http://schemas.microsoft.com/office/drawing/2016/5/11/chartex" xmlns:cx6="http://schemas.microsoft.com/office/drawing/2016/5/12/chartex" xmlns:cx7="http://schemas.microsoft.com/office/drawing/2016/5/13/chartex" xmlns:cx8="http://schemas.microsoft.com/office/drawing/2016/5/14/chartex" xmlns:mc="http://schemas.openxmlformats.org/markup-compatibility/2006" xmlns:aink="http://schemas.microsoft.com/office/drawing/2016/ink" xmlns:am3d="http://schemas.microsoft.com/office/drawing/2017/model3d" xmlns:o="urn:schemas-microsoft-com:office:office" xmlns:oel="http://schemas.microsoft.com/office/2019/extlst" xmlns:r="http://schemas.openxmlformats.org/officeDocument/2006/relationships" xmlns:m="http://schemas.openxmlformats.org/officeDocument/2006/math" xmlns:v="urn:schemas-microsoft-com:vml" xmlns:wp14="http://schemas.microsoft.com/office/word/2010/wordprocessingDrawing" xmlns:wp="http://schemas.openxmlformats.org/drawingml/2006/wordprocessingDrawing" xmlns:w10="urn:schemas-microsoft-com:office:word" xmlns:w="http://schemas.openxmlformats.org/wordprocessingml/2006/main" xmlns:w14="http://schemas.microsoft.com/office/word/2010/wordml" xmlns:w15="http://schemas.microsoft.com/office/word/2012/wordml" xmlns:w16cex="http://schemas.microsoft.com/office/word/2018/wordml/cex" xmlns:w16cid="http://schemas.microsoft.com/office/word/2016/wordml/cid" xmlns:w16="http://schemas.microsoft.com/office/word/2018/wordml" xmlns:w16du="http://schemas.microsoft.com/office/word/2023/wordml/word16du" xmlns:w16sdtdh="http://schemas.microsoft.com/office/word/2020/wordml/sdtdatahash" xmlns:w16sdtfl="http://schemas.microsoft.com/office/word/2024/wordml/sdtformatlock" xmlns:w16se="http://schemas.microsoft.com/office/word/2015/wordml/symex" xmlns:wpg="http://schemas.microsoft.com/office/word/2010/wordprocessingGroup" xmlns:wpi="http://schemas.microsoft.com/office/word/2010/wordprocessingInk" xmlns:wne="http://schemas.microsoft.com/office/word/2006/wordml" xmlns:wps="http://schemas.microsoft.com/office/word/2010/wordprocessingShape" mc:Ignorable="w14 w15 w16se w16cid w16 w16cex w16sdtdh w16sdtfl w16du wp14">
-  <w:p/>
-</w:ftr>
-</file>
-
-<file path=word/footer8.xml><?xml version="1.0" encoding="utf-8"?>
+<file path=word/footer2.xml><?xml version="1.0" encoding="utf-8"?>
 <w:ftr xmlns:wpc="http://schemas.microsoft.com/office/word/2010/wordprocessingCanvas" xmlns:cx="http://schemas.microsoft.com/office/drawing/2014/chartex" xmlns:cx1="http://schemas.microsoft.com/office/drawing/2015/9/8/chartex" xmlns:cx2="http://schemas.microsoft.com/office/drawing/2015/10/21/chartex" xmlns:cx3="http://schemas.microsoft.com/office/drawing/2016/5/9/chartex" xmlns:cx4="http://schemas.microsoft.com/office/drawing/2016/5/10/chartex" xmlns:cx5="http://schemas.microsoft.com/office/drawing/2016/5/11/chartex" xmlns:cx6="http://schemas.microsoft.com/office/drawing/2016/5/12/chartex" xmlns:cx7="http://schemas.microsoft.com/office/drawing/2016/5/13/chartex" xmlns:cx8="http://schemas.microsoft.com/office/drawing/2016/5/14/chartex" xmlns:mc="http://schemas.openxmlformats.org/markup-compatibility/2006" xmlns:aink="http://schemas.microsoft.com/office/drawing/2016/ink" xmlns:am3d="http://schemas.microsoft.com/office/drawing/2017/model3d" xmlns:o="urn:schemas-microsoft-com:office:office" xmlns:oel="http://schemas.microsoft.com/office/2019/extlst" xmlns:r="http://schemas.openxmlformats.org/officeDocument/2006/relationships" xmlns:m="http://schemas.openxmlformats.org/officeDocument/2006/math" xmlns:v="urn:schemas-microsoft-com:vml" xmlns:wp14="http://schemas.microsoft.com/office/word/2010/wordprocessingDrawing" xmlns:wp="http://schemas.openxmlformats.org/drawingml/2006/wordprocessingDrawing" xmlns:w10="urn:schemas-microsoft-com:office:word" xmlns:w="http://schemas.openxmlformats.org/wordprocessingml/2006/main" xmlns:w14="http://schemas.microsoft.com/office/word/2010/wordml" xmlns:w15="http://schemas.microsoft.com/office/word/2012/wordml" xmlns:w16cex="http://schemas.microsoft.com/office/word/2018/wordml/cex" xmlns:w16cid="http://schemas.microsoft.com/office/word/2016/wordml/cid" xmlns:w16="http://schemas.microsoft.com/office/word/2018/wordml" xmlns:w16du="http://schemas.microsoft.com/office/word/2023/wordml/word16du" xmlns:w16sdtdh="http://schemas.microsoft.com/office/word/2020/wordml/sdtdatahash" xmlns:w16sdtfl="http://schemas.microsoft.com/office/word/2024/wordml/sdtformatlock" xmlns:w16se="http://schemas.microsoft.com/office/word/2015/wordml/symex" xmlns:wpg="http://schemas.microsoft.com/office/word/2010/wordprocessingGroup" xmlns:wpi="http://schemas.microsoft.com/office/word/2010/wordprocessingInk" xmlns:wne="http://schemas.microsoft.com/office/word/2006/wordml" xmlns:wps="http://schemas.microsoft.com/office/word/2010/wordprocessingShape" mc:Ignorable="w14 w15 w16se w16cid w16 w16cex w16sdtdh w16sdtfl w16du wp14">
   <w:p/>
 </w:ftr>
@@ -7278,36 +12118,6 @@
 </file>
 
 <file path=word/header1.xml><?xml version="1.0" encoding="utf-8"?>
-<w:hdr xmlns:wpc="http://schemas.microsoft.com/office/word/2010/wordprocessingCanvas" xmlns:cx="http://schemas.microsoft.com/office/drawing/2014/chartex" xmlns:cx1="http://schemas.microsoft.com/office/drawing/2015/9/8/chartex" xmlns:cx2="http://schemas.microsoft.com/office/drawing/2015/10/21/chartex" xmlns:cx3="http://schemas.microsoft.com/office/drawing/2016/5/9/chartex" xmlns:cx4="http://schemas.microsoft.com/office/drawing/2016/5/10/chartex" xmlns:cx5="http://schemas.microsoft.com/office/drawing/2016/5/11/chartex" xmlns:cx6="http://schemas.microsoft.com/office/drawing/2016/5/12/chartex" xmlns:cx7="http://schemas.microsoft.com/office/drawing/2016/5/13/chartex" xmlns:cx8="http://schemas.microsoft.com/office/drawing/2016/5/14/chartex" xmlns:mc="http://schemas.openxmlformats.org/markup-compatibility/2006" xmlns:aink="http://schemas.microsoft.com/office/drawing/2016/ink" xmlns:am3d="http://schemas.microsoft.com/office/drawing/2017/model3d" xmlns:o="urn:schemas-microsoft-com:office:office" xmlns:oel="http://schemas.microsoft.com/office/2019/extlst" xmlns:r="http://schemas.openxmlformats.org/officeDocument/2006/relationships" xmlns:m="http://schemas.openxmlformats.org/officeDocument/2006/math" xmlns:v="urn:schemas-microsoft-com:vml" xmlns:wp14="http://schemas.microsoft.com/office/word/2010/wordprocessingDrawing" xmlns:wp="http://schemas.openxmlformats.org/drawingml/2006/wordprocessingDrawing" xmlns:w10="urn:schemas-microsoft-com:office:word" xmlns:w="http://schemas.openxmlformats.org/wordprocessingml/2006/main" xmlns:w14="http://schemas.microsoft.com/office/word/2010/wordml" xmlns:w15="http://schemas.microsoft.com/office/word/2012/wordml" xmlns:w16cex="http://schemas.microsoft.com/office/word/2018/wordml/cex" xmlns:w16cid="http://schemas.microsoft.com/office/word/2016/wordml/cid" xmlns:w16="http://schemas.microsoft.com/office/word/2018/wordml" xmlns:w16du="http://schemas.microsoft.com/office/word/2023/wordml/word16du" xmlns:w16sdtdh="http://schemas.microsoft.com/office/word/2020/wordml/sdtdatahash" xmlns:w16sdtfl="http://schemas.microsoft.com/office/word/2024/wordml/sdtformatlock" xmlns:w16se="http://schemas.microsoft.com/office/word/2015/wordml/symex" xmlns:wpg="http://schemas.microsoft.com/office/word/2010/wordprocessingGroup" xmlns:wpi="http://schemas.microsoft.com/office/word/2010/wordprocessingInk" xmlns:wne="http://schemas.microsoft.com/office/word/2006/wordml" xmlns:wps="http://schemas.microsoft.com/office/word/2010/wordprocessingShape" mc:Ignorable="w14 w15 w16se w16cid w16 w16cex w16sdtdh w16sdtfl w16du wp14">
-  <w:p>
-    <w:pPr>
-      <w:pStyle w:val="Header"/>
-    </w:pPr>
-  </w:p>
-</w:hdr>
-</file>
-
-<file path=word/header2.xml><?xml version="1.0" encoding="utf-8"?>
-<w:hdr xmlns:wpc="http://schemas.microsoft.com/office/word/2010/wordprocessingCanvas" xmlns:cx="http://schemas.microsoft.com/office/drawing/2014/chartex" xmlns:cx1="http://schemas.microsoft.com/office/drawing/2015/9/8/chartex" xmlns:cx2="http://schemas.microsoft.com/office/drawing/2015/10/21/chartex" xmlns:cx3="http://schemas.microsoft.com/office/drawing/2016/5/9/chartex" xmlns:cx4="http://schemas.microsoft.com/office/drawing/2016/5/10/chartex" xmlns:cx5="http://schemas.microsoft.com/office/drawing/2016/5/11/chartex" xmlns:cx6="http://schemas.microsoft.com/office/drawing/2016/5/12/chartex" xmlns:cx7="http://schemas.microsoft.com/office/drawing/2016/5/13/chartex" xmlns:cx8="http://schemas.microsoft.com/office/drawing/2016/5/14/chartex" xmlns:mc="http://schemas.openxmlformats.org/markup-compatibility/2006" xmlns:aink="http://schemas.microsoft.com/office/drawing/2016/ink" xmlns:am3d="http://schemas.microsoft.com/office/drawing/2017/model3d" xmlns:o="urn:schemas-microsoft-com:office:office" xmlns:oel="http://schemas.microsoft.com/office/2019/extlst" xmlns:r="http://schemas.openxmlformats.org/officeDocument/2006/relationships" xmlns:m="http://schemas.openxmlformats.org/officeDocument/2006/math" xmlns:v="urn:schemas-microsoft-com:vml" xmlns:wp14="http://schemas.microsoft.com/office/word/2010/wordprocessingDrawing" xmlns:wp="http://schemas.openxmlformats.org/drawingml/2006/wordprocessingDrawing" xmlns:w10="urn:schemas-microsoft-com:office:word" xmlns:w="http://schemas.openxmlformats.org/wordprocessingml/2006/main" xmlns:w14="http://schemas.microsoft.com/office/word/2010/wordml" xmlns:w15="http://schemas.microsoft.com/office/word/2012/wordml" xmlns:w16cex="http://schemas.microsoft.com/office/word/2018/wordml/cex" xmlns:w16cid="http://schemas.microsoft.com/office/word/2016/wordml/cid" xmlns:w16="http://schemas.microsoft.com/office/word/2018/wordml" xmlns:w16du="http://schemas.microsoft.com/office/word/2023/wordml/word16du" xmlns:w16sdtdh="http://schemas.microsoft.com/office/word/2020/wordml/sdtdatahash" xmlns:w16sdtfl="http://schemas.microsoft.com/office/word/2024/wordml/sdtformatlock" xmlns:w16se="http://schemas.microsoft.com/office/word/2015/wordml/symex" xmlns:wpg="http://schemas.microsoft.com/office/word/2010/wordprocessingGroup" xmlns:wpi="http://schemas.microsoft.com/office/word/2010/wordprocessingInk" xmlns:wne="http://schemas.microsoft.com/office/word/2006/wordml" xmlns:wps="http://schemas.microsoft.com/office/word/2010/wordprocessingShape" mc:Ignorable="w14 w15 w16se w16cid w16 w16cex w16sdtdh w16sdtfl w16du wp14">
-  <w:p>
-    <w:pPr>
-      <w:pStyle w:val="Header"/>
-    </w:pPr>
-  </w:p>
-</w:hdr>
-</file>
-
-<file path=word/header3.xml><?xml version="1.0" encoding="utf-8"?>
-<w:hdr xmlns:wpc="http://schemas.microsoft.com/office/word/2010/wordprocessingCanvas" xmlns:cx="http://schemas.microsoft.com/office/drawing/2014/chartex" xmlns:cx1="http://schemas.microsoft.com/office/drawing/2015/9/8/chartex" xmlns:cx2="http://schemas.microsoft.com/office/drawing/2015/10/21/chartex" xmlns:cx3="http://schemas.microsoft.com/office/drawing/2016/5/9/chartex" xmlns:cx4="http://schemas.microsoft.com/office/drawing/2016/5/10/chartex" xmlns:cx5="http://schemas.microsoft.com/office/drawing/2016/5/11/chartex" xmlns:cx6="http://schemas.microsoft.com/office/drawing/2016/5/12/chartex" xmlns:cx7="http://schemas.microsoft.com/office/drawing/2016/5/13/chartex" xmlns:cx8="http://schemas.microsoft.com/office/drawing/2016/5/14/chartex" xmlns:mc="http://schemas.openxmlformats.org/markup-compatibility/2006" xmlns:aink="http://schemas.microsoft.com/office/drawing/2016/ink" xmlns:am3d="http://schemas.microsoft.com/office/drawing/2017/model3d" xmlns:o="urn:schemas-microsoft-com:office:office" xmlns:oel="http://schemas.microsoft.com/office/2019/extlst" xmlns:r="http://schemas.openxmlformats.org/officeDocument/2006/relationships" xmlns:m="http://schemas.openxmlformats.org/officeDocument/2006/math" xmlns:v="urn:schemas-microsoft-com:vml" xmlns:wp14="http://schemas.microsoft.com/office/word/2010/wordprocessingDrawing" xmlns:wp="http://schemas.openxmlformats.org/drawingml/2006/wordprocessingDrawing" xmlns:w10="urn:schemas-microsoft-com:office:word" xmlns:w="http://schemas.openxmlformats.org/wordprocessingml/2006/main" xmlns:w14="http://schemas.microsoft.com/office/word/2010/wordml" xmlns:w15="http://schemas.microsoft.com/office/word/2012/wordml" xmlns:w16cex="http://schemas.microsoft.com/office/word/2018/wordml/cex" xmlns:w16cid="http://schemas.microsoft.com/office/word/2016/wordml/cid" xmlns:w16="http://schemas.microsoft.com/office/word/2018/wordml" xmlns:w16du="http://schemas.microsoft.com/office/word/2023/wordml/word16du" xmlns:w16sdtdh="http://schemas.microsoft.com/office/word/2020/wordml/sdtdatahash" xmlns:w16sdtfl="http://schemas.microsoft.com/office/word/2024/wordml/sdtformatlock" xmlns:w16se="http://schemas.microsoft.com/office/word/2015/wordml/symex" xmlns:wpg="http://schemas.microsoft.com/office/word/2010/wordprocessingGroup" xmlns:wpi="http://schemas.microsoft.com/office/word/2010/wordprocessingInk" xmlns:wne="http://schemas.microsoft.com/office/word/2006/wordml" xmlns:wps="http://schemas.microsoft.com/office/word/2010/wordprocessingShape" mc:Ignorable="w14 w15 w16se w16cid w16 w16cex w16sdtdh w16sdtfl w16du wp14">
-  <w:p>
-    <w:pPr>
-      <w:pStyle w:val="Header"/>
-    </w:pPr>
-  </w:p>
-</w:hdr>
-</file>
-
-<file path=word/header4.xml><?xml version="1.0" encoding="utf-8"?>
 <w:hdr xmlns:wpc="http://schemas.microsoft.com/office/word/2010/wordprocessingCanvas" xmlns:cx="http://schemas.microsoft.com/office/drawing/2014/chartex" xmlns:cx1="http://schemas.microsoft.com/office/drawing/2015/9/8/chartex" xmlns:cx2="http://schemas.microsoft.com/office/drawing/2015/10/21/chartex" xmlns:cx3="http://schemas.microsoft.com/office/drawing/2016/5/9/chartex" xmlns:cx4="http://schemas.microsoft.com/office/drawing/2016/5/10/chartex" xmlns:cx5="http://schemas.microsoft.com/office/drawing/2016/5/11/chartex" xmlns:cx6="http://schemas.microsoft.com/office/drawing/2016/5/12/chartex" xmlns:cx7="http://schemas.microsoft.com/office/drawing/2016/5/13/chartex" xmlns:cx8="http://schemas.microsoft.com/office/drawing/2016/5/14/chartex" xmlns:mc="http://schemas.openxmlformats.org/markup-compatibility/2006" xmlns:aink="http://schemas.microsoft.com/office/drawing/2016/ink" xmlns:am3d="http://schemas.microsoft.com/office/drawing/2017/model3d" xmlns:o="urn:schemas-microsoft-com:office:office" xmlns:oel="http://schemas.microsoft.com/office/2019/extlst" xmlns:r="http://schemas.openxmlformats.org/officeDocument/2006/relationships" xmlns:m="http://schemas.openxmlformats.org/officeDocument/2006/math" xmlns:v="urn:schemas-microsoft-com:vml" xmlns:wp14="http://schemas.microsoft.com/office/word/2010/wordprocessingDrawing" xmlns:wp="http://schemas.openxmlformats.org/drawingml/2006/wordprocessingDrawing" xmlns:w10="urn:schemas-microsoft-com:office:word" xmlns:w="http://schemas.openxmlformats.org/wordprocessingml/2006/main" xmlns:w14="http://schemas.microsoft.com/office/word/2010/wordml" xmlns:w15="http://schemas.microsoft.com/office/word/2012/wordml" xmlns:w16cex="http://schemas.microsoft.com/office/word/2018/wordml/cex" xmlns:w16cid="http://schemas.microsoft.com/office/word/2016/wordml/cid" xmlns:w16="http://schemas.microsoft.com/office/word/2018/wordml" xmlns:w16du="http://schemas.microsoft.com/office/word/2023/wordml/word16du" xmlns:w16sdtdh="http://schemas.microsoft.com/office/word/2020/wordml/sdtdatahash" xmlns:w16sdtfl="http://schemas.microsoft.com/office/word/2024/wordml/sdtformatlock" xmlns:w16se="http://schemas.microsoft.com/office/word/2015/wordml/symex" xmlns:wpg="http://schemas.microsoft.com/office/word/2010/wordprocessingGroup" xmlns:wpi="http://schemas.microsoft.com/office/word/2010/wordprocessingInk" xmlns:wne="http://schemas.microsoft.com/office/word/2006/wordml" xmlns:wps="http://schemas.microsoft.com/office/word/2010/wordprocessingShape" mc:Ignorable="w14 w15 w16se w16cid w16 w16cex w16sdtdh w16sdtfl w16du wp14">
   <w:tbl>
     <w:tblPr>
@@ -7490,7 +12300,7 @@
               <w:rFonts w:asciiTheme="minorHAnsi" w:hAnsiTheme="minorHAnsi"/>
               <w:sz w:val="20"/>
             </w:rPr>
-            <w:t>3</w:t>
+            <w:t>5</w:t>
           </w:r>
           <w:r>
             <w:rPr>
@@ -7532,25 +12342,7 @@
 </w:hdr>
 </file>
 
-<file path=word/header5.xml><?xml version="1.0" encoding="utf-8"?>
-<w:hdr xmlns:wpc="http://schemas.microsoft.com/office/word/2010/wordprocessingCanvas" xmlns:cx="http://schemas.microsoft.com/office/drawing/2014/chartex" xmlns:cx1="http://schemas.microsoft.com/office/drawing/2015/9/8/chartex" xmlns:cx2="http://schemas.microsoft.com/office/drawing/2015/10/21/chartex" xmlns:cx3="http://schemas.microsoft.com/office/drawing/2016/5/9/chartex" xmlns:cx4="http://schemas.microsoft.com/office/drawing/2016/5/10/chartex" xmlns:cx5="http://schemas.microsoft.com/office/drawing/2016/5/11/chartex" xmlns:cx6="http://schemas.microsoft.com/office/drawing/2016/5/12/chartex" xmlns:cx7="http://schemas.microsoft.com/office/drawing/2016/5/13/chartex" xmlns:cx8="http://schemas.microsoft.com/office/drawing/2016/5/14/chartex" xmlns:mc="http://schemas.openxmlformats.org/markup-compatibility/2006" xmlns:aink="http://schemas.microsoft.com/office/drawing/2016/ink" xmlns:am3d="http://schemas.microsoft.com/office/drawing/2017/model3d" xmlns:o="urn:schemas-microsoft-com:office:office" xmlns:oel="http://schemas.microsoft.com/office/2019/extlst" xmlns:r="http://schemas.openxmlformats.org/officeDocument/2006/relationships" xmlns:m="http://schemas.openxmlformats.org/officeDocument/2006/math" xmlns:v="urn:schemas-microsoft-com:vml" xmlns:wp14="http://schemas.microsoft.com/office/word/2010/wordprocessingDrawing" xmlns:wp="http://schemas.openxmlformats.org/drawingml/2006/wordprocessingDrawing" xmlns:w10="urn:schemas-microsoft-com:office:word" xmlns:w="http://schemas.openxmlformats.org/wordprocessingml/2006/main" xmlns:w14="http://schemas.microsoft.com/office/word/2010/wordml" xmlns:w15="http://schemas.microsoft.com/office/word/2012/wordml" xmlns:w16cex="http://schemas.microsoft.com/office/word/2018/wordml/cex" xmlns:w16cid="http://schemas.microsoft.com/office/word/2016/wordml/cid" xmlns:w16="http://schemas.microsoft.com/office/word/2018/wordml" xmlns:w16du="http://schemas.microsoft.com/office/word/2023/wordml/word16du" xmlns:w16sdtdh="http://schemas.microsoft.com/office/word/2020/wordml/sdtdatahash" xmlns:w16sdtfl="http://schemas.microsoft.com/office/word/2024/wordml/sdtformatlock" xmlns:w16se="http://schemas.microsoft.com/office/word/2015/wordml/symex" xmlns:wpg="http://schemas.microsoft.com/office/word/2010/wordprocessingGroup" xmlns:wpi="http://schemas.microsoft.com/office/word/2010/wordprocessingInk" xmlns:wne="http://schemas.microsoft.com/office/word/2006/wordml" xmlns:wps="http://schemas.microsoft.com/office/word/2010/wordprocessingShape" mc:Ignorable="w14 w15 w16se w16cid w16 w16cex w16sdtdh w16sdtfl w16du wp14">
-  <w:p/>
-</w:hdr>
-</file>
-
-<file path=word/header6.xml><?xml version="1.0" encoding="utf-8"?>
-<w:hdr xmlns:wpc="http://schemas.microsoft.com/office/word/2010/wordprocessingCanvas" xmlns:cx="http://schemas.microsoft.com/office/drawing/2014/chartex" xmlns:cx1="http://schemas.microsoft.com/office/drawing/2015/9/8/chartex" xmlns:cx2="http://schemas.microsoft.com/office/drawing/2015/10/21/chartex" xmlns:cx3="http://schemas.microsoft.com/office/drawing/2016/5/9/chartex" xmlns:cx4="http://schemas.microsoft.com/office/drawing/2016/5/10/chartex" xmlns:cx5="http://schemas.microsoft.com/office/drawing/2016/5/11/chartex" xmlns:cx6="http://schemas.microsoft.com/office/drawing/2016/5/12/chartex" xmlns:cx7="http://schemas.microsoft.com/office/drawing/2016/5/13/chartex" xmlns:cx8="http://schemas.microsoft.com/office/drawing/2016/5/14/chartex" xmlns:mc="http://schemas.openxmlformats.org/markup-compatibility/2006" xmlns:aink="http://schemas.microsoft.com/office/drawing/2016/ink" xmlns:am3d="http://schemas.microsoft.com/office/drawing/2017/model3d" xmlns:o="urn:schemas-microsoft-com:office:office" xmlns:oel="http://schemas.microsoft.com/office/2019/extlst" xmlns:r="http://schemas.openxmlformats.org/officeDocument/2006/relationships" xmlns:m="http://schemas.openxmlformats.org/officeDocument/2006/math" xmlns:v="urn:schemas-microsoft-com:vml" xmlns:wp14="http://schemas.microsoft.com/office/word/2010/wordprocessingDrawing" xmlns:wp="http://schemas.openxmlformats.org/drawingml/2006/wordprocessingDrawing" xmlns:w10="urn:schemas-microsoft-com:office:word" xmlns:w="http://schemas.openxmlformats.org/wordprocessingml/2006/main" xmlns:w14="http://schemas.microsoft.com/office/word/2010/wordml" xmlns:w15="http://schemas.microsoft.com/office/word/2012/wordml" xmlns:w16cex="http://schemas.microsoft.com/office/word/2018/wordml/cex" xmlns:w16cid="http://schemas.microsoft.com/office/word/2016/wordml/cid" xmlns:w16="http://schemas.microsoft.com/office/word/2018/wordml" xmlns:w16du="http://schemas.microsoft.com/office/word/2023/wordml/word16du" xmlns:w16sdtdh="http://schemas.microsoft.com/office/word/2020/wordml/sdtdatahash" xmlns:w16sdtfl="http://schemas.microsoft.com/office/word/2024/wordml/sdtformatlock" xmlns:w16se="http://schemas.microsoft.com/office/word/2015/wordml/symex" xmlns:wpg="http://schemas.microsoft.com/office/word/2010/wordprocessingGroup" xmlns:wpi="http://schemas.microsoft.com/office/word/2010/wordprocessingInk" xmlns:wne="http://schemas.microsoft.com/office/word/2006/wordml" xmlns:wps="http://schemas.microsoft.com/office/word/2010/wordprocessingShape" mc:Ignorable="w14 w15 w16se w16cid w16 w16cex w16sdtdh w16sdtfl w16du wp14">
-  <w:p/>
-</w:hdr>
-</file>
-
-<file path=word/header7.xml><?xml version="1.0" encoding="utf-8"?>
-<w:hdr xmlns:wpc="http://schemas.microsoft.com/office/word/2010/wordprocessingCanvas" xmlns:cx="http://schemas.microsoft.com/office/drawing/2014/chartex" xmlns:cx1="http://schemas.microsoft.com/office/drawing/2015/9/8/chartex" xmlns:cx2="http://schemas.microsoft.com/office/drawing/2015/10/21/chartex" xmlns:cx3="http://schemas.microsoft.com/office/drawing/2016/5/9/chartex" xmlns:cx4="http://schemas.microsoft.com/office/drawing/2016/5/10/chartex" xmlns:cx5="http://schemas.microsoft.com/office/drawing/2016/5/11/chartex" xmlns:cx6="http://schemas.microsoft.com/office/drawing/2016/5/12/chartex" xmlns:cx7="http://schemas.microsoft.com/office/drawing/2016/5/13/chartex" xmlns:cx8="http://schemas.microsoft.com/office/drawing/2016/5/14/chartex" xmlns:mc="http://schemas.openxmlformats.org/markup-compatibility/2006" xmlns:aink="http://schemas.microsoft.com/office/drawing/2016/ink" xmlns:am3d="http://schemas.microsoft.com/office/drawing/2017/model3d" xmlns:o="urn:schemas-microsoft-com:office:office" xmlns:oel="http://schemas.microsoft.com/office/2019/extlst" xmlns:r="http://schemas.openxmlformats.org/officeDocument/2006/relationships" xmlns:m="http://schemas.openxmlformats.org/officeDocument/2006/math" xmlns:v="urn:schemas-microsoft-com:vml" xmlns:wp14="http://schemas.microsoft.com/office/word/2010/wordprocessingDrawing" xmlns:wp="http://schemas.openxmlformats.org/drawingml/2006/wordprocessingDrawing" xmlns:w10="urn:schemas-microsoft-com:office:word" xmlns:w="http://schemas.openxmlformats.org/wordprocessingml/2006/main" xmlns:w14="http://schemas.microsoft.com/office/word/2010/wordml" xmlns:w15="http://schemas.microsoft.com/office/word/2012/wordml" xmlns:w16cex="http://schemas.microsoft.com/office/word/2018/wordml/cex" xmlns:w16cid="http://schemas.microsoft.com/office/word/2016/wordml/cid" xmlns:w16="http://schemas.microsoft.com/office/word/2018/wordml" xmlns:w16du="http://schemas.microsoft.com/office/word/2023/wordml/word16du" xmlns:w16sdtdh="http://schemas.microsoft.com/office/word/2020/wordml/sdtdatahash" xmlns:w16sdtfl="http://schemas.microsoft.com/office/word/2024/wordml/sdtformatlock" xmlns:w16se="http://schemas.microsoft.com/office/word/2015/wordml/symex" xmlns:wpg="http://schemas.microsoft.com/office/word/2010/wordprocessingGroup" xmlns:wpi="http://schemas.microsoft.com/office/word/2010/wordprocessingInk" xmlns:wne="http://schemas.microsoft.com/office/word/2006/wordml" xmlns:wps="http://schemas.microsoft.com/office/word/2010/wordprocessingShape" mc:Ignorable="w14 w15 w16se w16cid w16 w16cex w16sdtdh w16sdtfl w16du wp14">
-  <w:p/>
-</w:hdr>
-</file>
-
-<file path=word/header8.xml><?xml version="1.0" encoding="utf-8"?>
+<file path=word/header2.xml><?xml version="1.0" encoding="utf-8"?>
 <w:hdr xmlns:wpc="http://schemas.microsoft.com/office/word/2010/wordprocessingCanvas" xmlns:cx="http://schemas.microsoft.com/office/drawing/2014/chartex" xmlns:cx1="http://schemas.microsoft.com/office/drawing/2015/9/8/chartex" xmlns:cx2="http://schemas.microsoft.com/office/drawing/2015/10/21/chartex" xmlns:cx3="http://schemas.microsoft.com/office/drawing/2016/5/9/chartex" xmlns:cx4="http://schemas.microsoft.com/office/drawing/2016/5/10/chartex" xmlns:cx5="http://schemas.microsoft.com/office/drawing/2016/5/11/chartex" xmlns:cx6="http://schemas.microsoft.com/office/drawing/2016/5/12/chartex" xmlns:cx7="http://schemas.microsoft.com/office/drawing/2016/5/13/chartex" xmlns:cx8="http://schemas.microsoft.com/office/drawing/2016/5/14/chartex" xmlns:mc="http://schemas.openxmlformats.org/markup-compatibility/2006" xmlns:aink="http://schemas.microsoft.com/office/drawing/2016/ink" xmlns:am3d="http://schemas.microsoft.com/office/drawing/2017/model3d" xmlns:o="urn:schemas-microsoft-com:office:office" xmlns:oel="http://schemas.microsoft.com/office/2019/extlst" xmlns:r="http://schemas.openxmlformats.org/officeDocument/2006/relationships" xmlns:m="http://schemas.openxmlformats.org/officeDocument/2006/math" xmlns:v="urn:schemas-microsoft-com:vml" xmlns:wp14="http://schemas.microsoft.com/office/word/2010/wordprocessingDrawing" xmlns:wp="http://schemas.openxmlformats.org/drawingml/2006/wordprocessingDrawing" xmlns:w10="urn:schemas-microsoft-com:office:word" xmlns:w="http://schemas.openxmlformats.org/wordprocessingml/2006/main" xmlns:w14="http://schemas.microsoft.com/office/word/2010/wordml" xmlns:w15="http://schemas.microsoft.com/office/word/2012/wordml" xmlns:w16cex="http://schemas.microsoft.com/office/word/2018/wordml/cex" xmlns:w16cid="http://schemas.microsoft.com/office/word/2016/wordml/cid" xmlns:w16="http://schemas.microsoft.com/office/word/2018/wordml" xmlns:w16du="http://schemas.microsoft.com/office/word/2023/wordml/word16du" xmlns:w16sdtdh="http://schemas.microsoft.com/office/word/2020/wordml/sdtdatahash" xmlns:w16sdtfl="http://schemas.microsoft.com/office/word/2024/wordml/sdtformatlock" xmlns:w16se="http://schemas.microsoft.com/office/word/2015/wordml/symex" xmlns:wpg="http://schemas.microsoft.com/office/word/2010/wordprocessingGroup" xmlns:wpi="http://schemas.microsoft.com/office/word/2010/wordprocessingInk" xmlns:wne="http://schemas.microsoft.com/office/word/2006/wordml" xmlns:wps="http://schemas.microsoft.com/office/word/2010/wordprocessingShape" mc:Ignorable="w14 w15 w16se w16cid w16 w16cex w16sdtdh w16sdtfl w16du wp14">
   <w:p/>
 </w:hdr>
@@ -9123,6 +13915,7 @@
   <w:style w:type="character" w:default="1" w:styleId="DefaultParagraphFont">
     <w:name w:val="Default Paragraph Font"/>
     <w:uiPriority w:val="1"/>
+    <w:semiHidden/>
     <w:unhideWhenUsed/>
   </w:style>
   <w:style w:type="table" w:default="1" w:styleId="TableNormal">
@@ -11032,6 +15825,292 @@
       <w:ind w:left="720"/>
       <w:contextualSpacing/>
     </w:pPr>
+  </w:style>
+  <w:style w:type="table" w:styleId="TableGrid">
+    <w:name w:val="Table Grid"/>
+    <w:basedOn w:val="TableNormal"/>
+    <w:uiPriority w:val="59"/>
+    <w:rsid w:val="0072424F"/>
+    <w:tblPr>
+      <w:tblBorders>
+        <w:top w:val="single" w:sz="4" w:space="0" w:color="auto"/>
+        <w:left w:val="single" w:sz="4" w:space="0" w:color="auto"/>
+        <w:bottom w:val="single" w:sz="4" w:space="0" w:color="auto"/>
+        <w:right w:val="single" w:sz="4" w:space="0" w:color="auto"/>
+        <w:insideH w:val="single" w:sz="4" w:space="0" w:color="auto"/>
+        <w:insideV w:val="single" w:sz="4" w:space="0" w:color="auto"/>
+      </w:tblBorders>
+    </w:tblPr>
+  </w:style>
+  <w:style w:type="table" w:styleId="GridTable4">
+    <w:name w:val="Grid Table 4"/>
+    <w:basedOn w:val="TableNormal"/>
+    <w:uiPriority w:val="49"/>
+    <w:rsid w:val="0072424F"/>
+    <w:tblPr>
+      <w:tblStyleRowBandSize w:val="1"/>
+      <w:tblStyleColBandSize w:val="1"/>
+      <w:tblBorders>
+        <w:top w:val="single" w:sz="4" w:space="0" w:color="666666" w:themeColor="text1" w:themeTint="99"/>
+        <w:left w:val="single" w:sz="4" w:space="0" w:color="666666" w:themeColor="text1" w:themeTint="99"/>
+        <w:bottom w:val="single" w:sz="4" w:space="0" w:color="666666" w:themeColor="text1" w:themeTint="99"/>
+        <w:right w:val="single" w:sz="4" w:space="0" w:color="666666" w:themeColor="text1" w:themeTint="99"/>
+        <w:insideH w:val="single" w:sz="4" w:space="0" w:color="666666" w:themeColor="text1" w:themeTint="99"/>
+        <w:insideV w:val="single" w:sz="4" w:space="0" w:color="666666" w:themeColor="text1" w:themeTint="99"/>
+      </w:tblBorders>
+    </w:tblPr>
+    <w:tblStylePr w:type="firstRow">
+      <w:rPr>
+        <w:b/>
+        <w:bCs/>
+        <w:color w:val="FFFFFF" w:themeColor="background1"/>
+      </w:rPr>
+      <w:tblPr/>
+      <w:tcPr>
+        <w:tcBorders>
+          <w:top w:val="single" w:sz="4" w:space="0" w:color="000000" w:themeColor="text1"/>
+          <w:left w:val="single" w:sz="4" w:space="0" w:color="000000" w:themeColor="text1"/>
+          <w:bottom w:val="single" w:sz="4" w:space="0" w:color="000000" w:themeColor="text1"/>
+          <w:right w:val="single" w:sz="4" w:space="0" w:color="000000" w:themeColor="text1"/>
+          <w:insideH w:val="nil"/>
+          <w:insideV w:val="nil"/>
+        </w:tcBorders>
+        <w:shd w:val="clear" w:color="auto" w:fill="000000" w:themeFill="text1"/>
+      </w:tcPr>
+    </w:tblStylePr>
+    <w:tblStylePr w:type="lastRow">
+      <w:rPr>
+        <w:b/>
+        <w:bCs/>
+      </w:rPr>
+      <w:tblPr/>
+      <w:tcPr>
+        <w:tcBorders>
+          <w:top w:val="double" w:sz="4" w:space="0" w:color="000000" w:themeColor="text1"/>
+        </w:tcBorders>
+      </w:tcPr>
+    </w:tblStylePr>
+    <w:tblStylePr w:type="firstCol">
+      <w:rPr>
+        <w:b/>
+        <w:bCs/>
+      </w:rPr>
+    </w:tblStylePr>
+    <w:tblStylePr w:type="lastCol">
+      <w:rPr>
+        <w:b/>
+        <w:bCs/>
+      </w:rPr>
+    </w:tblStylePr>
+    <w:tblStylePr w:type="band1Vert">
+      <w:tblPr/>
+      <w:tcPr>
+        <w:shd w:val="clear" w:color="auto" w:fill="CCCCCC" w:themeFill="text1" w:themeFillTint="33"/>
+      </w:tcPr>
+    </w:tblStylePr>
+    <w:tblStylePr w:type="band1Horz">
+      <w:tblPr/>
+      <w:tcPr>
+        <w:shd w:val="clear" w:color="auto" w:fill="CCCCCC" w:themeFill="text1" w:themeFillTint="33"/>
+      </w:tcPr>
+    </w:tblStylePr>
+  </w:style>
+  <w:style w:type="table" w:styleId="GridTable5Dark">
+    <w:name w:val="Grid Table 5 Dark"/>
+    <w:basedOn w:val="TableNormal"/>
+    <w:uiPriority w:val="50"/>
+    <w:rsid w:val="0072424F"/>
+    <w:tblPr>
+      <w:tblStyleRowBandSize w:val="1"/>
+      <w:tblStyleColBandSize w:val="1"/>
+      <w:tblBorders>
+        <w:top w:val="single" w:sz="4" w:space="0" w:color="FFFFFF" w:themeColor="background1"/>
+        <w:left w:val="single" w:sz="4" w:space="0" w:color="FFFFFF" w:themeColor="background1"/>
+        <w:bottom w:val="single" w:sz="4" w:space="0" w:color="FFFFFF" w:themeColor="background1"/>
+        <w:right w:val="single" w:sz="4" w:space="0" w:color="FFFFFF" w:themeColor="background1"/>
+        <w:insideH w:val="single" w:sz="4" w:space="0" w:color="FFFFFF" w:themeColor="background1"/>
+        <w:insideV w:val="single" w:sz="4" w:space="0" w:color="FFFFFF" w:themeColor="background1"/>
+      </w:tblBorders>
+    </w:tblPr>
+    <w:tcPr>
+      <w:shd w:val="clear" w:color="auto" w:fill="CCCCCC" w:themeFill="text1" w:themeFillTint="33"/>
+    </w:tcPr>
+    <w:tblStylePr w:type="firstRow">
+      <w:rPr>
+        <w:b/>
+        <w:bCs/>
+        <w:color w:val="FFFFFF" w:themeColor="background1"/>
+      </w:rPr>
+      <w:tblPr/>
+      <w:tcPr>
+        <w:tcBorders>
+          <w:top w:val="single" w:sz="4" w:space="0" w:color="FFFFFF" w:themeColor="background1"/>
+          <w:left w:val="single" w:sz="4" w:space="0" w:color="FFFFFF" w:themeColor="background1"/>
+          <w:right w:val="single" w:sz="4" w:space="0" w:color="FFFFFF" w:themeColor="background1"/>
+          <w:insideH w:val="nil"/>
+          <w:insideV w:val="nil"/>
+        </w:tcBorders>
+        <w:shd w:val="clear" w:color="auto" w:fill="000000" w:themeFill="text1"/>
+      </w:tcPr>
+    </w:tblStylePr>
+    <w:tblStylePr w:type="lastRow">
+      <w:rPr>
+        <w:b/>
+        <w:bCs/>
+        <w:color w:val="FFFFFF" w:themeColor="background1"/>
+      </w:rPr>
+      <w:tblPr/>
+      <w:tcPr>
+        <w:tcBorders>
+          <w:left w:val="single" w:sz="4" w:space="0" w:color="FFFFFF" w:themeColor="background1"/>
+          <w:bottom w:val="single" w:sz="4" w:space="0" w:color="FFFFFF" w:themeColor="background1"/>
+          <w:right w:val="single" w:sz="4" w:space="0" w:color="FFFFFF" w:themeColor="background1"/>
+          <w:insideH w:val="nil"/>
+          <w:insideV w:val="nil"/>
+        </w:tcBorders>
+        <w:shd w:val="clear" w:color="auto" w:fill="000000" w:themeFill="text1"/>
+      </w:tcPr>
+    </w:tblStylePr>
+    <w:tblStylePr w:type="firstCol">
+      <w:rPr>
+        <w:b/>
+        <w:bCs/>
+        <w:color w:val="FFFFFF" w:themeColor="background1"/>
+      </w:rPr>
+      <w:tblPr/>
+      <w:tcPr>
+        <w:tcBorders>
+          <w:top w:val="single" w:sz="4" w:space="0" w:color="FFFFFF" w:themeColor="background1"/>
+          <w:left w:val="single" w:sz="4" w:space="0" w:color="FFFFFF" w:themeColor="background1"/>
+          <w:bottom w:val="single" w:sz="4" w:space="0" w:color="FFFFFF" w:themeColor="background1"/>
+          <w:insideV w:val="nil"/>
+        </w:tcBorders>
+        <w:shd w:val="clear" w:color="auto" w:fill="000000" w:themeFill="text1"/>
+      </w:tcPr>
+    </w:tblStylePr>
+    <w:tblStylePr w:type="lastCol">
+      <w:rPr>
+        <w:b/>
+        <w:bCs/>
+        <w:color w:val="FFFFFF" w:themeColor="background1"/>
+      </w:rPr>
+      <w:tblPr/>
+      <w:tcPr>
+        <w:tcBorders>
+          <w:top w:val="single" w:sz="4" w:space="0" w:color="FFFFFF" w:themeColor="background1"/>
+          <w:bottom w:val="single" w:sz="4" w:space="0" w:color="FFFFFF" w:themeColor="background1"/>
+          <w:right w:val="single" w:sz="4" w:space="0" w:color="FFFFFF" w:themeColor="background1"/>
+          <w:insideV w:val="nil"/>
+        </w:tcBorders>
+        <w:shd w:val="clear" w:color="auto" w:fill="000000" w:themeFill="text1"/>
+      </w:tcPr>
+    </w:tblStylePr>
+    <w:tblStylePr w:type="band1Vert">
+      <w:tblPr/>
+      <w:tcPr>
+        <w:shd w:val="clear" w:color="auto" w:fill="999999" w:themeFill="text1" w:themeFillTint="66"/>
+      </w:tcPr>
+    </w:tblStylePr>
+    <w:tblStylePr w:type="band1Horz">
+      <w:tblPr/>
+      <w:tcPr>
+        <w:shd w:val="clear" w:color="auto" w:fill="999999" w:themeFill="text1" w:themeFillTint="66"/>
+      </w:tcPr>
+    </w:tblStylePr>
+  </w:style>
+  <w:style w:type="table" w:styleId="ListTable4">
+    <w:name w:val="List Table 4"/>
+    <w:basedOn w:val="TableNormal"/>
+    <w:uiPriority w:val="49"/>
+    <w:rsid w:val="0072424F"/>
+    <w:tblPr>
+      <w:tblStyleRowBandSize w:val="1"/>
+      <w:tblStyleColBandSize w:val="1"/>
+      <w:tblBorders>
+        <w:top w:val="single" w:sz="4" w:space="0" w:color="666666" w:themeColor="text1" w:themeTint="99"/>
+        <w:left w:val="single" w:sz="4" w:space="0" w:color="666666" w:themeColor="text1" w:themeTint="99"/>
+        <w:bottom w:val="single" w:sz="4" w:space="0" w:color="666666" w:themeColor="text1" w:themeTint="99"/>
+        <w:right w:val="single" w:sz="4" w:space="0" w:color="666666" w:themeColor="text1" w:themeTint="99"/>
+        <w:insideH w:val="single" w:sz="4" w:space="0" w:color="666666" w:themeColor="text1" w:themeTint="99"/>
+      </w:tblBorders>
+    </w:tblPr>
+    <w:tblStylePr w:type="firstRow">
+      <w:rPr>
+        <w:b/>
+        <w:bCs/>
+        <w:color w:val="FFFFFF" w:themeColor="background1"/>
+      </w:rPr>
+      <w:tblPr/>
+      <w:tcPr>
+        <w:tcBorders>
+          <w:top w:val="single" w:sz="4" w:space="0" w:color="000000" w:themeColor="text1"/>
+          <w:left w:val="single" w:sz="4" w:space="0" w:color="000000" w:themeColor="text1"/>
+          <w:bottom w:val="single" w:sz="4" w:space="0" w:color="000000" w:themeColor="text1"/>
+          <w:right w:val="single" w:sz="4" w:space="0" w:color="000000" w:themeColor="text1"/>
+          <w:insideH w:val="nil"/>
+        </w:tcBorders>
+        <w:shd w:val="clear" w:color="auto" w:fill="000000" w:themeFill="text1"/>
+      </w:tcPr>
+    </w:tblStylePr>
+    <w:tblStylePr w:type="lastRow">
+      <w:rPr>
+        <w:b/>
+        <w:bCs/>
+      </w:rPr>
+      <w:tblPr/>
+      <w:tcPr>
+        <w:tcBorders>
+          <w:top w:val="double" w:sz="4" w:space="0" w:color="666666" w:themeColor="text1" w:themeTint="99"/>
+        </w:tcBorders>
+      </w:tcPr>
+    </w:tblStylePr>
+    <w:tblStylePr w:type="firstCol">
+      <w:rPr>
+        <w:b/>
+        <w:bCs/>
+      </w:rPr>
+    </w:tblStylePr>
+    <w:tblStylePr w:type="lastCol">
+      <w:rPr>
+        <w:b/>
+        <w:bCs/>
+      </w:rPr>
+    </w:tblStylePr>
+    <w:tblStylePr w:type="band1Vert">
+      <w:tblPr/>
+      <w:tcPr>
+        <w:shd w:val="clear" w:color="auto" w:fill="CCCCCC" w:themeFill="text1" w:themeFillTint="33"/>
+      </w:tcPr>
+    </w:tblStylePr>
+    <w:tblStylePr w:type="band1Horz">
+      <w:tblPr/>
+      <w:tcPr>
+        <w:shd w:val="clear" w:color="auto" w:fill="CCCCCC" w:themeFill="text1" w:themeFillTint="33"/>
+      </w:tcPr>
+    </w:tblStylePr>
+  </w:style>
+  <w:style w:type="character" w:styleId="Hyperlink">
+    <w:name w:val="Hyperlink"/>
+    <w:basedOn w:val="DefaultParagraphFont"/>
+    <w:uiPriority w:val="99"/>
+    <w:unhideWhenUsed/>
+    <w:rsid w:val="009C7DFA"/>
+    <w:rPr>
+      <w:color w:val="467886" w:themeColor="hyperlink"/>
+      <w:u w:val="single"/>
+    </w:rPr>
+  </w:style>
+  <w:style w:type="character" w:styleId="UnresolvedMention">
+    <w:name w:val="Unresolved Mention"/>
+    <w:basedOn w:val="DefaultParagraphFont"/>
+    <w:uiPriority w:val="99"/>
+    <w:semiHidden/>
+    <w:unhideWhenUsed/>
+    <w:rsid w:val="009C7DFA"/>
+    <w:rPr>
+      <w:color w:val="605E5C"/>
+      <w:shd w:val="clear" w:color="auto" w:fill="E1DFDD"/>
+    </w:rPr>
   </w:style>
 </w:styles>
 </file>

--- a/Documents/02_NovaBiblioteca_RAD.docx
+++ b/Documents/02_NovaBiblioteca_RAD.docx
@@ -426,7 +426,7 @@
         <w:rPr>
           <w:sz w:val="32"/>
         </w:rPr>
-        <w:t>5</w:t>
+        <w:t>6</w:t>
       </w:r>
       <w:r>
         <w:rPr>
@@ -1432,7 +1432,14 @@
                 <w:rFonts w:asciiTheme="minorHAnsi" w:hAnsiTheme="minorHAnsi"/>
                 <w:sz w:val="20"/>
               </w:rPr>
-              <w:t>23</w:t>
+              <w:t>2</w:t>
+            </w:r>
+            <w:r>
+              <w:rPr>
+                <w:rFonts w:asciiTheme="minorHAnsi" w:hAnsiTheme="minorHAnsi"/>
+                <w:sz w:val="20"/>
+              </w:rPr>
+              <w:t>6</w:t>
             </w:r>
             <w:r>
               <w:rPr>
@@ -2059,7 +2066,6 @@
     </w:tbl>
     <w:p>
       <w:pPr>
-        <w:jc w:val="center"/>
         <w:rPr>
           <w:rFonts w:asciiTheme="minorHAnsi" w:hAnsiTheme="minorHAnsi"/>
           <w:b/>
@@ -2086,27 +2092,9 @@
         <w:pStyle w:val="Intestazioneindice"/>
         <w:rPr>
           <w:rFonts w:asciiTheme="minorHAnsi" w:hAnsiTheme="minorHAnsi"/>
-        </w:rPr>
-      </w:pPr>
-    </w:p>
-    <w:p>
-      <w:pPr>
-        <w:pStyle w:val="Intestazioneindice"/>
-        <w:rPr>
-          <w:rFonts w:asciiTheme="minorHAnsi" w:hAnsiTheme="minorHAnsi"/>
-        </w:rPr>
-      </w:pPr>
-    </w:p>
-    <w:p>
-      <w:pPr>
-        <w:pStyle w:val="Intestazioneindice"/>
-        <w:rPr>
-          <w:rFonts w:asciiTheme="minorHAnsi" w:hAnsiTheme="minorHAnsi"/>
-        </w:rPr>
-      </w:pPr>
-      <w:r>
-        <w:br w:type="page"/>
-      </w:r>
+          <w:lang w:val="en-US"/>
+        </w:rPr>
+      </w:pPr>
       <w:proofErr w:type="spellStart"/>
       <w:r>
         <w:rPr>
@@ -2137,6 +2125,7 @@
           <w:rFonts w:asciiTheme="minorHAnsi" w:eastAsiaTheme="minorEastAsia" w:hAnsiTheme="minorHAnsi" w:cstheme="minorBidi"/>
           <w:noProof/>
           <w:kern w:val="2"/>
+          <w:lang w:val="en-US"/>
           <w14:ligatures w14:val="standardContextual"/>
         </w:rPr>
       </w:pPr>
@@ -2163,6 +2152,7 @@
         <w:rPr>
           <w:rFonts w:asciiTheme="minorHAnsi" w:hAnsiTheme="minorHAnsi"/>
           <w:noProof/>
+          <w:lang w:val="en-US"/>
         </w:rPr>
         <w:t>1.</w:t>
       </w:r>
@@ -2171,6 +2161,7 @@
           <w:rFonts w:asciiTheme="minorHAnsi" w:eastAsiaTheme="minorEastAsia" w:hAnsiTheme="minorHAnsi" w:cstheme="minorBidi"/>
           <w:noProof/>
           <w:kern w:val="2"/>
+          <w:lang w:val="en-US"/>
           <w14:ligatures w14:val="standardContextual"/>
         </w:rPr>
         <w:tab/>
@@ -2179,12 +2170,14 @@
         <w:rPr>
           <w:rFonts w:asciiTheme="minorHAnsi" w:hAnsiTheme="minorHAnsi"/>
           <w:noProof/>
+          <w:lang w:val="en-US"/>
         </w:rPr>
         <w:t>Introduzione</w:t>
       </w:r>
       <w:r>
         <w:rPr>
           <w:noProof/>
+          <w:lang w:val="en-US"/>
         </w:rPr>
         <w:tab/>
       </w:r>
@@ -2197,6 +2190,7 @@
       <w:r>
         <w:rPr>
           <w:noProof/>
+          <w:lang w:val="en-US"/>
         </w:rPr>
         <w:instrText xml:space="preserve"> PAGEREF _Toc243846646 \h </w:instrText>
       </w:r>
@@ -2214,6 +2208,7 @@
       <w:r>
         <w:rPr>
           <w:noProof/>
+          <w:lang w:val="en-US"/>
         </w:rPr>
         <w:t>5</w:t>
       </w:r>
@@ -2234,6 +2229,7 @@
           <w:rFonts w:asciiTheme="minorHAnsi" w:eastAsiaTheme="minorEastAsia" w:hAnsiTheme="minorHAnsi" w:cstheme="minorBidi"/>
           <w:noProof/>
           <w:kern w:val="2"/>
+          <w:lang w:val="en-US"/>
           <w14:ligatures w14:val="standardContextual"/>
         </w:rPr>
       </w:pPr>
@@ -2241,6 +2237,7 @@
         <w:rPr>
           <w:rFonts w:ascii="Aptos" w:hAnsi="Aptos"/>
           <w:noProof/>
+          <w:lang w:val="en-US"/>
         </w:rPr>
         <w:t>1.1.</w:t>
       </w:r>
@@ -2249,6 +2246,7 @@
           <w:rFonts w:asciiTheme="minorHAnsi" w:eastAsiaTheme="minorEastAsia" w:hAnsiTheme="minorHAnsi" w:cstheme="minorBidi"/>
           <w:noProof/>
           <w:kern w:val="2"/>
+          <w:lang w:val="en-US"/>
           <w14:ligatures w14:val="standardContextual"/>
         </w:rPr>
         <w:tab/>
@@ -2257,12 +2255,14 @@
         <w:rPr>
           <w:rFonts w:ascii="Aptos" w:hAnsi="Aptos"/>
           <w:noProof/>
+          <w:lang w:val="en-US"/>
         </w:rPr>
         <w:t>Purpose of the system</w:t>
       </w:r>
       <w:r>
         <w:rPr>
           <w:noProof/>
+          <w:lang w:val="en-US"/>
         </w:rPr>
         <w:tab/>
       </w:r>
@@ -2275,6 +2275,7 @@
       <w:r>
         <w:rPr>
           <w:noProof/>
+          <w:lang w:val="en-US"/>
         </w:rPr>
         <w:instrText xml:space="preserve"> PAGEREF _Toc243846647 \h </w:instrText>
       </w:r>
@@ -2292,6 +2293,7 @@
       <w:r>
         <w:rPr>
           <w:noProof/>
+          <w:lang w:val="en-US"/>
         </w:rPr>
         <w:t>5</w:t>
       </w:r>
@@ -2312,6 +2314,7 @@
           <w:rFonts w:asciiTheme="minorHAnsi" w:eastAsiaTheme="minorEastAsia" w:hAnsiTheme="minorHAnsi" w:cstheme="minorBidi"/>
           <w:noProof/>
           <w:kern w:val="2"/>
+          <w:lang w:val="en-US"/>
           <w14:ligatures w14:val="standardContextual"/>
         </w:rPr>
       </w:pPr>
@@ -2319,6 +2322,7 @@
         <w:rPr>
           <w:rFonts w:asciiTheme="minorHAnsi" w:hAnsiTheme="minorHAnsi"/>
           <w:noProof/>
+          <w:lang w:val="en-US"/>
         </w:rPr>
         <w:t>1.2.</w:t>
       </w:r>
@@ -2327,6 +2331,7 @@
           <w:rFonts w:asciiTheme="minorHAnsi" w:eastAsiaTheme="minorEastAsia" w:hAnsiTheme="minorHAnsi" w:cstheme="minorBidi"/>
           <w:noProof/>
           <w:kern w:val="2"/>
+          <w:lang w:val="en-US"/>
           <w14:ligatures w14:val="standardContextual"/>
         </w:rPr>
         <w:tab/>
@@ -2335,12 +2340,14 @@
         <w:rPr>
           <w:rFonts w:asciiTheme="minorHAnsi" w:hAnsiTheme="minorHAnsi"/>
           <w:noProof/>
+          <w:lang w:val="en-US"/>
         </w:rPr>
         <w:t>Scope of the system</w:t>
       </w:r>
       <w:r>
         <w:rPr>
           <w:noProof/>
+          <w:lang w:val="en-US"/>
         </w:rPr>
         <w:tab/>
       </w:r>
@@ -2353,6 +2360,7 @@
       <w:r>
         <w:rPr>
           <w:noProof/>
+          <w:lang w:val="en-US"/>
         </w:rPr>
         <w:instrText xml:space="preserve"> PAGEREF _Toc243846648 \h </w:instrText>
       </w:r>
@@ -2370,6 +2378,7 @@
       <w:r>
         <w:rPr>
           <w:noProof/>
+          <w:lang w:val="en-US"/>
         </w:rPr>
         <w:t>5</w:t>
       </w:r>
@@ -5521,7 +5530,19 @@
         <w:rPr>
           <w:rFonts w:asciiTheme="minorHAnsi" w:hAnsiTheme="minorHAnsi"/>
         </w:rPr>
-        <w:t xml:space="preserve"> per lettore, impededno prenotazioni e prestiti durante una sospensione e segnalando all’operatore le restituzioni in ritardo.</w:t>
+        <w:t xml:space="preserve"> per lettore, impeden</w:t>
+      </w:r>
+      <w:r>
+        <w:rPr>
+          <w:rFonts w:asciiTheme="minorHAnsi" w:hAnsiTheme="minorHAnsi"/>
+        </w:rPr>
+        <w:t>d</w:t>
+      </w:r>
+      <w:r>
+        <w:rPr>
+          <w:rFonts w:asciiTheme="minorHAnsi" w:hAnsiTheme="minorHAnsi"/>
+        </w:rPr>
+        <w:t>o prenotazioni e prestiti durante una sospensione e segnalando all’operatore le restituzioni in ritardo.</w:t>
       </w:r>
       <w:r>
         <w:rPr>
@@ -5758,7 +5779,23 @@
           <w:i w:val="0"/>
           <w:iCs w:val="0"/>
         </w:rPr>
-        <w:t>Defintions, acronyms, and abbreviations</w:t>
+        <w:t>Defin</w:t>
+      </w:r>
+      <w:r>
+        <w:rPr>
+          <w:rFonts w:asciiTheme="minorHAnsi" w:hAnsiTheme="minorHAnsi"/>
+          <w:i w:val="0"/>
+          <w:iCs w:val="0"/>
+        </w:rPr>
+        <w:t>i</w:t>
+      </w:r>
+      <w:r>
+        <w:rPr>
+          <w:rFonts w:asciiTheme="minorHAnsi" w:hAnsiTheme="minorHAnsi"/>
+          <w:i w:val="0"/>
+          <w:iCs w:val="0"/>
+        </w:rPr>
+        <w:t>tions, acronyms, and abbreviations</w:t>
       </w:r>
       <w:bookmarkEnd w:id="4"/>
     </w:p>
@@ -6405,7 +6442,19 @@
               <w:rPr>
                 <w:rFonts w:asciiTheme="minorHAnsi" w:hAnsiTheme="minorHAnsi"/>
               </w:rPr>
-              <w:t>, è un numero standard internazione che identifica in modo unico e duraturo un libro o prodotto editoriale.</w:t>
+              <w:t>, è un numero standard internazion</w:t>
+            </w:r>
+            <w:r>
+              <w:rPr>
+                <w:rFonts w:asciiTheme="minorHAnsi" w:hAnsiTheme="minorHAnsi"/>
+              </w:rPr>
+              <w:t>al</w:t>
+            </w:r>
+            <w:r>
+              <w:rPr>
+                <w:rFonts w:asciiTheme="minorHAnsi" w:hAnsiTheme="minorHAnsi"/>
+              </w:rPr>
+              <w:t>e che identifica in modo unico e duraturo un libro o prodotto editoriale.</w:t>
             </w:r>
           </w:p>
         </w:tc>
@@ -6513,7 +6562,7 @@
               <w:rPr>
                 <w:rFonts w:asciiTheme="minorHAnsi" w:hAnsiTheme="minorHAnsi"/>
               </w:rPr>
-              <w:t>, che è una sequenza di caratteri che identifica univocamente l’indirizzo di una risorsa su una rete di computer, tipicamente presente su un host server e resa accessibile a un client.</w:t>
+              <w:t>, è una sequenza di caratteri che identifica univocamente l’indirizzo di una risorsa su una rete di computer, tipicamente presente su un host server e resa accessibile a un client.</w:t>
             </w:r>
           </w:p>
         </w:tc>
@@ -6557,7 +6606,19 @@
         <w:rPr>
           <w:rFonts w:asciiTheme="minorHAnsi" w:hAnsiTheme="minorHAnsi"/>
         </w:rPr>
-        <w:t>[1] Regolamento (UE) 2016/679 del Parlamento europeo e del Consiglio, del aprile 2016 (GDPR).</w:t>
+        <w:t>[1] Regolamento (UE) 2016/679 del Parlamento europeo e del Consiglio, del</w:t>
+      </w:r>
+      <w:r>
+        <w:rPr>
+          <w:rFonts w:asciiTheme="minorHAnsi" w:hAnsiTheme="minorHAnsi"/>
+        </w:rPr>
+        <w:t>l’</w:t>
+      </w:r>
+      <w:r>
+        <w:rPr>
+          <w:rFonts w:asciiTheme="minorHAnsi" w:hAnsiTheme="minorHAnsi"/>
+        </w:rPr>
+        <w:t>aprile 2016 (GDPR).</w:t>
       </w:r>
     </w:p>
     <w:p>
@@ -7621,7 +7682,7 @@
         <w:rPr>
           <w:rFonts w:asciiTheme="minorHAnsi" w:hAnsiTheme="minorHAnsi"/>
         </w:rPr>
-        <w:t>Un operatore può registrare un lettore inserendo codice fiscale, nome, cognome ed e-mail. Il sistema deve creare l’account del lettore dopo la validazione dei dati, generare una password temporanea e richiedere al primo accesso di impostarne una nuova.</w:t>
+        <w:t>Un operatore può registrare un lettore inserendo codice fiscale, nome, cognome ed e-mail. Il sistema deve creare l’account del lettore dopo la validazione dei dati, generare una password temporanea.</w:t>
       </w:r>
     </w:p>
     <w:p>
@@ -7669,7 +7730,13 @@
         <w:rPr>
           <w:rFonts w:asciiTheme="minorHAnsi" w:hAnsiTheme="minorHAnsi"/>
         </w:rPr>
-        <w:t>I lettori registrati e gli operatori devono poter accedere mediante e-mail e password e terminare la propria sessione tramite una funzionalità di logout.</w:t>
+        <w:t>I lettori registrati e gli operatori devono poter accedere mediante e-mail e password.</w:t>
+      </w:r>
+      <w:r>
+        <w:rPr>
+          <w:rFonts w:asciiTheme="minorHAnsi" w:hAnsiTheme="minorHAnsi"/>
+        </w:rPr>
+        <w:t xml:space="preserve"> Al primo accesso, o in seguito ad una richiesta di reset della password, sarà richiesto a lettore di inserire una nuova password.</w:t>
       </w:r>
     </w:p>
     <w:p>
@@ -7695,6 +7762,58 @@
           <w:b/>
           <w:bCs/>
         </w:rPr>
+        <w:t>FR3 – Logout</w:t>
+      </w:r>
+    </w:p>
+    <w:p>
+      <w:pPr>
+        <w:jc w:val="both"/>
+        <w:rPr>
+          <w:rFonts w:asciiTheme="minorHAnsi" w:hAnsiTheme="minorHAnsi"/>
+        </w:rPr>
+      </w:pPr>
+      <w:r>
+        <w:rPr>
+          <w:rFonts w:asciiTheme="minorHAnsi" w:hAnsiTheme="minorHAnsi"/>
+        </w:rPr>
+        <w:t>I lettori registrati e gli operatori devono poter</w:t>
+      </w:r>
+      <w:r>
+        <w:rPr>
+          <w:rFonts w:asciiTheme="minorHAnsi" w:hAnsiTheme="minorHAnsi"/>
+        </w:rPr>
+        <w:t xml:space="preserve"> terminare la propria sessione tramite una funzionalità di logout</w:t>
+      </w:r>
+      <w:r>
+        <w:rPr>
+          <w:rFonts w:asciiTheme="minorHAnsi" w:hAnsiTheme="minorHAnsi"/>
+        </w:rPr>
+        <w:t>.</w:t>
+      </w:r>
+    </w:p>
+    <w:p>
+      <w:pPr>
+        <w:jc w:val="both"/>
+        <w:rPr>
+          <w:rFonts w:asciiTheme="minorHAnsi" w:hAnsiTheme="minorHAnsi"/>
+        </w:rPr>
+      </w:pPr>
+    </w:p>
+    <w:p>
+      <w:pPr>
+        <w:jc w:val="both"/>
+        <w:rPr>
+          <w:rFonts w:asciiTheme="minorHAnsi" w:hAnsiTheme="minorHAnsi"/>
+          <w:b/>
+          <w:bCs/>
+        </w:rPr>
+      </w:pPr>
+      <w:r>
+        <w:rPr>
+          <w:rFonts w:asciiTheme="minorHAnsi" w:hAnsiTheme="minorHAnsi"/>
+          <w:b/>
+          <w:bCs/>
+        </w:rPr>
         <w:t>FR</w:t>
       </w:r>
       <w:r>
@@ -7703,7 +7822,15 @@
           <w:b/>
           <w:bCs/>
         </w:rPr>
-        <w:t>3 – Consultazione del catalogo</w:t>
+        <w:t>4</w:t>
+      </w:r>
+      <w:r>
+        <w:rPr>
+          <w:rFonts w:asciiTheme="minorHAnsi" w:hAnsiTheme="minorHAnsi"/>
+          <w:b/>
+          <w:bCs/>
+        </w:rPr>
+        <w:t xml:space="preserve"> – Consultazione del catalogo</w:t>
       </w:r>
     </w:p>
     <w:p>
@@ -7751,7 +7878,15 @@
           <w:b/>
           <w:bCs/>
         </w:rPr>
-        <w:t>4 – Visualizzazione dei dettagli dell’edizione</w:t>
+        <w:t>5</w:t>
+      </w:r>
+      <w:r>
+        <w:rPr>
+          <w:rFonts w:asciiTheme="minorHAnsi" w:hAnsiTheme="minorHAnsi"/>
+          <w:b/>
+          <w:bCs/>
+        </w:rPr>
+        <w:t xml:space="preserve"> – Visualizzazione dei dettagli dell’edizione</w:t>
       </w:r>
     </w:p>
     <w:p>
@@ -7799,7 +7934,15 @@
           <w:b/>
           <w:bCs/>
         </w:rPr>
-        <w:t>5 – Prenotazione di una copia</w:t>
+        <w:t>6</w:t>
+      </w:r>
+      <w:r>
+        <w:rPr>
+          <w:rFonts w:asciiTheme="minorHAnsi" w:hAnsiTheme="minorHAnsi"/>
+          <w:b/>
+          <w:bCs/>
+        </w:rPr>
+        <w:t xml:space="preserve"> – Prenotazione di una copia</w:t>
       </w:r>
     </w:p>
     <w:p>
@@ -7859,7 +8002,15 @@
           <w:b/>
           <w:bCs/>
         </w:rPr>
-        <w:t>6 – Visualizzazione e gestione delle prenotazioni</w:t>
+        <w:t>7</w:t>
+      </w:r>
+      <w:r>
+        <w:rPr>
+          <w:rFonts w:asciiTheme="minorHAnsi" w:hAnsiTheme="minorHAnsi"/>
+          <w:b/>
+          <w:bCs/>
+        </w:rPr>
+        <w:t xml:space="preserve"> – Visualizzazione e gestione delle prenotazioni</w:t>
       </w:r>
     </w:p>
     <w:p>
@@ -7907,7 +8058,15 @@
           <w:b/>
           <w:bCs/>
         </w:rPr>
-        <w:t>7 – Ricerca delle informazioni di un lettore</w:t>
+        <w:t>8</w:t>
+      </w:r>
+      <w:r>
+        <w:rPr>
+          <w:rFonts w:asciiTheme="minorHAnsi" w:hAnsiTheme="minorHAnsi"/>
+          <w:b/>
+          <w:bCs/>
+        </w:rPr>
+        <w:t xml:space="preserve"> – Ricerca delle informazioni di un lettore</w:t>
       </w:r>
     </w:p>
     <w:p>
@@ -7955,7 +8114,15 @@
           <w:b/>
           <w:bCs/>
         </w:rPr>
-        <w:t>8 – Registrazione del prestito</w:t>
+        <w:t>9</w:t>
+      </w:r>
+      <w:r>
+        <w:rPr>
+          <w:rFonts w:asciiTheme="minorHAnsi" w:hAnsiTheme="minorHAnsi"/>
+          <w:b/>
+          <w:bCs/>
+        </w:rPr>
+        <w:t xml:space="preserve"> – Registrazione del prestito</w:t>
       </w:r>
     </w:p>
     <w:p>
@@ -7995,7 +8162,14 @@
         <w:rPr>
           <w:rFonts w:asciiTheme="minorHAnsi" w:hAnsiTheme="minorHAnsi"/>
         </w:rPr>
-        <w:t>In caso di prenotazione online, il sistema deve verificare che la prenotazione sia attiva e associata al lettore e alla copia da consegnare.</w:t>
+        <w:t xml:space="preserve">In caso di prenotazione online, il sistema deve verificare che la prenotazione sia attiva e </w:t>
+      </w:r>
+      <w:r>
+        <w:rPr>
+          <w:rFonts w:asciiTheme="minorHAnsi" w:hAnsiTheme="minorHAnsi"/>
+        </w:rPr>
+        <w:lastRenderedPageBreak/>
+        <w:t>associata al lettore e alla copia da consegnare.</w:t>
       </w:r>
     </w:p>
     <w:p>
@@ -8046,7 +8220,6 @@
           <w:b/>
           <w:bCs/>
         </w:rPr>
-        <w:lastRenderedPageBreak/>
         <w:t>FR</w:t>
       </w:r>
       <w:r>
@@ -8055,7 +8228,15 @@
           <w:b/>
           <w:bCs/>
         </w:rPr>
-        <w:t>9 – Registrazione della restituzione</w:t>
+        <w:t>10</w:t>
+      </w:r>
+      <w:r>
+        <w:rPr>
+          <w:rFonts w:asciiTheme="minorHAnsi" w:hAnsiTheme="minorHAnsi"/>
+          <w:b/>
+          <w:bCs/>
+        </w:rPr>
+        <w:t xml:space="preserve"> – Registrazione della restituzione</w:t>
       </w:r>
     </w:p>
     <w:p>
@@ -8103,7 +8284,31 @@
           <w:b/>
           <w:bCs/>
         </w:rPr>
-        <w:t>10 – Modifica del catalogo</w:t>
+        <w:t>1</w:t>
+      </w:r>
+      <w:r>
+        <w:rPr>
+          <w:rFonts w:asciiTheme="minorHAnsi" w:hAnsiTheme="minorHAnsi"/>
+          <w:b/>
+          <w:bCs/>
+        </w:rPr>
+        <w:t>1</w:t>
+      </w:r>
+      <w:r>
+        <w:rPr>
+          <w:rFonts w:asciiTheme="minorHAnsi" w:hAnsiTheme="minorHAnsi"/>
+          <w:b/>
+          <w:bCs/>
+        </w:rPr>
+        <w:t xml:space="preserve"> – </w:t>
+      </w:r>
+      <w:r>
+        <w:rPr>
+          <w:rFonts w:asciiTheme="minorHAnsi" w:hAnsiTheme="minorHAnsi"/>
+          <w:b/>
+          <w:bCs/>
+        </w:rPr>
+        <w:t>Aggiunta e rimozione edizioni</w:t>
       </w:r>
     </w:p>
     <w:p>
@@ -8117,19 +8322,25 @@
         <w:rPr>
           <w:rFonts w:asciiTheme="minorHAnsi" w:hAnsiTheme="minorHAnsi"/>
         </w:rPr>
-        <w:t>Un operatore deve poter modificare il catalogo, aggiungendo o rimuovendo copie</w:t>
-      </w:r>
-      <w:r>
-        <w:rPr>
-          <w:rFonts w:asciiTheme="minorHAnsi" w:hAnsiTheme="minorHAnsi"/>
-        </w:rPr>
-        <w:t xml:space="preserve"> e aggiungendo o modificando edizioni,</w:t>
-      </w:r>
-      <w:r>
-        <w:rPr>
-          <w:rFonts w:asciiTheme="minorHAnsi" w:hAnsiTheme="minorHAnsi"/>
-        </w:rPr>
-        <w:t xml:space="preserve"> mantenendo aggiornate le informazioni consultabili.</w:t>
+        <w:t xml:space="preserve">Un operatore deve poter </w:t>
+      </w:r>
+      <w:r>
+        <w:rPr>
+          <w:rFonts w:asciiTheme="minorHAnsi" w:hAnsiTheme="minorHAnsi"/>
+        </w:rPr>
+        <w:t>aggiungere e rimuovere edizioni, mantene</w:t>
+      </w:r>
+      <w:r>
+        <w:rPr>
+          <w:rFonts w:asciiTheme="minorHAnsi" w:hAnsiTheme="minorHAnsi"/>
+        </w:rPr>
+        <w:t>n</w:t>
+      </w:r>
+      <w:r>
+        <w:rPr>
+          <w:rFonts w:asciiTheme="minorHAnsi" w:hAnsiTheme="minorHAnsi"/>
+        </w:rPr>
+        <w:t>do aggiornate le informazioni consultabili dal catalogo.</w:t>
       </w:r>
     </w:p>
     <w:p>
@@ -8155,6 +8366,92 @@
           <w:b/>
           <w:bCs/>
         </w:rPr>
+        <w:t>FR1</w:t>
+      </w:r>
+      <w:r>
+        <w:rPr>
+          <w:rFonts w:asciiTheme="minorHAnsi" w:hAnsiTheme="minorHAnsi"/>
+          <w:b/>
+          <w:bCs/>
+        </w:rPr>
+        <w:t>2</w:t>
+      </w:r>
+      <w:r>
+        <w:rPr>
+          <w:rFonts w:asciiTheme="minorHAnsi" w:hAnsiTheme="minorHAnsi"/>
+          <w:b/>
+          <w:bCs/>
+        </w:rPr>
+        <w:t xml:space="preserve"> – Aggiunta e resa inattiva delle copie</w:t>
+      </w:r>
+    </w:p>
+    <w:p>
+      <w:pPr>
+        <w:jc w:val="both"/>
+        <w:rPr>
+          <w:rFonts w:asciiTheme="minorHAnsi" w:hAnsiTheme="minorHAnsi"/>
+        </w:rPr>
+      </w:pPr>
+      <w:r>
+        <w:rPr>
+          <w:rFonts w:asciiTheme="minorHAnsi" w:hAnsiTheme="minorHAnsi"/>
+        </w:rPr>
+        <w:t xml:space="preserve">Un operatore deve poter </w:t>
+      </w:r>
+      <w:r>
+        <w:rPr>
+          <w:rFonts w:asciiTheme="minorHAnsi" w:hAnsiTheme="minorHAnsi"/>
+        </w:rPr>
+        <w:t>aggiungere e</w:t>
+      </w:r>
+      <w:r>
+        <w:rPr>
+          <w:rFonts w:asciiTheme="minorHAnsi" w:hAnsiTheme="minorHAnsi"/>
+        </w:rPr>
+        <w:t xml:space="preserve"> rendere inattive</w:t>
+      </w:r>
+      <w:r>
+        <w:rPr>
+          <w:rFonts w:asciiTheme="minorHAnsi" w:hAnsiTheme="minorHAnsi"/>
+        </w:rPr>
+        <w:t xml:space="preserve"> copie</w:t>
+      </w:r>
+      <w:r>
+        <w:rPr>
+          <w:rFonts w:asciiTheme="minorHAnsi" w:hAnsiTheme="minorHAnsi"/>
+        </w:rPr>
+        <w:t xml:space="preserve">, </w:t>
+      </w:r>
+      <w:r>
+        <w:rPr>
+          <w:rFonts w:asciiTheme="minorHAnsi" w:hAnsiTheme="minorHAnsi"/>
+        </w:rPr>
+        <w:t>mantenendo aggiornate le informazioni per ciascuna edizione.</w:t>
+      </w:r>
+    </w:p>
+    <w:p>
+      <w:pPr>
+        <w:jc w:val="both"/>
+        <w:rPr>
+          <w:rFonts w:asciiTheme="minorHAnsi" w:hAnsiTheme="minorHAnsi"/>
+        </w:rPr>
+      </w:pPr>
+    </w:p>
+    <w:p>
+      <w:pPr>
+        <w:jc w:val="both"/>
+        <w:rPr>
+          <w:rFonts w:asciiTheme="minorHAnsi" w:hAnsiTheme="minorHAnsi"/>
+          <w:b/>
+          <w:bCs/>
+        </w:rPr>
+      </w:pPr>
+      <w:r>
+        <w:rPr>
+          <w:rFonts w:asciiTheme="minorHAnsi" w:hAnsiTheme="minorHAnsi"/>
+          <w:b/>
+          <w:bCs/>
+        </w:rPr>
         <w:t>FR</w:t>
       </w:r>
       <w:r>
@@ -8163,7 +8460,23 @@
           <w:b/>
           <w:bCs/>
         </w:rPr>
-        <w:t>11 – Registrazione d</w:t>
+        <w:t>1</w:t>
+      </w:r>
+      <w:r>
+        <w:rPr>
+          <w:rFonts w:asciiTheme="minorHAnsi" w:hAnsiTheme="minorHAnsi"/>
+          <w:b/>
+          <w:bCs/>
+        </w:rPr>
+        <w:t>3</w:t>
+      </w:r>
+      <w:r>
+        <w:rPr>
+          <w:rFonts w:asciiTheme="minorHAnsi" w:hAnsiTheme="minorHAnsi"/>
+          <w:b/>
+          <w:bCs/>
+        </w:rPr>
+        <w:t xml:space="preserve"> – Registrazione d</w:t>
       </w:r>
       <w:r>
         <w:rPr>
@@ -8275,7 +8588,23 @@
           <w:b/>
           <w:bCs/>
         </w:rPr>
-        <w:t>12 – Annullamento di una sospensione</w:t>
+        <w:t>1</w:t>
+      </w:r>
+      <w:r>
+        <w:rPr>
+          <w:rFonts w:asciiTheme="minorHAnsi" w:hAnsiTheme="minorHAnsi"/>
+          <w:b/>
+          <w:bCs/>
+        </w:rPr>
+        <w:t>4</w:t>
+      </w:r>
+      <w:r>
+        <w:rPr>
+          <w:rFonts w:asciiTheme="minorHAnsi" w:hAnsiTheme="minorHAnsi"/>
+          <w:b/>
+          <w:bCs/>
+        </w:rPr>
+        <w:t xml:space="preserve"> – Annullamento di una sospensione</w:t>
       </w:r>
     </w:p>
     <w:p>
@@ -8289,7 +8618,19 @@
         <w:rPr>
           <w:rFonts w:asciiTheme="minorHAnsi" w:hAnsiTheme="minorHAnsi"/>
         </w:rPr>
-        <w:t>Un operatore deve poter annullare una sospesione a un lettore assegnata in precedenza.</w:t>
+        <w:t>Un operatore deve poter annullare una sospe</w:t>
+      </w:r>
+      <w:r>
+        <w:rPr>
+          <w:rFonts w:asciiTheme="minorHAnsi" w:hAnsiTheme="minorHAnsi"/>
+        </w:rPr>
+        <w:t>n</w:t>
+      </w:r>
+      <w:r>
+        <w:rPr>
+          <w:rFonts w:asciiTheme="minorHAnsi" w:hAnsiTheme="minorHAnsi"/>
+        </w:rPr>
+        <w:t>sione a un lettore assegnata in precedenza.</w:t>
       </w:r>
     </w:p>
     <w:p>
@@ -8333,7 +8674,7 @@
           <w:b/>
           <w:bCs/>
         </w:rPr>
-        <w:t>3</w:t>
+        <w:t>5</w:t>
       </w:r>
       <w:r>
         <w:rPr>
@@ -8397,7 +8738,15 @@
           <w:b/>
           <w:bCs/>
         </w:rPr>
-        <w:t xml:space="preserve">4 </w:t>
+        <w:t>6</w:t>
+      </w:r>
+      <w:r>
+        <w:rPr>
+          <w:rFonts w:asciiTheme="minorHAnsi" w:hAnsiTheme="minorHAnsi"/>
+          <w:b/>
+          <w:bCs/>
+        </w:rPr>
+        <w:t xml:space="preserve"> </w:t>
       </w:r>
       <w:r>
         <w:rPr>
@@ -8419,7 +8768,19 @@
         <w:rPr>
           <w:rFonts w:asciiTheme="minorHAnsi" w:hAnsiTheme="minorHAnsi"/>
         </w:rPr>
-        <w:t>Il sistema deve consentire ad un operatore di resettare la password dell’account di un lettore registrato. Assegnando una nuova password temporanea.</w:t>
+        <w:t>Il sistema deve consentire ad un operatore di resettare la password dell’account di un lettore registrato</w:t>
+      </w:r>
+      <w:r>
+        <w:rPr>
+          <w:rFonts w:asciiTheme="minorHAnsi" w:hAnsiTheme="minorHAnsi"/>
+        </w:rPr>
+        <w:t>, a</w:t>
+      </w:r>
+      <w:r>
+        <w:rPr>
+          <w:rFonts w:asciiTheme="minorHAnsi" w:hAnsiTheme="minorHAnsi"/>
+        </w:rPr>
+        <w:t>ssegnando una nuova password temporanea.</w:t>
       </w:r>
     </w:p>
     <w:p>
@@ -8453,7 +8814,23 @@
           <w:b/>
           <w:bCs/>
         </w:rPr>
-        <w:t>15 – Cancellazione automatica delle prenotazioni</w:t>
+        <w:t>1</w:t>
+      </w:r>
+      <w:r>
+        <w:rPr>
+          <w:rFonts w:asciiTheme="minorHAnsi" w:hAnsiTheme="minorHAnsi"/>
+          <w:b/>
+          <w:bCs/>
+        </w:rPr>
+        <w:t>7</w:t>
+      </w:r>
+      <w:r>
+        <w:rPr>
+          <w:rFonts w:asciiTheme="minorHAnsi" w:hAnsiTheme="minorHAnsi"/>
+          <w:b/>
+          <w:bCs/>
+        </w:rPr>
+        <w:t xml:space="preserve"> – Cancellazione automatica delle prenotazioni</w:t>
       </w:r>
       <w:r>
         <w:rPr>
@@ -8476,6 +8853,92 @@
           <w:rFonts w:asciiTheme="minorHAnsi" w:hAnsiTheme="minorHAnsi"/>
         </w:rPr>
         <w:t>Il sistema deve controllare periodicamente che le prenotazioni non siano scadute. Nel caso in cui lo siano deve eliminarle.</w:t>
+      </w:r>
+    </w:p>
+    <w:p>
+      <w:pPr>
+        <w:jc w:val="both"/>
+        <w:rPr>
+          <w:rFonts w:asciiTheme="minorHAnsi" w:hAnsiTheme="minorHAnsi"/>
+        </w:rPr>
+      </w:pPr>
+    </w:p>
+    <w:p>
+      <w:pPr>
+        <w:jc w:val="both"/>
+        <w:rPr>
+          <w:rFonts w:asciiTheme="minorHAnsi" w:hAnsiTheme="minorHAnsi"/>
+          <w:b/>
+          <w:bCs/>
+        </w:rPr>
+      </w:pPr>
+      <w:r>
+        <w:rPr>
+          <w:rFonts w:asciiTheme="minorHAnsi" w:hAnsiTheme="minorHAnsi"/>
+          <w:b/>
+          <w:bCs/>
+        </w:rPr>
+        <w:t>FR1</w:t>
+      </w:r>
+      <w:r>
+        <w:rPr>
+          <w:rFonts w:asciiTheme="minorHAnsi" w:hAnsiTheme="minorHAnsi"/>
+          <w:b/>
+          <w:bCs/>
+        </w:rPr>
+        <w:t>8</w:t>
+      </w:r>
+      <w:r>
+        <w:rPr>
+          <w:rFonts w:asciiTheme="minorHAnsi" w:hAnsiTheme="minorHAnsi"/>
+          <w:b/>
+          <w:bCs/>
+        </w:rPr>
+        <w:t xml:space="preserve"> – Specializzazione delle pagine</w:t>
+      </w:r>
+    </w:p>
+    <w:p>
+      <w:pPr>
+        <w:jc w:val="both"/>
+        <w:rPr>
+          <w:rFonts w:asciiTheme="minorHAnsi" w:hAnsiTheme="minorHAnsi"/>
+        </w:rPr>
+      </w:pPr>
+      <w:r>
+        <w:rPr>
+          <w:rFonts w:asciiTheme="minorHAnsi" w:hAnsiTheme="minorHAnsi"/>
+        </w:rPr>
+        <w:t xml:space="preserve">Pagine come l’home page devono </w:t>
+      </w:r>
+      <w:r>
+        <w:rPr>
+          <w:rFonts w:asciiTheme="minorHAnsi" w:hAnsiTheme="minorHAnsi"/>
+        </w:rPr>
+        <w:t>mostra</w:t>
+      </w:r>
+      <w:r>
+        <w:rPr>
+          <w:rFonts w:asciiTheme="minorHAnsi" w:hAnsiTheme="minorHAnsi"/>
+        </w:rPr>
+        <w:t>re</w:t>
+      </w:r>
+      <w:r>
+        <w:rPr>
+          <w:rFonts w:asciiTheme="minorHAnsi" w:hAnsiTheme="minorHAnsi"/>
+        </w:rPr>
+        <w:t xml:space="preserve"> contenuti diversi in base al ruolo</w:t>
+      </w:r>
+      <w:r>
+        <w:rPr>
+          <w:rFonts w:asciiTheme="minorHAnsi" w:hAnsiTheme="minorHAnsi"/>
+        </w:rPr>
+        <w:t xml:space="preserve"> dell’utente che accede ad esse</w:t>
+      </w:r>
+      <w:r>
+        <w:rPr>
+          <w:rFonts w:asciiTheme="minorHAnsi" w:hAnsiTheme="minorHAnsi"/>
+        </w:rPr>
+        <w:t>.</w:t>
       </w:r>
     </w:p>
     <w:p/>
@@ -8497,6 +8960,7 @@
           <w:i w:val="0"/>
           <w:iCs w:val="0"/>
         </w:rPr>
+        <w:lastRenderedPageBreak/>
         <w:t>Nonfunctional requirements</w:t>
       </w:r>
       <w:bookmarkEnd w:id="11"/>
@@ -8875,7 +9339,6 @@
           <w:sz w:val="28"/>
           <w:szCs w:val="28"/>
         </w:rPr>
-        <w:lastRenderedPageBreak/>
         <w:t>Reliability</w:t>
       </w:r>
       <w:bookmarkEnd w:id="13"/>
@@ -9455,6 +9918,7 @@
           <w:sz w:val="28"/>
           <w:szCs w:val="28"/>
         </w:rPr>
+        <w:lastRenderedPageBreak/>
         <w:t>I</w:t>
       </w:r>
       <w:r>
@@ -9636,7 +10100,6 @@
           <w:sz w:val="28"/>
           <w:szCs w:val="28"/>
         </w:rPr>
-        <w:lastRenderedPageBreak/>
         <w:t>Legal</w:t>
       </w:r>
       <w:bookmarkEnd w:id="19"/>
@@ -9988,6 +10451,7 @@
         <w:rPr>
           <w:rFonts w:asciiTheme="minorHAnsi" w:hAnsiTheme="minorHAnsi"/>
         </w:rPr>
+        <w:lastRenderedPageBreak/>
         <w:t>Quando Giacomo accede al sistema tramite e-mail e password temporanea, il sistema gli chiede di scegliere una nuova password.</w:t>
       </w:r>
     </w:p>
@@ -10326,6 +10790,7 @@
         <w:rPr>
           <w:rFonts w:asciiTheme="minorHAnsi" w:hAnsiTheme="minorHAnsi"/>
         </w:rPr>
+        <w:lastRenderedPageBreak/>
         <w:t>Emma accede al sistema, si reca nella pagina di gestione delle prenotazioni, e annulla la prenotazione per la copia. Il sistema annulla la prenotazione e la copia riservata torna disponibile agli altri lettori.</w:t>
       </w:r>
     </w:p>
@@ -10430,7 +10895,6 @@
           <w:b/>
           <w:bCs/>
         </w:rPr>
-        <w:lastRenderedPageBreak/>
         <w:t>Scenario 7 – Registrazione di un prestito con prenotazione</w:t>
       </w:r>
       <w:bookmarkEnd w:id="28"/>
@@ -10707,7 +11171,6 @@
           <w:b/>
           <w:bCs/>
         </w:rPr>
-        <w:lastRenderedPageBreak/>
         <w:t>Scenario 11 – Aggiunta nel catalogo di una nuova edizione</w:t>
       </w:r>
       <w:bookmarkEnd w:id="32"/>
@@ -10999,7 +11462,14 @@
         <w:rPr>
           <w:rFonts w:asciiTheme="minorHAnsi" w:hAnsiTheme="minorHAnsi"/>
         </w:rPr>
-        <w:t>Grazia, operatrice della biblioteca, deve modificare delle informazioni di un’edizione già presente nel catalogo. Grazia accede al sistema, seleziona l’edizione e ne modifica le informazioni. Il sistema registra le modifiche, aggiornando anche le informazioni mostrate nel catalogo.</w:t>
+        <w:t xml:space="preserve">Grazia, operatrice della biblioteca, deve modificare delle informazioni di un’edizione già </w:t>
+      </w:r>
+      <w:r>
+        <w:rPr>
+          <w:rFonts w:asciiTheme="minorHAnsi" w:hAnsiTheme="minorHAnsi"/>
+        </w:rPr>
+        <w:lastRenderedPageBreak/>
+        <w:t>presente nel catalogo. Grazia accede al sistema, seleziona l’edizione e ne modifica le informazioni. Il sistema registra le modifiche, aggiornando anche le informazioni mostrate nel catalogo.</w:t>
       </w:r>
     </w:p>
     <w:p>
@@ -11487,7 +11957,6 @@
               <w:rPr>
                 <w:rFonts w:asciiTheme="minorHAnsi" w:hAnsiTheme="minorHAnsi"/>
               </w:rPr>
-              <w:lastRenderedPageBreak/>
               <w:t>Nome</w:t>
             </w:r>
           </w:p>
@@ -12300,7 +12769,7 @@
               <w:rFonts w:asciiTheme="minorHAnsi" w:hAnsiTheme="minorHAnsi"/>
               <w:sz w:val="20"/>
             </w:rPr>
-            <w:t>5</w:t>
+            <w:t>6</w:t>
           </w:r>
           <w:r>
             <w:rPr>

--- a/Documents/02_NovaBiblioteca_RAD.docx
+++ b/Documents/02_NovaBiblioteca_RAD.docx
@@ -2210,7 +2210,7 @@
           <w:noProof/>
           <w:lang w:val="en-US"/>
         </w:rPr>
-        <w:t>5</w:t>
+        <w:t>4</w:t>
       </w:r>
       <w:r>
         <w:rPr>
@@ -2295,7 +2295,7 @@
           <w:noProof/>
           <w:lang w:val="en-US"/>
         </w:rPr>
-        <w:t>5</w:t>
+        <w:t>4</w:t>
       </w:r>
       <w:r>
         <w:rPr>
@@ -2380,7 +2380,7 @@
           <w:noProof/>
           <w:lang w:val="en-US"/>
         </w:rPr>
-        <w:t>5</w:t>
+        <w:t>4</w:t>
       </w:r>
       <w:r>
         <w:rPr>
@@ -2465,7 +2465,7 @@
           <w:noProof/>
           <w:lang w:val="en-US"/>
         </w:rPr>
-        <w:t>6</w:t>
+        <w:t>5</w:t>
       </w:r>
       <w:r>
         <w:rPr>
@@ -2550,7 +2550,7 @@
           <w:noProof/>
           <w:lang w:val="en-US"/>
         </w:rPr>
-        <w:t>7</w:t>
+        <w:t>6</w:t>
       </w:r>
       <w:r>
         <w:rPr>
@@ -2635,7 +2635,7 @@
           <w:noProof/>
           <w:lang w:val="en-US"/>
         </w:rPr>
-        <w:t>8</w:t>
+        <w:t>7</w:t>
       </w:r>
       <w:r>
         <w:rPr>
@@ -2720,7 +2720,7 @@
           <w:noProof/>
           <w:lang w:val="en-US"/>
         </w:rPr>
-        <w:t>8</w:t>
+        <w:t>7</w:t>
       </w:r>
       <w:r>
         <w:rPr>
@@ -2805,7 +2805,7 @@
           <w:noProof/>
           <w:lang w:val="en-US"/>
         </w:rPr>
-        <w:t>8</w:t>
+        <w:t>7</w:t>
       </w:r>
       <w:r>
         <w:rPr>
@@ -2890,7 +2890,7 @@
           <w:noProof/>
           <w:lang w:val="en-US"/>
         </w:rPr>
-        <w:t>9</w:t>
+        <w:t>8</w:t>
       </w:r>
       <w:r>
         <w:rPr>
@@ -2975,7 +2975,7 @@
           <w:noProof/>
           <w:lang w:val="en-US"/>
         </w:rPr>
-        <w:t>9</w:t>
+        <w:t>8</w:t>
       </w:r>
       <w:r>
         <w:rPr>
@@ -3060,7 +3060,7 @@
           <w:noProof/>
           <w:lang w:val="en-US"/>
         </w:rPr>
-        <w:t>10</w:t>
+        <w:t>9</w:t>
       </w:r>
       <w:r>
         <w:rPr>
@@ -3273,7 +3273,7 @@
           <w:noProof/>
           <w:lang w:val="en-US"/>
         </w:rPr>
-        <w:t>12</w:t>
+        <w:t>11</w:t>
       </w:r>
       <w:r>
         <w:rPr>
@@ -3337,7 +3337,7 @@
           <w:noProof/>
           <w:lang w:val="en-US"/>
         </w:rPr>
-        <w:t>12</w:t>
+        <w:t>11</w:t>
       </w:r>
       <w:r>
         <w:rPr>
@@ -3401,7 +3401,7 @@
           <w:noProof/>
           <w:lang w:val="en-US"/>
         </w:rPr>
-        <w:t>12</w:t>
+        <w:t>11</w:t>
       </w:r>
       <w:r>
         <w:rPr>
@@ -3465,7 +3465,7 @@
           <w:noProof/>
           <w:lang w:val="en-US"/>
         </w:rPr>
-        <w:t>12</w:t>
+        <w:t>11</w:t>
       </w:r>
       <w:r>
         <w:rPr>
@@ -3657,7 +3657,7 @@
           <w:noProof/>
           <w:lang w:val="en-US"/>
         </w:rPr>
-        <w:t>13</w:t>
+        <w:t>12</w:t>
       </w:r>
       <w:r>
         <w:rPr>
@@ -3742,7 +3742,7 @@
           <w:noProof/>
           <w:lang w:val="en-US"/>
         </w:rPr>
-        <w:t>13</w:t>
+        <w:t>12</w:t>
       </w:r>
       <w:r>
         <w:rPr>
@@ -3806,7 +3806,7 @@
           <w:noProof/>
           <w:lang w:val="en-US"/>
         </w:rPr>
-        <w:t>13</w:t>
+        <w:t>12</w:t>
       </w:r>
       <w:r>
         <w:rPr>
@@ -3934,7 +3934,7 @@
           <w:noProof/>
           <w:lang w:val="en-US"/>
         </w:rPr>
-        <w:t>17</w:t>
+        <w:t>43</w:t>
       </w:r>
       <w:r>
         <w:rPr>
@@ -3998,7 +3998,7 @@
           <w:noProof/>
           <w:lang w:val="en-US"/>
         </w:rPr>
-        <w:t>17</w:t>
+        <w:t>47</w:t>
       </w:r>
       <w:r>
         <w:rPr>
@@ -4062,7 +4062,7 @@
           <w:noProof/>
           <w:lang w:val="en-US"/>
         </w:rPr>
-        <w:t>17</w:t>
+        <w:t>47</w:t>
       </w:r>
       <w:r>
         <w:rPr>
@@ -4140,7 +4140,7 @@
         <w:rPr>
           <w:noProof/>
         </w:rPr>
-        <w:t>17</w:t>
+        <w:t>47</w:t>
       </w:r>
       <w:r>
         <w:rPr>
@@ -12514,19 +12514,36 @@
       <w:r>
         <w:rPr>
           <w:rFonts w:asciiTheme="minorHAnsi" w:hAnsiTheme="minorHAnsi"/>
+          <w:b/>
+          <w:bCs/>
+          <w:sz w:val="28"/>
+          <w:szCs w:val="28"/>
+        </w:rPr>
+        <w:t>UC2 – Autenticazione</w:t>
+      </w:r>
+    </w:p>
+    <w:p>
+      <w:pPr>
+        <w:rPr>
+          <w:rFonts w:asciiTheme="minorHAnsi" w:hAnsiTheme="minorHAnsi"/>
+        </w:rPr>
+      </w:pPr>
+      <w:r>
+        <w:rPr>
+          <w:rFonts w:asciiTheme="minorHAnsi" w:hAnsiTheme="minorHAnsi"/>
           <w:noProof/>
         </w:rPr>
         <w:drawing>
-          <wp:anchor distT="0" distB="0" distL="114300" distR="114300" simplePos="0" relativeHeight="251659264" behindDoc="1" locked="0" layoutInCell="1" allowOverlap="1" wp14:anchorId="010F0B01" wp14:editId="639F9498">
+          <wp:anchor distT="0" distB="0" distL="114300" distR="114300" simplePos="0" relativeHeight="251659264" behindDoc="1" locked="0" layoutInCell="1" allowOverlap="1" wp14:anchorId="010F0B01" wp14:editId="48FF0EA6">
             <wp:simplePos x="0" y="0"/>
             <wp:positionH relativeFrom="column">
               <wp:posOffset>476885</wp:posOffset>
             </wp:positionH>
             <wp:positionV relativeFrom="paragraph">
-              <wp:posOffset>264795</wp:posOffset>
+              <wp:posOffset>224155</wp:posOffset>
             </wp:positionV>
-            <wp:extent cx="4704715" cy="2633345"/>
-            <wp:effectExtent l="0" t="0" r="635" b="0"/>
+            <wp:extent cx="5170805" cy="2501900"/>
+            <wp:effectExtent l="0" t="0" r="0" b="0"/>
             <wp:wrapTopAndBottom/>
             <wp:docPr id="535939912" name="Immagine 2"/>
             <wp:cNvGraphicFramePr>
@@ -12536,20 +12553,13 @@
               <a:graphicData uri="http://schemas.openxmlformats.org/drawingml/2006/picture">
                 <pic:pic xmlns:pic="http://schemas.openxmlformats.org/drawingml/2006/picture">
                   <pic:nvPicPr>
-                    <pic:cNvPr id="0" name="Picture 2"/>
+                    <pic:cNvPr id="535939912" name="Immagine 2"/>
                     <pic:cNvPicPr>
                       <a:picLocks noChangeAspect="1" noChangeArrowheads="1"/>
                     </pic:cNvPicPr>
                   </pic:nvPicPr>
                   <pic:blipFill>
-                    <a:blip r:embed="rId14">
-                      <a:extLst>
-                        <a:ext uri="{28A0092B-C50C-407E-A947-70E740481C1C}">
-                          <a14:useLocalDpi xmlns:a14="http://schemas.microsoft.com/office/drawing/2010/main" val="0"/>
-                        </a:ext>
-                      </a:extLst>
-                    </a:blip>
-                    <a:srcRect/>
+                    <a:blip r:embed="rId14"/>
                     <a:stretch>
                       <a:fillRect/>
                     </a:stretch>
@@ -12557,7 +12567,7 @@
                   <pic:spPr bwMode="auto">
                     <a:xfrm>
                       <a:off x="0" y="0"/>
-                      <a:ext cx="4704715" cy="2633345"/>
+                      <a:ext cx="5170805" cy="2501900"/>
                     </a:xfrm>
                     <a:prstGeom prst="rect">
                       <a:avLst/>
@@ -12584,23 +12594,6 @@
           <w:rFonts w:asciiTheme="minorHAnsi" w:hAnsiTheme="minorHAnsi"/>
           <w:b/>
           <w:bCs/>
-          <w:sz w:val="28"/>
-          <w:szCs w:val="28"/>
-        </w:rPr>
-        <w:t>UC2 – Autenticazione</w:t>
-      </w:r>
-    </w:p>
-    <w:p>
-      <w:pPr>
-        <w:rPr>
-          <w:rFonts w:asciiTheme="minorHAnsi" w:hAnsiTheme="minorHAnsi"/>
-        </w:rPr>
-      </w:pPr>
-      <w:r>
-        <w:rPr>
-          <w:rFonts w:asciiTheme="minorHAnsi" w:hAnsiTheme="minorHAnsi"/>
-          <w:b/>
-          <w:bCs/>
         </w:rPr>
         <w:t xml:space="preserve">Attori: </w:t>
       </w:r>
@@ -13320,6 +13313,186 @@
       <w:pPr>
         <w:rPr>
           <w:rFonts w:asciiTheme="minorHAnsi" w:hAnsiTheme="minorHAnsi"/>
+          <w:b/>
+          <w:bCs/>
+          <w:sz w:val="28"/>
+          <w:szCs w:val="28"/>
+        </w:rPr>
+      </w:pPr>
+    </w:p>
+    <w:p>
+      <w:pPr>
+        <w:rPr>
+          <w:rFonts w:asciiTheme="minorHAnsi" w:hAnsiTheme="minorHAnsi"/>
+          <w:b/>
+          <w:bCs/>
+          <w:sz w:val="28"/>
+          <w:szCs w:val="28"/>
+        </w:rPr>
+      </w:pPr>
+    </w:p>
+    <w:p>
+      <w:pPr>
+        <w:rPr>
+          <w:rFonts w:asciiTheme="minorHAnsi" w:hAnsiTheme="minorHAnsi"/>
+          <w:b/>
+          <w:bCs/>
+          <w:sz w:val="28"/>
+          <w:szCs w:val="28"/>
+        </w:rPr>
+      </w:pPr>
+    </w:p>
+    <w:p>
+      <w:pPr>
+        <w:rPr>
+          <w:rFonts w:asciiTheme="minorHAnsi" w:hAnsiTheme="minorHAnsi"/>
+          <w:b/>
+          <w:bCs/>
+          <w:sz w:val="28"/>
+          <w:szCs w:val="28"/>
+        </w:rPr>
+      </w:pPr>
+    </w:p>
+    <w:p>
+      <w:pPr>
+        <w:rPr>
+          <w:rFonts w:asciiTheme="minorHAnsi" w:hAnsiTheme="minorHAnsi"/>
+          <w:b/>
+          <w:bCs/>
+          <w:sz w:val="28"/>
+          <w:szCs w:val="28"/>
+        </w:rPr>
+      </w:pPr>
+    </w:p>
+    <w:p>
+      <w:pPr>
+        <w:rPr>
+          <w:rFonts w:asciiTheme="minorHAnsi" w:hAnsiTheme="minorHAnsi"/>
+          <w:b/>
+          <w:bCs/>
+          <w:sz w:val="28"/>
+          <w:szCs w:val="28"/>
+        </w:rPr>
+      </w:pPr>
+    </w:p>
+    <w:p>
+      <w:pPr>
+        <w:rPr>
+          <w:rFonts w:asciiTheme="minorHAnsi" w:hAnsiTheme="minorHAnsi"/>
+          <w:b/>
+          <w:bCs/>
+          <w:sz w:val="28"/>
+          <w:szCs w:val="28"/>
+        </w:rPr>
+      </w:pPr>
+    </w:p>
+    <w:p>
+      <w:pPr>
+        <w:rPr>
+          <w:rFonts w:asciiTheme="minorHAnsi" w:hAnsiTheme="minorHAnsi"/>
+          <w:b/>
+          <w:bCs/>
+          <w:sz w:val="28"/>
+          <w:szCs w:val="28"/>
+        </w:rPr>
+      </w:pPr>
+    </w:p>
+    <w:p>
+      <w:pPr>
+        <w:rPr>
+          <w:rFonts w:asciiTheme="minorHAnsi" w:hAnsiTheme="minorHAnsi"/>
+          <w:b/>
+          <w:bCs/>
+          <w:sz w:val="28"/>
+          <w:szCs w:val="28"/>
+        </w:rPr>
+      </w:pPr>
+    </w:p>
+    <w:p>
+      <w:pPr>
+        <w:rPr>
+          <w:rFonts w:asciiTheme="minorHAnsi" w:hAnsiTheme="minorHAnsi"/>
+          <w:b/>
+          <w:bCs/>
+          <w:sz w:val="28"/>
+          <w:szCs w:val="28"/>
+        </w:rPr>
+      </w:pPr>
+    </w:p>
+    <w:p>
+      <w:pPr>
+        <w:rPr>
+          <w:rFonts w:asciiTheme="minorHAnsi" w:hAnsiTheme="minorHAnsi"/>
+          <w:b/>
+          <w:bCs/>
+          <w:sz w:val="28"/>
+          <w:szCs w:val="28"/>
+        </w:rPr>
+      </w:pPr>
+    </w:p>
+    <w:p>
+      <w:pPr>
+        <w:rPr>
+          <w:rFonts w:asciiTheme="minorHAnsi" w:hAnsiTheme="minorHAnsi"/>
+          <w:b/>
+          <w:bCs/>
+          <w:sz w:val="28"/>
+          <w:szCs w:val="28"/>
+        </w:rPr>
+      </w:pPr>
+    </w:p>
+    <w:p>
+      <w:pPr>
+        <w:rPr>
+          <w:rFonts w:asciiTheme="minorHAnsi" w:hAnsiTheme="minorHAnsi"/>
+          <w:b/>
+          <w:bCs/>
+          <w:sz w:val="28"/>
+          <w:szCs w:val="28"/>
+        </w:rPr>
+      </w:pPr>
+    </w:p>
+    <w:p>
+      <w:pPr>
+        <w:rPr>
+          <w:rFonts w:asciiTheme="minorHAnsi" w:hAnsiTheme="minorHAnsi"/>
+          <w:b/>
+          <w:bCs/>
+          <w:sz w:val="28"/>
+          <w:szCs w:val="28"/>
+        </w:rPr>
+      </w:pPr>
+    </w:p>
+    <w:p>
+      <w:pPr>
+        <w:rPr>
+          <w:rFonts w:asciiTheme="minorHAnsi" w:hAnsiTheme="minorHAnsi"/>
+          <w:b/>
+          <w:bCs/>
+          <w:sz w:val="28"/>
+          <w:szCs w:val="28"/>
+        </w:rPr>
+      </w:pPr>
+    </w:p>
+    <w:p>
+      <w:pPr>
+        <w:rPr>
+          <w:rFonts w:asciiTheme="minorHAnsi" w:hAnsiTheme="minorHAnsi"/>
+          <w:b/>
+          <w:bCs/>
+          <w:sz w:val="28"/>
+          <w:szCs w:val="28"/>
+        </w:rPr>
+      </w:pPr>
+    </w:p>
+    <w:p>
+      <w:pPr>
+        <w:rPr>
+          <w:rFonts w:asciiTheme="minorHAnsi" w:hAnsiTheme="minorHAnsi"/>
+          <w:b/>
+          <w:bCs/>
+          <w:sz w:val="28"/>
+          <w:szCs w:val="28"/>
         </w:rPr>
       </w:pPr>
       <w:r>
@@ -13333,18 +13506,18 @@
         </w:rPr>
         <w:lastRenderedPageBreak/>
         <w:drawing>
-          <wp:anchor distT="0" distB="0" distL="114300" distR="114300" simplePos="0" relativeHeight="251660288" behindDoc="0" locked="0" layoutInCell="1" allowOverlap="1" wp14:anchorId="3C2DB71B" wp14:editId="59F543F3">
+          <wp:anchor distT="0" distB="0" distL="114300" distR="114300" simplePos="0" relativeHeight="251681792" behindDoc="0" locked="0" layoutInCell="1" allowOverlap="1" wp14:anchorId="7BB7111A" wp14:editId="2882DACB">
             <wp:simplePos x="0" y="0"/>
             <wp:positionH relativeFrom="margin">
               <wp:align>center</wp:align>
             </wp:positionH>
             <wp:positionV relativeFrom="paragraph">
-              <wp:posOffset>274320</wp:posOffset>
+              <wp:posOffset>274089</wp:posOffset>
             </wp:positionV>
-            <wp:extent cx="4172585" cy="4297680"/>
-            <wp:effectExtent l="0" t="0" r="0" b="7620"/>
+            <wp:extent cx="4613564" cy="3127743"/>
+            <wp:effectExtent l="0" t="0" r="0" b="0"/>
             <wp:wrapTopAndBottom/>
-            <wp:docPr id="1743054417" name="Immagine 3"/>
+            <wp:docPr id="1358923558" name="Immagine 1"/>
             <wp:cNvGraphicFramePr>
               <a:graphicFrameLocks xmlns:a="http://schemas.openxmlformats.org/drawingml/2006/main" noChangeAspect="1"/>
             </wp:cNvGraphicFramePr>
@@ -13352,7 +13525,7 @@
               <a:graphicData uri="http://schemas.openxmlformats.org/drawingml/2006/picture">
                 <pic:pic xmlns:pic="http://schemas.openxmlformats.org/drawingml/2006/picture">
                   <pic:nvPicPr>
-                    <pic:cNvPr id="0" name="Picture 3"/>
+                    <pic:cNvPr id="0" name="Picture 1"/>
                     <pic:cNvPicPr>
                       <a:picLocks noChangeAspect="1" noChangeArrowheads="1"/>
                     </pic:cNvPicPr>
@@ -13373,7 +13546,423 @@
                   <pic:spPr bwMode="auto">
                     <a:xfrm>
                       <a:off x="0" y="0"/>
-                      <a:ext cx="4172585" cy="4297680"/>
+                      <a:ext cx="4613564" cy="3127743"/>
+                    </a:xfrm>
+                    <a:prstGeom prst="rect">
+                      <a:avLst/>
+                    </a:prstGeom>
+                    <a:noFill/>
+                    <a:ln>
+                      <a:noFill/>
+                    </a:ln>
+                  </pic:spPr>
+                </pic:pic>
+              </a:graphicData>
+            </a:graphic>
+          </wp:anchor>
+        </w:drawing>
+      </w:r>
+      <w:r>
+        <w:rPr>
+          <w:rFonts w:asciiTheme="minorHAnsi" w:hAnsiTheme="minorHAnsi"/>
+          <w:b/>
+          <w:bCs/>
+          <w:sz w:val="28"/>
+          <w:szCs w:val="28"/>
+        </w:rPr>
+        <w:t>UC3 – Logout</w:t>
+      </w:r>
+    </w:p>
+    <w:p>
+      <w:pPr>
+        <w:rPr>
+          <w:rFonts w:asciiTheme="minorHAnsi" w:hAnsiTheme="minorHAnsi"/>
+        </w:rPr>
+      </w:pPr>
+      <w:r>
+        <w:rPr>
+          <w:rFonts w:asciiTheme="minorHAnsi" w:hAnsiTheme="minorHAnsi"/>
+          <w:b/>
+          <w:bCs/>
+        </w:rPr>
+        <w:t>Attori:</w:t>
+      </w:r>
+      <w:r>
+        <w:rPr>
+          <w:rFonts w:asciiTheme="minorHAnsi" w:hAnsiTheme="minorHAnsi"/>
+        </w:rPr>
+        <w:t xml:space="preserve"> Utente.</w:t>
+      </w:r>
+    </w:p>
+    <w:p>
+      <w:pPr>
+        <w:rPr>
+          <w:rFonts w:asciiTheme="minorHAnsi" w:hAnsiTheme="minorHAnsi"/>
+          <w:b/>
+          <w:bCs/>
+        </w:rPr>
+      </w:pPr>
+    </w:p>
+    <w:p>
+      <w:pPr>
+        <w:rPr>
+          <w:rFonts w:asciiTheme="minorHAnsi" w:hAnsiTheme="minorHAnsi"/>
+        </w:rPr>
+      </w:pPr>
+      <w:r>
+        <w:rPr>
+          <w:rFonts w:asciiTheme="minorHAnsi" w:hAnsiTheme="minorHAnsi"/>
+          <w:b/>
+          <w:bCs/>
+        </w:rPr>
+        <w:t xml:space="preserve">Entry </w:t>
+      </w:r>
+      <w:proofErr w:type="spellStart"/>
+      <w:r>
+        <w:rPr>
+          <w:rFonts w:asciiTheme="minorHAnsi" w:hAnsiTheme="minorHAnsi"/>
+          <w:b/>
+          <w:bCs/>
+        </w:rPr>
+        <w:t>condition</w:t>
+      </w:r>
+      <w:proofErr w:type="spellEnd"/>
+      <w:r>
+        <w:rPr>
+          <w:rFonts w:asciiTheme="minorHAnsi" w:hAnsiTheme="minorHAnsi"/>
+          <w:b/>
+          <w:bCs/>
+        </w:rPr>
+        <w:t>:</w:t>
+      </w:r>
+      <w:r>
+        <w:rPr>
+          <w:rFonts w:asciiTheme="minorHAnsi" w:hAnsiTheme="minorHAnsi"/>
+        </w:rPr>
+        <w:t xml:space="preserve"> L’utente è autenticato.</w:t>
+      </w:r>
+    </w:p>
+    <w:p>
+      <w:pPr>
+        <w:rPr>
+          <w:rFonts w:asciiTheme="minorHAnsi" w:hAnsiTheme="minorHAnsi"/>
+          <w:b/>
+          <w:bCs/>
+        </w:rPr>
+      </w:pPr>
+    </w:p>
+    <w:p>
+      <w:pPr>
+        <w:rPr>
+          <w:rFonts w:asciiTheme="minorHAnsi" w:hAnsiTheme="minorHAnsi"/>
+          <w:b/>
+          <w:bCs/>
+        </w:rPr>
+      </w:pPr>
+      <w:r>
+        <w:rPr>
+          <w:rFonts w:asciiTheme="minorHAnsi" w:hAnsiTheme="minorHAnsi"/>
+          <w:b/>
+          <w:bCs/>
+        </w:rPr>
+        <w:t>Flusso di eventi:</w:t>
+      </w:r>
+    </w:p>
+    <w:p>
+      <w:pPr>
+        <w:pStyle w:val="Paragrafoelenco"/>
+        <w:widowControl/>
+        <w:numPr>
+          <w:ilvl w:val="0"/>
+          <w:numId w:val="17"/>
+        </w:numPr>
+        <w:suppressAutoHyphens w:val="0"/>
+        <w:spacing w:after="160" w:line="278" w:lineRule="auto"/>
+        <w:rPr>
+          <w:rFonts w:asciiTheme="minorHAnsi" w:hAnsiTheme="minorHAnsi"/>
+        </w:rPr>
+      </w:pPr>
+      <w:r>
+        <w:rPr>
+          <w:rFonts w:asciiTheme="minorHAnsi" w:hAnsiTheme="minorHAnsi"/>
+        </w:rPr>
+        <w:t>L’utente preme sul pulsante “Logout”.</w:t>
+      </w:r>
+    </w:p>
+    <w:p>
+      <w:pPr>
+        <w:pStyle w:val="Paragrafoelenco"/>
+        <w:widowControl/>
+        <w:numPr>
+          <w:ilvl w:val="0"/>
+          <w:numId w:val="17"/>
+        </w:numPr>
+        <w:suppressAutoHyphens w:val="0"/>
+        <w:spacing w:after="160" w:line="278" w:lineRule="auto"/>
+        <w:rPr>
+          <w:rFonts w:asciiTheme="minorHAnsi" w:hAnsiTheme="minorHAnsi"/>
+        </w:rPr>
+      </w:pPr>
+      <w:r>
+        <w:rPr>
+          <w:rFonts w:asciiTheme="minorHAnsi" w:hAnsiTheme="minorHAnsi"/>
+        </w:rPr>
+        <w:t>Il sistema invalida la sessione utente.</w:t>
+      </w:r>
+    </w:p>
+    <w:p>
+      <w:pPr>
+        <w:pStyle w:val="Paragrafoelenco"/>
+        <w:widowControl/>
+        <w:numPr>
+          <w:ilvl w:val="0"/>
+          <w:numId w:val="17"/>
+        </w:numPr>
+        <w:suppressAutoHyphens w:val="0"/>
+        <w:spacing w:after="160" w:line="278" w:lineRule="auto"/>
+        <w:rPr>
+          <w:rFonts w:asciiTheme="minorHAnsi" w:hAnsiTheme="minorHAnsi"/>
+        </w:rPr>
+      </w:pPr>
+      <w:r>
+        <w:rPr>
+          <w:rFonts w:asciiTheme="minorHAnsi" w:hAnsiTheme="minorHAnsi"/>
+        </w:rPr>
+        <w:t>Il sistema reindirizza l’utente alla home page.</w:t>
+      </w:r>
+    </w:p>
+    <w:p>
+      <w:pPr>
+        <w:rPr>
+          <w:rFonts w:asciiTheme="minorHAnsi" w:hAnsiTheme="minorHAnsi"/>
+        </w:rPr>
+      </w:pPr>
+      <w:r>
+        <w:rPr>
+          <w:rFonts w:asciiTheme="minorHAnsi" w:hAnsiTheme="minorHAnsi"/>
+          <w:b/>
+          <w:bCs/>
+        </w:rPr>
+        <w:t xml:space="preserve">Exit </w:t>
+      </w:r>
+      <w:proofErr w:type="spellStart"/>
+      <w:r>
+        <w:rPr>
+          <w:rFonts w:asciiTheme="minorHAnsi" w:hAnsiTheme="minorHAnsi"/>
+          <w:b/>
+          <w:bCs/>
+        </w:rPr>
+        <w:t>condition</w:t>
+      </w:r>
+      <w:proofErr w:type="spellEnd"/>
+      <w:r>
+        <w:rPr>
+          <w:rFonts w:asciiTheme="minorHAnsi" w:hAnsiTheme="minorHAnsi"/>
+          <w:b/>
+          <w:bCs/>
+        </w:rPr>
+        <w:t>:</w:t>
+      </w:r>
+      <w:r>
+        <w:rPr>
+          <w:rFonts w:asciiTheme="minorHAnsi" w:hAnsiTheme="minorHAnsi"/>
+        </w:rPr>
+        <w:t xml:space="preserve"> L’utente non è più autenticato e si trova nella home page.</w:t>
+      </w:r>
+    </w:p>
+    <w:p/>
+    <w:p>
+      <w:pPr>
+        <w:rPr>
+          <w:rFonts w:asciiTheme="minorHAnsi" w:hAnsiTheme="minorHAnsi"/>
+          <w:b/>
+          <w:bCs/>
+          <w:sz w:val="28"/>
+          <w:szCs w:val="28"/>
+        </w:rPr>
+      </w:pPr>
+    </w:p>
+    <w:p>
+      <w:pPr>
+        <w:rPr>
+          <w:rFonts w:asciiTheme="minorHAnsi" w:hAnsiTheme="minorHAnsi"/>
+          <w:b/>
+          <w:bCs/>
+          <w:sz w:val="28"/>
+          <w:szCs w:val="28"/>
+        </w:rPr>
+      </w:pPr>
+    </w:p>
+    <w:p>
+      <w:pPr>
+        <w:rPr>
+          <w:rFonts w:asciiTheme="minorHAnsi" w:hAnsiTheme="minorHAnsi"/>
+          <w:b/>
+          <w:bCs/>
+          <w:sz w:val="28"/>
+          <w:szCs w:val="28"/>
+        </w:rPr>
+      </w:pPr>
+    </w:p>
+    <w:p>
+      <w:pPr>
+        <w:rPr>
+          <w:rFonts w:asciiTheme="minorHAnsi" w:hAnsiTheme="minorHAnsi"/>
+          <w:b/>
+          <w:bCs/>
+          <w:sz w:val="28"/>
+          <w:szCs w:val="28"/>
+        </w:rPr>
+      </w:pPr>
+    </w:p>
+    <w:p>
+      <w:pPr>
+        <w:rPr>
+          <w:rFonts w:asciiTheme="minorHAnsi" w:hAnsiTheme="minorHAnsi"/>
+          <w:b/>
+          <w:bCs/>
+          <w:sz w:val="28"/>
+          <w:szCs w:val="28"/>
+        </w:rPr>
+      </w:pPr>
+    </w:p>
+    <w:p>
+      <w:pPr>
+        <w:rPr>
+          <w:rFonts w:asciiTheme="minorHAnsi" w:hAnsiTheme="minorHAnsi"/>
+          <w:b/>
+          <w:bCs/>
+          <w:sz w:val="28"/>
+          <w:szCs w:val="28"/>
+        </w:rPr>
+      </w:pPr>
+    </w:p>
+    <w:p>
+      <w:pPr>
+        <w:rPr>
+          <w:rFonts w:asciiTheme="minorHAnsi" w:hAnsiTheme="minorHAnsi"/>
+          <w:b/>
+          <w:bCs/>
+          <w:sz w:val="28"/>
+          <w:szCs w:val="28"/>
+        </w:rPr>
+      </w:pPr>
+    </w:p>
+    <w:p>
+      <w:pPr>
+        <w:rPr>
+          <w:rFonts w:asciiTheme="minorHAnsi" w:hAnsiTheme="minorHAnsi"/>
+          <w:b/>
+          <w:bCs/>
+          <w:sz w:val="28"/>
+          <w:szCs w:val="28"/>
+        </w:rPr>
+      </w:pPr>
+    </w:p>
+    <w:p>
+      <w:pPr>
+        <w:rPr>
+          <w:rFonts w:asciiTheme="minorHAnsi" w:hAnsiTheme="minorHAnsi"/>
+          <w:b/>
+          <w:bCs/>
+          <w:sz w:val="28"/>
+          <w:szCs w:val="28"/>
+        </w:rPr>
+      </w:pPr>
+    </w:p>
+    <w:p>
+      <w:pPr>
+        <w:rPr>
+          <w:rFonts w:asciiTheme="minorHAnsi" w:hAnsiTheme="minorHAnsi"/>
+          <w:b/>
+          <w:bCs/>
+          <w:sz w:val="28"/>
+          <w:szCs w:val="28"/>
+        </w:rPr>
+      </w:pPr>
+    </w:p>
+    <w:p>
+      <w:pPr>
+        <w:rPr>
+          <w:rFonts w:asciiTheme="minorHAnsi" w:hAnsiTheme="minorHAnsi"/>
+          <w:b/>
+          <w:bCs/>
+          <w:sz w:val="28"/>
+          <w:szCs w:val="28"/>
+        </w:rPr>
+      </w:pPr>
+    </w:p>
+    <w:p>
+      <w:pPr>
+        <w:rPr>
+          <w:rFonts w:asciiTheme="minorHAnsi" w:hAnsiTheme="minorHAnsi"/>
+          <w:b/>
+          <w:bCs/>
+          <w:sz w:val="28"/>
+          <w:szCs w:val="28"/>
+        </w:rPr>
+      </w:pPr>
+    </w:p>
+    <w:p>
+      <w:pPr>
+        <w:rPr>
+          <w:rFonts w:asciiTheme="minorHAnsi" w:hAnsiTheme="minorHAnsi"/>
+          <w:b/>
+          <w:bCs/>
+          <w:sz w:val="28"/>
+          <w:szCs w:val="28"/>
+        </w:rPr>
+      </w:pPr>
+      <w:r>
+        <w:rPr>
+          <w:rFonts w:asciiTheme="minorHAnsi" w:hAnsiTheme="minorHAnsi"/>
+          <w:b/>
+          <w:bCs/>
+          <w:noProof/>
+        </w:rPr>
+        <w:lastRenderedPageBreak/>
+        <w:drawing>
+          <wp:anchor distT="0" distB="0" distL="114300" distR="114300" simplePos="0" relativeHeight="251682816" behindDoc="0" locked="0" layoutInCell="1" allowOverlap="1" wp14:anchorId="19693D97" wp14:editId="2F1FFB18">
+            <wp:simplePos x="0" y="0"/>
+            <wp:positionH relativeFrom="margin">
+              <wp:align>center</wp:align>
+            </wp:positionH>
+            <wp:positionV relativeFrom="paragraph">
+              <wp:posOffset>231371</wp:posOffset>
+            </wp:positionV>
+            <wp:extent cx="4634230" cy="3618865"/>
+            <wp:effectExtent l="0" t="0" r="0" b="635"/>
+            <wp:wrapTopAndBottom/>
+            <wp:docPr id="1801565934" name="Immagine 2"/>
+            <wp:cNvGraphicFramePr>
+              <a:graphicFrameLocks xmlns:a="http://schemas.openxmlformats.org/drawingml/2006/main" noChangeAspect="1"/>
+            </wp:cNvGraphicFramePr>
+            <a:graphic xmlns:a="http://schemas.openxmlformats.org/drawingml/2006/main">
+              <a:graphicData uri="http://schemas.openxmlformats.org/drawingml/2006/picture">
+                <pic:pic xmlns:pic="http://schemas.openxmlformats.org/drawingml/2006/picture">
+                  <pic:nvPicPr>
+                    <pic:cNvPr id="0" name="Picture 2"/>
+                    <pic:cNvPicPr>
+                      <a:picLocks noChangeAspect="1" noChangeArrowheads="1"/>
+                    </pic:cNvPicPr>
+                  </pic:nvPicPr>
+                  <pic:blipFill>
+                    <a:blip r:embed="rId16">
+                      <a:extLst>
+                        <a:ext uri="{28A0092B-C50C-407E-A947-70E740481C1C}">
+                          <a14:useLocalDpi xmlns:a14="http://schemas.microsoft.com/office/drawing/2010/main" val="0"/>
+                        </a:ext>
+                      </a:extLst>
+                    </a:blip>
+                    <a:srcRect/>
+                    <a:stretch>
+                      <a:fillRect/>
+                    </a:stretch>
+                  </pic:blipFill>
+                  <pic:spPr bwMode="auto">
+                    <a:xfrm>
+                      <a:off x="0" y="0"/>
+                      <a:ext cx="4634230" cy="3618865"/>
                     </a:xfrm>
                     <a:prstGeom prst="rect">
                       <a:avLst/>
@@ -13403,405 +13992,6 @@
           <w:sz w:val="28"/>
           <w:szCs w:val="28"/>
         </w:rPr>
-        <w:t>UC3 – Logout</w:t>
-      </w:r>
-    </w:p>
-    <w:p>
-      <w:pPr>
-        <w:rPr>
-          <w:rFonts w:asciiTheme="minorHAnsi" w:hAnsiTheme="minorHAnsi"/>
-        </w:rPr>
-      </w:pPr>
-      <w:r>
-        <w:rPr>
-          <w:rFonts w:asciiTheme="minorHAnsi" w:hAnsiTheme="minorHAnsi"/>
-          <w:b/>
-          <w:bCs/>
-        </w:rPr>
-        <w:t>Attori:</w:t>
-      </w:r>
-      <w:r>
-        <w:rPr>
-          <w:rFonts w:asciiTheme="minorHAnsi" w:hAnsiTheme="minorHAnsi"/>
-        </w:rPr>
-        <w:t xml:space="preserve"> Utente.</w:t>
-      </w:r>
-    </w:p>
-    <w:p>
-      <w:pPr>
-        <w:rPr>
-          <w:rFonts w:asciiTheme="minorHAnsi" w:hAnsiTheme="minorHAnsi"/>
-          <w:b/>
-          <w:bCs/>
-        </w:rPr>
-      </w:pPr>
-    </w:p>
-    <w:p>
-      <w:pPr>
-        <w:rPr>
-          <w:rFonts w:asciiTheme="minorHAnsi" w:hAnsiTheme="minorHAnsi"/>
-        </w:rPr>
-      </w:pPr>
-      <w:r>
-        <w:rPr>
-          <w:rFonts w:asciiTheme="minorHAnsi" w:hAnsiTheme="minorHAnsi"/>
-          <w:b/>
-          <w:bCs/>
-        </w:rPr>
-        <w:t xml:space="preserve">Entry </w:t>
-      </w:r>
-      <w:proofErr w:type="spellStart"/>
-      <w:r>
-        <w:rPr>
-          <w:rFonts w:asciiTheme="minorHAnsi" w:hAnsiTheme="minorHAnsi"/>
-          <w:b/>
-          <w:bCs/>
-        </w:rPr>
-        <w:t>condition</w:t>
-      </w:r>
-      <w:proofErr w:type="spellEnd"/>
-      <w:r>
-        <w:rPr>
-          <w:rFonts w:asciiTheme="minorHAnsi" w:hAnsiTheme="minorHAnsi"/>
-          <w:b/>
-          <w:bCs/>
-        </w:rPr>
-        <w:t>:</w:t>
-      </w:r>
-      <w:r>
-        <w:rPr>
-          <w:rFonts w:asciiTheme="minorHAnsi" w:hAnsiTheme="minorHAnsi"/>
-        </w:rPr>
-        <w:t xml:space="preserve"> L’utente è autenticato.</w:t>
-      </w:r>
-    </w:p>
-    <w:p>
-      <w:pPr>
-        <w:rPr>
-          <w:rFonts w:asciiTheme="minorHAnsi" w:hAnsiTheme="minorHAnsi"/>
-          <w:b/>
-          <w:bCs/>
-        </w:rPr>
-      </w:pPr>
-    </w:p>
-    <w:p>
-      <w:pPr>
-        <w:rPr>
-          <w:rFonts w:asciiTheme="minorHAnsi" w:hAnsiTheme="minorHAnsi"/>
-          <w:b/>
-          <w:bCs/>
-        </w:rPr>
-      </w:pPr>
-      <w:r>
-        <w:rPr>
-          <w:rFonts w:asciiTheme="minorHAnsi" w:hAnsiTheme="minorHAnsi"/>
-          <w:b/>
-          <w:bCs/>
-        </w:rPr>
-        <w:t>Flusso di eventi:</w:t>
-      </w:r>
-    </w:p>
-    <w:p>
-      <w:pPr>
-        <w:pStyle w:val="Paragrafoelenco"/>
-        <w:widowControl/>
-        <w:numPr>
-          <w:ilvl w:val="0"/>
-          <w:numId w:val="17"/>
-        </w:numPr>
-        <w:suppressAutoHyphens w:val="0"/>
-        <w:spacing w:after="160" w:line="278" w:lineRule="auto"/>
-        <w:rPr>
-          <w:rFonts w:asciiTheme="minorHAnsi" w:hAnsiTheme="minorHAnsi"/>
-        </w:rPr>
-      </w:pPr>
-      <w:r>
-        <w:rPr>
-          <w:rFonts w:asciiTheme="minorHAnsi" w:hAnsiTheme="minorHAnsi"/>
-        </w:rPr>
-        <w:t>L’utente preme sul pulsante “Logout”.</w:t>
-      </w:r>
-    </w:p>
-    <w:p>
-      <w:pPr>
-        <w:pStyle w:val="Paragrafoelenco"/>
-        <w:widowControl/>
-        <w:numPr>
-          <w:ilvl w:val="0"/>
-          <w:numId w:val="17"/>
-        </w:numPr>
-        <w:suppressAutoHyphens w:val="0"/>
-        <w:spacing w:after="160" w:line="278" w:lineRule="auto"/>
-        <w:rPr>
-          <w:rFonts w:asciiTheme="minorHAnsi" w:hAnsiTheme="minorHAnsi"/>
-        </w:rPr>
-      </w:pPr>
-      <w:r>
-        <w:rPr>
-          <w:rFonts w:asciiTheme="minorHAnsi" w:hAnsiTheme="minorHAnsi"/>
-        </w:rPr>
-        <w:t>Il sistema invalida la sessione utente.</w:t>
-      </w:r>
-    </w:p>
-    <w:p>
-      <w:pPr>
-        <w:pStyle w:val="Paragrafoelenco"/>
-        <w:widowControl/>
-        <w:numPr>
-          <w:ilvl w:val="0"/>
-          <w:numId w:val="17"/>
-        </w:numPr>
-        <w:suppressAutoHyphens w:val="0"/>
-        <w:spacing w:after="160" w:line="278" w:lineRule="auto"/>
-        <w:rPr>
-          <w:rFonts w:asciiTheme="minorHAnsi" w:hAnsiTheme="minorHAnsi"/>
-        </w:rPr>
-      </w:pPr>
-      <w:r>
-        <w:rPr>
-          <w:rFonts w:asciiTheme="minorHAnsi" w:hAnsiTheme="minorHAnsi"/>
-        </w:rPr>
-        <w:t>Il sistema reindirizza l’utente alla home page.</w:t>
-      </w:r>
-    </w:p>
-    <w:p>
-      <w:pPr>
-        <w:rPr>
-          <w:rFonts w:asciiTheme="minorHAnsi" w:hAnsiTheme="minorHAnsi"/>
-        </w:rPr>
-      </w:pPr>
-      <w:r>
-        <w:rPr>
-          <w:rFonts w:asciiTheme="minorHAnsi" w:hAnsiTheme="minorHAnsi"/>
-          <w:b/>
-          <w:bCs/>
-        </w:rPr>
-        <w:t xml:space="preserve">Exit </w:t>
-      </w:r>
-      <w:proofErr w:type="spellStart"/>
-      <w:r>
-        <w:rPr>
-          <w:rFonts w:asciiTheme="minorHAnsi" w:hAnsiTheme="minorHAnsi"/>
-          <w:b/>
-          <w:bCs/>
-        </w:rPr>
-        <w:t>condition</w:t>
-      </w:r>
-      <w:proofErr w:type="spellEnd"/>
-      <w:r>
-        <w:rPr>
-          <w:rFonts w:asciiTheme="minorHAnsi" w:hAnsiTheme="minorHAnsi"/>
-          <w:b/>
-          <w:bCs/>
-        </w:rPr>
-        <w:t>:</w:t>
-      </w:r>
-      <w:r>
-        <w:rPr>
-          <w:rFonts w:asciiTheme="minorHAnsi" w:hAnsiTheme="minorHAnsi"/>
-        </w:rPr>
-        <w:t xml:space="preserve"> L’utente non è più autenticato e si trova nella home page.</w:t>
-      </w:r>
-    </w:p>
-    <w:p/>
-    <w:p>
-      <w:pPr>
-        <w:rPr>
-          <w:rFonts w:asciiTheme="minorHAnsi" w:hAnsiTheme="minorHAnsi"/>
-          <w:b/>
-          <w:bCs/>
-          <w:sz w:val="28"/>
-          <w:szCs w:val="28"/>
-        </w:rPr>
-      </w:pPr>
-    </w:p>
-    <w:p>
-      <w:pPr>
-        <w:rPr>
-          <w:rFonts w:asciiTheme="minorHAnsi" w:hAnsiTheme="minorHAnsi"/>
-          <w:b/>
-          <w:bCs/>
-          <w:sz w:val="28"/>
-          <w:szCs w:val="28"/>
-        </w:rPr>
-      </w:pPr>
-    </w:p>
-    <w:p>
-      <w:pPr>
-        <w:rPr>
-          <w:rFonts w:asciiTheme="minorHAnsi" w:hAnsiTheme="minorHAnsi"/>
-          <w:b/>
-          <w:bCs/>
-          <w:sz w:val="28"/>
-          <w:szCs w:val="28"/>
-        </w:rPr>
-      </w:pPr>
-    </w:p>
-    <w:p>
-      <w:pPr>
-        <w:rPr>
-          <w:rFonts w:asciiTheme="minorHAnsi" w:hAnsiTheme="minorHAnsi"/>
-          <w:b/>
-          <w:bCs/>
-          <w:sz w:val="28"/>
-          <w:szCs w:val="28"/>
-        </w:rPr>
-      </w:pPr>
-    </w:p>
-    <w:p>
-      <w:pPr>
-        <w:rPr>
-          <w:rFonts w:asciiTheme="minorHAnsi" w:hAnsiTheme="minorHAnsi"/>
-          <w:b/>
-          <w:bCs/>
-          <w:sz w:val="28"/>
-          <w:szCs w:val="28"/>
-        </w:rPr>
-      </w:pPr>
-    </w:p>
-    <w:p>
-      <w:pPr>
-        <w:rPr>
-          <w:rFonts w:asciiTheme="minorHAnsi" w:hAnsiTheme="minorHAnsi"/>
-          <w:b/>
-          <w:bCs/>
-          <w:sz w:val="28"/>
-          <w:szCs w:val="28"/>
-        </w:rPr>
-      </w:pPr>
-    </w:p>
-    <w:p>
-      <w:pPr>
-        <w:rPr>
-          <w:rFonts w:asciiTheme="minorHAnsi" w:hAnsiTheme="minorHAnsi"/>
-          <w:b/>
-          <w:bCs/>
-          <w:sz w:val="28"/>
-          <w:szCs w:val="28"/>
-        </w:rPr>
-      </w:pPr>
-    </w:p>
-    <w:p>
-      <w:pPr>
-        <w:rPr>
-          <w:rFonts w:asciiTheme="minorHAnsi" w:hAnsiTheme="minorHAnsi"/>
-          <w:b/>
-          <w:bCs/>
-          <w:sz w:val="28"/>
-          <w:szCs w:val="28"/>
-        </w:rPr>
-      </w:pPr>
-    </w:p>
-    <w:p>
-      <w:pPr>
-        <w:rPr>
-          <w:rFonts w:asciiTheme="minorHAnsi" w:hAnsiTheme="minorHAnsi"/>
-          <w:b/>
-          <w:bCs/>
-          <w:sz w:val="28"/>
-          <w:szCs w:val="28"/>
-        </w:rPr>
-      </w:pPr>
-    </w:p>
-    <w:p>
-      <w:pPr>
-        <w:rPr>
-          <w:rFonts w:asciiTheme="minorHAnsi" w:hAnsiTheme="minorHAnsi"/>
-          <w:b/>
-          <w:bCs/>
-          <w:sz w:val="28"/>
-          <w:szCs w:val="28"/>
-        </w:rPr>
-      </w:pPr>
-    </w:p>
-    <w:p>
-      <w:pPr>
-        <w:rPr>
-          <w:rFonts w:asciiTheme="minorHAnsi" w:hAnsiTheme="minorHAnsi"/>
-          <w:b/>
-          <w:bCs/>
-          <w:sz w:val="28"/>
-          <w:szCs w:val="28"/>
-        </w:rPr>
-      </w:pPr>
-      <w:r>
-        <w:rPr>
-          <w:rFonts w:asciiTheme="minorHAnsi" w:hAnsiTheme="minorHAnsi"/>
-          <w:b/>
-          <w:bCs/>
-          <w:noProof/>
-        </w:rPr>
-        <w:drawing>
-          <wp:anchor distT="0" distB="0" distL="114300" distR="114300" simplePos="0" relativeHeight="251663360" behindDoc="0" locked="0" layoutInCell="1" allowOverlap="1" wp14:anchorId="03F6E958" wp14:editId="6E02D342">
-            <wp:simplePos x="0" y="0"/>
-            <wp:positionH relativeFrom="margin">
-              <wp:align>center</wp:align>
-            </wp:positionH>
-            <wp:positionV relativeFrom="paragraph">
-              <wp:posOffset>244475</wp:posOffset>
-            </wp:positionV>
-            <wp:extent cx="4824730" cy="3034030"/>
-            <wp:effectExtent l="0" t="0" r="0" b="0"/>
-            <wp:wrapTopAndBottom/>
-            <wp:docPr id="471821478" name="Immagine 4"/>
-            <wp:cNvGraphicFramePr>
-              <a:graphicFrameLocks xmlns:a="http://schemas.openxmlformats.org/drawingml/2006/main" noChangeAspect="1"/>
-            </wp:cNvGraphicFramePr>
-            <a:graphic xmlns:a="http://schemas.openxmlformats.org/drawingml/2006/main">
-              <a:graphicData uri="http://schemas.openxmlformats.org/drawingml/2006/picture">
-                <pic:pic xmlns:pic="http://schemas.openxmlformats.org/drawingml/2006/picture">
-                  <pic:nvPicPr>
-                    <pic:cNvPr id="0" name="Picture 4"/>
-                    <pic:cNvPicPr>
-                      <a:picLocks noChangeAspect="1" noChangeArrowheads="1"/>
-                    </pic:cNvPicPr>
-                  </pic:nvPicPr>
-                  <pic:blipFill>
-                    <a:blip r:embed="rId16">
-                      <a:extLst>
-                        <a:ext uri="{28A0092B-C50C-407E-A947-70E740481C1C}">
-                          <a14:useLocalDpi xmlns:a14="http://schemas.microsoft.com/office/drawing/2010/main" val="0"/>
-                        </a:ext>
-                      </a:extLst>
-                    </a:blip>
-                    <a:srcRect/>
-                    <a:stretch>
-                      <a:fillRect/>
-                    </a:stretch>
-                  </pic:blipFill>
-                  <pic:spPr bwMode="auto">
-                    <a:xfrm>
-                      <a:off x="0" y="0"/>
-                      <a:ext cx="4824730" cy="3034030"/>
-                    </a:xfrm>
-                    <a:prstGeom prst="rect">
-                      <a:avLst/>
-                    </a:prstGeom>
-                    <a:noFill/>
-                    <a:ln>
-                      <a:noFill/>
-                    </a:ln>
-                  </pic:spPr>
-                </pic:pic>
-              </a:graphicData>
-            </a:graphic>
-            <wp14:sizeRelH relativeFrom="margin">
-              <wp14:pctWidth>0</wp14:pctWidth>
-            </wp14:sizeRelH>
-            <wp14:sizeRelV relativeFrom="margin">
-              <wp14:pctHeight>0</wp14:pctHeight>
-            </wp14:sizeRelV>
-          </wp:anchor>
-        </w:drawing>
-      </w:r>
-      <w:r>
-        <w:rPr>
-          <w:rFonts w:asciiTheme="minorHAnsi" w:hAnsiTheme="minorHAnsi"/>
-          <w:b/>
-          <w:bCs/>
-          <w:sz w:val="28"/>
-          <w:szCs w:val="28"/>
-        </w:rPr>
         <w:t>UC4 – Ricerca di un’edizione tramite filtri nel catalogo</w:t>
       </w:r>
     </w:p>
@@ -13809,6 +13999,8 @@
       <w:pPr>
         <w:rPr>
           <w:rFonts w:asciiTheme="minorHAnsi" w:hAnsiTheme="minorHAnsi"/>
+          <w:b/>
+          <w:bCs/>
         </w:rPr>
       </w:pPr>
       <w:r>
@@ -15294,18 +15486,18 @@
         </w:rPr>
         <w:lastRenderedPageBreak/>
         <w:drawing>
-          <wp:anchor distT="0" distB="0" distL="114300" distR="114300" simplePos="0" relativeHeight="251661312" behindDoc="0" locked="0" layoutInCell="1" allowOverlap="1" wp14:anchorId="7DC9B53C" wp14:editId="42B481D5">
+          <wp:anchor distT="0" distB="0" distL="114300" distR="114300" simplePos="0" relativeHeight="251683840" behindDoc="0" locked="0" layoutInCell="1" allowOverlap="1" wp14:anchorId="2254ADEC" wp14:editId="391B0EB6">
             <wp:simplePos x="0" y="0"/>
             <wp:positionH relativeFrom="margin">
               <wp:align>center</wp:align>
             </wp:positionH>
             <wp:positionV relativeFrom="paragraph">
-              <wp:posOffset>331412</wp:posOffset>
+              <wp:posOffset>245629</wp:posOffset>
             </wp:positionV>
-            <wp:extent cx="4363720" cy="1398270"/>
+            <wp:extent cx="5638800" cy="1454785"/>
             <wp:effectExtent l="0" t="0" r="0" b="0"/>
             <wp:wrapTopAndBottom/>
-            <wp:docPr id="455970339" name="Immagine 6"/>
+            <wp:docPr id="2135250380" name="Immagine 3"/>
             <wp:cNvGraphicFramePr>
               <a:graphicFrameLocks xmlns:a="http://schemas.openxmlformats.org/drawingml/2006/main" noChangeAspect="1"/>
             </wp:cNvGraphicFramePr>
@@ -15313,7 +15505,7 @@
               <a:graphicData uri="http://schemas.openxmlformats.org/drawingml/2006/picture">
                 <pic:pic xmlns:pic="http://schemas.openxmlformats.org/drawingml/2006/picture">
                   <pic:nvPicPr>
-                    <pic:cNvPr id="0" name="Picture 6"/>
+                    <pic:cNvPr id="0" name="Picture 3"/>
                     <pic:cNvPicPr>
                       <a:picLocks noChangeAspect="1" noChangeArrowheads="1"/>
                     </pic:cNvPicPr>
@@ -15334,7 +15526,7 @@
                   <pic:spPr bwMode="auto">
                     <a:xfrm>
                       <a:off x="0" y="0"/>
-                      <a:ext cx="4363720" cy="1398270"/>
+                      <a:ext cx="5638800" cy="1454785"/>
                     </a:xfrm>
                     <a:prstGeom prst="rect">
                       <a:avLst/>
@@ -15347,12 +15539,6 @@
                 </pic:pic>
               </a:graphicData>
             </a:graphic>
-            <wp14:sizeRelH relativeFrom="margin">
-              <wp14:pctWidth>0</wp14:pctWidth>
-            </wp14:sizeRelH>
-            <wp14:sizeRelV relativeFrom="margin">
-              <wp14:pctHeight>0</wp14:pctHeight>
-            </wp14:sizeRelV>
           </wp:anchor>
         </w:drawing>
       </w:r>
@@ -17865,17 +18051,6 @@
           <w:szCs w:val="28"/>
         </w:rPr>
       </w:pPr>
-    </w:p>
-    <w:p>
-      <w:pPr>
-        <w:rPr>
-          <w:rFonts w:asciiTheme="minorHAnsi" w:hAnsiTheme="minorHAnsi"/>
-          <w:b/>
-          <w:bCs/>
-          <w:sz w:val="28"/>
-          <w:szCs w:val="28"/>
-        </w:rPr>
-      </w:pPr>
       <w:r>
         <w:rPr>
           <w:rFonts w:asciiTheme="minorHAnsi" w:hAnsiTheme="minorHAnsi"/>
@@ -24339,7 +24514,7 @@
                     </pic:cNvPicPr>
                   </pic:nvPicPr>
                   <pic:blipFill>
-                    <a:blip r:embed="rId18">
+                    <a:blip r:embed="rId30">
                       <a:extLst>
                         <a:ext uri="{28A0092B-C50C-407E-A947-70E740481C1C}">
                           <a14:useLocalDpi xmlns:a14="http://schemas.microsoft.com/office/drawing/2010/main" val="0"/>
@@ -24841,15 +25016,15 @@
           <w:noProof/>
         </w:rPr>
         <w:drawing>
-          <wp:anchor distT="0" distB="0" distL="114300" distR="114300" simplePos="0" relativeHeight="251676672" behindDoc="0" locked="0" layoutInCell="1" allowOverlap="1" wp14:anchorId="73830ACD" wp14:editId="71D2047E">
+          <wp:anchor distT="0" distB="0" distL="114300" distR="114300" simplePos="0" relativeHeight="251676672" behindDoc="0" locked="0" layoutInCell="1" allowOverlap="1" wp14:anchorId="73830ACD" wp14:editId="188BF163">
             <wp:simplePos x="0" y="0"/>
             <wp:positionH relativeFrom="page">
-              <wp:align>left</wp:align>
+              <wp:posOffset>0</wp:posOffset>
             </wp:positionH>
             <wp:positionV relativeFrom="paragraph">
-              <wp:posOffset>218960</wp:posOffset>
+              <wp:posOffset>245110</wp:posOffset>
             </wp:positionV>
-            <wp:extent cx="7647918" cy="5095702"/>
+            <wp:extent cx="7647305" cy="5037455"/>
             <wp:effectExtent l="0" t="0" r="0" b="0"/>
             <wp:wrapTopAndBottom/>
             <wp:docPr id="1323086350" name="Immagine 21"/>
@@ -24860,20 +25035,13 @@
               <a:graphicData uri="http://schemas.openxmlformats.org/drawingml/2006/picture">
                 <pic:pic xmlns:pic="http://schemas.openxmlformats.org/drawingml/2006/picture">
                   <pic:nvPicPr>
-                    <pic:cNvPr id="0" name="Picture 21"/>
+                    <pic:cNvPr id="1323086350" name="Immagine 21"/>
                     <pic:cNvPicPr>
                       <a:picLocks noChangeAspect="1" noChangeArrowheads="1"/>
                     </pic:cNvPicPr>
                   </pic:nvPicPr>
                   <pic:blipFill>
-                    <a:blip r:embed="rId30">
-                      <a:extLst>
-                        <a:ext uri="{28A0092B-C50C-407E-A947-70E740481C1C}">
-                          <a14:useLocalDpi xmlns:a14="http://schemas.microsoft.com/office/drawing/2010/main" val="0"/>
-                        </a:ext>
-                      </a:extLst>
-                    </a:blip>
-                    <a:srcRect/>
+                    <a:blip r:embed="rId31"/>
                     <a:stretch>
                       <a:fillRect/>
                     </a:stretch>
@@ -24881,7 +25049,7 @@
                   <pic:spPr bwMode="auto">
                     <a:xfrm>
                       <a:off x="0" y="0"/>
-                      <a:ext cx="7647918" cy="5095702"/>
+                      <a:ext cx="7647305" cy="5037455"/>
                     </a:xfrm>
                     <a:prstGeom prst="rect">
                       <a:avLst/>
@@ -25076,7 +25244,7 @@
                     </pic:cNvPicPr>
                   </pic:nvPicPr>
                   <pic:blipFill>
-                    <a:blip r:embed="rId31">
+                    <a:blip r:embed="rId32">
                       <a:extLst>
                         <a:ext uri="{28A0092B-C50C-407E-A947-70E740481C1C}">
                           <a14:useLocalDpi xmlns:a14="http://schemas.microsoft.com/office/drawing/2010/main" val="0"/>
@@ -25277,7 +25445,7 @@
                     </pic:cNvPicPr>
                   </pic:nvPicPr>
                   <pic:blipFill>
-                    <a:blip r:embed="rId32">
+                    <a:blip r:embed="rId33">
                       <a:extLst>
                         <a:ext uri="{28A0092B-C50C-407E-A947-70E740481C1C}">
                           <a14:useLocalDpi xmlns:a14="http://schemas.microsoft.com/office/drawing/2010/main" val="0"/>
@@ -25484,15 +25652,15 @@
         </w:rPr>
         <w:lastRenderedPageBreak/>
         <w:drawing>
-          <wp:anchor distT="0" distB="0" distL="114300" distR="114300" simplePos="0" relativeHeight="251679744" behindDoc="0" locked="0" layoutInCell="1" allowOverlap="1" wp14:anchorId="0B61E005" wp14:editId="4D338FB9">
+          <wp:anchor distT="0" distB="0" distL="114300" distR="114300" simplePos="0" relativeHeight="251679744" behindDoc="0" locked="0" layoutInCell="1" allowOverlap="1" wp14:anchorId="0B61E005" wp14:editId="4CEAD106">
             <wp:simplePos x="0" y="0"/>
             <wp:positionH relativeFrom="page">
-              <wp:align>left</wp:align>
+              <wp:posOffset>0</wp:posOffset>
             </wp:positionH>
             <wp:positionV relativeFrom="paragraph">
-              <wp:posOffset>231486</wp:posOffset>
+              <wp:posOffset>337820</wp:posOffset>
             </wp:positionV>
-            <wp:extent cx="7562215" cy="4294505"/>
+            <wp:extent cx="7562215" cy="4082415"/>
             <wp:effectExtent l="0" t="0" r="635" b="0"/>
             <wp:wrapTopAndBottom/>
             <wp:docPr id="157626701" name="Immagine 24"/>
@@ -25503,20 +25671,13 @@
               <a:graphicData uri="http://schemas.openxmlformats.org/drawingml/2006/picture">
                 <pic:pic xmlns:pic="http://schemas.openxmlformats.org/drawingml/2006/picture">
                   <pic:nvPicPr>
-                    <pic:cNvPr id="0" name="Picture 27"/>
+                    <pic:cNvPr id="157626701" name="Immagine 24"/>
                     <pic:cNvPicPr>
                       <a:picLocks noChangeAspect="1" noChangeArrowheads="1"/>
                     </pic:cNvPicPr>
                   </pic:nvPicPr>
                   <pic:blipFill>
-                    <a:blip r:embed="rId33">
-                      <a:extLst>
-                        <a:ext uri="{28A0092B-C50C-407E-A947-70E740481C1C}">
-                          <a14:useLocalDpi xmlns:a14="http://schemas.microsoft.com/office/drawing/2010/main" val="0"/>
-                        </a:ext>
-                      </a:extLst>
-                    </a:blip>
-                    <a:srcRect/>
+                    <a:blip r:embed="rId34"/>
                     <a:stretch>
                       <a:fillRect/>
                     </a:stretch>
@@ -25524,7 +25685,7 @@
                   <pic:spPr bwMode="auto">
                     <a:xfrm>
                       <a:off x="0" y="0"/>
-                      <a:ext cx="7562215" cy="4294505"/>
+                      <a:ext cx="7562215" cy="4082415"/>
                     </a:xfrm>
                     <a:prstGeom prst="rect">
                       <a:avLst/>
@@ -25792,7 +25953,7 @@
                     </pic:cNvPicPr>
                   </pic:nvPicPr>
                   <pic:blipFill>
-                    <a:blip r:embed="rId34">
+                    <a:blip r:embed="rId35">
                       <a:extLst>
                         <a:ext uri="{28A0092B-C50C-407E-A947-70E740481C1C}">
                           <a14:useLocalDpi xmlns:a14="http://schemas.microsoft.com/office/drawing/2010/main" val="0"/>

--- a/Documents/02_NovaBiblioteca_RAD.docx
+++ b/Documents/02_NovaBiblioteca_RAD.docx
@@ -1,6 +1,6 @@
 
 <file path=word/document.xml><?xml version="1.0" encoding="utf-8"?>
-<w:document xmlns:wpc="http://schemas.microsoft.com/office/word/2010/wordprocessingCanvas" xmlns:cx="http://schemas.microsoft.com/office/drawing/2014/chartex" xmlns:cx1="http://schemas.microsoft.com/office/drawing/2015/9/8/chartex" xmlns:cx2="http://schemas.microsoft.com/office/drawing/2015/10/21/chartex" xmlns:cx3="http://schemas.microsoft.com/office/drawing/2016/5/9/chartex" xmlns:cx4="http://schemas.microsoft.com/office/drawing/2016/5/10/chartex" xmlns:cx5="http://schemas.microsoft.com/office/drawing/2016/5/11/chartex" xmlns:cx6="http://schemas.microsoft.com/office/drawing/2016/5/12/chartex" xmlns:cx7="http://schemas.microsoft.com/office/drawing/2016/5/13/chartex" xmlns:cx8="http://schemas.microsoft.com/office/drawing/2016/5/14/chartex" xmlns:mc="http://schemas.openxmlformats.org/markup-compatibility/2006" xmlns:aink="http://schemas.microsoft.com/office/drawing/2016/ink" xmlns:am3d="http://schemas.microsoft.com/office/drawing/2017/model3d" xmlns:o="urn:schemas-microsoft-com:office:office" xmlns:oel="http://schemas.microsoft.com/office/2019/extlst" xmlns:r="http://schemas.openxmlformats.org/officeDocument/2006/relationships" xmlns:m="http://schemas.openxmlformats.org/officeDocument/2006/math" xmlns:v="urn:schemas-microsoft-com:vml" xmlns:wp14="http://schemas.microsoft.com/office/word/2010/wordprocessingDrawing" xmlns:wp="http://schemas.openxmlformats.org/drawingml/2006/wordprocessingDrawing" xmlns:w10="urn:schemas-microsoft-com:office:word" xmlns:w="http://schemas.openxmlformats.org/wordprocessingml/2006/main" xmlns:w14="http://schemas.microsoft.com/office/word/2010/wordml" xmlns:w15="http://schemas.microsoft.com/office/word/2012/wordml" xmlns:w16cex="http://schemas.microsoft.com/office/word/2018/wordml/cex" xmlns:w16cid="http://schemas.microsoft.com/office/word/2016/wordml/cid" xmlns:w16="http://schemas.microsoft.com/office/word/2018/wordml" xmlns:w16du="http://schemas.microsoft.com/office/word/2023/wordml/word16du" xmlns:w16sdtdh="http://schemas.microsoft.com/office/word/2020/wordml/sdtdatahash" xmlns:w16sdtfl="http://schemas.microsoft.com/office/word/2024/wordml/sdtformatlock" xmlns:w16se="http://schemas.microsoft.com/office/word/2015/wordml/symex" xmlns:wpg="http://schemas.microsoft.com/office/word/2010/wordprocessingGroup" xmlns:wpi="http://schemas.microsoft.com/office/word/2010/wordprocessingInk" xmlns:wne="http://schemas.microsoft.com/office/word/2006/wordml" xmlns:wps="http://schemas.microsoft.com/office/word/2010/wordprocessingShape" mc:Ignorable="w14 w15 w16se w16cid w16 w16cex w16sdtdh w16sdtfl w16du wp14">
+<w:document xmlns:wpc="http://schemas.microsoft.com/office/word/2010/wordprocessingCanvas" xmlns:cx="http://schemas.microsoft.com/office/drawing/2014/chartex" xmlns:cx1="http://schemas.microsoft.com/office/drawing/2015/9/8/chartex" xmlns:cx2="http://schemas.microsoft.com/office/drawing/2015/10/21/chartex" xmlns:cx3="http://schemas.microsoft.com/office/drawing/2016/5/9/chartex" xmlns:cx4="http://schemas.microsoft.com/office/drawing/2016/5/10/chartex" xmlns:cx5="http://schemas.microsoft.com/office/drawing/2016/5/11/chartex" xmlns:cx6="http://schemas.microsoft.com/office/drawing/2016/5/12/chartex" xmlns:cx7="http://schemas.microsoft.com/office/drawing/2016/5/13/chartex" xmlns:cx8="http://schemas.microsoft.com/office/drawing/2016/5/14/chartex" xmlns:mc="http://schemas.openxmlformats.org/markup-compatibility/2006" xmlns:aink="http://schemas.microsoft.com/office/drawing/2016/ink" xmlns:am3d="http://schemas.microsoft.com/office/drawing/2017/model3d" xmlns:o="urn:schemas-microsoft-com:office:office" xmlns:oel="http://schemas.microsoft.com/office/2019/extlst" xmlns:r="http://schemas.openxmlformats.org/officeDocument/2006/relationships" xmlns:m="http://schemas.openxmlformats.org/officeDocument/2006/math" xmlns:v="urn:schemas-microsoft-com:vml" xmlns:wp14="http://schemas.microsoft.com/office/word/2010/wordprocessingDrawing" xmlns:wp="http://schemas.openxmlformats.org/drawingml/2006/wordprocessingDrawing" xmlns:w10="urn:schemas-microsoft-com:office:word" xmlns:w="http://schemas.openxmlformats.org/wordprocessingml/2006/main" xmlns:w14="http://schemas.microsoft.com/office/word/2010/wordml" xmlns:w15="http://schemas.microsoft.com/office/word/2012/wordml" xmlns:w16cex="http://schemas.microsoft.com/office/word/2018/wordml/cex" xmlns:w16cid="http://schemas.microsoft.com/office/word/2016/wordml/cid" xmlns:w16="http://schemas.microsoft.com/office/word/2018/wordml" xmlns:w16du="http://schemas.microsoft.com/office/word/2023/wordml/word16du" xmlns:w16sdtdh="http://schemas.microsoft.com/office/word/2020/wordml/sdtdatahash" xmlns:w16sdtfl="http://schemas.microsoft.com/office/word/2024/wordml/sdtformatlock" xmlns:w16se="http://schemas.microsoft.com/office/word/2015/wordml/symex" xmlns:wpg="http://schemas.microsoft.com/office/word/2010/wordprocessingGroup" xmlns:wpi="http://schemas.microsoft.com/office/word/2010/wordprocessingInk" xmlns:wne="http://schemas.microsoft.com/office/word/2006/wordml" xmlns:wps="http://schemas.microsoft.com/office/word/2010/wordprocessingShape" xmlns:a="http://schemas.openxmlformats.org/drawingml/2006/main" xmlns:pic="http://schemas.openxmlformats.org/drawingml/2006/picture" xmlns:a14="http://schemas.microsoft.com/office/drawing/2010/main" mc:Ignorable="w14 w15 w16se w16cid w16 w16cex w16sdtdh w16sdtfl w16du wp14">
   <w:body>
     <w:p/>
     <w:tbl>
@@ -28,10 +28,10 @@
             <w:tcW w:w="9637" w:type="dxa"/>
             <w:vMerge w:val="restart"/>
             <w:tcBorders>
-              <w:top w:val="single" w:sz="1" w:space="0" w:color="000000"/>
-              <w:left w:val="single" w:sz="1" w:space="0" w:color="000000"/>
-              <w:bottom w:val="single" w:sz="1" w:space="0" w:color="000000"/>
-              <w:right w:val="single" w:sz="1" w:space="0" w:color="000000"/>
+              <w:top w:val="single" w:color="000000" w:sz="1" w:space="0"/>
+              <w:left w:val="single" w:color="000000" w:sz="1" w:space="0"/>
+              <w:bottom w:val="single" w:color="000000" w:sz="1" w:space="0"/>
+              <w:right w:val="single" w:color="000000" w:sz="1" w:space="0"/>
             </w:tcBorders>
           </w:tcPr>
           <w:p>
@@ -162,6 +162,13 @@
           <w:sz w:val="36"/>
         </w:rPr>
         <w:br/>
+      </w:r>
+      <w:r>
+        <w:rPr>
+          <w:rFonts w:ascii="Arial" w:hAnsi="Arial"/>
+          <w:b/>
+          <w:sz w:val="36"/>
+        </w:rPr>
         <w:t xml:space="preserve">Versione </w:t>
       </w:r>
       <w:r>
@@ -487,7 +494,7 @@
           <w:footnotePr>
             <w:pos w:val="beneathText"/>
           </w:footnotePr>
-          <w:pgSz w:w="11905" w:h="16837"/>
+          <w:pgSz w:w="11905" w:h="16837" w:orient="portrait"/>
           <w:pgMar w:top="1134" w:right="1134" w:bottom="1134" w:left="1134" w:header="720" w:footer="720" w:gutter="0"/>
           <w:cols w:space="720"/>
           <w:formProt w:val="0"/>
@@ -550,9 +557,9 @@
             <w:tcW w:w="6745" w:type="dxa"/>
             <w:vMerge w:val="restart"/>
             <w:tcBorders>
-              <w:top w:val="single" w:sz="1" w:space="0" w:color="000000"/>
-              <w:left w:val="single" w:sz="1" w:space="0" w:color="000000"/>
-              <w:bottom w:val="single" w:sz="1" w:space="0" w:color="000000"/>
+              <w:top w:val="single" w:color="000000" w:sz="1" w:space="0"/>
+              <w:left w:val="single" w:color="000000" w:sz="1" w:space="0"/>
+              <w:bottom w:val="single" w:color="000000" w:sz="1" w:space="0"/>
             </w:tcBorders>
           </w:tcPr>
           <w:p>
@@ -577,10 +584,10 @@
             <w:tcW w:w="2892" w:type="dxa"/>
             <w:vMerge w:val="restart"/>
             <w:tcBorders>
-              <w:top w:val="single" w:sz="1" w:space="0" w:color="000000"/>
-              <w:left w:val="single" w:sz="1" w:space="0" w:color="000000"/>
-              <w:bottom w:val="single" w:sz="1" w:space="0" w:color="000000"/>
-              <w:right w:val="single" w:sz="1" w:space="0" w:color="000000"/>
+              <w:top w:val="single" w:color="000000" w:sz="1" w:space="0"/>
+              <w:left w:val="single" w:color="000000" w:sz="1" w:space="0"/>
+              <w:bottom w:val="single" w:color="000000" w:sz="1" w:space="0"/>
+              <w:right w:val="single" w:color="000000" w:sz="1" w:space="0"/>
             </w:tcBorders>
           </w:tcPr>
           <w:p>
@@ -609,8 +616,8 @@
           <w:tcPr>
             <w:tcW w:w="6745" w:type="dxa"/>
             <w:tcBorders>
-              <w:left w:val="single" w:sz="1" w:space="0" w:color="000000"/>
-              <w:bottom w:val="single" w:sz="1" w:space="0" w:color="000000"/>
+              <w:left w:val="single" w:color="000000" w:sz="1" w:space="0"/>
+              <w:bottom w:val="single" w:color="000000" w:sz="1" w:space="0"/>
             </w:tcBorders>
           </w:tcPr>
           <w:p>
@@ -635,9 +642,9 @@
           <w:tcPr>
             <w:tcW w:w="2892" w:type="dxa"/>
             <w:tcBorders>
-              <w:left w:val="single" w:sz="1" w:space="0" w:color="000000"/>
-              <w:bottom w:val="single" w:sz="1" w:space="0" w:color="000000"/>
-              <w:right w:val="single" w:sz="1" w:space="0" w:color="000000"/>
+              <w:left w:val="single" w:color="000000" w:sz="1" w:space="0"/>
+              <w:bottom w:val="single" w:color="000000" w:sz="1" w:space="0"/>
+              <w:right w:val="single" w:color="000000" w:sz="1" w:space="0"/>
             </w:tcBorders>
           </w:tcPr>
           <w:p>
@@ -668,8 +675,8 @@
             <w:tcW w:w="6745" w:type="dxa"/>
             <w:vMerge w:val="restart"/>
             <w:tcBorders>
-              <w:left w:val="single" w:sz="1" w:space="0" w:color="000000"/>
-              <w:bottom w:val="single" w:sz="1" w:space="0" w:color="000000"/>
+              <w:left w:val="single" w:color="000000" w:sz="1" w:space="0"/>
+              <w:bottom w:val="single" w:color="000000" w:sz="1" w:space="0"/>
             </w:tcBorders>
           </w:tcPr>
           <w:p>
@@ -688,9 +695,9 @@
             <w:tcW w:w="2892" w:type="dxa"/>
             <w:vMerge w:val="restart"/>
             <w:tcBorders>
-              <w:left w:val="single" w:sz="1" w:space="0" w:color="000000"/>
-              <w:bottom w:val="single" w:sz="1" w:space="0" w:color="000000"/>
-              <w:right w:val="single" w:sz="1" w:space="0" w:color="000000"/>
+              <w:left w:val="single" w:color="000000" w:sz="1" w:space="0"/>
+              <w:bottom w:val="single" w:color="000000" w:sz="1" w:space="0"/>
+              <w:right w:val="single" w:color="000000" w:sz="1" w:space="0"/>
             </w:tcBorders>
           </w:tcPr>
           <w:p>
@@ -758,9 +765,9 @@
             <w:tcW w:w="6745" w:type="dxa"/>
             <w:vMerge w:val="restart"/>
             <w:tcBorders>
-              <w:top w:val="single" w:sz="1" w:space="0" w:color="000000"/>
-              <w:left w:val="single" w:sz="1" w:space="0" w:color="000000"/>
-              <w:bottom w:val="single" w:sz="1" w:space="0" w:color="000000"/>
+              <w:top w:val="single" w:color="000000" w:sz="1" w:space="0"/>
+              <w:left w:val="single" w:color="000000" w:sz="1" w:space="0"/>
+              <w:bottom w:val="single" w:color="000000" w:sz="1" w:space="0"/>
             </w:tcBorders>
           </w:tcPr>
           <w:p>
@@ -785,10 +792,10 @@
             <w:tcW w:w="2892" w:type="dxa"/>
             <w:vMerge w:val="restart"/>
             <w:tcBorders>
-              <w:top w:val="single" w:sz="1" w:space="0" w:color="000000"/>
-              <w:left w:val="single" w:sz="1" w:space="0" w:color="000000"/>
-              <w:bottom w:val="single" w:sz="1" w:space="0" w:color="000000"/>
-              <w:right w:val="single" w:sz="1" w:space="0" w:color="000000"/>
+              <w:top w:val="single" w:color="000000" w:sz="1" w:space="0"/>
+              <w:left w:val="single" w:color="000000" w:sz="1" w:space="0"/>
+              <w:bottom w:val="single" w:color="000000" w:sz="1" w:space="0"/>
+              <w:right w:val="single" w:color="000000" w:sz="1" w:space="0"/>
             </w:tcBorders>
           </w:tcPr>
           <w:p>
@@ -817,8 +824,8 @@
           <w:tcPr>
             <w:tcW w:w="6745" w:type="dxa"/>
             <w:tcBorders>
-              <w:left w:val="single" w:sz="1" w:space="0" w:color="000000"/>
-              <w:bottom w:val="single" w:sz="1" w:space="0" w:color="000000"/>
+              <w:left w:val="single" w:color="000000" w:sz="1" w:space="0"/>
+              <w:bottom w:val="single" w:color="000000" w:sz="1" w:space="0"/>
             </w:tcBorders>
           </w:tcPr>
           <w:p>
@@ -843,9 +850,9 @@
           <w:tcPr>
             <w:tcW w:w="2892" w:type="dxa"/>
             <w:tcBorders>
-              <w:left w:val="single" w:sz="1" w:space="0" w:color="000000"/>
-              <w:bottom w:val="single" w:sz="1" w:space="0" w:color="000000"/>
-              <w:right w:val="single" w:sz="1" w:space="0" w:color="000000"/>
+              <w:left w:val="single" w:color="000000" w:sz="1" w:space="0"/>
+              <w:bottom w:val="single" w:color="000000" w:sz="1" w:space="0"/>
+              <w:right w:val="single" w:color="000000" w:sz="1" w:space="0"/>
             </w:tcBorders>
           </w:tcPr>
           <w:p>
@@ -875,8 +882,8 @@
           <w:tcPr>
             <w:tcW w:w="6745" w:type="dxa"/>
             <w:tcBorders>
-              <w:left w:val="single" w:sz="1" w:space="0" w:color="000000"/>
-              <w:bottom w:val="single" w:sz="1" w:space="0" w:color="000000"/>
+              <w:left w:val="single" w:color="000000" w:sz="1" w:space="0"/>
+              <w:bottom w:val="single" w:color="000000" w:sz="1" w:space="0"/>
             </w:tcBorders>
           </w:tcPr>
           <w:p>
@@ -901,9 +908,9 @@
           <w:tcPr>
             <w:tcW w:w="2892" w:type="dxa"/>
             <w:tcBorders>
-              <w:left w:val="single" w:sz="1" w:space="0" w:color="000000"/>
-              <w:bottom w:val="single" w:sz="1" w:space="0" w:color="000000"/>
-              <w:right w:val="single" w:sz="1" w:space="0" w:color="000000"/>
+              <w:left w:val="single" w:color="000000" w:sz="1" w:space="0"/>
+              <w:bottom w:val="single" w:color="000000" w:sz="1" w:space="0"/>
+              <w:right w:val="single" w:color="000000" w:sz="1" w:space="0"/>
             </w:tcBorders>
           </w:tcPr>
           <w:p>
@@ -933,8 +940,8 @@
           <w:tcPr>
             <w:tcW w:w="6745" w:type="dxa"/>
             <w:tcBorders>
-              <w:left w:val="single" w:sz="1" w:space="0" w:color="000000"/>
-              <w:bottom w:val="single" w:sz="1" w:space="0" w:color="000000"/>
+              <w:left w:val="single" w:color="000000" w:sz="1" w:space="0"/>
+              <w:bottom w:val="single" w:color="000000" w:sz="1" w:space="0"/>
             </w:tcBorders>
           </w:tcPr>
           <w:p>
@@ -959,9 +966,9 @@
           <w:tcPr>
             <w:tcW w:w="2892" w:type="dxa"/>
             <w:tcBorders>
-              <w:left w:val="single" w:sz="1" w:space="0" w:color="000000"/>
-              <w:bottom w:val="single" w:sz="1" w:space="0" w:color="000000"/>
-              <w:right w:val="single" w:sz="1" w:space="0" w:color="000000"/>
+              <w:left w:val="single" w:color="000000" w:sz="1" w:space="0"/>
+              <w:bottom w:val="single" w:color="000000" w:sz="1" w:space="0"/>
+              <w:right w:val="single" w:color="000000" w:sz="1" w:space="0"/>
             </w:tcBorders>
           </w:tcPr>
           <w:p>
@@ -991,8 +998,8 @@
           <w:tcPr>
             <w:tcW w:w="6745" w:type="dxa"/>
             <w:tcBorders>
-              <w:left w:val="single" w:sz="1" w:space="0" w:color="000000"/>
-              <w:bottom w:val="single" w:sz="1" w:space="0" w:color="000000"/>
+              <w:left w:val="single" w:color="000000" w:sz="1" w:space="0"/>
+              <w:bottom w:val="single" w:color="000000" w:sz="1" w:space="0"/>
             </w:tcBorders>
           </w:tcPr>
           <w:p>
@@ -1010,9 +1017,9 @@
           <w:tcPr>
             <w:tcW w:w="2892" w:type="dxa"/>
             <w:tcBorders>
-              <w:left w:val="single" w:sz="1" w:space="0" w:color="000000"/>
-              <w:bottom w:val="single" w:sz="1" w:space="0" w:color="000000"/>
-              <w:right w:val="single" w:sz="1" w:space="0" w:color="000000"/>
+              <w:left w:val="single" w:color="000000" w:sz="1" w:space="0"/>
+              <w:bottom w:val="single" w:color="000000" w:sz="1" w:space="0"/>
+              <w:right w:val="single" w:color="000000" w:sz="1" w:space="0"/>
             </w:tcBorders>
           </w:tcPr>
           <w:p>
@@ -1036,8 +1043,8 @@
             <w:tcW w:w="6745" w:type="dxa"/>
             <w:vMerge w:val="restart"/>
             <w:tcBorders>
-              <w:left w:val="single" w:sz="1" w:space="0" w:color="000000"/>
-              <w:bottom w:val="single" w:sz="1" w:space="0" w:color="000000"/>
+              <w:left w:val="single" w:color="000000" w:sz="1" w:space="0"/>
+              <w:bottom w:val="single" w:color="000000" w:sz="1" w:space="0"/>
             </w:tcBorders>
           </w:tcPr>
           <w:p>
@@ -1056,9 +1063,9 @@
             <w:tcW w:w="2892" w:type="dxa"/>
             <w:vMerge w:val="restart"/>
             <w:tcBorders>
-              <w:left w:val="single" w:sz="1" w:space="0" w:color="000000"/>
-              <w:bottom w:val="single" w:sz="1" w:space="0" w:color="000000"/>
-              <w:right w:val="single" w:sz="1" w:space="0" w:color="000000"/>
+              <w:left w:val="single" w:color="000000" w:sz="1" w:space="0"/>
+              <w:bottom w:val="single" w:color="000000" w:sz="1" w:space="0"/>
+              <w:right w:val="single" w:color="000000" w:sz="1" w:space="0"/>
             </w:tcBorders>
           </w:tcPr>
           <w:p>
@@ -1082,8 +1089,8 @@
             <w:tcW w:w="6745" w:type="dxa"/>
             <w:vMerge w:val="restart"/>
             <w:tcBorders>
-              <w:left w:val="single" w:sz="1" w:space="0" w:color="000000"/>
-              <w:bottom w:val="single" w:sz="1" w:space="0" w:color="000000"/>
+              <w:left w:val="single" w:color="000000" w:sz="1" w:space="0"/>
+              <w:bottom w:val="single" w:color="000000" w:sz="1" w:space="0"/>
             </w:tcBorders>
           </w:tcPr>
           <w:p>
@@ -1102,9 +1109,9 @@
             <w:tcW w:w="2892" w:type="dxa"/>
             <w:vMerge w:val="restart"/>
             <w:tcBorders>
-              <w:left w:val="single" w:sz="1" w:space="0" w:color="000000"/>
-              <w:bottom w:val="single" w:sz="1" w:space="0" w:color="000000"/>
-              <w:right w:val="single" w:sz="1" w:space="0" w:color="000000"/>
+              <w:left w:val="single" w:color="000000" w:sz="1" w:space="0"/>
+              <w:bottom w:val="single" w:color="000000" w:sz="1" w:space="0"/>
+              <w:right w:val="single" w:color="000000" w:sz="1" w:space="0"/>
             </w:tcBorders>
           </w:tcPr>
           <w:p>
@@ -1164,9 +1171,9 @@
             <w:tcW w:w="2891" w:type="dxa"/>
             <w:vMerge w:val="restart"/>
             <w:tcBorders>
-              <w:top w:val="single" w:sz="1" w:space="0" w:color="000000"/>
-              <w:left w:val="single" w:sz="1" w:space="0" w:color="000000"/>
-              <w:bottom w:val="single" w:sz="1" w:space="0" w:color="000000"/>
+              <w:top w:val="single" w:color="000000" w:sz="1" w:space="0"/>
+              <w:left w:val="single" w:color="000000" w:sz="1" w:space="0"/>
+              <w:bottom w:val="single" w:color="000000" w:sz="1" w:space="0"/>
             </w:tcBorders>
           </w:tcPr>
           <w:p>
@@ -1193,10 +1200,10 @@
             <w:tcW w:w="6746" w:type="dxa"/>
             <w:vMerge w:val="restart"/>
             <w:tcBorders>
-              <w:top w:val="single" w:sz="1" w:space="0" w:color="000000"/>
-              <w:left w:val="single" w:sz="1" w:space="0" w:color="000000"/>
-              <w:bottom w:val="single" w:sz="1" w:space="0" w:color="000000"/>
-              <w:right w:val="single" w:sz="1" w:space="0" w:color="000000"/>
+              <w:top w:val="single" w:color="000000" w:sz="1" w:space="0"/>
+              <w:left w:val="single" w:color="000000" w:sz="1" w:space="0"/>
+              <w:bottom w:val="single" w:color="000000" w:sz="1" w:space="0"/>
+              <w:right w:val="single" w:color="000000" w:sz="1" w:space="0"/>
             </w:tcBorders>
           </w:tcPr>
           <w:p>
@@ -1300,9 +1307,9 @@
             <w:tcW w:w="1927" w:type="dxa"/>
             <w:vMerge w:val="restart"/>
             <w:tcBorders>
-              <w:top w:val="single" w:sz="1" w:space="0" w:color="000000"/>
-              <w:left w:val="single" w:sz="1" w:space="0" w:color="000000"/>
-              <w:bottom w:val="single" w:sz="1" w:space="0" w:color="000000"/>
+              <w:top w:val="single" w:color="000000" w:sz="1" w:space="0"/>
+              <w:left w:val="single" w:color="000000" w:sz="1" w:space="0"/>
+              <w:bottom w:val="single" w:color="000000" w:sz="1" w:space="0"/>
             </w:tcBorders>
           </w:tcPr>
           <w:p>
@@ -1327,9 +1334,9 @@
             <w:tcW w:w="964" w:type="dxa"/>
             <w:vMerge w:val="restart"/>
             <w:tcBorders>
-              <w:top w:val="single" w:sz="1" w:space="0" w:color="000000"/>
-              <w:left w:val="single" w:sz="1" w:space="0" w:color="000000"/>
-              <w:bottom w:val="single" w:sz="1" w:space="0" w:color="000000"/>
+              <w:top w:val="single" w:color="000000" w:sz="1" w:space="0"/>
+              <w:left w:val="single" w:color="000000" w:sz="1" w:space="0"/>
+              <w:bottom w:val="single" w:color="000000" w:sz="1" w:space="0"/>
             </w:tcBorders>
           </w:tcPr>
           <w:p>
@@ -1354,9 +1361,9 @@
             <w:tcW w:w="4336" w:type="dxa"/>
             <w:vMerge w:val="restart"/>
             <w:tcBorders>
-              <w:top w:val="single" w:sz="1" w:space="0" w:color="000000"/>
-              <w:left w:val="single" w:sz="1" w:space="0" w:color="000000"/>
-              <w:bottom w:val="single" w:sz="1" w:space="0" w:color="000000"/>
+              <w:top w:val="single" w:color="000000" w:sz="1" w:space="0"/>
+              <w:left w:val="single" w:color="000000" w:sz="1" w:space="0"/>
+              <w:bottom w:val="single" w:color="000000" w:sz="1" w:space="0"/>
             </w:tcBorders>
           </w:tcPr>
           <w:p>
@@ -1381,10 +1388,10 @@
             <w:tcW w:w="2410" w:type="dxa"/>
             <w:vMerge w:val="restart"/>
             <w:tcBorders>
-              <w:top w:val="single" w:sz="1" w:space="0" w:color="000000"/>
-              <w:left w:val="single" w:sz="1" w:space="0" w:color="000000"/>
-              <w:bottom w:val="single" w:sz="1" w:space="0" w:color="000000"/>
-              <w:right w:val="single" w:sz="1" w:space="0" w:color="000000"/>
+              <w:top w:val="single" w:color="000000" w:sz="1" w:space="0"/>
+              <w:left w:val="single" w:color="000000" w:sz="1" w:space="0"/>
+              <w:bottom w:val="single" w:color="000000" w:sz="1" w:space="0"/>
+              <w:right w:val="single" w:color="000000" w:sz="1" w:space="0"/>
             </w:tcBorders>
           </w:tcPr>
           <w:p>
@@ -1414,8 +1421,8 @@
             <w:tcW w:w="1927" w:type="dxa"/>
             <w:vMerge w:val="restart"/>
             <w:tcBorders>
-              <w:left w:val="single" w:sz="1" w:space="0" w:color="000000"/>
-              <w:bottom w:val="single" w:sz="1" w:space="0" w:color="000000"/>
+              <w:left w:val="single" w:color="000000" w:sz="1" w:space="0"/>
+              <w:bottom w:val="single" w:color="000000" w:sz="1" w:space="0"/>
             </w:tcBorders>
           </w:tcPr>
           <w:p>
@@ -1455,8 +1462,8 @@
             <w:tcW w:w="964" w:type="dxa"/>
             <w:vMerge w:val="restart"/>
             <w:tcBorders>
-              <w:left w:val="single" w:sz="1" w:space="0" w:color="000000"/>
-              <w:bottom w:val="single" w:sz="1" w:space="0" w:color="000000"/>
+              <w:left w:val="single" w:color="000000" w:sz="1" w:space="0"/>
+              <w:bottom w:val="single" w:color="000000" w:sz="1" w:space="0"/>
             </w:tcBorders>
           </w:tcPr>
           <w:p>
@@ -1482,8 +1489,8 @@
             <w:tcW w:w="4336" w:type="dxa"/>
             <w:vMerge w:val="restart"/>
             <w:tcBorders>
-              <w:left w:val="single" w:sz="1" w:space="0" w:color="000000"/>
-              <w:bottom w:val="single" w:sz="1" w:space="0" w:color="000000"/>
+              <w:left w:val="single" w:color="000000" w:sz="1" w:space="0"/>
+              <w:bottom w:val="single" w:color="000000" w:sz="1" w:space="0"/>
             </w:tcBorders>
           </w:tcPr>
           <w:p>
@@ -1523,9 +1530,9 @@
             <w:tcW w:w="2410" w:type="dxa"/>
             <w:vMerge w:val="restart"/>
             <w:tcBorders>
-              <w:left w:val="single" w:sz="1" w:space="0" w:color="000000"/>
-              <w:bottom w:val="single" w:sz="1" w:space="0" w:color="000000"/>
-              <w:right w:val="single" w:sz="1" w:space="0" w:color="000000"/>
+              <w:left w:val="single" w:color="000000" w:sz="1" w:space="0"/>
+              <w:bottom w:val="single" w:color="000000" w:sz="1" w:space="0"/>
+              <w:right w:val="single" w:color="000000" w:sz="1" w:space="0"/>
             </w:tcBorders>
           </w:tcPr>
           <w:p>
@@ -1556,8 +1563,8 @@
             <w:tcW w:w="1927" w:type="dxa"/>
             <w:vMerge w:val="restart"/>
             <w:tcBorders>
-              <w:left w:val="single" w:sz="1" w:space="0" w:color="000000"/>
-              <w:bottom w:val="single" w:sz="1" w:space="0" w:color="000000"/>
+              <w:left w:val="single" w:color="000000" w:sz="1" w:space="0"/>
+              <w:bottom w:val="single" w:color="000000" w:sz="1" w:space="0"/>
             </w:tcBorders>
           </w:tcPr>
           <w:p>
@@ -1576,8 +1583,8 @@
             <w:tcW w:w="964" w:type="dxa"/>
             <w:vMerge w:val="restart"/>
             <w:tcBorders>
-              <w:left w:val="single" w:sz="1" w:space="0" w:color="000000"/>
-              <w:bottom w:val="single" w:sz="1" w:space="0" w:color="000000"/>
+              <w:left w:val="single" w:color="000000" w:sz="1" w:space="0"/>
+              <w:bottom w:val="single" w:color="000000" w:sz="1" w:space="0"/>
             </w:tcBorders>
           </w:tcPr>
           <w:p>
@@ -1596,8 +1603,8 @@
             <w:tcW w:w="4336" w:type="dxa"/>
             <w:vMerge w:val="restart"/>
             <w:tcBorders>
-              <w:left w:val="single" w:sz="1" w:space="0" w:color="000000"/>
-              <w:bottom w:val="single" w:sz="1" w:space="0" w:color="000000"/>
+              <w:left w:val="single" w:color="000000" w:sz="1" w:space="0"/>
+              <w:bottom w:val="single" w:color="000000" w:sz="1" w:space="0"/>
             </w:tcBorders>
           </w:tcPr>
           <w:p>
@@ -1616,9 +1623,9 @@
             <w:tcW w:w="2410" w:type="dxa"/>
             <w:vMerge w:val="restart"/>
             <w:tcBorders>
-              <w:left w:val="single" w:sz="1" w:space="0" w:color="000000"/>
-              <w:bottom w:val="single" w:sz="1" w:space="0" w:color="000000"/>
-              <w:right w:val="single" w:sz="1" w:space="0" w:color="000000"/>
+              <w:left w:val="single" w:color="000000" w:sz="1" w:space="0"/>
+              <w:bottom w:val="single" w:color="000000" w:sz="1" w:space="0"/>
+              <w:right w:val="single" w:color="000000" w:sz="1" w:space="0"/>
             </w:tcBorders>
           </w:tcPr>
           <w:p>
@@ -1642,8 +1649,8 @@
             <w:tcW w:w="1927" w:type="dxa"/>
             <w:vMerge w:val="restart"/>
             <w:tcBorders>
-              <w:left w:val="single" w:sz="1" w:space="0" w:color="000000"/>
-              <w:bottom w:val="single" w:sz="1" w:space="0" w:color="000000"/>
+              <w:left w:val="single" w:color="000000" w:sz="1" w:space="0"/>
+              <w:bottom w:val="single" w:color="000000" w:sz="1" w:space="0"/>
             </w:tcBorders>
           </w:tcPr>
           <w:p>
@@ -1662,8 +1669,8 @@
             <w:tcW w:w="964" w:type="dxa"/>
             <w:vMerge w:val="restart"/>
             <w:tcBorders>
-              <w:left w:val="single" w:sz="1" w:space="0" w:color="000000"/>
-              <w:bottom w:val="single" w:sz="1" w:space="0" w:color="000000"/>
+              <w:left w:val="single" w:color="000000" w:sz="1" w:space="0"/>
+              <w:bottom w:val="single" w:color="000000" w:sz="1" w:space="0"/>
             </w:tcBorders>
           </w:tcPr>
           <w:p>
@@ -1682,8 +1689,8 @@
             <w:tcW w:w="4336" w:type="dxa"/>
             <w:vMerge w:val="restart"/>
             <w:tcBorders>
-              <w:left w:val="single" w:sz="1" w:space="0" w:color="000000"/>
-              <w:bottom w:val="single" w:sz="1" w:space="0" w:color="000000"/>
+              <w:left w:val="single" w:color="000000" w:sz="1" w:space="0"/>
+              <w:bottom w:val="single" w:color="000000" w:sz="1" w:space="0"/>
             </w:tcBorders>
           </w:tcPr>
           <w:p>
@@ -1702,9 +1709,9 @@
             <w:tcW w:w="2410" w:type="dxa"/>
             <w:vMerge w:val="restart"/>
             <w:tcBorders>
-              <w:left w:val="single" w:sz="1" w:space="0" w:color="000000"/>
-              <w:bottom w:val="single" w:sz="1" w:space="0" w:color="000000"/>
-              <w:right w:val="single" w:sz="1" w:space="0" w:color="000000"/>
+              <w:left w:val="single" w:color="000000" w:sz="1" w:space="0"/>
+              <w:bottom w:val="single" w:color="000000" w:sz="1" w:space="0"/>
+              <w:right w:val="single" w:color="000000" w:sz="1" w:space="0"/>
             </w:tcBorders>
           </w:tcPr>
           <w:p>
@@ -1728,8 +1735,8 @@
             <w:tcW w:w="1927" w:type="dxa"/>
             <w:vMerge w:val="restart"/>
             <w:tcBorders>
-              <w:left w:val="single" w:sz="1" w:space="0" w:color="000000"/>
-              <w:bottom w:val="single" w:sz="1" w:space="0" w:color="000000"/>
+              <w:left w:val="single" w:color="000000" w:sz="1" w:space="0"/>
+              <w:bottom w:val="single" w:color="000000" w:sz="1" w:space="0"/>
             </w:tcBorders>
           </w:tcPr>
           <w:p>
@@ -1748,8 +1755,8 @@
             <w:tcW w:w="964" w:type="dxa"/>
             <w:vMerge w:val="restart"/>
             <w:tcBorders>
-              <w:left w:val="single" w:sz="1" w:space="0" w:color="000000"/>
-              <w:bottom w:val="single" w:sz="1" w:space="0" w:color="000000"/>
+              <w:left w:val="single" w:color="000000" w:sz="1" w:space="0"/>
+              <w:bottom w:val="single" w:color="000000" w:sz="1" w:space="0"/>
             </w:tcBorders>
           </w:tcPr>
           <w:p>
@@ -1768,8 +1775,8 @@
             <w:tcW w:w="4336" w:type="dxa"/>
             <w:vMerge w:val="restart"/>
             <w:tcBorders>
-              <w:left w:val="single" w:sz="1" w:space="0" w:color="000000"/>
-              <w:bottom w:val="single" w:sz="1" w:space="0" w:color="000000"/>
+              <w:left w:val="single" w:color="000000" w:sz="1" w:space="0"/>
+              <w:bottom w:val="single" w:color="000000" w:sz="1" w:space="0"/>
             </w:tcBorders>
           </w:tcPr>
           <w:p>
@@ -1788,9 +1795,9 @@
             <w:tcW w:w="2410" w:type="dxa"/>
             <w:vMerge w:val="restart"/>
             <w:tcBorders>
-              <w:left w:val="single" w:sz="1" w:space="0" w:color="000000"/>
-              <w:bottom w:val="single" w:sz="1" w:space="0" w:color="000000"/>
-              <w:right w:val="single" w:sz="1" w:space="0" w:color="000000"/>
+              <w:left w:val="single" w:color="000000" w:sz="1" w:space="0"/>
+              <w:bottom w:val="single" w:color="000000" w:sz="1" w:space="0"/>
+              <w:right w:val="single" w:color="000000" w:sz="1" w:space="0"/>
             </w:tcBorders>
           </w:tcPr>
           <w:p>
@@ -1814,8 +1821,8 @@
             <w:tcW w:w="1927" w:type="dxa"/>
             <w:vMerge w:val="restart"/>
             <w:tcBorders>
-              <w:left w:val="single" w:sz="1" w:space="0" w:color="000000"/>
-              <w:bottom w:val="single" w:sz="1" w:space="0" w:color="000000"/>
+              <w:left w:val="single" w:color="000000" w:sz="1" w:space="0"/>
+              <w:bottom w:val="single" w:color="000000" w:sz="1" w:space="0"/>
             </w:tcBorders>
           </w:tcPr>
           <w:p>
@@ -1834,8 +1841,8 @@
             <w:tcW w:w="964" w:type="dxa"/>
             <w:vMerge w:val="restart"/>
             <w:tcBorders>
-              <w:left w:val="single" w:sz="1" w:space="0" w:color="000000"/>
-              <w:bottom w:val="single" w:sz="1" w:space="0" w:color="000000"/>
+              <w:left w:val="single" w:color="000000" w:sz="1" w:space="0"/>
+              <w:bottom w:val="single" w:color="000000" w:sz="1" w:space="0"/>
             </w:tcBorders>
           </w:tcPr>
           <w:p>
@@ -1854,8 +1861,8 @@
             <w:tcW w:w="4336" w:type="dxa"/>
             <w:vMerge w:val="restart"/>
             <w:tcBorders>
-              <w:left w:val="single" w:sz="1" w:space="0" w:color="000000"/>
-              <w:bottom w:val="single" w:sz="1" w:space="0" w:color="000000"/>
+              <w:left w:val="single" w:color="000000" w:sz="1" w:space="0"/>
+              <w:bottom w:val="single" w:color="000000" w:sz="1" w:space="0"/>
             </w:tcBorders>
           </w:tcPr>
           <w:p>
@@ -1874,9 +1881,9 @@
             <w:tcW w:w="2410" w:type="dxa"/>
             <w:vMerge w:val="restart"/>
             <w:tcBorders>
-              <w:left w:val="single" w:sz="1" w:space="0" w:color="000000"/>
-              <w:bottom w:val="single" w:sz="1" w:space="0" w:color="000000"/>
-              <w:right w:val="single" w:sz="1" w:space="0" w:color="000000"/>
+              <w:left w:val="single" w:color="000000" w:sz="1" w:space="0"/>
+              <w:bottom w:val="single" w:color="000000" w:sz="1" w:space="0"/>
+              <w:right w:val="single" w:color="000000" w:sz="1" w:space="0"/>
             </w:tcBorders>
           </w:tcPr>
           <w:p>
@@ -1900,8 +1907,8 @@
             <w:tcW w:w="1927" w:type="dxa"/>
             <w:vMerge w:val="restart"/>
             <w:tcBorders>
-              <w:left w:val="single" w:sz="1" w:space="0" w:color="000000"/>
-              <w:bottom w:val="single" w:sz="1" w:space="0" w:color="000000"/>
+              <w:left w:val="single" w:color="000000" w:sz="1" w:space="0"/>
+              <w:bottom w:val="single" w:color="000000" w:sz="1" w:space="0"/>
             </w:tcBorders>
           </w:tcPr>
           <w:p>
@@ -1920,8 +1927,8 @@
             <w:tcW w:w="964" w:type="dxa"/>
             <w:vMerge w:val="restart"/>
             <w:tcBorders>
-              <w:left w:val="single" w:sz="1" w:space="0" w:color="000000"/>
-              <w:bottom w:val="single" w:sz="1" w:space="0" w:color="000000"/>
+              <w:left w:val="single" w:color="000000" w:sz="1" w:space="0"/>
+              <w:bottom w:val="single" w:color="000000" w:sz="1" w:space="0"/>
             </w:tcBorders>
           </w:tcPr>
           <w:p>
@@ -1940,8 +1947,8 @@
             <w:tcW w:w="4336" w:type="dxa"/>
             <w:vMerge w:val="restart"/>
             <w:tcBorders>
-              <w:left w:val="single" w:sz="1" w:space="0" w:color="000000"/>
-              <w:bottom w:val="single" w:sz="1" w:space="0" w:color="000000"/>
+              <w:left w:val="single" w:color="000000" w:sz="1" w:space="0"/>
+              <w:bottom w:val="single" w:color="000000" w:sz="1" w:space="0"/>
             </w:tcBorders>
           </w:tcPr>
           <w:p>
@@ -1960,9 +1967,9 @@
             <w:tcW w:w="2410" w:type="dxa"/>
             <w:vMerge w:val="restart"/>
             <w:tcBorders>
-              <w:left w:val="single" w:sz="1" w:space="0" w:color="000000"/>
-              <w:bottom w:val="single" w:sz="1" w:space="0" w:color="000000"/>
-              <w:right w:val="single" w:sz="1" w:space="0" w:color="000000"/>
+              <w:left w:val="single" w:color="000000" w:sz="1" w:space="0"/>
+              <w:bottom w:val="single" w:color="000000" w:sz="1" w:space="0"/>
+              <w:right w:val="single" w:color="000000" w:sz="1" w:space="0"/>
             </w:tcBorders>
           </w:tcPr>
           <w:p>
@@ -1986,8 +1993,8 @@
             <w:tcW w:w="1927" w:type="dxa"/>
             <w:vMerge w:val="restart"/>
             <w:tcBorders>
-              <w:left w:val="single" w:sz="1" w:space="0" w:color="000000"/>
-              <w:bottom w:val="single" w:sz="1" w:space="0" w:color="000000"/>
+              <w:left w:val="single" w:color="000000" w:sz="1" w:space="0"/>
+              <w:bottom w:val="single" w:color="000000" w:sz="1" w:space="0"/>
             </w:tcBorders>
           </w:tcPr>
           <w:p>
@@ -2006,8 +2013,8 @@
             <w:tcW w:w="964" w:type="dxa"/>
             <w:vMerge w:val="restart"/>
             <w:tcBorders>
-              <w:left w:val="single" w:sz="1" w:space="0" w:color="000000"/>
-              <w:bottom w:val="single" w:sz="1" w:space="0" w:color="000000"/>
+              <w:left w:val="single" w:color="000000" w:sz="1" w:space="0"/>
+              <w:bottom w:val="single" w:color="000000" w:sz="1" w:space="0"/>
             </w:tcBorders>
           </w:tcPr>
           <w:p>
@@ -2026,8 +2033,8 @@
             <w:tcW w:w="4336" w:type="dxa"/>
             <w:vMerge w:val="restart"/>
             <w:tcBorders>
-              <w:left w:val="single" w:sz="1" w:space="0" w:color="000000"/>
-              <w:bottom w:val="single" w:sz="1" w:space="0" w:color="000000"/>
+              <w:left w:val="single" w:color="000000" w:sz="1" w:space="0"/>
+              <w:bottom w:val="single" w:color="000000" w:sz="1" w:space="0"/>
             </w:tcBorders>
           </w:tcPr>
           <w:p>
@@ -2046,9 +2053,9 @@
             <w:tcW w:w="2410" w:type="dxa"/>
             <w:vMerge w:val="restart"/>
             <w:tcBorders>
-              <w:left w:val="single" w:sz="1" w:space="0" w:color="000000"/>
-              <w:bottom w:val="single" w:sz="1" w:space="0" w:color="000000"/>
-              <w:right w:val="single" w:sz="1" w:space="0" w:color="000000"/>
+              <w:left w:val="single" w:color="000000" w:sz="1" w:space="0"/>
+              <w:bottom w:val="single" w:color="000000" w:sz="1" w:space="0"/>
+              <w:right w:val="single" w:color="000000" w:sz="1" w:space="0"/>
             </w:tcBorders>
           </w:tcPr>
           <w:p>
@@ -2079,7 +2086,7 @@
           <w:footnotePr>
             <w:pos w:val="beneathText"/>
           </w:footnotePr>
-          <w:pgSz w:w="11905" w:h="16837"/>
+          <w:pgSz w:w="11905" w:h="16837" w:orient="portrait"/>
           <w:pgMar w:top="2095" w:right="1134" w:bottom="1798" w:left="1134" w:header="1134" w:footer="1134" w:gutter="0"/>
           <w:cols w:space="720"/>
           <w:formProt w:val="0"/>
@@ -2101,7 +2108,6 @@
           <w:rFonts w:asciiTheme="minorHAnsi" w:hAnsiTheme="minorHAnsi"/>
           <w:lang w:val="en-US"/>
         </w:rPr>
-        <w:lastRenderedPageBreak/>
         <w:t>Indice</w:t>
       </w:r>
       <w:proofErr w:type="spellEnd"/>
@@ -2122,7 +2128,7 @@
           <w:tab w:val="left" w:pos="566"/>
         </w:tabs>
         <w:rPr>
-          <w:rFonts w:asciiTheme="minorHAnsi" w:eastAsiaTheme="minorEastAsia" w:hAnsiTheme="minorHAnsi" w:cstheme="minorBidi"/>
+          <w:rFonts w:asciiTheme="minorHAnsi" w:hAnsiTheme="minorHAnsi" w:eastAsiaTheme="minorEastAsia" w:cstheme="minorBidi"/>
           <w:noProof/>
           <w:kern w:val="2"/>
           <w:lang w:val="en-US"/>
@@ -2158,7 +2164,7 @@
       </w:r>
       <w:r>
         <w:rPr>
-          <w:rFonts w:asciiTheme="minorHAnsi" w:eastAsiaTheme="minorEastAsia" w:hAnsiTheme="minorHAnsi" w:cstheme="minorBidi"/>
+          <w:rFonts w:asciiTheme="minorHAnsi" w:hAnsiTheme="minorHAnsi" w:eastAsiaTheme="minorEastAsia" w:cstheme="minorBidi"/>
           <w:noProof/>
           <w:kern w:val="2"/>
           <w:lang w:val="en-US"/>
@@ -2226,7 +2232,7 @@
           <w:tab w:val="left" w:pos="1132"/>
         </w:tabs>
         <w:rPr>
-          <w:rFonts w:asciiTheme="minorHAnsi" w:eastAsiaTheme="minorEastAsia" w:hAnsiTheme="minorHAnsi" w:cstheme="minorBidi"/>
+          <w:rFonts w:asciiTheme="minorHAnsi" w:hAnsiTheme="minorHAnsi" w:eastAsiaTheme="minorEastAsia" w:cstheme="minorBidi"/>
           <w:noProof/>
           <w:kern w:val="2"/>
           <w:lang w:val="en-US"/>
@@ -2243,7 +2249,7 @@
       </w:r>
       <w:r>
         <w:rPr>
-          <w:rFonts w:asciiTheme="minorHAnsi" w:eastAsiaTheme="minorEastAsia" w:hAnsiTheme="minorHAnsi" w:cstheme="minorBidi"/>
+          <w:rFonts w:asciiTheme="minorHAnsi" w:hAnsiTheme="minorHAnsi" w:eastAsiaTheme="minorEastAsia" w:cstheme="minorBidi"/>
           <w:noProof/>
           <w:kern w:val="2"/>
           <w:lang w:val="en-US"/>
@@ -2311,7 +2317,7 @@
           <w:tab w:val="left" w:pos="1132"/>
         </w:tabs>
         <w:rPr>
-          <w:rFonts w:asciiTheme="minorHAnsi" w:eastAsiaTheme="minorEastAsia" w:hAnsiTheme="minorHAnsi" w:cstheme="minorBidi"/>
+          <w:rFonts w:asciiTheme="minorHAnsi" w:hAnsiTheme="minorHAnsi" w:eastAsiaTheme="minorEastAsia" w:cstheme="minorBidi"/>
           <w:noProof/>
           <w:kern w:val="2"/>
           <w:lang w:val="en-US"/>
@@ -2328,7 +2334,7 @@
       </w:r>
       <w:r>
         <w:rPr>
-          <w:rFonts w:asciiTheme="minorHAnsi" w:eastAsiaTheme="minorEastAsia" w:hAnsiTheme="minorHAnsi" w:cstheme="minorBidi"/>
+          <w:rFonts w:asciiTheme="minorHAnsi" w:hAnsiTheme="minorHAnsi" w:eastAsiaTheme="minorEastAsia" w:cstheme="minorBidi"/>
           <w:noProof/>
           <w:kern w:val="2"/>
           <w:lang w:val="en-US"/>
@@ -2396,7 +2402,7 @@
           <w:tab w:val="left" w:pos="1132"/>
         </w:tabs>
         <w:rPr>
-          <w:rFonts w:asciiTheme="minorHAnsi" w:eastAsiaTheme="minorEastAsia" w:hAnsiTheme="minorHAnsi" w:cstheme="minorBidi"/>
+          <w:rFonts w:asciiTheme="minorHAnsi" w:hAnsiTheme="minorHAnsi" w:eastAsiaTheme="minorEastAsia" w:cstheme="minorBidi"/>
           <w:noProof/>
           <w:kern w:val="2"/>
           <w:lang w:val="en-US"/>
@@ -2413,7 +2419,7 @@
       </w:r>
       <w:r>
         <w:rPr>
-          <w:rFonts w:asciiTheme="minorHAnsi" w:eastAsiaTheme="minorEastAsia" w:hAnsiTheme="minorHAnsi" w:cstheme="minorBidi"/>
+          <w:rFonts w:asciiTheme="minorHAnsi" w:hAnsiTheme="minorHAnsi" w:eastAsiaTheme="minorEastAsia" w:cstheme="minorBidi"/>
           <w:noProof/>
           <w:kern w:val="2"/>
           <w:lang w:val="en-US"/>
@@ -2481,7 +2487,7 @@
           <w:tab w:val="left" w:pos="1132"/>
         </w:tabs>
         <w:rPr>
-          <w:rFonts w:asciiTheme="minorHAnsi" w:eastAsiaTheme="minorEastAsia" w:hAnsiTheme="minorHAnsi" w:cstheme="minorBidi"/>
+          <w:rFonts w:asciiTheme="minorHAnsi" w:hAnsiTheme="minorHAnsi" w:eastAsiaTheme="minorEastAsia" w:cstheme="minorBidi"/>
           <w:noProof/>
           <w:kern w:val="2"/>
           <w:lang w:val="en-US"/>
@@ -2498,7 +2504,7 @@
       </w:r>
       <w:r>
         <w:rPr>
-          <w:rFonts w:asciiTheme="minorHAnsi" w:eastAsiaTheme="minorEastAsia" w:hAnsiTheme="minorHAnsi" w:cstheme="minorBidi"/>
+          <w:rFonts w:asciiTheme="minorHAnsi" w:hAnsiTheme="minorHAnsi" w:eastAsiaTheme="minorEastAsia" w:cstheme="minorBidi"/>
           <w:noProof/>
           <w:kern w:val="2"/>
           <w:lang w:val="en-US"/>
@@ -2566,7 +2572,7 @@
           <w:tab w:val="left" w:pos="1132"/>
         </w:tabs>
         <w:rPr>
-          <w:rFonts w:asciiTheme="minorHAnsi" w:eastAsiaTheme="minorEastAsia" w:hAnsiTheme="minorHAnsi" w:cstheme="minorBidi"/>
+          <w:rFonts w:asciiTheme="minorHAnsi" w:hAnsiTheme="minorHAnsi" w:eastAsiaTheme="minorEastAsia" w:cstheme="minorBidi"/>
           <w:noProof/>
           <w:kern w:val="2"/>
           <w:lang w:val="en-US"/>
@@ -2583,7 +2589,7 @@
       </w:r>
       <w:r>
         <w:rPr>
-          <w:rFonts w:asciiTheme="minorHAnsi" w:eastAsiaTheme="minorEastAsia" w:hAnsiTheme="minorHAnsi" w:cstheme="minorBidi"/>
+          <w:rFonts w:asciiTheme="minorHAnsi" w:hAnsiTheme="minorHAnsi" w:eastAsiaTheme="minorEastAsia" w:cstheme="minorBidi"/>
           <w:noProof/>
           <w:kern w:val="2"/>
           <w:lang w:val="en-US"/>
@@ -2651,7 +2657,7 @@
           <w:tab w:val="left" w:pos="1132"/>
         </w:tabs>
         <w:rPr>
-          <w:rFonts w:asciiTheme="minorHAnsi" w:eastAsiaTheme="minorEastAsia" w:hAnsiTheme="minorHAnsi" w:cstheme="minorBidi"/>
+          <w:rFonts w:asciiTheme="minorHAnsi" w:hAnsiTheme="minorHAnsi" w:eastAsiaTheme="minorEastAsia" w:cstheme="minorBidi"/>
           <w:noProof/>
           <w:kern w:val="2"/>
           <w:lang w:val="en-US"/>
@@ -2668,7 +2674,7 @@
       </w:r>
       <w:r>
         <w:rPr>
-          <w:rFonts w:asciiTheme="minorHAnsi" w:eastAsiaTheme="minorEastAsia" w:hAnsiTheme="minorHAnsi" w:cstheme="minorBidi"/>
+          <w:rFonts w:asciiTheme="minorHAnsi" w:hAnsiTheme="minorHAnsi" w:eastAsiaTheme="minorEastAsia" w:cstheme="minorBidi"/>
           <w:noProof/>
           <w:kern w:val="2"/>
           <w:lang w:val="en-US"/>
@@ -2736,7 +2742,7 @@
           <w:tab w:val="left" w:pos="566"/>
         </w:tabs>
         <w:rPr>
-          <w:rFonts w:asciiTheme="minorHAnsi" w:eastAsiaTheme="minorEastAsia" w:hAnsiTheme="minorHAnsi" w:cstheme="minorBidi"/>
+          <w:rFonts w:asciiTheme="minorHAnsi" w:hAnsiTheme="minorHAnsi" w:eastAsiaTheme="minorEastAsia" w:cstheme="minorBidi"/>
           <w:noProof/>
           <w:kern w:val="2"/>
           <w:lang w:val="en-US"/>
@@ -2753,7 +2759,7 @@
       </w:r>
       <w:r>
         <w:rPr>
-          <w:rFonts w:asciiTheme="minorHAnsi" w:eastAsiaTheme="minorEastAsia" w:hAnsiTheme="minorHAnsi" w:cstheme="minorBidi"/>
+          <w:rFonts w:asciiTheme="minorHAnsi" w:hAnsiTheme="minorHAnsi" w:eastAsiaTheme="minorEastAsia" w:cstheme="minorBidi"/>
           <w:noProof/>
           <w:kern w:val="2"/>
           <w:lang w:val="en-US"/>
@@ -2821,7 +2827,7 @@
           <w:tab w:val="left" w:pos="566"/>
         </w:tabs>
         <w:rPr>
-          <w:rFonts w:asciiTheme="minorHAnsi" w:eastAsiaTheme="minorEastAsia" w:hAnsiTheme="minorHAnsi" w:cstheme="minorBidi"/>
+          <w:rFonts w:asciiTheme="minorHAnsi" w:hAnsiTheme="minorHAnsi" w:eastAsiaTheme="minorEastAsia" w:cstheme="minorBidi"/>
           <w:noProof/>
           <w:kern w:val="2"/>
           <w:lang w:val="en-US"/>
@@ -2838,7 +2844,7 @@
       </w:r>
       <w:r>
         <w:rPr>
-          <w:rFonts w:asciiTheme="minorHAnsi" w:eastAsiaTheme="minorEastAsia" w:hAnsiTheme="minorHAnsi" w:cstheme="minorBidi"/>
+          <w:rFonts w:asciiTheme="minorHAnsi" w:hAnsiTheme="minorHAnsi" w:eastAsiaTheme="minorEastAsia" w:cstheme="minorBidi"/>
           <w:noProof/>
           <w:kern w:val="2"/>
           <w:lang w:val="en-US"/>
@@ -2906,7 +2912,7 @@
           <w:tab w:val="left" w:pos="1132"/>
         </w:tabs>
         <w:rPr>
-          <w:rFonts w:asciiTheme="minorHAnsi" w:eastAsiaTheme="minorEastAsia" w:hAnsiTheme="minorHAnsi" w:cstheme="minorBidi"/>
+          <w:rFonts w:asciiTheme="minorHAnsi" w:hAnsiTheme="minorHAnsi" w:eastAsiaTheme="minorEastAsia" w:cstheme="minorBidi"/>
           <w:noProof/>
           <w:kern w:val="2"/>
           <w:lang w:val="en-US"/>
@@ -2923,7 +2929,7 @@
       </w:r>
       <w:r>
         <w:rPr>
-          <w:rFonts w:asciiTheme="minorHAnsi" w:eastAsiaTheme="minorEastAsia" w:hAnsiTheme="minorHAnsi" w:cstheme="minorBidi"/>
+          <w:rFonts w:asciiTheme="minorHAnsi" w:hAnsiTheme="minorHAnsi" w:eastAsiaTheme="minorEastAsia" w:cstheme="minorBidi"/>
           <w:noProof/>
           <w:kern w:val="2"/>
           <w:lang w:val="en-US"/>
@@ -2991,7 +2997,7 @@
           <w:tab w:val="left" w:pos="1132"/>
         </w:tabs>
         <w:rPr>
-          <w:rFonts w:asciiTheme="minorHAnsi" w:eastAsiaTheme="minorEastAsia" w:hAnsiTheme="minorHAnsi" w:cstheme="minorBidi"/>
+          <w:rFonts w:asciiTheme="minorHAnsi" w:hAnsiTheme="minorHAnsi" w:eastAsiaTheme="minorEastAsia" w:cstheme="minorBidi"/>
           <w:noProof/>
           <w:kern w:val="2"/>
           <w:lang w:val="en-US"/>
@@ -3008,7 +3014,7 @@
       </w:r>
       <w:r>
         <w:rPr>
-          <w:rFonts w:asciiTheme="minorHAnsi" w:eastAsiaTheme="minorEastAsia" w:hAnsiTheme="minorHAnsi" w:cstheme="minorBidi"/>
+          <w:rFonts w:asciiTheme="minorHAnsi" w:hAnsiTheme="minorHAnsi" w:eastAsiaTheme="minorEastAsia" w:cstheme="minorBidi"/>
           <w:noProof/>
           <w:kern w:val="2"/>
           <w:lang w:val="en-US"/>
@@ -3076,7 +3082,7 @@
           <w:tab w:val="left" w:pos="1132"/>
         </w:tabs>
         <w:rPr>
-          <w:rFonts w:asciiTheme="minorHAnsi" w:eastAsiaTheme="minorEastAsia" w:hAnsiTheme="minorHAnsi" w:cstheme="minorBidi"/>
+          <w:rFonts w:asciiTheme="minorHAnsi" w:hAnsiTheme="minorHAnsi" w:eastAsiaTheme="minorEastAsia" w:cstheme="minorBidi"/>
           <w:noProof/>
           <w:kern w:val="2"/>
           <w:lang w:val="en-US"/>
@@ -3093,7 +3099,7 @@
       </w:r>
       <w:r>
         <w:rPr>
-          <w:rFonts w:asciiTheme="minorHAnsi" w:eastAsiaTheme="minorEastAsia" w:hAnsiTheme="minorHAnsi" w:cstheme="minorBidi"/>
+          <w:rFonts w:asciiTheme="minorHAnsi" w:hAnsiTheme="minorHAnsi" w:eastAsiaTheme="minorEastAsia" w:cstheme="minorBidi"/>
           <w:noProof/>
           <w:kern w:val="2"/>
           <w:lang w:val="en-US"/>
@@ -3158,7 +3164,7 @@
       <w:pPr>
         <w:pStyle w:val="Sommario3"/>
         <w:rPr>
-          <w:rFonts w:asciiTheme="minorHAnsi" w:eastAsiaTheme="minorEastAsia" w:hAnsiTheme="minorHAnsi" w:cstheme="minorBidi"/>
+          <w:rFonts w:asciiTheme="minorHAnsi" w:hAnsiTheme="minorHAnsi" w:eastAsiaTheme="minorEastAsia" w:cstheme="minorBidi"/>
           <w:noProof/>
           <w:kern w:val="2"/>
           <w:lang w:val="en-US"/>
@@ -3222,7 +3228,7 @@
       <w:pPr>
         <w:pStyle w:val="Sommario3"/>
         <w:rPr>
-          <w:rFonts w:asciiTheme="minorHAnsi" w:eastAsiaTheme="minorEastAsia" w:hAnsiTheme="minorHAnsi" w:cstheme="minorBidi"/>
+          <w:rFonts w:asciiTheme="minorHAnsi" w:hAnsiTheme="minorHAnsi" w:eastAsiaTheme="minorEastAsia" w:cstheme="minorBidi"/>
           <w:noProof/>
           <w:kern w:val="2"/>
           <w:lang w:val="en-US"/>
@@ -3286,7 +3292,7 @@
       <w:pPr>
         <w:pStyle w:val="Sommario3"/>
         <w:rPr>
-          <w:rFonts w:asciiTheme="minorHAnsi" w:eastAsiaTheme="minorEastAsia" w:hAnsiTheme="minorHAnsi" w:cstheme="minorBidi"/>
+          <w:rFonts w:asciiTheme="minorHAnsi" w:hAnsiTheme="minorHAnsi" w:eastAsiaTheme="minorEastAsia" w:cstheme="minorBidi"/>
           <w:noProof/>
           <w:kern w:val="2"/>
           <w:lang w:val="en-US"/>
@@ -3350,7 +3356,7 @@
       <w:pPr>
         <w:pStyle w:val="Sommario3"/>
         <w:rPr>
-          <w:rFonts w:asciiTheme="minorHAnsi" w:eastAsiaTheme="minorEastAsia" w:hAnsiTheme="minorHAnsi" w:cstheme="minorBidi"/>
+          <w:rFonts w:asciiTheme="minorHAnsi" w:hAnsiTheme="minorHAnsi" w:eastAsiaTheme="minorEastAsia" w:cstheme="minorBidi"/>
           <w:noProof/>
           <w:kern w:val="2"/>
           <w:lang w:val="en-US"/>
@@ -3414,7 +3420,7 @@
       <w:pPr>
         <w:pStyle w:val="Sommario3"/>
         <w:rPr>
-          <w:rFonts w:asciiTheme="minorHAnsi" w:eastAsiaTheme="minorEastAsia" w:hAnsiTheme="minorHAnsi" w:cstheme="minorBidi"/>
+          <w:rFonts w:asciiTheme="minorHAnsi" w:hAnsiTheme="minorHAnsi" w:eastAsiaTheme="minorEastAsia" w:cstheme="minorBidi"/>
           <w:noProof/>
           <w:kern w:val="2"/>
           <w:lang w:val="en-US"/>
@@ -3478,7 +3484,7 @@
       <w:pPr>
         <w:pStyle w:val="Sommario3"/>
         <w:rPr>
-          <w:rFonts w:asciiTheme="minorHAnsi" w:eastAsiaTheme="minorEastAsia" w:hAnsiTheme="minorHAnsi" w:cstheme="minorBidi"/>
+          <w:rFonts w:asciiTheme="minorHAnsi" w:hAnsiTheme="minorHAnsi" w:eastAsiaTheme="minorEastAsia" w:cstheme="minorBidi"/>
           <w:noProof/>
           <w:kern w:val="2"/>
           <w:lang w:val="en-US"/>
@@ -3542,7 +3548,7 @@
       <w:pPr>
         <w:pStyle w:val="Sommario3"/>
         <w:rPr>
-          <w:rFonts w:asciiTheme="minorHAnsi" w:eastAsiaTheme="minorEastAsia" w:hAnsiTheme="minorHAnsi" w:cstheme="minorBidi"/>
+          <w:rFonts w:asciiTheme="minorHAnsi" w:hAnsiTheme="minorHAnsi" w:eastAsiaTheme="minorEastAsia" w:cstheme="minorBidi"/>
           <w:noProof/>
           <w:kern w:val="2"/>
           <w:lang w:val="en-US"/>
@@ -3606,7 +3612,7 @@
       <w:pPr>
         <w:pStyle w:val="Sommario3"/>
         <w:rPr>
-          <w:rFonts w:asciiTheme="minorHAnsi" w:eastAsiaTheme="minorEastAsia" w:hAnsiTheme="minorHAnsi" w:cstheme="minorBidi"/>
+          <w:rFonts w:asciiTheme="minorHAnsi" w:hAnsiTheme="minorHAnsi" w:eastAsiaTheme="minorEastAsia" w:cstheme="minorBidi"/>
           <w:noProof/>
           <w:kern w:val="2"/>
           <w:lang w:val="en-US"/>
@@ -3673,7 +3679,7 @@
           <w:tab w:val="left" w:pos="1132"/>
         </w:tabs>
         <w:rPr>
-          <w:rFonts w:asciiTheme="minorHAnsi" w:eastAsiaTheme="minorEastAsia" w:hAnsiTheme="minorHAnsi" w:cstheme="minorBidi"/>
+          <w:rFonts w:asciiTheme="minorHAnsi" w:hAnsiTheme="minorHAnsi" w:eastAsiaTheme="minorEastAsia" w:cstheme="minorBidi"/>
           <w:noProof/>
           <w:kern w:val="2"/>
           <w:lang w:val="en-US"/>
@@ -3690,7 +3696,7 @@
       </w:r>
       <w:r>
         <w:rPr>
-          <w:rFonts w:asciiTheme="minorHAnsi" w:eastAsiaTheme="minorEastAsia" w:hAnsiTheme="minorHAnsi" w:cstheme="minorBidi"/>
+          <w:rFonts w:asciiTheme="minorHAnsi" w:hAnsiTheme="minorHAnsi" w:eastAsiaTheme="minorEastAsia" w:cstheme="minorBidi"/>
           <w:noProof/>
           <w:kern w:val="2"/>
           <w:lang w:val="en-US"/>
@@ -3755,7 +3761,7 @@
       <w:pPr>
         <w:pStyle w:val="Sommario3"/>
         <w:rPr>
-          <w:rFonts w:asciiTheme="minorHAnsi" w:eastAsiaTheme="minorEastAsia" w:hAnsiTheme="minorHAnsi" w:cstheme="minorBidi"/>
+          <w:rFonts w:asciiTheme="minorHAnsi" w:hAnsiTheme="minorHAnsi" w:eastAsiaTheme="minorEastAsia" w:cstheme="minorBidi"/>
           <w:noProof/>
           <w:kern w:val="2"/>
           <w:lang w:val="en-US"/>
@@ -3819,7 +3825,7 @@
       <w:pPr>
         <w:pStyle w:val="Sommario3"/>
         <w:rPr>
-          <w:rFonts w:asciiTheme="minorHAnsi" w:eastAsiaTheme="minorEastAsia" w:hAnsiTheme="minorHAnsi" w:cstheme="minorBidi"/>
+          <w:rFonts w:asciiTheme="minorHAnsi" w:hAnsiTheme="minorHAnsi" w:eastAsiaTheme="minorEastAsia" w:cstheme="minorBidi"/>
           <w:noProof/>
           <w:kern w:val="2"/>
           <w:lang w:val="en-US"/>
@@ -3883,7 +3889,7 @@
       <w:pPr>
         <w:pStyle w:val="Sommario3"/>
         <w:rPr>
-          <w:rFonts w:asciiTheme="minorHAnsi" w:eastAsiaTheme="minorEastAsia" w:hAnsiTheme="minorHAnsi" w:cstheme="minorBidi"/>
+          <w:rFonts w:asciiTheme="minorHAnsi" w:hAnsiTheme="minorHAnsi" w:eastAsiaTheme="minorEastAsia" w:cstheme="minorBidi"/>
           <w:noProof/>
           <w:kern w:val="2"/>
           <w:lang w:val="en-US"/>
@@ -3947,7 +3953,7 @@
       <w:pPr>
         <w:pStyle w:val="Sommario3"/>
         <w:rPr>
-          <w:rFonts w:asciiTheme="minorHAnsi" w:eastAsiaTheme="minorEastAsia" w:hAnsiTheme="minorHAnsi" w:cstheme="minorBidi"/>
+          <w:rFonts w:asciiTheme="minorHAnsi" w:hAnsiTheme="minorHAnsi" w:eastAsiaTheme="minorEastAsia" w:cstheme="minorBidi"/>
           <w:noProof/>
           <w:kern w:val="2"/>
           <w:lang w:val="en-US"/>
@@ -4011,7 +4017,7 @@
       <w:pPr>
         <w:pStyle w:val="Sommario3"/>
         <w:rPr>
-          <w:rFonts w:asciiTheme="minorHAnsi" w:eastAsiaTheme="minorEastAsia" w:hAnsiTheme="minorHAnsi" w:cstheme="minorBidi"/>
+          <w:rFonts w:asciiTheme="minorHAnsi" w:hAnsiTheme="minorHAnsi" w:eastAsiaTheme="minorEastAsia" w:cstheme="minorBidi"/>
           <w:noProof/>
           <w:kern w:val="2"/>
           <w:lang w:val="en-US"/>
@@ -4078,7 +4084,7 @@
           <w:tab w:val="left" w:pos="566"/>
         </w:tabs>
         <w:rPr>
-          <w:rFonts w:asciiTheme="minorHAnsi" w:eastAsiaTheme="minorEastAsia" w:hAnsiTheme="minorHAnsi" w:cstheme="minorBidi"/>
+          <w:rFonts w:asciiTheme="minorHAnsi" w:hAnsiTheme="minorHAnsi" w:eastAsiaTheme="minorEastAsia" w:cstheme="minorBidi"/>
           <w:noProof/>
           <w:kern w:val="2"/>
           <w14:ligatures w14:val="standardContextual"/>
@@ -4093,7 +4099,7 @@
       </w:r>
       <w:r>
         <w:rPr>
-          <w:rFonts w:asciiTheme="minorHAnsi" w:eastAsiaTheme="minorEastAsia" w:hAnsiTheme="minorHAnsi" w:cstheme="minorBidi"/>
+          <w:rFonts w:asciiTheme="minorHAnsi" w:hAnsiTheme="minorHAnsi" w:eastAsiaTheme="minorEastAsia" w:cstheme="minorBidi"/>
           <w:noProof/>
           <w:kern w:val="2"/>
           <w14:ligatures w14:val="standardContextual"/>
@@ -4172,7 +4178,7 @@
           <w:footnotePr>
             <w:pos w:val="beneathText"/>
           </w:footnotePr>
-          <w:pgSz w:w="11905" w:h="16837"/>
+          <w:pgSz w:w="11905" w:h="16837" w:orient="portrait"/>
           <w:pgMar w:top="1560" w:right="1134" w:bottom="1798" w:left="1134" w:header="1134" w:footer="1134" w:gutter="0"/>
           <w:cols w:space="720"/>
           <w:formProt w:val="0"/>
@@ -4194,12 +4200,11 @@
           <w:rFonts w:asciiTheme="minorHAnsi" w:hAnsiTheme="minorHAnsi"/>
         </w:rPr>
       </w:pPr>
-      <w:bookmarkStart w:id="0" w:name="_Toc243846646"/>
-      <w:r>
-        <w:rPr>
-          <w:rFonts w:asciiTheme="minorHAnsi" w:hAnsiTheme="minorHAnsi"/>
-        </w:rPr>
-        <w:lastRenderedPageBreak/>
+      <w:bookmarkStart w:name="_Toc243846646" w:id="0"/>
+      <w:r>
+        <w:rPr>
+          <w:rFonts w:asciiTheme="minorHAnsi" w:hAnsiTheme="minorHAnsi"/>
+        </w:rPr>
         <w:t>Introduzione</w:t>
       </w:r>
       <w:bookmarkEnd w:id="0"/>
@@ -4215,7 +4220,7 @@
           <w:iCs w:val="0"/>
         </w:rPr>
       </w:pPr>
-      <w:bookmarkStart w:id="1" w:name="_Toc243846647"/>
+      <w:bookmarkStart w:name="_Toc243846647" w:id="1"/>
       <w:r>
         <w:rPr>
           <w:rFonts w:ascii="Aptos" w:hAnsi="Aptos"/>
@@ -4339,7 +4344,7 @@
           <w:iCs w:val="0"/>
         </w:rPr>
       </w:pPr>
-      <w:bookmarkStart w:id="2" w:name="_Toc243846648"/>
+      <w:bookmarkStart w:name="_Toc243846648" w:id="2"/>
       <w:r>
         <w:rPr>
           <w:rFonts w:asciiTheme="minorHAnsi" w:hAnsiTheme="minorHAnsi"/>
@@ -4948,7 +4953,6 @@
         <w:rPr>
           <w:rFonts w:asciiTheme="minorHAnsi" w:hAnsiTheme="minorHAnsi"/>
         </w:rPr>
-        <w:lastRenderedPageBreak/>
         <w:t>Ricerca di un lettore</w:t>
       </w:r>
       <w:r>
@@ -5128,7 +5132,7 @@
           <w:lang w:val="en-US"/>
         </w:rPr>
       </w:pPr>
-      <w:bookmarkStart w:id="3" w:name="_Toc243846649"/>
+      <w:bookmarkStart w:name="_Toc243846649" w:id="3"/>
       <w:r>
         <w:rPr>
           <w:rFonts w:asciiTheme="minorHAnsi" w:hAnsiTheme="minorHAnsi"/>
@@ -5729,7 +5733,6 @@
         <w:rPr>
           <w:rFonts w:asciiTheme="minorHAnsi" w:hAnsiTheme="minorHAnsi"/>
         </w:rPr>
-        <w:lastRenderedPageBreak/>
         <w:t>Nessuna password è memorizzata in chiaro.</w:t>
       </w:r>
     </w:p>
@@ -5752,7 +5755,7 @@
           <w:iCs w:val="0"/>
         </w:rPr>
       </w:pPr>
-      <w:bookmarkStart w:id="4" w:name="_Toc243846650"/>
+      <w:bookmarkStart w:name="_Toc243846650" w:id="4"/>
       <w:r>
         <w:rPr>
           <w:rFonts w:asciiTheme="minorHAnsi" w:hAnsiTheme="minorHAnsi"/>
@@ -6460,7 +6463,6 @@
               <w:rPr>
                 <w:rFonts w:asciiTheme="minorHAnsi" w:hAnsiTheme="minorHAnsi"/>
               </w:rPr>
-              <w:lastRenderedPageBreak/>
               <w:t>UC</w:t>
             </w:r>
           </w:p>
@@ -6560,7 +6562,7 @@
           <w:iCs w:val="0"/>
         </w:rPr>
       </w:pPr>
-      <w:bookmarkStart w:id="5" w:name="_Toc243846651"/>
+      <w:bookmarkStart w:name="_Toc243846651" w:id="5"/>
       <w:r>
         <w:rPr>
           <w:rFonts w:asciiTheme="minorHAnsi" w:hAnsiTheme="minorHAnsi"/>
@@ -6619,7 +6621,7 @@
           <w:iCs w:val="0"/>
         </w:rPr>
       </w:pPr>
-      <w:bookmarkStart w:id="6" w:name="_Toc243846652"/>
+      <w:bookmarkStart w:name="_Toc243846652" w:id="6"/>
       <w:r>
         <w:rPr>
           <w:rFonts w:asciiTheme="minorHAnsi" w:hAnsiTheme="minorHAnsi"/>
@@ -6825,7 +6827,7 @@
           <w:rFonts w:asciiTheme="minorHAnsi" w:hAnsiTheme="minorHAnsi"/>
         </w:rPr>
       </w:pPr>
-      <w:bookmarkStart w:id="7" w:name="_Toc243846653"/>
+      <w:bookmarkStart w:name="_Toc243846653" w:id="7"/>
       <w:r>
         <w:rPr>
           <w:rFonts w:asciiTheme="minorHAnsi" w:hAnsiTheme="minorHAnsi"/>
@@ -6972,7 +6974,6 @@
         <w:rPr>
           <w:rFonts w:asciiTheme="minorHAnsi" w:hAnsiTheme="minorHAnsi"/>
         </w:rPr>
-        <w:lastRenderedPageBreak/>
         <w:t xml:space="preserve">applicare una sospensione sulla base delle regole della biblioteca, e deve </w:t>
       </w:r>
       <w:r>
@@ -7074,7 +7075,7 @@
           <w:rFonts w:asciiTheme="minorHAnsi" w:hAnsiTheme="minorHAnsi"/>
         </w:rPr>
       </w:pPr>
-      <w:bookmarkStart w:id="8" w:name="_Toc243846654"/>
+      <w:bookmarkStart w:name="_Toc243846654" w:id="8"/>
       <w:r>
         <w:rPr>
           <w:rFonts w:asciiTheme="minorHAnsi" w:hAnsiTheme="minorHAnsi"/>
@@ -7167,7 +7168,7 @@
           <w:iCs w:val="0"/>
         </w:rPr>
       </w:pPr>
-      <w:bookmarkStart w:id="9" w:name="_Toc243846655"/>
+      <w:bookmarkStart w:name="_Toc243846655" w:id="9"/>
       <w:r>
         <w:rPr>
           <w:rFonts w:ascii="Aptos" w:hAnsi="Aptos"/>
@@ -7586,7 +7587,6 @@
         <w:rPr>
           <w:rFonts w:asciiTheme="minorHAnsi" w:hAnsiTheme="minorHAnsi"/>
         </w:rPr>
-        <w:lastRenderedPageBreak/>
         <w:t>coerenti.</w:t>
       </w:r>
     </w:p>
@@ -7606,7 +7606,7 @@
           <w:iCs w:val="0"/>
         </w:rPr>
       </w:pPr>
-      <w:bookmarkStart w:id="10" w:name="_Toc243846656"/>
+      <w:bookmarkStart w:name="_Toc243846656" w:id="10"/>
       <w:r>
         <w:rPr>
           <w:rFonts w:ascii="Aptos" w:hAnsi="Aptos"/>
@@ -8148,7 +8148,6 @@
         <w:rPr>
           <w:rFonts w:asciiTheme="minorHAnsi" w:hAnsiTheme="minorHAnsi"/>
         </w:rPr>
-        <w:lastRenderedPageBreak/>
         <w:t>associata al lettore e alla copia da consegnare.</w:t>
       </w:r>
     </w:p>
@@ -8927,14 +8926,13 @@
           <w:iCs w:val="0"/>
         </w:rPr>
       </w:pPr>
-      <w:bookmarkStart w:id="11" w:name="_Toc243846657"/>
+      <w:bookmarkStart w:name="_Toc243846657" w:id="11"/>
       <w:r>
         <w:rPr>
           <w:rFonts w:ascii="Aptos" w:hAnsi="Aptos"/>
           <w:i w:val="0"/>
           <w:iCs w:val="0"/>
         </w:rPr>
-        <w:lastRenderedPageBreak/>
         <w:t>Nonfunctional requirements</w:t>
       </w:r>
       <w:bookmarkEnd w:id="11"/>
@@ -8949,7 +8947,7 @@
           <w:szCs w:val="28"/>
         </w:rPr>
       </w:pPr>
-      <w:bookmarkStart w:id="12" w:name="_Toc243846658"/>
+      <w:bookmarkStart w:name="_Toc243846658" w:id="12"/>
       <w:r>
         <w:rPr>
           <w:rFonts w:asciiTheme="minorHAnsi" w:hAnsiTheme="minorHAnsi"/>
@@ -8969,12 +8967,12 @@
         </w:numPr>
         <w:jc w:val="both"/>
         <w:rPr>
-          <w:rFonts w:asciiTheme="minorHAnsi" w:eastAsia="Times New Roman" w:hAnsiTheme="minorHAnsi"/>
-        </w:rPr>
-      </w:pPr>
-      <w:r>
-        <w:rPr>
-          <w:rFonts w:asciiTheme="minorHAnsi" w:eastAsia="Times New Roman" w:hAnsiTheme="minorHAnsi"/>
+          <w:rFonts w:eastAsia="Times New Roman" w:asciiTheme="minorHAnsi" w:hAnsiTheme="minorHAnsi"/>
+        </w:rPr>
+      </w:pPr>
+      <w:r>
+        <w:rPr>
+          <w:rFonts w:eastAsia="Times New Roman" w:asciiTheme="minorHAnsi" w:hAnsiTheme="minorHAnsi"/>
           <w:b/>
           <w:bCs/>
         </w:rPr>
@@ -8982,7 +8980,7 @@
       </w:r>
       <w:r>
         <w:rPr>
-          <w:rFonts w:asciiTheme="minorHAnsi" w:eastAsia="Times New Roman" w:hAnsiTheme="minorHAnsi"/>
+          <w:rFonts w:eastAsia="Times New Roman" w:asciiTheme="minorHAnsi" w:hAnsiTheme="minorHAnsi"/>
           <w:b/>
           <w:bCs/>
         </w:rPr>
@@ -8990,7 +8988,7 @@
       </w:r>
       <w:r>
         <w:rPr>
-          <w:rFonts w:asciiTheme="minorHAnsi" w:eastAsia="Times New Roman" w:hAnsiTheme="minorHAnsi"/>
+          <w:rFonts w:eastAsia="Times New Roman" w:asciiTheme="minorHAnsi" w:hAnsiTheme="minorHAnsi"/>
           <w:b/>
           <w:bCs/>
         </w:rPr>
@@ -8998,7 +8996,7 @@
       </w:r>
       <w:r>
         <w:rPr>
-          <w:rFonts w:asciiTheme="minorHAnsi" w:eastAsia="Times New Roman" w:hAnsiTheme="minorHAnsi"/>
+          <w:rFonts w:eastAsia="Times New Roman" w:asciiTheme="minorHAnsi" w:hAnsiTheme="minorHAnsi"/>
           <w:b/>
           <w:bCs/>
         </w:rPr>
@@ -9006,121 +9004,121 @@
       </w:r>
       <w:r>
         <w:rPr>
-          <w:rFonts w:asciiTheme="minorHAnsi" w:eastAsia="Times New Roman" w:hAnsiTheme="minorHAnsi"/>
+          <w:rFonts w:eastAsia="Times New Roman" w:asciiTheme="minorHAnsi" w:hAnsiTheme="minorHAnsi"/>
         </w:rPr>
         <w:t xml:space="preserve">: </w:t>
       </w:r>
       <w:r>
         <w:rPr>
-          <w:rFonts w:asciiTheme="minorHAnsi" w:eastAsia="Times New Roman" w:hAnsiTheme="minorHAnsi"/>
+          <w:rFonts w:eastAsia="Times New Roman" w:asciiTheme="minorHAnsi" w:hAnsiTheme="minorHAnsi"/>
         </w:rPr>
         <w:t>l</w:t>
       </w:r>
       <w:r>
         <w:rPr>
-          <w:rFonts w:asciiTheme="minorHAnsi" w:eastAsia="Times New Roman" w:hAnsiTheme="minorHAnsi"/>
+          <w:rFonts w:eastAsia="Times New Roman" w:asciiTheme="minorHAnsi" w:hAnsiTheme="minorHAnsi"/>
         </w:rPr>
         <w:t>'Interfaccia Utente deve essere progettata con un</w:t>
       </w:r>
       <w:r>
         <w:rPr>
-          <w:rFonts w:asciiTheme="minorHAnsi" w:eastAsia="Times New Roman" w:hAnsiTheme="minorHAnsi"/>
+          <w:rFonts w:eastAsia="Times New Roman" w:asciiTheme="minorHAnsi" w:hAnsiTheme="minorHAnsi"/>
         </w:rPr>
         <w:t>a preferenza</w:t>
       </w:r>
       <w:r>
         <w:rPr>
-          <w:rFonts w:asciiTheme="minorHAnsi" w:eastAsia="Times New Roman" w:hAnsiTheme="minorHAnsi"/>
+          <w:rFonts w:eastAsia="Times New Roman" w:asciiTheme="minorHAnsi" w:hAnsiTheme="minorHAnsi"/>
         </w:rPr>
         <w:t xml:space="preserve"> all'uso dell'inglese e italiano rispetto a</w:t>
       </w:r>
       <w:r>
         <w:rPr>
-          <w:rFonts w:asciiTheme="minorHAnsi" w:eastAsia="Times New Roman" w:hAnsiTheme="minorHAnsi"/>
+          <w:rFonts w:eastAsia="Times New Roman" w:asciiTheme="minorHAnsi" w:hAnsiTheme="minorHAnsi"/>
         </w:rPr>
         <w:t>ll’uso di</w:t>
       </w:r>
       <w:r>
         <w:rPr>
-          <w:rFonts w:asciiTheme="minorHAnsi" w:eastAsia="Times New Roman" w:hAnsiTheme="minorHAnsi"/>
+          <w:rFonts w:eastAsia="Times New Roman" w:asciiTheme="minorHAnsi" w:hAnsiTheme="minorHAnsi"/>
         </w:rPr>
         <w:t xml:space="preserve"> simboli ambigui</w:t>
       </w:r>
       <w:r>
         <w:rPr>
-          <w:rFonts w:asciiTheme="minorHAnsi" w:eastAsia="Times New Roman" w:hAnsiTheme="minorHAnsi"/>
+          <w:rFonts w:eastAsia="Times New Roman" w:asciiTheme="minorHAnsi" w:hAnsiTheme="minorHAnsi"/>
         </w:rPr>
         <w:t xml:space="preserve"> (c</w:t>
       </w:r>
       <w:r>
         <w:rPr>
-          <w:rFonts w:asciiTheme="minorHAnsi" w:eastAsia="Times New Roman" w:hAnsiTheme="minorHAnsi"/>
+          <w:rFonts w:eastAsia="Times New Roman" w:asciiTheme="minorHAnsi" w:hAnsiTheme="minorHAnsi"/>
         </w:rPr>
         <w:t>ome "</w:t>
       </w:r>
       <w:r>
         <w:rPr>
-          <w:rFonts w:asciiTheme="minorHAnsi" w:eastAsia="Times New Roman" w:hAnsiTheme="minorHAnsi"/>
+          <w:rFonts w:eastAsia="Times New Roman" w:asciiTheme="minorHAnsi" w:hAnsiTheme="minorHAnsi"/>
         </w:rPr>
         <w:t>[</w:t>
       </w:r>
       <w:r>
         <w:rPr>
-          <w:rFonts w:asciiTheme="minorHAnsi" w:eastAsia="Times New Roman" w:hAnsiTheme="minorHAnsi"/>
+          <w:rFonts w:eastAsia="Times New Roman" w:asciiTheme="minorHAnsi" w:hAnsiTheme="minorHAnsi"/>
         </w:rPr>
         <w:t>date</w:t>
       </w:r>
       <w:r>
         <w:rPr>
-          <w:rFonts w:asciiTheme="minorHAnsi" w:eastAsia="Times New Roman" w:hAnsiTheme="minorHAnsi"/>
+          <w:rFonts w:eastAsia="Times New Roman" w:asciiTheme="minorHAnsi" w:hAnsiTheme="minorHAnsi"/>
         </w:rPr>
         <w:t>]</w:t>
       </w:r>
       <w:r>
         <w:rPr>
-          <w:rFonts w:asciiTheme="minorHAnsi" w:eastAsia="Times New Roman" w:hAnsiTheme="minorHAnsi"/>
+          <w:rFonts w:eastAsia="Times New Roman" w:asciiTheme="minorHAnsi" w:hAnsiTheme="minorHAnsi"/>
         </w:rPr>
         <w:t xml:space="preserve"> until </w:t>
       </w:r>
       <w:r>
         <w:rPr>
-          <w:rFonts w:asciiTheme="minorHAnsi" w:eastAsia="Times New Roman" w:hAnsiTheme="minorHAnsi"/>
+          <w:rFonts w:eastAsia="Times New Roman" w:asciiTheme="minorHAnsi" w:hAnsiTheme="minorHAnsi"/>
         </w:rPr>
         <w:t>[</w:t>
       </w:r>
       <w:r>
         <w:rPr>
-          <w:rFonts w:asciiTheme="minorHAnsi" w:eastAsia="Times New Roman" w:hAnsiTheme="minorHAnsi"/>
+          <w:rFonts w:eastAsia="Times New Roman" w:asciiTheme="minorHAnsi" w:hAnsiTheme="minorHAnsi"/>
         </w:rPr>
         <w:t>date</w:t>
       </w:r>
       <w:r>
         <w:rPr>
-          <w:rFonts w:asciiTheme="minorHAnsi" w:eastAsia="Times New Roman" w:hAnsiTheme="minorHAnsi"/>
+          <w:rFonts w:eastAsia="Times New Roman" w:asciiTheme="minorHAnsi" w:hAnsiTheme="minorHAnsi"/>
         </w:rPr>
         <w:t>]</w:t>
       </w:r>
       <w:r>
         <w:rPr>
-          <w:rFonts w:asciiTheme="minorHAnsi" w:eastAsia="Times New Roman" w:hAnsiTheme="minorHAnsi"/>
+          <w:rFonts w:eastAsia="Times New Roman" w:asciiTheme="minorHAnsi" w:hAnsiTheme="minorHAnsi"/>
         </w:rPr>
         <w:t>" invece di "</w:t>
       </w:r>
       <w:r>
         <w:rPr>
-          <w:rFonts w:asciiTheme="minorHAnsi" w:eastAsia="Times New Roman" w:hAnsiTheme="minorHAnsi"/>
+          <w:rFonts w:eastAsia="Times New Roman" w:asciiTheme="minorHAnsi" w:hAnsiTheme="minorHAnsi"/>
         </w:rPr>
         <w:t>[</w:t>
       </w:r>
       <w:r>
         <w:rPr>
-          <w:rFonts w:asciiTheme="minorHAnsi" w:eastAsia="Times New Roman" w:hAnsiTheme="minorHAnsi"/>
+          <w:rFonts w:eastAsia="Times New Roman" w:asciiTheme="minorHAnsi" w:hAnsiTheme="minorHAnsi"/>
         </w:rPr>
         <w:t>date</w:t>
       </w:r>
       <w:r>
         <w:rPr>
-          <w:rFonts w:asciiTheme="minorHAnsi" w:eastAsia="Times New Roman" w:hAnsiTheme="minorHAnsi"/>
+          <w:rFonts w:eastAsia="Times New Roman" w:asciiTheme="minorHAnsi" w:hAnsiTheme="minorHAnsi"/>
           <w:sz w:val="28"/>
           <w:szCs w:val="28"/>
         </w:rPr>
@@ -9128,43 +9126,43 @@
       </w:r>
       <w:r>
         <w:rPr>
-          <w:rFonts w:asciiTheme="minorHAnsi" w:eastAsia="Times New Roman" w:hAnsiTheme="minorHAnsi"/>
+          <w:rFonts w:eastAsia="Times New Roman" w:asciiTheme="minorHAnsi" w:hAnsiTheme="minorHAnsi"/>
         </w:rPr>
         <w:t xml:space="preserve"> -&gt; </w:t>
       </w:r>
       <w:r>
         <w:rPr>
-          <w:rFonts w:asciiTheme="minorHAnsi" w:eastAsia="Times New Roman" w:hAnsiTheme="minorHAnsi"/>
+          <w:rFonts w:eastAsia="Times New Roman" w:asciiTheme="minorHAnsi" w:hAnsiTheme="minorHAnsi"/>
         </w:rPr>
         <w:t>[</w:t>
       </w:r>
       <w:r>
         <w:rPr>
-          <w:rFonts w:asciiTheme="minorHAnsi" w:eastAsia="Times New Roman" w:hAnsiTheme="minorHAnsi"/>
+          <w:rFonts w:eastAsia="Times New Roman" w:asciiTheme="minorHAnsi" w:hAnsiTheme="minorHAnsi"/>
         </w:rPr>
         <w:t>date</w:t>
       </w:r>
       <w:r>
         <w:rPr>
-          <w:rFonts w:asciiTheme="minorHAnsi" w:eastAsia="Times New Roman" w:hAnsiTheme="minorHAnsi"/>
+          <w:rFonts w:eastAsia="Times New Roman" w:asciiTheme="minorHAnsi" w:hAnsiTheme="minorHAnsi"/>
         </w:rPr>
         <w:t>]</w:t>
       </w:r>
       <w:r>
         <w:rPr>
-          <w:rFonts w:asciiTheme="minorHAnsi" w:eastAsia="Times New Roman" w:hAnsiTheme="minorHAnsi"/>
+          <w:rFonts w:eastAsia="Times New Roman" w:asciiTheme="minorHAnsi" w:hAnsiTheme="minorHAnsi"/>
         </w:rPr>
         <w:t>"</w:t>
       </w:r>
       <w:r>
         <w:rPr>
-          <w:rFonts w:asciiTheme="minorHAnsi" w:eastAsia="Times New Roman" w:hAnsiTheme="minorHAnsi"/>
+          <w:rFonts w:eastAsia="Times New Roman" w:asciiTheme="minorHAnsi" w:hAnsiTheme="minorHAnsi"/>
         </w:rPr>
         <w:t>)</w:t>
       </w:r>
       <w:r>
         <w:rPr>
-          <w:rFonts w:asciiTheme="minorHAnsi" w:eastAsia="Times New Roman" w:hAnsiTheme="minorHAnsi"/>
+          <w:rFonts w:eastAsia="Times New Roman" w:asciiTheme="minorHAnsi" w:hAnsiTheme="minorHAnsi"/>
         </w:rPr>
         <w:t>.</w:t>
       </w:r>
@@ -9178,12 +9176,12 @@
         </w:numPr>
         <w:jc w:val="both"/>
         <w:rPr>
-          <w:rFonts w:asciiTheme="minorHAnsi" w:eastAsia="Times New Roman" w:hAnsiTheme="minorHAnsi"/>
-        </w:rPr>
-      </w:pPr>
-      <w:r>
-        <w:rPr>
-          <w:rFonts w:asciiTheme="minorHAnsi" w:eastAsia="Times New Roman" w:hAnsiTheme="minorHAnsi"/>
+          <w:rFonts w:eastAsia="Times New Roman" w:asciiTheme="minorHAnsi" w:hAnsiTheme="minorHAnsi"/>
+        </w:rPr>
+      </w:pPr>
+      <w:r>
+        <w:rPr>
+          <w:rFonts w:eastAsia="Times New Roman" w:asciiTheme="minorHAnsi" w:hAnsiTheme="minorHAnsi"/>
           <w:b/>
           <w:bCs/>
         </w:rPr>
@@ -9191,7 +9189,7 @@
       </w:r>
       <w:r>
         <w:rPr>
-          <w:rFonts w:asciiTheme="minorHAnsi" w:eastAsia="Times New Roman" w:hAnsiTheme="minorHAnsi"/>
+          <w:rFonts w:eastAsia="Times New Roman" w:asciiTheme="minorHAnsi" w:hAnsiTheme="minorHAnsi"/>
           <w:b/>
           <w:bCs/>
         </w:rPr>
@@ -9199,37 +9197,37 @@
       </w:r>
       <w:r>
         <w:rPr>
-          <w:rFonts w:asciiTheme="minorHAnsi" w:eastAsia="Times New Roman" w:hAnsiTheme="minorHAnsi"/>
+          <w:rFonts w:eastAsia="Times New Roman" w:asciiTheme="minorHAnsi" w:hAnsiTheme="minorHAnsi"/>
         </w:rPr>
         <w:t>:</w:t>
       </w:r>
       <w:r>
         <w:rPr>
-          <w:rFonts w:asciiTheme="minorHAnsi" w:eastAsia="Times New Roman" w:hAnsiTheme="minorHAnsi"/>
+          <w:rFonts w:eastAsia="Times New Roman" w:asciiTheme="minorHAnsi" w:hAnsiTheme="minorHAnsi"/>
         </w:rPr>
         <w:t xml:space="preserve"> </w:t>
       </w:r>
       <w:r>
         <w:rPr>
-          <w:rFonts w:asciiTheme="minorHAnsi" w:eastAsia="Times New Roman" w:hAnsiTheme="minorHAnsi"/>
+          <w:rFonts w:eastAsia="Times New Roman" w:asciiTheme="minorHAnsi" w:hAnsiTheme="minorHAnsi"/>
         </w:rPr>
         <w:t>i</w:t>
       </w:r>
       <w:r>
         <w:rPr>
-          <w:rFonts w:asciiTheme="minorHAnsi" w:eastAsia="Times New Roman" w:hAnsiTheme="minorHAnsi"/>
+          <w:rFonts w:eastAsia="Times New Roman" w:asciiTheme="minorHAnsi" w:hAnsiTheme="minorHAnsi"/>
         </w:rPr>
         <w:t xml:space="preserve">l sistema </w:t>
       </w:r>
       <w:r>
         <w:rPr>
-          <w:rFonts w:asciiTheme="minorHAnsi" w:eastAsia="Times New Roman" w:hAnsiTheme="minorHAnsi"/>
+          <w:rFonts w:eastAsia="Times New Roman" w:asciiTheme="minorHAnsi" w:hAnsiTheme="minorHAnsi"/>
         </w:rPr>
         <w:t>deve mostrare</w:t>
       </w:r>
       <w:r>
         <w:rPr>
-          <w:rFonts w:asciiTheme="minorHAnsi" w:eastAsia="Times New Roman" w:hAnsiTheme="minorHAnsi"/>
+          <w:rFonts w:eastAsia="Times New Roman" w:asciiTheme="minorHAnsi" w:hAnsiTheme="minorHAnsi"/>
         </w:rPr>
         <w:t xml:space="preserve"> un messaggio di conferma al completamento delle operazioni principali e un messaggio esplicativo in caso di errore e operazioni non riuscite.</w:t>
       </w:r>
@@ -9243,12 +9241,12 @@
         </w:numPr>
         <w:jc w:val="both"/>
         <w:rPr>
-          <w:rFonts w:asciiTheme="minorHAnsi" w:eastAsia="Times New Roman" w:hAnsiTheme="minorHAnsi"/>
-        </w:rPr>
-      </w:pPr>
-      <w:r>
-        <w:rPr>
-          <w:rFonts w:asciiTheme="minorHAnsi" w:eastAsia="Times New Roman" w:hAnsiTheme="minorHAnsi"/>
+          <w:rFonts w:eastAsia="Times New Roman" w:asciiTheme="minorHAnsi" w:hAnsiTheme="minorHAnsi"/>
+        </w:rPr>
+      </w:pPr>
+      <w:r>
+        <w:rPr>
+          <w:rFonts w:eastAsia="Times New Roman" w:asciiTheme="minorHAnsi" w:hAnsiTheme="minorHAnsi"/>
           <w:b/>
           <w:bCs/>
         </w:rPr>
@@ -9256,7 +9254,7 @@
       </w:r>
       <w:r>
         <w:rPr>
-          <w:rFonts w:asciiTheme="minorHAnsi" w:eastAsia="Times New Roman" w:hAnsiTheme="minorHAnsi"/>
+          <w:rFonts w:eastAsia="Times New Roman" w:asciiTheme="minorHAnsi" w:hAnsiTheme="minorHAnsi"/>
           <w:b/>
           <w:bCs/>
         </w:rPr>
@@ -9264,25 +9262,25 @@
       </w:r>
       <w:r>
         <w:rPr>
-          <w:rFonts w:asciiTheme="minorHAnsi" w:eastAsia="Times New Roman" w:hAnsiTheme="minorHAnsi"/>
+          <w:rFonts w:eastAsia="Times New Roman" w:asciiTheme="minorHAnsi" w:hAnsiTheme="minorHAnsi"/>
         </w:rPr>
         <w:t>:</w:t>
       </w:r>
       <w:r>
         <w:rPr>
-          <w:rFonts w:asciiTheme="minorHAnsi" w:eastAsia="Times New Roman" w:hAnsiTheme="minorHAnsi"/>
+          <w:rFonts w:eastAsia="Times New Roman" w:asciiTheme="minorHAnsi" w:hAnsiTheme="minorHAnsi"/>
         </w:rPr>
         <w:t xml:space="preserve"> il sistema </w:t>
       </w:r>
       <w:r>
         <w:rPr>
-          <w:rFonts w:asciiTheme="minorHAnsi" w:eastAsia="Times New Roman" w:hAnsiTheme="minorHAnsi"/>
+          <w:rFonts w:eastAsia="Times New Roman" w:asciiTheme="minorHAnsi" w:hAnsiTheme="minorHAnsi"/>
         </w:rPr>
         <w:t>deve avere</w:t>
       </w:r>
       <w:r>
         <w:rPr>
-          <w:rFonts w:asciiTheme="minorHAnsi" w:eastAsia="Times New Roman" w:hAnsiTheme="minorHAnsi"/>
+          <w:rFonts w:eastAsia="Times New Roman" w:asciiTheme="minorHAnsi" w:hAnsiTheme="minorHAnsi"/>
         </w:rPr>
         <w:t xml:space="preserve"> un’interfaccia responsive.</w:t>
       </w:r>
@@ -9291,7 +9289,7 @@
       <w:pPr>
         <w:jc w:val="both"/>
         <w:rPr>
-          <w:rFonts w:asciiTheme="minorHAnsi" w:eastAsia="Times New Roman" w:hAnsiTheme="minorHAnsi"/>
+          <w:rFonts w:eastAsia="Times New Roman" w:asciiTheme="minorHAnsi" w:hAnsiTheme="minorHAnsi"/>
         </w:rPr>
       </w:pPr>
     </w:p>
@@ -9306,7 +9304,7 @@
           <w:szCs w:val="28"/>
         </w:rPr>
       </w:pPr>
-      <w:bookmarkStart w:id="13" w:name="_Toc243846659"/>
+      <w:bookmarkStart w:name="_Toc243846659" w:id="13"/>
       <w:r>
         <w:rPr>
           <w:rFonts w:asciiTheme="minorHAnsi" w:hAnsiTheme="minorHAnsi"/>
@@ -9326,12 +9324,12 @@
         </w:numPr>
         <w:jc w:val="both"/>
         <w:rPr>
-          <w:rFonts w:asciiTheme="minorHAnsi" w:eastAsia="Times New Roman" w:hAnsiTheme="minorHAnsi"/>
-        </w:rPr>
-      </w:pPr>
-      <w:r>
-        <w:rPr>
-          <w:rFonts w:asciiTheme="minorHAnsi" w:eastAsia="Times New Roman" w:hAnsiTheme="minorHAnsi"/>
+          <w:rFonts w:eastAsia="Times New Roman" w:asciiTheme="minorHAnsi" w:hAnsiTheme="minorHAnsi"/>
+        </w:rPr>
+      </w:pPr>
+      <w:r>
+        <w:rPr>
+          <w:rFonts w:eastAsia="Times New Roman" w:asciiTheme="minorHAnsi" w:hAnsiTheme="minorHAnsi"/>
           <w:b/>
           <w:bCs/>
         </w:rPr>
@@ -9339,7 +9337,7 @@
       </w:r>
       <w:r>
         <w:rPr>
-          <w:rFonts w:asciiTheme="minorHAnsi" w:eastAsia="Times New Roman" w:hAnsiTheme="minorHAnsi"/>
+          <w:rFonts w:eastAsia="Times New Roman" w:asciiTheme="minorHAnsi" w:hAnsiTheme="minorHAnsi"/>
           <w:b/>
           <w:bCs/>
         </w:rPr>
@@ -9347,19 +9345,19 @@
       </w:r>
       <w:r>
         <w:rPr>
-          <w:rFonts w:asciiTheme="minorHAnsi" w:eastAsia="Times New Roman" w:hAnsiTheme="minorHAnsi"/>
+          <w:rFonts w:eastAsia="Times New Roman" w:asciiTheme="minorHAnsi" w:hAnsiTheme="minorHAnsi"/>
         </w:rPr>
         <w:t xml:space="preserve">: </w:t>
       </w:r>
       <w:r>
         <w:rPr>
-          <w:rFonts w:asciiTheme="minorHAnsi" w:eastAsia="Times New Roman" w:hAnsiTheme="minorHAnsi"/>
+          <w:rFonts w:eastAsia="Times New Roman" w:asciiTheme="minorHAnsi" w:hAnsiTheme="minorHAnsi"/>
         </w:rPr>
         <w:t>i</w:t>
       </w:r>
       <w:r>
         <w:rPr>
-          <w:rFonts w:asciiTheme="minorHAnsi" w:eastAsia="Times New Roman" w:hAnsiTheme="minorHAnsi"/>
+          <w:rFonts w:eastAsia="Times New Roman" w:asciiTheme="minorHAnsi" w:hAnsiTheme="minorHAnsi"/>
         </w:rPr>
         <w:t>l sito lato lettore deve essere disponibile 24 ore su 24 per permettere la prenotazione di un libro in qualsiasi momento.</w:t>
       </w:r>
@@ -9373,12 +9371,12 @@
         </w:numPr>
         <w:jc w:val="both"/>
         <w:rPr>
-          <w:rFonts w:asciiTheme="minorHAnsi" w:eastAsia="Times New Roman" w:hAnsiTheme="minorHAnsi"/>
-        </w:rPr>
-      </w:pPr>
-      <w:r>
-        <w:rPr>
-          <w:rFonts w:asciiTheme="minorHAnsi" w:eastAsia="Times New Roman" w:hAnsiTheme="minorHAnsi"/>
+          <w:rFonts w:eastAsia="Times New Roman" w:asciiTheme="minorHAnsi" w:hAnsiTheme="minorHAnsi"/>
+        </w:rPr>
+      </w:pPr>
+      <w:r>
+        <w:rPr>
+          <w:rFonts w:eastAsia="Times New Roman" w:asciiTheme="minorHAnsi" w:hAnsiTheme="minorHAnsi"/>
           <w:b/>
           <w:bCs/>
         </w:rPr>
@@ -9386,7 +9384,7 @@
       </w:r>
       <w:r>
         <w:rPr>
-          <w:rFonts w:asciiTheme="minorHAnsi" w:eastAsia="Times New Roman" w:hAnsiTheme="minorHAnsi"/>
+          <w:rFonts w:eastAsia="Times New Roman" w:asciiTheme="minorHAnsi" w:hAnsiTheme="minorHAnsi"/>
           <w:b/>
           <w:bCs/>
         </w:rPr>
@@ -9394,25 +9392,25 @@
       </w:r>
       <w:r>
         <w:rPr>
-          <w:rFonts w:asciiTheme="minorHAnsi" w:eastAsia="Times New Roman" w:hAnsiTheme="minorHAnsi"/>
+          <w:rFonts w:eastAsia="Times New Roman" w:asciiTheme="minorHAnsi" w:hAnsiTheme="minorHAnsi"/>
         </w:rPr>
         <w:t>:</w:t>
       </w:r>
       <w:r>
         <w:rPr>
-          <w:rFonts w:asciiTheme="minorHAnsi" w:eastAsia="Times New Roman" w:hAnsiTheme="minorHAnsi"/>
+          <w:rFonts w:eastAsia="Times New Roman" w:asciiTheme="minorHAnsi" w:hAnsiTheme="minorHAnsi"/>
         </w:rPr>
         <w:t xml:space="preserve"> lo stato delle copie deve restare coerente dopo ogni operazione</w:t>
       </w:r>
       <w:r>
         <w:rPr>
-          <w:rFonts w:asciiTheme="minorHAnsi" w:eastAsia="Times New Roman" w:hAnsiTheme="minorHAnsi"/>
+          <w:rFonts w:eastAsia="Times New Roman" w:asciiTheme="minorHAnsi" w:hAnsiTheme="minorHAnsi"/>
         </w:rPr>
         <w:t xml:space="preserve"> e nessuna copia può essere prestata o prenotata da due lettori contemporaneamente</w:t>
       </w:r>
       <w:r>
         <w:rPr>
-          <w:rFonts w:asciiTheme="minorHAnsi" w:eastAsia="Times New Roman" w:hAnsiTheme="minorHAnsi"/>
+          <w:rFonts w:eastAsia="Times New Roman" w:asciiTheme="minorHAnsi" w:hAnsiTheme="minorHAnsi"/>
         </w:rPr>
         <w:t>.</w:t>
       </w:r>
@@ -9421,7 +9419,7 @@
       <w:pPr>
         <w:jc w:val="both"/>
         <w:rPr>
-          <w:rFonts w:asciiTheme="minorHAnsi" w:eastAsia="Times New Roman" w:hAnsiTheme="minorHAnsi"/>
+          <w:rFonts w:eastAsia="Times New Roman" w:asciiTheme="minorHAnsi" w:hAnsiTheme="minorHAnsi"/>
         </w:rPr>
       </w:pPr>
     </w:p>
@@ -9436,7 +9434,7 @@
           <w:szCs w:val="28"/>
         </w:rPr>
       </w:pPr>
-      <w:bookmarkStart w:id="14" w:name="_Toc243846660"/>
+      <w:bookmarkStart w:name="_Toc243846660" w:id="14"/>
       <w:r>
         <w:rPr>
           <w:rFonts w:asciiTheme="minorHAnsi" w:hAnsiTheme="minorHAnsi"/>
@@ -9455,12 +9453,12 @@
           <w:numId w:val="4"/>
         </w:numPr>
         <w:rPr>
-          <w:rFonts w:asciiTheme="minorHAnsi" w:eastAsia="Times New Roman" w:hAnsiTheme="minorHAnsi"/>
-        </w:rPr>
-      </w:pPr>
-      <w:r>
-        <w:rPr>
-          <w:rFonts w:asciiTheme="minorHAnsi" w:eastAsia="Times New Roman" w:hAnsiTheme="minorHAnsi"/>
+          <w:rFonts w:eastAsia="Times New Roman" w:asciiTheme="minorHAnsi" w:hAnsiTheme="minorHAnsi"/>
+        </w:rPr>
+      </w:pPr>
+      <w:r>
+        <w:rPr>
+          <w:rFonts w:eastAsia="Times New Roman" w:asciiTheme="minorHAnsi" w:hAnsiTheme="minorHAnsi"/>
           <w:b/>
           <w:bCs/>
         </w:rPr>
@@ -9468,7 +9466,7 @@
       </w:r>
       <w:r>
         <w:rPr>
-          <w:rFonts w:asciiTheme="minorHAnsi" w:eastAsia="Times New Roman" w:hAnsiTheme="minorHAnsi"/>
+          <w:rFonts w:eastAsia="Times New Roman" w:asciiTheme="minorHAnsi" w:hAnsiTheme="minorHAnsi"/>
           <w:b/>
           <w:bCs/>
         </w:rPr>
@@ -9476,7 +9474,7 @@
       </w:r>
       <w:r>
         <w:rPr>
-          <w:rFonts w:asciiTheme="minorHAnsi" w:eastAsia="Times New Roman" w:hAnsiTheme="minorHAnsi"/>
+          <w:rFonts w:eastAsia="Times New Roman" w:asciiTheme="minorHAnsi" w:hAnsiTheme="minorHAnsi"/>
           <w:b/>
           <w:bCs/>
         </w:rPr>
@@ -9484,7 +9482,7 @@
       </w:r>
       <w:r>
         <w:rPr>
-          <w:rFonts w:asciiTheme="minorHAnsi" w:eastAsia="Times New Roman" w:hAnsiTheme="minorHAnsi"/>
+          <w:rFonts w:eastAsia="Times New Roman" w:asciiTheme="minorHAnsi" w:hAnsiTheme="minorHAnsi"/>
           <w:b/>
           <w:bCs/>
         </w:rPr>
@@ -9492,31 +9490,31 @@
       </w:r>
       <w:r>
         <w:rPr>
-          <w:rFonts w:asciiTheme="minorHAnsi" w:eastAsia="Times New Roman" w:hAnsiTheme="minorHAnsi"/>
+          <w:rFonts w:eastAsia="Times New Roman" w:asciiTheme="minorHAnsi" w:hAnsiTheme="minorHAnsi"/>
         </w:rPr>
         <w:t xml:space="preserve">: </w:t>
       </w:r>
       <w:r>
         <w:rPr>
-          <w:rFonts w:asciiTheme="minorHAnsi" w:eastAsia="Times New Roman" w:hAnsiTheme="minorHAnsi"/>
+          <w:rFonts w:eastAsia="Times New Roman" w:asciiTheme="minorHAnsi" w:hAnsiTheme="minorHAnsi"/>
         </w:rPr>
         <w:t xml:space="preserve">i </w:t>
       </w:r>
       <w:r>
         <w:rPr>
-          <w:rFonts w:asciiTheme="minorHAnsi" w:eastAsia="Times New Roman" w:hAnsiTheme="minorHAnsi"/>
+          <w:rFonts w:eastAsia="Times New Roman" w:asciiTheme="minorHAnsi" w:hAnsiTheme="minorHAnsi"/>
         </w:rPr>
         <w:t xml:space="preserve">tempi di risposta del sistema </w:t>
       </w:r>
       <w:r>
         <w:rPr>
-          <w:rFonts w:asciiTheme="minorHAnsi" w:eastAsia="Times New Roman" w:hAnsiTheme="minorHAnsi"/>
+          <w:rFonts w:eastAsia="Times New Roman" w:asciiTheme="minorHAnsi" w:hAnsiTheme="minorHAnsi"/>
         </w:rPr>
         <w:t>devono essere</w:t>
       </w:r>
       <w:r>
         <w:rPr>
-          <w:rFonts w:asciiTheme="minorHAnsi" w:eastAsia="Times New Roman" w:hAnsiTheme="minorHAnsi"/>
+          <w:rFonts w:eastAsia="Times New Roman" w:asciiTheme="minorHAnsi" w:hAnsiTheme="minorHAnsi"/>
         </w:rPr>
         <w:t xml:space="preserve"> al massimo di due secondi per almeno il 90% delle operazioni, così da garantire un’esperienza fluida.</w:t>
       </w:r>
@@ -9536,7 +9534,7 @@
       </w:pPr>
       <w:r>
         <w:rPr>
-          <w:rFonts w:asciiTheme="minorHAnsi" w:eastAsia="Times New Roman" w:hAnsiTheme="minorHAnsi"/>
+          <w:rFonts w:eastAsia="Times New Roman" w:asciiTheme="minorHAnsi" w:hAnsiTheme="minorHAnsi"/>
           <w:b/>
           <w:bCs/>
         </w:rPr>
@@ -9586,7 +9584,7 @@
         <w:ind w:left="360"/>
         <w:jc w:val="both"/>
         <w:rPr>
-          <w:rFonts w:asciiTheme="minorHAnsi" w:eastAsia="Times New Roman" w:hAnsiTheme="minorHAnsi"/>
+          <w:rFonts w:eastAsia="Times New Roman" w:asciiTheme="minorHAnsi" w:hAnsiTheme="minorHAnsi"/>
         </w:rPr>
       </w:pPr>
     </w:p>
@@ -9601,7 +9599,7 @@
           <w:szCs w:val="28"/>
         </w:rPr>
       </w:pPr>
-      <w:bookmarkStart w:id="15" w:name="_Toc243846661"/>
+      <w:bookmarkStart w:name="_Toc243846661" w:id="15"/>
       <w:r>
         <w:rPr>
           <w:rFonts w:asciiTheme="minorHAnsi" w:hAnsiTheme="minorHAnsi"/>
@@ -9626,7 +9624,7 @@
       </w:pPr>
       <w:r>
         <w:rPr>
-          <w:rFonts w:asciiTheme="minorHAnsi" w:eastAsia="Times New Roman" w:hAnsiTheme="minorHAnsi"/>
+          <w:rFonts w:eastAsia="Times New Roman" w:asciiTheme="minorHAnsi" w:hAnsiTheme="minorHAnsi"/>
           <w:b/>
           <w:bCs/>
         </w:rPr>
@@ -9673,7 +9671,7 @@
       </w:pPr>
       <w:r>
         <w:rPr>
-          <w:rFonts w:asciiTheme="minorHAnsi" w:eastAsia="Times New Roman" w:hAnsiTheme="minorHAnsi"/>
+          <w:rFonts w:eastAsia="Times New Roman" w:asciiTheme="minorHAnsi" w:hAnsiTheme="minorHAnsi"/>
           <w:b/>
           <w:bCs/>
         </w:rPr>
@@ -9725,7 +9723,7 @@
           <w:szCs w:val="28"/>
         </w:rPr>
       </w:pPr>
-      <w:bookmarkStart w:id="16" w:name="_Toc243846662"/>
+      <w:bookmarkStart w:name="_Toc243846662" w:id="16"/>
       <w:r>
         <w:rPr>
           <w:rFonts w:asciiTheme="minorHAnsi" w:hAnsiTheme="minorHAnsi"/>
@@ -9744,12 +9742,12 @@
           <w:numId w:val="4"/>
         </w:numPr>
         <w:rPr>
-          <w:rFonts w:asciiTheme="minorHAnsi" w:eastAsia="Times New Roman" w:hAnsiTheme="minorHAnsi"/>
-        </w:rPr>
-      </w:pPr>
-      <w:r>
-        <w:rPr>
-          <w:rFonts w:asciiTheme="minorHAnsi" w:eastAsia="Times New Roman" w:hAnsiTheme="minorHAnsi"/>
+          <w:rFonts w:eastAsia="Times New Roman" w:asciiTheme="minorHAnsi" w:hAnsiTheme="minorHAnsi"/>
+        </w:rPr>
+      </w:pPr>
+      <w:r>
+        <w:rPr>
+          <w:rFonts w:eastAsia="Times New Roman" w:asciiTheme="minorHAnsi" w:hAnsiTheme="minorHAnsi"/>
           <w:b/>
           <w:bCs/>
         </w:rPr>
@@ -9757,7 +9755,7 @@
       </w:r>
       <w:r>
         <w:rPr>
-          <w:rFonts w:asciiTheme="minorHAnsi" w:eastAsia="Times New Roman" w:hAnsiTheme="minorHAnsi"/>
+          <w:rFonts w:eastAsia="Times New Roman" w:asciiTheme="minorHAnsi" w:hAnsiTheme="minorHAnsi"/>
           <w:b/>
           <w:bCs/>
         </w:rPr>
@@ -9765,13 +9763,13 @@
       </w:r>
       <w:r>
         <w:rPr>
-          <w:rFonts w:asciiTheme="minorHAnsi" w:eastAsia="Times New Roman" w:hAnsiTheme="minorHAnsi"/>
+          <w:rFonts w:eastAsia="Times New Roman" w:asciiTheme="minorHAnsi" w:hAnsiTheme="minorHAnsi"/>
         </w:rPr>
         <w:t xml:space="preserve">: </w:t>
       </w:r>
       <w:r>
         <w:rPr>
-          <w:rFonts w:asciiTheme="minorHAnsi" w:eastAsia="Times New Roman" w:hAnsiTheme="minorHAnsi"/>
+          <w:rFonts w:eastAsia="Times New Roman" w:asciiTheme="minorHAnsi" w:hAnsiTheme="minorHAnsi"/>
         </w:rPr>
         <w:t>Tutto il traffico dati tra client e server deve avvenire tramite protocollo crittografato HTTPS.</w:t>
       </w:r>
@@ -9793,7 +9791,7 @@
       </w:pPr>
       <w:r>
         <w:rPr>
-          <w:rFonts w:asciiTheme="minorHAnsi" w:eastAsia="Times New Roman" w:hAnsiTheme="minorHAnsi"/>
+          <w:rFonts w:eastAsia="Times New Roman" w:asciiTheme="minorHAnsi" w:hAnsiTheme="minorHAnsi"/>
           <w:b/>
           <w:bCs/>
         </w:rPr>
@@ -9835,7 +9833,7 @@
       </w:pPr>
       <w:r>
         <w:rPr>
-          <w:rFonts w:asciiTheme="minorHAnsi" w:eastAsia="Times New Roman" w:hAnsiTheme="minorHAnsi"/>
+          <w:rFonts w:eastAsia="Times New Roman" w:asciiTheme="minorHAnsi" w:hAnsiTheme="minorHAnsi"/>
           <w:b/>
           <w:bCs/>
         </w:rPr>
@@ -9885,14 +9883,13 @@
           <w:szCs w:val="28"/>
         </w:rPr>
       </w:pPr>
-      <w:bookmarkStart w:id="17" w:name="_Toc243846663"/>
+      <w:bookmarkStart w:name="_Toc243846663" w:id="17"/>
       <w:r>
         <w:rPr>
           <w:rFonts w:asciiTheme="minorHAnsi" w:hAnsiTheme="minorHAnsi"/>
           <w:sz w:val="28"/>
           <w:szCs w:val="28"/>
         </w:rPr>
-        <w:lastRenderedPageBreak/>
         <w:t>I</w:t>
       </w:r>
       <w:r>
@@ -9919,7 +9916,7 @@
       </w:pPr>
       <w:r>
         <w:rPr>
-          <w:rFonts w:asciiTheme="minorHAnsi" w:eastAsia="Times New Roman" w:hAnsiTheme="minorHAnsi"/>
+          <w:rFonts w:eastAsia="Times New Roman" w:asciiTheme="minorHAnsi" w:hAnsiTheme="minorHAnsi"/>
           <w:b/>
           <w:bCs/>
         </w:rPr>
@@ -9954,7 +9951,7 @@
       </w:pPr>
       <w:r>
         <w:rPr>
-          <w:rFonts w:asciiTheme="minorHAnsi" w:eastAsia="Times New Roman" w:hAnsiTheme="minorHAnsi"/>
+          <w:rFonts w:eastAsia="Times New Roman" w:asciiTheme="minorHAnsi" w:hAnsiTheme="minorHAnsi"/>
           <w:b/>
           <w:bCs/>
         </w:rPr>
@@ -9992,7 +9989,7 @@
           <w:szCs w:val="28"/>
         </w:rPr>
       </w:pPr>
-      <w:bookmarkStart w:id="18" w:name="_Toc243846664"/>
+      <w:bookmarkStart w:name="_Toc243846664" w:id="18"/>
       <w:r>
         <w:rPr>
           <w:rFonts w:asciiTheme="minorHAnsi" w:hAnsiTheme="minorHAnsi"/>
@@ -10017,7 +10014,7 @@
       </w:pPr>
       <w:r>
         <w:rPr>
-          <w:rFonts w:asciiTheme="minorHAnsi" w:eastAsia="Times New Roman" w:hAnsiTheme="minorHAnsi"/>
+          <w:rFonts w:eastAsia="Times New Roman" w:asciiTheme="minorHAnsi" w:hAnsiTheme="minorHAnsi"/>
           <w:b/>
           <w:bCs/>
         </w:rPr>
@@ -10067,7 +10064,7 @@
           <w:szCs w:val="28"/>
         </w:rPr>
       </w:pPr>
-      <w:bookmarkStart w:id="19" w:name="_Toc243846665"/>
+      <w:bookmarkStart w:name="_Toc243846665" w:id="19"/>
       <w:r>
         <w:rPr>
           <w:rFonts w:asciiTheme="minorHAnsi" w:hAnsiTheme="minorHAnsi"/>
@@ -10093,7 +10090,7 @@
       </w:pPr>
       <w:r>
         <w:rPr>
-          <w:rFonts w:asciiTheme="minorHAnsi" w:eastAsia="Times New Roman" w:hAnsiTheme="minorHAnsi"/>
+          <w:rFonts w:eastAsia="Times New Roman" w:asciiTheme="minorHAnsi" w:hAnsiTheme="minorHAnsi"/>
           <w:b/>
           <w:bCs/>
         </w:rPr>
@@ -10134,7 +10131,7 @@
       </w:pPr>
       <w:r>
         <w:rPr>
-          <w:rFonts w:asciiTheme="minorHAnsi" w:eastAsia="Times New Roman" w:hAnsiTheme="minorHAnsi"/>
+          <w:rFonts w:eastAsia="Times New Roman" w:asciiTheme="minorHAnsi" w:hAnsiTheme="minorHAnsi"/>
           <w:b/>
           <w:bCs/>
         </w:rPr>
@@ -10187,7 +10184,7 @@
       </w:pPr>
       <w:r>
         <w:rPr>
-          <w:rFonts w:asciiTheme="minorHAnsi" w:eastAsia="Times New Roman" w:hAnsiTheme="minorHAnsi"/>
+          <w:rFonts w:eastAsia="Times New Roman" w:asciiTheme="minorHAnsi" w:hAnsiTheme="minorHAnsi"/>
           <w:b/>
           <w:bCs/>
         </w:rPr>
@@ -10223,12 +10220,12 @@
         </w:numPr>
         <w:jc w:val="both"/>
         <w:rPr>
-          <w:rFonts w:asciiTheme="minorHAnsi" w:eastAsia="Times New Roman" w:hAnsiTheme="minorHAnsi"/>
-        </w:rPr>
-      </w:pPr>
-      <w:r>
-        <w:rPr>
-          <w:rFonts w:asciiTheme="minorHAnsi" w:eastAsia="Times New Roman" w:hAnsiTheme="minorHAnsi"/>
+          <w:rFonts w:eastAsia="Times New Roman" w:asciiTheme="minorHAnsi" w:hAnsiTheme="minorHAnsi"/>
+        </w:rPr>
+      </w:pPr>
+      <w:r>
+        <w:rPr>
+          <w:rFonts w:eastAsia="Times New Roman" w:asciiTheme="minorHAnsi" w:hAnsiTheme="minorHAnsi"/>
           <w:b/>
           <w:bCs/>
         </w:rPr>
@@ -10236,7 +10233,7 @@
       </w:r>
       <w:r>
         <w:rPr>
-          <w:rFonts w:asciiTheme="minorHAnsi" w:eastAsia="Times New Roman" w:hAnsiTheme="minorHAnsi"/>
+          <w:rFonts w:eastAsia="Times New Roman" w:asciiTheme="minorHAnsi" w:hAnsiTheme="minorHAnsi"/>
           <w:b/>
           <w:bCs/>
         </w:rPr>
@@ -10244,37 +10241,37 @@
       </w:r>
       <w:r>
         <w:rPr>
-          <w:rFonts w:asciiTheme="minorHAnsi" w:eastAsia="Times New Roman" w:hAnsiTheme="minorHAnsi"/>
+          <w:rFonts w:eastAsia="Times New Roman" w:asciiTheme="minorHAnsi" w:hAnsiTheme="minorHAnsi"/>
         </w:rPr>
         <w:t xml:space="preserve">: </w:t>
       </w:r>
       <w:r>
         <w:rPr>
-          <w:rFonts w:asciiTheme="minorHAnsi" w:eastAsia="Times New Roman" w:hAnsiTheme="minorHAnsi"/>
+          <w:rFonts w:eastAsia="Times New Roman" w:asciiTheme="minorHAnsi" w:hAnsiTheme="minorHAnsi"/>
         </w:rPr>
         <w:t>i</w:t>
       </w:r>
       <w:r>
         <w:rPr>
-          <w:rFonts w:asciiTheme="minorHAnsi" w:eastAsia="Times New Roman" w:hAnsiTheme="minorHAnsi"/>
+          <w:rFonts w:eastAsia="Times New Roman" w:asciiTheme="minorHAnsi" w:hAnsiTheme="minorHAnsi"/>
         </w:rPr>
         <w:t>l sistema non deve mai chiedere dati di pagamento al cliente ed i codici fiscali e</w:t>
       </w:r>
       <w:r>
         <w:rPr>
-          <w:rFonts w:asciiTheme="minorHAnsi" w:eastAsia="Times New Roman" w:hAnsiTheme="minorHAnsi"/>
+          <w:rFonts w:eastAsia="Times New Roman" w:asciiTheme="minorHAnsi" w:hAnsiTheme="minorHAnsi"/>
         </w:rPr>
         <w:t xml:space="preserve"> le iscrizioni</w:t>
       </w:r>
       <w:r>
         <w:rPr>
-          <w:rFonts w:asciiTheme="minorHAnsi" w:eastAsia="Times New Roman" w:hAnsiTheme="minorHAnsi"/>
+          <w:rFonts w:eastAsia="Times New Roman" w:asciiTheme="minorHAnsi" w:hAnsiTheme="minorHAnsi"/>
         </w:rPr>
         <w:t xml:space="preserve"> devono essere fatti di persona insieme all'operatore.</w:t>
       </w:r>
       <w:r>
         <w:rPr>
-          <w:rFonts w:asciiTheme="minorHAnsi" w:eastAsia="Times New Roman" w:hAnsiTheme="minorHAnsi"/>
+          <w:rFonts w:eastAsia="Times New Roman" w:asciiTheme="minorHAnsi" w:hAnsiTheme="minorHAnsi"/>
         </w:rPr>
         <w:t xml:space="preserve"> Inoltre solo gli operatori autenticati sono autorizzati a vedere i dati dei lettori.</w:t>
       </w:r>
@@ -10283,7 +10280,7 @@
       <w:pPr>
         <w:jc w:val="both"/>
         <w:rPr>
-          <w:rFonts w:asciiTheme="minorHAnsi" w:eastAsia="Times New Roman" w:hAnsiTheme="minorHAnsi"/>
+          <w:rFonts w:eastAsia="Times New Roman" w:asciiTheme="minorHAnsi" w:hAnsiTheme="minorHAnsi"/>
         </w:rPr>
       </w:pPr>
     </w:p>
@@ -10302,7 +10299,7 @@
           <w:iCs w:val="0"/>
         </w:rPr>
       </w:pPr>
-      <w:bookmarkStart w:id="20" w:name="_Toc243846666"/>
+      <w:bookmarkStart w:name="_Toc243846666" w:id="20"/>
       <w:r>
         <w:rPr>
           <w:rFonts w:ascii="Aptos" w:hAnsi="Aptos"/>
@@ -10323,7 +10320,7 @@
           <w:szCs w:val="28"/>
         </w:rPr>
       </w:pPr>
-      <w:bookmarkStart w:id="21" w:name="_Toc243846667"/>
+      <w:bookmarkStart w:name="_Toc243846667" w:id="21"/>
       <w:r>
         <w:rPr>
           <w:rFonts w:asciiTheme="minorHAnsi" w:hAnsiTheme="minorHAnsi"/>
@@ -10332,7 +10329,7 @@
         </w:rPr>
         <w:t>Scenarios</w:t>
       </w:r>
-      <w:bookmarkStart w:id="22" w:name="_Toc243674698"/>
+      <w:bookmarkStart w:name="_Toc243674698" w:id="22"/>
       <w:bookmarkEnd w:id="21"/>
     </w:p>
     <w:p>
@@ -10425,7 +10422,6 @@
         <w:rPr>
           <w:rFonts w:asciiTheme="minorHAnsi" w:hAnsiTheme="minorHAnsi"/>
         </w:rPr>
-        <w:lastRenderedPageBreak/>
         <w:t>Quando Giacomo accede al sistema tramite e-mail e password temporanea, il sistema gli chiede di scegliere una nuova password.</w:t>
       </w:r>
     </w:p>
@@ -10464,7 +10460,7 @@
           <w:bCs/>
         </w:rPr>
       </w:pPr>
-      <w:bookmarkStart w:id="23" w:name="_Toc243674699"/>
+      <w:bookmarkStart w:name="_Toc243674699" w:id="23"/>
       <w:r>
         <w:rPr>
           <w:rFonts w:asciiTheme="minorHAnsi" w:hAnsiTheme="minorHAnsi"/>
@@ -10557,7 +10553,7 @@
           <w:bCs/>
         </w:rPr>
       </w:pPr>
-      <w:bookmarkStart w:id="24" w:name="_Toc243674700"/>
+      <w:bookmarkStart w:name="_Toc243674700" w:id="24"/>
       <w:r>
         <w:rPr>
           <w:rFonts w:asciiTheme="minorHAnsi" w:hAnsiTheme="minorHAnsi"/>
@@ -10650,7 +10646,7 @@
           <w:bCs/>
         </w:rPr>
       </w:pPr>
-      <w:bookmarkStart w:id="25" w:name="_Toc243674701"/>
+      <w:bookmarkStart w:name="_Toc243674701" w:id="25"/>
       <w:r>
         <w:rPr>
           <w:rFonts w:asciiTheme="minorHAnsi" w:hAnsiTheme="minorHAnsi"/>
@@ -10709,7 +10705,7 @@
           <w:bCs/>
         </w:rPr>
       </w:pPr>
-      <w:bookmarkStart w:id="26" w:name="_Toc243674702"/>
+      <w:bookmarkStart w:name="_Toc243674702" w:id="26"/>
       <w:r>
         <w:rPr>
           <w:rFonts w:asciiTheme="minorHAnsi" w:hAnsiTheme="minorHAnsi"/>
@@ -10764,7 +10760,6 @@
         <w:rPr>
           <w:rFonts w:asciiTheme="minorHAnsi" w:hAnsiTheme="minorHAnsi"/>
         </w:rPr>
-        <w:lastRenderedPageBreak/>
         <w:t>Emma accede al sistema, si reca nella pagina di gestione delle prenotazioni, e annulla la prenotazione per la copia. Il sistema annulla la prenotazione e la copia riservata torna disponibile agli altri lettori.</w:t>
       </w:r>
     </w:p>
@@ -10783,7 +10778,7 @@
           <w:bCs/>
         </w:rPr>
       </w:pPr>
-      <w:bookmarkStart w:id="27" w:name="_Toc243674703"/>
+      <w:bookmarkStart w:name="_Toc243674703" w:id="27"/>
       <w:r>
         <w:rPr>
           <w:rFonts w:asciiTheme="minorHAnsi" w:hAnsiTheme="minorHAnsi"/>
@@ -10862,7 +10857,7 @@
           <w:bCs/>
         </w:rPr>
       </w:pPr>
-      <w:bookmarkStart w:id="28" w:name="_Toc243674704"/>
+      <w:bookmarkStart w:name="_Toc243674704" w:id="28"/>
       <w:r>
         <w:rPr>
           <w:rFonts w:asciiTheme="minorHAnsi" w:hAnsiTheme="minorHAnsi"/>
@@ -10921,7 +10916,7 @@
           <w:bCs/>
         </w:rPr>
       </w:pPr>
-      <w:bookmarkStart w:id="29" w:name="_Toc243674705"/>
+      <w:bookmarkStart w:name="_Toc243674705" w:id="29"/>
       <w:r>
         <w:rPr>
           <w:rFonts w:asciiTheme="minorHAnsi" w:hAnsiTheme="minorHAnsi"/>
@@ -11000,7 +10995,7 @@
           <w:bCs/>
         </w:rPr>
       </w:pPr>
-      <w:bookmarkStart w:id="30" w:name="_Toc243674706"/>
+      <w:bookmarkStart w:name="_Toc243674706" w:id="30"/>
       <w:r>
         <w:rPr>
           <w:rFonts w:asciiTheme="minorHAnsi" w:hAnsiTheme="minorHAnsi"/>
@@ -11059,7 +11054,7 @@
           <w:bCs/>
         </w:rPr>
       </w:pPr>
-      <w:bookmarkStart w:id="31" w:name="_Toc243674707"/>
+      <w:bookmarkStart w:name="_Toc243674707" w:id="31"/>
       <w:r>
         <w:rPr>
           <w:rFonts w:asciiTheme="minorHAnsi" w:hAnsiTheme="minorHAnsi"/>
@@ -11138,7 +11133,7 @@
           <w:bCs/>
         </w:rPr>
       </w:pPr>
-      <w:bookmarkStart w:id="32" w:name="_Toc243674708"/>
+      <w:bookmarkStart w:name="_Toc243674708" w:id="32"/>
       <w:r>
         <w:rPr>
           <w:rFonts w:asciiTheme="minorHAnsi" w:hAnsiTheme="minorHAnsi"/>
@@ -11230,7 +11225,7 @@
           <w:bCs/>
         </w:rPr>
       </w:pPr>
-      <w:bookmarkStart w:id="33" w:name="_Toc243674709"/>
+      <w:bookmarkStart w:name="_Toc243674709" w:id="33"/>
       <w:r>
         <w:rPr>
           <w:rFonts w:asciiTheme="minorHAnsi" w:hAnsiTheme="minorHAnsi"/>
@@ -11283,7 +11278,7 @@
           <w:bCs/>
         </w:rPr>
       </w:pPr>
-      <w:bookmarkStart w:id="34" w:name="_Toc243674710"/>
+      <w:bookmarkStart w:name="_Toc243674710" w:id="34"/>
       <w:r>
         <w:rPr>
           <w:rFonts w:asciiTheme="minorHAnsi" w:hAnsiTheme="minorHAnsi"/>
@@ -11356,7 +11351,7 @@
           <w:bCs/>
         </w:rPr>
       </w:pPr>
-      <w:bookmarkStart w:id="35" w:name="_Toc243674711"/>
+      <w:bookmarkStart w:name="_Toc243674711" w:id="35"/>
       <w:r>
         <w:rPr>
           <w:rFonts w:asciiTheme="minorHAnsi" w:hAnsiTheme="minorHAnsi"/>
@@ -11415,7 +11410,7 @@
           <w:bCs/>
         </w:rPr>
       </w:pPr>
-      <w:bookmarkStart w:id="36" w:name="_Toc243674712"/>
+      <w:bookmarkStart w:name="_Toc243674712" w:id="36"/>
       <w:r>
         <w:rPr>
           <w:rFonts w:asciiTheme="minorHAnsi" w:hAnsiTheme="minorHAnsi"/>
@@ -11442,7 +11437,6 @@
         <w:rPr>
           <w:rFonts w:asciiTheme="minorHAnsi" w:hAnsiTheme="minorHAnsi"/>
         </w:rPr>
-        <w:lastRenderedPageBreak/>
         <w:t>presente nel catalogo. Grazia accede al sistema, seleziona l’edizione e ne modifica le informazioni. Il sistema registra le modifiche, aggiornando anche le informazioni mostrate nel catalogo.</w:t>
       </w:r>
     </w:p>
@@ -11461,7 +11455,7 @@
           <w:bCs/>
         </w:rPr>
       </w:pPr>
-      <w:bookmarkStart w:id="37" w:name="_Toc243674713"/>
+      <w:bookmarkStart w:name="_Toc243674713" w:id="37"/>
       <w:r>
         <w:rPr>
           <w:rFonts w:asciiTheme="minorHAnsi" w:hAnsiTheme="minorHAnsi"/>
@@ -11540,7 +11534,7 @@
           <w:bCs/>
         </w:rPr>
       </w:pPr>
-      <w:bookmarkStart w:id="38" w:name="_Toc243674714"/>
+      <w:bookmarkStart w:name="_Toc243674714" w:id="38"/>
       <w:r>
         <w:rPr>
           <w:rFonts w:asciiTheme="minorHAnsi" w:hAnsiTheme="minorHAnsi"/>
@@ -11639,7 +11633,7 @@
           <w:bCs/>
         </w:rPr>
       </w:pPr>
-      <w:bookmarkStart w:id="39" w:name="_Toc243674715"/>
+      <w:bookmarkStart w:name="_Toc243674715" w:id="39"/>
       <w:r>
         <w:rPr>
           <w:rFonts w:asciiTheme="minorHAnsi" w:hAnsiTheme="minorHAnsi"/>
@@ -11718,7 +11712,7 @@
           <w:bCs/>
         </w:rPr>
       </w:pPr>
-      <w:bookmarkStart w:id="40" w:name="_Toc243674716"/>
+      <w:bookmarkStart w:name="_Toc243674716" w:id="40"/>
       <w:r>
         <w:rPr>
           <w:rFonts w:asciiTheme="minorHAnsi" w:hAnsiTheme="minorHAnsi"/>
@@ -11792,7 +11786,7 @@
           <w:szCs w:val="28"/>
         </w:rPr>
       </w:pPr>
-      <w:bookmarkStart w:id="41" w:name="_Toc243846668"/>
+      <w:bookmarkStart w:name="_Toc243846668" w:id="41"/>
       <w:r>
         <w:rPr>
           <w:rFonts w:asciiTheme="minorHAnsi" w:hAnsiTheme="minorHAnsi"/>
@@ -12330,7 +12324,6 @@
           <w:sz w:val="28"/>
           <w:szCs w:val="28"/>
         </w:rPr>
-        <w:lastRenderedPageBreak/>
         <w:t>UC1.1 – Informazioni non valide</w:t>
       </w:r>
     </w:p>
@@ -12874,7 +12867,6 @@
           <w:sz w:val="28"/>
           <w:szCs w:val="28"/>
         </w:rPr>
-        <w:lastRenderedPageBreak/>
         <w:t>UC2.1 – Credenziali non valide</w:t>
       </w:r>
     </w:p>
@@ -13504,7 +13496,6 @@
           <w:sz w:val="28"/>
           <w:szCs w:val="28"/>
         </w:rPr>
-        <w:lastRenderedPageBreak/>
         <w:drawing>
           <wp:anchor distT="0" distB="0" distL="114300" distR="114300" simplePos="0" relativeHeight="251681792" behindDoc="0" locked="0" layoutInCell="1" allowOverlap="1" wp14:anchorId="7BB7111A" wp14:editId="2882DACB">
             <wp:simplePos x="0" y="0"/>
@@ -13920,7 +13911,6 @@
           <w:bCs/>
           <w:noProof/>
         </w:rPr>
-        <w:lastRenderedPageBreak/>
         <w:drawing>
           <wp:anchor distT="0" distB="0" distL="114300" distR="114300" simplePos="0" relativeHeight="251682816" behindDoc="0" locked="0" layoutInCell="1" allowOverlap="1" wp14:anchorId="19693D97" wp14:editId="2F1FFB18">
             <wp:simplePos x="0" y="0"/>
@@ -14312,7 +14302,6 @@
           <w:bCs/>
           <w:noProof/>
         </w:rPr>
-        <w:lastRenderedPageBreak/>
         <w:drawing>
           <wp:anchor distT="0" distB="0" distL="114300" distR="114300" simplePos="0" relativeHeight="251662336" behindDoc="0" locked="0" layoutInCell="1" allowOverlap="1" wp14:anchorId="2A9E75CA" wp14:editId="1DAA1100">
             <wp:simplePos x="0" y="0"/>
@@ -14764,7 +14753,6 @@
           <w:sz w:val="28"/>
           <w:szCs w:val="28"/>
         </w:rPr>
-        <w:lastRenderedPageBreak/>
         <w:t>UC5.1 – Sessione scaduta</w:t>
       </w:r>
     </w:p>
@@ -15484,7 +15472,6 @@
           <w:bCs/>
           <w:noProof/>
         </w:rPr>
-        <w:lastRenderedPageBreak/>
         <w:drawing>
           <wp:anchor distT="0" distB="0" distL="114300" distR="114300" simplePos="0" relativeHeight="251683840" behindDoc="0" locked="0" layoutInCell="1" allowOverlap="1" wp14:anchorId="2254ADEC" wp14:editId="391B0EB6">
             <wp:simplePos x="0" y="0"/>
@@ -15992,7 +15979,6 @@
           <w:bCs/>
           <w:noProof/>
         </w:rPr>
-        <w:lastRenderedPageBreak/>
         <w:drawing>
           <wp:anchor distT="0" distB="0" distL="114300" distR="114300" simplePos="0" relativeHeight="251664384" behindDoc="0" locked="0" layoutInCell="1" allowOverlap="1" wp14:anchorId="5F3B6AD9" wp14:editId="47B35BD7">
             <wp:simplePos x="0" y="0"/>
@@ -16693,7 +16679,6 @@
           <w:b/>
           <w:bCs/>
         </w:rPr>
-        <w:lastRenderedPageBreak/>
         <w:t>Flussi alternativi/Eccezioni:</w:t>
       </w:r>
     </w:p>
@@ -17172,7 +17157,6 @@
           <w:bCs/>
           <w:noProof/>
         </w:rPr>
-        <w:lastRenderedPageBreak/>
         <w:drawing>
           <wp:anchor distT="0" distB="0" distL="114300" distR="114300" simplePos="0" relativeHeight="251665408" behindDoc="0" locked="0" layoutInCell="1" allowOverlap="1" wp14:anchorId="3EC5D284" wp14:editId="355BE7F3">
             <wp:simplePos x="0" y="0"/>
@@ -17799,7 +17783,6 @@
           <w:b/>
           <w:bCs/>
         </w:rPr>
-        <w:lastRenderedPageBreak/>
         <w:t>Flussi alternativi/Eccezioni:</w:t>
       </w:r>
     </w:p>
@@ -18392,7 +18375,6 @@
           <w:bCs/>
           <w:noProof/>
         </w:rPr>
-        <w:lastRenderedPageBreak/>
         <w:drawing>
           <wp:anchor distT="0" distB="0" distL="114300" distR="114300" simplePos="0" relativeHeight="251667456" behindDoc="0" locked="0" layoutInCell="1" allowOverlap="1" wp14:anchorId="0208D13C" wp14:editId="34BAAFCE">
             <wp:simplePos x="0" y="0"/>
@@ -18879,7 +18861,6 @@
           <w:sz w:val="28"/>
           <w:szCs w:val="28"/>
         </w:rPr>
-        <w:lastRenderedPageBreak/>
         <w:t>UC10.1 – Copia non disponibile</w:t>
       </w:r>
     </w:p>
@@ -19297,7 +19278,6 @@
           <w:bCs/>
           <w:noProof/>
         </w:rPr>
-        <w:lastRenderedPageBreak/>
         <w:drawing>
           <wp:anchor distT="0" distB="0" distL="114300" distR="114300" simplePos="0" relativeHeight="251668480" behindDoc="0" locked="0" layoutInCell="1" allowOverlap="1" wp14:anchorId="71B74D79" wp14:editId="55FC14DF">
             <wp:simplePos x="0" y="0"/>
@@ -19868,7 +19848,6 @@
           <w:bCs/>
           <w:noProof/>
         </w:rPr>
-        <w:lastRenderedPageBreak/>
         <w:drawing>
           <wp:anchor distT="0" distB="0" distL="114300" distR="114300" simplePos="0" relativeHeight="251669504" behindDoc="0" locked="0" layoutInCell="1" allowOverlap="1" wp14:anchorId="2770EC20" wp14:editId="7BB3C8CE">
             <wp:simplePos x="0" y="0"/>
@@ -20415,7 +20394,6 @@
           <w:b/>
           <w:bCs/>
         </w:rPr>
-        <w:lastRenderedPageBreak/>
         <w:t>Flussi alternativi/Eccezioni:</w:t>
       </w:r>
     </w:p>
@@ -20810,7 +20788,6 @@
           <w:sz w:val="28"/>
           <w:szCs w:val="28"/>
         </w:rPr>
-        <w:lastRenderedPageBreak/>
         <w:drawing>
           <wp:anchor distT="0" distB="0" distL="114300" distR="114300" simplePos="0" relativeHeight="251670528" behindDoc="0" locked="0" layoutInCell="1" allowOverlap="1" wp14:anchorId="1DC65EAA" wp14:editId="1441675C">
             <wp:simplePos x="0" y="0"/>
@@ -21401,7 +21378,6 @@
           <w:bCs/>
           <w:noProof/>
         </w:rPr>
-        <w:lastRenderedPageBreak/>
         <w:drawing>
           <wp:anchor distT="0" distB="0" distL="114300" distR="114300" simplePos="0" relativeHeight="251671552" behindDoc="0" locked="0" layoutInCell="1" allowOverlap="1" wp14:anchorId="53D44827" wp14:editId="2221FB3D">
             <wp:simplePos x="0" y="0"/>
@@ -22004,7 +21980,6 @@
           <w:b/>
           <w:bCs/>
         </w:rPr>
-        <w:lastRenderedPageBreak/>
         <w:t>Flussi alternativi/Eccezioni:</w:t>
       </w:r>
     </w:p>
@@ -22434,7 +22409,6 @@
           <w:bCs/>
           <w:noProof/>
         </w:rPr>
-        <w:lastRenderedPageBreak/>
         <w:drawing>
           <wp:anchor distT="0" distB="0" distL="114300" distR="114300" simplePos="0" relativeHeight="251672576" behindDoc="0" locked="0" layoutInCell="1" allowOverlap="1" wp14:anchorId="6440F397" wp14:editId="4B36B45D">
             <wp:simplePos x="0" y="0"/>
@@ -22939,7 +22913,6 @@
           <w:b/>
           <w:bCs/>
         </w:rPr>
-        <w:lastRenderedPageBreak/>
         <w:t>Flussi alternativi/Eccezioni:</w:t>
       </w:r>
     </w:p>
@@ -23175,7 +23148,6 @@
           <w:bCs/>
           <w:noProof/>
         </w:rPr>
-        <w:lastRenderedPageBreak/>
         <w:drawing>
           <wp:anchor distT="0" distB="0" distL="114300" distR="114300" simplePos="0" relativeHeight="251673600" behindDoc="0" locked="0" layoutInCell="1" allowOverlap="1" wp14:anchorId="3F2A516F" wp14:editId="172D2FE0">
             <wp:simplePos x="0" y="0"/>
@@ -23717,7 +23689,6 @@
           <w:bCs/>
           <w:noProof/>
         </w:rPr>
-        <w:lastRenderedPageBreak/>
         <w:drawing>
           <wp:anchor distT="0" distB="0" distL="114300" distR="114300" simplePos="0" relativeHeight="251674624" behindDoc="0" locked="0" layoutInCell="1" allowOverlap="1" wp14:anchorId="32428F34" wp14:editId="0F00D0ED">
             <wp:simplePos x="0" y="0"/>
@@ -24245,7 +24216,6 @@
           <w:b/>
           <w:bCs/>
         </w:rPr>
-        <w:lastRenderedPageBreak/>
         <w:t xml:space="preserve">Flussi Alternativi/Eccezioni: </w:t>
       </w:r>
     </w:p>
@@ -24487,7 +24457,6 @@
           <w:bCs/>
           <w:noProof/>
         </w:rPr>
-        <w:lastRenderedPageBreak/>
         <w:drawing>
           <wp:anchor distT="0" distB="0" distL="114300" distR="114300" simplePos="0" relativeHeight="251675648" behindDoc="0" locked="0" layoutInCell="1" allowOverlap="1" wp14:anchorId="2B9D425D" wp14:editId="7D9F2699">
             <wp:simplePos x="0" y="0"/>
@@ -24783,7 +24752,7 @@
         </w:rPr>
         <w:t xml:space="preserve"> L’operatore si trova nella pagina del lettore e lo stato della sospensione è aggiornato.</w:t>
       </w:r>
-      <w:bookmarkStart w:id="42" w:name="_Toc243846669"/>
+      <w:bookmarkStart w:name="_Toc243846669" w:id="42"/>
     </w:p>
     <w:p>
       <w:pPr>
@@ -24990,7 +24959,6 @@
           <w:sz w:val="28"/>
           <w:szCs w:val="28"/>
         </w:rPr>
-        <w:lastRenderedPageBreak/>
         <w:t>RAGGRUPPAMENTO DEI CASI D’USO</w:t>
       </w:r>
     </w:p>
@@ -25217,7 +25185,6 @@
         <w:rPr>
           <w:noProof/>
         </w:rPr>
-        <w:lastRenderedPageBreak/>
         <w:drawing>
           <wp:anchor distT="0" distB="0" distL="114300" distR="114300" simplePos="0" relativeHeight="251677696" behindDoc="0" locked="0" layoutInCell="1" allowOverlap="1" wp14:anchorId="7B4926FB" wp14:editId="563BC1B7">
             <wp:simplePos x="0" y="0"/>
@@ -25418,7 +25385,6 @@
         <w:rPr>
           <w:noProof/>
         </w:rPr>
-        <w:lastRenderedPageBreak/>
         <w:drawing>
           <wp:anchor distT="0" distB="0" distL="114300" distR="114300" simplePos="0" relativeHeight="251678720" behindDoc="0" locked="0" layoutInCell="1" allowOverlap="1" wp14:anchorId="5B488DF6" wp14:editId="76890245">
             <wp:simplePos x="0" y="0"/>
@@ -25650,7 +25616,6 @@
           <w:bCs/>
           <w:noProof/>
         </w:rPr>
-        <w:lastRenderedPageBreak/>
         <w:drawing>
           <wp:anchor distT="0" distB="0" distL="114300" distR="114300" simplePos="0" relativeHeight="251679744" behindDoc="0" locked="0" layoutInCell="1" allowOverlap="1" wp14:anchorId="0B61E005" wp14:editId="4CEAD106">
             <wp:simplePos x="0" y="0"/>
@@ -25926,7 +25891,6 @@
           <w:bCs/>
           <w:noProof/>
         </w:rPr>
-        <w:lastRenderedPageBreak/>
         <w:drawing>
           <wp:anchor distT="0" distB="0" distL="114300" distR="114300" simplePos="0" relativeHeight="251680768" behindDoc="0" locked="0" layoutInCell="1" allowOverlap="1" wp14:anchorId="62D7DCCA" wp14:editId="3D33AF79">
             <wp:simplePos x="0" y="0"/>
@@ -26046,7 +26010,7 @@
           <w:szCs w:val="28"/>
         </w:rPr>
       </w:pPr>
-      <w:bookmarkStart w:id="43" w:name="_Toc243846670"/>
+      <w:bookmarkStart w:name="_Toc243846670" w:id="43"/>
       <w:r>
         <w:rPr>
           <w:rFonts w:asciiTheme="minorHAnsi" w:hAnsiTheme="minorHAnsi"/>
@@ -26068,7 +26032,7 @@
           <w:lang w:val="en-US"/>
         </w:rPr>
       </w:pPr>
-      <w:bookmarkStart w:id="44" w:name="_Toc243846671"/>
+      <w:bookmarkStart w:name="_Toc243846671" w:id="44"/>
       <w:r>
         <w:rPr>
           <w:rFonts w:asciiTheme="minorHAnsi" w:hAnsiTheme="minorHAnsi"/>
@@ -26103,7 +26067,7 @@
           <w:rFonts w:asciiTheme="minorHAnsi" w:hAnsiTheme="minorHAnsi"/>
         </w:rPr>
       </w:pPr>
-      <w:bookmarkStart w:id="45" w:name="_Toc243846672"/>
+      <w:bookmarkStart w:name="_Toc243846672" w:id="45"/>
       <w:r>
         <w:rPr>
           <w:rFonts w:asciiTheme="minorHAnsi" w:hAnsiTheme="minorHAnsi"/>
@@ -26386,7 +26350,6 @@
               <w:rPr>
                 <w:rFonts w:asciiTheme="minorHAnsi" w:hAnsiTheme="minorHAnsi"/>
               </w:rPr>
-              <w:lastRenderedPageBreak/>
               <w:t>Prestito</w:t>
             </w:r>
           </w:p>
@@ -26527,11 +26490,2333 @@
       </w:tr>
     </w:tbl>
     <w:p/>
+    <w:p>
+      <w:pPr>
+        <w:pStyle w:val="Titolo"/>
+        <w:numPr>
+          <w:ilvl w:val="0"/>
+          <w:numId w:val="5"/>
+        </w:numPr>
+        <w:jc w:val="left"/>
+        <w:rPr/>
+      </w:pPr>
+      <w:r>
+        <w:rPr/>
+        <w:t>Mockups</w:t>
+      </w:r>
+    </w:p>
+    <w:p>
+      <w:pPr>
+        <w:pStyle w:val="Normale"/>
+      </w:pPr>
+      <w:r>
+        <w:drawing>
+          <wp:inline wp14:editId="2199900C" wp14:anchorId="279113F7">
+            <wp:extent cx="5495238" cy="3561905"/>
+            <wp:effectExtent l="0" t="0" r="0" b="0"/>
+            <wp:docPr id="1508611855" name="drawing"/>
+            <wp:cNvGraphicFramePr>
+              <a:graphicFrameLocks noChangeAspect="1"/>
+            </wp:cNvGraphicFramePr>
+            <a:graphic>
+              <a:graphicData xmlns:a="http://schemas.openxmlformats.org/drawingml/2006/main" uri="http://schemas.openxmlformats.org/drawingml/2006/picture">
+                <pic:pic xmlns:pic="http://schemas.openxmlformats.org/drawingml/2006/picture">
+                  <pic:nvPicPr>
+                    <pic:cNvPr id="1508611855" name="Picture 1508611855"/>
+                    <pic:cNvPicPr/>
+                  </pic:nvPicPr>
+                  <pic:blipFill>
+                    <a:blip xmlns:r="http://schemas.openxmlformats.org/officeDocument/2006/relationships" r:embed="rId67005789">
+                      <a:extLst>
+                        <a:ext uri="{28A0092B-C50C-407E-A947-70E740481C1C}">
+                          <a14:useLocalDpi xmlns:a14="http://schemas.microsoft.com/office/drawing/2010/main"/>
+                        </a:ext>
+                      </a:extLst>
+                    </a:blip>
+                    <a:stretch>
+                      <a:fillRect/>
+                    </a:stretch>
+                  </pic:blipFill>
+                  <pic:spPr>
+                    <a:xfrm>
+                      <a:off x="0" y="0"/>
+                      <a:ext cx="5495238" cy="3561905"/>
+                    </a:xfrm>
+                    <a:prstGeom prst="rect">
+                      <a:avLst/>
+                    </a:prstGeom>
+                  </pic:spPr>
+                </pic:pic>
+              </a:graphicData>
+            </a:graphic>
+          </wp:inline>
+        </w:drawing>
+      </w:r>
+    </w:p>
+    <w:p>
+      <w:pPr>
+        <w:pStyle w:val="Normale"/>
+      </w:pPr>
+      <w:r>
+        <w:rPr/>
+        <w:t>Fig</w:t>
+      </w:r>
+      <w:r>
+        <w:rPr/>
+        <w:t xml:space="preserve"> 1.0 - Home lettore non registrato</w:t>
+      </w:r>
+    </w:p>
+    <w:p>
+      <w:pPr>
+        <w:pStyle w:val="Normale"/>
+      </w:pPr>
+    </w:p>
+    <w:p>
+      <w:pPr>
+        <w:pStyle w:val="Normale"/>
+      </w:pPr>
+      <w:r>
+        <w:drawing>
+          <wp:inline wp14:editId="78503055" wp14:anchorId="57476D75">
+            <wp:extent cx="6124575" cy="3943350"/>
+            <wp:effectExtent l="0" t="0" r="0" b="0"/>
+            <wp:docPr id="1344037456" name="drawing"/>
+            <wp:cNvGraphicFramePr>
+              <a:graphicFrameLocks noChangeAspect="1"/>
+            </wp:cNvGraphicFramePr>
+            <a:graphic>
+              <a:graphicData xmlns:a="http://schemas.openxmlformats.org/drawingml/2006/main" uri="http://schemas.openxmlformats.org/drawingml/2006/picture">
+                <pic:pic xmlns:pic="http://schemas.openxmlformats.org/drawingml/2006/picture">
+                  <pic:nvPicPr>
+                    <pic:cNvPr id="1344037456" name="Picture 1344037456"/>
+                    <pic:cNvPicPr/>
+                  </pic:nvPicPr>
+                  <pic:blipFill>
+                    <a:blip xmlns:r="http://schemas.openxmlformats.org/officeDocument/2006/relationships" r:embed="rId1153608914">
+                      <a:extLst>
+                        <a:ext uri="{28A0092B-C50C-407E-A947-70E740481C1C}">
+                          <a14:useLocalDpi xmlns:a14="http://schemas.microsoft.com/office/drawing/2010/main"/>
+                        </a:ext>
+                      </a:extLst>
+                    </a:blip>
+                    <a:stretch>
+                      <a:fillRect/>
+                    </a:stretch>
+                  </pic:blipFill>
+                  <pic:spPr>
+                    <a:xfrm>
+                      <a:off x="0" y="0"/>
+                      <a:ext cx="6124575" cy="3943350"/>
+                    </a:xfrm>
+                    <a:prstGeom prst="rect">
+                      <a:avLst/>
+                    </a:prstGeom>
+                  </pic:spPr>
+                </pic:pic>
+              </a:graphicData>
+            </a:graphic>
+          </wp:inline>
+        </w:drawing>
+      </w:r>
+      <w:r>
+        <w:rPr/>
+        <w:t>Fig</w:t>
+      </w:r>
+      <w:r>
+        <w:rPr/>
+        <w:t xml:space="preserve"> 1.1</w:t>
+      </w:r>
+      <w:r>
+        <w:rPr/>
+        <w:t xml:space="preserve"> - Home lettore</w:t>
+      </w:r>
+    </w:p>
+    <w:p>
+      <w:pPr>
+        <w:pStyle w:val="Normale"/>
+      </w:pPr>
+    </w:p>
+    <w:p>
+      <w:pPr>
+        <w:pStyle w:val="Normale"/>
+      </w:pPr>
+      <w:r>
+        <w:drawing>
+          <wp:inline wp14:editId="17087D52" wp14:anchorId="48B3921F">
+            <wp:extent cx="6124575" cy="3943350"/>
+            <wp:effectExtent l="0" t="0" r="0" b="0"/>
+            <wp:docPr id="1017651193" name="drawing"/>
+            <wp:cNvGraphicFramePr>
+              <a:graphicFrameLocks noChangeAspect="1"/>
+            </wp:cNvGraphicFramePr>
+            <a:graphic>
+              <a:graphicData xmlns:a="http://schemas.openxmlformats.org/drawingml/2006/main" uri="http://schemas.openxmlformats.org/drawingml/2006/picture">
+                <pic:pic xmlns:pic="http://schemas.openxmlformats.org/drawingml/2006/picture">
+                  <pic:nvPicPr>
+                    <pic:cNvPr id="1017651193" name="Picture 1017651193"/>
+                    <pic:cNvPicPr/>
+                  </pic:nvPicPr>
+                  <pic:blipFill>
+                    <a:blip xmlns:r="http://schemas.openxmlformats.org/officeDocument/2006/relationships" r:embed="rId2028198342">
+                      <a:extLst>
+                        <a:ext uri="{28A0092B-C50C-407E-A947-70E740481C1C}">
+                          <a14:useLocalDpi xmlns:a14="http://schemas.microsoft.com/office/drawing/2010/main"/>
+                        </a:ext>
+                      </a:extLst>
+                    </a:blip>
+                    <a:stretch>
+                      <a:fillRect/>
+                    </a:stretch>
+                  </pic:blipFill>
+                  <pic:spPr>
+                    <a:xfrm>
+                      <a:off x="0" y="0"/>
+                      <a:ext cx="6124575" cy="3943350"/>
+                    </a:xfrm>
+                    <a:prstGeom prst="rect">
+                      <a:avLst/>
+                    </a:prstGeom>
+                  </pic:spPr>
+                </pic:pic>
+              </a:graphicData>
+            </a:graphic>
+          </wp:inline>
+        </w:drawing>
+      </w:r>
+      <w:r>
+        <w:rPr/>
+        <w:t>Fig</w:t>
+      </w:r>
+      <w:r>
+        <w:rPr/>
+        <w:t xml:space="preserve"> 1.2</w:t>
+      </w:r>
+      <w:r>
+        <w:rPr/>
+        <w:t xml:space="preserve"> - Home operatore</w:t>
+      </w:r>
+    </w:p>
+    <w:p>
+      <w:pPr>
+        <w:pStyle w:val="Normale"/>
+      </w:pPr>
+    </w:p>
+    <w:p>
+      <w:pPr>
+        <w:pStyle w:val="Normale"/>
+      </w:pPr>
+      <w:r>
+        <w:drawing>
+          <wp:inline wp14:editId="34D15E7F" wp14:anchorId="223FB2B5">
+            <wp:extent cx="6124575" cy="3924300"/>
+            <wp:effectExtent l="0" t="0" r="0" b="0"/>
+            <wp:docPr id="1789227682" name="drawing"/>
+            <wp:cNvGraphicFramePr>
+              <a:graphicFrameLocks noChangeAspect="1"/>
+            </wp:cNvGraphicFramePr>
+            <a:graphic>
+              <a:graphicData xmlns:a="http://schemas.openxmlformats.org/drawingml/2006/main" uri="http://schemas.openxmlformats.org/drawingml/2006/picture">
+                <pic:pic xmlns:pic="http://schemas.openxmlformats.org/drawingml/2006/picture">
+                  <pic:nvPicPr>
+                    <pic:cNvPr id="1789227682" name="Picture 1789227682"/>
+                    <pic:cNvPicPr/>
+                  </pic:nvPicPr>
+                  <pic:blipFill>
+                    <a:blip xmlns:r="http://schemas.openxmlformats.org/officeDocument/2006/relationships" r:embed="rId978503492">
+                      <a:extLst>
+                        <a:ext uri="{28A0092B-C50C-407E-A947-70E740481C1C}">
+                          <a14:useLocalDpi xmlns:a14="http://schemas.microsoft.com/office/drawing/2010/main"/>
+                        </a:ext>
+                      </a:extLst>
+                    </a:blip>
+                    <a:stretch>
+                      <a:fillRect/>
+                    </a:stretch>
+                  </pic:blipFill>
+                  <pic:spPr>
+                    <a:xfrm>
+                      <a:off x="0" y="0"/>
+                      <a:ext cx="6124575" cy="3924300"/>
+                    </a:xfrm>
+                    <a:prstGeom prst="rect">
+                      <a:avLst/>
+                    </a:prstGeom>
+                  </pic:spPr>
+                </pic:pic>
+              </a:graphicData>
+            </a:graphic>
+          </wp:inline>
+        </w:drawing>
+      </w:r>
+      <w:r>
+        <w:rPr/>
+        <w:t>Fig</w:t>
+      </w:r>
+      <w:r>
+        <w:rPr/>
+        <w:t xml:space="preserve"> 2.0</w:t>
+      </w:r>
+      <w:r>
+        <w:rPr/>
+        <w:t xml:space="preserve"> - Dashboard</w:t>
+      </w:r>
+    </w:p>
+    <w:p>
+      <w:pPr>
+        <w:pStyle w:val="Normale"/>
+      </w:pPr>
+    </w:p>
+    <w:p>
+      <w:pPr>
+        <w:pStyle w:val="Normale"/>
+      </w:pPr>
+      <w:r>
+        <w:drawing>
+          <wp:inline wp14:editId="61B90CD1" wp14:anchorId="4E8A0F62">
+            <wp:extent cx="6124575" cy="3905250"/>
+            <wp:effectExtent l="0" t="0" r="0" b="0"/>
+            <wp:docPr id="935782320" name="drawing"/>
+            <wp:cNvGraphicFramePr>
+              <a:graphicFrameLocks noChangeAspect="1"/>
+            </wp:cNvGraphicFramePr>
+            <a:graphic>
+              <a:graphicData xmlns:a="http://schemas.openxmlformats.org/drawingml/2006/main" uri="http://schemas.openxmlformats.org/drawingml/2006/picture">
+                <pic:pic xmlns:pic="http://schemas.openxmlformats.org/drawingml/2006/picture">
+                  <pic:nvPicPr>
+                    <pic:cNvPr id="935782320" name="Picture 935782320"/>
+                    <pic:cNvPicPr/>
+                  </pic:nvPicPr>
+                  <pic:blipFill>
+                    <a:blip xmlns:r="http://schemas.openxmlformats.org/officeDocument/2006/relationships" r:embed="rId950079732">
+                      <a:extLst>
+                        <a:ext uri="{28A0092B-C50C-407E-A947-70E740481C1C}">
+                          <a14:useLocalDpi xmlns:a14="http://schemas.microsoft.com/office/drawing/2010/main"/>
+                        </a:ext>
+                      </a:extLst>
+                    </a:blip>
+                    <a:stretch>
+                      <a:fillRect/>
+                    </a:stretch>
+                  </pic:blipFill>
+                  <pic:spPr>
+                    <a:xfrm>
+                      <a:off x="0" y="0"/>
+                      <a:ext cx="6124575" cy="3905250"/>
+                    </a:xfrm>
+                    <a:prstGeom prst="rect">
+                      <a:avLst/>
+                    </a:prstGeom>
+                  </pic:spPr>
+                </pic:pic>
+              </a:graphicData>
+            </a:graphic>
+          </wp:inline>
+        </w:drawing>
+      </w:r>
+      <w:r>
+        <w:rPr/>
+        <w:t>Fig</w:t>
+      </w:r>
+      <w:r>
+        <w:rPr/>
+        <w:t xml:space="preserve"> 3.0</w:t>
+      </w:r>
+      <w:r>
+        <w:rPr/>
+        <w:t xml:space="preserve"> - Gestione Lettori</w:t>
+      </w:r>
+    </w:p>
+    <w:p>
+      <w:pPr>
+        <w:pStyle w:val="Normale"/>
+      </w:pPr>
+    </w:p>
+    <w:p>
+      <w:pPr>
+        <w:pStyle w:val="Normale"/>
+      </w:pPr>
+      <w:r>
+        <w:drawing>
+          <wp:inline wp14:editId="732C3455" wp14:anchorId="0451D147">
+            <wp:extent cx="6124575" cy="3895725"/>
+            <wp:effectExtent l="0" t="0" r="0" b="0"/>
+            <wp:docPr id="1697763880" name="drawing"/>
+            <wp:cNvGraphicFramePr>
+              <a:graphicFrameLocks noChangeAspect="1"/>
+            </wp:cNvGraphicFramePr>
+            <a:graphic>
+              <a:graphicData xmlns:a="http://schemas.openxmlformats.org/drawingml/2006/main" uri="http://schemas.openxmlformats.org/drawingml/2006/picture">
+                <pic:pic xmlns:pic="http://schemas.openxmlformats.org/drawingml/2006/picture">
+                  <pic:nvPicPr>
+                    <pic:cNvPr id="1697763880" name="Picture 1697763880"/>
+                    <pic:cNvPicPr/>
+                  </pic:nvPicPr>
+                  <pic:blipFill>
+                    <a:blip xmlns:r="http://schemas.openxmlformats.org/officeDocument/2006/relationships" r:embed="rId2050122019">
+                      <a:extLst>
+                        <a:ext uri="{28A0092B-C50C-407E-A947-70E740481C1C}">
+                          <a14:useLocalDpi xmlns:a14="http://schemas.microsoft.com/office/drawing/2010/main"/>
+                        </a:ext>
+                      </a:extLst>
+                    </a:blip>
+                    <a:stretch>
+                      <a:fillRect/>
+                    </a:stretch>
+                  </pic:blipFill>
+                  <pic:spPr>
+                    <a:xfrm>
+                      <a:off x="0" y="0"/>
+                      <a:ext cx="6124575" cy="3895725"/>
+                    </a:xfrm>
+                    <a:prstGeom prst="rect">
+                      <a:avLst/>
+                    </a:prstGeom>
+                  </pic:spPr>
+                </pic:pic>
+              </a:graphicData>
+            </a:graphic>
+          </wp:inline>
+        </w:drawing>
+      </w:r>
+      <w:r>
+        <w:rPr/>
+        <w:t>Fig</w:t>
+      </w:r>
+      <w:r>
+        <w:rPr/>
+        <w:t xml:space="preserve"> 4.0</w:t>
+      </w:r>
+      <w:r>
+        <w:rPr/>
+        <w:t xml:space="preserve"> - Profilo lettore Registrato</w:t>
+      </w:r>
+    </w:p>
+    <w:p>
+      <w:pPr>
+        <w:pStyle w:val="Normale"/>
+      </w:pPr>
+    </w:p>
+    <w:p>
+      <w:pPr>
+        <w:pStyle w:val="Normale"/>
+      </w:pPr>
+      <w:r>
+        <w:drawing>
+          <wp:inline wp14:editId="4C428945" wp14:anchorId="7C42AD49">
+            <wp:extent cx="6124575" cy="3914775"/>
+            <wp:effectExtent l="0" t="0" r="0" b="0"/>
+            <wp:docPr id="1187960476" name="drawing"/>
+            <wp:cNvGraphicFramePr>
+              <a:graphicFrameLocks noChangeAspect="1"/>
+            </wp:cNvGraphicFramePr>
+            <a:graphic>
+              <a:graphicData xmlns:a="http://schemas.openxmlformats.org/drawingml/2006/main" uri="http://schemas.openxmlformats.org/drawingml/2006/picture">
+                <pic:pic xmlns:pic="http://schemas.openxmlformats.org/drawingml/2006/picture">
+                  <pic:nvPicPr>
+                    <pic:cNvPr id="1187960476" name="Picture 1187960476"/>
+                    <pic:cNvPicPr/>
+                  </pic:nvPicPr>
+                  <pic:blipFill>
+                    <a:blip xmlns:r="http://schemas.openxmlformats.org/officeDocument/2006/relationships" r:embed="rId2082016441">
+                      <a:extLst>
+                        <a:ext uri="{28A0092B-C50C-407E-A947-70E740481C1C}">
+                          <a14:useLocalDpi xmlns:a14="http://schemas.microsoft.com/office/drawing/2010/main"/>
+                        </a:ext>
+                      </a:extLst>
+                    </a:blip>
+                    <a:stretch>
+                      <a:fillRect/>
+                    </a:stretch>
+                  </pic:blipFill>
+                  <pic:spPr>
+                    <a:xfrm>
+                      <a:off x="0" y="0"/>
+                      <a:ext cx="6124575" cy="3914775"/>
+                    </a:xfrm>
+                    <a:prstGeom prst="rect">
+                      <a:avLst/>
+                    </a:prstGeom>
+                  </pic:spPr>
+                </pic:pic>
+              </a:graphicData>
+            </a:graphic>
+          </wp:inline>
+        </w:drawing>
+      </w:r>
+      <w:r>
+        <w:rPr/>
+        <w:t>Fig</w:t>
+      </w:r>
+      <w:r>
+        <w:rPr/>
+        <w:t xml:space="preserve"> 4.1</w:t>
+      </w:r>
+      <w:r>
+        <w:rPr/>
+        <w:t xml:space="preserve"> - Profilo lettore Registrato sospeso</w:t>
+      </w:r>
+    </w:p>
+    <w:p>
+      <w:pPr>
+        <w:pStyle w:val="Normale"/>
+      </w:pPr>
+    </w:p>
+    <w:p>
+      <w:pPr>
+        <w:pStyle w:val="Normale"/>
+      </w:pPr>
+      <w:r>
+        <w:drawing>
+          <wp:inline wp14:editId="32EB655C" wp14:anchorId="054E57B5">
+            <wp:extent cx="6124575" cy="3914775"/>
+            <wp:effectExtent l="0" t="0" r="0" b="0"/>
+            <wp:docPr id="1890420989" name="drawing"/>
+            <wp:cNvGraphicFramePr>
+              <a:graphicFrameLocks noChangeAspect="1"/>
+            </wp:cNvGraphicFramePr>
+            <a:graphic>
+              <a:graphicData xmlns:a="http://schemas.openxmlformats.org/drawingml/2006/main" uri="http://schemas.openxmlformats.org/drawingml/2006/picture">
+                <pic:pic xmlns:pic="http://schemas.openxmlformats.org/drawingml/2006/picture">
+                  <pic:nvPicPr>
+                    <pic:cNvPr id="1890420989" name="Picture 1890420989"/>
+                    <pic:cNvPicPr/>
+                  </pic:nvPicPr>
+                  <pic:blipFill>
+                    <a:blip xmlns:r="http://schemas.openxmlformats.org/officeDocument/2006/relationships" r:embed="rId785487909">
+                      <a:extLst>
+                        <a:ext uri="{28A0092B-C50C-407E-A947-70E740481C1C}">
+                          <a14:useLocalDpi xmlns:a14="http://schemas.microsoft.com/office/drawing/2010/main"/>
+                        </a:ext>
+                      </a:extLst>
+                    </a:blip>
+                    <a:stretch>
+                      <a:fillRect/>
+                    </a:stretch>
+                  </pic:blipFill>
+                  <pic:spPr>
+                    <a:xfrm>
+                      <a:off x="0" y="0"/>
+                      <a:ext cx="6124575" cy="3914775"/>
+                    </a:xfrm>
+                    <a:prstGeom prst="rect">
+                      <a:avLst/>
+                    </a:prstGeom>
+                  </pic:spPr>
+                </pic:pic>
+              </a:graphicData>
+            </a:graphic>
+          </wp:inline>
+        </w:drawing>
+      </w:r>
+      <w:r>
+        <w:rPr/>
+        <w:t>Fig</w:t>
+      </w:r>
+      <w:r>
+        <w:rPr/>
+        <w:t xml:space="preserve"> 4.2</w:t>
+      </w:r>
+      <w:r>
+        <w:rPr/>
+        <w:t xml:space="preserve"> - Profilo lettore non Registrato Sospeso</w:t>
+      </w:r>
+    </w:p>
+    <w:p>
+      <w:pPr>
+        <w:pStyle w:val="Normale"/>
+      </w:pPr>
+    </w:p>
+    <w:p>
+      <w:pPr>
+        <w:pStyle w:val="Normale"/>
+      </w:pPr>
+      <w:r>
+        <w:drawing>
+          <wp:inline wp14:editId="62D2476C" wp14:anchorId="5EAE2C3C">
+            <wp:extent cx="6124575" cy="3924300"/>
+            <wp:effectExtent l="0" t="0" r="0" b="0"/>
+            <wp:docPr id="96852672" name="drawing"/>
+            <wp:cNvGraphicFramePr>
+              <a:graphicFrameLocks noChangeAspect="1"/>
+            </wp:cNvGraphicFramePr>
+            <a:graphic>
+              <a:graphicData xmlns:a="http://schemas.openxmlformats.org/drawingml/2006/main" uri="http://schemas.openxmlformats.org/drawingml/2006/picture">
+                <pic:pic xmlns:pic="http://schemas.openxmlformats.org/drawingml/2006/picture">
+                  <pic:nvPicPr>
+                    <pic:cNvPr id="96852672" name="Picture 96852672"/>
+                    <pic:cNvPicPr/>
+                  </pic:nvPicPr>
+                  <pic:blipFill>
+                    <a:blip xmlns:r="http://schemas.openxmlformats.org/officeDocument/2006/relationships" r:embed="rId1304402695">
+                      <a:extLst>
+                        <a:ext uri="{28A0092B-C50C-407E-A947-70E740481C1C}">
+                          <a14:useLocalDpi xmlns:a14="http://schemas.microsoft.com/office/drawing/2010/main"/>
+                        </a:ext>
+                      </a:extLst>
+                    </a:blip>
+                    <a:stretch>
+                      <a:fillRect/>
+                    </a:stretch>
+                  </pic:blipFill>
+                  <pic:spPr>
+                    <a:xfrm>
+                      <a:off x="0" y="0"/>
+                      <a:ext cx="6124575" cy="3924300"/>
+                    </a:xfrm>
+                    <a:prstGeom prst="rect">
+                      <a:avLst/>
+                    </a:prstGeom>
+                  </pic:spPr>
+                </pic:pic>
+              </a:graphicData>
+            </a:graphic>
+          </wp:inline>
+        </w:drawing>
+      </w:r>
+      <w:r>
+        <w:rPr/>
+        <w:t>Fig</w:t>
+      </w:r>
+      <w:r>
+        <w:rPr/>
+        <w:t xml:space="preserve"> 5</w:t>
+      </w:r>
+      <w:r>
+        <w:rPr/>
+        <w:t xml:space="preserve">.0 - Modificando </w:t>
+      </w:r>
+      <w:r>
+        <w:rPr/>
+        <w:t>Profilo</w:t>
+      </w:r>
+      <w:r>
+        <w:rPr/>
+        <w:t xml:space="preserve"> lettore</w:t>
+      </w:r>
+    </w:p>
+    <w:p>
+      <w:pPr>
+        <w:pStyle w:val="Normale"/>
+      </w:pPr>
+    </w:p>
+    <w:p>
+      <w:pPr>
+        <w:pStyle w:val="Normale"/>
+      </w:pPr>
+      <w:r>
+        <w:drawing>
+          <wp:inline wp14:editId="7D4E9FC7" wp14:anchorId="77318E16">
+            <wp:extent cx="6124575" cy="3924300"/>
+            <wp:effectExtent l="0" t="0" r="0" b="0"/>
+            <wp:docPr id="650422378" name="drawing"/>
+            <wp:cNvGraphicFramePr>
+              <a:graphicFrameLocks noChangeAspect="1"/>
+            </wp:cNvGraphicFramePr>
+            <a:graphic>
+              <a:graphicData xmlns:a="http://schemas.openxmlformats.org/drawingml/2006/main" uri="http://schemas.openxmlformats.org/drawingml/2006/picture">
+                <pic:pic xmlns:pic="http://schemas.openxmlformats.org/drawingml/2006/picture">
+                  <pic:nvPicPr>
+                    <pic:cNvPr id="650422378" name="Picture 650422378"/>
+                    <pic:cNvPicPr/>
+                  </pic:nvPicPr>
+                  <pic:blipFill>
+                    <a:blip xmlns:r="http://schemas.openxmlformats.org/officeDocument/2006/relationships" r:embed="rId1731684537">
+                      <a:extLst>
+                        <a:ext uri="{28A0092B-C50C-407E-A947-70E740481C1C}">
+                          <a14:useLocalDpi xmlns:a14="http://schemas.microsoft.com/office/drawing/2010/main"/>
+                        </a:ext>
+                      </a:extLst>
+                    </a:blip>
+                    <a:stretch>
+                      <a:fillRect/>
+                    </a:stretch>
+                  </pic:blipFill>
+                  <pic:spPr>
+                    <a:xfrm>
+                      <a:off x="0" y="0"/>
+                      <a:ext cx="6124575" cy="3924300"/>
+                    </a:xfrm>
+                    <a:prstGeom prst="rect">
+                      <a:avLst/>
+                    </a:prstGeom>
+                  </pic:spPr>
+                </pic:pic>
+              </a:graphicData>
+            </a:graphic>
+          </wp:inline>
+        </w:drawing>
+      </w:r>
+      <w:r>
+        <w:rPr/>
+        <w:t>Fig</w:t>
+      </w:r>
+      <w:r>
+        <w:rPr/>
+        <w:t xml:space="preserve"> 6.0</w:t>
+      </w:r>
+      <w:r>
+        <w:rPr/>
+        <w:t xml:space="preserve"> - Sospendendo profilo lettore</w:t>
+      </w:r>
+    </w:p>
+    <w:p>
+      <w:pPr>
+        <w:pStyle w:val="Normale"/>
+      </w:pPr>
+    </w:p>
+    <w:p>
+      <w:pPr>
+        <w:pStyle w:val="Normale"/>
+      </w:pPr>
+      <w:r>
+        <w:drawing>
+          <wp:inline wp14:editId="5B7427C2" wp14:anchorId="356D53CE">
+            <wp:extent cx="6124575" cy="3914775"/>
+            <wp:effectExtent l="0" t="0" r="0" b="0"/>
+            <wp:docPr id="183344910" name="drawing"/>
+            <wp:cNvGraphicFramePr>
+              <a:graphicFrameLocks noChangeAspect="1"/>
+            </wp:cNvGraphicFramePr>
+            <a:graphic>
+              <a:graphicData xmlns:a="http://schemas.openxmlformats.org/drawingml/2006/main" uri="http://schemas.openxmlformats.org/drawingml/2006/picture">
+                <pic:pic xmlns:pic="http://schemas.openxmlformats.org/drawingml/2006/picture">
+                  <pic:nvPicPr>
+                    <pic:cNvPr id="183344910" name="Picture 183344910"/>
+                    <pic:cNvPicPr/>
+                  </pic:nvPicPr>
+                  <pic:blipFill>
+                    <a:blip xmlns:r="http://schemas.openxmlformats.org/officeDocument/2006/relationships" r:embed="rId819246911">
+                      <a:extLst>
+                        <a:ext uri="{28A0092B-C50C-407E-A947-70E740481C1C}">
+                          <a14:useLocalDpi xmlns:a14="http://schemas.microsoft.com/office/drawing/2010/main"/>
+                        </a:ext>
+                      </a:extLst>
+                    </a:blip>
+                    <a:stretch>
+                      <a:fillRect/>
+                    </a:stretch>
+                  </pic:blipFill>
+                  <pic:spPr>
+                    <a:xfrm>
+                      <a:off x="0" y="0"/>
+                      <a:ext cx="6124575" cy="3914775"/>
+                    </a:xfrm>
+                    <a:prstGeom prst="rect">
+                      <a:avLst/>
+                    </a:prstGeom>
+                  </pic:spPr>
+                </pic:pic>
+              </a:graphicData>
+            </a:graphic>
+          </wp:inline>
+        </w:drawing>
+      </w:r>
+      <w:r>
+        <w:rPr/>
+        <w:t>Fig</w:t>
+      </w:r>
+      <w:r>
+        <w:rPr/>
+        <w:t xml:space="preserve"> 7.0</w:t>
+      </w:r>
+      <w:r>
+        <w:rPr/>
+        <w:t xml:space="preserve"> - Registrando Lettore </w:t>
+      </w:r>
+    </w:p>
+    <w:p>
+      <w:pPr>
+        <w:pStyle w:val="Normale"/>
+      </w:pPr>
+    </w:p>
+    <w:p>
+      <w:pPr>
+        <w:pStyle w:val="Normale"/>
+      </w:pPr>
+      <w:r>
+        <w:drawing>
+          <wp:inline wp14:editId="4900BD6B" wp14:anchorId="6C97AD42">
+            <wp:extent cx="6124575" cy="3952875"/>
+            <wp:effectExtent l="0" t="0" r="0" b="0"/>
+            <wp:docPr id="283720794" name="drawing"/>
+            <wp:cNvGraphicFramePr>
+              <a:graphicFrameLocks noChangeAspect="1"/>
+            </wp:cNvGraphicFramePr>
+            <a:graphic>
+              <a:graphicData xmlns:a="http://schemas.openxmlformats.org/drawingml/2006/main" uri="http://schemas.openxmlformats.org/drawingml/2006/picture">
+                <pic:pic xmlns:pic="http://schemas.openxmlformats.org/drawingml/2006/picture">
+                  <pic:nvPicPr>
+                    <pic:cNvPr id="283720794" name="Picture 283720794"/>
+                    <pic:cNvPicPr/>
+                  </pic:nvPicPr>
+                  <pic:blipFill>
+                    <a:blip xmlns:r="http://schemas.openxmlformats.org/officeDocument/2006/relationships" r:embed="rId1861399465">
+                      <a:extLst>
+                        <a:ext uri="{28A0092B-C50C-407E-A947-70E740481C1C}">
+                          <a14:useLocalDpi xmlns:a14="http://schemas.microsoft.com/office/drawing/2010/main"/>
+                        </a:ext>
+                      </a:extLst>
+                    </a:blip>
+                    <a:stretch>
+                      <a:fillRect/>
+                    </a:stretch>
+                  </pic:blipFill>
+                  <pic:spPr>
+                    <a:xfrm>
+                      <a:off x="0" y="0"/>
+                      <a:ext cx="6124575" cy="3952875"/>
+                    </a:xfrm>
+                    <a:prstGeom prst="rect">
+                      <a:avLst/>
+                    </a:prstGeom>
+                  </pic:spPr>
+                </pic:pic>
+              </a:graphicData>
+            </a:graphic>
+          </wp:inline>
+        </w:drawing>
+      </w:r>
+      <w:r>
+        <w:rPr/>
+        <w:t>Fig</w:t>
+      </w:r>
+      <w:r>
+        <w:rPr/>
+        <w:t xml:space="preserve"> 8.0</w:t>
+      </w:r>
+      <w:r>
+        <w:rPr/>
+        <w:t xml:space="preserve"> - Visualizzazione Password Temporanea</w:t>
+      </w:r>
+    </w:p>
+    <w:p>
+      <w:pPr>
+        <w:pStyle w:val="Normale"/>
+      </w:pPr>
+    </w:p>
+    <w:p>
+      <w:pPr>
+        <w:pStyle w:val="Normale"/>
+      </w:pPr>
+      <w:r>
+        <w:drawing>
+          <wp:inline wp14:editId="4E44BFBD" wp14:anchorId="212F5A36">
+            <wp:extent cx="6124575" cy="3914775"/>
+            <wp:effectExtent l="0" t="0" r="0" b="0"/>
+            <wp:docPr id="1049736473" name="drawing"/>
+            <wp:cNvGraphicFramePr>
+              <a:graphicFrameLocks noChangeAspect="1"/>
+            </wp:cNvGraphicFramePr>
+            <a:graphic>
+              <a:graphicData xmlns:a="http://schemas.openxmlformats.org/drawingml/2006/main" uri="http://schemas.openxmlformats.org/drawingml/2006/picture">
+                <pic:pic xmlns:pic="http://schemas.openxmlformats.org/drawingml/2006/picture">
+                  <pic:nvPicPr>
+                    <pic:cNvPr id="1049736473" name="Picture 1049736473"/>
+                    <pic:cNvPicPr/>
+                  </pic:nvPicPr>
+                  <pic:blipFill>
+                    <a:blip xmlns:r="http://schemas.openxmlformats.org/officeDocument/2006/relationships" r:embed="rId565088287">
+                      <a:extLst>
+                        <a:ext uri="{28A0092B-C50C-407E-A947-70E740481C1C}">
+                          <a14:useLocalDpi xmlns:a14="http://schemas.microsoft.com/office/drawing/2010/main"/>
+                        </a:ext>
+                      </a:extLst>
+                    </a:blip>
+                    <a:stretch>
+                      <a:fillRect/>
+                    </a:stretch>
+                  </pic:blipFill>
+                  <pic:spPr>
+                    <a:xfrm>
+                      <a:off x="0" y="0"/>
+                      <a:ext cx="6124575" cy="3914775"/>
+                    </a:xfrm>
+                    <a:prstGeom prst="rect">
+                      <a:avLst/>
+                    </a:prstGeom>
+                  </pic:spPr>
+                </pic:pic>
+              </a:graphicData>
+            </a:graphic>
+          </wp:inline>
+        </w:drawing>
+      </w:r>
+      <w:r>
+        <w:rPr/>
+        <w:t>Fig</w:t>
+      </w:r>
+      <w:r>
+        <w:rPr/>
+        <w:t xml:space="preserve"> 9.0</w:t>
+      </w:r>
+      <w:r>
+        <w:rPr/>
+        <w:t xml:space="preserve"> - Gestione Catalogo</w:t>
+      </w:r>
+    </w:p>
+    <w:p>
+      <w:pPr>
+        <w:pStyle w:val="Normale"/>
+      </w:pPr>
+    </w:p>
+    <w:p>
+      <w:pPr>
+        <w:pStyle w:val="Normale"/>
+      </w:pPr>
+      <w:r>
+        <w:drawing>
+          <wp:inline wp14:editId="3410C2EE" wp14:anchorId="5AD07C1C">
+            <wp:extent cx="6124575" cy="5543550"/>
+            <wp:effectExtent l="0" t="0" r="0" b="0"/>
+            <wp:docPr id="2116495025" name="drawing"/>
+            <wp:cNvGraphicFramePr>
+              <a:graphicFrameLocks noChangeAspect="1"/>
+            </wp:cNvGraphicFramePr>
+            <a:graphic>
+              <a:graphicData xmlns:a="http://schemas.openxmlformats.org/drawingml/2006/main" uri="http://schemas.openxmlformats.org/drawingml/2006/picture">
+                <pic:pic xmlns:pic="http://schemas.openxmlformats.org/drawingml/2006/picture">
+                  <pic:nvPicPr>
+                    <pic:cNvPr id="2116495025" name="Picture 2116495025"/>
+                    <pic:cNvPicPr/>
+                  </pic:nvPicPr>
+                  <pic:blipFill>
+                    <a:blip xmlns:r="http://schemas.openxmlformats.org/officeDocument/2006/relationships" r:embed="rId1774486899">
+                      <a:extLst>
+                        <a:ext uri="{28A0092B-C50C-407E-A947-70E740481C1C}">
+                          <a14:useLocalDpi xmlns:a14="http://schemas.microsoft.com/office/drawing/2010/main"/>
+                        </a:ext>
+                      </a:extLst>
+                    </a:blip>
+                    <a:stretch>
+                      <a:fillRect/>
+                    </a:stretch>
+                  </pic:blipFill>
+                  <pic:spPr>
+                    <a:xfrm>
+                      <a:off x="0" y="0"/>
+                      <a:ext cx="6124575" cy="5543550"/>
+                    </a:xfrm>
+                    <a:prstGeom prst="rect">
+                      <a:avLst/>
+                    </a:prstGeom>
+                  </pic:spPr>
+                </pic:pic>
+              </a:graphicData>
+            </a:graphic>
+          </wp:inline>
+        </w:drawing>
+      </w:r>
+      <w:r>
+        <w:rPr/>
+        <w:t>Fig</w:t>
+      </w:r>
+      <w:r>
+        <w:rPr/>
+        <w:t xml:space="preserve"> 9.1</w:t>
+      </w:r>
+      <w:r>
+        <w:rPr/>
+        <w:t xml:space="preserve"> - Gestione Catalogo modifica/aggiunta</w:t>
+      </w:r>
+    </w:p>
+    <w:p>
+      <w:pPr>
+        <w:pStyle w:val="Normale"/>
+      </w:pPr>
+    </w:p>
+    <w:p>
+      <w:pPr>
+        <w:pStyle w:val="Normale"/>
+      </w:pPr>
+      <w:r>
+        <w:drawing>
+          <wp:inline wp14:editId="4EFF9645" wp14:anchorId="27002A01">
+            <wp:extent cx="6124575" cy="3933825"/>
+            <wp:effectExtent l="0" t="0" r="0" b="0"/>
+            <wp:docPr id="1944009452" name="drawing"/>
+            <wp:cNvGraphicFramePr>
+              <a:graphicFrameLocks noChangeAspect="1"/>
+            </wp:cNvGraphicFramePr>
+            <a:graphic>
+              <a:graphicData xmlns:a="http://schemas.openxmlformats.org/drawingml/2006/main" uri="http://schemas.openxmlformats.org/drawingml/2006/picture">
+                <pic:pic xmlns:pic="http://schemas.openxmlformats.org/drawingml/2006/picture">
+                  <pic:nvPicPr>
+                    <pic:cNvPr id="1944009452" name="Picture 1944009452"/>
+                    <pic:cNvPicPr/>
+                  </pic:nvPicPr>
+                  <pic:blipFill>
+                    <a:blip xmlns:r="http://schemas.openxmlformats.org/officeDocument/2006/relationships" r:embed="rId108633298">
+                      <a:extLst>
+                        <a:ext uri="{28A0092B-C50C-407E-A947-70E740481C1C}">
+                          <a14:useLocalDpi xmlns:a14="http://schemas.microsoft.com/office/drawing/2010/main"/>
+                        </a:ext>
+                      </a:extLst>
+                    </a:blip>
+                    <a:stretch>
+                      <a:fillRect/>
+                    </a:stretch>
+                  </pic:blipFill>
+                  <pic:spPr>
+                    <a:xfrm>
+                      <a:off x="0" y="0"/>
+                      <a:ext cx="6124575" cy="3933825"/>
+                    </a:xfrm>
+                    <a:prstGeom prst="rect">
+                      <a:avLst/>
+                    </a:prstGeom>
+                  </pic:spPr>
+                </pic:pic>
+              </a:graphicData>
+            </a:graphic>
+          </wp:inline>
+        </w:drawing>
+      </w:r>
+      <w:r>
+        <w:rPr/>
+        <w:t>Fig</w:t>
+      </w:r>
+      <w:r>
+        <w:rPr/>
+        <w:t xml:space="preserve"> 10.0</w:t>
+      </w:r>
+      <w:r>
+        <w:rPr/>
+        <w:t xml:space="preserve"> - Aggiunta Edizione al Catalogo</w:t>
+      </w:r>
+    </w:p>
+    <w:p>
+      <w:pPr>
+        <w:pStyle w:val="Normale"/>
+      </w:pPr>
+    </w:p>
+    <w:p>
+      <w:pPr>
+        <w:pStyle w:val="Normale"/>
+      </w:pPr>
+      <w:r>
+        <w:drawing>
+          <wp:inline wp14:editId="57EC6069" wp14:anchorId="4D632E71">
+            <wp:extent cx="6124575" cy="3943350"/>
+            <wp:effectExtent l="0" t="0" r="0" b="0"/>
+            <wp:docPr id="1077038575" name="drawing"/>
+            <wp:cNvGraphicFramePr>
+              <a:graphicFrameLocks noChangeAspect="1"/>
+            </wp:cNvGraphicFramePr>
+            <a:graphic>
+              <a:graphicData xmlns:a="http://schemas.openxmlformats.org/drawingml/2006/main" uri="http://schemas.openxmlformats.org/drawingml/2006/picture">
+                <pic:pic xmlns:pic="http://schemas.openxmlformats.org/drawingml/2006/picture">
+                  <pic:nvPicPr>
+                    <pic:cNvPr id="1077038575" name="Picture 1077038575"/>
+                    <pic:cNvPicPr/>
+                  </pic:nvPicPr>
+                  <pic:blipFill>
+                    <a:blip xmlns:r="http://schemas.openxmlformats.org/officeDocument/2006/relationships" r:embed="rId340442023">
+                      <a:extLst>
+                        <a:ext uri="{28A0092B-C50C-407E-A947-70E740481C1C}">
+                          <a14:useLocalDpi xmlns:a14="http://schemas.microsoft.com/office/drawing/2010/main"/>
+                        </a:ext>
+                      </a:extLst>
+                    </a:blip>
+                    <a:stretch>
+                      <a:fillRect/>
+                    </a:stretch>
+                  </pic:blipFill>
+                  <pic:spPr>
+                    <a:xfrm>
+                      <a:off x="0" y="0"/>
+                      <a:ext cx="6124575" cy="3943350"/>
+                    </a:xfrm>
+                    <a:prstGeom prst="rect">
+                      <a:avLst/>
+                    </a:prstGeom>
+                  </pic:spPr>
+                </pic:pic>
+              </a:graphicData>
+            </a:graphic>
+          </wp:inline>
+        </w:drawing>
+      </w:r>
+      <w:r>
+        <w:rPr/>
+        <w:t>Fig</w:t>
+      </w:r>
+      <w:r>
+        <w:rPr/>
+        <w:t xml:space="preserve"> 10.</w:t>
+      </w:r>
+      <w:r>
+        <w:rPr/>
+        <w:t>1</w:t>
+      </w:r>
+      <w:r>
+        <w:rPr/>
+        <w:t xml:space="preserve"> - Tentativo di Aggiunta Edizione al Catalogo con valori errati</w:t>
+      </w:r>
+    </w:p>
+    <w:p>
+      <w:pPr>
+        <w:pStyle w:val="Normale"/>
+      </w:pPr>
+    </w:p>
+    <w:p>
+      <w:pPr>
+        <w:pStyle w:val="Normale"/>
+      </w:pPr>
+      <w:r>
+        <w:drawing>
+          <wp:inline wp14:editId="20195EC5" wp14:anchorId="186FDEEE">
+            <wp:extent cx="6124575" cy="3914775"/>
+            <wp:effectExtent l="0" t="0" r="0" b="0"/>
+            <wp:docPr id="1606158115" name="drawing"/>
+            <wp:cNvGraphicFramePr>
+              <a:graphicFrameLocks noChangeAspect="1"/>
+            </wp:cNvGraphicFramePr>
+            <a:graphic>
+              <a:graphicData xmlns:a="http://schemas.openxmlformats.org/drawingml/2006/main" uri="http://schemas.openxmlformats.org/drawingml/2006/picture">
+                <pic:pic xmlns:pic="http://schemas.openxmlformats.org/drawingml/2006/picture">
+                  <pic:nvPicPr>
+                    <pic:cNvPr id="1606158115" name="Picture 1606158115"/>
+                    <pic:cNvPicPr/>
+                  </pic:nvPicPr>
+                  <pic:blipFill>
+                    <a:blip xmlns:r="http://schemas.openxmlformats.org/officeDocument/2006/relationships" r:embed="rId1657896658">
+                      <a:extLst>
+                        <a:ext uri="{28A0092B-C50C-407E-A947-70E740481C1C}">
+                          <a14:useLocalDpi xmlns:a14="http://schemas.microsoft.com/office/drawing/2010/main"/>
+                        </a:ext>
+                      </a:extLst>
+                    </a:blip>
+                    <a:stretch>
+                      <a:fillRect/>
+                    </a:stretch>
+                  </pic:blipFill>
+                  <pic:spPr>
+                    <a:xfrm>
+                      <a:off x="0" y="0"/>
+                      <a:ext cx="6124575" cy="3914775"/>
+                    </a:xfrm>
+                    <a:prstGeom prst="rect">
+                      <a:avLst/>
+                    </a:prstGeom>
+                  </pic:spPr>
+                </pic:pic>
+              </a:graphicData>
+            </a:graphic>
+          </wp:inline>
+        </w:drawing>
+      </w:r>
+      <w:r>
+        <w:rPr/>
+        <w:t>Fig</w:t>
+      </w:r>
+      <w:r>
+        <w:rPr/>
+        <w:t xml:space="preserve"> 11.0</w:t>
+      </w:r>
+      <w:r>
+        <w:rPr/>
+        <w:t xml:space="preserve"> - Gestione Edizione</w:t>
+      </w:r>
+    </w:p>
+    <w:p>
+      <w:pPr>
+        <w:pStyle w:val="Normale"/>
+      </w:pPr>
+    </w:p>
+    <w:p>
+      <w:pPr>
+        <w:pStyle w:val="Normale"/>
+      </w:pPr>
+      <w:r>
+        <w:drawing>
+          <wp:inline wp14:editId="6D717BE0" wp14:anchorId="4D0535CE">
+            <wp:extent cx="6124575" cy="3905250"/>
+            <wp:effectExtent l="0" t="0" r="0" b="0"/>
+            <wp:docPr id="720230903" name="drawing"/>
+            <wp:cNvGraphicFramePr>
+              <a:graphicFrameLocks noChangeAspect="1"/>
+            </wp:cNvGraphicFramePr>
+            <a:graphic>
+              <a:graphicData xmlns:a="http://schemas.openxmlformats.org/drawingml/2006/main" uri="http://schemas.openxmlformats.org/drawingml/2006/picture">
+                <pic:pic xmlns:pic="http://schemas.openxmlformats.org/drawingml/2006/picture">
+                  <pic:nvPicPr>
+                    <pic:cNvPr id="720230903" name="Picture 720230903"/>
+                    <pic:cNvPicPr/>
+                  </pic:nvPicPr>
+                  <pic:blipFill>
+                    <a:blip xmlns:r="http://schemas.openxmlformats.org/officeDocument/2006/relationships" r:embed="rId1363156948">
+                      <a:extLst>
+                        <a:ext uri="{28A0092B-C50C-407E-A947-70E740481C1C}">
+                          <a14:useLocalDpi xmlns:a14="http://schemas.microsoft.com/office/drawing/2010/main"/>
+                        </a:ext>
+                      </a:extLst>
+                    </a:blip>
+                    <a:stretch>
+                      <a:fillRect/>
+                    </a:stretch>
+                  </pic:blipFill>
+                  <pic:spPr>
+                    <a:xfrm>
+                      <a:off x="0" y="0"/>
+                      <a:ext cx="6124575" cy="3905250"/>
+                    </a:xfrm>
+                    <a:prstGeom prst="rect">
+                      <a:avLst/>
+                    </a:prstGeom>
+                  </pic:spPr>
+                </pic:pic>
+              </a:graphicData>
+            </a:graphic>
+          </wp:inline>
+        </w:drawing>
+      </w:r>
+      <w:r>
+        <w:rPr/>
+        <w:t>Fig</w:t>
+      </w:r>
+      <w:r>
+        <w:rPr/>
+        <w:t xml:space="preserve"> 11.1</w:t>
+      </w:r>
+      <w:r>
+        <w:rPr/>
+        <w:t xml:space="preserve"> - Gestione Edizione dopo l’aggiunta copia  </w:t>
+      </w:r>
+    </w:p>
+    <w:p>
+      <w:pPr>
+        <w:pStyle w:val="Normale"/>
+      </w:pPr>
+    </w:p>
+    <w:p>
+      <w:pPr>
+        <w:pStyle w:val="Normale"/>
+      </w:pPr>
+      <w:r>
+        <w:drawing>
+          <wp:inline wp14:editId="7DACF791" wp14:anchorId="58C7E1FE">
+            <wp:extent cx="6124575" cy="3905250"/>
+            <wp:effectExtent l="0" t="0" r="0" b="0"/>
+            <wp:docPr id="1253257923" name="drawing"/>
+            <wp:cNvGraphicFramePr>
+              <a:graphicFrameLocks noChangeAspect="1"/>
+            </wp:cNvGraphicFramePr>
+            <a:graphic>
+              <a:graphicData xmlns:a="http://schemas.openxmlformats.org/drawingml/2006/main" uri="http://schemas.openxmlformats.org/drawingml/2006/picture">
+                <pic:pic xmlns:pic="http://schemas.openxmlformats.org/drawingml/2006/picture">
+                  <pic:nvPicPr>
+                    <pic:cNvPr id="1253257923" name="Picture 1253257923"/>
+                    <pic:cNvPicPr/>
+                  </pic:nvPicPr>
+                  <pic:blipFill>
+                    <a:blip xmlns:r="http://schemas.openxmlformats.org/officeDocument/2006/relationships" r:embed="rId588940249">
+                      <a:extLst>
+                        <a:ext uri="{28A0092B-C50C-407E-A947-70E740481C1C}">
+                          <a14:useLocalDpi xmlns:a14="http://schemas.microsoft.com/office/drawing/2010/main"/>
+                        </a:ext>
+                      </a:extLst>
+                    </a:blip>
+                    <a:stretch>
+                      <a:fillRect/>
+                    </a:stretch>
+                  </pic:blipFill>
+                  <pic:spPr>
+                    <a:xfrm>
+                      <a:off x="0" y="0"/>
+                      <a:ext cx="6124575" cy="3905250"/>
+                    </a:xfrm>
+                    <a:prstGeom prst="rect">
+                      <a:avLst/>
+                    </a:prstGeom>
+                  </pic:spPr>
+                </pic:pic>
+              </a:graphicData>
+            </a:graphic>
+          </wp:inline>
+        </w:drawing>
+      </w:r>
+      <w:r>
+        <w:rPr/>
+        <w:t>Fig</w:t>
+      </w:r>
+      <w:r>
+        <w:rPr/>
+        <w:t xml:space="preserve"> 12.0</w:t>
+      </w:r>
+      <w:r>
+        <w:rPr/>
+        <w:t xml:space="preserve"> - Profilo Lettore</w:t>
+      </w:r>
+    </w:p>
+    <w:p>
+      <w:pPr>
+        <w:pStyle w:val="Normale"/>
+      </w:pPr>
+    </w:p>
+    <w:p>
+      <w:pPr>
+        <w:pStyle w:val="Normale"/>
+      </w:pPr>
+      <w:r>
+        <w:drawing>
+          <wp:inline wp14:editId="443C0CA2" wp14:anchorId="076EED41">
+            <wp:extent cx="6124575" cy="3886200"/>
+            <wp:effectExtent l="0" t="0" r="0" b="0"/>
+            <wp:docPr id="273775456" name="drawing"/>
+            <wp:cNvGraphicFramePr>
+              <a:graphicFrameLocks noChangeAspect="1"/>
+            </wp:cNvGraphicFramePr>
+            <a:graphic>
+              <a:graphicData xmlns:a="http://schemas.openxmlformats.org/drawingml/2006/main" uri="http://schemas.openxmlformats.org/drawingml/2006/picture">
+                <pic:pic xmlns:pic="http://schemas.openxmlformats.org/drawingml/2006/picture">
+                  <pic:nvPicPr>
+                    <pic:cNvPr id="273775456" name="Picture 273775456"/>
+                    <pic:cNvPicPr/>
+                  </pic:nvPicPr>
+                  <pic:blipFill>
+                    <a:blip xmlns:r="http://schemas.openxmlformats.org/officeDocument/2006/relationships" r:embed="rId457960145">
+                      <a:extLst>
+                        <a:ext uri="{28A0092B-C50C-407E-A947-70E740481C1C}">
+                          <a14:useLocalDpi xmlns:a14="http://schemas.microsoft.com/office/drawing/2010/main"/>
+                        </a:ext>
+                      </a:extLst>
+                    </a:blip>
+                    <a:stretch>
+                      <a:fillRect/>
+                    </a:stretch>
+                  </pic:blipFill>
+                  <pic:spPr>
+                    <a:xfrm>
+                      <a:off x="0" y="0"/>
+                      <a:ext cx="6124575" cy="3886200"/>
+                    </a:xfrm>
+                    <a:prstGeom prst="rect">
+                      <a:avLst/>
+                    </a:prstGeom>
+                  </pic:spPr>
+                </pic:pic>
+              </a:graphicData>
+            </a:graphic>
+          </wp:inline>
+        </w:drawing>
+      </w:r>
+      <w:r>
+        <w:rPr/>
+        <w:t>Fig</w:t>
+      </w:r>
+      <w:r>
+        <w:rPr/>
+        <w:t xml:space="preserve"> 13.0</w:t>
+      </w:r>
+      <w:r>
+        <w:rPr/>
+        <w:t xml:space="preserve"> - Catalogo</w:t>
+      </w:r>
+    </w:p>
+    <w:p>
+      <w:pPr>
+        <w:pStyle w:val="Normale"/>
+      </w:pPr>
+    </w:p>
+    <w:p>
+      <w:pPr>
+        <w:pStyle w:val="Normale"/>
+      </w:pPr>
+      <w:r>
+        <w:drawing>
+          <wp:inline wp14:editId="2E605D63" wp14:anchorId="75742C79">
+            <wp:extent cx="6124575" cy="3895725"/>
+            <wp:effectExtent l="0" t="0" r="0" b="0"/>
+            <wp:docPr id="412899696" name="drawing"/>
+            <wp:cNvGraphicFramePr>
+              <a:graphicFrameLocks noChangeAspect="1"/>
+            </wp:cNvGraphicFramePr>
+            <a:graphic>
+              <a:graphicData xmlns:a="http://schemas.openxmlformats.org/drawingml/2006/main" uri="http://schemas.openxmlformats.org/drawingml/2006/picture">
+                <pic:pic xmlns:pic="http://schemas.openxmlformats.org/drawingml/2006/picture">
+                  <pic:nvPicPr>
+                    <pic:cNvPr id="412899696" name="Picture 412899696"/>
+                    <pic:cNvPicPr/>
+                  </pic:nvPicPr>
+                  <pic:blipFill>
+                    <a:blip xmlns:r="http://schemas.openxmlformats.org/officeDocument/2006/relationships" r:embed="rId233021957">
+                      <a:extLst>
+                        <a:ext uri="{28A0092B-C50C-407E-A947-70E740481C1C}">
+                          <a14:useLocalDpi xmlns:a14="http://schemas.microsoft.com/office/drawing/2010/main"/>
+                        </a:ext>
+                      </a:extLst>
+                    </a:blip>
+                    <a:stretch>
+                      <a:fillRect/>
+                    </a:stretch>
+                  </pic:blipFill>
+                  <pic:spPr>
+                    <a:xfrm>
+                      <a:off x="0" y="0"/>
+                      <a:ext cx="6124575" cy="3895725"/>
+                    </a:xfrm>
+                    <a:prstGeom prst="rect">
+                      <a:avLst/>
+                    </a:prstGeom>
+                  </pic:spPr>
+                </pic:pic>
+              </a:graphicData>
+            </a:graphic>
+          </wp:inline>
+        </w:drawing>
+      </w:r>
+      <w:r>
+        <w:rPr/>
+        <w:t>Fig</w:t>
+      </w:r>
+      <w:r>
+        <w:rPr/>
+        <w:t xml:space="preserve"> 14.0</w:t>
+      </w:r>
+      <w:r>
+        <w:rPr/>
+        <w:t xml:space="preserve"> - Pagina Edizione</w:t>
+      </w:r>
+    </w:p>
+    <w:p>
+      <w:pPr>
+        <w:pStyle w:val="Normale"/>
+      </w:pPr>
+    </w:p>
+    <w:p>
+      <w:pPr>
+        <w:pStyle w:val="Normale"/>
+      </w:pPr>
+      <w:r>
+        <w:drawing>
+          <wp:inline wp14:editId="6E7A8257" wp14:anchorId="3CF60717">
+            <wp:extent cx="6124575" cy="3895725"/>
+            <wp:effectExtent l="0" t="0" r="0" b="0"/>
+            <wp:docPr id="1278966015" name="drawing"/>
+            <wp:cNvGraphicFramePr>
+              <a:graphicFrameLocks noChangeAspect="1"/>
+            </wp:cNvGraphicFramePr>
+            <a:graphic>
+              <a:graphicData xmlns:a="http://schemas.openxmlformats.org/drawingml/2006/main" uri="http://schemas.openxmlformats.org/drawingml/2006/picture">
+                <pic:pic xmlns:pic="http://schemas.openxmlformats.org/drawingml/2006/picture">
+                  <pic:nvPicPr>
+                    <pic:cNvPr id="1278966015" name="Picture 1278966015"/>
+                    <pic:cNvPicPr/>
+                  </pic:nvPicPr>
+                  <pic:blipFill>
+                    <a:blip xmlns:r="http://schemas.openxmlformats.org/officeDocument/2006/relationships" r:embed="rId1991258019">
+                      <a:extLst>
+                        <a:ext uri="{28A0092B-C50C-407E-A947-70E740481C1C}">
+                          <a14:useLocalDpi xmlns:a14="http://schemas.microsoft.com/office/drawing/2010/main"/>
+                        </a:ext>
+                      </a:extLst>
+                    </a:blip>
+                    <a:stretch>
+                      <a:fillRect/>
+                    </a:stretch>
+                  </pic:blipFill>
+                  <pic:spPr>
+                    <a:xfrm>
+                      <a:off x="0" y="0"/>
+                      <a:ext cx="6124575" cy="3895725"/>
+                    </a:xfrm>
+                    <a:prstGeom prst="rect">
+                      <a:avLst/>
+                    </a:prstGeom>
+                  </pic:spPr>
+                </pic:pic>
+              </a:graphicData>
+            </a:graphic>
+          </wp:inline>
+        </w:drawing>
+      </w:r>
+      <w:r>
+        <w:rPr/>
+        <w:t>Fig</w:t>
+      </w:r>
+      <w:r>
+        <w:rPr/>
+        <w:t xml:space="preserve"> 14.1</w:t>
+      </w:r>
+      <w:r>
+        <w:rPr/>
+        <w:t xml:space="preserve"> - Pagina Edizione: Errore prenotazione</w:t>
+      </w:r>
+      <w:r>
+        <w:rPr/>
+        <w:t xml:space="preserve"> per sospensione</w:t>
+      </w:r>
+    </w:p>
+    <w:p>
+      <w:pPr>
+        <w:pStyle w:val="Normale"/>
+      </w:pPr>
+    </w:p>
+    <w:p>
+      <w:pPr>
+        <w:pStyle w:val="Normale"/>
+      </w:pPr>
+      <w:r>
+        <w:drawing>
+          <wp:inline wp14:editId="310390E2" wp14:anchorId="36C4EB22">
+            <wp:extent cx="6124575" cy="3895725"/>
+            <wp:effectExtent l="0" t="0" r="0" b="0"/>
+            <wp:docPr id="663311308" name="drawing"/>
+            <wp:cNvGraphicFramePr>
+              <a:graphicFrameLocks noChangeAspect="1"/>
+            </wp:cNvGraphicFramePr>
+            <a:graphic>
+              <a:graphicData xmlns:a="http://schemas.openxmlformats.org/drawingml/2006/main" uri="http://schemas.openxmlformats.org/drawingml/2006/picture">
+                <pic:pic xmlns:pic="http://schemas.openxmlformats.org/drawingml/2006/picture">
+                  <pic:nvPicPr>
+                    <pic:cNvPr id="663311308" name="Picture 663311308"/>
+                    <pic:cNvPicPr/>
+                  </pic:nvPicPr>
+                  <pic:blipFill>
+                    <a:blip xmlns:r="http://schemas.openxmlformats.org/officeDocument/2006/relationships" r:embed="rId1029346271">
+                      <a:extLst>
+                        <a:ext uri="{28A0092B-C50C-407E-A947-70E740481C1C}">
+                          <a14:useLocalDpi xmlns:a14="http://schemas.microsoft.com/office/drawing/2010/main"/>
+                        </a:ext>
+                      </a:extLst>
+                    </a:blip>
+                    <a:stretch>
+                      <a:fillRect/>
+                    </a:stretch>
+                  </pic:blipFill>
+                  <pic:spPr>
+                    <a:xfrm>
+                      <a:off x="0" y="0"/>
+                      <a:ext cx="6124575" cy="3895725"/>
+                    </a:xfrm>
+                    <a:prstGeom prst="rect">
+                      <a:avLst/>
+                    </a:prstGeom>
+                  </pic:spPr>
+                </pic:pic>
+              </a:graphicData>
+            </a:graphic>
+          </wp:inline>
+        </w:drawing>
+      </w:r>
+      <w:r>
+        <w:rPr/>
+        <w:t>Fig</w:t>
+      </w:r>
+      <w:r>
+        <w:rPr/>
+        <w:t xml:space="preserve"> 14.2</w:t>
+      </w:r>
+      <w:r>
+        <w:rPr/>
+        <w:t xml:space="preserve"> - Pagina Edizione: Errore prenotazion</w:t>
+      </w:r>
+      <w:r>
+        <w:rPr/>
+        <w:t xml:space="preserve">e </w:t>
+      </w:r>
+      <w:r>
+        <w:rPr/>
+        <w:t xml:space="preserve">date 3 prenotazioni </w:t>
+      </w:r>
+      <w:r>
+        <w:rPr/>
+        <w:t>attive</w:t>
+      </w:r>
+    </w:p>
+    <w:p>
+      <w:pPr>
+        <w:pStyle w:val="Normale"/>
+      </w:pPr>
+    </w:p>
+    <w:p>
+      <w:pPr>
+        <w:pStyle w:val="Normale"/>
+      </w:pPr>
+      <w:r>
+        <w:drawing>
+          <wp:inline wp14:editId="6FDCA4A4" wp14:anchorId="7AF093BF">
+            <wp:extent cx="6124575" cy="3895725"/>
+            <wp:effectExtent l="0" t="0" r="0" b="0"/>
+            <wp:docPr id="85160514" name="drawing"/>
+            <wp:cNvGraphicFramePr>
+              <a:graphicFrameLocks noChangeAspect="1"/>
+            </wp:cNvGraphicFramePr>
+            <a:graphic>
+              <a:graphicData xmlns:a="http://schemas.openxmlformats.org/drawingml/2006/main" uri="http://schemas.openxmlformats.org/drawingml/2006/picture">
+                <pic:pic xmlns:pic="http://schemas.openxmlformats.org/drawingml/2006/picture">
+                  <pic:nvPicPr>
+                    <pic:cNvPr id="85160514" name="Picture 85160514"/>
+                    <pic:cNvPicPr/>
+                  </pic:nvPicPr>
+                  <pic:blipFill>
+                    <a:blip xmlns:r="http://schemas.openxmlformats.org/officeDocument/2006/relationships" r:embed="rId644875822">
+                      <a:extLst>
+                        <a:ext uri="{28A0092B-C50C-407E-A947-70E740481C1C}">
+                          <a14:useLocalDpi xmlns:a14="http://schemas.microsoft.com/office/drawing/2010/main"/>
+                        </a:ext>
+                      </a:extLst>
+                    </a:blip>
+                    <a:stretch>
+                      <a:fillRect/>
+                    </a:stretch>
+                  </pic:blipFill>
+                  <pic:spPr>
+                    <a:xfrm>
+                      <a:off x="0" y="0"/>
+                      <a:ext cx="6124575" cy="3895725"/>
+                    </a:xfrm>
+                    <a:prstGeom prst="rect">
+                      <a:avLst/>
+                    </a:prstGeom>
+                  </pic:spPr>
+                </pic:pic>
+              </a:graphicData>
+            </a:graphic>
+          </wp:inline>
+        </w:drawing>
+      </w:r>
+      <w:r>
+        <w:rPr/>
+        <w:t>Fig</w:t>
+      </w:r>
+      <w:r>
+        <w:rPr/>
+        <w:t xml:space="preserve"> 14.3</w:t>
+      </w:r>
+      <w:r>
+        <w:rPr/>
+        <w:t xml:space="preserve"> - </w:t>
+      </w:r>
+      <w:r>
+        <w:rPr/>
+        <w:t>Pagina Edizione: Errore prenotazione non disponibile</w:t>
+      </w:r>
+    </w:p>
+    <w:p>
+      <w:pPr>
+        <w:pStyle w:val="Normale"/>
+      </w:pPr>
+    </w:p>
+    <w:p>
+      <w:pPr>
+        <w:pStyle w:val="Normale"/>
+      </w:pPr>
+      <w:r>
+        <w:drawing>
+          <wp:inline wp14:editId="7944FBF2" wp14:anchorId="661A1F97">
+            <wp:extent cx="6124575" cy="3933825"/>
+            <wp:effectExtent l="0" t="0" r="0" b="0"/>
+            <wp:docPr id="1924677938" name="drawing"/>
+            <wp:cNvGraphicFramePr>
+              <a:graphicFrameLocks noChangeAspect="1"/>
+            </wp:cNvGraphicFramePr>
+            <a:graphic>
+              <a:graphicData xmlns:a="http://schemas.openxmlformats.org/drawingml/2006/main" uri="http://schemas.openxmlformats.org/drawingml/2006/picture">
+                <pic:pic xmlns:pic="http://schemas.openxmlformats.org/drawingml/2006/picture">
+                  <pic:nvPicPr>
+                    <pic:cNvPr id="1924677938" name="Picture 1924677938"/>
+                    <pic:cNvPicPr/>
+                  </pic:nvPicPr>
+                  <pic:blipFill>
+                    <a:blip xmlns:r="http://schemas.openxmlformats.org/officeDocument/2006/relationships" r:embed="rId478131670">
+                      <a:extLst>
+                        <a:ext uri="{28A0092B-C50C-407E-A947-70E740481C1C}">
+                          <a14:useLocalDpi xmlns:a14="http://schemas.microsoft.com/office/drawing/2010/main"/>
+                        </a:ext>
+                      </a:extLst>
+                    </a:blip>
+                    <a:stretch>
+                      <a:fillRect/>
+                    </a:stretch>
+                  </pic:blipFill>
+                  <pic:spPr>
+                    <a:xfrm>
+                      <a:off x="0" y="0"/>
+                      <a:ext cx="6124575" cy="3933825"/>
+                    </a:xfrm>
+                    <a:prstGeom prst="rect">
+                      <a:avLst/>
+                    </a:prstGeom>
+                  </pic:spPr>
+                </pic:pic>
+              </a:graphicData>
+            </a:graphic>
+          </wp:inline>
+        </w:drawing>
+      </w:r>
+      <w:r>
+        <w:rPr/>
+        <w:t>Fig</w:t>
+      </w:r>
+      <w:r>
+        <w:rPr/>
+        <w:t xml:space="preserve"> 15.0</w:t>
+      </w:r>
+      <w:r>
+        <w:rPr/>
+        <w:t xml:space="preserve"> - Pagina d’accesso</w:t>
+      </w:r>
+    </w:p>
+    <w:p>
+      <w:pPr>
+        <w:pStyle w:val="Normale"/>
+      </w:pPr>
+    </w:p>
+    <w:p>
+      <w:pPr>
+        <w:pStyle w:val="Normale"/>
+      </w:pPr>
+      <w:r>
+        <w:drawing>
+          <wp:inline wp14:editId="0FCCD80C" wp14:anchorId="46498170">
+            <wp:extent cx="6124575" cy="3933825"/>
+            <wp:effectExtent l="0" t="0" r="0" b="0"/>
+            <wp:docPr id="945282469" name="drawing"/>
+            <wp:cNvGraphicFramePr>
+              <a:graphicFrameLocks noChangeAspect="1"/>
+            </wp:cNvGraphicFramePr>
+            <a:graphic>
+              <a:graphicData xmlns:a="http://schemas.openxmlformats.org/drawingml/2006/main" uri="http://schemas.openxmlformats.org/drawingml/2006/picture">
+                <pic:pic xmlns:pic="http://schemas.openxmlformats.org/drawingml/2006/picture">
+                  <pic:nvPicPr>
+                    <pic:cNvPr id="945282469" name="Picture 945282469"/>
+                    <pic:cNvPicPr/>
+                  </pic:nvPicPr>
+                  <pic:blipFill>
+                    <a:blip xmlns:r="http://schemas.openxmlformats.org/officeDocument/2006/relationships" r:embed="rId869345628">
+                      <a:extLst>
+                        <a:ext uri="{28A0092B-C50C-407E-A947-70E740481C1C}">
+                          <a14:useLocalDpi xmlns:a14="http://schemas.microsoft.com/office/drawing/2010/main"/>
+                        </a:ext>
+                      </a:extLst>
+                    </a:blip>
+                    <a:stretch>
+                      <a:fillRect/>
+                    </a:stretch>
+                  </pic:blipFill>
+                  <pic:spPr>
+                    <a:xfrm>
+                      <a:off x="0" y="0"/>
+                      <a:ext cx="6124575" cy="3933825"/>
+                    </a:xfrm>
+                    <a:prstGeom prst="rect">
+                      <a:avLst/>
+                    </a:prstGeom>
+                  </pic:spPr>
+                </pic:pic>
+              </a:graphicData>
+            </a:graphic>
+          </wp:inline>
+        </w:drawing>
+      </w:r>
+      <w:r>
+        <w:rPr/>
+        <w:t>Fig</w:t>
+      </w:r>
+      <w:r>
+        <w:rPr/>
+        <w:t xml:space="preserve"> 15.1</w:t>
+      </w:r>
+      <w:r>
+        <w:rPr/>
+        <w:t xml:space="preserve"> - Pagina d’accesso: Errore credenziali non valide</w:t>
+      </w:r>
+    </w:p>
+    <w:p>
+      <w:pPr>
+        <w:pStyle w:val="Normale"/>
+      </w:pPr>
+    </w:p>
+    <w:p>
+      <w:pPr>
+        <w:pStyle w:val="Normale"/>
+        <w:bidi w:val="0"/>
+        <w:spacing w:before="0" w:beforeAutospacing="off" w:after="0" w:afterAutospacing="off" w:line="259" w:lineRule="auto"/>
+        <w:ind w:left="0" w:right="0"/>
+        <w:jc w:val="left"/>
+      </w:pPr>
+      <w:r>
+        <w:drawing>
+          <wp:inline wp14:editId="79F3A757" wp14:anchorId="530F9E7F">
+            <wp:extent cx="6124575" cy="3924300"/>
+            <wp:effectExtent l="0" t="0" r="0" b="0"/>
+            <wp:docPr id="936405862" name="drawing"/>
+            <wp:cNvGraphicFramePr>
+              <a:graphicFrameLocks noChangeAspect="1"/>
+            </wp:cNvGraphicFramePr>
+            <a:graphic>
+              <a:graphicData xmlns:a="http://schemas.openxmlformats.org/drawingml/2006/main" uri="http://schemas.openxmlformats.org/drawingml/2006/picture">
+                <pic:pic xmlns:pic="http://schemas.openxmlformats.org/drawingml/2006/picture">
+                  <pic:nvPicPr>
+                    <pic:cNvPr id="936405862" name="Picture 936405862"/>
+                    <pic:cNvPicPr/>
+                  </pic:nvPicPr>
+                  <pic:blipFill>
+                    <a:blip xmlns:r="http://schemas.openxmlformats.org/officeDocument/2006/relationships" r:embed="rId1385109954">
+                      <a:extLst>
+                        <a:ext uri="{28A0092B-C50C-407E-A947-70E740481C1C}">
+                          <a14:useLocalDpi xmlns:a14="http://schemas.microsoft.com/office/drawing/2010/main"/>
+                        </a:ext>
+                      </a:extLst>
+                    </a:blip>
+                    <a:stretch>
+                      <a:fillRect/>
+                    </a:stretch>
+                  </pic:blipFill>
+                  <pic:spPr>
+                    <a:xfrm>
+                      <a:off x="0" y="0"/>
+                      <a:ext cx="6124575" cy="3924300"/>
+                    </a:xfrm>
+                    <a:prstGeom prst="rect">
+                      <a:avLst/>
+                    </a:prstGeom>
+                  </pic:spPr>
+                </pic:pic>
+              </a:graphicData>
+            </a:graphic>
+          </wp:inline>
+        </w:drawing>
+      </w:r>
+      <w:r>
+        <w:rPr/>
+        <w:t>Fig</w:t>
+      </w:r>
+      <w:r>
+        <w:rPr/>
+        <w:t xml:space="preserve"> 16.0</w:t>
+      </w:r>
+      <w:r>
+        <w:rPr/>
+        <w:t xml:space="preserve"> - Pagina per le indicazioni di registrazione</w:t>
+      </w:r>
+    </w:p>
+    <w:p>
+      <w:pPr>
+        <w:pStyle w:val="Normale"/>
+      </w:pPr>
+    </w:p>
+    <w:p>
+      <w:pPr>
+        <w:pStyle w:val="Normale"/>
+      </w:pPr>
+      <w:r>
+        <w:drawing>
+          <wp:inline wp14:editId="44EB72BF" wp14:anchorId="0CC093F3">
+            <wp:extent cx="6124575" cy="3895725"/>
+            <wp:effectExtent l="0" t="0" r="0" b="0"/>
+            <wp:docPr id="304950059" name="drawing"/>
+            <wp:cNvGraphicFramePr>
+              <a:graphicFrameLocks noChangeAspect="1"/>
+            </wp:cNvGraphicFramePr>
+            <a:graphic>
+              <a:graphicData xmlns:a="http://schemas.openxmlformats.org/drawingml/2006/main" uri="http://schemas.openxmlformats.org/drawingml/2006/picture">
+                <pic:pic xmlns:pic="http://schemas.openxmlformats.org/drawingml/2006/picture">
+                  <pic:nvPicPr>
+                    <pic:cNvPr id="304950059" name="Picture 304950059"/>
+                    <pic:cNvPicPr/>
+                  </pic:nvPicPr>
+                  <pic:blipFill>
+                    <a:blip xmlns:r="http://schemas.openxmlformats.org/officeDocument/2006/relationships" r:embed="rId315878720">
+                      <a:extLst>
+                        <a:ext uri="{28A0092B-C50C-407E-A947-70E740481C1C}">
+                          <a14:useLocalDpi xmlns:a14="http://schemas.microsoft.com/office/drawing/2010/main"/>
+                        </a:ext>
+                      </a:extLst>
+                    </a:blip>
+                    <a:stretch>
+                      <a:fillRect/>
+                    </a:stretch>
+                  </pic:blipFill>
+                  <pic:spPr>
+                    <a:xfrm>
+                      <a:off x="0" y="0"/>
+                      <a:ext cx="6124575" cy="3895725"/>
+                    </a:xfrm>
+                    <a:prstGeom prst="rect">
+                      <a:avLst/>
+                    </a:prstGeom>
+                  </pic:spPr>
+                </pic:pic>
+              </a:graphicData>
+            </a:graphic>
+          </wp:inline>
+        </w:drawing>
+      </w:r>
+      <w:r>
+        <w:rPr/>
+        <w:t>Fig</w:t>
+      </w:r>
+      <w:r>
+        <w:rPr/>
+        <w:t xml:space="preserve"> 17.0</w:t>
+      </w:r>
+      <w:r>
+        <w:rPr/>
+        <w:t xml:space="preserve"> - Pagina Creazione Password</w:t>
+      </w:r>
+    </w:p>
+    <w:p>
+      <w:pPr>
+        <w:pStyle w:val="Normale"/>
+      </w:pPr>
+    </w:p>
+    <w:p>
+      <w:pPr>
+        <w:pStyle w:val="Normale"/>
+      </w:pPr>
+      <w:r>
+        <w:drawing>
+          <wp:inline wp14:editId="14AFEF28" wp14:anchorId="28113866">
+            <wp:extent cx="6124575" cy="3876675"/>
+            <wp:effectExtent l="0" t="0" r="0" b="0"/>
+            <wp:docPr id="493274450" name="drawing"/>
+            <wp:cNvGraphicFramePr>
+              <a:graphicFrameLocks noChangeAspect="1"/>
+            </wp:cNvGraphicFramePr>
+            <a:graphic>
+              <a:graphicData xmlns:a="http://schemas.openxmlformats.org/drawingml/2006/main" uri="http://schemas.openxmlformats.org/drawingml/2006/picture">
+                <pic:pic xmlns:pic="http://schemas.openxmlformats.org/drawingml/2006/picture">
+                  <pic:nvPicPr>
+                    <pic:cNvPr id="493274450" name="Picture 493274450"/>
+                    <pic:cNvPicPr/>
+                  </pic:nvPicPr>
+                  <pic:blipFill>
+                    <a:blip xmlns:r="http://schemas.openxmlformats.org/officeDocument/2006/relationships" r:embed="rId1273743646">
+                      <a:extLst>
+                        <a:ext uri="{28A0092B-C50C-407E-A947-70E740481C1C}">
+                          <a14:useLocalDpi xmlns:a14="http://schemas.microsoft.com/office/drawing/2010/main"/>
+                        </a:ext>
+                      </a:extLst>
+                    </a:blip>
+                    <a:stretch>
+                      <a:fillRect/>
+                    </a:stretch>
+                  </pic:blipFill>
+                  <pic:spPr>
+                    <a:xfrm>
+                      <a:off x="0" y="0"/>
+                      <a:ext cx="6124575" cy="3876675"/>
+                    </a:xfrm>
+                    <a:prstGeom prst="rect">
+                      <a:avLst/>
+                    </a:prstGeom>
+                  </pic:spPr>
+                </pic:pic>
+              </a:graphicData>
+            </a:graphic>
+          </wp:inline>
+        </w:drawing>
+      </w:r>
+      <w:r>
+        <w:rPr/>
+        <w:t>Fig</w:t>
+      </w:r>
+      <w:r>
+        <w:rPr/>
+        <w:t xml:space="preserve"> 18.0</w:t>
+      </w:r>
+      <w:r>
+        <w:rPr/>
+        <w:t xml:space="preserve"> - Gestione Prenotazioni</w:t>
+      </w:r>
+    </w:p>
+    <w:p>
+      <w:pPr>
+        <w:pStyle w:val="Normale"/>
+      </w:pPr>
+    </w:p>
+    <w:p>
+      <w:pPr>
+        <w:pStyle w:val="Normale"/>
+      </w:pPr>
+      <w:r>
+        <w:drawing>
+          <wp:inline wp14:editId="6B9D3271" wp14:anchorId="17C1A51A">
+            <wp:extent cx="6124575" cy="3914775"/>
+            <wp:effectExtent l="0" t="0" r="0" b="0"/>
+            <wp:docPr id="534329691" name="drawing"/>
+            <wp:cNvGraphicFramePr>
+              <a:graphicFrameLocks noChangeAspect="1"/>
+            </wp:cNvGraphicFramePr>
+            <a:graphic>
+              <a:graphicData xmlns:a="http://schemas.openxmlformats.org/drawingml/2006/main" uri="http://schemas.openxmlformats.org/drawingml/2006/picture">
+                <pic:pic xmlns:pic="http://schemas.openxmlformats.org/drawingml/2006/picture">
+                  <pic:nvPicPr>
+                    <pic:cNvPr id="534329691" name="Picture 534329691"/>
+                    <pic:cNvPicPr/>
+                  </pic:nvPicPr>
+                  <pic:blipFill>
+                    <a:blip xmlns:r="http://schemas.openxmlformats.org/officeDocument/2006/relationships" r:embed="rId2054418382">
+                      <a:extLst>
+                        <a:ext uri="{28A0092B-C50C-407E-A947-70E740481C1C}">
+                          <a14:useLocalDpi xmlns:a14="http://schemas.microsoft.com/office/drawing/2010/main"/>
+                        </a:ext>
+                      </a:extLst>
+                    </a:blip>
+                    <a:stretch>
+                      <a:fillRect/>
+                    </a:stretch>
+                  </pic:blipFill>
+                  <pic:spPr>
+                    <a:xfrm>
+                      <a:off x="0" y="0"/>
+                      <a:ext cx="6124575" cy="3914775"/>
+                    </a:xfrm>
+                    <a:prstGeom prst="rect">
+                      <a:avLst/>
+                    </a:prstGeom>
+                  </pic:spPr>
+                </pic:pic>
+              </a:graphicData>
+            </a:graphic>
+          </wp:inline>
+        </w:drawing>
+      </w:r>
+      <w:r>
+        <w:rPr/>
+        <w:t>Fig</w:t>
+      </w:r>
+      <w:r>
+        <w:rPr/>
+        <w:t xml:space="preserve"> 18.1</w:t>
+      </w:r>
+      <w:r>
+        <w:rPr/>
+        <w:t xml:space="preserve"> - Cancellazione Prenotazione Con Successo</w:t>
+      </w:r>
+    </w:p>
+    <w:p>
+      <w:pPr>
+        <w:pStyle w:val="Normale"/>
+      </w:pPr>
+    </w:p>
+    <w:p>
+      <w:pPr>
+        <w:pStyle w:val="Normale"/>
+      </w:pPr>
+      <w:r>
+        <w:drawing>
+          <wp:inline wp14:editId="51C67E7E" wp14:anchorId="6E317791">
+            <wp:extent cx="6124575" cy="3895725"/>
+            <wp:effectExtent l="0" t="0" r="0" b="0"/>
+            <wp:docPr id="1853696945" name="drawing"/>
+            <wp:cNvGraphicFramePr>
+              <a:graphicFrameLocks noChangeAspect="1"/>
+            </wp:cNvGraphicFramePr>
+            <a:graphic>
+              <a:graphicData xmlns:a="http://schemas.openxmlformats.org/drawingml/2006/main" uri="http://schemas.openxmlformats.org/drawingml/2006/picture">
+                <pic:pic xmlns:pic="http://schemas.openxmlformats.org/drawingml/2006/picture">
+                  <pic:nvPicPr>
+                    <pic:cNvPr id="1853696945" name="Picture 1853696945"/>
+                    <pic:cNvPicPr/>
+                  </pic:nvPicPr>
+                  <pic:blipFill>
+                    <a:blip xmlns:r="http://schemas.openxmlformats.org/officeDocument/2006/relationships" r:embed="rId1742446114">
+                      <a:extLst>
+                        <a:ext uri="{28A0092B-C50C-407E-A947-70E740481C1C}">
+                          <a14:useLocalDpi xmlns:a14="http://schemas.microsoft.com/office/drawing/2010/main"/>
+                        </a:ext>
+                      </a:extLst>
+                    </a:blip>
+                    <a:stretch>
+                      <a:fillRect/>
+                    </a:stretch>
+                  </pic:blipFill>
+                  <pic:spPr>
+                    <a:xfrm>
+                      <a:off x="0" y="0"/>
+                      <a:ext cx="6124575" cy="3895725"/>
+                    </a:xfrm>
+                    <a:prstGeom prst="rect">
+                      <a:avLst/>
+                    </a:prstGeom>
+                  </pic:spPr>
+                </pic:pic>
+              </a:graphicData>
+            </a:graphic>
+          </wp:inline>
+        </w:drawing>
+      </w:r>
+      <w:r>
+        <w:rPr/>
+        <w:t>Fig</w:t>
+      </w:r>
+      <w:r>
+        <w:rPr/>
+        <w:t xml:space="preserve"> 19.0</w:t>
+      </w:r>
+      <w:r>
+        <w:rPr/>
+        <w:t xml:space="preserve"> - Gestione Prestiti</w:t>
+      </w:r>
+    </w:p>
+    <w:p>
+      <w:pPr>
+        <w:pStyle w:val="Normale"/>
+      </w:pPr>
+    </w:p>
+    <w:p>
+      <w:pPr>
+        <w:pStyle w:val="Normale"/>
+      </w:pPr>
+      <w:r>
+        <w:drawing>
+          <wp:inline wp14:editId="57CA245D" wp14:anchorId="7707EA34">
+            <wp:extent cx="6124575" cy="3914775"/>
+            <wp:effectExtent l="0" t="0" r="0" b="0"/>
+            <wp:docPr id="647064998" name="drawing"/>
+            <wp:cNvGraphicFramePr>
+              <a:graphicFrameLocks noChangeAspect="1"/>
+            </wp:cNvGraphicFramePr>
+            <a:graphic>
+              <a:graphicData xmlns:a="http://schemas.openxmlformats.org/drawingml/2006/main" uri="http://schemas.openxmlformats.org/drawingml/2006/picture">
+                <pic:pic xmlns:pic="http://schemas.openxmlformats.org/drawingml/2006/picture">
+                  <pic:nvPicPr>
+                    <pic:cNvPr id="647064998" name="Picture 647064998"/>
+                    <pic:cNvPicPr/>
+                  </pic:nvPicPr>
+                  <pic:blipFill>
+                    <a:blip xmlns:r="http://schemas.openxmlformats.org/officeDocument/2006/relationships" r:embed="rId132317056">
+                      <a:extLst>
+                        <a:ext uri="{28A0092B-C50C-407E-A947-70E740481C1C}">
+                          <a14:useLocalDpi xmlns:a14="http://schemas.microsoft.com/office/drawing/2010/main"/>
+                        </a:ext>
+                      </a:extLst>
+                    </a:blip>
+                    <a:stretch>
+                      <a:fillRect/>
+                    </a:stretch>
+                  </pic:blipFill>
+                  <pic:spPr>
+                    <a:xfrm>
+                      <a:off x="0" y="0"/>
+                      <a:ext cx="6124575" cy="3914775"/>
+                    </a:xfrm>
+                    <a:prstGeom prst="rect">
+                      <a:avLst/>
+                    </a:prstGeom>
+                  </pic:spPr>
+                </pic:pic>
+              </a:graphicData>
+            </a:graphic>
+          </wp:inline>
+        </w:drawing>
+      </w:r>
+      <w:r>
+        <w:rPr/>
+        <w:t>Fig</w:t>
+      </w:r>
+      <w:r>
+        <w:rPr/>
+        <w:t xml:space="preserve"> 20.0</w:t>
+      </w:r>
+      <w:r>
+        <w:rPr/>
+        <w:t xml:space="preserve"> - Pagina Copie Edizione</w:t>
+      </w:r>
+    </w:p>
+    <w:p>
+      <w:pPr>
+        <w:pStyle w:val="Normale"/>
+      </w:pPr>
+    </w:p>
+    <w:p>
+      <w:pPr>
+        <w:pStyle w:val="Normale"/>
+      </w:pPr>
+      <w:r>
+        <w:drawing>
+          <wp:inline wp14:editId="5AFAD415" wp14:anchorId="65DE55BF">
+            <wp:extent cx="6124575" cy="3924300"/>
+            <wp:effectExtent l="0" t="0" r="0" b="0"/>
+            <wp:docPr id="646621976" name="drawing"/>
+            <wp:cNvGraphicFramePr>
+              <a:graphicFrameLocks noChangeAspect="1"/>
+            </wp:cNvGraphicFramePr>
+            <a:graphic>
+              <a:graphicData xmlns:a="http://schemas.openxmlformats.org/drawingml/2006/main" uri="http://schemas.openxmlformats.org/drawingml/2006/picture">
+                <pic:pic xmlns:pic="http://schemas.openxmlformats.org/drawingml/2006/picture">
+                  <pic:nvPicPr>
+                    <pic:cNvPr id="646621976" name="Picture 646621976"/>
+                    <pic:cNvPicPr/>
+                  </pic:nvPicPr>
+                  <pic:blipFill>
+                    <a:blip xmlns:r="http://schemas.openxmlformats.org/officeDocument/2006/relationships" r:embed="rId873150262">
+                      <a:extLst>
+                        <a:ext uri="{28A0092B-C50C-407E-A947-70E740481C1C}">
+                          <a14:useLocalDpi xmlns:a14="http://schemas.microsoft.com/office/drawing/2010/main"/>
+                        </a:ext>
+                      </a:extLst>
+                    </a:blip>
+                    <a:stretch>
+                      <a:fillRect/>
+                    </a:stretch>
+                  </pic:blipFill>
+                  <pic:spPr>
+                    <a:xfrm>
+                      <a:off x="0" y="0"/>
+                      <a:ext cx="6124575" cy="3924300"/>
+                    </a:xfrm>
+                    <a:prstGeom prst="rect">
+                      <a:avLst/>
+                    </a:prstGeom>
+                  </pic:spPr>
+                </pic:pic>
+              </a:graphicData>
+            </a:graphic>
+          </wp:inline>
+        </w:drawing>
+      </w:r>
+      <w:r>
+        <w:rPr/>
+        <w:t>Fig</w:t>
+      </w:r>
+      <w:r>
+        <w:rPr/>
+        <w:t xml:space="preserve"> 21.0</w:t>
+      </w:r>
+      <w:r>
+        <w:rPr/>
+        <w:t xml:space="preserve"> - Registrazione di un prestito</w:t>
+      </w:r>
+    </w:p>
+    <w:p>
+      <w:pPr>
+        <w:pStyle w:val="Normale"/>
+      </w:pPr>
+    </w:p>
+    <w:p>
+      <w:pPr>
+        <w:pStyle w:val="Normale"/>
+      </w:pPr>
+      <w:r>
+        <w:drawing>
+          <wp:inline wp14:editId="0F9D15B5" wp14:anchorId="7302426D">
+            <wp:extent cx="6124575" cy="3924300"/>
+            <wp:effectExtent l="0" t="0" r="0" b="0"/>
+            <wp:docPr id="288761288" name="drawing"/>
+            <wp:cNvGraphicFramePr>
+              <a:graphicFrameLocks noChangeAspect="1"/>
+            </wp:cNvGraphicFramePr>
+            <a:graphic>
+              <a:graphicData xmlns:a="http://schemas.openxmlformats.org/drawingml/2006/main" uri="http://schemas.openxmlformats.org/drawingml/2006/picture">
+                <pic:pic xmlns:pic="http://schemas.openxmlformats.org/drawingml/2006/picture">
+                  <pic:nvPicPr>
+                    <pic:cNvPr id="288761288" name="Picture 288761288"/>
+                    <pic:cNvPicPr/>
+                  </pic:nvPicPr>
+                  <pic:blipFill>
+                    <a:blip xmlns:r="http://schemas.openxmlformats.org/officeDocument/2006/relationships" r:embed="rId724485333">
+                      <a:extLst>
+                        <a:ext uri="{28A0092B-C50C-407E-A947-70E740481C1C}">
+                          <a14:useLocalDpi xmlns:a14="http://schemas.microsoft.com/office/drawing/2010/main"/>
+                        </a:ext>
+                      </a:extLst>
+                    </a:blip>
+                    <a:stretch>
+                      <a:fillRect/>
+                    </a:stretch>
+                  </pic:blipFill>
+                  <pic:spPr>
+                    <a:xfrm>
+                      <a:off x="0" y="0"/>
+                      <a:ext cx="6124575" cy="3924300"/>
+                    </a:xfrm>
+                    <a:prstGeom prst="rect">
+                      <a:avLst/>
+                    </a:prstGeom>
+                  </pic:spPr>
+                </pic:pic>
+              </a:graphicData>
+            </a:graphic>
+          </wp:inline>
+        </w:drawing>
+      </w:r>
+      <w:r>
+        <w:rPr/>
+        <w:t>Fig</w:t>
+      </w:r>
+      <w:r>
+        <w:rPr/>
+        <w:t xml:space="preserve"> 22.0</w:t>
+      </w:r>
+      <w:r>
+        <w:rPr/>
+        <w:t xml:space="preserve"> - Registrazione Prestito di una copia prenotata</w:t>
+      </w:r>
+    </w:p>
+    <w:p>
+      <w:pPr>
+        <w:pStyle w:val="Normale"/>
+      </w:pPr>
+    </w:p>
+    <w:p>
+      <w:pPr>
+        <w:pStyle w:val="Normale"/>
+      </w:pPr>
+      <w:r>
+        <w:drawing>
+          <wp:inline wp14:editId="5070CCB2" wp14:anchorId="48F02DF8">
+            <wp:extent cx="6124575" cy="3886200"/>
+            <wp:effectExtent l="0" t="0" r="0" b="0"/>
+            <wp:docPr id="1570141137" name="drawing"/>
+            <wp:cNvGraphicFramePr>
+              <a:graphicFrameLocks noChangeAspect="1"/>
+            </wp:cNvGraphicFramePr>
+            <a:graphic>
+              <a:graphicData xmlns:a="http://schemas.openxmlformats.org/drawingml/2006/main" uri="http://schemas.openxmlformats.org/drawingml/2006/picture">
+                <pic:pic xmlns:pic="http://schemas.openxmlformats.org/drawingml/2006/picture">
+                  <pic:nvPicPr>
+                    <pic:cNvPr id="1570141137" name="Picture 1570141137"/>
+                    <pic:cNvPicPr/>
+                  </pic:nvPicPr>
+                  <pic:blipFill>
+                    <a:blip xmlns:r="http://schemas.openxmlformats.org/officeDocument/2006/relationships" r:embed="rId792673131">
+                      <a:extLst>
+                        <a:ext uri="{28A0092B-C50C-407E-A947-70E740481C1C}">
+                          <a14:useLocalDpi xmlns:a14="http://schemas.microsoft.com/office/drawing/2010/main"/>
+                        </a:ext>
+                      </a:extLst>
+                    </a:blip>
+                    <a:stretch>
+                      <a:fillRect/>
+                    </a:stretch>
+                  </pic:blipFill>
+                  <pic:spPr>
+                    <a:xfrm>
+                      <a:off x="0" y="0"/>
+                      <a:ext cx="6124575" cy="3886200"/>
+                    </a:xfrm>
+                    <a:prstGeom prst="rect">
+                      <a:avLst/>
+                    </a:prstGeom>
+                  </pic:spPr>
+                </pic:pic>
+              </a:graphicData>
+            </a:graphic>
+          </wp:inline>
+        </w:drawing>
+      </w:r>
+      <w:r>
+        <w:rPr/>
+        <w:t>Fig</w:t>
+      </w:r>
+      <w:r>
+        <w:rPr/>
+        <w:t xml:space="preserve"> 23.0</w:t>
+      </w:r>
+      <w:r>
+        <w:rPr/>
+        <w:t xml:space="preserve"> - Registrando Restituzione Prestito</w:t>
+      </w:r>
+    </w:p>
     <w:sectPr>
       <w:footnotePr>
         <w:pos w:val="beneathText"/>
       </w:footnotePr>
-      <w:pgSz w:w="11905" w:h="16837"/>
+      <w:pgSz w:w="11905" w:h="16837" w:orient="portrait"/>
       <w:pgMar w:top="1560" w:right="1134" w:bottom="1798" w:left="1134" w:header="1134" w:footer="1134" w:gutter="0"/>
       <w:cols w:space="720"/>
       <w:formProt w:val="0"/>
@@ -26589,9 +28874,9 @@
           <w:tcW w:w="3212" w:type="dxa"/>
           <w:vMerge w:val="restart"/>
           <w:tcBorders>
-            <w:top w:val="single" w:sz="1" w:space="0" w:color="000000"/>
-            <w:left w:val="single" w:sz="1" w:space="0" w:color="000000"/>
-            <w:bottom w:val="single" w:sz="1" w:space="0" w:color="000000"/>
+            <w:top w:val="single" w:color="000000" w:sz="1" w:space="0"/>
+            <w:left w:val="single" w:color="000000" w:sz="1" w:space="0"/>
+            <w:bottom w:val="single" w:color="000000" w:sz="1" w:space="0"/>
           </w:tcBorders>
         </w:tcPr>
         <w:p>
@@ -26608,9 +28893,9 @@
           <w:tcW w:w="3212" w:type="dxa"/>
           <w:vMerge w:val="restart"/>
           <w:tcBorders>
-            <w:top w:val="single" w:sz="1" w:space="0" w:color="000000"/>
-            <w:left w:val="single" w:sz="1" w:space="0" w:color="000000"/>
-            <w:bottom w:val="single" w:sz="1" w:space="0" w:color="000000"/>
+            <w:top w:val="single" w:color="000000" w:sz="1" w:space="0"/>
+            <w:left w:val="single" w:color="000000" w:sz="1" w:space="0"/>
+            <w:bottom w:val="single" w:color="000000" w:sz="1" w:space="0"/>
           </w:tcBorders>
         </w:tcPr>
         <w:p>
@@ -26636,10 +28921,10 @@
           <w:tcW w:w="3213" w:type="dxa"/>
           <w:vMerge w:val="restart"/>
           <w:tcBorders>
-            <w:top w:val="single" w:sz="1" w:space="0" w:color="000000"/>
-            <w:left w:val="single" w:sz="1" w:space="0" w:color="000000"/>
-            <w:bottom w:val="single" w:sz="1" w:space="0" w:color="000000"/>
-            <w:right w:val="single" w:sz="1" w:space="0" w:color="000000"/>
+            <w:top w:val="single" w:color="000000" w:sz="1" w:space="0"/>
+            <w:left w:val="single" w:color="000000" w:sz="1" w:space="0"/>
+            <w:bottom w:val="single" w:color="000000" w:sz="1" w:space="0"/>
+            <w:right w:val="single" w:color="000000" w:sz="1" w:space="0"/>
           </w:tcBorders>
         </w:tcPr>
         <w:p>
@@ -26801,9 +29086,9 @@
           <w:tcW w:w="6745" w:type="dxa"/>
           <w:vMerge w:val="restart"/>
           <w:tcBorders>
-            <w:top w:val="single" w:sz="1" w:space="0" w:color="000000"/>
-            <w:left w:val="single" w:sz="1" w:space="0" w:color="000000"/>
-            <w:bottom w:val="single" w:sz="1" w:space="0" w:color="000000"/>
+            <w:top w:val="single" w:color="000000" w:sz="1" w:space="0"/>
+            <w:left w:val="single" w:color="000000" w:sz="1" w:space="0"/>
+            <w:bottom w:val="single" w:color="000000" w:sz="1" w:space="0"/>
           </w:tcBorders>
         </w:tcPr>
         <w:p>
@@ -26839,10 +29124,10 @@
           <w:tcW w:w="2892" w:type="dxa"/>
           <w:vMerge w:val="restart"/>
           <w:tcBorders>
-            <w:top w:val="single" w:sz="1" w:space="0" w:color="000000"/>
-            <w:left w:val="single" w:sz="1" w:space="0" w:color="000000"/>
-            <w:bottom w:val="single" w:sz="1" w:space="0" w:color="000000"/>
-            <w:right w:val="single" w:sz="1" w:space="0" w:color="000000"/>
+            <w:top w:val="single" w:color="000000" w:sz="1" w:space="0"/>
+            <w:left w:val="single" w:color="000000" w:sz="1" w:space="0"/>
+            <w:bottom w:val="single" w:color="000000" w:sz="1" w:space="0"/>
+            <w:right w:val="single" w:color="000000" w:sz="1" w:space="0"/>
           </w:tcBorders>
         </w:tcPr>
         <w:p>
@@ -26891,8 +29176,8 @@
           <w:tcW w:w="6745" w:type="dxa"/>
           <w:vMerge w:val="restart"/>
           <w:tcBorders>
-            <w:left w:val="single" w:sz="1" w:space="0" w:color="000000"/>
-            <w:bottom w:val="single" w:sz="1" w:space="0" w:color="000000"/>
+            <w:left w:val="single" w:color="000000" w:sz="1" w:space="0"/>
+            <w:bottom w:val="single" w:color="000000" w:sz="1" w:space="0"/>
           </w:tcBorders>
         </w:tcPr>
         <w:p>
@@ -26924,9 +29209,9 @@
           <w:tcW w:w="2892" w:type="dxa"/>
           <w:vMerge w:val="restart"/>
           <w:tcBorders>
-            <w:left w:val="single" w:sz="1" w:space="0" w:color="000000"/>
-            <w:bottom w:val="single" w:sz="1" w:space="0" w:color="000000"/>
-            <w:right w:val="single" w:sz="1" w:space="0" w:color="000000"/>
+            <w:left w:val="single" w:color="000000" w:sz="1" w:space="0"/>
+            <w:bottom w:val="single" w:color="000000" w:sz="1" w:space="0"/>
+            <w:right w:val="single" w:color="000000" w:sz="1" w:space="0"/>
           </w:tcBorders>
         </w:tcPr>
         <w:p>
@@ -27186,7 +29471,7 @@
         <w:ind w:left="1068" w:hanging="360"/>
       </w:pPr>
       <w:rPr>
-        <w:rFonts w:ascii="Aptos" w:eastAsiaTheme="minorHAnsi" w:hAnsi="Aptos" w:cstheme="minorBidi" w:hint="default"/>
+        <w:rFonts w:hint="default" w:ascii="Aptos" w:hAnsi="Aptos" w:eastAsiaTheme="minorHAnsi" w:cstheme="minorBidi"/>
       </w:rPr>
     </w:lvl>
     <w:lvl w:ilvl="1">
@@ -27286,7 +29571,7 @@
         <w:ind w:left="1429" w:hanging="360"/>
       </w:pPr>
       <w:rPr>
-        <w:rFonts w:ascii="Aptos" w:eastAsiaTheme="minorHAnsi" w:hAnsi="Aptos" w:cstheme="minorBidi" w:hint="default"/>
+        <w:rFonts w:hint="default" w:ascii="Aptos" w:hAnsi="Aptos" w:eastAsiaTheme="minorHAnsi" w:cstheme="minorBidi"/>
       </w:rPr>
     </w:lvl>
     <w:lvl w:ilvl="2">
@@ -27570,7 +29855,7 @@
         <w:ind w:left="1429" w:hanging="360"/>
       </w:pPr>
       <w:rPr>
-        <w:rFonts w:ascii="Aptos" w:eastAsiaTheme="minorHAnsi" w:hAnsi="Aptos" w:cstheme="minorBidi" w:hint="default"/>
+        <w:rFonts w:hint="default" w:ascii="Aptos" w:hAnsi="Aptos" w:eastAsiaTheme="minorHAnsi" w:cstheme="minorBidi"/>
       </w:rPr>
     </w:lvl>
     <w:lvl w:ilvl="2">
@@ -27944,7 +30229,7 @@
         <w:ind w:left="1440" w:hanging="360"/>
       </w:pPr>
       <w:rPr>
-        <w:rFonts w:ascii="Symbol" w:hAnsi="Symbol" w:hint="default"/>
+        <w:rFonts w:hint="default" w:ascii="Symbol" w:hAnsi="Symbol"/>
       </w:rPr>
     </w:lvl>
     <w:lvl w:ilvl="2" w:tplc="FFFFFFFF">
@@ -28035,7 +30320,7 @@
         <w:ind w:left="1429" w:hanging="360"/>
       </w:pPr>
       <w:rPr>
-        <w:rFonts w:ascii="Aptos" w:eastAsiaTheme="minorHAnsi" w:hAnsi="Aptos" w:cstheme="minorBidi" w:hint="default"/>
+        <w:rFonts w:hint="default" w:ascii="Aptos" w:hAnsi="Aptos" w:eastAsiaTheme="minorHAnsi" w:cstheme="minorBidi"/>
       </w:rPr>
     </w:lvl>
     <w:lvl w:ilvl="2">
@@ -28148,7 +30433,7 @@
         <w:ind w:left="1440" w:hanging="360"/>
       </w:pPr>
       <w:rPr>
-        <w:rFonts w:ascii="Symbol" w:hAnsi="Symbol" w:hint="default"/>
+        <w:rFonts w:hint="default" w:ascii="Symbol" w:hAnsi="Symbol"/>
       </w:rPr>
     </w:lvl>
     <w:lvl w:ilvl="2" w:tplc="0410001B">
@@ -28228,7 +30513,7 @@
         <w:ind w:left="720" w:hanging="360"/>
       </w:pPr>
       <w:rPr>
-        <w:rFonts w:ascii="Symbol" w:hAnsi="Symbol" w:hint="default"/>
+        <w:rFonts w:hint="default" w:ascii="Symbol" w:hAnsi="Symbol"/>
       </w:rPr>
     </w:lvl>
     <w:lvl w:ilvl="1" w:tplc="BFC6C54C">
@@ -28240,7 +30525,7 @@
         <w:ind w:left="1440" w:hanging="360"/>
       </w:pPr>
       <w:rPr>
-        <w:rFonts w:ascii="Courier New" w:hAnsi="Courier New" w:hint="default"/>
+        <w:rFonts w:hint="default" w:ascii="Courier New" w:hAnsi="Courier New"/>
       </w:rPr>
     </w:lvl>
     <w:lvl w:ilvl="2" w:tplc="854C458A">
@@ -28252,7 +30537,7 @@
         <w:ind w:left="2160" w:hanging="360"/>
       </w:pPr>
       <w:rPr>
-        <w:rFonts w:ascii="Wingdings" w:hAnsi="Wingdings" w:hint="default"/>
+        <w:rFonts w:hint="default" w:ascii="Wingdings" w:hAnsi="Wingdings"/>
       </w:rPr>
     </w:lvl>
     <w:lvl w:ilvl="3" w:tplc="0AA2423C">
@@ -28264,7 +30549,7 @@
         <w:ind w:left="2880" w:hanging="360"/>
       </w:pPr>
       <w:rPr>
-        <w:rFonts w:ascii="Symbol" w:hAnsi="Symbol" w:hint="default"/>
+        <w:rFonts w:hint="default" w:ascii="Symbol" w:hAnsi="Symbol"/>
       </w:rPr>
     </w:lvl>
     <w:lvl w:ilvl="4" w:tplc="630EAB9E">
@@ -28276,7 +30561,7 @@
         <w:ind w:left="3600" w:hanging="360"/>
       </w:pPr>
       <w:rPr>
-        <w:rFonts w:ascii="Courier New" w:hAnsi="Courier New" w:hint="default"/>
+        <w:rFonts w:hint="default" w:ascii="Courier New" w:hAnsi="Courier New"/>
       </w:rPr>
     </w:lvl>
     <w:lvl w:ilvl="5" w:tplc="3EA495B2">
@@ -28288,7 +30573,7 @@
         <w:ind w:left="4320" w:hanging="360"/>
       </w:pPr>
       <w:rPr>
-        <w:rFonts w:ascii="Wingdings" w:hAnsi="Wingdings" w:hint="default"/>
+        <w:rFonts w:hint="default" w:ascii="Wingdings" w:hAnsi="Wingdings"/>
       </w:rPr>
     </w:lvl>
     <w:lvl w:ilvl="6" w:tplc="5FE2F100">
@@ -28300,7 +30585,7 @@
         <w:ind w:left="5040" w:hanging="360"/>
       </w:pPr>
       <w:rPr>
-        <w:rFonts w:ascii="Symbol" w:hAnsi="Symbol" w:hint="default"/>
+        <w:rFonts w:hint="default" w:ascii="Symbol" w:hAnsi="Symbol"/>
       </w:rPr>
     </w:lvl>
     <w:lvl w:ilvl="7" w:tplc="105AD22E">
@@ -28312,7 +30597,7 @@
         <w:ind w:left="5760" w:hanging="360"/>
       </w:pPr>
       <w:rPr>
-        <w:rFonts w:ascii="Courier New" w:hAnsi="Courier New" w:hint="default"/>
+        <w:rFonts w:hint="default" w:ascii="Courier New" w:hAnsi="Courier New"/>
       </w:rPr>
     </w:lvl>
     <w:lvl w:ilvl="8" w:tplc="DC8216AC">
@@ -28324,7 +30609,7 @@
         <w:ind w:left="6480" w:hanging="360"/>
       </w:pPr>
       <w:rPr>
-        <w:rFonts w:ascii="Wingdings" w:hAnsi="Wingdings" w:hint="default"/>
+        <w:rFonts w:hint="default" w:ascii="Wingdings" w:hAnsi="Wingdings"/>
       </w:rPr>
     </w:lvl>
   </w:abstractNum>
@@ -28438,7 +30723,7 @@
         <w:ind w:left="1429" w:hanging="360"/>
       </w:pPr>
       <w:rPr>
-        <w:rFonts w:ascii="Aptos" w:eastAsiaTheme="minorHAnsi" w:hAnsi="Aptos" w:cstheme="minorBidi" w:hint="default"/>
+        <w:rFonts w:hint="default" w:ascii="Aptos" w:hAnsi="Aptos" w:eastAsiaTheme="minorHAnsi" w:cstheme="minorBidi"/>
       </w:rPr>
     </w:lvl>
     <w:lvl w:ilvl="2">
@@ -28539,7 +30824,7 @@
         <w:ind w:left="720" w:hanging="360"/>
       </w:pPr>
       <w:rPr>
-        <w:rFonts w:ascii="Symbol" w:hAnsi="Symbol" w:hint="default"/>
+        <w:rFonts w:hint="default" w:ascii="Symbol" w:hAnsi="Symbol"/>
       </w:rPr>
     </w:lvl>
     <w:lvl w:ilvl="1" w:tplc="EB5CCDCE">
@@ -28551,7 +30836,7 @@
         <w:ind w:left="1440" w:hanging="360"/>
       </w:pPr>
       <w:rPr>
-        <w:rFonts w:ascii="Courier New" w:hAnsi="Courier New" w:hint="default"/>
+        <w:rFonts w:hint="default" w:ascii="Courier New" w:hAnsi="Courier New"/>
       </w:rPr>
     </w:lvl>
     <w:lvl w:ilvl="2" w:tplc="CEC4E450">
@@ -28563,7 +30848,7 @@
         <w:ind w:left="2160" w:hanging="360"/>
       </w:pPr>
       <w:rPr>
-        <w:rFonts w:ascii="Wingdings" w:hAnsi="Wingdings" w:hint="default"/>
+        <w:rFonts w:hint="default" w:ascii="Wingdings" w:hAnsi="Wingdings"/>
       </w:rPr>
     </w:lvl>
     <w:lvl w:ilvl="3" w:tplc="807EC35E">
@@ -28575,7 +30860,7 @@
         <w:ind w:left="2880" w:hanging="360"/>
       </w:pPr>
       <w:rPr>
-        <w:rFonts w:ascii="Symbol" w:hAnsi="Symbol" w:hint="default"/>
+        <w:rFonts w:hint="default" w:ascii="Symbol" w:hAnsi="Symbol"/>
       </w:rPr>
     </w:lvl>
     <w:lvl w:ilvl="4" w:tplc="A3EE7F4A">
@@ -28587,7 +30872,7 @@
         <w:ind w:left="3600" w:hanging="360"/>
       </w:pPr>
       <w:rPr>
-        <w:rFonts w:ascii="Courier New" w:hAnsi="Courier New" w:hint="default"/>
+        <w:rFonts w:hint="default" w:ascii="Courier New" w:hAnsi="Courier New"/>
       </w:rPr>
     </w:lvl>
     <w:lvl w:ilvl="5" w:tplc="D29AFBF4">
@@ -28599,7 +30884,7 @@
         <w:ind w:left="4320" w:hanging="360"/>
       </w:pPr>
       <w:rPr>
-        <w:rFonts w:ascii="Wingdings" w:hAnsi="Wingdings" w:hint="default"/>
+        <w:rFonts w:hint="default" w:ascii="Wingdings" w:hAnsi="Wingdings"/>
       </w:rPr>
     </w:lvl>
     <w:lvl w:ilvl="6" w:tplc="7534BC20">
@@ -28611,7 +30896,7 @@
         <w:ind w:left="5040" w:hanging="360"/>
       </w:pPr>
       <w:rPr>
-        <w:rFonts w:ascii="Symbol" w:hAnsi="Symbol" w:hint="default"/>
+        <w:rFonts w:hint="default" w:ascii="Symbol" w:hAnsi="Symbol"/>
       </w:rPr>
     </w:lvl>
     <w:lvl w:ilvl="7" w:tplc="9F8AFEC8">
@@ -28623,7 +30908,7 @@
         <w:ind w:left="5760" w:hanging="360"/>
       </w:pPr>
       <w:rPr>
-        <w:rFonts w:ascii="Courier New" w:hAnsi="Courier New" w:hint="default"/>
+        <w:rFonts w:hint="default" w:ascii="Courier New" w:hAnsi="Courier New"/>
       </w:rPr>
     </w:lvl>
     <w:lvl w:ilvl="8" w:tplc="CCA0B64C">
@@ -28635,7 +30920,7 @@
         <w:ind w:left="6480" w:hanging="360"/>
       </w:pPr>
       <w:rPr>
-        <w:rFonts w:ascii="Wingdings" w:hAnsi="Wingdings" w:hint="default"/>
+        <w:rFonts w:hint="default" w:ascii="Wingdings" w:hAnsi="Wingdings"/>
       </w:rPr>
     </w:lvl>
   </w:abstractNum>
@@ -29036,7 +31321,7 @@
         <w:ind w:left="1429" w:hanging="360"/>
       </w:pPr>
       <w:rPr>
-        <w:rFonts w:ascii="Aptos" w:eastAsiaTheme="minorHAnsi" w:hAnsi="Aptos" w:cstheme="minorBidi" w:hint="default"/>
+        <w:rFonts w:hint="default" w:ascii="Aptos" w:hAnsi="Aptos" w:eastAsiaTheme="minorHAnsi" w:cstheme="minorBidi"/>
       </w:rPr>
     </w:lvl>
     <w:lvl w:ilvl="2">
@@ -29116,7 +31401,7 @@
         <w:ind w:left="1080" w:hanging="360"/>
       </w:pPr>
       <w:rPr>
-        <w:rFonts w:ascii="Aptos" w:eastAsiaTheme="minorHAnsi" w:hAnsi="Aptos" w:cstheme="minorBidi" w:hint="default"/>
+        <w:rFonts w:hint="default" w:ascii="Aptos" w:hAnsi="Aptos" w:eastAsiaTheme="minorHAnsi" w:cstheme="minorBidi"/>
       </w:rPr>
     </w:lvl>
     <w:lvl w:ilvl="1" w:tplc="04100003" w:tentative="1">
@@ -29128,7 +31413,7 @@
         <w:ind w:left="1800" w:hanging="360"/>
       </w:pPr>
       <w:rPr>
-        <w:rFonts w:ascii="Courier New" w:hAnsi="Courier New" w:cs="Courier New" w:hint="default"/>
+        <w:rFonts w:hint="default" w:ascii="Courier New" w:hAnsi="Courier New" w:cs="Courier New"/>
       </w:rPr>
     </w:lvl>
     <w:lvl w:ilvl="2" w:tplc="04100005" w:tentative="1">
@@ -29140,7 +31425,7 @@
         <w:ind w:left="2520" w:hanging="360"/>
       </w:pPr>
       <w:rPr>
-        <w:rFonts w:ascii="Wingdings" w:hAnsi="Wingdings" w:hint="default"/>
+        <w:rFonts w:hint="default" w:ascii="Wingdings" w:hAnsi="Wingdings"/>
       </w:rPr>
     </w:lvl>
     <w:lvl w:ilvl="3" w:tplc="04100001" w:tentative="1">
@@ -29152,7 +31437,7 @@
         <w:ind w:left="3240" w:hanging="360"/>
       </w:pPr>
       <w:rPr>
-        <w:rFonts w:ascii="Symbol" w:hAnsi="Symbol" w:hint="default"/>
+        <w:rFonts w:hint="default" w:ascii="Symbol" w:hAnsi="Symbol"/>
       </w:rPr>
     </w:lvl>
     <w:lvl w:ilvl="4" w:tplc="04100003" w:tentative="1">
@@ -29164,7 +31449,7 @@
         <w:ind w:left="3960" w:hanging="360"/>
       </w:pPr>
       <w:rPr>
-        <w:rFonts w:ascii="Courier New" w:hAnsi="Courier New" w:cs="Courier New" w:hint="default"/>
+        <w:rFonts w:hint="default" w:ascii="Courier New" w:hAnsi="Courier New" w:cs="Courier New"/>
       </w:rPr>
     </w:lvl>
     <w:lvl w:ilvl="5" w:tplc="04100005" w:tentative="1">
@@ -29176,7 +31461,7 @@
         <w:ind w:left="4680" w:hanging="360"/>
       </w:pPr>
       <w:rPr>
-        <w:rFonts w:ascii="Wingdings" w:hAnsi="Wingdings" w:hint="default"/>
+        <w:rFonts w:hint="default" w:ascii="Wingdings" w:hAnsi="Wingdings"/>
       </w:rPr>
     </w:lvl>
     <w:lvl w:ilvl="6" w:tplc="04100001" w:tentative="1">
@@ -29188,7 +31473,7 @@
         <w:ind w:left="5400" w:hanging="360"/>
       </w:pPr>
       <w:rPr>
-        <w:rFonts w:ascii="Symbol" w:hAnsi="Symbol" w:hint="default"/>
+        <w:rFonts w:hint="default" w:ascii="Symbol" w:hAnsi="Symbol"/>
       </w:rPr>
     </w:lvl>
     <w:lvl w:ilvl="7" w:tplc="04100003" w:tentative="1">
@@ -29200,7 +31485,7 @@
         <w:ind w:left="6120" w:hanging="360"/>
       </w:pPr>
       <w:rPr>
-        <w:rFonts w:ascii="Courier New" w:hAnsi="Courier New" w:cs="Courier New" w:hint="default"/>
+        <w:rFonts w:hint="default" w:ascii="Courier New" w:hAnsi="Courier New" w:cs="Courier New"/>
       </w:rPr>
     </w:lvl>
     <w:lvl w:ilvl="8" w:tplc="04100005" w:tentative="1">
@@ -29212,7 +31497,7 @@
         <w:ind w:left="6840" w:hanging="360"/>
       </w:pPr>
       <w:rPr>
-        <w:rFonts w:ascii="Wingdings" w:hAnsi="Wingdings" w:hint="default"/>
+        <w:rFonts w:hint="default" w:ascii="Wingdings" w:hAnsi="Wingdings"/>
       </w:rPr>
     </w:lvl>
   </w:abstractNum>
@@ -29228,7 +31513,7 @@
         <w:ind w:left="720" w:hanging="360"/>
       </w:pPr>
       <w:rPr>
-        <w:rFonts w:ascii="Aptos" w:eastAsia="Lucida Sans Unicode" w:hAnsi="Aptos" w:cs="Times New Roman" w:hint="default"/>
+        <w:rFonts w:hint="default" w:ascii="Aptos" w:hAnsi="Aptos" w:eastAsia="Lucida Sans Unicode" w:cs="Times New Roman"/>
       </w:rPr>
     </w:lvl>
     <w:lvl w:ilvl="1" w:tplc="04100003" w:tentative="1">
@@ -29240,7 +31525,7 @@
         <w:ind w:left="1440" w:hanging="360"/>
       </w:pPr>
       <w:rPr>
-        <w:rFonts w:ascii="Courier New" w:hAnsi="Courier New" w:cs="Courier New" w:hint="default"/>
+        <w:rFonts w:hint="default" w:ascii="Courier New" w:hAnsi="Courier New" w:cs="Courier New"/>
       </w:rPr>
     </w:lvl>
     <w:lvl w:ilvl="2" w:tplc="04100005" w:tentative="1">
@@ -29252,7 +31537,7 @@
         <w:ind w:left="2160" w:hanging="360"/>
       </w:pPr>
       <w:rPr>
-        <w:rFonts w:ascii="Wingdings" w:hAnsi="Wingdings" w:hint="default"/>
+        <w:rFonts w:hint="default" w:ascii="Wingdings" w:hAnsi="Wingdings"/>
       </w:rPr>
     </w:lvl>
     <w:lvl w:ilvl="3" w:tplc="04100001" w:tentative="1">
@@ -29264,7 +31549,7 @@
         <w:ind w:left="2880" w:hanging="360"/>
       </w:pPr>
       <w:rPr>
-        <w:rFonts w:ascii="Symbol" w:hAnsi="Symbol" w:hint="default"/>
+        <w:rFonts w:hint="default" w:ascii="Symbol" w:hAnsi="Symbol"/>
       </w:rPr>
     </w:lvl>
     <w:lvl w:ilvl="4" w:tplc="04100003" w:tentative="1">
@@ -29276,7 +31561,7 @@
         <w:ind w:left="3600" w:hanging="360"/>
       </w:pPr>
       <w:rPr>
-        <w:rFonts w:ascii="Courier New" w:hAnsi="Courier New" w:cs="Courier New" w:hint="default"/>
+        <w:rFonts w:hint="default" w:ascii="Courier New" w:hAnsi="Courier New" w:cs="Courier New"/>
       </w:rPr>
     </w:lvl>
     <w:lvl w:ilvl="5" w:tplc="04100005" w:tentative="1">
@@ -29288,7 +31573,7 @@
         <w:ind w:left="4320" w:hanging="360"/>
       </w:pPr>
       <w:rPr>
-        <w:rFonts w:ascii="Wingdings" w:hAnsi="Wingdings" w:hint="default"/>
+        <w:rFonts w:hint="default" w:ascii="Wingdings" w:hAnsi="Wingdings"/>
       </w:rPr>
     </w:lvl>
     <w:lvl w:ilvl="6" w:tplc="04100001" w:tentative="1">
@@ -29300,7 +31585,7 @@
         <w:ind w:left="5040" w:hanging="360"/>
       </w:pPr>
       <w:rPr>
-        <w:rFonts w:ascii="Symbol" w:hAnsi="Symbol" w:hint="default"/>
+        <w:rFonts w:hint="default" w:ascii="Symbol" w:hAnsi="Symbol"/>
       </w:rPr>
     </w:lvl>
     <w:lvl w:ilvl="7" w:tplc="04100003" w:tentative="1">
@@ -29312,7 +31597,7 @@
         <w:ind w:left="5760" w:hanging="360"/>
       </w:pPr>
       <w:rPr>
-        <w:rFonts w:ascii="Courier New" w:hAnsi="Courier New" w:cs="Courier New" w:hint="default"/>
+        <w:rFonts w:hint="default" w:ascii="Courier New" w:hAnsi="Courier New" w:cs="Courier New"/>
       </w:rPr>
     </w:lvl>
     <w:lvl w:ilvl="8" w:tplc="04100005" w:tentative="1">
@@ -29324,7 +31609,7 @@
         <w:ind w:left="6480" w:hanging="360"/>
       </w:pPr>
       <w:rPr>
-        <w:rFonts w:ascii="Wingdings" w:hAnsi="Wingdings" w:hint="default"/>
+        <w:rFonts w:hint="default" w:ascii="Wingdings" w:hAnsi="Wingdings"/>
       </w:rPr>
     </w:lvl>
   </w:abstractNum>
@@ -29774,7 +32059,7 @@
         <w:ind w:left="720" w:hanging="360"/>
       </w:pPr>
       <w:rPr>
-        <w:rFonts w:ascii="Symbol" w:hAnsi="Symbol" w:hint="default"/>
+        <w:rFonts w:hint="default" w:ascii="Symbol" w:hAnsi="Symbol"/>
       </w:rPr>
     </w:lvl>
     <w:lvl w:ilvl="1" w:tplc="53B4A4AE">
@@ -29786,7 +32071,7 @@
         <w:ind w:left="1440" w:hanging="360"/>
       </w:pPr>
       <w:rPr>
-        <w:rFonts w:ascii="Courier New" w:hAnsi="Courier New" w:hint="default"/>
+        <w:rFonts w:hint="default" w:ascii="Courier New" w:hAnsi="Courier New"/>
       </w:rPr>
     </w:lvl>
     <w:lvl w:ilvl="2" w:tplc="51AA5EC8">
@@ -29798,7 +32083,7 @@
         <w:ind w:left="2160" w:hanging="360"/>
       </w:pPr>
       <w:rPr>
-        <w:rFonts w:ascii="Wingdings" w:hAnsi="Wingdings" w:hint="default"/>
+        <w:rFonts w:hint="default" w:ascii="Wingdings" w:hAnsi="Wingdings"/>
       </w:rPr>
     </w:lvl>
     <w:lvl w:ilvl="3" w:tplc="8536E78A">
@@ -29810,7 +32095,7 @@
         <w:ind w:left="2880" w:hanging="360"/>
       </w:pPr>
       <w:rPr>
-        <w:rFonts w:ascii="Symbol" w:hAnsi="Symbol" w:hint="default"/>
+        <w:rFonts w:hint="default" w:ascii="Symbol" w:hAnsi="Symbol"/>
       </w:rPr>
     </w:lvl>
     <w:lvl w:ilvl="4" w:tplc="5D4A3F66">
@@ -29822,7 +32107,7 @@
         <w:ind w:left="3600" w:hanging="360"/>
       </w:pPr>
       <w:rPr>
-        <w:rFonts w:ascii="Courier New" w:hAnsi="Courier New" w:hint="default"/>
+        <w:rFonts w:hint="default" w:ascii="Courier New" w:hAnsi="Courier New"/>
       </w:rPr>
     </w:lvl>
     <w:lvl w:ilvl="5" w:tplc="BB0AE6DE">
@@ -29834,7 +32119,7 @@
         <w:ind w:left="4320" w:hanging="360"/>
       </w:pPr>
       <w:rPr>
-        <w:rFonts w:ascii="Wingdings" w:hAnsi="Wingdings" w:hint="default"/>
+        <w:rFonts w:hint="default" w:ascii="Wingdings" w:hAnsi="Wingdings"/>
       </w:rPr>
     </w:lvl>
     <w:lvl w:ilvl="6" w:tplc="96C6C8F0">
@@ -29846,7 +32131,7 @@
         <w:ind w:left="5040" w:hanging="360"/>
       </w:pPr>
       <w:rPr>
-        <w:rFonts w:ascii="Symbol" w:hAnsi="Symbol" w:hint="default"/>
+        <w:rFonts w:hint="default" w:ascii="Symbol" w:hAnsi="Symbol"/>
       </w:rPr>
     </w:lvl>
     <w:lvl w:ilvl="7" w:tplc="491ABAD0">
@@ -29858,7 +32143,7 @@
         <w:ind w:left="5760" w:hanging="360"/>
       </w:pPr>
       <w:rPr>
-        <w:rFonts w:ascii="Courier New" w:hAnsi="Courier New" w:hint="default"/>
+        <w:rFonts w:hint="default" w:ascii="Courier New" w:hAnsi="Courier New"/>
       </w:rPr>
     </w:lvl>
     <w:lvl w:ilvl="8" w:tplc="662641F2">
@@ -29870,7 +32155,7 @@
         <w:ind w:left="6480" w:hanging="360"/>
       </w:pPr>
       <w:rPr>
-        <w:rFonts w:ascii="Wingdings" w:hAnsi="Wingdings" w:hint="default"/>
+        <w:rFonts w:hint="default" w:ascii="Wingdings" w:hAnsi="Wingdings"/>
       </w:rPr>
     </w:lvl>
   </w:abstractNum>
@@ -30147,7 +32432,7 @@
         <w:ind w:left="1069" w:hanging="360"/>
       </w:pPr>
       <w:rPr>
-        <w:rFonts w:ascii="Aptos" w:eastAsiaTheme="minorHAnsi" w:hAnsi="Aptos" w:cstheme="minorBidi" w:hint="default"/>
+        <w:rFonts w:hint="default" w:ascii="Aptos" w:hAnsi="Aptos" w:eastAsiaTheme="minorHAnsi" w:cstheme="minorBidi"/>
       </w:rPr>
     </w:lvl>
     <w:lvl w:ilvl="1" w:tplc="04100003" w:tentative="1">
@@ -30159,7 +32444,7 @@
         <w:ind w:left="1789" w:hanging="360"/>
       </w:pPr>
       <w:rPr>
-        <w:rFonts w:ascii="Courier New" w:hAnsi="Courier New" w:cs="Courier New" w:hint="default"/>
+        <w:rFonts w:hint="default" w:ascii="Courier New" w:hAnsi="Courier New" w:cs="Courier New"/>
       </w:rPr>
     </w:lvl>
     <w:lvl w:ilvl="2" w:tplc="04100005" w:tentative="1">
@@ -30171,7 +32456,7 @@
         <w:ind w:left="2509" w:hanging="360"/>
       </w:pPr>
       <w:rPr>
-        <w:rFonts w:ascii="Wingdings" w:hAnsi="Wingdings" w:hint="default"/>
+        <w:rFonts w:hint="default" w:ascii="Wingdings" w:hAnsi="Wingdings"/>
       </w:rPr>
     </w:lvl>
     <w:lvl w:ilvl="3" w:tplc="04100001" w:tentative="1">
@@ -30183,7 +32468,7 @@
         <w:ind w:left="3229" w:hanging="360"/>
       </w:pPr>
       <w:rPr>
-        <w:rFonts w:ascii="Symbol" w:hAnsi="Symbol" w:hint="default"/>
+        <w:rFonts w:hint="default" w:ascii="Symbol" w:hAnsi="Symbol"/>
       </w:rPr>
     </w:lvl>
     <w:lvl w:ilvl="4" w:tplc="04100003" w:tentative="1">
@@ -30195,7 +32480,7 @@
         <w:ind w:left="3949" w:hanging="360"/>
       </w:pPr>
       <w:rPr>
-        <w:rFonts w:ascii="Courier New" w:hAnsi="Courier New" w:cs="Courier New" w:hint="default"/>
+        <w:rFonts w:hint="default" w:ascii="Courier New" w:hAnsi="Courier New" w:cs="Courier New"/>
       </w:rPr>
     </w:lvl>
     <w:lvl w:ilvl="5" w:tplc="04100005" w:tentative="1">
@@ -30207,7 +32492,7 @@
         <w:ind w:left="4669" w:hanging="360"/>
       </w:pPr>
       <w:rPr>
-        <w:rFonts w:ascii="Wingdings" w:hAnsi="Wingdings" w:hint="default"/>
+        <w:rFonts w:hint="default" w:ascii="Wingdings" w:hAnsi="Wingdings"/>
       </w:rPr>
     </w:lvl>
     <w:lvl w:ilvl="6" w:tplc="04100001" w:tentative="1">
@@ -30219,7 +32504,7 @@
         <w:ind w:left="5389" w:hanging="360"/>
       </w:pPr>
       <w:rPr>
-        <w:rFonts w:ascii="Symbol" w:hAnsi="Symbol" w:hint="default"/>
+        <w:rFonts w:hint="default" w:ascii="Symbol" w:hAnsi="Symbol"/>
       </w:rPr>
     </w:lvl>
     <w:lvl w:ilvl="7" w:tplc="04100003" w:tentative="1">
@@ -30231,7 +32516,7 @@
         <w:ind w:left="6109" w:hanging="360"/>
       </w:pPr>
       <w:rPr>
-        <w:rFonts w:ascii="Courier New" w:hAnsi="Courier New" w:cs="Courier New" w:hint="default"/>
+        <w:rFonts w:hint="default" w:ascii="Courier New" w:hAnsi="Courier New" w:cs="Courier New"/>
       </w:rPr>
     </w:lvl>
     <w:lvl w:ilvl="8" w:tplc="04100005" w:tentative="1">
@@ -30243,7 +32528,7 @@
         <w:ind w:left="6829" w:hanging="360"/>
       </w:pPr>
       <w:rPr>
-        <w:rFonts w:ascii="Wingdings" w:hAnsi="Wingdings" w:hint="default"/>
+        <w:rFonts w:hint="default" w:ascii="Wingdings" w:hAnsi="Wingdings"/>
       </w:rPr>
     </w:lvl>
   </w:abstractNum>
@@ -30441,7 +32726,7 @@
         <w:ind w:left="1440" w:hanging="360"/>
       </w:pPr>
       <w:rPr>
-        <w:rFonts w:ascii="Symbol" w:hAnsi="Symbol" w:hint="default"/>
+        <w:rFonts w:hint="default" w:ascii="Symbol" w:hAnsi="Symbol"/>
       </w:rPr>
     </w:lvl>
     <w:lvl w:ilvl="2" w:tplc="FFFFFFFF" w:tentative="1">
@@ -30950,7 +33235,7 @@
         <w:ind w:left="720" w:hanging="360"/>
       </w:pPr>
       <w:rPr>
-        <w:rFonts w:ascii="Aptos" w:eastAsia="Lucida Sans Unicode" w:hAnsi="Aptos" w:cs="Times New Roman" w:hint="default"/>
+        <w:rFonts w:hint="default" w:ascii="Aptos" w:hAnsi="Aptos" w:eastAsia="Lucida Sans Unicode" w:cs="Times New Roman"/>
       </w:rPr>
     </w:lvl>
     <w:lvl w:ilvl="1" w:tplc="04100003">
@@ -30962,7 +33247,7 @@
         <w:ind w:left="1440" w:hanging="360"/>
       </w:pPr>
       <w:rPr>
-        <w:rFonts w:ascii="Courier New" w:hAnsi="Courier New" w:cs="Courier New" w:hint="default"/>
+        <w:rFonts w:hint="default" w:ascii="Courier New" w:hAnsi="Courier New" w:cs="Courier New"/>
       </w:rPr>
     </w:lvl>
     <w:lvl w:ilvl="2" w:tplc="04100005" w:tentative="1">
@@ -30974,7 +33259,7 @@
         <w:ind w:left="2160" w:hanging="360"/>
       </w:pPr>
       <w:rPr>
-        <w:rFonts w:ascii="Wingdings" w:hAnsi="Wingdings" w:hint="default"/>
+        <w:rFonts w:hint="default" w:ascii="Wingdings" w:hAnsi="Wingdings"/>
       </w:rPr>
     </w:lvl>
     <w:lvl w:ilvl="3" w:tplc="04100001" w:tentative="1">
@@ -30986,7 +33271,7 @@
         <w:ind w:left="2880" w:hanging="360"/>
       </w:pPr>
       <w:rPr>
-        <w:rFonts w:ascii="Symbol" w:hAnsi="Symbol" w:hint="default"/>
+        <w:rFonts w:hint="default" w:ascii="Symbol" w:hAnsi="Symbol"/>
       </w:rPr>
     </w:lvl>
     <w:lvl w:ilvl="4" w:tplc="04100003" w:tentative="1">
@@ -30998,7 +33283,7 @@
         <w:ind w:left="3600" w:hanging="360"/>
       </w:pPr>
       <w:rPr>
-        <w:rFonts w:ascii="Courier New" w:hAnsi="Courier New" w:cs="Courier New" w:hint="default"/>
+        <w:rFonts w:hint="default" w:ascii="Courier New" w:hAnsi="Courier New" w:cs="Courier New"/>
       </w:rPr>
     </w:lvl>
     <w:lvl w:ilvl="5" w:tplc="04100005" w:tentative="1">
@@ -31010,7 +33295,7 @@
         <w:ind w:left="4320" w:hanging="360"/>
       </w:pPr>
       <w:rPr>
-        <w:rFonts w:ascii="Wingdings" w:hAnsi="Wingdings" w:hint="default"/>
+        <w:rFonts w:hint="default" w:ascii="Wingdings" w:hAnsi="Wingdings"/>
       </w:rPr>
     </w:lvl>
     <w:lvl w:ilvl="6" w:tplc="04100001" w:tentative="1">
@@ -31022,7 +33307,7 @@
         <w:ind w:left="5040" w:hanging="360"/>
       </w:pPr>
       <w:rPr>
-        <w:rFonts w:ascii="Symbol" w:hAnsi="Symbol" w:hint="default"/>
+        <w:rFonts w:hint="default" w:ascii="Symbol" w:hAnsi="Symbol"/>
       </w:rPr>
     </w:lvl>
     <w:lvl w:ilvl="7" w:tplc="04100003" w:tentative="1">
@@ -31034,7 +33319,7 @@
         <w:ind w:left="5760" w:hanging="360"/>
       </w:pPr>
       <w:rPr>
-        <w:rFonts w:ascii="Courier New" w:hAnsi="Courier New" w:cs="Courier New" w:hint="default"/>
+        <w:rFonts w:hint="default" w:ascii="Courier New" w:hAnsi="Courier New" w:cs="Courier New"/>
       </w:rPr>
     </w:lvl>
     <w:lvl w:ilvl="8" w:tplc="04100005" w:tentative="1">
@@ -31046,7 +33331,7 @@
         <w:ind w:left="6480" w:hanging="360"/>
       </w:pPr>
       <w:rPr>
-        <w:rFonts w:ascii="Wingdings" w:hAnsi="Wingdings" w:hint="default"/>
+        <w:rFonts w:hint="default" w:ascii="Wingdings" w:hAnsi="Wingdings"/>
       </w:rPr>
     </w:lvl>
   </w:abstractNum>
@@ -31062,7 +33347,7 @@
         <w:ind w:left="1068" w:hanging="360"/>
       </w:pPr>
       <w:rPr>
-        <w:rFonts w:ascii="Aptos" w:eastAsiaTheme="minorHAnsi" w:hAnsi="Aptos" w:cstheme="minorBidi" w:hint="default"/>
+        <w:rFonts w:hint="default" w:ascii="Aptos" w:hAnsi="Aptos" w:eastAsiaTheme="minorHAnsi" w:cstheme="minorBidi"/>
       </w:rPr>
     </w:lvl>
     <w:lvl w:ilvl="1">
@@ -31264,7 +33549,7 @@
         <w:ind w:left="720" w:hanging="360"/>
       </w:pPr>
       <w:rPr>
-        <w:rFonts w:ascii="Symbol" w:hAnsi="Symbol" w:hint="default"/>
+        <w:rFonts w:hint="default" w:ascii="Symbol" w:hAnsi="Symbol"/>
       </w:rPr>
     </w:lvl>
     <w:lvl w:ilvl="1" w:tplc="6EB6D7A6">
@@ -31276,7 +33561,7 @@
         <w:ind w:left="1440" w:hanging="360"/>
       </w:pPr>
       <w:rPr>
-        <w:rFonts w:ascii="Courier New" w:hAnsi="Courier New" w:hint="default"/>
+        <w:rFonts w:hint="default" w:ascii="Courier New" w:hAnsi="Courier New"/>
       </w:rPr>
     </w:lvl>
     <w:lvl w:ilvl="2" w:tplc="8C340AE0">
@@ -31288,7 +33573,7 @@
         <w:ind w:left="2160" w:hanging="360"/>
       </w:pPr>
       <w:rPr>
-        <w:rFonts w:ascii="Wingdings" w:hAnsi="Wingdings" w:hint="default"/>
+        <w:rFonts w:hint="default" w:ascii="Wingdings" w:hAnsi="Wingdings"/>
       </w:rPr>
     </w:lvl>
     <w:lvl w:ilvl="3" w:tplc="A7E0A74E">
@@ -31300,7 +33585,7 @@
         <w:ind w:left="2880" w:hanging="360"/>
       </w:pPr>
       <w:rPr>
-        <w:rFonts w:ascii="Symbol" w:hAnsi="Symbol" w:hint="default"/>
+        <w:rFonts w:hint="default" w:ascii="Symbol" w:hAnsi="Symbol"/>
       </w:rPr>
     </w:lvl>
     <w:lvl w:ilvl="4" w:tplc="CCE03782">
@@ -31312,7 +33597,7 @@
         <w:ind w:left="3600" w:hanging="360"/>
       </w:pPr>
       <w:rPr>
-        <w:rFonts w:ascii="Courier New" w:hAnsi="Courier New" w:hint="default"/>
+        <w:rFonts w:hint="default" w:ascii="Courier New" w:hAnsi="Courier New"/>
       </w:rPr>
     </w:lvl>
     <w:lvl w:ilvl="5" w:tplc="F7204C88">
@@ -31324,7 +33609,7 @@
         <w:ind w:left="4320" w:hanging="360"/>
       </w:pPr>
       <w:rPr>
-        <w:rFonts w:ascii="Wingdings" w:hAnsi="Wingdings" w:hint="default"/>
+        <w:rFonts w:hint="default" w:ascii="Wingdings" w:hAnsi="Wingdings"/>
       </w:rPr>
     </w:lvl>
     <w:lvl w:ilvl="6" w:tplc="85E05ACA">
@@ -31336,7 +33621,7 @@
         <w:ind w:left="5040" w:hanging="360"/>
       </w:pPr>
       <w:rPr>
-        <w:rFonts w:ascii="Symbol" w:hAnsi="Symbol" w:hint="default"/>
+        <w:rFonts w:hint="default" w:ascii="Symbol" w:hAnsi="Symbol"/>
       </w:rPr>
     </w:lvl>
     <w:lvl w:ilvl="7" w:tplc="768C7638">
@@ -31348,7 +33633,7 @@
         <w:ind w:left="5760" w:hanging="360"/>
       </w:pPr>
       <w:rPr>
-        <w:rFonts w:ascii="Courier New" w:hAnsi="Courier New" w:hint="default"/>
+        <w:rFonts w:hint="default" w:ascii="Courier New" w:hAnsi="Courier New"/>
       </w:rPr>
     </w:lvl>
     <w:lvl w:ilvl="8" w:tplc="A13C2AE2">
@@ -31360,7 +33645,7 @@
         <w:ind w:left="6480" w:hanging="360"/>
       </w:pPr>
       <w:rPr>
-        <w:rFonts w:ascii="Wingdings" w:hAnsi="Wingdings" w:hint="default"/>
+        <w:rFonts w:hint="default" w:ascii="Wingdings" w:hAnsi="Wingdings"/>
       </w:rPr>
     </w:lvl>
   </w:abstractNum>
@@ -32300,11 +34585,11 @@
 </file>
 
 <file path=word/styles.xml><?xml version="1.0" encoding="utf-8"?>
-<w:styles xmlns:mc="http://schemas.openxmlformats.org/markup-compatibility/2006" xmlns:r="http://schemas.openxmlformats.org/officeDocument/2006/relationships" xmlns:w="http://schemas.openxmlformats.org/wordprocessingml/2006/main" xmlns:w14="http://schemas.microsoft.com/office/word/2010/wordml" xmlns:w15="http://schemas.microsoft.com/office/word/2012/wordml" xmlns:w16cex="http://schemas.microsoft.com/office/word/2018/wordml/cex" xmlns:w16cid="http://schemas.microsoft.com/office/word/2016/wordml/cid" xmlns:w16="http://schemas.microsoft.com/office/word/2018/wordml" xmlns:w16du="http://schemas.microsoft.com/office/word/2023/wordml/word16du" xmlns:w16sdtdh="http://schemas.microsoft.com/office/word/2020/wordml/sdtdatahash" xmlns:w16sdtfl="http://schemas.microsoft.com/office/word/2024/wordml/sdtformatlock" xmlns:w16se="http://schemas.microsoft.com/office/word/2015/wordml/symex" mc:Ignorable="w14 w15 w16se w16cid w16 w16cex w16sdtdh w16sdtfl w16du">
+<w:styles xmlns:wp14="http://schemas.microsoft.com/office/word/2010/wordprocessingDrawing" xmlns:mc="http://schemas.openxmlformats.org/markup-compatibility/2006" xmlns:r="http://schemas.openxmlformats.org/officeDocument/2006/relationships" xmlns:w="http://schemas.openxmlformats.org/wordprocessingml/2006/main" xmlns:w14="http://schemas.microsoft.com/office/word/2010/wordml" xmlns:w15="http://schemas.microsoft.com/office/word/2012/wordml" xmlns:w16cex="http://schemas.microsoft.com/office/word/2018/wordml/cex" xmlns:w16cid="http://schemas.microsoft.com/office/word/2016/wordml/cid" xmlns:w16="http://schemas.microsoft.com/office/word/2018/wordml" xmlns:w16du="http://schemas.microsoft.com/office/word/2023/wordml/word16du" xmlns:w16sdtdh="http://schemas.microsoft.com/office/word/2020/wordml/sdtdatahash" xmlns:w16sdtfl="http://schemas.microsoft.com/office/word/2024/wordml/sdtformatlock" xmlns:w16se="http://schemas.microsoft.com/office/word/2015/wordml/symex" mc:Ignorable="w14 w15 w16se w16cid w16 w16cex w16sdtdh w16sdtfl w16du wp14">
   <w:docDefaults>
     <w:rPrDefault>
       <w:rPr>
-        <w:rFonts w:ascii="Times New Roman" w:eastAsia="Times New Roman" w:hAnsi="Times New Roman" w:cs="Times New Roman"/>
+        <w:rFonts w:ascii="Times New Roman" w:hAnsi="Times New Roman" w:eastAsia="Times New Roman" w:cs="Times New Roman"/>
         <w:lang w:val="it-IT" w:eastAsia="it-IT" w:bidi="ar-SA"/>
       </w:rPr>
     </w:rPrDefault>
@@ -32315,12 +34600,12 @@
     <w:lsdException w:name="heading 1" w:uiPriority="9" w:qFormat="1"/>
     <w:lsdException w:name="heading 2" w:uiPriority="9" w:qFormat="1"/>
     <w:lsdException w:name="heading 3" w:uiPriority="9" w:qFormat="1"/>
-    <w:lsdException w:name="heading 4" w:semiHidden="1" w:uiPriority="9" w:unhideWhenUsed="1" w:qFormat="1"/>
-    <w:lsdException w:name="heading 5" w:semiHidden="1" w:uiPriority="9" w:unhideWhenUsed="1" w:qFormat="1"/>
-    <w:lsdException w:name="heading 6" w:semiHidden="1" w:uiPriority="9" w:unhideWhenUsed="1" w:qFormat="1"/>
-    <w:lsdException w:name="heading 7" w:semiHidden="1" w:uiPriority="9" w:unhideWhenUsed="1" w:qFormat="1"/>
-    <w:lsdException w:name="heading 8" w:semiHidden="1" w:uiPriority="9" w:unhideWhenUsed="1" w:qFormat="1"/>
-    <w:lsdException w:name="heading 9" w:semiHidden="1" w:uiPriority="9" w:unhideWhenUsed="1" w:qFormat="1"/>
+    <w:lsdException w:name="heading 4" w:uiPriority="9" w:semiHidden="1" w:unhideWhenUsed="1" w:qFormat="1"/>
+    <w:lsdException w:name="heading 5" w:uiPriority="9" w:semiHidden="1" w:unhideWhenUsed="1" w:qFormat="1"/>
+    <w:lsdException w:name="heading 6" w:uiPriority="9" w:semiHidden="1" w:unhideWhenUsed="1" w:qFormat="1"/>
+    <w:lsdException w:name="heading 7" w:uiPriority="9" w:semiHidden="1" w:unhideWhenUsed="1" w:qFormat="1"/>
+    <w:lsdException w:name="heading 8" w:uiPriority="9" w:semiHidden="1" w:unhideWhenUsed="1" w:qFormat="1"/>
+    <w:lsdException w:name="heading 9" w:uiPriority="9" w:semiHidden="1" w:unhideWhenUsed="1" w:qFormat="1"/>
     <w:lsdException w:name="index 1" w:semiHidden="1" w:unhideWhenUsed="1"/>
     <w:lsdException w:name="index 2" w:semiHidden="1" w:unhideWhenUsed="1"/>
     <w:lsdException w:name="index 3" w:semiHidden="1" w:unhideWhenUsed="1"/>
@@ -32330,22 +34615,22 @@
     <w:lsdException w:name="index 7" w:semiHidden="1" w:unhideWhenUsed="1"/>
     <w:lsdException w:name="index 8" w:semiHidden="1" w:unhideWhenUsed="1"/>
     <w:lsdException w:name="index 9" w:semiHidden="1" w:unhideWhenUsed="1"/>
-    <w:lsdException w:name="toc 1" w:semiHidden="1" w:uiPriority="39" w:unhideWhenUsed="1"/>
-    <w:lsdException w:name="toc 2" w:semiHidden="1" w:uiPriority="39" w:unhideWhenUsed="1"/>
-    <w:lsdException w:name="toc 3" w:semiHidden="1" w:uiPriority="39" w:unhideWhenUsed="1"/>
-    <w:lsdException w:name="toc 4" w:semiHidden="1" w:uiPriority="39" w:unhideWhenUsed="1"/>
-    <w:lsdException w:name="toc 5" w:semiHidden="1" w:uiPriority="39" w:unhideWhenUsed="1"/>
-    <w:lsdException w:name="toc 6" w:semiHidden="1" w:uiPriority="39" w:unhideWhenUsed="1"/>
-    <w:lsdException w:name="toc 7" w:semiHidden="1" w:uiPriority="39" w:unhideWhenUsed="1"/>
-    <w:lsdException w:name="toc 8" w:semiHidden="1" w:uiPriority="39" w:unhideWhenUsed="1"/>
-    <w:lsdException w:name="toc 9" w:semiHidden="1" w:uiPriority="39" w:unhideWhenUsed="1"/>
+    <w:lsdException w:name="toc 1" w:uiPriority="39" w:semiHidden="1" w:unhideWhenUsed="1"/>
+    <w:lsdException w:name="toc 2" w:uiPriority="39" w:semiHidden="1" w:unhideWhenUsed="1"/>
+    <w:lsdException w:name="toc 3" w:uiPriority="39" w:semiHidden="1" w:unhideWhenUsed="1"/>
+    <w:lsdException w:name="toc 4" w:uiPriority="39" w:semiHidden="1" w:unhideWhenUsed="1"/>
+    <w:lsdException w:name="toc 5" w:uiPriority="39" w:semiHidden="1" w:unhideWhenUsed="1"/>
+    <w:lsdException w:name="toc 6" w:uiPriority="39" w:semiHidden="1" w:unhideWhenUsed="1"/>
+    <w:lsdException w:name="toc 7" w:uiPriority="39" w:semiHidden="1" w:unhideWhenUsed="1"/>
+    <w:lsdException w:name="toc 8" w:uiPriority="39" w:semiHidden="1" w:unhideWhenUsed="1"/>
+    <w:lsdException w:name="toc 9" w:uiPriority="39" w:semiHidden="1" w:unhideWhenUsed="1"/>
     <w:lsdException w:name="Normal Indent" w:semiHidden="1" w:unhideWhenUsed="1"/>
     <w:lsdException w:name="footnote text" w:semiHidden="1" w:unhideWhenUsed="1"/>
     <w:lsdException w:name="annotation text" w:semiHidden="1" w:unhideWhenUsed="1"/>
     <w:lsdException w:name="header" w:semiHidden="1" w:unhideWhenUsed="1"/>
     <w:lsdException w:name="footer" w:semiHidden="1" w:unhideWhenUsed="1"/>
     <w:lsdException w:name="index heading" w:semiHidden="1" w:unhideWhenUsed="1"/>
-    <w:lsdException w:name="caption" w:semiHidden="1" w:uiPriority="35" w:unhideWhenUsed="1" w:qFormat="1"/>
+    <w:lsdException w:name="caption" w:uiPriority="35" w:semiHidden="1" w:unhideWhenUsed="1" w:qFormat="1"/>
     <w:lsdException w:name="table of figures" w:semiHidden="1" w:unhideWhenUsed="1"/>
     <w:lsdException w:name="envelope address" w:semiHidden="1" w:unhideWhenUsed="1"/>
     <w:lsdException w:name="envelope return" w:semiHidden="1" w:unhideWhenUsed="1"/>
@@ -32376,7 +34661,7 @@
     <w:lsdException w:name="Title" w:uiPriority="10" w:qFormat="1"/>
     <w:lsdException w:name="Closing" w:semiHidden="1" w:unhideWhenUsed="1"/>
     <w:lsdException w:name="Signature" w:semiHidden="1" w:unhideWhenUsed="1"/>
-    <w:lsdException w:name="Default Paragraph Font" w:semiHidden="1" w:uiPriority="1" w:unhideWhenUsed="1"/>
+    <w:lsdException w:name="Default Paragraph Font" w:uiPriority="1" w:semiHidden="1" w:unhideWhenUsed="1"/>
     <w:lsdException w:name="Body Text" w:semiHidden="1" w:unhideWhenUsed="1"/>
     <w:lsdException w:name="Body Text Indent" w:semiHidden="1" w:unhideWhenUsed="1"/>
     <w:lsdException w:name="List Continue" w:semiHidden="1" w:unhideWhenUsed="1"/>
@@ -32577,7 +34862,7 @@
     <w:lsdException w:name="Intense Reference" w:uiPriority="68" w:qFormat="1"/>
     <w:lsdException w:name="Book Title" w:uiPriority="69" w:qFormat="1"/>
     <w:lsdException w:name="Bibliography" w:uiPriority="70"/>
-    <w:lsdException w:name="TOC Heading" w:semiHidden="1" w:uiPriority="71" w:unhideWhenUsed="1" w:qFormat="1"/>
+    <w:lsdException w:name="TOC Heading" w:uiPriority="71" w:semiHidden="1" w:unhideWhenUsed="1" w:qFormat="1"/>
     <w:lsdException w:name="Plain Table 1" w:uiPriority="72"/>
     <w:lsdException w:name="Plain Table 2" w:uiPriority="73"/>
     <w:lsdException w:name="Plain Table 3" w:uiPriority="19" w:qFormat="1"/>
@@ -32688,7 +34973,7 @@
     <w:lsdException w:name="Unresolved Mention" w:semiHidden="1" w:unhideWhenUsed="1"/>
     <w:lsdException w:name="Smart Link" w:semiHidden="1" w:unhideWhenUsed="1"/>
   </w:latentStyles>
-  <w:style w:type="paragraph" w:default="1" w:styleId="Normale">
+  <w:style w:type="paragraph" w:styleId="Normale" w:default="1">
     <w:name w:val="Normal"/>
     <w:qFormat/>
     <w:pPr>
@@ -32742,20 +35027,20 @@
       <w:outlineLvl w:val="2"/>
     </w:pPr>
     <w:rPr>
-      <w:rFonts w:ascii="Calibri" w:eastAsia="MS Gothic" w:hAnsi="Calibri"/>
+      <w:rFonts w:ascii="Calibri" w:hAnsi="Calibri" w:eastAsia="MS Gothic"/>
       <w:b/>
       <w:bCs/>
       <w:sz w:val="26"/>
       <w:szCs w:val="26"/>
     </w:rPr>
   </w:style>
-  <w:style w:type="character" w:default="1" w:styleId="Carpredefinitoparagrafo">
+  <w:style w:type="character" w:styleId="Carpredefinitoparagrafo" w:default="1">
     <w:name w:val="Default Paragraph Font"/>
     <w:uiPriority w:val="1"/>
     <w:semiHidden/>
     <w:unhideWhenUsed/>
   </w:style>
-  <w:style w:type="table" w:default="1" w:styleId="Tabellanormale">
+  <w:style w:type="table" w:styleId="Tabellanormale" w:default="1">
     <w:name w:val="Normal Table"/>
     <w:uiPriority w:val="99"/>
     <w:semiHidden/>
@@ -32770,138 +35055,138 @@
       </w:tblCellMar>
     </w:tblPr>
   </w:style>
-  <w:style w:type="numbering" w:default="1" w:styleId="Nessunelenco">
+  <w:style w:type="numbering" w:styleId="Nessunelenco" w:default="1">
     <w:name w:val="No List"/>
     <w:uiPriority w:val="99"/>
     <w:semiHidden/>
     <w:unhideWhenUsed/>
   </w:style>
-  <w:style w:type="character" w:customStyle="1" w:styleId="WW8Num1z1">
+  <w:style w:type="character" w:styleId="WW8Num1z1" w:customStyle="1">
     <w:name w:val="WW8Num1z1"/>
     <w:rPr>
       <w:b/>
     </w:rPr>
   </w:style>
-  <w:style w:type="character" w:customStyle="1" w:styleId="WW8Num3z0">
+  <w:style w:type="character" w:styleId="WW8Num3z0" w:customStyle="1">
     <w:name w:val="WW8Num3z0"/>
     <w:rPr>
       <w:rFonts w:ascii="Times New Roman" w:hAnsi="Times New Roman" w:cs="Times New Roman"/>
     </w:rPr>
   </w:style>
-  <w:style w:type="character" w:customStyle="1" w:styleId="WW8Num3z1">
+  <w:style w:type="character" w:styleId="WW8Num3z1" w:customStyle="1">
     <w:name w:val="WW8Num3z1"/>
     <w:rPr>
       <w:rFonts w:ascii="Courier New" w:hAnsi="Courier New" w:cs="Courier New"/>
     </w:rPr>
   </w:style>
-  <w:style w:type="character" w:customStyle="1" w:styleId="WW8Num3z2">
+  <w:style w:type="character" w:styleId="WW8Num3z2" w:customStyle="1">
     <w:name w:val="WW8Num3z2"/>
     <w:rPr>
       <w:rFonts w:ascii="Wingdings" w:hAnsi="Wingdings"/>
     </w:rPr>
   </w:style>
-  <w:style w:type="character" w:customStyle="1" w:styleId="WW8Num3z3">
+  <w:style w:type="character" w:styleId="WW8Num3z3" w:customStyle="1">
     <w:name w:val="WW8Num3z3"/>
     <w:rPr>
       <w:rFonts w:ascii="Symbol" w:hAnsi="Symbol"/>
     </w:rPr>
   </w:style>
-  <w:style w:type="character" w:customStyle="1" w:styleId="WW8Num5z0">
+  <w:style w:type="character" w:styleId="WW8Num5z0" w:customStyle="1">
     <w:name w:val="WW8Num5z0"/>
     <w:rPr>
       <w:rFonts w:ascii="Wingdings" w:hAnsi="Wingdings"/>
     </w:rPr>
   </w:style>
-  <w:style w:type="character" w:customStyle="1" w:styleId="WW8Num5z1">
+  <w:style w:type="character" w:styleId="WW8Num5z1" w:customStyle="1">
     <w:name w:val="WW8Num5z1"/>
     <w:rPr>
       <w:rFonts w:ascii="Courier New" w:hAnsi="Courier New" w:cs="Courier New"/>
     </w:rPr>
   </w:style>
-  <w:style w:type="character" w:customStyle="1" w:styleId="WW8Num5z3">
+  <w:style w:type="character" w:styleId="WW8Num5z3" w:customStyle="1">
     <w:name w:val="WW8Num5z3"/>
     <w:rPr>
       <w:rFonts w:ascii="Symbol" w:hAnsi="Symbol"/>
     </w:rPr>
   </w:style>
-  <w:style w:type="character" w:customStyle="1" w:styleId="WW8Num6z0">
+  <w:style w:type="character" w:styleId="WW8Num6z0" w:customStyle="1">
     <w:name w:val="WW8Num6z0"/>
     <w:rPr>
       <w:rFonts w:ascii="Symbol" w:hAnsi="Symbol"/>
     </w:rPr>
   </w:style>
-  <w:style w:type="character" w:customStyle="1" w:styleId="WW8Num7z0">
+  <w:style w:type="character" w:styleId="WW8Num7z0" w:customStyle="1">
     <w:name w:val="WW8Num7z0"/>
     <w:rPr>
       <w:rFonts w:ascii="Symbol" w:hAnsi="Symbol"/>
     </w:rPr>
   </w:style>
-  <w:style w:type="character" w:customStyle="1" w:styleId="WW8Num8z0">
+  <w:style w:type="character" w:styleId="WW8Num8z0" w:customStyle="1">
     <w:name w:val="WW8Num8z0"/>
     <w:rPr>
-      <w:rFonts w:ascii="Century Gothic" w:eastAsia="Calibri" w:hAnsi="Century Gothic" w:cs="Times New Roman"/>
+      <w:rFonts w:ascii="Century Gothic" w:hAnsi="Century Gothic" w:eastAsia="Calibri" w:cs="Times New Roman"/>
     </w:rPr>
   </w:style>
-  <w:style w:type="character" w:customStyle="1" w:styleId="WW8Num8z1">
+  <w:style w:type="character" w:styleId="WW8Num8z1" w:customStyle="1">
     <w:name w:val="WW8Num8z1"/>
     <w:rPr>
       <w:rFonts w:ascii="Courier New" w:hAnsi="Courier New" w:cs="Courier New"/>
     </w:rPr>
   </w:style>
-  <w:style w:type="character" w:customStyle="1" w:styleId="WW8Num8z2">
+  <w:style w:type="character" w:styleId="WW8Num8z2" w:customStyle="1">
     <w:name w:val="WW8Num8z2"/>
     <w:rPr>
       <w:rFonts w:ascii="Wingdings" w:hAnsi="Wingdings"/>
     </w:rPr>
   </w:style>
-  <w:style w:type="character" w:customStyle="1" w:styleId="WW8Num8z3">
+  <w:style w:type="character" w:styleId="WW8Num8z3" w:customStyle="1">
     <w:name w:val="WW8Num8z3"/>
     <w:rPr>
       <w:rFonts w:ascii="Symbol" w:hAnsi="Symbol"/>
     </w:rPr>
   </w:style>
-  <w:style w:type="character" w:customStyle="1" w:styleId="WW8Num9z0">
+  <w:style w:type="character" w:styleId="WW8Num9z0" w:customStyle="1">
     <w:name w:val="WW8Num9z0"/>
     <w:rPr>
       <w:rFonts w:ascii="Wingdings" w:hAnsi="Wingdings"/>
     </w:rPr>
   </w:style>
-  <w:style w:type="character" w:customStyle="1" w:styleId="WW8Num9z1">
+  <w:style w:type="character" w:styleId="WW8Num9z1" w:customStyle="1">
     <w:name w:val="WW8Num9z1"/>
     <w:rPr>
       <w:rFonts w:ascii="Courier New" w:hAnsi="Courier New" w:cs="Courier New"/>
     </w:rPr>
   </w:style>
-  <w:style w:type="character" w:customStyle="1" w:styleId="WW8Num9z3">
+  <w:style w:type="character" w:styleId="WW8Num9z3" w:customStyle="1">
     <w:name w:val="WW8Num9z3"/>
     <w:rPr>
       <w:rFonts w:ascii="Symbol" w:hAnsi="Symbol"/>
     </w:rPr>
   </w:style>
-  <w:style w:type="character" w:customStyle="1" w:styleId="WW8Num10z1">
+  <w:style w:type="character" w:styleId="WW8Num10z1" w:customStyle="1">
     <w:name w:val="WW8Num10z1"/>
     <w:rPr>
       <w:b/>
     </w:rPr>
   </w:style>
-  <w:style w:type="character" w:customStyle="1" w:styleId="Carpredefinitoparagrafo2">
+  <w:style w:type="character" w:styleId="Carpredefinitoparagrafo2" w:customStyle="1">
     <w:name w:val="Car. predefinito paragrafo2"/>
   </w:style>
-  <w:style w:type="character" w:customStyle="1" w:styleId="Carpredefinitoparagrafo1">
+  <w:style w:type="character" w:styleId="Carpredefinitoparagrafo1" w:customStyle="1">
     <w:name w:val="Car. predefinito paragrafo1"/>
   </w:style>
-  <w:style w:type="character" w:customStyle="1" w:styleId="TestofumettoCarattere">
+  <w:style w:type="character" w:styleId="TestofumettoCarattere" w:customStyle="1">
     <w:name w:val="Testo fumetto Carattere"/>
     <w:rPr>
-      <w:rFonts w:ascii="Tahoma" w:eastAsia="Times New Roman" w:hAnsi="Tahoma" w:cs="Tahoma"/>
+      <w:rFonts w:ascii="Tahoma" w:hAnsi="Tahoma" w:eastAsia="Times New Roman" w:cs="Tahoma"/>
       <w:sz w:val="16"/>
       <w:szCs w:val="16"/>
     </w:rPr>
   </w:style>
-  <w:style w:type="character" w:customStyle="1" w:styleId="Titolo2Carattere">
+  <w:style w:type="character" w:styleId="Titolo2Carattere" w:customStyle="1">
     <w:name w:val="Titolo 2 Carattere"/>
     <w:rPr>
-      <w:rFonts w:ascii="Cambria" w:eastAsia="Times New Roman" w:hAnsi="Cambria" w:cs="Times New Roman"/>
+      <w:rFonts w:ascii="Cambria" w:hAnsi="Cambria" w:eastAsia="Times New Roman" w:cs="Times New Roman"/>
       <w:b/>
       <w:bCs/>
       <w:i/>
@@ -32910,1303 +35195,1303 @@
       <w:szCs w:val="28"/>
     </w:rPr>
   </w:style>
-  <w:style w:type="character" w:customStyle="1" w:styleId="372836291z1">
+  <w:style w:type="character" w:styleId="372836291z1" w:customStyle="1">
     <w:name w:val="372836291z1"/>
     <w:rPr>
       <w:b/>
     </w:rPr>
   </w:style>
-  <w:style w:type="character" w:customStyle="1" w:styleId="372836293z0">
+  <w:style w:type="character" w:styleId="372836293z0" w:customStyle="1">
     <w:name w:val="372836293z0"/>
     <w:rPr>
       <w:rFonts w:ascii="Times New Roman" w:hAnsi="Times New Roman" w:cs="Times New Roman"/>
     </w:rPr>
   </w:style>
-  <w:style w:type="character" w:customStyle="1" w:styleId="372836293z1">
+  <w:style w:type="character" w:styleId="372836293z1" w:customStyle="1">
     <w:name w:val="372836293z1"/>
     <w:rPr>
       <w:rFonts w:ascii="Courier New" w:hAnsi="Courier New" w:cs="Courier New"/>
     </w:rPr>
   </w:style>
-  <w:style w:type="character" w:customStyle="1" w:styleId="372836293z2">
+  <w:style w:type="character" w:styleId="372836293z2" w:customStyle="1">
     <w:name w:val="372836293z2"/>
     <w:rPr>
       <w:rFonts w:ascii="Wingdings" w:hAnsi="Wingdings"/>
     </w:rPr>
   </w:style>
-  <w:style w:type="character" w:customStyle="1" w:styleId="372836293z3">
+  <w:style w:type="character" w:styleId="372836293z3" w:customStyle="1">
     <w:name w:val="372836293z3"/>
     <w:rPr>
       <w:rFonts w:ascii="Symbol" w:hAnsi="Symbol"/>
     </w:rPr>
   </w:style>
-  <w:style w:type="character" w:customStyle="1" w:styleId="372836295z0">
+  <w:style w:type="character" w:styleId="372836295z0" w:customStyle="1">
     <w:name w:val="372836295z0"/>
     <w:rPr>
       <w:rFonts w:ascii="Wingdings" w:hAnsi="Wingdings"/>
     </w:rPr>
   </w:style>
-  <w:style w:type="character" w:customStyle="1" w:styleId="372836295z1">
+  <w:style w:type="character" w:styleId="372836295z1" w:customStyle="1">
     <w:name w:val="372836295z1"/>
     <w:rPr>
       <w:rFonts w:ascii="Courier New" w:hAnsi="Courier New" w:cs="Courier New"/>
     </w:rPr>
   </w:style>
-  <w:style w:type="character" w:customStyle="1" w:styleId="372836295z3">
+  <w:style w:type="character" w:styleId="372836295z3" w:customStyle="1">
     <w:name w:val="372836295z3"/>
     <w:rPr>
       <w:rFonts w:ascii="Symbol" w:hAnsi="Symbol"/>
     </w:rPr>
   </w:style>
-  <w:style w:type="character" w:customStyle="1" w:styleId="372836296z0">
+  <w:style w:type="character" w:styleId="372836296z0" w:customStyle="1">
     <w:name w:val="372836296z0"/>
     <w:rPr>
       <w:rFonts w:ascii="Symbol" w:hAnsi="Symbol"/>
     </w:rPr>
   </w:style>
-  <w:style w:type="character" w:customStyle="1" w:styleId="372836297z0">
+  <w:style w:type="character" w:styleId="372836297z0" w:customStyle="1">
     <w:name w:val="372836297z0"/>
     <w:rPr>
       <w:rFonts w:ascii="Symbol" w:hAnsi="Symbol"/>
     </w:rPr>
   </w:style>
-  <w:style w:type="character" w:customStyle="1" w:styleId="372836298z0">
+  <w:style w:type="character" w:styleId="372836298z0" w:customStyle="1">
     <w:name w:val="372836298z0"/>
     <w:rPr>
-      <w:rFonts w:ascii="Century Gothic" w:eastAsia="Calibri" w:hAnsi="Century Gothic" w:cs="Times New Roman"/>
+      <w:rFonts w:ascii="Century Gothic" w:hAnsi="Century Gothic" w:eastAsia="Calibri" w:cs="Times New Roman"/>
     </w:rPr>
   </w:style>
-  <w:style w:type="character" w:customStyle="1" w:styleId="372836298z1">
+  <w:style w:type="character" w:styleId="372836298z1" w:customStyle="1">
     <w:name w:val="372836298z1"/>
     <w:rPr>
       <w:rFonts w:ascii="Courier New" w:hAnsi="Courier New" w:cs="Courier New"/>
     </w:rPr>
   </w:style>
-  <w:style w:type="character" w:customStyle="1" w:styleId="372836298z2">
+  <w:style w:type="character" w:styleId="372836298z2" w:customStyle="1">
     <w:name w:val="372836298z2"/>
     <w:rPr>
       <w:rFonts w:ascii="Wingdings" w:hAnsi="Wingdings"/>
     </w:rPr>
   </w:style>
-  <w:style w:type="character" w:customStyle="1" w:styleId="372836298z3">
+  <w:style w:type="character" w:styleId="372836298z3" w:customStyle="1">
     <w:name w:val="372836298z3"/>
     <w:rPr>
       <w:rFonts w:ascii="Symbol" w:hAnsi="Symbol"/>
     </w:rPr>
   </w:style>
-  <w:style w:type="character" w:customStyle="1" w:styleId="372836299z0">
+  <w:style w:type="character" w:styleId="372836299z0" w:customStyle="1">
     <w:name w:val="372836299z0"/>
     <w:rPr>
       <w:rFonts w:ascii="Wingdings" w:hAnsi="Wingdings"/>
     </w:rPr>
   </w:style>
-  <w:style w:type="character" w:customStyle="1" w:styleId="372836299z1">
+  <w:style w:type="character" w:styleId="372836299z1" w:customStyle="1">
     <w:name w:val="372836299z1"/>
     <w:rPr>
       <w:rFonts w:ascii="Courier New" w:hAnsi="Courier New" w:cs="Courier New"/>
     </w:rPr>
   </w:style>
-  <w:style w:type="character" w:customStyle="1" w:styleId="372836299z3">
+  <w:style w:type="character" w:styleId="372836299z3" w:customStyle="1">
     <w:name w:val="372836299z3"/>
     <w:rPr>
       <w:rFonts w:ascii="Symbol" w:hAnsi="Symbol"/>
     </w:rPr>
   </w:style>
-  <w:style w:type="character" w:customStyle="1" w:styleId="3728362910z1">
+  <w:style w:type="character" w:styleId="3728362910z1" w:customStyle="1">
     <w:name w:val="3728362910z1"/>
     <w:rPr>
       <w:b/>
     </w:rPr>
   </w:style>
-  <w:style w:type="character" w:customStyle="1" w:styleId="372836371z1">
+  <w:style w:type="character" w:styleId="372836371z1" w:customStyle="1">
     <w:name w:val="372836371z1"/>
     <w:rPr>
       <w:b/>
     </w:rPr>
   </w:style>
-  <w:style w:type="character" w:customStyle="1" w:styleId="372836373z0">
+  <w:style w:type="character" w:styleId="372836373z0" w:customStyle="1">
     <w:name w:val="372836373z0"/>
     <w:rPr>
       <w:rFonts w:ascii="Times New Roman" w:hAnsi="Times New Roman" w:cs="Times New Roman"/>
     </w:rPr>
   </w:style>
-  <w:style w:type="character" w:customStyle="1" w:styleId="372836373z1">
+  <w:style w:type="character" w:styleId="372836373z1" w:customStyle="1">
     <w:name w:val="372836373z1"/>
     <w:rPr>
       <w:rFonts w:ascii="Courier New" w:hAnsi="Courier New" w:cs="Courier New"/>
     </w:rPr>
   </w:style>
-  <w:style w:type="character" w:customStyle="1" w:styleId="372836373z2">
+  <w:style w:type="character" w:styleId="372836373z2" w:customStyle="1">
     <w:name w:val="372836373z2"/>
     <w:rPr>
       <w:rFonts w:ascii="Wingdings" w:hAnsi="Wingdings"/>
     </w:rPr>
   </w:style>
-  <w:style w:type="character" w:customStyle="1" w:styleId="372836373z3">
+  <w:style w:type="character" w:styleId="372836373z3" w:customStyle="1">
     <w:name w:val="372836373z3"/>
     <w:rPr>
       <w:rFonts w:ascii="Symbol" w:hAnsi="Symbol"/>
     </w:rPr>
   </w:style>
-  <w:style w:type="character" w:customStyle="1" w:styleId="372836375z0">
+  <w:style w:type="character" w:styleId="372836375z0" w:customStyle="1">
     <w:name w:val="372836375z0"/>
     <w:rPr>
       <w:rFonts w:ascii="Wingdings" w:hAnsi="Wingdings"/>
     </w:rPr>
   </w:style>
-  <w:style w:type="character" w:customStyle="1" w:styleId="372836375z1">
+  <w:style w:type="character" w:styleId="372836375z1" w:customStyle="1">
     <w:name w:val="372836375z1"/>
     <w:rPr>
       <w:rFonts w:ascii="Courier New" w:hAnsi="Courier New" w:cs="Courier New"/>
     </w:rPr>
   </w:style>
-  <w:style w:type="character" w:customStyle="1" w:styleId="372836375z3">
+  <w:style w:type="character" w:styleId="372836375z3" w:customStyle="1">
     <w:name w:val="372836375z3"/>
     <w:rPr>
       <w:rFonts w:ascii="Symbol" w:hAnsi="Symbol"/>
     </w:rPr>
   </w:style>
-  <w:style w:type="character" w:customStyle="1" w:styleId="372836376z0">
+  <w:style w:type="character" w:styleId="372836376z0" w:customStyle="1">
     <w:name w:val="372836376z0"/>
     <w:rPr>
       <w:rFonts w:ascii="Symbol" w:hAnsi="Symbol"/>
     </w:rPr>
   </w:style>
-  <w:style w:type="character" w:customStyle="1" w:styleId="372836377z0">
+  <w:style w:type="character" w:styleId="372836377z0" w:customStyle="1">
     <w:name w:val="372836377z0"/>
     <w:rPr>
       <w:rFonts w:ascii="Symbol" w:hAnsi="Symbol"/>
     </w:rPr>
   </w:style>
-  <w:style w:type="character" w:customStyle="1" w:styleId="372836378z0">
+  <w:style w:type="character" w:styleId="372836378z0" w:customStyle="1">
     <w:name w:val="372836378z0"/>
     <w:rPr>
-      <w:rFonts w:ascii="Century Gothic" w:eastAsia="Calibri" w:hAnsi="Century Gothic" w:cs="Times New Roman"/>
+      <w:rFonts w:ascii="Century Gothic" w:hAnsi="Century Gothic" w:eastAsia="Calibri" w:cs="Times New Roman"/>
     </w:rPr>
   </w:style>
-  <w:style w:type="character" w:customStyle="1" w:styleId="372836378z1">
+  <w:style w:type="character" w:styleId="372836378z1" w:customStyle="1">
     <w:name w:val="372836378z1"/>
     <w:rPr>
       <w:rFonts w:ascii="Courier New" w:hAnsi="Courier New" w:cs="Courier New"/>
     </w:rPr>
   </w:style>
-  <w:style w:type="character" w:customStyle="1" w:styleId="372836378z2">
+  <w:style w:type="character" w:styleId="372836378z2" w:customStyle="1">
     <w:name w:val="372836378z2"/>
     <w:rPr>
       <w:rFonts w:ascii="Wingdings" w:hAnsi="Wingdings"/>
     </w:rPr>
   </w:style>
-  <w:style w:type="character" w:customStyle="1" w:styleId="372836378z3">
+  <w:style w:type="character" w:styleId="372836378z3" w:customStyle="1">
     <w:name w:val="372836378z3"/>
     <w:rPr>
       <w:rFonts w:ascii="Symbol" w:hAnsi="Symbol"/>
     </w:rPr>
   </w:style>
-  <w:style w:type="character" w:customStyle="1" w:styleId="372836379z0">
+  <w:style w:type="character" w:styleId="372836379z0" w:customStyle="1">
     <w:name w:val="372836379z0"/>
     <w:rPr>
       <w:rFonts w:ascii="Wingdings" w:hAnsi="Wingdings"/>
     </w:rPr>
   </w:style>
-  <w:style w:type="character" w:customStyle="1" w:styleId="372836379z1">
+  <w:style w:type="character" w:styleId="372836379z1" w:customStyle="1">
     <w:name w:val="372836379z1"/>
     <w:rPr>
       <w:rFonts w:ascii="Courier New" w:hAnsi="Courier New" w:cs="Courier New"/>
     </w:rPr>
   </w:style>
-  <w:style w:type="character" w:customStyle="1" w:styleId="372836379z3">
+  <w:style w:type="character" w:styleId="372836379z3" w:customStyle="1">
     <w:name w:val="372836379z3"/>
     <w:rPr>
       <w:rFonts w:ascii="Symbol" w:hAnsi="Symbol"/>
     </w:rPr>
   </w:style>
-  <w:style w:type="character" w:customStyle="1" w:styleId="3728363710z1">
+  <w:style w:type="character" w:styleId="3728363710z1" w:customStyle="1">
     <w:name w:val="3728363710z1"/>
     <w:rPr>
       <w:b/>
     </w:rPr>
   </w:style>
-  <w:style w:type="character" w:customStyle="1" w:styleId="372836451z1">
+  <w:style w:type="character" w:styleId="372836451z1" w:customStyle="1">
     <w:name w:val="372836451z1"/>
     <w:rPr>
       <w:b/>
     </w:rPr>
   </w:style>
-  <w:style w:type="character" w:customStyle="1" w:styleId="372836453z0">
+  <w:style w:type="character" w:styleId="372836453z0" w:customStyle="1">
     <w:name w:val="372836453z0"/>
     <w:rPr>
       <w:rFonts w:ascii="Times New Roman" w:hAnsi="Times New Roman" w:cs="Times New Roman"/>
     </w:rPr>
   </w:style>
-  <w:style w:type="character" w:customStyle="1" w:styleId="372836453z1">
+  <w:style w:type="character" w:styleId="372836453z1" w:customStyle="1">
     <w:name w:val="372836453z1"/>
     <w:rPr>
       <w:rFonts w:ascii="Courier New" w:hAnsi="Courier New" w:cs="Courier New"/>
     </w:rPr>
   </w:style>
-  <w:style w:type="character" w:customStyle="1" w:styleId="372836453z2">
+  <w:style w:type="character" w:styleId="372836453z2" w:customStyle="1">
     <w:name w:val="372836453z2"/>
     <w:rPr>
       <w:rFonts w:ascii="Wingdings" w:hAnsi="Wingdings"/>
     </w:rPr>
   </w:style>
-  <w:style w:type="character" w:customStyle="1" w:styleId="372836453z3">
+  <w:style w:type="character" w:styleId="372836453z3" w:customStyle="1">
     <w:name w:val="372836453z3"/>
     <w:rPr>
       <w:rFonts w:ascii="Symbol" w:hAnsi="Symbol"/>
     </w:rPr>
   </w:style>
-  <w:style w:type="character" w:customStyle="1" w:styleId="372836455z0">
+  <w:style w:type="character" w:styleId="372836455z0" w:customStyle="1">
     <w:name w:val="372836455z0"/>
     <w:rPr>
       <w:rFonts w:ascii="Wingdings" w:hAnsi="Wingdings"/>
     </w:rPr>
   </w:style>
-  <w:style w:type="character" w:customStyle="1" w:styleId="372836455z1">
+  <w:style w:type="character" w:styleId="372836455z1" w:customStyle="1">
     <w:name w:val="372836455z1"/>
     <w:rPr>
       <w:rFonts w:ascii="Courier New" w:hAnsi="Courier New" w:cs="Courier New"/>
     </w:rPr>
   </w:style>
-  <w:style w:type="character" w:customStyle="1" w:styleId="372836455z3">
+  <w:style w:type="character" w:styleId="372836455z3" w:customStyle="1">
     <w:name w:val="372836455z3"/>
     <w:rPr>
       <w:rFonts w:ascii="Symbol" w:hAnsi="Symbol"/>
     </w:rPr>
   </w:style>
-  <w:style w:type="character" w:customStyle="1" w:styleId="372836456z0">
+  <w:style w:type="character" w:styleId="372836456z0" w:customStyle="1">
     <w:name w:val="372836456z0"/>
     <w:rPr>
       <w:rFonts w:ascii="Symbol" w:hAnsi="Symbol"/>
     </w:rPr>
   </w:style>
-  <w:style w:type="character" w:customStyle="1" w:styleId="372836457z0">
+  <w:style w:type="character" w:styleId="372836457z0" w:customStyle="1">
     <w:name w:val="372836457z0"/>
     <w:rPr>
       <w:rFonts w:ascii="Symbol" w:hAnsi="Symbol"/>
     </w:rPr>
   </w:style>
-  <w:style w:type="character" w:customStyle="1" w:styleId="372836458z0">
+  <w:style w:type="character" w:styleId="372836458z0" w:customStyle="1">
     <w:name w:val="372836458z0"/>
     <w:rPr>
-      <w:rFonts w:ascii="Century Gothic" w:eastAsia="Calibri" w:hAnsi="Century Gothic" w:cs="Times New Roman"/>
+      <w:rFonts w:ascii="Century Gothic" w:hAnsi="Century Gothic" w:eastAsia="Calibri" w:cs="Times New Roman"/>
     </w:rPr>
   </w:style>
-  <w:style w:type="character" w:customStyle="1" w:styleId="372836458z1">
+  <w:style w:type="character" w:styleId="372836458z1" w:customStyle="1">
     <w:name w:val="372836458z1"/>
     <w:rPr>
       <w:rFonts w:ascii="Courier New" w:hAnsi="Courier New" w:cs="Courier New"/>
     </w:rPr>
   </w:style>
-  <w:style w:type="character" w:customStyle="1" w:styleId="372836458z2">
+  <w:style w:type="character" w:styleId="372836458z2" w:customStyle="1">
     <w:name w:val="372836458z2"/>
     <w:rPr>
       <w:rFonts w:ascii="Wingdings" w:hAnsi="Wingdings"/>
     </w:rPr>
   </w:style>
-  <w:style w:type="character" w:customStyle="1" w:styleId="372836458z3">
+  <w:style w:type="character" w:styleId="372836458z3" w:customStyle="1">
     <w:name w:val="372836458z3"/>
     <w:rPr>
       <w:rFonts w:ascii="Symbol" w:hAnsi="Symbol"/>
     </w:rPr>
   </w:style>
-  <w:style w:type="character" w:customStyle="1" w:styleId="372836459z0">
+  <w:style w:type="character" w:styleId="372836459z0" w:customStyle="1">
     <w:name w:val="372836459z0"/>
     <w:rPr>
       <w:rFonts w:ascii="Wingdings" w:hAnsi="Wingdings"/>
     </w:rPr>
   </w:style>
-  <w:style w:type="character" w:customStyle="1" w:styleId="372836459z1">
+  <w:style w:type="character" w:styleId="372836459z1" w:customStyle="1">
     <w:name w:val="372836459z1"/>
     <w:rPr>
       <w:rFonts w:ascii="Courier New" w:hAnsi="Courier New" w:cs="Courier New"/>
     </w:rPr>
   </w:style>
-  <w:style w:type="character" w:customStyle="1" w:styleId="372836459z3">
+  <w:style w:type="character" w:styleId="372836459z3" w:customStyle="1">
     <w:name w:val="372836459z3"/>
     <w:rPr>
       <w:rFonts w:ascii="Symbol" w:hAnsi="Symbol"/>
     </w:rPr>
   </w:style>
-  <w:style w:type="character" w:customStyle="1" w:styleId="3728364510z1">
+  <w:style w:type="character" w:styleId="3728364510z1" w:customStyle="1">
     <w:name w:val="3728364510z1"/>
     <w:rPr>
       <w:b/>
     </w:rPr>
   </w:style>
-  <w:style w:type="character" w:customStyle="1" w:styleId="372836631z1">
+  <w:style w:type="character" w:styleId="372836631z1" w:customStyle="1">
     <w:name w:val="372836631z1"/>
     <w:rPr>
       <w:b/>
     </w:rPr>
   </w:style>
-  <w:style w:type="character" w:customStyle="1" w:styleId="372836633z0">
+  <w:style w:type="character" w:styleId="372836633z0" w:customStyle="1">
     <w:name w:val="372836633z0"/>
     <w:rPr>
       <w:rFonts w:ascii="Times New Roman" w:hAnsi="Times New Roman" w:cs="Times New Roman"/>
     </w:rPr>
   </w:style>
-  <w:style w:type="character" w:customStyle="1" w:styleId="372836633z1">
+  <w:style w:type="character" w:styleId="372836633z1" w:customStyle="1">
     <w:name w:val="372836633z1"/>
     <w:rPr>
       <w:rFonts w:ascii="Courier New" w:hAnsi="Courier New" w:cs="Courier New"/>
     </w:rPr>
   </w:style>
-  <w:style w:type="character" w:customStyle="1" w:styleId="372836633z2">
+  <w:style w:type="character" w:styleId="372836633z2" w:customStyle="1">
     <w:name w:val="372836633z2"/>
     <w:rPr>
       <w:rFonts w:ascii="Wingdings" w:hAnsi="Wingdings"/>
     </w:rPr>
   </w:style>
-  <w:style w:type="character" w:customStyle="1" w:styleId="372836633z3">
+  <w:style w:type="character" w:styleId="372836633z3" w:customStyle="1">
     <w:name w:val="372836633z3"/>
     <w:rPr>
       <w:rFonts w:ascii="Symbol" w:hAnsi="Symbol"/>
     </w:rPr>
   </w:style>
-  <w:style w:type="character" w:customStyle="1" w:styleId="372836635z0">
+  <w:style w:type="character" w:styleId="372836635z0" w:customStyle="1">
     <w:name w:val="372836635z0"/>
     <w:rPr>
       <w:rFonts w:ascii="Wingdings" w:hAnsi="Wingdings"/>
     </w:rPr>
   </w:style>
-  <w:style w:type="character" w:customStyle="1" w:styleId="372836635z1">
+  <w:style w:type="character" w:styleId="372836635z1" w:customStyle="1">
     <w:name w:val="372836635z1"/>
     <w:rPr>
       <w:rFonts w:ascii="Courier New" w:hAnsi="Courier New" w:cs="Courier New"/>
     </w:rPr>
   </w:style>
-  <w:style w:type="character" w:customStyle="1" w:styleId="372836635z3">
+  <w:style w:type="character" w:styleId="372836635z3" w:customStyle="1">
     <w:name w:val="372836635z3"/>
     <w:rPr>
       <w:rFonts w:ascii="Symbol" w:hAnsi="Symbol"/>
     </w:rPr>
   </w:style>
-  <w:style w:type="character" w:customStyle="1" w:styleId="372836636z0">
+  <w:style w:type="character" w:styleId="372836636z0" w:customStyle="1">
     <w:name w:val="372836636z0"/>
     <w:rPr>
       <w:rFonts w:ascii="Symbol" w:hAnsi="Symbol"/>
     </w:rPr>
   </w:style>
-  <w:style w:type="character" w:customStyle="1" w:styleId="372836637z0">
+  <w:style w:type="character" w:styleId="372836637z0" w:customStyle="1">
     <w:name w:val="372836637z0"/>
     <w:rPr>
       <w:rFonts w:ascii="Symbol" w:hAnsi="Symbol"/>
     </w:rPr>
   </w:style>
-  <w:style w:type="character" w:customStyle="1" w:styleId="372836638z0">
+  <w:style w:type="character" w:styleId="372836638z0" w:customStyle="1">
     <w:name w:val="372836638z0"/>
     <w:rPr>
-      <w:rFonts w:ascii="Century Gothic" w:eastAsia="Calibri" w:hAnsi="Century Gothic" w:cs="Times New Roman"/>
+      <w:rFonts w:ascii="Century Gothic" w:hAnsi="Century Gothic" w:eastAsia="Calibri" w:cs="Times New Roman"/>
     </w:rPr>
   </w:style>
-  <w:style w:type="character" w:customStyle="1" w:styleId="372836638z1">
+  <w:style w:type="character" w:styleId="372836638z1" w:customStyle="1">
     <w:name w:val="372836638z1"/>
     <w:rPr>
       <w:rFonts w:ascii="Courier New" w:hAnsi="Courier New" w:cs="Courier New"/>
     </w:rPr>
   </w:style>
-  <w:style w:type="character" w:customStyle="1" w:styleId="372836638z2">
+  <w:style w:type="character" w:styleId="372836638z2" w:customStyle="1">
     <w:name w:val="372836638z2"/>
     <w:rPr>
       <w:rFonts w:ascii="Wingdings" w:hAnsi="Wingdings"/>
     </w:rPr>
   </w:style>
-  <w:style w:type="character" w:customStyle="1" w:styleId="372836638z3">
+  <w:style w:type="character" w:styleId="372836638z3" w:customStyle="1">
     <w:name w:val="372836638z3"/>
     <w:rPr>
       <w:rFonts w:ascii="Symbol" w:hAnsi="Symbol"/>
     </w:rPr>
   </w:style>
-  <w:style w:type="character" w:customStyle="1" w:styleId="372836639z0">
+  <w:style w:type="character" w:styleId="372836639z0" w:customStyle="1">
     <w:name w:val="372836639z0"/>
     <w:rPr>
       <w:rFonts w:ascii="Wingdings" w:hAnsi="Wingdings"/>
     </w:rPr>
   </w:style>
-  <w:style w:type="character" w:customStyle="1" w:styleId="372836639z1">
+  <w:style w:type="character" w:styleId="372836639z1" w:customStyle="1">
     <w:name w:val="372836639z1"/>
     <w:rPr>
       <w:rFonts w:ascii="Courier New" w:hAnsi="Courier New" w:cs="Courier New"/>
     </w:rPr>
   </w:style>
-  <w:style w:type="character" w:customStyle="1" w:styleId="372836639z3">
+  <w:style w:type="character" w:styleId="372836639z3" w:customStyle="1">
     <w:name w:val="372836639z3"/>
     <w:rPr>
       <w:rFonts w:ascii="Symbol" w:hAnsi="Symbol"/>
     </w:rPr>
   </w:style>
-  <w:style w:type="character" w:customStyle="1" w:styleId="3728366310z1">
+  <w:style w:type="character" w:styleId="3728366310z1" w:customStyle="1">
     <w:name w:val="3728366310z1"/>
     <w:rPr>
       <w:b/>
     </w:rPr>
   </w:style>
-  <w:style w:type="character" w:customStyle="1" w:styleId="372836761z1">
+  <w:style w:type="character" w:styleId="372836761z1" w:customStyle="1">
     <w:name w:val="372836761z1"/>
     <w:rPr>
       <w:b/>
     </w:rPr>
   </w:style>
-  <w:style w:type="character" w:customStyle="1" w:styleId="372836763z0">
+  <w:style w:type="character" w:styleId="372836763z0" w:customStyle="1">
     <w:name w:val="372836763z0"/>
     <w:rPr>
       <w:rFonts w:ascii="Times New Roman" w:hAnsi="Times New Roman" w:cs="Times New Roman"/>
     </w:rPr>
   </w:style>
-  <w:style w:type="character" w:customStyle="1" w:styleId="372836763z1">
+  <w:style w:type="character" w:styleId="372836763z1" w:customStyle="1">
     <w:name w:val="372836763z1"/>
     <w:rPr>
       <w:rFonts w:ascii="Courier New" w:hAnsi="Courier New" w:cs="Courier New"/>
     </w:rPr>
   </w:style>
-  <w:style w:type="character" w:customStyle="1" w:styleId="372836763z2">
+  <w:style w:type="character" w:styleId="372836763z2" w:customStyle="1">
     <w:name w:val="372836763z2"/>
     <w:rPr>
       <w:rFonts w:ascii="Wingdings" w:hAnsi="Wingdings"/>
     </w:rPr>
   </w:style>
-  <w:style w:type="character" w:customStyle="1" w:styleId="372836763z3">
+  <w:style w:type="character" w:styleId="372836763z3" w:customStyle="1">
     <w:name w:val="372836763z3"/>
     <w:rPr>
       <w:rFonts w:ascii="Symbol" w:hAnsi="Symbol"/>
     </w:rPr>
   </w:style>
-  <w:style w:type="character" w:customStyle="1" w:styleId="372836765z0">
+  <w:style w:type="character" w:styleId="372836765z0" w:customStyle="1">
     <w:name w:val="372836765z0"/>
     <w:rPr>
       <w:rFonts w:ascii="Wingdings" w:hAnsi="Wingdings"/>
     </w:rPr>
   </w:style>
-  <w:style w:type="character" w:customStyle="1" w:styleId="372836765z1">
+  <w:style w:type="character" w:styleId="372836765z1" w:customStyle="1">
     <w:name w:val="372836765z1"/>
     <w:rPr>
       <w:rFonts w:ascii="Courier New" w:hAnsi="Courier New" w:cs="Courier New"/>
     </w:rPr>
   </w:style>
-  <w:style w:type="character" w:customStyle="1" w:styleId="372836765z3">
+  <w:style w:type="character" w:styleId="372836765z3" w:customStyle="1">
     <w:name w:val="372836765z3"/>
     <w:rPr>
       <w:rFonts w:ascii="Symbol" w:hAnsi="Symbol"/>
     </w:rPr>
   </w:style>
-  <w:style w:type="character" w:customStyle="1" w:styleId="372836766z0">
+  <w:style w:type="character" w:styleId="372836766z0" w:customStyle="1">
     <w:name w:val="372836766z0"/>
     <w:rPr>
       <w:rFonts w:ascii="Symbol" w:hAnsi="Symbol"/>
     </w:rPr>
   </w:style>
-  <w:style w:type="character" w:customStyle="1" w:styleId="372836767z0">
+  <w:style w:type="character" w:styleId="372836767z0" w:customStyle="1">
     <w:name w:val="372836767z0"/>
     <w:rPr>
       <w:rFonts w:ascii="Symbol" w:hAnsi="Symbol"/>
     </w:rPr>
   </w:style>
-  <w:style w:type="character" w:customStyle="1" w:styleId="372836768z0">
+  <w:style w:type="character" w:styleId="372836768z0" w:customStyle="1">
     <w:name w:val="372836768z0"/>
     <w:rPr>
-      <w:rFonts w:ascii="Century Gothic" w:eastAsia="Calibri" w:hAnsi="Century Gothic" w:cs="Times New Roman"/>
+      <w:rFonts w:ascii="Century Gothic" w:hAnsi="Century Gothic" w:eastAsia="Calibri" w:cs="Times New Roman"/>
     </w:rPr>
   </w:style>
-  <w:style w:type="character" w:customStyle="1" w:styleId="372836768z1">
+  <w:style w:type="character" w:styleId="372836768z1" w:customStyle="1">
     <w:name w:val="372836768z1"/>
     <w:rPr>
       <w:rFonts w:ascii="Courier New" w:hAnsi="Courier New" w:cs="Courier New"/>
     </w:rPr>
   </w:style>
-  <w:style w:type="character" w:customStyle="1" w:styleId="372836768z2">
+  <w:style w:type="character" w:styleId="372836768z2" w:customStyle="1">
     <w:name w:val="372836768z2"/>
     <w:rPr>
       <w:rFonts w:ascii="Wingdings" w:hAnsi="Wingdings"/>
     </w:rPr>
   </w:style>
-  <w:style w:type="character" w:customStyle="1" w:styleId="372836768z3">
+  <w:style w:type="character" w:styleId="372836768z3" w:customStyle="1">
     <w:name w:val="372836768z3"/>
     <w:rPr>
       <w:rFonts w:ascii="Symbol" w:hAnsi="Symbol"/>
     </w:rPr>
   </w:style>
-  <w:style w:type="character" w:customStyle="1" w:styleId="372836769z0">
+  <w:style w:type="character" w:styleId="372836769z0" w:customStyle="1">
     <w:name w:val="372836769z0"/>
     <w:rPr>
       <w:rFonts w:ascii="Wingdings" w:hAnsi="Wingdings"/>
     </w:rPr>
   </w:style>
-  <w:style w:type="character" w:customStyle="1" w:styleId="372836769z1">
+  <w:style w:type="character" w:styleId="372836769z1" w:customStyle="1">
     <w:name w:val="372836769z1"/>
     <w:rPr>
       <w:rFonts w:ascii="Courier New" w:hAnsi="Courier New" w:cs="Courier New"/>
     </w:rPr>
   </w:style>
-  <w:style w:type="character" w:customStyle="1" w:styleId="372836769z3">
+  <w:style w:type="character" w:styleId="372836769z3" w:customStyle="1">
     <w:name w:val="372836769z3"/>
     <w:rPr>
       <w:rFonts w:ascii="Symbol" w:hAnsi="Symbol"/>
     </w:rPr>
   </w:style>
-  <w:style w:type="character" w:customStyle="1" w:styleId="3728367610z1">
+  <w:style w:type="character" w:styleId="3728367610z1" w:customStyle="1">
     <w:name w:val="3728367610z1"/>
     <w:rPr>
       <w:b/>
     </w:rPr>
   </w:style>
-  <w:style w:type="character" w:customStyle="1" w:styleId="372836841z1">
+  <w:style w:type="character" w:styleId="372836841z1" w:customStyle="1">
     <w:name w:val="372836841z1"/>
     <w:rPr>
       <w:b/>
     </w:rPr>
   </w:style>
-  <w:style w:type="character" w:customStyle="1" w:styleId="372836843z0">
+  <w:style w:type="character" w:styleId="372836843z0" w:customStyle="1">
     <w:name w:val="372836843z0"/>
     <w:rPr>
       <w:rFonts w:ascii="Times New Roman" w:hAnsi="Times New Roman" w:cs="Times New Roman"/>
     </w:rPr>
   </w:style>
-  <w:style w:type="character" w:customStyle="1" w:styleId="372836843z1">
+  <w:style w:type="character" w:styleId="372836843z1" w:customStyle="1">
     <w:name w:val="372836843z1"/>
     <w:rPr>
       <w:rFonts w:ascii="Courier New" w:hAnsi="Courier New" w:cs="Courier New"/>
     </w:rPr>
   </w:style>
-  <w:style w:type="character" w:customStyle="1" w:styleId="372836843z2">
+  <w:style w:type="character" w:styleId="372836843z2" w:customStyle="1">
     <w:name w:val="372836843z2"/>
     <w:rPr>
       <w:rFonts w:ascii="Wingdings" w:hAnsi="Wingdings"/>
     </w:rPr>
   </w:style>
-  <w:style w:type="character" w:customStyle="1" w:styleId="372836843z3">
+  <w:style w:type="character" w:styleId="372836843z3" w:customStyle="1">
     <w:name w:val="372836843z3"/>
     <w:rPr>
       <w:rFonts w:ascii="Symbol" w:hAnsi="Symbol"/>
     </w:rPr>
   </w:style>
-  <w:style w:type="character" w:customStyle="1" w:styleId="372836845z0">
+  <w:style w:type="character" w:styleId="372836845z0" w:customStyle="1">
     <w:name w:val="372836845z0"/>
     <w:rPr>
       <w:rFonts w:ascii="Wingdings" w:hAnsi="Wingdings"/>
     </w:rPr>
   </w:style>
-  <w:style w:type="character" w:customStyle="1" w:styleId="372836845z1">
+  <w:style w:type="character" w:styleId="372836845z1" w:customStyle="1">
     <w:name w:val="372836845z1"/>
     <w:rPr>
       <w:rFonts w:ascii="Courier New" w:hAnsi="Courier New" w:cs="Courier New"/>
     </w:rPr>
   </w:style>
-  <w:style w:type="character" w:customStyle="1" w:styleId="372836845z3">
+  <w:style w:type="character" w:styleId="372836845z3" w:customStyle="1">
     <w:name w:val="372836845z3"/>
     <w:rPr>
       <w:rFonts w:ascii="Symbol" w:hAnsi="Symbol"/>
     </w:rPr>
   </w:style>
-  <w:style w:type="character" w:customStyle="1" w:styleId="372836846z0">
+  <w:style w:type="character" w:styleId="372836846z0" w:customStyle="1">
     <w:name w:val="372836846z0"/>
     <w:rPr>
       <w:rFonts w:ascii="Symbol" w:hAnsi="Symbol"/>
     </w:rPr>
   </w:style>
-  <w:style w:type="character" w:customStyle="1" w:styleId="372836847z0">
+  <w:style w:type="character" w:styleId="372836847z0" w:customStyle="1">
     <w:name w:val="372836847z0"/>
     <w:rPr>
       <w:rFonts w:ascii="Symbol" w:hAnsi="Symbol"/>
     </w:rPr>
   </w:style>
-  <w:style w:type="character" w:customStyle="1" w:styleId="372836848z0">
+  <w:style w:type="character" w:styleId="372836848z0" w:customStyle="1">
     <w:name w:val="372836848z0"/>
     <w:rPr>
-      <w:rFonts w:ascii="Century Gothic" w:eastAsia="Calibri" w:hAnsi="Century Gothic" w:cs="Times New Roman"/>
+      <w:rFonts w:ascii="Century Gothic" w:hAnsi="Century Gothic" w:eastAsia="Calibri" w:cs="Times New Roman"/>
     </w:rPr>
   </w:style>
-  <w:style w:type="character" w:customStyle="1" w:styleId="372836848z1">
+  <w:style w:type="character" w:styleId="372836848z1" w:customStyle="1">
     <w:name w:val="372836848z1"/>
     <w:rPr>
       <w:rFonts w:ascii="Courier New" w:hAnsi="Courier New" w:cs="Courier New"/>
     </w:rPr>
   </w:style>
-  <w:style w:type="character" w:customStyle="1" w:styleId="372836848z2">
+  <w:style w:type="character" w:styleId="372836848z2" w:customStyle="1">
     <w:name w:val="372836848z2"/>
     <w:rPr>
       <w:rFonts w:ascii="Wingdings" w:hAnsi="Wingdings"/>
     </w:rPr>
   </w:style>
-  <w:style w:type="character" w:customStyle="1" w:styleId="372836848z3">
+  <w:style w:type="character" w:styleId="372836848z3" w:customStyle="1">
     <w:name w:val="372836848z3"/>
     <w:rPr>
       <w:rFonts w:ascii="Symbol" w:hAnsi="Symbol"/>
     </w:rPr>
   </w:style>
-  <w:style w:type="character" w:customStyle="1" w:styleId="372836849z0">
+  <w:style w:type="character" w:styleId="372836849z0" w:customStyle="1">
     <w:name w:val="372836849z0"/>
     <w:rPr>
       <w:rFonts w:ascii="Wingdings" w:hAnsi="Wingdings"/>
     </w:rPr>
   </w:style>
-  <w:style w:type="character" w:customStyle="1" w:styleId="372836849z1">
+  <w:style w:type="character" w:styleId="372836849z1" w:customStyle="1">
     <w:name w:val="372836849z1"/>
     <w:rPr>
       <w:rFonts w:ascii="Courier New" w:hAnsi="Courier New" w:cs="Courier New"/>
     </w:rPr>
   </w:style>
-  <w:style w:type="character" w:customStyle="1" w:styleId="372836849z3">
+  <w:style w:type="character" w:styleId="372836849z3" w:customStyle="1">
     <w:name w:val="372836849z3"/>
     <w:rPr>
       <w:rFonts w:ascii="Symbol" w:hAnsi="Symbol"/>
     </w:rPr>
   </w:style>
-  <w:style w:type="character" w:customStyle="1" w:styleId="3728368410z1">
+  <w:style w:type="character" w:styleId="3728368410z1" w:customStyle="1">
     <w:name w:val="3728368410z1"/>
     <w:rPr>
       <w:b/>
     </w:rPr>
   </w:style>
-  <w:style w:type="character" w:customStyle="1" w:styleId="372836951z1">
+  <w:style w:type="character" w:styleId="372836951z1" w:customStyle="1">
     <w:name w:val="372836951z1"/>
     <w:rPr>
       <w:b/>
     </w:rPr>
   </w:style>
-  <w:style w:type="character" w:customStyle="1" w:styleId="372836953z0">
+  <w:style w:type="character" w:styleId="372836953z0" w:customStyle="1">
     <w:name w:val="372836953z0"/>
     <w:rPr>
       <w:rFonts w:ascii="Times New Roman" w:hAnsi="Times New Roman" w:cs="Times New Roman"/>
     </w:rPr>
   </w:style>
-  <w:style w:type="character" w:customStyle="1" w:styleId="372836953z1">
+  <w:style w:type="character" w:styleId="372836953z1" w:customStyle="1">
     <w:name w:val="372836953z1"/>
     <w:rPr>
       <w:rFonts w:ascii="Courier New" w:hAnsi="Courier New" w:cs="Courier New"/>
     </w:rPr>
   </w:style>
-  <w:style w:type="character" w:customStyle="1" w:styleId="372836953z2">
+  <w:style w:type="character" w:styleId="372836953z2" w:customStyle="1">
     <w:name w:val="372836953z2"/>
     <w:rPr>
       <w:rFonts w:ascii="Wingdings" w:hAnsi="Wingdings"/>
     </w:rPr>
   </w:style>
-  <w:style w:type="character" w:customStyle="1" w:styleId="372836953z3">
+  <w:style w:type="character" w:styleId="372836953z3" w:customStyle="1">
     <w:name w:val="372836953z3"/>
     <w:rPr>
       <w:rFonts w:ascii="Symbol" w:hAnsi="Symbol"/>
     </w:rPr>
   </w:style>
-  <w:style w:type="character" w:customStyle="1" w:styleId="372836955z0">
+  <w:style w:type="character" w:styleId="372836955z0" w:customStyle="1">
     <w:name w:val="372836955z0"/>
     <w:rPr>
       <w:rFonts w:ascii="Wingdings" w:hAnsi="Wingdings"/>
     </w:rPr>
   </w:style>
-  <w:style w:type="character" w:customStyle="1" w:styleId="372836955z1">
+  <w:style w:type="character" w:styleId="372836955z1" w:customStyle="1">
     <w:name w:val="372836955z1"/>
     <w:rPr>
       <w:rFonts w:ascii="Courier New" w:hAnsi="Courier New" w:cs="Courier New"/>
     </w:rPr>
   </w:style>
-  <w:style w:type="character" w:customStyle="1" w:styleId="372836955z3">
+  <w:style w:type="character" w:styleId="372836955z3" w:customStyle="1">
     <w:name w:val="372836955z3"/>
     <w:rPr>
       <w:rFonts w:ascii="Symbol" w:hAnsi="Symbol"/>
     </w:rPr>
   </w:style>
-  <w:style w:type="character" w:customStyle="1" w:styleId="372836956z0">
+  <w:style w:type="character" w:styleId="372836956z0" w:customStyle="1">
     <w:name w:val="372836956z0"/>
     <w:rPr>
       <w:rFonts w:ascii="Symbol" w:hAnsi="Symbol"/>
     </w:rPr>
   </w:style>
-  <w:style w:type="character" w:customStyle="1" w:styleId="372836957z0">
+  <w:style w:type="character" w:styleId="372836957z0" w:customStyle="1">
     <w:name w:val="372836957z0"/>
     <w:rPr>
       <w:rFonts w:ascii="Symbol" w:hAnsi="Symbol"/>
     </w:rPr>
   </w:style>
-  <w:style w:type="character" w:customStyle="1" w:styleId="372836958z0">
+  <w:style w:type="character" w:styleId="372836958z0" w:customStyle="1">
     <w:name w:val="372836958z0"/>
     <w:rPr>
-      <w:rFonts w:ascii="Century Gothic" w:eastAsia="Calibri" w:hAnsi="Century Gothic" w:cs="Times New Roman"/>
+      <w:rFonts w:ascii="Century Gothic" w:hAnsi="Century Gothic" w:eastAsia="Calibri" w:cs="Times New Roman"/>
     </w:rPr>
   </w:style>
-  <w:style w:type="character" w:customStyle="1" w:styleId="372836958z1">
+  <w:style w:type="character" w:styleId="372836958z1" w:customStyle="1">
     <w:name w:val="372836958z1"/>
     <w:rPr>
       <w:rFonts w:ascii="Courier New" w:hAnsi="Courier New" w:cs="Courier New"/>
     </w:rPr>
   </w:style>
-  <w:style w:type="character" w:customStyle="1" w:styleId="372836958z2">
+  <w:style w:type="character" w:styleId="372836958z2" w:customStyle="1">
     <w:name w:val="372836958z2"/>
     <w:rPr>
       <w:rFonts w:ascii="Wingdings" w:hAnsi="Wingdings"/>
     </w:rPr>
   </w:style>
-  <w:style w:type="character" w:customStyle="1" w:styleId="372836958z3">
+  <w:style w:type="character" w:styleId="372836958z3" w:customStyle="1">
     <w:name w:val="372836958z3"/>
     <w:rPr>
       <w:rFonts w:ascii="Symbol" w:hAnsi="Symbol"/>
     </w:rPr>
   </w:style>
-  <w:style w:type="character" w:customStyle="1" w:styleId="372836959z0">
+  <w:style w:type="character" w:styleId="372836959z0" w:customStyle="1">
     <w:name w:val="372836959z0"/>
     <w:rPr>
       <w:rFonts w:ascii="Wingdings" w:hAnsi="Wingdings"/>
     </w:rPr>
   </w:style>
-  <w:style w:type="character" w:customStyle="1" w:styleId="372836959z1">
+  <w:style w:type="character" w:styleId="372836959z1" w:customStyle="1">
     <w:name w:val="372836959z1"/>
     <w:rPr>
       <w:rFonts w:ascii="Courier New" w:hAnsi="Courier New" w:cs="Courier New"/>
     </w:rPr>
   </w:style>
-  <w:style w:type="character" w:customStyle="1" w:styleId="372836959z3">
+  <w:style w:type="character" w:styleId="372836959z3" w:customStyle="1">
     <w:name w:val="372836959z3"/>
     <w:rPr>
       <w:rFonts w:ascii="Symbol" w:hAnsi="Symbol"/>
     </w:rPr>
   </w:style>
-  <w:style w:type="character" w:customStyle="1" w:styleId="3728369510z1">
+  <w:style w:type="character" w:styleId="3728369510z1" w:customStyle="1">
     <w:name w:val="3728369510z1"/>
     <w:rPr>
       <w:b/>
     </w:rPr>
   </w:style>
-  <w:style w:type="character" w:customStyle="1" w:styleId="372837041z1">
+  <w:style w:type="character" w:styleId="372837041z1" w:customStyle="1">
     <w:name w:val="372837041z1"/>
     <w:rPr>
       <w:b/>
     </w:rPr>
   </w:style>
-  <w:style w:type="character" w:customStyle="1" w:styleId="372837043z0">
+  <w:style w:type="character" w:styleId="372837043z0" w:customStyle="1">
     <w:name w:val="372837043z0"/>
     <w:rPr>
       <w:rFonts w:ascii="Times New Roman" w:hAnsi="Times New Roman" w:cs="Times New Roman"/>
     </w:rPr>
   </w:style>
-  <w:style w:type="character" w:customStyle="1" w:styleId="372837043z1">
+  <w:style w:type="character" w:styleId="372837043z1" w:customStyle="1">
     <w:name w:val="372837043z1"/>
     <w:rPr>
       <w:rFonts w:ascii="Courier New" w:hAnsi="Courier New" w:cs="Courier New"/>
     </w:rPr>
   </w:style>
-  <w:style w:type="character" w:customStyle="1" w:styleId="372837043z2">
+  <w:style w:type="character" w:styleId="372837043z2" w:customStyle="1">
     <w:name w:val="372837043z2"/>
     <w:rPr>
       <w:rFonts w:ascii="Wingdings" w:hAnsi="Wingdings"/>
     </w:rPr>
   </w:style>
-  <w:style w:type="character" w:customStyle="1" w:styleId="372837043z3">
+  <w:style w:type="character" w:styleId="372837043z3" w:customStyle="1">
     <w:name w:val="372837043z3"/>
     <w:rPr>
       <w:rFonts w:ascii="Symbol" w:hAnsi="Symbol"/>
     </w:rPr>
   </w:style>
-  <w:style w:type="character" w:customStyle="1" w:styleId="372837045z0">
+  <w:style w:type="character" w:styleId="372837045z0" w:customStyle="1">
     <w:name w:val="372837045z0"/>
     <w:rPr>
       <w:rFonts w:ascii="Wingdings" w:hAnsi="Wingdings"/>
     </w:rPr>
   </w:style>
-  <w:style w:type="character" w:customStyle="1" w:styleId="372837045z1">
+  <w:style w:type="character" w:styleId="372837045z1" w:customStyle="1">
     <w:name w:val="372837045z1"/>
     <w:rPr>
       <w:rFonts w:ascii="Courier New" w:hAnsi="Courier New" w:cs="Courier New"/>
     </w:rPr>
   </w:style>
-  <w:style w:type="character" w:customStyle="1" w:styleId="372837045z3">
+  <w:style w:type="character" w:styleId="372837045z3" w:customStyle="1">
     <w:name w:val="372837045z3"/>
     <w:rPr>
       <w:rFonts w:ascii="Symbol" w:hAnsi="Symbol"/>
     </w:rPr>
   </w:style>
-  <w:style w:type="character" w:customStyle="1" w:styleId="372837046z0">
+  <w:style w:type="character" w:styleId="372837046z0" w:customStyle="1">
     <w:name w:val="372837046z0"/>
     <w:rPr>
       <w:rFonts w:ascii="Symbol" w:hAnsi="Symbol"/>
     </w:rPr>
   </w:style>
-  <w:style w:type="character" w:customStyle="1" w:styleId="372837047z0">
+  <w:style w:type="character" w:styleId="372837047z0" w:customStyle="1">
     <w:name w:val="372837047z0"/>
     <w:rPr>
       <w:rFonts w:ascii="Symbol" w:hAnsi="Symbol"/>
     </w:rPr>
   </w:style>
-  <w:style w:type="character" w:customStyle="1" w:styleId="372837048z0">
+  <w:style w:type="character" w:styleId="372837048z0" w:customStyle="1">
     <w:name w:val="372837048z0"/>
     <w:rPr>
-      <w:rFonts w:ascii="Century Gothic" w:eastAsia="Calibri" w:hAnsi="Century Gothic" w:cs="Times New Roman"/>
+      <w:rFonts w:ascii="Century Gothic" w:hAnsi="Century Gothic" w:eastAsia="Calibri" w:cs="Times New Roman"/>
     </w:rPr>
   </w:style>
-  <w:style w:type="character" w:customStyle="1" w:styleId="372837048z1">
+  <w:style w:type="character" w:styleId="372837048z1" w:customStyle="1">
     <w:name w:val="372837048z1"/>
     <w:rPr>
       <w:rFonts w:ascii="Courier New" w:hAnsi="Courier New" w:cs="Courier New"/>
     </w:rPr>
   </w:style>
-  <w:style w:type="character" w:customStyle="1" w:styleId="372837048z2">
+  <w:style w:type="character" w:styleId="372837048z2" w:customStyle="1">
     <w:name w:val="372837048z2"/>
     <w:rPr>
       <w:rFonts w:ascii="Wingdings" w:hAnsi="Wingdings"/>
     </w:rPr>
   </w:style>
-  <w:style w:type="character" w:customStyle="1" w:styleId="372837048z3">
+  <w:style w:type="character" w:styleId="372837048z3" w:customStyle="1">
     <w:name w:val="372837048z3"/>
     <w:rPr>
       <w:rFonts w:ascii="Symbol" w:hAnsi="Symbol"/>
     </w:rPr>
   </w:style>
-  <w:style w:type="character" w:customStyle="1" w:styleId="372837049z0">
+  <w:style w:type="character" w:styleId="372837049z0" w:customStyle="1">
     <w:name w:val="372837049z0"/>
     <w:rPr>
       <w:rFonts w:ascii="Wingdings" w:hAnsi="Wingdings"/>
     </w:rPr>
   </w:style>
-  <w:style w:type="character" w:customStyle="1" w:styleId="372837049z1">
+  <w:style w:type="character" w:styleId="372837049z1" w:customStyle="1">
     <w:name w:val="372837049z1"/>
     <w:rPr>
       <w:rFonts w:ascii="Courier New" w:hAnsi="Courier New" w:cs="Courier New"/>
     </w:rPr>
   </w:style>
-  <w:style w:type="character" w:customStyle="1" w:styleId="372837049z3">
+  <w:style w:type="character" w:styleId="372837049z3" w:customStyle="1">
     <w:name w:val="372837049z3"/>
     <w:rPr>
       <w:rFonts w:ascii="Symbol" w:hAnsi="Symbol"/>
     </w:rPr>
   </w:style>
-  <w:style w:type="character" w:customStyle="1" w:styleId="3728370410z1">
+  <w:style w:type="character" w:styleId="3728370410z1" w:customStyle="1">
     <w:name w:val="3728370410z1"/>
     <w:rPr>
       <w:b/>
     </w:rPr>
   </w:style>
-  <w:style w:type="character" w:customStyle="1" w:styleId="372837131z1">
+  <w:style w:type="character" w:styleId="372837131z1" w:customStyle="1">
     <w:name w:val="372837131z1"/>
     <w:rPr>
       <w:b/>
     </w:rPr>
   </w:style>
-  <w:style w:type="character" w:customStyle="1" w:styleId="372837133z0">
+  <w:style w:type="character" w:styleId="372837133z0" w:customStyle="1">
     <w:name w:val="372837133z0"/>
     <w:rPr>
       <w:rFonts w:ascii="Times New Roman" w:hAnsi="Times New Roman" w:cs="Times New Roman"/>
     </w:rPr>
   </w:style>
-  <w:style w:type="character" w:customStyle="1" w:styleId="372837133z1">
+  <w:style w:type="character" w:styleId="372837133z1" w:customStyle="1">
     <w:name w:val="372837133z1"/>
     <w:rPr>
       <w:rFonts w:ascii="Courier New" w:hAnsi="Courier New" w:cs="Courier New"/>
     </w:rPr>
   </w:style>
-  <w:style w:type="character" w:customStyle="1" w:styleId="372837133z2">
+  <w:style w:type="character" w:styleId="372837133z2" w:customStyle="1">
     <w:name w:val="372837133z2"/>
     <w:rPr>
       <w:rFonts w:ascii="Wingdings" w:hAnsi="Wingdings"/>
     </w:rPr>
   </w:style>
-  <w:style w:type="character" w:customStyle="1" w:styleId="372837133z3">
+  <w:style w:type="character" w:styleId="372837133z3" w:customStyle="1">
     <w:name w:val="372837133z3"/>
     <w:rPr>
       <w:rFonts w:ascii="Symbol" w:hAnsi="Symbol"/>
     </w:rPr>
   </w:style>
-  <w:style w:type="character" w:customStyle="1" w:styleId="372837135z0">
+  <w:style w:type="character" w:styleId="372837135z0" w:customStyle="1">
     <w:name w:val="372837135z0"/>
     <w:rPr>
       <w:rFonts w:ascii="Wingdings" w:hAnsi="Wingdings"/>
     </w:rPr>
   </w:style>
-  <w:style w:type="character" w:customStyle="1" w:styleId="372837135z1">
+  <w:style w:type="character" w:styleId="372837135z1" w:customStyle="1">
     <w:name w:val="372837135z1"/>
     <w:rPr>
       <w:rFonts w:ascii="Courier New" w:hAnsi="Courier New" w:cs="Courier New"/>
     </w:rPr>
   </w:style>
-  <w:style w:type="character" w:customStyle="1" w:styleId="372837135z3">
+  <w:style w:type="character" w:styleId="372837135z3" w:customStyle="1">
     <w:name w:val="372837135z3"/>
     <w:rPr>
       <w:rFonts w:ascii="Symbol" w:hAnsi="Symbol"/>
     </w:rPr>
   </w:style>
-  <w:style w:type="character" w:customStyle="1" w:styleId="372837136z0">
+  <w:style w:type="character" w:styleId="372837136z0" w:customStyle="1">
     <w:name w:val="372837136z0"/>
     <w:rPr>
       <w:rFonts w:ascii="Symbol" w:hAnsi="Symbol"/>
     </w:rPr>
   </w:style>
-  <w:style w:type="character" w:customStyle="1" w:styleId="372837137z0">
+  <w:style w:type="character" w:styleId="372837137z0" w:customStyle="1">
     <w:name w:val="372837137z0"/>
     <w:rPr>
       <w:rFonts w:ascii="Symbol" w:hAnsi="Symbol"/>
     </w:rPr>
   </w:style>
-  <w:style w:type="character" w:customStyle="1" w:styleId="372837138z0">
+  <w:style w:type="character" w:styleId="372837138z0" w:customStyle="1">
     <w:name w:val="372837138z0"/>
     <w:rPr>
-      <w:rFonts w:ascii="Century Gothic" w:eastAsia="Calibri" w:hAnsi="Century Gothic" w:cs="Times New Roman"/>
+      <w:rFonts w:ascii="Century Gothic" w:hAnsi="Century Gothic" w:eastAsia="Calibri" w:cs="Times New Roman"/>
     </w:rPr>
   </w:style>
-  <w:style w:type="character" w:customStyle="1" w:styleId="372837138z1">
+  <w:style w:type="character" w:styleId="372837138z1" w:customStyle="1">
     <w:name w:val="372837138z1"/>
     <w:rPr>
       <w:rFonts w:ascii="Courier New" w:hAnsi="Courier New" w:cs="Courier New"/>
     </w:rPr>
   </w:style>
-  <w:style w:type="character" w:customStyle="1" w:styleId="372837138z2">
+  <w:style w:type="character" w:styleId="372837138z2" w:customStyle="1">
     <w:name w:val="372837138z2"/>
     <w:rPr>
       <w:rFonts w:ascii="Wingdings" w:hAnsi="Wingdings"/>
     </w:rPr>
   </w:style>
-  <w:style w:type="character" w:customStyle="1" w:styleId="372837138z3">
+  <w:style w:type="character" w:styleId="372837138z3" w:customStyle="1">
     <w:name w:val="372837138z3"/>
     <w:rPr>
       <w:rFonts w:ascii="Symbol" w:hAnsi="Symbol"/>
     </w:rPr>
   </w:style>
-  <w:style w:type="character" w:customStyle="1" w:styleId="372837139z0">
+  <w:style w:type="character" w:styleId="372837139z0" w:customStyle="1">
     <w:name w:val="372837139z0"/>
     <w:rPr>
       <w:rFonts w:ascii="Wingdings" w:hAnsi="Wingdings"/>
     </w:rPr>
   </w:style>
-  <w:style w:type="character" w:customStyle="1" w:styleId="372837139z1">
+  <w:style w:type="character" w:styleId="372837139z1" w:customStyle="1">
     <w:name w:val="372837139z1"/>
     <w:rPr>
       <w:rFonts w:ascii="Courier New" w:hAnsi="Courier New" w:cs="Courier New"/>
     </w:rPr>
   </w:style>
-  <w:style w:type="character" w:customStyle="1" w:styleId="372837139z3">
+  <w:style w:type="character" w:styleId="372837139z3" w:customStyle="1">
     <w:name w:val="372837139z3"/>
     <w:rPr>
       <w:rFonts w:ascii="Symbol" w:hAnsi="Symbol"/>
     </w:rPr>
   </w:style>
-  <w:style w:type="character" w:customStyle="1" w:styleId="3728371310z1">
+  <w:style w:type="character" w:styleId="3728371310z1" w:customStyle="1">
     <w:name w:val="3728371310z1"/>
     <w:rPr>
       <w:b/>
     </w:rPr>
   </w:style>
-  <w:style w:type="character" w:customStyle="1" w:styleId="372837241z1">
+  <w:style w:type="character" w:styleId="372837241z1" w:customStyle="1">
     <w:name w:val="372837241z1"/>
     <w:rPr>
       <w:b/>
     </w:rPr>
   </w:style>
-  <w:style w:type="character" w:customStyle="1" w:styleId="372837243z0">
+  <w:style w:type="character" w:styleId="372837243z0" w:customStyle="1">
     <w:name w:val="372837243z0"/>
     <w:rPr>
       <w:rFonts w:ascii="Times New Roman" w:hAnsi="Times New Roman" w:cs="Times New Roman"/>
     </w:rPr>
   </w:style>
-  <w:style w:type="character" w:customStyle="1" w:styleId="372837243z1">
+  <w:style w:type="character" w:styleId="372837243z1" w:customStyle="1">
     <w:name w:val="372837243z1"/>
     <w:rPr>
       <w:rFonts w:ascii="Courier New" w:hAnsi="Courier New" w:cs="Courier New"/>
     </w:rPr>
   </w:style>
-  <w:style w:type="character" w:customStyle="1" w:styleId="372837243z2">
+  <w:style w:type="character" w:styleId="372837243z2" w:customStyle="1">
     <w:name w:val="372837243z2"/>
     <w:rPr>
       <w:rFonts w:ascii="Wingdings" w:hAnsi="Wingdings"/>
     </w:rPr>
   </w:style>
-  <w:style w:type="character" w:customStyle="1" w:styleId="372837243z3">
+  <w:style w:type="character" w:styleId="372837243z3" w:customStyle="1">
     <w:name w:val="372837243z3"/>
     <w:rPr>
       <w:rFonts w:ascii="Symbol" w:hAnsi="Symbol"/>
     </w:rPr>
   </w:style>
-  <w:style w:type="character" w:customStyle="1" w:styleId="372837245z0">
+  <w:style w:type="character" w:styleId="372837245z0" w:customStyle="1">
     <w:name w:val="372837245z0"/>
     <w:rPr>
       <w:rFonts w:ascii="Wingdings" w:hAnsi="Wingdings"/>
     </w:rPr>
   </w:style>
-  <w:style w:type="character" w:customStyle="1" w:styleId="372837245z1">
+  <w:style w:type="character" w:styleId="372837245z1" w:customStyle="1">
     <w:name w:val="372837245z1"/>
     <w:rPr>
       <w:rFonts w:ascii="Courier New" w:hAnsi="Courier New" w:cs="Courier New"/>
     </w:rPr>
   </w:style>
-  <w:style w:type="character" w:customStyle="1" w:styleId="372837245z3">
+  <w:style w:type="character" w:styleId="372837245z3" w:customStyle="1">
     <w:name w:val="372837245z3"/>
     <w:rPr>
       <w:rFonts w:ascii="Symbol" w:hAnsi="Symbol"/>
     </w:rPr>
   </w:style>
-  <w:style w:type="character" w:customStyle="1" w:styleId="372837246z0">
+  <w:style w:type="character" w:styleId="372837246z0" w:customStyle="1">
     <w:name w:val="372837246z0"/>
     <w:rPr>
       <w:rFonts w:ascii="Symbol" w:hAnsi="Symbol"/>
     </w:rPr>
   </w:style>
-  <w:style w:type="character" w:customStyle="1" w:styleId="372837247z0">
+  <w:style w:type="character" w:styleId="372837247z0" w:customStyle="1">
     <w:name w:val="372837247z0"/>
     <w:rPr>
       <w:rFonts w:ascii="Symbol" w:hAnsi="Symbol"/>
     </w:rPr>
   </w:style>
-  <w:style w:type="character" w:customStyle="1" w:styleId="372837248z0">
+  <w:style w:type="character" w:styleId="372837248z0" w:customStyle="1">
     <w:name w:val="372837248z0"/>
     <w:rPr>
-      <w:rFonts w:ascii="Century Gothic" w:eastAsia="Calibri" w:hAnsi="Century Gothic" w:cs="Times New Roman"/>
+      <w:rFonts w:ascii="Century Gothic" w:hAnsi="Century Gothic" w:eastAsia="Calibri" w:cs="Times New Roman"/>
     </w:rPr>
   </w:style>
-  <w:style w:type="character" w:customStyle="1" w:styleId="372837248z1">
+  <w:style w:type="character" w:styleId="372837248z1" w:customStyle="1">
     <w:name w:val="372837248z1"/>
     <w:rPr>
       <w:rFonts w:ascii="Courier New" w:hAnsi="Courier New" w:cs="Courier New"/>
     </w:rPr>
   </w:style>
-  <w:style w:type="character" w:customStyle="1" w:styleId="372837248z2">
+  <w:style w:type="character" w:styleId="372837248z2" w:customStyle="1">
     <w:name w:val="372837248z2"/>
     <w:rPr>
       <w:rFonts w:ascii="Wingdings" w:hAnsi="Wingdings"/>
     </w:rPr>
   </w:style>
-  <w:style w:type="character" w:customStyle="1" w:styleId="372837248z3">
+  <w:style w:type="character" w:styleId="372837248z3" w:customStyle="1">
     <w:name w:val="372837248z3"/>
     <w:rPr>
       <w:rFonts w:ascii="Symbol" w:hAnsi="Symbol"/>
     </w:rPr>
   </w:style>
-  <w:style w:type="character" w:customStyle="1" w:styleId="372837249z0">
+  <w:style w:type="character" w:styleId="372837249z0" w:customStyle="1">
     <w:name w:val="372837249z0"/>
     <w:rPr>
       <w:rFonts w:ascii="Wingdings" w:hAnsi="Wingdings"/>
     </w:rPr>
   </w:style>
-  <w:style w:type="character" w:customStyle="1" w:styleId="372837249z1">
+  <w:style w:type="character" w:styleId="372837249z1" w:customStyle="1">
     <w:name w:val="372837249z1"/>
     <w:rPr>
       <w:rFonts w:ascii="Courier New" w:hAnsi="Courier New" w:cs="Courier New"/>
     </w:rPr>
   </w:style>
-  <w:style w:type="character" w:customStyle="1" w:styleId="372837249z3">
+  <w:style w:type="character" w:styleId="372837249z3" w:customStyle="1">
     <w:name w:val="372837249z3"/>
     <w:rPr>
       <w:rFonts w:ascii="Symbol" w:hAnsi="Symbol"/>
     </w:rPr>
   </w:style>
-  <w:style w:type="character" w:customStyle="1" w:styleId="3728372410z1">
+  <w:style w:type="character" w:styleId="3728372410z1" w:customStyle="1">
     <w:name w:val="3728372410z1"/>
     <w:rPr>
       <w:b/>
     </w:rPr>
   </w:style>
-  <w:style w:type="character" w:customStyle="1" w:styleId="372837381z1">
+  <w:style w:type="character" w:styleId="372837381z1" w:customStyle="1">
     <w:name w:val="372837381z1"/>
     <w:rPr>
       <w:b/>
     </w:rPr>
   </w:style>
-  <w:style w:type="character" w:customStyle="1" w:styleId="372837383z0">
+  <w:style w:type="character" w:styleId="372837383z0" w:customStyle="1">
     <w:name w:val="372837383z0"/>
     <w:rPr>
       <w:rFonts w:ascii="Times New Roman" w:hAnsi="Times New Roman" w:cs="Times New Roman"/>
     </w:rPr>
   </w:style>
-  <w:style w:type="character" w:customStyle="1" w:styleId="372837383z1">
+  <w:style w:type="character" w:styleId="372837383z1" w:customStyle="1">
     <w:name w:val="372837383z1"/>
     <w:rPr>
       <w:rFonts w:ascii="Courier New" w:hAnsi="Courier New" w:cs="Courier New"/>
     </w:rPr>
   </w:style>
-  <w:style w:type="character" w:customStyle="1" w:styleId="372837383z2">
+  <w:style w:type="character" w:styleId="372837383z2" w:customStyle="1">
     <w:name w:val="372837383z2"/>
     <w:rPr>
       <w:rFonts w:ascii="Wingdings" w:hAnsi="Wingdings"/>
     </w:rPr>
   </w:style>
-  <w:style w:type="character" w:customStyle="1" w:styleId="372837383z3">
+  <w:style w:type="character" w:styleId="372837383z3" w:customStyle="1">
     <w:name w:val="372837383z3"/>
     <w:rPr>
       <w:rFonts w:ascii="Symbol" w:hAnsi="Symbol"/>
     </w:rPr>
   </w:style>
-  <w:style w:type="character" w:customStyle="1" w:styleId="372837385z0">
+  <w:style w:type="character" w:styleId="372837385z0" w:customStyle="1">
     <w:name w:val="372837385z0"/>
     <w:rPr>
       <w:rFonts w:ascii="Wingdings" w:hAnsi="Wingdings"/>
     </w:rPr>
   </w:style>
-  <w:style w:type="character" w:customStyle="1" w:styleId="372837385z1">
+  <w:style w:type="character" w:styleId="372837385z1" w:customStyle="1">
     <w:name w:val="372837385z1"/>
     <w:rPr>
       <w:rFonts w:ascii="Courier New" w:hAnsi="Courier New" w:cs="Courier New"/>
     </w:rPr>
   </w:style>
-  <w:style w:type="character" w:customStyle="1" w:styleId="372837385z3">
+  <w:style w:type="character" w:styleId="372837385z3" w:customStyle="1">
     <w:name w:val="372837385z3"/>
     <w:rPr>
       <w:rFonts w:ascii="Symbol" w:hAnsi="Symbol"/>
     </w:rPr>
   </w:style>
-  <w:style w:type="character" w:customStyle="1" w:styleId="372837386z0">
+  <w:style w:type="character" w:styleId="372837386z0" w:customStyle="1">
     <w:name w:val="372837386z0"/>
     <w:rPr>
       <w:rFonts w:ascii="Symbol" w:hAnsi="Symbol"/>
     </w:rPr>
   </w:style>
-  <w:style w:type="character" w:customStyle="1" w:styleId="372837387z0">
+  <w:style w:type="character" w:styleId="372837387z0" w:customStyle="1">
     <w:name w:val="372837387z0"/>
     <w:rPr>
       <w:rFonts w:ascii="Symbol" w:hAnsi="Symbol"/>
     </w:rPr>
   </w:style>
-  <w:style w:type="character" w:customStyle="1" w:styleId="372837388z0">
+  <w:style w:type="character" w:styleId="372837388z0" w:customStyle="1">
     <w:name w:val="372837388z0"/>
     <w:rPr>
-      <w:rFonts w:ascii="Century Gothic" w:eastAsia="Calibri" w:hAnsi="Century Gothic" w:cs="Times New Roman"/>
+      <w:rFonts w:ascii="Century Gothic" w:hAnsi="Century Gothic" w:eastAsia="Calibri" w:cs="Times New Roman"/>
     </w:rPr>
   </w:style>
-  <w:style w:type="character" w:customStyle="1" w:styleId="372837388z1">
+  <w:style w:type="character" w:styleId="372837388z1" w:customStyle="1">
     <w:name w:val="372837388z1"/>
     <w:rPr>
       <w:rFonts w:ascii="Courier New" w:hAnsi="Courier New" w:cs="Courier New"/>
     </w:rPr>
   </w:style>
-  <w:style w:type="character" w:customStyle="1" w:styleId="372837388z2">
+  <w:style w:type="character" w:styleId="372837388z2" w:customStyle="1">
     <w:name w:val="372837388z2"/>
     <w:rPr>
       <w:rFonts w:ascii="Wingdings" w:hAnsi="Wingdings"/>
     </w:rPr>
   </w:style>
-  <w:style w:type="character" w:customStyle="1" w:styleId="372837388z3">
+  <w:style w:type="character" w:styleId="372837388z3" w:customStyle="1">
     <w:name w:val="372837388z3"/>
     <w:rPr>
       <w:rFonts w:ascii="Symbol" w:hAnsi="Symbol"/>
     </w:rPr>
   </w:style>
-  <w:style w:type="character" w:customStyle="1" w:styleId="372837389z0">
+  <w:style w:type="character" w:styleId="372837389z0" w:customStyle="1">
     <w:name w:val="372837389z0"/>
     <w:rPr>
       <w:rFonts w:ascii="Wingdings" w:hAnsi="Wingdings"/>
     </w:rPr>
   </w:style>
-  <w:style w:type="character" w:customStyle="1" w:styleId="372837389z1">
+  <w:style w:type="character" w:styleId="372837389z1" w:customStyle="1">
     <w:name w:val="372837389z1"/>
     <w:rPr>
       <w:rFonts w:ascii="Courier New" w:hAnsi="Courier New" w:cs="Courier New"/>
     </w:rPr>
   </w:style>
-  <w:style w:type="character" w:customStyle="1" w:styleId="372837389z3">
+  <w:style w:type="character" w:styleId="372837389z3" w:customStyle="1">
     <w:name w:val="372837389z3"/>
     <w:rPr>
       <w:rFonts w:ascii="Symbol" w:hAnsi="Symbol"/>
     </w:rPr>
   </w:style>
-  <w:style w:type="character" w:customStyle="1" w:styleId="3728373810z1">
+  <w:style w:type="character" w:styleId="3728373810z1" w:customStyle="1">
     <w:name w:val="3728373810z1"/>
     <w:rPr>
       <w:b/>
     </w:rPr>
   </w:style>
-  <w:style w:type="character" w:customStyle="1" w:styleId="372837491z1">
+  <w:style w:type="character" w:styleId="372837491z1" w:customStyle="1">
     <w:name w:val="372837491z1"/>
     <w:rPr>
       <w:b/>
     </w:rPr>
   </w:style>
-  <w:style w:type="character" w:customStyle="1" w:styleId="372837493z0">
+  <w:style w:type="character" w:styleId="372837493z0" w:customStyle="1">
     <w:name w:val="372837493z0"/>
     <w:rPr>
       <w:rFonts w:ascii="Times New Roman" w:hAnsi="Times New Roman" w:cs="Times New Roman"/>
     </w:rPr>
   </w:style>
-  <w:style w:type="character" w:customStyle="1" w:styleId="372837493z1">
+  <w:style w:type="character" w:styleId="372837493z1" w:customStyle="1">
     <w:name w:val="372837493z1"/>
     <w:rPr>
       <w:rFonts w:ascii="Courier New" w:hAnsi="Courier New" w:cs="Courier New"/>
     </w:rPr>
   </w:style>
-  <w:style w:type="character" w:customStyle="1" w:styleId="372837493z2">
+  <w:style w:type="character" w:styleId="372837493z2" w:customStyle="1">
     <w:name w:val="372837493z2"/>
     <w:rPr>
       <w:rFonts w:ascii="Wingdings" w:hAnsi="Wingdings"/>
     </w:rPr>
   </w:style>
-  <w:style w:type="character" w:customStyle="1" w:styleId="372837493z3">
+  <w:style w:type="character" w:styleId="372837493z3" w:customStyle="1">
     <w:name w:val="372837493z3"/>
     <w:rPr>
       <w:rFonts w:ascii="Symbol" w:hAnsi="Symbol"/>
     </w:rPr>
   </w:style>
-  <w:style w:type="character" w:customStyle="1" w:styleId="372837495z0">
+  <w:style w:type="character" w:styleId="372837495z0" w:customStyle="1">
     <w:name w:val="372837495z0"/>
     <w:rPr>
       <w:rFonts w:ascii="Wingdings" w:hAnsi="Wingdings"/>
     </w:rPr>
   </w:style>
-  <w:style w:type="character" w:customStyle="1" w:styleId="372837495z1">
+  <w:style w:type="character" w:styleId="372837495z1" w:customStyle="1">
     <w:name w:val="372837495z1"/>
     <w:rPr>
       <w:rFonts w:ascii="Courier New" w:hAnsi="Courier New" w:cs="Courier New"/>
     </w:rPr>
   </w:style>
-  <w:style w:type="character" w:customStyle="1" w:styleId="372837495z3">
+  <w:style w:type="character" w:styleId="372837495z3" w:customStyle="1">
     <w:name w:val="372837495z3"/>
     <w:rPr>
       <w:rFonts w:ascii="Symbol" w:hAnsi="Symbol"/>
     </w:rPr>
   </w:style>
-  <w:style w:type="character" w:customStyle="1" w:styleId="372837496z0">
+  <w:style w:type="character" w:styleId="372837496z0" w:customStyle="1">
     <w:name w:val="372837496z0"/>
     <w:rPr>
       <w:rFonts w:ascii="Symbol" w:hAnsi="Symbol"/>
     </w:rPr>
   </w:style>
-  <w:style w:type="character" w:customStyle="1" w:styleId="372837497z0">
+  <w:style w:type="character" w:styleId="372837497z0" w:customStyle="1">
     <w:name w:val="372837497z0"/>
     <w:rPr>
       <w:rFonts w:ascii="Symbol" w:hAnsi="Symbol"/>
     </w:rPr>
   </w:style>
-  <w:style w:type="character" w:customStyle="1" w:styleId="372837498z0">
+  <w:style w:type="character" w:styleId="372837498z0" w:customStyle="1">
     <w:name w:val="372837498z0"/>
     <w:rPr>
-      <w:rFonts w:ascii="Century Gothic" w:eastAsia="Calibri" w:hAnsi="Century Gothic" w:cs="Times New Roman"/>
+      <w:rFonts w:ascii="Century Gothic" w:hAnsi="Century Gothic" w:eastAsia="Calibri" w:cs="Times New Roman"/>
     </w:rPr>
   </w:style>
-  <w:style w:type="character" w:customStyle="1" w:styleId="372837498z1">
+  <w:style w:type="character" w:styleId="372837498z1" w:customStyle="1">
     <w:name w:val="372837498z1"/>
     <w:rPr>
       <w:rFonts w:ascii="Courier New" w:hAnsi="Courier New" w:cs="Courier New"/>
     </w:rPr>
   </w:style>
-  <w:style w:type="character" w:customStyle="1" w:styleId="372837498z2">
+  <w:style w:type="character" w:styleId="372837498z2" w:customStyle="1">
     <w:name w:val="372837498z2"/>
     <w:rPr>
       <w:rFonts w:ascii="Wingdings" w:hAnsi="Wingdings"/>
     </w:rPr>
   </w:style>
-  <w:style w:type="character" w:customStyle="1" w:styleId="372837498z3">
+  <w:style w:type="character" w:styleId="372837498z3" w:customStyle="1">
     <w:name w:val="372837498z3"/>
     <w:rPr>
       <w:rFonts w:ascii="Symbol" w:hAnsi="Symbol"/>
     </w:rPr>
   </w:style>
-  <w:style w:type="character" w:customStyle="1" w:styleId="372837499z0">
+  <w:style w:type="character" w:styleId="372837499z0" w:customStyle="1">
     <w:name w:val="372837499z0"/>
     <w:rPr>
       <w:rFonts w:ascii="Wingdings" w:hAnsi="Wingdings"/>
     </w:rPr>
   </w:style>
-  <w:style w:type="character" w:customStyle="1" w:styleId="372837499z1">
+  <w:style w:type="character" w:styleId="372837499z1" w:customStyle="1">
     <w:name w:val="372837499z1"/>
     <w:rPr>
       <w:rFonts w:ascii="Courier New" w:hAnsi="Courier New" w:cs="Courier New"/>
     </w:rPr>
   </w:style>
-  <w:style w:type="character" w:customStyle="1" w:styleId="372837499z3">
+  <w:style w:type="character" w:styleId="372837499z3" w:customStyle="1">
     <w:name w:val="372837499z3"/>
     <w:rPr>
       <w:rFonts w:ascii="Symbol" w:hAnsi="Symbol"/>
     </w:rPr>
   </w:style>
-  <w:style w:type="character" w:customStyle="1" w:styleId="3728374910z1">
+  <w:style w:type="character" w:styleId="3728374910z1" w:customStyle="1">
     <w:name w:val="3728374910z1"/>
     <w:rPr>
       <w:b/>
     </w:rPr>
   </w:style>
-  <w:style w:type="paragraph" w:customStyle="1" w:styleId="Intestazione2">
+  <w:style w:type="paragraph" w:styleId="Intestazione2" w:customStyle="1">
     <w:name w:val="Intestazione2"/>
     <w:basedOn w:val="Normale"/>
     <w:next w:val="Corpotesto"/>
@@ -34236,7 +36521,7 @@
       <w:rFonts w:cs="Tahoma"/>
     </w:rPr>
   </w:style>
-  <w:style w:type="paragraph" w:customStyle="1" w:styleId="Didascalia2">
+  <w:style w:type="paragraph" w:styleId="Didascalia2" w:customStyle="1">
     <w:name w:val="Didascalia2"/>
     <w:basedOn w:val="Normale"/>
     <w:pPr>
@@ -34249,7 +36534,7 @@
       <w:iCs/>
     </w:rPr>
   </w:style>
-  <w:style w:type="paragraph" w:customStyle="1" w:styleId="Indice">
+  <w:style w:type="paragraph" w:styleId="Indice" w:customStyle="1">
     <w:name w:val="Indice"/>
     <w:basedOn w:val="Normale"/>
     <w:pPr>
@@ -34259,14 +36544,14 @@
       <w:rFonts w:cs="Tahoma"/>
     </w:rPr>
   </w:style>
-  <w:style w:type="paragraph" w:customStyle="1" w:styleId="Contenutotabella">
+  <w:style w:type="paragraph" w:styleId="Contenutotabella" w:customStyle="1">
     <w:name w:val="Contenuto tabella"/>
     <w:basedOn w:val="Normale"/>
     <w:pPr>
       <w:suppressLineNumbers/>
     </w:pPr>
   </w:style>
-  <w:style w:type="paragraph" w:customStyle="1" w:styleId="Intestazionetabella">
+  <w:style w:type="paragraph" w:styleId="Intestazionetabella" w:customStyle="1">
     <w:name w:val="Intestazione tabella"/>
     <w:basedOn w:val="Contenutotabella"/>
     <w:pPr>
@@ -34277,7 +36562,7 @@
       <w:bCs/>
     </w:rPr>
   </w:style>
-  <w:style w:type="paragraph" w:customStyle="1" w:styleId="Intestazioneindice">
+  <w:style w:type="paragraph" w:styleId="Intestazioneindice" w:customStyle="1">
     <w:name w:val="Intestazione indice"/>
     <w:basedOn w:val="Intestazione2"/>
     <w:pPr>
@@ -34314,7 +36599,7 @@
       </w:tabs>
     </w:pPr>
   </w:style>
-  <w:style w:type="paragraph" w:customStyle="1" w:styleId="Intestazione1">
+  <w:style w:type="paragraph" w:styleId="Intestazione1" w:customStyle="1">
     <w:name w:val="Intestazione1"/>
     <w:basedOn w:val="Normale"/>
     <w:next w:val="Corpotesto"/>
@@ -34329,7 +36614,7 @@
       <w:szCs w:val="28"/>
     </w:rPr>
   </w:style>
-  <w:style w:type="paragraph" w:customStyle="1" w:styleId="Didascalia1">
+  <w:style w:type="paragraph" w:styleId="Didascalia1" w:customStyle="1">
     <w:name w:val="Didascalia1"/>
     <w:basedOn w:val="Normale"/>
     <w:pPr>
@@ -34350,25 +36635,25 @@
       <w:widowControl/>
     </w:pPr>
     <w:rPr>
-      <w:rFonts w:ascii="Tahoma" w:eastAsia="Arial" w:hAnsi="Tahoma" w:cs="Tahoma"/>
+      <w:rFonts w:ascii="Tahoma" w:hAnsi="Tahoma" w:eastAsia="Arial" w:cs="Tahoma"/>
       <w:sz w:val="16"/>
       <w:szCs w:val="16"/>
     </w:rPr>
   </w:style>
-  <w:style w:type="paragraph" w:customStyle="1" w:styleId="NoSpacing1">
+  <w:style w:type="paragraph" w:styleId="NoSpacing1" w:customStyle="1">
     <w:name w:val="No Spacing1"/>
     <w:pPr>
       <w:suppressAutoHyphens/>
     </w:pPr>
     <w:rPr>
-      <w:rFonts w:ascii="Calibri" w:eastAsia="Arial" w:hAnsi="Calibri" w:cs="Calibri"/>
+      <w:rFonts w:ascii="Calibri" w:hAnsi="Calibri" w:eastAsia="Arial" w:cs="Calibri"/>
       <w:kern w:val="1"/>
       <w:sz w:val="22"/>
       <w:szCs w:val="22"/>
       <w:lang w:eastAsia="ar-SA"/>
     </w:rPr>
   </w:style>
-  <w:style w:type="paragraph" w:customStyle="1" w:styleId="Elencoacolori-Colore11">
+  <w:style w:type="paragraph" w:styleId="Elencoacolori-Colore11" w:customStyle="1">
     <w:name w:val="Elenco a colori - Colore 11"/>
     <w:basedOn w:val="Normale"/>
     <w:qFormat/>
@@ -34379,7 +36664,7 @@
       <w:ind w:left="720"/>
     </w:pPr>
     <w:rPr>
-      <w:rFonts w:ascii="Calibri" w:eastAsia="Calibri" w:hAnsi="Calibri"/>
+      <w:rFonts w:ascii="Calibri" w:hAnsi="Calibri" w:eastAsia="Calibri"/>
       <w:sz w:val="22"/>
       <w:szCs w:val="22"/>
     </w:rPr>
@@ -34464,7 +36749,7 @@
       <w:outlineLvl w:val="0"/>
     </w:pPr>
     <w:rPr>
-      <w:rFonts w:ascii="Calibri" w:eastAsia="MS Gothic" w:hAnsi="Calibri"/>
+      <w:rFonts w:ascii="Calibri" w:hAnsi="Calibri" w:eastAsia="MS Gothic"/>
       <w:b/>
       <w:bCs/>
       <w:kern w:val="28"/>
@@ -34472,13 +36757,13 @@
       <w:szCs w:val="32"/>
     </w:rPr>
   </w:style>
-  <w:style w:type="character" w:customStyle="1" w:styleId="TitoloCarattere">
+  <w:style w:type="character" w:styleId="TitoloCarattere" w:customStyle="1">
     <w:name w:val="Titolo Carattere"/>
     <w:link w:val="Titolo"/>
     <w:uiPriority w:val="10"/>
     <w:rsid w:val="003E00FB"/>
     <w:rPr>
-      <w:rFonts w:ascii="Calibri" w:eastAsia="MS Gothic" w:hAnsi="Calibri" w:cs="Times New Roman"/>
+      <w:rFonts w:ascii="Calibri" w:hAnsi="Calibri" w:eastAsia="MS Gothic" w:cs="Times New Roman"/>
       <w:b/>
       <w:bCs/>
       <w:kern w:val="28"/>
@@ -34486,13 +36771,13 @@
       <w:szCs w:val="32"/>
     </w:rPr>
   </w:style>
-  <w:style w:type="character" w:customStyle="1" w:styleId="Titolo3Carattere">
+  <w:style w:type="character" w:styleId="Titolo3Carattere" w:customStyle="1">
     <w:name w:val="Titolo 3 Carattere"/>
     <w:link w:val="Titolo3"/>
     <w:uiPriority w:val="9"/>
     <w:rsid w:val="003E00FB"/>
     <w:rPr>
-      <w:rFonts w:ascii="Calibri" w:eastAsia="MS Gothic" w:hAnsi="Calibri"/>
+      <w:rFonts w:ascii="Calibri" w:hAnsi="Calibri" w:eastAsia="MS Gothic"/>
       <w:b/>
       <w:bCs/>
       <w:kern w:val="1"/>
@@ -34670,12 +36955,12 @@
     <w:rsid w:val="0072424F"/>
     <w:tblPr>
       <w:tblBorders>
-        <w:top w:val="single" w:sz="4" w:space="0" w:color="auto"/>
-        <w:left w:val="single" w:sz="4" w:space="0" w:color="auto"/>
-        <w:bottom w:val="single" w:sz="4" w:space="0" w:color="auto"/>
-        <w:right w:val="single" w:sz="4" w:space="0" w:color="auto"/>
-        <w:insideH w:val="single" w:sz="4" w:space="0" w:color="auto"/>
-        <w:insideV w:val="single" w:sz="4" w:space="0" w:color="auto"/>
+        <w:top w:val="single" w:color="auto" w:sz="4" w:space="0"/>
+        <w:left w:val="single" w:color="auto" w:sz="4" w:space="0"/>
+        <w:bottom w:val="single" w:color="auto" w:sz="4" w:space="0"/>
+        <w:right w:val="single" w:color="auto" w:sz="4" w:space="0"/>
+        <w:insideH w:val="single" w:color="auto" w:sz="4" w:space="0"/>
+        <w:insideV w:val="single" w:color="auto" w:sz="4" w:space="0"/>
       </w:tblBorders>
     </w:tblPr>
   </w:style>
@@ -34688,12 +36973,12 @@
       <w:tblStyleRowBandSize w:val="1"/>
       <w:tblStyleColBandSize w:val="1"/>
       <w:tblBorders>
-        <w:top w:val="single" w:sz="4" w:space="0" w:color="666666" w:themeColor="text1" w:themeTint="99"/>
-        <w:left w:val="single" w:sz="4" w:space="0" w:color="666666" w:themeColor="text1" w:themeTint="99"/>
-        <w:bottom w:val="single" w:sz="4" w:space="0" w:color="666666" w:themeColor="text1" w:themeTint="99"/>
-        <w:right w:val="single" w:sz="4" w:space="0" w:color="666666" w:themeColor="text1" w:themeTint="99"/>
-        <w:insideH w:val="single" w:sz="4" w:space="0" w:color="666666" w:themeColor="text1" w:themeTint="99"/>
-        <w:insideV w:val="single" w:sz="4" w:space="0" w:color="666666" w:themeColor="text1" w:themeTint="99"/>
+        <w:top w:val="single" w:color="666666" w:themeColor="text1" w:themeTint="99" w:sz="4" w:space="0"/>
+        <w:left w:val="single" w:color="666666" w:themeColor="text1" w:themeTint="99" w:sz="4" w:space="0"/>
+        <w:bottom w:val="single" w:color="666666" w:themeColor="text1" w:themeTint="99" w:sz="4" w:space="0"/>
+        <w:right w:val="single" w:color="666666" w:themeColor="text1" w:themeTint="99" w:sz="4" w:space="0"/>
+        <w:insideH w:val="single" w:color="666666" w:themeColor="text1" w:themeTint="99" w:sz="4" w:space="0"/>
+        <w:insideV w:val="single" w:color="666666" w:themeColor="text1" w:themeTint="99" w:sz="4" w:space="0"/>
       </w:tblBorders>
     </w:tblPr>
     <w:tblStylePr w:type="firstRow">
@@ -34705,10 +36990,10 @@
       <w:tblPr/>
       <w:tcPr>
         <w:tcBorders>
-          <w:top w:val="single" w:sz="4" w:space="0" w:color="000000" w:themeColor="text1"/>
-          <w:left w:val="single" w:sz="4" w:space="0" w:color="000000" w:themeColor="text1"/>
-          <w:bottom w:val="single" w:sz="4" w:space="0" w:color="000000" w:themeColor="text1"/>
-          <w:right w:val="single" w:sz="4" w:space="0" w:color="000000" w:themeColor="text1"/>
+          <w:top w:val="single" w:color="000000" w:themeColor="text1" w:sz="4" w:space="0"/>
+          <w:left w:val="single" w:color="000000" w:themeColor="text1" w:sz="4" w:space="0"/>
+          <w:bottom w:val="single" w:color="000000" w:themeColor="text1" w:sz="4" w:space="0"/>
+          <w:right w:val="single" w:color="000000" w:themeColor="text1" w:sz="4" w:space="0"/>
           <w:insideH w:val="nil"/>
           <w:insideV w:val="nil"/>
         </w:tcBorders>
@@ -34723,7 +37008,7 @@
       <w:tblPr/>
       <w:tcPr>
         <w:tcBorders>
-          <w:top w:val="double" w:sz="4" w:space="0" w:color="000000" w:themeColor="text1"/>
+          <w:top w:val="double" w:color="000000" w:themeColor="text1" w:sz="4" w:space="0"/>
         </w:tcBorders>
       </w:tcPr>
     </w:tblStylePr>
@@ -34761,12 +37046,12 @@
       <w:tblStyleRowBandSize w:val="1"/>
       <w:tblStyleColBandSize w:val="1"/>
       <w:tblBorders>
-        <w:top w:val="single" w:sz="4" w:space="0" w:color="FFFFFF" w:themeColor="background1"/>
-        <w:left w:val="single" w:sz="4" w:space="0" w:color="FFFFFF" w:themeColor="background1"/>
-        <w:bottom w:val="single" w:sz="4" w:space="0" w:color="FFFFFF" w:themeColor="background1"/>
-        <w:right w:val="single" w:sz="4" w:space="0" w:color="FFFFFF" w:themeColor="background1"/>
-        <w:insideH w:val="single" w:sz="4" w:space="0" w:color="FFFFFF" w:themeColor="background1"/>
-        <w:insideV w:val="single" w:sz="4" w:space="0" w:color="FFFFFF" w:themeColor="background1"/>
+        <w:top w:val="single" w:color="FFFFFF" w:themeColor="background1" w:sz="4" w:space="0"/>
+        <w:left w:val="single" w:color="FFFFFF" w:themeColor="background1" w:sz="4" w:space="0"/>
+        <w:bottom w:val="single" w:color="FFFFFF" w:themeColor="background1" w:sz="4" w:space="0"/>
+        <w:right w:val="single" w:color="FFFFFF" w:themeColor="background1" w:sz="4" w:space="0"/>
+        <w:insideH w:val="single" w:color="FFFFFF" w:themeColor="background1" w:sz="4" w:space="0"/>
+        <w:insideV w:val="single" w:color="FFFFFF" w:themeColor="background1" w:sz="4" w:space="0"/>
       </w:tblBorders>
     </w:tblPr>
     <w:tcPr>
@@ -34781,9 +37066,9 @@
       <w:tblPr/>
       <w:tcPr>
         <w:tcBorders>
-          <w:top w:val="single" w:sz="4" w:space="0" w:color="FFFFFF" w:themeColor="background1"/>
-          <w:left w:val="single" w:sz="4" w:space="0" w:color="FFFFFF" w:themeColor="background1"/>
-          <w:right w:val="single" w:sz="4" w:space="0" w:color="FFFFFF" w:themeColor="background1"/>
+          <w:top w:val="single" w:color="FFFFFF" w:themeColor="background1" w:sz="4" w:space="0"/>
+          <w:left w:val="single" w:color="FFFFFF" w:themeColor="background1" w:sz="4" w:space="0"/>
+          <w:right w:val="single" w:color="FFFFFF" w:themeColor="background1" w:sz="4" w:space="0"/>
           <w:insideH w:val="nil"/>
           <w:insideV w:val="nil"/>
         </w:tcBorders>
@@ -34799,9 +37084,9 @@
       <w:tblPr/>
       <w:tcPr>
         <w:tcBorders>
-          <w:left w:val="single" w:sz="4" w:space="0" w:color="FFFFFF" w:themeColor="background1"/>
-          <w:bottom w:val="single" w:sz="4" w:space="0" w:color="FFFFFF" w:themeColor="background1"/>
-          <w:right w:val="single" w:sz="4" w:space="0" w:color="FFFFFF" w:themeColor="background1"/>
+          <w:left w:val="single" w:color="FFFFFF" w:themeColor="background1" w:sz="4" w:space="0"/>
+          <w:bottom w:val="single" w:color="FFFFFF" w:themeColor="background1" w:sz="4" w:space="0"/>
+          <w:right w:val="single" w:color="FFFFFF" w:themeColor="background1" w:sz="4" w:space="0"/>
           <w:insideH w:val="nil"/>
           <w:insideV w:val="nil"/>
         </w:tcBorders>
@@ -34817,9 +37102,9 @@
       <w:tblPr/>
       <w:tcPr>
         <w:tcBorders>
-          <w:top w:val="single" w:sz="4" w:space="0" w:color="FFFFFF" w:themeColor="background1"/>
-          <w:left w:val="single" w:sz="4" w:space="0" w:color="FFFFFF" w:themeColor="background1"/>
-          <w:bottom w:val="single" w:sz="4" w:space="0" w:color="FFFFFF" w:themeColor="background1"/>
+          <w:top w:val="single" w:color="FFFFFF" w:themeColor="background1" w:sz="4" w:space="0"/>
+          <w:left w:val="single" w:color="FFFFFF" w:themeColor="background1" w:sz="4" w:space="0"/>
+          <w:bottom w:val="single" w:color="FFFFFF" w:themeColor="background1" w:sz="4" w:space="0"/>
           <w:insideV w:val="nil"/>
         </w:tcBorders>
         <w:shd w:val="clear" w:color="auto" w:fill="000000" w:themeFill="text1"/>
@@ -34834,9 +37119,9 @@
       <w:tblPr/>
       <w:tcPr>
         <w:tcBorders>
-          <w:top w:val="single" w:sz="4" w:space="0" w:color="FFFFFF" w:themeColor="background1"/>
-          <w:bottom w:val="single" w:sz="4" w:space="0" w:color="FFFFFF" w:themeColor="background1"/>
-          <w:right w:val="single" w:sz="4" w:space="0" w:color="FFFFFF" w:themeColor="background1"/>
+          <w:top w:val="single" w:color="FFFFFF" w:themeColor="background1" w:sz="4" w:space="0"/>
+          <w:bottom w:val="single" w:color="FFFFFF" w:themeColor="background1" w:sz="4" w:space="0"/>
+          <w:right w:val="single" w:color="FFFFFF" w:themeColor="background1" w:sz="4" w:space="0"/>
           <w:insideV w:val="nil"/>
         </w:tcBorders>
         <w:shd w:val="clear" w:color="auto" w:fill="000000" w:themeFill="text1"/>
@@ -34864,11 +37149,11 @@
       <w:tblStyleRowBandSize w:val="1"/>
       <w:tblStyleColBandSize w:val="1"/>
       <w:tblBorders>
-        <w:top w:val="single" w:sz="4" w:space="0" w:color="666666" w:themeColor="text1" w:themeTint="99"/>
-        <w:left w:val="single" w:sz="4" w:space="0" w:color="666666" w:themeColor="text1" w:themeTint="99"/>
-        <w:bottom w:val="single" w:sz="4" w:space="0" w:color="666666" w:themeColor="text1" w:themeTint="99"/>
-        <w:right w:val="single" w:sz="4" w:space="0" w:color="666666" w:themeColor="text1" w:themeTint="99"/>
-        <w:insideH w:val="single" w:sz="4" w:space="0" w:color="666666" w:themeColor="text1" w:themeTint="99"/>
+        <w:top w:val="single" w:color="666666" w:themeColor="text1" w:themeTint="99" w:sz="4" w:space="0"/>
+        <w:left w:val="single" w:color="666666" w:themeColor="text1" w:themeTint="99" w:sz="4" w:space="0"/>
+        <w:bottom w:val="single" w:color="666666" w:themeColor="text1" w:themeTint="99" w:sz="4" w:space="0"/>
+        <w:right w:val="single" w:color="666666" w:themeColor="text1" w:themeTint="99" w:sz="4" w:space="0"/>
+        <w:insideH w:val="single" w:color="666666" w:themeColor="text1" w:themeTint="99" w:sz="4" w:space="0"/>
       </w:tblBorders>
     </w:tblPr>
     <w:tblStylePr w:type="firstRow">
@@ -34880,10 +37165,10 @@
       <w:tblPr/>
       <w:tcPr>
         <w:tcBorders>
-          <w:top w:val="single" w:sz="4" w:space="0" w:color="000000" w:themeColor="text1"/>
-          <w:left w:val="single" w:sz="4" w:space="0" w:color="000000" w:themeColor="text1"/>
-          <w:bottom w:val="single" w:sz="4" w:space="0" w:color="000000" w:themeColor="text1"/>
-          <w:right w:val="single" w:sz="4" w:space="0" w:color="000000" w:themeColor="text1"/>
+          <w:top w:val="single" w:color="000000" w:themeColor="text1" w:sz="4" w:space="0"/>
+          <w:left w:val="single" w:color="000000" w:themeColor="text1" w:sz="4" w:space="0"/>
+          <w:bottom w:val="single" w:color="000000" w:themeColor="text1" w:sz="4" w:space="0"/>
+          <w:right w:val="single" w:color="000000" w:themeColor="text1" w:sz="4" w:space="0"/>
           <w:insideH w:val="nil"/>
         </w:tcBorders>
         <w:shd w:val="clear" w:color="auto" w:fill="000000" w:themeFill="text1"/>
@@ -34897,7 +37182,7 @@
       <w:tblPr/>
       <w:tcPr>
         <w:tcBorders>
-          <w:top w:val="double" w:sz="4" w:space="0" w:color="666666" w:themeColor="text1" w:themeTint="99"/>
+          <w:top w:val="double" w:color="666666" w:themeColor="text1" w:themeTint="99" w:sz="4" w:space="0"/>
         </w:tcBorders>
       </w:tcPr>
     </w:tblStylePr>
@@ -34953,7 +37238,7 @@
 </file>
 
 <file path=word/theme/theme1.xml><?xml version="1.0" encoding="utf-8"?>
-<a:theme xmlns:a="http://schemas.openxmlformats.org/drawingml/2006/main" name="Office Theme">
+<a:theme xmlns:a="http://schemas.openxmlformats.org/drawingml/2006/main" xmlns:thm15="http://schemas.microsoft.com/office/thememl/2012/main" name="Office Theme">
   <a:themeElements>
     <a:clrScheme name="Office">
       <a:dk1>

--- a/Documents/02_NovaBiblioteca_RAD.docx
+++ b/Documents/02_NovaBiblioteca_RAD.docx
@@ -2123,6 +2123,7 @@
           <w:lang w:val="en-US"/>
         </w:rPr>
       </w:pPr>
+      <w:proofErr w:type="spellStart"/>
       <w:r>
         <w:rPr>
           <w:rFonts w:asciiTheme="minorHAnsi" w:hAnsiTheme="minorHAnsi"/>
@@ -2131,6 +2132,7 @@
         <w:lastRenderedPageBreak/>
         <w:t>Indice</w:t>
       </w:r>
+      <w:proofErr w:type="spellEnd"/>
     </w:p>
     <w:p>
       <w:pPr>
@@ -5168,8 +5170,9 @@
           <w:iCs w:val="0"/>
           <w:lang w:val="en-US"/>
         </w:rPr>
-        <w:t>Objectives and success criteria o</w:t>
-      </w:r>
+        <w:t xml:space="preserve">Objectives and success criteria </w:t>
+      </w:r>
+      <w:proofErr w:type="gramStart"/>
       <w:r>
         <w:rPr>
           <w:rFonts w:asciiTheme="minorHAnsi" w:hAnsiTheme="minorHAnsi"/>
@@ -5177,7 +5180,26 @@
           <w:iCs w:val="0"/>
           <w:lang w:val="en-US"/>
         </w:rPr>
-        <w:t>f the project</w:t>
+        <w:t>o</w:t>
+      </w:r>
+      <w:r>
+        <w:rPr>
+          <w:rFonts w:asciiTheme="minorHAnsi" w:hAnsiTheme="minorHAnsi"/>
+          <w:i w:val="0"/>
+          <w:iCs w:val="0"/>
+          <w:lang w:val="en-US"/>
+        </w:rPr>
+        <w:t>f</w:t>
+      </w:r>
+      <w:proofErr w:type="gramEnd"/>
+      <w:r>
+        <w:rPr>
+          <w:rFonts w:asciiTheme="minorHAnsi" w:hAnsiTheme="minorHAnsi"/>
+          <w:i w:val="0"/>
+          <w:iCs w:val="0"/>
+          <w:lang w:val="en-US"/>
+        </w:rPr>
+        <w:t xml:space="preserve"> the project</w:t>
       </w:r>
       <w:bookmarkEnd w:id="3"/>
     </w:p>
@@ -11839,7 +11861,23 @@
           <w:b/>
           <w:bCs/>
         </w:rPr>
-        <w:t>Scenario 19 – Annullamento di una sospensione in anticipo</w:t>
+        <w:t xml:space="preserve">Scenario 19 – </w:t>
+      </w:r>
+      <w:r>
+        <w:rPr>
+          <w:rFonts w:asciiTheme="minorHAnsi" w:hAnsiTheme="minorHAnsi"/>
+          <w:b/>
+          <w:bCs/>
+        </w:rPr>
+        <w:t>Revoca</w:t>
+      </w:r>
+      <w:r>
+        <w:rPr>
+          <w:rFonts w:asciiTheme="minorHAnsi" w:hAnsiTheme="minorHAnsi"/>
+          <w:b/>
+          <w:bCs/>
+        </w:rPr>
+        <w:t xml:space="preserve"> di una sospensione</w:t>
       </w:r>
       <w:bookmarkEnd w:id="40"/>
     </w:p>
@@ -11853,7 +11891,19 @@
         <w:rPr>
           <w:rFonts w:asciiTheme="minorHAnsi" w:hAnsiTheme="minorHAnsi"/>
         </w:rPr>
-        <w:t>Mario, operatore della biblioteca, deve annullare una sospensione assegnata a Luca, lettore della biblioteca.</w:t>
+        <w:t xml:space="preserve">Mario, operatore della biblioteca, deve </w:t>
+      </w:r>
+      <w:r>
+        <w:rPr>
+          <w:rFonts w:asciiTheme="minorHAnsi" w:hAnsiTheme="minorHAnsi"/>
+        </w:rPr>
+        <w:t>revocare</w:t>
+      </w:r>
+      <w:r>
+        <w:rPr>
+          <w:rFonts w:asciiTheme="minorHAnsi" w:hAnsiTheme="minorHAnsi"/>
+        </w:rPr>
+        <w:t xml:space="preserve"> una sospensione assegnata a Luca, lettore della biblioteca.</w:t>
       </w:r>
     </w:p>
     <w:p>
@@ -11893,7 +11943,31 @@
         <w:rPr>
           <w:rFonts w:asciiTheme="minorHAnsi" w:hAnsiTheme="minorHAnsi"/>
         </w:rPr>
-        <w:t>Mario preme sul pulsante dedicato e sospensione di Luca sarà annullata.</w:t>
+        <w:t xml:space="preserve">Mario preme sul pulsante dedicato e </w:t>
+      </w:r>
+      <w:r>
+        <w:rPr>
+          <w:rFonts w:asciiTheme="minorHAnsi" w:hAnsiTheme="minorHAnsi"/>
+        </w:rPr>
+        <w:t xml:space="preserve">la </w:t>
+      </w:r>
+      <w:r>
+        <w:rPr>
+          <w:rFonts w:asciiTheme="minorHAnsi" w:hAnsiTheme="minorHAnsi"/>
+        </w:rPr>
+        <w:t xml:space="preserve">sospensione di Luca sarà </w:t>
+      </w:r>
+      <w:r>
+        <w:rPr>
+          <w:rFonts w:asciiTheme="minorHAnsi" w:hAnsiTheme="minorHAnsi"/>
+        </w:rPr>
+        <w:t>revocata</w:t>
+      </w:r>
+      <w:r>
+        <w:rPr>
+          <w:rFonts w:asciiTheme="minorHAnsi" w:hAnsiTheme="minorHAnsi"/>
+        </w:rPr>
+        <w:t>.</w:t>
       </w:r>
     </w:p>
     <w:p>
@@ -12050,7 +12124,13 @@
         <w:rPr>
           <w:rFonts w:asciiTheme="minorHAnsi" w:hAnsiTheme="minorHAnsi"/>
         </w:rPr>
-        <w:t xml:space="preserve"> L’operatore è autenticato e si trova nella pagina di un lettore non registrato, ricercato mediante codice fiscale.</w:t>
+        <w:t xml:space="preserve"> L’operatore è autenticato e si trova nella pagina di un lettore, ricercato mediante codice fiscale</w:t>
+      </w:r>
+      <w:r>
+        <w:rPr>
+          <w:rFonts w:asciiTheme="minorHAnsi" w:hAnsiTheme="minorHAnsi"/>
+        </w:rPr>
+        <w:t>, a cui non è associato alcun account.</w:t>
       </w:r>
     </w:p>
     <w:p>
@@ -12209,7 +12289,19 @@
         <w:rPr>
           <w:rFonts w:asciiTheme="minorHAnsi" w:hAnsiTheme="minorHAnsi"/>
         </w:rPr>
-        <w:t>-mail”;</w:t>
+        <w:t>-mail</w:t>
+      </w:r>
+      <w:r>
+        <w:rPr>
+          <w:rFonts w:asciiTheme="minorHAnsi" w:hAnsiTheme="minorHAnsi"/>
+        </w:rPr>
+        <w:t>:</w:t>
+      </w:r>
+      <w:r>
+        <w:rPr>
+          <w:rFonts w:asciiTheme="minorHAnsi" w:hAnsiTheme="minorHAnsi"/>
+        </w:rPr>
+        <w:t>”;</w:t>
       </w:r>
     </w:p>
     <w:p>
@@ -12620,7 +12712,19 @@
         <w:rPr>
           <w:rFonts w:asciiTheme="minorHAnsi" w:hAnsiTheme="minorHAnsi"/>
         </w:rPr>
-        <w:t xml:space="preserve">Se tra il passo 2 e il passo 3 l’operatore preme il tasto “Annulla”, viene eseguito il caso d’uso </w:t>
+        <w:t xml:space="preserve">Se tra il passo 2 e il passo </w:t>
+      </w:r>
+      <w:r>
+        <w:rPr>
+          <w:rFonts w:asciiTheme="minorHAnsi" w:hAnsiTheme="minorHAnsi"/>
+        </w:rPr>
+        <w:t>4</w:t>
+      </w:r>
+      <w:r>
+        <w:rPr>
+          <w:rFonts w:asciiTheme="minorHAnsi" w:hAnsiTheme="minorHAnsi"/>
+        </w:rPr>
+        <w:t xml:space="preserve"> l’operatore preme il tasto “Annulla”, viene eseguito il caso d’uso </w:t>
       </w:r>
       <w:r>
         <w:rPr>
@@ -12778,17 +12882,7 @@
           <w:sz w:val="28"/>
           <w:szCs w:val="28"/>
         </w:rPr>
-        <w:t>1</w:t>
-      </w:r>
-      <w:r>
-        <w:rPr>
-          <w:rFonts w:asciiTheme="minorHAnsi" w:hAnsiTheme="minorHAnsi"/>
-          <w:b/>
-          <w:bCs/>
-          <w:sz w:val="28"/>
-          <w:szCs w:val="28"/>
-        </w:rPr>
-        <w:t xml:space="preserve"> – Annullamento registrazione</w:t>
+        <w:t>1 – Annullamento registrazione</w:t>
       </w:r>
     </w:p>
     <w:p>
@@ -12901,7 +12995,28 @@
         <w:rPr>
           <w:rFonts w:asciiTheme="minorHAnsi" w:hAnsiTheme="minorHAnsi"/>
         </w:rPr>
-        <w:t>pagina del lettore non registrato per il quale si stava effettuando la registrazione.</w:t>
+        <w:t xml:space="preserve">pagina </w:t>
+      </w:r>
+      <w:r>
+        <w:rPr>
+          <w:rFonts w:asciiTheme="minorHAnsi" w:eastAsiaTheme="minorHAnsi" w:hAnsiTheme="minorHAnsi" w:cstheme="minorBidi"/>
+          <w:kern w:val="2"/>
+          <w:lang w:eastAsia="en-US"/>
+          <w14:ligatures w14:val="standardContextual"/>
+        </w:rPr>
+        <w:t>delle informazioni del lettore</w:t>
+      </w:r>
+      <w:r>
+        <w:rPr>
+          <w:rFonts w:asciiTheme="minorHAnsi" w:hAnsiTheme="minorHAnsi"/>
+        </w:rPr>
+        <w:t xml:space="preserve"> </w:t>
+      </w:r>
+      <w:r>
+        <w:rPr>
+          <w:rFonts w:asciiTheme="minorHAnsi" w:hAnsiTheme="minorHAnsi"/>
+        </w:rPr>
+        <w:t>non registrato per il quale si stava effettuando la registrazione.</w:t>
       </w:r>
     </w:p>
     <w:p>
@@ -12929,7 +13044,28 @@
         <w:rPr>
           <w:rFonts w:asciiTheme="minorHAnsi" w:hAnsiTheme="minorHAnsi"/>
         </w:rPr>
-        <w:t xml:space="preserve"> del lettore non registrato per il quale si stava effettuando la registrazione e la registrazione non è avvenuta</w:t>
+        <w:t xml:space="preserve"> </w:t>
+      </w:r>
+      <w:r>
+        <w:rPr>
+          <w:rFonts w:asciiTheme="minorHAnsi" w:eastAsiaTheme="minorHAnsi" w:hAnsiTheme="minorHAnsi" w:cstheme="minorBidi"/>
+          <w:kern w:val="2"/>
+          <w:lang w:eastAsia="en-US"/>
+          <w14:ligatures w14:val="standardContextual"/>
+        </w:rPr>
+        <w:t>delle informazioni del lettore</w:t>
+      </w:r>
+      <w:r>
+        <w:rPr>
+          <w:rFonts w:asciiTheme="minorHAnsi" w:hAnsiTheme="minorHAnsi"/>
+        </w:rPr>
+        <w:t xml:space="preserve"> </w:t>
+      </w:r>
+      <w:r>
+        <w:rPr>
+          <w:rFonts w:asciiTheme="minorHAnsi" w:hAnsiTheme="minorHAnsi"/>
+        </w:rPr>
+        <w:t>non registrato per il quale si stava effettuando la registrazione e la registrazione non è avvenuta</w:t>
       </w:r>
       <w:r>
         <w:rPr>
@@ -13055,19 +13191,19 @@
         <w:rPr>
           <w:rFonts w:asciiTheme="minorHAnsi" w:hAnsiTheme="minorHAnsi"/>
         </w:rPr>
-        <w:t xml:space="preserve"> durante </w:t>
-      </w:r>
-      <w:r>
-        <w:rPr>
-          <w:rFonts w:asciiTheme="minorHAnsi" w:hAnsiTheme="minorHAnsi"/>
-        </w:rPr>
-        <w:t>la conferma delle informazioni del lettore</w:t>
-      </w:r>
-      <w:r>
-        <w:rPr>
-          <w:rFonts w:asciiTheme="minorHAnsi" w:hAnsiTheme="minorHAnsi"/>
-        </w:rPr>
-        <w:t>.</w:t>
+        <w:t xml:space="preserve"> durante la</w:t>
+      </w:r>
+      <w:r>
+        <w:rPr>
+          <w:rFonts w:asciiTheme="minorHAnsi" w:hAnsiTheme="minorHAnsi"/>
+        </w:rPr>
+        <w:t xml:space="preserve"> compilazione del modulo di registrazione </w:t>
+      </w:r>
+      <w:r>
+        <w:rPr>
+          <w:rFonts w:asciiTheme="minorHAnsi" w:hAnsiTheme="minorHAnsi"/>
+        </w:rPr>
+        <w:t>del lettore.</w:t>
       </w:r>
     </w:p>
     <w:p>
@@ -13417,7 +13553,25 @@
         <w:rPr>
           <w:rFonts w:asciiTheme="minorHAnsi" w:hAnsiTheme="minorHAnsi"/>
         </w:rPr>
-        <w:t xml:space="preserve"> L’utente registrato si trova nella pagina di accesso.</w:t>
+        <w:t xml:space="preserve"> L’utente registrato</w:t>
+      </w:r>
+      <w:r>
+        <w:rPr>
+          <w:rFonts w:asciiTheme="minorHAnsi" w:hAnsiTheme="minorHAnsi"/>
+        </w:rPr>
+        <w:t xml:space="preserve"> non è autenticato</w:t>
+      </w:r>
+      <w:r>
+        <w:rPr>
+          <w:rFonts w:asciiTheme="minorHAnsi" w:hAnsiTheme="minorHAnsi"/>
+        </w:rPr>
+        <w:t xml:space="preserve"> e</w:t>
+      </w:r>
+      <w:r>
+        <w:rPr>
+          <w:rFonts w:asciiTheme="minorHAnsi" w:hAnsiTheme="minorHAnsi"/>
+        </w:rPr>
+        <w:t xml:space="preserve"> si trova nella pagina di accesso.</w:t>
       </w:r>
     </w:p>
     <w:p>
@@ -13609,7 +13763,19 @@
         <w:rPr>
           <w:rFonts w:asciiTheme="minorHAnsi" w:hAnsiTheme="minorHAnsi"/>
         </w:rPr>
-        <w:t xml:space="preserve">Se al passo 3 il sistema rileva che il lettore ha fatto l’accesso con una password provvisoria, viene eseguito il caso d’uso </w:t>
+        <w:t xml:space="preserve">Se al passo 3 il sistema rileva che </w:t>
+      </w:r>
+      <w:r>
+        <w:rPr>
+          <w:rFonts w:asciiTheme="minorHAnsi" w:hAnsiTheme="minorHAnsi"/>
+        </w:rPr>
+        <w:t>l’utente registrato</w:t>
+      </w:r>
+      <w:r>
+        <w:rPr>
+          <w:rFonts w:asciiTheme="minorHAnsi" w:hAnsiTheme="minorHAnsi"/>
+        </w:rPr>
+        <w:t xml:space="preserve"> ha fatto l’accesso con una password provvisoria, viene eseguito il caso d’uso </w:t>
       </w:r>
       <w:r>
         <w:rPr>
@@ -14190,7 +14356,19 @@
         <w:rPr>
           <w:rFonts w:asciiTheme="minorHAnsi" w:hAnsiTheme="minorHAnsi"/>
         </w:rPr>
-        <w:t xml:space="preserve"> L’utente registrato è autenticato.</w:t>
+        <w:t xml:space="preserve"> L’utente registrato è autenticato</w:t>
+      </w:r>
+      <w:r>
+        <w:rPr>
+          <w:rFonts w:asciiTheme="minorHAnsi" w:hAnsiTheme="minorHAnsi"/>
+        </w:rPr>
+        <w:t xml:space="preserve"> e si trova in una pagina del sistema che mostra il pulsante “Logout”</w:t>
+      </w:r>
+      <w:r>
+        <w:rPr>
+          <w:rFonts w:asciiTheme="minorHAnsi" w:hAnsiTheme="minorHAnsi"/>
+        </w:rPr>
+        <w:t>.</w:t>
       </w:r>
     </w:p>
     <w:p>
@@ -14607,13 +14785,97 @@
         <w:rPr>
           <w:rFonts w:asciiTheme="minorHAnsi" w:hAnsiTheme="minorHAnsi"/>
         </w:rPr>
-        <w:t xml:space="preserve"> tramite</w:t>
-      </w:r>
-      <w:r>
-        <w:rPr>
-          <w:rFonts w:asciiTheme="minorHAnsi" w:hAnsiTheme="minorHAnsi"/>
-        </w:rPr>
-        <w:t xml:space="preserve"> i filtri di ricerca.</w:t>
+        <w:t xml:space="preserve"> applicando i filtri di ricerca che sono:</w:t>
+      </w:r>
+    </w:p>
+    <w:p>
+      <w:pPr>
+        <w:pStyle w:val="ListParagraph"/>
+        <w:widowControl/>
+        <w:numPr>
+          <w:ilvl w:val="0"/>
+          <w:numId w:val="12"/>
+        </w:numPr>
+        <w:suppressAutoHyphens w:val="0"/>
+        <w:spacing w:after="100" w:afterAutospacing="1" w:line="278" w:lineRule="auto"/>
+        <w:rPr>
+          <w:rFonts w:asciiTheme="minorHAnsi" w:hAnsiTheme="minorHAnsi"/>
+        </w:rPr>
+      </w:pPr>
+      <w:r>
+        <w:rPr>
+          <w:rFonts w:asciiTheme="minorHAnsi" w:hAnsiTheme="minorHAnsi"/>
+        </w:rPr>
+        <w:t>Barra di ricerca per titolo o per autore</w:t>
+      </w:r>
+      <w:r>
+        <w:rPr>
+          <w:rFonts w:asciiTheme="minorHAnsi" w:hAnsiTheme="minorHAnsi"/>
+        </w:rPr>
+        <w:t>;</w:t>
+      </w:r>
+    </w:p>
+    <w:p>
+      <w:pPr>
+        <w:pStyle w:val="ListParagraph"/>
+        <w:widowControl/>
+        <w:numPr>
+          <w:ilvl w:val="0"/>
+          <w:numId w:val="12"/>
+        </w:numPr>
+        <w:suppressAutoHyphens w:val="0"/>
+        <w:spacing w:after="100" w:afterAutospacing="1" w:line="278" w:lineRule="auto"/>
+        <w:rPr>
+          <w:rFonts w:asciiTheme="minorHAnsi" w:hAnsiTheme="minorHAnsi"/>
+        </w:rPr>
+      </w:pPr>
+      <w:r>
+        <w:rPr>
+          <w:rFonts w:asciiTheme="minorHAnsi" w:hAnsiTheme="minorHAnsi"/>
+        </w:rPr>
+        <w:t>Selezione per una o più categorie;</w:t>
+      </w:r>
+    </w:p>
+    <w:p>
+      <w:pPr>
+        <w:pStyle w:val="ListParagraph"/>
+        <w:widowControl/>
+        <w:numPr>
+          <w:ilvl w:val="0"/>
+          <w:numId w:val="12"/>
+        </w:numPr>
+        <w:suppressAutoHyphens w:val="0"/>
+        <w:spacing w:after="100" w:afterAutospacing="1" w:line="278" w:lineRule="auto"/>
+        <w:rPr>
+          <w:rFonts w:asciiTheme="minorHAnsi" w:hAnsiTheme="minorHAnsi"/>
+        </w:rPr>
+      </w:pPr>
+      <w:r>
+        <w:rPr>
+          <w:rFonts w:asciiTheme="minorHAnsi" w:hAnsiTheme="minorHAnsi"/>
+        </w:rPr>
+        <w:t>Selezione per una lingua;</w:t>
+      </w:r>
+    </w:p>
+    <w:p>
+      <w:pPr>
+        <w:pStyle w:val="ListParagraph"/>
+        <w:widowControl/>
+        <w:numPr>
+          <w:ilvl w:val="0"/>
+          <w:numId w:val="12"/>
+        </w:numPr>
+        <w:suppressAutoHyphens w:val="0"/>
+        <w:spacing w:after="100" w:afterAutospacing="1" w:line="278" w:lineRule="auto"/>
+        <w:rPr>
+          <w:rFonts w:asciiTheme="minorHAnsi" w:hAnsiTheme="minorHAnsi"/>
+        </w:rPr>
+      </w:pPr>
+      <w:r>
+        <w:rPr>
+          <w:rFonts w:asciiTheme="minorHAnsi" w:hAnsiTheme="minorHAnsi"/>
+        </w:rPr>
+        <w:t>Selezione solo delle edizioni con delle copie disponibili.</w:t>
       </w:r>
     </w:p>
     <w:p>
@@ -14703,6 +14965,100 @@
     </w:p>
     <w:p>
       <w:pPr>
+        <w:spacing w:after="100" w:afterAutospacing="1"/>
+        <w:rPr>
+          <w:rFonts w:asciiTheme="minorHAnsi" w:hAnsiTheme="minorHAnsi"/>
+          <w:b/>
+          <w:bCs/>
+        </w:rPr>
+      </w:pPr>
+      <w:r>
+        <w:rPr>
+          <w:rFonts w:asciiTheme="minorHAnsi" w:hAnsiTheme="minorHAnsi"/>
+          <w:b/>
+          <w:bCs/>
+        </w:rPr>
+        <w:t>Flussi alternativi</w:t>
+      </w:r>
+      <w:r>
+        <w:rPr>
+          <w:rFonts w:asciiTheme="minorHAnsi" w:hAnsiTheme="minorHAnsi"/>
+          <w:b/>
+          <w:bCs/>
+        </w:rPr>
+        <w:t>/Eccezioni:</w:t>
+      </w:r>
+    </w:p>
+    <w:p>
+      <w:pPr>
+        <w:spacing w:after="100" w:afterAutospacing="1"/>
+        <w:rPr>
+          <w:rFonts w:asciiTheme="minorHAnsi" w:hAnsiTheme="minorHAnsi"/>
+        </w:rPr>
+      </w:pPr>
+      <w:r>
+        <w:rPr>
+          <w:rFonts w:asciiTheme="minorHAnsi" w:hAnsiTheme="minorHAnsi"/>
+        </w:rPr>
+        <w:t>Se al</w:t>
+      </w:r>
+      <w:r>
+        <w:rPr>
+          <w:rFonts w:asciiTheme="minorHAnsi" w:hAnsiTheme="minorHAnsi"/>
+        </w:rPr>
+        <w:t xml:space="preserve"> passo 3 il sistema non ha trovato edizioni corrispondenti da mostrare all’utente, viene eseguito il caso d’uso </w:t>
+      </w:r>
+      <w:r>
+        <w:rPr>
+          <w:rFonts w:asciiTheme="minorHAnsi" w:hAnsiTheme="minorHAnsi"/>
+          <w:b/>
+          <w:bCs/>
+        </w:rPr>
+        <w:t>UC</w:t>
+      </w:r>
+      <w:r>
+        <w:rPr>
+          <w:rFonts w:asciiTheme="minorHAnsi" w:hAnsiTheme="minorHAnsi"/>
+          <w:b/>
+          <w:bCs/>
+        </w:rPr>
+        <w:t>4</w:t>
+      </w:r>
+      <w:r>
+        <w:rPr>
+          <w:rFonts w:asciiTheme="minorHAnsi" w:hAnsiTheme="minorHAnsi"/>
+          <w:b/>
+          <w:bCs/>
+        </w:rPr>
+        <w:t>.1 – Nessun risultato</w:t>
+      </w:r>
+      <w:r>
+        <w:rPr>
+          <w:rFonts w:asciiTheme="minorHAnsi" w:hAnsiTheme="minorHAnsi"/>
+        </w:rPr>
+        <w:t>.</w:t>
+      </w:r>
+    </w:p>
+    <w:p>
+      <w:pPr>
+        <w:widowControl/>
+        <w:suppressAutoHyphens w:val="0"/>
+        <w:rPr>
+          <w:rFonts w:asciiTheme="minorHAnsi" w:hAnsiTheme="minorHAnsi"/>
+        </w:rPr>
+      </w:pPr>
+    </w:p>
+    <w:p>
+      <w:pPr>
+        <w:widowControl/>
+        <w:suppressAutoHyphens w:val="0"/>
+        <w:rPr>
+          <w:rFonts w:asciiTheme="minorHAnsi" w:hAnsiTheme="minorHAnsi"/>
+          <w:b/>
+          <w:bCs/>
+        </w:rPr>
+      </w:pPr>
+      <w:r>
         <w:rPr>
           <w:rFonts w:asciiTheme="minorHAnsi" w:hAnsiTheme="minorHAnsi"/>
           <w:b/>
@@ -14710,10 +15066,9 @@
           <w:sz w:val="28"/>
           <w:szCs w:val="28"/>
         </w:rPr>
-      </w:pPr>
-    </w:p>
-    <w:p>
-      <w:pPr>
+        <w:t>UC</w:t>
+      </w:r>
+      <w:r>
         <w:rPr>
           <w:rFonts w:asciiTheme="minorHAnsi" w:hAnsiTheme="minorHAnsi"/>
           <w:b/>
@@ -14721,10 +15076,9 @@
           <w:sz w:val="28"/>
           <w:szCs w:val="28"/>
         </w:rPr>
-      </w:pPr>
-    </w:p>
-    <w:p>
-      <w:pPr>
+        <w:t>4</w:t>
+      </w:r>
+      <w:r>
         <w:rPr>
           <w:rFonts w:asciiTheme="minorHAnsi" w:hAnsiTheme="minorHAnsi"/>
           <w:b/>
@@ -14732,10 +15086,9 @@
           <w:sz w:val="28"/>
           <w:szCs w:val="28"/>
         </w:rPr>
-      </w:pPr>
-    </w:p>
-    <w:p>
-      <w:pPr>
+        <w:t xml:space="preserve">.1 – </w:t>
+      </w:r>
+      <w:r>
         <w:rPr>
           <w:rFonts w:asciiTheme="minorHAnsi" w:hAnsiTheme="minorHAnsi"/>
           <w:b/>
@@ -14743,10 +15096,166 @@
           <w:sz w:val="28"/>
           <w:szCs w:val="28"/>
         </w:rPr>
-      </w:pPr>
-    </w:p>
-    <w:p>
-      <w:pPr>
+        <w:t>Nessun risultato</w:t>
+      </w:r>
+    </w:p>
+    <w:p>
+      <w:pPr>
+        <w:spacing w:after="100" w:afterAutospacing="1"/>
+        <w:rPr>
+          <w:rFonts w:asciiTheme="minorHAnsi" w:hAnsiTheme="minorHAnsi"/>
+        </w:rPr>
+      </w:pPr>
+      <w:r>
+        <w:rPr>
+          <w:rFonts w:asciiTheme="minorHAnsi" w:hAnsiTheme="minorHAnsi"/>
+          <w:b/>
+          <w:bCs/>
+        </w:rPr>
+        <w:t>Attori:</w:t>
+      </w:r>
+      <w:r>
+        <w:rPr>
+          <w:rFonts w:asciiTheme="minorHAnsi" w:hAnsiTheme="minorHAnsi"/>
+        </w:rPr>
+        <w:t xml:space="preserve"> </w:t>
+      </w:r>
+      <w:r>
+        <w:rPr>
+          <w:rFonts w:asciiTheme="minorHAnsi" w:hAnsiTheme="minorHAnsi"/>
+        </w:rPr>
+        <w:t>Utente</w:t>
+      </w:r>
+      <w:r>
+        <w:rPr>
+          <w:rFonts w:asciiTheme="minorHAnsi" w:hAnsiTheme="minorHAnsi"/>
+        </w:rPr>
+        <w:t>.</w:t>
+      </w:r>
+    </w:p>
+    <w:p>
+      <w:pPr>
+        <w:spacing w:after="100" w:afterAutospacing="1"/>
+        <w:rPr>
+          <w:rFonts w:asciiTheme="minorHAnsi" w:hAnsiTheme="minorHAnsi"/>
+        </w:rPr>
+      </w:pPr>
+      <w:r>
+        <w:rPr>
+          <w:rFonts w:asciiTheme="minorHAnsi" w:hAnsiTheme="minorHAnsi"/>
+          <w:b/>
+          <w:bCs/>
+        </w:rPr>
+        <w:t>Entry condition:</w:t>
+      </w:r>
+      <w:r>
+        <w:rPr>
+          <w:rFonts w:asciiTheme="minorHAnsi" w:hAnsiTheme="minorHAnsi"/>
+        </w:rPr>
+        <w:t xml:space="preserve"> </w:t>
+      </w:r>
+      <w:r>
+        <w:rPr>
+          <w:rFonts w:asciiTheme="minorHAnsi" w:hAnsiTheme="minorHAnsi"/>
+        </w:rPr>
+        <w:t xml:space="preserve">L’utente ha effettuato una ricerca tramite filtri e il sistema non ha trovato </w:t>
+      </w:r>
+      <w:r>
+        <w:rPr>
+          <w:rFonts w:asciiTheme="minorHAnsi" w:hAnsiTheme="minorHAnsi"/>
+        </w:rPr>
+        <w:lastRenderedPageBreak/>
+        <w:t xml:space="preserve">alcun edizione corrispondente. </w:t>
+      </w:r>
+    </w:p>
+    <w:p>
+      <w:pPr>
+        <w:spacing w:after="100" w:afterAutospacing="1"/>
+        <w:rPr>
+          <w:rFonts w:asciiTheme="minorHAnsi" w:hAnsiTheme="minorHAnsi"/>
+          <w:b/>
+          <w:bCs/>
+        </w:rPr>
+      </w:pPr>
+      <w:r>
+        <w:rPr>
+          <w:rFonts w:asciiTheme="minorHAnsi" w:hAnsiTheme="minorHAnsi"/>
+          <w:b/>
+          <w:bCs/>
+        </w:rPr>
+        <w:t>Flusso di eventi:</w:t>
+      </w:r>
+    </w:p>
+    <w:p>
+      <w:pPr>
+        <w:widowControl/>
+        <w:numPr>
+          <w:ilvl w:val="0"/>
+          <w:numId w:val="19"/>
+        </w:numPr>
+        <w:suppressAutoHyphens w:val="0"/>
+        <w:spacing w:after="100" w:afterAutospacing="1" w:line="278" w:lineRule="auto"/>
+        <w:rPr>
+          <w:rFonts w:asciiTheme="minorHAnsi" w:hAnsiTheme="minorHAnsi"/>
+        </w:rPr>
+      </w:pPr>
+      <w:r>
+        <w:rPr>
+          <w:rFonts w:asciiTheme="minorHAnsi" w:hAnsiTheme="minorHAnsi"/>
+        </w:rPr>
+        <w:t>Il sistema</w:t>
+      </w:r>
+      <w:r>
+        <w:rPr>
+          <w:rFonts w:asciiTheme="minorHAnsi" w:hAnsiTheme="minorHAnsi"/>
+        </w:rPr>
+        <w:t xml:space="preserve"> mostra al posto della lista delle edizioni il messaggio “Non sono stati trovati dei risultati corrispondenti”</w:t>
+      </w:r>
+      <w:r>
+        <w:rPr>
+          <w:rFonts w:asciiTheme="minorHAnsi" w:hAnsiTheme="minorHAnsi"/>
+        </w:rPr>
+        <w:t>.</w:t>
+      </w:r>
+    </w:p>
+    <w:p>
+      <w:pPr>
+        <w:spacing w:after="100" w:afterAutospacing="1"/>
+        <w:rPr>
+          <w:rFonts w:asciiTheme="minorHAnsi" w:hAnsiTheme="minorHAnsi"/>
+        </w:rPr>
+      </w:pPr>
+      <w:r>
+        <w:rPr>
+          <w:rFonts w:asciiTheme="minorHAnsi" w:hAnsiTheme="minorHAnsi"/>
+          <w:b/>
+          <w:bCs/>
+        </w:rPr>
+        <w:t>Exit condition:</w:t>
+      </w:r>
+      <w:r>
+        <w:rPr>
+          <w:rFonts w:asciiTheme="minorHAnsi" w:hAnsiTheme="minorHAnsi"/>
+        </w:rPr>
+        <w:t xml:space="preserve"> </w:t>
+      </w:r>
+      <w:r>
+        <w:rPr>
+          <w:rFonts w:asciiTheme="minorHAnsi" w:hAnsiTheme="minorHAnsi"/>
+        </w:rPr>
+        <w:t>L’utente si trova nella pagina dei risultati di ricerca</w:t>
+      </w:r>
+      <w:r>
+        <w:rPr>
+          <w:rFonts w:asciiTheme="minorHAnsi" w:hAnsiTheme="minorHAnsi"/>
+        </w:rPr>
+        <w:t>.</w:t>
+      </w:r>
+    </w:p>
+    <w:p>
+      <w:pPr>
+        <w:widowControl/>
+        <w:suppressAutoHyphens w:val="0"/>
         <w:rPr>
           <w:rFonts w:asciiTheme="minorHAnsi" w:hAnsiTheme="minorHAnsi"/>
           <w:b/>
@@ -14755,9 +15264,7 @@
           <w:szCs w:val="28"/>
         </w:rPr>
       </w:pPr>
-    </w:p>
-    <w:p>
-      <w:pPr>
+      <w:r>
         <w:rPr>
           <w:rFonts w:asciiTheme="minorHAnsi" w:hAnsiTheme="minorHAnsi"/>
           <w:b/>
@@ -14765,23 +15272,16 @@
           <w:sz w:val="28"/>
           <w:szCs w:val="28"/>
         </w:rPr>
-      </w:pPr>
-    </w:p>
-    <w:p>
-      <w:pPr>
-        <w:rPr>
-          <w:rFonts w:asciiTheme="minorHAnsi" w:hAnsiTheme="minorHAnsi"/>
-          <w:b/>
-          <w:bCs/>
-          <w:sz w:val="28"/>
-          <w:szCs w:val="28"/>
-        </w:rPr>
-      </w:pPr>
-    </w:p>
-    <w:p>
-      <w:pPr>
-        <w:rPr>
-          <w:rFonts w:asciiTheme="minorHAnsi" w:hAnsiTheme="minorHAnsi"/>
+        <w:br w:type="page"/>
+      </w:r>
+    </w:p>
+    <w:p>
+      <w:pPr>
+        <w:spacing w:after="100" w:afterAutospacing="1"/>
+        <w:rPr>
+          <w:rFonts w:asciiTheme="minorHAnsi" w:hAnsiTheme="minorHAnsi"/>
+          <w:b/>
+          <w:bCs/>
         </w:rPr>
       </w:pPr>
       <w:r>
@@ -14967,25 +15467,43 @@
         <w:rPr>
           <w:rFonts w:asciiTheme="minorHAnsi" w:hAnsiTheme="minorHAnsi"/>
         </w:rPr>
-        <w:t>Il sistema effettua dei controlli</w:t>
-      </w:r>
-      <w:r>
-        <w:rPr>
-          <w:rFonts w:asciiTheme="minorHAnsi" w:hAnsiTheme="minorHAnsi"/>
-        </w:rPr>
-        <w:t xml:space="preserve"> sulla sessione dell’utente</w:t>
-      </w:r>
-      <w:r>
-        <w:rPr>
-          <w:rFonts w:asciiTheme="minorHAnsi" w:hAnsiTheme="minorHAnsi"/>
-        </w:rPr>
-        <w:t>, sullo stato delle copie e</w:t>
-      </w:r>
-      <w:r>
-        <w:rPr>
-          <w:rFonts w:asciiTheme="minorHAnsi" w:hAnsiTheme="minorHAnsi"/>
-        </w:rPr>
-        <w:t xml:space="preserve"> sullo stato del lettore,</w:t>
+        <w:t xml:space="preserve">Il sistema </w:t>
+      </w:r>
+      <w:r>
+        <w:rPr>
+          <w:rFonts w:asciiTheme="minorHAnsi" w:hAnsiTheme="minorHAnsi"/>
+        </w:rPr>
+        <w:t>controlla se la</w:t>
+      </w:r>
+      <w:r>
+        <w:rPr>
+          <w:rFonts w:asciiTheme="minorHAnsi" w:hAnsiTheme="minorHAnsi"/>
+        </w:rPr>
+        <w:t xml:space="preserve"> sessione dell’utente</w:t>
+      </w:r>
+      <w:r>
+        <w:rPr>
+          <w:rFonts w:asciiTheme="minorHAnsi" w:hAnsiTheme="minorHAnsi"/>
+        </w:rPr>
+        <w:t xml:space="preserve"> è valida</w:t>
+      </w:r>
+      <w:r>
+        <w:rPr>
+          <w:rFonts w:asciiTheme="minorHAnsi" w:hAnsiTheme="minorHAnsi"/>
+        </w:rPr>
+        <w:t xml:space="preserve">, </w:t>
+      </w:r>
+      <w:r>
+        <w:rPr>
+          <w:rFonts w:asciiTheme="minorHAnsi" w:hAnsiTheme="minorHAnsi"/>
+        </w:rPr>
+        <w:t>se il lettore è sospeso, se il lettore ha già tre prenotazioni attive a suo nome e se vi sono delle copie dell’edizione disponibili</w:t>
+      </w:r>
+      <w:r>
+        <w:rPr>
+          <w:rFonts w:asciiTheme="minorHAnsi" w:hAnsiTheme="minorHAnsi"/>
+        </w:rPr>
+        <w:t>,</w:t>
       </w:r>
       <w:r>
         <w:rPr>
@@ -15297,7 +15815,6 @@
           <w:sz w:val="28"/>
           <w:szCs w:val="28"/>
         </w:rPr>
-        <w:lastRenderedPageBreak/>
         <w:t>UC5.1 – Sessione scaduta</w:t>
       </w:r>
     </w:p>
@@ -15512,7 +16029,19 @@
         <w:rPr>
           <w:rFonts w:asciiTheme="minorHAnsi" w:hAnsiTheme="minorHAnsi"/>
         </w:rPr>
-        <w:t>Il sistema mostra a schermo “Errore: sei temporaneamente sospeso”.</w:t>
+        <w:t xml:space="preserve">Il sistema mostra a schermo “Errore: </w:t>
+      </w:r>
+      <w:r>
+        <w:rPr>
+          <w:rFonts w:asciiTheme="minorHAnsi" w:hAnsiTheme="minorHAnsi"/>
+        </w:rPr>
+        <w:t>S</w:t>
+      </w:r>
+      <w:r>
+        <w:rPr>
+          <w:rFonts w:asciiTheme="minorHAnsi" w:hAnsiTheme="minorHAnsi"/>
+        </w:rPr>
+        <w:t>ei temporaneamente sospeso”.</w:t>
       </w:r>
     </w:p>
     <w:p>
@@ -15837,6 +16366,405 @@
           <w:rFonts w:asciiTheme="minorHAnsi" w:hAnsiTheme="minorHAnsi"/>
         </w:rPr>
         <w:t xml:space="preserve"> Il lettore registrato resta nella pagina dell’edizione.</w:t>
+      </w:r>
+    </w:p>
+    <w:p>
+      <w:pPr>
+        <w:widowControl/>
+        <w:suppressAutoHyphens w:val="0"/>
+        <w:rPr>
+          <w:rFonts w:asciiTheme="minorHAnsi" w:hAnsiTheme="minorHAnsi"/>
+          <w:b/>
+          <w:bCs/>
+          <w:sz w:val="28"/>
+          <w:szCs w:val="28"/>
+        </w:rPr>
+      </w:pPr>
+      <w:r>
+        <w:rPr>
+          <w:rFonts w:asciiTheme="minorHAnsi" w:hAnsiTheme="minorHAnsi"/>
+          <w:b/>
+          <w:bCs/>
+          <w:sz w:val="28"/>
+          <w:szCs w:val="28"/>
+        </w:rPr>
+        <w:br w:type="page"/>
+      </w:r>
+      <w:r>
+        <w:rPr>
+          <w:rFonts w:asciiTheme="minorHAnsi" w:hAnsiTheme="minorHAnsi"/>
+          <w:b/>
+          <w:bCs/>
+          <w:noProof/>
+        </w:rPr>
+        <w:lastRenderedPageBreak/>
+        <w:drawing>
+          <wp:anchor distT="0" distB="0" distL="114300" distR="114300" simplePos="0" relativeHeight="251689984" behindDoc="0" locked="0" layoutInCell="1" allowOverlap="1" wp14:anchorId="7D0AA04F" wp14:editId="1BB4FBB3">
+            <wp:simplePos x="0" y="0"/>
+            <wp:positionH relativeFrom="margin">
+              <wp:align>center</wp:align>
+            </wp:positionH>
+            <wp:positionV relativeFrom="paragraph">
+              <wp:posOffset>245629</wp:posOffset>
+            </wp:positionV>
+            <wp:extent cx="5638800" cy="1454785"/>
+            <wp:effectExtent l="0" t="0" r="0" b="0"/>
+            <wp:wrapTopAndBottom/>
+            <wp:docPr id="526662978" name="Immagine 3"/>
+            <wp:cNvGraphicFramePr>
+              <a:graphicFrameLocks xmlns:a="http://schemas.openxmlformats.org/drawingml/2006/main" noChangeAspect="1"/>
+            </wp:cNvGraphicFramePr>
+            <a:graphic xmlns:a="http://schemas.openxmlformats.org/drawingml/2006/main">
+              <a:graphicData uri="http://schemas.openxmlformats.org/drawingml/2006/picture">
+                <pic:pic xmlns:pic="http://schemas.openxmlformats.org/drawingml/2006/picture">
+                  <pic:nvPicPr>
+                    <pic:cNvPr id="0" name="Picture 3"/>
+                    <pic:cNvPicPr>
+                      <a:picLocks noChangeAspect="1" noChangeArrowheads="1"/>
+                    </pic:cNvPicPr>
+                  </pic:nvPicPr>
+                  <pic:blipFill>
+                    <a:blip r:embed="rId18">
+                      <a:extLst>
+                        <a:ext uri="{28A0092B-C50C-407E-A947-70E740481C1C}">
+                          <a14:useLocalDpi xmlns:a14="http://schemas.microsoft.com/office/drawing/2010/main" val="0"/>
+                        </a:ext>
+                      </a:extLst>
+                    </a:blip>
+                    <a:srcRect/>
+                    <a:stretch>
+                      <a:fillRect/>
+                    </a:stretch>
+                  </pic:blipFill>
+                  <pic:spPr bwMode="auto">
+                    <a:xfrm>
+                      <a:off x="0" y="0"/>
+                      <a:ext cx="5638800" cy="1454785"/>
+                    </a:xfrm>
+                    <a:prstGeom prst="rect">
+                      <a:avLst/>
+                    </a:prstGeom>
+                    <a:noFill/>
+                    <a:ln>
+                      <a:noFill/>
+                    </a:ln>
+                  </pic:spPr>
+                </pic:pic>
+              </a:graphicData>
+            </a:graphic>
+          </wp:anchor>
+        </w:drawing>
+      </w:r>
+      <w:r>
+        <w:rPr>
+          <w:rFonts w:asciiTheme="minorHAnsi" w:hAnsiTheme="minorHAnsi"/>
+          <w:b/>
+          <w:bCs/>
+          <w:sz w:val="28"/>
+          <w:szCs w:val="28"/>
+        </w:rPr>
+        <w:t xml:space="preserve">UC6 – </w:t>
+      </w:r>
+      <w:r>
+        <w:rPr>
+          <w:rFonts w:asciiTheme="minorHAnsi" w:hAnsiTheme="minorHAnsi"/>
+          <w:b/>
+          <w:bCs/>
+          <w:sz w:val="28"/>
+          <w:szCs w:val="28"/>
+        </w:rPr>
+        <w:t>Visualizzazione</w:t>
+      </w:r>
+      <w:r>
+        <w:rPr>
+          <w:rFonts w:asciiTheme="minorHAnsi" w:hAnsiTheme="minorHAnsi"/>
+          <w:b/>
+          <w:bCs/>
+          <w:sz w:val="28"/>
+          <w:szCs w:val="28"/>
+        </w:rPr>
+        <w:t xml:space="preserve"> </w:t>
+      </w:r>
+      <w:r>
+        <w:rPr>
+          <w:rFonts w:asciiTheme="minorHAnsi" w:hAnsiTheme="minorHAnsi"/>
+          <w:b/>
+          <w:bCs/>
+          <w:sz w:val="28"/>
+          <w:szCs w:val="28"/>
+        </w:rPr>
+        <w:t xml:space="preserve">delle </w:t>
+      </w:r>
+      <w:r>
+        <w:rPr>
+          <w:rFonts w:asciiTheme="minorHAnsi" w:hAnsiTheme="minorHAnsi"/>
+          <w:b/>
+          <w:bCs/>
+          <w:sz w:val="28"/>
+          <w:szCs w:val="28"/>
+        </w:rPr>
+        <w:t>prenotazion</w:t>
+      </w:r>
+      <w:r>
+        <w:rPr>
+          <w:rFonts w:asciiTheme="minorHAnsi" w:hAnsiTheme="minorHAnsi"/>
+          <w:b/>
+          <w:bCs/>
+          <w:sz w:val="28"/>
+          <w:szCs w:val="28"/>
+        </w:rPr>
+        <w:t>i</w:t>
+      </w:r>
+    </w:p>
+    <w:p>
+      <w:pPr>
+        <w:spacing w:after="100" w:afterAutospacing="1"/>
+        <w:rPr>
+          <w:rFonts w:asciiTheme="minorHAnsi" w:hAnsiTheme="minorHAnsi"/>
+        </w:rPr>
+      </w:pPr>
+      <w:r>
+        <w:rPr>
+          <w:rFonts w:asciiTheme="minorHAnsi" w:hAnsiTheme="minorHAnsi"/>
+          <w:b/>
+          <w:bCs/>
+        </w:rPr>
+        <w:t>Attori:</w:t>
+      </w:r>
+      <w:r>
+        <w:rPr>
+          <w:rFonts w:asciiTheme="minorHAnsi" w:hAnsiTheme="minorHAnsi"/>
+        </w:rPr>
+        <w:t xml:space="preserve"> Lettore registrato.</w:t>
+      </w:r>
+    </w:p>
+    <w:p>
+      <w:pPr>
+        <w:spacing w:after="100" w:afterAutospacing="1"/>
+        <w:rPr>
+          <w:rFonts w:asciiTheme="minorHAnsi" w:hAnsiTheme="minorHAnsi"/>
+        </w:rPr>
+      </w:pPr>
+      <w:r>
+        <w:rPr>
+          <w:rFonts w:asciiTheme="minorHAnsi" w:hAnsiTheme="minorHAnsi"/>
+          <w:b/>
+          <w:bCs/>
+        </w:rPr>
+        <w:t>Entry condition:</w:t>
+      </w:r>
+      <w:r>
+        <w:rPr>
+          <w:rFonts w:asciiTheme="minorHAnsi" w:hAnsiTheme="minorHAnsi"/>
+        </w:rPr>
+        <w:t xml:space="preserve"> Il lettore registrato è autenticato</w:t>
+      </w:r>
+      <w:r>
+        <w:rPr>
+          <w:rFonts w:asciiTheme="minorHAnsi" w:hAnsiTheme="minorHAnsi"/>
+        </w:rPr>
+        <w:t xml:space="preserve"> ha almeno una prenotazione attiva</w:t>
+      </w:r>
+      <w:r>
+        <w:rPr>
+          <w:rFonts w:asciiTheme="minorHAnsi" w:hAnsiTheme="minorHAnsi"/>
+        </w:rPr>
+        <w:t xml:space="preserve"> e</w:t>
+      </w:r>
+      <w:r>
+        <w:rPr>
+          <w:rFonts w:asciiTheme="minorHAnsi" w:hAnsiTheme="minorHAnsi"/>
+        </w:rPr>
+        <w:t xml:space="preserve"> </w:t>
+      </w:r>
+      <w:r>
+        <w:rPr>
+          <w:rFonts w:asciiTheme="minorHAnsi" w:hAnsiTheme="minorHAnsi"/>
+        </w:rPr>
+        <w:t xml:space="preserve">si trova in una pagina </w:t>
+      </w:r>
+      <w:r>
+        <w:rPr>
+          <w:rFonts w:asciiTheme="minorHAnsi" w:hAnsiTheme="minorHAnsi"/>
+        </w:rPr>
+        <w:t>del sistema che mostra il pulsante “</w:t>
+      </w:r>
+      <w:r>
+        <w:rPr>
+          <w:rFonts w:asciiTheme="minorHAnsi" w:hAnsiTheme="minorHAnsi"/>
+        </w:rPr>
+        <w:t>Gestisci prenotazioni</w:t>
+      </w:r>
+      <w:r>
+        <w:rPr>
+          <w:rFonts w:asciiTheme="minorHAnsi" w:hAnsiTheme="minorHAnsi"/>
+        </w:rPr>
+        <w:t>”</w:t>
+      </w:r>
+      <w:r>
+        <w:rPr>
+          <w:rFonts w:asciiTheme="minorHAnsi" w:hAnsiTheme="minorHAnsi"/>
+        </w:rPr>
+        <w:t>.</w:t>
+      </w:r>
+    </w:p>
+    <w:p>
+      <w:pPr>
+        <w:spacing w:after="100" w:afterAutospacing="1"/>
+        <w:rPr>
+          <w:rFonts w:asciiTheme="minorHAnsi" w:hAnsiTheme="minorHAnsi"/>
+          <w:b/>
+          <w:bCs/>
+        </w:rPr>
+      </w:pPr>
+      <w:r>
+        <w:rPr>
+          <w:rFonts w:asciiTheme="minorHAnsi" w:hAnsiTheme="minorHAnsi"/>
+          <w:b/>
+          <w:bCs/>
+        </w:rPr>
+        <w:t>Flusso di eventi:</w:t>
+      </w:r>
+    </w:p>
+    <w:p>
+      <w:pPr>
+        <w:pStyle w:val="ListParagraph"/>
+        <w:widowControl/>
+        <w:numPr>
+          <w:ilvl w:val="0"/>
+          <w:numId w:val="24"/>
+        </w:numPr>
+        <w:suppressAutoHyphens w:val="0"/>
+        <w:spacing w:after="100" w:afterAutospacing="1" w:line="278" w:lineRule="auto"/>
+        <w:rPr>
+          <w:rFonts w:asciiTheme="minorHAnsi" w:hAnsiTheme="minorHAnsi"/>
+        </w:rPr>
+      </w:pPr>
+      <w:r>
+        <w:rPr>
+          <w:rFonts w:asciiTheme="minorHAnsi" w:hAnsiTheme="minorHAnsi"/>
+        </w:rPr>
+        <w:t xml:space="preserve">Il lettore registrato </w:t>
+      </w:r>
+      <w:r>
+        <w:rPr>
+          <w:rFonts w:asciiTheme="minorHAnsi" w:hAnsiTheme="minorHAnsi"/>
+        </w:rPr>
+        <w:t>preme il pulsante “</w:t>
+      </w:r>
+      <w:r>
+        <w:rPr>
+          <w:rFonts w:asciiTheme="minorHAnsi" w:hAnsiTheme="minorHAnsi"/>
+        </w:rPr>
+        <w:t>Gestisci prenotazioni</w:t>
+      </w:r>
+      <w:r>
+        <w:rPr>
+          <w:rFonts w:asciiTheme="minorHAnsi" w:hAnsiTheme="minorHAnsi"/>
+        </w:rPr>
+        <w:t>”</w:t>
+      </w:r>
+      <w:r>
+        <w:rPr>
+          <w:rFonts w:asciiTheme="minorHAnsi" w:hAnsiTheme="minorHAnsi"/>
+        </w:rPr>
+        <w:t>.</w:t>
+      </w:r>
+    </w:p>
+    <w:p>
+      <w:pPr>
+        <w:pStyle w:val="ListParagraph"/>
+        <w:widowControl/>
+        <w:numPr>
+          <w:ilvl w:val="0"/>
+          <w:numId w:val="24"/>
+        </w:numPr>
+        <w:suppressAutoHyphens w:val="0"/>
+        <w:spacing w:after="100" w:afterAutospacing="1" w:line="278" w:lineRule="auto"/>
+        <w:rPr>
+          <w:rFonts w:asciiTheme="minorHAnsi" w:hAnsiTheme="minorHAnsi"/>
+        </w:rPr>
+      </w:pPr>
+      <w:r>
+        <w:rPr>
+          <w:rFonts w:asciiTheme="minorHAnsi" w:hAnsiTheme="minorHAnsi"/>
+        </w:rPr>
+        <w:t xml:space="preserve">Il sistema </w:t>
+      </w:r>
+      <w:r>
+        <w:rPr>
+          <w:rFonts w:asciiTheme="minorHAnsi" w:hAnsiTheme="minorHAnsi"/>
+        </w:rPr>
+        <w:t>mostra al lettore una pagina in</w:t>
+      </w:r>
+      <w:r>
+        <w:rPr>
+          <w:rFonts w:asciiTheme="minorHAnsi" w:hAnsiTheme="minorHAnsi"/>
+        </w:rPr>
+        <w:t xml:space="preserve"> cui è presentata una lista di prenotazioni, ciascuna con un pulsante “Cancella”</w:t>
+      </w:r>
+      <w:r>
+        <w:rPr>
+          <w:rFonts w:asciiTheme="minorHAnsi" w:hAnsiTheme="minorHAnsi"/>
+        </w:rPr>
+        <w:t>.</w:t>
+      </w:r>
+    </w:p>
+    <w:p>
+      <w:pPr>
+        <w:spacing w:after="100" w:afterAutospacing="1"/>
+        <w:rPr>
+          <w:rFonts w:asciiTheme="minorHAnsi" w:hAnsiTheme="minorHAnsi"/>
+        </w:rPr>
+      </w:pPr>
+      <w:r>
+        <w:rPr>
+          <w:rFonts w:asciiTheme="minorHAnsi" w:hAnsiTheme="minorHAnsi"/>
+          <w:b/>
+          <w:bCs/>
+        </w:rPr>
+        <w:t>Exit condition:</w:t>
+      </w:r>
+      <w:r>
+        <w:rPr>
+          <w:rFonts w:asciiTheme="minorHAnsi" w:hAnsiTheme="minorHAnsi"/>
+        </w:rPr>
+        <w:t xml:space="preserve"> Il lettore registrato </w:t>
+      </w:r>
+      <w:r>
+        <w:rPr>
+          <w:rFonts w:asciiTheme="minorHAnsi" w:hAnsiTheme="minorHAnsi"/>
+        </w:rPr>
+        <w:t>si trova nella pagina di gestione</w:t>
+      </w:r>
+      <w:r>
+        <w:rPr>
+          <w:rFonts w:asciiTheme="minorHAnsi" w:hAnsiTheme="minorHAnsi"/>
+        </w:rPr>
+        <w:t xml:space="preserve"> delle prenotazioni.</w:t>
+      </w:r>
+    </w:p>
+    <w:p>
+      <w:pPr>
+        <w:widowControl/>
+        <w:suppressAutoHyphens w:val="0"/>
+        <w:rPr>
+          <w:rFonts w:asciiTheme="minorHAnsi" w:hAnsiTheme="minorHAnsi"/>
+          <w:b/>
+          <w:bCs/>
+          <w:sz w:val="28"/>
+          <w:szCs w:val="28"/>
+        </w:rPr>
+      </w:pPr>
+      <w:r>
+        <w:rPr>
+          <w:rFonts w:asciiTheme="minorHAnsi" w:hAnsiTheme="minorHAnsi"/>
+          <w:b/>
+          <w:bCs/>
+          <w:sz w:val="28"/>
+          <w:szCs w:val="28"/>
+        </w:rPr>
+        <w:br w:type="page"/>
       </w:r>
     </w:p>
     <w:p>
@@ -15918,7 +16846,7 @@
           <w:sz w:val="28"/>
           <w:szCs w:val="28"/>
         </w:rPr>
-        <w:t xml:space="preserve">UC6 – </w:t>
+        <w:t>UC</w:t>
       </w:r>
       <w:r>
         <w:rPr>
@@ -15928,7 +16856,7 @@
           <w:sz w:val="28"/>
           <w:szCs w:val="28"/>
         </w:rPr>
-        <w:t xml:space="preserve">Cancellazione </w:t>
+        <w:t>7</w:t>
       </w:r>
       <w:r>
         <w:rPr>
@@ -15938,6 +16866,26 @@
           <w:sz w:val="28"/>
           <w:szCs w:val="28"/>
         </w:rPr>
+        <w:t xml:space="preserve"> – </w:t>
+      </w:r>
+      <w:r>
+        <w:rPr>
+          <w:rFonts w:asciiTheme="minorHAnsi" w:hAnsiTheme="minorHAnsi"/>
+          <w:b/>
+          <w:bCs/>
+          <w:sz w:val="28"/>
+          <w:szCs w:val="28"/>
+        </w:rPr>
+        <w:t xml:space="preserve">Cancellazione </w:t>
+      </w:r>
+      <w:r>
+        <w:rPr>
+          <w:rFonts w:asciiTheme="minorHAnsi" w:hAnsiTheme="minorHAnsi"/>
+          <w:b/>
+          <w:bCs/>
+          <w:sz w:val="28"/>
+          <w:szCs w:val="28"/>
+        </w:rPr>
         <w:t>di una prenotazione</w:t>
       </w:r>
     </w:p>
@@ -15982,7 +16930,49 @@
         <w:rPr>
           <w:rFonts w:asciiTheme="minorHAnsi" w:hAnsiTheme="minorHAnsi"/>
         </w:rPr>
-        <w:t xml:space="preserve"> Il lettore registrato è autenticato e accede alla pagina di gestione delle prenotazioni.</w:t>
+        <w:t xml:space="preserve"> Il lettore registrato è autenticato</w:t>
+      </w:r>
+      <w:r>
+        <w:rPr>
+          <w:rFonts w:asciiTheme="minorHAnsi" w:hAnsiTheme="minorHAnsi"/>
+        </w:rPr>
+        <w:t xml:space="preserve">, </w:t>
+      </w:r>
+      <w:r>
+        <w:rPr>
+          <w:rFonts w:asciiTheme="minorHAnsi" w:hAnsiTheme="minorHAnsi"/>
+        </w:rPr>
+        <w:t xml:space="preserve">e </w:t>
+      </w:r>
+      <w:r>
+        <w:rPr>
+          <w:rFonts w:asciiTheme="minorHAnsi" w:hAnsiTheme="minorHAnsi"/>
+        </w:rPr>
+        <w:t>accede alla pagina di gestione delle prenotazioni</w:t>
+      </w:r>
+      <w:r>
+        <w:rPr>
+          <w:rFonts w:asciiTheme="minorHAnsi" w:hAnsiTheme="minorHAnsi"/>
+        </w:rPr>
+        <w:t xml:space="preserve"> </w:t>
+      </w:r>
+      <w:r>
+        <w:rPr>
+          <w:rFonts w:asciiTheme="minorHAnsi" w:hAnsiTheme="minorHAnsi"/>
+        </w:rPr>
+        <w:t xml:space="preserve">con </w:t>
+      </w:r>
+      <w:r>
+        <w:rPr>
+          <w:rFonts w:asciiTheme="minorHAnsi" w:hAnsiTheme="minorHAnsi"/>
+        </w:rPr>
+        <w:t>almeno una prenotazione attiva</w:t>
+      </w:r>
+      <w:r>
+        <w:rPr>
+          <w:rFonts w:asciiTheme="minorHAnsi" w:hAnsiTheme="minorHAnsi"/>
+        </w:rPr>
+        <w:t>.</w:t>
       </w:r>
     </w:p>
     <w:p>
@@ -16107,6 +17097,39 @@
     </w:p>
     <w:p>
       <w:pPr>
+        <w:pStyle w:val="ListParagraph"/>
+        <w:widowControl/>
+        <w:numPr>
+          <w:ilvl w:val="0"/>
+          <w:numId w:val="24"/>
+        </w:numPr>
+        <w:suppressAutoHyphens w:val="0"/>
+        <w:spacing w:after="100" w:afterAutospacing="1" w:line="278" w:lineRule="auto"/>
+        <w:rPr>
+          <w:rFonts w:asciiTheme="minorHAnsi" w:hAnsiTheme="minorHAnsi"/>
+        </w:rPr>
+      </w:pPr>
+      <w:r>
+        <w:rPr>
+          <w:rFonts w:asciiTheme="minorHAnsi" w:hAnsiTheme="minorHAnsi"/>
+        </w:rPr>
+        <w:t xml:space="preserve">Il sistema </w:t>
+      </w:r>
+      <w:r>
+        <w:rPr>
+          <w:rFonts w:asciiTheme="minorHAnsi" w:hAnsiTheme="minorHAnsi"/>
+        </w:rPr>
+        <w:t>mostra la pagina di gestione delle prenotazioni aggiornata</w:t>
+      </w:r>
+      <w:r>
+        <w:rPr>
+          <w:rFonts w:asciiTheme="minorHAnsi" w:hAnsiTheme="minorHAnsi"/>
+        </w:rPr>
+        <w:t>.</w:t>
+      </w:r>
+    </w:p>
+    <w:p>
+      <w:pPr>
         <w:spacing w:after="100" w:afterAutospacing="1"/>
         <w:rPr>
           <w:rFonts w:asciiTheme="minorHAnsi" w:hAnsiTheme="minorHAnsi"/>
@@ -16124,7 +17147,19 @@
         <w:rPr>
           <w:rFonts w:asciiTheme="minorHAnsi" w:hAnsiTheme="minorHAnsi"/>
         </w:rPr>
-        <w:t xml:space="preserve"> Il lettore registrato viene riportato nella pagina di gestione delle prenotazioni e la prenotazione è stata rimossa dal database.</w:t>
+        <w:t xml:space="preserve"> Il lettore registrato </w:t>
+      </w:r>
+      <w:r>
+        <w:rPr>
+          <w:rFonts w:asciiTheme="minorHAnsi" w:hAnsiTheme="minorHAnsi"/>
+        </w:rPr>
+        <w:t>si trova</w:t>
+      </w:r>
+      <w:r>
+        <w:rPr>
+          <w:rFonts w:asciiTheme="minorHAnsi" w:hAnsiTheme="minorHAnsi"/>
+        </w:rPr>
+        <w:t xml:space="preserve"> nella pagina di gestione delle prenotazioni e la prenotazione è stata rimossa dal database.</w:t>
       </w:r>
     </w:p>
     <w:p>
@@ -16399,7 +17434,27 @@
           <w:sz w:val="28"/>
           <w:szCs w:val="28"/>
         </w:rPr>
-        <w:t>UC7 – Aggiunta di un’edizione al catalogo</w:t>
+        <w:t>UC</w:t>
+      </w:r>
+      <w:r>
+        <w:rPr>
+          <w:rFonts w:asciiTheme="minorHAnsi" w:hAnsiTheme="minorHAnsi"/>
+          <w:b/>
+          <w:bCs/>
+          <w:sz w:val="28"/>
+          <w:szCs w:val="28"/>
+        </w:rPr>
+        <w:t>8</w:t>
+      </w:r>
+      <w:r>
+        <w:rPr>
+          <w:rFonts w:asciiTheme="minorHAnsi" w:hAnsiTheme="minorHAnsi"/>
+          <w:b/>
+          <w:bCs/>
+          <w:sz w:val="28"/>
+          <w:szCs w:val="28"/>
+        </w:rPr>
+        <w:t xml:space="preserve"> – Aggiunta di un’edizione al catalogo</w:t>
       </w:r>
     </w:p>
     <w:p>
@@ -16470,7 +17525,7 @@
         <w:widowControl/>
         <w:numPr>
           <w:ilvl w:val="0"/>
-          <w:numId w:val="25"/>
+          <w:numId w:val="66"/>
         </w:numPr>
         <w:suppressAutoHyphens w:val="0"/>
         <w:spacing w:after="100" w:afterAutospacing="1" w:line="278" w:lineRule="auto"/>
@@ -16491,7 +17546,7 @@
         <w:widowControl/>
         <w:numPr>
           <w:ilvl w:val="0"/>
-          <w:numId w:val="25"/>
+          <w:numId w:val="66"/>
         </w:numPr>
         <w:suppressAutoHyphens w:val="0"/>
         <w:spacing w:after="100" w:afterAutospacing="1" w:line="278" w:lineRule="auto"/>
@@ -16743,7 +17798,7 @@
         <w:widowControl/>
         <w:numPr>
           <w:ilvl w:val="0"/>
-          <w:numId w:val="25"/>
+          <w:numId w:val="66"/>
         </w:numPr>
         <w:suppressAutoHyphens w:val="0"/>
         <w:spacing w:after="100" w:afterAutospacing="1" w:line="278" w:lineRule="auto"/>
@@ -16764,7 +17819,7 @@
         <w:widowControl/>
         <w:numPr>
           <w:ilvl w:val="0"/>
-          <w:numId w:val="25"/>
+          <w:numId w:val="66"/>
         </w:numPr>
         <w:suppressAutoHyphens w:val="0"/>
         <w:spacing w:after="100" w:afterAutospacing="1" w:line="278" w:lineRule="auto"/>
@@ -16785,7 +17840,7 @@
         <w:widowControl/>
         <w:numPr>
           <w:ilvl w:val="0"/>
-          <w:numId w:val="25"/>
+          <w:numId w:val="66"/>
         </w:numPr>
         <w:suppressAutoHyphens w:val="0"/>
         <w:spacing w:after="100" w:afterAutospacing="1" w:line="278" w:lineRule="auto"/>
@@ -16806,7 +17861,7 @@
         <w:widowControl/>
         <w:numPr>
           <w:ilvl w:val="0"/>
-          <w:numId w:val="25"/>
+          <w:numId w:val="66"/>
         </w:numPr>
         <w:suppressAutoHyphens w:val="0"/>
         <w:spacing w:after="100" w:afterAutospacing="1" w:line="278" w:lineRule="auto"/>
@@ -16827,7 +17882,7 @@
         <w:widowControl/>
         <w:numPr>
           <w:ilvl w:val="0"/>
-          <w:numId w:val="25"/>
+          <w:numId w:val="66"/>
         </w:numPr>
         <w:suppressAutoHyphens w:val="0"/>
         <w:spacing w:after="100" w:afterAutospacing="1" w:line="278" w:lineRule="auto"/>
@@ -16848,7 +17903,7 @@
         <w:widowControl/>
         <w:numPr>
           <w:ilvl w:val="0"/>
-          <w:numId w:val="25"/>
+          <w:numId w:val="66"/>
         </w:numPr>
         <w:suppressAutoHyphens w:val="0"/>
         <w:spacing w:after="100" w:afterAutospacing="1" w:line="278" w:lineRule="auto"/>
@@ -16928,19 +17983,19 @@
         <w:rPr>
           <w:rFonts w:asciiTheme="minorHAnsi" w:hAnsiTheme="minorHAnsi"/>
         </w:rPr>
+        <w:t xml:space="preserve">2 </w:t>
+      </w:r>
+      <w:r>
+        <w:rPr>
+          <w:rFonts w:asciiTheme="minorHAnsi" w:hAnsiTheme="minorHAnsi"/>
+        </w:rPr>
+        <w:t xml:space="preserve">e il passo </w:t>
+      </w:r>
+      <w:r>
+        <w:rPr>
+          <w:rFonts w:asciiTheme="minorHAnsi" w:hAnsiTheme="minorHAnsi"/>
+        </w:rPr>
         <w:t>4</w:t>
-      </w:r>
-      <w:r>
-        <w:rPr>
-          <w:rFonts w:asciiTheme="minorHAnsi" w:hAnsiTheme="minorHAnsi"/>
-        </w:rPr>
-        <w:t xml:space="preserve"> e il passo </w:t>
-      </w:r>
-      <w:r>
-        <w:rPr>
-          <w:rFonts w:asciiTheme="minorHAnsi" w:hAnsiTheme="minorHAnsi"/>
-        </w:rPr>
-        <w:t>6</w:t>
       </w:r>
       <w:r>
         <w:rPr>
@@ -16963,23 +18018,15 @@
           <w:b/>
           <w:bCs/>
         </w:rPr>
-        <w:t>7</w:t>
-      </w:r>
-      <w:r>
-        <w:rPr>
-          <w:rFonts w:asciiTheme="minorHAnsi" w:hAnsiTheme="minorHAnsi"/>
-          <w:b/>
-          <w:bCs/>
-        </w:rPr>
-        <w:t xml:space="preserve">.1 – Annullamento </w:t>
-      </w:r>
-      <w:r>
-        <w:rPr>
-          <w:rFonts w:asciiTheme="minorHAnsi" w:hAnsiTheme="minorHAnsi"/>
-          <w:b/>
-          <w:bCs/>
-        </w:rPr>
-        <w:t>aggiunta edizione</w:t>
+        <w:t>8</w:t>
+      </w:r>
+      <w:r>
+        <w:rPr>
+          <w:rFonts w:asciiTheme="minorHAnsi" w:hAnsiTheme="minorHAnsi"/>
+          <w:b/>
+          <w:bCs/>
+        </w:rPr>
+        <w:t>.1 – Annullamento aggiunta edizione</w:t>
       </w:r>
       <w:r>
         <w:rPr>
@@ -17005,7 +18052,13 @@
         <w:rPr>
           <w:rFonts w:asciiTheme="minorHAnsi" w:hAnsiTheme="minorHAnsi"/>
         </w:rPr>
-        <w:t xml:space="preserve">6 </w:t>
+        <w:t>5</w:t>
+      </w:r>
+      <w:r>
+        <w:rPr>
+          <w:rFonts w:asciiTheme="minorHAnsi" w:hAnsiTheme="minorHAnsi"/>
+        </w:rPr>
+        <w:t xml:space="preserve"> </w:t>
       </w:r>
       <w:r>
         <w:rPr>
@@ -17019,7 +18072,23 @@
           <w:b/>
           <w:bCs/>
         </w:rPr>
-        <w:t>UC7.</w:t>
+        <w:t>UC</w:t>
+      </w:r>
+      <w:r>
+        <w:rPr>
+          <w:rFonts w:asciiTheme="minorHAnsi" w:hAnsiTheme="minorHAnsi"/>
+          <w:b/>
+          <w:bCs/>
+        </w:rPr>
+        <w:t>8</w:t>
+      </w:r>
+      <w:r>
+        <w:rPr>
+          <w:rFonts w:asciiTheme="minorHAnsi" w:hAnsiTheme="minorHAnsi"/>
+          <w:b/>
+          <w:bCs/>
+        </w:rPr>
+        <w:t>.</w:t>
       </w:r>
       <w:r>
         <w:rPr>
@@ -17085,7 +18154,7 @@
           <w:sz w:val="28"/>
           <w:szCs w:val="28"/>
         </w:rPr>
-        <w:t>7</w:t>
+        <w:t>8</w:t>
       </w:r>
       <w:r>
         <w:rPr>
@@ -17105,17 +18174,7 @@
           <w:sz w:val="28"/>
           <w:szCs w:val="28"/>
         </w:rPr>
-        <w:t xml:space="preserve">1 – Annullamento </w:t>
-      </w:r>
-      <w:r>
-        <w:rPr>
-          <w:rFonts w:asciiTheme="minorHAnsi" w:hAnsiTheme="minorHAnsi"/>
-          <w:b/>
-          <w:bCs/>
-          <w:sz w:val="28"/>
-          <w:szCs w:val="28"/>
-        </w:rPr>
-        <w:t>aggiunta edizione</w:t>
+        <w:t>1 – Annullamento aggiunta edizione</w:t>
       </w:r>
     </w:p>
     <w:p>
@@ -17165,19 +18224,7 @@
         <w:rPr>
           <w:rFonts w:asciiTheme="minorHAnsi" w:hAnsiTheme="minorHAnsi"/>
         </w:rPr>
-        <w:t xml:space="preserve">premuto il pulsante “Annulla” durante la compilazione del modulo di </w:t>
-      </w:r>
-      <w:r>
-        <w:rPr>
-          <w:rFonts w:asciiTheme="minorHAnsi" w:hAnsiTheme="minorHAnsi"/>
-        </w:rPr>
-        <w:t>aggiunta dell’edizione</w:t>
-      </w:r>
-      <w:r>
-        <w:rPr>
-          <w:rFonts w:asciiTheme="minorHAnsi" w:hAnsiTheme="minorHAnsi"/>
-        </w:rPr>
-        <w:t>.</w:t>
+        <w:t>premuto il pulsante “Annulla” durante la compilazione del modulo di aggiunta dell’edizione.</w:t>
       </w:r>
     </w:p>
     <w:p>
@@ -17344,7 +18391,27 @@
           <w:sz w:val="28"/>
           <w:szCs w:val="28"/>
         </w:rPr>
-        <w:t>UC7.</w:t>
+        <w:t>UC</w:t>
+      </w:r>
+      <w:r>
+        <w:rPr>
+          <w:rFonts w:asciiTheme="minorHAnsi" w:hAnsiTheme="minorHAnsi"/>
+          <w:b/>
+          <w:bCs/>
+          <w:sz w:val="28"/>
+          <w:szCs w:val="28"/>
+        </w:rPr>
+        <w:t>8</w:t>
+      </w:r>
+      <w:r>
+        <w:rPr>
+          <w:rFonts w:asciiTheme="minorHAnsi" w:hAnsiTheme="minorHAnsi"/>
+          <w:b/>
+          <w:bCs/>
+          <w:sz w:val="28"/>
+          <w:szCs w:val="28"/>
+        </w:rPr>
+        <w:t>.</w:t>
       </w:r>
       <w:r>
         <w:rPr>
@@ -17617,7 +18684,27 @@
           <w:sz w:val="28"/>
           <w:szCs w:val="28"/>
         </w:rPr>
-        <w:t>UC8 – Modifica delle informazioni di un’edizione</w:t>
+        <w:t>UC</w:t>
+      </w:r>
+      <w:r>
+        <w:rPr>
+          <w:rFonts w:asciiTheme="minorHAnsi" w:hAnsiTheme="minorHAnsi"/>
+          <w:b/>
+          <w:bCs/>
+          <w:sz w:val="28"/>
+          <w:szCs w:val="28"/>
+        </w:rPr>
+        <w:t>9</w:t>
+      </w:r>
+      <w:r>
+        <w:rPr>
+          <w:rFonts w:asciiTheme="minorHAnsi" w:hAnsiTheme="minorHAnsi"/>
+          <w:b/>
+          <w:bCs/>
+          <w:sz w:val="28"/>
+          <w:szCs w:val="28"/>
+        </w:rPr>
+        <w:t xml:space="preserve"> – Modifica delle informazioni di un’edizione</w:t>
       </w:r>
     </w:p>
     <w:p>
@@ -17683,7 +18770,25 @@
           <w:lang w:eastAsia="en-US"/>
           <w14:ligatures w14:val="standardContextual"/>
         </w:rPr>
-        <w:t xml:space="preserve"> L’operatore è autenticato si trova nella pagina di modifica di un’edizione esistente.</w:t>
+        <w:t xml:space="preserve"> L’operatore è autenticato</w:t>
+      </w:r>
+      <w:r>
+        <w:rPr>
+          <w:rFonts w:asciiTheme="minorHAnsi" w:eastAsiaTheme="minorHAnsi" w:hAnsiTheme="minorHAnsi" w:cstheme="minorBidi"/>
+          <w:kern w:val="2"/>
+          <w:lang w:eastAsia="en-US"/>
+          <w14:ligatures w14:val="standardContextual"/>
+        </w:rPr>
+        <w:t xml:space="preserve"> e</w:t>
+      </w:r>
+      <w:r>
+        <w:rPr>
+          <w:rFonts w:asciiTheme="minorHAnsi" w:eastAsiaTheme="minorHAnsi" w:hAnsiTheme="minorHAnsi" w:cstheme="minorBidi"/>
+          <w:kern w:val="2"/>
+          <w:lang w:eastAsia="en-US"/>
+          <w14:ligatures w14:val="standardContextual"/>
+        </w:rPr>
+        <w:t xml:space="preserve"> si trova nella pagina di modifica di un’edizione esistente.</w:t>
       </w:r>
     </w:p>
     <w:p>
@@ -18256,7 +19361,31 @@
         <w:rPr>
           <w:rFonts w:asciiTheme="minorHAnsi" w:hAnsiTheme="minorHAnsi"/>
         </w:rPr>
-        <w:t xml:space="preserve">Se tra il passo 4 e il passo 6 l’operatore preme il tasto “Annulla”, viene eseguito il caso d’uso </w:t>
+        <w:t xml:space="preserve">Se tra il passo </w:t>
+      </w:r>
+      <w:r>
+        <w:rPr>
+          <w:rFonts w:asciiTheme="minorHAnsi" w:hAnsiTheme="minorHAnsi"/>
+        </w:rPr>
+        <w:t>1</w:t>
+      </w:r>
+      <w:r>
+        <w:rPr>
+          <w:rFonts w:asciiTheme="minorHAnsi" w:hAnsiTheme="minorHAnsi"/>
+        </w:rPr>
+        <w:t xml:space="preserve"> e il passo </w:t>
+      </w:r>
+      <w:r>
+        <w:rPr>
+          <w:rFonts w:asciiTheme="minorHAnsi" w:hAnsiTheme="minorHAnsi"/>
+        </w:rPr>
+        <w:t>2</w:t>
+      </w:r>
+      <w:r>
+        <w:rPr>
+          <w:rFonts w:asciiTheme="minorHAnsi" w:hAnsiTheme="minorHAnsi"/>
+        </w:rPr>
+        <w:t xml:space="preserve"> l’operatore preme il tasto “Annulla”, viene eseguito il caso d’uso </w:t>
       </w:r>
       <w:r>
         <w:rPr>
@@ -18272,31 +19401,15 @@
           <w:b/>
           <w:bCs/>
         </w:rPr>
-        <w:t>8</w:t>
-      </w:r>
-      <w:r>
-        <w:rPr>
-          <w:rFonts w:asciiTheme="minorHAnsi" w:hAnsiTheme="minorHAnsi"/>
-          <w:b/>
-          <w:bCs/>
-        </w:rPr>
-        <w:t xml:space="preserve">.1 – Annullamento </w:t>
-      </w:r>
-      <w:r>
-        <w:rPr>
-          <w:rFonts w:asciiTheme="minorHAnsi" w:hAnsiTheme="minorHAnsi"/>
-          <w:b/>
-          <w:bCs/>
-        </w:rPr>
-        <w:t>modifica</w:t>
-      </w:r>
-      <w:r>
-        <w:rPr>
-          <w:rFonts w:asciiTheme="minorHAnsi" w:hAnsiTheme="minorHAnsi"/>
-          <w:b/>
-          <w:bCs/>
-        </w:rPr>
-        <w:t xml:space="preserve"> edizione</w:t>
+        <w:t>9</w:t>
+      </w:r>
+      <w:r>
+        <w:rPr>
+          <w:rFonts w:asciiTheme="minorHAnsi" w:hAnsiTheme="minorHAnsi"/>
+          <w:b/>
+          <w:bCs/>
+        </w:rPr>
+        <w:t>.1 – Annullamento modifica edizione</w:t>
       </w:r>
       <w:r>
         <w:rPr>
@@ -18330,7 +19443,29 @@
           <w:lang w:eastAsia="en-US"/>
           <w14:ligatures w14:val="standardContextual"/>
         </w:rPr>
-        <w:t>UC8.</w:t>
+        <w:t>UC</w:t>
+      </w:r>
+      <w:r>
+        <w:rPr>
+          <w:rFonts w:asciiTheme="minorHAnsi" w:eastAsiaTheme="minorHAnsi" w:hAnsiTheme="minorHAnsi" w:cstheme="minorBidi"/>
+          <w:b/>
+          <w:bCs/>
+          <w:kern w:val="2"/>
+          <w:lang w:eastAsia="en-US"/>
+          <w14:ligatures w14:val="standardContextual"/>
+        </w:rPr>
+        <w:t>9</w:t>
+      </w:r>
+      <w:r>
+        <w:rPr>
+          <w:rFonts w:asciiTheme="minorHAnsi" w:eastAsiaTheme="minorHAnsi" w:hAnsiTheme="minorHAnsi" w:cstheme="minorBidi"/>
+          <w:b/>
+          <w:bCs/>
+          <w:kern w:val="2"/>
+          <w:lang w:eastAsia="en-US"/>
+          <w14:ligatures w14:val="standardContextual"/>
+        </w:rPr>
+        <w:t>.</w:t>
       </w:r>
       <w:r>
         <w:rPr>
@@ -18405,7 +19540,7 @@
           <w:sz w:val="28"/>
           <w:szCs w:val="28"/>
         </w:rPr>
-        <w:t>8</w:t>
+        <w:t>9</w:t>
       </w:r>
       <w:r>
         <w:rPr>
@@ -18580,7 +19715,19 @@
         <w:rPr>
           <w:rFonts w:asciiTheme="minorHAnsi" w:hAnsiTheme="minorHAnsi"/>
         </w:rPr>
-        <w:t xml:space="preserve"> pagina di gestione del catalogo </w:t>
+        <w:t xml:space="preserve"> pagina di gestione del catalogo</w:t>
+      </w:r>
+      <w:r>
+        <w:rPr>
+          <w:rFonts w:asciiTheme="minorHAnsi" w:hAnsiTheme="minorHAnsi"/>
+        </w:rPr>
+        <w:t xml:space="preserve"> e</w:t>
+      </w:r>
+      <w:r>
+        <w:rPr>
+          <w:rFonts w:asciiTheme="minorHAnsi" w:hAnsiTheme="minorHAnsi"/>
+        </w:rPr>
+        <w:t xml:space="preserve"> </w:t>
       </w:r>
       <w:r>
         <w:rPr>
@@ -18658,7 +19805,33 @@
           <w:lang w:eastAsia="en-US"/>
           <w14:ligatures w14:val="standardContextual"/>
         </w:rPr>
-        <w:t>C8.</w:t>
+        <w:t>C</w:t>
+      </w:r>
+      <w:r>
+        <w:rPr>
+          <w:rFonts w:asciiTheme="minorHAnsi" w:eastAsiaTheme="minorHAnsi" w:hAnsiTheme="minorHAnsi" w:cstheme="minorBidi"/>
+          <w:b/>
+          <w:bCs/>
+          <w:kern w:val="2"/>
+          <w:sz w:val="28"/>
+          <w:szCs w:val="28"/>
+          <w:lang w:eastAsia="en-US"/>
+          <w14:ligatures w14:val="standardContextual"/>
+        </w:rPr>
+        <w:t>9</w:t>
+      </w:r>
+      <w:r>
+        <w:rPr>
+          <w:rFonts w:asciiTheme="minorHAnsi" w:eastAsiaTheme="minorHAnsi" w:hAnsiTheme="minorHAnsi" w:cstheme="minorBidi"/>
+          <w:b/>
+          <w:bCs/>
+          <w:kern w:val="2"/>
+          <w:sz w:val="28"/>
+          <w:szCs w:val="28"/>
+          <w:lang w:eastAsia="en-US"/>
+          <w14:ligatures w14:val="standardContextual"/>
+        </w:rPr>
+        <w:t>.</w:t>
       </w:r>
       <w:r>
         <w:rPr>
@@ -18951,7 +20124,27 @@
           <w:sz w:val="28"/>
           <w:szCs w:val="28"/>
         </w:rPr>
-        <w:t xml:space="preserve">UC9 – Aggiunta di una copia al catalogo </w:t>
+        <w:t>UC</w:t>
+      </w:r>
+      <w:r>
+        <w:rPr>
+          <w:rFonts w:asciiTheme="minorHAnsi" w:hAnsiTheme="minorHAnsi"/>
+          <w:b/>
+          <w:bCs/>
+          <w:sz w:val="28"/>
+          <w:szCs w:val="28"/>
+        </w:rPr>
+        <w:t>10</w:t>
+      </w:r>
+      <w:r>
+        <w:rPr>
+          <w:rFonts w:asciiTheme="minorHAnsi" w:hAnsiTheme="minorHAnsi"/>
+          <w:b/>
+          <w:bCs/>
+          <w:sz w:val="28"/>
+          <w:szCs w:val="28"/>
+        </w:rPr>
+        <w:t xml:space="preserve"> – Aggiunta di una copia al catalogo </w:t>
       </w:r>
     </w:p>
     <w:p>
@@ -19133,16 +20326,7 @@
           <w:lang w:eastAsia="en-US"/>
           <w14:ligatures w14:val="standardContextual"/>
         </w:rPr>
-        <w:t>data</w:t>
-      </w:r>
-      <w:r>
-        <w:rPr>
-          <w:rFonts w:asciiTheme="minorHAnsi" w:eastAsiaTheme="minorHAnsi" w:hAnsiTheme="minorHAnsi" w:cstheme="minorBidi"/>
-          <w:kern w:val="2"/>
-          <w:lang w:eastAsia="en-US"/>
-          <w14:ligatures w14:val="standardContextual"/>
-        </w:rPr>
-        <w:t>base</w:t>
+        <w:t>database</w:t>
       </w:r>
       <w:r>
         <w:rPr>
@@ -19371,7 +20555,27 @@
           <w:sz w:val="28"/>
           <w:szCs w:val="28"/>
         </w:rPr>
-        <w:t xml:space="preserve">UC10 – Rimozione di una copia dal catalogo </w:t>
+        <w:t>UC1</w:t>
+      </w:r>
+      <w:r>
+        <w:rPr>
+          <w:rFonts w:asciiTheme="minorHAnsi" w:hAnsiTheme="minorHAnsi"/>
+          <w:b/>
+          <w:bCs/>
+          <w:sz w:val="28"/>
+          <w:szCs w:val="28"/>
+        </w:rPr>
+        <w:t>1</w:t>
+      </w:r>
+      <w:r>
+        <w:rPr>
+          <w:rFonts w:asciiTheme="minorHAnsi" w:hAnsiTheme="minorHAnsi"/>
+          <w:b/>
+          <w:bCs/>
+          <w:sz w:val="28"/>
+          <w:szCs w:val="28"/>
+        </w:rPr>
+        <w:t xml:space="preserve"> – Rimozione di una copia dal catalogo </w:t>
       </w:r>
     </w:p>
     <w:p>
@@ -19437,7 +20641,25 @@
           <w:lang w:eastAsia="en-US"/>
           <w14:ligatures w14:val="standardContextual"/>
         </w:rPr>
-        <w:t xml:space="preserve"> L’operatore è autenticato e si trova nella pagina di informazione delle copie di un’edizione.</w:t>
+        <w:t xml:space="preserve"> L’operatore è autenticato e si trova nella pagina di informazione delle copie di un’edizione</w:t>
+      </w:r>
+      <w:r>
+        <w:rPr>
+          <w:rFonts w:asciiTheme="minorHAnsi" w:eastAsiaTheme="minorHAnsi" w:hAnsiTheme="minorHAnsi" w:cstheme="minorBidi"/>
+          <w:kern w:val="2"/>
+          <w:lang w:eastAsia="en-US"/>
+          <w14:ligatures w14:val="standardContextual"/>
+        </w:rPr>
+        <w:t xml:space="preserve"> che ha almeno una copia</w:t>
+      </w:r>
+      <w:r>
+        <w:rPr>
+          <w:rFonts w:asciiTheme="minorHAnsi" w:eastAsiaTheme="minorHAnsi" w:hAnsiTheme="minorHAnsi" w:cstheme="minorBidi"/>
+          <w:kern w:val="2"/>
+          <w:lang w:eastAsia="en-US"/>
+          <w14:ligatures w14:val="standardContextual"/>
+        </w:rPr>
+        <w:t>.</w:t>
       </w:r>
     </w:p>
     <w:p>
@@ -19654,32 +20876,185 @@
         </w:rPr>
         <w:t xml:space="preserve"> </w:t>
       </w:r>
-      <w:r>
-        <w:rPr>
-          <w:rFonts w:asciiTheme="minorHAnsi" w:eastAsiaTheme="minorHAnsi" w:hAnsiTheme="minorHAnsi" w:cstheme="minorBidi"/>
-          <w:kern w:val="2"/>
-          <w:lang w:eastAsia="en-US"/>
-          <w14:ligatures w14:val="standardContextual"/>
-        </w:rPr>
-        <w:t xml:space="preserve">e </w:t>
-      </w:r>
-      <w:r>
-        <w:rPr>
-          <w:rFonts w:asciiTheme="minorHAnsi" w:eastAsiaTheme="minorHAnsi" w:hAnsiTheme="minorHAnsi" w:cstheme="minorBidi"/>
-          <w:kern w:val="2"/>
-          <w:lang w:eastAsia="en-US"/>
-          <w14:ligatures w14:val="standardContextual"/>
-        </w:rPr>
-        <w:t xml:space="preserve">la </w:t>
-      </w:r>
-      <w:r>
-        <w:rPr>
-          <w:rFonts w:asciiTheme="minorHAnsi" w:eastAsiaTheme="minorHAnsi" w:hAnsiTheme="minorHAnsi" w:cstheme="minorBidi"/>
-          <w:kern w:val="2"/>
-          <w:lang w:eastAsia="en-US"/>
-          <w14:ligatures w14:val="standardContextual"/>
-        </w:rPr>
-        <w:t>rende “inattiva”.</w:t>
+    </w:p>
+    <w:p>
+      <w:pPr>
+        <w:widowControl/>
+        <w:numPr>
+          <w:ilvl w:val="0"/>
+          <w:numId w:val="32"/>
+        </w:numPr>
+        <w:suppressAutoHyphens w:val="0"/>
+        <w:spacing w:after="100" w:afterAutospacing="1" w:line="278" w:lineRule="auto"/>
+        <w:contextualSpacing/>
+        <w:rPr>
+          <w:rFonts w:asciiTheme="minorHAnsi" w:eastAsiaTheme="minorHAnsi" w:hAnsiTheme="minorHAnsi" w:cstheme="minorBidi"/>
+          <w:kern w:val="2"/>
+          <w:lang w:eastAsia="en-US"/>
+          <w14:ligatures w14:val="standardContextual"/>
+        </w:rPr>
+      </w:pPr>
+      <w:r>
+        <w:rPr>
+          <w:rFonts w:asciiTheme="minorHAnsi" w:eastAsiaTheme="minorHAnsi" w:hAnsiTheme="minorHAnsi" w:cstheme="minorBidi"/>
+          <w:kern w:val="2"/>
+          <w:lang w:eastAsia="en-US"/>
+          <w14:ligatures w14:val="standardContextual"/>
+        </w:rPr>
+        <w:t>Il sistema rende</w:t>
+      </w:r>
+      <w:r>
+        <w:rPr>
+          <w:rFonts w:asciiTheme="minorHAnsi" w:eastAsiaTheme="minorHAnsi" w:hAnsiTheme="minorHAnsi" w:cstheme="minorBidi"/>
+          <w:kern w:val="2"/>
+          <w:lang w:eastAsia="en-US"/>
+          <w14:ligatures w14:val="standardContextual"/>
+        </w:rPr>
+        <w:t xml:space="preserve"> come “inattiva”</w:t>
+      </w:r>
+      <w:r>
+        <w:rPr>
+          <w:rFonts w:asciiTheme="minorHAnsi" w:eastAsiaTheme="minorHAnsi" w:hAnsiTheme="minorHAnsi" w:cstheme="minorBidi"/>
+          <w:kern w:val="2"/>
+          <w:lang w:eastAsia="en-US"/>
+          <w14:ligatures w14:val="standardContextual"/>
+        </w:rPr>
+        <w:t xml:space="preserve"> lo stato della copia</w:t>
+      </w:r>
+      <w:r>
+        <w:rPr>
+          <w:rFonts w:asciiTheme="minorHAnsi" w:eastAsiaTheme="minorHAnsi" w:hAnsiTheme="minorHAnsi" w:cstheme="minorBidi"/>
+          <w:kern w:val="2"/>
+          <w:lang w:eastAsia="en-US"/>
+          <w14:ligatures w14:val="standardContextual"/>
+        </w:rPr>
+        <w:t>.</w:t>
+      </w:r>
+    </w:p>
+    <w:p>
+      <w:pPr>
+        <w:widowControl/>
+        <w:numPr>
+          <w:ilvl w:val="0"/>
+          <w:numId w:val="32"/>
+        </w:numPr>
+        <w:suppressAutoHyphens w:val="0"/>
+        <w:spacing w:after="100" w:afterAutospacing="1" w:line="278" w:lineRule="auto"/>
+        <w:contextualSpacing/>
+        <w:rPr>
+          <w:rFonts w:asciiTheme="minorHAnsi" w:eastAsiaTheme="minorHAnsi" w:hAnsiTheme="minorHAnsi" w:cstheme="minorBidi"/>
+          <w:kern w:val="2"/>
+          <w:lang w:eastAsia="en-US"/>
+          <w14:ligatures w14:val="standardContextual"/>
+        </w:rPr>
+      </w:pPr>
+      <w:r>
+        <w:rPr>
+          <w:rFonts w:asciiTheme="minorHAnsi" w:eastAsiaTheme="minorHAnsi" w:hAnsiTheme="minorHAnsi" w:cstheme="minorBidi"/>
+          <w:kern w:val="2"/>
+          <w:lang w:eastAsia="en-US"/>
+          <w14:ligatures w14:val="standardContextual"/>
+        </w:rPr>
+        <w:t>Il sistema mostra a schermo il messaggio “Copia rimossa con successo” con un pulsante “</w:t>
+      </w:r>
+      <w:r>
+        <w:rPr>
+          <w:rFonts w:asciiTheme="minorHAnsi" w:eastAsiaTheme="minorHAnsi" w:hAnsiTheme="minorHAnsi" w:cstheme="minorBidi"/>
+          <w:kern w:val="2"/>
+          <w:lang w:eastAsia="en-US"/>
+          <w14:ligatures w14:val="standardContextual"/>
+        </w:rPr>
+        <w:t>Ok</w:t>
+      </w:r>
+      <w:r>
+        <w:rPr>
+          <w:rFonts w:asciiTheme="minorHAnsi" w:eastAsiaTheme="minorHAnsi" w:hAnsiTheme="minorHAnsi" w:cstheme="minorBidi"/>
+          <w:kern w:val="2"/>
+          <w:lang w:eastAsia="en-US"/>
+          <w14:ligatures w14:val="standardContextual"/>
+        </w:rPr>
+        <w:t>”.</w:t>
+      </w:r>
+    </w:p>
+    <w:p>
+      <w:pPr>
+        <w:widowControl/>
+        <w:numPr>
+          <w:ilvl w:val="0"/>
+          <w:numId w:val="32"/>
+        </w:numPr>
+        <w:suppressAutoHyphens w:val="0"/>
+        <w:spacing w:after="100" w:afterAutospacing="1" w:line="278" w:lineRule="auto"/>
+        <w:contextualSpacing/>
+        <w:rPr>
+          <w:rFonts w:asciiTheme="minorHAnsi" w:eastAsiaTheme="minorHAnsi" w:hAnsiTheme="minorHAnsi" w:cstheme="minorBidi"/>
+          <w:kern w:val="2"/>
+          <w:lang w:eastAsia="en-US"/>
+          <w14:ligatures w14:val="standardContextual"/>
+        </w:rPr>
+      </w:pPr>
+      <w:r>
+        <w:rPr>
+          <w:rFonts w:asciiTheme="minorHAnsi" w:eastAsiaTheme="minorHAnsi" w:hAnsiTheme="minorHAnsi" w:cstheme="minorBidi"/>
+          <w:kern w:val="2"/>
+          <w:lang w:eastAsia="en-US"/>
+          <w14:ligatures w14:val="standardContextual"/>
+        </w:rPr>
+        <w:t>L’operatore preme il pulsante “</w:t>
+      </w:r>
+      <w:r>
+        <w:rPr>
+          <w:rFonts w:asciiTheme="minorHAnsi" w:eastAsiaTheme="minorHAnsi" w:hAnsiTheme="minorHAnsi" w:cstheme="minorBidi"/>
+          <w:kern w:val="2"/>
+          <w:lang w:eastAsia="en-US"/>
+          <w14:ligatures w14:val="standardContextual"/>
+        </w:rPr>
+        <w:t>Ok</w:t>
+      </w:r>
+      <w:r>
+        <w:rPr>
+          <w:rFonts w:asciiTheme="minorHAnsi" w:eastAsiaTheme="minorHAnsi" w:hAnsiTheme="minorHAnsi" w:cstheme="minorBidi"/>
+          <w:kern w:val="2"/>
+          <w:lang w:eastAsia="en-US"/>
+          <w14:ligatures w14:val="standardContextual"/>
+        </w:rPr>
+        <w:t>”.</w:t>
+      </w:r>
+    </w:p>
+    <w:p>
+      <w:pPr>
+        <w:widowControl/>
+        <w:numPr>
+          <w:ilvl w:val="0"/>
+          <w:numId w:val="32"/>
+        </w:numPr>
+        <w:suppressAutoHyphens w:val="0"/>
+        <w:spacing w:after="100" w:afterAutospacing="1" w:line="278" w:lineRule="auto"/>
+        <w:contextualSpacing/>
+        <w:rPr>
+          <w:rFonts w:asciiTheme="minorHAnsi" w:eastAsiaTheme="minorHAnsi" w:hAnsiTheme="minorHAnsi" w:cstheme="minorBidi"/>
+          <w:kern w:val="2"/>
+          <w:lang w:eastAsia="en-US"/>
+          <w14:ligatures w14:val="standardContextual"/>
+        </w:rPr>
+      </w:pPr>
+      <w:r>
+        <w:rPr>
+          <w:rFonts w:asciiTheme="minorHAnsi" w:eastAsiaTheme="minorHAnsi" w:hAnsiTheme="minorHAnsi" w:cstheme="minorBidi"/>
+          <w:kern w:val="2"/>
+          <w:lang w:eastAsia="en-US"/>
+          <w14:ligatures w14:val="standardContextual"/>
+        </w:rPr>
+        <w:t>Il sistema reindirizza l’operatore alla pagina di gestione del catalogo.</w:t>
+      </w:r>
+      <w:r>
+        <w:rPr>
+          <w:rFonts w:asciiTheme="minorHAnsi" w:eastAsiaTheme="minorHAnsi" w:hAnsiTheme="minorHAnsi" w:cstheme="minorBidi"/>
+          <w:kern w:val="2"/>
+          <w:lang w:eastAsia="en-US"/>
+          <w14:ligatures w14:val="standardContextual"/>
+        </w:rPr>
+        <w:t xml:space="preserve"> </w:t>
       </w:r>
     </w:p>
     <w:p>
@@ -19712,7 +21087,25 @@
           <w:lang w:eastAsia="en-US"/>
           <w14:ligatures w14:val="standardContextual"/>
         </w:rPr>
-        <w:t xml:space="preserve"> L'operatore è portato nella pagina di gestione del catalogo. Nel database la copia dell’edizione è presente nello stato “inattiva”.</w:t>
+        <w:t xml:space="preserve"> L'operatore </w:t>
+      </w:r>
+      <w:r>
+        <w:rPr>
+          <w:rFonts w:asciiTheme="minorHAnsi" w:eastAsiaTheme="minorHAnsi" w:hAnsiTheme="minorHAnsi" w:cstheme="minorBidi"/>
+          <w:kern w:val="2"/>
+          <w:lang w:eastAsia="en-US"/>
+          <w14:ligatures w14:val="standardContextual"/>
+        </w:rPr>
+        <w:t>si trova</w:t>
+      </w:r>
+      <w:r>
+        <w:rPr>
+          <w:rFonts w:asciiTheme="minorHAnsi" w:eastAsiaTheme="minorHAnsi" w:hAnsiTheme="minorHAnsi" w:cstheme="minorBidi"/>
+          <w:kern w:val="2"/>
+          <w:lang w:eastAsia="en-US"/>
+          <w14:ligatures w14:val="standardContextual"/>
+        </w:rPr>
+        <w:t xml:space="preserve"> nella pagina di gestione del catalogo. Nel database la copia dell’edizione è presente nello stato “inattiva”.</w:t>
       </w:r>
     </w:p>
     <w:p>
@@ -19814,27 +21207,40 @@
           <w:lang w:eastAsia="en-US"/>
           <w14:ligatures w14:val="standardContextual"/>
         </w:rPr>
-        <w:t xml:space="preserve"> viene eseguito il caso d’uso</w:t>
-      </w:r>
-      <w:r>
-        <w:rPr>
-          <w:rFonts w:asciiTheme="minorHAnsi" w:eastAsiaTheme="minorHAnsi" w:hAnsiTheme="minorHAnsi" w:cstheme="minorBidi"/>
-          <w:kern w:val="2"/>
-          <w:lang w:eastAsia="en-US"/>
-          <w14:ligatures w14:val="standardContextual"/>
-        </w:rPr>
-        <w:t xml:space="preserve"> </w:t>
-      </w:r>
-      <w:r>
-        <w:rPr>
-          <w:rFonts w:asciiTheme="minorHAnsi" w:eastAsiaTheme="minorHAnsi" w:hAnsiTheme="minorHAnsi" w:cstheme="minorBidi"/>
-          <w:b/>
-          <w:bCs/>
-          <w:kern w:val="2"/>
-          <w:lang w:eastAsia="en-US"/>
-          <w14:ligatures w14:val="standardContextual"/>
-        </w:rPr>
-        <w:t>UC10.</w:t>
+        <w:t xml:space="preserve"> viene eseguito il caso d’uso </w:t>
+      </w:r>
+      <w:r>
+        <w:rPr>
+          <w:rFonts w:asciiTheme="minorHAnsi" w:eastAsiaTheme="minorHAnsi" w:hAnsiTheme="minorHAnsi" w:cstheme="minorBidi"/>
+          <w:b/>
+          <w:bCs/>
+          <w:kern w:val="2"/>
+          <w:lang w:eastAsia="en-US"/>
+          <w14:ligatures w14:val="standardContextual"/>
+        </w:rPr>
+        <w:t>UC1</w:t>
+      </w:r>
+      <w:r>
+        <w:rPr>
+          <w:rFonts w:asciiTheme="minorHAnsi" w:eastAsiaTheme="minorHAnsi" w:hAnsiTheme="minorHAnsi" w:cstheme="minorBidi"/>
+          <w:b/>
+          <w:bCs/>
+          <w:kern w:val="2"/>
+          <w:lang w:eastAsia="en-US"/>
+          <w14:ligatures w14:val="standardContextual"/>
+        </w:rPr>
+        <w:t>1</w:t>
+      </w:r>
+      <w:r>
+        <w:rPr>
+          <w:rFonts w:asciiTheme="minorHAnsi" w:eastAsiaTheme="minorHAnsi" w:hAnsiTheme="minorHAnsi" w:cstheme="minorBidi"/>
+          <w:b/>
+          <w:bCs/>
+          <w:kern w:val="2"/>
+          <w:lang w:eastAsia="en-US"/>
+          <w14:ligatures w14:val="standardContextual"/>
+        </w:rPr>
+        <w:t>.</w:t>
       </w:r>
       <w:r>
         <w:rPr>
@@ -19918,7 +21324,29 @@
           <w:lang w:eastAsia="en-US"/>
           <w14:ligatures w14:val="standardContextual"/>
         </w:rPr>
-        <w:t>UC10.</w:t>
+        <w:t>UC1</w:t>
+      </w:r>
+      <w:r>
+        <w:rPr>
+          <w:rFonts w:asciiTheme="minorHAnsi" w:eastAsiaTheme="minorHAnsi" w:hAnsiTheme="minorHAnsi" w:cstheme="minorBidi"/>
+          <w:b/>
+          <w:bCs/>
+          <w:kern w:val="2"/>
+          <w:lang w:eastAsia="en-US"/>
+          <w14:ligatures w14:val="standardContextual"/>
+        </w:rPr>
+        <w:t>1</w:t>
+      </w:r>
+      <w:r>
+        <w:rPr>
+          <w:rFonts w:asciiTheme="minorHAnsi" w:eastAsiaTheme="minorHAnsi" w:hAnsiTheme="minorHAnsi" w:cstheme="minorBidi"/>
+          <w:b/>
+          <w:bCs/>
+          <w:kern w:val="2"/>
+          <w:lang w:eastAsia="en-US"/>
+          <w14:ligatures w14:val="standardContextual"/>
+        </w:rPr>
+        <w:t>.</w:t>
       </w:r>
       <w:r>
         <w:rPr>
@@ -19951,7 +21379,7 @@
           <w:lang w:eastAsia="en-US"/>
           <w14:ligatures w14:val="standardContextual"/>
         </w:rPr>
-        <w:t>in prestito</w:t>
+        <w:t>non rimovibile</w:t>
       </w:r>
       <w:r>
         <w:rPr>
@@ -20004,7 +21432,7 @@
           <w:sz w:val="28"/>
           <w:szCs w:val="28"/>
         </w:rPr>
-        <w:t>10</w:t>
+        <w:t>1</w:t>
       </w:r>
       <w:r>
         <w:rPr>
@@ -20014,7 +21442,7 @@
           <w:sz w:val="28"/>
           <w:szCs w:val="28"/>
         </w:rPr>
-        <w:t>.</w:t>
+        <w:t>1</w:t>
       </w:r>
       <w:r>
         <w:rPr>
@@ -20024,7 +21452,7 @@
           <w:sz w:val="28"/>
           <w:szCs w:val="28"/>
         </w:rPr>
-        <w:t xml:space="preserve">1 – Annullamento </w:t>
+        <w:t>.</w:t>
       </w:r>
       <w:r>
         <w:rPr>
@@ -20034,7 +21462,7 @@
           <w:sz w:val="28"/>
           <w:szCs w:val="28"/>
         </w:rPr>
-        <w:t>rimozione copia</w:t>
+        <w:t>1 – Annullamento rimozione copia</w:t>
       </w:r>
     </w:p>
     <w:p>
@@ -20084,31 +21512,7 @@
         <w:rPr>
           <w:rFonts w:asciiTheme="minorHAnsi" w:hAnsiTheme="minorHAnsi"/>
         </w:rPr>
-        <w:t xml:space="preserve">premuto il pulsante “Annulla” durante la </w:t>
-      </w:r>
-      <w:r>
-        <w:rPr>
-          <w:rFonts w:asciiTheme="minorHAnsi" w:hAnsiTheme="minorHAnsi"/>
-        </w:rPr>
-        <w:t>rimozione di una copia</w:t>
-      </w:r>
-      <w:r>
-        <w:rPr>
-          <w:rFonts w:asciiTheme="minorHAnsi" w:hAnsiTheme="minorHAnsi"/>
-        </w:rPr>
-        <w:t xml:space="preserve"> </w:t>
-      </w:r>
-      <w:r>
-        <w:rPr>
-          <w:rFonts w:asciiTheme="minorHAnsi" w:hAnsiTheme="minorHAnsi"/>
-        </w:rPr>
-        <w:t>di una determinata edizione</w:t>
-      </w:r>
-      <w:r>
-        <w:rPr>
-          <w:rFonts w:asciiTheme="minorHAnsi" w:hAnsiTheme="minorHAnsi"/>
-        </w:rPr>
-        <w:t>.</w:t>
+        <w:t>premuto il pulsante “Annulla” durante la rimozione di una copia di una determinata edizione.</w:t>
       </w:r>
     </w:p>
     <w:p>
@@ -20126,7 +21530,6 @@
           <w:b/>
           <w:bCs/>
         </w:rPr>
-        <w:lastRenderedPageBreak/>
         <w:t>Flusso di eventi:</w:t>
       </w:r>
     </w:p>
@@ -20200,6 +21603,12 @@
         <w:rPr>
           <w:rFonts w:asciiTheme="minorHAnsi" w:hAnsiTheme="minorHAnsi"/>
         </w:rPr>
+        <w:t xml:space="preserve">la </w:t>
+      </w:r>
+      <w:r>
+        <w:rPr>
+          <w:rFonts w:asciiTheme="minorHAnsi" w:hAnsiTheme="minorHAnsi"/>
+        </w:rPr>
         <w:t>rimozione della copia</w:t>
       </w:r>
       <w:r>
@@ -20255,7 +21664,7 @@
           <w:lang w:eastAsia="en-US"/>
           <w14:ligatures w14:val="standardContextual"/>
         </w:rPr>
-        <w:t>UC10.</w:t>
+        <w:t>UC1</w:t>
       </w:r>
       <w:r>
         <w:rPr>
@@ -20268,7 +21677,7 @@
           <w:lang w:eastAsia="en-US"/>
           <w14:ligatures w14:val="standardContextual"/>
         </w:rPr>
-        <w:t>2</w:t>
+        <w:t>1</w:t>
       </w:r>
       <w:r>
         <w:rPr>
@@ -20281,7 +21690,7 @@
           <w:lang w:eastAsia="en-US"/>
           <w14:ligatures w14:val="standardContextual"/>
         </w:rPr>
-        <w:t xml:space="preserve"> – Copia </w:t>
+        <w:t>.</w:t>
       </w:r>
       <w:r>
         <w:rPr>
@@ -20294,7 +21703,33 @@
           <w:lang w:eastAsia="en-US"/>
           <w14:ligatures w14:val="standardContextual"/>
         </w:rPr>
-        <w:t>in prestito</w:t>
+        <w:t>2</w:t>
+      </w:r>
+      <w:r>
+        <w:rPr>
+          <w:rFonts w:asciiTheme="minorHAnsi" w:eastAsiaTheme="minorHAnsi" w:hAnsiTheme="minorHAnsi" w:cstheme="minorBidi"/>
+          <w:b/>
+          <w:bCs/>
+          <w:kern w:val="2"/>
+          <w:sz w:val="28"/>
+          <w:szCs w:val="28"/>
+          <w:lang w:eastAsia="en-US"/>
+          <w14:ligatures w14:val="standardContextual"/>
+        </w:rPr>
+        <w:t xml:space="preserve"> – Copia </w:t>
+      </w:r>
+      <w:r>
+        <w:rPr>
+          <w:rFonts w:asciiTheme="minorHAnsi" w:eastAsiaTheme="minorHAnsi" w:hAnsiTheme="minorHAnsi" w:cstheme="minorBidi"/>
+          <w:b/>
+          <w:bCs/>
+          <w:kern w:val="2"/>
+          <w:sz w:val="28"/>
+          <w:szCs w:val="28"/>
+          <w:lang w:eastAsia="en-US"/>
+          <w14:ligatures w14:val="standardContextual"/>
+        </w:rPr>
+        <w:t>non rimovibile</w:t>
       </w:r>
     </w:p>
     <w:p>
@@ -20660,7 +22095,27 @@
           <w:sz w:val="28"/>
           <w:szCs w:val="28"/>
         </w:rPr>
-        <w:t>UC11 – Ricerca delle informazioni di un lettore</w:t>
+        <w:t>UC1</w:t>
+      </w:r>
+      <w:r>
+        <w:rPr>
+          <w:rFonts w:asciiTheme="minorHAnsi" w:hAnsiTheme="minorHAnsi"/>
+          <w:b/>
+          <w:bCs/>
+          <w:sz w:val="28"/>
+          <w:szCs w:val="28"/>
+        </w:rPr>
+        <w:t>2</w:t>
+      </w:r>
+      <w:r>
+        <w:rPr>
+          <w:rFonts w:asciiTheme="minorHAnsi" w:hAnsiTheme="minorHAnsi"/>
+          <w:b/>
+          <w:bCs/>
+          <w:sz w:val="28"/>
+          <w:szCs w:val="28"/>
+        </w:rPr>
+        <w:t xml:space="preserve"> – Ricerca delle informazioni di un lettore</w:t>
       </w:r>
     </w:p>
     <w:p>
@@ -20887,7 +22342,70 @@
           <w:lang w:eastAsia="en-US"/>
           <w14:ligatures w14:val="standardContextual"/>
         </w:rPr>
-        <w:t>Il sistema mostra a schermo tutte le informazioni ricavate in una pagina. Se il lettore è registrato, mostra anche le informazioni dell’account e le prenotazioni attive.</w:t>
+        <w:t>Il sistema mostra a schermo tutte le informazioni ricavate in una pagina</w:t>
+      </w:r>
+      <w:r>
+        <w:rPr>
+          <w:rFonts w:asciiTheme="minorHAnsi" w:eastAsiaTheme="minorHAnsi" w:hAnsiTheme="minorHAnsi" w:cstheme="minorBidi"/>
+          <w:kern w:val="2"/>
+          <w:lang w:eastAsia="en-US"/>
+          <w14:ligatures w14:val="standardContextual"/>
+        </w:rPr>
+        <w:t>, assieme ai pulsanti legati alle operazioni che possono essere fatte riguardo il lettore (sospensione</w:t>
+      </w:r>
+      <w:r>
+        <w:rPr>
+          <w:rFonts w:asciiTheme="minorHAnsi" w:eastAsiaTheme="minorHAnsi" w:hAnsiTheme="minorHAnsi" w:cstheme="minorBidi"/>
+          <w:kern w:val="2"/>
+          <w:lang w:eastAsia="en-US"/>
+          <w14:ligatures w14:val="standardContextual"/>
+        </w:rPr>
+        <w:t xml:space="preserve"> se il lettore non è sospeso, revoca sospensione se il lettore è sospeso</w:t>
+      </w:r>
+      <w:r>
+        <w:rPr>
+          <w:rFonts w:asciiTheme="minorHAnsi" w:eastAsiaTheme="minorHAnsi" w:hAnsiTheme="minorHAnsi" w:cstheme="minorBidi"/>
+          <w:kern w:val="2"/>
+          <w:lang w:eastAsia="en-US"/>
+          <w14:ligatures w14:val="standardContextual"/>
+        </w:rPr>
+        <w:t>, registra</w:t>
+      </w:r>
+      <w:r>
+        <w:rPr>
+          <w:rFonts w:asciiTheme="minorHAnsi" w:eastAsiaTheme="minorHAnsi" w:hAnsiTheme="minorHAnsi" w:cstheme="minorBidi"/>
+          <w:kern w:val="2"/>
+          <w:lang w:eastAsia="en-US"/>
+          <w14:ligatures w14:val="standardContextual"/>
+        </w:rPr>
+        <w:t>zione</w:t>
+      </w:r>
+      <w:r>
+        <w:rPr>
+          <w:rFonts w:asciiTheme="minorHAnsi" w:eastAsiaTheme="minorHAnsi" w:hAnsiTheme="minorHAnsi" w:cstheme="minorBidi"/>
+          <w:kern w:val="2"/>
+          <w:lang w:eastAsia="en-US"/>
+          <w14:ligatures w14:val="standardContextual"/>
+        </w:rPr>
+        <w:t xml:space="preserve"> se il lettore non è registrato, modifica delle informazioni se il lettore è registrato)</w:t>
+      </w:r>
+      <w:r>
+        <w:rPr>
+          <w:rFonts w:asciiTheme="minorHAnsi" w:eastAsiaTheme="minorHAnsi" w:hAnsiTheme="minorHAnsi" w:cstheme="minorBidi"/>
+          <w:kern w:val="2"/>
+          <w:lang w:eastAsia="en-US"/>
+          <w14:ligatures w14:val="standardContextual"/>
+        </w:rPr>
+        <w:t>. Se il lettore è registrato, mostra anche le informazioni dell’account e le prenotazioni attive.</w:t>
+      </w:r>
+      <w:r>
+        <w:rPr>
+          <w:rFonts w:asciiTheme="minorHAnsi" w:eastAsiaTheme="minorHAnsi" w:hAnsiTheme="minorHAnsi" w:cstheme="minorBidi"/>
+          <w:kern w:val="2"/>
+          <w:lang w:eastAsia="en-US"/>
+          <w14:ligatures w14:val="standardContextual"/>
+        </w:rPr>
+        <w:t xml:space="preserve"> </w:t>
       </w:r>
     </w:p>
     <w:p>
@@ -20920,7 +22438,25 @@
           <w:lang w:eastAsia="en-US"/>
           <w14:ligatures w14:val="standardContextual"/>
         </w:rPr>
-        <w:t xml:space="preserve"> L’operatore si trova sulla pagina del lettore.</w:t>
+        <w:t xml:space="preserve"> L’operatore si trova sulla pagina del</w:t>
+      </w:r>
+      <w:r>
+        <w:rPr>
+          <w:rFonts w:asciiTheme="minorHAnsi" w:eastAsiaTheme="minorHAnsi" w:hAnsiTheme="minorHAnsi" w:cstheme="minorBidi"/>
+          <w:kern w:val="2"/>
+          <w:lang w:eastAsia="en-US"/>
+          <w14:ligatures w14:val="standardContextual"/>
+        </w:rPr>
+        <w:t>le informazioni</w:t>
+      </w:r>
+      <w:r>
+        <w:rPr>
+          <w:rFonts w:asciiTheme="minorHAnsi" w:eastAsiaTheme="minorHAnsi" w:hAnsiTheme="minorHAnsi" w:cstheme="minorBidi"/>
+          <w:kern w:val="2"/>
+          <w:lang w:eastAsia="en-US"/>
+          <w14:ligatures w14:val="standardContextual"/>
+        </w:rPr>
+        <w:t xml:space="preserve"> lettore.</w:t>
       </w:r>
     </w:p>
     <w:p>
@@ -20979,7 +22515,49 @@
           <w:lang w:eastAsia="en-US"/>
           <w14:ligatures w14:val="standardContextual"/>
         </w:rPr>
-        <w:t>Se al passo 3 il sistema rileva delle informazioni non valide, viene eseguito il caso d’uso UC11.1 – Informazioni non valide.</w:t>
+        <w:t xml:space="preserve">Se al passo 3 il sistema rileva delle informazioni non valide, viene eseguito il caso d’uso </w:t>
+      </w:r>
+      <w:r>
+        <w:rPr>
+          <w:rFonts w:asciiTheme="minorHAnsi" w:eastAsiaTheme="minorHAnsi" w:hAnsiTheme="minorHAnsi" w:cstheme="minorBidi"/>
+          <w:b/>
+          <w:bCs/>
+          <w:kern w:val="2"/>
+          <w:lang w:eastAsia="en-US"/>
+          <w14:ligatures w14:val="standardContextual"/>
+        </w:rPr>
+        <w:t>UC1</w:t>
+      </w:r>
+      <w:r>
+        <w:rPr>
+          <w:rFonts w:asciiTheme="minorHAnsi" w:eastAsiaTheme="minorHAnsi" w:hAnsiTheme="minorHAnsi" w:cstheme="minorBidi"/>
+          <w:b/>
+          <w:bCs/>
+          <w:kern w:val="2"/>
+          <w:lang w:eastAsia="en-US"/>
+          <w14:ligatures w14:val="standardContextual"/>
+        </w:rPr>
+        <w:t>2</w:t>
+      </w:r>
+      <w:r>
+        <w:rPr>
+          <w:rFonts w:asciiTheme="minorHAnsi" w:eastAsiaTheme="minorHAnsi" w:hAnsiTheme="minorHAnsi" w:cstheme="minorBidi"/>
+          <w:b/>
+          <w:bCs/>
+          <w:kern w:val="2"/>
+          <w:lang w:eastAsia="en-US"/>
+          <w14:ligatures w14:val="standardContextual"/>
+        </w:rPr>
+        <w:t>.1 – Informazioni non valide</w:t>
+      </w:r>
+      <w:r>
+        <w:rPr>
+          <w:rFonts w:asciiTheme="minorHAnsi" w:eastAsiaTheme="minorHAnsi" w:hAnsiTheme="minorHAnsi" w:cstheme="minorBidi"/>
+          <w:kern w:val="2"/>
+          <w:lang w:eastAsia="en-US"/>
+          <w14:ligatures w14:val="standardContextual"/>
+        </w:rPr>
+        <w:t>.</w:t>
       </w:r>
     </w:p>
     <w:p>
@@ -21026,7 +22604,33 @@
           <w:lang w:eastAsia="en-US"/>
           <w14:ligatures w14:val="standardContextual"/>
         </w:rPr>
-        <w:t>UC11.1 – Informazioni non valide</w:t>
+        <w:t>UC1</w:t>
+      </w:r>
+      <w:r>
+        <w:rPr>
+          <w:rFonts w:asciiTheme="minorHAnsi" w:eastAsiaTheme="minorHAnsi" w:hAnsiTheme="minorHAnsi" w:cstheme="minorBidi"/>
+          <w:b/>
+          <w:bCs/>
+          <w:kern w:val="2"/>
+          <w:sz w:val="28"/>
+          <w:szCs w:val="28"/>
+          <w:lang w:eastAsia="en-US"/>
+          <w14:ligatures w14:val="standardContextual"/>
+        </w:rPr>
+        <w:t>2</w:t>
+      </w:r>
+      <w:r>
+        <w:rPr>
+          <w:rFonts w:asciiTheme="minorHAnsi" w:eastAsiaTheme="minorHAnsi" w:hAnsiTheme="minorHAnsi" w:cstheme="minorBidi"/>
+          <w:b/>
+          <w:bCs/>
+          <w:kern w:val="2"/>
+          <w:sz w:val="28"/>
+          <w:szCs w:val="28"/>
+          <w:lang w:eastAsia="en-US"/>
+          <w14:ligatures w14:val="standardContextual"/>
+        </w:rPr>
+        <w:t>.1 – Informazioni non valide</w:t>
       </w:r>
     </w:p>
     <w:p>
@@ -21219,19 +22823,6 @@
         </w:rPr>
         <w:br w:type="page"/>
       </w:r>
-    </w:p>
-    <w:p>
-      <w:pPr>
-        <w:widowControl/>
-        <w:suppressAutoHyphens w:val="0"/>
-        <w:spacing w:after="160" w:line="278" w:lineRule="auto"/>
-        <w:rPr>
-          <w:rFonts w:asciiTheme="minorHAnsi" w:eastAsiaTheme="minorHAnsi" w:hAnsiTheme="minorHAnsi" w:cstheme="minorBidi"/>
-          <w:kern w:val="2"/>
-          <w:lang w:eastAsia="en-US"/>
-          <w14:ligatures w14:val="standardContextual"/>
-        </w:rPr>
-      </w:pPr>
       <w:r>
         <w:rPr>
           <w:rFonts w:asciiTheme="minorHAnsi" w:hAnsiTheme="minorHAnsi"/>
@@ -21311,7 +22902,27 @@
           <w:sz w:val="28"/>
           <w:szCs w:val="28"/>
         </w:rPr>
-        <w:t>UC12 – Modifica delle informazioni di un lettore registrato</w:t>
+        <w:t>UC1</w:t>
+      </w:r>
+      <w:r>
+        <w:rPr>
+          <w:rFonts w:asciiTheme="minorHAnsi" w:hAnsiTheme="minorHAnsi"/>
+          <w:b/>
+          <w:bCs/>
+          <w:sz w:val="28"/>
+          <w:szCs w:val="28"/>
+        </w:rPr>
+        <w:t>3</w:t>
+      </w:r>
+      <w:r>
+        <w:rPr>
+          <w:rFonts w:asciiTheme="minorHAnsi" w:hAnsiTheme="minorHAnsi"/>
+          <w:b/>
+          <w:bCs/>
+          <w:sz w:val="28"/>
+          <w:szCs w:val="28"/>
+        </w:rPr>
+        <w:t xml:space="preserve"> – Modifica delle informazioni di un lettore registrato</w:t>
       </w:r>
     </w:p>
     <w:p>
@@ -21736,7 +23347,25 @@
           <w:lang w:eastAsia="en-US"/>
           <w14:ligatures w14:val="standardContextual"/>
         </w:rPr>
-        <w:t>Il sistema reindirizza l’operatore sulla pagina del lettore ricercato.</w:t>
+        <w:t xml:space="preserve">Il sistema reindirizza l’operatore sulla pagina </w:t>
+      </w:r>
+      <w:r>
+        <w:rPr>
+          <w:rFonts w:asciiTheme="minorHAnsi" w:eastAsiaTheme="minorHAnsi" w:hAnsiTheme="minorHAnsi" w:cstheme="minorBidi"/>
+          <w:kern w:val="2"/>
+          <w:lang w:eastAsia="en-US"/>
+          <w14:ligatures w14:val="standardContextual"/>
+        </w:rPr>
+        <w:t>delle informazioni del lettore</w:t>
+      </w:r>
+      <w:r>
+        <w:rPr>
+          <w:rFonts w:asciiTheme="minorHAnsi" w:eastAsiaTheme="minorHAnsi" w:hAnsiTheme="minorHAnsi" w:cstheme="minorBidi"/>
+          <w:kern w:val="2"/>
+          <w:lang w:eastAsia="en-US"/>
+          <w14:ligatures w14:val="standardContextual"/>
+        </w:rPr>
+        <w:t xml:space="preserve"> ricercato.</w:t>
       </w:r>
     </w:p>
     <w:p>
@@ -21769,7 +23398,34 @@
           <w:lang w:eastAsia="en-US"/>
           <w14:ligatures w14:val="standardContextual"/>
         </w:rPr>
-        <w:t xml:space="preserve"> L’operatore si trova nella pagina del lettore ricercato mediante codice fiscale e le informazioni del lettore sono state modificate.</w:t>
+        <w:t xml:space="preserve"> L’operatore si trova nella pagina </w:t>
+      </w:r>
+      <w:r>
+        <w:rPr>
+          <w:rFonts w:asciiTheme="minorHAnsi" w:eastAsiaTheme="minorHAnsi" w:hAnsiTheme="minorHAnsi" w:cstheme="minorBidi"/>
+          <w:kern w:val="2"/>
+          <w:lang w:eastAsia="en-US"/>
+          <w14:ligatures w14:val="standardContextual"/>
+        </w:rPr>
+        <w:t>delle informazioni del lettore</w:t>
+      </w:r>
+      <w:r>
+        <w:rPr>
+          <w:rFonts w:asciiTheme="minorHAnsi" w:eastAsiaTheme="minorHAnsi" w:hAnsiTheme="minorHAnsi" w:cstheme="minorBidi"/>
+          <w:kern w:val="2"/>
+          <w:lang w:eastAsia="en-US"/>
+          <w14:ligatures w14:val="standardContextual"/>
+        </w:rPr>
+        <w:t xml:space="preserve"> </w:t>
+      </w:r>
+      <w:r>
+        <w:rPr>
+          <w:rFonts w:asciiTheme="minorHAnsi" w:eastAsiaTheme="minorHAnsi" w:hAnsiTheme="minorHAnsi" w:cstheme="minorBidi"/>
+          <w:kern w:val="2"/>
+          <w:lang w:eastAsia="en-US"/>
+          <w14:ligatures w14:val="standardContextual"/>
+        </w:rPr>
+        <w:t>mediante codice fiscale e le informazioni del lettore sono state modificate.</w:t>
       </w:r>
     </w:p>
     <w:p>
@@ -21912,7 +23568,29 @@
           <w:lang w:eastAsia="en-US"/>
           <w14:ligatures w14:val="standardContextual"/>
         </w:rPr>
-        <w:t>UC13 – Reset della password di un lettore</w:t>
+        <w:t>UC1</w:t>
+      </w:r>
+      <w:r>
+        <w:rPr>
+          <w:rFonts w:asciiTheme="minorHAnsi" w:eastAsiaTheme="minorHAnsi" w:hAnsiTheme="minorHAnsi" w:cstheme="minorBidi"/>
+          <w:b/>
+          <w:bCs/>
+          <w:kern w:val="2"/>
+          <w:lang w:eastAsia="en-US"/>
+          <w14:ligatures w14:val="standardContextual"/>
+        </w:rPr>
+        <w:t>4</w:t>
+      </w:r>
+      <w:r>
+        <w:rPr>
+          <w:rFonts w:asciiTheme="minorHAnsi" w:eastAsiaTheme="minorHAnsi" w:hAnsiTheme="minorHAnsi" w:cstheme="minorBidi"/>
+          <w:b/>
+          <w:bCs/>
+          <w:kern w:val="2"/>
+          <w:lang w:eastAsia="en-US"/>
+          <w14:ligatures w14:val="standardContextual"/>
+        </w:rPr>
+        <w:t xml:space="preserve"> – Reset della password di un lettore</w:t>
       </w:r>
       <w:r>
         <w:rPr>
@@ -21997,27 +23675,40 @@
           <w:lang w:eastAsia="en-US"/>
           <w14:ligatures w14:val="standardContextual"/>
         </w:rPr>
-        <w:t>viene eseguito il caso d’uso</w:t>
-      </w:r>
-      <w:r>
-        <w:rPr>
-          <w:rFonts w:asciiTheme="minorHAnsi" w:eastAsiaTheme="minorHAnsi" w:hAnsiTheme="minorHAnsi" w:cstheme="minorBidi"/>
-          <w:kern w:val="2"/>
-          <w:lang w:eastAsia="en-US"/>
-          <w14:ligatures w14:val="standardContextual"/>
-        </w:rPr>
-        <w:t xml:space="preserve"> </w:t>
-      </w:r>
-      <w:r>
-        <w:rPr>
-          <w:rFonts w:asciiTheme="minorHAnsi" w:eastAsiaTheme="minorHAnsi" w:hAnsiTheme="minorHAnsi" w:cstheme="minorBidi"/>
-          <w:b/>
-          <w:bCs/>
-          <w:kern w:val="2"/>
-          <w:lang w:eastAsia="en-US"/>
-          <w14:ligatures w14:val="standardContextual"/>
-        </w:rPr>
-        <w:t>UC12.1 – Annullamento modifica delle informazioni di un lettore registrato</w:t>
+        <w:t xml:space="preserve">viene eseguito il caso d’uso </w:t>
+      </w:r>
+      <w:r>
+        <w:rPr>
+          <w:rFonts w:asciiTheme="minorHAnsi" w:eastAsiaTheme="minorHAnsi" w:hAnsiTheme="minorHAnsi" w:cstheme="minorBidi"/>
+          <w:b/>
+          <w:bCs/>
+          <w:kern w:val="2"/>
+          <w:lang w:eastAsia="en-US"/>
+          <w14:ligatures w14:val="standardContextual"/>
+        </w:rPr>
+        <w:t>UC1</w:t>
+      </w:r>
+      <w:r>
+        <w:rPr>
+          <w:rFonts w:asciiTheme="minorHAnsi" w:eastAsiaTheme="minorHAnsi" w:hAnsiTheme="minorHAnsi" w:cstheme="minorBidi"/>
+          <w:b/>
+          <w:bCs/>
+          <w:kern w:val="2"/>
+          <w:lang w:eastAsia="en-US"/>
+          <w14:ligatures w14:val="standardContextual"/>
+        </w:rPr>
+        <w:t>3</w:t>
+      </w:r>
+      <w:r>
+        <w:rPr>
+          <w:rFonts w:asciiTheme="minorHAnsi" w:eastAsiaTheme="minorHAnsi" w:hAnsiTheme="minorHAnsi" w:cstheme="minorBidi"/>
+          <w:b/>
+          <w:bCs/>
+          <w:kern w:val="2"/>
+          <w:lang w:eastAsia="en-US"/>
+          <w14:ligatures w14:val="standardContextual"/>
+        </w:rPr>
+        <w:t>.1 – Annullamento modifica delle informazioni di un lettore registrato</w:t>
       </w:r>
       <w:r>
         <w:rPr>
@@ -22059,7 +23750,29 @@
           <w:lang w:eastAsia="en-US"/>
           <w14:ligatures w14:val="standardContextual"/>
         </w:rPr>
-        <w:t>UC12.</w:t>
+        <w:t>UC1</w:t>
+      </w:r>
+      <w:r>
+        <w:rPr>
+          <w:rFonts w:asciiTheme="minorHAnsi" w:eastAsiaTheme="minorHAnsi" w:hAnsiTheme="minorHAnsi" w:cstheme="minorBidi"/>
+          <w:b/>
+          <w:bCs/>
+          <w:kern w:val="2"/>
+          <w:lang w:eastAsia="en-US"/>
+          <w14:ligatures w14:val="standardContextual"/>
+        </w:rPr>
+        <w:t>3</w:t>
+      </w:r>
+      <w:r>
+        <w:rPr>
+          <w:rFonts w:asciiTheme="minorHAnsi" w:eastAsiaTheme="minorHAnsi" w:hAnsiTheme="minorHAnsi" w:cstheme="minorBidi"/>
+          <w:b/>
+          <w:bCs/>
+          <w:kern w:val="2"/>
+          <w:lang w:eastAsia="en-US"/>
+          <w14:ligatures w14:val="standardContextual"/>
+        </w:rPr>
+        <w:t>.</w:t>
       </w:r>
       <w:r>
         <w:rPr>
@@ -22133,7 +23846,33 @@
           <w:lang w:eastAsia="en-US"/>
           <w14:ligatures w14:val="standardContextual"/>
         </w:rPr>
-        <w:t>UC12.</w:t>
+        <w:t>UC1</w:t>
+      </w:r>
+      <w:r>
+        <w:rPr>
+          <w:rFonts w:asciiTheme="minorHAnsi" w:eastAsiaTheme="minorHAnsi" w:hAnsiTheme="minorHAnsi" w:cstheme="minorBidi"/>
+          <w:b/>
+          <w:bCs/>
+          <w:kern w:val="2"/>
+          <w:sz w:val="28"/>
+          <w:szCs w:val="28"/>
+          <w:lang w:eastAsia="en-US"/>
+          <w14:ligatures w14:val="standardContextual"/>
+        </w:rPr>
+        <w:t>3</w:t>
+      </w:r>
+      <w:r>
+        <w:rPr>
+          <w:rFonts w:asciiTheme="minorHAnsi" w:eastAsiaTheme="minorHAnsi" w:hAnsiTheme="minorHAnsi" w:cstheme="minorBidi"/>
+          <w:b/>
+          <w:bCs/>
+          <w:kern w:val="2"/>
+          <w:sz w:val="28"/>
+          <w:szCs w:val="28"/>
+          <w:lang w:eastAsia="en-US"/>
+          <w14:ligatures w14:val="standardContextual"/>
+        </w:rPr>
+        <w:t>.</w:t>
       </w:r>
       <w:r>
         <w:rPr>
@@ -22432,7 +24171,33 @@
           <w:lang w:eastAsia="en-US"/>
           <w14:ligatures w14:val="standardContextual"/>
         </w:rPr>
-        <w:t>UC12.</w:t>
+        <w:t>UC1</w:t>
+      </w:r>
+      <w:r>
+        <w:rPr>
+          <w:rFonts w:asciiTheme="minorHAnsi" w:eastAsiaTheme="minorHAnsi" w:hAnsiTheme="minorHAnsi" w:cstheme="minorBidi"/>
+          <w:b/>
+          <w:bCs/>
+          <w:kern w:val="2"/>
+          <w:sz w:val="28"/>
+          <w:szCs w:val="28"/>
+          <w:lang w:eastAsia="en-US"/>
+          <w14:ligatures w14:val="standardContextual"/>
+        </w:rPr>
+        <w:t>3</w:t>
+      </w:r>
+      <w:r>
+        <w:rPr>
+          <w:rFonts w:asciiTheme="minorHAnsi" w:eastAsiaTheme="minorHAnsi" w:hAnsiTheme="minorHAnsi" w:cstheme="minorBidi"/>
+          <w:b/>
+          <w:bCs/>
+          <w:kern w:val="2"/>
+          <w:sz w:val="28"/>
+          <w:szCs w:val="28"/>
+          <w:lang w:eastAsia="en-US"/>
+          <w14:ligatures w14:val="standardContextual"/>
+        </w:rPr>
+        <w:t>.</w:t>
       </w:r>
       <w:r>
         <w:rPr>
@@ -22714,7 +24479,27 @@
           <w:sz w:val="28"/>
           <w:szCs w:val="28"/>
         </w:rPr>
-        <w:t xml:space="preserve">UC13 – Reset della password di un lettore </w:t>
+        <w:t>UC1</w:t>
+      </w:r>
+      <w:r>
+        <w:rPr>
+          <w:rFonts w:asciiTheme="minorHAnsi" w:hAnsiTheme="minorHAnsi"/>
+          <w:b/>
+          <w:bCs/>
+          <w:sz w:val="28"/>
+          <w:szCs w:val="28"/>
+        </w:rPr>
+        <w:t>4</w:t>
+      </w:r>
+      <w:r>
+        <w:rPr>
+          <w:rFonts w:asciiTheme="minorHAnsi" w:hAnsiTheme="minorHAnsi"/>
+          <w:b/>
+          <w:bCs/>
+          <w:sz w:val="28"/>
+          <w:szCs w:val="28"/>
+        </w:rPr>
+        <w:t xml:space="preserve"> – Reset della password di un lettore </w:t>
       </w:r>
     </w:p>
     <w:p>
@@ -22941,7 +24726,43 @@
           <w:lang w:eastAsia="en-US"/>
           <w14:ligatures w14:val="standardContextual"/>
         </w:rPr>
-        <w:t>Il sistema reindirizza l’operatore sulla pagina del lettore ricercato.</w:t>
+        <w:t xml:space="preserve">Il sistema reindirizza l’operatore sulla </w:t>
+      </w:r>
+      <w:r>
+        <w:rPr>
+          <w:rFonts w:asciiTheme="minorHAnsi" w:eastAsiaTheme="minorHAnsi" w:hAnsiTheme="minorHAnsi" w:cstheme="minorBidi"/>
+          <w:kern w:val="2"/>
+          <w:lang w:eastAsia="en-US"/>
+          <w14:ligatures w14:val="standardContextual"/>
+        </w:rPr>
+        <w:t xml:space="preserve">pagina </w:t>
+      </w:r>
+      <w:r>
+        <w:rPr>
+          <w:rFonts w:asciiTheme="minorHAnsi" w:eastAsiaTheme="minorHAnsi" w:hAnsiTheme="minorHAnsi" w:cstheme="minorBidi"/>
+          <w:kern w:val="2"/>
+          <w:lang w:eastAsia="en-US"/>
+          <w14:ligatures w14:val="standardContextual"/>
+        </w:rPr>
+        <w:t>delle informazioni del lettore</w:t>
+      </w:r>
+      <w:r>
+        <w:rPr>
+          <w:rFonts w:asciiTheme="minorHAnsi" w:eastAsiaTheme="minorHAnsi" w:hAnsiTheme="minorHAnsi" w:cstheme="minorBidi"/>
+          <w:kern w:val="2"/>
+          <w:lang w:eastAsia="en-US"/>
+          <w14:ligatures w14:val="standardContextual"/>
+        </w:rPr>
+        <w:t xml:space="preserve"> </w:t>
+      </w:r>
+      <w:r>
+        <w:rPr>
+          <w:rFonts w:asciiTheme="minorHAnsi" w:eastAsiaTheme="minorHAnsi" w:hAnsiTheme="minorHAnsi" w:cstheme="minorBidi"/>
+          <w:kern w:val="2"/>
+          <w:lang w:eastAsia="en-US"/>
+          <w14:ligatures w14:val="standardContextual"/>
+        </w:rPr>
+        <w:t>ricercato.</w:t>
       </w:r>
     </w:p>
     <w:p>
@@ -22974,7 +24795,43 @@
           <w:lang w:eastAsia="en-US"/>
           <w14:ligatures w14:val="standardContextual"/>
         </w:rPr>
-        <w:t xml:space="preserve"> L’operatore si trova nella pagina del lettore ricercato ed è stata assegnata una password provvisoria al lettore.</w:t>
+        <w:t xml:space="preserve"> L’operatore si trova nella pagina </w:t>
+      </w:r>
+      <w:r>
+        <w:rPr>
+          <w:rFonts w:asciiTheme="minorHAnsi" w:eastAsiaTheme="minorHAnsi" w:hAnsiTheme="minorHAnsi" w:cstheme="minorBidi"/>
+          <w:kern w:val="2"/>
+          <w:lang w:eastAsia="en-US"/>
+          <w14:ligatures w14:val="standardContextual"/>
+        </w:rPr>
+        <w:t>delle informazioni del lettore</w:t>
+      </w:r>
+      <w:r>
+        <w:rPr>
+          <w:rFonts w:asciiTheme="minorHAnsi" w:eastAsiaTheme="minorHAnsi" w:hAnsiTheme="minorHAnsi" w:cstheme="minorBidi"/>
+          <w:kern w:val="2"/>
+          <w:lang w:eastAsia="en-US"/>
+          <w14:ligatures w14:val="standardContextual"/>
+        </w:rPr>
+        <w:t xml:space="preserve"> </w:t>
+      </w:r>
+      <w:r>
+        <w:rPr>
+          <w:rFonts w:asciiTheme="minorHAnsi" w:eastAsiaTheme="minorHAnsi" w:hAnsiTheme="minorHAnsi" w:cstheme="minorBidi"/>
+          <w:kern w:val="2"/>
+          <w:lang w:eastAsia="en-US"/>
+          <w14:ligatures w14:val="standardContextual"/>
+        </w:rPr>
+        <w:t xml:space="preserve">ricercato </w:t>
+      </w:r>
+      <w:r>
+        <w:rPr>
+          <w:rFonts w:asciiTheme="minorHAnsi" w:eastAsiaTheme="minorHAnsi" w:hAnsiTheme="minorHAnsi" w:cstheme="minorBidi"/>
+          <w:kern w:val="2"/>
+          <w:lang w:eastAsia="en-US"/>
+          <w14:ligatures w14:val="standardContextual"/>
+        </w:rPr>
+        <w:t>ed è stata assegnata una password provvisoria al lettore.</w:t>
       </w:r>
     </w:p>
     <w:p>
@@ -23090,7 +24947,27 @@
           <w:sz w:val="28"/>
           <w:szCs w:val="28"/>
         </w:rPr>
-        <w:t>UC14 – Registrazione di un prestito di una copia disponibile</w:t>
+        <w:t>UC1</w:t>
+      </w:r>
+      <w:r>
+        <w:rPr>
+          <w:rFonts w:asciiTheme="minorHAnsi" w:hAnsiTheme="minorHAnsi"/>
+          <w:b/>
+          <w:bCs/>
+          <w:sz w:val="28"/>
+          <w:szCs w:val="28"/>
+        </w:rPr>
+        <w:t>5</w:t>
+      </w:r>
+      <w:r>
+        <w:rPr>
+          <w:rFonts w:asciiTheme="minorHAnsi" w:hAnsiTheme="minorHAnsi"/>
+          <w:b/>
+          <w:bCs/>
+          <w:sz w:val="28"/>
+          <w:szCs w:val="28"/>
+        </w:rPr>
+        <w:t xml:space="preserve"> – Registrazione di un prestito di una copia disponibile</w:t>
       </w:r>
     </w:p>
     <w:p>
@@ -23205,91 +25082,233 @@
     </w:p>
     <w:p>
       <w:pPr>
+        <w:pStyle w:val="ListParagraph"/>
         <w:widowControl/>
         <w:numPr>
           <w:ilvl w:val="0"/>
-          <w:numId w:val="39"/>
+          <w:numId w:val="67"/>
         </w:numPr>
         <w:suppressAutoHyphens w:val="0"/>
         <w:spacing w:after="100" w:afterAutospacing="1" w:line="278" w:lineRule="auto"/>
-        <w:contextualSpacing/>
-        <w:rPr>
-          <w:rFonts w:asciiTheme="minorHAnsi" w:eastAsiaTheme="minorHAnsi" w:hAnsiTheme="minorHAnsi" w:cstheme="minorBidi"/>
-          <w:kern w:val="2"/>
-          <w:lang w:eastAsia="en-US"/>
-          <w14:ligatures w14:val="standardContextual"/>
-        </w:rPr>
-      </w:pPr>
-      <w:r>
-        <w:rPr>
-          <w:rFonts w:asciiTheme="minorHAnsi" w:eastAsiaTheme="minorHAnsi" w:hAnsiTheme="minorHAnsi" w:cstheme="minorBidi"/>
-          <w:kern w:val="2"/>
-          <w:lang w:eastAsia="en-US"/>
-          <w14:ligatures w14:val="standardContextual"/>
-        </w:rPr>
-        <w:t>L’operatore preme sull’edizione di suo interesse.</w:t>
-      </w:r>
-    </w:p>
-    <w:p>
-      <w:pPr>
+        <w:ind w:hanging="357"/>
+        <w:rPr>
+          <w:rFonts w:asciiTheme="minorHAnsi" w:hAnsiTheme="minorHAnsi"/>
+        </w:rPr>
+      </w:pPr>
+      <w:r>
+        <w:rPr>
+          <w:rFonts w:asciiTheme="minorHAnsi" w:eastAsiaTheme="minorHAnsi" w:hAnsiTheme="minorHAnsi" w:cstheme="minorBidi"/>
+          <w:kern w:val="2"/>
+          <w:lang w:eastAsia="en-US"/>
+          <w14:ligatures w14:val="standardContextual"/>
+        </w:rPr>
+        <w:t xml:space="preserve">L’operatore </w:t>
+      </w:r>
+      <w:r>
+        <w:rPr>
+          <w:rFonts w:asciiTheme="minorHAnsi" w:hAnsiTheme="minorHAnsi"/>
+        </w:rPr>
+        <w:t>può cercare</w:t>
+      </w:r>
+      <w:r>
+        <w:rPr>
+          <w:rFonts w:asciiTheme="minorHAnsi" w:hAnsiTheme="minorHAnsi"/>
+        </w:rPr>
+        <w:t xml:space="preserve"> l’edizione</w:t>
+      </w:r>
+      <w:r>
+        <w:rPr>
+          <w:rFonts w:asciiTheme="minorHAnsi" w:hAnsiTheme="minorHAnsi"/>
+        </w:rPr>
+        <w:t xml:space="preserve"> applicando i filtri di ricerca che sono:</w:t>
+      </w:r>
+    </w:p>
+    <w:p>
+      <w:pPr>
+        <w:pStyle w:val="ListParagraph"/>
         <w:widowControl/>
         <w:numPr>
           <w:ilvl w:val="0"/>
-          <w:numId w:val="39"/>
+          <w:numId w:val="12"/>
         </w:numPr>
         <w:suppressAutoHyphens w:val="0"/>
         <w:spacing w:after="100" w:afterAutospacing="1" w:line="278" w:lineRule="auto"/>
-        <w:contextualSpacing/>
-        <w:rPr>
-          <w:rFonts w:asciiTheme="minorHAnsi" w:eastAsiaTheme="minorHAnsi" w:hAnsiTheme="minorHAnsi" w:cstheme="minorBidi"/>
-          <w:kern w:val="2"/>
-          <w:lang w:eastAsia="en-US"/>
-          <w14:ligatures w14:val="standardContextual"/>
-        </w:rPr>
-      </w:pPr>
-      <w:r>
-        <w:rPr>
-          <w:rFonts w:asciiTheme="minorHAnsi" w:eastAsiaTheme="minorHAnsi" w:hAnsiTheme="minorHAnsi" w:cstheme="minorBidi"/>
-          <w:kern w:val="2"/>
-          <w:lang w:eastAsia="en-US"/>
-          <w14:ligatures w14:val="standardContextual"/>
-        </w:rPr>
-        <w:t>Il sistema lo reindirizza ad una pagina che mostra le copie disponibili per quella edizione.</w:t>
-      </w:r>
-    </w:p>
-    <w:p>
-      <w:pPr>
+        <w:ind w:hanging="357"/>
+        <w:rPr>
+          <w:rFonts w:asciiTheme="minorHAnsi" w:hAnsiTheme="minorHAnsi"/>
+        </w:rPr>
+      </w:pPr>
+      <w:r>
+        <w:rPr>
+          <w:rFonts w:asciiTheme="minorHAnsi" w:hAnsiTheme="minorHAnsi"/>
+        </w:rPr>
+        <w:t>Barra di ricerca</w:t>
+      </w:r>
+      <w:r>
+        <w:rPr>
+          <w:rFonts w:asciiTheme="minorHAnsi" w:hAnsiTheme="minorHAnsi"/>
+        </w:rPr>
+        <w:t xml:space="preserve"> per titolo o per autore;</w:t>
+      </w:r>
+    </w:p>
+    <w:p>
+      <w:pPr>
+        <w:pStyle w:val="ListParagraph"/>
         <w:widowControl/>
         <w:numPr>
           <w:ilvl w:val="0"/>
-          <w:numId w:val="39"/>
+          <w:numId w:val="12"/>
         </w:numPr>
         <w:suppressAutoHyphens w:val="0"/>
         <w:spacing w:after="100" w:afterAutospacing="1" w:line="278" w:lineRule="auto"/>
-        <w:contextualSpacing/>
-        <w:rPr>
-          <w:rFonts w:asciiTheme="minorHAnsi" w:eastAsiaTheme="minorHAnsi" w:hAnsiTheme="minorHAnsi" w:cstheme="minorBidi"/>
-          <w:kern w:val="2"/>
-          <w:lang w:eastAsia="en-US"/>
-          <w14:ligatures w14:val="standardContextual"/>
-        </w:rPr>
-      </w:pPr>
-      <w:r>
-        <w:rPr>
-          <w:rFonts w:asciiTheme="minorHAnsi" w:eastAsiaTheme="minorHAnsi" w:hAnsiTheme="minorHAnsi" w:cstheme="minorBidi"/>
-          <w:kern w:val="2"/>
-          <w:lang w:eastAsia="en-US"/>
-          <w14:ligatures w14:val="standardContextual"/>
-        </w:rPr>
-        <w:t>L’operatore preme sul pulsante “Presta”.</w:t>
-      </w:r>
-    </w:p>
-    <w:p>
-      <w:pPr>
+        <w:ind w:hanging="357"/>
+        <w:rPr>
+          <w:rFonts w:asciiTheme="minorHAnsi" w:hAnsiTheme="minorHAnsi"/>
+        </w:rPr>
+      </w:pPr>
+      <w:r>
+        <w:rPr>
+          <w:rFonts w:asciiTheme="minorHAnsi" w:hAnsiTheme="minorHAnsi"/>
+        </w:rPr>
+        <w:t>Selezione per una o più categorie;</w:t>
+      </w:r>
+    </w:p>
+    <w:p>
+      <w:pPr>
+        <w:pStyle w:val="ListParagraph"/>
         <w:widowControl/>
         <w:numPr>
           <w:ilvl w:val="0"/>
-          <w:numId w:val="39"/>
+          <w:numId w:val="12"/>
+        </w:numPr>
+        <w:suppressAutoHyphens w:val="0"/>
+        <w:spacing w:after="100" w:afterAutospacing="1" w:line="278" w:lineRule="auto"/>
+        <w:ind w:hanging="357"/>
+        <w:rPr>
+          <w:rFonts w:asciiTheme="minorHAnsi" w:hAnsiTheme="minorHAnsi"/>
+        </w:rPr>
+      </w:pPr>
+      <w:r>
+        <w:rPr>
+          <w:rFonts w:asciiTheme="minorHAnsi" w:hAnsiTheme="minorHAnsi"/>
+        </w:rPr>
+        <w:t xml:space="preserve">Selezione per </w:t>
+      </w:r>
+      <w:r>
+        <w:rPr>
+          <w:rFonts w:asciiTheme="minorHAnsi" w:hAnsiTheme="minorHAnsi"/>
+        </w:rPr>
+        <w:t xml:space="preserve">una </w:t>
+      </w:r>
+      <w:r>
+        <w:rPr>
+          <w:rFonts w:asciiTheme="minorHAnsi" w:hAnsiTheme="minorHAnsi"/>
+        </w:rPr>
+        <w:t>lingua;</w:t>
+      </w:r>
+    </w:p>
+    <w:p>
+      <w:pPr>
+        <w:pStyle w:val="ListParagraph"/>
+        <w:widowControl/>
+        <w:numPr>
+          <w:ilvl w:val="0"/>
+          <w:numId w:val="12"/>
+        </w:numPr>
+        <w:suppressAutoHyphens w:val="0"/>
+        <w:spacing w:after="100" w:afterAutospacing="1" w:line="278" w:lineRule="auto"/>
+        <w:ind w:hanging="357"/>
+        <w:rPr>
+          <w:rFonts w:asciiTheme="minorHAnsi" w:hAnsiTheme="minorHAnsi"/>
+        </w:rPr>
+      </w:pPr>
+      <w:r>
+        <w:rPr>
+          <w:rFonts w:asciiTheme="minorHAnsi" w:hAnsiTheme="minorHAnsi"/>
+        </w:rPr>
+        <w:t>Selezione solo delle edizioni con delle copie disponibili.</w:t>
+      </w:r>
+    </w:p>
+    <w:p>
+      <w:pPr>
+        <w:pStyle w:val="ListParagraph"/>
+        <w:widowControl/>
+        <w:numPr>
+          <w:ilvl w:val="0"/>
+          <w:numId w:val="37"/>
+        </w:numPr>
+        <w:suppressAutoHyphens w:val="0"/>
+        <w:spacing w:after="100" w:afterAutospacing="1" w:line="278" w:lineRule="auto"/>
+        <w:ind w:hanging="357"/>
+        <w:rPr>
+          <w:rFonts w:asciiTheme="minorHAnsi" w:hAnsiTheme="minorHAnsi"/>
+        </w:rPr>
+      </w:pPr>
+      <w:r>
+        <w:rPr>
+          <w:rFonts w:asciiTheme="minorHAnsi" w:hAnsiTheme="minorHAnsi"/>
+        </w:rPr>
+        <w:t>Il sistema mostra i risultati e l’operatore seleziona l’edizione di suo interesse.</w:t>
+      </w:r>
+    </w:p>
+    <w:p>
+      <w:pPr>
+        <w:pStyle w:val="ListParagraph"/>
+        <w:widowControl/>
+        <w:numPr>
+          <w:ilvl w:val="0"/>
+          <w:numId w:val="37"/>
+        </w:numPr>
+        <w:suppressAutoHyphens w:val="0"/>
+        <w:spacing w:line="278" w:lineRule="auto"/>
+        <w:ind w:hanging="357"/>
+        <w:rPr>
+          <w:rFonts w:asciiTheme="minorHAnsi" w:hAnsiTheme="minorHAnsi"/>
+        </w:rPr>
+      </w:pPr>
+      <w:r>
+        <w:rPr>
+          <w:rFonts w:asciiTheme="minorHAnsi" w:eastAsiaTheme="minorHAnsi" w:hAnsiTheme="minorHAnsi" w:cstheme="minorBidi"/>
+          <w:kern w:val="2"/>
+          <w:lang w:eastAsia="en-US"/>
+          <w14:ligatures w14:val="standardContextual"/>
+        </w:rPr>
+        <w:t>Il sistema lo reindirizza ad una pagina che mostra le copie disponibili per quella edizione.</w:t>
+      </w:r>
+    </w:p>
+    <w:p>
+      <w:pPr>
+        <w:widowControl/>
+        <w:numPr>
+          <w:ilvl w:val="0"/>
+          <w:numId w:val="37"/>
+        </w:numPr>
+        <w:suppressAutoHyphens w:val="0"/>
+        <w:spacing w:line="278" w:lineRule="auto"/>
+        <w:contextualSpacing/>
+        <w:rPr>
+          <w:rFonts w:asciiTheme="minorHAnsi" w:eastAsiaTheme="minorHAnsi" w:hAnsiTheme="minorHAnsi" w:cstheme="minorBidi"/>
+          <w:kern w:val="2"/>
+          <w:lang w:eastAsia="en-US"/>
+          <w14:ligatures w14:val="standardContextual"/>
+        </w:rPr>
+      </w:pPr>
+      <w:r>
+        <w:rPr>
+          <w:rFonts w:asciiTheme="minorHAnsi" w:eastAsiaTheme="minorHAnsi" w:hAnsiTheme="minorHAnsi" w:cstheme="minorBidi"/>
+          <w:kern w:val="2"/>
+          <w:lang w:eastAsia="en-US"/>
+          <w14:ligatures w14:val="standardContextual"/>
+        </w:rPr>
+        <w:t>L’operatore preme sul pulsante “Presta”.</w:t>
+      </w:r>
+    </w:p>
+    <w:p>
+      <w:pPr>
+        <w:widowControl/>
+        <w:numPr>
+          <w:ilvl w:val="0"/>
+          <w:numId w:val="37"/>
         </w:numPr>
         <w:suppressAutoHyphens w:val="0"/>
         <w:spacing w:after="100" w:afterAutospacing="1" w:line="278" w:lineRule="auto"/>
@@ -23496,7 +25515,7 @@
         <w:widowControl/>
         <w:numPr>
           <w:ilvl w:val="0"/>
-          <w:numId w:val="39"/>
+          <w:numId w:val="37"/>
         </w:numPr>
         <w:suppressAutoHyphens w:val="0"/>
         <w:spacing w:after="100" w:afterAutospacing="1" w:line="278" w:lineRule="auto"/>
@@ -23523,7 +25542,7 @@
         <w:widowControl/>
         <w:numPr>
           <w:ilvl w:val="0"/>
-          <w:numId w:val="39"/>
+          <w:numId w:val="37"/>
         </w:numPr>
         <w:suppressAutoHyphens w:val="0"/>
         <w:spacing w:after="100" w:afterAutospacing="1" w:line="278" w:lineRule="auto"/>
@@ -23550,7 +25569,7 @@
         <w:widowControl/>
         <w:numPr>
           <w:ilvl w:val="0"/>
-          <w:numId w:val="39"/>
+          <w:numId w:val="37"/>
         </w:numPr>
         <w:suppressAutoHyphens w:val="0"/>
         <w:spacing w:after="100" w:afterAutospacing="1" w:line="278" w:lineRule="auto"/>
@@ -23577,7 +25596,7 @@
         <w:widowControl/>
         <w:numPr>
           <w:ilvl w:val="0"/>
-          <w:numId w:val="39"/>
+          <w:numId w:val="37"/>
         </w:numPr>
         <w:suppressAutoHyphens w:val="0"/>
         <w:spacing w:after="100" w:afterAutospacing="1" w:line="278" w:lineRule="auto"/>
@@ -23604,7 +25623,7 @@
         <w:widowControl/>
         <w:numPr>
           <w:ilvl w:val="0"/>
-          <w:numId w:val="39"/>
+          <w:numId w:val="37"/>
         </w:numPr>
         <w:suppressAutoHyphens w:val="0"/>
         <w:spacing w:after="100" w:afterAutospacing="1" w:line="278" w:lineRule="auto"/>
@@ -23631,7 +25650,7 @@
         <w:widowControl/>
         <w:numPr>
           <w:ilvl w:val="0"/>
-          <w:numId w:val="39"/>
+          <w:numId w:val="37"/>
         </w:numPr>
         <w:suppressAutoHyphens w:val="0"/>
         <w:spacing w:after="100" w:afterAutospacing="1" w:line="278" w:lineRule="auto"/>
@@ -23668,16 +25687,7 @@
           <w:lang w:eastAsia="en-US"/>
           <w14:ligatures w14:val="standardContextual"/>
         </w:rPr>
-        <w:t xml:space="preserve"> </w:t>
-      </w:r>
-      <w:r>
-        <w:rPr>
-          <w:rFonts w:asciiTheme="minorHAnsi" w:eastAsiaTheme="minorHAnsi" w:hAnsiTheme="minorHAnsi" w:cstheme="minorBidi"/>
-          <w:kern w:val="2"/>
-          <w:lang w:eastAsia="en-US"/>
-          <w14:ligatures w14:val="standardContextual"/>
-        </w:rPr>
-        <w:t>e aggiorna il database</w:t>
+        <w:t xml:space="preserve"> e aggiorna il database</w:t>
       </w:r>
       <w:r>
         <w:rPr>
@@ -23694,7 +25704,7 @@
         <w:widowControl/>
         <w:numPr>
           <w:ilvl w:val="0"/>
-          <w:numId w:val="39"/>
+          <w:numId w:val="37"/>
         </w:numPr>
         <w:suppressAutoHyphens w:val="0"/>
         <w:spacing w:after="100" w:afterAutospacing="1" w:line="278" w:lineRule="auto"/>
@@ -23713,6 +25723,7 @@
           <w:lang w:eastAsia="en-US"/>
           <w14:ligatures w14:val="standardContextual"/>
         </w:rPr>
+        <w:lastRenderedPageBreak/>
         <w:t>Il sistema mostra a schermo il messaggio “Prestito registrato con successo”.</w:t>
       </w:r>
     </w:p>
@@ -23721,7 +25732,7 @@
         <w:widowControl/>
         <w:numPr>
           <w:ilvl w:val="0"/>
-          <w:numId w:val="39"/>
+          <w:numId w:val="37"/>
         </w:numPr>
         <w:suppressAutoHyphens w:val="0"/>
         <w:spacing w:after="100" w:afterAutospacing="1" w:line="278" w:lineRule="auto"/>
@@ -23740,7 +25751,25 @@
           <w:lang w:eastAsia="en-US"/>
           <w14:ligatures w14:val="standardContextual"/>
         </w:rPr>
-        <w:t>Il sistema reindirizza l’operatore alla dashboard.</w:t>
+        <w:t xml:space="preserve">Il sistema reindirizza l’operatore alla </w:t>
+      </w:r>
+      <w:r>
+        <w:rPr>
+          <w:rFonts w:asciiTheme="minorHAnsi" w:eastAsiaTheme="minorHAnsi" w:hAnsiTheme="minorHAnsi" w:cstheme="minorBidi"/>
+          <w:kern w:val="2"/>
+          <w:lang w:eastAsia="en-US"/>
+          <w14:ligatures w14:val="standardContextual"/>
+        </w:rPr>
+        <w:t>pagina di registrazione dei prestiti</w:t>
+      </w:r>
+      <w:r>
+        <w:rPr>
+          <w:rFonts w:asciiTheme="minorHAnsi" w:eastAsiaTheme="minorHAnsi" w:hAnsiTheme="minorHAnsi" w:cstheme="minorBidi"/>
+          <w:kern w:val="2"/>
+          <w:lang w:eastAsia="en-US"/>
+          <w14:ligatures w14:val="standardContextual"/>
+        </w:rPr>
+        <w:t>.</w:t>
       </w:r>
     </w:p>
     <w:p>
@@ -23773,7 +25802,25 @@
           <w:lang w:eastAsia="en-US"/>
           <w14:ligatures w14:val="standardContextual"/>
         </w:rPr>
-        <w:t xml:space="preserve"> L’operatore si trova nella </w:t>
+        <w:t xml:space="preserve"> L’operatore si trova nella</w:t>
+      </w:r>
+      <w:r>
+        <w:rPr>
+          <w:rFonts w:asciiTheme="minorHAnsi" w:eastAsiaTheme="minorHAnsi" w:hAnsiTheme="minorHAnsi" w:cstheme="minorBidi"/>
+          <w:kern w:val="2"/>
+          <w:lang w:eastAsia="en-US"/>
+          <w14:ligatures w14:val="standardContextual"/>
+        </w:rPr>
+        <w:t xml:space="preserve"> pagina</w:t>
+      </w:r>
+      <w:r>
+        <w:rPr>
+          <w:rFonts w:asciiTheme="minorHAnsi" w:eastAsiaTheme="minorHAnsi" w:hAnsiTheme="minorHAnsi" w:cstheme="minorBidi"/>
+          <w:kern w:val="2"/>
+          <w:lang w:eastAsia="en-US"/>
+          <w14:ligatures w14:val="standardContextual"/>
+        </w:rPr>
+        <w:t xml:space="preserve"> </w:t>
       </w:r>
       <w:r>
         <w:rPr>
@@ -23817,7 +25864,6 @@
           <w:lang w:eastAsia="en-US"/>
           <w14:ligatures w14:val="standardContextual"/>
         </w:rPr>
-        <w:lastRenderedPageBreak/>
         <w:t>Flussi alternativi</w:t>
       </w:r>
       <w:r>
@@ -23830,6 +25876,68 @@
           <w14:ligatures w14:val="standardContextual"/>
         </w:rPr>
         <w:t>/Eccezioni:</w:t>
+      </w:r>
+    </w:p>
+    <w:p>
+      <w:pPr>
+        <w:spacing w:after="100" w:afterAutospacing="1"/>
+        <w:rPr>
+          <w:rFonts w:asciiTheme="minorHAnsi" w:hAnsiTheme="minorHAnsi"/>
+        </w:rPr>
+      </w:pPr>
+      <w:r>
+        <w:rPr>
+          <w:rFonts w:asciiTheme="minorHAnsi" w:hAnsiTheme="minorHAnsi"/>
+        </w:rPr>
+        <w:t>Se al</w:t>
+      </w:r>
+      <w:r>
+        <w:rPr>
+          <w:rFonts w:asciiTheme="minorHAnsi" w:hAnsiTheme="minorHAnsi"/>
+        </w:rPr>
+        <w:t xml:space="preserve"> passo </w:t>
+      </w:r>
+      <w:r>
+        <w:rPr>
+          <w:rFonts w:asciiTheme="minorHAnsi" w:hAnsiTheme="minorHAnsi"/>
+        </w:rPr>
+        <w:t>2</w:t>
+      </w:r>
+      <w:r>
+        <w:rPr>
+          <w:rFonts w:asciiTheme="minorHAnsi" w:hAnsiTheme="minorHAnsi"/>
+        </w:rPr>
+        <w:t xml:space="preserve"> il sistema non ha trovato edizioni corrispondenti da mostrare all’utente, viene eseguito il caso d’uso </w:t>
+      </w:r>
+      <w:r>
+        <w:rPr>
+          <w:rFonts w:asciiTheme="minorHAnsi" w:hAnsiTheme="minorHAnsi"/>
+          <w:b/>
+          <w:bCs/>
+        </w:rPr>
+        <w:t>UC</w:t>
+      </w:r>
+      <w:r>
+        <w:rPr>
+          <w:rFonts w:asciiTheme="minorHAnsi" w:hAnsiTheme="minorHAnsi"/>
+          <w:b/>
+          <w:bCs/>
+        </w:rPr>
+        <w:t>4</w:t>
+      </w:r>
+      <w:r>
+        <w:rPr>
+          <w:rFonts w:asciiTheme="minorHAnsi" w:hAnsiTheme="minorHAnsi"/>
+          <w:b/>
+          <w:bCs/>
+        </w:rPr>
+        <w:t>.1 – Nessun risultato</w:t>
+      </w:r>
+      <w:r>
+        <w:rPr>
+          <w:rFonts w:asciiTheme="minorHAnsi" w:hAnsiTheme="minorHAnsi"/>
+        </w:rPr>
+        <w:t>.</w:t>
       </w:r>
     </w:p>
     <w:p>
@@ -23878,7 +25986,34 @@
           <w:lang w:eastAsia="en-US"/>
           <w14:ligatures w14:val="standardContextual"/>
         </w:rPr>
-        <w:t xml:space="preserve">4 e il passo 6 </w:t>
+        <w:t>5</w:t>
+      </w:r>
+      <w:r>
+        <w:rPr>
+          <w:rFonts w:asciiTheme="minorHAnsi" w:eastAsiaTheme="minorHAnsi" w:hAnsiTheme="minorHAnsi" w:cstheme="minorBidi"/>
+          <w:kern w:val="2"/>
+          <w:lang w:eastAsia="en-US"/>
+          <w14:ligatures w14:val="standardContextual"/>
+        </w:rPr>
+        <w:t xml:space="preserve"> e il passo </w:t>
+      </w:r>
+      <w:r>
+        <w:rPr>
+          <w:rFonts w:asciiTheme="minorHAnsi" w:eastAsiaTheme="minorHAnsi" w:hAnsiTheme="minorHAnsi" w:cstheme="minorBidi"/>
+          <w:kern w:val="2"/>
+          <w:lang w:eastAsia="en-US"/>
+          <w14:ligatures w14:val="standardContextual"/>
+        </w:rPr>
+        <w:t>7</w:t>
+      </w:r>
+      <w:r>
+        <w:rPr>
+          <w:rFonts w:asciiTheme="minorHAnsi" w:eastAsiaTheme="minorHAnsi" w:hAnsiTheme="minorHAnsi" w:cstheme="minorBidi"/>
+          <w:kern w:val="2"/>
+          <w:lang w:eastAsia="en-US"/>
+          <w14:ligatures w14:val="standardContextual"/>
+        </w:rPr>
+        <w:t xml:space="preserve"> </w:t>
       </w:r>
       <w:r>
         <w:rPr>
@@ -23907,7 +26042,29 @@
           <w:lang w:eastAsia="en-US"/>
           <w14:ligatures w14:val="standardContextual"/>
         </w:rPr>
-        <w:t>UC14.1 – Annullamento registrazione prestito di una copia disponibile</w:t>
+        <w:t>UC1</w:t>
+      </w:r>
+      <w:r>
+        <w:rPr>
+          <w:rFonts w:asciiTheme="minorHAnsi" w:eastAsiaTheme="minorHAnsi" w:hAnsiTheme="minorHAnsi" w:cstheme="minorBidi"/>
+          <w:b/>
+          <w:bCs/>
+          <w:kern w:val="2"/>
+          <w:lang w:eastAsia="en-US"/>
+          <w14:ligatures w14:val="standardContextual"/>
+        </w:rPr>
+        <w:t>5</w:t>
+      </w:r>
+      <w:r>
+        <w:rPr>
+          <w:rFonts w:asciiTheme="minorHAnsi" w:eastAsiaTheme="minorHAnsi" w:hAnsiTheme="minorHAnsi" w:cstheme="minorBidi"/>
+          <w:b/>
+          <w:bCs/>
+          <w:kern w:val="2"/>
+          <w:lang w:eastAsia="en-US"/>
+          <w14:ligatures w14:val="standardContextual"/>
+        </w:rPr>
+        <w:t>.1 – Annullamento registrazione prestito di una copia disponibile</w:t>
       </w:r>
       <w:r>
         <w:rPr>
@@ -23938,18 +26095,58 @@
           <w:lang w:eastAsia="en-US"/>
           <w14:ligatures w14:val="standardContextual"/>
         </w:rPr>
-        <w:t xml:space="preserve">Se al passo 7 il sistema rileva delle informazioni non valide, viene eseguito il caso d’uso </w:t>
-      </w:r>
-      <w:r>
-        <w:rPr>
-          <w:rFonts w:asciiTheme="minorHAnsi" w:eastAsiaTheme="minorHAnsi" w:hAnsiTheme="minorHAnsi" w:cstheme="minorBidi"/>
-          <w:b/>
-          <w:bCs/>
-          <w:kern w:val="2"/>
-          <w:lang w:eastAsia="en-US"/>
-          <w14:ligatures w14:val="standardContextual"/>
-        </w:rPr>
-        <w:t>UC14.</w:t>
+        <w:t xml:space="preserve">Se al passo </w:t>
+      </w:r>
+      <w:r>
+        <w:rPr>
+          <w:rFonts w:asciiTheme="minorHAnsi" w:eastAsiaTheme="minorHAnsi" w:hAnsiTheme="minorHAnsi" w:cstheme="minorBidi"/>
+          <w:kern w:val="2"/>
+          <w:lang w:eastAsia="en-US"/>
+          <w14:ligatures w14:val="standardContextual"/>
+        </w:rPr>
+        <w:t>8</w:t>
+      </w:r>
+      <w:r>
+        <w:rPr>
+          <w:rFonts w:asciiTheme="minorHAnsi" w:eastAsiaTheme="minorHAnsi" w:hAnsiTheme="minorHAnsi" w:cstheme="minorBidi"/>
+          <w:kern w:val="2"/>
+          <w:lang w:eastAsia="en-US"/>
+          <w14:ligatures w14:val="standardContextual"/>
+        </w:rPr>
+        <w:t xml:space="preserve"> il sistema rileva delle informazioni non valide, viene eseguito il caso d’uso </w:t>
+      </w:r>
+      <w:r>
+        <w:rPr>
+          <w:rFonts w:asciiTheme="minorHAnsi" w:eastAsiaTheme="minorHAnsi" w:hAnsiTheme="minorHAnsi" w:cstheme="minorBidi"/>
+          <w:b/>
+          <w:bCs/>
+          <w:kern w:val="2"/>
+          <w:lang w:eastAsia="en-US"/>
+          <w14:ligatures w14:val="standardContextual"/>
+        </w:rPr>
+        <w:t>UC1</w:t>
+      </w:r>
+      <w:r>
+        <w:rPr>
+          <w:rFonts w:asciiTheme="minorHAnsi" w:eastAsiaTheme="minorHAnsi" w:hAnsiTheme="minorHAnsi" w:cstheme="minorBidi"/>
+          <w:b/>
+          <w:bCs/>
+          <w:kern w:val="2"/>
+          <w:lang w:eastAsia="en-US"/>
+          <w14:ligatures w14:val="standardContextual"/>
+        </w:rPr>
+        <w:t>5</w:t>
+      </w:r>
+      <w:r>
+        <w:rPr>
+          <w:rFonts w:asciiTheme="minorHAnsi" w:eastAsiaTheme="minorHAnsi" w:hAnsiTheme="minorHAnsi" w:cstheme="minorBidi"/>
+          <w:b/>
+          <w:bCs/>
+          <w:kern w:val="2"/>
+          <w:lang w:eastAsia="en-US"/>
+          <w14:ligatures w14:val="standardContextual"/>
+        </w:rPr>
+        <w:t>.</w:t>
       </w:r>
       <w:r>
         <w:rPr>
@@ -24002,18 +26199,58 @@
           <w:lang w:eastAsia="en-US"/>
           <w14:ligatures w14:val="standardContextual"/>
         </w:rPr>
-        <w:t xml:space="preserve">Se al passo 7 il sistema rileva che il lettore ha una sospensione attiva, viene eseguito il caso d’uso </w:t>
-      </w:r>
-      <w:r>
-        <w:rPr>
-          <w:rFonts w:asciiTheme="minorHAnsi" w:eastAsiaTheme="minorHAnsi" w:hAnsiTheme="minorHAnsi" w:cstheme="minorBidi"/>
-          <w:b/>
-          <w:bCs/>
-          <w:kern w:val="2"/>
-          <w:lang w:eastAsia="en-US"/>
-          <w14:ligatures w14:val="standardContextual"/>
-        </w:rPr>
-        <w:t>UC14.</w:t>
+        <w:t xml:space="preserve">Se al passo </w:t>
+      </w:r>
+      <w:r>
+        <w:rPr>
+          <w:rFonts w:asciiTheme="minorHAnsi" w:eastAsiaTheme="minorHAnsi" w:hAnsiTheme="minorHAnsi" w:cstheme="minorBidi"/>
+          <w:kern w:val="2"/>
+          <w:lang w:eastAsia="en-US"/>
+          <w14:ligatures w14:val="standardContextual"/>
+        </w:rPr>
+        <w:t>8</w:t>
+      </w:r>
+      <w:r>
+        <w:rPr>
+          <w:rFonts w:asciiTheme="minorHAnsi" w:eastAsiaTheme="minorHAnsi" w:hAnsiTheme="minorHAnsi" w:cstheme="minorBidi"/>
+          <w:kern w:val="2"/>
+          <w:lang w:eastAsia="en-US"/>
+          <w14:ligatures w14:val="standardContextual"/>
+        </w:rPr>
+        <w:t xml:space="preserve"> il sistema rileva che il lettore ha una sospensione attiva, viene eseguito il caso d’uso </w:t>
+      </w:r>
+      <w:r>
+        <w:rPr>
+          <w:rFonts w:asciiTheme="minorHAnsi" w:eastAsiaTheme="minorHAnsi" w:hAnsiTheme="minorHAnsi" w:cstheme="minorBidi"/>
+          <w:b/>
+          <w:bCs/>
+          <w:kern w:val="2"/>
+          <w:lang w:eastAsia="en-US"/>
+          <w14:ligatures w14:val="standardContextual"/>
+        </w:rPr>
+        <w:t>UC1</w:t>
+      </w:r>
+      <w:r>
+        <w:rPr>
+          <w:rFonts w:asciiTheme="minorHAnsi" w:eastAsiaTheme="minorHAnsi" w:hAnsiTheme="minorHAnsi" w:cstheme="minorBidi"/>
+          <w:b/>
+          <w:bCs/>
+          <w:kern w:val="2"/>
+          <w:lang w:eastAsia="en-US"/>
+          <w14:ligatures w14:val="standardContextual"/>
+        </w:rPr>
+        <w:t>5</w:t>
+      </w:r>
+      <w:r>
+        <w:rPr>
+          <w:rFonts w:asciiTheme="minorHAnsi" w:eastAsiaTheme="minorHAnsi" w:hAnsiTheme="minorHAnsi" w:cstheme="minorBidi"/>
+          <w:b/>
+          <w:bCs/>
+          <w:kern w:val="2"/>
+          <w:lang w:eastAsia="en-US"/>
+          <w14:ligatures w14:val="standardContextual"/>
+        </w:rPr>
+        <w:t>.</w:t>
       </w:r>
       <w:r>
         <w:rPr>
@@ -24054,13 +26291,237 @@
         <w:spacing w:after="100" w:afterAutospacing="1" w:line="278" w:lineRule="auto"/>
         <w:rPr>
           <w:rFonts w:asciiTheme="minorHAnsi" w:eastAsiaTheme="minorHAnsi" w:hAnsiTheme="minorHAnsi" w:cstheme="minorBidi"/>
-          <w:b/>
-          <w:bCs/>
-          <w:kern w:val="2"/>
+          <w:kern w:val="2"/>
+          <w:lang w:eastAsia="en-US"/>
+          <w14:ligatures w14:val="standardContextual"/>
+        </w:rPr>
+      </w:pPr>
+    </w:p>
+    <w:p>
+      <w:pPr>
+        <w:widowControl/>
+        <w:suppressAutoHyphens w:val="0"/>
+        <w:rPr>
+          <w:rFonts w:asciiTheme="minorHAnsi" w:hAnsiTheme="minorHAnsi"/>
+          <w:b/>
+          <w:bCs/>
+        </w:rPr>
+      </w:pPr>
+      <w:r>
+        <w:rPr>
+          <w:rFonts w:asciiTheme="minorHAnsi" w:hAnsiTheme="minorHAnsi"/>
+          <w:b/>
+          <w:bCs/>
           <w:sz w:val="28"/>
           <w:szCs w:val="28"/>
-          <w:lang w:eastAsia="en-US"/>
-          <w14:ligatures w14:val="standardContextual"/>
+        </w:rPr>
+        <w:t>UC</w:t>
+      </w:r>
+      <w:r>
+        <w:rPr>
+          <w:rFonts w:asciiTheme="minorHAnsi" w:hAnsiTheme="minorHAnsi"/>
+          <w:b/>
+          <w:bCs/>
+          <w:sz w:val="28"/>
+          <w:szCs w:val="28"/>
+        </w:rPr>
+        <w:t>3</w:t>
+      </w:r>
+      <w:r>
+        <w:rPr>
+          <w:rFonts w:asciiTheme="minorHAnsi" w:hAnsiTheme="minorHAnsi"/>
+          <w:b/>
+          <w:bCs/>
+          <w:sz w:val="28"/>
+          <w:szCs w:val="28"/>
+        </w:rPr>
+        <w:t xml:space="preserve">.1 – </w:t>
+      </w:r>
+      <w:r>
+        <w:rPr>
+          <w:rFonts w:asciiTheme="minorHAnsi" w:hAnsiTheme="minorHAnsi"/>
+          <w:b/>
+          <w:bCs/>
+          <w:sz w:val="28"/>
+          <w:szCs w:val="28"/>
+        </w:rPr>
+        <w:t>Nessun risultato</w:t>
+      </w:r>
+    </w:p>
+    <w:p>
+      <w:pPr>
+        <w:spacing w:after="100" w:afterAutospacing="1"/>
+        <w:rPr>
+          <w:rFonts w:asciiTheme="minorHAnsi" w:hAnsiTheme="minorHAnsi"/>
+        </w:rPr>
+      </w:pPr>
+      <w:r>
+        <w:rPr>
+          <w:rFonts w:asciiTheme="minorHAnsi" w:hAnsiTheme="minorHAnsi"/>
+          <w:b/>
+          <w:bCs/>
+        </w:rPr>
+        <w:t>Attori:</w:t>
+      </w:r>
+      <w:r>
+        <w:rPr>
+          <w:rFonts w:asciiTheme="minorHAnsi" w:hAnsiTheme="minorHAnsi"/>
+        </w:rPr>
+        <w:t xml:space="preserve"> </w:t>
+      </w:r>
+      <w:r>
+        <w:rPr>
+          <w:rFonts w:asciiTheme="minorHAnsi" w:hAnsiTheme="minorHAnsi"/>
+        </w:rPr>
+        <w:t>Operatore</w:t>
+      </w:r>
+      <w:r>
+        <w:rPr>
+          <w:rFonts w:asciiTheme="minorHAnsi" w:hAnsiTheme="minorHAnsi"/>
+        </w:rPr>
+        <w:t>.</w:t>
+      </w:r>
+    </w:p>
+    <w:p>
+      <w:pPr>
+        <w:spacing w:after="100" w:afterAutospacing="1"/>
+        <w:rPr>
+          <w:rFonts w:asciiTheme="minorHAnsi" w:hAnsiTheme="minorHAnsi"/>
+        </w:rPr>
+      </w:pPr>
+      <w:r>
+        <w:rPr>
+          <w:rFonts w:asciiTheme="minorHAnsi" w:hAnsiTheme="minorHAnsi"/>
+          <w:b/>
+          <w:bCs/>
+        </w:rPr>
+        <w:t>Entry condition:</w:t>
+      </w:r>
+      <w:r>
+        <w:rPr>
+          <w:rFonts w:asciiTheme="minorHAnsi" w:hAnsiTheme="minorHAnsi"/>
+        </w:rPr>
+        <w:t xml:space="preserve"> </w:t>
+      </w:r>
+      <w:r>
+        <w:rPr>
+          <w:rFonts w:asciiTheme="minorHAnsi" w:hAnsiTheme="minorHAnsi"/>
+        </w:rPr>
+        <w:t>L’</w:t>
+      </w:r>
+      <w:r>
+        <w:rPr>
+          <w:rFonts w:asciiTheme="minorHAnsi" w:hAnsiTheme="minorHAnsi"/>
+        </w:rPr>
+        <w:t xml:space="preserve">operatore </w:t>
+      </w:r>
+      <w:r>
+        <w:rPr>
+          <w:rFonts w:asciiTheme="minorHAnsi" w:hAnsiTheme="minorHAnsi"/>
+        </w:rPr>
+        <w:t xml:space="preserve">ha effettuato una ricerca tramite filtri e il sistema non ha trovato alcun edizione corrispondente. </w:t>
+      </w:r>
+    </w:p>
+    <w:p>
+      <w:pPr>
+        <w:spacing w:after="100" w:afterAutospacing="1"/>
+        <w:rPr>
+          <w:rFonts w:asciiTheme="minorHAnsi" w:hAnsiTheme="minorHAnsi"/>
+          <w:b/>
+          <w:bCs/>
+        </w:rPr>
+      </w:pPr>
+      <w:r>
+        <w:rPr>
+          <w:rFonts w:asciiTheme="minorHAnsi" w:hAnsiTheme="minorHAnsi"/>
+          <w:b/>
+          <w:bCs/>
+        </w:rPr>
+        <w:t>Flusso di eventi:</w:t>
+      </w:r>
+    </w:p>
+    <w:p>
+      <w:pPr>
+        <w:widowControl/>
+        <w:numPr>
+          <w:ilvl w:val="0"/>
+          <w:numId w:val="68"/>
+        </w:numPr>
+        <w:suppressAutoHyphens w:val="0"/>
+        <w:spacing w:after="100" w:afterAutospacing="1" w:line="278" w:lineRule="auto"/>
+        <w:rPr>
+          <w:rFonts w:asciiTheme="minorHAnsi" w:hAnsiTheme="minorHAnsi"/>
+        </w:rPr>
+      </w:pPr>
+      <w:r>
+        <w:rPr>
+          <w:rFonts w:asciiTheme="minorHAnsi" w:hAnsiTheme="minorHAnsi"/>
+        </w:rPr>
+        <w:t>Il sistema</w:t>
+      </w:r>
+      <w:r>
+        <w:rPr>
+          <w:rFonts w:asciiTheme="minorHAnsi" w:hAnsiTheme="minorHAnsi"/>
+        </w:rPr>
+        <w:t xml:space="preserve"> mostra al posto della lista delle edizioni il messaggio “Non sono stati trovati dei risultati corrispondenti”</w:t>
+      </w:r>
+      <w:r>
+        <w:rPr>
+          <w:rFonts w:asciiTheme="minorHAnsi" w:hAnsiTheme="minorHAnsi"/>
+        </w:rPr>
+        <w:t>.</w:t>
+      </w:r>
+    </w:p>
+    <w:p>
+      <w:pPr>
+        <w:spacing w:after="100" w:afterAutospacing="1"/>
+        <w:rPr>
+          <w:rFonts w:asciiTheme="minorHAnsi" w:hAnsiTheme="minorHAnsi"/>
+        </w:rPr>
+      </w:pPr>
+      <w:r>
+        <w:rPr>
+          <w:rFonts w:asciiTheme="minorHAnsi" w:hAnsiTheme="minorHAnsi"/>
+          <w:b/>
+          <w:bCs/>
+        </w:rPr>
+        <w:t>Exit condition:</w:t>
+      </w:r>
+      <w:r>
+        <w:rPr>
+          <w:rFonts w:asciiTheme="minorHAnsi" w:hAnsiTheme="minorHAnsi"/>
+        </w:rPr>
+        <w:t xml:space="preserve"> </w:t>
+      </w:r>
+      <w:r>
+        <w:rPr>
+          <w:rFonts w:asciiTheme="minorHAnsi" w:hAnsiTheme="minorHAnsi"/>
+        </w:rPr>
+        <w:t>L’utente si trova nella pagina dei risultati di</w:t>
+      </w:r>
+      <w:r>
+        <w:rPr>
+          <w:rFonts w:asciiTheme="minorHAnsi" w:hAnsiTheme="minorHAnsi"/>
+        </w:rPr>
+        <w:t xml:space="preserve"> registrazione dei prestiti e la lista delle edizioni contiene solo il messaggio di avvertimento</w:t>
+      </w:r>
+      <w:r>
+        <w:rPr>
+          <w:rFonts w:asciiTheme="minorHAnsi" w:hAnsiTheme="minorHAnsi"/>
+        </w:rPr>
+        <w:t>.</w:t>
+      </w:r>
+    </w:p>
+    <w:p>
+      <w:pPr>
+        <w:widowControl/>
+        <w:suppressAutoHyphens w:val="0"/>
+        <w:rPr>
+          <w:rFonts w:asciiTheme="minorHAnsi" w:hAnsiTheme="minorHAnsi"/>
+          <w:b/>
+          <w:bCs/>
+          <w:sz w:val="28"/>
+          <w:szCs w:val="28"/>
         </w:rPr>
       </w:pPr>
     </w:p>
@@ -24100,7 +26561,7 @@
           <w:lang w:eastAsia="en-US"/>
           <w14:ligatures w14:val="standardContextual"/>
         </w:rPr>
-        <w:t>4</w:t>
+        <w:t>5</w:t>
       </w:r>
       <w:r>
         <w:rPr>
@@ -24419,7 +26880,34 @@
           <w:lang w:eastAsia="en-US"/>
           <w14:ligatures w14:val="standardContextual"/>
         </w:rPr>
-        <w:t>UC14.</w:t>
+        <w:lastRenderedPageBreak/>
+        <w:t>UC1</w:t>
+      </w:r>
+      <w:r>
+        <w:rPr>
+          <w:rFonts w:asciiTheme="minorHAnsi" w:eastAsiaTheme="minorHAnsi" w:hAnsiTheme="minorHAnsi" w:cstheme="minorBidi"/>
+          <w:b/>
+          <w:bCs/>
+          <w:kern w:val="2"/>
+          <w:sz w:val="28"/>
+          <w:szCs w:val="28"/>
+          <w:lang w:eastAsia="en-US"/>
+          <w14:ligatures w14:val="standardContextual"/>
+        </w:rPr>
+        <w:t>5</w:t>
+      </w:r>
+      <w:r>
+        <w:rPr>
+          <w:rFonts w:asciiTheme="minorHAnsi" w:eastAsiaTheme="minorHAnsi" w:hAnsiTheme="minorHAnsi" w:cstheme="minorBidi"/>
+          <w:b/>
+          <w:bCs/>
+          <w:kern w:val="2"/>
+          <w:sz w:val="28"/>
+          <w:szCs w:val="28"/>
+          <w:lang w:eastAsia="en-US"/>
+          <w14:ligatures w14:val="standardContextual"/>
+        </w:rPr>
+        <w:t>.</w:t>
       </w:r>
       <w:r>
         <w:rPr>
@@ -24644,7 +27132,33 @@
           <w:lang w:eastAsia="en-US"/>
           <w14:ligatures w14:val="standardContextual"/>
         </w:rPr>
-        <w:t>UC14.</w:t>
+        <w:t>UC1</w:t>
+      </w:r>
+      <w:r>
+        <w:rPr>
+          <w:rFonts w:asciiTheme="minorHAnsi" w:eastAsiaTheme="minorHAnsi" w:hAnsiTheme="minorHAnsi" w:cstheme="minorBidi"/>
+          <w:b/>
+          <w:bCs/>
+          <w:kern w:val="2"/>
+          <w:sz w:val="28"/>
+          <w:szCs w:val="28"/>
+          <w:lang w:eastAsia="en-US"/>
+          <w14:ligatures w14:val="standardContextual"/>
+        </w:rPr>
+        <w:t>5</w:t>
+      </w:r>
+      <w:r>
+        <w:rPr>
+          <w:rFonts w:asciiTheme="minorHAnsi" w:eastAsiaTheme="minorHAnsi" w:hAnsiTheme="minorHAnsi" w:cstheme="minorBidi"/>
+          <w:b/>
+          <w:bCs/>
+          <w:kern w:val="2"/>
+          <w:sz w:val="28"/>
+          <w:szCs w:val="28"/>
+          <w:lang w:eastAsia="en-US"/>
+          <w14:ligatures w14:val="standardContextual"/>
+        </w:rPr>
+        <w:t>.</w:t>
       </w:r>
       <w:r>
         <w:rPr>
@@ -24813,7 +27327,6 @@
           <w:lang w:eastAsia="en-US"/>
           <w14:ligatures w14:val="standardContextual"/>
         </w:rPr>
-        <w:lastRenderedPageBreak/>
         <w:t>Exit condition:</w:t>
       </w:r>
       <w:r>
@@ -24934,7 +27447,27 @@
           <w:sz w:val="28"/>
           <w:szCs w:val="28"/>
         </w:rPr>
-        <w:t>UC15 – Registrazione di un prestito di una copia riservata</w:t>
+        <w:t>UC1</w:t>
+      </w:r>
+      <w:r>
+        <w:rPr>
+          <w:rFonts w:asciiTheme="minorHAnsi" w:hAnsiTheme="minorHAnsi"/>
+          <w:b/>
+          <w:bCs/>
+          <w:sz w:val="28"/>
+          <w:szCs w:val="28"/>
+        </w:rPr>
+        <w:t>6</w:t>
+      </w:r>
+      <w:r>
+        <w:rPr>
+          <w:rFonts w:asciiTheme="minorHAnsi" w:hAnsiTheme="minorHAnsi"/>
+          <w:b/>
+          <w:bCs/>
+          <w:sz w:val="28"/>
+          <w:szCs w:val="28"/>
+        </w:rPr>
+        <w:t xml:space="preserve"> – Registrazione di un prestito di una copia riservata</w:t>
       </w:r>
     </w:p>
     <w:p>
@@ -25000,34 +27533,70 @@
           <w:lang w:eastAsia="en-US"/>
           <w14:ligatures w14:val="standardContextual"/>
         </w:rPr>
-        <w:t xml:space="preserve"> L’operatore è autenticato si trova nella pagina</w:t>
-      </w:r>
-      <w:r>
-        <w:rPr>
-          <w:rFonts w:asciiTheme="minorHAnsi" w:eastAsiaTheme="minorHAnsi" w:hAnsiTheme="minorHAnsi" w:cstheme="minorBidi"/>
-          <w:kern w:val="2"/>
-          <w:lang w:eastAsia="en-US"/>
-          <w14:ligatures w14:val="standardContextual"/>
-        </w:rPr>
-        <w:t xml:space="preserve"> </w:t>
-      </w:r>
-      <w:r>
-        <w:rPr>
-          <w:rFonts w:asciiTheme="minorHAnsi" w:eastAsiaTheme="minorHAnsi" w:hAnsiTheme="minorHAnsi" w:cstheme="minorBidi"/>
-          <w:kern w:val="2"/>
-          <w:lang w:eastAsia="en-US"/>
-          <w14:ligatures w14:val="standardContextual"/>
-        </w:rPr>
-        <w:t>delle informazioni</w:t>
-      </w:r>
-      <w:r>
-        <w:rPr>
-          <w:rFonts w:asciiTheme="minorHAnsi" w:eastAsiaTheme="minorHAnsi" w:hAnsiTheme="minorHAnsi" w:cstheme="minorBidi"/>
-          <w:kern w:val="2"/>
-          <w:lang w:eastAsia="en-US"/>
-          <w14:ligatures w14:val="standardContextual"/>
-        </w:rPr>
-        <w:t xml:space="preserve"> di un lettore registrato, ricercato mediante codice fiscale.</w:t>
+        <w:t xml:space="preserve"> L’operatore è autenticato </w:t>
+      </w:r>
+      <w:r>
+        <w:rPr>
+          <w:rFonts w:asciiTheme="minorHAnsi" w:eastAsiaTheme="minorHAnsi" w:hAnsiTheme="minorHAnsi" w:cstheme="minorBidi"/>
+          <w:kern w:val="2"/>
+          <w:lang w:eastAsia="en-US"/>
+          <w14:ligatures w14:val="standardContextual"/>
+        </w:rPr>
+        <w:t xml:space="preserve">e </w:t>
+      </w:r>
+      <w:r>
+        <w:rPr>
+          <w:rFonts w:asciiTheme="minorHAnsi" w:eastAsiaTheme="minorHAnsi" w:hAnsiTheme="minorHAnsi" w:cstheme="minorBidi"/>
+          <w:kern w:val="2"/>
+          <w:lang w:eastAsia="en-US"/>
+          <w14:ligatures w14:val="standardContextual"/>
+        </w:rPr>
+        <w:t>si trova nella pagina</w:t>
+      </w:r>
+      <w:r>
+        <w:rPr>
+          <w:rFonts w:asciiTheme="minorHAnsi" w:eastAsiaTheme="minorHAnsi" w:hAnsiTheme="minorHAnsi" w:cstheme="minorBidi"/>
+          <w:kern w:val="2"/>
+          <w:lang w:eastAsia="en-US"/>
+          <w14:ligatures w14:val="standardContextual"/>
+        </w:rPr>
+        <w:t xml:space="preserve"> delle informazioni</w:t>
+      </w:r>
+      <w:r>
+        <w:rPr>
+          <w:rFonts w:asciiTheme="minorHAnsi" w:eastAsiaTheme="minorHAnsi" w:hAnsiTheme="minorHAnsi" w:cstheme="minorBidi"/>
+          <w:kern w:val="2"/>
+          <w:lang w:eastAsia="en-US"/>
+          <w14:ligatures w14:val="standardContextual"/>
+        </w:rPr>
+        <w:t xml:space="preserve"> di un lettore registrato, ricercato mediante codice fiscale</w:t>
+      </w:r>
+      <w:r>
+        <w:rPr>
+          <w:rFonts w:asciiTheme="minorHAnsi" w:eastAsiaTheme="minorHAnsi" w:hAnsiTheme="minorHAnsi" w:cstheme="minorBidi"/>
+          <w:kern w:val="2"/>
+          <w:lang w:eastAsia="en-US"/>
+          <w14:ligatures w14:val="standardContextual"/>
+        </w:rPr>
+        <w:t>, che ha almeno una</w:t>
+      </w:r>
+      <w:r>
+        <w:rPr>
+          <w:rFonts w:asciiTheme="minorHAnsi" w:eastAsiaTheme="minorHAnsi" w:hAnsiTheme="minorHAnsi" w:cstheme="minorBidi"/>
+          <w:kern w:val="2"/>
+          <w:lang w:eastAsia="en-US"/>
+          <w14:ligatures w14:val="standardContextual"/>
+        </w:rPr>
+        <w:t xml:space="preserve"> prenotazione attiva</w:t>
+      </w:r>
+      <w:r>
+        <w:rPr>
+          <w:rFonts w:asciiTheme="minorHAnsi" w:eastAsiaTheme="minorHAnsi" w:hAnsiTheme="minorHAnsi" w:cstheme="minorBidi"/>
+          <w:kern w:val="2"/>
+          <w:lang w:eastAsia="en-US"/>
+          <w14:ligatures w14:val="standardContextual"/>
+        </w:rPr>
+        <w:t>.</w:t>
       </w:r>
     </w:p>
     <w:p>
@@ -25449,7 +28018,25 @@
           <w:lang w:eastAsia="en-US"/>
           <w14:ligatures w14:val="standardContextual"/>
         </w:rPr>
-        <w:t>Il sistema reindirizza l’operatore alla pagina del lettore.</w:t>
+        <w:t xml:space="preserve">Il sistema reindirizza l’operatore alla pagina </w:t>
+      </w:r>
+      <w:r>
+        <w:rPr>
+          <w:rFonts w:asciiTheme="minorHAnsi" w:eastAsiaTheme="minorHAnsi" w:hAnsiTheme="minorHAnsi" w:cstheme="minorBidi"/>
+          <w:kern w:val="2"/>
+          <w:lang w:eastAsia="en-US"/>
+          <w14:ligatures w14:val="standardContextual"/>
+        </w:rPr>
+        <w:t>delle informazioni del lettore</w:t>
+      </w:r>
+      <w:r>
+        <w:rPr>
+          <w:rFonts w:asciiTheme="minorHAnsi" w:eastAsiaTheme="minorHAnsi" w:hAnsiTheme="minorHAnsi" w:cstheme="minorBidi"/>
+          <w:kern w:val="2"/>
+          <w:lang w:eastAsia="en-US"/>
+          <w14:ligatures w14:val="standardContextual"/>
+        </w:rPr>
+        <w:t>.</w:t>
       </w:r>
     </w:p>
     <w:p>
@@ -25482,7 +28069,34 @@
           <w:lang w:eastAsia="en-US"/>
           <w14:ligatures w14:val="standardContextual"/>
         </w:rPr>
-        <w:t xml:space="preserve"> L’operatore si trova nella pagina del lettore e un nuovo prestito è stato registrato.</w:t>
+        <w:t xml:space="preserve"> L’operatore si trova nella pagina </w:t>
+      </w:r>
+      <w:r>
+        <w:rPr>
+          <w:rFonts w:asciiTheme="minorHAnsi" w:eastAsiaTheme="minorHAnsi" w:hAnsiTheme="minorHAnsi" w:cstheme="minorBidi"/>
+          <w:kern w:val="2"/>
+          <w:lang w:eastAsia="en-US"/>
+          <w14:ligatures w14:val="standardContextual"/>
+        </w:rPr>
+        <w:t>delle informazioni del lettore</w:t>
+      </w:r>
+      <w:r>
+        <w:rPr>
+          <w:rFonts w:asciiTheme="minorHAnsi" w:eastAsiaTheme="minorHAnsi" w:hAnsiTheme="minorHAnsi" w:cstheme="minorBidi"/>
+          <w:kern w:val="2"/>
+          <w:lang w:eastAsia="en-US"/>
+          <w14:ligatures w14:val="standardContextual"/>
+        </w:rPr>
+        <w:t xml:space="preserve"> </w:t>
+      </w:r>
+      <w:r>
+        <w:rPr>
+          <w:rFonts w:asciiTheme="minorHAnsi" w:eastAsiaTheme="minorHAnsi" w:hAnsiTheme="minorHAnsi" w:cstheme="minorBidi"/>
+          <w:kern w:val="2"/>
+          <w:lang w:eastAsia="en-US"/>
+          <w14:ligatures w14:val="standardContextual"/>
+        </w:rPr>
+        <w:t>e un nuovo prestito è stato registrato.</w:t>
       </w:r>
     </w:p>
     <w:p>
@@ -25605,7 +28219,51 @@
           <w:lang w:eastAsia="en-US"/>
           <w14:ligatures w14:val="standardContextual"/>
         </w:rPr>
-        <w:t>UC15.1 -</w:t>
+        <w:t>UC1</w:t>
+      </w:r>
+      <w:r>
+        <w:rPr>
+          <w:rFonts w:asciiTheme="minorHAnsi" w:eastAsiaTheme="minorHAnsi" w:hAnsiTheme="minorHAnsi" w:cstheme="minorBidi"/>
+          <w:b/>
+          <w:bCs/>
+          <w:kern w:val="2"/>
+          <w:lang w:eastAsia="en-US"/>
+          <w14:ligatures w14:val="standardContextual"/>
+        </w:rPr>
+        <w:t>6</w:t>
+      </w:r>
+      <w:r>
+        <w:rPr>
+          <w:rFonts w:asciiTheme="minorHAnsi" w:eastAsiaTheme="minorHAnsi" w:hAnsiTheme="minorHAnsi" w:cstheme="minorBidi"/>
+          <w:b/>
+          <w:bCs/>
+          <w:kern w:val="2"/>
+          <w:lang w:eastAsia="en-US"/>
+          <w14:ligatures w14:val="standardContextual"/>
+        </w:rPr>
+        <w:t>.1</w:t>
+      </w:r>
+      <w:r>
+        <w:rPr>
+          <w:rFonts w:asciiTheme="minorHAnsi" w:eastAsiaTheme="minorHAnsi" w:hAnsiTheme="minorHAnsi" w:cstheme="minorBidi"/>
+          <w:b/>
+          <w:bCs/>
+          <w:kern w:val="2"/>
+          <w:lang w:eastAsia="en-US"/>
+          <w14:ligatures w14:val="standardContextual"/>
+        </w:rPr>
+        <w:t xml:space="preserve"> </w:t>
+      </w:r>
+      <w:r>
+        <w:rPr>
+          <w:rFonts w:asciiTheme="minorHAnsi" w:eastAsiaTheme="minorHAnsi" w:hAnsiTheme="minorHAnsi" w:cstheme="minorBidi"/>
+          <w:b/>
+          <w:bCs/>
+          <w:kern w:val="2"/>
+          <w:lang w:eastAsia="en-US"/>
+          <w14:ligatures w14:val="standardContextual"/>
+        </w:rPr>
+        <w:t>–</w:t>
       </w:r>
       <w:r>
         <w:rPr>
@@ -25669,7 +28327,29 @@
           <w:lang w:eastAsia="en-US"/>
           <w14:ligatures w14:val="standardContextual"/>
         </w:rPr>
-        <w:t>UC15.</w:t>
+        <w:t>UC1</w:t>
+      </w:r>
+      <w:r>
+        <w:rPr>
+          <w:rFonts w:asciiTheme="minorHAnsi" w:eastAsiaTheme="minorHAnsi" w:hAnsiTheme="minorHAnsi" w:cstheme="minorBidi"/>
+          <w:b/>
+          <w:bCs/>
+          <w:kern w:val="2"/>
+          <w:lang w:eastAsia="en-US"/>
+          <w14:ligatures w14:val="standardContextual"/>
+        </w:rPr>
+        <w:t>6</w:t>
+      </w:r>
+      <w:r>
+        <w:rPr>
+          <w:rFonts w:asciiTheme="minorHAnsi" w:eastAsiaTheme="minorHAnsi" w:hAnsiTheme="minorHAnsi" w:cstheme="minorBidi"/>
+          <w:b/>
+          <w:bCs/>
+          <w:kern w:val="2"/>
+          <w:lang w:eastAsia="en-US"/>
+          <w14:ligatures w14:val="standardContextual"/>
+        </w:rPr>
+        <w:t>.</w:t>
       </w:r>
       <w:r>
         <w:rPr>
@@ -25691,7 +28371,7 @@
           <w:lang w:eastAsia="en-US"/>
           <w14:ligatures w14:val="standardContextual"/>
         </w:rPr>
-        <w:t xml:space="preserve"> –  Informazioni non valide</w:t>
+        <w:t xml:space="preserve"> – Informazioni non valide</w:t>
       </w:r>
       <w:r>
         <w:rPr>
@@ -25756,7 +28436,7 @@
           <w:lang w:eastAsia="en-US"/>
           <w14:ligatures w14:val="standardContextual"/>
         </w:rPr>
-        <w:t>5</w:t>
+        <w:t>6</w:t>
       </w:r>
       <w:r>
         <w:rPr>
@@ -25821,20 +28501,7 @@
           <w:lang w:eastAsia="en-US"/>
           <w14:ligatures w14:val="standardContextual"/>
         </w:rPr>
-        <w:t xml:space="preserve">registrazione prestito di una copia </w:t>
-      </w:r>
-      <w:r>
-        <w:rPr>
-          <w:rFonts w:asciiTheme="minorHAnsi" w:eastAsiaTheme="minorHAnsi" w:hAnsiTheme="minorHAnsi" w:cstheme="minorBidi"/>
-          <w:b/>
-          <w:bCs/>
-          <w:kern w:val="2"/>
-          <w:sz w:val="28"/>
-          <w:szCs w:val="28"/>
-          <w:lang w:eastAsia="en-US"/>
-          <w14:ligatures w14:val="standardContextual"/>
-        </w:rPr>
-        <w:t>riservata</w:t>
+        <w:t>registrazione prestito di una copia riservata</w:t>
       </w:r>
     </w:p>
     <w:p>
@@ -26139,7 +28806,33 @@
           <w:lang w:eastAsia="en-US"/>
           <w14:ligatures w14:val="standardContextual"/>
         </w:rPr>
-        <w:t>UC15.</w:t>
+        <w:t>UC1</w:t>
+      </w:r>
+      <w:r>
+        <w:rPr>
+          <w:rFonts w:asciiTheme="minorHAnsi" w:eastAsiaTheme="minorHAnsi" w:hAnsiTheme="minorHAnsi" w:cstheme="minorBidi"/>
+          <w:b/>
+          <w:bCs/>
+          <w:kern w:val="2"/>
+          <w:sz w:val="28"/>
+          <w:szCs w:val="28"/>
+          <w:lang w:eastAsia="en-US"/>
+          <w14:ligatures w14:val="standardContextual"/>
+        </w:rPr>
+        <w:t>6</w:t>
+      </w:r>
+      <w:r>
+        <w:rPr>
+          <w:rFonts w:asciiTheme="minorHAnsi" w:eastAsiaTheme="minorHAnsi" w:hAnsiTheme="minorHAnsi" w:cstheme="minorBidi"/>
+          <w:b/>
+          <w:bCs/>
+          <w:kern w:val="2"/>
+          <w:sz w:val="28"/>
+          <w:szCs w:val="28"/>
+          <w:lang w:eastAsia="en-US"/>
+          <w14:ligatures w14:val="standardContextual"/>
+        </w:rPr>
+        <w:t>.</w:t>
       </w:r>
       <w:r>
         <w:rPr>
@@ -26405,7 +29098,27 @@
           <w:sz w:val="28"/>
           <w:szCs w:val="28"/>
         </w:rPr>
-        <w:t>UC16 – Registrazione di una restituzione</w:t>
+        <w:t>UC1</w:t>
+      </w:r>
+      <w:r>
+        <w:rPr>
+          <w:rFonts w:asciiTheme="minorHAnsi" w:hAnsiTheme="minorHAnsi"/>
+          <w:b/>
+          <w:bCs/>
+          <w:sz w:val="28"/>
+          <w:szCs w:val="28"/>
+        </w:rPr>
+        <w:t>7</w:t>
+      </w:r>
+      <w:r>
+        <w:rPr>
+          <w:rFonts w:asciiTheme="minorHAnsi" w:hAnsiTheme="minorHAnsi"/>
+          <w:b/>
+          <w:bCs/>
+          <w:sz w:val="28"/>
+          <w:szCs w:val="28"/>
+        </w:rPr>
+        <w:t xml:space="preserve"> – Registrazione di una restituzione</w:t>
       </w:r>
     </w:p>
     <w:p>
@@ -26489,7 +29202,43 @@
           <w:lang w:eastAsia="en-US"/>
           <w14:ligatures w14:val="standardContextual"/>
         </w:rPr>
-        <w:t xml:space="preserve"> di un lettore ricercato mediante codice fiscale.</w:t>
+        <w:t xml:space="preserve"> di un lettore</w:t>
+      </w:r>
+      <w:r>
+        <w:rPr>
+          <w:rFonts w:asciiTheme="minorHAnsi" w:eastAsiaTheme="minorHAnsi" w:hAnsiTheme="minorHAnsi" w:cstheme="minorBidi"/>
+          <w:kern w:val="2"/>
+          <w:lang w:eastAsia="en-US"/>
+          <w14:ligatures w14:val="standardContextual"/>
+        </w:rPr>
+        <w:t>,</w:t>
+      </w:r>
+      <w:r>
+        <w:rPr>
+          <w:rFonts w:asciiTheme="minorHAnsi" w:eastAsiaTheme="minorHAnsi" w:hAnsiTheme="minorHAnsi" w:cstheme="minorBidi"/>
+          <w:kern w:val="2"/>
+          <w:lang w:eastAsia="en-US"/>
+          <w14:ligatures w14:val="standardContextual"/>
+        </w:rPr>
+        <w:t xml:space="preserve"> ricercato mediante codice fiscale</w:t>
+      </w:r>
+      <w:r>
+        <w:rPr>
+          <w:rFonts w:asciiTheme="minorHAnsi" w:eastAsiaTheme="minorHAnsi" w:hAnsiTheme="minorHAnsi" w:cstheme="minorBidi"/>
+          <w:kern w:val="2"/>
+          <w:lang w:eastAsia="en-US"/>
+          <w14:ligatures w14:val="standardContextual"/>
+        </w:rPr>
+        <w:t>, che ha almeno un prestito attivo</w:t>
+      </w:r>
+      <w:r>
+        <w:rPr>
+          <w:rFonts w:asciiTheme="minorHAnsi" w:eastAsiaTheme="minorHAnsi" w:hAnsiTheme="minorHAnsi" w:cstheme="minorBidi"/>
+          <w:kern w:val="2"/>
+          <w:lang w:eastAsia="en-US"/>
+          <w14:ligatures w14:val="standardContextual"/>
+        </w:rPr>
+        <w:t>.</w:t>
       </w:r>
     </w:p>
     <w:p>
@@ -26848,7 +29597,25 @@
           <w:lang w:eastAsia="en-US"/>
           <w14:ligatures w14:val="standardContextual"/>
         </w:rPr>
-        <w:t>Il sistema reindirizza l’operatore alla pagina del lettore.</w:t>
+        <w:t xml:space="preserve">Il sistema reindirizza l’operatore alla pagina </w:t>
+      </w:r>
+      <w:r>
+        <w:rPr>
+          <w:rFonts w:asciiTheme="minorHAnsi" w:eastAsiaTheme="minorHAnsi" w:hAnsiTheme="minorHAnsi" w:cstheme="minorBidi"/>
+          <w:kern w:val="2"/>
+          <w:lang w:eastAsia="en-US"/>
+          <w14:ligatures w14:val="standardContextual"/>
+        </w:rPr>
+        <w:t>delle informazioni del lettore</w:t>
+      </w:r>
+      <w:r>
+        <w:rPr>
+          <w:rFonts w:asciiTheme="minorHAnsi" w:eastAsiaTheme="minorHAnsi" w:hAnsiTheme="minorHAnsi" w:cstheme="minorBidi"/>
+          <w:kern w:val="2"/>
+          <w:lang w:eastAsia="en-US"/>
+          <w14:ligatures w14:val="standardContextual"/>
+        </w:rPr>
+        <w:t>.</w:t>
       </w:r>
     </w:p>
     <w:p>
@@ -26881,7 +29648,34 @@
           <w:lang w:eastAsia="en-US"/>
           <w14:ligatures w14:val="standardContextual"/>
         </w:rPr>
-        <w:t xml:space="preserve"> L’operatore si trova nella pagina del lettore ricercato, una nuova restituzione è stata registrata e la copia torna disponibile.</w:t>
+        <w:t xml:space="preserve"> L’operatore si trova nella pagina </w:t>
+      </w:r>
+      <w:r>
+        <w:rPr>
+          <w:rFonts w:asciiTheme="minorHAnsi" w:eastAsiaTheme="minorHAnsi" w:hAnsiTheme="minorHAnsi" w:cstheme="minorBidi"/>
+          <w:kern w:val="2"/>
+          <w:lang w:eastAsia="en-US"/>
+          <w14:ligatures w14:val="standardContextual"/>
+        </w:rPr>
+        <w:t>delle informazioni del lettore</w:t>
+      </w:r>
+      <w:r>
+        <w:rPr>
+          <w:rFonts w:asciiTheme="minorHAnsi" w:eastAsiaTheme="minorHAnsi" w:hAnsiTheme="minorHAnsi" w:cstheme="minorBidi"/>
+          <w:kern w:val="2"/>
+          <w:lang w:eastAsia="en-US"/>
+          <w14:ligatures w14:val="standardContextual"/>
+        </w:rPr>
+        <w:t xml:space="preserve"> </w:t>
+      </w:r>
+      <w:r>
+        <w:rPr>
+          <w:rFonts w:asciiTheme="minorHAnsi" w:eastAsiaTheme="minorHAnsi" w:hAnsiTheme="minorHAnsi" w:cstheme="minorBidi"/>
+          <w:kern w:val="2"/>
+          <w:lang w:eastAsia="en-US"/>
+          <w14:ligatures w14:val="standardContextual"/>
+        </w:rPr>
+        <w:t>ricercato, una nuova restituzione è stata registrata e la copia torna disponibile.</w:t>
       </w:r>
     </w:p>
     <w:p>
@@ -27012,7 +29806,29 @@
           <w:lang w:eastAsia="en-US"/>
           <w14:ligatures w14:val="standardContextual"/>
         </w:rPr>
-        <w:t xml:space="preserve">UC16.1 – Annullamento registrazione </w:t>
+        <w:t>UC1</w:t>
+      </w:r>
+      <w:r>
+        <w:rPr>
+          <w:rFonts w:asciiTheme="minorHAnsi" w:eastAsiaTheme="minorHAnsi" w:hAnsiTheme="minorHAnsi" w:cstheme="minorBidi"/>
+          <w:b/>
+          <w:bCs/>
+          <w:kern w:val="2"/>
+          <w:lang w:eastAsia="en-US"/>
+          <w14:ligatures w14:val="standardContextual"/>
+        </w:rPr>
+        <w:t>7</w:t>
+      </w:r>
+      <w:r>
+        <w:rPr>
+          <w:rFonts w:asciiTheme="minorHAnsi" w:eastAsiaTheme="minorHAnsi" w:hAnsiTheme="minorHAnsi" w:cstheme="minorBidi"/>
+          <w:b/>
+          <w:bCs/>
+          <w:kern w:val="2"/>
+          <w:lang w:eastAsia="en-US"/>
+          <w14:ligatures w14:val="standardContextual"/>
+        </w:rPr>
+        <w:t xml:space="preserve">.1 – Annullamento registrazione </w:t>
       </w:r>
       <w:r>
         <w:rPr>
@@ -27099,7 +29915,7 @@
           <w:lang w:eastAsia="en-US"/>
           <w14:ligatures w14:val="standardContextual"/>
         </w:rPr>
-        <w:t>6</w:t>
+        <w:t>7</w:t>
       </w:r>
       <w:r>
         <w:rPr>
@@ -27334,7 +30150,7 @@
           <w:lang w:eastAsia="en-US"/>
           <w14:ligatures w14:val="standardContextual"/>
         </w:rPr>
-        <w:t>lettore registrato</w:t>
+        <w:t>lettore</w:t>
       </w:r>
       <w:r>
         <w:rPr>
@@ -27398,16 +30214,16 @@
           <w:lang w:eastAsia="en-US"/>
           <w14:ligatures w14:val="standardContextual"/>
         </w:rPr>
-        <w:t>lettore registrato</w:t>
-      </w:r>
-      <w:r>
-        <w:rPr>
-          <w:rFonts w:asciiTheme="minorHAnsi" w:eastAsiaTheme="minorHAnsi" w:hAnsiTheme="minorHAnsi" w:cstheme="minorBidi"/>
-          <w:kern w:val="2"/>
-          <w:lang w:eastAsia="en-US"/>
-          <w14:ligatures w14:val="standardContextual"/>
-        </w:rPr>
-        <w:t xml:space="preserve"> e la registrazione del</w:t>
+        <w:t xml:space="preserve">lettore </w:t>
+      </w:r>
+      <w:r>
+        <w:rPr>
+          <w:rFonts w:asciiTheme="minorHAnsi" w:eastAsiaTheme="minorHAnsi" w:hAnsiTheme="minorHAnsi" w:cstheme="minorBidi"/>
+          <w:kern w:val="2"/>
+          <w:lang w:eastAsia="en-US"/>
+          <w14:ligatures w14:val="standardContextual"/>
+        </w:rPr>
+        <w:t>e la registrazione del</w:t>
       </w:r>
       <w:r>
         <w:rPr>
@@ -27541,7 +30357,27 @@
           <w:sz w:val="28"/>
           <w:szCs w:val="28"/>
         </w:rPr>
-        <w:t>UC17 – Registrazione di una sospensione</w:t>
+        <w:t>UC1</w:t>
+      </w:r>
+      <w:r>
+        <w:rPr>
+          <w:rFonts w:asciiTheme="minorHAnsi" w:hAnsiTheme="minorHAnsi"/>
+          <w:b/>
+          <w:bCs/>
+          <w:sz w:val="28"/>
+          <w:szCs w:val="28"/>
+        </w:rPr>
+        <w:t>8</w:t>
+      </w:r>
+      <w:r>
+        <w:rPr>
+          <w:rFonts w:asciiTheme="minorHAnsi" w:hAnsiTheme="minorHAnsi"/>
+          <w:b/>
+          <w:bCs/>
+          <w:sz w:val="28"/>
+          <w:szCs w:val="28"/>
+        </w:rPr>
+        <w:t xml:space="preserve"> – Registrazione di una sospensione</w:t>
       </w:r>
     </w:p>
     <w:p>
@@ -28065,7 +30901,25 @@
           <w:lang w:eastAsia="en-US"/>
           <w14:ligatures w14:val="standardContextual"/>
         </w:rPr>
-        <w:t>Il sistema reindirizza l’operatore alla pagina del lettore.</w:t>
+        <w:t xml:space="preserve">Il sistema reindirizza l’operatore alla pagina </w:t>
+      </w:r>
+      <w:r>
+        <w:rPr>
+          <w:rFonts w:asciiTheme="minorHAnsi" w:eastAsiaTheme="minorHAnsi" w:hAnsiTheme="minorHAnsi" w:cstheme="minorBidi"/>
+          <w:kern w:val="2"/>
+          <w:lang w:eastAsia="en-US"/>
+          <w14:ligatures w14:val="standardContextual"/>
+        </w:rPr>
+        <w:t>delle informazioni del lettore</w:t>
+      </w:r>
+      <w:r>
+        <w:rPr>
+          <w:rFonts w:asciiTheme="minorHAnsi" w:eastAsiaTheme="minorHAnsi" w:hAnsiTheme="minorHAnsi" w:cstheme="minorBidi"/>
+          <w:kern w:val="2"/>
+          <w:lang w:eastAsia="en-US"/>
+          <w14:ligatures w14:val="standardContextual"/>
+        </w:rPr>
+        <w:t>.</w:t>
       </w:r>
     </w:p>
     <w:p>
@@ -28098,7 +30952,34 @@
           <w:lang w:eastAsia="en-US"/>
           <w14:ligatures w14:val="standardContextual"/>
         </w:rPr>
-        <w:t xml:space="preserve"> L’operatore si trova sulla pagina del lettore e la sospensione è stata aggiunta al database.</w:t>
+        <w:t xml:space="preserve"> L’operatore si trova sulla pagina </w:t>
+      </w:r>
+      <w:r>
+        <w:rPr>
+          <w:rFonts w:asciiTheme="minorHAnsi" w:eastAsiaTheme="minorHAnsi" w:hAnsiTheme="minorHAnsi" w:cstheme="minorBidi"/>
+          <w:kern w:val="2"/>
+          <w:lang w:eastAsia="en-US"/>
+          <w14:ligatures w14:val="standardContextual"/>
+        </w:rPr>
+        <w:t>delle informazioni del lettore</w:t>
+      </w:r>
+      <w:r>
+        <w:rPr>
+          <w:rFonts w:asciiTheme="minorHAnsi" w:eastAsiaTheme="minorHAnsi" w:hAnsiTheme="minorHAnsi" w:cstheme="minorBidi"/>
+          <w:kern w:val="2"/>
+          <w:lang w:eastAsia="en-US"/>
+          <w14:ligatures w14:val="standardContextual"/>
+        </w:rPr>
+        <w:t xml:space="preserve"> </w:t>
+      </w:r>
+      <w:r>
+        <w:rPr>
+          <w:rFonts w:asciiTheme="minorHAnsi" w:eastAsiaTheme="minorHAnsi" w:hAnsiTheme="minorHAnsi" w:cstheme="minorBidi"/>
+          <w:kern w:val="2"/>
+          <w:lang w:eastAsia="en-US"/>
+          <w14:ligatures w14:val="standardContextual"/>
+        </w:rPr>
+        <w:t>e la sospensione è stata aggiunta al database.</w:t>
       </w:r>
     </w:p>
     <w:p>
@@ -28200,7 +31081,7 @@
           <w:lang w:eastAsia="en-US"/>
           <w14:ligatures w14:val="standardContextual"/>
         </w:rPr>
-        <w:t>3</w:t>
+        <w:t>2</w:t>
       </w:r>
       <w:r>
         <w:rPr>
@@ -28218,27 +31099,40 @@
           <w:lang w:eastAsia="en-US"/>
           <w14:ligatures w14:val="standardContextual"/>
         </w:rPr>
-        <w:t xml:space="preserve"> e il passo 4 </w:t>
-      </w:r>
-      <w:r>
-        <w:rPr>
-          <w:rFonts w:asciiTheme="minorHAnsi" w:eastAsiaTheme="minorHAnsi" w:hAnsiTheme="minorHAnsi" w:cstheme="minorBidi"/>
-          <w:kern w:val="2"/>
-          <w:lang w:eastAsia="en-US"/>
-          <w14:ligatures w14:val="standardContextual"/>
-        </w:rPr>
-        <w:t xml:space="preserve">l’operatore preme “Annulla”, viene eseguito il caso d’uso </w:t>
-      </w:r>
-      <w:r>
-        <w:rPr>
-          <w:rFonts w:asciiTheme="minorHAnsi" w:eastAsiaTheme="minorHAnsi" w:hAnsiTheme="minorHAnsi" w:cstheme="minorBidi"/>
-          <w:b/>
-          <w:bCs/>
-          <w:kern w:val="2"/>
-          <w:lang w:eastAsia="en-US"/>
-          <w14:ligatures w14:val="standardContextual"/>
-        </w:rPr>
-        <w:t>UC17.1 – Annullamento registrazione di una sospensione</w:t>
+        <w:t xml:space="preserve"> e il passo 4 l’operatore preme “Annulla”, viene eseguito il caso d’uso </w:t>
+      </w:r>
+      <w:r>
+        <w:rPr>
+          <w:rFonts w:asciiTheme="minorHAnsi" w:eastAsiaTheme="minorHAnsi" w:hAnsiTheme="minorHAnsi" w:cstheme="minorBidi"/>
+          <w:b/>
+          <w:bCs/>
+          <w:kern w:val="2"/>
+          <w:lang w:eastAsia="en-US"/>
+          <w14:ligatures w14:val="standardContextual"/>
+        </w:rPr>
+        <w:t>UC1</w:t>
+      </w:r>
+      <w:r>
+        <w:rPr>
+          <w:rFonts w:asciiTheme="minorHAnsi" w:eastAsiaTheme="minorHAnsi" w:hAnsiTheme="minorHAnsi" w:cstheme="minorBidi"/>
+          <w:b/>
+          <w:bCs/>
+          <w:kern w:val="2"/>
+          <w:lang w:eastAsia="en-US"/>
+          <w14:ligatures w14:val="standardContextual"/>
+        </w:rPr>
+        <w:t>8</w:t>
+      </w:r>
+      <w:r>
+        <w:rPr>
+          <w:rFonts w:asciiTheme="minorHAnsi" w:eastAsiaTheme="minorHAnsi" w:hAnsiTheme="minorHAnsi" w:cstheme="minorBidi"/>
+          <w:b/>
+          <w:bCs/>
+          <w:kern w:val="2"/>
+          <w:lang w:eastAsia="en-US"/>
+          <w14:ligatures w14:val="standardContextual"/>
+        </w:rPr>
+        <w:t>.1 – Annullamento registrazione di una sospensione</w:t>
       </w:r>
       <w:r>
         <w:rPr>
@@ -28280,7 +31174,29 @@
           <w:lang w:eastAsia="en-US"/>
           <w14:ligatures w14:val="standardContextual"/>
         </w:rPr>
-        <w:t>UC17.</w:t>
+        <w:t>UC1</w:t>
+      </w:r>
+      <w:r>
+        <w:rPr>
+          <w:rFonts w:asciiTheme="minorHAnsi" w:eastAsiaTheme="minorHAnsi" w:hAnsiTheme="minorHAnsi" w:cstheme="minorBidi"/>
+          <w:b/>
+          <w:bCs/>
+          <w:kern w:val="2"/>
+          <w:lang w:eastAsia="en-US"/>
+          <w14:ligatures w14:val="standardContextual"/>
+        </w:rPr>
+        <w:t>8</w:t>
+      </w:r>
+      <w:r>
+        <w:rPr>
+          <w:rFonts w:asciiTheme="minorHAnsi" w:eastAsiaTheme="minorHAnsi" w:hAnsiTheme="minorHAnsi" w:cstheme="minorBidi"/>
+          <w:b/>
+          <w:bCs/>
+          <w:kern w:val="2"/>
+          <w:lang w:eastAsia="en-US"/>
+          <w14:ligatures w14:val="standardContextual"/>
+        </w:rPr>
+        <w:t>.</w:t>
       </w:r>
       <w:r>
         <w:rPr>
@@ -28367,7 +31283,7 @@
           <w:lang w:eastAsia="en-US"/>
           <w14:ligatures w14:val="standardContextual"/>
         </w:rPr>
-        <w:t>7</w:t>
+        <w:t>8</w:t>
       </w:r>
       <w:r>
         <w:rPr>
@@ -28432,20 +31348,7 @@
           <w:lang w:eastAsia="en-US"/>
           <w14:ligatures w14:val="standardContextual"/>
         </w:rPr>
-        <w:t xml:space="preserve">registrazione </w:t>
-      </w:r>
-      <w:r>
-        <w:rPr>
-          <w:rFonts w:asciiTheme="minorHAnsi" w:eastAsiaTheme="minorHAnsi" w:hAnsiTheme="minorHAnsi" w:cstheme="minorBidi"/>
-          <w:b/>
-          <w:bCs/>
-          <w:kern w:val="2"/>
-          <w:sz w:val="28"/>
-          <w:szCs w:val="28"/>
-          <w:lang w:eastAsia="en-US"/>
-          <w14:ligatures w14:val="standardContextual"/>
-        </w:rPr>
-        <w:t>di una sospensione</w:t>
+        <w:t>registrazione di una sospensione</w:t>
       </w:r>
     </w:p>
     <w:p>
@@ -28588,16 +31491,7 @@
           <w:lang w:eastAsia="en-US"/>
           <w14:ligatures w14:val="standardContextual"/>
         </w:rPr>
-        <w:t xml:space="preserve">delle informazioni </w:t>
-      </w:r>
-      <w:r>
-        <w:rPr>
-          <w:rFonts w:asciiTheme="minorHAnsi" w:eastAsiaTheme="minorHAnsi" w:hAnsiTheme="minorHAnsi" w:cstheme="minorBidi"/>
-          <w:kern w:val="2"/>
-          <w:lang w:eastAsia="en-US"/>
-          <w14:ligatures w14:val="standardContextual"/>
-        </w:rPr>
-        <w:t>del</w:t>
+        <w:t>delle informazioni del</w:t>
       </w:r>
       <w:r>
         <w:rPr>
@@ -28697,16 +31591,7 @@
           <w:lang w:eastAsia="en-US"/>
           <w14:ligatures w14:val="standardContextual"/>
         </w:rPr>
-        <w:t xml:space="preserve"> non sospeso</w:t>
-      </w:r>
-      <w:r>
-        <w:rPr>
-          <w:rFonts w:asciiTheme="minorHAnsi" w:eastAsiaTheme="minorHAnsi" w:hAnsiTheme="minorHAnsi" w:cstheme="minorBidi"/>
-          <w:kern w:val="2"/>
-          <w:lang w:eastAsia="en-US"/>
-          <w14:ligatures w14:val="standardContextual"/>
-        </w:rPr>
-        <w:t xml:space="preserve"> </w:t>
+        <w:t xml:space="preserve"> non sospeso </w:t>
       </w:r>
       <w:r>
         <w:rPr>
@@ -28786,7 +31671,33 @@
           <w:lang w:eastAsia="en-US"/>
           <w14:ligatures w14:val="standardContextual"/>
         </w:rPr>
-        <w:t>UC17.</w:t>
+        <w:t>UC1</w:t>
+      </w:r>
+      <w:r>
+        <w:rPr>
+          <w:rFonts w:asciiTheme="minorHAnsi" w:eastAsiaTheme="minorHAnsi" w:hAnsiTheme="minorHAnsi" w:cstheme="minorBidi"/>
+          <w:b/>
+          <w:bCs/>
+          <w:kern w:val="2"/>
+          <w:sz w:val="28"/>
+          <w:szCs w:val="28"/>
+          <w:lang w:eastAsia="en-US"/>
+          <w14:ligatures w14:val="standardContextual"/>
+        </w:rPr>
+        <w:t>8</w:t>
+      </w:r>
+      <w:r>
+        <w:rPr>
+          <w:rFonts w:asciiTheme="minorHAnsi" w:eastAsiaTheme="minorHAnsi" w:hAnsiTheme="minorHAnsi" w:cstheme="minorBidi"/>
+          <w:b/>
+          <w:bCs/>
+          <w:kern w:val="2"/>
+          <w:sz w:val="28"/>
+          <w:szCs w:val="28"/>
+          <w:lang w:eastAsia="en-US"/>
+          <w14:ligatures w14:val="standardContextual"/>
+        </w:rPr>
+        <w:t>.</w:t>
       </w:r>
       <w:r>
         <w:rPr>
@@ -29136,7 +32047,27 @@
           <w:sz w:val="28"/>
           <w:szCs w:val="28"/>
         </w:rPr>
-        <w:t xml:space="preserve">UC18 – </w:t>
+        <w:t>UC1</w:t>
+      </w:r>
+      <w:r>
+        <w:rPr>
+          <w:rFonts w:asciiTheme="minorHAnsi" w:hAnsiTheme="minorHAnsi"/>
+          <w:b/>
+          <w:bCs/>
+          <w:sz w:val="28"/>
+          <w:szCs w:val="28"/>
+        </w:rPr>
+        <w:t>9</w:t>
+      </w:r>
+      <w:r>
+        <w:rPr>
+          <w:rFonts w:asciiTheme="minorHAnsi" w:hAnsiTheme="minorHAnsi"/>
+          <w:b/>
+          <w:bCs/>
+          <w:sz w:val="28"/>
+          <w:szCs w:val="28"/>
+        </w:rPr>
+        <w:t xml:space="preserve"> – </w:t>
       </w:r>
       <w:r>
         <w:rPr>
@@ -29591,7 +32522,25 @@
           <w:lang w:eastAsia="en-US"/>
           <w14:ligatures w14:val="standardContextual"/>
         </w:rPr>
-        <w:t>Il sistema reindirizza l’operatore alla pagina del lettore.</w:t>
+        <w:t xml:space="preserve">Il sistema reindirizza l’operatore alla pagina </w:t>
+      </w:r>
+      <w:r>
+        <w:rPr>
+          <w:rFonts w:asciiTheme="minorHAnsi" w:eastAsiaTheme="minorHAnsi" w:hAnsiTheme="minorHAnsi" w:cstheme="minorBidi"/>
+          <w:kern w:val="2"/>
+          <w:lang w:eastAsia="en-US"/>
+          <w14:ligatures w14:val="standardContextual"/>
+        </w:rPr>
+        <w:t>delle informazioni del lettore</w:t>
+      </w:r>
+      <w:r>
+        <w:rPr>
+          <w:rFonts w:asciiTheme="minorHAnsi" w:eastAsiaTheme="minorHAnsi" w:hAnsiTheme="minorHAnsi" w:cstheme="minorBidi"/>
+          <w:kern w:val="2"/>
+          <w:lang w:eastAsia="en-US"/>
+          <w14:ligatures w14:val="standardContextual"/>
+        </w:rPr>
+        <w:t>.</w:t>
       </w:r>
     </w:p>
     <w:p>
@@ -29622,7 +32571,34 @@
           <w:lang w:eastAsia="en-US"/>
           <w14:ligatures w14:val="standardContextual"/>
         </w:rPr>
-        <w:t xml:space="preserve"> L’operatore si trova nella pagina del lettore e lo stato della sospensione è aggiornato.</w:t>
+        <w:t xml:space="preserve"> L’operatore si trova nella pagina </w:t>
+      </w:r>
+      <w:r>
+        <w:rPr>
+          <w:rFonts w:asciiTheme="minorHAnsi" w:eastAsiaTheme="minorHAnsi" w:hAnsiTheme="minorHAnsi" w:cstheme="minorBidi"/>
+          <w:kern w:val="2"/>
+          <w:lang w:eastAsia="en-US"/>
+          <w14:ligatures w14:val="standardContextual"/>
+        </w:rPr>
+        <w:t>delle informazioni del lettore</w:t>
+      </w:r>
+      <w:r>
+        <w:rPr>
+          <w:rFonts w:asciiTheme="minorHAnsi" w:eastAsiaTheme="minorHAnsi" w:hAnsiTheme="minorHAnsi" w:cstheme="minorBidi"/>
+          <w:kern w:val="2"/>
+          <w:lang w:eastAsia="en-US"/>
+          <w14:ligatures w14:val="standardContextual"/>
+        </w:rPr>
+        <w:t xml:space="preserve"> </w:t>
+      </w:r>
+      <w:r>
+        <w:rPr>
+          <w:rFonts w:asciiTheme="minorHAnsi" w:eastAsiaTheme="minorHAnsi" w:hAnsiTheme="minorHAnsi" w:cstheme="minorBidi"/>
+          <w:kern w:val="2"/>
+          <w:lang w:eastAsia="en-US"/>
+          <w14:ligatures w14:val="standardContextual"/>
+        </w:rPr>
+        <w:t>e lo stato della sospensione è aggiornato.</w:t>
       </w:r>
     </w:p>
     <w:p>
@@ -29648,6 +32624,17 @@
         </w:rPr>
         <w:t>Flussi alternativi/Eccezioni</w:t>
       </w:r>
+      <w:r>
+        <w:rPr>
+          <w:rFonts w:asciiTheme="minorHAnsi" w:eastAsiaTheme="minorHAnsi" w:hAnsiTheme="minorHAnsi" w:cstheme="minorBidi"/>
+          <w:b/>
+          <w:bCs/>
+          <w:kern w:val="2"/>
+          <w:lang w:eastAsia="en-US"/>
+          <w14:ligatures w14:val="standardContextual"/>
+        </w:rPr>
+        <w:t>:</w:t>
+      </w:r>
     </w:p>
     <w:p>
       <w:pPr>
@@ -29713,7 +32700,29 @@
           <w:lang w:eastAsia="en-US"/>
           <w14:ligatures w14:val="standardContextual"/>
         </w:rPr>
-        <w:t xml:space="preserve">UC18.1 – Annullamento </w:t>
+        <w:t>UC1</w:t>
+      </w:r>
+      <w:r>
+        <w:rPr>
+          <w:rFonts w:asciiTheme="minorHAnsi" w:eastAsiaTheme="minorHAnsi" w:hAnsiTheme="minorHAnsi" w:cstheme="minorBidi"/>
+          <w:b/>
+          <w:bCs/>
+          <w:kern w:val="2"/>
+          <w:lang w:eastAsia="en-US"/>
+          <w14:ligatures w14:val="standardContextual"/>
+        </w:rPr>
+        <w:t>9</w:t>
+      </w:r>
+      <w:r>
+        <w:rPr>
+          <w:rFonts w:asciiTheme="minorHAnsi" w:eastAsiaTheme="minorHAnsi" w:hAnsiTheme="minorHAnsi" w:cstheme="minorBidi"/>
+          <w:b/>
+          <w:bCs/>
+          <w:kern w:val="2"/>
+          <w:lang w:eastAsia="en-US"/>
+          <w14:ligatures w14:val="standardContextual"/>
+        </w:rPr>
+        <w:t xml:space="preserve">.1 – Annullamento </w:t>
       </w:r>
       <w:r>
         <w:rPr>
@@ -29800,7 +32809,7 @@
           <w:lang w:eastAsia="en-US"/>
           <w14:ligatures w14:val="standardContextual"/>
         </w:rPr>
-        <w:t>8</w:t>
+        <w:t>9</w:t>
       </w:r>
       <w:r>
         <w:rPr>
@@ -29865,20 +32874,7 @@
           <w:lang w:eastAsia="en-US"/>
           <w14:ligatures w14:val="standardContextual"/>
         </w:rPr>
-        <w:t>della revoca</w:t>
-      </w:r>
-      <w:r>
-        <w:rPr>
-          <w:rFonts w:asciiTheme="minorHAnsi" w:eastAsiaTheme="minorHAnsi" w:hAnsiTheme="minorHAnsi" w:cstheme="minorBidi"/>
-          <w:b/>
-          <w:bCs/>
-          <w:kern w:val="2"/>
-          <w:sz w:val="28"/>
-          <w:szCs w:val="28"/>
-          <w:lang w:eastAsia="en-US"/>
-          <w14:ligatures w14:val="standardContextual"/>
-        </w:rPr>
-        <w:t xml:space="preserve"> di una sospensione</w:t>
+        <w:t>della revoca di una sospensione</w:t>
       </w:r>
     </w:p>
     <w:p>
@@ -31551,8 +34547,16 @@
         <w:rPr>
           <w:lang w:val="en-US"/>
         </w:rPr>
-        <w:t>Fig 1.2 - Home operatore</w:t>
-      </w:r>
+        <w:t xml:space="preserve">Fig 1.2 - Home </w:t>
+      </w:r>
+      <w:proofErr w:type="spellStart"/>
+      <w:r>
+        <w:rPr>
+          <w:lang w:val="en-US"/>
+        </w:rPr>
+        <w:t>operatore</w:t>
+      </w:r>
+      <w:proofErr w:type="spellEnd"/>
     </w:p>
     <w:p>
       <w:pPr>
@@ -31638,8 +34642,30 @@
         <w:rPr>
           <w:lang w:val="en-US"/>
         </w:rPr>
-        <w:t>Fig 3.0 - Gestione Lettori</w:t>
-      </w:r>
+        <w:t xml:space="preserve">Fig 3.0 - </w:t>
+      </w:r>
+      <w:proofErr w:type="spellStart"/>
+      <w:r>
+        <w:rPr>
+          <w:lang w:val="en-US"/>
+        </w:rPr>
+        <w:t>Gestione</w:t>
+      </w:r>
+      <w:proofErr w:type="spellEnd"/>
+      <w:r>
+        <w:rPr>
+          <w:lang w:val="en-US"/>
+        </w:rPr>
+        <w:t xml:space="preserve"> </w:t>
+      </w:r>
+      <w:proofErr w:type="spellStart"/>
+      <w:r>
+        <w:rPr>
+          <w:lang w:val="en-US"/>
+        </w:rPr>
+        <w:t>Lettori</w:t>
+      </w:r>
+      <w:proofErr w:type="spellEnd"/>
     </w:p>
     <w:p>
       <w:pPr>
@@ -34824,6 +37850,119 @@
     </w:lvl>
   </w:abstractNum>
   <w:abstractNum w:abstractNumId="7" w15:restartNumberingAfterBreak="0">
+    <w:nsid w:val="044A3573"/>
+    <w:multiLevelType w:val="multilevel"/>
+    <w:tmpl w:val="953CC30C"/>
+    <w:lvl w:ilvl="0">
+      <w:start w:val="1"/>
+      <w:numFmt w:val="decimal"/>
+      <w:lvlText w:val="%1."/>
+      <w:lvlJc w:val="left"/>
+      <w:pPr>
+        <w:ind w:left="709" w:hanging="360"/>
+      </w:pPr>
+      <w:rPr>
+        <w:rFonts w:hint="default"/>
+      </w:rPr>
+    </w:lvl>
+    <w:lvl w:ilvl="1">
+      <w:start w:val="1"/>
+      <w:numFmt w:val="lowerLetter"/>
+      <w:lvlText w:val="%2."/>
+      <w:lvlJc w:val="left"/>
+      <w:pPr>
+        <w:ind w:left="1429" w:hanging="360"/>
+      </w:pPr>
+      <w:rPr>
+        <w:rFonts w:hint="default"/>
+      </w:rPr>
+    </w:lvl>
+    <w:lvl w:ilvl="2">
+      <w:start w:val="1"/>
+      <w:numFmt w:val="lowerRoman"/>
+      <w:lvlText w:val="%3."/>
+      <w:lvlJc w:val="right"/>
+      <w:pPr>
+        <w:ind w:left="2149" w:hanging="180"/>
+      </w:pPr>
+      <w:rPr>
+        <w:rFonts w:hint="default"/>
+      </w:rPr>
+    </w:lvl>
+    <w:lvl w:ilvl="3">
+      <w:start w:val="1"/>
+      <w:numFmt w:val="decimal"/>
+      <w:lvlText w:val="%4."/>
+      <w:lvlJc w:val="left"/>
+      <w:pPr>
+        <w:ind w:left="2869" w:hanging="360"/>
+      </w:pPr>
+      <w:rPr>
+        <w:rFonts w:hint="default"/>
+      </w:rPr>
+    </w:lvl>
+    <w:lvl w:ilvl="4">
+      <w:start w:val="1"/>
+      <w:numFmt w:val="lowerLetter"/>
+      <w:lvlText w:val="%5."/>
+      <w:lvlJc w:val="left"/>
+      <w:pPr>
+        <w:ind w:left="3589" w:hanging="360"/>
+      </w:pPr>
+      <w:rPr>
+        <w:rFonts w:hint="default"/>
+      </w:rPr>
+    </w:lvl>
+    <w:lvl w:ilvl="5">
+      <w:start w:val="1"/>
+      <w:numFmt w:val="lowerRoman"/>
+      <w:lvlText w:val="%6."/>
+      <w:lvlJc w:val="right"/>
+      <w:pPr>
+        <w:ind w:left="4309" w:hanging="180"/>
+      </w:pPr>
+      <w:rPr>
+        <w:rFonts w:hint="default"/>
+      </w:rPr>
+    </w:lvl>
+    <w:lvl w:ilvl="6">
+      <w:start w:val="1"/>
+      <w:numFmt w:val="decimal"/>
+      <w:lvlText w:val="%7."/>
+      <w:lvlJc w:val="left"/>
+      <w:pPr>
+        <w:ind w:left="5029" w:hanging="360"/>
+      </w:pPr>
+      <w:rPr>
+        <w:rFonts w:hint="default"/>
+      </w:rPr>
+    </w:lvl>
+    <w:lvl w:ilvl="7">
+      <w:start w:val="1"/>
+      <w:numFmt w:val="lowerLetter"/>
+      <w:lvlText w:val="%8."/>
+      <w:lvlJc w:val="left"/>
+      <w:pPr>
+        <w:ind w:left="5749" w:hanging="360"/>
+      </w:pPr>
+      <w:rPr>
+        <w:rFonts w:hint="default"/>
+      </w:rPr>
+    </w:lvl>
+    <w:lvl w:ilvl="8">
+      <w:start w:val="1"/>
+      <w:numFmt w:val="lowerRoman"/>
+      <w:lvlText w:val="%9."/>
+      <w:lvlJc w:val="right"/>
+      <w:pPr>
+        <w:ind w:left="6469" w:hanging="180"/>
+      </w:pPr>
+      <w:rPr>
+        <w:rFonts w:hint="default"/>
+      </w:rPr>
+    </w:lvl>
+  </w:abstractNum>
+  <w:abstractNum w:abstractNumId="8" w15:restartNumberingAfterBreak="0">
     <w:nsid w:val="051D6C35"/>
     <w:multiLevelType w:val="multilevel"/>
     <w:tmpl w:val="BCBCE796"/>
@@ -34909,7 +38048,7 @@
       </w:pPr>
     </w:lvl>
   </w:abstractNum>
-  <w:abstractNum w:abstractNumId="8" w15:restartNumberingAfterBreak="0">
+  <w:abstractNum w:abstractNumId="9" w15:restartNumberingAfterBreak="0">
     <w:nsid w:val="0C943BA3"/>
     <w:multiLevelType w:val="multilevel"/>
     <w:tmpl w:val="BCBCE796"/>
@@ -34995,7 +38134,7 @@
       </w:pPr>
     </w:lvl>
   </w:abstractNum>
-  <w:abstractNum w:abstractNumId="9" w15:restartNumberingAfterBreak="0">
+  <w:abstractNum w:abstractNumId="10" w15:restartNumberingAfterBreak="0">
     <w:nsid w:val="0CE30B61"/>
     <w:multiLevelType w:val="hybridMultilevel"/>
     <w:tmpl w:val="119E2AFA"/>
@@ -35084,7 +38223,7 @@
       </w:pPr>
     </w:lvl>
   </w:abstractNum>
-  <w:abstractNum w:abstractNumId="10" w15:restartNumberingAfterBreak="0">
+  <w:abstractNum w:abstractNumId="11" w15:restartNumberingAfterBreak="0">
     <w:nsid w:val="102A3C9A"/>
     <w:multiLevelType w:val="multilevel"/>
     <w:tmpl w:val="BCBCE796"/>
@@ -35170,7 +38309,7 @@
       </w:pPr>
     </w:lvl>
   </w:abstractNum>
-  <w:abstractNum w:abstractNumId="11" w15:restartNumberingAfterBreak="0">
+  <w:abstractNum w:abstractNumId="12" w15:restartNumberingAfterBreak="0">
     <w:nsid w:val="146D44E1"/>
     <w:multiLevelType w:val="multilevel"/>
     <w:tmpl w:val="BCBCE796"/>
@@ -35256,7 +38395,7 @@
       </w:pPr>
     </w:lvl>
   </w:abstractNum>
-  <w:abstractNum w:abstractNumId="12" w15:restartNumberingAfterBreak="0">
+  <w:abstractNum w:abstractNumId="13" w15:restartNumberingAfterBreak="0">
     <w:nsid w:val="14CF0887"/>
     <w:multiLevelType w:val="multilevel"/>
     <w:tmpl w:val="BCBCE796"/>
@@ -35342,7 +38481,7 @@
       </w:pPr>
     </w:lvl>
   </w:abstractNum>
-  <w:abstractNum w:abstractNumId="13" w15:restartNumberingAfterBreak="0">
+  <w:abstractNum w:abstractNumId="14" w15:restartNumberingAfterBreak="0">
     <w:nsid w:val="15A87742"/>
     <w:multiLevelType w:val="hybridMultilevel"/>
     <w:tmpl w:val="119E2AFA"/>
@@ -35431,7 +38570,7 @@
       </w:pPr>
     </w:lvl>
   </w:abstractNum>
-  <w:abstractNum w:abstractNumId="14" w15:restartNumberingAfterBreak="0">
+  <w:abstractNum w:abstractNumId="15" w15:restartNumberingAfterBreak="0">
     <w:nsid w:val="17001144"/>
     <w:multiLevelType w:val="hybridMultilevel"/>
     <w:tmpl w:val="72BABDB8"/>
@@ -35520,7 +38659,7 @@
       </w:pPr>
     </w:lvl>
   </w:abstractNum>
-  <w:abstractNum w:abstractNumId="15" w15:restartNumberingAfterBreak="0">
+  <w:abstractNum w:abstractNumId="16" w15:restartNumberingAfterBreak="0">
     <w:nsid w:val="17303659"/>
     <w:multiLevelType w:val="hybridMultilevel"/>
     <w:tmpl w:val="5FF489AA"/>
@@ -35612,7 +38751,7 @@
       </w:pPr>
     </w:lvl>
   </w:abstractNum>
-  <w:abstractNum w:abstractNumId="16" w15:restartNumberingAfterBreak="0">
+  <w:abstractNum w:abstractNumId="17" w15:restartNumberingAfterBreak="0">
     <w:nsid w:val="181A44E8"/>
     <w:multiLevelType w:val="hybridMultilevel"/>
     <w:tmpl w:val="119E2AFA"/>
@@ -35701,12 +38840,12 @@
       </w:pPr>
     </w:lvl>
   </w:abstractNum>
-  <w:abstractNum w:abstractNumId="17" w15:restartNumberingAfterBreak="0">
+  <w:abstractNum w:abstractNumId="18" w15:restartNumberingAfterBreak="0">
     <w:nsid w:val="19C674F4"/>
     <w:multiLevelType w:val="multilevel"/>
-    <w:tmpl w:val="7BB67466"/>
+    <w:tmpl w:val="EDD0F37E"/>
     <w:lvl w:ilvl="0">
-      <w:start w:val="3"/>
+      <w:start w:val="2"/>
       <w:numFmt w:val="decimal"/>
       <w:lvlText w:val="%1."/>
       <w:lvlJc w:val="left"/>
@@ -35813,7 +38952,7 @@
       </w:rPr>
     </w:lvl>
   </w:abstractNum>
-  <w:abstractNum w:abstractNumId="18" w15:restartNumberingAfterBreak="0">
+  <w:abstractNum w:abstractNumId="19" w15:restartNumberingAfterBreak="0">
     <w:nsid w:val="19EC2D93"/>
     <w:multiLevelType w:val="hybridMultilevel"/>
     <w:tmpl w:val="5FF489AA"/>
@@ -35905,7 +39044,7 @@
       </w:pPr>
     </w:lvl>
   </w:abstractNum>
-  <w:abstractNum w:abstractNumId="19" w15:restartNumberingAfterBreak="0">
+  <w:abstractNum w:abstractNumId="20" w15:restartNumberingAfterBreak="0">
     <w:nsid w:val="1A2FD67D"/>
     <w:multiLevelType w:val="hybridMultilevel"/>
     <w:tmpl w:val="B9BE572A"/>
@@ -36018,7 +39157,7 @@
       </w:rPr>
     </w:lvl>
   </w:abstractNum>
-  <w:abstractNum w:abstractNumId="20" w15:restartNumberingAfterBreak="0">
+  <w:abstractNum w:abstractNumId="21" w15:restartNumberingAfterBreak="0">
     <w:nsid w:val="1D7FC9C9"/>
     <w:multiLevelType w:val="multilevel"/>
     <w:tmpl w:val="40C2ADEC"/>
@@ -36107,7 +39246,7 @@
       </w:pPr>
     </w:lvl>
   </w:abstractNum>
-  <w:abstractNum w:abstractNumId="21" w15:restartNumberingAfterBreak="0">
+  <w:abstractNum w:abstractNumId="22" w15:restartNumberingAfterBreak="0">
     <w:nsid w:val="1DDE17E0"/>
     <w:multiLevelType w:val="multilevel"/>
     <w:tmpl w:val="2B060D34"/>
@@ -36219,7 +39358,7 @@
       </w:rPr>
     </w:lvl>
   </w:abstractNum>
-  <w:abstractNum w:abstractNumId="22" w15:restartNumberingAfterBreak="0">
+  <w:abstractNum w:abstractNumId="23" w15:restartNumberingAfterBreak="0">
     <w:nsid w:val="1EB636BE"/>
     <w:multiLevelType w:val="hybridMultilevel"/>
     <w:tmpl w:val="708C4F1E"/>
@@ -36332,7 +39471,7 @@
       </w:rPr>
     </w:lvl>
   </w:abstractNum>
-  <w:abstractNum w:abstractNumId="23" w15:restartNumberingAfterBreak="0">
+  <w:abstractNum w:abstractNumId="24" w15:restartNumberingAfterBreak="0">
     <w:nsid w:val="1F8433D7"/>
     <w:multiLevelType w:val="multilevel"/>
     <w:tmpl w:val="03B49136"/>
@@ -36450,7 +39589,7 @@
       </w:rPr>
     </w:lvl>
   </w:abstractNum>
-  <w:abstractNum w:abstractNumId="24" w15:restartNumberingAfterBreak="0">
+  <w:abstractNum w:abstractNumId="25" w15:restartNumberingAfterBreak="0">
     <w:nsid w:val="281154F3"/>
     <w:multiLevelType w:val="multilevel"/>
     <w:tmpl w:val="BCBCE796"/>
@@ -36536,7 +39675,7 @@
       </w:pPr>
     </w:lvl>
   </w:abstractNum>
-  <w:abstractNum w:abstractNumId="25" w15:restartNumberingAfterBreak="0">
+  <w:abstractNum w:abstractNumId="26" w15:restartNumberingAfterBreak="0">
     <w:nsid w:val="29295052"/>
     <w:multiLevelType w:val="hybridMultilevel"/>
     <w:tmpl w:val="4E385230"/>
@@ -36622,7 +39761,7 @@
       </w:pPr>
     </w:lvl>
   </w:abstractNum>
-  <w:abstractNum w:abstractNumId="26" w15:restartNumberingAfterBreak="0">
+  <w:abstractNum w:abstractNumId="27" w15:restartNumberingAfterBreak="0">
     <w:nsid w:val="293B6AC2"/>
     <w:multiLevelType w:val="multilevel"/>
     <w:tmpl w:val="BCBCE796"/>
@@ -36708,7 +39847,7 @@
       </w:pPr>
     </w:lvl>
   </w:abstractNum>
-  <w:abstractNum w:abstractNumId="27" w15:restartNumberingAfterBreak="0">
+  <w:abstractNum w:abstractNumId="28" w15:restartNumberingAfterBreak="0">
     <w:nsid w:val="2BED5D7D"/>
     <w:multiLevelType w:val="hybridMultilevel"/>
     <w:tmpl w:val="9AD8B90C"/>
@@ -36821,7 +39960,7 @@
       </w:rPr>
     </w:lvl>
   </w:abstractNum>
-  <w:abstractNum w:abstractNumId="28" w15:restartNumberingAfterBreak="0">
+  <w:abstractNum w:abstractNumId="29" w15:restartNumberingAfterBreak="0">
     <w:nsid w:val="2EA70700"/>
     <w:multiLevelType w:val="hybridMultilevel"/>
     <w:tmpl w:val="32728526"/>
@@ -36910,7 +40049,7 @@
       </w:pPr>
     </w:lvl>
   </w:abstractNum>
-  <w:abstractNum w:abstractNumId="29" w15:restartNumberingAfterBreak="0">
+  <w:abstractNum w:abstractNumId="30" w15:restartNumberingAfterBreak="0">
     <w:nsid w:val="301561E6"/>
     <w:multiLevelType w:val="hybridMultilevel"/>
     <w:tmpl w:val="8C8AFCD4"/>
@@ -37022,7 +40161,7 @@
       </w:rPr>
     </w:lvl>
   </w:abstractNum>
-  <w:abstractNum w:abstractNumId="30" w15:restartNumberingAfterBreak="0">
+  <w:abstractNum w:abstractNumId="31" w15:restartNumberingAfterBreak="0">
     <w:nsid w:val="337837FD"/>
     <w:multiLevelType w:val="hybridMultilevel"/>
     <w:tmpl w:val="ADC840B0"/>
@@ -37111,7 +40250,7 @@
       </w:pPr>
     </w:lvl>
   </w:abstractNum>
-  <w:abstractNum w:abstractNumId="31" w15:restartNumberingAfterBreak="0">
+  <w:abstractNum w:abstractNumId="32" w15:restartNumberingAfterBreak="0">
     <w:nsid w:val="34A71A83"/>
     <w:multiLevelType w:val="hybridMultilevel"/>
     <w:tmpl w:val="9536D8B4"/>
@@ -37200,7 +40339,7 @@
       </w:pPr>
     </w:lvl>
   </w:abstractNum>
-  <w:abstractNum w:abstractNumId="32" w15:restartNumberingAfterBreak="0">
+  <w:abstractNum w:abstractNumId="33" w15:restartNumberingAfterBreak="0">
     <w:nsid w:val="35484487"/>
     <w:multiLevelType w:val="multilevel"/>
     <w:tmpl w:val="BCBCE796"/>
@@ -37286,7 +40425,7 @@
       </w:pPr>
     </w:lvl>
   </w:abstractNum>
-  <w:abstractNum w:abstractNumId="33" w15:restartNumberingAfterBreak="0">
+  <w:abstractNum w:abstractNumId="34" w15:restartNumberingAfterBreak="0">
     <w:nsid w:val="363F0FE1"/>
     <w:multiLevelType w:val="hybridMultilevel"/>
     <w:tmpl w:val="C2607868"/>
@@ -37399,7 +40538,7 @@
       </w:rPr>
     </w:lvl>
   </w:abstractNum>
-  <w:abstractNum w:abstractNumId="34" w15:restartNumberingAfterBreak="0">
+  <w:abstractNum w:abstractNumId="35" w15:restartNumberingAfterBreak="0">
     <w:nsid w:val="37DA68D9"/>
     <w:multiLevelType w:val="multilevel"/>
     <w:tmpl w:val="8834B7A6"/>
@@ -37511,7 +40650,7 @@
       </w:rPr>
     </w:lvl>
   </w:abstractNum>
-  <w:abstractNum w:abstractNumId="35" w15:restartNumberingAfterBreak="0">
+  <w:abstractNum w:abstractNumId="36" w15:restartNumberingAfterBreak="0">
     <w:nsid w:val="396E60DE"/>
     <w:multiLevelType w:val="multilevel"/>
     <w:tmpl w:val="BCBCE796"/>
@@ -37597,7 +40736,7 @@
       </w:pPr>
     </w:lvl>
   </w:abstractNum>
-  <w:abstractNum w:abstractNumId="36" w15:restartNumberingAfterBreak="0">
+  <w:abstractNum w:abstractNumId="37" w15:restartNumberingAfterBreak="0">
     <w:nsid w:val="39E54E59"/>
     <w:multiLevelType w:val="multilevel"/>
     <w:tmpl w:val="BCBCE796"/>
@@ -37683,7 +40822,7 @@
       </w:pPr>
     </w:lvl>
   </w:abstractNum>
-  <w:abstractNum w:abstractNumId="37" w15:restartNumberingAfterBreak="0">
+  <w:abstractNum w:abstractNumId="38" w15:restartNumberingAfterBreak="0">
     <w:nsid w:val="3C0D7716"/>
     <w:multiLevelType w:val="multilevel"/>
     <w:tmpl w:val="BCBCE796"/>
@@ -37769,7 +40908,7 @@
       </w:pPr>
     </w:lvl>
   </w:abstractNum>
-  <w:abstractNum w:abstractNumId="38" w15:restartNumberingAfterBreak="0">
+  <w:abstractNum w:abstractNumId="39" w15:restartNumberingAfterBreak="0">
     <w:nsid w:val="4134CF1A"/>
     <w:multiLevelType w:val="hybridMultilevel"/>
     <w:tmpl w:val="66DEBF48"/>
@@ -37882,7 +41021,7 @@
       </w:rPr>
     </w:lvl>
   </w:abstractNum>
-  <w:abstractNum w:abstractNumId="39" w15:restartNumberingAfterBreak="0">
+  <w:abstractNum w:abstractNumId="40" w15:restartNumberingAfterBreak="0">
     <w:nsid w:val="41F634D3"/>
     <w:multiLevelType w:val="multilevel"/>
     <w:tmpl w:val="BCBCE796"/>
@@ -37968,7 +41107,7 @@
       </w:pPr>
     </w:lvl>
   </w:abstractNum>
-  <w:abstractNum w:abstractNumId="40" w15:restartNumberingAfterBreak="0">
+  <w:abstractNum w:abstractNumId="41" w15:restartNumberingAfterBreak="0">
     <w:nsid w:val="42F31A3D"/>
     <w:multiLevelType w:val="hybridMultilevel"/>
     <w:tmpl w:val="E5E62C26"/>
@@ -38057,7 +41196,7 @@
       </w:pPr>
     </w:lvl>
   </w:abstractNum>
-  <w:abstractNum w:abstractNumId="41" w15:restartNumberingAfterBreak="0">
+  <w:abstractNum w:abstractNumId="42" w15:restartNumberingAfterBreak="0">
     <w:nsid w:val="43234944"/>
     <w:multiLevelType w:val="multilevel"/>
     <w:tmpl w:val="BCBCE796"/>
@@ -38143,7 +41282,7 @@
       </w:pPr>
     </w:lvl>
   </w:abstractNum>
-  <w:abstractNum w:abstractNumId="42" w15:restartNumberingAfterBreak="0">
+  <w:abstractNum w:abstractNumId="43" w15:restartNumberingAfterBreak="0">
     <w:nsid w:val="476E7B9B"/>
     <w:multiLevelType w:val="hybridMultilevel"/>
     <w:tmpl w:val="A230BC2A"/>
@@ -38255,7 +41394,7 @@
       </w:rPr>
     </w:lvl>
   </w:abstractNum>
-  <w:abstractNum w:abstractNumId="43" w15:restartNumberingAfterBreak="0">
+  <w:abstractNum w:abstractNumId="44" w15:restartNumberingAfterBreak="0">
     <w:nsid w:val="486F7B71"/>
     <w:multiLevelType w:val="hybridMultilevel"/>
     <w:tmpl w:val="119E2AFA"/>
@@ -38344,7 +41483,7 @@
       </w:pPr>
     </w:lvl>
   </w:abstractNum>
-  <w:abstractNum w:abstractNumId="44" w15:restartNumberingAfterBreak="0">
+  <w:abstractNum w:abstractNumId="45" w15:restartNumberingAfterBreak="0">
     <w:nsid w:val="48C03565"/>
     <w:multiLevelType w:val="multilevel"/>
     <w:tmpl w:val="BCBCE796"/>
@@ -38430,7 +41569,7 @@
       </w:pPr>
     </w:lvl>
   </w:abstractNum>
-  <w:abstractNum w:abstractNumId="45" w15:restartNumberingAfterBreak="0">
+  <w:abstractNum w:abstractNumId="46" w15:restartNumberingAfterBreak="0">
     <w:nsid w:val="4C830503"/>
     <w:multiLevelType w:val="hybridMultilevel"/>
     <w:tmpl w:val="119E2AFA"/>
@@ -38519,7 +41658,7 @@
       </w:pPr>
     </w:lvl>
   </w:abstractNum>
-  <w:abstractNum w:abstractNumId="46" w15:restartNumberingAfterBreak="0">
+  <w:abstractNum w:abstractNumId="47" w15:restartNumberingAfterBreak="0">
     <w:nsid w:val="4E3F1F87"/>
     <w:multiLevelType w:val="multilevel"/>
     <w:tmpl w:val="A8929512"/>
@@ -38631,7 +41770,7 @@
       </w:rPr>
     </w:lvl>
   </w:abstractNum>
-  <w:abstractNum w:abstractNumId="47" w15:restartNumberingAfterBreak="0">
+  <w:abstractNum w:abstractNumId="48" w15:restartNumberingAfterBreak="0">
     <w:nsid w:val="52012DE0"/>
     <w:multiLevelType w:val="hybridMultilevel"/>
     <w:tmpl w:val="119E2AFA"/>
@@ -38720,7 +41859,7 @@
       </w:pPr>
     </w:lvl>
   </w:abstractNum>
-  <w:abstractNum w:abstractNumId="48" w15:restartNumberingAfterBreak="0">
+  <w:abstractNum w:abstractNumId="49" w15:restartNumberingAfterBreak="0">
     <w:nsid w:val="55FE429F"/>
     <w:multiLevelType w:val="multilevel"/>
     <w:tmpl w:val="BCBCE796"/>
@@ -38806,7 +41945,7 @@
       </w:pPr>
     </w:lvl>
   </w:abstractNum>
-  <w:abstractNum w:abstractNumId="49" w15:restartNumberingAfterBreak="0">
+  <w:abstractNum w:abstractNumId="50" w15:restartNumberingAfterBreak="0">
     <w:nsid w:val="57CF6DC9"/>
     <w:multiLevelType w:val="multilevel"/>
     <w:tmpl w:val="BCBCE796"/>
@@ -38892,7 +42031,7 @@
       </w:pPr>
     </w:lvl>
   </w:abstractNum>
-  <w:abstractNum w:abstractNumId="50" w15:restartNumberingAfterBreak="0">
+  <w:abstractNum w:abstractNumId="51" w15:restartNumberingAfterBreak="0">
     <w:nsid w:val="58835672"/>
     <w:multiLevelType w:val="multilevel"/>
     <w:tmpl w:val="BCBCE796"/>
@@ -38978,7 +42117,7 @@
       </w:pPr>
     </w:lvl>
   </w:abstractNum>
-  <w:abstractNum w:abstractNumId="51" w15:restartNumberingAfterBreak="0">
+  <w:abstractNum w:abstractNumId="52" w15:restartNumberingAfterBreak="0">
     <w:nsid w:val="59A42BB6"/>
     <w:multiLevelType w:val="hybridMultilevel"/>
     <w:tmpl w:val="62E2E484"/>
@@ -39064,7 +42203,7 @@
       </w:pPr>
     </w:lvl>
   </w:abstractNum>
-  <w:abstractNum w:abstractNumId="52" w15:restartNumberingAfterBreak="0">
+  <w:abstractNum w:abstractNumId="53" w15:restartNumberingAfterBreak="0">
     <w:nsid w:val="5C057583"/>
     <w:multiLevelType w:val="multilevel"/>
     <w:tmpl w:val="BCBCE796"/>
@@ -39150,7 +42289,7 @@
       </w:pPr>
     </w:lvl>
   </w:abstractNum>
-  <w:abstractNum w:abstractNumId="53" w15:restartNumberingAfterBreak="0">
+  <w:abstractNum w:abstractNumId="54" w15:restartNumberingAfterBreak="0">
     <w:nsid w:val="5C365053"/>
     <w:multiLevelType w:val="multilevel"/>
     <w:tmpl w:val="BCBCE796"/>
@@ -39236,7 +42375,7 @@
       </w:pPr>
     </w:lvl>
   </w:abstractNum>
-  <w:abstractNum w:abstractNumId="54" w15:restartNumberingAfterBreak="0">
+  <w:abstractNum w:abstractNumId="55" w15:restartNumberingAfterBreak="0">
     <w:nsid w:val="5C5D19F9"/>
     <w:multiLevelType w:val="multilevel"/>
     <w:tmpl w:val="BCBCE796"/>
@@ -39322,7 +42461,7 @@
       </w:pPr>
     </w:lvl>
   </w:abstractNum>
-  <w:abstractNum w:abstractNumId="55" w15:restartNumberingAfterBreak="0">
+  <w:abstractNum w:abstractNumId="56" w15:restartNumberingAfterBreak="0">
     <w:nsid w:val="5F28471A"/>
     <w:multiLevelType w:val="hybridMultilevel"/>
     <w:tmpl w:val="119E2AFA"/>
@@ -39411,7 +42550,7 @@
       </w:pPr>
     </w:lvl>
   </w:abstractNum>
-  <w:abstractNum w:abstractNumId="56" w15:restartNumberingAfterBreak="0">
+  <w:abstractNum w:abstractNumId="57" w15:restartNumberingAfterBreak="0">
     <w:nsid w:val="5FDE17AB"/>
     <w:multiLevelType w:val="hybridMultilevel"/>
     <w:tmpl w:val="119E2AFA"/>
@@ -39500,7 +42639,7 @@
       </w:pPr>
     </w:lvl>
   </w:abstractNum>
-  <w:abstractNum w:abstractNumId="57" w15:restartNumberingAfterBreak="0">
+  <w:abstractNum w:abstractNumId="58" w15:restartNumberingAfterBreak="0">
     <w:nsid w:val="622F7E77"/>
     <w:multiLevelType w:val="hybridMultilevel"/>
     <w:tmpl w:val="E35845CA"/>
@@ -39612,7 +42751,7 @@
       </w:rPr>
     </w:lvl>
   </w:abstractNum>
-  <w:abstractNum w:abstractNumId="58" w15:restartNumberingAfterBreak="0">
+  <w:abstractNum w:abstractNumId="59" w15:restartNumberingAfterBreak="0">
     <w:nsid w:val="67933679"/>
     <w:multiLevelType w:val="multilevel"/>
     <w:tmpl w:val="B6BA8AC6"/>
@@ -39724,7 +42863,7 @@
       </w:rPr>
     </w:lvl>
   </w:abstractNum>
-  <w:abstractNum w:abstractNumId="59" w15:restartNumberingAfterBreak="0">
+  <w:abstractNum w:abstractNumId="60" w15:restartNumberingAfterBreak="0">
     <w:nsid w:val="6AFF12DD"/>
     <w:multiLevelType w:val="hybridMultilevel"/>
     <w:tmpl w:val="119E2AFA"/>
@@ -39813,7 +42952,7 @@
       </w:pPr>
     </w:lvl>
   </w:abstractNum>
-  <w:abstractNum w:abstractNumId="60" w15:restartNumberingAfterBreak="0">
+  <w:abstractNum w:abstractNumId="61" w15:restartNumberingAfterBreak="0">
     <w:nsid w:val="6F092528"/>
     <w:multiLevelType w:val="hybridMultilevel"/>
     <w:tmpl w:val="7438017E"/>
@@ -39926,7 +43065,93 @@
       </w:rPr>
     </w:lvl>
   </w:abstractNum>
-  <w:abstractNum w:abstractNumId="61" w15:restartNumberingAfterBreak="0">
+  <w:abstractNum w:abstractNumId="62" w15:restartNumberingAfterBreak="0">
+    <w:nsid w:val="6F6A0D8B"/>
+    <w:multiLevelType w:val="hybridMultilevel"/>
+    <w:tmpl w:val="4E385230"/>
+    <w:lvl w:ilvl="0" w:tplc="FFFFFFFF">
+      <w:start w:val="1"/>
+      <w:numFmt w:val="decimal"/>
+      <w:lvlText w:val="%1."/>
+      <w:lvlJc w:val="left"/>
+      <w:pPr>
+        <w:ind w:left="720" w:hanging="360"/>
+      </w:pPr>
+    </w:lvl>
+    <w:lvl w:ilvl="1" w:tplc="FFFFFFFF" w:tentative="1">
+      <w:start w:val="1"/>
+      <w:numFmt w:val="lowerLetter"/>
+      <w:lvlText w:val="%2."/>
+      <w:lvlJc w:val="left"/>
+      <w:pPr>
+        <w:ind w:left="1440" w:hanging="360"/>
+      </w:pPr>
+    </w:lvl>
+    <w:lvl w:ilvl="2" w:tplc="FFFFFFFF" w:tentative="1">
+      <w:start w:val="1"/>
+      <w:numFmt w:val="lowerRoman"/>
+      <w:lvlText w:val="%3."/>
+      <w:lvlJc w:val="right"/>
+      <w:pPr>
+        <w:ind w:left="2160" w:hanging="180"/>
+      </w:pPr>
+    </w:lvl>
+    <w:lvl w:ilvl="3" w:tplc="FFFFFFFF" w:tentative="1">
+      <w:start w:val="1"/>
+      <w:numFmt w:val="decimal"/>
+      <w:lvlText w:val="%4."/>
+      <w:lvlJc w:val="left"/>
+      <w:pPr>
+        <w:ind w:left="2880" w:hanging="360"/>
+      </w:pPr>
+    </w:lvl>
+    <w:lvl w:ilvl="4" w:tplc="FFFFFFFF" w:tentative="1">
+      <w:start w:val="1"/>
+      <w:numFmt w:val="lowerLetter"/>
+      <w:lvlText w:val="%5."/>
+      <w:lvlJc w:val="left"/>
+      <w:pPr>
+        <w:ind w:left="3600" w:hanging="360"/>
+      </w:pPr>
+    </w:lvl>
+    <w:lvl w:ilvl="5" w:tplc="FFFFFFFF" w:tentative="1">
+      <w:start w:val="1"/>
+      <w:numFmt w:val="lowerRoman"/>
+      <w:lvlText w:val="%6."/>
+      <w:lvlJc w:val="right"/>
+      <w:pPr>
+        <w:ind w:left="4320" w:hanging="180"/>
+      </w:pPr>
+    </w:lvl>
+    <w:lvl w:ilvl="6" w:tplc="FFFFFFFF" w:tentative="1">
+      <w:start w:val="1"/>
+      <w:numFmt w:val="decimal"/>
+      <w:lvlText w:val="%7."/>
+      <w:lvlJc w:val="left"/>
+      <w:pPr>
+        <w:ind w:left="5040" w:hanging="360"/>
+      </w:pPr>
+    </w:lvl>
+    <w:lvl w:ilvl="7" w:tplc="FFFFFFFF" w:tentative="1">
+      <w:start w:val="1"/>
+      <w:numFmt w:val="lowerLetter"/>
+      <w:lvlText w:val="%8."/>
+      <w:lvlJc w:val="left"/>
+      <w:pPr>
+        <w:ind w:left="5760" w:hanging="360"/>
+      </w:pPr>
+    </w:lvl>
+    <w:lvl w:ilvl="8" w:tplc="FFFFFFFF" w:tentative="1">
+      <w:start w:val="1"/>
+      <w:numFmt w:val="lowerRoman"/>
+      <w:lvlText w:val="%9."/>
+      <w:lvlJc w:val="right"/>
+      <w:pPr>
+        <w:ind w:left="6480" w:hanging="180"/>
+      </w:pPr>
+    </w:lvl>
+  </w:abstractNum>
+  <w:abstractNum w:abstractNumId="63" w15:restartNumberingAfterBreak="0">
     <w:nsid w:val="6F7D6889"/>
     <w:multiLevelType w:val="multilevel"/>
     <w:tmpl w:val="BCBCE796"/>
@@ -40012,7 +43237,7 @@
       </w:pPr>
     </w:lvl>
   </w:abstractNum>
-  <w:abstractNum w:abstractNumId="62" w15:restartNumberingAfterBreak="0">
+  <w:abstractNum w:abstractNumId="64" w15:restartNumberingAfterBreak="0">
     <w:nsid w:val="70374D1B"/>
     <w:multiLevelType w:val="multilevel"/>
     <w:tmpl w:val="BCBCE796"/>
@@ -40098,7 +43323,7 @@
       </w:pPr>
     </w:lvl>
   </w:abstractNum>
-  <w:abstractNum w:abstractNumId="63" w15:restartNumberingAfterBreak="0">
+  <w:abstractNum w:abstractNumId="65" w15:restartNumberingAfterBreak="0">
     <w:nsid w:val="70A82ADF"/>
     <w:multiLevelType w:val="multilevel"/>
     <w:tmpl w:val="BCBCE796"/>
@@ -40184,7 +43409,7 @@
       </w:pPr>
     </w:lvl>
   </w:abstractNum>
-  <w:abstractNum w:abstractNumId="64" w15:restartNumberingAfterBreak="0">
+  <w:abstractNum w:abstractNumId="66" w15:restartNumberingAfterBreak="0">
     <w:nsid w:val="74314063"/>
     <w:multiLevelType w:val="multilevel"/>
     <w:tmpl w:val="BCBCE796"/>
@@ -40270,7 +43495,7 @@
       </w:pPr>
     </w:lvl>
   </w:abstractNum>
-  <w:abstractNum w:abstractNumId="65" w15:restartNumberingAfterBreak="0">
+  <w:abstractNum w:abstractNumId="67" w15:restartNumberingAfterBreak="0">
     <w:nsid w:val="79405FEA"/>
     <w:multiLevelType w:val="multilevel"/>
     <w:tmpl w:val="37589D72"/>
@@ -40383,7 +43608,7 @@
       </w:rPr>
     </w:lvl>
   </w:abstractNum>
-  <w:abstractNum w:abstractNumId="66" w15:restartNumberingAfterBreak="0">
+  <w:abstractNum w:abstractNumId="68" w15:restartNumberingAfterBreak="0">
     <w:nsid w:val="7C701CC8"/>
     <w:multiLevelType w:val="multilevel"/>
     <w:tmpl w:val="BCBCE796"/>
@@ -40469,7 +43694,93 @@
       </w:pPr>
     </w:lvl>
   </w:abstractNum>
-  <w:abstractNum w:abstractNumId="67" w15:restartNumberingAfterBreak="0">
+  <w:abstractNum w:abstractNumId="69" w15:restartNumberingAfterBreak="0">
+    <w:nsid w:val="7D5042A8"/>
+    <w:multiLevelType w:val="multilevel"/>
+    <w:tmpl w:val="BCBCE796"/>
+    <w:lvl w:ilvl="0">
+      <w:start w:val="1"/>
+      <w:numFmt w:val="decimal"/>
+      <w:lvlText w:val="%1."/>
+      <w:lvlJc w:val="left"/>
+      <w:pPr>
+        <w:ind w:left="709" w:hanging="360"/>
+      </w:pPr>
+    </w:lvl>
+    <w:lvl w:ilvl="1">
+      <w:start w:val="1"/>
+      <w:numFmt w:val="lowerLetter"/>
+      <w:lvlText w:val="%2."/>
+      <w:lvlJc w:val="left"/>
+      <w:pPr>
+        <w:ind w:left="1429" w:hanging="360"/>
+      </w:pPr>
+    </w:lvl>
+    <w:lvl w:ilvl="2">
+      <w:start w:val="1"/>
+      <w:numFmt w:val="lowerRoman"/>
+      <w:lvlText w:val="%3."/>
+      <w:lvlJc w:val="right"/>
+      <w:pPr>
+        <w:ind w:left="2149" w:hanging="180"/>
+      </w:pPr>
+    </w:lvl>
+    <w:lvl w:ilvl="3">
+      <w:start w:val="1"/>
+      <w:numFmt w:val="decimal"/>
+      <w:lvlText w:val="%4."/>
+      <w:lvlJc w:val="left"/>
+      <w:pPr>
+        <w:ind w:left="2869" w:hanging="360"/>
+      </w:pPr>
+    </w:lvl>
+    <w:lvl w:ilvl="4">
+      <w:start w:val="1"/>
+      <w:numFmt w:val="lowerLetter"/>
+      <w:lvlText w:val="%5."/>
+      <w:lvlJc w:val="left"/>
+      <w:pPr>
+        <w:ind w:left="3589" w:hanging="360"/>
+      </w:pPr>
+    </w:lvl>
+    <w:lvl w:ilvl="5">
+      <w:start w:val="1"/>
+      <w:numFmt w:val="lowerRoman"/>
+      <w:lvlText w:val="%6."/>
+      <w:lvlJc w:val="right"/>
+      <w:pPr>
+        <w:ind w:left="4309" w:hanging="180"/>
+      </w:pPr>
+    </w:lvl>
+    <w:lvl w:ilvl="6">
+      <w:start w:val="1"/>
+      <w:numFmt w:val="decimal"/>
+      <w:lvlText w:val="%7."/>
+      <w:lvlJc w:val="left"/>
+      <w:pPr>
+        <w:ind w:left="5029" w:hanging="360"/>
+      </w:pPr>
+    </w:lvl>
+    <w:lvl w:ilvl="7">
+      <w:start w:val="1"/>
+      <w:numFmt w:val="lowerLetter"/>
+      <w:lvlText w:val="%8."/>
+      <w:lvlJc w:val="left"/>
+      <w:pPr>
+        <w:ind w:left="5749" w:hanging="360"/>
+      </w:pPr>
+    </w:lvl>
+    <w:lvl w:ilvl="8">
+      <w:start w:val="1"/>
+      <w:numFmt w:val="lowerRoman"/>
+      <w:lvlText w:val="%9."/>
+      <w:lvlJc w:val="right"/>
+      <w:pPr>
+        <w:ind w:left="6469" w:hanging="180"/>
+      </w:pPr>
+    </w:lvl>
+  </w:abstractNum>
+  <w:abstractNum w:abstractNumId="70" w15:restartNumberingAfterBreak="0">
     <w:nsid w:val="7EF00DEA"/>
     <w:multiLevelType w:val="multilevel"/>
     <w:tmpl w:val="BCBCE796"/>
@@ -40556,25 +43867,25 @@
     </w:lvl>
   </w:abstractNum>
   <w:num w:numId="1" w16cid:durableId="1735929182">
-    <w:abstractNumId w:val="19"/>
+    <w:abstractNumId w:val="20"/>
   </w:num>
   <w:num w:numId="2" w16cid:durableId="941641874">
-    <w:abstractNumId w:val="38"/>
+    <w:abstractNumId w:val="39"/>
   </w:num>
   <w:num w:numId="3" w16cid:durableId="1327005597">
-    <w:abstractNumId w:val="22"/>
+    <w:abstractNumId w:val="23"/>
   </w:num>
   <w:num w:numId="4" w16cid:durableId="1176534514">
-    <w:abstractNumId w:val="60"/>
+    <w:abstractNumId w:val="61"/>
   </w:num>
   <w:num w:numId="5" w16cid:durableId="644049740">
-    <w:abstractNumId w:val="40"/>
+    <w:abstractNumId w:val="41"/>
   </w:num>
   <w:num w:numId="6" w16cid:durableId="1000691270">
-    <w:abstractNumId w:val="23"/>
+    <w:abstractNumId w:val="24"/>
   </w:num>
   <w:num w:numId="7" w16cid:durableId="1016999726">
-    <w:abstractNumId w:val="23"/>
+    <w:abstractNumId w:val="24"/>
     <w:lvlOverride w:ilvl="0">
       <w:startOverride w:val="1"/>
     </w:lvlOverride>
@@ -40604,178 +43915,187 @@
     </w:lvlOverride>
   </w:num>
   <w:num w:numId="8" w16cid:durableId="1748529093">
-    <w:abstractNumId w:val="57"/>
+    <w:abstractNumId w:val="58"/>
   </w:num>
   <w:num w:numId="9" w16cid:durableId="13771043">
-    <w:abstractNumId w:val="29"/>
+    <w:abstractNumId w:val="30"/>
   </w:num>
   <w:num w:numId="10" w16cid:durableId="1222715115">
-    <w:abstractNumId w:val="30"/>
+    <w:abstractNumId w:val="31"/>
   </w:num>
   <w:num w:numId="11" w16cid:durableId="659772123">
-    <w:abstractNumId w:val="14"/>
+    <w:abstractNumId w:val="15"/>
   </w:num>
   <w:num w:numId="12" w16cid:durableId="994068644">
-    <w:abstractNumId w:val="27"/>
+    <w:abstractNumId w:val="28"/>
   </w:num>
   <w:num w:numId="13" w16cid:durableId="722170864">
-    <w:abstractNumId w:val="8"/>
+    <w:abstractNumId w:val="9"/>
   </w:num>
   <w:num w:numId="14" w16cid:durableId="1063065823">
-    <w:abstractNumId w:val="48"/>
+    <w:abstractNumId w:val="49"/>
   </w:num>
   <w:num w:numId="15" w16cid:durableId="1892186575">
-    <w:abstractNumId w:val="41"/>
+    <w:abstractNumId w:val="42"/>
   </w:num>
   <w:num w:numId="16" w16cid:durableId="1775709375">
-    <w:abstractNumId w:val="67"/>
+    <w:abstractNumId w:val="70"/>
   </w:num>
   <w:num w:numId="17" w16cid:durableId="1294870951">
-    <w:abstractNumId w:val="25"/>
+    <w:abstractNumId w:val="26"/>
   </w:num>
   <w:num w:numId="18" w16cid:durableId="1582979918">
-    <w:abstractNumId w:val="20"/>
+    <w:abstractNumId w:val="21"/>
   </w:num>
   <w:num w:numId="19" w16cid:durableId="677318461">
-    <w:abstractNumId w:val="10"/>
+    <w:abstractNumId w:val="11"/>
   </w:num>
   <w:num w:numId="20" w16cid:durableId="1121727194">
     <w:abstractNumId w:val="4"/>
   </w:num>
   <w:num w:numId="21" w16cid:durableId="782111121">
-    <w:abstractNumId w:val="24"/>
+    <w:abstractNumId w:val="25"/>
   </w:num>
   <w:num w:numId="22" w16cid:durableId="1185825051">
-    <w:abstractNumId w:val="51"/>
+    <w:abstractNumId w:val="52"/>
   </w:num>
   <w:num w:numId="23" w16cid:durableId="918830947">
-    <w:abstractNumId w:val="53"/>
+    <w:abstractNumId w:val="54"/>
   </w:num>
   <w:num w:numId="24" w16cid:durableId="914898703">
-    <w:abstractNumId w:val="11"/>
+    <w:abstractNumId w:val="12"/>
   </w:num>
   <w:num w:numId="25" w16cid:durableId="1501504133">
+    <w:abstractNumId w:val="67"/>
+  </w:num>
+  <w:num w:numId="26" w16cid:durableId="1407996080">
+    <w:abstractNumId w:val="43"/>
+  </w:num>
+  <w:num w:numId="27" w16cid:durableId="1248030581">
+    <w:abstractNumId w:val="38"/>
+  </w:num>
+  <w:num w:numId="28" w16cid:durableId="2118913935">
+    <w:abstractNumId w:val="22"/>
+  </w:num>
+  <w:num w:numId="29" w16cid:durableId="1309284589">
+    <w:abstractNumId w:val="66"/>
+  </w:num>
+  <w:num w:numId="30" w16cid:durableId="2076273062">
+    <w:abstractNumId w:val="18"/>
+  </w:num>
+  <w:num w:numId="31" w16cid:durableId="1674912210">
+    <w:abstractNumId w:val="27"/>
+  </w:num>
+  <w:num w:numId="32" w16cid:durableId="1487939723">
+    <w:abstractNumId w:val="19"/>
+  </w:num>
+  <w:num w:numId="33" w16cid:durableId="864441712">
+    <w:abstractNumId w:val="16"/>
+  </w:num>
+  <w:num w:numId="34" w16cid:durableId="548341859">
+    <w:abstractNumId w:val="59"/>
+  </w:num>
+  <w:num w:numId="35" w16cid:durableId="622342311">
+    <w:abstractNumId w:val="63"/>
+  </w:num>
+  <w:num w:numId="36" w16cid:durableId="1886289631">
+    <w:abstractNumId w:val="36"/>
+  </w:num>
+  <w:num w:numId="37" w16cid:durableId="1993556631">
     <w:abstractNumId w:val="65"/>
   </w:num>
-  <w:num w:numId="26" w16cid:durableId="1407996080">
-    <w:abstractNumId w:val="42"/>
+  <w:num w:numId="38" w16cid:durableId="257715126">
+    <w:abstractNumId w:val="45"/>
   </w:num>
-  <w:num w:numId="27" w16cid:durableId="1248030581">
+  <w:num w:numId="39" w16cid:durableId="2083483584">
     <w:abstractNumId w:val="37"/>
   </w:num>
-  <w:num w:numId="28" w16cid:durableId="2118913935">
-    <w:abstractNumId w:val="21"/>
+  <w:num w:numId="40" w16cid:durableId="860050945">
+    <w:abstractNumId w:val="33"/>
   </w:num>
-  <w:num w:numId="29" w16cid:durableId="1309284589">
+  <w:num w:numId="41" w16cid:durableId="1426149257">
     <w:abstractNumId w:val="64"/>
   </w:num>
-  <w:num w:numId="30" w16cid:durableId="2076273062">
-    <w:abstractNumId w:val="17"/>
-  </w:num>
-  <w:num w:numId="31" w16cid:durableId="1674912210">
-    <w:abstractNumId w:val="26"/>
-  </w:num>
-  <w:num w:numId="32" w16cid:durableId="1487939723">
-    <w:abstractNumId w:val="18"/>
-  </w:num>
-  <w:num w:numId="33" w16cid:durableId="864441712">
-    <w:abstractNumId w:val="15"/>
-  </w:num>
-  <w:num w:numId="34" w16cid:durableId="548341859">
-    <w:abstractNumId w:val="58"/>
-  </w:num>
-  <w:num w:numId="35" w16cid:durableId="622342311">
-    <w:abstractNumId w:val="61"/>
-  </w:num>
-  <w:num w:numId="36" w16cid:durableId="1886289631">
-    <w:abstractNumId w:val="35"/>
-  </w:num>
-  <w:num w:numId="37" w16cid:durableId="1993556631">
-    <w:abstractNumId w:val="63"/>
-  </w:num>
-  <w:num w:numId="38" w16cid:durableId="257715126">
-    <w:abstractNumId w:val="44"/>
-  </w:num>
-  <w:num w:numId="39" w16cid:durableId="2083483584">
-    <w:abstractNumId w:val="36"/>
-  </w:num>
-  <w:num w:numId="40" w16cid:durableId="860050945">
-    <w:abstractNumId w:val="32"/>
-  </w:num>
-  <w:num w:numId="41" w16cid:durableId="1426149257">
-    <w:abstractNumId w:val="62"/>
-  </w:num>
   <w:num w:numId="42" w16cid:durableId="491796650">
-    <w:abstractNumId w:val="54"/>
+    <w:abstractNumId w:val="55"/>
   </w:num>
   <w:num w:numId="43" w16cid:durableId="115485265">
-    <w:abstractNumId w:val="52"/>
+    <w:abstractNumId w:val="53"/>
   </w:num>
   <w:num w:numId="44" w16cid:durableId="1861121929">
     <w:abstractNumId w:val="5"/>
   </w:num>
   <w:num w:numId="45" w16cid:durableId="1173256708">
-    <w:abstractNumId w:val="39"/>
+    <w:abstractNumId w:val="40"/>
   </w:num>
   <w:num w:numId="46" w16cid:durableId="1450002811">
-    <w:abstractNumId w:val="12"/>
+    <w:abstractNumId w:val="13"/>
   </w:num>
   <w:num w:numId="47" w16cid:durableId="1369641276">
-    <w:abstractNumId w:val="66"/>
+    <w:abstractNumId w:val="68"/>
   </w:num>
   <w:num w:numId="48" w16cid:durableId="664776">
-    <w:abstractNumId w:val="49"/>
+    <w:abstractNumId w:val="50"/>
   </w:num>
   <w:num w:numId="49" w16cid:durableId="1287155047">
-    <w:abstractNumId w:val="28"/>
+    <w:abstractNumId w:val="29"/>
   </w:num>
   <w:num w:numId="50" w16cid:durableId="2053534155">
+    <w:abstractNumId w:val="35"/>
+  </w:num>
+  <w:num w:numId="51" w16cid:durableId="809592266">
+    <w:abstractNumId w:val="47"/>
+  </w:num>
+  <w:num w:numId="52" w16cid:durableId="329916628">
     <w:abstractNumId w:val="34"/>
   </w:num>
-  <w:num w:numId="51" w16cid:durableId="809592266">
+  <w:num w:numId="53" w16cid:durableId="1061901349">
+    <w:abstractNumId w:val="17"/>
+  </w:num>
+  <w:num w:numId="54" w16cid:durableId="823858952">
+    <w:abstractNumId w:val="48"/>
+  </w:num>
+  <w:num w:numId="55" w16cid:durableId="352878034">
+    <w:abstractNumId w:val="32"/>
+  </w:num>
+  <w:num w:numId="56" w16cid:durableId="1664315735">
+    <w:abstractNumId w:val="60"/>
+  </w:num>
+  <w:num w:numId="57" w16cid:durableId="851183525">
+    <w:abstractNumId w:val="57"/>
+  </w:num>
+  <w:num w:numId="58" w16cid:durableId="1919441470">
+    <w:abstractNumId w:val="56"/>
+  </w:num>
+  <w:num w:numId="59" w16cid:durableId="1854882212">
+    <w:abstractNumId w:val="14"/>
+  </w:num>
+  <w:num w:numId="60" w16cid:durableId="1849366423">
     <w:abstractNumId w:val="46"/>
   </w:num>
-  <w:num w:numId="52" w16cid:durableId="329916628">
-    <w:abstractNumId w:val="33"/>
-  </w:num>
-  <w:num w:numId="53" w16cid:durableId="1061901349">
-    <w:abstractNumId w:val="16"/>
-  </w:num>
-  <w:num w:numId="54" w16cid:durableId="823858952">
-    <w:abstractNumId w:val="47"/>
-  </w:num>
-  <w:num w:numId="55" w16cid:durableId="352878034">
-    <w:abstractNumId w:val="31"/>
-  </w:num>
-  <w:num w:numId="56" w16cid:durableId="1664315735">
-    <w:abstractNumId w:val="59"/>
-  </w:num>
-  <w:num w:numId="57" w16cid:durableId="851183525">
-    <w:abstractNumId w:val="56"/>
-  </w:num>
-  <w:num w:numId="58" w16cid:durableId="1919441470">
-    <w:abstractNumId w:val="55"/>
-  </w:num>
-  <w:num w:numId="59" w16cid:durableId="1854882212">
-    <w:abstractNumId w:val="13"/>
-  </w:num>
-  <w:num w:numId="60" w16cid:durableId="1849366423">
-    <w:abstractNumId w:val="45"/>
-  </w:num>
   <w:num w:numId="61" w16cid:durableId="1696075619">
-    <w:abstractNumId w:val="43"/>
+    <w:abstractNumId w:val="44"/>
   </w:num>
   <w:num w:numId="62" w16cid:durableId="1020476724">
-    <w:abstractNumId w:val="9"/>
+    <w:abstractNumId w:val="10"/>
   </w:num>
   <w:num w:numId="63" w16cid:durableId="595138230">
     <w:abstractNumId w:val="6"/>
   </w:num>
   <w:num w:numId="64" w16cid:durableId="381944635">
-    <w:abstractNumId w:val="50"/>
+    <w:abstractNumId w:val="51"/>
   </w:num>
   <w:num w:numId="65" w16cid:durableId="15691157">
+    <w:abstractNumId w:val="8"/>
+  </w:num>
+  <w:num w:numId="66" w16cid:durableId="179901981">
     <w:abstractNumId w:val="7"/>
+  </w:num>
+  <w:num w:numId="67" w16cid:durableId="1086683702">
+    <w:abstractNumId w:val="62"/>
+  </w:num>
+  <w:num w:numId="68" w16cid:durableId="1469469655">
+    <w:abstractNumId w:val="69"/>
   </w:num>
   <w:numIdMacAtCleanup w:val="65"/>
 </w:numbering>

--- a/Documents/02_NovaBiblioteca_RAD.docx
+++ b/Documents/02_NovaBiblioteca_RAD.docx
@@ -1635,14 +1635,7 @@
                 <w:rFonts w:asciiTheme="minorHAnsi" w:hAnsiTheme="minorHAnsi"/>
                 <w:sz w:val="20"/>
               </w:rPr>
-              <w:t xml:space="preserve"> </w:t>
-            </w:r>
-            <w:r>
-              <w:rPr>
-                <w:rFonts w:asciiTheme="minorHAnsi" w:hAnsiTheme="minorHAnsi"/>
-                <w:sz w:val="20"/>
-              </w:rPr>
-              <w:t>del RAD</w:t>
+              <w:t xml:space="preserve"> del RAD</w:t>
             </w:r>
           </w:p>
         </w:tc>
@@ -2137,7 +2130,6 @@
           <w:lang w:val="en-US"/>
         </w:rPr>
       </w:pPr>
-      <w:proofErr w:type="spellStart"/>
       <w:r>
         <w:rPr>
           <w:rFonts w:asciiTheme="minorHAnsi" w:hAnsiTheme="minorHAnsi"/>
@@ -2146,7 +2138,6 @@
         <w:lastRenderedPageBreak/>
         <w:t>Indice</w:t>
       </w:r>
-      <w:proofErr w:type="spellEnd"/>
     </w:p>
     <w:p>
       <w:pPr>
@@ -5181,9 +5172,8 @@
           <w:iCs w:val="0"/>
           <w:lang w:val="en-US"/>
         </w:rPr>
-        <w:t xml:space="preserve">Objectives and success criteria </w:t>
-      </w:r>
-      <w:proofErr w:type="gramStart"/>
+        <w:t>Objectives and success criteria o</w:t>
+      </w:r>
       <w:r>
         <w:rPr>
           <w:rFonts w:asciiTheme="minorHAnsi" w:hAnsiTheme="minorHAnsi"/>
@@ -5191,26 +5181,7 @@
           <w:iCs w:val="0"/>
           <w:lang w:val="en-US"/>
         </w:rPr>
-        <w:t>o</w:t>
-      </w:r>
-      <w:r>
-        <w:rPr>
-          <w:rFonts w:asciiTheme="minorHAnsi" w:hAnsiTheme="minorHAnsi"/>
-          <w:i w:val="0"/>
-          <w:iCs w:val="0"/>
-          <w:lang w:val="en-US"/>
-        </w:rPr>
-        <w:t>f</w:t>
-      </w:r>
-      <w:proofErr w:type="gramEnd"/>
-      <w:r>
-        <w:rPr>
-          <w:rFonts w:asciiTheme="minorHAnsi" w:hAnsiTheme="minorHAnsi"/>
-          <w:i w:val="0"/>
-          <w:iCs w:val="0"/>
-          <w:lang w:val="en-US"/>
-        </w:rPr>
-        <w:t xml:space="preserve"> the project</w:t>
+        <w:t>f the project</w:t>
       </w:r>
       <w:bookmarkEnd w:id="3"/>
     </w:p>
@@ -21481,16 +21452,34 @@
           <w:lang w:eastAsia="en-US"/>
           <w14:ligatures w14:val="standardContextual"/>
         </w:rPr>
-        <w:t>, categorie e lingua) l’edizione</w:t>
-      </w:r>
-      <w:r>
-        <w:rPr>
-          <w:rFonts w:asciiTheme="minorHAnsi" w:eastAsiaTheme="minorHAnsi" w:hAnsiTheme="minorHAnsi" w:cstheme="minorBidi"/>
-          <w:kern w:val="2"/>
-          <w:lang w:eastAsia="en-US"/>
-          <w14:ligatures w14:val="standardContextual"/>
-        </w:rPr>
-        <w:t xml:space="preserve"> preme il pulsante “Modifica” accanto all’edizione che vuole modificare.</w:t>
+        <w:t>, categorie e lingua)</w:t>
+      </w:r>
+      <w:r>
+        <w:rPr>
+          <w:rFonts w:asciiTheme="minorHAnsi" w:eastAsiaTheme="minorHAnsi" w:hAnsiTheme="minorHAnsi" w:cstheme="minorBidi"/>
+          <w:kern w:val="2"/>
+          <w:lang w:eastAsia="en-US"/>
+          <w14:ligatures w14:val="standardContextual"/>
+        </w:rPr>
+        <w:t>,</w:t>
+      </w:r>
+      <w:r>
+        <w:rPr>
+          <w:rFonts w:asciiTheme="minorHAnsi" w:eastAsiaTheme="minorHAnsi" w:hAnsiTheme="minorHAnsi" w:cstheme="minorBidi"/>
+          <w:kern w:val="2"/>
+          <w:lang w:eastAsia="en-US"/>
+          <w14:ligatures w14:val="standardContextual"/>
+        </w:rPr>
+        <w:t xml:space="preserve"> l’edizione</w:t>
+      </w:r>
+      <w:r>
+        <w:rPr>
+          <w:rFonts w:asciiTheme="minorHAnsi" w:eastAsiaTheme="minorHAnsi" w:hAnsiTheme="minorHAnsi" w:cstheme="minorBidi"/>
+          <w:kern w:val="2"/>
+          <w:lang w:eastAsia="en-US"/>
+          <w14:ligatures w14:val="standardContextual"/>
+        </w:rPr>
+        <w:t>.</w:t>
       </w:r>
     </w:p>
     <w:p>
@@ -21517,6 +21506,42 @@
           <w:lang w:eastAsia="en-US"/>
           <w14:ligatures w14:val="standardContextual"/>
         </w:rPr>
+        <w:t xml:space="preserve">L’operatore </w:t>
+      </w:r>
+      <w:r>
+        <w:rPr>
+          <w:rFonts w:asciiTheme="minorHAnsi" w:eastAsiaTheme="minorHAnsi" w:hAnsiTheme="minorHAnsi" w:cstheme="minorBidi"/>
+          <w:kern w:val="2"/>
+          <w:lang w:eastAsia="en-US"/>
+          <w14:ligatures w14:val="standardContextual"/>
+        </w:rPr>
+        <w:t>preme il pulsante “Modifica” accanto all’edizione che vuole modificare.</w:t>
+      </w:r>
+    </w:p>
+    <w:p>
+      <w:pPr>
+        <w:widowControl/>
+        <w:numPr>
+          <w:ilvl w:val="0"/>
+          <w:numId w:val="28"/>
+        </w:numPr>
+        <w:suppressAutoHyphens w:val="0"/>
+        <w:spacing w:after="100" w:afterAutospacing="1" w:line="278" w:lineRule="auto"/>
+        <w:contextualSpacing/>
+        <w:rPr>
+          <w:rFonts w:asciiTheme="minorHAnsi" w:eastAsiaTheme="minorHAnsi" w:hAnsiTheme="minorHAnsi" w:cstheme="minorBidi"/>
+          <w:kern w:val="2"/>
+          <w:lang w:eastAsia="en-US"/>
+          <w14:ligatures w14:val="standardContextual"/>
+        </w:rPr>
+      </w:pPr>
+      <w:r>
+        <w:rPr>
+          <w:rFonts w:asciiTheme="minorHAnsi" w:eastAsiaTheme="minorHAnsi" w:hAnsiTheme="minorHAnsi" w:cstheme="minorBidi"/>
+          <w:kern w:val="2"/>
+          <w:lang w:eastAsia="en-US"/>
+          <w14:ligatures w14:val="standardContextual"/>
+        </w:rPr>
         <w:t>Il sistema reindirizza l’operatore in una pagina</w:t>
       </w:r>
       <w:r>
@@ -22216,7 +22241,7 @@
         <w:rPr>
           <w:rFonts w:asciiTheme="minorHAnsi" w:hAnsiTheme="minorHAnsi"/>
         </w:rPr>
-        <w:t>4</w:t>
+        <w:t>5</w:t>
       </w:r>
       <w:r>
         <w:rPr>
@@ -22228,7 +22253,7 @@
         <w:rPr>
           <w:rFonts w:asciiTheme="minorHAnsi" w:hAnsiTheme="minorHAnsi"/>
         </w:rPr>
-        <w:t>6</w:t>
+        <w:t>7</w:t>
       </w:r>
       <w:r>
         <w:rPr>
@@ -22309,16 +22334,16 @@
           <w:lang w:eastAsia="en-US"/>
           <w14:ligatures w14:val="standardContextual"/>
         </w:rPr>
-        <w:t>7</w:t>
-      </w:r>
-      <w:r>
-        <w:rPr>
-          <w:rFonts w:asciiTheme="minorHAnsi" w:eastAsiaTheme="minorHAnsi" w:hAnsiTheme="minorHAnsi" w:cstheme="minorBidi"/>
-          <w:kern w:val="2"/>
-          <w:lang w:eastAsia="en-US"/>
-          <w14:ligatures w14:val="standardContextual"/>
-        </w:rPr>
-        <w:t xml:space="preserve"> il sistema rileva delle informazioni non valide, viene eseguito il caso d’uso </w:t>
+        <w:t xml:space="preserve">8 </w:t>
+      </w:r>
+      <w:r>
+        <w:rPr>
+          <w:rFonts w:asciiTheme="minorHAnsi" w:eastAsiaTheme="minorHAnsi" w:hAnsiTheme="minorHAnsi" w:cstheme="minorBidi"/>
+          <w:kern w:val="2"/>
+          <w:lang w:eastAsia="en-US"/>
+          <w14:ligatures w14:val="standardContextual"/>
+        </w:rPr>
+        <w:t xml:space="preserve">il sistema rileva delle informazioni non valide, viene eseguito il caso d’uso </w:t>
       </w:r>
       <w:r>
         <w:rPr>
@@ -23629,16 +23654,16 @@
           <w:lang w:eastAsia="en-US"/>
           <w14:ligatures w14:val="standardContextual"/>
         </w:rPr>
-        <w:t xml:space="preserve">, categorie e lingua) e </w:t>
-      </w:r>
-      <w:r>
-        <w:rPr>
-          <w:rFonts w:asciiTheme="minorHAnsi" w:eastAsiaTheme="minorHAnsi" w:hAnsiTheme="minorHAnsi" w:cstheme="minorBidi"/>
-          <w:kern w:val="2"/>
-          <w:lang w:eastAsia="en-US"/>
-          <w14:ligatures w14:val="standardContextual"/>
-        </w:rPr>
-        <w:t>preme il pulsante “Copie” accanto all’edizione per la quale vuole aggiungere una copia.</w:t>
+        <w:t>, categorie e lingua)</w:t>
+      </w:r>
+      <w:r>
+        <w:rPr>
+          <w:rFonts w:asciiTheme="minorHAnsi" w:eastAsiaTheme="minorHAnsi" w:hAnsiTheme="minorHAnsi" w:cstheme="minorBidi"/>
+          <w:kern w:val="2"/>
+          <w:lang w:eastAsia="en-US"/>
+          <w14:ligatures w14:val="standardContextual"/>
+        </w:rPr>
+        <w:t>, l’edizione.</w:t>
       </w:r>
     </w:p>
     <w:p>
@@ -23665,25 +23690,25 @@
           <w:lang w:eastAsia="en-US"/>
           <w14:ligatures w14:val="standardContextual"/>
         </w:rPr>
-        <w:t xml:space="preserve">Il sistema reindirizza </w:t>
-      </w:r>
-      <w:r>
-        <w:rPr>
-          <w:rFonts w:asciiTheme="minorHAnsi" w:eastAsiaTheme="minorHAnsi" w:hAnsiTheme="minorHAnsi" w:cstheme="minorBidi"/>
-          <w:kern w:val="2"/>
-          <w:lang w:eastAsia="en-US"/>
-          <w14:ligatures w14:val="standardContextual"/>
-        </w:rPr>
-        <w:t xml:space="preserve">l’operatore </w:t>
-      </w:r>
-      <w:r>
-        <w:rPr>
-          <w:rFonts w:asciiTheme="minorHAnsi" w:eastAsiaTheme="minorHAnsi" w:hAnsiTheme="minorHAnsi" w:cstheme="minorBidi"/>
-          <w:kern w:val="2"/>
-          <w:lang w:eastAsia="en-US"/>
-          <w14:ligatures w14:val="standardContextual"/>
-        </w:rPr>
-        <w:t>alla pagina di informazione delle copie dell’edizione.</w:t>
+        <w:t xml:space="preserve"> </w:t>
+      </w:r>
+      <w:r>
+        <w:rPr>
+          <w:rFonts w:asciiTheme="minorHAnsi" w:eastAsiaTheme="minorHAnsi" w:hAnsiTheme="minorHAnsi" w:cstheme="minorBidi"/>
+          <w:kern w:val="2"/>
+          <w:lang w:eastAsia="en-US"/>
+          <w14:ligatures w14:val="standardContextual"/>
+        </w:rPr>
+        <w:t>L’operatore preme</w:t>
+      </w:r>
+      <w:r>
+        <w:rPr>
+          <w:rFonts w:asciiTheme="minorHAnsi" w:eastAsiaTheme="minorHAnsi" w:hAnsiTheme="minorHAnsi" w:cstheme="minorBidi"/>
+          <w:kern w:val="2"/>
+          <w:lang w:eastAsia="en-US"/>
+          <w14:ligatures w14:val="standardContextual"/>
+        </w:rPr>
+        <w:t xml:space="preserve"> il pulsante “Copie” accanto all’edizione per la quale vuole aggiungere una copia.</w:t>
       </w:r>
     </w:p>
     <w:p>
@@ -23710,7 +23735,25 @@
           <w:lang w:eastAsia="en-US"/>
           <w14:ligatures w14:val="standardContextual"/>
         </w:rPr>
-        <w:t>L'operatore preme “Aggiungi copia”.</w:t>
+        <w:t xml:space="preserve">Il sistema reindirizza </w:t>
+      </w:r>
+      <w:r>
+        <w:rPr>
+          <w:rFonts w:asciiTheme="minorHAnsi" w:eastAsiaTheme="minorHAnsi" w:hAnsiTheme="minorHAnsi" w:cstheme="minorBidi"/>
+          <w:kern w:val="2"/>
+          <w:lang w:eastAsia="en-US"/>
+          <w14:ligatures w14:val="standardContextual"/>
+        </w:rPr>
+        <w:t xml:space="preserve">l’operatore </w:t>
+      </w:r>
+      <w:r>
+        <w:rPr>
+          <w:rFonts w:asciiTheme="minorHAnsi" w:eastAsiaTheme="minorHAnsi" w:hAnsiTheme="minorHAnsi" w:cstheme="minorBidi"/>
+          <w:kern w:val="2"/>
+          <w:lang w:eastAsia="en-US"/>
+          <w14:ligatures w14:val="standardContextual"/>
+        </w:rPr>
+        <w:t>alla pagina di informazione delle copie dell’edizione.</w:t>
       </w:r>
     </w:p>
     <w:p>
@@ -23737,7 +23780,7 @@
           <w:lang w:eastAsia="en-US"/>
           <w14:ligatures w14:val="standardContextual"/>
         </w:rPr>
-        <w:t>Il sistema aggiunge la copia al database.</w:t>
+        <w:t>L'operatore preme “Aggiungi copia”.</w:t>
       </w:r>
     </w:p>
     <w:p>
@@ -23764,25 +23807,7 @@
           <w:lang w:eastAsia="en-US"/>
           <w14:ligatures w14:val="standardContextual"/>
         </w:rPr>
-        <w:t xml:space="preserve">Il </w:t>
-      </w:r>
-      <w:r>
-        <w:rPr>
-          <w:rFonts w:asciiTheme="minorHAnsi" w:eastAsiaTheme="minorHAnsi" w:hAnsiTheme="minorHAnsi" w:cstheme="minorBidi"/>
-          <w:kern w:val="2"/>
-          <w:lang w:eastAsia="en-US"/>
-          <w14:ligatures w14:val="standardContextual"/>
-        </w:rPr>
-        <w:t>database</w:t>
-      </w:r>
-      <w:r>
-        <w:rPr>
-          <w:rFonts w:asciiTheme="minorHAnsi" w:eastAsiaTheme="minorHAnsi" w:hAnsiTheme="minorHAnsi" w:cstheme="minorBidi"/>
-          <w:kern w:val="2"/>
-          <w:lang w:eastAsia="en-US"/>
-          <w14:ligatures w14:val="standardContextual"/>
-        </w:rPr>
-        <w:t xml:space="preserve"> assegna un ID univoco alla copia.</w:t>
+        <w:t>Il sistema aggiunge la copia al database.</w:t>
       </w:r>
     </w:p>
     <w:p>
@@ -23809,16 +23834,25 @@
           <w:lang w:eastAsia="en-US"/>
           <w14:ligatures w14:val="standardContextual"/>
         </w:rPr>
-        <w:t>Il sistema mostra a schermo il messaggio “Copia aggiunta con successo”</w:t>
-      </w:r>
-      <w:r>
-        <w:rPr>
-          <w:rFonts w:asciiTheme="minorHAnsi" w:eastAsiaTheme="minorHAnsi" w:hAnsiTheme="minorHAnsi" w:cstheme="minorBidi"/>
-          <w:kern w:val="2"/>
-          <w:lang w:eastAsia="en-US"/>
-          <w14:ligatures w14:val="standardContextual"/>
-        </w:rPr>
-        <w:t>, con un pulsante “Ok”.</w:t>
+        <w:t xml:space="preserve">Il </w:t>
+      </w:r>
+      <w:r>
+        <w:rPr>
+          <w:rFonts w:asciiTheme="minorHAnsi" w:eastAsiaTheme="minorHAnsi" w:hAnsiTheme="minorHAnsi" w:cstheme="minorBidi"/>
+          <w:kern w:val="2"/>
+          <w:lang w:eastAsia="en-US"/>
+          <w14:ligatures w14:val="standardContextual"/>
+        </w:rPr>
+        <w:t>database</w:t>
+      </w:r>
+      <w:r>
+        <w:rPr>
+          <w:rFonts w:asciiTheme="minorHAnsi" w:eastAsiaTheme="minorHAnsi" w:hAnsiTheme="minorHAnsi" w:cstheme="minorBidi"/>
+          <w:kern w:val="2"/>
+          <w:lang w:eastAsia="en-US"/>
+          <w14:ligatures w14:val="standardContextual"/>
+        </w:rPr>
+        <w:t xml:space="preserve"> assegna un ID univoco alla copia.</w:t>
       </w:r>
     </w:p>
     <w:p>
@@ -23845,7 +23879,16 @@
           <w:lang w:eastAsia="en-US"/>
           <w14:ligatures w14:val="standardContextual"/>
         </w:rPr>
-        <w:t>L’operatore preme il pulsante “Ok”.</w:t>
+        <w:t>Il sistema mostra a schermo il messaggio “Copia aggiunta con successo”</w:t>
+      </w:r>
+      <w:r>
+        <w:rPr>
+          <w:rFonts w:asciiTheme="minorHAnsi" w:eastAsiaTheme="minorHAnsi" w:hAnsiTheme="minorHAnsi" w:cstheme="minorBidi"/>
+          <w:kern w:val="2"/>
+          <w:lang w:eastAsia="en-US"/>
+          <w14:ligatures w14:val="standardContextual"/>
+        </w:rPr>
+        <w:t>, con un pulsante “Ok”.</w:t>
       </w:r>
     </w:p>
     <w:p>
@@ -23872,6 +23915,33 @@
           <w:lang w:eastAsia="en-US"/>
           <w14:ligatures w14:val="standardContextual"/>
         </w:rPr>
+        <w:t>L’operatore preme il pulsante “Ok”.</w:t>
+      </w:r>
+    </w:p>
+    <w:p>
+      <w:pPr>
+        <w:widowControl/>
+        <w:numPr>
+          <w:ilvl w:val="0"/>
+          <w:numId w:val="44"/>
+        </w:numPr>
+        <w:suppressAutoHyphens w:val="0"/>
+        <w:spacing w:after="100" w:afterAutospacing="1" w:line="278" w:lineRule="auto"/>
+        <w:contextualSpacing/>
+        <w:rPr>
+          <w:rFonts w:asciiTheme="minorHAnsi" w:eastAsiaTheme="minorHAnsi" w:hAnsiTheme="minorHAnsi" w:cstheme="minorBidi"/>
+          <w:kern w:val="2"/>
+          <w:lang w:eastAsia="en-US"/>
+          <w14:ligatures w14:val="standardContextual"/>
+        </w:rPr>
+      </w:pPr>
+      <w:r>
+        <w:rPr>
+          <w:rFonts w:asciiTheme="minorHAnsi" w:eastAsiaTheme="minorHAnsi" w:hAnsiTheme="minorHAnsi" w:cstheme="minorBidi"/>
+          <w:kern w:val="2"/>
+          <w:lang w:eastAsia="en-US"/>
+          <w14:ligatures w14:val="standardContextual"/>
+        </w:rPr>
         <w:t>Il sistema reindirizza l’operatore alla pagina di gestione del catalogo.</w:t>
       </w:r>
     </w:p>
@@ -24174,6 +24244,7 @@
         <w:rPr>
           <w:rFonts w:asciiTheme="minorHAnsi" w:hAnsiTheme="minorHAnsi"/>
         </w:rPr>
+        <w:lastRenderedPageBreak/>
         <w:t>Il sistema</w:t>
       </w:r>
       <w:r>
@@ -24202,7 +24273,6 @@
           <w:b/>
           <w:bCs/>
         </w:rPr>
-        <w:lastRenderedPageBreak/>
         <w:t>Exit condition:</w:t>
       </w:r>
       <w:r>
@@ -28087,7 +28157,43 @@
           <w:lang w:eastAsia="en-US"/>
           <w14:ligatures w14:val="standardContextual"/>
         </w:rPr>
-        <w:t>Il sistema reindirizza il lettore alla pagina del lettore, che presenta prenotazioni attive, prestiti, restituzioni, sospensioni e due pulsanti: “Modifica” e “Sospendi”.</w:t>
+        <w:t xml:space="preserve">Il sistema reindirizza </w:t>
+      </w:r>
+      <w:r>
+        <w:rPr>
+          <w:rFonts w:asciiTheme="minorHAnsi" w:eastAsiaTheme="minorHAnsi" w:hAnsiTheme="minorHAnsi" w:cstheme="minorBidi"/>
+          <w:kern w:val="2"/>
+          <w:lang w:eastAsia="en-US"/>
+          <w14:ligatures w14:val="standardContextual"/>
+        </w:rPr>
+        <w:t>l</w:t>
+      </w:r>
+      <w:r>
+        <w:rPr>
+          <w:rFonts w:asciiTheme="minorHAnsi" w:eastAsiaTheme="minorHAnsi" w:hAnsiTheme="minorHAnsi" w:cstheme="minorBidi"/>
+          <w:kern w:val="2"/>
+          <w:lang w:eastAsia="en-US"/>
+          <w14:ligatures w14:val="standardContextual"/>
+        </w:rPr>
+        <w:t>’operatore</w:t>
+      </w:r>
+      <w:r>
+        <w:rPr>
+          <w:rFonts w:asciiTheme="minorHAnsi" w:eastAsiaTheme="minorHAnsi" w:hAnsiTheme="minorHAnsi" w:cstheme="minorBidi"/>
+          <w:kern w:val="2"/>
+          <w:lang w:eastAsia="en-US"/>
+          <w14:ligatures w14:val="standardContextual"/>
+        </w:rPr>
+        <w:t xml:space="preserve"> </w:t>
+      </w:r>
+      <w:r>
+        <w:rPr>
+          <w:rFonts w:asciiTheme="minorHAnsi" w:eastAsiaTheme="minorHAnsi" w:hAnsiTheme="minorHAnsi" w:cstheme="minorBidi"/>
+          <w:kern w:val="2"/>
+          <w:lang w:eastAsia="en-US"/>
+          <w14:ligatures w14:val="standardContextual"/>
+        </w:rPr>
+        <w:t>alla pagina del lettore, che presenta prenotazioni attive, prestiti, restituzioni, sospensioni e due pulsanti: “Modifica” e “Sospendi”.</w:t>
       </w:r>
     </w:p>
     <w:p>
@@ -28508,7 +28614,34 @@
           <w:lang w:eastAsia="en-US"/>
           <w14:ligatures w14:val="standardContextual"/>
         </w:rPr>
-        <w:t>Il sistema reindirizza il lettore alla pagina del lettore, che presenta prestiti, restituzioni, sospensioni e due pulsanti: “Registra” e “Sospendi”</w:t>
+        <w:t xml:space="preserve">Il sistema reindirizza </w:t>
+      </w:r>
+      <w:r>
+        <w:rPr>
+          <w:rFonts w:asciiTheme="minorHAnsi" w:eastAsiaTheme="minorHAnsi" w:hAnsiTheme="minorHAnsi" w:cstheme="minorBidi"/>
+          <w:kern w:val="2"/>
+          <w:lang w:eastAsia="en-US"/>
+          <w14:ligatures w14:val="standardContextual"/>
+        </w:rPr>
+        <w:t>l’</w:t>
+      </w:r>
+      <w:r>
+        <w:rPr>
+          <w:rFonts w:asciiTheme="minorHAnsi" w:eastAsiaTheme="minorHAnsi" w:hAnsiTheme="minorHAnsi" w:cstheme="minorBidi"/>
+          <w:kern w:val="2"/>
+          <w:lang w:eastAsia="en-US"/>
+          <w14:ligatures w14:val="standardContextual"/>
+        </w:rPr>
+        <w:t>’operatore</w:t>
+      </w:r>
+      <w:r>
+        <w:rPr>
+          <w:rFonts w:asciiTheme="minorHAnsi" w:eastAsiaTheme="minorHAnsi" w:hAnsiTheme="minorHAnsi" w:cstheme="minorBidi"/>
+          <w:kern w:val="2"/>
+          <w:lang w:eastAsia="en-US"/>
+          <w14:ligatures w14:val="standardContextual"/>
+        </w:rPr>
+        <w:t xml:space="preserve"> alla pagina del lettore, che presenta prestiti, restituzioni, sospensioni e due pulsanti: “Registra” e “Sospendi”</w:t>
       </w:r>
     </w:p>
     <w:p>
@@ -29757,7 +29890,25 @@
           <w:lang w:eastAsia="en-US"/>
           <w14:ligatures w14:val="standardContextual"/>
         </w:rPr>
-        <w:t>l’operatore preme “Reset Password” viene eseguito</w:t>
+        <w:t>l’operatore preme “Reset Password”</w:t>
+      </w:r>
+      <w:r>
+        <w:rPr>
+          <w:rFonts w:asciiTheme="minorHAnsi" w:eastAsiaTheme="minorHAnsi" w:hAnsiTheme="minorHAnsi" w:cstheme="minorBidi"/>
+          <w:kern w:val="2"/>
+          <w:lang w:eastAsia="en-US"/>
+          <w14:ligatures w14:val="standardContextual"/>
+        </w:rPr>
+        <w:t>, le modifiche non vengono salvate e</w:t>
+      </w:r>
+      <w:r>
+        <w:rPr>
+          <w:rFonts w:asciiTheme="minorHAnsi" w:eastAsiaTheme="minorHAnsi" w:hAnsiTheme="minorHAnsi" w:cstheme="minorBidi"/>
+          <w:kern w:val="2"/>
+          <w:lang w:eastAsia="en-US"/>
+          <w14:ligatures w14:val="standardContextual"/>
+        </w:rPr>
+        <w:t xml:space="preserve"> viene eseguito</w:t>
       </w:r>
       <w:r>
         <w:rPr>
@@ -31535,7 +31686,25 @@
           <w:lang w:eastAsia="en-US"/>
           <w14:ligatures w14:val="standardContextual"/>
         </w:rPr>
-        <w:t>l’edizione della copia per la quale deve effettuare il prestito.</w:t>
+        <w:t>l’edizione della copia per la quale deve effettuare il prestito</w:t>
+      </w:r>
+      <w:r>
+        <w:rPr>
+          <w:rFonts w:asciiTheme="minorHAnsi" w:eastAsiaTheme="minorHAnsi" w:hAnsiTheme="minorHAnsi" w:cstheme="minorBidi"/>
+          <w:kern w:val="2"/>
+          <w:lang w:eastAsia="en-US"/>
+          <w14:ligatures w14:val="standardContextual"/>
+        </w:rPr>
+        <w:t xml:space="preserve"> e preme su di essa</w:t>
+      </w:r>
+      <w:r>
+        <w:rPr>
+          <w:rFonts w:asciiTheme="minorHAnsi" w:eastAsiaTheme="minorHAnsi" w:hAnsiTheme="minorHAnsi" w:cstheme="minorBidi"/>
+          <w:kern w:val="2"/>
+          <w:lang w:eastAsia="en-US"/>
+          <w14:ligatures w14:val="standardContextual"/>
+        </w:rPr>
+        <w:t>.</w:t>
       </w:r>
     </w:p>
     <w:p>
@@ -31562,34 +31731,16 @@
           <w:lang w:eastAsia="en-US"/>
           <w14:ligatures w14:val="standardContextual"/>
         </w:rPr>
-        <w:t>Il sistema mostra all’operatore una lista di copie disponibili</w:t>
-      </w:r>
-      <w:r>
-        <w:rPr>
-          <w:rFonts w:asciiTheme="minorHAnsi" w:eastAsiaTheme="minorHAnsi" w:hAnsiTheme="minorHAnsi" w:cstheme="minorBidi"/>
-          <w:kern w:val="2"/>
-          <w:lang w:eastAsia="en-US"/>
-          <w14:ligatures w14:val="standardContextual"/>
-        </w:rPr>
-        <w:t xml:space="preserve"> per quell’edizione</w:t>
-      </w:r>
-      <w:r>
-        <w:rPr>
-          <w:rFonts w:asciiTheme="minorHAnsi" w:eastAsiaTheme="minorHAnsi" w:hAnsiTheme="minorHAnsi" w:cstheme="minorBidi"/>
-          <w:kern w:val="2"/>
-          <w:lang w:eastAsia="en-US"/>
-          <w14:ligatures w14:val="standardContextual"/>
-        </w:rPr>
-        <w:t>, ciascuna con un pulsante “Presta”</w:t>
-      </w:r>
-      <w:r>
-        <w:rPr>
-          <w:rFonts w:asciiTheme="minorHAnsi" w:eastAsiaTheme="minorHAnsi" w:hAnsiTheme="minorHAnsi" w:cstheme="minorBidi"/>
-          <w:kern w:val="2"/>
-          <w:lang w:eastAsia="en-US"/>
-          <w14:ligatures w14:val="standardContextual"/>
-        </w:rPr>
-        <w:t>.</w:t>
+        <w:t xml:space="preserve">Il sistema reindirizza l’operatore a una pagina che presenta la </w:t>
+      </w:r>
+      <w:r>
+        <w:rPr>
+          <w:rFonts w:asciiTheme="minorHAnsi" w:eastAsiaTheme="minorHAnsi" w:hAnsiTheme="minorHAnsi" w:cstheme="minorBidi"/>
+          <w:kern w:val="2"/>
+          <w:lang w:eastAsia="en-US"/>
+          <w14:ligatures w14:val="standardContextual"/>
+        </w:rPr>
+        <w:t>lista di copie disponibili per quell’edizione, ciascuna con un pulsante “Presta”.</w:t>
       </w:r>
     </w:p>
     <w:p>
@@ -32764,6 +32915,59 @@
       <w:pPr>
         <w:widowControl/>
         <w:suppressAutoHyphens w:val="0"/>
+        <w:spacing w:after="100" w:afterAutospacing="1" w:line="278" w:lineRule="auto"/>
+        <w:rPr>
+          <w:rFonts w:asciiTheme="minorHAnsi" w:eastAsiaTheme="minorHAnsi" w:hAnsiTheme="minorHAnsi" w:cstheme="minorBidi"/>
+          <w:kern w:val="2"/>
+          <w:lang w:eastAsia="en-US"/>
+          <w14:ligatures w14:val="standardContextual"/>
+        </w:rPr>
+      </w:pPr>
+      <w:r>
+        <w:rPr>
+          <w:rFonts w:asciiTheme="minorHAnsi" w:eastAsiaTheme="minorHAnsi" w:hAnsiTheme="minorHAnsi" w:cstheme="minorBidi"/>
+          <w:kern w:val="2"/>
+          <w:lang w:eastAsia="en-US"/>
+          <w14:ligatures w14:val="standardContextual"/>
+        </w:rPr>
+        <w:t xml:space="preserve">Se al passo 4 il sistema non rileva copie disponibili, viene eseguito il caso d’uso </w:t>
+      </w:r>
+      <w:r>
+        <w:rPr>
+          <w:rFonts w:asciiTheme="minorHAnsi" w:eastAsiaTheme="minorHAnsi" w:hAnsiTheme="minorHAnsi" w:cstheme="minorBidi"/>
+          <w:b/>
+          <w:bCs/>
+          <w:kern w:val="2"/>
+          <w:lang w:eastAsia="en-US"/>
+          <w14:ligatures w14:val="standardContextual"/>
+        </w:rPr>
+        <w:t>UC15.5 – Nessuna copia</w:t>
+      </w:r>
+      <w:r>
+        <w:rPr>
+          <w:rFonts w:asciiTheme="minorHAnsi" w:eastAsiaTheme="minorHAnsi" w:hAnsiTheme="minorHAnsi" w:cstheme="minorBidi"/>
+          <w:b/>
+          <w:bCs/>
+          <w:kern w:val="2"/>
+          <w:lang w:eastAsia="en-US"/>
+          <w14:ligatures w14:val="standardContextual"/>
+        </w:rPr>
+        <w:t xml:space="preserve"> disponibile</w:t>
+      </w:r>
+      <w:r>
+        <w:rPr>
+          <w:rFonts w:asciiTheme="minorHAnsi" w:eastAsiaTheme="minorHAnsi" w:hAnsiTheme="minorHAnsi" w:cstheme="minorBidi"/>
+          <w:kern w:val="2"/>
+          <w:lang w:eastAsia="en-US"/>
+          <w14:ligatures w14:val="standardContextual"/>
+        </w:rPr>
+        <w:t>.</w:t>
+      </w:r>
+    </w:p>
+    <w:p>
+      <w:pPr>
+        <w:widowControl/>
+        <w:suppressAutoHyphens w:val="0"/>
         <w:rPr>
           <w:rFonts w:asciiTheme="minorHAnsi" w:hAnsiTheme="minorHAnsi"/>
           <w:b/>
@@ -32921,7 +33125,7 @@
         <w:widowControl/>
         <w:numPr>
           <w:ilvl w:val="0"/>
-          <w:numId w:val="76"/>
+          <w:numId w:val="81"/>
         </w:numPr>
         <w:suppressAutoHyphens w:val="0"/>
         <w:spacing w:after="100" w:afterAutospacing="1" w:line="278" w:lineRule="auto"/>
@@ -33224,6 +33428,7 @@
         <w:rPr>
           <w:rFonts w:asciiTheme="minorHAnsi" w:hAnsiTheme="minorHAnsi"/>
         </w:rPr>
+        <w:lastRenderedPageBreak/>
         <w:t xml:space="preserve">Il sistema </w:t>
       </w:r>
       <w:r>
@@ -33306,17 +33511,7 @@
           <w:lang w:eastAsia="en-US"/>
           <w14:ligatures w14:val="standardContextual"/>
         </w:rPr>
-        <w:t xml:space="preserve">registrazione </w:t>
-      </w:r>
-      <w:r>
-        <w:rPr>
-          <w:rFonts w:asciiTheme="minorHAnsi" w:eastAsiaTheme="minorHAnsi" w:hAnsiTheme="minorHAnsi" w:cstheme="minorBidi"/>
-          <w:kern w:val="2"/>
-          <w:lang w:eastAsia="en-US"/>
-          <w14:ligatures w14:val="standardContextual"/>
-        </w:rPr>
-        <w:lastRenderedPageBreak/>
-        <w:t>del prestito</w:t>
+        <w:t>registrazione del prestito</w:t>
       </w:r>
       <w:r>
         <w:rPr>
@@ -33918,7 +34113,115 @@
           <w:lang w:eastAsia="en-US"/>
           <w14:ligatures w14:val="standardContextual"/>
         </w:rPr>
-        <w:t>Il sistema mostra a schermo il messaggio “Errore: Il lettore è temporaneamente sospeso”.</w:t>
+        <w:t>Il sistema mostra a schermo il messaggio “Errore: Il lettore è temporaneamente sospeso”</w:t>
+      </w:r>
+      <w:r>
+        <w:rPr>
+          <w:rFonts w:asciiTheme="minorHAnsi" w:eastAsiaTheme="minorHAnsi" w:hAnsiTheme="minorHAnsi" w:cstheme="minorBidi"/>
+          <w:kern w:val="2"/>
+          <w:lang w:eastAsia="en-US"/>
+          <w14:ligatures w14:val="standardContextual"/>
+        </w:rPr>
+        <w:t xml:space="preserve"> con un pulsante “Ok”</w:t>
+      </w:r>
+      <w:r>
+        <w:rPr>
+          <w:rFonts w:asciiTheme="minorHAnsi" w:eastAsiaTheme="minorHAnsi" w:hAnsiTheme="minorHAnsi" w:cstheme="minorBidi"/>
+          <w:kern w:val="2"/>
+          <w:lang w:eastAsia="en-US"/>
+          <w14:ligatures w14:val="standardContextual"/>
+        </w:rPr>
+        <w:t>.</w:t>
+      </w:r>
+    </w:p>
+    <w:p>
+      <w:pPr>
+        <w:widowControl/>
+        <w:numPr>
+          <w:ilvl w:val="0"/>
+          <w:numId w:val="37"/>
+        </w:numPr>
+        <w:suppressAutoHyphens w:val="0"/>
+        <w:spacing w:after="100" w:afterAutospacing="1" w:line="278" w:lineRule="auto"/>
+        <w:contextualSpacing/>
+        <w:rPr>
+          <w:rFonts w:asciiTheme="minorHAnsi" w:eastAsiaTheme="minorHAnsi" w:hAnsiTheme="minorHAnsi" w:cstheme="minorBidi"/>
+          <w:kern w:val="2"/>
+          <w:lang w:eastAsia="en-US"/>
+          <w14:ligatures w14:val="standardContextual"/>
+        </w:rPr>
+      </w:pPr>
+      <w:r>
+        <w:rPr>
+          <w:rFonts w:asciiTheme="minorHAnsi" w:eastAsiaTheme="minorHAnsi" w:hAnsiTheme="minorHAnsi" w:cstheme="minorBidi"/>
+          <w:kern w:val="2"/>
+          <w:lang w:eastAsia="en-US"/>
+          <w14:ligatures w14:val="standardContextual"/>
+        </w:rPr>
+        <w:t>L’operatore preme “Ok”.</w:t>
+      </w:r>
+    </w:p>
+    <w:p>
+      <w:pPr>
+        <w:widowControl/>
+        <w:numPr>
+          <w:ilvl w:val="0"/>
+          <w:numId w:val="37"/>
+        </w:numPr>
+        <w:suppressAutoHyphens w:val="0"/>
+        <w:spacing w:after="100" w:afterAutospacing="1" w:line="278" w:lineRule="auto"/>
+        <w:contextualSpacing/>
+        <w:rPr>
+          <w:rFonts w:asciiTheme="minorHAnsi" w:eastAsiaTheme="minorHAnsi" w:hAnsiTheme="minorHAnsi" w:cstheme="minorBidi"/>
+          <w:kern w:val="2"/>
+          <w:lang w:eastAsia="en-US"/>
+          <w14:ligatures w14:val="standardContextual"/>
+        </w:rPr>
+      </w:pPr>
+      <w:r>
+        <w:rPr>
+          <w:rFonts w:asciiTheme="minorHAnsi" w:eastAsiaTheme="minorHAnsi" w:hAnsiTheme="minorHAnsi" w:cstheme="minorBidi"/>
+          <w:kern w:val="2"/>
+          <w:lang w:eastAsia="en-US"/>
+          <w14:ligatures w14:val="standardContextual"/>
+        </w:rPr>
+        <w:t>Il sistema chiude la finestra</w:t>
+      </w:r>
+      <w:r>
+        <w:rPr>
+          <w:rFonts w:asciiTheme="minorHAnsi" w:eastAsiaTheme="minorHAnsi" w:hAnsiTheme="minorHAnsi" w:cstheme="minorBidi"/>
+          <w:kern w:val="2"/>
+          <w:lang w:eastAsia="en-US"/>
+          <w14:ligatures w14:val="standardContextual"/>
+        </w:rPr>
+        <w:t xml:space="preserve"> con il messaggio</w:t>
+      </w:r>
+      <w:r>
+        <w:rPr>
+          <w:rFonts w:asciiTheme="minorHAnsi" w:eastAsiaTheme="minorHAnsi" w:hAnsiTheme="minorHAnsi" w:cstheme="minorBidi"/>
+          <w:kern w:val="2"/>
+          <w:lang w:eastAsia="en-US"/>
+          <w14:ligatures w14:val="standardContextual"/>
+        </w:rPr>
+        <w:t xml:space="preserve"> di</w:t>
+      </w:r>
+      <w:r>
+        <w:rPr>
+          <w:rFonts w:asciiTheme="minorHAnsi" w:eastAsiaTheme="minorHAnsi" w:hAnsiTheme="minorHAnsi" w:cstheme="minorBidi"/>
+          <w:kern w:val="2"/>
+          <w:lang w:eastAsia="en-US"/>
+          <w14:ligatures w14:val="standardContextual"/>
+        </w:rPr>
+        <w:t xml:space="preserve"> errore</w:t>
+      </w:r>
+      <w:r>
+        <w:rPr>
+          <w:rFonts w:asciiTheme="minorHAnsi" w:eastAsiaTheme="minorHAnsi" w:hAnsiTheme="minorHAnsi" w:cstheme="minorBidi"/>
+          <w:kern w:val="2"/>
+          <w:lang w:eastAsia="en-US"/>
+          <w14:ligatures w14:val="standardContextual"/>
+        </w:rPr>
+        <w:t>.</w:t>
       </w:r>
     </w:p>
     <w:p>
@@ -33978,6 +34281,15 @@
           <w:lang w:eastAsia="en-US"/>
           <w14:ligatures w14:val="standardContextual"/>
         </w:rPr>
+        <w:t xml:space="preserve"> e il prestito non è registrato</w:t>
+      </w:r>
+      <w:r>
+        <w:rPr>
+          <w:rFonts w:asciiTheme="minorHAnsi" w:eastAsiaTheme="minorHAnsi" w:hAnsiTheme="minorHAnsi" w:cstheme="minorBidi"/>
+          <w:kern w:val="2"/>
+          <w:lang w:eastAsia="en-US"/>
+          <w14:ligatures w14:val="standardContextual"/>
+        </w:rPr>
         <w:t>.</w:t>
       </w:r>
     </w:p>
@@ -33985,6 +34297,366 @@
       <w:pPr>
         <w:widowControl/>
         <w:suppressAutoHyphens w:val="0"/>
+        <w:spacing w:after="100" w:afterAutospacing="1" w:line="278" w:lineRule="auto"/>
+        <w:rPr>
+          <w:rFonts w:asciiTheme="minorHAnsi" w:eastAsiaTheme="minorHAnsi" w:hAnsiTheme="minorHAnsi" w:cstheme="minorBidi"/>
+          <w:kern w:val="2"/>
+          <w:lang w:eastAsia="en-US"/>
+          <w14:ligatures w14:val="standardContextual"/>
+        </w:rPr>
+      </w:pPr>
+    </w:p>
+    <w:p>
+      <w:pPr>
+        <w:widowControl/>
+        <w:suppressAutoHyphens w:val="0"/>
+        <w:spacing w:after="100" w:afterAutospacing="1" w:line="278" w:lineRule="auto"/>
+        <w:rPr>
+          <w:rFonts w:asciiTheme="minorHAnsi" w:eastAsiaTheme="minorHAnsi" w:hAnsiTheme="minorHAnsi" w:cstheme="minorBidi"/>
+          <w:b/>
+          <w:bCs/>
+          <w:kern w:val="2"/>
+          <w:sz w:val="28"/>
+          <w:szCs w:val="28"/>
+          <w:lang w:eastAsia="en-US"/>
+          <w14:ligatures w14:val="standardContextual"/>
+        </w:rPr>
+      </w:pPr>
+      <w:r>
+        <w:rPr>
+          <w:rFonts w:asciiTheme="minorHAnsi" w:eastAsiaTheme="minorHAnsi" w:hAnsiTheme="minorHAnsi" w:cstheme="minorBidi"/>
+          <w:b/>
+          <w:bCs/>
+          <w:kern w:val="2"/>
+          <w:sz w:val="28"/>
+          <w:szCs w:val="28"/>
+          <w:lang w:eastAsia="en-US"/>
+          <w14:ligatures w14:val="standardContextual"/>
+        </w:rPr>
+        <w:t>UC1</w:t>
+      </w:r>
+      <w:r>
+        <w:rPr>
+          <w:rFonts w:asciiTheme="minorHAnsi" w:eastAsiaTheme="minorHAnsi" w:hAnsiTheme="minorHAnsi" w:cstheme="minorBidi"/>
+          <w:b/>
+          <w:bCs/>
+          <w:kern w:val="2"/>
+          <w:sz w:val="28"/>
+          <w:szCs w:val="28"/>
+          <w:lang w:eastAsia="en-US"/>
+          <w14:ligatures w14:val="standardContextual"/>
+        </w:rPr>
+        <w:t>5</w:t>
+      </w:r>
+      <w:r>
+        <w:rPr>
+          <w:rFonts w:asciiTheme="minorHAnsi" w:eastAsiaTheme="minorHAnsi" w:hAnsiTheme="minorHAnsi" w:cstheme="minorBidi"/>
+          <w:b/>
+          <w:bCs/>
+          <w:kern w:val="2"/>
+          <w:sz w:val="28"/>
+          <w:szCs w:val="28"/>
+          <w:lang w:eastAsia="en-US"/>
+          <w14:ligatures w14:val="standardContextual"/>
+        </w:rPr>
+        <w:t>.</w:t>
+      </w:r>
+      <w:r>
+        <w:rPr>
+          <w:rFonts w:asciiTheme="minorHAnsi" w:eastAsiaTheme="minorHAnsi" w:hAnsiTheme="minorHAnsi" w:cstheme="minorBidi"/>
+          <w:b/>
+          <w:bCs/>
+          <w:kern w:val="2"/>
+          <w:sz w:val="28"/>
+          <w:szCs w:val="28"/>
+          <w:lang w:eastAsia="en-US"/>
+          <w14:ligatures w14:val="standardContextual"/>
+        </w:rPr>
+        <w:t>5</w:t>
+      </w:r>
+      <w:r>
+        <w:rPr>
+          <w:rFonts w:asciiTheme="minorHAnsi" w:eastAsiaTheme="minorHAnsi" w:hAnsiTheme="minorHAnsi" w:cstheme="minorBidi"/>
+          <w:b/>
+          <w:bCs/>
+          <w:kern w:val="2"/>
+          <w:sz w:val="28"/>
+          <w:szCs w:val="28"/>
+          <w:lang w:eastAsia="en-US"/>
+          <w14:ligatures w14:val="standardContextual"/>
+        </w:rPr>
+        <w:t xml:space="preserve"> – Nessuna copia</w:t>
+      </w:r>
+      <w:r>
+        <w:rPr>
+          <w:rFonts w:asciiTheme="minorHAnsi" w:eastAsiaTheme="minorHAnsi" w:hAnsiTheme="minorHAnsi" w:cstheme="minorBidi"/>
+          <w:b/>
+          <w:bCs/>
+          <w:kern w:val="2"/>
+          <w:sz w:val="28"/>
+          <w:szCs w:val="28"/>
+          <w:lang w:eastAsia="en-US"/>
+          <w14:ligatures w14:val="standardContextual"/>
+        </w:rPr>
+        <w:t xml:space="preserve"> disponibile</w:t>
+      </w:r>
+    </w:p>
+    <w:p>
+      <w:pPr>
+        <w:widowControl/>
+        <w:suppressAutoHyphens w:val="0"/>
+        <w:spacing w:after="100" w:afterAutospacing="1" w:line="278" w:lineRule="auto"/>
+        <w:rPr>
+          <w:rFonts w:asciiTheme="minorHAnsi" w:eastAsiaTheme="minorHAnsi" w:hAnsiTheme="minorHAnsi" w:cstheme="minorBidi"/>
+          <w:kern w:val="2"/>
+          <w:lang w:eastAsia="en-US"/>
+          <w14:ligatures w14:val="standardContextual"/>
+        </w:rPr>
+      </w:pPr>
+      <w:r>
+        <w:rPr>
+          <w:rFonts w:asciiTheme="minorHAnsi" w:eastAsiaTheme="minorHAnsi" w:hAnsiTheme="minorHAnsi" w:cstheme="minorBidi"/>
+          <w:b/>
+          <w:bCs/>
+          <w:kern w:val="2"/>
+          <w:lang w:eastAsia="en-US"/>
+          <w14:ligatures w14:val="standardContextual"/>
+        </w:rPr>
+        <w:t>Attori:</w:t>
+      </w:r>
+      <w:r>
+        <w:rPr>
+          <w:rFonts w:asciiTheme="minorHAnsi" w:eastAsiaTheme="minorHAnsi" w:hAnsiTheme="minorHAnsi" w:cstheme="minorBidi"/>
+          <w:kern w:val="2"/>
+          <w:lang w:eastAsia="en-US"/>
+          <w14:ligatures w14:val="standardContextual"/>
+        </w:rPr>
+        <w:t xml:space="preserve"> Operatore.</w:t>
+      </w:r>
+    </w:p>
+    <w:p>
+      <w:pPr>
+        <w:widowControl/>
+        <w:suppressAutoHyphens w:val="0"/>
+        <w:spacing w:after="100" w:afterAutospacing="1" w:line="278" w:lineRule="auto"/>
+        <w:rPr>
+          <w:rFonts w:asciiTheme="minorHAnsi" w:eastAsiaTheme="minorHAnsi" w:hAnsiTheme="minorHAnsi" w:cstheme="minorBidi"/>
+          <w:kern w:val="2"/>
+          <w:lang w:eastAsia="en-US"/>
+          <w14:ligatures w14:val="standardContextual"/>
+        </w:rPr>
+      </w:pPr>
+      <w:r>
+        <w:rPr>
+          <w:rFonts w:asciiTheme="minorHAnsi" w:eastAsiaTheme="minorHAnsi" w:hAnsiTheme="minorHAnsi" w:cstheme="minorBidi"/>
+          <w:b/>
+          <w:bCs/>
+          <w:kern w:val="2"/>
+          <w:lang w:eastAsia="en-US"/>
+          <w14:ligatures w14:val="standardContextual"/>
+        </w:rPr>
+        <w:t>Entry condition:</w:t>
+      </w:r>
+      <w:r>
+        <w:rPr>
+          <w:rFonts w:asciiTheme="minorHAnsi" w:eastAsiaTheme="minorHAnsi" w:hAnsiTheme="minorHAnsi" w:cstheme="minorBidi"/>
+          <w:kern w:val="2"/>
+          <w:lang w:eastAsia="en-US"/>
+          <w14:ligatures w14:val="standardContextual"/>
+        </w:rPr>
+        <w:t xml:space="preserve"> L’operatore </w:t>
+      </w:r>
+      <w:r>
+        <w:rPr>
+          <w:rFonts w:asciiTheme="minorHAnsi" w:eastAsiaTheme="minorHAnsi" w:hAnsiTheme="minorHAnsi" w:cstheme="minorBidi"/>
+          <w:kern w:val="2"/>
+          <w:lang w:eastAsia="en-US"/>
+          <w14:ligatures w14:val="standardContextual"/>
+        </w:rPr>
+        <w:t xml:space="preserve">si trova nella pagina </w:t>
+      </w:r>
+      <w:r>
+        <w:rPr>
+          <w:rFonts w:asciiTheme="minorHAnsi" w:eastAsiaTheme="minorHAnsi" w:hAnsiTheme="minorHAnsi" w:cstheme="minorBidi"/>
+          <w:kern w:val="2"/>
+          <w:lang w:eastAsia="en-US"/>
+          <w14:ligatures w14:val="standardContextual"/>
+        </w:rPr>
+        <w:t xml:space="preserve">di scelta della copia da prestare e non vi sono copie disponibili per quella edizione. </w:t>
+      </w:r>
+    </w:p>
+    <w:p>
+      <w:pPr>
+        <w:widowControl/>
+        <w:suppressAutoHyphens w:val="0"/>
+        <w:spacing w:after="100" w:afterAutospacing="1" w:line="278" w:lineRule="auto"/>
+        <w:rPr>
+          <w:rFonts w:asciiTheme="minorHAnsi" w:eastAsiaTheme="minorHAnsi" w:hAnsiTheme="minorHAnsi" w:cstheme="minorBidi"/>
+          <w:b/>
+          <w:bCs/>
+          <w:kern w:val="2"/>
+          <w:lang w:eastAsia="en-US"/>
+          <w14:ligatures w14:val="standardContextual"/>
+        </w:rPr>
+      </w:pPr>
+      <w:r>
+        <w:rPr>
+          <w:rFonts w:asciiTheme="minorHAnsi" w:eastAsiaTheme="minorHAnsi" w:hAnsiTheme="minorHAnsi" w:cstheme="minorBidi"/>
+          <w:b/>
+          <w:bCs/>
+          <w:kern w:val="2"/>
+          <w:lang w:eastAsia="en-US"/>
+          <w14:ligatures w14:val="standardContextual"/>
+        </w:rPr>
+        <w:t xml:space="preserve">Flusso di eventi: </w:t>
+      </w:r>
+    </w:p>
+    <w:p>
+      <w:pPr>
+        <w:widowControl/>
+        <w:numPr>
+          <w:ilvl w:val="0"/>
+          <w:numId w:val="80"/>
+        </w:numPr>
+        <w:suppressAutoHyphens w:val="0"/>
+        <w:spacing w:after="100" w:afterAutospacing="1" w:line="278" w:lineRule="auto"/>
+        <w:contextualSpacing/>
+        <w:rPr>
+          <w:rFonts w:asciiTheme="minorHAnsi" w:eastAsiaTheme="minorHAnsi" w:hAnsiTheme="minorHAnsi" w:cstheme="minorBidi"/>
+          <w:kern w:val="2"/>
+          <w:lang w:eastAsia="en-US"/>
+          <w14:ligatures w14:val="standardContextual"/>
+        </w:rPr>
+      </w:pPr>
+      <w:r>
+        <w:rPr>
+          <w:rFonts w:asciiTheme="minorHAnsi" w:eastAsiaTheme="minorHAnsi" w:hAnsiTheme="minorHAnsi" w:cstheme="minorBidi"/>
+          <w:kern w:val="2"/>
+          <w:lang w:eastAsia="en-US"/>
+          <w14:ligatures w14:val="standardContextual"/>
+        </w:rPr>
+        <w:lastRenderedPageBreak/>
+        <w:t>Il sistema mostra</w:t>
+      </w:r>
+      <w:r>
+        <w:rPr>
+          <w:rFonts w:asciiTheme="minorHAnsi" w:eastAsiaTheme="minorHAnsi" w:hAnsiTheme="minorHAnsi" w:cstheme="minorBidi"/>
+          <w:kern w:val="2"/>
+          <w:lang w:eastAsia="en-US"/>
+          <w14:ligatures w14:val="standardContextual"/>
+        </w:rPr>
+        <w:t xml:space="preserve"> al posto della lista delle copie il messaggio “</w:t>
+      </w:r>
+      <w:r>
+        <w:rPr>
+          <w:rFonts w:asciiTheme="minorHAnsi" w:eastAsiaTheme="minorHAnsi" w:hAnsiTheme="minorHAnsi" w:cstheme="minorBidi"/>
+          <w:kern w:val="2"/>
+          <w:lang w:eastAsia="en-US"/>
+          <w14:ligatures w14:val="standardContextual"/>
+        </w:rPr>
+        <w:t xml:space="preserve">Attualmente non vi sono </w:t>
+      </w:r>
+      <w:r>
+        <w:rPr>
+          <w:rFonts w:asciiTheme="minorHAnsi" w:eastAsiaTheme="minorHAnsi" w:hAnsiTheme="minorHAnsi" w:cstheme="minorBidi"/>
+          <w:kern w:val="2"/>
+          <w:lang w:eastAsia="en-US"/>
+          <w14:ligatures w14:val="standardContextual"/>
+        </w:rPr>
+        <w:t xml:space="preserve">copie </w:t>
+      </w:r>
+      <w:r>
+        <w:rPr>
+          <w:rFonts w:asciiTheme="minorHAnsi" w:eastAsiaTheme="minorHAnsi" w:hAnsiTheme="minorHAnsi" w:cstheme="minorBidi"/>
+          <w:kern w:val="2"/>
+          <w:lang w:eastAsia="en-US"/>
+          <w14:ligatures w14:val="standardContextual"/>
+        </w:rPr>
+        <w:t xml:space="preserve">disponibili </w:t>
+      </w:r>
+      <w:r>
+        <w:rPr>
+          <w:rFonts w:asciiTheme="minorHAnsi" w:eastAsiaTheme="minorHAnsi" w:hAnsiTheme="minorHAnsi" w:cstheme="minorBidi"/>
+          <w:kern w:val="2"/>
+          <w:lang w:eastAsia="en-US"/>
+          <w14:ligatures w14:val="standardContextual"/>
+        </w:rPr>
+        <w:t>per questa edizione”</w:t>
+      </w:r>
+      <w:r>
+        <w:rPr>
+          <w:rFonts w:asciiTheme="minorHAnsi" w:eastAsiaTheme="minorHAnsi" w:hAnsiTheme="minorHAnsi" w:cstheme="minorBidi"/>
+          <w:kern w:val="2"/>
+          <w:lang w:eastAsia="en-US"/>
+          <w14:ligatures w14:val="standardContextual"/>
+        </w:rPr>
+        <w:t>.</w:t>
+      </w:r>
+    </w:p>
+    <w:p>
+      <w:pPr>
+        <w:widowControl/>
+        <w:suppressAutoHyphens w:val="0"/>
+        <w:spacing w:after="100" w:afterAutospacing="1" w:line="278" w:lineRule="auto"/>
+        <w:rPr>
+          <w:rFonts w:asciiTheme="minorHAnsi" w:eastAsiaTheme="minorHAnsi" w:hAnsiTheme="minorHAnsi" w:cstheme="minorBidi"/>
+          <w:kern w:val="2"/>
+          <w:lang w:eastAsia="en-US"/>
+          <w14:ligatures w14:val="standardContextual"/>
+        </w:rPr>
+      </w:pPr>
+      <w:r>
+        <w:rPr>
+          <w:rFonts w:asciiTheme="minorHAnsi" w:eastAsiaTheme="minorHAnsi" w:hAnsiTheme="minorHAnsi" w:cstheme="minorBidi"/>
+          <w:b/>
+          <w:bCs/>
+          <w:kern w:val="2"/>
+          <w:lang w:eastAsia="en-US"/>
+          <w14:ligatures w14:val="standardContextual"/>
+        </w:rPr>
+        <w:t>Exit condition:</w:t>
+      </w:r>
+      <w:r>
+        <w:rPr>
+          <w:rFonts w:asciiTheme="minorHAnsi" w:eastAsiaTheme="minorHAnsi" w:hAnsiTheme="minorHAnsi" w:cstheme="minorBidi"/>
+          <w:kern w:val="2"/>
+          <w:lang w:eastAsia="en-US"/>
+          <w14:ligatures w14:val="standardContextual"/>
+        </w:rPr>
+        <w:t xml:space="preserve"> L'operatore </w:t>
+      </w:r>
+      <w:r>
+        <w:rPr>
+          <w:rFonts w:asciiTheme="minorHAnsi" w:eastAsiaTheme="minorHAnsi" w:hAnsiTheme="minorHAnsi" w:cstheme="minorBidi"/>
+          <w:kern w:val="2"/>
+          <w:lang w:eastAsia="en-US"/>
+          <w14:ligatures w14:val="standardContextual"/>
+        </w:rPr>
+        <w:t xml:space="preserve">si trova nella pagina </w:t>
+      </w:r>
+      <w:r>
+        <w:rPr>
+          <w:rFonts w:asciiTheme="minorHAnsi" w:eastAsiaTheme="minorHAnsi" w:hAnsiTheme="minorHAnsi" w:cstheme="minorBidi"/>
+          <w:kern w:val="2"/>
+          <w:lang w:eastAsia="en-US"/>
+          <w14:ligatures w14:val="standardContextual"/>
+        </w:rPr>
+        <w:t xml:space="preserve">pagina di scelta della copia da prestare </w:t>
+      </w:r>
+      <w:r>
+        <w:rPr>
+          <w:rFonts w:asciiTheme="minorHAnsi" w:eastAsiaTheme="minorHAnsi" w:hAnsiTheme="minorHAnsi" w:cstheme="minorBidi"/>
+          <w:kern w:val="2"/>
+          <w:lang w:eastAsia="en-US"/>
+          <w14:ligatures w14:val="standardContextual"/>
+        </w:rPr>
+        <w:t>dell’edizione.</w:t>
+      </w:r>
+    </w:p>
+    <w:p>
+      <w:pPr>
+        <w:widowControl/>
+        <w:suppressAutoHyphens w:val="0"/>
         <w:rPr>
           <w:rFonts w:asciiTheme="minorHAnsi" w:eastAsiaTheme="minorHAnsi" w:hAnsiTheme="minorHAnsi" w:cstheme="minorBidi"/>
           <w:kern w:val="2"/>
@@ -34001,6 +34673,19 @@
         </w:rPr>
         <w:br w:type="page"/>
       </w:r>
+    </w:p>
+    <w:p>
+      <w:pPr>
+        <w:widowControl/>
+        <w:suppressAutoHyphens w:val="0"/>
+        <w:spacing w:after="100" w:afterAutospacing="1" w:line="278" w:lineRule="auto"/>
+        <w:rPr>
+          <w:rFonts w:asciiTheme="minorHAnsi" w:eastAsiaTheme="minorHAnsi" w:hAnsiTheme="minorHAnsi" w:cstheme="minorBidi"/>
+          <w:kern w:val="2"/>
+          <w:lang w:eastAsia="en-US"/>
+          <w14:ligatures w14:val="standardContextual"/>
+        </w:rPr>
+      </w:pPr>
       <w:r>
         <w:rPr>
           <w:rFonts w:asciiTheme="minorHAnsi" w:hAnsiTheme="minorHAnsi"/>
@@ -34513,7 +35198,7 @@
           <w:lang w:eastAsia="en-US"/>
           <w14:ligatures w14:val="standardContextual"/>
         </w:rPr>
-        <w:t>Il sistema crea un nuovo prestito associando ad esso le informazioni del lettore che ha effettuato la prenotazione online e la data di restituzione inserita dall’operatore, e lo inserisce nel database.</w:t>
+        <w:t>Il sistema verifica che il lettore non ha sospensioni attive.</w:t>
       </w:r>
     </w:p>
     <w:p>
@@ -34540,7 +35225,7 @@
           <w:lang w:eastAsia="en-US"/>
           <w14:ligatures w14:val="standardContextual"/>
         </w:rPr>
-        <w:t>Il database associa un ID al prestito.</w:t>
+        <w:t>Il sistema crea un nuovo prestito associando ad esso le informazioni del lettore che ha effettuato la prenotazione online e la data di restituzione inserita dall’operatore, e lo inserisce nel database.</w:t>
       </w:r>
     </w:p>
     <w:p>
@@ -34567,7 +35252,7 @@
           <w:lang w:eastAsia="en-US"/>
           <w14:ligatures w14:val="standardContextual"/>
         </w:rPr>
-        <w:t>Il sistema rimuove la prenotazione dal database associata alla copia prestata e al lettore.</w:t>
+        <w:t>Il database associa un ID al prestito.</w:t>
       </w:r>
     </w:p>
     <w:p>
@@ -34594,25 +35279,7 @@
           <w:lang w:eastAsia="en-US"/>
           <w14:ligatures w14:val="standardContextual"/>
         </w:rPr>
-        <w:t xml:space="preserve">Il sistema </w:t>
-      </w:r>
-      <w:r>
-        <w:rPr>
-          <w:rFonts w:asciiTheme="minorHAnsi" w:eastAsiaTheme="minorHAnsi" w:hAnsiTheme="minorHAnsi" w:cstheme="minorBidi"/>
-          <w:kern w:val="2"/>
-          <w:lang w:eastAsia="en-US"/>
-          <w14:ligatures w14:val="standardContextual"/>
-        </w:rPr>
-        <w:t>modifica lo stato della copia in “in prestito” e aggiorna il database</w:t>
-      </w:r>
-      <w:r>
-        <w:rPr>
-          <w:rFonts w:asciiTheme="minorHAnsi" w:eastAsiaTheme="minorHAnsi" w:hAnsiTheme="minorHAnsi" w:cstheme="minorBidi"/>
-          <w:kern w:val="2"/>
-          <w:lang w:eastAsia="en-US"/>
-          <w14:ligatures w14:val="standardContextual"/>
-        </w:rPr>
-        <w:t>.</w:t>
+        <w:t>Il sistema rimuove la prenotazione dal database associata alla copia prestata e al lettore.</w:t>
       </w:r>
     </w:p>
     <w:p>
@@ -34639,7 +35306,25 @@
           <w:lang w:eastAsia="en-US"/>
           <w14:ligatures w14:val="standardContextual"/>
         </w:rPr>
-        <w:t>Il sistema mostra a schermo il messaggio “Prestito registrato con successo”.</w:t>
+        <w:t xml:space="preserve">Il sistema </w:t>
+      </w:r>
+      <w:r>
+        <w:rPr>
+          <w:rFonts w:asciiTheme="minorHAnsi" w:eastAsiaTheme="minorHAnsi" w:hAnsiTheme="minorHAnsi" w:cstheme="minorBidi"/>
+          <w:kern w:val="2"/>
+          <w:lang w:eastAsia="en-US"/>
+          <w14:ligatures w14:val="standardContextual"/>
+        </w:rPr>
+        <w:t>modifica lo stato della copia in “in prestito” e aggiorna il database</w:t>
+      </w:r>
+      <w:r>
+        <w:rPr>
+          <w:rFonts w:asciiTheme="minorHAnsi" w:eastAsiaTheme="minorHAnsi" w:hAnsiTheme="minorHAnsi" w:cstheme="minorBidi"/>
+          <w:kern w:val="2"/>
+          <w:lang w:eastAsia="en-US"/>
+          <w14:ligatures w14:val="standardContextual"/>
+        </w:rPr>
+        <w:t>.</w:t>
       </w:r>
     </w:p>
     <w:p>
@@ -34666,6 +35351,33 @@
           <w:lang w:eastAsia="en-US"/>
           <w14:ligatures w14:val="standardContextual"/>
         </w:rPr>
+        <w:t>Il sistema mostra a schermo il messaggio “Prestito registrato con successo”.</w:t>
+      </w:r>
+    </w:p>
+    <w:p>
+      <w:pPr>
+        <w:widowControl/>
+        <w:numPr>
+          <w:ilvl w:val="0"/>
+          <w:numId w:val="39"/>
+        </w:numPr>
+        <w:suppressAutoHyphens w:val="0"/>
+        <w:spacing w:after="100" w:afterAutospacing="1" w:line="278" w:lineRule="auto"/>
+        <w:contextualSpacing/>
+        <w:rPr>
+          <w:rFonts w:asciiTheme="minorHAnsi" w:eastAsiaTheme="minorHAnsi" w:hAnsiTheme="minorHAnsi" w:cstheme="minorBidi"/>
+          <w:kern w:val="2"/>
+          <w:lang w:eastAsia="en-US"/>
+          <w14:ligatures w14:val="standardContextual"/>
+        </w:rPr>
+      </w:pPr>
+      <w:r>
+        <w:rPr>
+          <w:rFonts w:asciiTheme="minorHAnsi" w:eastAsiaTheme="minorHAnsi" w:hAnsiTheme="minorHAnsi" w:cstheme="minorBidi"/>
+          <w:kern w:val="2"/>
+          <w:lang w:eastAsia="en-US"/>
+          <w14:ligatures w14:val="standardContextual"/>
+        </w:rPr>
         <w:t xml:space="preserve">Il sistema reindirizza l’operatore alla pagina </w:t>
       </w:r>
       <w:r>
@@ -35030,6 +35742,66 @@
           <w14:ligatures w14:val="standardContextual"/>
         </w:rPr>
         <w:t>.</w:t>
+      </w:r>
+    </w:p>
+    <w:p>
+      <w:pPr>
+        <w:widowControl/>
+        <w:suppressAutoHyphens w:val="0"/>
+        <w:spacing w:after="100" w:afterAutospacing="1" w:line="278" w:lineRule="auto"/>
+        <w:rPr>
+          <w:rFonts w:asciiTheme="minorHAnsi" w:eastAsiaTheme="minorHAnsi" w:hAnsiTheme="minorHAnsi" w:cstheme="minorBidi"/>
+          <w:kern w:val="2"/>
+          <w:lang w:eastAsia="en-US"/>
+          <w14:ligatures w14:val="standardContextual"/>
+        </w:rPr>
+      </w:pPr>
+      <w:r>
+        <w:rPr>
+          <w:rFonts w:asciiTheme="minorHAnsi" w:eastAsiaTheme="minorHAnsi" w:hAnsiTheme="minorHAnsi" w:cstheme="minorBidi"/>
+          <w:kern w:val="2"/>
+          <w:lang w:eastAsia="en-US"/>
+          <w14:ligatures w14:val="standardContextual"/>
+        </w:rPr>
+        <w:t xml:space="preserve">Se al passo 6 il sistema rileva che il lettore è sospeso, viene eseguito il caso d’uso </w:t>
+      </w:r>
+      <w:r>
+        <w:rPr>
+          <w:rFonts w:asciiTheme="minorHAnsi" w:eastAsiaTheme="minorHAnsi" w:hAnsiTheme="minorHAnsi" w:cstheme="minorBidi"/>
+          <w:b/>
+          <w:bCs/>
+          <w:kern w:val="2"/>
+          <w:lang w:eastAsia="en-US"/>
+          <w14:ligatures w14:val="standardContextual"/>
+        </w:rPr>
+        <w:t>UC16.3 – Lettore sospeso</w:t>
+      </w:r>
+      <w:r>
+        <w:rPr>
+          <w:rFonts w:asciiTheme="minorHAnsi" w:eastAsiaTheme="minorHAnsi" w:hAnsiTheme="minorHAnsi" w:cstheme="minorBidi"/>
+          <w:kern w:val="2"/>
+          <w:lang w:eastAsia="en-US"/>
+          <w14:ligatures w14:val="standardContextual"/>
+        </w:rPr>
+        <w:t xml:space="preserve">. </w:t>
+      </w:r>
+      <w:r>
+        <w:rPr>
+          <w:rFonts w:asciiTheme="minorHAnsi" w:eastAsiaTheme="minorHAnsi" w:hAnsiTheme="minorHAnsi" w:cstheme="minorBidi"/>
+          <w:kern w:val="2"/>
+          <w:lang w:eastAsia="en-US"/>
+          <w14:ligatures w14:val="standardContextual"/>
+        </w:rPr>
+        <w:t xml:space="preserve">Per quanto possa sembrare un controllo ridondante, può essere utile </w:t>
+      </w:r>
+      <w:r>
+        <w:rPr>
+          <w:rFonts w:asciiTheme="minorHAnsi" w:eastAsiaTheme="minorHAnsi" w:hAnsiTheme="minorHAnsi" w:cstheme="minorBidi"/>
+          <w:kern w:val="2"/>
+          <w:lang w:eastAsia="en-US"/>
+          <w14:ligatures w14:val="standardContextual"/>
+        </w:rPr>
+        <w:t>nel caso in cui si ha accesso ad una pagina lettore non aggiornata in seguito ad una sospensione.</w:t>
       </w:r>
     </w:p>
     <w:p>
@@ -35760,16 +36532,408 @@
     </w:p>
     <w:p/>
     <w:p>
-      <w:r>
+      <w:pPr>
+        <w:spacing w:after="100" w:afterAutospacing="1"/>
+      </w:pPr>
+      <w:r>
+        <w:rPr>
+          <w:rFonts w:asciiTheme="minorHAnsi" w:eastAsiaTheme="minorHAnsi" w:hAnsiTheme="minorHAnsi" w:cstheme="minorBidi"/>
+          <w:b/>
+          <w:bCs/>
+          <w:kern w:val="2"/>
+          <w:sz w:val="28"/>
+          <w:szCs w:val="28"/>
+          <w:lang w:eastAsia="en-US"/>
+          <w14:ligatures w14:val="standardContextual"/>
+        </w:rPr>
+        <w:t>UC1</w:t>
+      </w:r>
+      <w:r>
+        <w:rPr>
+          <w:rFonts w:asciiTheme="minorHAnsi" w:eastAsiaTheme="minorHAnsi" w:hAnsiTheme="minorHAnsi" w:cstheme="minorBidi"/>
+          <w:b/>
+          <w:bCs/>
+          <w:kern w:val="2"/>
+          <w:sz w:val="28"/>
+          <w:szCs w:val="28"/>
+          <w:lang w:eastAsia="en-US"/>
+          <w14:ligatures w14:val="standardContextual"/>
+        </w:rPr>
+        <w:t>6</w:t>
+      </w:r>
+      <w:r>
+        <w:rPr>
+          <w:rFonts w:asciiTheme="minorHAnsi" w:eastAsiaTheme="minorHAnsi" w:hAnsiTheme="minorHAnsi" w:cstheme="minorBidi"/>
+          <w:b/>
+          <w:bCs/>
+          <w:kern w:val="2"/>
+          <w:sz w:val="28"/>
+          <w:szCs w:val="28"/>
+          <w:lang w:eastAsia="en-US"/>
+          <w14:ligatures w14:val="standardContextual"/>
+        </w:rPr>
+        <w:t>.</w:t>
+      </w:r>
+      <w:r>
+        <w:rPr>
+          <w:rFonts w:asciiTheme="minorHAnsi" w:eastAsiaTheme="minorHAnsi" w:hAnsiTheme="minorHAnsi" w:cstheme="minorBidi"/>
+          <w:b/>
+          <w:bCs/>
+          <w:kern w:val="2"/>
+          <w:sz w:val="28"/>
+          <w:szCs w:val="28"/>
+          <w:lang w:eastAsia="en-US"/>
+          <w14:ligatures w14:val="standardContextual"/>
+        </w:rPr>
+        <w:t xml:space="preserve">3 </w:t>
+      </w:r>
+      <w:r>
+        <w:rPr>
+          <w:rFonts w:asciiTheme="minorHAnsi" w:eastAsiaTheme="minorHAnsi" w:hAnsiTheme="minorHAnsi" w:cstheme="minorBidi"/>
+          <w:b/>
+          <w:bCs/>
+          <w:kern w:val="2"/>
+          <w:sz w:val="28"/>
+          <w:szCs w:val="28"/>
+          <w:lang w:eastAsia="en-US"/>
+          <w14:ligatures w14:val="standardContextual"/>
+        </w:rPr>
+        <w:t xml:space="preserve">– </w:t>
+      </w:r>
+      <w:r>
+        <w:rPr>
+          <w:rFonts w:asciiTheme="minorHAnsi" w:eastAsiaTheme="minorHAnsi" w:hAnsiTheme="minorHAnsi" w:cstheme="minorBidi"/>
+          <w:b/>
+          <w:bCs/>
+          <w:kern w:val="2"/>
+          <w:sz w:val="28"/>
+          <w:szCs w:val="28"/>
+          <w:lang w:eastAsia="en-US"/>
+          <w14:ligatures w14:val="standardContextual"/>
+        </w:rPr>
+        <w:t>Lettore sospeso</w:t>
+      </w:r>
+    </w:p>
+    <w:p>
+      <w:pPr>
+        <w:widowControl/>
+        <w:suppressAutoHyphens w:val="0"/>
+        <w:spacing w:after="100" w:afterAutospacing="1" w:line="278" w:lineRule="auto"/>
+        <w:rPr>
+          <w:rFonts w:asciiTheme="minorHAnsi" w:eastAsiaTheme="minorHAnsi" w:hAnsiTheme="minorHAnsi" w:cstheme="minorBidi"/>
+          <w:kern w:val="2"/>
+          <w:lang w:eastAsia="en-US"/>
+          <w14:ligatures w14:val="standardContextual"/>
+        </w:rPr>
+      </w:pPr>
+      <w:r>
+        <w:rPr>
+          <w:rFonts w:asciiTheme="minorHAnsi" w:eastAsiaTheme="minorHAnsi" w:hAnsiTheme="minorHAnsi" w:cstheme="minorBidi"/>
+          <w:b/>
+          <w:bCs/>
+          <w:kern w:val="2"/>
+          <w:lang w:eastAsia="en-US"/>
+          <w14:ligatures w14:val="standardContextual"/>
+        </w:rPr>
+        <w:t>Attori:</w:t>
+      </w:r>
+      <w:r>
+        <w:rPr>
+          <w:rFonts w:asciiTheme="minorHAnsi" w:eastAsiaTheme="minorHAnsi" w:hAnsiTheme="minorHAnsi" w:cstheme="minorBidi"/>
+          <w:kern w:val="2"/>
+          <w:lang w:eastAsia="en-US"/>
+          <w14:ligatures w14:val="standardContextual"/>
+        </w:rPr>
+        <w:t xml:space="preserve"> Operatore.</w:t>
+      </w:r>
+    </w:p>
+    <w:p>
+      <w:pPr>
+        <w:widowControl/>
+        <w:suppressAutoHyphens w:val="0"/>
+        <w:spacing w:after="100" w:afterAutospacing="1" w:line="278" w:lineRule="auto"/>
+        <w:rPr>
+          <w:rFonts w:asciiTheme="minorHAnsi" w:eastAsiaTheme="minorHAnsi" w:hAnsiTheme="minorHAnsi" w:cstheme="minorBidi"/>
+          <w:kern w:val="2"/>
+          <w:lang w:eastAsia="en-US"/>
+          <w14:ligatures w14:val="standardContextual"/>
+        </w:rPr>
+      </w:pPr>
+      <w:r>
+        <w:rPr>
+          <w:rFonts w:asciiTheme="minorHAnsi" w:eastAsiaTheme="minorHAnsi" w:hAnsiTheme="minorHAnsi" w:cstheme="minorBidi"/>
+          <w:b/>
+          <w:bCs/>
+          <w:kern w:val="2"/>
+          <w:lang w:eastAsia="en-US"/>
+          <w14:ligatures w14:val="standardContextual"/>
+        </w:rPr>
+        <w:t>Entry condition:</w:t>
+      </w:r>
+      <w:r>
+        <w:rPr>
+          <w:rFonts w:asciiTheme="minorHAnsi" w:eastAsiaTheme="minorHAnsi" w:hAnsiTheme="minorHAnsi" w:cstheme="minorBidi"/>
+          <w:kern w:val="2"/>
+          <w:lang w:eastAsia="en-US"/>
+          <w14:ligatures w14:val="standardContextual"/>
+        </w:rPr>
+        <w:t xml:space="preserve"> L’operatore ha provato ad effettuare un prestito per un lettore sospeso.</w:t>
+      </w:r>
+    </w:p>
+    <w:p>
+      <w:pPr>
+        <w:widowControl/>
+        <w:suppressAutoHyphens w:val="0"/>
+        <w:spacing w:after="100" w:afterAutospacing="1" w:line="278" w:lineRule="auto"/>
+        <w:rPr>
+          <w:rFonts w:asciiTheme="minorHAnsi" w:eastAsiaTheme="minorHAnsi" w:hAnsiTheme="minorHAnsi" w:cstheme="minorBidi"/>
+          <w:b/>
+          <w:bCs/>
+          <w:kern w:val="2"/>
+          <w:lang w:eastAsia="en-US"/>
+          <w14:ligatures w14:val="standardContextual"/>
+        </w:rPr>
+      </w:pPr>
+      <w:r>
+        <w:rPr>
+          <w:rFonts w:asciiTheme="minorHAnsi" w:eastAsiaTheme="minorHAnsi" w:hAnsiTheme="minorHAnsi" w:cstheme="minorBidi"/>
+          <w:b/>
+          <w:bCs/>
+          <w:kern w:val="2"/>
+          <w:lang w:eastAsia="en-US"/>
+          <w14:ligatures w14:val="standardContextual"/>
+        </w:rPr>
+        <w:t>Flusso di eventi:</w:t>
+      </w:r>
+    </w:p>
+    <w:p>
+      <w:pPr>
+        <w:widowControl/>
+        <w:numPr>
+          <w:ilvl w:val="0"/>
+          <w:numId w:val="83"/>
+        </w:numPr>
+        <w:suppressAutoHyphens w:val="0"/>
+        <w:spacing w:after="100" w:afterAutospacing="1" w:line="278" w:lineRule="auto"/>
+        <w:contextualSpacing/>
+        <w:rPr>
+          <w:rFonts w:asciiTheme="minorHAnsi" w:eastAsiaTheme="minorHAnsi" w:hAnsiTheme="minorHAnsi" w:cstheme="minorBidi"/>
+          <w:kern w:val="2"/>
+          <w:lang w:eastAsia="en-US"/>
+          <w14:ligatures w14:val="standardContextual"/>
+        </w:rPr>
+      </w:pPr>
+      <w:r>
+        <w:rPr>
+          <w:rFonts w:asciiTheme="minorHAnsi" w:eastAsiaTheme="minorHAnsi" w:hAnsiTheme="minorHAnsi" w:cstheme="minorBidi"/>
+          <w:kern w:val="2"/>
+          <w:lang w:eastAsia="en-US"/>
+          <w14:ligatures w14:val="standardContextual"/>
+        </w:rPr>
+        <w:t>Il sistema mostra a schermo il messaggio “Errore: Il lettore è temporaneamente sospeso”</w:t>
+      </w:r>
+      <w:r>
+        <w:rPr>
+          <w:rFonts w:asciiTheme="minorHAnsi" w:eastAsiaTheme="minorHAnsi" w:hAnsiTheme="minorHAnsi" w:cstheme="minorBidi"/>
+          <w:kern w:val="2"/>
+          <w:lang w:eastAsia="en-US"/>
+          <w14:ligatures w14:val="standardContextual"/>
+        </w:rPr>
+        <w:t xml:space="preserve"> con un pulsante “Ok”</w:t>
+      </w:r>
+      <w:r>
+        <w:rPr>
+          <w:rFonts w:asciiTheme="minorHAnsi" w:eastAsiaTheme="minorHAnsi" w:hAnsiTheme="minorHAnsi" w:cstheme="minorBidi"/>
+          <w:kern w:val="2"/>
+          <w:lang w:eastAsia="en-US"/>
+          <w14:ligatures w14:val="standardContextual"/>
+        </w:rPr>
+        <w:t>.</w:t>
+      </w:r>
+    </w:p>
+    <w:p>
+      <w:pPr>
+        <w:widowControl/>
+        <w:numPr>
+          <w:ilvl w:val="0"/>
+          <w:numId w:val="83"/>
+        </w:numPr>
+        <w:suppressAutoHyphens w:val="0"/>
+        <w:spacing w:after="100" w:afterAutospacing="1" w:line="278" w:lineRule="auto"/>
+        <w:contextualSpacing/>
+        <w:rPr>
+          <w:rFonts w:asciiTheme="minorHAnsi" w:eastAsiaTheme="minorHAnsi" w:hAnsiTheme="minorHAnsi" w:cstheme="minorBidi"/>
+          <w:kern w:val="2"/>
+          <w:lang w:eastAsia="en-US"/>
+          <w14:ligatures w14:val="standardContextual"/>
+        </w:rPr>
+      </w:pPr>
+      <w:r>
+        <w:rPr>
+          <w:rFonts w:asciiTheme="minorHAnsi" w:eastAsiaTheme="minorHAnsi" w:hAnsiTheme="minorHAnsi" w:cstheme="minorBidi"/>
+          <w:kern w:val="2"/>
+          <w:lang w:eastAsia="en-US"/>
+          <w14:ligatures w14:val="standardContextual"/>
+        </w:rPr>
+        <w:t>L’operatore preme “Ok”.</w:t>
+      </w:r>
+    </w:p>
+    <w:p>
+      <w:pPr>
+        <w:widowControl/>
+        <w:numPr>
+          <w:ilvl w:val="0"/>
+          <w:numId w:val="83"/>
+        </w:numPr>
+        <w:suppressAutoHyphens w:val="0"/>
+        <w:spacing w:after="100" w:afterAutospacing="1" w:line="278" w:lineRule="auto"/>
+        <w:contextualSpacing/>
+        <w:rPr>
+          <w:rFonts w:asciiTheme="minorHAnsi" w:eastAsiaTheme="minorHAnsi" w:hAnsiTheme="minorHAnsi" w:cstheme="minorBidi"/>
+          <w:kern w:val="2"/>
+          <w:lang w:eastAsia="en-US"/>
+          <w14:ligatures w14:val="standardContextual"/>
+        </w:rPr>
+      </w:pPr>
+      <w:r>
+        <w:rPr>
+          <w:rFonts w:asciiTheme="minorHAnsi" w:eastAsiaTheme="minorHAnsi" w:hAnsiTheme="minorHAnsi" w:cstheme="minorBidi"/>
+          <w:kern w:val="2"/>
+          <w:lang w:eastAsia="en-US"/>
+          <w14:ligatures w14:val="standardContextual"/>
+        </w:rPr>
+        <w:t xml:space="preserve">Il sistema </w:t>
+      </w:r>
+      <w:r>
+        <w:rPr>
+          <w:rFonts w:asciiTheme="minorHAnsi" w:hAnsiTheme="minorHAnsi"/>
+        </w:rPr>
+        <w:t xml:space="preserve">reindirizza l’operatore alla </w:t>
+      </w:r>
+      <w:r>
+        <w:rPr>
+          <w:rFonts w:asciiTheme="minorHAnsi" w:eastAsiaTheme="minorHAnsi" w:hAnsiTheme="minorHAnsi" w:cstheme="minorBidi"/>
+          <w:kern w:val="2"/>
+          <w:lang w:eastAsia="en-US"/>
+          <w14:ligatures w14:val="standardContextual"/>
+        </w:rPr>
+        <w:t>pagina</w:t>
+      </w:r>
+      <w:r>
+        <w:rPr>
+          <w:rFonts w:asciiTheme="minorHAnsi" w:eastAsiaTheme="minorHAnsi" w:hAnsiTheme="minorHAnsi" w:cstheme="minorBidi"/>
+          <w:kern w:val="2"/>
+          <w:lang w:eastAsia="en-US"/>
+          <w14:ligatures w14:val="standardContextual"/>
+        </w:rPr>
+        <w:t xml:space="preserve"> delle informazioni del </w:t>
+      </w:r>
+      <w:r>
+        <w:rPr>
+          <w:rFonts w:asciiTheme="minorHAnsi" w:eastAsiaTheme="minorHAnsi" w:hAnsiTheme="minorHAnsi" w:cstheme="minorBidi"/>
+          <w:kern w:val="2"/>
+          <w:lang w:eastAsia="en-US"/>
+          <w14:ligatures w14:val="standardContextual"/>
+        </w:rPr>
+        <w:t>lettore registrato</w:t>
+      </w:r>
+      <w:r>
+        <w:rPr>
+          <w:rFonts w:asciiTheme="minorHAnsi" w:eastAsiaTheme="minorHAnsi" w:hAnsiTheme="minorHAnsi" w:cstheme="minorBidi"/>
+          <w:kern w:val="2"/>
+          <w:lang w:eastAsia="en-US"/>
+          <w14:ligatures w14:val="standardContextual"/>
+        </w:rPr>
+        <w:t>.</w:t>
+      </w:r>
+    </w:p>
+    <w:p>
+      <w:pPr>
+        <w:widowControl/>
+        <w:suppressAutoHyphens w:val="0"/>
+        <w:spacing w:after="100" w:afterAutospacing="1" w:line="278" w:lineRule="auto"/>
+        <w:rPr>
+          <w:rFonts w:asciiTheme="minorHAnsi" w:eastAsiaTheme="minorHAnsi" w:hAnsiTheme="minorHAnsi" w:cstheme="minorBidi"/>
+          <w:kern w:val="2"/>
+          <w:lang w:eastAsia="en-US"/>
+          <w14:ligatures w14:val="standardContextual"/>
+        </w:rPr>
+      </w:pPr>
+      <w:r>
+        <w:rPr>
+          <w:rFonts w:asciiTheme="minorHAnsi" w:eastAsiaTheme="minorHAnsi" w:hAnsiTheme="minorHAnsi" w:cstheme="minorBidi"/>
+          <w:b/>
+          <w:bCs/>
+          <w:kern w:val="2"/>
+          <w:lang w:eastAsia="en-US"/>
+          <w14:ligatures w14:val="standardContextual"/>
+        </w:rPr>
+        <w:t>Exit condition:</w:t>
+      </w:r>
+      <w:r>
+        <w:rPr>
+          <w:rFonts w:asciiTheme="minorHAnsi" w:eastAsiaTheme="minorHAnsi" w:hAnsiTheme="minorHAnsi" w:cstheme="minorBidi"/>
+          <w:kern w:val="2"/>
+          <w:lang w:eastAsia="en-US"/>
+          <w14:ligatures w14:val="standardContextual"/>
+        </w:rPr>
+        <w:t xml:space="preserve"> L’operatore si trova sulla </w:t>
+      </w:r>
+      <w:r>
+        <w:rPr>
+          <w:rFonts w:asciiTheme="minorHAnsi" w:eastAsiaTheme="minorHAnsi" w:hAnsiTheme="minorHAnsi" w:cstheme="minorBidi"/>
+          <w:kern w:val="2"/>
+          <w:lang w:eastAsia="en-US"/>
+          <w14:ligatures w14:val="standardContextual"/>
+        </w:rPr>
+        <w:t>pagina</w:t>
+      </w:r>
+      <w:r>
+        <w:rPr>
+          <w:rFonts w:asciiTheme="minorHAnsi" w:eastAsiaTheme="minorHAnsi" w:hAnsiTheme="minorHAnsi" w:cstheme="minorBidi"/>
+          <w:kern w:val="2"/>
+          <w:lang w:eastAsia="en-US"/>
+          <w14:ligatures w14:val="standardContextual"/>
+        </w:rPr>
+        <w:t xml:space="preserve"> delle informazioni del </w:t>
+      </w:r>
+      <w:r>
+        <w:rPr>
+          <w:rFonts w:asciiTheme="minorHAnsi" w:eastAsiaTheme="minorHAnsi" w:hAnsiTheme="minorHAnsi" w:cstheme="minorBidi"/>
+          <w:kern w:val="2"/>
+          <w:lang w:eastAsia="en-US"/>
+          <w14:ligatures w14:val="standardContextual"/>
+        </w:rPr>
+        <w:t>lettore registrato</w:t>
+      </w:r>
+      <w:r>
+        <w:rPr>
+          <w:rFonts w:asciiTheme="minorHAnsi" w:eastAsiaTheme="minorHAnsi" w:hAnsiTheme="minorHAnsi" w:cstheme="minorBidi"/>
+          <w:kern w:val="2"/>
+          <w:lang w:eastAsia="en-US"/>
+          <w14:ligatures w14:val="standardContextual"/>
+        </w:rPr>
+        <w:t xml:space="preserve"> e il prestito non è registrato</w:t>
+      </w:r>
+      <w:r>
+        <w:rPr>
+          <w:rFonts w:asciiTheme="minorHAnsi" w:eastAsiaTheme="minorHAnsi" w:hAnsiTheme="minorHAnsi" w:cstheme="minorBidi"/>
+          <w:kern w:val="2"/>
+          <w:lang w:eastAsia="en-US"/>
+          <w14:ligatures w14:val="standardContextual"/>
+        </w:rPr>
+        <w:t>.</w:t>
+      </w:r>
+      <w:r>
+        <w:rPr>
+          <w:rFonts w:asciiTheme="minorHAnsi" w:hAnsiTheme="minorHAnsi"/>
+          <w:b/>
+          <w:bCs/>
+          <w:sz w:val="28"/>
+          <w:szCs w:val="28"/>
+        </w:rPr>
         <w:br w:type="page"/>
       </w:r>
-    </w:p>
-    <w:p>
-      <w:pPr>
-        <w:rPr>
-          <w:rFonts w:asciiTheme="minorHAnsi" w:hAnsiTheme="minorHAnsi"/>
-        </w:rPr>
-      </w:pPr>
       <w:r>
         <w:rPr>
           <w:rFonts w:asciiTheme="minorHAnsi" w:hAnsiTheme="minorHAnsi"/>
@@ -36643,16 +37807,7 @@
           <w:lang w:eastAsia="en-US"/>
           <w14:ligatures w14:val="standardContextual"/>
         </w:rPr>
-        <w:t xml:space="preserve">al </w:t>
-      </w:r>
-      <w:r>
-        <w:rPr>
-          <w:rFonts w:asciiTheme="minorHAnsi" w:eastAsiaTheme="minorHAnsi" w:hAnsiTheme="minorHAnsi" w:cstheme="minorBidi"/>
-          <w:kern w:val="2"/>
-          <w:lang w:eastAsia="en-US"/>
-          <w14:ligatures w14:val="standardContextual"/>
-        </w:rPr>
-        <w:t xml:space="preserve">passo 4 </w:t>
+        <w:t xml:space="preserve">tra il passo 4 e il passo 5 </w:t>
       </w:r>
       <w:r>
         <w:rPr>
@@ -36758,6 +37913,17 @@
         </w:rPr>
         <w:t>.</w:t>
       </w:r>
+    </w:p>
+    <w:p>
+      <w:pPr>
+        <w:spacing w:after="100" w:afterAutospacing="1"/>
+        <w:rPr>
+          <w:rFonts w:asciiTheme="minorHAnsi" w:eastAsiaTheme="minorHAnsi" w:hAnsiTheme="minorHAnsi" w:cstheme="minorBidi"/>
+          <w:kern w:val="2"/>
+          <w:lang w:eastAsia="en-US"/>
+          <w14:ligatures w14:val="standardContextual"/>
+        </w:rPr>
+      </w:pPr>
     </w:p>
     <w:p>
       <w:pPr>
@@ -36872,6 +38038,7 @@
           <w:b/>
           <w:bCs/>
         </w:rPr>
+        <w:lastRenderedPageBreak/>
         <w:t>Attori:</w:t>
       </w:r>
       <w:r>
@@ -36894,7 +38061,6 @@
           <w:b/>
           <w:bCs/>
         </w:rPr>
-        <w:lastRenderedPageBreak/>
         <w:t>Entry condition</w:t>
       </w:r>
       <w:r>
@@ -42362,16 +43528,8 @@
         <w:rPr>
           <w:lang w:val="en-US"/>
         </w:rPr>
-        <w:t xml:space="preserve">Fig 1.2 - Home </w:t>
-      </w:r>
-      <w:proofErr w:type="spellStart"/>
-      <w:r>
-        <w:rPr>
-          <w:lang w:val="en-US"/>
-        </w:rPr>
-        <w:t>operatore</w:t>
-      </w:r>
-      <w:proofErr w:type="spellEnd"/>
+        <w:t>Fig 1.2 - Home operatore</w:t>
+      </w:r>
     </w:p>
     <w:p>
       <w:pPr>
@@ -42457,30 +43615,8 @@
         <w:rPr>
           <w:lang w:val="en-US"/>
         </w:rPr>
-        <w:t xml:space="preserve">Fig 3.0 - </w:t>
-      </w:r>
-      <w:proofErr w:type="spellStart"/>
-      <w:r>
-        <w:rPr>
-          <w:lang w:val="en-US"/>
-        </w:rPr>
-        <w:t>Gestione</w:t>
-      </w:r>
-      <w:proofErr w:type="spellEnd"/>
-      <w:r>
-        <w:rPr>
-          <w:lang w:val="en-US"/>
-        </w:rPr>
-        <w:t xml:space="preserve"> </w:t>
-      </w:r>
-      <w:proofErr w:type="spellStart"/>
-      <w:r>
-        <w:rPr>
-          <w:lang w:val="en-US"/>
-        </w:rPr>
-        <w:t>Lettori</w:t>
-      </w:r>
-      <w:proofErr w:type="spellEnd"/>
+        <w:t>Fig 3.0 - Gestione Lettori</w:t>
+      </w:r>
     </w:p>
     <w:p>
       <w:pPr>
@@ -45864,6 +47000,92 @@
     </w:lvl>
   </w:abstractNum>
   <w:abstractNum w:abstractNumId="9" w15:restartNumberingAfterBreak="0">
+    <w:nsid w:val="07FB694D"/>
+    <w:multiLevelType w:val="multilevel"/>
+    <w:tmpl w:val="BCBCE796"/>
+    <w:lvl w:ilvl="0">
+      <w:start w:val="1"/>
+      <w:numFmt w:val="decimal"/>
+      <w:lvlText w:val="%1."/>
+      <w:lvlJc w:val="left"/>
+      <w:pPr>
+        <w:ind w:left="709" w:hanging="360"/>
+      </w:pPr>
+    </w:lvl>
+    <w:lvl w:ilvl="1">
+      <w:start w:val="1"/>
+      <w:numFmt w:val="lowerLetter"/>
+      <w:lvlText w:val="%2."/>
+      <w:lvlJc w:val="left"/>
+      <w:pPr>
+        <w:ind w:left="1429" w:hanging="360"/>
+      </w:pPr>
+    </w:lvl>
+    <w:lvl w:ilvl="2">
+      <w:start w:val="1"/>
+      <w:numFmt w:val="lowerRoman"/>
+      <w:lvlText w:val="%3."/>
+      <w:lvlJc w:val="right"/>
+      <w:pPr>
+        <w:ind w:left="2149" w:hanging="180"/>
+      </w:pPr>
+    </w:lvl>
+    <w:lvl w:ilvl="3">
+      <w:start w:val="1"/>
+      <w:numFmt w:val="decimal"/>
+      <w:lvlText w:val="%4."/>
+      <w:lvlJc w:val="left"/>
+      <w:pPr>
+        <w:ind w:left="2869" w:hanging="360"/>
+      </w:pPr>
+    </w:lvl>
+    <w:lvl w:ilvl="4">
+      <w:start w:val="1"/>
+      <w:numFmt w:val="lowerLetter"/>
+      <w:lvlText w:val="%5."/>
+      <w:lvlJc w:val="left"/>
+      <w:pPr>
+        <w:ind w:left="3589" w:hanging="360"/>
+      </w:pPr>
+    </w:lvl>
+    <w:lvl w:ilvl="5">
+      <w:start w:val="1"/>
+      <w:numFmt w:val="lowerRoman"/>
+      <w:lvlText w:val="%6."/>
+      <w:lvlJc w:val="right"/>
+      <w:pPr>
+        <w:ind w:left="4309" w:hanging="180"/>
+      </w:pPr>
+    </w:lvl>
+    <w:lvl w:ilvl="6">
+      <w:start w:val="1"/>
+      <w:numFmt w:val="decimal"/>
+      <w:lvlText w:val="%7."/>
+      <w:lvlJc w:val="left"/>
+      <w:pPr>
+        <w:ind w:left="5029" w:hanging="360"/>
+      </w:pPr>
+    </w:lvl>
+    <w:lvl w:ilvl="7">
+      <w:start w:val="1"/>
+      <w:numFmt w:val="lowerLetter"/>
+      <w:lvlText w:val="%8."/>
+      <w:lvlJc w:val="left"/>
+      <w:pPr>
+        <w:ind w:left="5749" w:hanging="360"/>
+      </w:pPr>
+    </w:lvl>
+    <w:lvl w:ilvl="8">
+      <w:start w:val="1"/>
+      <w:numFmt w:val="lowerRoman"/>
+      <w:lvlText w:val="%9."/>
+      <w:lvlJc w:val="right"/>
+      <w:pPr>
+        <w:ind w:left="6469" w:hanging="180"/>
+      </w:pPr>
+    </w:lvl>
+  </w:abstractNum>
+  <w:abstractNum w:abstractNumId="10" w15:restartNumberingAfterBreak="0">
     <w:nsid w:val="0C943BA3"/>
     <w:multiLevelType w:val="multilevel"/>
     <w:tmpl w:val="BCBCE796"/>
@@ -45949,7 +47171,7 @@
       </w:pPr>
     </w:lvl>
   </w:abstractNum>
-  <w:abstractNum w:abstractNumId="10" w15:restartNumberingAfterBreak="0">
+  <w:abstractNum w:abstractNumId="11" w15:restartNumberingAfterBreak="0">
     <w:nsid w:val="0CE30B61"/>
     <w:multiLevelType w:val="hybridMultilevel"/>
     <w:tmpl w:val="119E2AFA"/>
@@ -46038,7 +47260,7 @@
       </w:pPr>
     </w:lvl>
   </w:abstractNum>
-  <w:abstractNum w:abstractNumId="11" w15:restartNumberingAfterBreak="0">
+  <w:abstractNum w:abstractNumId="12" w15:restartNumberingAfterBreak="0">
     <w:nsid w:val="0DC04316"/>
     <w:multiLevelType w:val="hybridMultilevel"/>
     <w:tmpl w:val="5FF489AA"/>
@@ -46130,7 +47352,7 @@
       </w:pPr>
     </w:lvl>
   </w:abstractNum>
-  <w:abstractNum w:abstractNumId="12" w15:restartNumberingAfterBreak="0">
+  <w:abstractNum w:abstractNumId="13" w15:restartNumberingAfterBreak="0">
     <w:nsid w:val="102A3C9A"/>
     <w:multiLevelType w:val="multilevel"/>
     <w:tmpl w:val="BCBCE796"/>
@@ -46216,7 +47438,7 @@
       </w:pPr>
     </w:lvl>
   </w:abstractNum>
-  <w:abstractNum w:abstractNumId="13" w15:restartNumberingAfterBreak="0">
+  <w:abstractNum w:abstractNumId="14" w15:restartNumberingAfterBreak="0">
     <w:nsid w:val="106351B3"/>
     <w:multiLevelType w:val="multilevel"/>
     <w:tmpl w:val="BCBCE796"/>
@@ -46302,7 +47524,7 @@
       </w:pPr>
     </w:lvl>
   </w:abstractNum>
-  <w:abstractNum w:abstractNumId="14" w15:restartNumberingAfterBreak="0">
+  <w:abstractNum w:abstractNumId="15" w15:restartNumberingAfterBreak="0">
     <w:nsid w:val="125C020E"/>
     <w:multiLevelType w:val="multilevel"/>
     <w:tmpl w:val="BCBCE796"/>
@@ -46388,7 +47610,7 @@
       </w:pPr>
     </w:lvl>
   </w:abstractNum>
-  <w:abstractNum w:abstractNumId="15" w15:restartNumberingAfterBreak="0">
+  <w:abstractNum w:abstractNumId="16" w15:restartNumberingAfterBreak="0">
     <w:nsid w:val="146D44E1"/>
     <w:multiLevelType w:val="multilevel"/>
     <w:tmpl w:val="BCBCE796"/>
@@ -46474,7 +47696,7 @@
       </w:pPr>
     </w:lvl>
   </w:abstractNum>
-  <w:abstractNum w:abstractNumId="16" w15:restartNumberingAfterBreak="0">
+  <w:abstractNum w:abstractNumId="17" w15:restartNumberingAfterBreak="0">
     <w:nsid w:val="14CF0887"/>
     <w:multiLevelType w:val="multilevel"/>
     <w:tmpl w:val="BCBCE796"/>
@@ -46560,7 +47782,7 @@
       </w:pPr>
     </w:lvl>
   </w:abstractNum>
-  <w:abstractNum w:abstractNumId="17" w15:restartNumberingAfterBreak="0">
+  <w:abstractNum w:abstractNumId="18" w15:restartNumberingAfterBreak="0">
     <w:nsid w:val="15A87742"/>
     <w:multiLevelType w:val="hybridMultilevel"/>
     <w:tmpl w:val="119E2AFA"/>
@@ -46649,7 +47871,7 @@
       </w:pPr>
     </w:lvl>
   </w:abstractNum>
-  <w:abstractNum w:abstractNumId="18" w15:restartNumberingAfterBreak="0">
+  <w:abstractNum w:abstractNumId="19" w15:restartNumberingAfterBreak="0">
     <w:nsid w:val="15BC09F0"/>
     <w:multiLevelType w:val="multilevel"/>
     <w:tmpl w:val="BCBCE796"/>
@@ -46735,7 +47957,7 @@
       </w:pPr>
     </w:lvl>
   </w:abstractNum>
-  <w:abstractNum w:abstractNumId="19" w15:restartNumberingAfterBreak="0">
+  <w:abstractNum w:abstractNumId="20" w15:restartNumberingAfterBreak="0">
     <w:nsid w:val="160A2B8B"/>
     <w:multiLevelType w:val="hybridMultilevel"/>
     <w:tmpl w:val="119E2AFA"/>
@@ -46824,7 +48046,7 @@
       </w:pPr>
     </w:lvl>
   </w:abstractNum>
-  <w:abstractNum w:abstractNumId="20" w15:restartNumberingAfterBreak="0">
+  <w:abstractNum w:abstractNumId="21" w15:restartNumberingAfterBreak="0">
     <w:nsid w:val="17001144"/>
     <w:multiLevelType w:val="hybridMultilevel"/>
     <w:tmpl w:val="72BABDB8"/>
@@ -46913,7 +48135,7 @@
       </w:pPr>
     </w:lvl>
   </w:abstractNum>
-  <w:abstractNum w:abstractNumId="21" w15:restartNumberingAfterBreak="0">
+  <w:abstractNum w:abstractNumId="22" w15:restartNumberingAfterBreak="0">
     <w:nsid w:val="17303659"/>
     <w:multiLevelType w:val="hybridMultilevel"/>
     <w:tmpl w:val="5FF489AA"/>
@@ -47005,7 +48227,7 @@
       </w:pPr>
     </w:lvl>
   </w:abstractNum>
-  <w:abstractNum w:abstractNumId="22" w15:restartNumberingAfterBreak="0">
+  <w:abstractNum w:abstractNumId="23" w15:restartNumberingAfterBreak="0">
     <w:nsid w:val="181A44E8"/>
     <w:multiLevelType w:val="hybridMultilevel"/>
     <w:tmpl w:val="119E2AFA"/>
@@ -47094,7 +48316,7 @@
       </w:pPr>
     </w:lvl>
   </w:abstractNum>
-  <w:abstractNum w:abstractNumId="23" w15:restartNumberingAfterBreak="0">
+  <w:abstractNum w:abstractNumId="24" w15:restartNumberingAfterBreak="0">
     <w:nsid w:val="18EE1A96"/>
     <w:multiLevelType w:val="multilevel"/>
     <w:tmpl w:val="BCBCE796"/>
@@ -47180,7 +48402,7 @@
       </w:pPr>
     </w:lvl>
   </w:abstractNum>
-  <w:abstractNum w:abstractNumId="24" w15:restartNumberingAfterBreak="0">
+  <w:abstractNum w:abstractNumId="25" w15:restartNumberingAfterBreak="0">
     <w:nsid w:val="19C674F4"/>
     <w:multiLevelType w:val="multilevel"/>
     <w:tmpl w:val="E54E71DC"/>
@@ -47292,7 +48514,7 @@
       </w:rPr>
     </w:lvl>
   </w:abstractNum>
-  <w:abstractNum w:abstractNumId="25" w15:restartNumberingAfterBreak="0">
+  <w:abstractNum w:abstractNumId="26" w15:restartNumberingAfterBreak="0">
     <w:nsid w:val="19EC2D93"/>
     <w:multiLevelType w:val="hybridMultilevel"/>
     <w:tmpl w:val="5FF489AA"/>
@@ -47384,7 +48606,7 @@
       </w:pPr>
     </w:lvl>
   </w:abstractNum>
-  <w:abstractNum w:abstractNumId="26" w15:restartNumberingAfterBreak="0">
+  <w:abstractNum w:abstractNumId="27" w15:restartNumberingAfterBreak="0">
     <w:nsid w:val="1A2FD67D"/>
     <w:multiLevelType w:val="hybridMultilevel"/>
     <w:tmpl w:val="B9BE572A"/>
@@ -47497,7 +48719,7 @@
       </w:rPr>
     </w:lvl>
   </w:abstractNum>
-  <w:abstractNum w:abstractNumId="27" w15:restartNumberingAfterBreak="0">
+  <w:abstractNum w:abstractNumId="28" w15:restartNumberingAfterBreak="0">
     <w:nsid w:val="1A920B99"/>
     <w:multiLevelType w:val="multilevel"/>
     <w:tmpl w:val="BCBCE796"/>
@@ -47583,7 +48805,7 @@
       </w:pPr>
     </w:lvl>
   </w:abstractNum>
-  <w:abstractNum w:abstractNumId="28" w15:restartNumberingAfterBreak="0">
+  <w:abstractNum w:abstractNumId="29" w15:restartNumberingAfterBreak="0">
     <w:nsid w:val="1D7FC9C9"/>
     <w:multiLevelType w:val="multilevel"/>
     <w:tmpl w:val="40C2ADEC"/>
@@ -47672,7 +48894,7 @@
       </w:pPr>
     </w:lvl>
   </w:abstractNum>
-  <w:abstractNum w:abstractNumId="29" w15:restartNumberingAfterBreak="0">
+  <w:abstractNum w:abstractNumId="30" w15:restartNumberingAfterBreak="0">
     <w:nsid w:val="1DDE17E0"/>
     <w:multiLevelType w:val="multilevel"/>
     <w:tmpl w:val="2B060D34"/>
@@ -47784,7 +49006,7 @@
       </w:rPr>
     </w:lvl>
   </w:abstractNum>
-  <w:abstractNum w:abstractNumId="30" w15:restartNumberingAfterBreak="0">
+  <w:abstractNum w:abstractNumId="31" w15:restartNumberingAfterBreak="0">
     <w:nsid w:val="1EB636BE"/>
     <w:multiLevelType w:val="hybridMultilevel"/>
     <w:tmpl w:val="708C4F1E"/>
@@ -47897,7 +49119,7 @@
       </w:rPr>
     </w:lvl>
   </w:abstractNum>
-  <w:abstractNum w:abstractNumId="31" w15:restartNumberingAfterBreak="0">
+  <w:abstractNum w:abstractNumId="32" w15:restartNumberingAfterBreak="0">
     <w:nsid w:val="1F8433D7"/>
     <w:multiLevelType w:val="multilevel"/>
     <w:tmpl w:val="03B49136"/>
@@ -48015,7 +49237,93 @@
       </w:rPr>
     </w:lvl>
   </w:abstractNum>
-  <w:abstractNum w:abstractNumId="32" w15:restartNumberingAfterBreak="0">
+  <w:abstractNum w:abstractNumId="33" w15:restartNumberingAfterBreak="0">
+    <w:nsid w:val="214D340A"/>
+    <w:multiLevelType w:val="multilevel"/>
+    <w:tmpl w:val="BCBCE796"/>
+    <w:lvl w:ilvl="0">
+      <w:start w:val="1"/>
+      <w:numFmt w:val="decimal"/>
+      <w:lvlText w:val="%1."/>
+      <w:lvlJc w:val="left"/>
+      <w:pPr>
+        <w:ind w:left="709" w:hanging="360"/>
+      </w:pPr>
+    </w:lvl>
+    <w:lvl w:ilvl="1">
+      <w:start w:val="1"/>
+      <w:numFmt w:val="lowerLetter"/>
+      <w:lvlText w:val="%2."/>
+      <w:lvlJc w:val="left"/>
+      <w:pPr>
+        <w:ind w:left="1429" w:hanging="360"/>
+      </w:pPr>
+    </w:lvl>
+    <w:lvl w:ilvl="2">
+      <w:start w:val="1"/>
+      <w:numFmt w:val="lowerRoman"/>
+      <w:lvlText w:val="%3."/>
+      <w:lvlJc w:val="right"/>
+      <w:pPr>
+        <w:ind w:left="2149" w:hanging="180"/>
+      </w:pPr>
+    </w:lvl>
+    <w:lvl w:ilvl="3">
+      <w:start w:val="1"/>
+      <w:numFmt w:val="decimal"/>
+      <w:lvlText w:val="%4."/>
+      <w:lvlJc w:val="left"/>
+      <w:pPr>
+        <w:ind w:left="2869" w:hanging="360"/>
+      </w:pPr>
+    </w:lvl>
+    <w:lvl w:ilvl="4">
+      <w:start w:val="1"/>
+      <w:numFmt w:val="lowerLetter"/>
+      <w:lvlText w:val="%5."/>
+      <w:lvlJc w:val="left"/>
+      <w:pPr>
+        <w:ind w:left="3589" w:hanging="360"/>
+      </w:pPr>
+    </w:lvl>
+    <w:lvl w:ilvl="5">
+      <w:start w:val="1"/>
+      <w:numFmt w:val="lowerRoman"/>
+      <w:lvlText w:val="%6."/>
+      <w:lvlJc w:val="right"/>
+      <w:pPr>
+        <w:ind w:left="4309" w:hanging="180"/>
+      </w:pPr>
+    </w:lvl>
+    <w:lvl w:ilvl="6">
+      <w:start w:val="1"/>
+      <w:numFmt w:val="decimal"/>
+      <w:lvlText w:val="%7."/>
+      <w:lvlJc w:val="left"/>
+      <w:pPr>
+        <w:ind w:left="5029" w:hanging="360"/>
+      </w:pPr>
+    </w:lvl>
+    <w:lvl w:ilvl="7">
+      <w:start w:val="1"/>
+      <w:numFmt w:val="lowerLetter"/>
+      <w:lvlText w:val="%8."/>
+      <w:lvlJc w:val="left"/>
+      <w:pPr>
+        <w:ind w:left="5749" w:hanging="360"/>
+      </w:pPr>
+    </w:lvl>
+    <w:lvl w:ilvl="8">
+      <w:start w:val="1"/>
+      <w:numFmt w:val="lowerRoman"/>
+      <w:lvlText w:val="%9."/>
+      <w:lvlJc w:val="right"/>
+      <w:pPr>
+        <w:ind w:left="6469" w:hanging="180"/>
+      </w:pPr>
+    </w:lvl>
+  </w:abstractNum>
+  <w:abstractNum w:abstractNumId="34" w15:restartNumberingAfterBreak="0">
     <w:nsid w:val="281154F3"/>
     <w:multiLevelType w:val="multilevel"/>
     <w:tmpl w:val="BCBCE796"/>
@@ -48101,7 +49409,7 @@
       </w:pPr>
     </w:lvl>
   </w:abstractNum>
-  <w:abstractNum w:abstractNumId="33" w15:restartNumberingAfterBreak="0">
+  <w:abstractNum w:abstractNumId="35" w15:restartNumberingAfterBreak="0">
     <w:nsid w:val="29295052"/>
     <w:multiLevelType w:val="hybridMultilevel"/>
     <w:tmpl w:val="4E385230"/>
@@ -48187,7 +49495,7 @@
       </w:pPr>
     </w:lvl>
   </w:abstractNum>
-  <w:abstractNum w:abstractNumId="34" w15:restartNumberingAfterBreak="0">
+  <w:abstractNum w:abstractNumId="36" w15:restartNumberingAfterBreak="0">
     <w:nsid w:val="2BED5D7D"/>
     <w:multiLevelType w:val="hybridMultilevel"/>
     <w:tmpl w:val="9AD8B90C"/>
@@ -48300,7 +49608,7 @@
       </w:rPr>
     </w:lvl>
   </w:abstractNum>
-  <w:abstractNum w:abstractNumId="35" w15:restartNumberingAfterBreak="0">
+  <w:abstractNum w:abstractNumId="37" w15:restartNumberingAfterBreak="0">
     <w:nsid w:val="2EA70700"/>
     <w:multiLevelType w:val="hybridMultilevel"/>
     <w:tmpl w:val="32728526"/>
@@ -48389,7 +49697,7 @@
       </w:pPr>
     </w:lvl>
   </w:abstractNum>
-  <w:abstractNum w:abstractNumId="36" w15:restartNumberingAfterBreak="0">
+  <w:abstractNum w:abstractNumId="38" w15:restartNumberingAfterBreak="0">
     <w:nsid w:val="301561E6"/>
     <w:multiLevelType w:val="hybridMultilevel"/>
     <w:tmpl w:val="8C8AFCD4"/>
@@ -48501,7 +49809,7 @@
       </w:rPr>
     </w:lvl>
   </w:abstractNum>
-  <w:abstractNum w:abstractNumId="37" w15:restartNumberingAfterBreak="0">
+  <w:abstractNum w:abstractNumId="39" w15:restartNumberingAfterBreak="0">
     <w:nsid w:val="30FE3FE0"/>
     <w:multiLevelType w:val="multilevel"/>
     <w:tmpl w:val="BCBCE796"/>
@@ -48587,7 +49895,7 @@
       </w:pPr>
     </w:lvl>
   </w:abstractNum>
-  <w:abstractNum w:abstractNumId="38" w15:restartNumberingAfterBreak="0">
+  <w:abstractNum w:abstractNumId="40" w15:restartNumberingAfterBreak="0">
     <w:nsid w:val="337837FD"/>
     <w:multiLevelType w:val="hybridMultilevel"/>
     <w:tmpl w:val="ADC840B0"/>
@@ -48676,7 +49984,7 @@
       </w:pPr>
     </w:lvl>
   </w:abstractNum>
-  <w:abstractNum w:abstractNumId="39" w15:restartNumberingAfterBreak="0">
+  <w:abstractNum w:abstractNumId="41" w15:restartNumberingAfterBreak="0">
     <w:nsid w:val="34A71A83"/>
     <w:multiLevelType w:val="hybridMultilevel"/>
     <w:tmpl w:val="9536D8B4"/>
@@ -48765,7 +50073,7 @@
       </w:pPr>
     </w:lvl>
   </w:abstractNum>
-  <w:abstractNum w:abstractNumId="40" w15:restartNumberingAfterBreak="0">
+  <w:abstractNum w:abstractNumId="42" w15:restartNumberingAfterBreak="0">
     <w:nsid w:val="363F0FE1"/>
     <w:multiLevelType w:val="hybridMultilevel"/>
     <w:tmpl w:val="C2607868"/>
@@ -48878,7 +50186,7 @@
       </w:rPr>
     </w:lvl>
   </w:abstractNum>
-  <w:abstractNum w:abstractNumId="41" w15:restartNumberingAfterBreak="0">
+  <w:abstractNum w:abstractNumId="43" w15:restartNumberingAfterBreak="0">
     <w:nsid w:val="37DA68D9"/>
     <w:multiLevelType w:val="multilevel"/>
     <w:tmpl w:val="DE32CF2C"/>
@@ -48990,7 +50298,7 @@
       </w:rPr>
     </w:lvl>
   </w:abstractNum>
-  <w:abstractNum w:abstractNumId="42" w15:restartNumberingAfterBreak="0">
+  <w:abstractNum w:abstractNumId="44" w15:restartNumberingAfterBreak="0">
     <w:nsid w:val="396E60DE"/>
     <w:multiLevelType w:val="multilevel"/>
     <w:tmpl w:val="BCBCE796"/>
@@ -49076,7 +50384,7 @@
       </w:pPr>
     </w:lvl>
   </w:abstractNum>
-  <w:abstractNum w:abstractNumId="43" w15:restartNumberingAfterBreak="0">
+  <w:abstractNum w:abstractNumId="45" w15:restartNumberingAfterBreak="0">
     <w:nsid w:val="3A72591D"/>
     <w:multiLevelType w:val="multilevel"/>
     <w:tmpl w:val="BCBCE796"/>
@@ -49162,7 +50470,7 @@
       </w:pPr>
     </w:lvl>
   </w:abstractNum>
-  <w:abstractNum w:abstractNumId="44" w15:restartNumberingAfterBreak="0">
+  <w:abstractNum w:abstractNumId="46" w15:restartNumberingAfterBreak="0">
     <w:nsid w:val="3B9C1183"/>
     <w:multiLevelType w:val="multilevel"/>
     <w:tmpl w:val="BCBCE796"/>
@@ -49248,7 +50556,7 @@
       </w:pPr>
     </w:lvl>
   </w:abstractNum>
-  <w:abstractNum w:abstractNumId="45" w15:restartNumberingAfterBreak="0">
+  <w:abstractNum w:abstractNumId="47" w15:restartNumberingAfterBreak="0">
     <w:nsid w:val="3C263778"/>
     <w:multiLevelType w:val="multilevel"/>
     <w:tmpl w:val="BCBCE796"/>
@@ -49334,7 +50642,7 @@
       </w:pPr>
     </w:lvl>
   </w:abstractNum>
-  <w:abstractNum w:abstractNumId="46" w15:restartNumberingAfterBreak="0">
+  <w:abstractNum w:abstractNumId="48" w15:restartNumberingAfterBreak="0">
     <w:nsid w:val="4134CF1A"/>
     <w:multiLevelType w:val="hybridMultilevel"/>
     <w:tmpl w:val="66DEBF48"/>
@@ -49447,7 +50755,7 @@
       </w:rPr>
     </w:lvl>
   </w:abstractNum>
-  <w:abstractNum w:abstractNumId="47" w15:restartNumberingAfterBreak="0">
+  <w:abstractNum w:abstractNumId="49" w15:restartNumberingAfterBreak="0">
     <w:nsid w:val="41F634D3"/>
     <w:multiLevelType w:val="multilevel"/>
     <w:tmpl w:val="BCBCE796"/>
@@ -49533,7 +50841,7 @@
       </w:pPr>
     </w:lvl>
   </w:abstractNum>
-  <w:abstractNum w:abstractNumId="48" w15:restartNumberingAfterBreak="0">
+  <w:abstractNum w:abstractNumId="50" w15:restartNumberingAfterBreak="0">
     <w:nsid w:val="42F31A3D"/>
     <w:multiLevelType w:val="hybridMultilevel"/>
     <w:tmpl w:val="E5E62C26"/>
@@ -49622,7 +50930,7 @@
       </w:pPr>
     </w:lvl>
   </w:abstractNum>
-  <w:abstractNum w:abstractNumId="49" w15:restartNumberingAfterBreak="0">
+  <w:abstractNum w:abstractNumId="51" w15:restartNumberingAfterBreak="0">
     <w:nsid w:val="43234944"/>
     <w:multiLevelType w:val="multilevel"/>
     <w:tmpl w:val="BCBCE796"/>
@@ -49708,7 +51016,7 @@
       </w:pPr>
     </w:lvl>
   </w:abstractNum>
-  <w:abstractNum w:abstractNumId="50" w15:restartNumberingAfterBreak="0">
+  <w:abstractNum w:abstractNumId="52" w15:restartNumberingAfterBreak="0">
     <w:nsid w:val="45337643"/>
     <w:multiLevelType w:val="multilevel"/>
     <w:tmpl w:val="BCBCE796"/>
@@ -49794,7 +51102,7 @@
       </w:pPr>
     </w:lvl>
   </w:abstractNum>
-  <w:abstractNum w:abstractNumId="51" w15:restartNumberingAfterBreak="0">
+  <w:abstractNum w:abstractNumId="53" w15:restartNumberingAfterBreak="0">
     <w:nsid w:val="476E7B9B"/>
     <w:multiLevelType w:val="hybridMultilevel"/>
     <w:tmpl w:val="A230BC2A"/>
@@ -49906,7 +51214,99 @@
       </w:rPr>
     </w:lvl>
   </w:abstractNum>
-  <w:abstractNum w:abstractNumId="52" w15:restartNumberingAfterBreak="0">
+  <w:abstractNum w:abstractNumId="54" w15:restartNumberingAfterBreak="0">
+    <w:nsid w:val="48122EEF"/>
+    <w:multiLevelType w:val="hybridMultilevel"/>
+    <w:tmpl w:val="5FF489AA"/>
+    <w:lvl w:ilvl="0" w:tplc="FFFFFFFF">
+      <w:start w:val="1"/>
+      <w:numFmt w:val="decimal"/>
+      <w:lvlText w:val="%1."/>
+      <w:lvlJc w:val="left"/>
+      <w:pPr>
+        <w:ind w:left="720" w:hanging="360"/>
+      </w:pPr>
+      <w:rPr>
+        <w:rFonts w:hint="default"/>
+      </w:rPr>
+    </w:lvl>
+    <w:lvl w:ilvl="1" w:tplc="FFFFFFFF">
+      <w:start w:val="1"/>
+      <w:numFmt w:val="bullet"/>
+      <w:lvlText w:val=""/>
+      <w:lvlJc w:val="left"/>
+      <w:pPr>
+        <w:ind w:left="1440" w:hanging="360"/>
+      </w:pPr>
+      <w:rPr>
+        <w:rFonts w:ascii="Symbol" w:hAnsi="Symbol" w:hint="default"/>
+      </w:rPr>
+    </w:lvl>
+    <w:lvl w:ilvl="2" w:tplc="FFFFFFFF">
+      <w:start w:val="1"/>
+      <w:numFmt w:val="lowerRoman"/>
+      <w:lvlText w:val="%3."/>
+      <w:lvlJc w:val="right"/>
+      <w:pPr>
+        <w:ind w:left="2160" w:hanging="180"/>
+      </w:pPr>
+    </w:lvl>
+    <w:lvl w:ilvl="3" w:tplc="FFFFFFFF" w:tentative="1">
+      <w:start w:val="1"/>
+      <w:numFmt w:val="decimal"/>
+      <w:lvlText w:val="%4."/>
+      <w:lvlJc w:val="left"/>
+      <w:pPr>
+        <w:ind w:left="2880" w:hanging="360"/>
+      </w:pPr>
+    </w:lvl>
+    <w:lvl w:ilvl="4" w:tplc="FFFFFFFF" w:tentative="1">
+      <w:start w:val="1"/>
+      <w:numFmt w:val="lowerLetter"/>
+      <w:lvlText w:val="%5."/>
+      <w:lvlJc w:val="left"/>
+      <w:pPr>
+        <w:ind w:left="3600" w:hanging="360"/>
+      </w:pPr>
+    </w:lvl>
+    <w:lvl w:ilvl="5" w:tplc="FFFFFFFF" w:tentative="1">
+      <w:start w:val="1"/>
+      <w:numFmt w:val="lowerRoman"/>
+      <w:lvlText w:val="%6."/>
+      <w:lvlJc w:val="right"/>
+      <w:pPr>
+        <w:ind w:left="4320" w:hanging="180"/>
+      </w:pPr>
+    </w:lvl>
+    <w:lvl w:ilvl="6" w:tplc="FFFFFFFF" w:tentative="1">
+      <w:start w:val="1"/>
+      <w:numFmt w:val="decimal"/>
+      <w:lvlText w:val="%7."/>
+      <w:lvlJc w:val="left"/>
+      <w:pPr>
+        <w:ind w:left="5040" w:hanging="360"/>
+      </w:pPr>
+    </w:lvl>
+    <w:lvl w:ilvl="7" w:tplc="FFFFFFFF" w:tentative="1">
+      <w:start w:val="1"/>
+      <w:numFmt w:val="lowerLetter"/>
+      <w:lvlText w:val="%8."/>
+      <w:lvlJc w:val="left"/>
+      <w:pPr>
+        <w:ind w:left="5760" w:hanging="360"/>
+      </w:pPr>
+    </w:lvl>
+    <w:lvl w:ilvl="8" w:tplc="FFFFFFFF" w:tentative="1">
+      <w:start w:val="1"/>
+      <w:numFmt w:val="lowerRoman"/>
+      <w:lvlText w:val="%9."/>
+      <w:lvlJc w:val="right"/>
+      <w:pPr>
+        <w:ind w:left="6480" w:hanging="180"/>
+      </w:pPr>
+    </w:lvl>
+  </w:abstractNum>
+  <w:abstractNum w:abstractNumId="55" w15:restartNumberingAfterBreak="0">
     <w:nsid w:val="486F7B71"/>
     <w:multiLevelType w:val="hybridMultilevel"/>
     <w:tmpl w:val="119E2AFA"/>
@@ -49995,7 +51395,7 @@
       </w:pPr>
     </w:lvl>
   </w:abstractNum>
-  <w:abstractNum w:abstractNumId="53" w15:restartNumberingAfterBreak="0">
+  <w:abstractNum w:abstractNumId="56" w15:restartNumberingAfterBreak="0">
     <w:nsid w:val="48C03565"/>
     <w:multiLevelType w:val="multilevel"/>
     <w:tmpl w:val="BCBCE796"/>
@@ -50081,7 +51481,7 @@
       </w:pPr>
     </w:lvl>
   </w:abstractNum>
-  <w:abstractNum w:abstractNumId="54" w15:restartNumberingAfterBreak="0">
+  <w:abstractNum w:abstractNumId="57" w15:restartNumberingAfterBreak="0">
     <w:nsid w:val="4C830503"/>
     <w:multiLevelType w:val="hybridMultilevel"/>
     <w:tmpl w:val="119E2AFA"/>
@@ -50170,7 +51570,7 @@
       </w:pPr>
     </w:lvl>
   </w:abstractNum>
-  <w:abstractNum w:abstractNumId="55" w15:restartNumberingAfterBreak="0">
+  <w:abstractNum w:abstractNumId="58" w15:restartNumberingAfterBreak="0">
     <w:nsid w:val="4E056422"/>
     <w:multiLevelType w:val="multilevel"/>
     <w:tmpl w:val="BCBCE796"/>
@@ -50256,7 +51656,7 @@
       </w:pPr>
     </w:lvl>
   </w:abstractNum>
-  <w:abstractNum w:abstractNumId="56" w15:restartNumberingAfterBreak="0">
+  <w:abstractNum w:abstractNumId="59" w15:restartNumberingAfterBreak="0">
     <w:nsid w:val="4E3F1F87"/>
     <w:multiLevelType w:val="multilevel"/>
     <w:tmpl w:val="A8929512"/>
@@ -50368,7 +51768,7 @@
       </w:rPr>
     </w:lvl>
   </w:abstractNum>
-  <w:abstractNum w:abstractNumId="57" w15:restartNumberingAfterBreak="0">
+  <w:abstractNum w:abstractNumId="60" w15:restartNumberingAfterBreak="0">
     <w:nsid w:val="4E6E1585"/>
     <w:multiLevelType w:val="multilevel"/>
     <w:tmpl w:val="BCBCE796"/>
@@ -50454,7 +51854,7 @@
       </w:pPr>
     </w:lvl>
   </w:abstractNum>
-  <w:abstractNum w:abstractNumId="58" w15:restartNumberingAfterBreak="0">
+  <w:abstractNum w:abstractNumId="61" w15:restartNumberingAfterBreak="0">
     <w:nsid w:val="52012DE0"/>
     <w:multiLevelType w:val="hybridMultilevel"/>
     <w:tmpl w:val="119E2AFA"/>
@@ -50543,7 +51943,7 @@
       </w:pPr>
     </w:lvl>
   </w:abstractNum>
-  <w:abstractNum w:abstractNumId="59" w15:restartNumberingAfterBreak="0">
+  <w:abstractNum w:abstractNumId="62" w15:restartNumberingAfterBreak="0">
     <w:nsid w:val="55FE429F"/>
     <w:multiLevelType w:val="multilevel"/>
     <w:tmpl w:val="BCBCE796"/>
@@ -50629,7 +52029,7 @@
       </w:pPr>
     </w:lvl>
   </w:abstractNum>
-  <w:abstractNum w:abstractNumId="60" w15:restartNumberingAfterBreak="0">
+  <w:abstractNum w:abstractNumId="63" w15:restartNumberingAfterBreak="0">
     <w:nsid w:val="56D870C4"/>
     <w:multiLevelType w:val="multilevel"/>
     <w:tmpl w:val="BCBCE796"/>
@@ -50715,7 +52115,7 @@
       </w:pPr>
     </w:lvl>
   </w:abstractNum>
-  <w:abstractNum w:abstractNumId="61" w15:restartNumberingAfterBreak="0">
+  <w:abstractNum w:abstractNumId="64" w15:restartNumberingAfterBreak="0">
     <w:nsid w:val="57CF6DC9"/>
     <w:multiLevelType w:val="multilevel"/>
     <w:tmpl w:val="BCBCE796"/>
@@ -50801,7 +52201,7 @@
       </w:pPr>
     </w:lvl>
   </w:abstractNum>
-  <w:abstractNum w:abstractNumId="62" w15:restartNumberingAfterBreak="0">
+  <w:abstractNum w:abstractNumId="65" w15:restartNumberingAfterBreak="0">
     <w:nsid w:val="58835672"/>
     <w:multiLevelType w:val="multilevel"/>
     <w:tmpl w:val="BCBCE796"/>
@@ -50887,7 +52287,7 @@
       </w:pPr>
     </w:lvl>
   </w:abstractNum>
-  <w:abstractNum w:abstractNumId="63" w15:restartNumberingAfterBreak="0">
+  <w:abstractNum w:abstractNumId="66" w15:restartNumberingAfterBreak="0">
     <w:nsid w:val="59A42BB6"/>
     <w:multiLevelType w:val="hybridMultilevel"/>
     <w:tmpl w:val="62E2E484"/>
@@ -50973,7 +52373,7 @@
       </w:pPr>
     </w:lvl>
   </w:abstractNum>
-  <w:abstractNum w:abstractNumId="64" w15:restartNumberingAfterBreak="0">
+  <w:abstractNum w:abstractNumId="67" w15:restartNumberingAfterBreak="0">
     <w:nsid w:val="5C057583"/>
     <w:multiLevelType w:val="multilevel"/>
     <w:tmpl w:val="BCBCE796"/>
@@ -51059,7 +52459,7 @@
       </w:pPr>
     </w:lvl>
   </w:abstractNum>
-  <w:abstractNum w:abstractNumId="65" w15:restartNumberingAfterBreak="0">
+  <w:abstractNum w:abstractNumId="68" w15:restartNumberingAfterBreak="0">
     <w:nsid w:val="5C365053"/>
     <w:multiLevelType w:val="multilevel"/>
     <w:tmpl w:val="BCBCE796"/>
@@ -51145,7 +52545,7 @@
       </w:pPr>
     </w:lvl>
   </w:abstractNum>
-  <w:abstractNum w:abstractNumId="66" w15:restartNumberingAfterBreak="0">
+  <w:abstractNum w:abstractNumId="69" w15:restartNumberingAfterBreak="0">
     <w:nsid w:val="5C5D19F9"/>
     <w:multiLevelType w:val="multilevel"/>
     <w:tmpl w:val="BCBCE796"/>
@@ -51231,7 +52631,7 @@
       </w:pPr>
     </w:lvl>
   </w:abstractNum>
-  <w:abstractNum w:abstractNumId="67" w15:restartNumberingAfterBreak="0">
+  <w:abstractNum w:abstractNumId="70" w15:restartNumberingAfterBreak="0">
     <w:nsid w:val="5FDE17AB"/>
     <w:multiLevelType w:val="hybridMultilevel"/>
     <w:tmpl w:val="119E2AFA"/>
@@ -51320,7 +52720,7 @@
       </w:pPr>
     </w:lvl>
   </w:abstractNum>
-  <w:abstractNum w:abstractNumId="68" w15:restartNumberingAfterBreak="0">
+  <w:abstractNum w:abstractNumId="71" w15:restartNumberingAfterBreak="0">
     <w:nsid w:val="622F7E77"/>
     <w:multiLevelType w:val="hybridMultilevel"/>
     <w:tmpl w:val="E35845CA"/>
@@ -51432,7 +52832,7 @@
       </w:rPr>
     </w:lvl>
   </w:abstractNum>
-  <w:abstractNum w:abstractNumId="69" w15:restartNumberingAfterBreak="0">
+  <w:abstractNum w:abstractNumId="72" w15:restartNumberingAfterBreak="0">
     <w:nsid w:val="62E70795"/>
     <w:multiLevelType w:val="multilevel"/>
     <w:tmpl w:val="BCBCE796"/>
@@ -51518,7 +52918,7 @@
       </w:pPr>
     </w:lvl>
   </w:abstractNum>
-  <w:abstractNum w:abstractNumId="70" w15:restartNumberingAfterBreak="0">
+  <w:abstractNum w:abstractNumId="73" w15:restartNumberingAfterBreak="0">
     <w:nsid w:val="645B313A"/>
     <w:multiLevelType w:val="hybridMultilevel"/>
     <w:tmpl w:val="119E2AFA"/>
@@ -51607,7 +53007,7 @@
       </w:pPr>
     </w:lvl>
   </w:abstractNum>
-  <w:abstractNum w:abstractNumId="71" w15:restartNumberingAfterBreak="0">
+  <w:abstractNum w:abstractNumId="74" w15:restartNumberingAfterBreak="0">
     <w:nsid w:val="67933679"/>
     <w:multiLevelType w:val="multilevel"/>
     <w:tmpl w:val="B6BA8AC6"/>
@@ -51719,7 +53119,7 @@
       </w:rPr>
     </w:lvl>
   </w:abstractNum>
-  <w:abstractNum w:abstractNumId="72" w15:restartNumberingAfterBreak="0">
+  <w:abstractNum w:abstractNumId="75" w15:restartNumberingAfterBreak="0">
     <w:nsid w:val="6AC0163E"/>
     <w:multiLevelType w:val="multilevel"/>
     <w:tmpl w:val="BCBCE796"/>
@@ -51805,7 +53205,7 @@
       </w:pPr>
     </w:lvl>
   </w:abstractNum>
-  <w:abstractNum w:abstractNumId="73" w15:restartNumberingAfterBreak="0">
+  <w:abstractNum w:abstractNumId="76" w15:restartNumberingAfterBreak="0">
     <w:nsid w:val="6AFF12DD"/>
     <w:multiLevelType w:val="hybridMultilevel"/>
     <w:tmpl w:val="119E2AFA"/>
@@ -51894,7 +53294,7 @@
       </w:pPr>
     </w:lvl>
   </w:abstractNum>
-  <w:abstractNum w:abstractNumId="74" w15:restartNumberingAfterBreak="0">
+  <w:abstractNum w:abstractNumId="77" w15:restartNumberingAfterBreak="0">
     <w:nsid w:val="6B416A28"/>
     <w:multiLevelType w:val="hybridMultilevel"/>
     <w:tmpl w:val="119E2AFA"/>
@@ -51983,7 +53383,7 @@
       </w:pPr>
     </w:lvl>
   </w:abstractNum>
-  <w:abstractNum w:abstractNumId="75" w15:restartNumberingAfterBreak="0">
+  <w:abstractNum w:abstractNumId="78" w15:restartNumberingAfterBreak="0">
     <w:nsid w:val="6F092528"/>
     <w:multiLevelType w:val="hybridMultilevel"/>
     <w:tmpl w:val="7438017E"/>
@@ -52096,7 +53496,7 @@
       </w:rPr>
     </w:lvl>
   </w:abstractNum>
-  <w:abstractNum w:abstractNumId="76" w15:restartNumberingAfterBreak="0">
+  <w:abstractNum w:abstractNumId="79" w15:restartNumberingAfterBreak="0">
     <w:nsid w:val="6F7D6889"/>
     <w:multiLevelType w:val="multilevel"/>
     <w:tmpl w:val="BCBCE796"/>
@@ -52182,7 +53582,7 @@
       </w:pPr>
     </w:lvl>
   </w:abstractNum>
-  <w:abstractNum w:abstractNumId="77" w15:restartNumberingAfterBreak="0">
+  <w:abstractNum w:abstractNumId="80" w15:restartNumberingAfterBreak="0">
     <w:nsid w:val="70374D1B"/>
     <w:multiLevelType w:val="multilevel"/>
     <w:tmpl w:val="BCBCE796"/>
@@ -52268,7 +53668,7 @@
       </w:pPr>
     </w:lvl>
   </w:abstractNum>
-  <w:abstractNum w:abstractNumId="78" w15:restartNumberingAfterBreak="0">
+  <w:abstractNum w:abstractNumId="81" w15:restartNumberingAfterBreak="0">
     <w:nsid w:val="70A82ADF"/>
     <w:multiLevelType w:val="multilevel"/>
     <w:tmpl w:val="BCBCE796"/>
@@ -52354,7 +53754,93 @@
       </w:pPr>
     </w:lvl>
   </w:abstractNum>
-  <w:abstractNum w:abstractNumId="79" w15:restartNumberingAfterBreak="0">
+  <w:abstractNum w:abstractNumId="82" w15:restartNumberingAfterBreak="0">
+    <w:nsid w:val="72F57C48"/>
+    <w:multiLevelType w:val="multilevel"/>
+    <w:tmpl w:val="BCBCE796"/>
+    <w:lvl w:ilvl="0">
+      <w:start w:val="1"/>
+      <w:numFmt w:val="decimal"/>
+      <w:lvlText w:val="%1."/>
+      <w:lvlJc w:val="left"/>
+      <w:pPr>
+        <w:ind w:left="709" w:hanging="360"/>
+      </w:pPr>
+    </w:lvl>
+    <w:lvl w:ilvl="1">
+      <w:start w:val="1"/>
+      <w:numFmt w:val="lowerLetter"/>
+      <w:lvlText w:val="%2."/>
+      <w:lvlJc w:val="left"/>
+      <w:pPr>
+        <w:ind w:left="1429" w:hanging="360"/>
+      </w:pPr>
+    </w:lvl>
+    <w:lvl w:ilvl="2">
+      <w:start w:val="1"/>
+      <w:numFmt w:val="lowerRoman"/>
+      <w:lvlText w:val="%3."/>
+      <w:lvlJc w:val="right"/>
+      <w:pPr>
+        <w:ind w:left="2149" w:hanging="180"/>
+      </w:pPr>
+    </w:lvl>
+    <w:lvl w:ilvl="3">
+      <w:start w:val="1"/>
+      <w:numFmt w:val="decimal"/>
+      <w:lvlText w:val="%4."/>
+      <w:lvlJc w:val="left"/>
+      <w:pPr>
+        <w:ind w:left="2869" w:hanging="360"/>
+      </w:pPr>
+    </w:lvl>
+    <w:lvl w:ilvl="4">
+      <w:start w:val="1"/>
+      <w:numFmt w:val="lowerLetter"/>
+      <w:lvlText w:val="%5."/>
+      <w:lvlJc w:val="left"/>
+      <w:pPr>
+        <w:ind w:left="3589" w:hanging="360"/>
+      </w:pPr>
+    </w:lvl>
+    <w:lvl w:ilvl="5">
+      <w:start w:val="1"/>
+      <w:numFmt w:val="lowerRoman"/>
+      <w:lvlText w:val="%6."/>
+      <w:lvlJc w:val="right"/>
+      <w:pPr>
+        <w:ind w:left="4309" w:hanging="180"/>
+      </w:pPr>
+    </w:lvl>
+    <w:lvl w:ilvl="6">
+      <w:start w:val="1"/>
+      <w:numFmt w:val="decimal"/>
+      <w:lvlText w:val="%7."/>
+      <w:lvlJc w:val="left"/>
+      <w:pPr>
+        <w:ind w:left="5029" w:hanging="360"/>
+      </w:pPr>
+    </w:lvl>
+    <w:lvl w:ilvl="7">
+      <w:start w:val="1"/>
+      <w:numFmt w:val="lowerLetter"/>
+      <w:lvlText w:val="%8."/>
+      <w:lvlJc w:val="left"/>
+      <w:pPr>
+        <w:ind w:left="5749" w:hanging="360"/>
+      </w:pPr>
+    </w:lvl>
+    <w:lvl w:ilvl="8">
+      <w:start w:val="1"/>
+      <w:numFmt w:val="lowerRoman"/>
+      <w:lvlText w:val="%9."/>
+      <w:lvlJc w:val="right"/>
+      <w:pPr>
+        <w:ind w:left="6469" w:hanging="180"/>
+      </w:pPr>
+    </w:lvl>
+  </w:abstractNum>
+  <w:abstractNum w:abstractNumId="83" w15:restartNumberingAfterBreak="0">
     <w:nsid w:val="74314063"/>
     <w:multiLevelType w:val="multilevel"/>
     <w:tmpl w:val="BCBCE796"/>
@@ -52440,7 +53926,7 @@
       </w:pPr>
     </w:lvl>
   </w:abstractNum>
-  <w:abstractNum w:abstractNumId="80" w15:restartNumberingAfterBreak="0">
+  <w:abstractNum w:abstractNumId="84" w15:restartNumberingAfterBreak="0">
     <w:nsid w:val="79405FEA"/>
     <w:multiLevelType w:val="multilevel"/>
     <w:tmpl w:val="37589D72"/>
@@ -52553,7 +54039,7 @@
       </w:rPr>
     </w:lvl>
   </w:abstractNum>
-  <w:abstractNum w:abstractNumId="81" w15:restartNumberingAfterBreak="0">
+  <w:abstractNum w:abstractNumId="85" w15:restartNumberingAfterBreak="0">
     <w:nsid w:val="7EF00DEA"/>
     <w:multiLevelType w:val="multilevel"/>
     <w:tmpl w:val="BCBCE796"/>
@@ -52640,25 +54126,25 @@
     </w:lvl>
   </w:abstractNum>
   <w:num w:numId="1" w16cid:durableId="1735929182">
-    <w:abstractNumId w:val="26"/>
+    <w:abstractNumId w:val="27"/>
   </w:num>
   <w:num w:numId="2" w16cid:durableId="941641874">
-    <w:abstractNumId w:val="46"/>
+    <w:abstractNumId w:val="48"/>
   </w:num>
   <w:num w:numId="3" w16cid:durableId="1327005597">
-    <w:abstractNumId w:val="30"/>
+    <w:abstractNumId w:val="31"/>
   </w:num>
   <w:num w:numId="4" w16cid:durableId="1176534514">
-    <w:abstractNumId w:val="75"/>
+    <w:abstractNumId w:val="78"/>
   </w:num>
   <w:num w:numId="5" w16cid:durableId="644049740">
-    <w:abstractNumId w:val="48"/>
+    <w:abstractNumId w:val="50"/>
   </w:num>
   <w:num w:numId="6" w16cid:durableId="1000691270">
-    <w:abstractNumId w:val="31"/>
+    <w:abstractNumId w:val="32"/>
   </w:num>
   <w:num w:numId="7" w16cid:durableId="1016999726">
-    <w:abstractNumId w:val="31"/>
+    <w:abstractNumId w:val="32"/>
     <w:lvlOverride w:ilvl="0">
       <w:startOverride w:val="1"/>
     </w:lvlOverride>
@@ -52688,220 +54174,232 @@
     </w:lvlOverride>
   </w:num>
   <w:num w:numId="8" w16cid:durableId="1748529093">
-    <w:abstractNumId w:val="68"/>
+    <w:abstractNumId w:val="71"/>
   </w:num>
   <w:num w:numId="9" w16cid:durableId="13771043">
+    <w:abstractNumId w:val="38"/>
+  </w:num>
+  <w:num w:numId="10" w16cid:durableId="1222715115">
+    <w:abstractNumId w:val="40"/>
+  </w:num>
+  <w:num w:numId="11" w16cid:durableId="659772123">
+    <w:abstractNumId w:val="21"/>
+  </w:num>
+  <w:num w:numId="12" w16cid:durableId="994068644">
     <w:abstractNumId w:val="36"/>
   </w:num>
-  <w:num w:numId="10" w16cid:durableId="1222715115">
-    <w:abstractNumId w:val="38"/>
-  </w:num>
-  <w:num w:numId="11" w16cid:durableId="659772123">
-    <w:abstractNumId w:val="20"/>
-  </w:num>
-  <w:num w:numId="12" w16cid:durableId="994068644">
-    <w:abstractNumId w:val="34"/>
-  </w:num>
   <w:num w:numId="13" w16cid:durableId="722170864">
-    <w:abstractNumId w:val="9"/>
+    <w:abstractNumId w:val="10"/>
   </w:num>
   <w:num w:numId="14" w16cid:durableId="1063065823">
-    <w:abstractNumId w:val="59"/>
+    <w:abstractNumId w:val="62"/>
   </w:num>
   <w:num w:numId="15" w16cid:durableId="1892186575">
-    <w:abstractNumId w:val="49"/>
+    <w:abstractNumId w:val="51"/>
   </w:num>
   <w:num w:numId="16" w16cid:durableId="1775709375">
-    <w:abstractNumId w:val="81"/>
+    <w:abstractNumId w:val="85"/>
   </w:num>
   <w:num w:numId="17" w16cid:durableId="1294870951">
-    <w:abstractNumId w:val="33"/>
+    <w:abstractNumId w:val="35"/>
   </w:num>
   <w:num w:numId="18" w16cid:durableId="1582979918">
-    <w:abstractNumId w:val="28"/>
+    <w:abstractNumId w:val="29"/>
   </w:num>
   <w:num w:numId="19" w16cid:durableId="677318461">
-    <w:abstractNumId w:val="12"/>
+    <w:abstractNumId w:val="13"/>
   </w:num>
   <w:num w:numId="20" w16cid:durableId="1121727194">
     <w:abstractNumId w:val="4"/>
   </w:num>
   <w:num w:numId="21" w16cid:durableId="782111121">
-    <w:abstractNumId w:val="32"/>
+    <w:abstractNumId w:val="34"/>
   </w:num>
   <w:num w:numId="22" w16cid:durableId="1185825051">
-    <w:abstractNumId w:val="63"/>
+    <w:abstractNumId w:val="66"/>
   </w:num>
   <w:num w:numId="23" w16cid:durableId="918830947">
-    <w:abstractNumId w:val="65"/>
+    <w:abstractNumId w:val="68"/>
   </w:num>
   <w:num w:numId="24" w16cid:durableId="914898703">
-    <w:abstractNumId w:val="15"/>
+    <w:abstractNumId w:val="16"/>
   </w:num>
   <w:num w:numId="25" w16cid:durableId="1501504133">
+    <w:abstractNumId w:val="84"/>
+  </w:num>
+  <w:num w:numId="26" w16cid:durableId="1407996080">
+    <w:abstractNumId w:val="53"/>
+  </w:num>
+  <w:num w:numId="27" w16cid:durableId="2118913935">
+    <w:abstractNumId w:val="30"/>
+  </w:num>
+  <w:num w:numId="28" w16cid:durableId="1309284589">
+    <w:abstractNumId w:val="83"/>
+  </w:num>
+  <w:num w:numId="29" w16cid:durableId="2076273062">
+    <w:abstractNumId w:val="25"/>
+  </w:num>
+  <w:num w:numId="30" w16cid:durableId="1487939723">
+    <w:abstractNumId w:val="26"/>
+  </w:num>
+  <w:num w:numId="31" w16cid:durableId="864441712">
+    <w:abstractNumId w:val="22"/>
+  </w:num>
+  <w:num w:numId="32" w16cid:durableId="548341859">
+    <w:abstractNumId w:val="74"/>
+  </w:num>
+  <w:num w:numId="33" w16cid:durableId="622342311">
+    <w:abstractNumId w:val="79"/>
+  </w:num>
+  <w:num w:numId="34" w16cid:durableId="1886289631">
+    <w:abstractNumId w:val="44"/>
+  </w:num>
+  <w:num w:numId="35" w16cid:durableId="1993556631">
+    <w:abstractNumId w:val="81"/>
+  </w:num>
+  <w:num w:numId="36" w16cid:durableId="257715126">
+    <w:abstractNumId w:val="56"/>
+  </w:num>
+  <w:num w:numId="37" w16cid:durableId="1426149257">
     <w:abstractNumId w:val="80"/>
   </w:num>
-  <w:num w:numId="26" w16cid:durableId="1407996080">
-    <w:abstractNumId w:val="51"/>
-  </w:num>
-  <w:num w:numId="27" w16cid:durableId="2118913935">
-    <w:abstractNumId w:val="29"/>
-  </w:num>
-  <w:num w:numId="28" w16cid:durableId="1309284589">
-    <w:abstractNumId w:val="79"/>
-  </w:num>
-  <w:num w:numId="29" w16cid:durableId="2076273062">
-    <w:abstractNumId w:val="24"/>
-  </w:num>
-  <w:num w:numId="30" w16cid:durableId="1487939723">
-    <w:abstractNumId w:val="25"/>
-  </w:num>
-  <w:num w:numId="31" w16cid:durableId="864441712">
-    <w:abstractNumId w:val="21"/>
-  </w:num>
-  <w:num w:numId="32" w16cid:durableId="548341859">
-    <w:abstractNumId w:val="71"/>
-  </w:num>
-  <w:num w:numId="33" w16cid:durableId="622342311">
-    <w:abstractNumId w:val="76"/>
-  </w:num>
-  <w:num w:numId="34" w16cid:durableId="1886289631">
-    <w:abstractNumId w:val="42"/>
-  </w:num>
-  <w:num w:numId="35" w16cid:durableId="1993556631">
-    <w:abstractNumId w:val="78"/>
-  </w:num>
-  <w:num w:numId="36" w16cid:durableId="257715126">
-    <w:abstractNumId w:val="53"/>
-  </w:num>
-  <w:num w:numId="37" w16cid:durableId="1426149257">
-    <w:abstractNumId w:val="77"/>
-  </w:num>
   <w:num w:numId="38" w16cid:durableId="491796650">
-    <w:abstractNumId w:val="66"/>
+    <w:abstractNumId w:val="69"/>
   </w:num>
   <w:num w:numId="39" w16cid:durableId="115485265">
-    <w:abstractNumId w:val="64"/>
+    <w:abstractNumId w:val="67"/>
   </w:num>
   <w:num w:numId="40" w16cid:durableId="1861121929">
     <w:abstractNumId w:val="5"/>
   </w:num>
   <w:num w:numId="41" w16cid:durableId="1173256708">
-    <w:abstractNumId w:val="47"/>
+    <w:abstractNumId w:val="49"/>
   </w:num>
   <w:num w:numId="42" w16cid:durableId="1450002811">
-    <w:abstractNumId w:val="16"/>
+    <w:abstractNumId w:val="17"/>
   </w:num>
   <w:num w:numId="43" w16cid:durableId="664776">
+    <w:abstractNumId w:val="64"/>
+  </w:num>
+  <w:num w:numId="44" w16cid:durableId="1287155047">
+    <w:abstractNumId w:val="37"/>
+  </w:num>
+  <w:num w:numId="45" w16cid:durableId="2053534155">
+    <w:abstractNumId w:val="43"/>
+  </w:num>
+  <w:num w:numId="46" w16cid:durableId="809592266">
+    <w:abstractNumId w:val="59"/>
+  </w:num>
+  <w:num w:numId="47" w16cid:durableId="329916628">
+    <w:abstractNumId w:val="42"/>
+  </w:num>
+  <w:num w:numId="48" w16cid:durableId="1061901349">
+    <w:abstractNumId w:val="23"/>
+  </w:num>
+  <w:num w:numId="49" w16cid:durableId="823858952">
     <w:abstractNumId w:val="61"/>
   </w:num>
-  <w:num w:numId="44" w16cid:durableId="1287155047">
-    <w:abstractNumId w:val="35"/>
-  </w:num>
-  <w:num w:numId="45" w16cid:durableId="2053534155">
+  <w:num w:numId="50" w16cid:durableId="352878034">
     <w:abstractNumId w:val="41"/>
   </w:num>
-  <w:num w:numId="46" w16cid:durableId="809592266">
-    <w:abstractNumId w:val="56"/>
-  </w:num>
-  <w:num w:numId="47" w16cid:durableId="329916628">
-    <w:abstractNumId w:val="40"/>
-  </w:num>
-  <w:num w:numId="48" w16cid:durableId="1061901349">
-    <w:abstractNumId w:val="22"/>
-  </w:num>
-  <w:num w:numId="49" w16cid:durableId="823858952">
-    <w:abstractNumId w:val="58"/>
-  </w:num>
-  <w:num w:numId="50" w16cid:durableId="352878034">
-    <w:abstractNumId w:val="39"/>
-  </w:num>
   <w:num w:numId="51" w16cid:durableId="1664315735">
-    <w:abstractNumId w:val="73"/>
+    <w:abstractNumId w:val="76"/>
   </w:num>
   <w:num w:numId="52" w16cid:durableId="851183525">
-    <w:abstractNumId w:val="67"/>
+    <w:abstractNumId w:val="70"/>
   </w:num>
   <w:num w:numId="53" w16cid:durableId="1854882212">
-    <w:abstractNumId w:val="17"/>
+    <w:abstractNumId w:val="18"/>
   </w:num>
   <w:num w:numId="54" w16cid:durableId="1849366423">
-    <w:abstractNumId w:val="54"/>
+    <w:abstractNumId w:val="57"/>
   </w:num>
   <w:num w:numId="55" w16cid:durableId="1696075619">
-    <w:abstractNumId w:val="52"/>
+    <w:abstractNumId w:val="55"/>
   </w:num>
   <w:num w:numId="56" w16cid:durableId="1020476724">
-    <w:abstractNumId w:val="10"/>
+    <w:abstractNumId w:val="11"/>
   </w:num>
   <w:num w:numId="57" w16cid:durableId="595138230">
     <w:abstractNumId w:val="7"/>
   </w:num>
   <w:num w:numId="58" w16cid:durableId="381944635">
-    <w:abstractNumId w:val="62"/>
+    <w:abstractNumId w:val="65"/>
   </w:num>
   <w:num w:numId="59" w16cid:durableId="179901981">
     <w:abstractNumId w:val="8"/>
   </w:num>
   <w:num w:numId="60" w16cid:durableId="774792174">
-    <w:abstractNumId w:val="45"/>
+    <w:abstractNumId w:val="47"/>
   </w:num>
   <w:num w:numId="61" w16cid:durableId="1747874773">
     <w:abstractNumId w:val="6"/>
   </w:num>
   <w:num w:numId="62" w16cid:durableId="993991772">
+    <w:abstractNumId w:val="20"/>
+  </w:num>
+  <w:num w:numId="63" w16cid:durableId="4554285">
+    <w:abstractNumId w:val="75"/>
+  </w:num>
+  <w:num w:numId="64" w16cid:durableId="875436079">
+    <w:abstractNumId w:val="73"/>
+  </w:num>
+  <w:num w:numId="65" w16cid:durableId="1446922817">
+    <w:abstractNumId w:val="77"/>
+  </w:num>
+  <w:num w:numId="66" w16cid:durableId="1997300366">
+    <w:abstractNumId w:val="15"/>
+  </w:num>
+  <w:num w:numId="67" w16cid:durableId="2023436685">
     <w:abstractNumId w:val="19"/>
   </w:num>
-  <w:num w:numId="63" w16cid:durableId="4554285">
+  <w:num w:numId="68" w16cid:durableId="447436517">
+    <w:abstractNumId w:val="28"/>
+  </w:num>
+  <w:num w:numId="69" w16cid:durableId="1216157020">
+    <w:abstractNumId w:val="58"/>
+  </w:num>
+  <w:num w:numId="70" w16cid:durableId="527066423">
+    <w:abstractNumId w:val="24"/>
+  </w:num>
+  <w:num w:numId="71" w16cid:durableId="1976569088">
+    <w:abstractNumId w:val="14"/>
+  </w:num>
+  <w:num w:numId="72" w16cid:durableId="1707413795">
+    <w:abstractNumId w:val="12"/>
+  </w:num>
+  <w:num w:numId="73" w16cid:durableId="57752014">
+    <w:abstractNumId w:val="45"/>
+  </w:num>
+  <w:num w:numId="74" w16cid:durableId="1756390221">
+    <w:abstractNumId w:val="63"/>
+  </w:num>
+  <w:num w:numId="75" w16cid:durableId="51081546">
     <w:abstractNumId w:val="72"/>
   </w:num>
-  <w:num w:numId="64" w16cid:durableId="875436079">
-    <w:abstractNumId w:val="70"/>
+  <w:num w:numId="76" w16cid:durableId="696780458">
+    <w:abstractNumId w:val="52"/>
   </w:num>
-  <w:num w:numId="65" w16cid:durableId="1446922817">
-    <w:abstractNumId w:val="74"/>
-  </w:num>
-  <w:num w:numId="66" w16cid:durableId="1997300366">
-    <w:abstractNumId w:val="14"/>
-  </w:num>
-  <w:num w:numId="67" w16cid:durableId="2023436685">
-    <w:abstractNumId w:val="18"/>
-  </w:num>
-  <w:num w:numId="68" w16cid:durableId="447436517">
-    <w:abstractNumId w:val="27"/>
-  </w:num>
-  <w:num w:numId="69" w16cid:durableId="1216157020">
-    <w:abstractNumId w:val="55"/>
-  </w:num>
-  <w:num w:numId="70" w16cid:durableId="527066423">
-    <w:abstractNumId w:val="23"/>
-  </w:num>
-  <w:num w:numId="71" w16cid:durableId="1976569088">
-    <w:abstractNumId w:val="13"/>
-  </w:num>
-  <w:num w:numId="72" w16cid:durableId="1707413795">
-    <w:abstractNumId w:val="11"/>
-  </w:num>
-  <w:num w:numId="73" w16cid:durableId="57752014">
-    <w:abstractNumId w:val="43"/>
-  </w:num>
-  <w:num w:numId="74" w16cid:durableId="1756390221">
+  <w:num w:numId="77" w16cid:durableId="950748160">
     <w:abstractNumId w:val="60"/>
   </w:num>
-  <w:num w:numId="75" w16cid:durableId="51081546">
-    <w:abstractNumId w:val="69"/>
-  </w:num>
-  <w:num w:numId="76" w16cid:durableId="696780458">
-    <w:abstractNumId w:val="50"/>
-  </w:num>
-  <w:num w:numId="77" w16cid:durableId="950748160">
-    <w:abstractNumId w:val="57"/>
-  </w:num>
   <w:num w:numId="78" w16cid:durableId="254829206">
-    <w:abstractNumId w:val="44"/>
+    <w:abstractNumId w:val="46"/>
   </w:num>
   <w:num w:numId="79" w16cid:durableId="622736909">
-    <w:abstractNumId w:val="37"/>
+    <w:abstractNumId w:val="39"/>
+  </w:num>
+  <w:num w:numId="80" w16cid:durableId="1202093336">
+    <w:abstractNumId w:val="54"/>
+  </w:num>
+  <w:num w:numId="81" w16cid:durableId="1974292193">
+    <w:abstractNumId w:val="9"/>
+  </w:num>
+  <w:num w:numId="82" w16cid:durableId="1011641840">
+    <w:abstractNumId w:val="82"/>
+  </w:num>
+  <w:num w:numId="83" w16cid:durableId="352347399">
+    <w:abstractNumId w:val="33"/>
   </w:num>
   <w:numIdMacAtCleanup w:val="79"/>
 </w:numbering>

--- a/Documents/02_NovaBiblioteca_RAD.docx
+++ b/Documents/02_NovaBiblioteca_RAD.docx
@@ -15253,7 +15253,19 @@
         <w:rPr>
           <w:rFonts w:asciiTheme="minorHAnsi" w:hAnsiTheme="minorHAnsi"/>
         </w:rPr>
-        <w:t>Credenziali non valide”.</w:t>
+        <w:t>Credenziali non valide”</w:t>
+      </w:r>
+      <w:r>
+        <w:rPr>
+          <w:rFonts w:asciiTheme="minorHAnsi" w:hAnsiTheme="minorHAnsi"/>
+        </w:rPr>
+        <w:t xml:space="preserve"> con pulsante “Ok”</w:t>
+      </w:r>
+      <w:r>
+        <w:rPr>
+          <w:rFonts w:asciiTheme="minorHAnsi" w:hAnsiTheme="minorHAnsi"/>
+        </w:rPr>
+        <w:t>.</w:t>
       </w:r>
     </w:p>
     <w:p>
@@ -15274,6 +15286,27 @@
         <w:rPr>
           <w:rFonts w:asciiTheme="minorHAnsi" w:hAnsiTheme="minorHAnsi"/>
         </w:rPr>
+        <w:t>L’utente preme “Ok”.</w:t>
+      </w:r>
+    </w:p>
+    <w:p>
+      <w:pPr>
+        <w:pStyle w:val="ListParagraph"/>
+        <w:widowControl/>
+        <w:numPr>
+          <w:ilvl w:val="0"/>
+          <w:numId w:val="15"/>
+        </w:numPr>
+        <w:suppressAutoHyphens w:val="0"/>
+        <w:spacing w:after="100" w:afterAutospacing="1" w:line="278" w:lineRule="auto"/>
+        <w:rPr>
+          <w:rFonts w:asciiTheme="minorHAnsi" w:hAnsiTheme="minorHAnsi"/>
+        </w:rPr>
+      </w:pPr>
+      <w:r>
+        <w:rPr>
+          <w:rFonts w:asciiTheme="minorHAnsi" w:hAnsiTheme="minorHAnsi"/>
+        </w:rPr>
         <w:t>Il sistema ripresenta all’utente registrato la schermata di autenticazione.</w:t>
       </w:r>
     </w:p>
@@ -15292,6 +15325,7 @@
           <w:b/>
           <w:bCs/>
         </w:rPr>
+        <w:lastRenderedPageBreak/>
         <w:t>Exit condition:</w:t>
       </w:r>
       <w:r>
@@ -15318,7 +15352,6 @@
           <w:sz w:val="28"/>
           <w:szCs w:val="28"/>
         </w:rPr>
-        <w:lastRenderedPageBreak/>
         <w:t>UC2.2 – Impostazione password permanente</w:t>
       </w:r>
     </w:p>
@@ -19367,7 +19400,19 @@
         <w:rPr>
           <w:rFonts w:asciiTheme="minorHAnsi" w:hAnsiTheme="minorHAnsi"/>
         </w:rPr>
-        <w:t>Il sistema mostra a schermo il messaggio “La tua prenotazione è stata cancellata con successo”.</w:t>
+        <w:t>Il sistema mostra a schermo il messaggio “La tua prenotazione è stata cancellata con successo”</w:t>
+      </w:r>
+      <w:r>
+        <w:rPr>
+          <w:rFonts w:asciiTheme="minorHAnsi" w:hAnsiTheme="minorHAnsi"/>
+        </w:rPr>
+        <w:t xml:space="preserve"> con un pulsante “Ok”</w:t>
+      </w:r>
+      <w:r>
+        <w:rPr>
+          <w:rFonts w:asciiTheme="minorHAnsi" w:hAnsiTheme="minorHAnsi"/>
+        </w:rPr>
+        <w:t>.</w:t>
       </w:r>
     </w:p>
     <w:p>
@@ -19388,6 +19433,27 @@
         <w:rPr>
           <w:rFonts w:asciiTheme="minorHAnsi" w:hAnsiTheme="minorHAnsi"/>
         </w:rPr>
+        <w:t>Il lettore registrato preme “Ok”.</w:t>
+      </w:r>
+    </w:p>
+    <w:p>
+      <w:pPr>
+        <w:pStyle w:val="ListParagraph"/>
+        <w:widowControl/>
+        <w:numPr>
+          <w:ilvl w:val="0"/>
+          <w:numId w:val="60"/>
+        </w:numPr>
+        <w:suppressAutoHyphens w:val="0"/>
+        <w:spacing w:after="100" w:afterAutospacing="1" w:line="278" w:lineRule="auto"/>
+        <w:rPr>
+          <w:rFonts w:asciiTheme="minorHAnsi" w:hAnsiTheme="minorHAnsi"/>
+        </w:rPr>
+      </w:pPr>
+      <w:r>
+        <w:rPr>
+          <w:rFonts w:asciiTheme="minorHAnsi" w:hAnsiTheme="minorHAnsi"/>
+        </w:rPr>
         <w:t xml:space="preserve">Il sistema </w:t>
       </w:r>
       <w:r>
@@ -19637,7 +19703,6 @@
           <w:bCs/>
           <w:noProof/>
         </w:rPr>
-        <w:lastRenderedPageBreak/>
         <w:drawing>
           <wp:anchor distT="0" distB="0" distL="114300" distR="114300" simplePos="0" relativeHeight="251664384" behindDoc="0" locked="0" layoutInCell="1" allowOverlap="1" wp14:anchorId="5F3B6AD9" wp14:editId="47B35BD7">
             <wp:simplePos x="0" y="0"/>
@@ -20262,6 +20327,7 @@
         <w:rPr>
           <w:rFonts w:asciiTheme="minorHAnsi" w:hAnsiTheme="minorHAnsi"/>
         </w:rPr>
+        <w:lastRenderedPageBreak/>
         <w:t>L’operatore preme il pulsante “Ok”.</w:t>
       </w:r>
     </w:p>
@@ -20283,7 +20349,6 @@
         <w:rPr>
           <w:rFonts w:asciiTheme="minorHAnsi" w:hAnsiTheme="minorHAnsi"/>
         </w:rPr>
-        <w:lastRenderedPageBreak/>
         <w:t>Il sistema reindirizza l’operatore alla pagina di gestione del catalogo.</w:t>
       </w:r>
     </w:p>
@@ -30957,6 +31022,16 @@
         </w:rPr>
         <w:t xml:space="preserve"> – Reset della password di un lettore </w:t>
       </w:r>
+      <w:r>
+        <w:rPr>
+          <w:rFonts w:asciiTheme="minorHAnsi" w:hAnsiTheme="minorHAnsi"/>
+          <w:b/>
+          <w:bCs/>
+          <w:sz w:val="28"/>
+          <w:szCs w:val="28"/>
+        </w:rPr>
+        <w:t>registrato</w:t>
+      </w:r>
     </w:p>
     <w:p>
       <w:pPr>
@@ -31731,16 +31806,7 @@
           <w:lang w:eastAsia="en-US"/>
           <w14:ligatures w14:val="standardContextual"/>
         </w:rPr>
-        <w:t xml:space="preserve">Il sistema reindirizza l’operatore a una pagina che presenta la </w:t>
-      </w:r>
-      <w:r>
-        <w:rPr>
-          <w:rFonts w:asciiTheme="minorHAnsi" w:eastAsiaTheme="minorHAnsi" w:hAnsiTheme="minorHAnsi" w:cstheme="minorBidi"/>
-          <w:kern w:val="2"/>
-          <w:lang w:eastAsia="en-US"/>
-          <w14:ligatures w14:val="standardContextual"/>
-        </w:rPr>
-        <w:t>lista di copie disponibili per quell’edizione, ciascuna con un pulsante “Presta”.</w:t>
+        <w:t>Il sistema reindirizza l’operatore a una pagina che presenta la lista di copie disponibili per quell’edizione, ciascuna con un pulsante “Presta”.</w:t>
       </w:r>
     </w:p>
     <w:p>
@@ -34473,16 +34539,7 @@
           <w:lang w:eastAsia="en-US"/>
           <w14:ligatures w14:val="standardContextual"/>
         </w:rPr>
-        <w:t xml:space="preserve">si trova nella pagina </w:t>
-      </w:r>
-      <w:r>
-        <w:rPr>
-          <w:rFonts w:asciiTheme="minorHAnsi" w:eastAsiaTheme="minorHAnsi" w:hAnsiTheme="minorHAnsi" w:cstheme="minorBidi"/>
-          <w:kern w:val="2"/>
-          <w:lang w:eastAsia="en-US"/>
-          <w14:ligatures w14:val="standardContextual"/>
-        </w:rPr>
-        <w:t xml:space="preserve">di scelta della copia da prestare e non vi sono copie disponibili per quella edizione. </w:t>
+        <w:t xml:space="preserve">si trova nella pagina di scelta della copia da prestare e non vi sono copie disponibili per quella edizione. </w:t>
       </w:r>
     </w:p>
     <w:p>
@@ -43111,7 +43168,7 @@
         </w:rPr>
         <w:lastRenderedPageBreak/>
         <w:drawing>
-          <wp:anchor distT="0" distB="0" distL="114300" distR="114300" simplePos="0" relativeHeight="251680768" behindDoc="0" locked="0" layoutInCell="1" allowOverlap="1" wp14:anchorId="62D7DCCA" wp14:editId="3D33AF79">
+          <wp:anchor distT="0" distB="0" distL="114300" distR="114300" simplePos="0" relativeHeight="251680768" behindDoc="0" locked="0" layoutInCell="1" allowOverlap="1" wp14:anchorId="62D7DCCA" wp14:editId="3E986627">
             <wp:simplePos x="0" y="0"/>
             <wp:positionH relativeFrom="page">
               <wp:align>left</wp:align>
@@ -43224,7 +43281,6 @@
           <w:sz w:val="28"/>
           <w:szCs w:val="28"/>
         </w:rPr>
-        <w:lastRenderedPageBreak/>
         <w:t>Object model</w:t>
       </w:r>
       <w:bookmarkEnd w:id="42"/>
@@ -43283,15 +43339,53 @@
       <w:bookmarkEnd w:id="44"/>
     </w:p>
     <w:p>
-      <w:r>
-        <w:rPr>
+      <w:pPr>
+        <w:rPr>
+          <w:rFonts w:asciiTheme="minorHAnsi" w:hAnsiTheme="minorHAnsi"/>
+          <w:b/>
+          <w:bCs/>
+          <w:sz w:val="28"/>
+          <w:szCs w:val="28"/>
+          <w:lang w:val="en-US"/>
+        </w:rPr>
+      </w:pPr>
+    </w:p>
+    <w:p>
+      <w:pPr>
+        <w:rPr>
+          <w:rFonts w:asciiTheme="minorHAnsi" w:hAnsiTheme="minorHAnsi"/>
+          <w:b/>
+          <w:bCs/>
+          <w:sz w:val="28"/>
+          <w:szCs w:val="28"/>
+        </w:rPr>
+      </w:pPr>
+    </w:p>
+    <w:p>
+      <w:pPr>
+        <w:rPr>
+          <w:rFonts w:asciiTheme="minorHAnsi" w:hAnsiTheme="minorHAnsi"/>
+          <w:b/>
+          <w:bCs/>
+          <w:sz w:val="28"/>
+          <w:szCs w:val="28"/>
+        </w:rPr>
+      </w:pPr>
+      <w:r>
+        <w:rPr>
+          <w:rFonts w:asciiTheme="minorHAnsi" w:hAnsiTheme="minorHAnsi"/>
+          <w:b/>
+          <w:bCs/>
           <w:noProof/>
-        </w:rPr>
+          <w:sz w:val="28"/>
+          <w:szCs w:val="28"/>
+        </w:rPr>
+        <w:lastRenderedPageBreak/>
         <w:drawing>
-          <wp:inline distT="0" distB="0" distL="0" distR="0" wp14:anchorId="5B707051" wp14:editId="312E568F">
-            <wp:extent cx="4614226" cy="2990850"/>
-            <wp:effectExtent l="0" t="0" r="0" b="0"/>
-            <wp:docPr id="1508611855" name="drawing"/>
+          <wp:inline distT="0" distB="0" distL="0" distR="0" wp14:anchorId="706F2329" wp14:editId="74DC95DF">
+            <wp:extent cx="4345940" cy="2813685"/>
+            <wp:effectExtent l="0" t="0" r="0" b="5715"/>
+            <wp:docPr id="1590457071" name="Picture 4"/>
             <wp:cNvGraphicFramePr>
               <a:graphicFrameLocks xmlns:a="http://schemas.openxmlformats.org/drawingml/2006/main" noChangeAspect="1"/>
             </wp:cNvGraphicFramePr>
@@ -43299,29 +43393,36 @@
               <a:graphicData uri="http://schemas.openxmlformats.org/drawingml/2006/picture">
                 <pic:pic xmlns:pic="http://schemas.openxmlformats.org/drawingml/2006/picture">
                   <pic:nvPicPr>
-                    <pic:cNvPr id="1508611855" name="Picture 1508611855"/>
-                    <pic:cNvPicPr/>
+                    <pic:cNvPr id="0" name="Picture 4"/>
+                    <pic:cNvPicPr>
+                      <a:picLocks noChangeAspect="1" noChangeArrowheads="1"/>
+                    </pic:cNvPicPr>
                   </pic:nvPicPr>
                   <pic:blipFill>
                     <a:blip r:embed="rId36">
                       <a:extLst>
                         <a:ext uri="{28A0092B-C50C-407E-A947-70E740481C1C}">
-                          <a14:useLocalDpi xmlns:a14="http://schemas.microsoft.com/office/drawing/2010/main"/>
+                          <a14:useLocalDpi xmlns:a14="http://schemas.microsoft.com/office/drawing/2010/main" val="0"/>
                         </a:ext>
                       </a:extLst>
                     </a:blip>
+                    <a:srcRect/>
                     <a:stretch>
                       <a:fillRect/>
                     </a:stretch>
                   </pic:blipFill>
-                  <pic:spPr>
+                  <pic:spPr bwMode="auto">
                     <a:xfrm>
                       <a:off x="0" y="0"/>
-                      <a:ext cx="4614226" cy="2990850"/>
+                      <a:ext cx="4345940" cy="2813685"/>
                     </a:xfrm>
                     <a:prstGeom prst="rect">
                       <a:avLst/>
                     </a:prstGeom>
+                    <a:noFill/>
+                    <a:ln>
+                      <a:noFill/>
+                    </a:ln>
                   </pic:spPr>
                 </pic:pic>
               </a:graphicData>
@@ -43331,28 +43432,91 @@
       </w:r>
     </w:p>
     <w:p>
-      <w:r>
-        <w:t>Fig 1.0 - Home lettore non registrato</w:t>
-      </w:r>
-    </w:p>
-    <w:p>
-      <w:r>
-        <w:rPr>
+      <w:pPr>
+        <w:rPr>
+          <w:rFonts w:asciiTheme="minorHAnsi" w:hAnsiTheme="minorHAnsi"/>
+          <w:b/>
+          <w:bCs/>
           <w:noProof/>
+          <w:sz w:val="28"/>
+          <w:szCs w:val="28"/>
+        </w:rPr>
+      </w:pPr>
+      <w:r>
+        <w:rPr>
+          <w:rFonts w:asciiTheme="minorHAnsi" w:hAnsiTheme="minorHAnsi"/>
+          <w:b/>
+          <w:bCs/>
+          <w:sz w:val="28"/>
+          <w:szCs w:val="28"/>
+        </w:rPr>
+        <w:t>M</w:t>
+      </w:r>
+      <w:r>
+        <w:rPr>
+          <w:rFonts w:asciiTheme="minorHAnsi" w:hAnsiTheme="minorHAnsi"/>
+          <w:b/>
+          <w:bCs/>
+          <w:sz w:val="28"/>
+          <w:szCs w:val="28"/>
+        </w:rPr>
+        <w:t>1</w:t>
+      </w:r>
+      <w:r>
+        <w:rPr>
+          <w:rFonts w:asciiTheme="minorHAnsi" w:hAnsiTheme="minorHAnsi"/>
+          <w:b/>
+          <w:bCs/>
+          <w:sz w:val="28"/>
+          <w:szCs w:val="28"/>
+        </w:rPr>
+        <w:t xml:space="preserve"> – </w:t>
+      </w:r>
+      <w:r>
+        <w:rPr>
+          <w:rFonts w:asciiTheme="minorHAnsi" w:hAnsiTheme="minorHAnsi"/>
+          <w:b/>
+          <w:bCs/>
+          <w:sz w:val="28"/>
+          <w:szCs w:val="28"/>
+        </w:rPr>
+        <w:t>Home page utente non autenticato</w:t>
+      </w:r>
+      <w:r>
+        <w:rPr>
+          <w:rFonts w:asciiTheme="minorHAnsi" w:hAnsiTheme="minorHAnsi"/>
+          <w:b/>
+          <w:bCs/>
+          <w:sz w:val="28"/>
+          <w:szCs w:val="28"/>
+        </w:rPr>
+        <w:t>.</w:t>
+      </w:r>
+      <w:r>
+        <w:rPr>
+          <w:rFonts w:asciiTheme="minorHAnsi" w:hAnsiTheme="minorHAnsi"/>
+          <w:b/>
+          <w:bCs/>
+          <w:noProof/>
+          <w:sz w:val="28"/>
+          <w:szCs w:val="28"/>
+        </w:rPr>
+        <w:t xml:space="preserve"> </w:t>
+      </w:r>
+      <w:r>
+        <w:rPr>
+          <w:rFonts w:asciiTheme="minorHAnsi" w:hAnsiTheme="minorHAnsi"/>
+          <w:b/>
+          <w:bCs/>
+          <w:noProof/>
+          <w:sz w:val="28"/>
+          <w:szCs w:val="28"/>
         </w:rPr>
         <w:drawing>
-          <wp:anchor distT="0" distB="0" distL="114300" distR="114300" simplePos="0" relativeHeight="251684864" behindDoc="0" locked="0" layoutInCell="1" allowOverlap="1" wp14:anchorId="06F5D846" wp14:editId="111F8407">
-            <wp:simplePos x="0" y="0"/>
-            <wp:positionH relativeFrom="margin">
-              <wp:align>left</wp:align>
-            </wp:positionH>
-            <wp:positionV relativeFrom="paragraph">
-              <wp:posOffset>172720</wp:posOffset>
-            </wp:positionV>
-            <wp:extent cx="4606925" cy="2943225"/>
-            <wp:effectExtent l="0" t="0" r="3175" b="9525"/>
-            <wp:wrapTopAndBottom/>
-            <wp:docPr id="1344037456" name="drawing"/>
+          <wp:inline distT="0" distB="0" distL="0" distR="0" wp14:anchorId="4CFFEE80" wp14:editId="116D8755">
+            <wp:extent cx="4346575" cy="2802255"/>
+            <wp:effectExtent l="0" t="0" r="0" b="0"/>
+            <wp:docPr id="1455624506" name="Picture 5"/>
             <wp:cNvGraphicFramePr>
               <a:graphicFrameLocks xmlns:a="http://schemas.openxmlformats.org/drawingml/2006/main" noChangeAspect="1"/>
             </wp:cNvGraphicFramePr>
@@ -43360,18 +43524,20 @@
               <a:graphicData uri="http://schemas.openxmlformats.org/drawingml/2006/picture">
                 <pic:pic xmlns:pic="http://schemas.openxmlformats.org/drawingml/2006/picture">
                   <pic:nvPicPr>
-                    <pic:cNvPr id="1344037456" name="Picture 1344037456"/>
-                    <pic:cNvPicPr/>
+                    <pic:cNvPr id="0" name="Picture 5"/>
+                    <pic:cNvPicPr>
+                      <a:picLocks noChangeAspect="1" noChangeArrowheads="1"/>
+                    </pic:cNvPicPr>
                   </pic:nvPicPr>
-                  <pic:blipFill rotWithShape="1">
+                  <pic:blipFill>
                     <a:blip r:embed="rId37">
                       <a:extLst>
                         <a:ext uri="{28A0092B-C50C-407E-A947-70E740481C1C}">
-                          <a14:useLocalDpi xmlns:a14="http://schemas.microsoft.com/office/drawing/2010/main"/>
+                          <a14:useLocalDpi xmlns:a14="http://schemas.microsoft.com/office/drawing/2010/main" val="0"/>
                         </a:ext>
                       </a:extLst>
                     </a:blip>
-                    <a:srcRect l="622" t="1449" r="778" b="725"/>
+                    <a:srcRect/>
                     <a:stretch>
                       <a:fillRect/>
                     </a:stretch>
@@ -43379,54 +43545,81 @@
                   <pic:spPr bwMode="auto">
                     <a:xfrm>
                       <a:off x="0" y="0"/>
-                      <a:ext cx="4606925" cy="2943225"/>
+                      <a:ext cx="4346575" cy="2802255"/>
                     </a:xfrm>
                     <a:prstGeom prst="rect">
                       <a:avLst/>
                     </a:prstGeom>
+                    <a:noFill/>
                     <a:ln>
                       <a:noFill/>
                     </a:ln>
-                    <a:extLst>
-                      <a:ext uri="{53640926-AAD7-44D8-BBD7-CCE9431645EC}">
-                        <a14:shadowObscured xmlns:a14="http://schemas.microsoft.com/office/drawing/2010/main"/>
-                      </a:ext>
-                    </a:extLst>
                   </pic:spPr>
                 </pic:pic>
               </a:graphicData>
             </a:graphic>
-          </wp:anchor>
+          </wp:inline>
         </w:drawing>
       </w:r>
-      <w:r>
-        <w:t>Fig 1.1 - Home lettore</w:t>
-      </w:r>
-    </w:p>
-    <w:p>
-      <w:pPr>
-        <w:rPr>
-          <w:lang w:val="en-US"/>
-        </w:rPr>
-      </w:pPr>
-      <w:r>
-        <w:rPr>
+    </w:p>
+    <w:p>
+      <w:pPr>
+        <w:rPr>
+          <w:rFonts w:asciiTheme="minorHAnsi" w:hAnsiTheme="minorHAnsi"/>
+          <w:b/>
+          <w:bCs/>
+          <w:sz w:val="28"/>
+          <w:szCs w:val="28"/>
+        </w:rPr>
+      </w:pPr>
+      <w:r>
+        <w:rPr>
+          <w:rFonts w:asciiTheme="minorHAnsi" w:hAnsiTheme="minorHAnsi"/>
+          <w:b/>
+          <w:bCs/>
           <w:noProof/>
+          <w:sz w:val="28"/>
+          <w:szCs w:val="28"/>
+        </w:rPr>
+        <w:t>M2 – Home page lettore aute</w:t>
+      </w:r>
+      <w:r>
+        <w:rPr>
+          <w:rFonts w:asciiTheme="minorHAnsi" w:hAnsiTheme="minorHAnsi"/>
+          <w:b/>
+          <w:bCs/>
+          <w:noProof/>
+          <w:sz w:val="28"/>
+          <w:szCs w:val="28"/>
+        </w:rPr>
+        <w:t>nticato.</w:t>
+      </w:r>
+    </w:p>
+    <w:p>
+      <w:pPr>
+        <w:rPr>
+          <w:rFonts w:asciiTheme="minorHAnsi" w:hAnsiTheme="minorHAnsi"/>
+          <w:b/>
+          <w:bCs/>
+          <w:sz w:val="28"/>
+          <w:szCs w:val="28"/>
+        </w:rPr>
+      </w:pPr>
+      <w:r>
+        <w:rPr>
+          <w:rFonts w:asciiTheme="minorHAnsi" w:hAnsiTheme="minorHAnsi"/>
+          <w:b/>
+          <w:bCs/>
+          <w:noProof/>
+          <w:sz w:val="28"/>
+          <w:szCs w:val="28"/>
         </w:rPr>
         <w:lastRenderedPageBreak/>
         <w:drawing>
-          <wp:anchor distT="0" distB="0" distL="114300" distR="114300" simplePos="0" relativeHeight="251686912" behindDoc="0" locked="0" layoutInCell="1" allowOverlap="1" wp14:anchorId="784592B6" wp14:editId="0A82AC77">
-            <wp:simplePos x="0" y="0"/>
-            <wp:positionH relativeFrom="margin">
-              <wp:align>left</wp:align>
-            </wp:positionH>
-            <wp:positionV relativeFrom="paragraph">
-              <wp:posOffset>3292475</wp:posOffset>
-            </wp:positionV>
-            <wp:extent cx="4600575" cy="2947670"/>
-            <wp:effectExtent l="0" t="0" r="9525" b="5080"/>
-            <wp:wrapTopAndBottom/>
-            <wp:docPr id="1789227682" name="drawing"/>
+          <wp:inline distT="0" distB="0" distL="0" distR="0" wp14:anchorId="0F830452" wp14:editId="0C64D9AF">
+            <wp:extent cx="4599044" cy="2956956"/>
+            <wp:effectExtent l="0" t="0" r="0" b="0"/>
+            <wp:docPr id="1458434956" name="Picture 6"/>
             <wp:cNvGraphicFramePr>
               <a:graphicFrameLocks xmlns:a="http://schemas.openxmlformats.org/drawingml/2006/main" noChangeAspect="1"/>
             </wp:cNvGraphicFramePr>
@@ -43434,53 +43627,92 @@
               <a:graphicData uri="http://schemas.openxmlformats.org/drawingml/2006/picture">
                 <pic:pic xmlns:pic="http://schemas.openxmlformats.org/drawingml/2006/picture">
                   <pic:nvPicPr>
-                    <pic:cNvPr id="1789227682" name="Picture 1789227682"/>
-                    <pic:cNvPicPr/>
+                    <pic:cNvPr id="0" name="Picture 6"/>
+                    <pic:cNvPicPr>
+                      <a:picLocks noChangeAspect="1" noChangeArrowheads="1"/>
+                    </pic:cNvPicPr>
                   </pic:nvPicPr>
                   <pic:blipFill>
                     <a:blip r:embed="rId38">
                       <a:extLst>
                         <a:ext uri="{28A0092B-C50C-407E-A947-70E740481C1C}">
-                          <a14:useLocalDpi xmlns:a14="http://schemas.microsoft.com/office/drawing/2010/main"/>
+                          <a14:useLocalDpi xmlns:a14="http://schemas.microsoft.com/office/drawing/2010/main" val="0"/>
                         </a:ext>
                       </a:extLst>
                     </a:blip>
+                    <a:srcRect/>
                     <a:stretch>
                       <a:fillRect/>
                     </a:stretch>
                   </pic:blipFill>
-                  <pic:spPr>
+                  <pic:spPr bwMode="auto">
                     <a:xfrm>
                       <a:off x="0" y="0"/>
-                      <a:ext cx="4600575" cy="2947670"/>
+                      <a:ext cx="4605649" cy="2961203"/>
                     </a:xfrm>
                     <a:prstGeom prst="rect">
                       <a:avLst/>
                     </a:prstGeom>
+                    <a:noFill/>
+                    <a:ln>
+                      <a:noFill/>
+                    </a:ln>
                   </pic:spPr>
                 </pic:pic>
               </a:graphicData>
             </a:graphic>
-          </wp:anchor>
+          </wp:inline>
         </w:drawing>
       </w:r>
-      <w:r>
-        <w:rPr>
+    </w:p>
+    <w:p>
+      <w:pPr>
+        <w:rPr>
+          <w:rFonts w:asciiTheme="minorHAnsi" w:hAnsiTheme="minorHAnsi"/>
+          <w:b/>
+          <w:bCs/>
+          <w:sz w:val="28"/>
+          <w:szCs w:val="28"/>
+          <w:lang w:val="en-US"/>
+        </w:rPr>
+      </w:pPr>
+      <w:r>
+        <w:rPr>
+          <w:rFonts w:asciiTheme="minorHAnsi" w:hAnsiTheme="minorHAnsi"/>
+          <w:b/>
+          <w:bCs/>
+          <w:sz w:val="28"/>
+          <w:szCs w:val="28"/>
+          <w:lang w:val="en-US"/>
+        </w:rPr>
+        <w:t>M3 – Home page op</w:t>
+      </w:r>
+      <w:r>
+        <w:rPr>
+          <w:rFonts w:asciiTheme="minorHAnsi" w:hAnsiTheme="minorHAnsi"/>
+          <w:b/>
+          <w:bCs/>
+          <w:sz w:val="28"/>
+          <w:szCs w:val="28"/>
+          <w:lang w:val="en-US"/>
+        </w:rPr>
+        <w:t>eratore</w:t>
+      </w:r>
+      <w:r>
+        <w:rPr>
+          <w:rFonts w:asciiTheme="minorHAnsi" w:hAnsiTheme="minorHAnsi"/>
+          <w:b/>
+          <w:bCs/>
           <w:noProof/>
+          <w:sz w:val="28"/>
+          <w:szCs w:val="28"/>
+          <w:lang w:val="en-US"/>
         </w:rPr>
         <w:drawing>
-          <wp:anchor distT="0" distB="0" distL="114300" distR="114300" simplePos="0" relativeHeight="251685888" behindDoc="0" locked="0" layoutInCell="1" allowOverlap="1" wp14:anchorId="059642CC" wp14:editId="0F1E27E1">
-            <wp:simplePos x="0" y="0"/>
-            <wp:positionH relativeFrom="margin">
-              <wp:align>left</wp:align>
-            </wp:positionH>
-            <wp:positionV relativeFrom="paragraph">
-              <wp:posOffset>0</wp:posOffset>
-            </wp:positionV>
-            <wp:extent cx="4599940" cy="2962275"/>
+          <wp:inline distT="0" distB="0" distL="0" distR="0" wp14:anchorId="671BB187" wp14:editId="14894BF4">
+            <wp:extent cx="4631376" cy="2993048"/>
             <wp:effectExtent l="0" t="0" r="0" b="0"/>
-            <wp:wrapTopAndBottom/>
-            <wp:docPr id="1017651193" name="drawing"/>
+            <wp:docPr id="643120808" name="Picture 7"/>
             <wp:cNvGraphicFramePr>
               <a:graphicFrameLocks xmlns:a="http://schemas.openxmlformats.org/drawingml/2006/main" noChangeAspect="1"/>
             </wp:cNvGraphicFramePr>
@@ -43488,85 +43720,93 @@
               <a:graphicData uri="http://schemas.openxmlformats.org/drawingml/2006/picture">
                 <pic:pic xmlns:pic="http://schemas.openxmlformats.org/drawingml/2006/picture">
                   <pic:nvPicPr>
-                    <pic:cNvPr id="1017651193" name="Picture 1017651193"/>
-                    <pic:cNvPicPr/>
+                    <pic:cNvPr id="0" name="Picture 7"/>
+                    <pic:cNvPicPr>
+                      <a:picLocks noChangeAspect="1" noChangeArrowheads="1"/>
+                    </pic:cNvPicPr>
                   </pic:nvPicPr>
                   <pic:blipFill>
                     <a:blip r:embed="rId39">
                       <a:extLst>
                         <a:ext uri="{28A0092B-C50C-407E-A947-70E740481C1C}">
-                          <a14:useLocalDpi xmlns:a14="http://schemas.microsoft.com/office/drawing/2010/main"/>
+                          <a14:useLocalDpi xmlns:a14="http://schemas.microsoft.com/office/drawing/2010/main" val="0"/>
                         </a:ext>
                       </a:extLst>
                     </a:blip>
+                    <a:srcRect/>
                     <a:stretch>
                       <a:fillRect/>
                     </a:stretch>
                   </pic:blipFill>
-                  <pic:spPr>
+                  <pic:spPr bwMode="auto">
                     <a:xfrm>
                       <a:off x="0" y="0"/>
-                      <a:ext cx="4606553" cy="2966152"/>
+                      <a:ext cx="4696197" cy="3034939"/>
                     </a:xfrm>
                     <a:prstGeom prst="rect">
                       <a:avLst/>
                     </a:prstGeom>
+                    <a:noFill/>
+                    <a:ln>
+                      <a:noFill/>
+                    </a:ln>
                   </pic:spPr>
                 </pic:pic>
               </a:graphicData>
             </a:graphic>
-            <wp14:sizeRelH relativeFrom="margin">
-              <wp14:pctWidth>0</wp14:pctWidth>
-            </wp14:sizeRelH>
-            <wp14:sizeRelV relativeFrom="margin">
-              <wp14:pctHeight>0</wp14:pctHeight>
-            </wp14:sizeRelV>
-          </wp:anchor>
+          </wp:inline>
         </w:drawing>
       </w:r>
-      <w:r>
-        <w:rPr>
+    </w:p>
+    <w:p>
+      <w:pPr>
+        <w:rPr>
+          <w:rFonts w:asciiTheme="minorHAnsi" w:hAnsiTheme="minorHAnsi"/>
+          <w:b/>
+          <w:bCs/>
+          <w:sz w:val="28"/>
+          <w:szCs w:val="28"/>
           <w:lang w:val="en-US"/>
         </w:rPr>
-        <w:t>Fig 1.2 - Home operatore</w:t>
-      </w:r>
-    </w:p>
-    <w:p>
-      <w:pPr>
-        <w:rPr>
+      </w:pPr>
+      <w:r>
+        <w:rPr>
+          <w:rFonts w:asciiTheme="minorHAnsi" w:hAnsiTheme="minorHAnsi"/>
+          <w:b/>
+          <w:bCs/>
+          <w:sz w:val="28"/>
+          <w:szCs w:val="28"/>
           <w:lang w:val="en-US"/>
         </w:rPr>
-      </w:pPr>
-      <w:r>
-        <w:rPr>
+        <w:t>M4 – Dashboard</w:t>
+      </w:r>
+    </w:p>
+    <w:p>
+      <w:pPr>
+        <w:rPr>
+          <w:rFonts w:asciiTheme="minorHAnsi" w:hAnsiTheme="minorHAnsi"/>
+          <w:b/>
+          <w:bCs/>
+          <w:sz w:val="28"/>
+          <w:szCs w:val="28"/>
+        </w:rPr>
+      </w:pPr>
+      <w:r>
+        <w:rPr>
+          <w:rFonts w:asciiTheme="minorHAnsi" w:hAnsiTheme="minorHAnsi"/>
+          <w:b/>
+          <w:bCs/>
+          <w:noProof/>
+          <w:sz w:val="28"/>
+          <w:szCs w:val="28"/>
           <w:lang w:val="en-US"/>
-        </w:rPr>
-        <w:t>Fig 2.0 - Dashboard</w:t>
-      </w:r>
-    </w:p>
-    <w:p>
-      <w:pPr>
-        <w:rPr>
-          <w:lang w:val="en-US"/>
-        </w:rPr>
-      </w:pPr>
-    </w:p>
-    <w:p>
-      <w:pPr>
-        <w:rPr>
-          <w:lang w:val="en-US"/>
-        </w:rPr>
-      </w:pPr>
-      <w:r>
-        <w:rPr>
-          <w:noProof/>
         </w:rPr>
         <w:lastRenderedPageBreak/>
         <w:drawing>
-          <wp:inline distT="0" distB="0" distL="0" distR="0" wp14:anchorId="28D955F5" wp14:editId="7B554FD6">
-            <wp:extent cx="4409159" cy="2811439"/>
-            <wp:effectExtent l="0" t="0" r="0" b="8255"/>
-            <wp:docPr id="935782320" name="drawing"/>
+          <wp:inline distT="0" distB="0" distL="0" distR="0" wp14:anchorId="0F38912D" wp14:editId="36B03AFC">
+            <wp:extent cx="4530061" cy="2933205"/>
+            <wp:effectExtent l="0" t="0" r="4445" b="635"/>
+            <wp:docPr id="1320758483" name="Picture 8"/>
             <wp:cNvGraphicFramePr>
               <a:graphicFrameLocks xmlns:a="http://schemas.openxmlformats.org/drawingml/2006/main" noChangeAspect="1"/>
             </wp:cNvGraphicFramePr>
@@ -43574,29 +43814,36 @@
               <a:graphicData uri="http://schemas.openxmlformats.org/drawingml/2006/picture">
                 <pic:pic xmlns:pic="http://schemas.openxmlformats.org/drawingml/2006/picture">
                   <pic:nvPicPr>
-                    <pic:cNvPr id="935782320" name="Picture 935782320"/>
-                    <pic:cNvPicPr/>
+                    <pic:cNvPr id="0" name="Picture 8"/>
+                    <pic:cNvPicPr>
+                      <a:picLocks noChangeAspect="1" noChangeArrowheads="1"/>
+                    </pic:cNvPicPr>
                   </pic:nvPicPr>
                   <pic:blipFill>
                     <a:blip r:embed="rId40">
                       <a:extLst>
                         <a:ext uri="{28A0092B-C50C-407E-A947-70E740481C1C}">
-                          <a14:useLocalDpi xmlns:a14="http://schemas.microsoft.com/office/drawing/2010/main"/>
+                          <a14:useLocalDpi xmlns:a14="http://schemas.microsoft.com/office/drawing/2010/main" val="0"/>
                         </a:ext>
                       </a:extLst>
                     </a:blip>
+                    <a:srcRect/>
                     <a:stretch>
                       <a:fillRect/>
                     </a:stretch>
                   </pic:blipFill>
-                  <pic:spPr>
+                  <pic:spPr bwMode="auto">
                     <a:xfrm>
                       <a:off x="0" y="0"/>
-                      <a:ext cx="4418670" cy="2817504"/>
+                      <a:ext cx="4538968" cy="2938972"/>
                     </a:xfrm>
                     <a:prstGeom prst="rect">
                       <a:avLst/>
                     </a:prstGeom>
+                    <a:noFill/>
+                    <a:ln>
+                      <a:noFill/>
+                    </a:ln>
                   </pic:spPr>
                 </pic:pic>
               </a:graphicData>
@@ -43608,33 +43855,38 @@
     <w:p>
       <w:pPr>
         <w:rPr>
+          <w:rFonts w:asciiTheme="minorHAnsi" w:hAnsiTheme="minorHAnsi"/>
+          <w:b/>
+          <w:bCs/>
+          <w:sz w:val="28"/>
+          <w:szCs w:val="28"/>
+        </w:rPr>
+      </w:pPr>
+      <w:r>
+        <w:rPr>
+          <w:rFonts w:asciiTheme="minorHAnsi" w:hAnsiTheme="minorHAnsi"/>
+          <w:b/>
+          <w:bCs/>
+          <w:sz w:val="28"/>
+          <w:szCs w:val="28"/>
+        </w:rPr>
+        <w:t>M5 – Registrazione lettore</w:t>
+      </w:r>
+      <w:r>
+        <w:rPr>
+          <w:rFonts w:asciiTheme="minorHAnsi" w:hAnsiTheme="minorHAnsi"/>
+          <w:b/>
+          <w:bCs/>
+          <w:noProof/>
+          <w:sz w:val="28"/>
+          <w:szCs w:val="28"/>
           <w:lang w:val="en-US"/>
         </w:rPr>
-      </w:pPr>
-      <w:r>
-        <w:rPr>
-          <w:lang w:val="en-US"/>
-        </w:rPr>
-        <w:t>Fig 3.0 - Gestione Lettori</w:t>
-      </w:r>
-    </w:p>
-    <w:p>
-      <w:pPr>
-        <w:rPr>
-          <w:lang w:val="en-US"/>
-        </w:rPr>
-      </w:pPr>
-    </w:p>
-    <w:p>
-      <w:r>
-        <w:rPr>
-          <w:noProof/>
-        </w:rPr>
         <w:drawing>
-          <wp:inline distT="0" distB="0" distL="0" distR="0" wp14:anchorId="45868496" wp14:editId="16A49F42">
-            <wp:extent cx="4408805" cy="2804357"/>
-            <wp:effectExtent l="0" t="0" r="0" b="0"/>
-            <wp:docPr id="1697763880" name="drawing"/>
+          <wp:inline distT="0" distB="0" distL="0" distR="0" wp14:anchorId="1642D1D3" wp14:editId="165B110F">
+            <wp:extent cx="4511882" cy="2909455"/>
+            <wp:effectExtent l="0" t="0" r="3175" b="5715"/>
+            <wp:docPr id="500984408" name="Picture 9"/>
             <wp:cNvGraphicFramePr>
               <a:graphicFrameLocks xmlns:a="http://schemas.openxmlformats.org/drawingml/2006/main" noChangeAspect="1"/>
             </wp:cNvGraphicFramePr>
@@ -43642,29 +43894,36 @@
               <a:graphicData uri="http://schemas.openxmlformats.org/drawingml/2006/picture">
                 <pic:pic xmlns:pic="http://schemas.openxmlformats.org/drawingml/2006/picture">
                   <pic:nvPicPr>
-                    <pic:cNvPr id="1697763880" name="Picture 1697763880"/>
-                    <pic:cNvPicPr/>
+                    <pic:cNvPr id="0" name="Picture 9"/>
+                    <pic:cNvPicPr>
+                      <a:picLocks noChangeAspect="1" noChangeArrowheads="1"/>
+                    </pic:cNvPicPr>
                   </pic:nvPicPr>
                   <pic:blipFill>
                     <a:blip r:embed="rId41">
                       <a:extLst>
                         <a:ext uri="{28A0092B-C50C-407E-A947-70E740481C1C}">
-                          <a14:useLocalDpi xmlns:a14="http://schemas.microsoft.com/office/drawing/2010/main"/>
+                          <a14:useLocalDpi xmlns:a14="http://schemas.microsoft.com/office/drawing/2010/main" val="0"/>
                         </a:ext>
                       </a:extLst>
                     </a:blip>
+                    <a:srcRect/>
                     <a:stretch>
                       <a:fillRect/>
                     </a:stretch>
                   </pic:blipFill>
-                  <pic:spPr>
+                  <pic:spPr bwMode="auto">
                     <a:xfrm>
                       <a:off x="0" y="0"/>
-                      <a:ext cx="4417371" cy="2809805"/>
+                      <a:ext cx="4523847" cy="2917170"/>
                     </a:xfrm>
                     <a:prstGeom prst="rect">
                       <a:avLst/>
                     </a:prstGeom>
+                    <a:noFill/>
+                    <a:ln>
+                      <a:noFill/>
+                    </a:ln>
                   </pic:spPr>
                 </pic:pic>
               </a:graphicData>
@@ -43674,22 +43933,61 @@
       </w:r>
     </w:p>
     <w:p>
-      <w:r>
-        <w:t>Fig 4.0 - Profilo lettore Registrato</w:t>
-      </w:r>
-    </w:p>
-    <w:p/>
-    <w:p>
-      <w:r>
-        <w:rPr>
+      <w:pPr>
+        <w:rPr>
+          <w:rFonts w:asciiTheme="minorHAnsi" w:hAnsiTheme="minorHAnsi"/>
+          <w:b/>
+          <w:bCs/>
+          <w:sz w:val="28"/>
+          <w:szCs w:val="28"/>
+        </w:rPr>
+      </w:pPr>
+      <w:r>
+        <w:rPr>
+          <w:rFonts w:asciiTheme="minorHAnsi" w:hAnsiTheme="minorHAnsi"/>
+          <w:b/>
+          <w:bCs/>
+          <w:sz w:val="28"/>
+          <w:szCs w:val="28"/>
+        </w:rPr>
+        <w:t>M6 – Conferma r</w:t>
+      </w:r>
+      <w:r>
+        <w:rPr>
+          <w:rFonts w:asciiTheme="minorHAnsi" w:hAnsiTheme="minorHAnsi"/>
+          <w:b/>
+          <w:bCs/>
+          <w:sz w:val="28"/>
+          <w:szCs w:val="28"/>
+        </w:rPr>
+        <w:t>egistrazione lettore</w:t>
+      </w:r>
+    </w:p>
+    <w:p>
+      <w:pPr>
+        <w:rPr>
+          <w:rFonts w:asciiTheme="minorHAnsi" w:hAnsiTheme="minorHAnsi"/>
+          <w:b/>
+          <w:bCs/>
+          <w:sz w:val="28"/>
+          <w:szCs w:val="28"/>
+        </w:rPr>
+      </w:pPr>
+      <w:r>
+        <w:rPr>
+          <w:rFonts w:asciiTheme="minorHAnsi" w:hAnsiTheme="minorHAnsi"/>
+          <w:b/>
+          <w:bCs/>
           <w:noProof/>
+          <w:sz w:val="28"/>
+          <w:szCs w:val="28"/>
         </w:rPr>
         <w:lastRenderedPageBreak/>
         <w:drawing>
-          <wp:inline distT="0" distB="0" distL="0" distR="0" wp14:anchorId="160BA6FA" wp14:editId="6F1CC810">
-            <wp:extent cx="4548094" cy="2907102"/>
-            <wp:effectExtent l="0" t="0" r="5080" b="7620"/>
-            <wp:docPr id="1187960476" name="drawing"/>
+          <wp:inline distT="0" distB="0" distL="0" distR="0" wp14:anchorId="3CD7DC78" wp14:editId="2F9BEAF5">
+            <wp:extent cx="4568602" cy="2956956"/>
+            <wp:effectExtent l="0" t="0" r="3810" b="0"/>
+            <wp:docPr id="2086088248" name="Picture 10"/>
             <wp:cNvGraphicFramePr>
               <a:graphicFrameLocks xmlns:a="http://schemas.openxmlformats.org/drawingml/2006/main" noChangeAspect="1"/>
             </wp:cNvGraphicFramePr>
@@ -43697,29 +43995,36 @@
               <a:graphicData uri="http://schemas.openxmlformats.org/drawingml/2006/picture">
                 <pic:pic xmlns:pic="http://schemas.openxmlformats.org/drawingml/2006/picture">
                   <pic:nvPicPr>
-                    <pic:cNvPr id="1187960476" name="Picture 1187960476"/>
-                    <pic:cNvPicPr/>
+                    <pic:cNvPr id="0" name="Picture 10"/>
+                    <pic:cNvPicPr>
+                      <a:picLocks noChangeAspect="1" noChangeArrowheads="1"/>
+                    </pic:cNvPicPr>
                   </pic:nvPicPr>
                   <pic:blipFill>
                     <a:blip r:embed="rId42">
                       <a:extLst>
                         <a:ext uri="{28A0092B-C50C-407E-A947-70E740481C1C}">
-                          <a14:useLocalDpi xmlns:a14="http://schemas.microsoft.com/office/drawing/2010/main"/>
+                          <a14:useLocalDpi xmlns:a14="http://schemas.microsoft.com/office/drawing/2010/main" val="0"/>
                         </a:ext>
                       </a:extLst>
                     </a:blip>
+                    <a:srcRect/>
                     <a:stretch>
                       <a:fillRect/>
                     </a:stretch>
                   </pic:blipFill>
-                  <pic:spPr>
+                  <pic:spPr bwMode="auto">
                     <a:xfrm>
                       <a:off x="0" y="0"/>
-                      <a:ext cx="4571059" cy="2921781"/>
+                      <a:ext cx="4583299" cy="2966468"/>
                     </a:xfrm>
                     <a:prstGeom prst="rect">
                       <a:avLst/>
                     </a:prstGeom>
+                    <a:noFill/>
+                    <a:ln>
+                      <a:noFill/>
+                    </a:ln>
                   </pic:spPr>
                 </pic:pic>
               </a:graphicData>
@@ -43729,21 +44034,50 @@
       </w:r>
     </w:p>
     <w:p>
-      <w:r>
-        <w:t>Fig 4.1 - Profilo lettore Registrato sospeso</w:t>
-      </w:r>
-    </w:p>
-    <w:p/>
-    <w:p>
-      <w:r>
-        <w:rPr>
+      <w:pPr>
+        <w:rPr>
+          <w:rFonts w:asciiTheme="minorHAnsi" w:hAnsiTheme="minorHAnsi"/>
+          <w:b/>
+          <w:bCs/>
+          <w:sz w:val="28"/>
+          <w:szCs w:val="28"/>
+        </w:rPr>
+      </w:pPr>
+      <w:r>
+        <w:rPr>
+          <w:rFonts w:asciiTheme="minorHAnsi" w:hAnsiTheme="minorHAnsi"/>
+          <w:b/>
+          <w:bCs/>
+          <w:sz w:val="28"/>
+          <w:szCs w:val="28"/>
+        </w:rPr>
+        <w:t>M7 – Password provvisoria registrazione lettore</w:t>
+      </w:r>
+    </w:p>
+    <w:p>
+      <w:pPr>
+        <w:rPr>
+          <w:rFonts w:asciiTheme="minorHAnsi" w:hAnsiTheme="minorHAnsi"/>
+          <w:b/>
+          <w:bCs/>
+          <w:sz w:val="28"/>
+          <w:szCs w:val="28"/>
+        </w:rPr>
+      </w:pPr>
+      <w:r>
+        <w:rPr>
+          <w:rFonts w:asciiTheme="minorHAnsi" w:hAnsiTheme="minorHAnsi"/>
+          <w:b/>
+          <w:bCs/>
           <w:noProof/>
+          <w:sz w:val="28"/>
+          <w:szCs w:val="28"/>
         </w:rPr>
         <w:drawing>
-          <wp:inline distT="0" distB="0" distL="0" distR="0" wp14:anchorId="34E14383" wp14:editId="083DF7CE">
-            <wp:extent cx="4507607" cy="2881223"/>
-            <wp:effectExtent l="0" t="0" r="7620" b="0"/>
-            <wp:docPr id="1890420989" name="drawing"/>
+          <wp:inline distT="0" distB="0" distL="0" distR="0" wp14:anchorId="645F2988" wp14:editId="7B8C40F4">
+            <wp:extent cx="4557640" cy="2909454"/>
+            <wp:effectExtent l="0" t="0" r="0" b="5715"/>
+            <wp:docPr id="514625053" name="Picture 11"/>
             <wp:cNvGraphicFramePr>
               <a:graphicFrameLocks xmlns:a="http://schemas.openxmlformats.org/drawingml/2006/main" noChangeAspect="1"/>
             </wp:cNvGraphicFramePr>
@@ -43751,29 +44085,36 @@
               <a:graphicData uri="http://schemas.openxmlformats.org/drawingml/2006/picture">
                 <pic:pic xmlns:pic="http://schemas.openxmlformats.org/drawingml/2006/picture">
                   <pic:nvPicPr>
-                    <pic:cNvPr id="1890420989" name="Picture 1890420989"/>
-                    <pic:cNvPicPr/>
+                    <pic:cNvPr id="0" name="Picture 11"/>
+                    <pic:cNvPicPr>
+                      <a:picLocks noChangeAspect="1" noChangeArrowheads="1"/>
+                    </pic:cNvPicPr>
                   </pic:nvPicPr>
                   <pic:blipFill>
                     <a:blip r:embed="rId43">
                       <a:extLst>
                         <a:ext uri="{28A0092B-C50C-407E-A947-70E740481C1C}">
-                          <a14:useLocalDpi xmlns:a14="http://schemas.microsoft.com/office/drawing/2010/main"/>
+                          <a14:useLocalDpi xmlns:a14="http://schemas.microsoft.com/office/drawing/2010/main" val="0"/>
                         </a:ext>
                       </a:extLst>
                     </a:blip>
+                    <a:srcRect/>
                     <a:stretch>
                       <a:fillRect/>
                     </a:stretch>
                   </pic:blipFill>
-                  <pic:spPr>
+                  <pic:spPr bwMode="auto">
                     <a:xfrm>
                       <a:off x="0" y="0"/>
-                      <a:ext cx="4517114" cy="2887300"/>
+                      <a:ext cx="4562589" cy="2912614"/>
                     </a:xfrm>
                     <a:prstGeom prst="rect">
                       <a:avLst/>
                     </a:prstGeom>
+                    <a:noFill/>
+                    <a:ln>
+                      <a:noFill/>
+                    </a:ln>
                   </pic:spPr>
                 </pic:pic>
               </a:graphicData>
@@ -43783,22 +44124,74 @@
       </w:r>
     </w:p>
     <w:p>
-      <w:r>
-        <w:t>Fig 4.2 - Profilo lettore non Registrato Sospeso</w:t>
-      </w:r>
-    </w:p>
-    <w:p/>
-    <w:p>
-      <w:r>
-        <w:rPr>
+      <w:pPr>
+        <w:rPr>
+          <w:rFonts w:asciiTheme="minorHAnsi" w:hAnsiTheme="minorHAnsi"/>
+          <w:b/>
+          <w:bCs/>
+          <w:sz w:val="28"/>
+          <w:szCs w:val="28"/>
+        </w:rPr>
+      </w:pPr>
+      <w:r>
+        <w:rPr>
+          <w:rFonts w:asciiTheme="minorHAnsi" w:hAnsiTheme="minorHAnsi"/>
+          <w:b/>
+          <w:bCs/>
+          <w:sz w:val="28"/>
+          <w:szCs w:val="28"/>
+        </w:rPr>
+        <w:t>M8 – Autenticazione</w:t>
+      </w:r>
+    </w:p>
+    <w:p>
+      <w:pPr>
+        <w:widowControl/>
+        <w:suppressAutoHyphens w:val="0"/>
+        <w:rPr>
+          <w:rFonts w:asciiTheme="minorHAnsi" w:hAnsiTheme="minorHAnsi"/>
+          <w:b/>
+          <w:bCs/>
+          <w:sz w:val="28"/>
+          <w:szCs w:val="28"/>
+        </w:rPr>
+      </w:pPr>
+      <w:r>
+        <w:rPr>
+          <w:rFonts w:asciiTheme="minorHAnsi" w:hAnsiTheme="minorHAnsi"/>
+          <w:b/>
+          <w:bCs/>
+          <w:sz w:val="28"/>
+          <w:szCs w:val="28"/>
+        </w:rPr>
+        <w:br w:type="page"/>
+      </w:r>
+    </w:p>
+    <w:p>
+      <w:pPr>
+        <w:rPr>
+          <w:rFonts w:asciiTheme="minorHAnsi" w:hAnsiTheme="minorHAnsi"/>
+          <w:b/>
+          <w:bCs/>
+          <w:sz w:val="28"/>
+          <w:szCs w:val="28"/>
+        </w:rPr>
+      </w:pPr>
+      <w:r>
+        <w:rPr>
+          <w:rFonts w:asciiTheme="minorHAnsi" w:hAnsiTheme="minorHAnsi"/>
+          <w:b/>
+          <w:bCs/>
           <w:noProof/>
+          <w:sz w:val="28"/>
+          <w:szCs w:val="28"/>
         </w:rPr>
         <w:lastRenderedPageBreak/>
         <w:drawing>
-          <wp:inline distT="0" distB="0" distL="0" distR="0" wp14:anchorId="146D2695" wp14:editId="224E0D34">
-            <wp:extent cx="4510128" cy="2889849"/>
-            <wp:effectExtent l="0" t="0" r="5080" b="6350"/>
-            <wp:docPr id="96852672" name="drawing"/>
+          <wp:inline distT="0" distB="0" distL="0" distR="0" wp14:anchorId="3BAE5248" wp14:editId="5712E707">
+            <wp:extent cx="4338320" cy="2793075"/>
+            <wp:effectExtent l="0" t="0" r="5080" b="7620"/>
+            <wp:docPr id="939644469" name="Picture 12"/>
             <wp:cNvGraphicFramePr>
               <a:graphicFrameLocks xmlns:a="http://schemas.openxmlformats.org/drawingml/2006/main" noChangeAspect="1"/>
             </wp:cNvGraphicFramePr>
@@ -43806,29 +44199,36 @@
               <a:graphicData uri="http://schemas.openxmlformats.org/drawingml/2006/picture">
                 <pic:pic xmlns:pic="http://schemas.openxmlformats.org/drawingml/2006/picture">
                   <pic:nvPicPr>
-                    <pic:cNvPr id="96852672" name="Picture 96852672"/>
-                    <pic:cNvPicPr/>
+                    <pic:cNvPr id="0" name="Picture 12"/>
+                    <pic:cNvPicPr>
+                      <a:picLocks noChangeAspect="1" noChangeArrowheads="1"/>
+                    </pic:cNvPicPr>
                   </pic:nvPicPr>
                   <pic:blipFill>
                     <a:blip r:embed="rId44">
                       <a:extLst>
                         <a:ext uri="{28A0092B-C50C-407E-A947-70E740481C1C}">
-                          <a14:useLocalDpi xmlns:a14="http://schemas.microsoft.com/office/drawing/2010/main"/>
+                          <a14:useLocalDpi xmlns:a14="http://schemas.microsoft.com/office/drawing/2010/main" val="0"/>
                         </a:ext>
                       </a:extLst>
                     </a:blip>
+                    <a:srcRect/>
                     <a:stretch>
                       <a:fillRect/>
                     </a:stretch>
                   </pic:blipFill>
-                  <pic:spPr>
+                  <pic:spPr bwMode="auto">
                     <a:xfrm>
                       <a:off x="0" y="0"/>
-                      <a:ext cx="4528154" cy="2901399"/>
+                      <a:ext cx="4355669" cy="2804244"/>
                     </a:xfrm>
                     <a:prstGeom prst="rect">
                       <a:avLst/>
                     </a:prstGeom>
+                    <a:noFill/>
+                    <a:ln>
+                      <a:noFill/>
+                    </a:ln>
                   </pic:spPr>
                 </pic:pic>
               </a:graphicData>
@@ -43838,21 +44238,41 @@
       </w:r>
     </w:p>
     <w:p>
-      <w:r>
-        <w:t>Fig 5.0 - Modificando Profilo lettore</w:t>
-      </w:r>
-    </w:p>
-    <w:p/>
-    <w:p>
-      <w:r>
-        <w:rPr>
+      <w:pPr>
+        <w:widowControl/>
+        <w:suppressAutoHyphens w:val="0"/>
+        <w:rPr>
+          <w:rFonts w:asciiTheme="minorHAnsi" w:hAnsiTheme="minorHAnsi"/>
+          <w:b/>
+          <w:bCs/>
+          <w:sz w:val="28"/>
+          <w:szCs w:val="28"/>
+        </w:rPr>
+      </w:pPr>
+      <w:r>
+        <w:rPr>
+          <w:rFonts w:asciiTheme="minorHAnsi" w:hAnsiTheme="minorHAnsi"/>
+          <w:b/>
+          <w:bCs/>
+          <w:sz w:val="28"/>
+          <w:szCs w:val="28"/>
+        </w:rPr>
+        <w:t>M9 – Credenziali non valide</w:t>
+      </w:r>
+      <w:r>
+        <w:rPr>
+          <w:rFonts w:asciiTheme="minorHAnsi" w:hAnsiTheme="minorHAnsi"/>
+          <w:b/>
+          <w:bCs/>
           <w:noProof/>
+          <w:sz w:val="28"/>
+          <w:szCs w:val="28"/>
         </w:rPr>
         <w:drawing>
-          <wp:inline distT="0" distB="0" distL="0" distR="0" wp14:anchorId="228E8E26" wp14:editId="1FA425BC">
-            <wp:extent cx="4477110" cy="2868693"/>
-            <wp:effectExtent l="0" t="0" r="0" b="8255"/>
-            <wp:docPr id="650422378" name="drawing"/>
+          <wp:inline distT="0" distB="0" distL="0" distR="0" wp14:anchorId="6927EC7D" wp14:editId="66DF028E">
+            <wp:extent cx="4301888" cy="2790702"/>
+            <wp:effectExtent l="0" t="0" r="3810" b="0"/>
+            <wp:docPr id="1614622840" name="Picture 13"/>
             <wp:cNvGraphicFramePr>
               <a:graphicFrameLocks xmlns:a="http://schemas.openxmlformats.org/drawingml/2006/main" noChangeAspect="1"/>
             </wp:cNvGraphicFramePr>
@@ -43860,29 +44280,36 @@
               <a:graphicData uri="http://schemas.openxmlformats.org/drawingml/2006/picture">
                 <pic:pic xmlns:pic="http://schemas.openxmlformats.org/drawingml/2006/picture">
                   <pic:nvPicPr>
-                    <pic:cNvPr id="650422378" name="Picture 650422378"/>
-                    <pic:cNvPicPr/>
+                    <pic:cNvPr id="0" name="Picture 13"/>
+                    <pic:cNvPicPr>
+                      <a:picLocks noChangeAspect="1" noChangeArrowheads="1"/>
+                    </pic:cNvPicPr>
                   </pic:nvPicPr>
                   <pic:blipFill>
                     <a:blip r:embed="rId45">
                       <a:extLst>
                         <a:ext uri="{28A0092B-C50C-407E-A947-70E740481C1C}">
-                          <a14:useLocalDpi xmlns:a14="http://schemas.microsoft.com/office/drawing/2010/main"/>
+                          <a14:useLocalDpi xmlns:a14="http://schemas.microsoft.com/office/drawing/2010/main" val="0"/>
                         </a:ext>
                       </a:extLst>
                     </a:blip>
+                    <a:srcRect/>
                     <a:stretch>
                       <a:fillRect/>
                     </a:stretch>
                   </pic:blipFill>
-                  <pic:spPr>
+                  <pic:spPr bwMode="auto">
                     <a:xfrm>
                       <a:off x="0" y="0"/>
-                      <a:ext cx="4487861" cy="2875582"/>
+                      <a:ext cx="4332411" cy="2810503"/>
                     </a:xfrm>
                     <a:prstGeom prst="rect">
                       <a:avLst/>
                     </a:prstGeom>
+                    <a:noFill/>
+                    <a:ln>
+                      <a:noFill/>
+                    </a:ln>
                   </pic:spPr>
                 </pic:pic>
               </a:graphicData>
@@ -43892,22 +44319,51 @@
       </w:r>
     </w:p>
     <w:p>
-      <w:r>
-        <w:t>Fig 6.0 - Sospendendo profilo lettore</w:t>
-      </w:r>
-    </w:p>
-    <w:p/>
-    <w:p>
-      <w:r>
-        <w:rPr>
+      <w:pPr>
+        <w:rPr>
+          <w:rFonts w:asciiTheme="minorHAnsi" w:hAnsiTheme="minorHAnsi"/>
+          <w:sz w:val="28"/>
+          <w:szCs w:val="28"/>
+        </w:rPr>
+      </w:pPr>
+      <w:r>
+        <w:rPr>
+          <w:rFonts w:asciiTheme="minorHAnsi" w:hAnsiTheme="minorHAnsi"/>
+          <w:b/>
+          <w:bCs/>
+          <w:sz w:val="28"/>
+          <w:szCs w:val="28"/>
+        </w:rPr>
+        <w:t>M10 – Impostazione password permanente</w:t>
+      </w:r>
+    </w:p>
+    <w:p>
+      <w:pPr>
+        <w:widowControl/>
+        <w:suppressAutoHyphens w:val="0"/>
+        <w:rPr>
+          <w:rFonts w:asciiTheme="minorHAnsi" w:hAnsiTheme="minorHAnsi"/>
+          <w:b/>
+          <w:bCs/>
+          <w:sz w:val="28"/>
+          <w:szCs w:val="28"/>
+        </w:rPr>
+      </w:pPr>
+      <w:r>
+        <w:rPr>
+          <w:rFonts w:asciiTheme="minorHAnsi" w:hAnsiTheme="minorHAnsi"/>
+          <w:b/>
+          <w:bCs/>
           <w:noProof/>
+          <w:sz w:val="28"/>
+          <w:szCs w:val="28"/>
         </w:rPr>
         <w:lastRenderedPageBreak/>
         <w:drawing>
-          <wp:inline distT="0" distB="0" distL="0" distR="0" wp14:anchorId="7E45ADCD" wp14:editId="6D3C4572">
-            <wp:extent cx="4467118" cy="2855343"/>
-            <wp:effectExtent l="0" t="0" r="0" b="2540"/>
-            <wp:docPr id="183344910" name="drawing"/>
+          <wp:inline distT="0" distB="0" distL="0" distR="0" wp14:anchorId="66C6E85C" wp14:editId="210C2B4E">
+            <wp:extent cx="4350687" cy="2838202"/>
+            <wp:effectExtent l="0" t="0" r="0" b="635"/>
+            <wp:docPr id="1994823171" name="Picture 14"/>
             <wp:cNvGraphicFramePr>
               <a:graphicFrameLocks xmlns:a="http://schemas.openxmlformats.org/drawingml/2006/main" noChangeAspect="1"/>
             </wp:cNvGraphicFramePr>
@@ -43915,29 +44371,36 @@
               <a:graphicData uri="http://schemas.openxmlformats.org/drawingml/2006/picture">
                 <pic:pic xmlns:pic="http://schemas.openxmlformats.org/drawingml/2006/picture">
                   <pic:nvPicPr>
-                    <pic:cNvPr id="183344910" name="Picture 183344910"/>
-                    <pic:cNvPicPr/>
+                    <pic:cNvPr id="0" name="Picture 14"/>
+                    <pic:cNvPicPr>
+                      <a:picLocks noChangeAspect="1" noChangeArrowheads="1"/>
+                    </pic:cNvPicPr>
                   </pic:nvPicPr>
                   <pic:blipFill>
                     <a:blip r:embed="rId46">
                       <a:extLst>
                         <a:ext uri="{28A0092B-C50C-407E-A947-70E740481C1C}">
-                          <a14:useLocalDpi xmlns:a14="http://schemas.microsoft.com/office/drawing/2010/main"/>
+                          <a14:useLocalDpi xmlns:a14="http://schemas.microsoft.com/office/drawing/2010/main" val="0"/>
                         </a:ext>
                       </a:extLst>
                     </a:blip>
+                    <a:srcRect/>
                     <a:stretch>
                       <a:fillRect/>
                     </a:stretch>
                   </pic:blipFill>
-                  <pic:spPr>
+                  <pic:spPr bwMode="auto">
                     <a:xfrm>
                       <a:off x="0" y="0"/>
-                      <a:ext cx="4483754" cy="2865976"/>
+                      <a:ext cx="4359340" cy="2843847"/>
                     </a:xfrm>
                     <a:prstGeom prst="rect">
                       <a:avLst/>
                     </a:prstGeom>
+                    <a:noFill/>
+                    <a:ln>
+                      <a:noFill/>
+                    </a:ln>
                   </pic:spPr>
                 </pic:pic>
               </a:graphicData>
@@ -43947,21 +44410,41 @@
       </w:r>
     </w:p>
     <w:p>
-      <w:r>
-        <w:t xml:space="preserve">Fig 7.0 - Registrando Lettore </w:t>
-      </w:r>
-    </w:p>
-    <w:p/>
-    <w:p>
-      <w:r>
-        <w:rPr>
+      <w:pPr>
+        <w:widowControl/>
+        <w:suppressAutoHyphens w:val="0"/>
+        <w:rPr>
+          <w:rFonts w:asciiTheme="minorHAnsi" w:hAnsiTheme="minorHAnsi"/>
+          <w:b/>
+          <w:bCs/>
+          <w:sz w:val="28"/>
+          <w:szCs w:val="28"/>
+        </w:rPr>
+      </w:pPr>
+      <w:r>
+        <w:rPr>
+          <w:rFonts w:asciiTheme="minorHAnsi" w:hAnsiTheme="minorHAnsi"/>
+          <w:b/>
+          <w:bCs/>
+          <w:sz w:val="28"/>
+          <w:szCs w:val="28"/>
+        </w:rPr>
+        <w:t>M11 – Password permanente non valida</w:t>
+      </w:r>
+      <w:r>
+        <w:rPr>
+          <w:rFonts w:asciiTheme="minorHAnsi" w:hAnsiTheme="minorHAnsi"/>
+          <w:b/>
+          <w:bCs/>
           <w:noProof/>
+          <w:sz w:val="28"/>
+          <w:szCs w:val="28"/>
         </w:rPr>
         <w:drawing>
-          <wp:inline distT="0" distB="0" distL="0" distR="0" wp14:anchorId="1CAA2F7F" wp14:editId="557B8704">
-            <wp:extent cx="4466590" cy="2882791"/>
+          <wp:inline distT="0" distB="0" distL="0" distR="0" wp14:anchorId="6AC689D5" wp14:editId="667BC4C1">
+            <wp:extent cx="4346214" cy="2790702"/>
             <wp:effectExtent l="0" t="0" r="0" b="0"/>
-            <wp:docPr id="283720794" name="drawing"/>
+            <wp:docPr id="1497802756" name="Picture 15"/>
             <wp:cNvGraphicFramePr>
               <a:graphicFrameLocks xmlns:a="http://schemas.openxmlformats.org/drawingml/2006/main" noChangeAspect="1"/>
             </wp:cNvGraphicFramePr>
@@ -43969,29 +44452,36 @@
               <a:graphicData uri="http://schemas.openxmlformats.org/drawingml/2006/picture">
                 <pic:pic xmlns:pic="http://schemas.openxmlformats.org/drawingml/2006/picture">
                   <pic:nvPicPr>
-                    <pic:cNvPr id="283720794" name="Picture 283720794"/>
-                    <pic:cNvPicPr/>
+                    <pic:cNvPr id="0" name="Picture 15"/>
+                    <pic:cNvPicPr>
+                      <a:picLocks noChangeAspect="1" noChangeArrowheads="1"/>
+                    </pic:cNvPicPr>
                   </pic:nvPicPr>
                   <pic:blipFill>
                     <a:blip r:embed="rId47">
                       <a:extLst>
                         <a:ext uri="{28A0092B-C50C-407E-A947-70E740481C1C}">
-                          <a14:useLocalDpi xmlns:a14="http://schemas.microsoft.com/office/drawing/2010/main"/>
+                          <a14:useLocalDpi xmlns:a14="http://schemas.microsoft.com/office/drawing/2010/main" val="0"/>
                         </a:ext>
                       </a:extLst>
                     </a:blip>
+                    <a:srcRect/>
                     <a:stretch>
                       <a:fillRect/>
                     </a:stretch>
                   </pic:blipFill>
-                  <pic:spPr>
+                  <pic:spPr bwMode="auto">
                     <a:xfrm>
                       <a:off x="0" y="0"/>
-                      <a:ext cx="4476764" cy="2889357"/>
+                      <a:ext cx="4360423" cy="2799826"/>
                     </a:xfrm>
                     <a:prstGeom prst="rect">
                       <a:avLst/>
                     </a:prstGeom>
+                    <a:noFill/>
+                    <a:ln>
+                      <a:noFill/>
+                    </a:ln>
                   </pic:spPr>
                 </pic:pic>
               </a:graphicData>
@@ -44001,25 +44491,55 @@
       </w:r>
     </w:p>
     <w:p>
-      <w:r>
-        <w:t xml:space="preserve">Fig 8.0 - Visualizzazione Password </w:t>
-      </w:r>
-      <w:r>
-        <w:t>Provvisoria</w:t>
-      </w:r>
-    </w:p>
-    <w:p/>
-    <w:p>
-      <w:r>
-        <w:rPr>
+      <w:pPr>
+        <w:widowControl/>
+        <w:suppressAutoHyphens w:val="0"/>
+        <w:rPr>
+          <w:rFonts w:asciiTheme="minorHAnsi" w:hAnsiTheme="minorHAnsi"/>
+          <w:b/>
+          <w:bCs/>
+          <w:sz w:val="28"/>
+          <w:szCs w:val="28"/>
+        </w:rPr>
+      </w:pPr>
+      <w:r>
+        <w:rPr>
+          <w:rFonts w:asciiTheme="minorHAnsi" w:hAnsiTheme="minorHAnsi"/>
+          <w:b/>
+          <w:bCs/>
+          <w:sz w:val="28"/>
+          <w:szCs w:val="28"/>
+        </w:rPr>
+        <w:t>M12 – Catalogo</w:t>
+      </w:r>
+    </w:p>
+    <w:p>
+      <w:pPr>
+        <w:widowControl/>
+        <w:suppressAutoHyphens w:val="0"/>
+        <w:rPr>
+          <w:rFonts w:asciiTheme="minorHAnsi" w:hAnsiTheme="minorHAnsi"/>
+          <w:b/>
+          <w:bCs/>
+          <w:sz w:val="28"/>
+          <w:szCs w:val="28"/>
+        </w:rPr>
+      </w:pPr>
+      <w:r>
+        <w:rPr>
+          <w:rFonts w:asciiTheme="minorHAnsi" w:hAnsiTheme="minorHAnsi"/>
+          <w:b/>
+          <w:bCs/>
           <w:noProof/>
+          <w:sz w:val="28"/>
+          <w:szCs w:val="28"/>
         </w:rPr>
         <w:lastRenderedPageBreak/>
         <w:drawing>
-          <wp:inline distT="0" distB="0" distL="0" distR="0" wp14:anchorId="635D4798" wp14:editId="535040FC">
-            <wp:extent cx="4502989" cy="2878271"/>
-            <wp:effectExtent l="0" t="0" r="0" b="0"/>
-            <wp:docPr id="1049736473" name="drawing"/>
+          <wp:inline distT="0" distB="0" distL="0" distR="0" wp14:anchorId="0809C394" wp14:editId="717F628F">
+            <wp:extent cx="4192270" cy="2683510"/>
+            <wp:effectExtent l="0" t="0" r="0" b="2540"/>
+            <wp:docPr id="164803443" name="Picture 16"/>
             <wp:cNvGraphicFramePr>
               <a:graphicFrameLocks xmlns:a="http://schemas.openxmlformats.org/drawingml/2006/main" noChangeAspect="1"/>
             </wp:cNvGraphicFramePr>
@@ -44027,29 +44547,36 @@
               <a:graphicData uri="http://schemas.openxmlformats.org/drawingml/2006/picture">
                 <pic:pic xmlns:pic="http://schemas.openxmlformats.org/drawingml/2006/picture">
                   <pic:nvPicPr>
-                    <pic:cNvPr id="1049736473" name="Picture 1049736473"/>
-                    <pic:cNvPicPr/>
+                    <pic:cNvPr id="0" name="Picture 16"/>
+                    <pic:cNvPicPr>
+                      <a:picLocks noChangeAspect="1" noChangeArrowheads="1"/>
+                    </pic:cNvPicPr>
                   </pic:nvPicPr>
                   <pic:blipFill>
                     <a:blip r:embed="rId48">
                       <a:extLst>
                         <a:ext uri="{28A0092B-C50C-407E-A947-70E740481C1C}">
-                          <a14:useLocalDpi xmlns:a14="http://schemas.microsoft.com/office/drawing/2010/main"/>
+                          <a14:useLocalDpi xmlns:a14="http://schemas.microsoft.com/office/drawing/2010/main" val="0"/>
                         </a:ext>
                       </a:extLst>
                     </a:blip>
+                    <a:srcRect/>
                     <a:stretch>
                       <a:fillRect/>
                     </a:stretch>
                   </pic:blipFill>
-                  <pic:spPr>
+                  <pic:spPr bwMode="auto">
                     <a:xfrm>
                       <a:off x="0" y="0"/>
-                      <a:ext cx="4518497" cy="2888184"/>
+                      <a:ext cx="4192270" cy="2683510"/>
                     </a:xfrm>
                     <a:prstGeom prst="rect">
                       <a:avLst/>
                     </a:prstGeom>
+                    <a:noFill/>
+                    <a:ln>
+                      <a:noFill/>
+                    </a:ln>
                   </pic:spPr>
                 </pic:pic>
               </a:graphicData>
@@ -44059,21 +44586,41 @@
       </w:r>
     </w:p>
     <w:p>
-      <w:r>
-        <w:t>Fig 9.0 - Gestione Catalogo</w:t>
-      </w:r>
-    </w:p>
-    <w:p/>
-    <w:p>
-      <w:r>
-        <w:rPr>
+      <w:pPr>
+        <w:widowControl/>
+        <w:suppressAutoHyphens w:val="0"/>
+        <w:rPr>
+          <w:rFonts w:asciiTheme="minorHAnsi" w:hAnsiTheme="minorHAnsi"/>
+          <w:b/>
+          <w:bCs/>
+          <w:sz w:val="28"/>
+          <w:szCs w:val="28"/>
+        </w:rPr>
+      </w:pPr>
+      <w:r>
+        <w:rPr>
+          <w:rFonts w:asciiTheme="minorHAnsi" w:hAnsiTheme="minorHAnsi"/>
+          <w:b/>
+          <w:bCs/>
+          <w:sz w:val="28"/>
+          <w:szCs w:val="28"/>
+        </w:rPr>
+        <w:t>M13 – Catalogo, nessun risultato</w:t>
+      </w:r>
+      <w:r>
+        <w:rPr>
+          <w:rFonts w:asciiTheme="minorHAnsi" w:hAnsiTheme="minorHAnsi"/>
+          <w:b/>
+          <w:bCs/>
           <w:noProof/>
+          <w:sz w:val="28"/>
+          <w:szCs w:val="28"/>
         </w:rPr>
         <w:drawing>
-          <wp:inline distT="0" distB="0" distL="0" distR="0" wp14:anchorId="1C0427D2" wp14:editId="24D034BE">
-            <wp:extent cx="4518685" cy="4086963"/>
-            <wp:effectExtent l="0" t="0" r="0" b="8890"/>
-            <wp:docPr id="2116495025" name="drawing"/>
+          <wp:inline distT="0" distB="0" distL="0" distR="0" wp14:anchorId="27F5B7BB" wp14:editId="58C20BA1">
+            <wp:extent cx="4215740" cy="2716108"/>
+            <wp:effectExtent l="0" t="0" r="0" b="8255"/>
+            <wp:docPr id="1380628095" name="Picture 17"/>
             <wp:cNvGraphicFramePr>
               <a:graphicFrameLocks xmlns:a="http://schemas.openxmlformats.org/drawingml/2006/main" noChangeAspect="1"/>
             </wp:cNvGraphicFramePr>
@@ -44081,23 +44628,36 @@
               <a:graphicData uri="http://schemas.openxmlformats.org/drawingml/2006/picture">
                 <pic:pic xmlns:pic="http://schemas.openxmlformats.org/drawingml/2006/picture">
                   <pic:nvPicPr>
-                    <pic:cNvPr id="2116495025" name="drawing"/>
-                    <pic:cNvPicPr/>
+                    <pic:cNvPr id="0" name="Picture 17"/>
+                    <pic:cNvPicPr>
+                      <a:picLocks noChangeAspect="1" noChangeArrowheads="1"/>
+                    </pic:cNvPicPr>
                   </pic:nvPicPr>
                   <pic:blipFill>
-                    <a:blip r:embed="rId49"/>
+                    <a:blip r:embed="rId49">
+                      <a:extLst>
+                        <a:ext uri="{28A0092B-C50C-407E-A947-70E740481C1C}">
+                          <a14:useLocalDpi xmlns:a14="http://schemas.microsoft.com/office/drawing/2010/main" val="0"/>
+                        </a:ext>
+                      </a:extLst>
+                    </a:blip>
+                    <a:srcRect/>
                     <a:stretch>
                       <a:fillRect/>
                     </a:stretch>
                   </pic:blipFill>
-                  <pic:spPr>
+                  <pic:spPr bwMode="auto">
                     <a:xfrm>
                       <a:off x="0" y="0"/>
-                      <a:ext cx="4518685" cy="4086963"/>
+                      <a:ext cx="4228192" cy="2724130"/>
                     </a:xfrm>
                     <a:prstGeom prst="rect">
                       <a:avLst/>
                     </a:prstGeom>
+                    <a:noFill/>
+                    <a:ln>
+                      <a:noFill/>
+                    </a:ln>
                   </pic:spPr>
                 </pic:pic>
               </a:graphicData>
@@ -44107,22 +44667,55 @@
       </w:r>
     </w:p>
     <w:p>
-      <w:r>
-        <w:t>Fig 9.1 - Gestione Catalogo modifica/aggiunta</w:t>
-      </w:r>
-    </w:p>
-    <w:p/>
-    <w:p>
-      <w:r>
-        <w:rPr>
+      <w:pPr>
+        <w:widowControl/>
+        <w:suppressAutoHyphens w:val="0"/>
+        <w:rPr>
+          <w:rFonts w:asciiTheme="minorHAnsi" w:hAnsiTheme="minorHAnsi"/>
+          <w:b/>
+          <w:bCs/>
+          <w:sz w:val="28"/>
+          <w:szCs w:val="28"/>
+        </w:rPr>
+      </w:pPr>
+      <w:r>
+        <w:rPr>
+          <w:rFonts w:asciiTheme="minorHAnsi" w:hAnsiTheme="minorHAnsi"/>
+          <w:b/>
+          <w:bCs/>
+          <w:sz w:val="28"/>
+          <w:szCs w:val="28"/>
+        </w:rPr>
+        <w:t>M14 – Pagina edizione</w:t>
+      </w:r>
+    </w:p>
+    <w:p>
+      <w:pPr>
+        <w:widowControl/>
+        <w:suppressAutoHyphens w:val="0"/>
+        <w:rPr>
+          <w:rFonts w:asciiTheme="minorHAnsi" w:hAnsiTheme="minorHAnsi"/>
+          <w:b/>
+          <w:bCs/>
+          <w:sz w:val="28"/>
+          <w:szCs w:val="28"/>
+        </w:rPr>
+      </w:pPr>
+      <w:r>
+        <w:rPr>
+          <w:rFonts w:asciiTheme="minorHAnsi" w:hAnsiTheme="minorHAnsi"/>
+          <w:b/>
+          <w:bCs/>
           <w:noProof/>
+          <w:sz w:val="28"/>
+          <w:szCs w:val="28"/>
         </w:rPr>
         <w:lastRenderedPageBreak/>
         <w:drawing>
-          <wp:inline distT="0" distB="0" distL="0" distR="0" wp14:anchorId="3500E835" wp14:editId="78C9D333">
-            <wp:extent cx="4533138" cy="2911642"/>
-            <wp:effectExtent l="0" t="0" r="1270" b="3175"/>
-            <wp:docPr id="1944009452" name="drawing"/>
+          <wp:inline distT="0" distB="0" distL="0" distR="0" wp14:anchorId="5249DFEC" wp14:editId="4B48A7F8">
+            <wp:extent cx="4313761" cy="2778826"/>
+            <wp:effectExtent l="0" t="0" r="0" b="2540"/>
+            <wp:docPr id="1261688929" name="Picture 18"/>
             <wp:cNvGraphicFramePr>
               <a:graphicFrameLocks xmlns:a="http://schemas.openxmlformats.org/drawingml/2006/main" noChangeAspect="1"/>
             </wp:cNvGraphicFramePr>
@@ -44130,29 +44723,36 @@
               <a:graphicData uri="http://schemas.openxmlformats.org/drawingml/2006/picture">
                 <pic:pic xmlns:pic="http://schemas.openxmlformats.org/drawingml/2006/picture">
                   <pic:nvPicPr>
-                    <pic:cNvPr id="1944009452" name="Picture 1944009452"/>
-                    <pic:cNvPicPr/>
+                    <pic:cNvPr id="0" name="Picture 18"/>
+                    <pic:cNvPicPr>
+                      <a:picLocks noChangeAspect="1" noChangeArrowheads="1"/>
+                    </pic:cNvPicPr>
                   </pic:nvPicPr>
                   <pic:blipFill>
                     <a:blip r:embed="rId50">
                       <a:extLst>
                         <a:ext uri="{28A0092B-C50C-407E-A947-70E740481C1C}">
-                          <a14:useLocalDpi xmlns:a14="http://schemas.microsoft.com/office/drawing/2010/main"/>
+                          <a14:useLocalDpi xmlns:a14="http://schemas.microsoft.com/office/drawing/2010/main" val="0"/>
                         </a:ext>
                       </a:extLst>
                     </a:blip>
+                    <a:srcRect/>
                     <a:stretch>
                       <a:fillRect/>
                     </a:stretch>
                   </pic:blipFill>
-                  <pic:spPr>
+                  <pic:spPr bwMode="auto">
                     <a:xfrm>
                       <a:off x="0" y="0"/>
-                      <a:ext cx="4560583" cy="2929270"/>
+                      <a:ext cx="4330591" cy="2789667"/>
                     </a:xfrm>
                     <a:prstGeom prst="rect">
                       <a:avLst/>
                     </a:prstGeom>
+                    <a:noFill/>
+                    <a:ln>
+                      <a:noFill/>
+                    </a:ln>
                   </pic:spPr>
                 </pic:pic>
               </a:graphicData>
@@ -44162,21 +44762,41 @@
       </w:r>
     </w:p>
     <w:p>
-      <w:r>
-        <w:t>Fig 10.0 - Aggiunta Edizione al Catalogo</w:t>
-      </w:r>
-    </w:p>
-    <w:p/>
-    <w:p>
-      <w:r>
-        <w:rPr>
+      <w:pPr>
+        <w:widowControl/>
+        <w:suppressAutoHyphens w:val="0"/>
+        <w:rPr>
+          <w:rFonts w:asciiTheme="minorHAnsi" w:hAnsiTheme="minorHAnsi"/>
+          <w:b/>
+          <w:bCs/>
+          <w:sz w:val="28"/>
+          <w:szCs w:val="28"/>
+        </w:rPr>
+      </w:pPr>
+      <w:r>
+        <w:rPr>
+          <w:rFonts w:asciiTheme="minorHAnsi" w:hAnsiTheme="minorHAnsi"/>
+          <w:b/>
+          <w:bCs/>
+          <w:sz w:val="28"/>
+          <w:szCs w:val="28"/>
+        </w:rPr>
+        <w:t>M15 – Pagina edizione, edizione non disponbile</w:t>
+      </w:r>
+      <w:r>
+        <w:rPr>
+          <w:rFonts w:asciiTheme="minorHAnsi" w:hAnsiTheme="minorHAnsi"/>
+          <w:b/>
+          <w:bCs/>
           <w:noProof/>
+          <w:sz w:val="28"/>
+          <w:szCs w:val="28"/>
         </w:rPr>
         <w:drawing>
-          <wp:inline distT="0" distB="0" distL="0" distR="0" wp14:anchorId="67FDBA0E" wp14:editId="633C012F">
-            <wp:extent cx="4484816" cy="2887579"/>
-            <wp:effectExtent l="0" t="0" r="0" b="8255"/>
-            <wp:docPr id="1077038575" name="drawing"/>
+          <wp:inline distT="0" distB="0" distL="0" distR="0" wp14:anchorId="214F352D" wp14:editId="1BB58E75">
+            <wp:extent cx="4309421" cy="2826327"/>
+            <wp:effectExtent l="0" t="0" r="0" b="0"/>
+            <wp:docPr id="1545739563" name="Picture 19"/>
             <wp:cNvGraphicFramePr>
               <a:graphicFrameLocks xmlns:a="http://schemas.openxmlformats.org/drawingml/2006/main" noChangeAspect="1"/>
             </wp:cNvGraphicFramePr>
@@ -44184,29 +44804,36 @@
               <a:graphicData uri="http://schemas.openxmlformats.org/drawingml/2006/picture">
                 <pic:pic xmlns:pic="http://schemas.openxmlformats.org/drawingml/2006/picture">
                   <pic:nvPicPr>
-                    <pic:cNvPr id="1077038575" name="Picture 1077038575"/>
-                    <pic:cNvPicPr/>
+                    <pic:cNvPr id="0" name="Picture 19"/>
+                    <pic:cNvPicPr>
+                      <a:picLocks noChangeAspect="1" noChangeArrowheads="1"/>
+                    </pic:cNvPicPr>
                   </pic:nvPicPr>
                   <pic:blipFill>
                     <a:blip r:embed="rId51">
                       <a:extLst>
                         <a:ext uri="{28A0092B-C50C-407E-A947-70E740481C1C}">
-                          <a14:useLocalDpi xmlns:a14="http://schemas.microsoft.com/office/drawing/2010/main"/>
+                          <a14:useLocalDpi xmlns:a14="http://schemas.microsoft.com/office/drawing/2010/main" val="0"/>
                         </a:ext>
                       </a:extLst>
                     </a:blip>
+                    <a:srcRect/>
                     <a:stretch>
                       <a:fillRect/>
                     </a:stretch>
                   </pic:blipFill>
-                  <pic:spPr>
+                  <pic:spPr bwMode="auto">
                     <a:xfrm>
                       <a:off x="0" y="0"/>
-                      <a:ext cx="4496911" cy="2895367"/>
+                      <a:ext cx="4315407" cy="2830253"/>
                     </a:xfrm>
                     <a:prstGeom prst="rect">
                       <a:avLst/>
                     </a:prstGeom>
+                    <a:noFill/>
+                    <a:ln>
+                      <a:noFill/>
+                    </a:ln>
                   </pic:spPr>
                 </pic:pic>
               </a:graphicData>
@@ -44216,22 +44843,55 @@
       </w:r>
     </w:p>
     <w:p>
-      <w:r>
-        <w:t>Fig 10.1 - Tentativo di Aggiunta Edizione al Catalogo con valori errati</w:t>
-      </w:r>
-    </w:p>
-    <w:p/>
-    <w:p>
-      <w:r>
-        <w:rPr>
+      <w:pPr>
+        <w:widowControl/>
+        <w:suppressAutoHyphens w:val="0"/>
+        <w:rPr>
+          <w:rFonts w:asciiTheme="minorHAnsi" w:hAnsiTheme="minorHAnsi"/>
+          <w:b/>
+          <w:bCs/>
+          <w:sz w:val="28"/>
+          <w:szCs w:val="28"/>
+        </w:rPr>
+      </w:pPr>
+      <w:r>
+        <w:rPr>
+          <w:rFonts w:asciiTheme="minorHAnsi" w:hAnsiTheme="minorHAnsi"/>
+          <w:b/>
+          <w:bCs/>
+          <w:sz w:val="28"/>
+          <w:szCs w:val="28"/>
+        </w:rPr>
+        <w:t>M16 – Pagina edizione, sospensione temporanea</w:t>
+      </w:r>
+    </w:p>
+    <w:p>
+      <w:pPr>
+        <w:widowControl/>
+        <w:suppressAutoHyphens w:val="0"/>
+        <w:rPr>
+          <w:rFonts w:asciiTheme="minorHAnsi" w:hAnsiTheme="minorHAnsi"/>
+          <w:b/>
+          <w:bCs/>
+          <w:sz w:val="28"/>
+          <w:szCs w:val="28"/>
+        </w:rPr>
+      </w:pPr>
+      <w:r>
+        <w:rPr>
+          <w:rFonts w:asciiTheme="minorHAnsi" w:hAnsiTheme="minorHAnsi"/>
+          <w:b/>
+          <w:bCs/>
           <w:noProof/>
+          <w:sz w:val="28"/>
+          <w:szCs w:val="28"/>
         </w:rPr>
         <w:lastRenderedPageBreak/>
         <w:drawing>
-          <wp:inline distT="0" distB="0" distL="0" distR="0" wp14:anchorId="67273D5A" wp14:editId="3AEA8476">
-            <wp:extent cx="4507606" cy="2881222"/>
-            <wp:effectExtent l="0" t="0" r="7620" b="0"/>
-            <wp:docPr id="1606158115" name="drawing"/>
+          <wp:inline distT="0" distB="0" distL="0" distR="0" wp14:anchorId="47059576" wp14:editId="3E45FE52">
+            <wp:extent cx="4215740" cy="2721728"/>
+            <wp:effectExtent l="0" t="0" r="0" b="2540"/>
+            <wp:docPr id="1758642107" name="Picture 20"/>
             <wp:cNvGraphicFramePr>
               <a:graphicFrameLocks xmlns:a="http://schemas.openxmlformats.org/drawingml/2006/main" noChangeAspect="1"/>
             </wp:cNvGraphicFramePr>
@@ -44239,29 +44899,36 @@
               <a:graphicData uri="http://schemas.openxmlformats.org/drawingml/2006/picture">
                 <pic:pic xmlns:pic="http://schemas.openxmlformats.org/drawingml/2006/picture">
                   <pic:nvPicPr>
-                    <pic:cNvPr id="1606158115" name="Picture 1606158115"/>
-                    <pic:cNvPicPr/>
+                    <pic:cNvPr id="0" name="Picture 20"/>
+                    <pic:cNvPicPr>
+                      <a:picLocks noChangeAspect="1" noChangeArrowheads="1"/>
+                    </pic:cNvPicPr>
                   </pic:nvPicPr>
                   <pic:blipFill>
                     <a:blip r:embed="rId52">
                       <a:extLst>
                         <a:ext uri="{28A0092B-C50C-407E-A947-70E740481C1C}">
-                          <a14:useLocalDpi xmlns:a14="http://schemas.microsoft.com/office/drawing/2010/main"/>
+                          <a14:useLocalDpi xmlns:a14="http://schemas.microsoft.com/office/drawing/2010/main" val="0"/>
                         </a:ext>
                       </a:extLst>
                     </a:blip>
+                    <a:srcRect/>
                     <a:stretch>
                       <a:fillRect/>
                     </a:stretch>
                   </pic:blipFill>
-                  <pic:spPr>
+                  <pic:spPr bwMode="auto">
                     <a:xfrm>
                       <a:off x="0" y="0"/>
-                      <a:ext cx="4529230" cy="2895044"/>
+                      <a:ext cx="4228796" cy="2730157"/>
                     </a:xfrm>
                     <a:prstGeom prst="rect">
                       <a:avLst/>
                     </a:prstGeom>
+                    <a:noFill/>
+                    <a:ln>
+                      <a:noFill/>
+                    </a:ln>
                   </pic:spPr>
                 </pic:pic>
               </a:graphicData>
@@ -44271,21 +44938,84 @@
       </w:r>
     </w:p>
     <w:p>
-      <w:r>
-        <w:t>Fig 11.0 - Gestione Edizione</w:t>
-      </w:r>
-    </w:p>
-    <w:p/>
-    <w:p>
-      <w:r>
-        <w:rPr>
+      <w:pPr>
+        <w:widowControl/>
+        <w:suppressAutoHyphens w:val="0"/>
+        <w:rPr>
+          <w:rFonts w:asciiTheme="minorHAnsi" w:hAnsiTheme="minorHAnsi"/>
+          <w:b/>
+          <w:bCs/>
+          <w:sz w:val="28"/>
+          <w:szCs w:val="28"/>
+        </w:rPr>
+      </w:pPr>
+      <w:r>
+        <w:rPr>
+          <w:rFonts w:asciiTheme="minorHAnsi" w:hAnsiTheme="minorHAnsi"/>
+          <w:b/>
+          <w:bCs/>
+          <w:sz w:val="28"/>
+          <w:szCs w:val="28"/>
+        </w:rPr>
+        <w:t>M1</w:t>
+      </w:r>
+      <w:r>
+        <w:rPr>
+          <w:rFonts w:asciiTheme="minorHAnsi" w:hAnsiTheme="minorHAnsi"/>
+          <w:b/>
+          <w:bCs/>
+          <w:sz w:val="28"/>
+          <w:szCs w:val="28"/>
+        </w:rPr>
+        <w:t>7</w:t>
+      </w:r>
+      <w:r>
+        <w:rPr>
+          <w:rFonts w:asciiTheme="minorHAnsi" w:hAnsiTheme="minorHAnsi"/>
+          <w:b/>
+          <w:bCs/>
+          <w:sz w:val="28"/>
+          <w:szCs w:val="28"/>
+        </w:rPr>
+        <w:t xml:space="preserve"> – Pagina edizione, </w:t>
+      </w:r>
+      <w:r>
+        <w:rPr>
+          <w:rFonts w:asciiTheme="minorHAnsi" w:hAnsiTheme="minorHAnsi"/>
+          <w:b/>
+          <w:bCs/>
+          <w:sz w:val="28"/>
+          <w:szCs w:val="28"/>
+        </w:rPr>
+        <w:t>limite prenotazioni</w:t>
+      </w:r>
+    </w:p>
+    <w:p>
+      <w:pPr>
+        <w:widowControl/>
+        <w:suppressAutoHyphens w:val="0"/>
+        <w:rPr>
+          <w:rFonts w:asciiTheme="minorHAnsi" w:hAnsiTheme="minorHAnsi"/>
+          <w:b/>
+          <w:bCs/>
+          <w:sz w:val="28"/>
+          <w:szCs w:val="28"/>
+        </w:rPr>
+      </w:pPr>
+      <w:r>
+        <w:rPr>
+          <w:rFonts w:asciiTheme="minorHAnsi" w:hAnsiTheme="minorHAnsi"/>
+          <w:b/>
+          <w:bCs/>
           <w:noProof/>
+          <w:sz w:val="28"/>
+          <w:szCs w:val="28"/>
         </w:rPr>
         <w:drawing>
-          <wp:inline distT="0" distB="0" distL="0" distR="0" wp14:anchorId="59310FB2" wp14:editId="74502251">
-            <wp:extent cx="4494363" cy="2865768"/>
-            <wp:effectExtent l="0" t="0" r="1905" b="0"/>
-            <wp:docPr id="720230903" name="drawing"/>
+          <wp:inline distT="0" distB="0" distL="0" distR="0" wp14:anchorId="1DE5F333" wp14:editId="18513AB2">
+            <wp:extent cx="4248223" cy="2731325"/>
+            <wp:effectExtent l="0" t="0" r="0" b="0"/>
+            <wp:docPr id="221788765" name="Picture 21"/>
             <wp:cNvGraphicFramePr>
               <a:graphicFrameLocks xmlns:a="http://schemas.openxmlformats.org/drawingml/2006/main" noChangeAspect="1"/>
             </wp:cNvGraphicFramePr>
@@ -44293,29 +45023,36 @@
               <a:graphicData uri="http://schemas.openxmlformats.org/drawingml/2006/picture">
                 <pic:pic xmlns:pic="http://schemas.openxmlformats.org/drawingml/2006/picture">
                   <pic:nvPicPr>
-                    <pic:cNvPr id="720230903" name="Picture 720230903"/>
-                    <pic:cNvPicPr/>
+                    <pic:cNvPr id="0" name="Picture 21"/>
+                    <pic:cNvPicPr>
+                      <a:picLocks noChangeAspect="1" noChangeArrowheads="1"/>
+                    </pic:cNvPicPr>
                   </pic:nvPicPr>
                   <pic:blipFill>
                     <a:blip r:embed="rId53">
                       <a:extLst>
                         <a:ext uri="{28A0092B-C50C-407E-A947-70E740481C1C}">
-                          <a14:useLocalDpi xmlns:a14="http://schemas.microsoft.com/office/drawing/2010/main"/>
+                          <a14:useLocalDpi xmlns:a14="http://schemas.microsoft.com/office/drawing/2010/main" val="0"/>
                         </a:ext>
                       </a:extLst>
                     </a:blip>
+                    <a:srcRect/>
                     <a:stretch>
                       <a:fillRect/>
                     </a:stretch>
                   </pic:blipFill>
-                  <pic:spPr>
+                  <pic:spPr bwMode="auto">
                     <a:xfrm>
                       <a:off x="0" y="0"/>
-                      <a:ext cx="4511740" cy="2876848"/>
+                      <a:ext cx="4250653" cy="2732887"/>
                     </a:xfrm>
                     <a:prstGeom prst="rect">
                       <a:avLst/>
                     </a:prstGeom>
+                    <a:noFill/>
+                    <a:ln>
+                      <a:noFill/>
+                    </a:ln>
                   </pic:spPr>
                 </pic:pic>
               </a:graphicData>
@@ -44325,22 +45062,51 @@
       </w:r>
     </w:p>
     <w:p>
-      <w:r>
-        <w:t xml:space="preserve">Fig 11.1 - Gestione Edizione dopo l’aggiunta copia  </w:t>
-      </w:r>
-    </w:p>
-    <w:p/>
-    <w:p>
-      <w:r>
-        <w:rPr>
+      <w:pPr>
+        <w:rPr>
+          <w:rFonts w:asciiTheme="minorHAnsi" w:hAnsiTheme="minorHAnsi"/>
+          <w:sz w:val="28"/>
+          <w:szCs w:val="28"/>
+        </w:rPr>
+      </w:pPr>
+      <w:r>
+        <w:rPr>
+          <w:rFonts w:asciiTheme="minorHAnsi" w:hAnsiTheme="minorHAnsi"/>
+          <w:b/>
+          <w:bCs/>
+          <w:sz w:val="28"/>
+          <w:szCs w:val="28"/>
+        </w:rPr>
+        <w:t>M18 – Pagina gestione prenotazioni</w:t>
+      </w:r>
+    </w:p>
+    <w:p>
+      <w:pPr>
+        <w:widowControl/>
+        <w:suppressAutoHyphens w:val="0"/>
+        <w:rPr>
+          <w:rFonts w:asciiTheme="minorHAnsi" w:hAnsiTheme="minorHAnsi"/>
+          <w:b/>
+          <w:bCs/>
+          <w:sz w:val="28"/>
+          <w:szCs w:val="28"/>
+        </w:rPr>
+      </w:pPr>
+      <w:r>
+        <w:rPr>
+          <w:rFonts w:asciiTheme="minorHAnsi" w:hAnsiTheme="minorHAnsi"/>
+          <w:b/>
+          <w:bCs/>
           <w:noProof/>
+          <w:sz w:val="28"/>
+          <w:szCs w:val="28"/>
         </w:rPr>
         <w:lastRenderedPageBreak/>
         <w:drawing>
-          <wp:inline distT="0" distB="0" distL="0" distR="0" wp14:anchorId="45EF276F" wp14:editId="370AEC11">
-            <wp:extent cx="4546121" cy="2898771"/>
-            <wp:effectExtent l="0" t="0" r="6985" b="0"/>
-            <wp:docPr id="1253257923" name="drawing"/>
+          <wp:inline distT="0" distB="0" distL="0" distR="0" wp14:anchorId="56058354" wp14:editId="0923167C">
+            <wp:extent cx="4195025" cy="2731325"/>
+            <wp:effectExtent l="0" t="0" r="0" b="0"/>
+            <wp:docPr id="2022628164" name="Picture 22"/>
             <wp:cNvGraphicFramePr>
               <a:graphicFrameLocks xmlns:a="http://schemas.openxmlformats.org/drawingml/2006/main" noChangeAspect="1"/>
             </wp:cNvGraphicFramePr>
@@ -44348,29 +45114,36 @@
               <a:graphicData uri="http://schemas.openxmlformats.org/drawingml/2006/picture">
                 <pic:pic xmlns:pic="http://schemas.openxmlformats.org/drawingml/2006/picture">
                   <pic:nvPicPr>
-                    <pic:cNvPr id="1253257923" name="Picture 1253257923"/>
-                    <pic:cNvPicPr/>
+                    <pic:cNvPr id="0" name="Picture 22"/>
+                    <pic:cNvPicPr>
+                      <a:picLocks noChangeAspect="1" noChangeArrowheads="1"/>
+                    </pic:cNvPicPr>
                   </pic:nvPicPr>
                   <pic:blipFill>
                     <a:blip r:embed="rId54">
                       <a:extLst>
                         <a:ext uri="{28A0092B-C50C-407E-A947-70E740481C1C}">
-                          <a14:useLocalDpi xmlns:a14="http://schemas.microsoft.com/office/drawing/2010/main"/>
+                          <a14:useLocalDpi xmlns:a14="http://schemas.microsoft.com/office/drawing/2010/main" val="0"/>
                         </a:ext>
                       </a:extLst>
                     </a:blip>
+                    <a:srcRect/>
                     <a:stretch>
                       <a:fillRect/>
                     </a:stretch>
                   </pic:blipFill>
-                  <pic:spPr>
+                  <pic:spPr bwMode="auto">
                     <a:xfrm>
                       <a:off x="0" y="0"/>
-                      <a:ext cx="4557784" cy="2906208"/>
+                      <a:ext cx="4199819" cy="2734446"/>
                     </a:xfrm>
                     <a:prstGeom prst="rect">
                       <a:avLst/>
                     </a:prstGeom>
+                    <a:noFill/>
+                    <a:ln>
+                      <a:noFill/>
+                    </a:ln>
                   </pic:spPr>
                 </pic:pic>
               </a:graphicData>
@@ -44380,21 +45153,54 @@
       </w:r>
     </w:p>
     <w:p>
-      <w:r>
-        <w:t>Fig 12.0 - Profilo Lettore</w:t>
-      </w:r>
-    </w:p>
-    <w:p/>
-    <w:p>
-      <w:r>
-        <w:rPr>
+      <w:pPr>
+        <w:widowControl/>
+        <w:suppressAutoHyphens w:val="0"/>
+        <w:rPr>
+          <w:rFonts w:asciiTheme="minorHAnsi" w:hAnsiTheme="minorHAnsi"/>
+          <w:b/>
+          <w:bCs/>
+          <w:sz w:val="28"/>
+          <w:szCs w:val="28"/>
+        </w:rPr>
+      </w:pPr>
+      <w:r>
+        <w:rPr>
+          <w:rFonts w:asciiTheme="minorHAnsi" w:hAnsiTheme="minorHAnsi"/>
+          <w:b/>
+          <w:bCs/>
+          <w:sz w:val="28"/>
+          <w:szCs w:val="28"/>
+        </w:rPr>
+        <w:t>M19 – Pagina gestione prenotazioni, lettore sospeso</w:t>
+      </w:r>
+    </w:p>
+    <w:p>
+      <w:pPr>
+        <w:widowControl/>
+        <w:suppressAutoHyphens w:val="0"/>
+        <w:rPr>
+          <w:rFonts w:asciiTheme="minorHAnsi" w:hAnsiTheme="minorHAnsi"/>
+          <w:b/>
+          <w:bCs/>
+          <w:sz w:val="28"/>
+          <w:szCs w:val="28"/>
+        </w:rPr>
+      </w:pPr>
+      <w:r>
+        <w:rPr>
+          <w:rFonts w:asciiTheme="minorHAnsi" w:hAnsiTheme="minorHAnsi"/>
+          <w:b/>
+          <w:bCs/>
           <w:noProof/>
+          <w:sz w:val="28"/>
+          <w:szCs w:val="28"/>
         </w:rPr>
         <w:drawing>
-          <wp:inline distT="0" distB="0" distL="0" distR="0" wp14:anchorId="66041077" wp14:editId="67DF162A">
-            <wp:extent cx="4540751" cy="2881223"/>
-            <wp:effectExtent l="0" t="0" r="0" b="0"/>
-            <wp:docPr id="273775456" name="drawing"/>
+          <wp:inline distT="0" distB="0" distL="0" distR="0" wp14:anchorId="4B60BE8C" wp14:editId="2F8AF15B">
+            <wp:extent cx="4144645" cy="2719705"/>
+            <wp:effectExtent l="0" t="0" r="8255" b="4445"/>
+            <wp:docPr id="1682466360" name="Picture 23"/>
             <wp:cNvGraphicFramePr>
               <a:graphicFrameLocks xmlns:a="http://schemas.openxmlformats.org/drawingml/2006/main" noChangeAspect="1"/>
             </wp:cNvGraphicFramePr>
@@ -44402,29 +45208,36 @@
               <a:graphicData uri="http://schemas.openxmlformats.org/drawingml/2006/picture">
                 <pic:pic xmlns:pic="http://schemas.openxmlformats.org/drawingml/2006/picture">
                   <pic:nvPicPr>
-                    <pic:cNvPr id="273775456" name="Picture 273775456"/>
-                    <pic:cNvPicPr/>
+                    <pic:cNvPr id="0" name="Picture 23"/>
+                    <pic:cNvPicPr>
+                      <a:picLocks noChangeAspect="1" noChangeArrowheads="1"/>
+                    </pic:cNvPicPr>
                   </pic:nvPicPr>
                   <pic:blipFill>
                     <a:blip r:embed="rId55">
                       <a:extLst>
                         <a:ext uri="{28A0092B-C50C-407E-A947-70E740481C1C}">
-                          <a14:useLocalDpi xmlns:a14="http://schemas.microsoft.com/office/drawing/2010/main"/>
+                          <a14:useLocalDpi xmlns:a14="http://schemas.microsoft.com/office/drawing/2010/main" val="0"/>
                         </a:ext>
                       </a:extLst>
                     </a:blip>
+                    <a:srcRect/>
                     <a:stretch>
                       <a:fillRect/>
                     </a:stretch>
                   </pic:blipFill>
-                  <pic:spPr>
+                  <pic:spPr bwMode="auto">
                     <a:xfrm>
                       <a:off x="0" y="0"/>
-                      <a:ext cx="4554357" cy="2889856"/>
+                      <a:ext cx="4144645" cy="2719705"/>
                     </a:xfrm>
                     <a:prstGeom prst="rect">
                       <a:avLst/>
                     </a:prstGeom>
+                    <a:noFill/>
+                    <a:ln>
+                      <a:noFill/>
+                    </a:ln>
                   </pic:spPr>
                 </pic:pic>
               </a:graphicData>
@@ -44434,22 +45247,55 @@
       </w:r>
     </w:p>
     <w:p>
-      <w:r>
-        <w:t>Fig 13.0 - Catalogo</w:t>
-      </w:r>
-    </w:p>
-    <w:p/>
-    <w:p>
-      <w:r>
-        <w:rPr>
+      <w:pPr>
+        <w:widowControl/>
+        <w:suppressAutoHyphens w:val="0"/>
+        <w:rPr>
+          <w:rFonts w:asciiTheme="minorHAnsi" w:hAnsiTheme="minorHAnsi"/>
+          <w:b/>
+          <w:bCs/>
+          <w:sz w:val="28"/>
+          <w:szCs w:val="28"/>
+        </w:rPr>
+      </w:pPr>
+      <w:r>
+        <w:rPr>
+          <w:rFonts w:asciiTheme="minorHAnsi" w:hAnsiTheme="minorHAnsi"/>
+          <w:b/>
+          <w:bCs/>
+          <w:sz w:val="28"/>
+          <w:szCs w:val="28"/>
+        </w:rPr>
+        <w:t>M20 – Pagina gestione prenotazioni, prenotazione cancellata</w:t>
+      </w:r>
+    </w:p>
+    <w:p>
+      <w:pPr>
+        <w:widowControl/>
+        <w:suppressAutoHyphens w:val="0"/>
+        <w:rPr>
+          <w:rFonts w:asciiTheme="minorHAnsi" w:hAnsiTheme="minorHAnsi"/>
+          <w:b/>
+          <w:bCs/>
+          <w:sz w:val="28"/>
+          <w:szCs w:val="28"/>
+        </w:rPr>
+      </w:pPr>
+      <w:r>
+        <w:rPr>
+          <w:rFonts w:asciiTheme="minorHAnsi" w:hAnsiTheme="minorHAnsi"/>
+          <w:b/>
+          <w:bCs/>
           <w:noProof/>
+          <w:sz w:val="28"/>
+          <w:szCs w:val="28"/>
         </w:rPr>
         <w:lastRenderedPageBreak/>
         <w:drawing>
-          <wp:inline distT="0" distB="0" distL="0" distR="0" wp14:anchorId="0CA2B90B" wp14:editId="09605FAF">
-            <wp:extent cx="4529647" cy="2881222"/>
-            <wp:effectExtent l="0" t="0" r="4445" b="0"/>
-            <wp:docPr id="412899696" name="drawing"/>
+          <wp:inline distT="0" distB="0" distL="0" distR="0" wp14:anchorId="64A7A7BA" wp14:editId="010CE249">
+            <wp:extent cx="4192270" cy="2719705"/>
+            <wp:effectExtent l="0" t="0" r="0" b="4445"/>
+            <wp:docPr id="688363550" name="Picture 24"/>
             <wp:cNvGraphicFramePr>
               <a:graphicFrameLocks xmlns:a="http://schemas.openxmlformats.org/drawingml/2006/main" noChangeAspect="1"/>
             </wp:cNvGraphicFramePr>
@@ -44457,29 +45303,36 @@
               <a:graphicData uri="http://schemas.openxmlformats.org/drawingml/2006/picture">
                 <pic:pic xmlns:pic="http://schemas.openxmlformats.org/drawingml/2006/picture">
                   <pic:nvPicPr>
-                    <pic:cNvPr id="412899696" name="Picture 412899696"/>
-                    <pic:cNvPicPr/>
+                    <pic:cNvPr id="0" name="Picture 24"/>
+                    <pic:cNvPicPr>
+                      <a:picLocks noChangeAspect="1" noChangeArrowheads="1"/>
+                    </pic:cNvPicPr>
                   </pic:nvPicPr>
                   <pic:blipFill>
                     <a:blip r:embed="rId56">
                       <a:extLst>
                         <a:ext uri="{28A0092B-C50C-407E-A947-70E740481C1C}">
-                          <a14:useLocalDpi xmlns:a14="http://schemas.microsoft.com/office/drawing/2010/main"/>
+                          <a14:useLocalDpi xmlns:a14="http://schemas.microsoft.com/office/drawing/2010/main" val="0"/>
                         </a:ext>
                       </a:extLst>
                     </a:blip>
+                    <a:srcRect/>
                     <a:stretch>
                       <a:fillRect/>
                     </a:stretch>
                   </pic:blipFill>
-                  <pic:spPr>
+                  <pic:spPr bwMode="auto">
                     <a:xfrm>
                       <a:off x="0" y="0"/>
-                      <a:ext cx="4540639" cy="2888214"/>
+                      <a:ext cx="4192270" cy="2719705"/>
                     </a:xfrm>
                     <a:prstGeom prst="rect">
                       <a:avLst/>
                     </a:prstGeom>
+                    <a:noFill/>
+                    <a:ln>
+                      <a:noFill/>
+                    </a:ln>
                   </pic:spPr>
                 </pic:pic>
               </a:graphicData>
@@ -44489,21 +45342,41 @@
       </w:r>
     </w:p>
     <w:p>
-      <w:r>
-        <w:t>Fig 14.0 - Pagina Edizione</w:t>
-      </w:r>
-    </w:p>
-    <w:p/>
-    <w:p>
-      <w:r>
-        <w:rPr>
+      <w:pPr>
+        <w:widowControl/>
+        <w:suppressAutoHyphens w:val="0"/>
+        <w:rPr>
+          <w:rFonts w:asciiTheme="minorHAnsi" w:hAnsiTheme="minorHAnsi"/>
+          <w:b/>
+          <w:bCs/>
+          <w:sz w:val="28"/>
+          <w:szCs w:val="28"/>
+        </w:rPr>
+      </w:pPr>
+      <w:r>
+        <w:rPr>
+          <w:rFonts w:asciiTheme="minorHAnsi" w:hAnsiTheme="minorHAnsi"/>
+          <w:b/>
+          <w:bCs/>
+          <w:sz w:val="28"/>
+          <w:szCs w:val="28"/>
+        </w:rPr>
+        <w:t>M21 – Pagina gestione del catalogo</w:t>
+      </w:r>
+      <w:r>
+        <w:rPr>
+          <w:rFonts w:asciiTheme="minorHAnsi" w:hAnsiTheme="minorHAnsi"/>
+          <w:b/>
+          <w:bCs/>
           <w:noProof/>
+          <w:sz w:val="28"/>
+          <w:szCs w:val="28"/>
         </w:rPr>
         <w:drawing>
-          <wp:inline distT="0" distB="0" distL="0" distR="0" wp14:anchorId="28814B7F" wp14:editId="0CB8D417">
-            <wp:extent cx="4511616" cy="2869753"/>
-            <wp:effectExtent l="0" t="0" r="3810" b="6985"/>
-            <wp:docPr id="1278966015" name="drawing"/>
+          <wp:inline distT="0" distB="0" distL="0" distR="0" wp14:anchorId="21377DE3" wp14:editId="5A527882">
+            <wp:extent cx="4203700" cy="2731135"/>
+            <wp:effectExtent l="0" t="0" r="6350" b="0"/>
+            <wp:docPr id="609592085" name="Picture 25"/>
             <wp:cNvGraphicFramePr>
               <a:graphicFrameLocks xmlns:a="http://schemas.openxmlformats.org/drawingml/2006/main" noChangeAspect="1"/>
             </wp:cNvGraphicFramePr>
@@ -44511,29 +45384,36 @@
               <a:graphicData uri="http://schemas.openxmlformats.org/drawingml/2006/picture">
                 <pic:pic xmlns:pic="http://schemas.openxmlformats.org/drawingml/2006/picture">
                   <pic:nvPicPr>
-                    <pic:cNvPr id="1278966015" name="Picture 1278966015"/>
-                    <pic:cNvPicPr/>
+                    <pic:cNvPr id="0" name="Picture 25"/>
+                    <pic:cNvPicPr>
+                      <a:picLocks noChangeAspect="1" noChangeArrowheads="1"/>
+                    </pic:cNvPicPr>
                   </pic:nvPicPr>
                   <pic:blipFill>
                     <a:blip r:embed="rId57">
                       <a:extLst>
                         <a:ext uri="{28A0092B-C50C-407E-A947-70E740481C1C}">
-                          <a14:useLocalDpi xmlns:a14="http://schemas.microsoft.com/office/drawing/2010/main"/>
+                          <a14:useLocalDpi xmlns:a14="http://schemas.microsoft.com/office/drawing/2010/main" val="0"/>
                         </a:ext>
                       </a:extLst>
                     </a:blip>
+                    <a:srcRect/>
                     <a:stretch>
                       <a:fillRect/>
                     </a:stretch>
                   </pic:blipFill>
-                  <pic:spPr>
+                  <pic:spPr bwMode="auto">
                     <a:xfrm>
                       <a:off x="0" y="0"/>
-                      <a:ext cx="4520436" cy="2875363"/>
+                      <a:ext cx="4203700" cy="2731135"/>
                     </a:xfrm>
                     <a:prstGeom prst="rect">
                       <a:avLst/>
                     </a:prstGeom>
+                    <a:noFill/>
+                    <a:ln>
+                      <a:noFill/>
+                    </a:ln>
                   </pic:spPr>
                 </pic:pic>
               </a:graphicData>
@@ -44543,22 +45423,55 @@
       </w:r>
     </w:p>
     <w:p>
-      <w:r>
-        <w:t>Fig 14.1 - Pagina Edizione: Errore prenotazione per sospensione</w:t>
-      </w:r>
-    </w:p>
-    <w:p/>
-    <w:p>
-      <w:r>
-        <w:rPr>
+      <w:pPr>
+        <w:widowControl/>
+        <w:suppressAutoHyphens w:val="0"/>
+        <w:rPr>
+          <w:rFonts w:asciiTheme="minorHAnsi" w:hAnsiTheme="minorHAnsi"/>
+          <w:b/>
+          <w:bCs/>
+          <w:sz w:val="28"/>
+          <w:szCs w:val="28"/>
+        </w:rPr>
+      </w:pPr>
+      <w:r>
+        <w:rPr>
+          <w:rFonts w:asciiTheme="minorHAnsi" w:hAnsiTheme="minorHAnsi"/>
+          <w:b/>
+          <w:bCs/>
+          <w:sz w:val="28"/>
+          <w:szCs w:val="28"/>
+        </w:rPr>
+        <w:t>M22 – Pagina gestione del catalogo, nessun risultato</w:t>
+      </w:r>
+    </w:p>
+    <w:p>
+      <w:pPr>
+        <w:widowControl/>
+        <w:suppressAutoHyphens w:val="0"/>
+        <w:rPr>
+          <w:rFonts w:asciiTheme="minorHAnsi" w:hAnsiTheme="minorHAnsi"/>
+          <w:b/>
+          <w:bCs/>
+          <w:sz w:val="28"/>
+          <w:szCs w:val="28"/>
+        </w:rPr>
+      </w:pPr>
+      <w:r>
+        <w:rPr>
+          <w:rFonts w:asciiTheme="minorHAnsi" w:hAnsiTheme="minorHAnsi"/>
+          <w:b/>
+          <w:bCs/>
           <w:noProof/>
+          <w:sz w:val="28"/>
+          <w:szCs w:val="28"/>
         </w:rPr>
         <w:lastRenderedPageBreak/>
         <w:drawing>
-          <wp:inline distT="0" distB="0" distL="0" distR="0" wp14:anchorId="67D38B35" wp14:editId="16B8A462">
-            <wp:extent cx="4556772" cy="2898475"/>
-            <wp:effectExtent l="0" t="0" r="0" b="0"/>
-            <wp:docPr id="663311308" name="drawing"/>
+          <wp:inline distT="0" distB="0" distL="0" distR="0" wp14:anchorId="2CF038C0" wp14:editId="1D0C51BF">
+            <wp:extent cx="4416515" cy="2873828"/>
+            <wp:effectExtent l="0" t="0" r="3175" b="3175"/>
+            <wp:docPr id="1790792604" name="Picture 26"/>
             <wp:cNvGraphicFramePr>
               <a:graphicFrameLocks xmlns:a="http://schemas.openxmlformats.org/drawingml/2006/main" noChangeAspect="1"/>
             </wp:cNvGraphicFramePr>
@@ -44566,29 +45479,36 @@
               <a:graphicData uri="http://schemas.openxmlformats.org/drawingml/2006/picture">
                 <pic:pic xmlns:pic="http://schemas.openxmlformats.org/drawingml/2006/picture">
                   <pic:nvPicPr>
-                    <pic:cNvPr id="663311308" name="Picture 663311308"/>
-                    <pic:cNvPicPr/>
+                    <pic:cNvPr id="0" name="Picture 26"/>
+                    <pic:cNvPicPr>
+                      <a:picLocks noChangeAspect="1" noChangeArrowheads="1"/>
+                    </pic:cNvPicPr>
                   </pic:nvPicPr>
                   <pic:blipFill>
                     <a:blip r:embed="rId58">
                       <a:extLst>
                         <a:ext uri="{28A0092B-C50C-407E-A947-70E740481C1C}">
-                          <a14:useLocalDpi xmlns:a14="http://schemas.microsoft.com/office/drawing/2010/main"/>
+                          <a14:useLocalDpi xmlns:a14="http://schemas.microsoft.com/office/drawing/2010/main" val="0"/>
                         </a:ext>
                       </a:extLst>
                     </a:blip>
+                    <a:srcRect/>
                     <a:stretch>
                       <a:fillRect/>
                     </a:stretch>
                   </pic:blipFill>
-                  <pic:spPr>
+                  <pic:spPr bwMode="auto">
                     <a:xfrm>
                       <a:off x="0" y="0"/>
-                      <a:ext cx="4564258" cy="2903237"/>
+                      <a:ext cx="4418587" cy="2875176"/>
                     </a:xfrm>
                     <a:prstGeom prst="rect">
                       <a:avLst/>
                     </a:prstGeom>
+                    <a:noFill/>
+                    <a:ln>
+                      <a:noFill/>
+                    </a:ln>
                   </pic:spPr>
                 </pic:pic>
               </a:graphicData>
@@ -44598,21 +45518,71 @@
       </w:r>
     </w:p>
     <w:p>
-      <w:r>
-        <w:t>Fig 14.2 - Pagina Edizione: Errore prenotazione 3 prenotazioni già attive</w:t>
-      </w:r>
-    </w:p>
-    <w:p/>
-    <w:p>
-      <w:r>
-        <w:rPr>
+      <w:pPr>
+        <w:widowControl/>
+        <w:suppressAutoHyphens w:val="0"/>
+        <w:rPr>
+          <w:rFonts w:asciiTheme="minorHAnsi" w:hAnsiTheme="minorHAnsi"/>
+          <w:b/>
+          <w:bCs/>
+          <w:sz w:val="28"/>
+          <w:szCs w:val="28"/>
+        </w:rPr>
+      </w:pPr>
+      <w:r>
+        <w:rPr>
+          <w:rFonts w:asciiTheme="minorHAnsi" w:hAnsiTheme="minorHAnsi"/>
+          <w:b/>
+          <w:bCs/>
+          <w:sz w:val="28"/>
+          <w:szCs w:val="28"/>
+        </w:rPr>
+        <w:t>M2</w:t>
+      </w:r>
+      <w:r>
+        <w:rPr>
+          <w:rFonts w:asciiTheme="minorHAnsi" w:hAnsiTheme="minorHAnsi"/>
+          <w:b/>
+          <w:bCs/>
+          <w:sz w:val="28"/>
+          <w:szCs w:val="28"/>
+        </w:rPr>
+        <w:t xml:space="preserve">3 </w:t>
+      </w:r>
+      <w:r>
+        <w:rPr>
+          <w:rFonts w:asciiTheme="minorHAnsi" w:hAnsiTheme="minorHAnsi"/>
+          <w:b/>
+          <w:bCs/>
+          <w:sz w:val="28"/>
+          <w:szCs w:val="28"/>
+        </w:rPr>
+        <w:t xml:space="preserve">– Pagina </w:t>
+      </w:r>
+      <w:r>
+        <w:rPr>
+          <w:rFonts w:asciiTheme="minorHAnsi" w:hAnsiTheme="minorHAnsi"/>
+          <w:b/>
+          <w:bCs/>
+          <w:sz w:val="28"/>
+          <w:szCs w:val="28"/>
+        </w:rPr>
+        <w:t>aggiunta edizione</w:t>
+      </w:r>
+      <w:r>
+        <w:rPr>
+          <w:rFonts w:asciiTheme="minorHAnsi" w:hAnsiTheme="minorHAnsi"/>
+          <w:b/>
+          <w:bCs/>
           <w:noProof/>
+          <w:sz w:val="28"/>
+          <w:szCs w:val="28"/>
         </w:rPr>
         <w:drawing>
-          <wp:inline distT="0" distB="0" distL="0" distR="0" wp14:anchorId="70DEB33A" wp14:editId="76088C27">
-            <wp:extent cx="4546121" cy="2891701"/>
-            <wp:effectExtent l="0" t="0" r="6985" b="4445"/>
-            <wp:docPr id="85160514" name="drawing"/>
+          <wp:inline distT="0" distB="0" distL="0" distR="0" wp14:anchorId="7A91E036" wp14:editId="65A9B843">
+            <wp:extent cx="4393870" cy="2850492"/>
+            <wp:effectExtent l="0" t="0" r="6985" b="7620"/>
+            <wp:docPr id="81509311" name="Picture 27"/>
             <wp:cNvGraphicFramePr>
               <a:graphicFrameLocks xmlns:a="http://schemas.openxmlformats.org/drawingml/2006/main" noChangeAspect="1"/>
             </wp:cNvGraphicFramePr>
@@ -44620,29 +45590,36 @@
               <a:graphicData uri="http://schemas.openxmlformats.org/drawingml/2006/picture">
                 <pic:pic xmlns:pic="http://schemas.openxmlformats.org/drawingml/2006/picture">
                   <pic:nvPicPr>
-                    <pic:cNvPr id="85160514" name="Picture 85160514"/>
-                    <pic:cNvPicPr/>
+                    <pic:cNvPr id="0" name="Picture 27"/>
+                    <pic:cNvPicPr>
+                      <a:picLocks noChangeAspect="1" noChangeArrowheads="1"/>
+                    </pic:cNvPicPr>
                   </pic:nvPicPr>
                   <pic:blipFill>
                     <a:blip r:embed="rId59">
                       <a:extLst>
                         <a:ext uri="{28A0092B-C50C-407E-A947-70E740481C1C}">
-                          <a14:useLocalDpi xmlns:a14="http://schemas.microsoft.com/office/drawing/2010/main"/>
+                          <a14:useLocalDpi xmlns:a14="http://schemas.microsoft.com/office/drawing/2010/main" val="0"/>
                         </a:ext>
                       </a:extLst>
                     </a:blip>
+                    <a:srcRect/>
                     <a:stretch>
                       <a:fillRect/>
                     </a:stretch>
                   </pic:blipFill>
-                  <pic:spPr>
+                  <pic:spPr bwMode="auto">
                     <a:xfrm>
                       <a:off x="0" y="0"/>
-                      <a:ext cx="4561719" cy="2901623"/>
+                      <a:ext cx="4396708" cy="2852333"/>
                     </a:xfrm>
                     <a:prstGeom prst="rect">
                       <a:avLst/>
                     </a:prstGeom>
+                    <a:noFill/>
+                    <a:ln>
+                      <a:noFill/>
+                    </a:ln>
                   </pic:spPr>
                 </pic:pic>
               </a:graphicData>
@@ -44652,22 +45629,55 @@
       </w:r>
     </w:p>
     <w:p>
-      <w:r>
-        <w:t>Fig 14.3 - Pagina Edizione: Errore prenotazione non disponibile</w:t>
-      </w:r>
-    </w:p>
-    <w:p/>
-    <w:p>
-      <w:r>
-        <w:rPr>
+      <w:pPr>
+        <w:widowControl/>
+        <w:suppressAutoHyphens w:val="0"/>
+        <w:rPr>
+          <w:rFonts w:asciiTheme="minorHAnsi" w:hAnsiTheme="minorHAnsi"/>
+          <w:b/>
+          <w:bCs/>
+          <w:sz w:val="28"/>
+          <w:szCs w:val="28"/>
+        </w:rPr>
+      </w:pPr>
+      <w:r>
+        <w:rPr>
+          <w:rFonts w:asciiTheme="minorHAnsi" w:hAnsiTheme="minorHAnsi"/>
+          <w:b/>
+          <w:bCs/>
+          <w:sz w:val="28"/>
+          <w:szCs w:val="28"/>
+        </w:rPr>
+        <w:t>M24 – Pagina aggiunta edizione, informazioni non valide</w:t>
+      </w:r>
+    </w:p>
+    <w:p>
+      <w:pPr>
+        <w:widowControl/>
+        <w:suppressAutoHyphens w:val="0"/>
+        <w:rPr>
+          <w:rFonts w:asciiTheme="minorHAnsi" w:hAnsiTheme="minorHAnsi"/>
+          <w:b/>
+          <w:bCs/>
+          <w:sz w:val="28"/>
+          <w:szCs w:val="28"/>
+        </w:rPr>
+      </w:pPr>
+      <w:r>
+        <w:rPr>
+          <w:rFonts w:asciiTheme="minorHAnsi" w:hAnsiTheme="minorHAnsi"/>
+          <w:b/>
+          <w:bCs/>
           <w:noProof/>
+          <w:sz w:val="28"/>
+          <w:szCs w:val="28"/>
         </w:rPr>
         <w:lastRenderedPageBreak/>
         <w:drawing>
-          <wp:inline distT="0" distB="0" distL="0" distR="0" wp14:anchorId="3C5D93EC" wp14:editId="2CC7C771">
-            <wp:extent cx="4593222" cy="2950234"/>
-            <wp:effectExtent l="0" t="0" r="0" b="2540"/>
-            <wp:docPr id="1924677938" name="drawing"/>
+          <wp:inline distT="0" distB="0" distL="0" distR="0" wp14:anchorId="5A9BE89E" wp14:editId="7160E6D7">
+            <wp:extent cx="4369529" cy="2814452"/>
+            <wp:effectExtent l="0" t="0" r="0" b="5080"/>
+            <wp:docPr id="894374982" name="Picture 28"/>
             <wp:cNvGraphicFramePr>
               <a:graphicFrameLocks xmlns:a="http://schemas.openxmlformats.org/drawingml/2006/main" noChangeAspect="1"/>
             </wp:cNvGraphicFramePr>
@@ -44675,29 +45685,36 @@
               <a:graphicData uri="http://schemas.openxmlformats.org/drawingml/2006/picture">
                 <pic:pic xmlns:pic="http://schemas.openxmlformats.org/drawingml/2006/picture">
                   <pic:nvPicPr>
-                    <pic:cNvPr id="1924677938" name="Picture 1924677938"/>
-                    <pic:cNvPicPr/>
+                    <pic:cNvPr id="0" name="Picture 28"/>
+                    <pic:cNvPicPr>
+                      <a:picLocks noChangeAspect="1" noChangeArrowheads="1"/>
+                    </pic:cNvPicPr>
                   </pic:nvPicPr>
                   <pic:blipFill>
                     <a:blip r:embed="rId60">
                       <a:extLst>
                         <a:ext uri="{28A0092B-C50C-407E-A947-70E740481C1C}">
-                          <a14:useLocalDpi xmlns:a14="http://schemas.microsoft.com/office/drawing/2010/main"/>
+                          <a14:useLocalDpi xmlns:a14="http://schemas.microsoft.com/office/drawing/2010/main" val="0"/>
                         </a:ext>
                       </a:extLst>
                     </a:blip>
+                    <a:srcRect/>
                     <a:stretch>
                       <a:fillRect/>
                     </a:stretch>
                   </pic:blipFill>
-                  <pic:spPr>
+                  <pic:spPr bwMode="auto">
                     <a:xfrm>
                       <a:off x="0" y="0"/>
-                      <a:ext cx="4607957" cy="2959698"/>
+                      <a:ext cx="4377216" cy="2819403"/>
                     </a:xfrm>
                     <a:prstGeom prst="rect">
                       <a:avLst/>
                     </a:prstGeom>
+                    <a:noFill/>
+                    <a:ln>
+                      <a:noFill/>
+                    </a:ln>
                   </pic:spPr>
                 </pic:pic>
               </a:graphicData>
@@ -44707,21 +45724,41 @@
       </w:r>
     </w:p>
     <w:p>
-      <w:r>
-        <w:t>Fig 15.0 - Pagina d’accesso</w:t>
-      </w:r>
-    </w:p>
-    <w:p/>
-    <w:p>
-      <w:r>
-        <w:rPr>
+      <w:pPr>
+        <w:widowControl/>
+        <w:suppressAutoHyphens w:val="0"/>
+        <w:rPr>
+          <w:rFonts w:asciiTheme="minorHAnsi" w:hAnsiTheme="minorHAnsi"/>
+          <w:b/>
+          <w:bCs/>
+          <w:sz w:val="28"/>
+          <w:szCs w:val="28"/>
+        </w:rPr>
+      </w:pPr>
+      <w:r>
+        <w:rPr>
+          <w:rFonts w:asciiTheme="minorHAnsi" w:hAnsiTheme="minorHAnsi"/>
+          <w:b/>
+          <w:bCs/>
+          <w:sz w:val="28"/>
+          <w:szCs w:val="28"/>
+        </w:rPr>
+        <w:t>M25 – Pagina informazioni copie edizione</w:t>
+      </w:r>
+      <w:r>
+        <w:rPr>
+          <w:rFonts w:asciiTheme="minorHAnsi" w:hAnsiTheme="minorHAnsi"/>
+          <w:b/>
+          <w:bCs/>
           <w:noProof/>
+          <w:sz w:val="28"/>
+          <w:szCs w:val="28"/>
         </w:rPr>
         <w:drawing>
-          <wp:inline distT="0" distB="0" distL="0" distR="0" wp14:anchorId="4DC188B3" wp14:editId="708FA9C2">
-            <wp:extent cx="4592955" cy="2950063"/>
-            <wp:effectExtent l="0" t="0" r="0" b="3175"/>
-            <wp:docPr id="945282469" name="drawing"/>
+          <wp:inline distT="0" distB="0" distL="0" distR="0" wp14:anchorId="4841BF67" wp14:editId="466FC0EC">
+            <wp:extent cx="4358554" cy="2873828"/>
+            <wp:effectExtent l="0" t="0" r="4445" b="3175"/>
+            <wp:docPr id="1423369817" name="Picture 29"/>
             <wp:cNvGraphicFramePr>
               <a:graphicFrameLocks xmlns:a="http://schemas.openxmlformats.org/drawingml/2006/main" noChangeAspect="1"/>
             </wp:cNvGraphicFramePr>
@@ -44729,29 +45766,36 @@
               <a:graphicData uri="http://schemas.openxmlformats.org/drawingml/2006/picture">
                 <pic:pic xmlns:pic="http://schemas.openxmlformats.org/drawingml/2006/picture">
                   <pic:nvPicPr>
-                    <pic:cNvPr id="945282469" name="Picture 945282469"/>
-                    <pic:cNvPicPr/>
+                    <pic:cNvPr id="0" name="Picture 29"/>
+                    <pic:cNvPicPr>
+                      <a:picLocks noChangeAspect="1" noChangeArrowheads="1"/>
+                    </pic:cNvPicPr>
                   </pic:nvPicPr>
                   <pic:blipFill>
                     <a:blip r:embed="rId61">
                       <a:extLst>
                         <a:ext uri="{28A0092B-C50C-407E-A947-70E740481C1C}">
-                          <a14:useLocalDpi xmlns:a14="http://schemas.microsoft.com/office/drawing/2010/main"/>
+                          <a14:useLocalDpi xmlns:a14="http://schemas.microsoft.com/office/drawing/2010/main" val="0"/>
                         </a:ext>
                       </a:extLst>
                     </a:blip>
+                    <a:srcRect/>
                     <a:stretch>
                       <a:fillRect/>
                     </a:stretch>
                   </pic:blipFill>
-                  <pic:spPr>
+                  <pic:spPr bwMode="auto">
                     <a:xfrm>
                       <a:off x="0" y="0"/>
-                      <a:ext cx="4603604" cy="2956903"/>
+                      <a:ext cx="4370040" cy="2881401"/>
                     </a:xfrm>
                     <a:prstGeom prst="rect">
                       <a:avLst/>
                     </a:prstGeom>
+                    <a:noFill/>
+                    <a:ln>
+                      <a:noFill/>
+                    </a:ln>
                   </pic:spPr>
                 </pic:pic>
               </a:graphicData>
@@ -44761,25 +45805,55 @@
       </w:r>
     </w:p>
     <w:p>
-      <w:r>
-        <w:t>Fig 15.1 - Pagina d’accesso: Errore credenziali non valide</w:t>
-      </w:r>
-    </w:p>
-    <w:p/>
-    <w:p>
-      <w:pPr>
-        <w:spacing w:line="259" w:lineRule="auto"/>
-      </w:pPr>
-      <w:r>
-        <w:rPr>
+      <w:pPr>
+        <w:widowControl/>
+        <w:suppressAutoHyphens w:val="0"/>
+        <w:rPr>
+          <w:rFonts w:asciiTheme="minorHAnsi" w:hAnsiTheme="minorHAnsi"/>
+          <w:b/>
+          <w:bCs/>
+          <w:sz w:val="28"/>
+          <w:szCs w:val="28"/>
+        </w:rPr>
+      </w:pPr>
+      <w:r>
+        <w:rPr>
+          <w:rFonts w:asciiTheme="minorHAnsi" w:hAnsiTheme="minorHAnsi"/>
+          <w:b/>
+          <w:bCs/>
+          <w:sz w:val="28"/>
+          <w:szCs w:val="28"/>
+        </w:rPr>
+        <w:t>M26 – Pagina informazioni copie edizione, nessuna copia attiva</w:t>
+      </w:r>
+    </w:p>
+    <w:p>
+      <w:pPr>
+        <w:widowControl/>
+        <w:suppressAutoHyphens w:val="0"/>
+        <w:rPr>
+          <w:rFonts w:asciiTheme="minorHAnsi" w:hAnsiTheme="minorHAnsi"/>
+          <w:b/>
+          <w:bCs/>
+          <w:sz w:val="28"/>
+          <w:szCs w:val="28"/>
+        </w:rPr>
+      </w:pPr>
+      <w:r>
+        <w:rPr>
+          <w:rFonts w:asciiTheme="minorHAnsi" w:hAnsiTheme="minorHAnsi"/>
+          <w:b/>
+          <w:bCs/>
           <w:noProof/>
+          <w:sz w:val="28"/>
+          <w:szCs w:val="28"/>
         </w:rPr>
         <w:lastRenderedPageBreak/>
         <w:drawing>
-          <wp:inline distT="0" distB="0" distL="0" distR="0" wp14:anchorId="44D13F6C" wp14:editId="1488122E">
-            <wp:extent cx="4666891" cy="2990294"/>
-            <wp:effectExtent l="0" t="0" r="635" b="635"/>
-            <wp:docPr id="936405862" name="drawing"/>
+          <wp:inline distT="0" distB="0" distL="0" distR="0" wp14:anchorId="1ECE01FF" wp14:editId="5A18D90E">
+            <wp:extent cx="4801219" cy="3123210"/>
+            <wp:effectExtent l="0" t="0" r="0" b="1270"/>
+            <wp:docPr id="1186252599" name="Picture 30"/>
             <wp:cNvGraphicFramePr>
               <a:graphicFrameLocks xmlns:a="http://schemas.openxmlformats.org/drawingml/2006/main" noChangeAspect="1"/>
             </wp:cNvGraphicFramePr>
@@ -44787,29 +45861,36 @@
               <a:graphicData uri="http://schemas.openxmlformats.org/drawingml/2006/picture">
                 <pic:pic xmlns:pic="http://schemas.openxmlformats.org/drawingml/2006/picture">
                   <pic:nvPicPr>
-                    <pic:cNvPr id="936405862" name="Picture 936405862"/>
-                    <pic:cNvPicPr/>
+                    <pic:cNvPr id="0" name="Picture 30"/>
+                    <pic:cNvPicPr>
+                      <a:picLocks noChangeAspect="1" noChangeArrowheads="1"/>
+                    </pic:cNvPicPr>
                   </pic:nvPicPr>
                   <pic:blipFill>
                     <a:blip r:embed="rId62">
                       <a:extLst>
                         <a:ext uri="{28A0092B-C50C-407E-A947-70E740481C1C}">
-                          <a14:useLocalDpi xmlns:a14="http://schemas.microsoft.com/office/drawing/2010/main"/>
+                          <a14:useLocalDpi xmlns:a14="http://schemas.microsoft.com/office/drawing/2010/main" val="0"/>
                         </a:ext>
                       </a:extLst>
                     </a:blip>
+                    <a:srcRect/>
                     <a:stretch>
                       <a:fillRect/>
                     </a:stretch>
                   </pic:blipFill>
-                  <pic:spPr>
+                  <pic:spPr bwMode="auto">
                     <a:xfrm>
                       <a:off x="0" y="0"/>
-                      <a:ext cx="4685401" cy="3002154"/>
+                      <a:ext cx="4814856" cy="3132081"/>
                     </a:xfrm>
                     <a:prstGeom prst="rect">
                       <a:avLst/>
                     </a:prstGeom>
+                    <a:noFill/>
+                    <a:ln>
+                      <a:noFill/>
+                    </a:ln>
                   </pic:spPr>
                 </pic:pic>
               </a:graphicData>
@@ -44820,23 +45901,40 @@
     </w:p>
     <w:p>
       <w:pPr>
-        <w:spacing w:line="259" w:lineRule="auto"/>
-      </w:pPr>
-      <w:r>
-        <w:t>Fig 16.0 - Pagina per le indicazioni di registrazione</w:t>
-      </w:r>
-    </w:p>
-    <w:p/>
-    <w:p>
-      <w:r>
-        <w:rPr>
+        <w:widowControl/>
+        <w:suppressAutoHyphens w:val="0"/>
+        <w:rPr>
+          <w:rFonts w:asciiTheme="minorHAnsi" w:hAnsiTheme="minorHAnsi"/>
+          <w:b/>
+          <w:bCs/>
+          <w:sz w:val="28"/>
+          <w:szCs w:val="28"/>
+        </w:rPr>
+      </w:pPr>
+      <w:r>
+        <w:rPr>
+          <w:rFonts w:asciiTheme="minorHAnsi" w:hAnsiTheme="minorHAnsi"/>
+          <w:b/>
+          <w:bCs/>
+          <w:sz w:val="28"/>
+          <w:szCs w:val="28"/>
+        </w:rPr>
+        <w:t>M27 – Pagina modifica edizione</w:t>
+      </w:r>
+      <w:r>
+        <w:rPr>
+          <w:rFonts w:asciiTheme="minorHAnsi" w:hAnsiTheme="minorHAnsi"/>
+          <w:b/>
+          <w:bCs/>
           <w:noProof/>
+          <w:sz w:val="28"/>
+          <w:szCs w:val="28"/>
         </w:rPr>
         <w:drawing>
-          <wp:inline distT="0" distB="0" distL="0" distR="0" wp14:anchorId="46B43E1D" wp14:editId="53C63CC5">
-            <wp:extent cx="4651704" cy="2958860"/>
-            <wp:effectExtent l="0" t="0" r="0" b="0"/>
-            <wp:docPr id="304950059" name="drawing"/>
+          <wp:inline distT="0" distB="0" distL="0" distR="0" wp14:anchorId="3779ACB0" wp14:editId="6D8601F8">
+            <wp:extent cx="4773880" cy="3096007"/>
+            <wp:effectExtent l="0" t="0" r="8255" b="9525"/>
+            <wp:docPr id="119939494" name="Picture 31"/>
             <wp:cNvGraphicFramePr>
               <a:graphicFrameLocks xmlns:a="http://schemas.openxmlformats.org/drawingml/2006/main" noChangeAspect="1"/>
             </wp:cNvGraphicFramePr>
@@ -44844,29 +45942,36 @@
               <a:graphicData uri="http://schemas.openxmlformats.org/drawingml/2006/picture">
                 <pic:pic xmlns:pic="http://schemas.openxmlformats.org/drawingml/2006/picture">
                   <pic:nvPicPr>
-                    <pic:cNvPr id="304950059" name="Picture 304950059"/>
-                    <pic:cNvPicPr/>
+                    <pic:cNvPr id="0" name="Picture 31"/>
+                    <pic:cNvPicPr>
+                      <a:picLocks noChangeAspect="1" noChangeArrowheads="1"/>
+                    </pic:cNvPicPr>
                   </pic:nvPicPr>
                   <pic:blipFill>
                     <a:blip r:embed="rId63">
                       <a:extLst>
                         <a:ext uri="{28A0092B-C50C-407E-A947-70E740481C1C}">
-                          <a14:useLocalDpi xmlns:a14="http://schemas.microsoft.com/office/drawing/2010/main"/>
+                          <a14:useLocalDpi xmlns:a14="http://schemas.microsoft.com/office/drawing/2010/main" val="0"/>
                         </a:ext>
                       </a:extLst>
                     </a:blip>
+                    <a:srcRect/>
                     <a:stretch>
                       <a:fillRect/>
                     </a:stretch>
                   </pic:blipFill>
-                  <pic:spPr>
+                  <pic:spPr bwMode="auto">
                     <a:xfrm>
                       <a:off x="0" y="0"/>
-                      <a:ext cx="4663552" cy="2966396"/>
+                      <a:ext cx="4782484" cy="3101587"/>
                     </a:xfrm>
                     <a:prstGeom prst="rect">
                       <a:avLst/>
                     </a:prstGeom>
+                    <a:noFill/>
+                    <a:ln>
+                      <a:noFill/>
+                    </a:ln>
                   </pic:spPr>
                 </pic:pic>
               </a:graphicData>
@@ -44876,22 +45981,55 @@
       </w:r>
     </w:p>
     <w:p>
-      <w:r>
-        <w:t>Fig 17.0 - Pagina Creazione Password</w:t>
-      </w:r>
-    </w:p>
-    <w:p/>
-    <w:p>
-      <w:r>
-        <w:rPr>
+      <w:pPr>
+        <w:widowControl/>
+        <w:suppressAutoHyphens w:val="0"/>
+        <w:rPr>
+          <w:rFonts w:asciiTheme="minorHAnsi" w:hAnsiTheme="minorHAnsi"/>
+          <w:b/>
+          <w:bCs/>
+          <w:sz w:val="28"/>
+          <w:szCs w:val="28"/>
+        </w:rPr>
+      </w:pPr>
+      <w:r>
+        <w:rPr>
+          <w:rFonts w:asciiTheme="minorHAnsi" w:hAnsiTheme="minorHAnsi"/>
+          <w:b/>
+          <w:bCs/>
+          <w:sz w:val="28"/>
+          <w:szCs w:val="28"/>
+        </w:rPr>
+        <w:t>M28 – Pagina modifica edizione, informazioni non valide</w:t>
+      </w:r>
+    </w:p>
+    <w:p>
+      <w:pPr>
+        <w:widowControl/>
+        <w:suppressAutoHyphens w:val="0"/>
+        <w:rPr>
+          <w:rFonts w:asciiTheme="minorHAnsi" w:hAnsiTheme="minorHAnsi"/>
+          <w:b/>
+          <w:bCs/>
+          <w:sz w:val="28"/>
+          <w:szCs w:val="28"/>
+        </w:rPr>
+      </w:pPr>
+      <w:r>
+        <w:rPr>
+          <w:rFonts w:asciiTheme="minorHAnsi" w:hAnsiTheme="minorHAnsi"/>
+          <w:b/>
+          <w:bCs/>
           <w:noProof/>
+          <w:sz w:val="28"/>
+          <w:szCs w:val="28"/>
         </w:rPr>
         <w:lastRenderedPageBreak/>
         <w:drawing>
-          <wp:inline distT="0" distB="0" distL="0" distR="0" wp14:anchorId="526AAB11" wp14:editId="6B070586">
-            <wp:extent cx="4620048" cy="2924354"/>
-            <wp:effectExtent l="0" t="0" r="9525" b="0"/>
-            <wp:docPr id="493274450" name="drawing"/>
+          <wp:inline distT="0" distB="0" distL="0" distR="0" wp14:anchorId="31FCAAAE" wp14:editId="0EF9E8F4">
+            <wp:extent cx="4488873" cy="2932335"/>
+            <wp:effectExtent l="0" t="0" r="6985" b="1905"/>
+            <wp:docPr id="1877807437" name="Picture 32"/>
             <wp:cNvGraphicFramePr>
               <a:graphicFrameLocks xmlns:a="http://schemas.openxmlformats.org/drawingml/2006/main" noChangeAspect="1"/>
             </wp:cNvGraphicFramePr>
@@ -44899,29 +46037,36 @@
               <a:graphicData uri="http://schemas.openxmlformats.org/drawingml/2006/picture">
                 <pic:pic xmlns:pic="http://schemas.openxmlformats.org/drawingml/2006/picture">
                   <pic:nvPicPr>
-                    <pic:cNvPr id="493274450" name="Picture 493274450"/>
-                    <pic:cNvPicPr/>
+                    <pic:cNvPr id="0" name="Picture 32"/>
+                    <pic:cNvPicPr>
+                      <a:picLocks noChangeAspect="1" noChangeArrowheads="1"/>
+                    </pic:cNvPicPr>
                   </pic:nvPicPr>
                   <pic:blipFill>
                     <a:blip r:embed="rId64">
                       <a:extLst>
                         <a:ext uri="{28A0092B-C50C-407E-A947-70E740481C1C}">
-                          <a14:useLocalDpi xmlns:a14="http://schemas.microsoft.com/office/drawing/2010/main"/>
+                          <a14:useLocalDpi xmlns:a14="http://schemas.microsoft.com/office/drawing/2010/main" val="0"/>
                         </a:ext>
                       </a:extLst>
                     </a:blip>
+                    <a:srcRect/>
                     <a:stretch>
                       <a:fillRect/>
                     </a:stretch>
                   </pic:blipFill>
-                  <pic:spPr>
+                  <pic:spPr bwMode="auto">
                     <a:xfrm>
                       <a:off x="0" y="0"/>
-                      <a:ext cx="4629871" cy="2930572"/>
+                      <a:ext cx="4512700" cy="2947900"/>
                     </a:xfrm>
                     <a:prstGeom prst="rect">
                       <a:avLst/>
                     </a:prstGeom>
+                    <a:noFill/>
+                    <a:ln>
+                      <a:noFill/>
+                    </a:ln>
                   </pic:spPr>
                 </pic:pic>
               </a:graphicData>
@@ -44931,21 +46076,41 @@
       </w:r>
     </w:p>
     <w:p>
-      <w:r>
-        <w:t>Fig 18.0 - Gestione Prenotazioni</w:t>
-      </w:r>
-    </w:p>
-    <w:p/>
-    <w:p>
-      <w:r>
-        <w:rPr>
+      <w:pPr>
+        <w:widowControl/>
+        <w:suppressAutoHyphens w:val="0"/>
+        <w:rPr>
+          <w:rFonts w:asciiTheme="minorHAnsi" w:hAnsiTheme="minorHAnsi"/>
+          <w:b/>
+          <w:bCs/>
+          <w:sz w:val="28"/>
+          <w:szCs w:val="28"/>
+        </w:rPr>
+      </w:pPr>
+      <w:r>
+        <w:rPr>
+          <w:rFonts w:asciiTheme="minorHAnsi" w:hAnsiTheme="minorHAnsi"/>
+          <w:b/>
+          <w:bCs/>
+          <w:sz w:val="28"/>
+          <w:szCs w:val="28"/>
+        </w:rPr>
+        <w:t>M29 – Copia aggiunta con successo</w:t>
+      </w:r>
+      <w:r>
+        <w:rPr>
+          <w:rFonts w:asciiTheme="minorHAnsi" w:hAnsiTheme="minorHAnsi"/>
+          <w:b/>
+          <w:bCs/>
           <w:noProof/>
+          <w:sz w:val="28"/>
+          <w:szCs w:val="28"/>
         </w:rPr>
         <w:drawing>
-          <wp:inline distT="0" distB="0" distL="0" distR="0" wp14:anchorId="45BCE59F" wp14:editId="2E40CE70">
-            <wp:extent cx="4606506" cy="2944439"/>
-            <wp:effectExtent l="0" t="0" r="3810" b="8890"/>
-            <wp:docPr id="534329691" name="drawing"/>
+          <wp:inline distT="0" distB="0" distL="0" distR="0" wp14:anchorId="3D11DCCC" wp14:editId="629B38E5">
+            <wp:extent cx="4441371" cy="2897972"/>
+            <wp:effectExtent l="0" t="0" r="0" b="0"/>
+            <wp:docPr id="1504584903" name="Picture 33"/>
             <wp:cNvGraphicFramePr>
               <a:graphicFrameLocks xmlns:a="http://schemas.openxmlformats.org/drawingml/2006/main" noChangeAspect="1"/>
             </wp:cNvGraphicFramePr>
@@ -44953,29 +46118,36 @@
               <a:graphicData uri="http://schemas.openxmlformats.org/drawingml/2006/picture">
                 <pic:pic xmlns:pic="http://schemas.openxmlformats.org/drawingml/2006/picture">
                   <pic:nvPicPr>
-                    <pic:cNvPr id="534329691" name="Picture 534329691"/>
-                    <pic:cNvPicPr/>
+                    <pic:cNvPr id="0" name="Picture 33"/>
+                    <pic:cNvPicPr>
+                      <a:picLocks noChangeAspect="1" noChangeArrowheads="1"/>
+                    </pic:cNvPicPr>
                   </pic:nvPicPr>
                   <pic:blipFill>
                     <a:blip r:embed="rId65">
                       <a:extLst>
                         <a:ext uri="{28A0092B-C50C-407E-A947-70E740481C1C}">
-                          <a14:useLocalDpi xmlns:a14="http://schemas.microsoft.com/office/drawing/2010/main"/>
+                          <a14:useLocalDpi xmlns:a14="http://schemas.microsoft.com/office/drawing/2010/main" val="0"/>
                         </a:ext>
                       </a:extLst>
                     </a:blip>
+                    <a:srcRect/>
                     <a:stretch>
                       <a:fillRect/>
                     </a:stretch>
                   </pic:blipFill>
-                  <pic:spPr>
+                  <pic:spPr bwMode="auto">
                     <a:xfrm>
                       <a:off x="0" y="0"/>
-                      <a:ext cx="4616579" cy="2950877"/>
+                      <a:ext cx="4451618" cy="2904658"/>
                     </a:xfrm>
                     <a:prstGeom prst="rect">
                       <a:avLst/>
                     </a:prstGeom>
+                    <a:noFill/>
+                    <a:ln>
+                      <a:noFill/>
+                    </a:ln>
                   </pic:spPr>
                 </pic:pic>
               </a:graphicData>
@@ -44985,22 +46157,55 @@
       </w:r>
     </w:p>
     <w:p>
-      <w:r>
-        <w:t>Fig 18.1 - Cancellazione Prenotazione Con Successo</w:t>
-      </w:r>
-    </w:p>
-    <w:p/>
-    <w:p>
-      <w:r>
-        <w:rPr>
+      <w:pPr>
+        <w:widowControl/>
+        <w:suppressAutoHyphens w:val="0"/>
+        <w:rPr>
+          <w:rFonts w:asciiTheme="minorHAnsi" w:hAnsiTheme="minorHAnsi"/>
+          <w:b/>
+          <w:bCs/>
+          <w:sz w:val="28"/>
+          <w:szCs w:val="28"/>
+        </w:rPr>
+      </w:pPr>
+      <w:r>
+        <w:rPr>
+          <w:rFonts w:asciiTheme="minorHAnsi" w:hAnsiTheme="minorHAnsi"/>
+          <w:b/>
+          <w:bCs/>
+          <w:sz w:val="28"/>
+          <w:szCs w:val="28"/>
+        </w:rPr>
+        <w:t>M30 – Copia rimossa con successo</w:t>
+      </w:r>
+    </w:p>
+    <w:p>
+      <w:pPr>
+        <w:widowControl/>
+        <w:suppressAutoHyphens w:val="0"/>
+        <w:rPr>
+          <w:rFonts w:asciiTheme="minorHAnsi" w:hAnsiTheme="minorHAnsi"/>
+          <w:b/>
+          <w:bCs/>
+          <w:sz w:val="28"/>
+          <w:szCs w:val="28"/>
+        </w:rPr>
+      </w:pPr>
+      <w:r>
+        <w:rPr>
+          <w:rFonts w:asciiTheme="minorHAnsi" w:hAnsiTheme="minorHAnsi"/>
+          <w:b/>
+          <w:bCs/>
           <w:noProof/>
+          <w:sz w:val="28"/>
+          <w:szCs w:val="28"/>
         </w:rPr>
         <w:lastRenderedPageBreak/>
         <w:drawing>
-          <wp:inline distT="0" distB="0" distL="0" distR="0" wp14:anchorId="7C3A77F5" wp14:editId="041B61BA">
-            <wp:extent cx="4543210" cy="2889849"/>
-            <wp:effectExtent l="0" t="0" r="0" b="6350"/>
-            <wp:docPr id="1853696945" name="drawing"/>
+          <wp:inline distT="0" distB="0" distL="0" distR="0" wp14:anchorId="54C26913" wp14:editId="7501E95F">
+            <wp:extent cx="4770026" cy="3123210"/>
+            <wp:effectExtent l="0" t="0" r="0" b="1270"/>
+            <wp:docPr id="1720060960" name="Picture 34"/>
             <wp:cNvGraphicFramePr>
               <a:graphicFrameLocks xmlns:a="http://schemas.openxmlformats.org/drawingml/2006/main" noChangeAspect="1"/>
             </wp:cNvGraphicFramePr>
@@ -45008,29 +46213,36 @@
               <a:graphicData uri="http://schemas.openxmlformats.org/drawingml/2006/picture">
                 <pic:pic xmlns:pic="http://schemas.openxmlformats.org/drawingml/2006/picture">
                   <pic:nvPicPr>
-                    <pic:cNvPr id="1853696945" name="Picture 1853696945"/>
-                    <pic:cNvPicPr/>
+                    <pic:cNvPr id="0" name="Picture 34"/>
+                    <pic:cNvPicPr>
+                      <a:picLocks noChangeAspect="1" noChangeArrowheads="1"/>
+                    </pic:cNvPicPr>
                   </pic:nvPicPr>
                   <pic:blipFill>
                     <a:blip r:embed="rId66">
                       <a:extLst>
                         <a:ext uri="{28A0092B-C50C-407E-A947-70E740481C1C}">
-                          <a14:useLocalDpi xmlns:a14="http://schemas.microsoft.com/office/drawing/2010/main"/>
+                          <a14:useLocalDpi xmlns:a14="http://schemas.microsoft.com/office/drawing/2010/main" val="0"/>
                         </a:ext>
                       </a:extLst>
                     </a:blip>
+                    <a:srcRect/>
                     <a:stretch>
                       <a:fillRect/>
                     </a:stretch>
                   </pic:blipFill>
-                  <pic:spPr>
+                  <pic:spPr bwMode="auto">
                     <a:xfrm>
                       <a:off x="0" y="0"/>
-                      <a:ext cx="4560070" cy="2900573"/>
+                      <a:ext cx="4778808" cy="3128960"/>
                     </a:xfrm>
                     <a:prstGeom prst="rect">
                       <a:avLst/>
                     </a:prstGeom>
+                    <a:noFill/>
+                    <a:ln>
+                      <a:noFill/>
+                    </a:ln>
                   </pic:spPr>
                 </pic:pic>
               </a:graphicData>
@@ -45040,21 +46252,63 @@
       </w:r>
     </w:p>
     <w:p>
-      <w:r>
-        <w:t>Fig 19.0 - Gestione Prestiti</w:t>
-      </w:r>
-    </w:p>
-    <w:p/>
-    <w:p>
-      <w:r>
-        <w:rPr>
+      <w:pPr>
+        <w:widowControl/>
+        <w:suppressAutoHyphens w:val="0"/>
+        <w:rPr>
+          <w:rFonts w:asciiTheme="minorHAnsi" w:hAnsiTheme="minorHAnsi"/>
+          <w:b/>
+          <w:bCs/>
           <w:noProof/>
+          <w:sz w:val="28"/>
+          <w:szCs w:val="28"/>
+        </w:rPr>
+      </w:pPr>
+      <w:r>
+        <w:rPr>
+          <w:rFonts w:asciiTheme="minorHAnsi" w:hAnsiTheme="minorHAnsi"/>
+          <w:b/>
+          <w:bCs/>
+          <w:sz w:val="28"/>
+          <w:szCs w:val="28"/>
+        </w:rPr>
+        <w:t xml:space="preserve">M31 – Errore di rimozione </w:t>
+      </w:r>
+      <w:r>
+        <w:rPr>
+          <w:rFonts w:asciiTheme="minorHAnsi" w:hAnsiTheme="minorHAnsi"/>
+          <w:b/>
+          <w:bCs/>
+          <w:sz w:val="28"/>
+          <w:szCs w:val="28"/>
+        </w:rPr>
+        <w:t>copia non disponibile</w:t>
+      </w:r>
+      <w:r>
+        <w:rPr>
+          <w:rFonts w:asciiTheme="minorHAnsi" w:hAnsiTheme="minorHAnsi"/>
+          <w:b/>
+          <w:bCs/>
+          <w:noProof/>
+          <w:sz w:val="28"/>
+          <w:szCs w:val="28"/>
+        </w:rPr>
+        <w:t xml:space="preserve"> </w:t>
+      </w:r>
+      <w:r>
+        <w:rPr>
+          <w:rFonts w:asciiTheme="minorHAnsi" w:hAnsiTheme="minorHAnsi"/>
+          <w:b/>
+          <w:bCs/>
+          <w:noProof/>
+          <w:sz w:val="28"/>
+          <w:szCs w:val="28"/>
         </w:rPr>
         <w:drawing>
-          <wp:inline distT="0" distB="0" distL="0" distR="0" wp14:anchorId="5822433E" wp14:editId="5BF3BCD3">
-            <wp:extent cx="4542790" cy="2903712"/>
-            <wp:effectExtent l="0" t="0" r="0" b="0"/>
-            <wp:docPr id="647064998" name="drawing"/>
+          <wp:inline distT="0" distB="0" distL="0" distR="0" wp14:anchorId="12506429" wp14:editId="23EA042D">
+            <wp:extent cx="4756951" cy="3063834"/>
+            <wp:effectExtent l="0" t="0" r="5715" b="3810"/>
+            <wp:docPr id="77684163" name="Picture 35"/>
             <wp:cNvGraphicFramePr>
               <a:graphicFrameLocks xmlns:a="http://schemas.openxmlformats.org/drawingml/2006/main" noChangeAspect="1"/>
             </wp:cNvGraphicFramePr>
@@ -45062,29 +46316,36 @@
               <a:graphicData uri="http://schemas.openxmlformats.org/drawingml/2006/picture">
                 <pic:pic xmlns:pic="http://schemas.openxmlformats.org/drawingml/2006/picture">
                   <pic:nvPicPr>
-                    <pic:cNvPr id="647064998" name="Picture 647064998"/>
-                    <pic:cNvPicPr/>
+                    <pic:cNvPr id="0" name="Picture 35"/>
+                    <pic:cNvPicPr>
+                      <a:picLocks noChangeAspect="1" noChangeArrowheads="1"/>
+                    </pic:cNvPicPr>
                   </pic:nvPicPr>
                   <pic:blipFill>
                     <a:blip r:embed="rId67">
                       <a:extLst>
                         <a:ext uri="{28A0092B-C50C-407E-A947-70E740481C1C}">
-                          <a14:useLocalDpi xmlns:a14="http://schemas.microsoft.com/office/drawing/2010/main"/>
+                          <a14:useLocalDpi xmlns:a14="http://schemas.microsoft.com/office/drawing/2010/main" val="0"/>
                         </a:ext>
                       </a:extLst>
                     </a:blip>
+                    <a:srcRect/>
                     <a:stretch>
                       <a:fillRect/>
                     </a:stretch>
                   </pic:blipFill>
-                  <pic:spPr>
+                  <pic:spPr bwMode="auto">
                     <a:xfrm>
                       <a:off x="0" y="0"/>
-                      <a:ext cx="4552879" cy="2910161"/>
+                      <a:ext cx="4768787" cy="3071457"/>
                     </a:xfrm>
                     <a:prstGeom prst="rect">
                       <a:avLst/>
                     </a:prstGeom>
+                    <a:noFill/>
+                    <a:ln>
+                      <a:noFill/>
+                    </a:ln>
                   </pic:spPr>
                 </pic:pic>
               </a:graphicData>
@@ -45094,22 +46355,56 @@
       </w:r>
     </w:p>
     <w:p>
-      <w:r>
-        <w:t>Fig 20.0 - Pagina Copie Edizione</w:t>
-      </w:r>
-    </w:p>
-    <w:p/>
-    <w:p>
-      <w:r>
-        <w:rPr>
+      <w:pPr>
+        <w:widowControl/>
+        <w:suppressAutoHyphens w:val="0"/>
+        <w:rPr>
+          <w:rFonts w:asciiTheme="minorHAnsi" w:hAnsiTheme="minorHAnsi"/>
+          <w:b/>
+          <w:bCs/>
+          <w:sz w:val="28"/>
+          <w:szCs w:val="28"/>
+        </w:rPr>
+      </w:pPr>
+      <w:r>
+        <w:rPr>
+          <w:rFonts w:asciiTheme="minorHAnsi" w:hAnsiTheme="minorHAnsi"/>
+          <w:b/>
+          <w:bCs/>
           <w:noProof/>
+          <w:sz w:val="28"/>
+          <w:szCs w:val="28"/>
+        </w:rPr>
+        <w:t>M32 – Pagina di gestione dei lettori</w:t>
+      </w:r>
+    </w:p>
+    <w:p>
+      <w:pPr>
+        <w:widowControl/>
+        <w:suppressAutoHyphens w:val="0"/>
+        <w:rPr>
+          <w:rFonts w:asciiTheme="minorHAnsi" w:hAnsiTheme="minorHAnsi"/>
+          <w:b/>
+          <w:bCs/>
+          <w:sz w:val="28"/>
+          <w:szCs w:val="28"/>
+        </w:rPr>
+      </w:pPr>
+      <w:r>
+        <w:rPr>
+          <w:rFonts w:asciiTheme="minorHAnsi" w:hAnsiTheme="minorHAnsi"/>
+          <w:b/>
+          <w:bCs/>
+          <w:noProof/>
+          <w:sz w:val="28"/>
+          <w:szCs w:val="28"/>
         </w:rPr>
         <w:lastRenderedPageBreak/>
         <w:drawing>
-          <wp:inline distT="0" distB="0" distL="0" distR="0" wp14:anchorId="3A92E5A7" wp14:editId="54088F87">
-            <wp:extent cx="4765928" cy="3053751"/>
-            <wp:effectExtent l="0" t="0" r="0" b="0"/>
-            <wp:docPr id="646621976" name="drawing"/>
+          <wp:inline distT="0" distB="0" distL="0" distR="0" wp14:anchorId="6FDEEDF3" wp14:editId="2BF7A684">
+            <wp:extent cx="4623480" cy="2980706"/>
+            <wp:effectExtent l="0" t="0" r="5715" b="0"/>
+            <wp:docPr id="1926283052" name="Picture 37"/>
             <wp:cNvGraphicFramePr>
               <a:graphicFrameLocks xmlns:a="http://schemas.openxmlformats.org/drawingml/2006/main" noChangeAspect="1"/>
             </wp:cNvGraphicFramePr>
@@ -45117,29 +46412,36 @@
               <a:graphicData uri="http://schemas.openxmlformats.org/drawingml/2006/picture">
                 <pic:pic xmlns:pic="http://schemas.openxmlformats.org/drawingml/2006/picture">
                   <pic:nvPicPr>
-                    <pic:cNvPr id="646621976" name="Picture 646621976"/>
-                    <pic:cNvPicPr/>
+                    <pic:cNvPr id="0" name="Picture 37"/>
+                    <pic:cNvPicPr>
+                      <a:picLocks noChangeAspect="1" noChangeArrowheads="1"/>
+                    </pic:cNvPicPr>
                   </pic:nvPicPr>
                   <pic:blipFill>
                     <a:blip r:embed="rId68">
                       <a:extLst>
                         <a:ext uri="{28A0092B-C50C-407E-A947-70E740481C1C}">
-                          <a14:useLocalDpi xmlns:a14="http://schemas.microsoft.com/office/drawing/2010/main"/>
+                          <a14:useLocalDpi xmlns:a14="http://schemas.microsoft.com/office/drawing/2010/main" val="0"/>
                         </a:ext>
                       </a:extLst>
                     </a:blip>
+                    <a:srcRect/>
                     <a:stretch>
                       <a:fillRect/>
                     </a:stretch>
                   </pic:blipFill>
-                  <pic:spPr>
+                  <pic:spPr bwMode="auto">
                     <a:xfrm>
                       <a:off x="0" y="0"/>
-                      <a:ext cx="4782350" cy="3064273"/>
+                      <a:ext cx="4632496" cy="2986519"/>
                     </a:xfrm>
                     <a:prstGeom prst="rect">
                       <a:avLst/>
                     </a:prstGeom>
+                    <a:noFill/>
+                    <a:ln>
+                      <a:noFill/>
+                    </a:ln>
                   </pic:spPr>
                 </pic:pic>
               </a:graphicData>
@@ -45149,21 +46451,41 @@
       </w:r>
     </w:p>
     <w:p>
-      <w:r>
-        <w:t>Fig 21.0 - Registrazione di un prestito</w:t>
-      </w:r>
-    </w:p>
-    <w:p/>
-    <w:p>
-      <w:r>
-        <w:rPr>
+      <w:pPr>
+        <w:widowControl/>
+        <w:suppressAutoHyphens w:val="0"/>
+        <w:rPr>
+          <w:rFonts w:asciiTheme="minorHAnsi" w:hAnsiTheme="minorHAnsi"/>
+          <w:b/>
+          <w:bCs/>
+          <w:sz w:val="28"/>
+          <w:szCs w:val="28"/>
+        </w:rPr>
+      </w:pPr>
+      <w:r>
+        <w:rPr>
+          <w:rFonts w:asciiTheme="minorHAnsi" w:hAnsiTheme="minorHAnsi"/>
+          <w:b/>
+          <w:bCs/>
+          <w:sz w:val="28"/>
+          <w:szCs w:val="28"/>
+        </w:rPr>
+        <w:t>M33 – Pagina informazioni lettore non registrato</w:t>
+      </w:r>
+      <w:r>
+        <w:rPr>
+          <w:rFonts w:asciiTheme="minorHAnsi" w:hAnsiTheme="minorHAnsi"/>
+          <w:b/>
+          <w:bCs/>
           <w:noProof/>
+          <w:sz w:val="28"/>
+          <w:szCs w:val="28"/>
         </w:rPr>
         <w:drawing>
-          <wp:inline distT="0" distB="0" distL="0" distR="0" wp14:anchorId="5F44FF88" wp14:editId="3AED5497">
-            <wp:extent cx="4744529" cy="3040040"/>
-            <wp:effectExtent l="0" t="0" r="0" b="8255"/>
-            <wp:docPr id="288761288" name="drawing"/>
+          <wp:inline distT="0" distB="0" distL="0" distR="0" wp14:anchorId="2F419FFE" wp14:editId="769FD206">
+            <wp:extent cx="4614026" cy="2968831"/>
+            <wp:effectExtent l="0" t="0" r="0" b="3175"/>
+            <wp:docPr id="1020887708" name="Picture 38"/>
             <wp:cNvGraphicFramePr>
               <a:graphicFrameLocks xmlns:a="http://schemas.openxmlformats.org/drawingml/2006/main" noChangeAspect="1"/>
             </wp:cNvGraphicFramePr>
@@ -45171,29 +46493,36 @@
               <a:graphicData uri="http://schemas.openxmlformats.org/drawingml/2006/picture">
                 <pic:pic xmlns:pic="http://schemas.openxmlformats.org/drawingml/2006/picture">
                   <pic:nvPicPr>
-                    <pic:cNvPr id="288761288" name="Picture 288761288"/>
-                    <pic:cNvPicPr/>
+                    <pic:cNvPr id="0" name="Picture 38"/>
+                    <pic:cNvPicPr>
+                      <a:picLocks noChangeAspect="1" noChangeArrowheads="1"/>
+                    </pic:cNvPicPr>
                   </pic:nvPicPr>
                   <pic:blipFill>
                     <a:blip r:embed="rId69">
                       <a:extLst>
                         <a:ext uri="{28A0092B-C50C-407E-A947-70E740481C1C}">
-                          <a14:useLocalDpi xmlns:a14="http://schemas.microsoft.com/office/drawing/2010/main"/>
+                          <a14:useLocalDpi xmlns:a14="http://schemas.microsoft.com/office/drawing/2010/main" val="0"/>
                         </a:ext>
                       </a:extLst>
                     </a:blip>
+                    <a:srcRect/>
                     <a:stretch>
                       <a:fillRect/>
                     </a:stretch>
                   </pic:blipFill>
-                  <pic:spPr>
+                  <pic:spPr bwMode="auto">
                     <a:xfrm>
                       <a:off x="0" y="0"/>
-                      <a:ext cx="4752511" cy="3045154"/>
+                      <a:ext cx="4627407" cy="2977441"/>
                     </a:xfrm>
                     <a:prstGeom prst="rect">
                       <a:avLst/>
                     </a:prstGeom>
+                    <a:noFill/>
+                    <a:ln>
+                      <a:noFill/>
+                    </a:ln>
                   </pic:spPr>
                 </pic:pic>
               </a:graphicData>
@@ -45203,22 +46532,55 @@
       </w:r>
     </w:p>
     <w:p>
-      <w:r>
-        <w:t>Fig 22.0 - Registrazione Prestito di una copia prenotata</w:t>
-      </w:r>
-    </w:p>
-    <w:p/>
-    <w:p>
-      <w:r>
-        <w:rPr>
+      <w:pPr>
+        <w:widowControl/>
+        <w:suppressAutoHyphens w:val="0"/>
+        <w:rPr>
+          <w:rFonts w:asciiTheme="minorHAnsi" w:hAnsiTheme="minorHAnsi"/>
+          <w:b/>
+          <w:bCs/>
+          <w:sz w:val="28"/>
+          <w:szCs w:val="28"/>
+        </w:rPr>
+      </w:pPr>
+      <w:r>
+        <w:rPr>
+          <w:rFonts w:asciiTheme="minorHAnsi" w:hAnsiTheme="minorHAnsi"/>
+          <w:b/>
+          <w:bCs/>
+          <w:sz w:val="28"/>
+          <w:szCs w:val="28"/>
+        </w:rPr>
+        <w:t>M34 – Pagina informazioni lettore registrato</w:t>
+      </w:r>
+    </w:p>
+    <w:p>
+      <w:pPr>
+        <w:widowControl/>
+        <w:suppressAutoHyphens w:val="0"/>
+        <w:rPr>
+          <w:rFonts w:asciiTheme="minorHAnsi" w:hAnsiTheme="minorHAnsi"/>
+          <w:b/>
+          <w:bCs/>
+          <w:sz w:val="28"/>
+          <w:szCs w:val="28"/>
+        </w:rPr>
+      </w:pPr>
+      <w:r>
+        <w:rPr>
+          <w:rFonts w:asciiTheme="minorHAnsi" w:hAnsiTheme="minorHAnsi"/>
+          <w:b/>
+          <w:bCs/>
           <w:noProof/>
+          <w:sz w:val="28"/>
+          <w:szCs w:val="28"/>
         </w:rPr>
         <w:lastRenderedPageBreak/>
         <w:drawing>
-          <wp:inline distT="0" distB="0" distL="0" distR="0" wp14:anchorId="64C6F822" wp14:editId="46E3FDE8">
-            <wp:extent cx="4865299" cy="3087159"/>
-            <wp:effectExtent l="0" t="0" r="0" b="0"/>
-            <wp:docPr id="1570141137" name="drawing"/>
+          <wp:inline distT="0" distB="0" distL="0" distR="0" wp14:anchorId="33500659" wp14:editId="1B1BF2E4">
+            <wp:extent cx="4687646" cy="3040083"/>
+            <wp:effectExtent l="0" t="0" r="0" b="8255"/>
+            <wp:docPr id="1190810263" name="Picture 39"/>
             <wp:cNvGraphicFramePr>
               <a:graphicFrameLocks xmlns:a="http://schemas.openxmlformats.org/drawingml/2006/main" noChangeAspect="1"/>
             </wp:cNvGraphicFramePr>
@@ -45226,29 +46588,36 @@
               <a:graphicData uri="http://schemas.openxmlformats.org/drawingml/2006/picture">
                 <pic:pic xmlns:pic="http://schemas.openxmlformats.org/drawingml/2006/picture">
                   <pic:nvPicPr>
-                    <pic:cNvPr id="1570141137" name="Picture 1570141137"/>
-                    <pic:cNvPicPr/>
+                    <pic:cNvPr id="0" name="Picture 39"/>
+                    <pic:cNvPicPr>
+                      <a:picLocks noChangeAspect="1" noChangeArrowheads="1"/>
+                    </pic:cNvPicPr>
                   </pic:nvPicPr>
                   <pic:blipFill>
                     <a:blip r:embed="rId70">
                       <a:extLst>
                         <a:ext uri="{28A0092B-C50C-407E-A947-70E740481C1C}">
-                          <a14:useLocalDpi xmlns:a14="http://schemas.microsoft.com/office/drawing/2010/main"/>
+                          <a14:useLocalDpi xmlns:a14="http://schemas.microsoft.com/office/drawing/2010/main" val="0"/>
                         </a:ext>
                       </a:extLst>
                     </a:blip>
+                    <a:srcRect/>
                     <a:stretch>
                       <a:fillRect/>
                     </a:stretch>
                   </pic:blipFill>
-                  <pic:spPr>
+                  <pic:spPr bwMode="auto">
                     <a:xfrm>
                       <a:off x="0" y="0"/>
-                      <a:ext cx="4877098" cy="3094646"/>
+                      <a:ext cx="4702088" cy="3049449"/>
                     </a:xfrm>
                     <a:prstGeom prst="rect">
                       <a:avLst/>
                     </a:prstGeom>
+                    <a:noFill/>
+                    <a:ln>
+                      <a:noFill/>
+                    </a:ln>
                   </pic:spPr>
                 </pic:pic>
               </a:graphicData>
@@ -45258,21 +46627,27 @@
       </w:r>
     </w:p>
     <w:p>
-      <w:r>
-        <w:t>Fig 23.0 - Registrando Restituzione Prestito</w:t>
-      </w:r>
-    </w:p>
-    <w:p/>
-    <w:p>
-      <w:pPr>
-        <w:rPr>
-          <w:rFonts w:asciiTheme="minorHAnsi" w:hAnsiTheme="minorHAnsi"/>
-          <w:b/>
-          <w:bCs/>
-          <w:sz w:val="28"/>
-          <w:szCs w:val="28"/>
-        </w:rPr>
-      </w:pPr>
+      <w:pPr>
+        <w:widowControl/>
+        <w:suppressAutoHyphens w:val="0"/>
+        <w:rPr>
+          <w:rFonts w:asciiTheme="minorHAnsi" w:hAnsiTheme="minorHAnsi"/>
+          <w:b/>
+          <w:bCs/>
+          <w:sz w:val="28"/>
+          <w:szCs w:val="28"/>
+        </w:rPr>
+      </w:pPr>
+      <w:r>
+        <w:rPr>
+          <w:rFonts w:asciiTheme="minorHAnsi" w:hAnsiTheme="minorHAnsi"/>
+          <w:b/>
+          <w:bCs/>
+          <w:sz w:val="28"/>
+          <w:szCs w:val="28"/>
+        </w:rPr>
+        <w:t>M35 – Pagina informazioni lettore sospeso</w:t>
+      </w:r>
       <w:r>
         <w:rPr>
           <w:rFonts w:asciiTheme="minorHAnsi" w:hAnsiTheme="minorHAnsi"/>
@@ -45281,21 +46656,12 @@
           <w:noProof/>
           <w:sz w:val="28"/>
           <w:szCs w:val="28"/>
-          <w:lang w:val="en-US"/>
         </w:rPr>
         <w:drawing>
-          <wp:anchor distT="0" distB="0" distL="114300" distR="114300" simplePos="0" relativeHeight="251687936" behindDoc="0" locked="0" layoutInCell="1" allowOverlap="1" wp14:anchorId="76F304A9" wp14:editId="1FC63148">
-            <wp:simplePos x="0" y="0"/>
-            <wp:positionH relativeFrom="margin">
-              <wp:align>left</wp:align>
-            </wp:positionH>
-            <wp:positionV relativeFrom="paragraph">
-              <wp:posOffset>3642360</wp:posOffset>
-            </wp:positionV>
-            <wp:extent cx="5201285" cy="4373245"/>
-            <wp:effectExtent l="0" t="0" r="0" b="8255"/>
-            <wp:wrapSquare wrapText="bothSides"/>
-            <wp:docPr id="1902584762" name="Picture 1"/>
+          <wp:inline distT="0" distB="0" distL="0" distR="0" wp14:anchorId="7BAFE93E" wp14:editId="4EFEA670">
+            <wp:extent cx="4672656" cy="3004457"/>
+            <wp:effectExtent l="0" t="0" r="0" b="5715"/>
+            <wp:docPr id="335572169" name="Picture 40"/>
             <wp:cNvGraphicFramePr>
               <a:graphicFrameLocks xmlns:a="http://schemas.openxmlformats.org/drawingml/2006/main" noChangeAspect="1"/>
             </wp:cNvGraphicFramePr>
@@ -45303,7 +46669,7 @@
               <a:graphicData uri="http://schemas.openxmlformats.org/drawingml/2006/picture">
                 <pic:pic xmlns:pic="http://schemas.openxmlformats.org/drawingml/2006/picture">
                   <pic:nvPicPr>
-                    <pic:cNvPr id="0" name="Picture 1"/>
+                    <pic:cNvPr id="0" name="Picture 40"/>
                     <pic:cNvPicPr>
                       <a:picLocks noChangeAspect="1" noChangeArrowheads="1"/>
                     </pic:cNvPicPr>
@@ -45324,7 +46690,7 @@
                   <pic:spPr bwMode="auto">
                     <a:xfrm>
                       <a:off x="0" y="0"/>
-                      <a:ext cx="5201285" cy="4373245"/>
+                      <a:ext cx="4680907" cy="3009762"/>
                     </a:xfrm>
                     <a:prstGeom prst="rect">
                       <a:avLst/>
@@ -45337,15 +46703,1770 @@
                 </pic:pic>
               </a:graphicData>
             </a:graphic>
-            <wp14:sizeRelH relativeFrom="margin">
-              <wp14:pctWidth>0</wp14:pctWidth>
-            </wp14:sizeRelH>
-            <wp14:sizeRelV relativeFrom="margin">
-              <wp14:pctHeight>0</wp14:pctHeight>
-            </wp14:sizeRelV>
-          </wp:anchor>
+          </wp:inline>
         </w:drawing>
       </w:r>
+    </w:p>
+    <w:p>
+      <w:pPr>
+        <w:widowControl/>
+        <w:suppressAutoHyphens w:val="0"/>
+        <w:rPr>
+          <w:rFonts w:asciiTheme="minorHAnsi" w:hAnsiTheme="minorHAnsi"/>
+          <w:b/>
+          <w:bCs/>
+          <w:sz w:val="28"/>
+          <w:szCs w:val="28"/>
+        </w:rPr>
+      </w:pPr>
+      <w:r>
+        <w:rPr>
+          <w:rFonts w:asciiTheme="minorHAnsi" w:hAnsiTheme="minorHAnsi"/>
+          <w:b/>
+          <w:bCs/>
+          <w:sz w:val="28"/>
+          <w:szCs w:val="28"/>
+        </w:rPr>
+        <w:t>M36 – Pagina modifica lettore</w:t>
+      </w:r>
+    </w:p>
+    <w:p>
+      <w:pPr>
+        <w:widowControl/>
+        <w:suppressAutoHyphens w:val="0"/>
+        <w:rPr>
+          <w:rFonts w:asciiTheme="minorHAnsi" w:hAnsiTheme="minorHAnsi"/>
+          <w:b/>
+          <w:bCs/>
+          <w:sz w:val="28"/>
+          <w:szCs w:val="28"/>
+        </w:rPr>
+      </w:pPr>
+      <w:r>
+        <w:rPr>
+          <w:rFonts w:asciiTheme="minorHAnsi" w:hAnsiTheme="minorHAnsi"/>
+          <w:b/>
+          <w:bCs/>
+          <w:noProof/>
+          <w:sz w:val="28"/>
+          <w:szCs w:val="28"/>
+        </w:rPr>
+        <w:lastRenderedPageBreak/>
+        <w:drawing>
+          <wp:inline distT="0" distB="0" distL="0" distR="0" wp14:anchorId="66B62C51" wp14:editId="74CA6196">
+            <wp:extent cx="4659142" cy="3040083"/>
+            <wp:effectExtent l="0" t="0" r="8255" b="8255"/>
+            <wp:docPr id="1105922954" name="Picture 41"/>
+            <wp:cNvGraphicFramePr>
+              <a:graphicFrameLocks xmlns:a="http://schemas.openxmlformats.org/drawingml/2006/main" noChangeAspect="1"/>
+            </wp:cNvGraphicFramePr>
+            <a:graphic xmlns:a="http://schemas.openxmlformats.org/drawingml/2006/main">
+              <a:graphicData uri="http://schemas.openxmlformats.org/drawingml/2006/picture">
+                <pic:pic xmlns:pic="http://schemas.openxmlformats.org/drawingml/2006/picture">
+                  <pic:nvPicPr>
+                    <pic:cNvPr id="0" name="Picture 41"/>
+                    <pic:cNvPicPr>
+                      <a:picLocks noChangeAspect="1" noChangeArrowheads="1"/>
+                    </pic:cNvPicPr>
+                  </pic:nvPicPr>
+                  <pic:blipFill>
+                    <a:blip r:embed="rId72">
+                      <a:extLst>
+                        <a:ext uri="{28A0092B-C50C-407E-A947-70E740481C1C}">
+                          <a14:useLocalDpi xmlns:a14="http://schemas.microsoft.com/office/drawing/2010/main" val="0"/>
+                        </a:ext>
+                      </a:extLst>
+                    </a:blip>
+                    <a:srcRect/>
+                    <a:stretch>
+                      <a:fillRect/>
+                    </a:stretch>
+                  </pic:blipFill>
+                  <pic:spPr bwMode="auto">
+                    <a:xfrm>
+                      <a:off x="0" y="0"/>
+                      <a:ext cx="4665019" cy="3043917"/>
+                    </a:xfrm>
+                    <a:prstGeom prst="rect">
+                      <a:avLst/>
+                    </a:prstGeom>
+                    <a:noFill/>
+                    <a:ln>
+                      <a:noFill/>
+                    </a:ln>
+                  </pic:spPr>
+                </pic:pic>
+              </a:graphicData>
+            </a:graphic>
+          </wp:inline>
+        </w:drawing>
+      </w:r>
+    </w:p>
+    <w:p>
+      <w:pPr>
+        <w:widowControl/>
+        <w:suppressAutoHyphens w:val="0"/>
+        <w:rPr>
+          <w:rFonts w:asciiTheme="minorHAnsi" w:hAnsiTheme="minorHAnsi"/>
+          <w:b/>
+          <w:bCs/>
+          <w:sz w:val="28"/>
+          <w:szCs w:val="28"/>
+        </w:rPr>
+      </w:pPr>
+      <w:r>
+        <w:rPr>
+          <w:rFonts w:asciiTheme="minorHAnsi" w:hAnsiTheme="minorHAnsi"/>
+          <w:b/>
+          <w:bCs/>
+          <w:sz w:val="28"/>
+          <w:szCs w:val="28"/>
+        </w:rPr>
+        <w:t>M36 – Pagina modifica lettore</w:t>
+      </w:r>
+      <w:r>
+        <w:rPr>
+          <w:rFonts w:asciiTheme="minorHAnsi" w:hAnsiTheme="minorHAnsi"/>
+          <w:b/>
+          <w:bCs/>
+          <w:sz w:val="28"/>
+          <w:szCs w:val="28"/>
+        </w:rPr>
+        <w:t>, successo</w:t>
+      </w:r>
+    </w:p>
+    <w:p>
+      <w:pPr>
+        <w:widowControl/>
+        <w:suppressAutoHyphens w:val="0"/>
+        <w:rPr>
+          <w:rFonts w:asciiTheme="minorHAnsi" w:hAnsiTheme="minorHAnsi"/>
+          <w:b/>
+          <w:bCs/>
+          <w:sz w:val="28"/>
+          <w:szCs w:val="28"/>
+        </w:rPr>
+      </w:pPr>
+      <w:r>
+        <w:rPr>
+          <w:rFonts w:asciiTheme="minorHAnsi" w:hAnsiTheme="minorHAnsi"/>
+          <w:b/>
+          <w:bCs/>
+          <w:noProof/>
+          <w:sz w:val="28"/>
+          <w:szCs w:val="28"/>
+        </w:rPr>
+        <w:drawing>
+          <wp:inline distT="0" distB="0" distL="0" distR="0" wp14:anchorId="6DC529B9" wp14:editId="53C86DDB">
+            <wp:extent cx="4619237" cy="3040083"/>
+            <wp:effectExtent l="0" t="0" r="0" b="8255"/>
+            <wp:docPr id="990704494" name="Picture 42"/>
+            <wp:cNvGraphicFramePr>
+              <a:graphicFrameLocks xmlns:a="http://schemas.openxmlformats.org/drawingml/2006/main" noChangeAspect="1"/>
+            </wp:cNvGraphicFramePr>
+            <a:graphic xmlns:a="http://schemas.openxmlformats.org/drawingml/2006/main">
+              <a:graphicData uri="http://schemas.openxmlformats.org/drawingml/2006/picture">
+                <pic:pic xmlns:pic="http://schemas.openxmlformats.org/drawingml/2006/picture">
+                  <pic:nvPicPr>
+                    <pic:cNvPr id="0" name="Picture 42"/>
+                    <pic:cNvPicPr>
+                      <a:picLocks noChangeAspect="1" noChangeArrowheads="1"/>
+                    </pic:cNvPicPr>
+                  </pic:nvPicPr>
+                  <pic:blipFill>
+                    <a:blip r:embed="rId73">
+                      <a:extLst>
+                        <a:ext uri="{28A0092B-C50C-407E-A947-70E740481C1C}">
+                          <a14:useLocalDpi xmlns:a14="http://schemas.microsoft.com/office/drawing/2010/main" val="0"/>
+                        </a:ext>
+                      </a:extLst>
+                    </a:blip>
+                    <a:srcRect/>
+                    <a:stretch>
+                      <a:fillRect/>
+                    </a:stretch>
+                  </pic:blipFill>
+                  <pic:spPr bwMode="auto">
+                    <a:xfrm>
+                      <a:off x="0" y="0"/>
+                      <a:ext cx="4622542" cy="3042258"/>
+                    </a:xfrm>
+                    <a:prstGeom prst="rect">
+                      <a:avLst/>
+                    </a:prstGeom>
+                    <a:noFill/>
+                    <a:ln>
+                      <a:noFill/>
+                    </a:ln>
+                  </pic:spPr>
+                </pic:pic>
+              </a:graphicData>
+            </a:graphic>
+          </wp:inline>
+        </w:drawing>
+      </w:r>
+    </w:p>
+    <w:p>
+      <w:pPr>
+        <w:widowControl/>
+        <w:suppressAutoHyphens w:val="0"/>
+        <w:rPr>
+          <w:rFonts w:asciiTheme="minorHAnsi" w:hAnsiTheme="minorHAnsi"/>
+          <w:b/>
+          <w:bCs/>
+          <w:sz w:val="28"/>
+          <w:szCs w:val="28"/>
+        </w:rPr>
+      </w:pPr>
+      <w:r>
+        <w:rPr>
+          <w:rFonts w:asciiTheme="minorHAnsi" w:hAnsiTheme="minorHAnsi"/>
+          <w:b/>
+          <w:bCs/>
+          <w:sz w:val="28"/>
+          <w:szCs w:val="28"/>
+        </w:rPr>
+        <w:t>M37 – Pagina modifica lettore, informazioni non valide</w:t>
+      </w:r>
+    </w:p>
+    <w:p>
+      <w:pPr>
+        <w:widowControl/>
+        <w:suppressAutoHyphens w:val="0"/>
+        <w:rPr>
+          <w:rFonts w:asciiTheme="minorHAnsi" w:hAnsiTheme="minorHAnsi"/>
+          <w:b/>
+          <w:bCs/>
+          <w:sz w:val="28"/>
+          <w:szCs w:val="28"/>
+        </w:rPr>
+      </w:pPr>
+      <w:r>
+        <w:rPr>
+          <w:rFonts w:asciiTheme="minorHAnsi" w:hAnsiTheme="minorHAnsi"/>
+          <w:b/>
+          <w:bCs/>
+          <w:noProof/>
+          <w:sz w:val="28"/>
+          <w:szCs w:val="28"/>
+        </w:rPr>
+        <w:lastRenderedPageBreak/>
+        <w:drawing>
+          <wp:inline distT="0" distB="0" distL="0" distR="0" wp14:anchorId="63CD8F60" wp14:editId="28740F8A">
+            <wp:extent cx="4488815" cy="2968625"/>
+            <wp:effectExtent l="0" t="0" r="6985" b="3175"/>
+            <wp:docPr id="1308173008" name="Picture 43"/>
+            <wp:cNvGraphicFramePr>
+              <a:graphicFrameLocks xmlns:a="http://schemas.openxmlformats.org/drawingml/2006/main" noChangeAspect="1"/>
+            </wp:cNvGraphicFramePr>
+            <a:graphic xmlns:a="http://schemas.openxmlformats.org/drawingml/2006/main">
+              <a:graphicData uri="http://schemas.openxmlformats.org/drawingml/2006/picture">
+                <pic:pic xmlns:pic="http://schemas.openxmlformats.org/drawingml/2006/picture">
+                  <pic:nvPicPr>
+                    <pic:cNvPr id="0" name="Picture 43"/>
+                    <pic:cNvPicPr>
+                      <a:picLocks noChangeAspect="1" noChangeArrowheads="1"/>
+                    </pic:cNvPicPr>
+                  </pic:nvPicPr>
+                  <pic:blipFill>
+                    <a:blip r:embed="rId74">
+                      <a:extLst>
+                        <a:ext uri="{28A0092B-C50C-407E-A947-70E740481C1C}">
+                          <a14:useLocalDpi xmlns:a14="http://schemas.microsoft.com/office/drawing/2010/main" val="0"/>
+                        </a:ext>
+                      </a:extLst>
+                    </a:blip>
+                    <a:srcRect/>
+                    <a:stretch>
+                      <a:fillRect/>
+                    </a:stretch>
+                  </pic:blipFill>
+                  <pic:spPr bwMode="auto">
+                    <a:xfrm>
+                      <a:off x="0" y="0"/>
+                      <a:ext cx="4488815" cy="2968625"/>
+                    </a:xfrm>
+                    <a:prstGeom prst="rect">
+                      <a:avLst/>
+                    </a:prstGeom>
+                    <a:noFill/>
+                    <a:ln>
+                      <a:noFill/>
+                    </a:ln>
+                  </pic:spPr>
+                </pic:pic>
+              </a:graphicData>
+            </a:graphic>
+          </wp:inline>
+        </w:drawing>
+      </w:r>
+    </w:p>
+    <w:p>
+      <w:pPr>
+        <w:widowControl/>
+        <w:suppressAutoHyphens w:val="0"/>
+        <w:rPr>
+          <w:rFonts w:asciiTheme="minorHAnsi" w:hAnsiTheme="minorHAnsi"/>
+          <w:b/>
+          <w:bCs/>
+          <w:sz w:val="28"/>
+          <w:szCs w:val="28"/>
+        </w:rPr>
+      </w:pPr>
+      <w:r>
+        <w:rPr>
+          <w:rFonts w:asciiTheme="minorHAnsi" w:hAnsiTheme="minorHAnsi"/>
+          <w:b/>
+          <w:bCs/>
+          <w:sz w:val="28"/>
+          <w:szCs w:val="28"/>
+        </w:rPr>
+        <w:t>M38 – Pagina modifica lettore, reset password</w:t>
+      </w:r>
+      <w:r>
+        <w:rPr>
+          <w:rFonts w:asciiTheme="minorHAnsi" w:hAnsiTheme="minorHAnsi"/>
+          <w:b/>
+          <w:bCs/>
+          <w:noProof/>
+          <w:sz w:val="28"/>
+          <w:szCs w:val="28"/>
+        </w:rPr>
+        <w:drawing>
+          <wp:inline distT="0" distB="0" distL="0" distR="0" wp14:anchorId="6BE7A79B" wp14:editId="26ABF733">
+            <wp:extent cx="4506912" cy="2909455"/>
+            <wp:effectExtent l="0" t="0" r="8255" b="5715"/>
+            <wp:docPr id="856066084" name="Picture 44"/>
+            <wp:cNvGraphicFramePr>
+              <a:graphicFrameLocks xmlns:a="http://schemas.openxmlformats.org/drawingml/2006/main" noChangeAspect="1"/>
+            </wp:cNvGraphicFramePr>
+            <a:graphic xmlns:a="http://schemas.openxmlformats.org/drawingml/2006/main">
+              <a:graphicData uri="http://schemas.openxmlformats.org/drawingml/2006/picture">
+                <pic:pic xmlns:pic="http://schemas.openxmlformats.org/drawingml/2006/picture">
+                  <pic:nvPicPr>
+                    <pic:cNvPr id="0" name="Picture 44"/>
+                    <pic:cNvPicPr>
+                      <a:picLocks noChangeAspect="1" noChangeArrowheads="1"/>
+                    </pic:cNvPicPr>
+                  </pic:nvPicPr>
+                  <pic:blipFill>
+                    <a:blip r:embed="rId75">
+                      <a:extLst>
+                        <a:ext uri="{28A0092B-C50C-407E-A947-70E740481C1C}">
+                          <a14:useLocalDpi xmlns:a14="http://schemas.microsoft.com/office/drawing/2010/main" val="0"/>
+                        </a:ext>
+                      </a:extLst>
+                    </a:blip>
+                    <a:srcRect/>
+                    <a:stretch>
+                      <a:fillRect/>
+                    </a:stretch>
+                  </pic:blipFill>
+                  <pic:spPr bwMode="auto">
+                    <a:xfrm>
+                      <a:off x="0" y="0"/>
+                      <a:ext cx="4511445" cy="2912382"/>
+                    </a:xfrm>
+                    <a:prstGeom prst="rect">
+                      <a:avLst/>
+                    </a:prstGeom>
+                    <a:noFill/>
+                    <a:ln>
+                      <a:noFill/>
+                    </a:ln>
+                  </pic:spPr>
+                </pic:pic>
+              </a:graphicData>
+            </a:graphic>
+          </wp:inline>
+        </w:drawing>
+      </w:r>
+    </w:p>
+    <w:p>
+      <w:pPr>
+        <w:widowControl/>
+        <w:suppressAutoHyphens w:val="0"/>
+        <w:rPr>
+          <w:rFonts w:asciiTheme="minorHAnsi" w:hAnsiTheme="minorHAnsi"/>
+          <w:b/>
+          <w:bCs/>
+          <w:sz w:val="28"/>
+          <w:szCs w:val="28"/>
+        </w:rPr>
+      </w:pPr>
+      <w:r>
+        <w:rPr>
+          <w:rFonts w:asciiTheme="minorHAnsi" w:hAnsiTheme="minorHAnsi"/>
+          <w:b/>
+          <w:bCs/>
+          <w:sz w:val="28"/>
+          <w:szCs w:val="28"/>
+        </w:rPr>
+        <w:t>M39 – Pagina gestione prestiti</w:t>
+      </w:r>
+    </w:p>
+    <w:p>
+      <w:pPr>
+        <w:widowControl/>
+        <w:suppressAutoHyphens w:val="0"/>
+        <w:rPr>
+          <w:rFonts w:asciiTheme="minorHAnsi" w:hAnsiTheme="minorHAnsi"/>
+          <w:b/>
+          <w:bCs/>
+          <w:sz w:val="28"/>
+          <w:szCs w:val="28"/>
+        </w:rPr>
+      </w:pPr>
+      <w:r>
+        <w:rPr>
+          <w:rFonts w:asciiTheme="minorHAnsi" w:hAnsiTheme="minorHAnsi"/>
+          <w:b/>
+          <w:bCs/>
+          <w:noProof/>
+          <w:sz w:val="28"/>
+          <w:szCs w:val="28"/>
+        </w:rPr>
+        <w:lastRenderedPageBreak/>
+        <w:drawing>
+          <wp:inline distT="0" distB="0" distL="0" distR="0" wp14:anchorId="703C161F" wp14:editId="6E2D6605">
+            <wp:extent cx="4408747" cy="2826327"/>
+            <wp:effectExtent l="0" t="0" r="0" b="0"/>
+            <wp:docPr id="220241271" name="Picture 45"/>
+            <wp:cNvGraphicFramePr>
+              <a:graphicFrameLocks xmlns:a="http://schemas.openxmlformats.org/drawingml/2006/main" noChangeAspect="1"/>
+            </wp:cNvGraphicFramePr>
+            <a:graphic xmlns:a="http://schemas.openxmlformats.org/drawingml/2006/main">
+              <a:graphicData uri="http://schemas.openxmlformats.org/drawingml/2006/picture">
+                <pic:pic xmlns:pic="http://schemas.openxmlformats.org/drawingml/2006/picture">
+                  <pic:nvPicPr>
+                    <pic:cNvPr id="0" name="Picture 45"/>
+                    <pic:cNvPicPr>
+                      <a:picLocks noChangeAspect="1" noChangeArrowheads="1"/>
+                    </pic:cNvPicPr>
+                  </pic:nvPicPr>
+                  <pic:blipFill>
+                    <a:blip r:embed="rId76">
+                      <a:extLst>
+                        <a:ext uri="{28A0092B-C50C-407E-A947-70E740481C1C}">
+                          <a14:useLocalDpi xmlns:a14="http://schemas.microsoft.com/office/drawing/2010/main" val="0"/>
+                        </a:ext>
+                      </a:extLst>
+                    </a:blip>
+                    <a:srcRect/>
+                    <a:stretch>
+                      <a:fillRect/>
+                    </a:stretch>
+                  </pic:blipFill>
+                  <pic:spPr bwMode="auto">
+                    <a:xfrm>
+                      <a:off x="0" y="0"/>
+                      <a:ext cx="4419901" cy="2833477"/>
+                    </a:xfrm>
+                    <a:prstGeom prst="rect">
+                      <a:avLst/>
+                    </a:prstGeom>
+                    <a:noFill/>
+                    <a:ln>
+                      <a:noFill/>
+                    </a:ln>
+                  </pic:spPr>
+                </pic:pic>
+              </a:graphicData>
+            </a:graphic>
+          </wp:inline>
+        </w:drawing>
+      </w:r>
+    </w:p>
+    <w:p>
+      <w:pPr>
+        <w:widowControl/>
+        <w:suppressAutoHyphens w:val="0"/>
+        <w:rPr>
+          <w:rFonts w:asciiTheme="minorHAnsi" w:hAnsiTheme="minorHAnsi"/>
+          <w:b/>
+          <w:bCs/>
+          <w:sz w:val="28"/>
+          <w:szCs w:val="28"/>
+        </w:rPr>
+      </w:pPr>
+      <w:r>
+        <w:rPr>
+          <w:rFonts w:asciiTheme="minorHAnsi" w:hAnsiTheme="minorHAnsi"/>
+          <w:b/>
+          <w:bCs/>
+          <w:sz w:val="28"/>
+          <w:szCs w:val="28"/>
+        </w:rPr>
+        <w:t>M40 – Pagina delle copie disponibili per il prestito</w:t>
+      </w:r>
+      <w:r>
+        <w:rPr>
+          <w:rFonts w:asciiTheme="minorHAnsi" w:hAnsiTheme="minorHAnsi"/>
+          <w:b/>
+          <w:bCs/>
+          <w:noProof/>
+          <w:sz w:val="28"/>
+          <w:szCs w:val="28"/>
+        </w:rPr>
+        <w:drawing>
+          <wp:inline distT="0" distB="0" distL="0" distR="0" wp14:anchorId="5B8CD5FF" wp14:editId="3C6ACF8E">
+            <wp:extent cx="4381995" cy="2846561"/>
+            <wp:effectExtent l="0" t="0" r="0" b="0"/>
+            <wp:docPr id="753930426" name="Picture 46"/>
+            <wp:cNvGraphicFramePr>
+              <a:graphicFrameLocks xmlns:a="http://schemas.openxmlformats.org/drawingml/2006/main" noChangeAspect="1"/>
+            </wp:cNvGraphicFramePr>
+            <a:graphic xmlns:a="http://schemas.openxmlformats.org/drawingml/2006/main">
+              <a:graphicData uri="http://schemas.openxmlformats.org/drawingml/2006/picture">
+                <pic:pic xmlns:pic="http://schemas.openxmlformats.org/drawingml/2006/picture">
+                  <pic:nvPicPr>
+                    <pic:cNvPr id="0" name="Picture 46"/>
+                    <pic:cNvPicPr>
+                      <a:picLocks noChangeAspect="1" noChangeArrowheads="1"/>
+                    </pic:cNvPicPr>
+                  </pic:nvPicPr>
+                  <pic:blipFill>
+                    <a:blip r:embed="rId77">
+                      <a:extLst>
+                        <a:ext uri="{28A0092B-C50C-407E-A947-70E740481C1C}">
+                          <a14:useLocalDpi xmlns:a14="http://schemas.microsoft.com/office/drawing/2010/main" val="0"/>
+                        </a:ext>
+                      </a:extLst>
+                    </a:blip>
+                    <a:srcRect/>
+                    <a:stretch>
+                      <a:fillRect/>
+                    </a:stretch>
+                  </pic:blipFill>
+                  <pic:spPr bwMode="auto">
+                    <a:xfrm>
+                      <a:off x="0" y="0"/>
+                      <a:ext cx="4392988" cy="2853702"/>
+                    </a:xfrm>
+                    <a:prstGeom prst="rect">
+                      <a:avLst/>
+                    </a:prstGeom>
+                    <a:noFill/>
+                    <a:ln>
+                      <a:noFill/>
+                    </a:ln>
+                  </pic:spPr>
+                </pic:pic>
+              </a:graphicData>
+            </a:graphic>
+          </wp:inline>
+        </w:drawing>
+      </w:r>
+    </w:p>
+    <w:p>
+      <w:pPr>
+        <w:widowControl/>
+        <w:suppressAutoHyphens w:val="0"/>
+        <w:rPr>
+          <w:rFonts w:asciiTheme="minorHAnsi" w:hAnsiTheme="minorHAnsi"/>
+          <w:b/>
+          <w:bCs/>
+          <w:sz w:val="28"/>
+          <w:szCs w:val="28"/>
+        </w:rPr>
+      </w:pPr>
+      <w:r>
+        <w:rPr>
+          <w:rFonts w:asciiTheme="minorHAnsi" w:hAnsiTheme="minorHAnsi"/>
+          <w:b/>
+          <w:bCs/>
+          <w:sz w:val="28"/>
+          <w:szCs w:val="28"/>
+        </w:rPr>
+        <w:t>M41 – Pagina delle copie disponibili per il prestito, nessuna copia</w:t>
+      </w:r>
+      <w:r>
+        <w:rPr>
+          <w:rFonts w:asciiTheme="minorHAnsi" w:hAnsiTheme="minorHAnsi"/>
+          <w:b/>
+          <w:bCs/>
+          <w:sz w:val="28"/>
+          <w:szCs w:val="28"/>
+        </w:rPr>
+        <w:t xml:space="preserve"> disponibile</w:t>
+      </w:r>
+    </w:p>
+    <w:p>
+      <w:pPr>
+        <w:widowControl/>
+        <w:suppressAutoHyphens w:val="0"/>
+        <w:rPr>
+          <w:rFonts w:asciiTheme="minorHAnsi" w:hAnsiTheme="minorHAnsi"/>
+          <w:b/>
+          <w:bCs/>
+          <w:sz w:val="28"/>
+          <w:szCs w:val="28"/>
+        </w:rPr>
+      </w:pPr>
+      <w:r>
+        <w:rPr>
+          <w:rFonts w:asciiTheme="minorHAnsi" w:hAnsiTheme="minorHAnsi"/>
+          <w:b/>
+          <w:bCs/>
+          <w:noProof/>
+          <w:sz w:val="28"/>
+          <w:szCs w:val="28"/>
+        </w:rPr>
+        <w:lastRenderedPageBreak/>
+        <w:drawing>
+          <wp:inline distT="0" distB="0" distL="0" distR="0" wp14:anchorId="7921A578" wp14:editId="36BFF624">
+            <wp:extent cx="4627400" cy="2992582"/>
+            <wp:effectExtent l="0" t="0" r="1905" b="0"/>
+            <wp:docPr id="1331168632" name="Picture 47"/>
+            <wp:cNvGraphicFramePr>
+              <a:graphicFrameLocks xmlns:a="http://schemas.openxmlformats.org/drawingml/2006/main" noChangeAspect="1"/>
+            </wp:cNvGraphicFramePr>
+            <a:graphic xmlns:a="http://schemas.openxmlformats.org/drawingml/2006/main">
+              <a:graphicData uri="http://schemas.openxmlformats.org/drawingml/2006/picture">
+                <pic:pic xmlns:pic="http://schemas.openxmlformats.org/drawingml/2006/picture">
+                  <pic:nvPicPr>
+                    <pic:cNvPr id="0" name="Picture 47"/>
+                    <pic:cNvPicPr>
+                      <a:picLocks noChangeAspect="1" noChangeArrowheads="1"/>
+                    </pic:cNvPicPr>
+                  </pic:nvPicPr>
+                  <pic:blipFill>
+                    <a:blip r:embed="rId78">
+                      <a:extLst>
+                        <a:ext uri="{28A0092B-C50C-407E-A947-70E740481C1C}">
+                          <a14:useLocalDpi xmlns:a14="http://schemas.microsoft.com/office/drawing/2010/main" val="0"/>
+                        </a:ext>
+                      </a:extLst>
+                    </a:blip>
+                    <a:srcRect/>
+                    <a:stretch>
+                      <a:fillRect/>
+                    </a:stretch>
+                  </pic:blipFill>
+                  <pic:spPr bwMode="auto">
+                    <a:xfrm>
+                      <a:off x="0" y="0"/>
+                      <a:ext cx="4633844" cy="2996750"/>
+                    </a:xfrm>
+                    <a:prstGeom prst="rect">
+                      <a:avLst/>
+                    </a:prstGeom>
+                    <a:noFill/>
+                    <a:ln>
+                      <a:noFill/>
+                    </a:ln>
+                  </pic:spPr>
+                </pic:pic>
+              </a:graphicData>
+            </a:graphic>
+          </wp:inline>
+        </w:drawing>
+      </w:r>
+    </w:p>
+    <w:p>
+      <w:pPr>
+        <w:widowControl/>
+        <w:suppressAutoHyphens w:val="0"/>
+        <w:rPr>
+          <w:rFonts w:asciiTheme="minorHAnsi" w:hAnsiTheme="minorHAnsi"/>
+          <w:b/>
+          <w:bCs/>
+          <w:sz w:val="28"/>
+          <w:szCs w:val="28"/>
+        </w:rPr>
+      </w:pPr>
+      <w:r>
+        <w:rPr>
+          <w:rFonts w:asciiTheme="minorHAnsi" w:hAnsiTheme="minorHAnsi"/>
+          <w:b/>
+          <w:bCs/>
+          <w:sz w:val="28"/>
+          <w:szCs w:val="28"/>
+        </w:rPr>
+        <w:t>M42 – Pagina compilazione prestito per una copia disponibile</w:t>
+      </w:r>
+    </w:p>
+    <w:p>
+      <w:pPr>
+        <w:widowControl/>
+        <w:suppressAutoHyphens w:val="0"/>
+        <w:rPr>
+          <w:rFonts w:asciiTheme="minorHAnsi" w:hAnsiTheme="minorHAnsi"/>
+          <w:b/>
+          <w:bCs/>
+          <w:sz w:val="28"/>
+          <w:szCs w:val="28"/>
+        </w:rPr>
+      </w:pPr>
+      <w:r>
+        <w:rPr>
+          <w:rFonts w:asciiTheme="minorHAnsi" w:hAnsiTheme="minorHAnsi"/>
+          <w:b/>
+          <w:bCs/>
+          <w:noProof/>
+          <w:sz w:val="28"/>
+          <w:szCs w:val="28"/>
+        </w:rPr>
+        <w:drawing>
+          <wp:inline distT="0" distB="0" distL="0" distR="0" wp14:anchorId="198163A7" wp14:editId="0435A4F3">
+            <wp:extent cx="4595750" cy="2989551"/>
+            <wp:effectExtent l="0" t="0" r="0" b="1905"/>
+            <wp:docPr id="1927247369" name="Picture 48"/>
+            <wp:cNvGraphicFramePr>
+              <a:graphicFrameLocks xmlns:a="http://schemas.openxmlformats.org/drawingml/2006/main" noChangeAspect="1"/>
+            </wp:cNvGraphicFramePr>
+            <a:graphic xmlns:a="http://schemas.openxmlformats.org/drawingml/2006/main">
+              <a:graphicData uri="http://schemas.openxmlformats.org/drawingml/2006/picture">
+                <pic:pic xmlns:pic="http://schemas.openxmlformats.org/drawingml/2006/picture">
+                  <pic:nvPicPr>
+                    <pic:cNvPr id="0" name="Picture 48"/>
+                    <pic:cNvPicPr>
+                      <a:picLocks noChangeAspect="1" noChangeArrowheads="1"/>
+                    </pic:cNvPicPr>
+                  </pic:nvPicPr>
+                  <pic:blipFill>
+                    <a:blip r:embed="rId79">
+                      <a:extLst>
+                        <a:ext uri="{28A0092B-C50C-407E-A947-70E740481C1C}">
+                          <a14:useLocalDpi xmlns:a14="http://schemas.microsoft.com/office/drawing/2010/main" val="0"/>
+                        </a:ext>
+                      </a:extLst>
+                    </a:blip>
+                    <a:srcRect/>
+                    <a:stretch>
+                      <a:fillRect/>
+                    </a:stretch>
+                  </pic:blipFill>
+                  <pic:spPr bwMode="auto">
+                    <a:xfrm>
+                      <a:off x="0" y="0"/>
+                      <a:ext cx="4625750" cy="3009066"/>
+                    </a:xfrm>
+                    <a:prstGeom prst="rect">
+                      <a:avLst/>
+     